--- a/data/outputs/v2/Maths/SS3.3_Vectors_I/Mathematics_Vectors_I_CBE_LessonSequence.docx
+++ b/data/outputs/v2/Maths/SS3.3_Vectors_I/Mathematics_Vectors_I_CBE_LessonSequence.docx
@@ -3652,7 +3652,7 @@
             <w:pPr>
               <w:spacing w:after="20" w:before="0"/>
             </w:pPr>
-            <w:hyperlink w:history="1" r:id="rId221o__xpxlywqfjn1nrni">
+            <w:hyperlink w:history="1" r:id="rIdunnngdtqbbpmmkfcpimbj">
               <w:r>
                 <w:rPr>
                   <w:rFonts w:ascii="Arial" w:cs="Arial" w:eastAsia="Arial" w:hAnsi="Arial"/>
@@ -3661,7 +3661,7 @@
                   <w:szCs w:val="16"/>
                   <w:u w:val="single" w:color="2E75B6"/>
                 </w:rPr>
-                <w:t xml:space="preserve">Scalar multiplication: component form</w:t>
+                <w:t xml:space="preserve">Intro to vectors and scalars</w:t>
               </w:r>
             </w:hyperlink>
           </w:p>
@@ -3685,7 +3685,7 @@
               <w:spacing w:after="10" w:before="0"/>
               <w:ind w:left="120"/>
             </w:pPr>
-            <w:hyperlink w:history="1" r:id="rIdorvirhbcogaygy1jc_eve">
+            <w:hyperlink w:history="1" r:id="rIdra5sb-bihtv8t-hrvjt_m">
               <w:r>
                 <w:rPr>
                   <w:rFonts w:ascii="Arial" w:cs="Arial" w:eastAsia="Arial" w:hAnsi="Arial"/>
@@ -3723,14 +3723,14 @@
                 <w:sz w:val="16"/>
                 <w:szCs w:val="16"/>
               </w:rPr>
-              <w:t xml:space="preserve">📖 HTML:</w:t>
+              <w:t xml:space="preserve">📖 EXERCISE:</w:t>
             </w:r>
           </w:p>
           <w:p>
             <w:pPr>
               <w:spacing w:after="20" w:before="0"/>
             </w:pPr>
-            <w:hyperlink w:history="1" r:id="rIdgm8pn7dq7vc2_ix56dpzp">
+            <w:hyperlink w:history="1" r:id="rIdihj5rxfbz0rxb5dgszvpk">
               <w:r>
                 <w:rPr>
                   <w:rFonts w:ascii="Arial" w:cs="Arial" w:eastAsia="Arial" w:hAnsi="Arial"/>
@@ -3739,7 +3739,7 @@
                   <w:szCs w:val="16"/>
                   <w:u w:val="single" w:color="2E75B6"/>
                 </w:rPr>
-                <w:t xml:space="preserve">Multiplying Matrices by a Scalar: Making Matrix Patterns (PLIX)</w:t>
+                <w:t xml:space="preserve">Add vectors: magnitude &amp; direction</w:t>
               </w:r>
             </w:hyperlink>
           </w:p>
@@ -3755,7 +3755,7 @@
                 <w:sz w:val="14"/>
                 <w:szCs w:val="14"/>
               </w:rPr>
-              <w:t xml:space="preserve">Source: CK-12</w:t>
+              <w:t xml:space="preserve">Source: Khan Academy (English - US curriculum)</w:t>
             </w:r>
           </w:p>
           <w:p>
@@ -3763,7 +3763,7 @@
               <w:spacing w:after="10" w:before="0"/>
               <w:ind w:left="120"/>
             </w:pPr>
-            <w:hyperlink w:history="1" r:id="rIdr-8h4xki__hdw971bew1o">
+            <w:hyperlink w:history="1" r:id="rIdvmplgmjrlzbh9xymifm6w">
               <w:r>
                 <w:rPr>
                   <w:rFonts w:ascii="Arial" w:cs="Arial" w:eastAsia="Arial" w:hAnsi="Arial"/>
@@ -3958,7 +3958,7 @@
             <w:pPr>
               <w:spacing w:after="20" w:before="0"/>
             </w:pPr>
-            <w:hyperlink w:history="1" r:id="rIduzzaxtysqxq7c-tvvqc73">
+            <w:hyperlink w:history="1" r:id="rIdtzj3-cxz2pfa-ihlalozc">
               <w:r>
                 <w:rPr>
                   <w:rFonts w:ascii="Arial" w:cs="Arial" w:eastAsia="Arial" w:hAnsi="Arial"/>
@@ -3967,7 +3967,7 @@
                   <w:szCs w:val="16"/>
                   <w:u w:val="single" w:color="2E75B6"/>
                 </w:rPr>
-                <w:t xml:space="preserve">Scalar multiplication: component form</w:t>
+                <w:t xml:space="preserve">Vector components from magnitude &amp; direction: word problem</w:t>
               </w:r>
             </w:hyperlink>
           </w:p>
@@ -3991,7 +3991,7 @@
               <w:spacing w:after="10" w:before="0"/>
               <w:ind w:left="120"/>
             </w:pPr>
-            <w:hyperlink w:history="1" r:id="rIdvfpxsxmw964t-lqstroz8">
+            <w:hyperlink w:history="1" r:id="rIdxgjv3kp8lrisgwrklmdwx">
               <w:r>
                 <w:rPr>
                   <w:rFonts w:ascii="Arial" w:cs="Arial" w:eastAsia="Arial" w:hAnsi="Arial"/>
@@ -4029,14 +4029,14 @@
                 <w:sz w:val="16"/>
                 <w:szCs w:val="16"/>
               </w:rPr>
-              <w:t xml:space="preserve">📖 HTML:</w:t>
+              <w:t xml:space="preserve">📖 EXERCISE:</w:t>
             </w:r>
           </w:p>
           <w:p>
             <w:pPr>
               <w:spacing w:after="20" w:before="0"/>
             </w:pPr>
-            <w:hyperlink w:history="1" r:id="rId17czqrstqa2uo1nwkjg_i">
+            <w:hyperlink w:history="1" r:id="rIdhzhkznoh6vqnlve2wydn4">
               <w:r>
                 <w:rPr>
                   <w:rFonts w:ascii="Arial" w:cs="Arial" w:eastAsia="Arial" w:hAnsi="Arial"/>
@@ -4045,7 +4045,7 @@
                   <w:szCs w:val="16"/>
                   <w:u w:val="single" w:color="2E75B6"/>
                 </w:rPr>
-                <w:t xml:space="preserve">Multiplying Matrices by a Scalar: Making Matrix Patterns (PLIX)</w:t>
+                <w:t xml:space="preserve">Add vectors: magnitude &amp; direction to component</w:t>
               </w:r>
             </w:hyperlink>
           </w:p>
@@ -4061,7 +4061,7 @@
                 <w:sz w:val="14"/>
                 <w:szCs w:val="14"/>
               </w:rPr>
-              <w:t xml:space="preserve">Source: CK-12</w:t>
+              <w:t xml:space="preserve">Source: Khan Academy (English - US curriculum)</w:t>
             </w:r>
           </w:p>
           <w:p>
@@ -4069,7 +4069,7 @@
               <w:spacing w:after="10" w:before="0"/>
               <w:ind w:left="120"/>
             </w:pPr>
-            <w:hyperlink w:history="1" r:id="rId9mbxaydmpjz8capx9d4pk">
+            <w:hyperlink w:history="1" r:id="rId8htiqvh-lfedchy49tuxi">
               <w:r>
                 <w:rPr>
                   <w:rFonts w:ascii="Arial" w:cs="Arial" w:eastAsia="Arial" w:hAnsi="Arial"/>
@@ -4264,7 +4264,7 @@
             <w:pPr>
               <w:spacing w:after="20" w:before="0"/>
             </w:pPr>
-            <w:hyperlink w:history="1" r:id="rIdmip33zlrz1b6izqjfeb5b">
+            <w:hyperlink w:history="1" r:id="rIdwszxmijx2awdsm-cgulwq">
               <w:r>
                 <w:rPr>
                   <w:rFonts w:ascii="Arial" w:cs="Arial" w:eastAsia="Arial" w:hAnsi="Arial"/>
@@ -4273,7 +4273,7 @@
                   <w:szCs w:val="16"/>
                   <w:u w:val="single" w:color="2E75B6"/>
                 </w:rPr>
-                <w:t xml:space="preserve">Scalar multiplication: component form</w:t>
+                <w:t xml:space="preserve">Vectors word problem: tug of war</w:t>
               </w:r>
             </w:hyperlink>
           </w:p>
@@ -4297,7 +4297,7 @@
               <w:spacing w:after="10" w:before="0"/>
               <w:ind w:left="120"/>
             </w:pPr>
-            <w:hyperlink w:history="1" r:id="rIdoqqelmpupmypezdrbsfvn">
+            <w:hyperlink w:history="1" r:id="rIdtnqo1fg9cbf7i6mlcxzzf">
               <w:r>
                 <w:rPr>
                   <w:rFonts w:ascii="Arial" w:cs="Arial" w:eastAsia="Arial" w:hAnsi="Arial"/>
@@ -4335,14 +4335,14 @@
                 <w:sz w:val="16"/>
                 <w:szCs w:val="16"/>
               </w:rPr>
-              <w:t xml:space="preserve">📖 HTML:</w:t>
+              <w:t xml:space="preserve">📖 EXERCISE:</w:t>
             </w:r>
           </w:p>
           <w:p>
             <w:pPr>
               <w:spacing w:after="20" w:before="0"/>
             </w:pPr>
-            <w:hyperlink w:history="1" r:id="rId-hijezf-bmwkhlxqv9my8">
+            <w:hyperlink w:history="1" r:id="rId5wcgkrlgnrkgelo2qo4nh">
               <w:r>
                 <w:rPr>
                   <w:rFonts w:ascii="Arial" w:cs="Arial" w:eastAsia="Arial" w:hAnsi="Arial"/>
@@ -4351,7 +4351,7 @@
                   <w:szCs w:val="16"/>
                   <w:u w:val="single" w:color="2E75B6"/>
                 </w:rPr>
-                <w:t xml:space="preserve">Multiplying Matrices by a Scalar: Making Matrix Patterns (PLIX)</w:t>
+                <w:t xml:space="preserve">Vector components from magnitude &amp; direction</w:t>
               </w:r>
             </w:hyperlink>
           </w:p>
@@ -4367,7 +4367,7 @@
                 <w:sz w:val="14"/>
                 <w:szCs w:val="14"/>
               </w:rPr>
-              <w:t xml:space="preserve">Source: CK-12</w:t>
+              <w:t xml:space="preserve">Source: Khan Academy (English - US curriculum)</w:t>
             </w:r>
           </w:p>
           <w:p>
@@ -4375,7 +4375,7 @@
               <w:spacing w:after="10" w:before="0"/>
               <w:ind w:left="120"/>
             </w:pPr>
-            <w:hyperlink w:history="1" r:id="rIdib5pykxim7atjkytdfb1a">
+            <w:hyperlink w:history="1" r:id="rId4s9uxb-tgzsxytfai3z1d">
               <w:r>
                 <w:rPr>
                   <w:rFonts w:ascii="Arial" w:cs="Arial" w:eastAsia="Arial" w:hAnsi="Arial"/>
@@ -4570,7 +4570,7 @@
             <w:pPr>
               <w:spacing w:after="20" w:before="0"/>
             </w:pPr>
-            <w:hyperlink w:history="1" r:id="rIdn8-bttogmmgzydvaoigot">
+            <w:hyperlink w:history="1" r:id="rIdwzpehjqxgm3z4sfu9i-wk">
               <w:r>
                 <w:rPr>
                   <w:rFonts w:ascii="Arial" w:cs="Arial" w:eastAsia="Arial" w:hAnsi="Arial"/>
@@ -4579,7 +4579,7 @@
                   <w:szCs w:val="16"/>
                   <w:u w:val="single" w:color="2E75B6"/>
                 </w:rPr>
-                <w:t xml:space="preserve">DNA as the "transforming principle"</w:t>
+                <w:t xml:space="preserve">Dot vs. cross product</w:t>
               </w:r>
             </w:hyperlink>
           </w:p>
@@ -4603,7 +4603,7 @@
               <w:spacing w:after="10" w:before="0"/>
               <w:ind w:left="120"/>
             </w:pPr>
-            <w:hyperlink w:history="1" r:id="rId9yh_yvnnrr_ygc7im1trg">
+            <w:hyperlink w:history="1" r:id="rIds1w_liagvqxf4nkwnppo6">
               <w:r>
                 <w:rPr>
                   <w:rFonts w:ascii="Arial" w:cs="Arial" w:eastAsia="Arial" w:hAnsi="Arial"/>
@@ -4641,14 +4641,14 @@
                 <w:sz w:val="16"/>
                 <w:szCs w:val="16"/>
               </w:rPr>
-              <w:t xml:space="preserve">📖 HTML:</w:t>
+              <w:t xml:space="preserve">📖 EXERCISE:</w:t>
             </w:r>
           </w:p>
           <w:p>
             <w:pPr>
               <w:spacing w:after="20" w:before="0"/>
             </w:pPr>
-            <w:hyperlink w:history="1" r:id="rIdi547ulvfaauh0veknifyj">
+            <w:hyperlink w:history="1" r:id="rId6lhr2tvm-x9jqbsdjqhqe">
               <w:r>
                 <w:rPr>
                   <w:rFonts w:ascii="Arial" w:cs="Arial" w:eastAsia="Arial" w:hAnsi="Arial"/>
@@ -4657,7 +4657,7 @@
                   <w:szCs w:val="16"/>
                   <w:u w:val="single" w:color="2E75B6"/>
                 </w:rPr>
-                <w:t xml:space="preserve">Multiplying Matrices by a Scalar: Making Matrix Patterns (PLIX)</w:t>
+                <w:t xml:space="preserve">Direction of vectors</w:t>
               </w:r>
             </w:hyperlink>
           </w:p>
@@ -4673,7 +4673,7 @@
                 <w:sz w:val="14"/>
                 <w:szCs w:val="14"/>
               </w:rPr>
-              <w:t xml:space="preserve">Source: CK-12</w:t>
+              <w:t xml:space="preserve">Source: Khan Academy (English - US curriculum)</w:t>
             </w:r>
           </w:p>
           <w:p>
@@ -4681,7 +4681,7 @@
               <w:spacing w:after="10" w:before="0"/>
               <w:ind w:left="120"/>
             </w:pPr>
-            <w:hyperlink w:history="1" r:id="rIdta4_lrets1hfrjqblnk6z">
+            <w:hyperlink w:history="1" r:id="rIdl-jtsvm3ix_ngvatscoqn">
               <w:r>
                 <w:rPr>
                   <w:rFonts w:ascii="Arial" w:cs="Arial" w:eastAsia="Arial" w:hAnsi="Arial"/>
@@ -4876,7 +4876,7 @@
             <w:pPr>
               <w:spacing w:after="20" w:before="0"/>
             </w:pPr>
-            <w:hyperlink w:history="1" r:id="rIdvlv4lv6efdoslsq9bb3ws">
+            <w:hyperlink w:history="1" r:id="rIdtyk-vb3kitz4zjd9jgeof">
               <w:r>
                 <w:rPr>
                   <w:rFonts w:ascii="Arial" w:cs="Arial" w:eastAsia="Arial" w:hAnsi="Arial"/>
@@ -4885,7 +4885,7 @@
                   <w:szCs w:val="16"/>
                   <w:u w:val="single" w:color="2E75B6"/>
                 </w:rPr>
-                <w:t xml:space="preserve">Scalar multiplication: component form</w:t>
+                <w:t xml:space="preserve">Vector intro for linear algebra</w:t>
               </w:r>
             </w:hyperlink>
           </w:p>
@@ -4909,7 +4909,7 @@
               <w:spacing w:after="10" w:before="0"/>
               <w:ind w:left="120"/>
             </w:pPr>
-            <w:hyperlink w:history="1" r:id="rIdom2bf_4uudj1lewvo0k8x">
+            <w:hyperlink w:history="1" r:id="rId7rbzzfescavkc43umkvap">
               <w:r>
                 <w:rPr>
                   <w:rFonts w:ascii="Arial" w:cs="Arial" w:eastAsia="Arial" w:hAnsi="Arial"/>
@@ -4947,14 +4947,14 @@
                 <w:sz w:val="16"/>
                 <w:szCs w:val="16"/>
               </w:rPr>
-              <w:t xml:space="preserve">📖 HTML:</w:t>
+              <w:t xml:space="preserve">📖 EXERCISE:</w:t>
             </w:r>
           </w:p>
           <w:p>
             <w:pPr>
               <w:spacing w:after="20" w:before="0"/>
             </w:pPr>
-            <w:hyperlink w:history="1" r:id="rIdsmzctpmgwvdmkmx6feba3">
+            <w:hyperlink w:history="1" r:id="rId8o2fbyrs2otmu8qm0dbw7">
               <w:r>
                 <w:rPr>
                   <w:rFonts w:ascii="Arial" w:cs="Arial" w:eastAsia="Arial" w:hAnsi="Arial"/>
@@ -4963,7 +4963,7 @@
                   <w:szCs w:val="16"/>
                   <w:u w:val="single" w:color="2E75B6"/>
                 </w:rPr>
-                <w:t xml:space="preserve">Multiplying Matrices by a Scalar: Making Matrix Patterns (PLIX)</w:t>
+                <w:t xml:space="preserve">Combined vector operations</w:t>
               </w:r>
             </w:hyperlink>
           </w:p>
@@ -4979,7 +4979,7 @@
                 <w:sz w:val="14"/>
                 <w:szCs w:val="14"/>
               </w:rPr>
-              <w:t xml:space="preserve">Source: CK-12</w:t>
+              <w:t xml:space="preserve">Source: Khan Academy (English - US curriculum)</w:t>
             </w:r>
           </w:p>
           <w:p>
@@ -4987,7 +4987,7 @@
               <w:spacing w:after="10" w:before="0"/>
               <w:ind w:left="120"/>
             </w:pPr>
-            <w:hyperlink w:history="1" r:id="rId-so6fkm5dewyi54_tshdu">
+            <w:hyperlink w:history="1" r:id="rIdfeoo2lt6wzwm1llwbq5ib">
               <w:r>
                 <w:rPr>
                   <w:rFonts w:ascii="Arial" w:cs="Arial" w:eastAsia="Arial" w:hAnsi="Arial"/>
@@ -6474,7 +6474,7 @@
             <w:pPr>
               <w:spacing w:after="20" w:before="0"/>
             </w:pPr>
-            <w:hyperlink w:history="1" r:id="rIdrh-_vnqgcsmevczy1noet">
+            <w:hyperlink w:history="1" r:id="rIdi2irw0f4q7mywnle1wmf2">
               <w:r>
                 <w:rPr>
                   <w:rFonts w:ascii="Arial" w:cs="Arial" w:eastAsia="Arial" w:hAnsi="Arial"/>
@@ -6483,7 +6483,7 @@
                   <w:szCs w:val="16"/>
                   <w:u w:val="single" w:color="2E75B6"/>
                 </w:rPr>
-                <w:t xml:space="preserve">Intro to the coordinate plane</w:t>
+                <w:t xml:space="preserve">Unit vector notation (part 2)</w:t>
               </w:r>
             </w:hyperlink>
           </w:p>
@@ -6507,7 +6507,7 @@
               <w:spacing w:after="10" w:before="0"/>
               <w:ind w:left="120"/>
             </w:pPr>
-            <w:hyperlink w:history="1" r:id="rIdy1ijeonorfoulhx5fbxsq">
+            <w:hyperlink w:history="1" r:id="rIdwn2wqy2r882gioxs6vuhp">
               <w:r>
                 <w:rPr>
                   <w:rFonts w:ascii="Arial" w:cs="Arial" w:eastAsia="Arial" w:hAnsi="Arial"/>
@@ -6545,14 +6545,14 @@
                 <w:sz w:val="16"/>
                 <w:szCs w:val="16"/>
               </w:rPr>
-              <w:t xml:space="preserve">📖 HTML:</w:t>
+              <w:t xml:space="preserve">📖 EXERCISE:</w:t>
             </w:r>
           </w:p>
           <w:p>
             <w:pPr>
               <w:spacing w:after="20" w:before="0"/>
             </w:pPr>
-            <w:hyperlink w:history="1" r:id="rIdgaytmjwhgzl3giaqj82je">
+            <w:hyperlink w:history="1" r:id="rIdevyuyosv7eoupccnv8dm1">
               <w:r>
                 <w:rPr>
                   <w:rFonts w:ascii="Arial" w:cs="Arial" w:eastAsia="Arial" w:hAnsi="Arial"/>
@@ -6561,7 +6561,7 @@
                   <w:szCs w:val="16"/>
                   <w:u w:val="single" w:color="2E75B6"/>
                 </w:rPr>
-                <w:t xml:space="preserve">Vector Addition (Flexbook)</w:t>
+                <w:t xml:space="preserve">Components of vectors from endpoints</w:t>
               </w:r>
             </w:hyperlink>
           </w:p>
@@ -6577,7 +6577,7 @@
                 <w:sz w:val="14"/>
                 <w:szCs w:val="14"/>
               </w:rPr>
-              <w:t xml:space="preserve">Source: CK-12</w:t>
+              <w:t xml:space="preserve">Source: Khan Academy (English - US curriculum)</w:t>
             </w:r>
           </w:p>
           <w:p>
@@ -6585,7 +6585,7 @@
               <w:spacing w:after="10" w:before="0"/>
               <w:ind w:left="120"/>
             </w:pPr>
-            <w:hyperlink w:history="1" r:id="rIdmaksialqyz3snvulfdrjj">
+            <w:hyperlink w:history="1" r:id="rId64krcz_krgpqgz_e-zmea">
               <w:r>
                 <w:rPr>
                   <w:rFonts w:ascii="Arial" w:cs="Arial" w:eastAsia="Arial" w:hAnsi="Arial"/>
@@ -6780,7 +6780,7 @@
             <w:pPr>
               <w:spacing w:after="20" w:before="0"/>
             </w:pPr>
-            <w:hyperlink w:history="1" r:id="rIdqz-fez0ed9mb9kik-du1k">
+            <w:hyperlink w:history="1" r:id="rIdgtd19nbt15zczjaxdamsc">
               <w:r>
                 <w:rPr>
                   <w:rFonts w:ascii="Arial" w:cs="Arial" w:eastAsia="Arial" w:hAnsi="Arial"/>
@@ -6789,7 +6789,7 @@
                   <w:szCs w:val="16"/>
                   <w:u w:val="single" w:color="2E75B6"/>
                 </w:rPr>
-                <w:t xml:space="preserve">Intro to the coordinate plane</w:t>
+                <w:t xml:space="preserve">Calculating dot and cross products with unit vector notation</w:t>
               </w:r>
             </w:hyperlink>
           </w:p>
@@ -6813,7 +6813,7 @@
               <w:spacing w:after="10" w:before="0"/>
               <w:ind w:left="120"/>
             </w:pPr>
-            <w:hyperlink w:history="1" r:id="rIdtrwlronlm0mghg8feiggk">
+            <w:hyperlink w:history="1" r:id="rIdyidxi8iszw-58fovtgo75">
               <w:r>
                 <w:rPr>
                   <w:rFonts w:ascii="Arial" w:cs="Arial" w:eastAsia="Arial" w:hAnsi="Arial"/>
@@ -6851,14 +6851,14 @@
                 <w:sz w:val="16"/>
                 <w:szCs w:val="16"/>
               </w:rPr>
-              <w:t xml:space="preserve">📖 HTML:</w:t>
+              <w:t xml:space="preserve">📖 EXERCISE:</w:t>
             </w:r>
           </w:p>
           <w:p>
             <w:pPr>
               <w:spacing w:after="20" w:before="0"/>
             </w:pPr>
-            <w:hyperlink w:history="1" r:id="rIdgwdvopfpikkxokfcmg6nw">
+            <w:hyperlink w:history="1" r:id="rIdeb6gpwef935sa6vz6vbfn">
               <w:r>
                 <w:rPr>
                   <w:rFonts w:ascii="Arial" w:cs="Arial" w:eastAsia="Arial" w:hAnsi="Arial"/>
@@ -6867,7 +6867,7 @@
                   <w:szCs w:val="16"/>
                   <w:u w:val="single" w:color="2E75B6"/>
                 </w:rPr>
-                <w:t xml:space="preserve">Vector Addition (Flexbook)</w:t>
+                <w:t xml:space="preserve">Add vectors: magnitude &amp; direction to component</w:t>
               </w:r>
             </w:hyperlink>
           </w:p>
@@ -6883,7 +6883,7 @@
                 <w:sz w:val="14"/>
                 <w:szCs w:val="14"/>
               </w:rPr>
-              <w:t xml:space="preserve">Source: CK-12</w:t>
+              <w:t xml:space="preserve">Source: Khan Academy (English - US curriculum)</w:t>
             </w:r>
           </w:p>
           <w:p>
@@ -6891,7 +6891,7 @@
               <w:spacing w:after="10" w:before="0"/>
               <w:ind w:left="120"/>
             </w:pPr>
-            <w:hyperlink w:history="1" r:id="rIdtmbuiuvwaho5t1krsuulf">
+            <w:hyperlink w:history="1" r:id="rIdwvwbb2-zvuzmc0mjop83c">
               <w:r>
                 <w:rPr>
                   <w:rFonts w:ascii="Arial" w:cs="Arial" w:eastAsia="Arial" w:hAnsi="Arial"/>
@@ -7086,7 +7086,7 @@
             <w:pPr>
               <w:spacing w:after="20" w:before="0"/>
             </w:pPr>
-            <w:hyperlink w:history="1" r:id="rIdd2mh7tb0vsw72eu4umqoe">
+            <w:hyperlink w:history="1" r:id="rIdyu8_tdvq2i6teti1bju7g">
               <w:r>
                 <w:rPr>
                   <w:rFonts w:ascii="Arial" w:cs="Arial" w:eastAsia="Arial" w:hAnsi="Arial"/>
@@ -7095,7 +7095,7 @@
                   <w:szCs w:val="16"/>
                   <w:u w:val="single" w:color="2E75B6"/>
                 </w:rPr>
-                <w:t xml:space="preserve">Intro to the coordinate plane</w:t>
+                <w:t xml:space="preserve">Unit vector notation (part 2) -dubbed(KY)</w:t>
               </w:r>
             </w:hyperlink>
           </w:p>
@@ -7111,7 +7111,7 @@
                 <w:sz w:val="14"/>
                 <w:szCs w:val="14"/>
               </w:rPr>
-              <w:t xml:space="preserve">Source: Khan Academy (English - US curriculum)</w:t>
+              <w:t xml:space="preserve">Source: Khan Academy (Kiswahili)</w:t>
             </w:r>
           </w:p>
           <w:p>
@@ -7119,7 +7119,7 @@
               <w:spacing w:after="10" w:before="0"/>
               <w:ind w:left="120"/>
             </w:pPr>
-            <w:hyperlink w:history="1" r:id="rIdfati9kgpdmomvs-l2-_gn">
+            <w:hyperlink w:history="1" r:id="rId6ayudgllb81vjgh34jfzg">
               <w:r>
                 <w:rPr>
                   <w:rFonts w:ascii="Arial" w:cs="Arial" w:eastAsia="Arial" w:hAnsi="Arial"/>
@@ -7157,14 +7157,14 @@
                 <w:sz w:val="16"/>
                 <w:szCs w:val="16"/>
               </w:rPr>
-              <w:t xml:space="preserve">📖 HTML:</w:t>
+              <w:t xml:space="preserve">📖 EXERCISE:</w:t>
             </w:r>
           </w:p>
           <w:p>
             <w:pPr>
               <w:spacing w:after="20" w:before="0"/>
             </w:pPr>
-            <w:hyperlink w:history="1" r:id="rIdyvbxzax0pk_p7cmvnduwp">
+            <w:hyperlink w:history="1" r:id="rIdc6rlklbxhgi2hgztoqlr8">
               <w:r>
                 <w:rPr>
                   <w:rFonts w:ascii="Arial" w:cs="Arial" w:eastAsia="Arial" w:hAnsi="Arial"/>
@@ -7173,7 +7173,7 @@
                   <w:szCs w:val="16"/>
                   <w:u w:val="single" w:color="2E75B6"/>
                 </w:rPr>
-                <w:t xml:space="preserve">Vector Addition (Flexbook)</w:t>
+                <w:t xml:space="preserve">Vector components from magnitude &amp; direction</w:t>
               </w:r>
             </w:hyperlink>
           </w:p>
@@ -7189,7 +7189,7 @@
                 <w:sz w:val="14"/>
                 <w:szCs w:val="14"/>
               </w:rPr>
-              <w:t xml:space="preserve">Source: CK-12</w:t>
+              <w:t xml:space="preserve">Source: Khan Academy (English - US curriculum)</w:t>
             </w:r>
           </w:p>
           <w:p>
@@ -7197,7 +7197,7 @@
               <w:spacing w:after="10" w:before="0"/>
               <w:ind w:left="120"/>
             </w:pPr>
-            <w:hyperlink w:history="1" r:id="rIdtt3ydezf6t3gjakhcxthr">
+            <w:hyperlink w:history="1" r:id="rIdzupu9qbv8nft8iqccjqy-">
               <w:r>
                 <w:rPr>
                   <w:rFonts w:ascii="Arial" w:cs="Arial" w:eastAsia="Arial" w:hAnsi="Arial"/>
@@ -7392,7 +7392,7 @@
             <w:pPr>
               <w:spacing w:after="20" w:before="0"/>
             </w:pPr>
-            <w:hyperlink w:history="1" r:id="rId4uwyckz-faaqam4xhc4gj">
+            <w:hyperlink w:history="1" r:id="rIdrtvgjn8zlhtsctoqgjnfn">
               <w:r>
                 <w:rPr>
                   <w:rFonts w:ascii="Arial" w:cs="Arial" w:eastAsia="Arial" w:hAnsi="Arial"/>
@@ -7401,7 +7401,7 @@
                   <w:szCs w:val="16"/>
                   <w:u w:val="single" w:color="2E75B6"/>
                 </w:rPr>
-                <w:t xml:space="preserve">Intro to the coordinate plane</w:t>
+                <w:t xml:space="preserve">Calculating dot and cross products with unit vector notation -dubbed(KY)</w:t>
               </w:r>
             </w:hyperlink>
           </w:p>
@@ -7417,7 +7417,7 @@
                 <w:sz w:val="14"/>
                 <w:szCs w:val="14"/>
               </w:rPr>
-              <w:t xml:space="preserve">Source: Khan Academy (English - US curriculum)</w:t>
+              <w:t xml:space="preserve">Source: Khan Academy (Kiswahili)</w:t>
             </w:r>
           </w:p>
           <w:p>
@@ -7425,7 +7425,7 @@
               <w:spacing w:after="10" w:before="0"/>
               <w:ind w:left="120"/>
             </w:pPr>
-            <w:hyperlink w:history="1" r:id="rIdu72micz2uhetj7xamd62x">
+            <w:hyperlink w:history="1" r:id="rIdrdyt_hugmuhicfx3ztlcs">
               <w:r>
                 <w:rPr>
                   <w:rFonts w:ascii="Arial" w:cs="Arial" w:eastAsia="Arial" w:hAnsi="Arial"/>
@@ -7463,14 +7463,14 @@
                 <w:sz w:val="16"/>
                 <w:szCs w:val="16"/>
               </w:rPr>
-              <w:t xml:space="preserve">📖 HTML:</w:t>
+              <w:t xml:space="preserve">📖 EXERCISE:</w:t>
             </w:r>
           </w:p>
           <w:p>
             <w:pPr>
               <w:spacing w:after="20" w:before="0"/>
             </w:pPr>
-            <w:hyperlink w:history="1" r:id="rIdxqhoxvwsfopthndq2gxfy">
+            <w:hyperlink w:history="1" r:id="rId5zzwpnxtj3rqrq8vvefb3">
               <w:r>
                 <w:rPr>
                   <w:rFonts w:ascii="Arial" w:cs="Arial" w:eastAsia="Arial" w:hAnsi="Arial"/>
@@ -7479,7 +7479,7 @@
                   <w:szCs w:val="16"/>
                   <w:u w:val="single" w:color="2E75B6"/>
                 </w:rPr>
-                <w:t xml:space="preserve">Vector Addition (Flexbook)</w:t>
+                <w:t xml:space="preserve">Magnitude of vectors</w:t>
               </w:r>
             </w:hyperlink>
           </w:p>
@@ -7495,7 +7495,7 @@
                 <w:sz w:val="14"/>
                 <w:szCs w:val="14"/>
               </w:rPr>
-              <w:t xml:space="preserve">Source: CK-12</w:t>
+              <w:t xml:space="preserve">Source: Khan Academy (English - US curriculum)</w:t>
             </w:r>
           </w:p>
           <w:p>
@@ -7503,7 +7503,7 @@
               <w:spacing w:after="10" w:before="0"/>
               <w:ind w:left="120"/>
             </w:pPr>
-            <w:hyperlink w:history="1" r:id="rIdfgzjhctpty1ika4cey9o5">
+            <w:hyperlink w:history="1" r:id="rIdfqyqox5b08zeoyvfjtrjs">
               <w:r>
                 <w:rPr>
                   <w:rFonts w:ascii="Arial" w:cs="Arial" w:eastAsia="Arial" w:hAnsi="Arial"/>
@@ -7698,7 +7698,7 @@
             <w:pPr>
               <w:spacing w:after="20" w:before="0"/>
             </w:pPr>
-            <w:hyperlink w:history="1" r:id="rIdbzdsjwihb918oggvnz5ap">
+            <w:hyperlink w:history="1" r:id="rIduoptkgld275d0tdjgr8uw">
               <w:r>
                 <w:rPr>
                   <w:rFonts w:ascii="Arial" w:cs="Arial" w:eastAsia="Arial" w:hAnsi="Arial"/>
@@ -7707,7 +7707,7 @@
                   <w:szCs w:val="16"/>
                   <w:u w:val="single" w:color="2E75B6"/>
                 </w:rPr>
-                <w:t xml:space="preserve">Intro to the coordinate plane</w:t>
+                <w:t xml:space="preserve">Unit vector notation</w:t>
               </w:r>
             </w:hyperlink>
           </w:p>
@@ -7731,7 +7731,7 @@
               <w:spacing w:after="10" w:before="0"/>
               <w:ind w:left="120"/>
             </w:pPr>
-            <w:hyperlink w:history="1" r:id="rIdrvpbb1uat7-wqkud0hkto">
+            <w:hyperlink w:history="1" r:id="rIdrhnmxjfle_toh2pxis-jn">
               <w:r>
                 <w:rPr>
                   <w:rFonts w:ascii="Arial" w:cs="Arial" w:eastAsia="Arial" w:hAnsi="Arial"/>
@@ -7769,14 +7769,14 @@
                 <w:sz w:val="16"/>
                 <w:szCs w:val="16"/>
               </w:rPr>
-              <w:t xml:space="preserve">📖 HTML:</w:t>
+              <w:t xml:space="preserve">📖 EXERCISE:</w:t>
             </w:r>
           </w:p>
           <w:p>
             <w:pPr>
               <w:spacing w:after="20" w:before="0"/>
             </w:pPr>
-            <w:hyperlink w:history="1" r:id="rIdu1mdmjjahznsrzpmjfpxs">
+            <w:hyperlink w:history="1" r:id="rIdlkrbdblby_upglmbati1c">
               <w:r>
                 <w:rPr>
                   <w:rFonts w:ascii="Arial" w:cs="Arial" w:eastAsia="Arial" w:hAnsi="Arial"/>
@@ -7785,7 +7785,7 @@
                   <w:szCs w:val="16"/>
                   <w:u w:val="single" w:color="2E75B6"/>
                 </w:rPr>
-                <w:t xml:space="preserve">Vector Addition (Flexbook)</w:t>
+                <w:t xml:space="preserve">Component Vectors Practice</w:t>
               </w:r>
             </w:hyperlink>
           </w:p>
@@ -7809,7 +7809,7 @@
               <w:spacing w:after="10" w:before="0"/>
               <w:ind w:left="120"/>
             </w:pPr>
-            <w:hyperlink w:history="1" r:id="rIdavovytt7qhxcubriyuogj">
+            <w:hyperlink w:history="1" r:id="rIdhijbqqggrgxj16jbv6v_n">
               <w:r>
                 <w:rPr>
                   <w:rFonts w:ascii="Arial" w:cs="Arial" w:eastAsia="Arial" w:hAnsi="Arial"/>
@@ -9296,7 +9296,7 @@
             <w:pPr>
               <w:spacing w:after="20" w:before="0"/>
             </w:pPr>
-            <w:hyperlink w:history="1" r:id="rIdbeuv4o6vftawpldit1ux4">
+            <w:hyperlink w:history="1" r:id="rIdoxqnc9ij4sco8cls49hab">
               <w:r>
                 <w:rPr>
                   <w:rFonts w:ascii="Arial" w:cs="Arial" w:eastAsia="Arial" w:hAnsi="Arial"/>
@@ -9305,7 +9305,7 @@
                   <w:szCs w:val="16"/>
                   <w:u w:val="single" w:color="2E75B6"/>
                 </w:rPr>
-                <w:t xml:space="preserve">Area of a parallelogram on the coordinate plane</w:t>
+                <w:t xml:space="preserve">Parallelogram rule for vector addition</w:t>
               </w:r>
             </w:hyperlink>
           </w:p>
@@ -9329,7 +9329,7 @@
               <w:spacing w:after="10" w:before="0"/>
               <w:ind w:left="120"/>
             </w:pPr>
-            <w:hyperlink w:history="1" r:id="rIdnydjsdxbhxmu0cx9krutm">
+            <w:hyperlink w:history="1" r:id="rIdddopclrusvmxwlg4m9v4b">
               <w:r>
                 <w:rPr>
                   <w:rFonts w:ascii="Arial" w:cs="Arial" w:eastAsia="Arial" w:hAnsi="Arial"/>
@@ -9367,6 +9367,312 @@
                 <w:sz w:val="16"/>
                 <w:szCs w:val="16"/>
               </w:rPr>
+              <w:t xml:space="preserve">📖 EXERCISE:</w:t>
+            </w:r>
+          </w:p>
+          <w:p>
+            <w:pPr>
+              <w:spacing w:after="20" w:before="0"/>
+            </w:pPr>
+            <w:hyperlink w:history="1" r:id="rId3l6zw1ddsjelljr0u_2iz">
+              <w:r>
+                <w:rPr>
+                  <w:rFonts w:ascii="Arial" w:cs="Arial" w:eastAsia="Arial" w:hAnsi="Arial"/>
+                  <w:color w:val="2E75B6"/>
+                  <w:sz w:val="16"/>
+                  <w:szCs w:val="16"/>
+                  <w:u w:val="single" w:color="2E75B6"/>
+                </w:rPr>
+                <w:t xml:space="preserve">Vector components from magnitude &amp; direction</w:t>
+              </w:r>
+            </w:hyperlink>
+          </w:p>
+          <w:p>
+            <w:pPr>
+              <w:spacing w:after="10" w:before="0"/>
+              <w:ind w:left="120"/>
+            </w:pPr>
+            <w:r>
+              <w:rPr>
+                <w:rFonts w:ascii="Arial" w:cs="Arial" w:eastAsia="Arial" w:hAnsi="Arial"/>
+                <w:color w:val="595959"/>
+                <w:sz w:val="14"/>
+                <w:szCs w:val="14"/>
+              </w:rPr>
+              <w:t xml:space="preserve">Source: Khan Academy (English - US curriculum)</w:t>
+            </w:r>
+          </w:p>
+          <w:p>
+            <w:pPr>
+              <w:spacing w:after="10" w:before="0"/>
+              <w:ind w:left="120"/>
+            </w:pPr>
+            <w:hyperlink w:history="1" r:id="rIdfhzwwulolptj-o709urcn">
+              <w:r>
+                <w:rPr>
+                  <w:rFonts w:ascii="Arial" w:cs="Arial" w:eastAsia="Arial" w:hAnsi="Arial"/>
+                  <w:color w:val="595959"/>
+                  <w:sz w:val="14"/>
+                  <w:szCs w:val="14"/>
+                  <w:u w:val="single" w:color="595959"/>
+                </w:rPr>
+                <w:t xml:space="preserve">🔍 Search ARES for similar readings</w:t>
+              </w:r>
+            </w:hyperlink>
+          </w:p>
+        </w:tc>
+        <w:tc>
+          <w:tcPr>
+            <w:tcW w:type="dxa" w:w="3040"/>
+            <w:shd w:fill="FFFFFF" w:color="auto" w:val="clear"/>
+            <w:tcMar>
+              <w:top w:type="dxa" w:w="60"/>
+              <w:left w:type="dxa" w:w="120"/>
+              <w:bottom w:type="dxa" w:w="60"/>
+              <w:right w:type="dxa" w:w="120"/>
+            </w:tcMar>
+            <w:vAlign w:val="top"/>
+          </w:tcPr>
+          <w:p>
+            <w:pPr>
+              <w:spacing w:after="40" w:before="0"/>
+              <w:jc w:val="left"/>
+            </w:pPr>
+            <w:r>
+              <w:rPr>
+                <w:rFonts w:ascii="Arial" w:cs="Arial" w:eastAsia="Arial" w:hAnsi="Arial"/>
+                <w:b w:val="false"/>
+                <w:bCs w:val="false"/>
+                <w:i w:val="false"/>
+                <w:iCs w:val="false"/>
+                <w:color w:val="000000"/>
+                <w:sz w:val="18"/>
+                <w:szCs w:val="18"/>
+              </w:rPr>
+              <w:t xml:space="preserve">Learners are shown a large projected image of the Lake Victoria ferry scenario from Lessons 1 and 2. They are told: 'The ferry engine pushes east at 20 km/h. The current pushes south at 8 km/h. These are two separate vector arrows. Today, before we do any mathematics, draw in your exercise books what you think the ferry's ACTUAL path looks like as a single arrow — its direction and roughly how long it is compared to the two separate arrows.' Learners work individually for 3 minutes, sketching their predicted resultant arrow. They then share predictions with a shoulder partner (Think-Pair) for 2 minutes, noting agreements and disagreements.</w:t>
+            </w:r>
+          </w:p>
+        </w:tc>
+        <w:tc>
+          <w:tcPr>
+            <w:tcW w:type="dxa" w:w="3040"/>
+            <w:shd w:fill="F2F2F2" w:color="auto" w:val="clear"/>
+            <w:tcMar>
+              <w:top w:type="dxa" w:w="60"/>
+              <w:left w:type="dxa" w:w="120"/>
+              <w:bottom w:type="dxa" w:w="60"/>
+              <w:right w:type="dxa" w:w="120"/>
+            </w:tcMar>
+            <w:vAlign w:val="top"/>
+          </w:tcPr>
+          <w:p>
+            <w:pPr>
+              <w:spacing w:after="40" w:before="0"/>
+              <w:jc w:val="left"/>
+            </w:pPr>
+            <w:r>
+              <w:rPr>
+                <w:rFonts w:ascii="Arial" w:cs="Arial" w:eastAsia="Arial" w:hAnsi="Arial"/>
+                <w:b w:val="false"/>
+                <w:bCs w:val="false"/>
+                <w:i w:val="false"/>
+                <w:iCs w:val="false"/>
+                <w:color w:val="000000"/>
+                <w:sz w:val="18"/>
+                <w:szCs w:val="18"/>
+              </w:rPr>
+              <w:t xml:space="preserve">Display the ferry diagram on the board with the two component vectors drawn (east arrow labeled 20 km/h, south arrow labeled 8 km/h) but NO resultant arrow. Say verbatim: 'Look at these two arrows. They are both acting on the ferry AT THE SAME TIME. In your book, draw what you think the ferry's single true journey arrow looks like — its direction and its size relative to these two arrows. You have 3 minutes. Start now.' Set a visible 3-minute timer. Circulate silently for the first 90 seconds — do NOT answer questions; allow productive struggle. After 3 minutes, say: 'Now turn to your partner — compare your arrows. Do they point the same direction? Is one longer than the other? You have 2 minutes.' After pair discussion, cold-call 3 students (choose one who drew a longer arrow, one who drew a shorter arrow, one who is uncertain) to share. Write their three predictions as rough sketches on the board under the heading 'Our Predictions.' Say: 'We will come back to these predictions at the end of Phase 2 and see who was closest — and why.'</w:t>
+            </w:r>
+          </w:p>
+        </w:tc>
+        <w:tc>
+          <w:tcPr>
+            <w:tcW w:type="dxa" w:w="3040"/>
+            <w:shd w:fill="FFFFFF" w:color="auto" w:val="clear"/>
+            <w:tcMar>
+              <w:top w:type="dxa" w:w="60"/>
+              <w:left w:type="dxa" w:w="120"/>
+              <w:bottom w:type="dxa" w:w="60"/>
+              <w:right w:type="dxa" w:w="120"/>
+            </w:tcMar>
+            <w:vAlign w:val="top"/>
+          </w:tcPr>
+          <w:p>
+            <w:pPr>
+              <w:spacing w:after="40" w:before="0"/>
+              <w:jc w:val="left"/>
+            </w:pPr>
+            <w:r>
+              <w:rPr>
+                <w:rFonts w:ascii="Arial" w:cs="Arial" w:eastAsia="Arial" w:hAnsi="Arial"/>
+                <w:b w:val="false"/>
+                <w:bCs w:val="false"/>
+                <w:i w:val="false"/>
+                <w:iCs w:val="false"/>
+                <w:color w:val="000000"/>
+                <w:sz w:val="18"/>
+                <w:szCs w:val="18"/>
+              </w:rPr>
+              <w:t xml:space="preserve">Prediction-first activation (Elicit-Before-Explain): By committing to a drawn prediction before instruction, learners activate prior intuitions about direction and magnitude, creating a cognitive hook. Disagreements between partners surface the core misconception that the resultant is simply 'between' the two vectors in length, setting up the need for the precise geometric rules to follow.</w:t>
+            </w:r>
+          </w:p>
+        </w:tc>
+        <w:tc>
+          <w:tcPr>
+            <w:tcW w:type="dxa" w:w="3040"/>
+            <w:shd w:fill="F2F2F2" w:color="auto" w:val="clear"/>
+            <w:tcMar>
+              <w:top w:type="dxa" w:w="60"/>
+              <w:left w:type="dxa" w:w="120"/>
+              <w:bottom w:type="dxa" w:w="60"/>
+              <w:right w:type="dxa" w:w="120"/>
+            </w:tcMar>
+            <w:vAlign w:val="top"/>
+          </w:tcPr>
+          <w:p>
+            <w:pPr>
+              <w:spacing w:after="40" w:before="0"/>
+              <w:jc w:val="left"/>
+            </w:pPr>
+            <w:r>
+              <w:rPr>
+                <w:rFonts w:ascii="Arial" w:cs="Arial" w:eastAsia="Arial" w:hAnsi="Arial"/>
+                <w:b w:val="false"/>
+                <w:bCs w:val="false"/>
+                <w:i w:val="false"/>
+                <w:iCs w:val="false"/>
+                <w:color w:val="000000"/>
+                <w:sz w:val="18"/>
+                <w:szCs w:val="18"/>
+              </w:rPr>
+              <w:t xml:space="preserve">Observable indicator: Do learners draw the resultant arrow as diagonal (south-east direction)? A correct directional intuition is a green flag. Red flags: learners who draw the resultant pointing due east (ignoring the current), due south (ignoring the engine), or who draw two separate arrows rather than one combined arrow. Teacher notes these on a quick mental tally during circulation — these learners are targeted for closer support in Phase 2.</w:t>
+            </w:r>
+          </w:p>
+        </w:tc>
+      </w:tr>
+      <w:tr>
+        <w:tc>
+          <w:tcPr>
+            <w:tcW w:type="dxa" w:w="1520"/>
+            <w:shd w:fill="D9EEF1" w:color="auto" w:val="clear"/>
+            <w:tcMar>
+              <w:top w:type="dxa" w:w="60"/>
+              <w:left w:type="dxa" w:w="120"/>
+              <w:bottom w:type="dxa" w:w="60"/>
+              <w:right w:type="dxa" w:w="120"/>
+            </w:tcMar>
+            <w:vAlign w:val="top"/>
+          </w:tcPr>
+          <w:p>
+            <w:pPr>
+              <w:spacing w:after="40" w:before="0"/>
+              <w:jc w:val="left"/>
+            </w:pPr>
+            <w:r>
+              <w:rPr>
+                <w:rFonts w:ascii="Arial" w:cs="Arial" w:eastAsia="Arial" w:hAnsi="Arial"/>
+                <w:b/>
+                <w:bCs/>
+                <w:i w:val="false"/>
+                <w:iCs w:val="false"/>
+                <w:color w:val="000000"/>
+                <w:sz w:val="18"/>
+                <w:szCs w:val="18"/>
+              </w:rPr>
+              <w:t xml:space="preserve">Observe Phase</w:t>
+            </w:r>
+          </w:p>
+          <w:p>
+            <w:pPr>
+              <w:spacing w:after="20" w:before="0"/>
+            </w:pPr>
+            <w:r>
+              <w:rPr>
+                <w:rFonts w:ascii="Arial" w:cs="Arial" w:eastAsia="Arial" w:hAnsi="Arial"/>
+                <w:b/>
+                <w:bCs/>
+                <w:color w:val="1F3864"/>
+                <w:sz w:val="16"/>
+                <w:szCs w:val="16"/>
+              </w:rPr>
+              <w:t xml:space="preserve">📹 VIDEO:</w:t>
+            </w:r>
+          </w:p>
+          <w:p>
+            <w:pPr>
+              <w:spacing w:after="20" w:before="0"/>
+            </w:pPr>
+            <w:hyperlink w:history="1" r:id="rIdcpu1nfljzvvmvuhimobfy">
+              <w:r>
+                <w:rPr>
+                  <w:rFonts w:ascii="Arial" w:cs="Arial" w:eastAsia="Arial" w:hAnsi="Arial"/>
+                  <w:color w:val="2E75B6"/>
+                  <w:sz w:val="16"/>
+                  <w:szCs w:val="16"/>
+                  <w:u w:val="single" w:color="2E75B6"/>
+                </w:rPr>
+                <w:t xml:space="preserve">Vector components from magnitude &amp; direction: word problem</w:t>
+              </w:r>
+            </w:hyperlink>
+          </w:p>
+          <w:p>
+            <w:pPr>
+              <w:spacing w:after="10" w:before="0"/>
+              <w:ind w:left="120"/>
+            </w:pPr>
+            <w:r>
+              <w:rPr>
+                <w:rFonts w:ascii="Arial" w:cs="Arial" w:eastAsia="Arial" w:hAnsi="Arial"/>
+                <w:color w:val="595959"/>
+                <w:sz w:val="14"/>
+                <w:szCs w:val="14"/>
+              </w:rPr>
+              <w:t xml:space="preserve">Source: Khan Academy (English - US curriculum)</w:t>
+            </w:r>
+          </w:p>
+          <w:p>
+            <w:pPr>
+              <w:spacing w:after="10" w:before="0"/>
+              <w:ind w:left="120"/>
+            </w:pPr>
+            <w:hyperlink w:history="1" r:id="rIdlcivwe-xdiz_pmnw-gn-x">
+              <w:r>
+                <w:rPr>
+                  <w:rFonts w:ascii="Arial" w:cs="Arial" w:eastAsia="Arial" w:hAnsi="Arial"/>
+                  <w:color w:val="595959"/>
+                  <w:sz w:val="14"/>
+                  <w:szCs w:val="14"/>
+                  <w:u w:val="single" w:color="595959"/>
+                </w:rPr>
+                <w:t xml:space="preserve">🔍 Search ARES for similar videos</w:t>
+              </w:r>
+            </w:hyperlink>
+          </w:p>
+          <w:p>
+            <w:pPr>
+              <w:spacing w:after="40" w:before="0"/>
+            </w:pPr>
+            <w:r>
+              <w:rPr>
+                <w:sz w:val="14"/>
+                <w:szCs w:val="14"/>
+              </w:rPr>
+              <w:t xml:space="preserve"/>
+            </w:r>
+          </w:p>
+          <w:p>
+            <w:pPr>
+              <w:spacing w:after="20" w:before="0"/>
+            </w:pPr>
+            <w:r>
+              <w:rPr>
+                <w:rFonts w:ascii="Arial" w:cs="Arial" w:eastAsia="Arial" w:hAnsi="Arial"/>
+                <w:b/>
+                <w:bCs/>
+                <w:color w:val="1F3864"/>
+                <w:sz w:val="16"/>
+                <w:szCs w:val="16"/>
+              </w:rPr>
               <w:t xml:space="preserve">📖 HTML:</w:t>
             </w:r>
           </w:p>
@@ -9374,7 +9680,619 @@
             <w:pPr>
               <w:spacing w:after="20" w:before="0"/>
             </w:pPr>
-            <w:hyperlink w:history="1" r:id="rIdaeob-3kol5wtkgzjyjf0o">
+            <w:hyperlink w:history="1" r:id="rIdk2amkvdea7j9hvbufaec4">
+              <w:r>
+                <w:rPr>
+                  <w:rFonts w:ascii="Arial" w:cs="Arial" w:eastAsia="Arial" w:hAnsi="Arial"/>
+                  <w:color w:val="2E75B6"/>
+                  <w:sz w:val="16"/>
+                  <w:szCs w:val="16"/>
+                  <w:u w:val="single" w:color="2E75B6"/>
+                </w:rPr>
+                <w:t xml:space="preserve">Graphical Methods of Vector Addition (Flexbook)</w:t>
+              </w:r>
+            </w:hyperlink>
+          </w:p>
+          <w:p>
+            <w:pPr>
+              <w:spacing w:after="10" w:before="0"/>
+              <w:ind w:left="120"/>
+            </w:pPr>
+            <w:r>
+              <w:rPr>
+                <w:rFonts w:ascii="Arial" w:cs="Arial" w:eastAsia="Arial" w:hAnsi="Arial"/>
+                <w:color w:val="595959"/>
+                <w:sz w:val="14"/>
+                <w:szCs w:val="14"/>
+              </w:rPr>
+              <w:t xml:space="preserve">Source: CK-12</w:t>
+            </w:r>
+          </w:p>
+          <w:p>
+            <w:pPr>
+              <w:spacing w:after="10" w:before="0"/>
+              <w:ind w:left="120"/>
+            </w:pPr>
+            <w:hyperlink w:history="1" r:id="rId6i7dpqr_edfqa6nvnqz29">
+              <w:r>
+                <w:rPr>
+                  <w:rFonts w:ascii="Arial" w:cs="Arial" w:eastAsia="Arial" w:hAnsi="Arial"/>
+                  <w:color w:val="595959"/>
+                  <w:sz w:val="14"/>
+                  <w:szCs w:val="14"/>
+                  <w:u w:val="single" w:color="595959"/>
+                </w:rPr>
+                <w:t xml:space="preserve">🔍 Search ARES for similar readings</w:t>
+              </w:r>
+            </w:hyperlink>
+          </w:p>
+        </w:tc>
+        <w:tc>
+          <w:tcPr>
+            <w:tcW w:type="dxa" w:w="3040"/>
+            <w:shd w:fill="FFFFFF" w:color="auto" w:val="clear"/>
+            <w:tcMar>
+              <w:top w:type="dxa" w:w="60"/>
+              <w:left w:type="dxa" w:w="120"/>
+              <w:bottom w:type="dxa" w:w="60"/>
+              <w:right w:type="dxa" w:w="120"/>
+            </w:tcMar>
+            <w:vAlign w:val="top"/>
+          </w:tcPr>
+          <w:p>
+            <w:pPr>
+              <w:spacing w:after="40" w:before="0"/>
+              <w:jc w:val="left"/>
+            </w:pPr>
+            <w:r>
+              <w:rPr>
+                <w:rFonts w:ascii="Arial" w:cs="Arial" w:eastAsia="Arial" w:hAnsi="Arial"/>
+                <w:b w:val="false"/>
+                <w:bCs w:val="false"/>
+                <w:i w:val="false"/>
+                <w:iCs w:val="false"/>
+                <w:color w:val="000000"/>
+                <w:sz w:val="18"/>
+                <w:szCs w:val="18"/>
+              </w:rPr>
+              <w:t xml:space="preserve">Learners engage in a structured guided-drawing investigation in two parts. PART A — Triangle Law (30 min): Each learner receives a printed 1 cm : 2 km/h grid sheet (or draws a grid in their books). Step-by-step, guided by the teacher, they: (1) draw vector a (east, 10 cm representing 20 km/h) from a starting point O; (2) from the tip of a, draw vector b (south, 4 cm representing 8 km/h); (3) draw the closing side from O to the tip of b and label it 'Resultant R.' They measure R with a ruler and record its length in cm, then convert back to km/h. They use a protractor to measure the angle R makes with the east direction. PART B — Parallelogram Law (15 min): Starting from the same point O, learners draw both vectors as adjacent sides of a parallelogram (a east, b south), complete the parallelogram, and draw the diagonal from O. They measure the diagonal, compare it to their triangle-law resultant, and record: 'Are they the same?'</w:t>
+            </w:r>
+          </w:p>
+        </w:tc>
+        <w:tc>
+          <w:tcPr>
+            <w:tcW w:type="dxa" w:w="3040"/>
+            <w:shd w:fill="F2F2F2" w:color="auto" w:val="clear"/>
+            <w:tcMar>
+              <w:top w:type="dxa" w:w="60"/>
+              <w:left w:type="dxa" w:w="120"/>
+              <w:bottom w:type="dxa" w:w="60"/>
+              <w:right w:type="dxa" w:w="120"/>
+            </w:tcMar>
+            <w:vAlign w:val="top"/>
+          </w:tcPr>
+          <w:p>
+            <w:pPr>
+              <w:spacing w:after="40" w:before="0"/>
+              <w:jc w:val="left"/>
+            </w:pPr>
+            <w:r>
+              <w:rPr>
+                <w:rFonts w:ascii="Arial" w:cs="Arial" w:eastAsia="Arial" w:hAnsi="Arial"/>
+                <w:b w:val="false"/>
+                <w:bCs w:val="false"/>
+                <w:i w:val="false"/>
+                <w:iCs w:val="false"/>
+                <w:color w:val="000000"/>
+                <w:sz w:val="18"/>
+                <w:szCs w:val="18"/>
+              </w:rPr>
+              <w:t xml:space="preserve">Distribute grid sheets. Say verbatim: 'We are going to draw the ferry's journey mathematically. Every centimetre on your paper equals 2 km/h. The engine pushes east at 20 km/h — how many centimetres is that?' Wait 10 seconds. Cold-call 2 students. Confirm: '10 centimetres — good.' Demonstrate Step 1 on the board with a large ruler. 'Draw your east arrow now — 10 cm, pointing right, starting at point O. Label it a = 20 km/h east.' Circulate and check all learners have a correct horizontal arrow before proceeding. Then say: 'The current pushes south at 8 km/h. South on our diagram is downward. From the very TIP of your east arrow — not from O, from the tip — draw a downward arrow. How many centimetres?' Wait 10 seconds. Cold-call 2 students. Confirm: '4 centimetres.' Demonstrate. 'Draw it now. Label it b = 8 km/h south.' Circulate again. Say: 'Now draw a straight line from O — your starting point — to the tip of that south arrow. That line is the resultant. Label it R.' Pause 15 seconds for drawing. 'Measure R in centimetres with your ruler. Write it down. Convert it: multiply by 2 to get km/h.' After measurement, say: 'Now use your protractor. Measure the angle between R and the east direction. Write it down.' Cold-call 3 students for their measurements. Write values on board. Say: 'Interesting — they are all close to the same angle. Why might there be small differences?' Accept 2 responses. Transition: 'Now we try a second method — the parallelogram law. Watch carefully.' Demonstrate the parallelogram construction. Learners construct independently. After both parts, say: 'Compare your two resultants — triangle method and parallelogram method. Are they the same length and direction?' Cold-call 4 students. Confirm equivalence.</w:t>
+            </w:r>
+          </w:p>
+        </w:tc>
+        <w:tc>
+          <w:tcPr>
+            <w:tcW w:type="dxa" w:w="3040"/>
+            <w:shd w:fill="FFFFFF" w:color="auto" w:val="clear"/>
+            <w:tcMar>
+              <w:top w:type="dxa" w:w="60"/>
+              <w:left w:type="dxa" w:w="120"/>
+              <w:bottom w:type="dxa" w:w="60"/>
+              <w:right w:type="dxa" w:w="120"/>
+            </w:tcMar>
+            <w:vAlign w:val="top"/>
+          </w:tcPr>
+          <w:p>
+            <w:pPr>
+              <w:spacing w:after="40" w:before="0"/>
+              <w:jc w:val="left"/>
+            </w:pPr>
+            <w:r>
+              <w:rPr>
+                <w:rFonts w:ascii="Arial" w:cs="Arial" w:eastAsia="Arial" w:hAnsi="Arial"/>
+                <w:b w:val="false"/>
+                <w:bCs w:val="false"/>
+                <w:i w:val="false"/>
+                <w:iCs w:val="false"/>
+                <w:color w:val="000000"/>
+                <w:sz w:val="18"/>
+                <w:szCs w:val="18"/>
+              </w:rPr>
+              <w:t xml:space="preserve">Guided Inquiry Drawing with Iterative Verification: Learners construct both geometric methods independently on paper, then directly compare outcomes. This 'twin-method convergence' strategy is powerful because when learners see that both methods produce the same resultant arrow, they develop confidence that the mathematics is internally consistent and not arbitrary. The physical act of drawing, measuring, and converting reinforces procedural fluency while the comparison builds conceptual understanding.</w:t>
+            </w:r>
+          </w:p>
+        </w:tc>
+        <w:tc>
+          <w:tcPr>
+            <w:tcW w:type="dxa" w:w="3040"/>
+            <w:shd w:fill="F2F2F2" w:color="auto" w:val="clear"/>
+            <w:tcMar>
+              <w:top w:type="dxa" w:w="60"/>
+              <w:left w:type="dxa" w:w="120"/>
+              <w:bottom w:type="dxa" w:w="60"/>
+              <w:right w:type="dxa" w:w="120"/>
+            </w:tcMar>
+            <w:vAlign w:val="top"/>
+          </w:tcPr>
+          <w:p>
+            <w:pPr>
+              <w:spacing w:after="40" w:before="0"/>
+              <w:jc w:val="left"/>
+            </w:pPr>
+            <w:r>
+              <w:rPr>
+                <w:rFonts w:ascii="Arial" w:cs="Arial" w:eastAsia="Arial" w:hAnsi="Arial"/>
+                <w:b w:val="false"/>
+                <w:bCs w:val="false"/>
+                <w:i w:val="false"/>
+                <w:iCs w:val="false"/>
+                <w:color w:val="000000"/>
+                <w:sz w:val="18"/>
+                <w:szCs w:val="18"/>
+              </w:rPr>
+              <w:t xml:space="preserve">Observable indicators: (1) Learners correctly place the second vector at the TIP of the first (not back at O) for the triangle law — a common error is starting both vectors at O; teacher scans for this during circulation and corrects immediately. (2) Measured resultant length should be approximately 10.77 cm (±0.3 cm acceptable); angle should be approximately 21–22° south of east. (3) Parallelogram diagonal should match triangle resultant within measurement error. Teacher uses a quick show-of-hands: 'Raise your hand if your two methods gave you the same resultant.' If fewer than 70% raise hands, pause and reteach the parallelogram construction before proceeding.</w:t>
+            </w:r>
+          </w:p>
+        </w:tc>
+      </w:tr>
+      <w:tr>
+        <w:tc>
+          <w:tcPr>
+            <w:tcW w:type="dxa" w:w="1520"/>
+            <w:shd w:fill="E2EFDA" w:color="auto" w:val="clear"/>
+            <w:tcMar>
+              <w:top w:type="dxa" w:w="60"/>
+              <w:left w:type="dxa" w:w="120"/>
+              <w:bottom w:type="dxa" w:w="60"/>
+              <w:right w:type="dxa" w:w="120"/>
+            </w:tcMar>
+            <w:vAlign w:val="top"/>
+          </w:tcPr>
+          <w:p>
+            <w:pPr>
+              <w:spacing w:after="40" w:before="0"/>
+              <w:jc w:val="left"/>
+            </w:pPr>
+            <w:r>
+              <w:rPr>
+                <w:rFonts w:ascii="Arial" w:cs="Arial" w:eastAsia="Arial" w:hAnsi="Arial"/>
+                <w:b/>
+                <w:bCs/>
+                <w:i w:val="false"/>
+                <w:iCs w:val="false"/>
+                <w:color w:val="000000"/>
+                <w:sz w:val="18"/>
+                <w:szCs w:val="18"/>
+              </w:rPr>
+              <w:t xml:space="preserve">Explain Phase</w:t>
+            </w:r>
+          </w:p>
+          <w:p>
+            <w:pPr>
+              <w:spacing w:after="20" w:before="0"/>
+            </w:pPr>
+            <w:r>
+              <w:rPr>
+                <w:rFonts w:ascii="Arial" w:cs="Arial" w:eastAsia="Arial" w:hAnsi="Arial"/>
+                <w:b/>
+                <w:bCs/>
+                <w:color w:val="1F3864"/>
+                <w:sz w:val="16"/>
+                <w:szCs w:val="16"/>
+              </w:rPr>
+              <w:t xml:space="preserve">📹 VIDEO:</w:t>
+            </w:r>
+          </w:p>
+          <w:p>
+            <w:pPr>
+              <w:spacing w:after="20" w:before="0"/>
+            </w:pPr>
+            <w:hyperlink w:history="1" r:id="rId1pwrfuhdepozm9sfmxovj">
+              <w:r>
+                <w:rPr>
+                  <w:rFonts w:ascii="Arial" w:cs="Arial" w:eastAsia="Arial" w:hAnsi="Arial"/>
+                  <w:color w:val="2E75B6"/>
+                  <w:sz w:val="16"/>
+                  <w:szCs w:val="16"/>
+                  <w:u w:val="single" w:color="2E75B6"/>
+                </w:rPr>
+                <w:t xml:space="preserve">Vector components from magnitude &amp; direction</w:t>
+              </w:r>
+            </w:hyperlink>
+          </w:p>
+          <w:p>
+            <w:pPr>
+              <w:spacing w:after="10" w:before="0"/>
+              <w:ind w:left="120"/>
+            </w:pPr>
+            <w:r>
+              <w:rPr>
+                <w:rFonts w:ascii="Arial" w:cs="Arial" w:eastAsia="Arial" w:hAnsi="Arial"/>
+                <w:color w:val="595959"/>
+                <w:sz w:val="14"/>
+                <w:szCs w:val="14"/>
+              </w:rPr>
+              <w:t xml:space="preserve">Source: Khan Academy (English - US curriculum)</w:t>
+            </w:r>
+          </w:p>
+          <w:p>
+            <w:pPr>
+              <w:spacing w:after="10" w:before="0"/>
+              <w:ind w:left="120"/>
+            </w:pPr>
+            <w:hyperlink w:history="1" r:id="rIdjwszxplf6zzntwn4ayzax">
+              <w:r>
+                <w:rPr>
+                  <w:rFonts w:ascii="Arial" w:cs="Arial" w:eastAsia="Arial" w:hAnsi="Arial"/>
+                  <w:color w:val="595959"/>
+                  <w:sz w:val="14"/>
+                  <w:szCs w:val="14"/>
+                  <w:u w:val="single" w:color="595959"/>
+                </w:rPr>
+                <w:t xml:space="preserve">🔍 Search ARES for similar videos</w:t>
+              </w:r>
+            </w:hyperlink>
+          </w:p>
+          <w:p>
+            <w:pPr>
+              <w:spacing w:after="40" w:before="0"/>
+            </w:pPr>
+            <w:r>
+              <w:rPr>
+                <w:sz w:val="14"/>
+                <w:szCs w:val="14"/>
+              </w:rPr>
+              <w:t xml:space="preserve"/>
+            </w:r>
+          </w:p>
+          <w:p>
+            <w:pPr>
+              <w:spacing w:after="20" w:before="0"/>
+            </w:pPr>
+            <w:r>
+              <w:rPr>
+                <w:rFonts w:ascii="Arial" w:cs="Arial" w:eastAsia="Arial" w:hAnsi="Arial"/>
+                <w:b/>
+                <w:bCs/>
+                <w:color w:val="1F3864"/>
+                <w:sz w:val="16"/>
+                <w:szCs w:val="16"/>
+              </w:rPr>
+              <w:t xml:space="preserve">📖 EXERCISE:</w:t>
+            </w:r>
+          </w:p>
+          <w:p>
+            <w:pPr>
+              <w:spacing w:after="20" w:before="0"/>
+            </w:pPr>
+            <w:hyperlink w:history="1" r:id="rIdqswc12whl5zjatxw9p3ze">
+              <w:r>
+                <w:rPr>
+                  <w:rFonts w:ascii="Arial" w:cs="Arial" w:eastAsia="Arial" w:hAnsi="Arial"/>
+                  <w:color w:val="2E75B6"/>
+                  <w:sz w:val="16"/>
+                  <w:szCs w:val="16"/>
+                  <w:u w:val="single" w:color="2E75B6"/>
+                </w:rPr>
+                <w:t xml:space="preserve">Add vectors: magnitude &amp; direction to component</w:t>
+              </w:r>
+            </w:hyperlink>
+          </w:p>
+          <w:p>
+            <w:pPr>
+              <w:spacing w:after="10" w:before="0"/>
+              <w:ind w:left="120"/>
+            </w:pPr>
+            <w:r>
+              <w:rPr>
+                <w:rFonts w:ascii="Arial" w:cs="Arial" w:eastAsia="Arial" w:hAnsi="Arial"/>
+                <w:color w:val="595959"/>
+                <w:sz w:val="14"/>
+                <w:szCs w:val="14"/>
+              </w:rPr>
+              <w:t xml:space="preserve">Source: Khan Academy (English - US curriculum)</w:t>
+            </w:r>
+          </w:p>
+          <w:p>
+            <w:pPr>
+              <w:spacing w:after="10" w:before="0"/>
+              <w:ind w:left="120"/>
+            </w:pPr>
+            <w:hyperlink w:history="1" r:id="rIdhjclsznuqv4lldjvtt_xb">
+              <w:r>
+                <w:rPr>
+                  <w:rFonts w:ascii="Arial" w:cs="Arial" w:eastAsia="Arial" w:hAnsi="Arial"/>
+                  <w:color w:val="595959"/>
+                  <w:sz w:val="14"/>
+                  <w:szCs w:val="14"/>
+                  <w:u w:val="single" w:color="595959"/>
+                </w:rPr>
+                <w:t xml:space="preserve">🔍 Search ARES for similar readings</w:t>
+              </w:r>
+            </w:hyperlink>
+          </w:p>
+        </w:tc>
+        <w:tc>
+          <w:tcPr>
+            <w:tcW w:type="dxa" w:w="3040"/>
+            <w:shd w:fill="FFFFFF" w:color="auto" w:val="clear"/>
+            <w:tcMar>
+              <w:top w:type="dxa" w:w="60"/>
+              <w:left w:type="dxa" w:w="120"/>
+              <w:bottom w:type="dxa" w:w="60"/>
+              <w:right w:type="dxa" w:w="120"/>
+            </w:tcMar>
+            <w:vAlign w:val="top"/>
+          </w:tcPr>
+          <w:p>
+            <w:pPr>
+              <w:spacing w:after="40" w:before="0"/>
+              <w:jc w:val="left"/>
+            </w:pPr>
+            <w:r>
+              <w:rPr>
+                <w:rFonts w:ascii="Arial" w:cs="Arial" w:eastAsia="Arial" w:hAnsi="Arial"/>
+                <w:b w:val="false"/>
+                <w:bCs w:val="false"/>
+                <w:i w:val="false"/>
+                <w:iCs w:val="false"/>
+                <w:color w:val="000000"/>
+                <w:sz w:val="18"/>
+                <w:szCs w:val="18"/>
+              </w:rPr>
+              <w:t xml:space="preserve">Learners move from drawing to calculation. Using the values from Phase 2, the class works through the algebraic verification: |R| = √(20² + 8²) = √(400 + 64) = √464 ≈ 21.5 km/h, and direction θ = arctan(8/20) ≈ 21.8° south of east. Learners then tackle a parallel Kenyan context: 'A fishing boat near Homa Bay heads due north at 15 km/h to reach a landing point. A wind blows it due east at 6 km/h. Draw the vector triangle, calculate the resultant speed, and find the angle east of north the boat actually travels.' Learners work in groups of four, assigning roles: Drawer, Calculator, Checker, Reporter. Groups present solutions to the class.</w:t>
+            </w:r>
+          </w:p>
+        </w:tc>
+        <w:tc>
+          <w:tcPr>
+            <w:tcW w:type="dxa" w:w="3040"/>
+            <w:shd w:fill="F2F2F2" w:color="auto" w:val="clear"/>
+            <w:tcMar>
+              <w:top w:type="dxa" w:w="60"/>
+              <w:left w:type="dxa" w:w="120"/>
+              <w:bottom w:type="dxa" w:w="60"/>
+              <w:right w:type="dxa" w:w="120"/>
+            </w:tcMar>
+            <w:vAlign w:val="top"/>
+          </w:tcPr>
+          <w:p>
+            <w:pPr>
+              <w:spacing w:after="40" w:before="0"/>
+              <w:jc w:val="left"/>
+            </w:pPr>
+            <w:r>
+              <w:rPr>
+                <w:rFonts w:ascii="Arial" w:cs="Arial" w:eastAsia="Arial" w:hAnsi="Arial"/>
+                <w:b w:val="false"/>
+                <w:bCs w:val="false"/>
+                <w:i w:val="false"/>
+                <w:iCs w:val="false"/>
+                <w:color w:val="000000"/>
+                <w:sz w:val="18"/>
+                <w:szCs w:val="18"/>
+              </w:rPr>
+              <w:t xml:space="preserve">Write the ferry vectors on the board: 'a = 20 km/h east, b = 8 km/h south.' Say verbatim: 'Your ruler gave us approximately 21.5 km/h. Now let us PROVE it with algebra. These two vectors are perpendicular — the engine is east, the current is south — so what theorem can we use to find the resultant?' Wait 15 seconds. Cold-call 2 students. Guide toward Pythagoras. Write: '|R|² = 20² + 8².' Say: 'Calculate this with me.' Pause 10 seconds for working. Cold-call 1 student for the answer. Write √464 ≈ 21.5 on board. Say: 'So the ferry's true speed is about 21.5 km/h. Now the direction — the angle south of east. Which trigonometric ratio connects the opposite side and the adjacent side?' Wait 10 seconds. Cold-call 2 students — confirm 'tangent.' Write: 'tan θ = 8/20 = 0.4, so θ = arctan(0.4) ≈ 21.8°.' Say: 'So the ferry travelled at 21.8 degrees south of east. Does anyone remember our predictions from Phase 1? Let us look at the board.' Return to predictions and compare. Then say: 'Now your turn — Homa Bay fishing boat. I want you in groups of four. Drawer draws the triangle. Calculator does the Pythagoras and arctan. Checker verifies every step. Reporter presents. You have 10 minutes.' Circulate actively — spend at least 60 seconds with each group. Listen for whether groups correctly identify north and east as perpendicular. After 10 minutes, cold-call 2 groups to present. After each, ask the class: 'Does the Reporter's diagram match their calculation? Thumbs up or thumbs sideways.' Address any discrepancies.</w:t>
+            </w:r>
+          </w:p>
+        </w:tc>
+        <w:tc>
+          <w:tcPr>
+            <w:tcW w:type="dxa" w:w="3040"/>
+            <w:shd w:fill="FFFFFF" w:color="auto" w:val="clear"/>
+            <w:tcMar>
+              <w:top w:type="dxa" w:w="60"/>
+              <w:left w:type="dxa" w:w="120"/>
+              <w:bottom w:type="dxa" w:w="60"/>
+              <w:right w:type="dxa" w:w="120"/>
+            </w:tcMar>
+            <w:vAlign w:val="top"/>
+          </w:tcPr>
+          <w:p>
+            <w:pPr>
+              <w:spacing w:after="40" w:before="0"/>
+              <w:jc w:val="left"/>
+            </w:pPr>
+            <w:r>
+              <w:rPr>
+                <w:rFonts w:ascii="Arial" w:cs="Arial" w:eastAsia="Arial" w:hAnsi="Arial"/>
+                <w:b w:val="false"/>
+                <w:bCs w:val="false"/>
+                <w:i w:val="false"/>
+                <w:iCs w:val="false"/>
+                <w:color w:val="000000"/>
+                <w:sz w:val="18"/>
+                <w:szCs w:val="18"/>
+              </w:rPr>
+              <w:t xml:space="preserve">Connect-and-Extend with Parallel Context: The algebraic calculation of the ferry resultant directly validates the drawn measurement (connecting), and the Homa Bay problem extends the same skill to a new orientation (north-east instead of east-south), forcing learners to generalise the method rather than memorise a specific case. Group roles (Drawer, Calculator, Checker, Reporter) distribute cognitive load and create accountable talk, where every group member must understand the solution well enough to spot errors.</w:t>
+            </w:r>
+          </w:p>
+        </w:tc>
+        <w:tc>
+          <w:tcPr>
+            <w:tcW w:type="dxa" w:w="3040"/>
+            <w:shd w:fill="F2F2F2" w:color="auto" w:val="clear"/>
+            <w:tcMar>
+              <w:top w:type="dxa" w:w="60"/>
+              <w:left w:type="dxa" w:w="120"/>
+              <w:bottom w:type="dxa" w:w="60"/>
+              <w:right w:type="dxa" w:w="120"/>
+            </w:tcMar>
+            <w:vAlign w:val="top"/>
+          </w:tcPr>
+          <w:p>
+            <w:pPr>
+              <w:spacing w:after="40" w:before="0"/>
+              <w:jc w:val="left"/>
+            </w:pPr>
+            <w:r>
+              <w:rPr>
+                <w:rFonts w:ascii="Arial" w:cs="Arial" w:eastAsia="Arial" w:hAnsi="Arial"/>
+                <w:b w:val="false"/>
+                <w:bCs w:val="false"/>
+                <w:i w:val="false"/>
+                <w:iCs w:val="false"/>
+                <w:color w:val="000000"/>
+                <w:sz w:val="18"/>
+                <w:szCs w:val="18"/>
+              </w:rPr>
+              <w:t xml:space="preserve">Observable indicators: (1) Learners correctly apply Pythagoras to perpendicular vectors without prompting. (2) Learners correctly identify which sides are 'opposite' and 'adjacent' for the arctan calculation relative to the angle they are finding. (3) Homa Bay answer: |R| = √(15² + 6²) = √(225 + 36) = √261 ≈ 16.2 km/h, direction ≈ 21.8° east of north — teacher checks group whiteboards or books for these values. (4) Listen for the phrase 'perpendicular' in group discussions — this signals learners understand WHY Pythagoras applies; absence of this word is a flag for misconception.</w:t>
+            </w:r>
+          </w:p>
+        </w:tc>
+      </w:tr>
+      <w:tr>
+        <w:tc>
+          <w:tcPr>
+            <w:tcW w:type="dxa" w:w="1520"/>
+            <w:shd w:fill="FCE4D6" w:color="auto" w:val="clear"/>
+            <w:tcMar>
+              <w:top w:type="dxa" w:w="60"/>
+              <w:left w:type="dxa" w:w="120"/>
+              <w:bottom w:type="dxa" w:w="60"/>
+              <w:right w:type="dxa" w:w="120"/>
+            </w:tcMar>
+            <w:vAlign w:val="top"/>
+          </w:tcPr>
+          <w:p>
+            <w:pPr>
+              <w:spacing w:after="40" w:before="0"/>
+              <w:jc w:val="left"/>
+            </w:pPr>
+            <w:r>
+              <w:rPr>
+                <w:rFonts w:ascii="Arial" w:cs="Arial" w:eastAsia="Arial" w:hAnsi="Arial"/>
+                <w:b/>
+                <w:bCs/>
+                <w:i w:val="false"/>
+                <w:iCs w:val="false"/>
+                <w:color w:val="000000"/>
+                <w:sz w:val="18"/>
+                <w:szCs w:val="18"/>
+              </w:rPr>
+              <w:t xml:space="preserve">Driving Question Board (DQB) Creation</w:t>
+            </w:r>
+          </w:p>
+          <w:p>
+            <w:pPr>
+              <w:spacing w:after="20" w:before="0"/>
+            </w:pPr>
+            <w:r>
+              <w:rPr>
+                <w:rFonts w:ascii="Arial" w:cs="Arial" w:eastAsia="Arial" w:hAnsi="Arial"/>
+                <w:b/>
+                <w:bCs/>
+                <w:color w:val="1F3864"/>
+                <w:sz w:val="16"/>
+                <w:szCs w:val="16"/>
+              </w:rPr>
+              <w:t xml:space="preserve">📹 VIDEO:</w:t>
+            </w:r>
+          </w:p>
+          <w:p>
+            <w:pPr>
+              <w:spacing w:after="20" w:before="0"/>
+            </w:pPr>
+            <w:hyperlink w:history="1" r:id="rIdh414zbih_szmfv4mr-o0i">
+              <w:r>
+                <w:rPr>
+                  <w:rFonts w:ascii="Arial" w:cs="Arial" w:eastAsia="Arial" w:hAnsi="Arial"/>
+                  <w:color w:val="2E75B6"/>
+                  <w:sz w:val="16"/>
+                  <w:szCs w:val="16"/>
+                  <w:u w:val="single" w:color="2E75B6"/>
+                </w:rPr>
+                <w:t xml:space="preserve">Introduction to vector components</w:t>
+              </w:r>
+            </w:hyperlink>
+          </w:p>
+          <w:p>
+            <w:pPr>
+              <w:spacing w:after="10" w:before="0"/>
+              <w:ind w:left="120"/>
+            </w:pPr>
+            <w:r>
+              <w:rPr>
+                <w:rFonts w:ascii="Arial" w:cs="Arial" w:eastAsia="Arial" w:hAnsi="Arial"/>
+                <w:color w:val="595959"/>
+                <w:sz w:val="14"/>
+                <w:szCs w:val="14"/>
+              </w:rPr>
+              <w:t xml:space="preserve">Source: Khan Academy (English - US curriculum)</w:t>
+            </w:r>
+          </w:p>
+          <w:p>
+            <w:pPr>
+              <w:spacing w:after="10" w:before="0"/>
+              <w:ind w:left="120"/>
+            </w:pPr>
+            <w:hyperlink w:history="1" r:id="rIdpytfnekxrplynj97ka6g-">
+              <w:r>
+                <w:rPr>
+                  <w:rFonts w:ascii="Arial" w:cs="Arial" w:eastAsia="Arial" w:hAnsi="Arial"/>
+                  <w:color w:val="595959"/>
+                  <w:sz w:val="14"/>
+                  <w:szCs w:val="14"/>
+                  <w:u w:val="single" w:color="595959"/>
+                </w:rPr>
+                <w:t xml:space="preserve">🔍 Search ARES for similar videos</w:t>
+              </w:r>
+            </w:hyperlink>
+          </w:p>
+          <w:p>
+            <w:pPr>
+              <w:spacing w:after="40" w:before="0"/>
+            </w:pPr>
+            <w:r>
+              <w:rPr>
+                <w:sz w:val="14"/>
+                <w:szCs w:val="14"/>
+              </w:rPr>
+              <w:t xml:space="preserve"/>
+            </w:r>
+          </w:p>
+          <w:p>
+            <w:pPr>
+              <w:spacing w:after="20" w:before="0"/>
+            </w:pPr>
+            <w:r>
+              <w:rPr>
+                <w:rFonts w:ascii="Arial" w:cs="Arial" w:eastAsia="Arial" w:hAnsi="Arial"/>
+                <w:b/>
+                <w:bCs/>
+                <w:color w:val="1F3864"/>
+                <w:sz w:val="16"/>
+                <w:szCs w:val="16"/>
+              </w:rPr>
+              <w:t xml:space="preserve">📖 HTML:</w:t>
+            </w:r>
+          </w:p>
+          <w:p>
+            <w:pPr>
+              <w:spacing w:after="20" w:before="0"/>
+            </w:pPr>
+            <w:hyperlink w:history="1" r:id="rIdhsr_ak4t5iu_ctinbj0oc">
               <w:r>
                 <w:rPr>
                   <w:rFonts w:ascii="Arial" w:cs="Arial" w:eastAsia="Arial" w:hAnsi="Arial"/>
@@ -9407,7 +10325,7 @@
               <w:spacing w:after="10" w:before="0"/>
               <w:ind w:left="120"/>
             </w:pPr>
-            <w:hyperlink w:history="1" r:id="rIdwsxyupa2ddnc-zcz57jru">
+            <w:hyperlink w:history="1" r:id="rId5vp9qje10xifqygfzt25p">
               <w:r>
                 <w:rPr>
                   <w:rFonts w:ascii="Arial" w:cs="Arial" w:eastAsia="Arial" w:hAnsi="Arial"/>
@@ -9449,7 +10367,7 @@
                 <w:sz w:val="18"/>
                 <w:szCs w:val="18"/>
               </w:rPr>
-              <w:t xml:space="preserve">Learners are shown a large projected image of the Lake Victoria ferry scenario from Lessons 1 and 2. They are told: 'The ferry engine pushes east at 20 km/h. The current pushes south at 8 km/h. These are two separate vector arrows. Today, before we do any mathematics, draw in your exercise books what you think the ferry's ACTUAL path looks like as a single arrow — its direction and roughly how long it is compared to the two separate arrows.' Learners work individually for 3 minutes, sketching their predicted resultant arrow. They then share predictions with a shoulder partner (Think-Pair) for 2 minutes, noting agreements and disagreements.</w:t>
+              <w:t xml:space="preserve">Learners individually write a 'What We Now Know' sticky note (or entry in their DQB section of their books) responding to the prompt: 'Using today's lesson, what can you now say about WHY the ferry missed Mbita and HOW FAR off-course it was?' They also write one remaining question: 'What do we still need to figure out to fully solve the ferry problem or to help the captain plan better?' Sticky notes are placed on the class DQB under two columns: 'Evidence We Have' and 'Questions We Still Have.' Teacher reads out 4–5 notes aloud.</w:t>
             </w:r>
           </w:p>
         </w:tc>
@@ -9481,7 +10399,7 @@
                 <w:sz w:val="18"/>
                 <w:szCs w:val="18"/>
               </w:rPr>
-              <w:t xml:space="preserve">Display the ferry diagram on the board with the two component vectors drawn (east arrow labeled 20 km/h, south arrow labeled 8 km/h) but NO resultant arrow. Say verbatim: 'Look at these two arrows. They are both acting on the ferry AT THE SAME TIME. In your book, draw what you think the ferry's single true journey arrow looks like — its direction and its size relative to these two arrows. You have 3 minutes. Start now.' Set a visible 3-minute timer. Circulate silently for the first 90 seconds — do NOT answer questions; allow productive struggle. After 3 minutes, say: 'Now turn to your partner — compare your arrows. Do they point the same direction? Is one longer than the other? You have 2 minutes.' After pair discussion, cold-call 3 students (choose one who drew a longer arrow, one who drew a shorter arrow, one who is uncertain) to share. Write their three predictions as rough sketches on the board under the heading 'Our Predictions.' Say: 'We will come back to these predictions at the end of Phase 2 and see who was closest — and why.'</w:t>
+              <w:t xml:space="preserve">Display the class Driving Question Board (a large poster or section of the board that has been accumulating across all lessons). Say verbatim: 'Look at the big question: Why did the Kisumu ferry miss Mbita? Based on today, you now have real mathematical evidence. Take 3 minutes — write one thing you now KNOW about why the ferry drifted and how far, and one question you still have.' Set a 3-minute timer. Circulate silently. After 3 minutes, collect/post notes. Read 3 'Know' notes aloud — after each, say: 'Class, do you agree? Thumbs up.' Read 2 'Still wondering' notes and say: 'Excellent — hold these questions. Some will be answered in Lesson 4 when we look at resolving vectors and planning a corrected course.' Point to the DQB headline question and say: 'We are getting closer. The ferry missed because two vectors combined into a resultant that was NOT due east. We can now calculate exactly how far south it landed. What we cannot yet do is tell the captain how to AIM the engine differently to cancel the current — that is our next challenge.'</w:t>
             </w:r>
           </w:p>
         </w:tc>
@@ -9513,7 +10431,7 @@
                 <w:sz w:val="18"/>
                 <w:szCs w:val="18"/>
               </w:rPr>
-              <w:t xml:space="preserve">Prediction-first activation (Elicit-Before-Explain): By committing to a drawn prediction before instruction, learners activate prior intuitions about direction and magnitude, creating a cognitive hook. Disagreements between partners surface the core misconception that the resultant is simply 'between' the two vectors in length, setting up the need for the precise geometric rules to follow.</w:t>
+              <w:t xml:space="preserve">Driving Question Board as a Running Evidence Ledger: The DQB makes the progression of understanding visible over the entire unit. Placing today's evidence explicitly under 'Evidence We Have' gives learners a sense of epistemic progress — they are not just learning isolated skills but building a case. The 'Questions We Still Have' column creates forward momentum, making Lesson 4 feel necessary and anticipated rather than arbitrarily assigned.</w:t>
             </w:r>
           </w:p>
         </w:tc>
@@ -9545,7 +10463,7 @@
                 <w:sz w:val="18"/>
                 <w:szCs w:val="18"/>
               </w:rPr>
-              <w:t xml:space="preserve">Observable indicator: Do learners draw the resultant arrow as diagonal (south-east direction)? A correct directional intuition is a green flag. Red flags: learners who draw the resultant pointing due east (ignoring the current), due south (ignoring the engine), or who draw two separate arrows rather than one combined arrow. Teacher notes these on a quick mental tally during circulation — these learners are targeted for closer support in Phase 2.</w:t>
+              <w:t xml:space="preserve">Observable indicators: (1) 'Know' notes should reference the resultant vector, approximate magnitude (~21.5 km/h or ~21.8°), and the idea that two perpendicular vectors combined. (2) Vague notes ('the current moved the ferry') without mathematical specificity indicate the learner has conceptual understanding but lacks procedural consolidation — flag for follow-up. (3) 'Still wondering' notes that ask about correcting course, working backwards, or three vectors indicate high readiness for extension work in Lesson 4.</w:t>
             </w:r>
           </w:p>
         </w:tc>
@@ -9554,32 +10472,32 @@
         <w:tc>
           <w:tcPr>
             <w:tcW w:type="dxa" w:w="1520"/>
-            <w:shd w:fill="D9EEF1" w:color="auto" w:val="clear"/>
-            <w:tcMar>
-              <w:top w:type="dxa" w:w="60"/>
-              <w:left w:type="dxa" w:w="120"/>
-              <w:bottom w:type="dxa" w:w="60"/>
-              <w:right w:type="dxa" w:w="120"/>
-            </w:tcMar>
-            <w:vAlign w:val="top"/>
-          </w:tcPr>
-          <w:p>
-            <w:pPr>
-              <w:spacing w:after="40" w:before="0"/>
-              <w:jc w:val="left"/>
-            </w:pPr>
-            <w:r>
-              <w:rPr>
-                <w:rFonts w:ascii="Arial" w:cs="Arial" w:eastAsia="Arial" w:hAnsi="Arial"/>
-                <w:b/>
-                <w:bCs/>
-                <w:i w:val="false"/>
-                <w:iCs w:val="false"/>
-                <w:color w:val="000000"/>
-                <w:sz w:val="18"/>
-                <w:szCs w:val="18"/>
-              </w:rPr>
-              <w:t xml:space="preserve">Observe Phase</w:t>
+            <w:shd w:fill="D5E8F0" w:color="auto" w:val="clear"/>
+            <w:tcMar>
+              <w:top w:type="dxa" w:w="60"/>
+              <w:left w:type="dxa" w:w="120"/>
+              <w:bottom w:type="dxa" w:w="60"/>
+              <w:right w:type="dxa" w:w="120"/>
+            </w:tcMar>
+            <w:vAlign w:val="top"/>
+          </w:tcPr>
+          <w:p>
+            <w:pPr>
+              <w:spacing w:after="40" w:before="0"/>
+              <w:jc w:val="left"/>
+            </w:pPr>
+            <w:r>
+              <w:rPr>
+                <w:rFonts w:ascii="Arial" w:cs="Arial" w:eastAsia="Arial" w:hAnsi="Arial"/>
+                <w:b/>
+                <w:bCs/>
+                <w:i w:val="false"/>
+                <w:iCs w:val="false"/>
+                <w:color w:val="000000"/>
+                <w:sz w:val="18"/>
+                <w:szCs w:val="18"/>
+              </w:rPr>
+              <w:t xml:space="preserve">Model Building Phase</w:t>
             </w:r>
           </w:p>
           <w:p>
@@ -9602,7 +10520,7 @@
             <w:pPr>
               <w:spacing w:after="20" w:before="0"/>
             </w:pPr>
-            <w:hyperlink w:history="1" r:id="rIdsav0fxlstbji20iun6dzp">
+            <w:hyperlink w:history="1" r:id="rIdwkgmkppz8rl1ruy60amfa">
               <w:r>
                 <w:rPr>
                   <w:rFonts w:ascii="Arial" w:cs="Arial" w:eastAsia="Arial" w:hAnsi="Arial"/>
@@ -9611,7 +10529,7 @@
                   <w:szCs w:val="16"/>
                   <w:u w:val="single" w:color="2E75B6"/>
                 </w:rPr>
-                <w:t xml:space="preserve">Area of a parallelogram on the coordinate plane</w:t>
+                <w:t xml:space="preserve">Vector addition &amp; magnitude</w:t>
               </w:r>
             </w:hyperlink>
           </w:p>
@@ -9635,7 +10553,7 @@
               <w:spacing w:after="10" w:before="0"/>
               <w:ind w:left="120"/>
             </w:pPr>
-            <w:hyperlink w:history="1" r:id="rId8wxk5ohngsdf34an-ryq0">
+            <w:hyperlink w:history="1" r:id="rIdbbslnv2foosdmu96icczl">
               <w:r>
                 <w:rPr>
                   <w:rFonts w:ascii="Arial" w:cs="Arial" w:eastAsia="Arial" w:hAnsi="Arial"/>
@@ -9673,14 +10591,14 @@
                 <w:sz w:val="16"/>
                 <w:szCs w:val="16"/>
               </w:rPr>
-              <w:t xml:space="preserve">📖 HTML:</w:t>
+              <w:t xml:space="preserve">📖 EXERCISE:</w:t>
             </w:r>
           </w:p>
           <w:p>
             <w:pPr>
               <w:spacing w:after="20" w:before="0"/>
             </w:pPr>
-            <w:hyperlink w:history="1" r:id="rIdictgbpkg2ogpqxo6fqo3t">
+            <w:hyperlink w:history="1" r:id="rIdboiosop7ssbyxcehj1k3p">
               <w:r>
                 <w:rPr>
                   <w:rFonts w:ascii="Arial" w:cs="Arial" w:eastAsia="Arial" w:hAnsi="Arial"/>
@@ -9689,7 +10607,7 @@
                   <w:szCs w:val="16"/>
                   <w:u w:val="single" w:color="2E75B6"/>
                 </w:rPr>
-                <w:t xml:space="preserve">Vector Addition (Flexbook)</w:t>
+                <w:t xml:space="preserve">Vector Addition Practice</w:t>
               </w:r>
             </w:hyperlink>
           </w:p>
@@ -9713,925 +10631,7 @@
               <w:spacing w:after="10" w:before="0"/>
               <w:ind w:left="120"/>
             </w:pPr>
-            <w:hyperlink w:history="1" r:id="rIdvvorvc9sutb68wkf_l87z">
-              <w:r>
-                <w:rPr>
-                  <w:rFonts w:ascii="Arial" w:cs="Arial" w:eastAsia="Arial" w:hAnsi="Arial"/>
-                  <w:color w:val="595959"/>
-                  <w:sz w:val="14"/>
-                  <w:szCs w:val="14"/>
-                  <w:u w:val="single" w:color="595959"/>
-                </w:rPr>
-                <w:t xml:space="preserve">🔍 Search ARES for similar readings</w:t>
-              </w:r>
-            </w:hyperlink>
-          </w:p>
-        </w:tc>
-        <w:tc>
-          <w:tcPr>
-            <w:tcW w:type="dxa" w:w="3040"/>
-            <w:shd w:fill="FFFFFF" w:color="auto" w:val="clear"/>
-            <w:tcMar>
-              <w:top w:type="dxa" w:w="60"/>
-              <w:left w:type="dxa" w:w="120"/>
-              <w:bottom w:type="dxa" w:w="60"/>
-              <w:right w:type="dxa" w:w="120"/>
-            </w:tcMar>
-            <w:vAlign w:val="top"/>
-          </w:tcPr>
-          <w:p>
-            <w:pPr>
-              <w:spacing w:after="40" w:before="0"/>
-              <w:jc w:val="left"/>
-            </w:pPr>
-            <w:r>
-              <w:rPr>
-                <w:rFonts w:ascii="Arial" w:cs="Arial" w:eastAsia="Arial" w:hAnsi="Arial"/>
-                <w:b w:val="false"/>
-                <w:bCs w:val="false"/>
-                <w:i w:val="false"/>
-                <w:iCs w:val="false"/>
-                <w:color w:val="000000"/>
-                <w:sz w:val="18"/>
-                <w:szCs w:val="18"/>
-              </w:rPr>
-              <w:t xml:space="preserve">Learners engage in a structured guided-drawing investigation in two parts. PART A — Triangle Law (30 min): Each learner receives a printed 1 cm : 2 km/h grid sheet (or draws a grid in their books). Step-by-step, guided by the teacher, they: (1) draw vector a (east, 10 cm representing 20 km/h) from a starting point O; (2) from the tip of a, draw vector b (south, 4 cm representing 8 km/h); (3) draw the closing side from O to the tip of b and label it 'Resultant R.' They measure R with a ruler and record its length in cm, then convert back to km/h. They use a protractor to measure the angle R makes with the east direction. PART B — Parallelogram Law (15 min): Starting from the same point O, learners draw both vectors as adjacent sides of a parallelogram (a east, b south), complete the parallelogram, and draw the diagonal from O. They measure the diagonal, compare it to their triangle-law resultant, and record: 'Are they the same?'</w:t>
-            </w:r>
-          </w:p>
-        </w:tc>
-        <w:tc>
-          <w:tcPr>
-            <w:tcW w:type="dxa" w:w="3040"/>
-            <w:shd w:fill="F2F2F2" w:color="auto" w:val="clear"/>
-            <w:tcMar>
-              <w:top w:type="dxa" w:w="60"/>
-              <w:left w:type="dxa" w:w="120"/>
-              <w:bottom w:type="dxa" w:w="60"/>
-              <w:right w:type="dxa" w:w="120"/>
-            </w:tcMar>
-            <w:vAlign w:val="top"/>
-          </w:tcPr>
-          <w:p>
-            <w:pPr>
-              <w:spacing w:after="40" w:before="0"/>
-              <w:jc w:val="left"/>
-            </w:pPr>
-            <w:r>
-              <w:rPr>
-                <w:rFonts w:ascii="Arial" w:cs="Arial" w:eastAsia="Arial" w:hAnsi="Arial"/>
-                <w:b w:val="false"/>
-                <w:bCs w:val="false"/>
-                <w:i w:val="false"/>
-                <w:iCs w:val="false"/>
-                <w:color w:val="000000"/>
-                <w:sz w:val="18"/>
-                <w:szCs w:val="18"/>
-              </w:rPr>
-              <w:t xml:space="preserve">Distribute grid sheets. Say verbatim: 'We are going to draw the ferry's journey mathematically. Every centimetre on your paper equals 2 km/h. The engine pushes east at 20 km/h — how many centimetres is that?' Wait 10 seconds. Cold-call 2 students. Confirm: '10 centimetres — good.' Demonstrate Step 1 on the board with a large ruler. 'Draw your east arrow now — 10 cm, pointing right, starting at point O. Label it a = 20 km/h east.' Circulate and check all learners have a correct horizontal arrow before proceeding. Then say: 'The current pushes south at 8 km/h. South on our diagram is downward. From the very TIP of your east arrow — not from O, from the tip — draw a downward arrow. How many centimetres?' Wait 10 seconds. Cold-call 2 students. Confirm: '4 centimetres.' Demonstrate. 'Draw it now. Label it b = 8 km/h south.' Circulate again. Say: 'Now draw a straight line from O — your starting point — to the tip of that south arrow. That line is the resultant. Label it R.' Pause 15 seconds for drawing. 'Measure R in centimetres with your ruler. Write it down. Convert it: multiply by 2 to get km/h.' After measurement, say: 'Now use your protractor. Measure the angle between R and the east direction. Write it down.' Cold-call 3 students for their measurements. Write values on board. Say: 'Interesting — they are all close to the same angle. Why might there be small differences?' Accept 2 responses. Transition: 'Now we try a second method — the parallelogram law. Watch carefully.' Demonstrate the parallelogram construction. Learners construct independently. After both parts, say: 'Compare your two resultants — triangle method and parallelogram method. Are they the same length and direction?' Cold-call 4 students. Confirm equivalence.</w:t>
-            </w:r>
-          </w:p>
-        </w:tc>
-        <w:tc>
-          <w:tcPr>
-            <w:tcW w:type="dxa" w:w="3040"/>
-            <w:shd w:fill="FFFFFF" w:color="auto" w:val="clear"/>
-            <w:tcMar>
-              <w:top w:type="dxa" w:w="60"/>
-              <w:left w:type="dxa" w:w="120"/>
-              <w:bottom w:type="dxa" w:w="60"/>
-              <w:right w:type="dxa" w:w="120"/>
-            </w:tcMar>
-            <w:vAlign w:val="top"/>
-          </w:tcPr>
-          <w:p>
-            <w:pPr>
-              <w:spacing w:after="40" w:before="0"/>
-              <w:jc w:val="left"/>
-            </w:pPr>
-            <w:r>
-              <w:rPr>
-                <w:rFonts w:ascii="Arial" w:cs="Arial" w:eastAsia="Arial" w:hAnsi="Arial"/>
-                <w:b w:val="false"/>
-                <w:bCs w:val="false"/>
-                <w:i w:val="false"/>
-                <w:iCs w:val="false"/>
-                <w:color w:val="000000"/>
-                <w:sz w:val="18"/>
-                <w:szCs w:val="18"/>
-              </w:rPr>
-              <w:t xml:space="preserve">Guided Inquiry Drawing with Iterative Verification: Learners construct both geometric methods independently on paper, then directly compare outcomes. This 'twin-method convergence' strategy is powerful because when learners see that both methods produce the same resultant arrow, they develop confidence that the mathematics is internally consistent and not arbitrary. The physical act of drawing, measuring, and converting reinforces procedural fluency while the comparison builds conceptual understanding.</w:t>
-            </w:r>
-          </w:p>
-        </w:tc>
-        <w:tc>
-          <w:tcPr>
-            <w:tcW w:type="dxa" w:w="3040"/>
-            <w:shd w:fill="F2F2F2" w:color="auto" w:val="clear"/>
-            <w:tcMar>
-              <w:top w:type="dxa" w:w="60"/>
-              <w:left w:type="dxa" w:w="120"/>
-              <w:bottom w:type="dxa" w:w="60"/>
-              <w:right w:type="dxa" w:w="120"/>
-            </w:tcMar>
-            <w:vAlign w:val="top"/>
-          </w:tcPr>
-          <w:p>
-            <w:pPr>
-              <w:spacing w:after="40" w:before="0"/>
-              <w:jc w:val="left"/>
-            </w:pPr>
-            <w:r>
-              <w:rPr>
-                <w:rFonts w:ascii="Arial" w:cs="Arial" w:eastAsia="Arial" w:hAnsi="Arial"/>
-                <w:b w:val="false"/>
-                <w:bCs w:val="false"/>
-                <w:i w:val="false"/>
-                <w:iCs w:val="false"/>
-                <w:color w:val="000000"/>
-                <w:sz w:val="18"/>
-                <w:szCs w:val="18"/>
-              </w:rPr>
-              <w:t xml:space="preserve">Observable indicators: (1) Learners correctly place the second vector at the TIP of the first (not back at O) for the triangle law — a common error is starting both vectors at O; teacher scans for this during circulation and corrects immediately. (2) Measured resultant length should be approximately 10.77 cm (±0.3 cm acceptable); angle should be approximately 21–22° south of east. (3) Parallelogram diagonal should match triangle resultant within measurement error. Teacher uses a quick show-of-hands: 'Raise your hand if your two methods gave you the same resultant.' If fewer than 70% raise hands, pause and reteach the parallelogram construction before proceeding.</w:t>
-            </w:r>
-          </w:p>
-        </w:tc>
-      </w:tr>
-      <w:tr>
-        <w:tc>
-          <w:tcPr>
-            <w:tcW w:type="dxa" w:w="1520"/>
-            <w:shd w:fill="E2EFDA" w:color="auto" w:val="clear"/>
-            <w:tcMar>
-              <w:top w:type="dxa" w:w="60"/>
-              <w:left w:type="dxa" w:w="120"/>
-              <w:bottom w:type="dxa" w:w="60"/>
-              <w:right w:type="dxa" w:w="120"/>
-            </w:tcMar>
-            <w:vAlign w:val="top"/>
-          </w:tcPr>
-          <w:p>
-            <w:pPr>
-              <w:spacing w:after="40" w:before="0"/>
-              <w:jc w:val="left"/>
-            </w:pPr>
-            <w:r>
-              <w:rPr>
-                <w:rFonts w:ascii="Arial" w:cs="Arial" w:eastAsia="Arial" w:hAnsi="Arial"/>
-                <w:b/>
-                <w:bCs/>
-                <w:i w:val="false"/>
-                <w:iCs w:val="false"/>
-                <w:color w:val="000000"/>
-                <w:sz w:val="18"/>
-                <w:szCs w:val="18"/>
-              </w:rPr>
-              <w:t xml:space="preserve">Explain Phase</w:t>
-            </w:r>
-          </w:p>
-          <w:p>
-            <w:pPr>
-              <w:spacing w:after="20" w:before="0"/>
-            </w:pPr>
-            <w:r>
-              <w:rPr>
-                <w:rFonts w:ascii="Arial" w:cs="Arial" w:eastAsia="Arial" w:hAnsi="Arial"/>
-                <w:b/>
-                <w:bCs/>
-                <w:color w:val="1F3864"/>
-                <w:sz w:val="16"/>
-                <w:szCs w:val="16"/>
-              </w:rPr>
-              <w:t xml:space="preserve">📹 VIDEO:</w:t>
-            </w:r>
-          </w:p>
-          <w:p>
-            <w:pPr>
-              <w:spacing w:after="20" w:before="0"/>
-            </w:pPr>
-            <w:hyperlink w:history="1" r:id="rIdjiq3pqsv_gsett-ngrmvy">
-              <w:r>
-                <w:rPr>
-                  <w:rFonts w:ascii="Arial" w:cs="Arial" w:eastAsia="Arial" w:hAnsi="Arial"/>
-                  <w:color w:val="2E75B6"/>
-                  <w:sz w:val="16"/>
-                  <w:szCs w:val="16"/>
-                  <w:u w:val="single" w:color="2E75B6"/>
-                </w:rPr>
-                <w:t xml:space="preserve">Area of a parallelogram on the coordinate plane</w:t>
-              </w:r>
-            </w:hyperlink>
-          </w:p>
-          <w:p>
-            <w:pPr>
-              <w:spacing w:after="10" w:before="0"/>
-              <w:ind w:left="120"/>
-            </w:pPr>
-            <w:r>
-              <w:rPr>
-                <w:rFonts w:ascii="Arial" w:cs="Arial" w:eastAsia="Arial" w:hAnsi="Arial"/>
-                <w:color w:val="595959"/>
-                <w:sz w:val="14"/>
-                <w:szCs w:val="14"/>
-              </w:rPr>
-              <w:t xml:space="preserve">Source: Khan Academy (English - US curriculum)</w:t>
-            </w:r>
-          </w:p>
-          <w:p>
-            <w:pPr>
-              <w:spacing w:after="10" w:before="0"/>
-              <w:ind w:left="120"/>
-            </w:pPr>
-            <w:hyperlink w:history="1" r:id="rIdk6skmvpaochiubcw02qhm">
-              <w:r>
-                <w:rPr>
-                  <w:rFonts w:ascii="Arial" w:cs="Arial" w:eastAsia="Arial" w:hAnsi="Arial"/>
-                  <w:color w:val="595959"/>
-                  <w:sz w:val="14"/>
-                  <w:szCs w:val="14"/>
-                  <w:u w:val="single" w:color="595959"/>
-                </w:rPr>
-                <w:t xml:space="preserve">🔍 Search ARES for similar videos</w:t>
-              </w:r>
-            </w:hyperlink>
-          </w:p>
-          <w:p>
-            <w:pPr>
-              <w:spacing w:after="40" w:before="0"/>
-            </w:pPr>
-            <w:r>
-              <w:rPr>
-                <w:sz w:val="14"/>
-                <w:szCs w:val="14"/>
-              </w:rPr>
-              <w:t xml:space="preserve"/>
-            </w:r>
-          </w:p>
-          <w:p>
-            <w:pPr>
-              <w:spacing w:after="20" w:before="0"/>
-            </w:pPr>
-            <w:r>
-              <w:rPr>
-                <w:rFonts w:ascii="Arial" w:cs="Arial" w:eastAsia="Arial" w:hAnsi="Arial"/>
-                <w:b/>
-                <w:bCs/>
-                <w:color w:val="1F3864"/>
-                <w:sz w:val="16"/>
-                <w:szCs w:val="16"/>
-              </w:rPr>
-              <w:t xml:space="preserve">📖 HTML:</w:t>
-            </w:r>
-          </w:p>
-          <w:p>
-            <w:pPr>
-              <w:spacing w:after="20" w:before="0"/>
-            </w:pPr>
-            <w:hyperlink w:history="1" r:id="rIdlug57jfoqwawll2vhoc4-">
-              <w:r>
-                <w:rPr>
-                  <w:rFonts w:ascii="Arial" w:cs="Arial" w:eastAsia="Arial" w:hAnsi="Arial"/>
-                  <w:color w:val="2E75B6"/>
-                  <w:sz w:val="16"/>
-                  <w:szCs w:val="16"/>
-                  <w:u w:val="single" w:color="2E75B6"/>
-                </w:rPr>
-                <w:t xml:space="preserve">Vector Addition (Flexbook)</w:t>
-              </w:r>
-            </w:hyperlink>
-          </w:p>
-          <w:p>
-            <w:pPr>
-              <w:spacing w:after="10" w:before="0"/>
-              <w:ind w:left="120"/>
-            </w:pPr>
-            <w:r>
-              <w:rPr>
-                <w:rFonts w:ascii="Arial" w:cs="Arial" w:eastAsia="Arial" w:hAnsi="Arial"/>
-                <w:color w:val="595959"/>
-                <w:sz w:val="14"/>
-                <w:szCs w:val="14"/>
-              </w:rPr>
-              <w:t xml:space="preserve">Source: CK-12</w:t>
-            </w:r>
-          </w:p>
-          <w:p>
-            <w:pPr>
-              <w:spacing w:after="10" w:before="0"/>
-              <w:ind w:left="120"/>
-            </w:pPr>
-            <w:hyperlink w:history="1" r:id="rIddyu_dxmkm1bsp7ftaqmqq">
-              <w:r>
-                <w:rPr>
-                  <w:rFonts w:ascii="Arial" w:cs="Arial" w:eastAsia="Arial" w:hAnsi="Arial"/>
-                  <w:color w:val="595959"/>
-                  <w:sz w:val="14"/>
-                  <w:szCs w:val="14"/>
-                  <w:u w:val="single" w:color="595959"/>
-                </w:rPr>
-                <w:t xml:space="preserve">🔍 Search ARES for similar readings</w:t>
-              </w:r>
-            </w:hyperlink>
-          </w:p>
-        </w:tc>
-        <w:tc>
-          <w:tcPr>
-            <w:tcW w:type="dxa" w:w="3040"/>
-            <w:shd w:fill="FFFFFF" w:color="auto" w:val="clear"/>
-            <w:tcMar>
-              <w:top w:type="dxa" w:w="60"/>
-              <w:left w:type="dxa" w:w="120"/>
-              <w:bottom w:type="dxa" w:w="60"/>
-              <w:right w:type="dxa" w:w="120"/>
-            </w:tcMar>
-            <w:vAlign w:val="top"/>
-          </w:tcPr>
-          <w:p>
-            <w:pPr>
-              <w:spacing w:after="40" w:before="0"/>
-              <w:jc w:val="left"/>
-            </w:pPr>
-            <w:r>
-              <w:rPr>
-                <w:rFonts w:ascii="Arial" w:cs="Arial" w:eastAsia="Arial" w:hAnsi="Arial"/>
-                <w:b w:val="false"/>
-                <w:bCs w:val="false"/>
-                <w:i w:val="false"/>
-                <w:iCs w:val="false"/>
-                <w:color w:val="000000"/>
-                <w:sz w:val="18"/>
-                <w:szCs w:val="18"/>
-              </w:rPr>
-              <w:t xml:space="preserve">Learners move from drawing to calculation. Using the values from Phase 2, the class works through the algebraic verification: |R| = √(20² + 8²) = √(400 + 64) = √464 ≈ 21.5 km/h, and direction θ = arctan(8/20) ≈ 21.8° south of east. Learners then tackle a parallel Kenyan context: 'A fishing boat near Homa Bay heads due north at 15 km/h to reach a landing point. A wind blows it due east at 6 km/h. Draw the vector triangle, calculate the resultant speed, and find the angle east of north the boat actually travels.' Learners work in groups of four, assigning roles: Drawer, Calculator, Checker, Reporter. Groups present solutions to the class.</w:t>
-            </w:r>
-          </w:p>
-        </w:tc>
-        <w:tc>
-          <w:tcPr>
-            <w:tcW w:type="dxa" w:w="3040"/>
-            <w:shd w:fill="F2F2F2" w:color="auto" w:val="clear"/>
-            <w:tcMar>
-              <w:top w:type="dxa" w:w="60"/>
-              <w:left w:type="dxa" w:w="120"/>
-              <w:bottom w:type="dxa" w:w="60"/>
-              <w:right w:type="dxa" w:w="120"/>
-            </w:tcMar>
-            <w:vAlign w:val="top"/>
-          </w:tcPr>
-          <w:p>
-            <w:pPr>
-              <w:spacing w:after="40" w:before="0"/>
-              <w:jc w:val="left"/>
-            </w:pPr>
-            <w:r>
-              <w:rPr>
-                <w:rFonts w:ascii="Arial" w:cs="Arial" w:eastAsia="Arial" w:hAnsi="Arial"/>
-                <w:b w:val="false"/>
-                <w:bCs w:val="false"/>
-                <w:i w:val="false"/>
-                <w:iCs w:val="false"/>
-                <w:color w:val="000000"/>
-                <w:sz w:val="18"/>
-                <w:szCs w:val="18"/>
-              </w:rPr>
-              <w:t xml:space="preserve">Write the ferry vectors on the board: 'a = 20 km/h east, b = 8 km/h south.' Say verbatim: 'Your ruler gave us approximately 21.5 km/h. Now let us PROVE it with algebra. These two vectors are perpendicular — the engine is east, the current is south — so what theorem can we use to find the resultant?' Wait 15 seconds. Cold-call 2 students. Guide toward Pythagoras. Write: '|R|² = 20² + 8².' Say: 'Calculate this with me.' Pause 10 seconds for working. Cold-call 1 student for the answer. Write √464 ≈ 21.5 on board. Say: 'So the ferry's true speed is about 21.5 km/h. Now the direction — the angle south of east. Which trigonometric ratio connects the opposite side and the adjacent side?' Wait 10 seconds. Cold-call 2 students — confirm 'tangent.' Write: 'tan θ = 8/20 = 0.4, so θ = arctan(0.4) ≈ 21.8°.' Say: 'So the ferry travelled at 21.8 degrees south of east. Does anyone remember our predictions from Phase 1? Let us look at the board.' Return to predictions and compare. Then say: 'Now your turn — Homa Bay fishing boat. I want you in groups of four. Drawer draws the triangle. Calculator does the Pythagoras and arctan. Checker verifies every step. Reporter presents. You have 10 minutes.' Circulate actively — spend at least 60 seconds with each group. Listen for whether groups correctly identify north and east as perpendicular. After 10 minutes, cold-call 2 groups to present. After each, ask the class: 'Does the Reporter's diagram match their calculation? Thumbs up or thumbs sideways.' Address any discrepancies.</w:t>
-            </w:r>
-          </w:p>
-        </w:tc>
-        <w:tc>
-          <w:tcPr>
-            <w:tcW w:type="dxa" w:w="3040"/>
-            <w:shd w:fill="FFFFFF" w:color="auto" w:val="clear"/>
-            <w:tcMar>
-              <w:top w:type="dxa" w:w="60"/>
-              <w:left w:type="dxa" w:w="120"/>
-              <w:bottom w:type="dxa" w:w="60"/>
-              <w:right w:type="dxa" w:w="120"/>
-            </w:tcMar>
-            <w:vAlign w:val="top"/>
-          </w:tcPr>
-          <w:p>
-            <w:pPr>
-              <w:spacing w:after="40" w:before="0"/>
-              <w:jc w:val="left"/>
-            </w:pPr>
-            <w:r>
-              <w:rPr>
-                <w:rFonts w:ascii="Arial" w:cs="Arial" w:eastAsia="Arial" w:hAnsi="Arial"/>
-                <w:b w:val="false"/>
-                <w:bCs w:val="false"/>
-                <w:i w:val="false"/>
-                <w:iCs w:val="false"/>
-                <w:color w:val="000000"/>
-                <w:sz w:val="18"/>
-                <w:szCs w:val="18"/>
-              </w:rPr>
-              <w:t xml:space="preserve">Connect-and-Extend with Parallel Context: The algebraic calculation of the ferry resultant directly validates the drawn measurement (connecting), and the Homa Bay problem extends the same skill to a new orientation (north-east instead of east-south), forcing learners to generalise the method rather than memorise a specific case. Group roles (Drawer, Calculator, Checker, Reporter) distribute cognitive load and create accountable talk, where every group member must understand the solution well enough to spot errors.</w:t>
-            </w:r>
-          </w:p>
-        </w:tc>
-        <w:tc>
-          <w:tcPr>
-            <w:tcW w:type="dxa" w:w="3040"/>
-            <w:shd w:fill="F2F2F2" w:color="auto" w:val="clear"/>
-            <w:tcMar>
-              <w:top w:type="dxa" w:w="60"/>
-              <w:left w:type="dxa" w:w="120"/>
-              <w:bottom w:type="dxa" w:w="60"/>
-              <w:right w:type="dxa" w:w="120"/>
-            </w:tcMar>
-            <w:vAlign w:val="top"/>
-          </w:tcPr>
-          <w:p>
-            <w:pPr>
-              <w:spacing w:after="40" w:before="0"/>
-              <w:jc w:val="left"/>
-            </w:pPr>
-            <w:r>
-              <w:rPr>
-                <w:rFonts w:ascii="Arial" w:cs="Arial" w:eastAsia="Arial" w:hAnsi="Arial"/>
-                <w:b w:val="false"/>
-                <w:bCs w:val="false"/>
-                <w:i w:val="false"/>
-                <w:iCs w:val="false"/>
-                <w:color w:val="000000"/>
-                <w:sz w:val="18"/>
-                <w:szCs w:val="18"/>
-              </w:rPr>
-              <w:t xml:space="preserve">Observable indicators: (1) Learners correctly apply Pythagoras to perpendicular vectors without prompting. (2) Learners correctly identify which sides are 'opposite' and 'adjacent' for the arctan calculation relative to the angle they are finding. (3) Homa Bay answer: |R| = √(15² + 6²) = √(225 + 36) = √261 ≈ 16.2 km/h, direction ≈ 21.8° east of north — teacher checks group whiteboards or books for these values. (4) Listen for the phrase 'perpendicular' in group discussions — this signals learners understand WHY Pythagoras applies; absence of this word is a flag for misconception.</w:t>
-            </w:r>
-          </w:p>
-        </w:tc>
-      </w:tr>
-      <w:tr>
-        <w:tc>
-          <w:tcPr>
-            <w:tcW w:type="dxa" w:w="1520"/>
-            <w:shd w:fill="FCE4D6" w:color="auto" w:val="clear"/>
-            <w:tcMar>
-              <w:top w:type="dxa" w:w="60"/>
-              <w:left w:type="dxa" w:w="120"/>
-              <w:bottom w:type="dxa" w:w="60"/>
-              <w:right w:type="dxa" w:w="120"/>
-            </w:tcMar>
-            <w:vAlign w:val="top"/>
-          </w:tcPr>
-          <w:p>
-            <w:pPr>
-              <w:spacing w:after="40" w:before="0"/>
-              <w:jc w:val="left"/>
-            </w:pPr>
-            <w:r>
-              <w:rPr>
-                <w:rFonts w:ascii="Arial" w:cs="Arial" w:eastAsia="Arial" w:hAnsi="Arial"/>
-                <w:b/>
-                <w:bCs/>
-                <w:i w:val="false"/>
-                <w:iCs w:val="false"/>
-                <w:color w:val="000000"/>
-                <w:sz w:val="18"/>
-                <w:szCs w:val="18"/>
-              </w:rPr>
-              <w:t xml:space="preserve">Driving Question Board (DQB) Creation</w:t>
-            </w:r>
-          </w:p>
-          <w:p>
-            <w:pPr>
-              <w:spacing w:after="20" w:before="0"/>
-            </w:pPr>
-            <w:r>
-              <w:rPr>
-                <w:rFonts w:ascii="Arial" w:cs="Arial" w:eastAsia="Arial" w:hAnsi="Arial"/>
-                <w:b/>
-                <w:bCs/>
-                <w:color w:val="1F3864"/>
-                <w:sz w:val="16"/>
-                <w:szCs w:val="16"/>
-              </w:rPr>
-              <w:t xml:space="preserve">📹 VIDEO:</w:t>
-            </w:r>
-          </w:p>
-          <w:p>
-            <w:pPr>
-              <w:spacing w:after="20" w:before="0"/>
-            </w:pPr>
-            <w:hyperlink w:history="1" r:id="rId3yunxqqzcxp-gc8jse0jo">
-              <w:r>
-                <w:rPr>
-                  <w:rFonts w:ascii="Arial" w:cs="Arial" w:eastAsia="Arial" w:hAnsi="Arial"/>
-                  <w:color w:val="2E75B6"/>
-                  <w:sz w:val="16"/>
-                  <w:szCs w:val="16"/>
-                  <w:u w:val="single" w:color="2E75B6"/>
-                </w:rPr>
-                <w:t xml:space="preserve">Area of a parallelogram on the coordinate plane</w:t>
-              </w:r>
-            </w:hyperlink>
-          </w:p>
-          <w:p>
-            <w:pPr>
-              <w:spacing w:after="10" w:before="0"/>
-              <w:ind w:left="120"/>
-            </w:pPr>
-            <w:r>
-              <w:rPr>
-                <w:rFonts w:ascii="Arial" w:cs="Arial" w:eastAsia="Arial" w:hAnsi="Arial"/>
-                <w:color w:val="595959"/>
-                <w:sz w:val="14"/>
-                <w:szCs w:val="14"/>
-              </w:rPr>
-              <w:t xml:space="preserve">Source: Khan Academy (English - US curriculum)</w:t>
-            </w:r>
-          </w:p>
-          <w:p>
-            <w:pPr>
-              <w:spacing w:after="10" w:before="0"/>
-              <w:ind w:left="120"/>
-            </w:pPr>
-            <w:hyperlink w:history="1" r:id="rIdf1jbnrsjzpox1peln4gm-">
-              <w:r>
-                <w:rPr>
-                  <w:rFonts w:ascii="Arial" w:cs="Arial" w:eastAsia="Arial" w:hAnsi="Arial"/>
-                  <w:color w:val="595959"/>
-                  <w:sz w:val="14"/>
-                  <w:szCs w:val="14"/>
-                  <w:u w:val="single" w:color="595959"/>
-                </w:rPr>
-                <w:t xml:space="preserve">🔍 Search ARES for similar videos</w:t>
-              </w:r>
-            </w:hyperlink>
-          </w:p>
-          <w:p>
-            <w:pPr>
-              <w:spacing w:after="40" w:before="0"/>
-            </w:pPr>
-            <w:r>
-              <w:rPr>
-                <w:sz w:val="14"/>
-                <w:szCs w:val="14"/>
-              </w:rPr>
-              <w:t xml:space="preserve"/>
-            </w:r>
-          </w:p>
-          <w:p>
-            <w:pPr>
-              <w:spacing w:after="20" w:before="0"/>
-            </w:pPr>
-            <w:r>
-              <w:rPr>
-                <w:rFonts w:ascii="Arial" w:cs="Arial" w:eastAsia="Arial" w:hAnsi="Arial"/>
-                <w:b/>
-                <w:bCs/>
-                <w:color w:val="1F3864"/>
-                <w:sz w:val="16"/>
-                <w:szCs w:val="16"/>
-              </w:rPr>
-              <w:t xml:space="preserve">📖 HTML:</w:t>
-            </w:r>
-          </w:p>
-          <w:p>
-            <w:pPr>
-              <w:spacing w:after="20" w:before="0"/>
-            </w:pPr>
-            <w:hyperlink w:history="1" r:id="rIdbllvhl7phjmsy3_3dxmc4">
-              <w:r>
-                <w:rPr>
-                  <w:rFonts w:ascii="Arial" w:cs="Arial" w:eastAsia="Arial" w:hAnsi="Arial"/>
-                  <w:color w:val="2E75B6"/>
-                  <w:sz w:val="16"/>
-                  <w:szCs w:val="16"/>
-                  <w:u w:val="single" w:color="2E75B6"/>
-                </w:rPr>
-                <w:t xml:space="preserve">Vector Addition (Flexbook)</w:t>
-              </w:r>
-            </w:hyperlink>
-          </w:p>
-          <w:p>
-            <w:pPr>
-              <w:spacing w:after="10" w:before="0"/>
-              <w:ind w:left="120"/>
-            </w:pPr>
-            <w:r>
-              <w:rPr>
-                <w:rFonts w:ascii="Arial" w:cs="Arial" w:eastAsia="Arial" w:hAnsi="Arial"/>
-                <w:color w:val="595959"/>
-                <w:sz w:val="14"/>
-                <w:szCs w:val="14"/>
-              </w:rPr>
-              <w:t xml:space="preserve">Source: CK-12</w:t>
-            </w:r>
-          </w:p>
-          <w:p>
-            <w:pPr>
-              <w:spacing w:after="10" w:before="0"/>
-              <w:ind w:left="120"/>
-            </w:pPr>
-            <w:hyperlink w:history="1" r:id="rId04qlkoup9v3ltmpzhqr71">
-              <w:r>
-                <w:rPr>
-                  <w:rFonts w:ascii="Arial" w:cs="Arial" w:eastAsia="Arial" w:hAnsi="Arial"/>
-                  <w:color w:val="595959"/>
-                  <w:sz w:val="14"/>
-                  <w:szCs w:val="14"/>
-                  <w:u w:val="single" w:color="595959"/>
-                </w:rPr>
-                <w:t xml:space="preserve">🔍 Search ARES for similar readings</w:t>
-              </w:r>
-            </w:hyperlink>
-          </w:p>
-        </w:tc>
-        <w:tc>
-          <w:tcPr>
-            <w:tcW w:type="dxa" w:w="3040"/>
-            <w:shd w:fill="FFFFFF" w:color="auto" w:val="clear"/>
-            <w:tcMar>
-              <w:top w:type="dxa" w:w="60"/>
-              <w:left w:type="dxa" w:w="120"/>
-              <w:bottom w:type="dxa" w:w="60"/>
-              <w:right w:type="dxa" w:w="120"/>
-            </w:tcMar>
-            <w:vAlign w:val="top"/>
-          </w:tcPr>
-          <w:p>
-            <w:pPr>
-              <w:spacing w:after="40" w:before="0"/>
-              <w:jc w:val="left"/>
-            </w:pPr>
-            <w:r>
-              <w:rPr>
-                <w:rFonts w:ascii="Arial" w:cs="Arial" w:eastAsia="Arial" w:hAnsi="Arial"/>
-                <w:b w:val="false"/>
-                <w:bCs w:val="false"/>
-                <w:i w:val="false"/>
-                <w:iCs w:val="false"/>
-                <w:color w:val="000000"/>
-                <w:sz w:val="18"/>
-                <w:szCs w:val="18"/>
-              </w:rPr>
-              <w:t xml:space="preserve">Learners individually write a 'What We Now Know' sticky note (or entry in their DQB section of their books) responding to the prompt: 'Using today's lesson, what can you now say about WHY the ferry missed Mbita and HOW FAR off-course it was?' They also write one remaining question: 'What do we still need to figure out to fully solve the ferry problem or to help the captain plan better?' Sticky notes are placed on the class DQB under two columns: 'Evidence We Have' and 'Questions We Still Have.' Teacher reads out 4–5 notes aloud.</w:t>
-            </w:r>
-          </w:p>
-        </w:tc>
-        <w:tc>
-          <w:tcPr>
-            <w:tcW w:type="dxa" w:w="3040"/>
-            <w:shd w:fill="F2F2F2" w:color="auto" w:val="clear"/>
-            <w:tcMar>
-              <w:top w:type="dxa" w:w="60"/>
-              <w:left w:type="dxa" w:w="120"/>
-              <w:bottom w:type="dxa" w:w="60"/>
-              <w:right w:type="dxa" w:w="120"/>
-            </w:tcMar>
-            <w:vAlign w:val="top"/>
-          </w:tcPr>
-          <w:p>
-            <w:pPr>
-              <w:spacing w:after="40" w:before="0"/>
-              <w:jc w:val="left"/>
-            </w:pPr>
-            <w:r>
-              <w:rPr>
-                <w:rFonts w:ascii="Arial" w:cs="Arial" w:eastAsia="Arial" w:hAnsi="Arial"/>
-                <w:b w:val="false"/>
-                <w:bCs w:val="false"/>
-                <w:i w:val="false"/>
-                <w:iCs w:val="false"/>
-                <w:color w:val="000000"/>
-                <w:sz w:val="18"/>
-                <w:szCs w:val="18"/>
-              </w:rPr>
-              <w:t xml:space="preserve">Display the class Driving Question Board (a large poster or section of the board that has been accumulating across all lessons). Say verbatim: 'Look at the big question: Why did the Kisumu ferry miss Mbita? Based on today, you now have real mathematical evidence. Take 3 minutes — write one thing you now KNOW about why the ferry drifted and how far, and one question you still have.' Set a 3-minute timer. Circulate silently. After 3 minutes, collect/post notes. Read 3 'Know' notes aloud — after each, say: 'Class, do you agree? Thumbs up.' Read 2 'Still wondering' notes and say: 'Excellent — hold these questions. Some will be answered in Lesson 4 when we look at resolving vectors and planning a corrected course.' Point to the DQB headline question and say: 'We are getting closer. The ferry missed because two vectors combined into a resultant that was NOT due east. We can now calculate exactly how far south it landed. What we cannot yet do is tell the captain how to AIM the engine differently to cancel the current — that is our next challenge.'</w:t>
-            </w:r>
-          </w:p>
-        </w:tc>
-        <w:tc>
-          <w:tcPr>
-            <w:tcW w:type="dxa" w:w="3040"/>
-            <w:shd w:fill="FFFFFF" w:color="auto" w:val="clear"/>
-            <w:tcMar>
-              <w:top w:type="dxa" w:w="60"/>
-              <w:left w:type="dxa" w:w="120"/>
-              <w:bottom w:type="dxa" w:w="60"/>
-              <w:right w:type="dxa" w:w="120"/>
-            </w:tcMar>
-            <w:vAlign w:val="top"/>
-          </w:tcPr>
-          <w:p>
-            <w:pPr>
-              <w:spacing w:after="40" w:before="0"/>
-              <w:jc w:val="left"/>
-            </w:pPr>
-            <w:r>
-              <w:rPr>
-                <w:rFonts w:ascii="Arial" w:cs="Arial" w:eastAsia="Arial" w:hAnsi="Arial"/>
-                <w:b w:val="false"/>
-                <w:bCs w:val="false"/>
-                <w:i w:val="false"/>
-                <w:iCs w:val="false"/>
-                <w:color w:val="000000"/>
-                <w:sz w:val="18"/>
-                <w:szCs w:val="18"/>
-              </w:rPr>
-              <w:t xml:space="preserve">Driving Question Board as a Running Evidence Ledger: The DQB makes the progression of understanding visible over the entire unit. Placing today's evidence explicitly under 'Evidence We Have' gives learners a sense of epistemic progress — they are not just learning isolated skills but building a case. The 'Questions We Still Have' column creates forward momentum, making Lesson 4 feel necessary and anticipated rather than arbitrarily assigned.</w:t>
-            </w:r>
-          </w:p>
-        </w:tc>
-        <w:tc>
-          <w:tcPr>
-            <w:tcW w:type="dxa" w:w="3040"/>
-            <w:shd w:fill="F2F2F2" w:color="auto" w:val="clear"/>
-            <w:tcMar>
-              <w:top w:type="dxa" w:w="60"/>
-              <w:left w:type="dxa" w:w="120"/>
-              <w:bottom w:type="dxa" w:w="60"/>
-              <w:right w:type="dxa" w:w="120"/>
-            </w:tcMar>
-            <w:vAlign w:val="top"/>
-          </w:tcPr>
-          <w:p>
-            <w:pPr>
-              <w:spacing w:after="40" w:before="0"/>
-              <w:jc w:val="left"/>
-            </w:pPr>
-            <w:r>
-              <w:rPr>
-                <w:rFonts w:ascii="Arial" w:cs="Arial" w:eastAsia="Arial" w:hAnsi="Arial"/>
-                <w:b w:val="false"/>
-                <w:bCs w:val="false"/>
-                <w:i w:val="false"/>
-                <w:iCs w:val="false"/>
-                <w:color w:val="000000"/>
-                <w:sz w:val="18"/>
-                <w:szCs w:val="18"/>
-              </w:rPr>
-              <w:t xml:space="preserve">Observable indicators: (1) 'Know' notes should reference the resultant vector, approximate magnitude (~21.5 km/h or ~21.8°), and the idea that two perpendicular vectors combined. (2) Vague notes ('the current moved the ferry') without mathematical specificity indicate the learner has conceptual understanding but lacks procedural consolidation — flag for follow-up. (3) 'Still wondering' notes that ask about correcting course, working backwards, or three vectors indicate high readiness for extension work in Lesson 4.</w:t>
-            </w:r>
-          </w:p>
-        </w:tc>
-      </w:tr>
-      <w:tr>
-        <w:tc>
-          <w:tcPr>
-            <w:tcW w:type="dxa" w:w="1520"/>
-            <w:shd w:fill="D5E8F0" w:color="auto" w:val="clear"/>
-            <w:tcMar>
-              <w:top w:type="dxa" w:w="60"/>
-              <w:left w:type="dxa" w:w="120"/>
-              <w:bottom w:type="dxa" w:w="60"/>
-              <w:right w:type="dxa" w:w="120"/>
-            </w:tcMar>
-            <w:vAlign w:val="top"/>
-          </w:tcPr>
-          <w:p>
-            <w:pPr>
-              <w:spacing w:after="40" w:before="0"/>
-              <w:jc w:val="left"/>
-            </w:pPr>
-            <w:r>
-              <w:rPr>
-                <w:rFonts w:ascii="Arial" w:cs="Arial" w:eastAsia="Arial" w:hAnsi="Arial"/>
-                <w:b/>
-                <w:bCs/>
-                <w:i w:val="false"/>
-                <w:iCs w:val="false"/>
-                <w:color w:val="000000"/>
-                <w:sz w:val="18"/>
-                <w:szCs w:val="18"/>
-              </w:rPr>
-              <w:t xml:space="preserve">Model Building Phase</w:t>
-            </w:r>
-          </w:p>
-          <w:p>
-            <w:pPr>
-              <w:spacing w:after="20" w:before="0"/>
-            </w:pPr>
-            <w:r>
-              <w:rPr>
-                <w:rFonts w:ascii="Arial" w:cs="Arial" w:eastAsia="Arial" w:hAnsi="Arial"/>
-                <w:b/>
-                <w:bCs/>
-                <w:color w:val="1F3864"/>
-                <w:sz w:val="16"/>
-                <w:szCs w:val="16"/>
-              </w:rPr>
-              <w:t xml:space="preserve">📹 VIDEO:</w:t>
-            </w:r>
-          </w:p>
-          <w:p>
-            <w:pPr>
-              <w:spacing w:after="20" w:before="0"/>
-            </w:pPr>
-            <w:hyperlink w:history="1" r:id="rIdzrsfxgeicxn__y0f8eu7a">
-              <w:r>
-                <w:rPr>
-                  <w:rFonts w:ascii="Arial" w:cs="Arial" w:eastAsia="Arial" w:hAnsi="Arial"/>
-                  <w:color w:val="2E75B6"/>
-                  <w:sz w:val="16"/>
-                  <w:szCs w:val="16"/>
-                  <w:u w:val="single" w:color="2E75B6"/>
-                </w:rPr>
-                <w:t xml:space="preserve">Area of a parallelogram on the coordinate plane</w:t>
-              </w:r>
-            </w:hyperlink>
-          </w:p>
-          <w:p>
-            <w:pPr>
-              <w:spacing w:after="10" w:before="0"/>
-              <w:ind w:left="120"/>
-            </w:pPr>
-            <w:r>
-              <w:rPr>
-                <w:rFonts w:ascii="Arial" w:cs="Arial" w:eastAsia="Arial" w:hAnsi="Arial"/>
-                <w:color w:val="595959"/>
-                <w:sz w:val="14"/>
-                <w:szCs w:val="14"/>
-              </w:rPr>
-              <w:t xml:space="preserve">Source: Khan Academy (English - US curriculum)</w:t>
-            </w:r>
-          </w:p>
-          <w:p>
-            <w:pPr>
-              <w:spacing w:after="10" w:before="0"/>
-              <w:ind w:left="120"/>
-            </w:pPr>
-            <w:hyperlink w:history="1" r:id="rIdfsdern5cageqb457tbwdn">
-              <w:r>
-                <w:rPr>
-                  <w:rFonts w:ascii="Arial" w:cs="Arial" w:eastAsia="Arial" w:hAnsi="Arial"/>
-                  <w:color w:val="595959"/>
-                  <w:sz w:val="14"/>
-                  <w:szCs w:val="14"/>
-                  <w:u w:val="single" w:color="595959"/>
-                </w:rPr>
-                <w:t xml:space="preserve">🔍 Search ARES for similar videos</w:t>
-              </w:r>
-            </w:hyperlink>
-          </w:p>
-          <w:p>
-            <w:pPr>
-              <w:spacing w:after="40" w:before="0"/>
-            </w:pPr>
-            <w:r>
-              <w:rPr>
-                <w:sz w:val="14"/>
-                <w:szCs w:val="14"/>
-              </w:rPr>
-              <w:t xml:space="preserve"/>
-            </w:r>
-          </w:p>
-          <w:p>
-            <w:pPr>
-              <w:spacing w:after="20" w:before="0"/>
-            </w:pPr>
-            <w:r>
-              <w:rPr>
-                <w:rFonts w:ascii="Arial" w:cs="Arial" w:eastAsia="Arial" w:hAnsi="Arial"/>
-                <w:b/>
-                <w:bCs/>
-                <w:color w:val="1F3864"/>
-                <w:sz w:val="16"/>
-                <w:szCs w:val="16"/>
-              </w:rPr>
-              <w:t xml:space="preserve">📖 HTML:</w:t>
-            </w:r>
-          </w:p>
-          <w:p>
-            <w:pPr>
-              <w:spacing w:after="20" w:before="0"/>
-            </w:pPr>
-            <w:hyperlink w:history="1" r:id="rIdzeoi5_jrk1nbdv-ogkeer">
-              <w:r>
-                <w:rPr>
-                  <w:rFonts w:ascii="Arial" w:cs="Arial" w:eastAsia="Arial" w:hAnsi="Arial"/>
-                  <w:color w:val="2E75B6"/>
-                  <w:sz w:val="16"/>
-                  <w:szCs w:val="16"/>
-                  <w:u w:val="single" w:color="2E75B6"/>
-                </w:rPr>
-                <w:t xml:space="preserve">Vector Addition (Flexbook)</w:t>
-              </w:r>
-            </w:hyperlink>
-          </w:p>
-          <w:p>
-            <w:pPr>
-              <w:spacing w:after="10" w:before="0"/>
-              <w:ind w:left="120"/>
-            </w:pPr>
-            <w:r>
-              <w:rPr>
-                <w:rFonts w:ascii="Arial" w:cs="Arial" w:eastAsia="Arial" w:hAnsi="Arial"/>
-                <w:color w:val="595959"/>
-                <w:sz w:val="14"/>
-                <w:szCs w:val="14"/>
-              </w:rPr>
-              <w:t xml:space="preserve">Source: CK-12</w:t>
-            </w:r>
-          </w:p>
-          <w:p>
-            <w:pPr>
-              <w:spacing w:after="10" w:before="0"/>
-              <w:ind w:left="120"/>
-            </w:pPr>
-            <w:hyperlink w:history="1" r:id="rIdlulfmr2r6lk0xj9tfuqxt">
+            <w:hyperlink w:history="1" r:id="rIdzgmmxf_xouab7n2f5y2wp">
               <w:r>
                 <w:rPr>
                   <w:rFonts w:ascii="Arial" w:cs="Arial" w:eastAsia="Arial" w:hAnsi="Arial"/>
@@ -12118,7 +12118,7 @@
             <w:pPr>
               <w:spacing w:after="20" w:before="0"/>
             </w:pPr>
-            <w:hyperlink w:history="1" r:id="rIdm-05tp5lr7ilnoqhqiw0h">
+            <w:hyperlink w:history="1" r:id="rIddwgd5krha0uuot3d5yda1">
               <w:r>
                 <w:rPr>
                   <w:rFonts w:ascii="Arial" w:cs="Arial" w:eastAsia="Arial" w:hAnsi="Arial"/>
@@ -12127,7 +12127,7 @@
                   <w:szCs w:val="16"/>
                   <w:u w:val="single" w:color="2E75B6"/>
                 </w:rPr>
-                <w:t xml:space="preserve">Significance test for a proportion free response (part 2 with correction)</w:t>
+                <w:t xml:space="preserve">Subtracting vectors end-to-end</w:t>
               </w:r>
             </w:hyperlink>
           </w:p>
@@ -12151,7 +12151,7 @@
               <w:spacing w:after="10" w:before="0"/>
               <w:ind w:left="120"/>
             </w:pPr>
-            <w:hyperlink w:history="1" r:id="rIdihpvz7oth2tmoksp7fa-b">
+            <w:hyperlink w:history="1" r:id="rIday3vffycbmsqww0bbkpuh">
               <w:r>
                 <w:rPr>
                   <w:rFonts w:ascii="Arial" w:cs="Arial" w:eastAsia="Arial" w:hAnsi="Arial"/>
@@ -12196,7 +12196,7 @@
             <w:pPr>
               <w:spacing w:after="20" w:before="0"/>
             </w:pPr>
-            <w:hyperlink w:history="1" r:id="rId4hptcy3wi941czntcc53t">
+            <w:hyperlink w:history="1" r:id="rIdf0uchejb63uenmyjikkwo">
               <w:r>
                 <w:rPr>
                   <w:rFonts w:ascii="Arial" w:cs="Arial" w:eastAsia="Arial" w:hAnsi="Arial"/>
@@ -12205,7 +12205,7 @@
                   <w:szCs w:val="16"/>
                   <w:u w:val="single" w:color="2E75B6"/>
                 </w:rPr>
-                <w:t xml:space="preserve">Vector Addition (Flexbook)</w:t>
+                <w:t xml:space="preserve">Vector Subtraction (Flexbook)</w:t>
               </w:r>
             </w:hyperlink>
           </w:p>
@@ -12229,7 +12229,7 @@
               <w:spacing w:after="10" w:before="0"/>
               <w:ind w:left="120"/>
             </w:pPr>
-            <w:hyperlink w:history="1" r:id="rIdpjqne7jbipq9ffxyigea_">
+            <w:hyperlink w:history="1" r:id="rIdv9vqhiosrv4vhlxwa20sp">
               <w:r>
                 <w:rPr>
                   <w:rFonts w:ascii="Arial" w:cs="Arial" w:eastAsia="Arial" w:hAnsi="Arial"/>
@@ -12424,7 +12424,7 @@
             <w:pPr>
               <w:spacing w:after="20" w:before="0"/>
             </w:pPr>
-            <w:hyperlink w:history="1" r:id="rId5rpza_w-p0ad3rc4u6gnn">
+            <w:hyperlink w:history="1" r:id="rIdq6y5ubseoo3xkrx1qolma">
               <w:r>
                 <w:rPr>
                   <w:rFonts w:ascii="Arial" w:cs="Arial" w:eastAsia="Arial" w:hAnsi="Arial"/>
@@ -12433,7 +12433,7 @@
                   <w:szCs w:val="16"/>
                   <w:u w:val="single" w:color="2E75B6"/>
                 </w:rPr>
-                <w:t xml:space="preserve">Significance test for a proportion free response (part 2 with correction)</w:t>
+                <w:t xml:space="preserve">Vector Subtraction</w:t>
               </w:r>
             </w:hyperlink>
           </w:p>
@@ -12449,7 +12449,7 @@
                 <w:sz w:val="14"/>
                 <w:szCs w:val="14"/>
               </w:rPr>
-              <w:t xml:space="preserve">Source: Khan Academy (English - US curriculum)</w:t>
+              <w:t xml:space="preserve">Source: CK-12</w:t>
             </w:r>
           </w:p>
           <w:p>
@@ -12457,7 +12457,7 @@
               <w:spacing w:after="10" w:before="0"/>
               <w:ind w:left="120"/>
             </w:pPr>
-            <w:hyperlink w:history="1" r:id="rIdr__scaaofn2atgzscx5vl">
+            <w:hyperlink w:history="1" r:id="rIdvezdhztqrlmouguwxrryn">
               <w:r>
                 <w:rPr>
                   <w:rFonts w:ascii="Arial" w:cs="Arial" w:eastAsia="Arial" w:hAnsi="Arial"/>
@@ -12495,14 +12495,14 @@
                 <w:sz w:val="16"/>
                 <w:szCs w:val="16"/>
               </w:rPr>
-              <w:t xml:space="preserve">📖 HTML:</w:t>
+              <w:t xml:space="preserve">📖 EXERCISE:</w:t>
             </w:r>
           </w:p>
           <w:p>
             <w:pPr>
               <w:spacing w:after="20" w:before="0"/>
             </w:pPr>
-            <w:hyperlink w:history="1" r:id="rIdx7vxt0a6xx24jdbbnuexj">
+            <w:hyperlink w:history="1" r:id="rIdtfts8ohi17pjxxehiftoa">
               <w:r>
                 <w:rPr>
                   <w:rFonts w:ascii="Arial" w:cs="Arial" w:eastAsia="Arial" w:hAnsi="Arial"/>
@@ -12511,7 +12511,7 @@
                   <w:szCs w:val="16"/>
                   <w:u w:val="single" w:color="2E75B6"/>
                 </w:rPr>
-                <w:t xml:space="preserve">Vector Addition (Flexbook)</w:t>
+                <w:t xml:space="preserve">Vector Subtraction Practice</w:t>
               </w:r>
             </w:hyperlink>
           </w:p>
@@ -12535,7 +12535,7 @@
               <w:spacing w:after="10" w:before="0"/>
               <w:ind w:left="120"/>
             </w:pPr>
-            <w:hyperlink w:history="1" r:id="rIdosmxd7u1e2vcnyyp_1dtt">
+            <w:hyperlink w:history="1" r:id="rIdmvygnjfprzpw1ei0kmmd1">
               <w:r>
                 <w:rPr>
                   <w:rFonts w:ascii="Arial" w:cs="Arial" w:eastAsia="Arial" w:hAnsi="Arial"/>
@@ -12730,7 +12730,7 @@
             <w:pPr>
               <w:spacing w:after="20" w:before="0"/>
             </w:pPr>
-            <w:hyperlink w:history="1" r:id="rIdkofxyijfwy2rmb9tjw9pw">
+            <w:hyperlink w:history="1" r:id="rIdbewfkqxpxdc2avrpvbe3r">
               <w:r>
                 <w:rPr>
                   <w:rFonts w:ascii="Arial" w:cs="Arial" w:eastAsia="Arial" w:hAnsi="Arial"/>
@@ -12739,7 +12739,7 @@
                   <w:szCs w:val="16"/>
                   <w:u w:val="single" w:color="2E75B6"/>
                 </w:rPr>
-                <w:t xml:space="preserve">Significance test for a proportion free response (part 2 with correction)</w:t>
+                <w:t xml:space="preserve">Subtracting vectors end-to-end</w:t>
               </w:r>
             </w:hyperlink>
           </w:p>
@@ -12763,7 +12763,7 @@
               <w:spacing w:after="10" w:before="0"/>
               <w:ind w:left="120"/>
             </w:pPr>
-            <w:hyperlink w:history="1" r:id="rIdg1ok8agj_smbp04hjltvs">
+            <w:hyperlink w:history="1" r:id="rId3z2wz5wlhtpi5hxmzxctw">
               <w:r>
                 <w:rPr>
                   <w:rFonts w:ascii="Arial" w:cs="Arial" w:eastAsia="Arial" w:hAnsi="Arial"/>
@@ -12808,7 +12808,7 @@
             <w:pPr>
               <w:spacing w:after="20" w:before="0"/>
             </w:pPr>
-            <w:hyperlink w:history="1" r:id="rIdtazugo2xuvysrpkc_sxnn">
+            <w:hyperlink w:history="1" r:id="rIdhprdenszzspcsjsty6zx6">
               <w:r>
                 <w:rPr>
                   <w:rFonts w:ascii="Arial" w:cs="Arial" w:eastAsia="Arial" w:hAnsi="Arial"/>
@@ -12817,7 +12817,7 @@
                   <w:szCs w:val="16"/>
                   <w:u w:val="single" w:color="2E75B6"/>
                 </w:rPr>
-                <w:t xml:space="preserve">Vector Addition (Flexbook)</w:t>
+                <w:t xml:space="preserve">Vector Subtraction (PLIX)</w:t>
               </w:r>
             </w:hyperlink>
           </w:p>
@@ -12841,7 +12841,7 @@
               <w:spacing w:after="10" w:before="0"/>
               <w:ind w:left="120"/>
             </w:pPr>
-            <w:hyperlink w:history="1" r:id="rIdlcv9rfjiy4154wpklchdi">
+            <w:hyperlink w:history="1" r:id="rIdh2jbck9jvderanihpxcgx">
               <w:r>
                 <w:rPr>
                   <w:rFonts w:ascii="Arial" w:cs="Arial" w:eastAsia="Arial" w:hAnsi="Arial"/>
@@ -13036,7 +13036,7 @@
             <w:pPr>
               <w:spacing w:after="20" w:before="0"/>
             </w:pPr>
-            <w:hyperlink w:history="1" r:id="rIdb64vc4h5szm9iknnmfzwy">
+            <w:hyperlink w:history="1" r:id="rId0vlbuiuksrpw9ri8tmcst">
               <w:r>
                 <w:rPr>
                   <w:rFonts w:ascii="Arial" w:cs="Arial" w:eastAsia="Arial" w:hAnsi="Arial"/>
@@ -13045,7 +13045,7 @@
                   <w:szCs w:val="16"/>
                   <w:u w:val="single" w:color="2E75B6"/>
                 </w:rPr>
-                <w:t xml:space="preserve">Significance test for a proportion free response (part 2 with correction)</w:t>
+                <w:t xml:space="preserve">Subtracting vectors end-to-end</w:t>
               </w:r>
             </w:hyperlink>
           </w:p>
@@ -13069,7 +13069,7 @@
               <w:spacing w:after="10" w:before="0"/>
               <w:ind w:left="120"/>
             </w:pPr>
-            <w:hyperlink w:history="1" r:id="rIdr6e7uureqdl5ual9vc_hv">
+            <w:hyperlink w:history="1" r:id="rIdy4fwnocd5usljwaux80bk">
               <w:r>
                 <w:rPr>
                   <w:rFonts w:ascii="Arial" w:cs="Arial" w:eastAsia="Arial" w:hAnsi="Arial"/>
@@ -13107,14 +13107,14 @@
                 <w:sz w:val="16"/>
                 <w:szCs w:val="16"/>
               </w:rPr>
-              <w:t xml:space="preserve">📖 HTML:</w:t>
+              <w:t xml:space="preserve">📖 EXERCISE:</w:t>
             </w:r>
           </w:p>
           <w:p>
             <w:pPr>
               <w:spacing w:after="20" w:before="0"/>
             </w:pPr>
-            <w:hyperlink w:history="1" r:id="rIdreuqrsdczc63mp9u6go3d">
+            <w:hyperlink w:history="1" r:id="rIdga0srwf83gnt5zkh1xpht">
               <w:r>
                 <w:rPr>
                   <w:rFonts w:ascii="Arial" w:cs="Arial" w:eastAsia="Arial" w:hAnsi="Arial"/>
@@ -13123,7 +13123,7 @@
                   <w:szCs w:val="16"/>
                   <w:u w:val="single" w:color="2E75B6"/>
                 </w:rPr>
-                <w:t xml:space="preserve">Vector Addition (Flexbook)</w:t>
+                <w:t xml:space="preserve">Combined vector operations</w:t>
               </w:r>
             </w:hyperlink>
           </w:p>
@@ -13139,7 +13139,7 @@
                 <w:sz w:val="14"/>
                 <w:szCs w:val="14"/>
               </w:rPr>
-              <w:t xml:space="preserve">Source: CK-12</w:t>
+              <w:t xml:space="preserve">Source: Khan Academy (English - US curriculum)</w:t>
             </w:r>
           </w:p>
           <w:p>
@@ -13147,7 +13147,7 @@
               <w:spacing w:after="10" w:before="0"/>
               <w:ind w:left="120"/>
             </w:pPr>
-            <w:hyperlink w:history="1" r:id="rId5ncjcdiaea_tyfrfx4okc">
+            <w:hyperlink w:history="1" r:id="rIdct_by-mxvyd5iqjx76dzg">
               <w:r>
                 <w:rPr>
                   <w:rFonts w:ascii="Arial" w:cs="Arial" w:eastAsia="Arial" w:hAnsi="Arial"/>
@@ -13342,7 +13342,7 @@
             <w:pPr>
               <w:spacing w:after="20" w:before="0"/>
             </w:pPr>
-            <w:hyperlink w:history="1" r:id="rIdwel6hsvsclxulmqrmaryq">
+            <w:hyperlink w:history="1" r:id="rIdhjv2aytm98ohhkndk3bzp">
               <w:r>
                 <w:rPr>
                   <w:rFonts w:ascii="Arial" w:cs="Arial" w:eastAsia="Arial" w:hAnsi="Arial"/>
@@ -13351,7 +13351,7 @@
                   <w:szCs w:val="16"/>
                   <w:u w:val="single" w:color="2E75B6"/>
                 </w:rPr>
-                <w:t xml:space="preserve">Significance test for a proportion free response (part 2 with correction)</w:t>
+                <w:t xml:space="preserve">Subtracting vectors end-to-end</w:t>
               </w:r>
             </w:hyperlink>
           </w:p>
@@ -13375,7 +13375,7 @@
               <w:spacing w:after="10" w:before="0"/>
               <w:ind w:left="120"/>
             </w:pPr>
-            <w:hyperlink w:history="1" r:id="rIdm868loxyo0vo8chylgepk">
+            <w:hyperlink w:history="1" r:id="rId-znmhdonzkvg-bkn5qdpf">
               <w:r>
                 <w:rPr>
                   <w:rFonts w:ascii="Arial" w:cs="Arial" w:eastAsia="Arial" w:hAnsi="Arial"/>
@@ -13420,7 +13420,7 @@
             <w:pPr>
               <w:spacing w:after="20" w:before="0"/>
             </w:pPr>
-            <w:hyperlink w:history="1" r:id="rIdsxtgu-xxt9kghqfe7s6yy">
+            <w:hyperlink w:history="1" r:id="rId3m5qhpww2kcxdkkw5rzfz">
               <w:r>
                 <w:rPr>
                   <w:rFonts w:ascii="Arial" w:cs="Arial" w:eastAsia="Arial" w:hAnsi="Arial"/>
@@ -13429,7 +13429,7 @@
                   <w:szCs w:val="16"/>
                   <w:u w:val="single" w:color="2E75B6"/>
                 </w:rPr>
-                <w:t xml:space="preserve">Vector Addition (Flexbook)</w:t>
+                <w:t xml:space="preserve">Vector Subtraction (Flexbook)</w:t>
               </w:r>
             </w:hyperlink>
           </w:p>
@@ -13453,7 +13453,7 @@
               <w:spacing w:after="10" w:before="0"/>
               <w:ind w:left="120"/>
             </w:pPr>
-            <w:hyperlink w:history="1" r:id="rIdiuv8hyacq4i4nze7h6gol">
+            <w:hyperlink w:history="1" r:id="rIdsg8hxq8gzlsw2icrcpuum">
               <w:r>
                 <w:rPr>
                   <w:rFonts w:ascii="Arial" w:cs="Arial" w:eastAsia="Arial" w:hAnsi="Arial"/>
@@ -14940,7 +14940,7 @@
             <w:pPr>
               <w:spacing w:after="20" w:before="0"/>
             </w:pPr>
-            <w:hyperlink w:history="1" r:id="rIdyclxr4fj7qs9jv02esdn2">
+            <w:hyperlink w:history="1" r:id="rId3acaxgw6uuklafqfexifu">
               <w:r>
                 <w:rPr>
                   <w:rFonts w:ascii="Arial" w:cs="Arial" w:eastAsia="Arial" w:hAnsi="Arial"/>
@@ -14949,7 +14949,7 @@
                   <w:szCs w:val="16"/>
                   <w:u w:val="single" w:color="2E75B6"/>
                 </w:rPr>
-                <w:t xml:space="preserve">Video: Proportion Playground</w:t>
+                <w:t xml:space="preserve">Scalar multiplication: magnitude and direction</w:t>
               </w:r>
             </w:hyperlink>
           </w:p>
@@ -14965,7 +14965,7 @@
                 <w:sz w:val="14"/>
                 <w:szCs w:val="14"/>
               </w:rPr>
-              <w:t xml:space="preserve">Source: PhET Interactive Simulations (English)</w:t>
+              <w:t xml:space="preserve">Source: Khan Academy (English - US curriculum)</w:t>
             </w:r>
           </w:p>
           <w:p>
@@ -14973,7 +14973,7 @@
               <w:spacing w:after="10" w:before="0"/>
               <w:ind w:left="120"/>
             </w:pPr>
-            <w:hyperlink w:history="1" r:id="rId8eg3u08x0rju9nicczz8n">
+            <w:hyperlink w:history="1" r:id="rIdvhk59orrrptrnfxszwpek">
               <w:r>
                 <w:rPr>
                   <w:rFonts w:ascii="Arial" w:cs="Arial" w:eastAsia="Arial" w:hAnsi="Arial"/>
@@ -15011,14 +15011,14 @@
                 <w:sz w:val="16"/>
                 <w:szCs w:val="16"/>
               </w:rPr>
-              <w:t xml:space="preserve">📖 HTML:</w:t>
+              <w:t xml:space="preserve">📖 EXERCISE:</w:t>
             </w:r>
           </w:p>
           <w:p>
             <w:pPr>
               <w:spacing w:after="20" w:before="0"/>
             </w:pPr>
-            <w:hyperlink w:history="1" r:id="rId4lohtvwhktoyx21dr7ia4">
+            <w:hyperlink w:history="1" r:id="rIdnikduzwoe80mspkbea7g1">
               <w:r>
                 <w:rPr>
                   <w:rFonts w:ascii="Arial" w:cs="Arial" w:eastAsia="Arial" w:hAnsi="Arial"/>
@@ -15027,7 +15027,7 @@
                   <w:szCs w:val="16"/>
                   <w:u w:val="single" w:color="2E75B6"/>
                 </w:rPr>
-                <w:t xml:space="preserve">Multiplying Matrices by a Scalar: Making Matrix Patterns (PLIX)</w:t>
+                <w:t xml:space="preserve">Combined vector operations</w:t>
               </w:r>
             </w:hyperlink>
           </w:p>
@@ -15043,7 +15043,7 @@
                 <w:sz w:val="14"/>
                 <w:szCs w:val="14"/>
               </w:rPr>
-              <w:t xml:space="preserve">Source: CK-12</w:t>
+              <w:t xml:space="preserve">Source: Khan Academy (English - US curriculum)</w:t>
             </w:r>
           </w:p>
           <w:p>
@@ -15051,7 +15051,7 @@
               <w:spacing w:after="10" w:before="0"/>
               <w:ind w:left="120"/>
             </w:pPr>
-            <w:hyperlink w:history="1" r:id="rIdc5ening9mwse-oerwwifa">
+            <w:hyperlink w:history="1" r:id="rIdlnhtdbknqosprmjt92rdg">
               <w:r>
                 <w:rPr>
                   <w:rFonts w:ascii="Arial" w:cs="Arial" w:eastAsia="Arial" w:hAnsi="Arial"/>
@@ -15246,7 +15246,7 @@
             <w:pPr>
               <w:spacing w:after="20" w:before="0"/>
             </w:pPr>
-            <w:hyperlink w:history="1" r:id="rIdkcnux8qe1sxw0dcqvxuap">
+            <w:hyperlink w:history="1" r:id="rIdguxitvjq5czfczbkefnex">
               <w:r>
                 <w:rPr>
                   <w:rFonts w:ascii="Arial" w:cs="Arial" w:eastAsia="Arial" w:hAnsi="Arial"/>
@@ -15255,7 +15255,7 @@
                   <w:szCs w:val="16"/>
                   <w:u w:val="single" w:color="2E75B6"/>
                 </w:rPr>
-                <w:t xml:space="preserve">Video: Proportion Playground</w:t>
+                <w:t xml:space="preserve">Intro to vectors and scalars</w:t>
               </w:r>
             </w:hyperlink>
           </w:p>
@@ -15271,7 +15271,7 @@
                 <w:sz w:val="14"/>
                 <w:szCs w:val="14"/>
               </w:rPr>
-              <w:t xml:space="preserve">Source: PhET Interactive Simulations (English)</w:t>
+              <w:t xml:space="preserve">Source: Khan Academy (English - US curriculum)</w:t>
             </w:r>
           </w:p>
           <w:p>
@@ -15279,7 +15279,7 @@
               <w:spacing w:after="10" w:before="0"/>
               <w:ind w:left="120"/>
             </w:pPr>
-            <w:hyperlink w:history="1" r:id="rIdk1qecwygu3itndrwdw5da">
+            <w:hyperlink w:history="1" r:id="rIdflqox8y6emibqumhfkdme">
               <w:r>
                 <w:rPr>
                   <w:rFonts w:ascii="Arial" w:cs="Arial" w:eastAsia="Arial" w:hAnsi="Arial"/>
@@ -15317,14 +15317,14 @@
                 <w:sz w:val="16"/>
                 <w:szCs w:val="16"/>
               </w:rPr>
-              <w:t xml:space="preserve">📖 HTML:</w:t>
+              <w:t xml:space="preserve">📖 EXERCISE:</w:t>
             </w:r>
           </w:p>
           <w:p>
             <w:pPr>
               <w:spacing w:after="20" w:before="0"/>
             </w:pPr>
-            <w:hyperlink w:history="1" r:id="rIdaoqwlfjwczyds281iqff7">
+            <w:hyperlink w:history="1" r:id="rId_yceeuis6qj1kkyyoeqog">
               <w:r>
                 <w:rPr>
                   <w:rFonts w:ascii="Arial" w:cs="Arial" w:eastAsia="Arial" w:hAnsi="Arial"/>
@@ -15333,7 +15333,7 @@
                   <w:szCs w:val="16"/>
                   <w:u w:val="single" w:color="2E75B6"/>
                 </w:rPr>
-                <w:t xml:space="preserve">Multiplying Matrices by a Scalar: Making Matrix Patterns (PLIX)</w:t>
+                <w:t xml:space="preserve">Scalar multiplication</w:t>
               </w:r>
             </w:hyperlink>
           </w:p>
@@ -15349,7 +15349,7 @@
                 <w:sz w:val="14"/>
                 <w:szCs w:val="14"/>
               </w:rPr>
-              <w:t xml:space="preserve">Source: CK-12</w:t>
+              <w:t xml:space="preserve">Source: Khan Academy (English - US curriculum)</w:t>
             </w:r>
           </w:p>
           <w:p>
@@ -15357,7 +15357,7 @@
               <w:spacing w:after="10" w:before="0"/>
               <w:ind w:left="120"/>
             </w:pPr>
-            <w:hyperlink w:history="1" r:id="rIdxwplrtmdqwl3wfjqhsy_3">
+            <w:hyperlink w:history="1" r:id="rIdwnim6pxyjxgmiys3shmmj">
               <w:r>
                 <w:rPr>
                   <w:rFonts w:ascii="Arial" w:cs="Arial" w:eastAsia="Arial" w:hAnsi="Arial"/>
@@ -15552,7 +15552,7 @@
             <w:pPr>
               <w:spacing w:after="20" w:before="0"/>
             </w:pPr>
-            <w:hyperlink w:history="1" r:id="rIdnimwkkkwytrcjubayocjy">
+            <w:hyperlink w:history="1" r:id="rIdt1sqxpil7eaggas60pr4f">
               <w:r>
                 <w:rPr>
                   <w:rFonts w:ascii="Arial" w:cs="Arial" w:eastAsia="Arial" w:hAnsi="Arial"/>
@@ -15561,7 +15561,7 @@
                   <w:szCs w:val="16"/>
                   <w:u w:val="single" w:color="2E75B6"/>
                 </w:rPr>
-                <w:t xml:space="preserve">Video: Proportion Playground</w:t>
+                <w:t xml:space="preserve">Scalar multiplication: magnitude and direction</w:t>
               </w:r>
             </w:hyperlink>
           </w:p>
@@ -15577,7 +15577,7 @@
                 <w:sz w:val="14"/>
                 <w:szCs w:val="14"/>
               </w:rPr>
-              <w:t xml:space="preserve">Source: PhET Interactive Simulations (English)</w:t>
+              <w:t xml:space="preserve">Source: Khan Academy (English - US curriculum)</w:t>
             </w:r>
           </w:p>
           <w:p>
@@ -15585,7 +15585,7 @@
               <w:spacing w:after="10" w:before="0"/>
               <w:ind w:left="120"/>
             </w:pPr>
-            <w:hyperlink w:history="1" r:id="rIdipm4qr5uvjfb4zwizue1z">
+            <w:hyperlink w:history="1" r:id="rId5voogvoyz34rg8ipvo3tm">
               <w:r>
                 <w:rPr>
                   <w:rFonts w:ascii="Arial" w:cs="Arial" w:eastAsia="Arial" w:hAnsi="Arial"/>
@@ -15623,14 +15623,14 @@
                 <w:sz w:val="16"/>
                 <w:szCs w:val="16"/>
               </w:rPr>
-              <w:t xml:space="preserve">📖 HTML:</w:t>
+              <w:t xml:space="preserve">📖 EXERCISE:</w:t>
             </w:r>
           </w:p>
           <w:p>
             <w:pPr>
               <w:spacing w:after="20" w:before="0"/>
             </w:pPr>
-            <w:hyperlink w:history="1" r:id="rIdh4nw6yllbwco3pdo9kzrp">
+            <w:hyperlink w:history="1" r:id="rIdymrvlvf0sm6020c24xkob">
               <w:r>
                 <w:rPr>
                   <w:rFonts w:ascii="Arial" w:cs="Arial" w:eastAsia="Arial" w:hAnsi="Arial"/>
@@ -15639,7 +15639,7 @@
                   <w:szCs w:val="16"/>
                   <w:u w:val="single" w:color="2E75B6"/>
                 </w:rPr>
-                <w:t xml:space="preserve">Multiplying Matrices by a Scalar: Making Matrix Patterns (PLIX)</w:t>
+                <w:t xml:space="preserve">Combined vector operations</w:t>
               </w:r>
             </w:hyperlink>
           </w:p>
@@ -15655,7 +15655,7 @@
                 <w:sz w:val="14"/>
                 <w:szCs w:val="14"/>
               </w:rPr>
-              <w:t xml:space="preserve">Source: CK-12</w:t>
+              <w:t xml:space="preserve">Source: Khan Academy (English - US curriculum)</w:t>
             </w:r>
           </w:p>
           <w:p>
@@ -15663,7 +15663,7 @@
               <w:spacing w:after="10" w:before="0"/>
               <w:ind w:left="120"/>
             </w:pPr>
-            <w:hyperlink w:history="1" r:id="rIdgpxv1prcklz68qnqsd8p2">
+            <w:hyperlink w:history="1" r:id="rId1eowlv5b0zdim3kwbphni">
               <w:r>
                 <w:rPr>
                   <w:rFonts w:ascii="Arial" w:cs="Arial" w:eastAsia="Arial" w:hAnsi="Arial"/>
@@ -15858,7 +15858,7 @@
             <w:pPr>
               <w:spacing w:after="20" w:before="0"/>
             </w:pPr>
-            <w:hyperlink w:history="1" r:id="rIdadar-eqa2uo_r6dyg49kj">
+            <w:hyperlink w:history="1" r:id="rIdph6g_fgjky5gvphdhius3">
               <w:r>
                 <w:rPr>
                   <w:rFonts w:ascii="Arial" w:cs="Arial" w:eastAsia="Arial" w:hAnsi="Arial"/>
@@ -15867,7 +15867,7 @@
                   <w:szCs w:val="16"/>
                   <w:u w:val="single" w:color="2E75B6"/>
                 </w:rPr>
-                <w:t xml:space="preserve">Video: Proportion Playground</w:t>
+                <w:t xml:space="preserve">Scalar multiplication: magnitude and direction</w:t>
               </w:r>
             </w:hyperlink>
           </w:p>
@@ -15883,7 +15883,7 @@
                 <w:sz w:val="14"/>
                 <w:szCs w:val="14"/>
               </w:rPr>
-              <w:t xml:space="preserve">Source: PhET Interactive Simulations (English)</w:t>
+              <w:t xml:space="preserve">Source: Khan Academy (English - US curriculum)</w:t>
             </w:r>
           </w:p>
           <w:p>
@@ -15891,7 +15891,7 @@
               <w:spacing w:after="10" w:before="0"/>
               <w:ind w:left="120"/>
             </w:pPr>
-            <w:hyperlink w:history="1" r:id="rIdwwuaaqlwdxyqwsvmocft9">
+            <w:hyperlink w:history="1" r:id="rId3lyflobgfs7wvvrrsdoxe">
               <w:r>
                 <w:rPr>
                   <w:rFonts w:ascii="Arial" w:cs="Arial" w:eastAsia="Arial" w:hAnsi="Arial"/>
@@ -15929,14 +15929,14 @@
                 <w:sz w:val="16"/>
                 <w:szCs w:val="16"/>
               </w:rPr>
-              <w:t xml:space="preserve">📖 HTML:</w:t>
+              <w:t xml:space="preserve">📖 EXERCISE:</w:t>
             </w:r>
           </w:p>
           <w:p>
             <w:pPr>
               <w:spacing w:after="20" w:before="0"/>
             </w:pPr>
-            <w:hyperlink w:history="1" r:id="rIdfp1mtahd7uvver9waer2_">
+            <w:hyperlink w:history="1" r:id="rId2tbfiaz9ahebtw3f6ueu1">
               <w:r>
                 <w:rPr>
                   <w:rFonts w:ascii="Arial" w:cs="Arial" w:eastAsia="Arial" w:hAnsi="Arial"/>
@@ -15945,7 +15945,7 @@
                   <w:szCs w:val="16"/>
                   <w:u w:val="single" w:color="2E75B6"/>
                 </w:rPr>
-                <w:t xml:space="preserve">Multiplying Matrices by a Scalar: Making Matrix Patterns (PLIX)</w:t>
+                <w:t xml:space="preserve">Combined vector operations</w:t>
               </w:r>
             </w:hyperlink>
           </w:p>
@@ -15961,7 +15961,7 @@
                 <w:sz w:val="14"/>
                 <w:szCs w:val="14"/>
               </w:rPr>
-              <w:t xml:space="preserve">Source: CK-12</w:t>
+              <w:t xml:space="preserve">Source: Khan Academy (English - US curriculum)</w:t>
             </w:r>
           </w:p>
           <w:p>
@@ -15969,7 +15969,7 @@
               <w:spacing w:after="10" w:before="0"/>
               <w:ind w:left="120"/>
             </w:pPr>
-            <w:hyperlink w:history="1" r:id="rIdnlnfo4ca6pvvmmbti287t">
+            <w:hyperlink w:history="1" r:id="rIdgngda10ggz8hr3vpkhess">
               <w:r>
                 <w:rPr>
                   <w:rFonts w:ascii="Arial" w:cs="Arial" w:eastAsia="Arial" w:hAnsi="Arial"/>
@@ -16164,7 +16164,7 @@
             <w:pPr>
               <w:spacing w:after="20" w:before="0"/>
             </w:pPr>
-            <w:hyperlink w:history="1" r:id="rId-taiochq9ipbzi0mswgmd">
+            <w:hyperlink w:history="1" r:id="rIdwi-yscuuyr7g4eagc-iod">
               <w:r>
                 <w:rPr>
                   <w:rFonts w:ascii="Arial" w:cs="Arial" w:eastAsia="Arial" w:hAnsi="Arial"/>
@@ -16173,7 +16173,7 @@
                   <w:szCs w:val="16"/>
                   <w:u w:val="single" w:color="2E75B6"/>
                 </w:rPr>
-                <w:t xml:space="preserve">Video: Proportion Playground</w:t>
+                <w:t xml:space="preserve">Scalar multiplication: magnitude and direction</w:t>
               </w:r>
             </w:hyperlink>
           </w:p>
@@ -16189,7 +16189,7 @@
                 <w:sz w:val="14"/>
                 <w:szCs w:val="14"/>
               </w:rPr>
-              <w:t xml:space="preserve">Source: PhET Interactive Simulations (English)</w:t>
+              <w:t xml:space="preserve">Source: Khan Academy (English - US curriculum)</w:t>
             </w:r>
           </w:p>
           <w:p>
@@ -16197,7 +16197,7 @@
               <w:spacing w:after="10" w:before="0"/>
               <w:ind w:left="120"/>
             </w:pPr>
-            <w:hyperlink w:history="1" r:id="rIdjajqzsbr0r4dacajbdyrn">
+            <w:hyperlink w:history="1" r:id="rIdwqazvwd2ic3xxqoiuki9d">
               <w:r>
                 <w:rPr>
                   <w:rFonts w:ascii="Arial" w:cs="Arial" w:eastAsia="Arial" w:hAnsi="Arial"/>
@@ -16235,14 +16235,14 @@
                 <w:sz w:val="16"/>
                 <w:szCs w:val="16"/>
               </w:rPr>
-              <w:t xml:space="preserve">📖 HTML:</w:t>
+              <w:t xml:space="preserve">📖 EXERCISE:</w:t>
             </w:r>
           </w:p>
           <w:p>
             <w:pPr>
               <w:spacing w:after="20" w:before="0"/>
             </w:pPr>
-            <w:hyperlink w:history="1" r:id="rIdu8xzrrfwnvmadzcmya8qf">
+            <w:hyperlink w:history="1" r:id="rIdgdun1sy92yltvh_iy-ccr">
               <w:r>
                 <w:rPr>
                   <w:rFonts w:ascii="Arial" w:cs="Arial" w:eastAsia="Arial" w:hAnsi="Arial"/>
@@ -16251,7 +16251,7 @@
                   <w:szCs w:val="16"/>
                   <w:u w:val="single" w:color="2E75B6"/>
                 </w:rPr>
-                <w:t xml:space="preserve">Multiplying Matrices by a Scalar: Making Matrix Patterns (PLIX)</w:t>
+                <w:t xml:space="preserve">Combined vector operations</w:t>
               </w:r>
             </w:hyperlink>
           </w:p>
@@ -16267,7 +16267,7 @@
                 <w:sz w:val="14"/>
                 <w:szCs w:val="14"/>
               </w:rPr>
-              <w:t xml:space="preserve">Source: CK-12</w:t>
+              <w:t xml:space="preserve">Source: Khan Academy (English - US curriculum)</w:t>
             </w:r>
           </w:p>
           <w:p>
@@ -16275,7 +16275,7 @@
               <w:spacing w:after="10" w:before="0"/>
               <w:ind w:left="120"/>
             </w:pPr>
-            <w:hyperlink w:history="1" r:id="rId8abjuyfqqhyun426fwppe">
+            <w:hyperlink w:history="1" r:id="rId8vvroyg-76tyuvyjx3o_u">
               <w:r>
                 <w:rPr>
                   <w:rFonts w:ascii="Arial" w:cs="Arial" w:eastAsia="Arial" w:hAnsi="Arial"/>
@@ -17762,7 +17762,7 @@
             <w:pPr>
               <w:spacing w:after="20" w:before="0"/>
             </w:pPr>
-            <w:hyperlink w:history="1" r:id="rIdyt9zxsbqgzj2wlgyrhf1k">
+            <w:hyperlink w:history="1" r:id="rIdksg8k_afsnuzgsfqcgrww">
               <w:r>
                 <w:rPr>
                   <w:rFonts w:ascii="Arial" w:cs="Arial" w:eastAsia="Arial" w:hAnsi="Arial"/>
@@ -17771,7 +17771,7 @@
                   <w:szCs w:val="16"/>
                   <w:u w:val="single" w:color="2E75B6"/>
                 </w:rPr>
-                <w:t xml:space="preserve">Vector word problem: resultant velocity</w:t>
+                <w:t xml:space="preserve">Vector addition &amp; magnitude</w:t>
               </w:r>
             </w:hyperlink>
           </w:p>
@@ -17795,7 +17795,7 @@
               <w:spacing w:after="10" w:before="0"/>
               <w:ind w:left="120"/>
             </w:pPr>
-            <w:hyperlink w:history="1" r:id="rIdmljexjyvgib272qpqop60">
+            <w:hyperlink w:history="1" r:id="rIdgonynugl-1tfq-02bfxei">
               <w:r>
                 <w:rPr>
                   <w:rFonts w:ascii="Arial" w:cs="Arial" w:eastAsia="Arial" w:hAnsi="Arial"/>
@@ -17833,14 +17833,14 @@
                 <w:sz w:val="16"/>
                 <w:szCs w:val="16"/>
               </w:rPr>
-              <w:t xml:space="preserve">📖 HTML:</w:t>
+              <w:t xml:space="preserve">📖 EXERCISE:</w:t>
             </w:r>
           </w:p>
           <w:p>
             <w:pPr>
               <w:spacing w:after="20" w:before="0"/>
             </w:pPr>
-            <w:hyperlink w:history="1" r:id="rIdfpbscggtcow-hypksekgp">
+            <w:hyperlink w:history="1" r:id="rIdzqlffcqhqndlp3ticdm_c">
               <w:r>
                 <w:rPr>
                   <w:rFonts w:ascii="Arial" w:cs="Arial" w:eastAsia="Arial" w:hAnsi="Arial"/>
@@ -17849,7 +17849,7 @@
                   <w:szCs w:val="16"/>
                   <w:u w:val="single" w:color="2E75B6"/>
                 </w:rPr>
-                <w:t xml:space="preserve">Vector Addition (Flexbook)</w:t>
+                <w:t xml:space="preserve">Vector components from magnitude &amp; direction</w:t>
               </w:r>
             </w:hyperlink>
           </w:p>
@@ -17865,7 +17865,7 @@
                 <w:sz w:val="14"/>
                 <w:szCs w:val="14"/>
               </w:rPr>
-              <w:t xml:space="preserve">Source: CK-12</w:t>
+              <w:t xml:space="preserve">Source: Khan Academy (English - US curriculum)</w:t>
             </w:r>
           </w:p>
           <w:p>
@@ -17873,7 +17873,7 @@
               <w:spacing w:after="10" w:before="0"/>
               <w:ind w:left="120"/>
             </w:pPr>
-            <w:hyperlink w:history="1" r:id="rIdlzqqgje-zsog0-5w8t9kh">
+            <w:hyperlink w:history="1" r:id="rIdnypbqgbper9kxtrl1t-0k">
               <w:r>
                 <w:rPr>
                   <w:rFonts w:ascii="Arial" w:cs="Arial" w:eastAsia="Arial" w:hAnsi="Arial"/>
@@ -18068,7 +18068,7 @@
             <w:pPr>
               <w:spacing w:after="20" w:before="0"/>
             </w:pPr>
-            <w:hyperlink w:history="1" r:id="rId8bsvgufq7s-vjdo6c85bv">
+            <w:hyperlink w:history="1" r:id="rIdnvrztzk5fpiaol09mo_ow">
               <w:r>
                 <w:rPr>
                   <w:rFonts w:ascii="Arial" w:cs="Arial" w:eastAsia="Arial" w:hAnsi="Arial"/>
@@ -18077,7 +18077,7 @@
                   <w:szCs w:val="16"/>
                   <w:u w:val="single" w:color="2E75B6"/>
                 </w:rPr>
-                <w:t xml:space="preserve">Vector word problem: resultant velocity</w:t>
+                <w:t xml:space="preserve">Vector magnitude from components</w:t>
               </w:r>
             </w:hyperlink>
           </w:p>
@@ -18101,7 +18101,7 @@
               <w:spacing w:after="10" w:before="0"/>
               <w:ind w:left="120"/>
             </w:pPr>
-            <w:hyperlink w:history="1" r:id="rIdltykv8s-m2jntzebqqcqy">
+            <w:hyperlink w:history="1" r:id="rIdcqfnhybvpxx3pjylrlizg">
               <w:r>
                 <w:rPr>
                   <w:rFonts w:ascii="Arial" w:cs="Arial" w:eastAsia="Arial" w:hAnsi="Arial"/>
@@ -18139,14 +18139,14 @@
                 <w:sz w:val="16"/>
                 <w:szCs w:val="16"/>
               </w:rPr>
-              <w:t xml:space="preserve">📖 HTML:</w:t>
+              <w:t xml:space="preserve">📖 EXERCISE:</w:t>
             </w:r>
           </w:p>
           <w:p>
             <w:pPr>
               <w:spacing w:after="20" w:before="0"/>
             </w:pPr>
-            <w:hyperlink w:history="1" r:id="rIdpss_qhe0olh68hehjgwqa">
+            <w:hyperlink w:history="1" r:id="rIdddqdismtpecynjiej2yji">
               <w:r>
                 <w:rPr>
                   <w:rFonts w:ascii="Arial" w:cs="Arial" w:eastAsia="Arial" w:hAnsi="Arial"/>
@@ -18155,7 +18155,7 @@
                   <w:szCs w:val="16"/>
                   <w:u w:val="single" w:color="2E75B6"/>
                 </w:rPr>
-                <w:t xml:space="preserve">Vector Addition (Flexbook)</w:t>
+                <w:t xml:space="preserve">Add vectors: magnitude &amp; direction to component</w:t>
               </w:r>
             </w:hyperlink>
           </w:p>
@@ -18171,7 +18171,7 @@
                 <w:sz w:val="14"/>
                 <w:szCs w:val="14"/>
               </w:rPr>
-              <w:t xml:space="preserve">Source: CK-12</w:t>
+              <w:t xml:space="preserve">Source: Khan Academy (English - US curriculum)</w:t>
             </w:r>
           </w:p>
           <w:p>
@@ -18179,7 +18179,7 @@
               <w:spacing w:after="10" w:before="0"/>
               <w:ind w:left="120"/>
             </w:pPr>
-            <w:hyperlink w:history="1" r:id="rId_ufd8uczuwqgbgbddk0qc">
+            <w:hyperlink w:history="1" r:id="rIdq9aeftjtfp2uadovh101a">
               <w:r>
                 <w:rPr>
                   <w:rFonts w:ascii="Arial" w:cs="Arial" w:eastAsia="Arial" w:hAnsi="Arial"/>
@@ -18374,7 +18374,7 @@
             <w:pPr>
               <w:spacing w:after="20" w:before="0"/>
             </w:pPr>
-            <w:hyperlink w:history="1" r:id="rIdtxhwbvr6unqiciivevenb">
+            <w:hyperlink w:history="1" r:id="rIdytrwdsxvuuxsniwu094jt">
               <w:r>
                 <w:rPr>
                   <w:rFonts w:ascii="Arial" w:cs="Arial" w:eastAsia="Arial" w:hAnsi="Arial"/>
@@ -18383,7 +18383,7 @@
                   <w:szCs w:val="16"/>
                   <w:u w:val="single" w:color="2E75B6"/>
                 </w:rPr>
-                <w:t xml:space="preserve">Vector word problem: resultant velocity</w:t>
+                <w:t xml:space="preserve">Planar motion (with integrals)</w:t>
               </w:r>
             </w:hyperlink>
           </w:p>
@@ -18407,7 +18407,7 @@
               <w:spacing w:after="10" w:before="0"/>
               <w:ind w:left="120"/>
             </w:pPr>
-            <w:hyperlink w:history="1" r:id="rIdllqnwepebouyh9f1llpuc">
+            <w:hyperlink w:history="1" r:id="rIdacuehkfcbqt0lqgmvkw0a">
               <w:r>
                 <w:rPr>
                   <w:rFonts w:ascii="Arial" w:cs="Arial" w:eastAsia="Arial" w:hAnsi="Arial"/>
@@ -18445,14 +18445,14 @@
                 <w:sz w:val="16"/>
                 <w:szCs w:val="16"/>
               </w:rPr>
-              <w:t xml:space="preserve">📖 HTML:</w:t>
+              <w:t xml:space="preserve">📖 EXERCISE:</w:t>
             </w:r>
           </w:p>
           <w:p>
             <w:pPr>
               <w:spacing w:after="20" w:before="0"/>
             </w:pPr>
-            <w:hyperlink w:history="1" r:id="rIdftki-m6fb2g3iebrvqw7b">
+            <w:hyperlink w:history="1" r:id="rIdfhfahgzs6dfb0a9wnhh8q">
               <w:r>
                 <w:rPr>
                   <w:rFonts w:ascii="Arial" w:cs="Arial" w:eastAsia="Arial" w:hAnsi="Arial"/>
@@ -18461,7 +18461,7 @@
                   <w:szCs w:val="16"/>
                   <w:u w:val="single" w:color="2E75B6"/>
                 </w:rPr>
-                <w:t xml:space="preserve">Vector Addition (Flexbook)</w:t>
+                <w:t xml:space="preserve">Magnitude of vectors</w:t>
               </w:r>
             </w:hyperlink>
           </w:p>
@@ -18477,7 +18477,7 @@
                 <w:sz w:val="14"/>
                 <w:szCs w:val="14"/>
               </w:rPr>
-              <w:t xml:space="preserve">Source: CK-12</w:t>
+              <w:t xml:space="preserve">Source: Khan Academy (English - US curriculum)</w:t>
             </w:r>
           </w:p>
           <w:p>
@@ -18485,7 +18485,7 @@
               <w:spacing w:after="10" w:before="0"/>
               <w:ind w:left="120"/>
             </w:pPr>
-            <w:hyperlink w:history="1" r:id="rId35an2kmwqzpv1m1dtdjzc">
+            <w:hyperlink w:history="1" r:id="rIdwrwjttbkaee2bhcmavfuj">
               <w:r>
                 <w:rPr>
                   <w:rFonts w:ascii="Arial" w:cs="Arial" w:eastAsia="Arial" w:hAnsi="Arial"/>
@@ -18680,7 +18680,7 @@
             <w:pPr>
               <w:spacing w:after="20" w:before="0"/>
             </w:pPr>
-            <w:hyperlink w:history="1" r:id="rIdj7pmzrd8sjbul3muf_oj7">
+            <w:hyperlink w:history="1" r:id="rIduddnesvx63f1gjciu8oxf">
               <w:r>
                 <w:rPr>
                   <w:rFonts w:ascii="Arial" w:cs="Arial" w:eastAsia="Arial" w:hAnsi="Arial"/>
@@ -18689,7 +18689,7 @@
                   <w:szCs w:val="16"/>
                   <w:u w:val="single" w:color="2E75B6"/>
                 </w:rPr>
-                <w:t xml:space="preserve">Vector word problem: resultant velocity</w:t>
+                <w:t xml:space="preserve">Intro to vectors and scalars</w:t>
               </w:r>
             </w:hyperlink>
           </w:p>
@@ -18713,7 +18713,7 @@
               <w:spacing w:after="10" w:before="0"/>
               <w:ind w:left="120"/>
             </w:pPr>
-            <w:hyperlink w:history="1" r:id="rId1zizt3f8qxwbgz-g25mbg">
+            <w:hyperlink w:history="1" r:id="rId0ljsxogkkwi0zkazofw9z">
               <w:r>
                 <w:rPr>
                   <w:rFonts w:ascii="Arial" w:cs="Arial" w:eastAsia="Arial" w:hAnsi="Arial"/>
@@ -18758,7 +18758,7 @@
             <w:pPr>
               <w:spacing w:after="20" w:before="0"/>
             </w:pPr>
-            <w:hyperlink w:history="1" r:id="rId8f421muv5xbmcqkkbjfgk">
+            <w:hyperlink w:history="1" r:id="rIdwhzl2bpfoma-kzuevmosi">
               <w:r>
                 <w:rPr>
                   <w:rFonts w:ascii="Arial" w:cs="Arial" w:eastAsia="Arial" w:hAnsi="Arial"/>
@@ -18767,7 +18767,7 @@
                   <w:szCs w:val="16"/>
                   <w:u w:val="single" w:color="2E75B6"/>
                 </w:rPr>
-                <w:t xml:space="preserve">Vector Addition (Flexbook)</w:t>
+                <w:t xml:space="preserve">Pythagorean Theorem for Solving Right Triangles (Flexbook)</w:t>
               </w:r>
             </w:hyperlink>
           </w:p>
@@ -18791,7 +18791,7 @@
               <w:spacing w:after="10" w:before="0"/>
               <w:ind w:left="120"/>
             </w:pPr>
-            <w:hyperlink w:history="1" r:id="rIdo5khastd9iyvlhdesi46a">
+            <w:hyperlink w:history="1" r:id="rIdu8rf-4nrh6tc5uzgidzmu">
               <w:r>
                 <w:rPr>
                   <w:rFonts w:ascii="Arial" w:cs="Arial" w:eastAsia="Arial" w:hAnsi="Arial"/>
@@ -18986,7 +18986,7 @@
             <w:pPr>
               <w:spacing w:after="20" w:before="0"/>
             </w:pPr>
-            <w:hyperlink w:history="1" r:id="rIdcy40kwwjz_d-coijf6vat">
+            <w:hyperlink w:history="1" r:id="rIdz1necx0whp3-jzfobuwwf">
               <w:r>
                 <w:rPr>
                   <w:rFonts w:ascii="Arial" w:cs="Arial" w:eastAsia="Arial" w:hAnsi="Arial"/>
@@ -18995,7 +18995,7 @@
                   <w:szCs w:val="16"/>
                   <w:u w:val="single" w:color="2E75B6"/>
                 </w:rPr>
-                <w:t xml:space="preserve">Vector word problem: resultant velocity</w:t>
+                <w:t xml:space="preserve">Vector components from magnitude &amp; direction</w:t>
               </w:r>
             </w:hyperlink>
           </w:p>
@@ -19019,7 +19019,7 @@
               <w:spacing w:after="10" w:before="0"/>
               <w:ind w:left="120"/>
             </w:pPr>
-            <w:hyperlink w:history="1" r:id="rIdiupxzbs-vuq36ezepfk9f">
+            <w:hyperlink w:history="1" r:id="rIdze2rt5fhokx7cvkj4clfj">
               <w:r>
                 <w:rPr>
                   <w:rFonts w:ascii="Arial" w:cs="Arial" w:eastAsia="Arial" w:hAnsi="Arial"/>
@@ -19057,14 +19057,14 @@
                 <w:sz w:val="16"/>
                 <w:szCs w:val="16"/>
               </w:rPr>
-              <w:t xml:space="preserve">📖 HTML:</w:t>
+              <w:t xml:space="preserve">📖 EXERCISE:</w:t>
             </w:r>
           </w:p>
           <w:p>
             <w:pPr>
               <w:spacing w:after="20" w:before="0"/>
             </w:pPr>
-            <w:hyperlink w:history="1" r:id="rIdymcgnijsav_q8kuuzbz4x">
+            <w:hyperlink w:history="1" r:id="rIdenc7vpz8gkenyfjvjcxcy">
               <w:r>
                 <w:rPr>
                   <w:rFonts w:ascii="Arial" w:cs="Arial" w:eastAsia="Arial" w:hAnsi="Arial"/>
@@ -19073,7 +19073,7 @@
                   <w:szCs w:val="16"/>
                   <w:u w:val="single" w:color="2E75B6"/>
                 </w:rPr>
-                <w:t xml:space="preserve">Vector Addition (Flexbook)</w:t>
+                <w:t xml:space="preserve">Pythagorean Theorem for Solving Right Triangles Practice</w:t>
               </w:r>
             </w:hyperlink>
           </w:p>
@@ -19097,7 +19097,7 @@
               <w:spacing w:after="10" w:before="0"/>
               <w:ind w:left="120"/>
             </w:pPr>
-            <w:hyperlink w:history="1" r:id="rIdhxtbctyvkdvq2vk_nv94q">
+            <w:hyperlink w:history="1" r:id="rIdhezu_vjxjfinufmgqffyo">
               <w:r>
                 <w:rPr>
                   <w:rFonts w:ascii="Arial" w:cs="Arial" w:eastAsia="Arial" w:hAnsi="Arial"/>
@@ -20584,7 +20584,7 @@
             <w:pPr>
               <w:spacing w:after="20" w:before="0"/>
             </w:pPr>
-            <w:hyperlink w:history="1" r:id="rIdu1l3p9sruiwxvcbc2krwk">
+            <w:hyperlink w:history="1" r:id="rIdiatrlbs3ojfztewcqveeg">
               <w:r>
                 <w:rPr>
                   <w:rFonts w:ascii="Arial" w:cs="Arial" w:eastAsia="Arial" w:hAnsi="Arial"/>
@@ -20593,7 +20593,7 @@
                   <w:szCs w:val="16"/>
                   <w:u w:val="single" w:color="2E75B6"/>
                 </w:rPr>
-                <w:t xml:space="preserve">Terms &amp; labels in geometry</w:t>
+                <w:t xml:space="preserve">Parallelogram rule for vector addition</w:t>
               </w:r>
             </w:hyperlink>
           </w:p>
@@ -20617,7 +20617,7 @@
               <w:spacing w:after="10" w:before="0"/>
               <w:ind w:left="120"/>
             </w:pPr>
-            <w:hyperlink w:history="1" r:id="rIdlcrk7bpdeaxc-yu2qkakb">
+            <w:hyperlink w:history="1" r:id="rIdkkphqpo9wzy680kqlgcob">
               <w:r>
                 <w:rPr>
                   <w:rFonts w:ascii="Arial" w:cs="Arial" w:eastAsia="Arial" w:hAnsi="Arial"/>
@@ -20655,14 +20655,14 @@
                 <w:sz w:val="16"/>
                 <w:szCs w:val="16"/>
               </w:rPr>
-              <w:t xml:space="preserve">📖 HTML:</w:t>
+              <w:t xml:space="preserve">📖 EXERCISE:</w:t>
             </w:r>
           </w:p>
           <w:p>
             <w:pPr>
               <w:spacing w:after="20" w:before="0"/>
             </w:pPr>
-            <w:hyperlink w:history="1" r:id="rIdbmz7qv0vhwyagnkn391-f">
+            <w:hyperlink w:history="1" r:id="rId_2kywdawhfu_h68wp5phw">
               <w:r>
                 <w:rPr>
                   <w:rFonts w:ascii="Arial" w:cs="Arial" w:eastAsia="Arial" w:hAnsi="Arial"/>
@@ -20671,7 +20671,7 @@
                   <w:szCs w:val="16"/>
                   <w:u w:val="single" w:color="2E75B6"/>
                 </w:rPr>
-                <w:t xml:space="preserve">Matrix Multiplication: Vectors (PLIX)</w:t>
+                <w:t xml:space="preserve">Combined vector operations</w:t>
               </w:r>
             </w:hyperlink>
           </w:p>
@@ -20687,7 +20687,7 @@
                 <w:sz w:val="14"/>
                 <w:szCs w:val="14"/>
               </w:rPr>
-              <w:t xml:space="preserve">Source: CK-12</w:t>
+              <w:t xml:space="preserve">Source: Khan Academy (English - US curriculum)</w:t>
             </w:r>
           </w:p>
           <w:p>
@@ -20695,7 +20695,7 @@
               <w:spacing w:after="10" w:before="0"/>
               <w:ind w:left="120"/>
             </w:pPr>
-            <w:hyperlink w:history="1" r:id="rId3plxyxxttyeppjp6an7av">
+            <w:hyperlink w:history="1" r:id="rIdrc2phkxfqd5r8dcj3okhq">
               <w:r>
                 <w:rPr>
                   <w:rFonts w:ascii="Arial" w:cs="Arial" w:eastAsia="Arial" w:hAnsi="Arial"/>
@@ -20890,7 +20890,7 @@
             <w:pPr>
               <w:spacing w:after="20" w:before="0"/>
             </w:pPr>
-            <w:hyperlink w:history="1" r:id="rIddyc0kkgmhe1y_gpddiskv">
+            <w:hyperlink w:history="1" r:id="rIdth1lot0mjqthjdov8ffxl">
               <w:r>
                 <w:rPr>
                   <w:rFonts w:ascii="Arial" w:cs="Arial" w:eastAsia="Arial" w:hAnsi="Arial"/>
@@ -20899,7 +20899,7 @@
                   <w:szCs w:val="16"/>
                   <w:u w:val="single" w:color="2E75B6"/>
                 </w:rPr>
-                <w:t xml:space="preserve">Terms &amp; labels in geometry</w:t>
+                <w:t xml:space="preserve">Constructing a unit normal vector to a curve</w:t>
               </w:r>
             </w:hyperlink>
           </w:p>
@@ -20923,7 +20923,7 @@
               <w:spacing w:after="10" w:before="0"/>
               <w:ind w:left="120"/>
             </w:pPr>
-            <w:hyperlink w:history="1" r:id="rIdgfgrwliy_wm0ngdsqcy2s">
+            <w:hyperlink w:history="1" r:id="rIdcgylz-ftgcusj_9jos_vf">
               <w:r>
                 <w:rPr>
                   <w:rFonts w:ascii="Arial" w:cs="Arial" w:eastAsia="Arial" w:hAnsi="Arial"/>
@@ -20968,7 +20968,7 @@
             <w:pPr>
               <w:spacing w:after="20" w:before="0"/>
             </w:pPr>
-            <w:hyperlink w:history="1" r:id="rIdvtelv-yphngnse96uu66w">
+            <w:hyperlink w:history="1" r:id="rIdlbnvb8pk5bepl21w38otc">
               <w:r>
                 <w:rPr>
                   <w:rFonts w:ascii="Arial" w:cs="Arial" w:eastAsia="Arial" w:hAnsi="Arial"/>
@@ -20977,7 +20977,7 @@
                   <w:szCs w:val="16"/>
                   <w:u w:val="single" w:color="2E75B6"/>
                 </w:rPr>
-                <w:t xml:space="preserve">Matrix Multiplication: Vectors (PLIX)</w:t>
+                <w:t xml:space="preserve">Vector Addition (Flexbook)</w:t>
               </w:r>
             </w:hyperlink>
           </w:p>
@@ -21001,7 +21001,7 @@
               <w:spacing w:after="10" w:before="0"/>
               <w:ind w:left="120"/>
             </w:pPr>
-            <w:hyperlink w:history="1" r:id="rIdu0232nqpwvcsvuf0gqmgx">
+            <w:hyperlink w:history="1" r:id="rId6sp0kqjsvensgie6ty36o">
               <w:r>
                 <w:rPr>
                   <w:rFonts w:ascii="Arial" w:cs="Arial" w:eastAsia="Arial" w:hAnsi="Arial"/>
@@ -21196,7 +21196,7 @@
             <w:pPr>
               <w:spacing w:after="20" w:before="0"/>
             </w:pPr>
-            <w:hyperlink w:history="1" r:id="rId1wd-8edaxh4ur-3zstqtg">
+            <w:hyperlink w:history="1" r:id="rIdo69pll70k_a6gfcjz0ybd">
               <w:r>
                 <w:rPr>
                   <w:rFonts w:ascii="Arial" w:cs="Arial" w:eastAsia="Arial" w:hAnsi="Arial"/>
@@ -21205,7 +21205,7 @@
                   <w:szCs w:val="16"/>
                   <w:u w:val="single" w:color="2E75B6"/>
                 </w:rPr>
-                <w:t xml:space="preserve">Terms &amp; labels in geometry</w:t>
+                <w:t xml:space="preserve">Vector addition &amp; magnitude</w:t>
               </w:r>
             </w:hyperlink>
           </w:p>
@@ -21229,7 +21229,7 @@
               <w:spacing w:after="10" w:before="0"/>
               <w:ind w:left="120"/>
             </w:pPr>
-            <w:hyperlink w:history="1" r:id="rIdbhqu0i-5rkbla_3rk-3vj">
+            <w:hyperlink w:history="1" r:id="rId9ms9lhod1rtedo9wh2ljh">
               <w:r>
                 <w:rPr>
                   <w:rFonts w:ascii="Arial" w:cs="Arial" w:eastAsia="Arial" w:hAnsi="Arial"/>
@@ -21267,14 +21267,14 @@
                 <w:sz w:val="16"/>
                 <w:szCs w:val="16"/>
               </w:rPr>
-              <w:t xml:space="preserve">📖 HTML:</w:t>
+              <w:t xml:space="preserve">📖 EXERCISE:</w:t>
             </w:r>
           </w:p>
           <w:p>
             <w:pPr>
               <w:spacing w:after="20" w:before="0"/>
             </w:pPr>
-            <w:hyperlink w:history="1" r:id="rIdckcwnd-m3izampdjznmmw">
+            <w:hyperlink w:history="1" r:id="rIda1zu9bpzsqk4gbcm8vkmq">
               <w:r>
                 <w:rPr>
                   <w:rFonts w:ascii="Arial" w:cs="Arial" w:eastAsia="Arial" w:hAnsi="Arial"/>
@@ -21283,7 +21283,7 @@
                   <w:szCs w:val="16"/>
                   <w:u w:val="single" w:color="2E75B6"/>
                 </w:rPr>
-                <w:t xml:space="preserve">Matrix Multiplication: Vectors (PLIX)</w:t>
+                <w:t xml:space="preserve">Vector Addition Practice</w:t>
               </w:r>
             </w:hyperlink>
           </w:p>
@@ -21307,7 +21307,7 @@
               <w:spacing w:after="10" w:before="0"/>
               <w:ind w:left="120"/>
             </w:pPr>
-            <w:hyperlink w:history="1" r:id="rIdnovncxzpouizgecf-9pko">
+            <w:hyperlink w:history="1" r:id="rIdig1qr1_qafnq4te8zbunb">
               <w:r>
                 <w:rPr>
                   <w:rFonts w:ascii="Arial" w:cs="Arial" w:eastAsia="Arial" w:hAnsi="Arial"/>
@@ -21502,7 +21502,7 @@
             <w:pPr>
               <w:spacing w:after="20" w:before="0"/>
             </w:pPr>
-            <w:hyperlink w:history="1" r:id="rIdhsomb6415xvzp6j8t7qnh">
+            <w:hyperlink w:history="1" r:id="rIdy5uagnarxoiqzuzal064l">
               <w:r>
                 <w:rPr>
                   <w:rFonts w:ascii="Arial" w:cs="Arial" w:eastAsia="Arial" w:hAnsi="Arial"/>
@@ -21511,7 +21511,7 @@
                   <w:szCs w:val="16"/>
                   <w:u w:val="single" w:color="2E75B6"/>
                 </w:rPr>
-                <w:t xml:space="preserve">Terms &amp; labels in geometry</w:t>
+                <w:t xml:space="preserve">Intro to vectors and scalars</w:t>
               </w:r>
             </w:hyperlink>
           </w:p>
@@ -21535,7 +21535,7 @@
               <w:spacing w:after="10" w:before="0"/>
               <w:ind w:left="120"/>
             </w:pPr>
-            <w:hyperlink w:history="1" r:id="rIdtrwcs108youvcyxr91qov">
+            <w:hyperlink w:history="1" r:id="rIdpkbnric9_p1q-kmpuyrtv">
               <w:r>
                 <w:rPr>
                   <w:rFonts w:ascii="Arial" w:cs="Arial" w:eastAsia="Arial" w:hAnsi="Arial"/>
@@ -21580,7 +21580,7 @@
             <w:pPr>
               <w:spacing w:after="20" w:before="0"/>
             </w:pPr>
-            <w:hyperlink w:history="1" r:id="rIdg48b2qzbgiwcnbzoiysf8">
+            <w:hyperlink w:history="1" r:id="rIdsw7yyj-mwexzoqdg7fbkc">
               <w:r>
                 <w:rPr>
                   <w:rFonts w:ascii="Arial" w:cs="Arial" w:eastAsia="Arial" w:hAnsi="Arial"/>
@@ -21589,7 +21589,7 @@
                   <w:szCs w:val="16"/>
                   <w:u w:val="single" w:color="2E75B6"/>
                 </w:rPr>
-                <w:t xml:space="preserve">Matrix Multiplication: Vectors (PLIX)</w:t>
+                <w:t xml:space="preserve">Vector Addition (PLIX)</w:t>
               </w:r>
             </w:hyperlink>
           </w:p>
@@ -21613,7 +21613,7 @@
               <w:spacing w:after="10" w:before="0"/>
               <w:ind w:left="120"/>
             </w:pPr>
-            <w:hyperlink w:history="1" r:id="rIdx6j-cw_kh-lmtsgiv9y3u">
+            <w:hyperlink w:history="1" r:id="rIdomsxu0gwoundfpjylqksf">
               <w:r>
                 <w:rPr>
                   <w:rFonts w:ascii="Arial" w:cs="Arial" w:eastAsia="Arial" w:hAnsi="Arial"/>
@@ -21808,7 +21808,7 @@
             <w:pPr>
               <w:spacing w:after="20" w:before="0"/>
             </w:pPr>
-            <w:hyperlink w:history="1" r:id="rIdx6-orfiw_7s0xkbs_hesc">
+            <w:hyperlink w:history="1" r:id="rIdut2hcrtqeoc86vftr4gdt">
               <w:r>
                 <w:rPr>
                   <w:rFonts w:ascii="Arial" w:cs="Arial" w:eastAsia="Arial" w:hAnsi="Arial"/>
@@ -21817,7 +21817,7 @@
                   <w:szCs w:val="16"/>
                   <w:u w:val="single" w:color="2E75B6"/>
                 </w:rPr>
-                <w:t xml:space="preserve">Terms &amp; labels in geometry</w:t>
+                <w:t xml:space="preserve">Vector-valued functions intro</w:t>
               </w:r>
             </w:hyperlink>
           </w:p>
@@ -21841,7 +21841,7 @@
               <w:spacing w:after="10" w:before="0"/>
               <w:ind w:left="120"/>
             </w:pPr>
-            <w:hyperlink w:history="1" r:id="rId8w4xxp_pr4ol_7vpoalei">
+            <w:hyperlink w:history="1" r:id="rIdp0jcysfczqpb_egm2wcsi">
               <w:r>
                 <w:rPr>
                   <w:rFonts w:ascii="Arial" w:cs="Arial" w:eastAsia="Arial" w:hAnsi="Arial"/>
@@ -21886,7 +21886,7 @@
             <w:pPr>
               <w:spacing w:after="20" w:before="0"/>
             </w:pPr>
-            <w:hyperlink w:history="1" r:id="rIdmgmereydsxco3wecmjzng">
+            <w:hyperlink w:history="1" r:id="rIdj0rgwtteszt1rtn91kuqq">
               <w:r>
                 <w:rPr>
                   <w:rFonts w:ascii="Arial" w:cs="Arial" w:eastAsia="Arial" w:hAnsi="Arial"/>
@@ -21895,7 +21895,7 @@
                   <w:szCs w:val="16"/>
                   <w:u w:val="single" w:color="2E75B6"/>
                 </w:rPr>
-                <w:t xml:space="preserve">Matrix Multiplication: Vectors (PLIX)</w:t>
+                <w:t xml:space="preserve">Visualizing Vector Addition (PLIX)</w:t>
               </w:r>
             </w:hyperlink>
           </w:p>
@@ -21919,7 +21919,7 @@
               <w:spacing w:after="10" w:before="0"/>
               <w:ind w:left="120"/>
             </w:pPr>
-            <w:hyperlink w:history="1" r:id="rIdxml4flghwtmfgmfu2lkfz">
+            <w:hyperlink w:history="1" r:id="rIdezugjfgynuue7tqwijkxr">
               <w:r>
                 <w:rPr>
                   <w:rFonts w:ascii="Arial" w:cs="Arial" w:eastAsia="Arial" w:hAnsi="Arial"/>
@@ -23406,7 +23406,7 @@
             <w:pPr>
               <w:spacing w:after="20" w:before="0"/>
             </w:pPr>
-            <w:hyperlink w:history="1" r:id="rIdhfgbob_nb6btbl_hwikgm">
+            <w:hyperlink w:history="1" r:id="rId3-r9-rkxlyobxwevy9zx5">
               <w:r>
                 <w:rPr>
                   <w:rFonts w:ascii="Arial" w:cs="Arial" w:eastAsia="Arial" w:hAnsi="Arial"/>
@@ -23415,7 +23415,7 @@
                   <w:szCs w:val="16"/>
                   <w:u w:val="single" w:color="2E75B6"/>
                 </w:rPr>
-                <w:t xml:space="preserve">Vector word problem: resultant velocity</w:t>
+                <w:t xml:space="preserve">Vector components from magnitude &amp; direction: word problem</w:t>
               </w:r>
             </w:hyperlink>
           </w:p>
@@ -23439,7 +23439,7 @@
               <w:spacing w:after="10" w:before="0"/>
               <w:ind w:left="120"/>
             </w:pPr>
-            <w:hyperlink w:history="1" r:id="rIditzc6erodpvrv0w5nnyn5">
+            <w:hyperlink w:history="1" r:id="rIdre1b30fobkdvaxvjnutdm">
               <w:r>
                 <w:rPr>
                   <w:rFonts w:ascii="Arial" w:cs="Arial" w:eastAsia="Arial" w:hAnsi="Arial"/>
@@ -23477,14 +23477,14 @@
                 <w:sz w:val="16"/>
                 <w:szCs w:val="16"/>
               </w:rPr>
-              <w:t xml:space="preserve">📖 HTML:</w:t>
+              <w:t xml:space="preserve">📖 EXERCISE:</w:t>
             </w:r>
           </w:p>
           <w:p>
             <w:pPr>
               <w:spacing w:after="20" w:before="0"/>
             </w:pPr>
-            <w:hyperlink w:history="1" r:id="rIdjjpepluevqxvmgbd-bm9f">
+            <w:hyperlink w:history="1" r:id="rIdvfp7x9iadnj2ecbvqjwru">
               <w:r>
                 <w:rPr>
                   <w:rFonts w:ascii="Arial" w:cs="Arial" w:eastAsia="Arial" w:hAnsi="Arial"/>
@@ -23493,7 +23493,7 @@
                   <w:szCs w:val="16"/>
                   <w:u w:val="single" w:color="2E75B6"/>
                 </w:rPr>
-                <w:t xml:space="preserve">Matrix Multiplication: Vectors (PLIX)</w:t>
+                <w:t xml:space="preserve">Add vectors: magnitude &amp; direction to component</w:t>
               </w:r>
             </w:hyperlink>
           </w:p>
@@ -23509,7 +23509,7 @@
                 <w:sz w:val="14"/>
                 <w:szCs w:val="14"/>
               </w:rPr>
-              <w:t xml:space="preserve">Source: CK-12</w:t>
+              <w:t xml:space="preserve">Source: Khan Academy (English - US curriculum)</w:t>
             </w:r>
           </w:p>
           <w:p>
@@ -23517,7 +23517,7 @@
               <w:spacing w:after="10" w:before="0"/>
               <w:ind w:left="120"/>
             </w:pPr>
-            <w:hyperlink w:history="1" r:id="rIdjj94folg-e2z-lhaqy0r4">
+            <w:hyperlink w:history="1" r:id="rIdkicdnvqncljciq0sdpjos">
               <w:r>
                 <w:rPr>
                   <w:rFonts w:ascii="Arial" w:cs="Arial" w:eastAsia="Arial" w:hAnsi="Arial"/>
@@ -23712,7 +23712,7 @@
             <w:pPr>
               <w:spacing w:after="20" w:before="0"/>
             </w:pPr>
-            <w:hyperlink w:history="1" r:id="rIdpdiv7zhkdzpm1oaloqoam">
+            <w:hyperlink w:history="1" r:id="rIdnlq_zrenmqwykym8vwyi5">
               <w:r>
                 <w:rPr>
                   <w:rFonts w:ascii="Arial" w:cs="Arial" w:eastAsia="Arial" w:hAnsi="Arial"/>
@@ -23721,7 +23721,7 @@
                   <w:szCs w:val="16"/>
                   <w:u w:val="single" w:color="2E75B6"/>
                 </w:rPr>
-                <w:t xml:space="preserve">Vector word problem: resultant velocity</w:t>
+                <w:t xml:space="preserve">Vector components from magnitude &amp; direction</w:t>
               </w:r>
             </w:hyperlink>
           </w:p>
@@ -23745,7 +23745,7 @@
               <w:spacing w:after="10" w:before="0"/>
               <w:ind w:left="120"/>
             </w:pPr>
-            <w:hyperlink w:history="1" r:id="rIdltc9iljolmexmh_duzphg">
+            <w:hyperlink w:history="1" r:id="rIdncvehgpznrnlxoittj0h-">
               <w:r>
                 <w:rPr>
                   <w:rFonts w:ascii="Arial" w:cs="Arial" w:eastAsia="Arial" w:hAnsi="Arial"/>
@@ -23783,14 +23783,14 @@
                 <w:sz w:val="16"/>
                 <w:szCs w:val="16"/>
               </w:rPr>
-              <w:t xml:space="preserve">📖 HTML:</w:t>
+              <w:t xml:space="preserve">📖 EXERCISE:</w:t>
             </w:r>
           </w:p>
           <w:p>
             <w:pPr>
               <w:spacing w:after="20" w:before="0"/>
             </w:pPr>
-            <w:hyperlink w:history="1" r:id="rIds71feo7jl3fuoa0odj8cz">
+            <w:hyperlink w:history="1" r:id="rIdcqbrscp3f0-fooqfkkt74">
               <w:r>
                 <w:rPr>
                   <w:rFonts w:ascii="Arial" w:cs="Arial" w:eastAsia="Arial" w:hAnsi="Arial"/>
@@ -23799,7 +23799,7 @@
                   <w:szCs w:val="16"/>
                   <w:u w:val="single" w:color="2E75B6"/>
                 </w:rPr>
-                <w:t xml:space="preserve">Matrix Multiplication: Vectors (PLIX)</w:t>
+                <w:t xml:space="preserve">Vector components from magnitude &amp; direction</w:t>
               </w:r>
             </w:hyperlink>
           </w:p>
@@ -23815,7 +23815,7 @@
                 <w:sz w:val="14"/>
                 <w:szCs w:val="14"/>
               </w:rPr>
-              <w:t xml:space="preserve">Source: CK-12</w:t>
+              <w:t xml:space="preserve">Source: Khan Academy (English - US curriculum)</w:t>
             </w:r>
           </w:p>
           <w:p>
@@ -23823,7 +23823,7 @@
               <w:spacing w:after="10" w:before="0"/>
               <w:ind w:left="120"/>
             </w:pPr>
-            <w:hyperlink w:history="1" r:id="rIdth3cmt1dusflpi36ngylv">
+            <w:hyperlink w:history="1" r:id="rIddhsrghapdql9ss5aq6zjj">
               <w:r>
                 <w:rPr>
                   <w:rFonts w:ascii="Arial" w:cs="Arial" w:eastAsia="Arial" w:hAnsi="Arial"/>
@@ -24018,7 +24018,7 @@
             <w:pPr>
               <w:spacing w:after="20" w:before="0"/>
             </w:pPr>
-            <w:hyperlink w:history="1" r:id="rIdsiu0a7y_ldjfbghg_akop">
+            <w:hyperlink w:history="1" r:id="rId4xlj6ime8x-gnq25dftli">
               <w:r>
                 <w:rPr>
                   <w:rFonts w:ascii="Arial" w:cs="Arial" w:eastAsia="Arial" w:hAnsi="Arial"/>
@@ -24027,7 +24027,7 @@
                   <w:szCs w:val="16"/>
                   <w:u w:val="single" w:color="2E75B6"/>
                 </w:rPr>
-                <w:t xml:space="preserve">Vector word problem: resultant velocity</w:t>
+                <w:t xml:space="preserve">Intro to vectors and scalars</w:t>
               </w:r>
             </w:hyperlink>
           </w:p>
@@ -24051,7 +24051,7 @@
               <w:spacing w:after="10" w:before="0"/>
               <w:ind w:left="120"/>
             </w:pPr>
-            <w:hyperlink w:history="1" r:id="rIdv4jjpp0qzrfepuu8bazuf">
+            <w:hyperlink w:history="1" r:id="rId3qwslbszstt5jqdov9eud">
               <w:r>
                 <w:rPr>
                   <w:rFonts w:ascii="Arial" w:cs="Arial" w:eastAsia="Arial" w:hAnsi="Arial"/>
@@ -24096,7 +24096,7 @@
             <w:pPr>
               <w:spacing w:after="20" w:before="0"/>
             </w:pPr>
-            <w:hyperlink w:history="1" r:id="rIdxodqfnkixpx6tsit0imtv">
+            <w:hyperlink w:history="1" r:id="rIdsbtc1idhj6k8at_xfbj_b">
               <w:r>
                 <w:rPr>
                   <w:rFonts w:ascii="Arial" w:cs="Arial" w:eastAsia="Arial" w:hAnsi="Arial"/>
@@ -24105,7 +24105,7 @@
                   <w:szCs w:val="16"/>
                   <w:u w:val="single" w:color="2E75B6"/>
                 </w:rPr>
-                <w:t xml:space="preserve">Matrix Multiplication: Vectors (PLIX)</w:t>
+                <w:t xml:space="preserve">Translation of Vectors and Slope (Flexbook)</w:t>
               </w:r>
             </w:hyperlink>
           </w:p>
@@ -24129,7 +24129,7 @@
               <w:spacing w:after="10" w:before="0"/>
               <w:ind w:left="120"/>
             </w:pPr>
-            <w:hyperlink w:history="1" r:id="rIdzzscoblgplizb69ureckh">
+            <w:hyperlink w:history="1" r:id="rIdye8ern0xyy7qwqdlwjqbi">
               <w:r>
                 <w:rPr>
                   <w:rFonts w:ascii="Arial" w:cs="Arial" w:eastAsia="Arial" w:hAnsi="Arial"/>
@@ -24324,7 +24324,7 @@
             <w:pPr>
               <w:spacing w:after="20" w:before="0"/>
             </w:pPr>
-            <w:hyperlink w:history="1" r:id="rId2lqhuetbqournqhz7orcx">
+            <w:hyperlink w:history="1" r:id="rIdjl3s51ixv_qygmkqmfbfn">
               <w:r>
                 <w:rPr>
                   <w:rFonts w:ascii="Arial" w:cs="Arial" w:eastAsia="Arial" w:hAnsi="Arial"/>
@@ -24333,7 +24333,7 @@
                   <w:szCs w:val="16"/>
                   <w:u w:val="single" w:color="2E75B6"/>
                 </w:rPr>
-                <w:t xml:space="preserve">Vector word problem: resultant velocity</w:t>
+                <w:t xml:space="preserve">Vectors word problem: tug of war</w:t>
               </w:r>
             </w:hyperlink>
           </w:p>
@@ -24357,7 +24357,7 @@
               <w:spacing w:after="10" w:before="0"/>
               <w:ind w:left="120"/>
             </w:pPr>
-            <w:hyperlink w:history="1" r:id="rIde_1zq8g8quzsygeghlq9a">
+            <w:hyperlink w:history="1" r:id="rIdggizagi-d1ub1wau6celb">
               <w:r>
                 <w:rPr>
                   <w:rFonts w:ascii="Arial" w:cs="Arial" w:eastAsia="Arial" w:hAnsi="Arial"/>
@@ -24395,14 +24395,14 @@
                 <w:sz w:val="16"/>
                 <w:szCs w:val="16"/>
               </w:rPr>
-              <w:t xml:space="preserve">📖 HTML:</w:t>
+              <w:t xml:space="preserve">📖 EXERCISE:</w:t>
             </w:r>
           </w:p>
           <w:p>
             <w:pPr>
               <w:spacing w:after="20" w:before="0"/>
             </w:pPr>
-            <w:hyperlink w:history="1" r:id="rIdc_p1vvutgyca_i8fpj3dd">
+            <w:hyperlink w:history="1" r:id="rIdwvsjaafafxdmi3tk7bex5">
               <w:r>
                 <w:rPr>
                   <w:rFonts w:ascii="Arial" w:cs="Arial" w:eastAsia="Arial" w:hAnsi="Arial"/>
@@ -24411,7 +24411,7 @@
                   <w:szCs w:val="16"/>
                   <w:u w:val="single" w:color="2E75B6"/>
                 </w:rPr>
-                <w:t xml:space="preserve">Matrix Multiplication: Vectors (PLIX)</w:t>
+                <w:t xml:space="preserve">Translation of Vectors and Slope Practice</w:t>
               </w:r>
             </w:hyperlink>
           </w:p>
@@ -24435,7 +24435,7 @@
               <w:spacing w:after="10" w:before="0"/>
               <w:ind w:left="120"/>
             </w:pPr>
-            <w:hyperlink w:history="1" r:id="rIdr5g5qw3yr6pbpj8xvcpqp">
+            <w:hyperlink w:history="1" r:id="rIduwusyld4mhnuaumjvsx7q">
               <w:r>
                 <w:rPr>
                   <w:rFonts w:ascii="Arial" w:cs="Arial" w:eastAsia="Arial" w:hAnsi="Arial"/>
@@ -24630,7 +24630,7 @@
             <w:pPr>
               <w:spacing w:after="20" w:before="0"/>
             </w:pPr>
-            <w:hyperlink w:history="1" r:id="rIdasfvy9-6oex-0fynpri71">
+            <w:hyperlink w:history="1" r:id="rIdnrvsla5vl3wzpwncgz5sl">
               <w:r>
                 <w:rPr>
                   <w:rFonts w:ascii="Arial" w:cs="Arial" w:eastAsia="Arial" w:hAnsi="Arial"/>
@@ -24639,7 +24639,7 @@
                   <w:szCs w:val="16"/>
                   <w:u w:val="single" w:color="2E75B6"/>
                 </w:rPr>
-                <w:t xml:space="preserve">Vector word problem: resultant velocity</w:t>
+                <w:t xml:space="preserve">Vector addition &amp; magnitude</w:t>
               </w:r>
             </w:hyperlink>
           </w:p>
@@ -24663,7 +24663,7 @@
               <w:spacing w:after="10" w:before="0"/>
               <w:ind w:left="120"/>
             </w:pPr>
-            <w:hyperlink w:history="1" r:id="rId2qm0uqmdwg1nexcm0meu3">
+            <w:hyperlink w:history="1" r:id="rIdzl8upt_hpqhdiwxnsxfjg">
               <w:r>
                 <w:rPr>
                   <w:rFonts w:ascii="Arial" w:cs="Arial" w:eastAsia="Arial" w:hAnsi="Arial"/>
@@ -24708,7 +24708,7 @@
             <w:pPr>
               <w:spacing w:after="20" w:before="0"/>
             </w:pPr>
-            <w:hyperlink w:history="1" r:id="rIduycm16cbectshivbo3_nk">
+            <w:hyperlink w:history="1" r:id="rId9mg-rcwm3wco9hydlko2b">
               <w:r>
                 <w:rPr>
                   <w:rFonts w:ascii="Arial" w:cs="Arial" w:eastAsia="Arial" w:hAnsi="Arial"/>
@@ -24717,7 +24717,7 @@
                   <w:szCs w:val="16"/>
                   <w:u w:val="single" w:color="2E75B6"/>
                 </w:rPr>
-                <w:t xml:space="preserve">Matrix Multiplication: Vectors (PLIX)</w:t>
+                <w:t xml:space="preserve">Translation of Vectors and Slope: Rearranging a Classroom (PLIX)</w:t>
               </w:r>
             </w:hyperlink>
           </w:p>
@@ -24741,7 +24741,7 @@
               <w:spacing w:after="10" w:before="0"/>
               <w:ind w:left="120"/>
             </w:pPr>
-            <w:hyperlink w:history="1" r:id="rIdaiczxcxhlso37t_teyvif">
+            <w:hyperlink w:history="1" r:id="rIdzuugquzsbb1whgtngag8h">
               <w:r>
                 <w:rPr>
                   <w:rFonts w:ascii="Arial" w:cs="Arial" w:eastAsia="Arial" w:hAnsi="Arial"/>

--- a/data/outputs/v2/Maths/SS3.3_Vectors_I/Mathematics_Vectors_I_CBE_LessonSequence.docx
+++ b/data/outputs/v2/Maths/SS3.3_Vectors_I/Mathematics_Vectors_I_CBE_LessonSequence.docx
@@ -3652,7 +3652,7 @@
             <w:pPr>
               <w:spacing w:after="20" w:before="0"/>
             </w:pPr>
-            <w:hyperlink w:history="1" r:id="rIdunnngdtqbbpmmkfcpimbj">
+            <w:hyperlink w:history="1" r:id="rIdltozd9i12ppqlm7prqy-a">
               <w:r>
                 <w:rPr>
                   <w:rFonts w:ascii="Arial" w:cs="Arial" w:eastAsia="Arial" w:hAnsi="Arial"/>
@@ -3685,7 +3685,7 @@
               <w:spacing w:after="10" w:before="0"/>
               <w:ind w:left="120"/>
             </w:pPr>
-            <w:hyperlink w:history="1" r:id="rIdra5sb-bihtv8t-hrvjt_m">
+            <w:hyperlink w:history="1" r:id="rIdbi1a3z779da8nbsljshcp">
               <w:r>
                 <w:rPr>
                   <w:rFonts w:ascii="Arial" w:cs="Arial" w:eastAsia="Arial" w:hAnsi="Arial"/>
@@ -3730,7 +3730,7 @@
             <w:pPr>
               <w:spacing w:after="20" w:before="0"/>
             </w:pPr>
-            <w:hyperlink w:history="1" r:id="rIdihj5rxfbz0rxb5dgszvpk">
+            <w:hyperlink w:history="1" r:id="rId7blfkblrje-rclbupcedq">
               <w:r>
                 <w:rPr>
                   <w:rFonts w:ascii="Arial" w:cs="Arial" w:eastAsia="Arial" w:hAnsi="Arial"/>
@@ -3763,7 +3763,7 @@
               <w:spacing w:after="10" w:before="0"/>
               <w:ind w:left="120"/>
             </w:pPr>
-            <w:hyperlink w:history="1" r:id="rIdvmplgmjrlzbh9xymifm6w">
+            <w:hyperlink w:history="1" r:id="rIdalcbjexzdvykauwmhiyhd">
               <w:r>
                 <w:rPr>
                   <w:rFonts w:ascii="Arial" w:cs="Arial" w:eastAsia="Arial" w:hAnsi="Arial"/>
@@ -3958,7 +3958,7 @@
             <w:pPr>
               <w:spacing w:after="20" w:before="0"/>
             </w:pPr>
-            <w:hyperlink w:history="1" r:id="rIdtzj3-cxz2pfa-ihlalozc">
+            <w:hyperlink w:history="1" r:id="rIdo92elxae7ag5ifsninobm">
               <w:r>
                 <w:rPr>
                   <w:rFonts w:ascii="Arial" w:cs="Arial" w:eastAsia="Arial" w:hAnsi="Arial"/>
@@ -3991,7 +3991,7 @@
               <w:spacing w:after="10" w:before="0"/>
               <w:ind w:left="120"/>
             </w:pPr>
-            <w:hyperlink w:history="1" r:id="rIdxgjv3kp8lrisgwrklmdwx">
+            <w:hyperlink w:history="1" r:id="rIdyxxw_jvtl0eiwpo45rvnu">
               <w:r>
                 <w:rPr>
                   <w:rFonts w:ascii="Arial" w:cs="Arial" w:eastAsia="Arial" w:hAnsi="Arial"/>
@@ -4036,7 +4036,7 @@
             <w:pPr>
               <w:spacing w:after="20" w:before="0"/>
             </w:pPr>
-            <w:hyperlink w:history="1" r:id="rIdhzhkznoh6vqnlve2wydn4">
+            <w:hyperlink w:history="1" r:id="rIdogjxbsxdf-v-epscyhs0i">
               <w:r>
                 <w:rPr>
                   <w:rFonts w:ascii="Arial" w:cs="Arial" w:eastAsia="Arial" w:hAnsi="Arial"/>
@@ -4069,7 +4069,7 @@
               <w:spacing w:after="10" w:before="0"/>
               <w:ind w:left="120"/>
             </w:pPr>
-            <w:hyperlink w:history="1" r:id="rId8htiqvh-lfedchy49tuxi">
+            <w:hyperlink w:history="1" r:id="rIdalrc9fb9g4pxofhgsc4m6">
               <w:r>
                 <w:rPr>
                   <w:rFonts w:ascii="Arial" w:cs="Arial" w:eastAsia="Arial" w:hAnsi="Arial"/>
@@ -4264,7 +4264,7 @@
             <w:pPr>
               <w:spacing w:after="20" w:before="0"/>
             </w:pPr>
-            <w:hyperlink w:history="1" r:id="rIdwszxmijx2awdsm-cgulwq">
+            <w:hyperlink w:history="1" r:id="rIddkkkhsau9ix0qxhs1xcgj">
               <w:r>
                 <w:rPr>
                   <w:rFonts w:ascii="Arial" w:cs="Arial" w:eastAsia="Arial" w:hAnsi="Arial"/>
@@ -4297,7 +4297,7 @@
               <w:spacing w:after="10" w:before="0"/>
               <w:ind w:left="120"/>
             </w:pPr>
-            <w:hyperlink w:history="1" r:id="rIdtnqo1fg9cbf7i6mlcxzzf">
+            <w:hyperlink w:history="1" r:id="rIdxlpmpw6ldu3qybczv6ntc">
               <w:r>
                 <w:rPr>
                   <w:rFonts w:ascii="Arial" w:cs="Arial" w:eastAsia="Arial" w:hAnsi="Arial"/>
@@ -4342,7 +4342,7 @@
             <w:pPr>
               <w:spacing w:after="20" w:before="0"/>
             </w:pPr>
-            <w:hyperlink w:history="1" r:id="rId5wcgkrlgnrkgelo2qo4nh">
+            <w:hyperlink w:history="1" r:id="rIduw96nnf00x33v0wcokedf">
               <w:r>
                 <w:rPr>
                   <w:rFonts w:ascii="Arial" w:cs="Arial" w:eastAsia="Arial" w:hAnsi="Arial"/>
@@ -4375,7 +4375,7 @@
               <w:spacing w:after="10" w:before="0"/>
               <w:ind w:left="120"/>
             </w:pPr>
-            <w:hyperlink w:history="1" r:id="rId4s9uxb-tgzsxytfai3z1d">
+            <w:hyperlink w:history="1" r:id="rIdsiboeq4s4su-hvwp5_vkq">
               <w:r>
                 <w:rPr>
                   <w:rFonts w:ascii="Arial" w:cs="Arial" w:eastAsia="Arial" w:hAnsi="Arial"/>
@@ -4570,7 +4570,7 @@
             <w:pPr>
               <w:spacing w:after="20" w:before="0"/>
             </w:pPr>
-            <w:hyperlink w:history="1" r:id="rIdwzpehjqxgm3z4sfu9i-wk">
+            <w:hyperlink w:history="1" r:id="rIdtbyme5a27f_ovslewkaor">
               <w:r>
                 <w:rPr>
                   <w:rFonts w:ascii="Arial" w:cs="Arial" w:eastAsia="Arial" w:hAnsi="Arial"/>
@@ -4579,7 +4579,7 @@
                   <w:szCs w:val="16"/>
                   <w:u w:val="single" w:color="2E75B6"/>
                 </w:rPr>
-                <w:t xml:space="preserve">Dot vs. cross product</w:t>
+                <w:t xml:space="preserve">Vector intro for linear algebra</w:t>
               </w:r>
             </w:hyperlink>
           </w:p>
@@ -4603,7 +4603,7 @@
               <w:spacing w:after="10" w:before="0"/>
               <w:ind w:left="120"/>
             </w:pPr>
-            <w:hyperlink w:history="1" r:id="rIds1w_liagvqxf4nkwnppo6">
+            <w:hyperlink w:history="1" r:id="rIdtqcns7vccnx-_up3vbhci">
               <w:r>
                 <w:rPr>
                   <w:rFonts w:ascii="Arial" w:cs="Arial" w:eastAsia="Arial" w:hAnsi="Arial"/>
@@ -4648,7 +4648,7 @@
             <w:pPr>
               <w:spacing w:after="20" w:before="0"/>
             </w:pPr>
-            <w:hyperlink w:history="1" r:id="rId6lhr2tvm-x9jqbsdjqhqe">
+            <w:hyperlink w:history="1" r:id="rIdo6lzptb9ovathhttbe8uq">
               <w:r>
                 <w:rPr>
                   <w:rFonts w:ascii="Arial" w:cs="Arial" w:eastAsia="Arial" w:hAnsi="Arial"/>
@@ -4681,7 +4681,7 @@
               <w:spacing w:after="10" w:before="0"/>
               <w:ind w:left="120"/>
             </w:pPr>
-            <w:hyperlink w:history="1" r:id="rIdl-jtsvm3ix_ngvatscoqn">
+            <w:hyperlink w:history="1" r:id="rIdvktpva7pvixurryedcvaa">
               <w:r>
                 <w:rPr>
                   <w:rFonts w:ascii="Arial" w:cs="Arial" w:eastAsia="Arial" w:hAnsi="Arial"/>
@@ -4876,7 +4876,7 @@
             <w:pPr>
               <w:spacing w:after="20" w:before="0"/>
             </w:pPr>
-            <w:hyperlink w:history="1" r:id="rIdtyk-vb3kitz4zjd9jgeof">
+            <w:hyperlink w:history="1" r:id="rIdajvm6c9lidtxsfnmtm0n7">
               <w:r>
                 <w:rPr>
                   <w:rFonts w:ascii="Arial" w:cs="Arial" w:eastAsia="Arial" w:hAnsi="Arial"/>
@@ -4885,7 +4885,7 @@
                   <w:szCs w:val="16"/>
                   <w:u w:val="single" w:color="2E75B6"/>
                 </w:rPr>
-                <w:t xml:space="preserve">Vector intro for linear algebra</w:t>
+                <w:t xml:space="preserve">Intro to vectors and scalars</w:t>
               </w:r>
             </w:hyperlink>
           </w:p>
@@ -4909,7 +4909,7 @@
               <w:spacing w:after="10" w:before="0"/>
               <w:ind w:left="120"/>
             </w:pPr>
-            <w:hyperlink w:history="1" r:id="rId7rbzzfescavkc43umkvap">
+            <w:hyperlink w:history="1" r:id="rIddp8_a9c1439ltk3fkvlfd">
               <w:r>
                 <w:rPr>
                   <w:rFonts w:ascii="Arial" w:cs="Arial" w:eastAsia="Arial" w:hAnsi="Arial"/>
@@ -4954,7 +4954,7 @@
             <w:pPr>
               <w:spacing w:after="20" w:before="0"/>
             </w:pPr>
-            <w:hyperlink w:history="1" r:id="rId8o2fbyrs2otmu8qm0dbw7">
+            <w:hyperlink w:history="1" r:id="rIdwljlfamdywax9tkyud17i">
               <w:r>
                 <w:rPr>
                   <w:rFonts w:ascii="Arial" w:cs="Arial" w:eastAsia="Arial" w:hAnsi="Arial"/>
@@ -4987,7 +4987,7 @@
               <w:spacing w:after="10" w:before="0"/>
               <w:ind w:left="120"/>
             </w:pPr>
-            <w:hyperlink w:history="1" r:id="rIdfeoo2lt6wzwm1llwbq5ib">
+            <w:hyperlink w:history="1" r:id="rIddzltczyz29_1pv5tobodw">
               <w:r>
                 <w:rPr>
                   <w:rFonts w:ascii="Arial" w:cs="Arial" w:eastAsia="Arial" w:hAnsi="Arial"/>
@@ -6474,7 +6474,7 @@
             <w:pPr>
               <w:spacing w:after="20" w:before="0"/>
             </w:pPr>
-            <w:hyperlink w:history="1" r:id="rIdi2irw0f4q7mywnle1wmf2">
+            <w:hyperlink w:history="1" r:id="rIdudqr4ukze-ck2jbcvycn-">
               <w:r>
                 <w:rPr>
                   <w:rFonts w:ascii="Arial" w:cs="Arial" w:eastAsia="Arial" w:hAnsi="Arial"/>
@@ -6507,7 +6507,7 @@
               <w:spacing w:after="10" w:before="0"/>
               <w:ind w:left="120"/>
             </w:pPr>
-            <w:hyperlink w:history="1" r:id="rIdwn2wqy2r882gioxs6vuhp">
+            <w:hyperlink w:history="1" r:id="rIde4xyt_xdjla1zqjk6wwp3">
               <w:r>
                 <w:rPr>
                   <w:rFonts w:ascii="Arial" w:cs="Arial" w:eastAsia="Arial" w:hAnsi="Arial"/>
@@ -6552,7 +6552,7 @@
             <w:pPr>
               <w:spacing w:after="20" w:before="0"/>
             </w:pPr>
-            <w:hyperlink w:history="1" r:id="rIdevyuyosv7eoupccnv8dm1">
+            <w:hyperlink w:history="1" r:id="rIduebwoxs7nxpt1vpsj5bfm">
               <w:r>
                 <w:rPr>
                   <w:rFonts w:ascii="Arial" w:cs="Arial" w:eastAsia="Arial" w:hAnsi="Arial"/>
@@ -6585,7 +6585,7 @@
               <w:spacing w:after="10" w:before="0"/>
               <w:ind w:left="120"/>
             </w:pPr>
-            <w:hyperlink w:history="1" r:id="rId64krcz_krgpqgz_e-zmea">
+            <w:hyperlink w:history="1" r:id="rIdiyg4ueqfzbneh_puwnbgp">
               <w:r>
                 <w:rPr>
                   <w:rFonts w:ascii="Arial" w:cs="Arial" w:eastAsia="Arial" w:hAnsi="Arial"/>
@@ -6780,7 +6780,7 @@
             <w:pPr>
               <w:spacing w:after="20" w:before="0"/>
             </w:pPr>
-            <w:hyperlink w:history="1" r:id="rIdgtd19nbt15zczjaxdamsc">
+            <w:hyperlink w:history="1" r:id="rIdha2niqtcq8kjvrfqlhh36">
               <w:r>
                 <w:rPr>
                   <w:rFonts w:ascii="Arial" w:cs="Arial" w:eastAsia="Arial" w:hAnsi="Arial"/>
@@ -6813,7 +6813,7 @@
               <w:spacing w:after="10" w:before="0"/>
               <w:ind w:left="120"/>
             </w:pPr>
-            <w:hyperlink w:history="1" r:id="rIdyidxi8iszw-58fovtgo75">
+            <w:hyperlink w:history="1" r:id="rIdvgliuvedr4meitxh3fobu">
               <w:r>
                 <w:rPr>
                   <w:rFonts w:ascii="Arial" w:cs="Arial" w:eastAsia="Arial" w:hAnsi="Arial"/>
@@ -6858,7 +6858,7 @@
             <w:pPr>
               <w:spacing w:after="20" w:before="0"/>
             </w:pPr>
-            <w:hyperlink w:history="1" r:id="rIdeb6gpwef935sa6vz6vbfn">
+            <w:hyperlink w:history="1" r:id="rIdlcrjpdcepzjkkjtvb4hlt">
               <w:r>
                 <w:rPr>
                   <w:rFonts w:ascii="Arial" w:cs="Arial" w:eastAsia="Arial" w:hAnsi="Arial"/>
@@ -6891,7 +6891,7 @@
               <w:spacing w:after="10" w:before="0"/>
               <w:ind w:left="120"/>
             </w:pPr>
-            <w:hyperlink w:history="1" r:id="rIdwvwbb2-zvuzmc0mjop83c">
+            <w:hyperlink w:history="1" r:id="rIdmtrzsy299-v0goltjlyxa">
               <w:r>
                 <w:rPr>
                   <w:rFonts w:ascii="Arial" w:cs="Arial" w:eastAsia="Arial" w:hAnsi="Arial"/>
@@ -7086,7 +7086,7 @@
             <w:pPr>
               <w:spacing w:after="20" w:before="0"/>
             </w:pPr>
-            <w:hyperlink w:history="1" r:id="rIdyu8_tdvq2i6teti1bju7g">
+            <w:hyperlink w:history="1" r:id="rIdx4xqfulfu54-n8xnbkmaw">
               <w:r>
                 <w:rPr>
                   <w:rFonts w:ascii="Arial" w:cs="Arial" w:eastAsia="Arial" w:hAnsi="Arial"/>
@@ -7119,7 +7119,7 @@
               <w:spacing w:after="10" w:before="0"/>
               <w:ind w:left="120"/>
             </w:pPr>
-            <w:hyperlink w:history="1" r:id="rId6ayudgllb81vjgh34jfzg">
+            <w:hyperlink w:history="1" r:id="rIdizg5fue7tjmwciyb0xvad">
               <w:r>
                 <w:rPr>
                   <w:rFonts w:ascii="Arial" w:cs="Arial" w:eastAsia="Arial" w:hAnsi="Arial"/>
@@ -7164,7 +7164,7 @@
             <w:pPr>
               <w:spacing w:after="20" w:before="0"/>
             </w:pPr>
-            <w:hyperlink w:history="1" r:id="rIdc6rlklbxhgi2hgztoqlr8">
+            <w:hyperlink w:history="1" r:id="rIdpylooznv9ndowxdtlx3st">
               <w:r>
                 <w:rPr>
                   <w:rFonts w:ascii="Arial" w:cs="Arial" w:eastAsia="Arial" w:hAnsi="Arial"/>
@@ -7197,7 +7197,7 @@
               <w:spacing w:after="10" w:before="0"/>
               <w:ind w:left="120"/>
             </w:pPr>
-            <w:hyperlink w:history="1" r:id="rIdzupu9qbv8nft8iqccjqy-">
+            <w:hyperlink w:history="1" r:id="rId9g23qo5rvfffsrj8rlsyh">
               <w:r>
                 <w:rPr>
                   <w:rFonts w:ascii="Arial" w:cs="Arial" w:eastAsia="Arial" w:hAnsi="Arial"/>
@@ -7392,7 +7392,7 @@
             <w:pPr>
               <w:spacing w:after="20" w:before="0"/>
             </w:pPr>
-            <w:hyperlink w:history="1" r:id="rIdrtvgjn8zlhtsctoqgjnfn">
+            <w:hyperlink w:history="1" r:id="rIdtp4dnlkfwtb7rs2nayiie">
               <w:r>
                 <w:rPr>
                   <w:rFonts w:ascii="Arial" w:cs="Arial" w:eastAsia="Arial" w:hAnsi="Arial"/>
@@ -7425,7 +7425,7 @@
               <w:spacing w:after="10" w:before="0"/>
               <w:ind w:left="120"/>
             </w:pPr>
-            <w:hyperlink w:history="1" r:id="rIdrdyt_hugmuhicfx3ztlcs">
+            <w:hyperlink w:history="1" r:id="rIdjclahjgqitib4beozfznt">
               <w:r>
                 <w:rPr>
                   <w:rFonts w:ascii="Arial" w:cs="Arial" w:eastAsia="Arial" w:hAnsi="Arial"/>
@@ -7470,7 +7470,7 @@
             <w:pPr>
               <w:spacing w:after="20" w:before="0"/>
             </w:pPr>
-            <w:hyperlink w:history="1" r:id="rId5zzwpnxtj3rqrq8vvefb3">
+            <w:hyperlink w:history="1" r:id="rIdzlx4zpvmzdohp5z4blwiq">
               <w:r>
                 <w:rPr>
                   <w:rFonts w:ascii="Arial" w:cs="Arial" w:eastAsia="Arial" w:hAnsi="Arial"/>
@@ -7503,7 +7503,7 @@
               <w:spacing w:after="10" w:before="0"/>
               <w:ind w:left="120"/>
             </w:pPr>
-            <w:hyperlink w:history="1" r:id="rIdfqyqox5b08zeoyvfjtrjs">
+            <w:hyperlink w:history="1" r:id="rIdyigox0sribt5k0g-0g4im">
               <w:r>
                 <w:rPr>
                   <w:rFonts w:ascii="Arial" w:cs="Arial" w:eastAsia="Arial" w:hAnsi="Arial"/>
@@ -7698,7 +7698,7 @@
             <w:pPr>
               <w:spacing w:after="20" w:before="0"/>
             </w:pPr>
-            <w:hyperlink w:history="1" r:id="rIduoptkgld275d0tdjgr8uw">
+            <w:hyperlink w:history="1" r:id="rId4nlcjyqhj2uoytvhgrvki">
               <w:r>
                 <w:rPr>
                   <w:rFonts w:ascii="Arial" w:cs="Arial" w:eastAsia="Arial" w:hAnsi="Arial"/>
@@ -7731,7 +7731,7 @@
               <w:spacing w:after="10" w:before="0"/>
               <w:ind w:left="120"/>
             </w:pPr>
-            <w:hyperlink w:history="1" r:id="rIdrhnmxjfle_toh2pxis-jn">
+            <w:hyperlink w:history="1" r:id="rIdj08zrlyesdgdpdjbuwlhr">
               <w:r>
                 <w:rPr>
                   <w:rFonts w:ascii="Arial" w:cs="Arial" w:eastAsia="Arial" w:hAnsi="Arial"/>
@@ -7776,7 +7776,7 @@
             <w:pPr>
               <w:spacing w:after="20" w:before="0"/>
             </w:pPr>
-            <w:hyperlink w:history="1" r:id="rIdlkrbdblby_upglmbati1c">
+            <w:hyperlink w:history="1" r:id="rId3a5ow1obbkejbqpnopg9z">
               <w:r>
                 <w:rPr>
                   <w:rFonts w:ascii="Arial" w:cs="Arial" w:eastAsia="Arial" w:hAnsi="Arial"/>
@@ -7809,7 +7809,7 @@
               <w:spacing w:after="10" w:before="0"/>
               <w:ind w:left="120"/>
             </w:pPr>
-            <w:hyperlink w:history="1" r:id="rIdhijbqqggrgxj16jbv6v_n">
+            <w:hyperlink w:history="1" r:id="rIdezj2aqy4ziszrrgiomy2o">
               <w:r>
                 <w:rPr>
                   <w:rFonts w:ascii="Arial" w:cs="Arial" w:eastAsia="Arial" w:hAnsi="Arial"/>
@@ -9296,7 +9296,7 @@
             <w:pPr>
               <w:spacing w:after="20" w:before="0"/>
             </w:pPr>
-            <w:hyperlink w:history="1" r:id="rIdoxqnc9ij4sco8cls49hab">
+            <w:hyperlink w:history="1" r:id="rId7dcjtl1thpvzlyd-vxli-">
               <w:r>
                 <w:rPr>
                   <w:rFonts w:ascii="Arial" w:cs="Arial" w:eastAsia="Arial" w:hAnsi="Arial"/>
@@ -9329,7 +9329,7 @@
               <w:spacing w:after="10" w:before="0"/>
               <w:ind w:left="120"/>
             </w:pPr>
-            <w:hyperlink w:history="1" r:id="rIdddopclrusvmxwlg4m9v4b">
+            <w:hyperlink w:history="1" r:id="rIdhwy1e_kjucrvk8iagtfo2">
               <w:r>
                 <w:rPr>
                   <w:rFonts w:ascii="Arial" w:cs="Arial" w:eastAsia="Arial" w:hAnsi="Arial"/>
@@ -9374,7 +9374,7 @@
             <w:pPr>
               <w:spacing w:after="20" w:before="0"/>
             </w:pPr>
-            <w:hyperlink w:history="1" r:id="rId3l6zw1ddsjelljr0u_2iz">
+            <w:hyperlink w:history="1" r:id="rId46b9rpqs4kx07sdjhyc-e">
               <w:r>
                 <w:rPr>
                   <w:rFonts w:ascii="Arial" w:cs="Arial" w:eastAsia="Arial" w:hAnsi="Arial"/>
@@ -9407,7 +9407,7 @@
               <w:spacing w:after="10" w:before="0"/>
               <w:ind w:left="120"/>
             </w:pPr>
-            <w:hyperlink w:history="1" r:id="rIdfhzwwulolptj-o709urcn">
+            <w:hyperlink w:history="1" r:id="rIdzsn9_elxqmn76r094pdre">
               <w:r>
                 <w:rPr>
                   <w:rFonts w:ascii="Arial" w:cs="Arial" w:eastAsia="Arial" w:hAnsi="Arial"/>
@@ -9602,7 +9602,7 @@
             <w:pPr>
               <w:spacing w:after="20" w:before="0"/>
             </w:pPr>
-            <w:hyperlink w:history="1" r:id="rIdcpu1nfljzvvmvuhimobfy">
+            <w:hyperlink w:history="1" r:id="rId5ut8vmfsb0u7kjxjetoss">
               <w:r>
                 <w:rPr>
                   <w:rFonts w:ascii="Arial" w:cs="Arial" w:eastAsia="Arial" w:hAnsi="Arial"/>
@@ -9635,7 +9635,7 @@
               <w:spacing w:after="10" w:before="0"/>
               <w:ind w:left="120"/>
             </w:pPr>
-            <w:hyperlink w:history="1" r:id="rIdlcivwe-xdiz_pmnw-gn-x">
+            <w:hyperlink w:history="1" r:id="rId9kbgeixmnvjaxx7bm4wbs">
               <w:r>
                 <w:rPr>
                   <w:rFonts w:ascii="Arial" w:cs="Arial" w:eastAsia="Arial" w:hAnsi="Arial"/>
@@ -9680,7 +9680,7 @@
             <w:pPr>
               <w:spacing w:after="20" w:before="0"/>
             </w:pPr>
-            <w:hyperlink w:history="1" r:id="rIdk2amkvdea7j9hvbufaec4">
+            <w:hyperlink w:history="1" r:id="rIdmibbbfnvjculouuytgymv">
               <w:r>
                 <w:rPr>
                   <w:rFonts w:ascii="Arial" w:cs="Arial" w:eastAsia="Arial" w:hAnsi="Arial"/>
@@ -9713,7 +9713,7 @@
               <w:spacing w:after="10" w:before="0"/>
               <w:ind w:left="120"/>
             </w:pPr>
-            <w:hyperlink w:history="1" r:id="rId6i7dpqr_edfqa6nvnqz29">
+            <w:hyperlink w:history="1" r:id="rIdmnojvjkb_n2rezzle7dfl">
               <w:r>
                 <w:rPr>
                   <w:rFonts w:ascii="Arial" w:cs="Arial" w:eastAsia="Arial" w:hAnsi="Arial"/>
@@ -9908,7 +9908,7 @@
             <w:pPr>
               <w:spacing w:after="20" w:before="0"/>
             </w:pPr>
-            <w:hyperlink w:history="1" r:id="rId1pwrfuhdepozm9sfmxovj">
+            <w:hyperlink w:history="1" r:id="rIdcdmnkjkl2s86fy5q2zvix">
               <w:r>
                 <w:rPr>
                   <w:rFonts w:ascii="Arial" w:cs="Arial" w:eastAsia="Arial" w:hAnsi="Arial"/>
@@ -9941,7 +9941,7 @@
               <w:spacing w:after="10" w:before="0"/>
               <w:ind w:left="120"/>
             </w:pPr>
-            <w:hyperlink w:history="1" r:id="rIdjwszxplf6zzntwn4ayzax">
+            <w:hyperlink w:history="1" r:id="rIdepv-wvocg61gqp_uyksgr">
               <w:r>
                 <w:rPr>
                   <w:rFonts w:ascii="Arial" w:cs="Arial" w:eastAsia="Arial" w:hAnsi="Arial"/>
@@ -9986,7 +9986,7 @@
             <w:pPr>
               <w:spacing w:after="20" w:before="0"/>
             </w:pPr>
-            <w:hyperlink w:history="1" r:id="rIdqswc12whl5zjatxw9p3ze">
+            <w:hyperlink w:history="1" r:id="rIddbuaxmgv_v41jtxmcstek">
               <w:r>
                 <w:rPr>
                   <w:rFonts w:ascii="Arial" w:cs="Arial" w:eastAsia="Arial" w:hAnsi="Arial"/>
@@ -10019,7 +10019,7 @@
               <w:spacing w:after="10" w:before="0"/>
               <w:ind w:left="120"/>
             </w:pPr>
-            <w:hyperlink w:history="1" r:id="rIdhjclsznuqv4lldjvtt_xb">
+            <w:hyperlink w:history="1" r:id="rIdbl64m3psq9kagve69zggl">
               <w:r>
                 <w:rPr>
                   <w:rFonts w:ascii="Arial" w:cs="Arial" w:eastAsia="Arial" w:hAnsi="Arial"/>
@@ -10214,7 +10214,7 @@
             <w:pPr>
               <w:spacing w:after="20" w:before="0"/>
             </w:pPr>
-            <w:hyperlink w:history="1" r:id="rIdh414zbih_szmfv4mr-o0i">
+            <w:hyperlink w:history="1" r:id="rId5qi5s7r5bu-fe4wlvxrmx">
               <w:r>
                 <w:rPr>
                   <w:rFonts w:ascii="Arial" w:cs="Arial" w:eastAsia="Arial" w:hAnsi="Arial"/>
@@ -10247,7 +10247,7 @@
               <w:spacing w:after="10" w:before="0"/>
               <w:ind w:left="120"/>
             </w:pPr>
-            <w:hyperlink w:history="1" r:id="rIdpytfnekxrplynj97ka6g-">
+            <w:hyperlink w:history="1" r:id="rIdhqmsvno_rzk57_jp26j-p">
               <w:r>
                 <w:rPr>
                   <w:rFonts w:ascii="Arial" w:cs="Arial" w:eastAsia="Arial" w:hAnsi="Arial"/>
@@ -10285,14 +10285,14 @@
                 <w:sz w:val="16"/>
                 <w:szCs w:val="16"/>
               </w:rPr>
-              <w:t xml:space="preserve">📖 HTML:</w:t>
+              <w:t xml:space="preserve">📖 EXERCISE:</w:t>
             </w:r>
           </w:p>
           <w:p>
             <w:pPr>
               <w:spacing w:after="20" w:before="0"/>
             </w:pPr>
-            <w:hyperlink w:history="1" r:id="rIdhsr_ak4t5iu_ctinbj0oc">
+            <w:hyperlink w:history="1" r:id="rIdu6go2jmjnstr4sw9dctza">
               <w:r>
                 <w:rPr>
                   <w:rFonts w:ascii="Arial" w:cs="Arial" w:eastAsia="Arial" w:hAnsi="Arial"/>
@@ -10301,7 +10301,7 @@
                   <w:szCs w:val="16"/>
                   <w:u w:val="single" w:color="2E75B6"/>
                 </w:rPr>
-                <w:t xml:space="preserve">Vector Addition (Flexbook)</w:t>
+                <w:t xml:space="preserve">Add vectors</w:t>
               </w:r>
             </w:hyperlink>
           </w:p>
@@ -10317,7 +10317,7 @@
                 <w:sz w:val="14"/>
                 <w:szCs w:val="14"/>
               </w:rPr>
-              <w:t xml:space="preserve">Source: CK-12</w:t>
+              <w:t xml:space="preserve">Source: Khan Academy (English - US curriculum)</w:t>
             </w:r>
           </w:p>
           <w:p>
@@ -10325,7 +10325,7 @@
               <w:spacing w:after="10" w:before="0"/>
               <w:ind w:left="120"/>
             </w:pPr>
-            <w:hyperlink w:history="1" r:id="rId5vp9qje10xifqygfzt25p">
+            <w:hyperlink w:history="1" r:id="rIdie8k4dl9760ohkfm_sr1a">
               <w:r>
                 <w:rPr>
                   <w:rFonts w:ascii="Arial" w:cs="Arial" w:eastAsia="Arial" w:hAnsi="Arial"/>
@@ -10520,7 +10520,7 @@
             <w:pPr>
               <w:spacing w:after="20" w:before="0"/>
             </w:pPr>
-            <w:hyperlink w:history="1" r:id="rIdwkgmkppz8rl1ruy60amfa">
+            <w:hyperlink w:history="1" r:id="rId3y72l4r13zwzds4s43aj1">
               <w:r>
                 <w:rPr>
                   <w:rFonts w:ascii="Arial" w:cs="Arial" w:eastAsia="Arial" w:hAnsi="Arial"/>
@@ -10553,7 +10553,7 @@
               <w:spacing w:after="10" w:before="0"/>
               <w:ind w:left="120"/>
             </w:pPr>
-            <w:hyperlink w:history="1" r:id="rIdbbslnv2foosdmu96icczl">
+            <w:hyperlink w:history="1" r:id="rIdsmuhjmc44asgovv-i1zq_">
               <w:r>
                 <w:rPr>
                   <w:rFonts w:ascii="Arial" w:cs="Arial" w:eastAsia="Arial" w:hAnsi="Arial"/>
@@ -10598,7 +10598,7 @@
             <w:pPr>
               <w:spacing w:after="20" w:before="0"/>
             </w:pPr>
-            <w:hyperlink w:history="1" r:id="rIdboiosop7ssbyxcehj1k3p">
+            <w:hyperlink w:history="1" r:id="rId9josplogwfbvd0y9vg50o">
               <w:r>
                 <w:rPr>
                   <w:rFonts w:ascii="Arial" w:cs="Arial" w:eastAsia="Arial" w:hAnsi="Arial"/>
@@ -10607,7 +10607,7 @@
                   <w:szCs w:val="16"/>
                   <w:u w:val="single" w:color="2E75B6"/>
                 </w:rPr>
-                <w:t xml:space="preserve">Vector Addition Practice</w:t>
+                <w:t xml:space="preserve">Subtract vectors</w:t>
               </w:r>
             </w:hyperlink>
           </w:p>
@@ -10623,7 +10623,7 @@
                 <w:sz w:val="14"/>
                 <w:szCs w:val="14"/>
               </w:rPr>
-              <w:t xml:space="preserve">Source: CK-12</w:t>
+              <w:t xml:space="preserve">Source: Khan Academy (English - US curriculum)</w:t>
             </w:r>
           </w:p>
           <w:p>
@@ -10631,7 +10631,7 @@
               <w:spacing w:after="10" w:before="0"/>
               <w:ind w:left="120"/>
             </w:pPr>
-            <w:hyperlink w:history="1" r:id="rIdzgmmxf_xouab7n2f5y2wp">
+            <w:hyperlink w:history="1" r:id="rId4pj_nnehvc5p4wncrqmar">
               <w:r>
                 <w:rPr>
                   <w:rFonts w:ascii="Arial" w:cs="Arial" w:eastAsia="Arial" w:hAnsi="Arial"/>
@@ -12118,7 +12118,7 @@
             <w:pPr>
               <w:spacing w:after="20" w:before="0"/>
             </w:pPr>
-            <w:hyperlink w:history="1" r:id="rIddwgd5krha0uuot3d5yda1">
+            <w:hyperlink w:history="1" r:id="rIdrzgcgu4tve8a6orr2xsvb">
               <w:r>
                 <w:rPr>
                   <w:rFonts w:ascii="Arial" w:cs="Arial" w:eastAsia="Arial" w:hAnsi="Arial"/>
@@ -12151,7 +12151,7 @@
               <w:spacing w:after="10" w:before="0"/>
               <w:ind w:left="120"/>
             </w:pPr>
-            <w:hyperlink w:history="1" r:id="rIday3vffycbmsqww0bbkpuh">
+            <w:hyperlink w:history="1" r:id="rIdoqoanixleyhis8excth95">
               <w:r>
                 <w:rPr>
                   <w:rFonts w:ascii="Arial" w:cs="Arial" w:eastAsia="Arial" w:hAnsi="Arial"/>
@@ -12196,7 +12196,7 @@
             <w:pPr>
               <w:spacing w:after="20" w:before="0"/>
             </w:pPr>
-            <w:hyperlink w:history="1" r:id="rIdf0uchejb63uenmyjikkwo">
+            <w:hyperlink w:history="1" r:id="rIdlo3cfgse3up33akesg9d1">
               <w:r>
                 <w:rPr>
                   <w:rFonts w:ascii="Arial" w:cs="Arial" w:eastAsia="Arial" w:hAnsi="Arial"/>
@@ -12229,7 +12229,7 @@
               <w:spacing w:after="10" w:before="0"/>
               <w:ind w:left="120"/>
             </w:pPr>
-            <w:hyperlink w:history="1" r:id="rIdv9vqhiosrv4vhlxwa20sp">
+            <w:hyperlink w:history="1" r:id="rId8gjcmfzfsmkz3kzst62aq">
               <w:r>
                 <w:rPr>
                   <w:rFonts w:ascii="Arial" w:cs="Arial" w:eastAsia="Arial" w:hAnsi="Arial"/>
@@ -12424,7 +12424,7 @@
             <w:pPr>
               <w:spacing w:after="20" w:before="0"/>
             </w:pPr>
-            <w:hyperlink w:history="1" r:id="rIdq6y5ubseoo3xkrx1qolma">
+            <w:hyperlink w:history="1" r:id="rId7cupwpfdol8r9t8oeb8_e">
               <w:r>
                 <w:rPr>
                   <w:rFonts w:ascii="Arial" w:cs="Arial" w:eastAsia="Arial" w:hAnsi="Arial"/>
@@ -12457,7 +12457,7 @@
               <w:spacing w:after="10" w:before="0"/>
               <w:ind w:left="120"/>
             </w:pPr>
-            <w:hyperlink w:history="1" r:id="rIdvezdhztqrlmouguwxrryn">
+            <w:hyperlink w:history="1" r:id="rIdcnuqrraovq9zsuobjqvya">
               <w:r>
                 <w:rPr>
                   <w:rFonts w:ascii="Arial" w:cs="Arial" w:eastAsia="Arial" w:hAnsi="Arial"/>
@@ -12502,7 +12502,7 @@
             <w:pPr>
               <w:spacing w:after="20" w:before="0"/>
             </w:pPr>
-            <w:hyperlink w:history="1" r:id="rIdtfts8ohi17pjxxehiftoa">
+            <w:hyperlink w:history="1" r:id="rIdptzexdalnt3ayfysqyypu">
               <w:r>
                 <w:rPr>
                   <w:rFonts w:ascii="Arial" w:cs="Arial" w:eastAsia="Arial" w:hAnsi="Arial"/>
@@ -12535,7 +12535,7 @@
               <w:spacing w:after="10" w:before="0"/>
               <w:ind w:left="120"/>
             </w:pPr>
-            <w:hyperlink w:history="1" r:id="rIdmvygnjfprzpw1ei0kmmd1">
+            <w:hyperlink w:history="1" r:id="rId5zic6xb8aygee1ivwet-j">
               <w:r>
                 <w:rPr>
                   <w:rFonts w:ascii="Arial" w:cs="Arial" w:eastAsia="Arial" w:hAnsi="Arial"/>
@@ -12730,7 +12730,7 @@
             <w:pPr>
               <w:spacing w:after="20" w:before="0"/>
             </w:pPr>
-            <w:hyperlink w:history="1" r:id="rIdbewfkqxpxdc2avrpvbe3r">
+            <w:hyperlink w:history="1" r:id="rId1gjlg34soveitchckbd6o">
               <w:r>
                 <w:rPr>
                   <w:rFonts w:ascii="Arial" w:cs="Arial" w:eastAsia="Arial" w:hAnsi="Arial"/>
@@ -12763,7 +12763,7 @@
               <w:spacing w:after="10" w:before="0"/>
               <w:ind w:left="120"/>
             </w:pPr>
-            <w:hyperlink w:history="1" r:id="rId3z2wz5wlhtpi5hxmzxctw">
+            <w:hyperlink w:history="1" r:id="rIddoa-no-3huimmr3z2lt-e">
               <w:r>
                 <w:rPr>
                   <w:rFonts w:ascii="Arial" w:cs="Arial" w:eastAsia="Arial" w:hAnsi="Arial"/>
@@ -12808,7 +12808,7 @@
             <w:pPr>
               <w:spacing w:after="20" w:before="0"/>
             </w:pPr>
-            <w:hyperlink w:history="1" r:id="rIdhprdenszzspcsjsty6zx6">
+            <w:hyperlink w:history="1" r:id="rIdyfbuedguid4p-ity11eae">
               <w:r>
                 <w:rPr>
                   <w:rFonts w:ascii="Arial" w:cs="Arial" w:eastAsia="Arial" w:hAnsi="Arial"/>
@@ -12841,7 +12841,7 @@
               <w:spacing w:after="10" w:before="0"/>
               <w:ind w:left="120"/>
             </w:pPr>
-            <w:hyperlink w:history="1" r:id="rIdh2jbck9jvderanihpxcgx">
+            <w:hyperlink w:history="1" r:id="rIdw1zguoxuqrjwhfhdfd0uv">
               <w:r>
                 <w:rPr>
                   <w:rFonts w:ascii="Arial" w:cs="Arial" w:eastAsia="Arial" w:hAnsi="Arial"/>
@@ -13036,7 +13036,7 @@
             <w:pPr>
               <w:spacing w:after="20" w:before="0"/>
             </w:pPr>
-            <w:hyperlink w:history="1" r:id="rId0vlbuiuksrpw9ri8tmcst">
+            <w:hyperlink w:history="1" r:id="rIdwn4pp5aijp7mqarfkhxzd">
               <w:r>
                 <w:rPr>
                   <w:rFonts w:ascii="Arial" w:cs="Arial" w:eastAsia="Arial" w:hAnsi="Arial"/>
@@ -13069,7 +13069,7 @@
               <w:spacing w:after="10" w:before="0"/>
               <w:ind w:left="120"/>
             </w:pPr>
-            <w:hyperlink w:history="1" r:id="rIdy4fwnocd5usljwaux80bk">
+            <w:hyperlink w:history="1" r:id="rId__k1uwwaxel5o61jqbwog">
               <w:r>
                 <w:rPr>
                   <w:rFonts w:ascii="Arial" w:cs="Arial" w:eastAsia="Arial" w:hAnsi="Arial"/>
@@ -13114,7 +13114,7 @@
             <w:pPr>
               <w:spacing w:after="20" w:before="0"/>
             </w:pPr>
-            <w:hyperlink w:history="1" r:id="rIdga0srwf83gnt5zkh1xpht">
+            <w:hyperlink w:history="1" r:id="rId_gflmbugrnmtgxou67k99">
               <w:r>
                 <w:rPr>
                   <w:rFonts w:ascii="Arial" w:cs="Arial" w:eastAsia="Arial" w:hAnsi="Arial"/>
@@ -13147,7 +13147,7 @@
               <w:spacing w:after="10" w:before="0"/>
               <w:ind w:left="120"/>
             </w:pPr>
-            <w:hyperlink w:history="1" r:id="rIdct_by-mxvyd5iqjx76dzg">
+            <w:hyperlink w:history="1" r:id="rIdoflcjw9bwcgmrdtks24fj">
               <w:r>
                 <w:rPr>
                   <w:rFonts w:ascii="Arial" w:cs="Arial" w:eastAsia="Arial" w:hAnsi="Arial"/>
@@ -13342,7 +13342,7 @@
             <w:pPr>
               <w:spacing w:after="20" w:before="0"/>
             </w:pPr>
-            <w:hyperlink w:history="1" r:id="rIdhjv2aytm98ohhkndk3bzp">
+            <w:hyperlink w:history="1" r:id="rIdm8wjvh7a5830nex85bxx1">
               <w:r>
                 <w:rPr>
                   <w:rFonts w:ascii="Arial" w:cs="Arial" w:eastAsia="Arial" w:hAnsi="Arial"/>
@@ -13375,7 +13375,7 @@
               <w:spacing w:after="10" w:before="0"/>
               <w:ind w:left="120"/>
             </w:pPr>
-            <w:hyperlink w:history="1" r:id="rId-znmhdonzkvg-bkn5qdpf">
+            <w:hyperlink w:history="1" r:id="rIdrzl8efw45kqtvvnwh-ojk">
               <w:r>
                 <w:rPr>
                   <w:rFonts w:ascii="Arial" w:cs="Arial" w:eastAsia="Arial" w:hAnsi="Arial"/>
@@ -13420,7 +13420,7 @@
             <w:pPr>
               <w:spacing w:after="20" w:before="0"/>
             </w:pPr>
-            <w:hyperlink w:history="1" r:id="rId3m5qhpww2kcxdkkw5rzfz">
+            <w:hyperlink w:history="1" r:id="rIdhr_ijegmpb4rcqp70obpd">
               <w:r>
                 <w:rPr>
                   <w:rFonts w:ascii="Arial" w:cs="Arial" w:eastAsia="Arial" w:hAnsi="Arial"/>
@@ -13453,7 +13453,7 @@
               <w:spacing w:after="10" w:before="0"/>
               <w:ind w:left="120"/>
             </w:pPr>
-            <w:hyperlink w:history="1" r:id="rIdsg8hxq8gzlsw2icrcpuum">
+            <w:hyperlink w:history="1" r:id="rIdpcbzl_h6axn9nhciuqpra">
               <w:r>
                 <w:rPr>
                   <w:rFonts w:ascii="Arial" w:cs="Arial" w:eastAsia="Arial" w:hAnsi="Arial"/>
@@ -14940,7 +14940,313 @@
             <w:pPr>
               <w:spacing w:after="20" w:before="0"/>
             </w:pPr>
-            <w:hyperlink w:history="1" r:id="rId3acaxgw6uuklafqfexifu">
+            <w:hyperlink w:history="1" r:id="rId55rfhl-sk3zcqbuxc2rqz">
+              <w:r>
+                <w:rPr>
+                  <w:rFonts w:ascii="Arial" w:cs="Arial" w:eastAsia="Arial" w:hAnsi="Arial"/>
+                  <w:color w:val="2E75B6"/>
+                  <w:sz w:val="16"/>
+                  <w:szCs w:val="16"/>
+                  <w:u w:val="single" w:color="2E75B6"/>
+                </w:rPr>
+                <w:t xml:space="preserve">Intro to vectors and scalars</w:t>
+              </w:r>
+            </w:hyperlink>
+          </w:p>
+          <w:p>
+            <w:pPr>
+              <w:spacing w:after="10" w:before="0"/>
+              <w:ind w:left="120"/>
+            </w:pPr>
+            <w:r>
+              <w:rPr>
+                <w:rFonts w:ascii="Arial" w:cs="Arial" w:eastAsia="Arial" w:hAnsi="Arial"/>
+                <w:color w:val="595959"/>
+                <w:sz w:val="14"/>
+                <w:szCs w:val="14"/>
+              </w:rPr>
+              <w:t xml:space="preserve">Source: Khan Academy (English - US curriculum)</w:t>
+            </w:r>
+          </w:p>
+          <w:p>
+            <w:pPr>
+              <w:spacing w:after="10" w:before="0"/>
+              <w:ind w:left="120"/>
+            </w:pPr>
+            <w:hyperlink w:history="1" r:id="rIdnsua3auvecinlkohsoeel">
+              <w:r>
+                <w:rPr>
+                  <w:rFonts w:ascii="Arial" w:cs="Arial" w:eastAsia="Arial" w:hAnsi="Arial"/>
+                  <w:color w:val="595959"/>
+                  <w:sz w:val="14"/>
+                  <w:szCs w:val="14"/>
+                  <w:u w:val="single" w:color="595959"/>
+                </w:rPr>
+                <w:t xml:space="preserve">🔍 Search ARES for similar videos</w:t>
+              </w:r>
+            </w:hyperlink>
+          </w:p>
+          <w:p>
+            <w:pPr>
+              <w:spacing w:after="40" w:before="0"/>
+            </w:pPr>
+            <w:r>
+              <w:rPr>
+                <w:sz w:val="14"/>
+                <w:szCs w:val="14"/>
+              </w:rPr>
+              <w:t xml:space="preserve"/>
+            </w:r>
+          </w:p>
+          <w:p>
+            <w:pPr>
+              <w:spacing w:after="20" w:before="0"/>
+            </w:pPr>
+            <w:r>
+              <w:rPr>
+                <w:rFonts w:ascii="Arial" w:cs="Arial" w:eastAsia="Arial" w:hAnsi="Arial"/>
+                <w:b/>
+                <w:bCs/>
+                <w:color w:val="1F3864"/>
+                <w:sz w:val="16"/>
+                <w:szCs w:val="16"/>
+              </w:rPr>
+              <w:t xml:space="preserve">📖 EXERCISE:</w:t>
+            </w:r>
+          </w:p>
+          <w:p>
+            <w:pPr>
+              <w:spacing w:after="20" w:before="0"/>
+            </w:pPr>
+            <w:hyperlink w:history="1" r:id="rIdlvbbvarh5eyrrrz7rtl8o">
+              <w:r>
+                <w:rPr>
+                  <w:rFonts w:ascii="Arial" w:cs="Arial" w:eastAsia="Arial" w:hAnsi="Arial"/>
+                  <w:color w:val="2E75B6"/>
+                  <w:sz w:val="16"/>
+                  <w:szCs w:val="16"/>
+                  <w:u w:val="single" w:color="2E75B6"/>
+                </w:rPr>
+                <w:t xml:space="preserve">Combined vector operations</w:t>
+              </w:r>
+            </w:hyperlink>
+          </w:p>
+          <w:p>
+            <w:pPr>
+              <w:spacing w:after="10" w:before="0"/>
+              <w:ind w:left="120"/>
+            </w:pPr>
+            <w:r>
+              <w:rPr>
+                <w:rFonts w:ascii="Arial" w:cs="Arial" w:eastAsia="Arial" w:hAnsi="Arial"/>
+                <w:color w:val="595959"/>
+                <w:sz w:val="14"/>
+                <w:szCs w:val="14"/>
+              </w:rPr>
+              <w:t xml:space="preserve">Source: Khan Academy (English - US curriculum)</w:t>
+            </w:r>
+          </w:p>
+          <w:p>
+            <w:pPr>
+              <w:spacing w:after="10" w:before="0"/>
+              <w:ind w:left="120"/>
+            </w:pPr>
+            <w:hyperlink w:history="1" r:id="rIdcxdfisofkpd0xnjifzcgt">
+              <w:r>
+                <w:rPr>
+                  <w:rFonts w:ascii="Arial" w:cs="Arial" w:eastAsia="Arial" w:hAnsi="Arial"/>
+                  <w:color w:val="595959"/>
+                  <w:sz w:val="14"/>
+                  <w:szCs w:val="14"/>
+                  <w:u w:val="single" w:color="595959"/>
+                </w:rPr>
+                <w:t xml:space="preserve">🔍 Search ARES for similar readings</w:t>
+              </w:r>
+            </w:hyperlink>
+          </w:p>
+        </w:tc>
+        <w:tc>
+          <w:tcPr>
+            <w:tcW w:type="dxa" w:w="3040"/>
+            <w:shd w:fill="FFFFFF" w:color="auto" w:val="clear"/>
+            <w:tcMar>
+              <w:top w:type="dxa" w:w="60"/>
+              <w:left w:type="dxa" w:w="120"/>
+              <w:bottom w:type="dxa" w:w="60"/>
+              <w:right w:type="dxa" w:w="120"/>
+            </w:tcMar>
+            <w:vAlign w:val="top"/>
+          </w:tcPr>
+          <w:p>
+            <w:pPr>
+              <w:spacing w:after="40" w:before="0"/>
+              <w:jc w:val="left"/>
+            </w:pPr>
+            <w:r>
+              <w:rPr>
+                <w:rFonts w:ascii="Arial" w:cs="Arial" w:eastAsia="Arial" w:hAnsi="Arial"/>
+                <w:b w:val="false"/>
+                <w:bCs w:val="false"/>
+                <w:i w:val="false"/>
+                <w:iCs w:val="false"/>
+                <w:color w:val="000000"/>
+                <w:sz w:val="18"/>
+                <w:szCs w:val="18"/>
+              </w:rPr>
+              <w:t xml:space="preserve">Learners are presented with a short scenario displayed on the board: 'The Kisumu ferry's engine currently pushes the vessel with velocity vector v = (20, 0) km/h due east. The lake current vector is c = (0, −8) km/h due south. The captain's engineer now proposes two changes on separate test runs: (A) Double the engine thrust, and (B) Triple the southward current. Before any calculation, predict in your notebook: (1) What happens to the direction of the engine thrust when it is doubled? (2) What happens to the direction of the current when it is tripled? (3) Do you think the doubled engine thrust and the original engine thrust are pointing in the same direction? Write YES or NO and one sentence of justification.' Learners write individual silent predictions for 4 minutes, then share with a shoulder partner for 2 minutes. Selected pairs share with the class.</w:t>
+            </w:r>
+          </w:p>
+        </w:tc>
+        <w:tc>
+          <w:tcPr>
+            <w:tcW w:type="dxa" w:w="3040"/>
+            <w:shd w:fill="F2F2F2" w:color="auto" w:val="clear"/>
+            <w:tcMar>
+              <w:top w:type="dxa" w:w="60"/>
+              <w:left w:type="dxa" w:w="120"/>
+              <w:bottom w:type="dxa" w:w="60"/>
+              <w:right w:type="dxa" w:w="120"/>
+            </w:tcMar>
+            <w:vAlign w:val="top"/>
+          </w:tcPr>
+          <w:p>
+            <w:pPr>
+              <w:spacing w:after="40" w:before="0"/>
+              <w:jc w:val="left"/>
+            </w:pPr>
+            <w:r>
+              <w:rPr>
+                <w:rFonts w:ascii="Arial" w:cs="Arial" w:eastAsia="Arial" w:hAnsi="Arial"/>
+                <w:b w:val="false"/>
+                <w:bCs w:val="false"/>
+                <w:i w:val="false"/>
+                <w:iCs w:val="false"/>
+                <w:color w:val="000000"/>
+                <w:sz w:val="18"/>
+                <w:szCs w:val="18"/>
+              </w:rPr>
+              <w:t xml:space="preserve">Display the scenario on the board and read it aloud once. Say: 'This is a prediction — there are no wrong answers right now. I want to know what your mathematical instinct tells you.' Allow 4 minutes of silent individual writing — enforce silence explicitly: 'No talking yet — I need your own thinking first.' After 4 minutes, say: 'Now turn to your shoulder partner. You have 2 minutes — each person shares their prediction and one reason.' After partner talk, cold-call exactly 3 pairs using the class register (rows 2, 5, and 8) and ask: 'What did your pair predict, and why?' Apply 10 seconds of wait time before redirecting if a pair is silent. Do NOT correct predictions yet — record key student ideas on the board in two columns: 'Direction changes' vs 'Direction stays the same'. Close with: 'We are going to find out today whether your instincts match the mathematics — and connect this to what the ferry captain needs to know.'</w:t>
+            </w:r>
+          </w:p>
+        </w:tc>
+        <w:tc>
+          <w:tcPr>
+            <w:tcW w:type="dxa" w:w="3040"/>
+            <w:shd w:fill="FFFFFF" w:color="auto" w:val="clear"/>
+            <w:tcMar>
+              <w:top w:type="dxa" w:w="60"/>
+              <w:left w:type="dxa" w:w="120"/>
+              <w:bottom w:type="dxa" w:w="60"/>
+              <w:right w:type="dxa" w:w="120"/>
+            </w:tcMar>
+            <w:vAlign w:val="top"/>
+          </w:tcPr>
+          <w:p>
+            <w:pPr>
+              <w:spacing w:after="40" w:before="0"/>
+              <w:jc w:val="left"/>
+            </w:pPr>
+            <w:r>
+              <w:rPr>
+                <w:rFonts w:ascii="Arial" w:cs="Arial" w:eastAsia="Arial" w:hAnsi="Arial"/>
+                <w:b w:val="false"/>
+                <w:bCs w:val="false"/>
+                <w:i w:val="false"/>
+                <w:iCs w:val="false"/>
+                <w:color w:val="000000"/>
+                <w:sz w:val="18"/>
+                <w:szCs w:val="18"/>
+              </w:rPr>
+              <w:t xml:space="preserve">Strategy: Elicit–Record–Revisit. Teacher records raw student predictions publicly on the board without evaluation. This creates cognitive investment — learners are motivated to see whether their prediction is validated or overturned, and the board record allows explicit revisiting at the Explain phase. It also surfaces the common misconception that scaling a vector in any way must change its direction.</w:t>
+            </w:r>
+          </w:p>
+        </w:tc>
+        <w:tc>
+          <w:tcPr>
+            <w:tcW w:type="dxa" w:w="3040"/>
+            <w:shd w:fill="F2F2F2" w:color="auto" w:val="clear"/>
+            <w:tcMar>
+              <w:top w:type="dxa" w:w="60"/>
+              <w:left w:type="dxa" w:w="120"/>
+              <w:bottom w:type="dxa" w:w="60"/>
+              <w:right w:type="dxa" w:w="120"/>
+            </w:tcMar>
+            <w:vAlign w:val="top"/>
+          </w:tcPr>
+          <w:p>
+            <w:pPr>
+              <w:spacing w:after="40" w:before="0"/>
+              <w:jc w:val="left"/>
+            </w:pPr>
+            <w:r>
+              <w:rPr>
+                <w:rFonts w:ascii="Arial" w:cs="Arial" w:eastAsia="Arial" w:hAnsi="Arial"/>
+                <w:b w:val="false"/>
+                <w:bCs w:val="false"/>
+                <w:i w:val="false"/>
+                <w:iCs w:val="false"/>
+                <w:color w:val="000000"/>
+                <w:sz w:val="18"/>
+                <w:szCs w:val="18"/>
+              </w:rPr>
+              <w:t xml:space="preserve">Observable indicator: Every learner has a written prediction with at least one sentence of justification in their notebook before partner talk begins. Teacher circulates during silent writing and notes (without intervening) any learner who writes that doubling a vector changes its direction — these learners are flagged for targeted cold-calling in the Explain phase. Threshold: If more than 60% of the class predicts direction changes when a vector is scaled by a positive scalar, the teacher anticipates spending an additional 5 minutes on geometric construction in the Observe phase.</w:t>
+            </w:r>
+          </w:p>
+        </w:tc>
+      </w:tr>
+      <w:tr>
+        <w:tc>
+          <w:tcPr>
+            <w:tcW w:type="dxa" w:w="1520"/>
+            <w:shd w:fill="D9EEF1" w:color="auto" w:val="clear"/>
+            <w:tcMar>
+              <w:top w:type="dxa" w:w="60"/>
+              <w:left w:type="dxa" w:w="120"/>
+              <w:bottom w:type="dxa" w:w="60"/>
+              <w:right w:type="dxa" w:w="120"/>
+            </w:tcMar>
+            <w:vAlign w:val="top"/>
+          </w:tcPr>
+          <w:p>
+            <w:pPr>
+              <w:spacing w:after="40" w:before="0"/>
+              <w:jc w:val="left"/>
+            </w:pPr>
+            <w:r>
+              <w:rPr>
+                <w:rFonts w:ascii="Arial" w:cs="Arial" w:eastAsia="Arial" w:hAnsi="Arial"/>
+                <w:b/>
+                <w:bCs/>
+                <w:i w:val="false"/>
+                <w:iCs w:val="false"/>
+                <w:color w:val="000000"/>
+                <w:sz w:val="18"/>
+                <w:szCs w:val="18"/>
+              </w:rPr>
+              <w:t xml:space="preserve">Observe Phase</w:t>
+            </w:r>
+          </w:p>
+          <w:p>
+            <w:pPr>
+              <w:spacing w:after="20" w:before="0"/>
+            </w:pPr>
+            <w:r>
+              <w:rPr>
+                <w:rFonts w:ascii="Arial" w:cs="Arial" w:eastAsia="Arial" w:hAnsi="Arial"/>
+                <w:b/>
+                <w:bCs/>
+                <w:color w:val="1F3864"/>
+                <w:sz w:val="16"/>
+                <w:szCs w:val="16"/>
+              </w:rPr>
+              <w:t xml:space="preserve">📹 VIDEO:</w:t>
+            </w:r>
+          </w:p>
+          <w:p>
+            <w:pPr>
+              <w:spacing w:after="20" w:before="0"/>
+            </w:pPr>
+            <w:hyperlink w:history="1" r:id="rIddyraetgriurz-ir3qlq7-">
               <w:r>
                 <w:rPr>
                   <w:rFonts w:ascii="Arial" w:cs="Arial" w:eastAsia="Arial" w:hAnsi="Arial"/>
@@ -14973,7 +15279,7 @@
               <w:spacing w:after="10" w:before="0"/>
               <w:ind w:left="120"/>
             </w:pPr>
-            <w:hyperlink w:history="1" r:id="rIdvhk59orrrptrnfxszwpek">
+            <w:hyperlink w:history="1" r:id="rIdvd6vsx9w0ucio_spz8nmp">
               <w:r>
                 <w:rPr>
                   <w:rFonts w:ascii="Arial" w:cs="Arial" w:eastAsia="Arial" w:hAnsi="Arial"/>
@@ -15018,7 +15324,7 @@
             <w:pPr>
               <w:spacing w:after="20" w:before="0"/>
             </w:pPr>
-            <w:hyperlink w:history="1" r:id="rIdnikduzwoe80mspkbea7g1">
+            <w:hyperlink w:history="1" r:id="rIdsawnfqjnrpzfrqmxraowh">
               <w:r>
                 <w:rPr>
                   <w:rFonts w:ascii="Arial" w:cs="Arial" w:eastAsia="Arial" w:hAnsi="Arial"/>
@@ -15051,7 +15357,7 @@
               <w:spacing w:after="10" w:before="0"/>
               <w:ind w:left="120"/>
             </w:pPr>
-            <w:hyperlink w:history="1" r:id="rIdlnhtdbknqosprmjt92rdg">
+            <w:hyperlink w:history="1" r:id="rId5yrn6ep_ibrm74jkvjceb">
               <w:r>
                 <w:rPr>
                   <w:rFonts w:ascii="Arial" w:cs="Arial" w:eastAsia="Arial" w:hAnsi="Arial"/>
@@ -15093,7 +15399,7 @@
                 <w:sz w:val="18"/>
                 <w:szCs w:val="18"/>
               </w:rPr>
-              <w:t xml:space="preserve">Learners are presented with a short scenario displayed on the board: 'The Kisumu ferry's engine currently pushes the vessel with velocity vector v = (20, 0) km/h due east. The lake current vector is c = (0, −8) km/h due south. The captain's engineer now proposes two changes on separate test runs: (A) Double the engine thrust, and (B) Triple the southward current. Before any calculation, predict in your notebook: (1) What happens to the direction of the engine thrust when it is doubled? (2) What happens to the direction of the current when it is tripled? (3) Do you think the doubled engine thrust and the original engine thrust are pointing in the same direction? Write YES or NO and one sentence of justification.' Learners write individual silent predictions for 4 minutes, then share with a shoulder partner for 2 minutes. Selected pairs share with the class.</w:t>
+              <w:t xml:space="preserve">Learners receive a structured worksheet (or open to a prepared page in their exercise books) with the following three evidence-gathering tasks. TASK A — Geometric Construction (8 min): Using a ruler and pencil, learners draw vector v = (20, 0) to a scale of 1 cm : 5 km/h as a horizontal arrow of length 4 cm pointing right. Directly below it, they draw 2v — an arrow in the same direction of length 8 cm — and then −v — an arrow of length 4 cm pointing left. They label each arrow and note its length and direction. TASK B — Column Vector Calculation (6 min): Learners are given three vectors in column form: p = (3, 4), q = (−2, 5), r = (6, 8). They calculate 2p, −3q, and (1/2)r by multiplying each component by the scalar, and write the results. TASK C — Parallel Vectors Table (6 min): Learners are given four pairs of vectors and must decide whether each pair is parallel. Pair 1: a = (4, 6), b = (2, 3). Pair 2: c = (5, −10), d = (−1, 2). Pair 3: e = (3, 4), f = (6, 9). Pair 4: g = (−8, 12), h = (2, −3). For each pair they write the scalar k such that one vector equals k times the other, or write 'NOT parallel'. All tasks are completed individually before a 2-minute group comparison.</w:t>
             </w:r>
           </w:p>
         </w:tc>
@@ -15125,7 +15431,7 @@
                 <w:sz w:val="18"/>
                 <w:szCs w:val="18"/>
               </w:rPr>
-              <w:t xml:space="preserve">Display the scenario on the board and read it aloud once. Say: 'This is a prediction — there are no wrong answers right now. I want to know what your mathematical instinct tells you.' Allow 4 minutes of silent individual writing — enforce silence explicitly: 'No talking yet — I need your own thinking first.' After 4 minutes, say: 'Now turn to your shoulder partner. You have 2 minutes — each person shares their prediction and one reason.' After partner talk, cold-call exactly 3 pairs using the class register (rows 2, 5, and 8) and ask: 'What did your pair predict, and why?' Apply 10 seconds of wait time before redirecting if a pair is silent. Do NOT correct predictions yet — record key student ideas on the board in two columns: 'Direction changes' vs 'Direction stays the same'. Close with: 'We are going to find out today whether your instincts match the mathematics — and connect this to what the ferry captain needs to know.'</w:t>
+              <w:t xml:space="preserve">Distribute the worksheet or direct learners to set up the tasks. Say: 'You have 20 minutes for three tasks. Tasks A, B, and C are designed to give you evidence — you are gathering data, just like a scientist. Work individually and in silence for Tasks A and B. I will call time.' Circulate actively during Task A — crouch beside learners and ask: 'What does the length of your arrow represent? What does its direction represent?' For Task B, look specifically for learners who multiply only one component — intervene with: 'Read me what scalar multiplication means for a column vector — both components or just one?' For Task C, circulate and ask: 'How did you test whether this pair is parallel?' After all three tasks, say: 'You have 2 minutes — compare your answers with the person next to you. If you disagree, write down both answers — do not erase.' Cold-call 2 learners on Task A (ask them to hold up their book and describe their diagram), 2 learners on Task B (read out their column vector answer), and 2 learners on Task C (state their parallelism conclusion and their k value). Apply 12-second wait time before each cold-call response. Correct calculation errors immediately and explicitly.</w:t>
             </w:r>
           </w:p>
         </w:tc>
@@ -15157,7 +15463,7 @@
                 <w:sz w:val="18"/>
                 <w:szCs w:val="18"/>
               </w:rPr>
-              <w:t xml:space="preserve">Strategy: Elicit–Record–Revisit. Teacher records raw student predictions publicly on the board without evaluation. This creates cognitive investment — learners are motivated to see whether their prediction is validated or overturned, and the board record allows explicit revisiting at the Explain phase. It also surfaces the common misconception that scaling a vector in any way must change its direction.</w:t>
+              <w:t xml:space="preserve">Strategy: Graduated Evidence Collection (Geometric → Algebraic → Relational). Learners first build physical intuition through drawing (Task A), then practice the algebraic operation (Task B), then apply a relational test (Task C). Each task provides a different type of evidence pointing to the same mathematical truth: scalar multiplication scales magnitude and preserves/reverses direction. This multi-representational approach ensures learners who struggle algebraically can anchor understanding in their geometric drawing, and vice versa.</w:t>
             </w:r>
           </w:p>
         </w:tc>
@@ -15189,7 +15495,7 @@
                 <w:sz w:val="18"/>
                 <w:szCs w:val="18"/>
               </w:rPr>
-              <w:t xml:space="preserve">Observable indicator: Every learner has a written prediction with at least one sentence of justification in their notebook before partner talk begins. Teacher circulates during silent writing and notes (without intervening) any learner who writes that doubling a vector changes its direction — these learners are flagged for targeted cold-calling in the Explain phase. Threshold: If more than 60% of the class predicts direction changes when a vector is scaled by a positive scalar, the teacher anticipates spending an additional 5 minutes on geometric construction in the Observe phase.</w:t>
+              <w:t xml:space="preserve">Observable indicators: (1) In Task A, learners' arrows for 2v should be exactly twice the length of v and point in the same direction; −v should be the same length as v but point left. Teacher flags any learner whose −v is shorter than v. (2) In Task B, all three components of each result must be scaled — partial scaling (only one component) is a key misconception to address. (3) In Task C, Pair 3 (e and f) should be identified as NOT parallel (3/6 ≠ 4/9), testing whether learners check both components. Any learner marking Pair 3 as parallel is flagged for the Explain phase.</w:t>
             </w:r>
           </w:p>
         </w:tc>
@@ -15198,32 +15504,32 @@
         <w:tc>
           <w:tcPr>
             <w:tcW w:type="dxa" w:w="1520"/>
-            <w:shd w:fill="D9EEF1" w:color="auto" w:val="clear"/>
-            <w:tcMar>
-              <w:top w:type="dxa" w:w="60"/>
-              <w:left w:type="dxa" w:w="120"/>
-              <w:bottom w:type="dxa" w:w="60"/>
-              <w:right w:type="dxa" w:w="120"/>
-            </w:tcMar>
-            <w:vAlign w:val="top"/>
-          </w:tcPr>
-          <w:p>
-            <w:pPr>
-              <w:spacing w:after="40" w:before="0"/>
-              <w:jc w:val="left"/>
-            </w:pPr>
-            <w:r>
-              <w:rPr>
-                <w:rFonts w:ascii="Arial" w:cs="Arial" w:eastAsia="Arial" w:hAnsi="Arial"/>
-                <w:b/>
-                <w:bCs/>
-                <w:i w:val="false"/>
-                <w:iCs w:val="false"/>
-                <w:color w:val="000000"/>
-                <w:sz w:val="18"/>
-                <w:szCs w:val="18"/>
-              </w:rPr>
-              <w:t xml:space="preserve">Observe Phase</w:t>
+            <w:shd w:fill="E2EFDA" w:color="auto" w:val="clear"/>
+            <w:tcMar>
+              <w:top w:type="dxa" w:w="60"/>
+              <w:left w:type="dxa" w:w="120"/>
+              <w:bottom w:type="dxa" w:w="60"/>
+              <w:right w:type="dxa" w:w="120"/>
+            </w:tcMar>
+            <w:vAlign w:val="top"/>
+          </w:tcPr>
+          <w:p>
+            <w:pPr>
+              <w:spacing w:after="40" w:before="0"/>
+              <w:jc w:val="left"/>
+            </w:pPr>
+            <w:r>
+              <w:rPr>
+                <w:rFonts w:ascii="Arial" w:cs="Arial" w:eastAsia="Arial" w:hAnsi="Arial"/>
+                <w:b/>
+                <w:bCs/>
+                <w:i w:val="false"/>
+                <w:iCs w:val="false"/>
+                <w:color w:val="000000"/>
+                <w:sz w:val="18"/>
+                <w:szCs w:val="18"/>
+              </w:rPr>
+              <w:t xml:space="preserve">Explain Phase</w:t>
             </w:r>
           </w:p>
           <w:p>
@@ -15246,7 +15552,7 @@
             <w:pPr>
               <w:spacing w:after="20" w:before="0"/>
             </w:pPr>
-            <w:hyperlink w:history="1" r:id="rIdguxitvjq5czfczbkefnex">
+            <w:hyperlink w:history="1" r:id="rIdnh-8o3svznc2xknkdp7lm">
               <w:r>
                 <w:rPr>
                   <w:rFonts w:ascii="Arial" w:cs="Arial" w:eastAsia="Arial" w:hAnsi="Arial"/>
@@ -15255,7 +15561,7 @@
                   <w:szCs w:val="16"/>
                   <w:u w:val="single" w:color="2E75B6"/>
                 </w:rPr>
-                <w:t xml:space="preserve">Intro to vectors and scalars</w:t>
+                <w:t xml:space="preserve">Transpose of a vector</w:t>
               </w:r>
             </w:hyperlink>
           </w:p>
@@ -15279,7 +15585,7 @@
               <w:spacing w:after="10" w:before="0"/>
               <w:ind w:left="120"/>
             </w:pPr>
-            <w:hyperlink w:history="1" r:id="rIdflqox8y6emibqumhfkdme">
+            <w:hyperlink w:history="1" r:id="rIdjbxu71hzxzg5rtcvvzeep">
               <w:r>
                 <w:rPr>
                   <w:rFonts w:ascii="Arial" w:cs="Arial" w:eastAsia="Arial" w:hAnsi="Arial"/>
@@ -15324,7 +15630,7 @@
             <w:pPr>
               <w:spacing w:after="20" w:before="0"/>
             </w:pPr>
-            <w:hyperlink w:history="1" r:id="rId_yceeuis6qj1kkyyoeqog">
+            <w:hyperlink w:history="1" r:id="rIdmik1twhwmzrgiylc-mwvp">
               <w:r>
                 <w:rPr>
                   <w:rFonts w:ascii="Arial" w:cs="Arial" w:eastAsia="Arial" w:hAnsi="Arial"/>
@@ -15333,7 +15639,7 @@
                   <w:szCs w:val="16"/>
                   <w:u w:val="single" w:color="2E75B6"/>
                 </w:rPr>
-                <w:t xml:space="preserve">Scalar multiplication</w:t>
+                <w:t xml:space="preserve">Combined vector operations</w:t>
               </w:r>
             </w:hyperlink>
           </w:p>
@@ -15357,7 +15663,7 @@
               <w:spacing w:after="10" w:before="0"/>
               <w:ind w:left="120"/>
             </w:pPr>
-            <w:hyperlink w:history="1" r:id="rIdwnim6pxyjxgmiys3shmmj">
+            <w:hyperlink w:history="1" r:id="rIdxkt8olxpasaggs21hsxor">
               <w:r>
                 <w:rPr>
                   <w:rFonts w:ascii="Arial" w:cs="Arial" w:eastAsia="Arial" w:hAnsi="Arial"/>
@@ -15399,7 +15705,7 @@
                 <w:sz w:val="18"/>
                 <w:szCs w:val="18"/>
               </w:rPr>
-              <w:t xml:space="preserve">Learners receive a structured worksheet (or open to a prepared page in their exercise books) with the following three evidence-gathering tasks. TASK A — Geometric Construction (8 min): Using a ruler and pencil, learners draw vector v = (20, 0) to a scale of 1 cm : 5 km/h as a horizontal arrow of length 4 cm pointing right. Directly below it, they draw 2v — an arrow in the same direction of length 8 cm — and then −v — an arrow of length 4 cm pointing left. They label each arrow and note its length and direction. TASK B — Column Vector Calculation (6 min): Learners are given three vectors in column form: p = (3, 4), q = (−2, 5), r = (6, 8). They calculate 2p, −3q, and (1/2)r by multiplying each component by the scalar, and write the results. TASK C — Parallel Vectors Table (6 min): Learners are given four pairs of vectors and must decide whether each pair is parallel. Pair 1: a = (4, 6), b = (2, 3). Pair 2: c = (5, −10), d = (−1, 2). Pair 3: e = (3, 4), f = (6, 9). Pair 4: g = (−8, 12), h = (2, −3). For each pair they write the scalar k such that one vector equals k times the other, or write 'NOT parallel'. All tasks are completed individually before a 2-minute group comparison.</w:t>
+              <w:t xml:space="preserve">Learners first return to their Phase 1 predictions on the board and self-assess: 'Was your prediction correct? Write one sentence in your notebook beginning: I predicted… but the evidence shows…' (3 min). The teacher then leads a structured whole-class explanation (12 min) formalising scalar multiplication and parallel vectors using the ferry context. Learners copy the formal definition, two worked examples, and the parallelism test into their notes. Following the teacher explanation, learners work in pairs on two application problems (10 min): PROBLEM 1 — The ferry's engine thrust vector is e = (20, 0) km/h. After the captain increases speed, the new thrust vector is e₂ = (50, 0) km/h. Show that e₂ = ke for some scalar k, and state whether the engine direction has changed. PROBLEM 2 — A Kericho tea-estate lorry travels along a road modelled by vector u = (3, −1). A second lorry on a parallel road has displacement vector w = (−9, 3). Show that the roads are parallel, find the scalar k, and explain what the negative sign tells us about the lorries' relative directions of travel. Pairs write full solutions with explanation sentences.</w:t>
             </w:r>
           </w:p>
         </w:tc>
@@ -15431,7 +15737,7 @@
                 <w:sz w:val="18"/>
                 <w:szCs w:val="18"/>
               </w:rPr>
-              <w:t xml:space="preserve">Distribute the worksheet or direct learners to set up the tasks. Say: 'You have 20 minutes for three tasks. Tasks A, B, and C are designed to give you evidence — you are gathering data, just like a scientist. Work individually and in silence for Tasks A and B. I will call time.' Circulate actively during Task A — crouch beside learners and ask: 'What does the length of your arrow represent? What does its direction represent?' For Task B, look specifically for learners who multiply only one component — intervene with: 'Read me what scalar multiplication means for a column vector — both components or just one?' For Task C, circulate and ask: 'How did you test whether this pair is parallel?' After all three tasks, say: 'You have 2 minutes — compare your answers with the person next to you. If you disagree, write down both answers — do not erase.' Cold-call 2 learners on Task A (ask them to hold up their book and describe their diagram), 2 learners on Task B (read out their column vector answer), and 2 learners on Task C (state their parallelism conclusion and their k value). Apply 12-second wait time before each cold-call response. Correct calculation errors immediately and explicitly.</w:t>
+              <w:t xml:space="preserve">Point to the prediction board and say: 'Look at what you predicted 35 minutes ago. Take 3 minutes — silently — to write your self-assessment sentence.' Cold-call one learner whose prediction was correct and one whose was overturned: 'Tell us what you predicted, what the evidence showed, and what that means.' (12-second wait time each.) Then transition to direct instruction. Write on the board: 'SCALAR MULTIPLICATION OF VECTORS' and state clearly: 'If v is any vector and k is a real number (a scalar), then kv is a vector with magnitude |k| times the magnitude of v. If k &gt; 0, kv points in the same direction as v. If k &lt; 0, kv points in the opposite direction. If k = 0, the result is the zero vector.' Work through Example 1 explicitly: 'Let the ferry current be c = (0, −8). What is 3c?' Write each step: 3c = 3 × (0, −8) = (0, −24). 'The magnitude is now 24 km/h southward — three times as strong, same direction.' Work through Example 2 on parallel vectors: 'Are a = (6, −4) and b = (−3, 2) parallel? Test: is b = k × a? Try k = −1/2: −1/2 × (6, −4) = (−3, 2) ✓. Yes, parallel, and the negative scalar means they point in opposite directions.' For pair problems, circulate and use: 'Talk me through your test for parallelism — step by step.' After 10 minutes, cold-call one pair per problem to present on the board while the class checks. Correct precisely, affirming correct method before correcting errors.</w:t>
             </w:r>
           </w:p>
         </w:tc>
@@ -15463,7 +15769,7 @@
                 <w:sz w:val="18"/>
                 <w:szCs w:val="18"/>
               </w:rPr>
-              <w:t xml:space="preserve">Strategy: Graduated Evidence Collection (Geometric → Algebraic → Relational). Learners first build physical intuition through drawing (Task A), then practice the algebraic operation (Task B), then apply a relational test (Task C). Each task provides a different type of evidence pointing to the same mathematical truth: scalar multiplication scales magnitude and preserves/reverses direction. This multi-representational approach ensures learners who struggle algebraically can anchor understanding in their geometric drawing, and vice versa.</w:t>
+              <w:t xml:space="preserve">Strategy: Predict–Reconcile–Formalise. Learners explicitly compare their raw predictions with observed evidence before receiving formal definitions. This reconciliation step — naming what changed in their thinking — deepens conceptual encoding rather than treating the formal rule as disconnected. The ferry phenomenon grounds every formal statement: 'tripling the current' is not an abstract operation but a physically meaningful change the captain must account for.</w:t>
             </w:r>
           </w:p>
         </w:tc>
@@ -15495,7 +15801,7 @@
                 <w:sz w:val="18"/>
                 <w:szCs w:val="18"/>
               </w:rPr>
-              <w:t xml:space="preserve">Observable indicators: (1) In Task A, learners' arrows for 2v should be exactly twice the length of v and point in the same direction; −v should be the same length as v but point left. Teacher flags any learner whose −v is shorter than v. (2) In Task B, all three components of each result must be scaled — partial scaling (only one component) is a key misconception to address. (3) In Task C, Pair 3 (e and f) should be identified as NOT parallel (3/6 ≠ 4/9), testing whether learners check both components. Any learner marking Pair 3 as parallel is flagged for the Explain phase.</w:t>
+              <w:t xml:space="preserve">Observable indicators: (1) Self-assessment sentences must include both the original prediction and a reference to specific evidence — vague sentences ('I was wrong') are insufficient; teacher prompts: 'What specific evidence overturned your prediction?' (2) In Problem 1, learners must calculate k = 2.5 and explicitly state the direction is unchanged. (3) In Problem 2, learners must find k = −3 and explain that the negative sign means the lorries travel in opposite directions along parallel roads. Any pair that finds |k| but ignores the sign is flagged — the sign carries directional meaning that is critical for the ferry correction model.</w:t>
             </w:r>
           </w:p>
         </w:tc>
@@ -15504,32 +15810,32 @@
         <w:tc>
           <w:tcPr>
             <w:tcW w:type="dxa" w:w="1520"/>
-            <w:shd w:fill="E2EFDA" w:color="auto" w:val="clear"/>
-            <w:tcMar>
-              <w:top w:type="dxa" w:w="60"/>
-              <w:left w:type="dxa" w:w="120"/>
-              <w:bottom w:type="dxa" w:w="60"/>
-              <w:right w:type="dxa" w:w="120"/>
-            </w:tcMar>
-            <w:vAlign w:val="top"/>
-          </w:tcPr>
-          <w:p>
-            <w:pPr>
-              <w:spacing w:after="40" w:before="0"/>
-              <w:jc w:val="left"/>
-            </w:pPr>
-            <w:r>
-              <w:rPr>
-                <w:rFonts w:ascii="Arial" w:cs="Arial" w:eastAsia="Arial" w:hAnsi="Arial"/>
-                <w:b/>
-                <w:bCs/>
-                <w:i w:val="false"/>
-                <w:iCs w:val="false"/>
-                <w:color w:val="000000"/>
-                <w:sz w:val="18"/>
-                <w:szCs w:val="18"/>
-              </w:rPr>
-              <w:t xml:space="preserve">Explain Phase</w:t>
+            <w:shd w:fill="FCE4D6" w:color="auto" w:val="clear"/>
+            <w:tcMar>
+              <w:top w:type="dxa" w:w="60"/>
+              <w:left w:type="dxa" w:w="120"/>
+              <w:bottom w:type="dxa" w:w="60"/>
+              <w:right w:type="dxa" w:w="120"/>
+            </w:tcMar>
+            <w:vAlign w:val="top"/>
+          </w:tcPr>
+          <w:p>
+            <w:pPr>
+              <w:spacing w:after="40" w:before="0"/>
+              <w:jc w:val="left"/>
+            </w:pPr>
+            <w:r>
+              <w:rPr>
+                <w:rFonts w:ascii="Arial" w:cs="Arial" w:eastAsia="Arial" w:hAnsi="Arial"/>
+                <w:b/>
+                <w:bCs/>
+                <w:i w:val="false"/>
+                <w:iCs w:val="false"/>
+                <w:color w:val="000000"/>
+                <w:sz w:val="18"/>
+                <w:szCs w:val="18"/>
+              </w:rPr>
+              <w:t xml:space="preserve">Driving Question Board (DQB) Creation</w:t>
             </w:r>
           </w:p>
           <w:p>
@@ -15552,7 +15858,7 @@
             <w:pPr>
               <w:spacing w:after="20" w:before="0"/>
             </w:pPr>
-            <w:hyperlink w:history="1" r:id="rIdt1sqxpil7eaggas60pr4f">
+            <w:hyperlink w:history="1" r:id="rId_l335u6c7j8uxxu531dt_">
               <w:r>
                 <w:rPr>
                   <w:rFonts w:ascii="Arial" w:cs="Arial" w:eastAsia="Arial" w:hAnsi="Arial"/>
@@ -15561,7 +15867,7 @@
                   <w:szCs w:val="16"/>
                   <w:u w:val="single" w:color="2E75B6"/>
                 </w:rPr>
-                <w:t xml:space="preserve">Scalar multiplication: magnitude and direction</w:t>
+                <w:t xml:space="preserve">Vector word problem: resultant velocity</w:t>
               </w:r>
             </w:hyperlink>
           </w:p>
@@ -15585,7 +15891,7 @@
               <w:spacing w:after="10" w:before="0"/>
               <w:ind w:left="120"/>
             </w:pPr>
-            <w:hyperlink w:history="1" r:id="rId5voogvoyz34rg8ipvo3tm">
+            <w:hyperlink w:history="1" r:id="rIdwp4xa3cblgzx8buwskwd7">
               <w:r>
                 <w:rPr>
                   <w:rFonts w:ascii="Arial" w:cs="Arial" w:eastAsia="Arial" w:hAnsi="Arial"/>
@@ -15630,7 +15936,7 @@
             <w:pPr>
               <w:spacing w:after="20" w:before="0"/>
             </w:pPr>
-            <w:hyperlink w:history="1" r:id="rIdymrvlvf0sm6020c24xkob">
+            <w:hyperlink w:history="1" r:id="rIdqj6jqmiehl1x5xi6tvuyc">
               <w:r>
                 <w:rPr>
                   <w:rFonts w:ascii="Arial" w:cs="Arial" w:eastAsia="Arial" w:hAnsi="Arial"/>
@@ -15663,7 +15969,7 @@
               <w:spacing w:after="10" w:before="0"/>
               <w:ind w:left="120"/>
             </w:pPr>
-            <w:hyperlink w:history="1" r:id="rId1eowlv5b0zdim3kwbphni">
+            <w:hyperlink w:history="1" r:id="rId3elik9_aceef4hzfemyb9">
               <w:r>
                 <w:rPr>
                   <w:rFonts w:ascii="Arial" w:cs="Arial" w:eastAsia="Arial" w:hAnsi="Arial"/>
@@ -15705,7 +16011,7 @@
                 <w:sz w:val="18"/>
                 <w:szCs w:val="18"/>
               </w:rPr>
-              <w:t xml:space="preserve">Learners first return to their Phase 1 predictions on the board and self-assess: 'Was your prediction correct? Write one sentence in your notebook beginning: I predicted… but the evidence shows…' (3 min). The teacher then leads a structured whole-class explanation (12 min) formalising scalar multiplication and parallel vectors using the ferry context. Learners copy the formal definition, two worked examples, and the parallelism test into their notes. Following the teacher explanation, learners work in pairs on two application problems (10 min): PROBLEM 1 — The ferry's engine thrust vector is e = (20, 0) km/h. After the captain increases speed, the new thrust vector is e₂ = (50, 0) km/h. Show that e₂ = ke for some scalar k, and state whether the engine direction has changed. PROBLEM 2 — A Kericho tea-estate lorry travels along a road modelled by vector u = (3, −1). A second lorry on a parallel road has displacement vector w = (−9, 3). Show that the roads are parallel, find the scalar k, and explain what the negative sign tells us about the lorries' relative directions of travel. Pairs write full solutions with explanation sentences.</w:t>
+              <w:t xml:space="preserve">Each learner takes a sticky note (or tears a small piece of paper) and writes one of three types of contributions to the Driving Question Board: (A) ANSWERED — something the class can now answer about the ferry that they could not answer before this lesson; (B) NEW QUESTION — something today's lesson made them wonder about; or (C) CONNECTION — a link between today's scalar multiplication idea and a previous lesson (e.g., vector addition, resultant magnitude). Learners post their notes on the class DQB under the correct column heading. The teacher reads three notes aloud — one from each column — and responds briefly. The class then reads the driving question together: 'Why did the Kisumu ferry miss Mbita — and how can mathematics give the captain the tools to always reach the right destination, no matter the current or wind?' and the teacher asks: 'Where are we now on answering this question?'</w:t>
             </w:r>
           </w:p>
         </w:tc>
@@ -15737,7 +16043,7 @@
                 <w:sz w:val="18"/>
                 <w:szCs w:val="18"/>
               </w:rPr>
-              <w:t xml:space="preserve">Point to the prediction board and say: 'Look at what you predicted 35 minutes ago. Take 3 minutes — silently — to write your self-assessment sentence.' Cold-call one learner whose prediction was correct and one whose was overturned: 'Tell us what you predicted, what the evidence showed, and what that means.' (12-second wait time each.) Then transition to direct instruction. Write on the board: 'SCALAR MULTIPLICATION OF VECTORS' and state clearly: 'If v is any vector and k is a real number (a scalar), then kv is a vector with magnitude |k| times the magnitude of v. If k &gt; 0, kv points in the same direction as v. If k &lt; 0, kv points in the opposite direction. If k = 0, the result is the zero vector.' Work through Example 1 explicitly: 'Let the ferry current be c = (0, −8). What is 3c?' Write each step: 3c = 3 × (0, −8) = (0, −24). 'The magnitude is now 24 km/h southward — three times as strong, same direction.' Work through Example 2 on parallel vectors: 'Are a = (6, −4) and b = (−3, 2) parallel? Test: is b = k × a? Try k = −1/2: −1/2 × (6, −4) = (−3, 2) ✓. Yes, parallel, and the negative scalar means they point in opposite directions.' For pair problems, circulate and use: 'Talk me through your test for parallelism — step by step.' After 10 minutes, cold-call one pair per problem to present on the board while the class checks. Correct precisely, affirming correct method before correcting errors.</w:t>
+              <w:t xml:space="preserve">Distribute sticky notes or direct learners to tear paper. Say: 'You have 4 minutes — choose one type of contribution: ANSWERED, NEW QUESTION, or CONNECTION. One idea only — write it clearly so someone else can read it.' Circulate and prompt quieter learners: 'What is one thing you now understand about the ferry that you did not understand at the start of today?' After posting, read three notes aloud — choose deliberately: one ANSWERED note that correctly references scalar multiplication (e.g., 'We can now model what happens if the current doubles'), one NEW QUESTION that anticipates Lesson 6 content (e.g., 'Can we use vectors to find the exact correction angle the captain needs?'), and one CONNECTION note linking back to resultant vectors. After reading each, say: 'Who agrees this belongs under ANSWERED/NEW QUESTION/CONNECTION — thumbs up or thumbs sideways.' Close by reading the driving question aloud together and asking: 'On a scale of one to five fingers, how close are we to fully answering this question?' Count fingers publicly and note the class mode. Say: 'We are making progress. Next lesson we go further.'</w:t>
             </w:r>
           </w:p>
         </w:tc>
@@ -15769,7 +16075,7 @@
                 <w:sz w:val="18"/>
                 <w:szCs w:val="18"/>
               </w:rPr>
-              <w:t xml:space="preserve">Strategy: Predict–Reconcile–Formalise. Learners explicitly compare their raw predictions with observed evidence before receiving formal definitions. This reconciliation step — naming what changed in their thinking — deepens conceptual encoding rather than treating the formal rule as disconnected. The ferry phenomenon grounds every formal statement: 'tripling the current' is not an abstract operation but a physically meaningful change the captain must account for.</w:t>
+              <w:t xml:space="preserve">Strategy: Collaborative Knowledge Tracking via the DQB. The Driving Question Board makes the class's growing understanding visible and cumulative. Requiring learners to categorise their contribution (ANSWERED / NEW QUESTION / CONNECTION) forces metacognitive reflection — they must evaluate what they know, what they still wonder, and how ideas link. This builds the habit of treating mathematics as an evolving, connected body of knowledge rather than isolated procedures.</w:t>
             </w:r>
           </w:p>
         </w:tc>
@@ -15801,7 +16107,7 @@
                 <w:sz w:val="18"/>
                 <w:szCs w:val="18"/>
               </w:rPr>
-              <w:t xml:space="preserve">Observable indicators: (1) Self-assessment sentences must include both the original prediction and a reference to specific evidence — vague sentences ('I was wrong') are insufficient; teacher prompts: 'What specific evidence overturned your prediction?' (2) In Problem 1, learners must calculate k = 2.5 and explicitly state the direction is unchanged. (3) In Problem 2, learners must find k = −3 and explain that the negative sign means the lorries travel in opposite directions along parallel roads. Any pair that finds |k| but ignores the sign is flagged — the sign carries directional meaning that is critical for the ferry correction model.</w:t>
+              <w:t xml:space="preserve">Observable indicators: (1) Every learner posts a contribution — teacher notes any learner who does not post and follows up individually. (2) ANSWERED notes should reference specific mathematical content from today (scalar multiplication, parallel vectors, magnitude scaling) — vague notes ('we learned about vectors') indicate surface-level processing. (3) The finger-scale reading gives the teacher a rapid whole-class gauge of perceived progress toward the driving question; if the class mode is 1–2 fingers, the teacher makes a note to begin Lesson 6 with an explicit progress summary.</w:t>
             </w:r>
           </w:p>
         </w:tc>
@@ -15810,32 +16116,32 @@
         <w:tc>
           <w:tcPr>
             <w:tcW w:type="dxa" w:w="1520"/>
-            <w:shd w:fill="FCE4D6" w:color="auto" w:val="clear"/>
-            <w:tcMar>
-              <w:top w:type="dxa" w:w="60"/>
-              <w:left w:type="dxa" w:w="120"/>
-              <w:bottom w:type="dxa" w:w="60"/>
-              <w:right w:type="dxa" w:w="120"/>
-            </w:tcMar>
-            <w:vAlign w:val="top"/>
-          </w:tcPr>
-          <w:p>
-            <w:pPr>
-              <w:spacing w:after="40" w:before="0"/>
-              <w:jc w:val="left"/>
-            </w:pPr>
-            <w:r>
-              <w:rPr>
-                <w:rFonts w:ascii="Arial" w:cs="Arial" w:eastAsia="Arial" w:hAnsi="Arial"/>
-                <w:b/>
-                <w:bCs/>
-                <w:i w:val="false"/>
-                <w:iCs w:val="false"/>
-                <w:color w:val="000000"/>
-                <w:sz w:val="18"/>
-                <w:szCs w:val="18"/>
-              </w:rPr>
-              <w:t xml:space="preserve">Driving Question Board (DQB) Creation</w:t>
+            <w:shd w:fill="D5E8F0" w:color="auto" w:val="clear"/>
+            <w:tcMar>
+              <w:top w:type="dxa" w:w="60"/>
+              <w:left w:type="dxa" w:w="120"/>
+              <w:bottom w:type="dxa" w:w="60"/>
+              <w:right w:type="dxa" w:w="120"/>
+            </w:tcMar>
+            <w:vAlign w:val="top"/>
+          </w:tcPr>
+          <w:p>
+            <w:pPr>
+              <w:spacing w:after="40" w:before="0"/>
+              <w:jc w:val="left"/>
+            </w:pPr>
+            <w:r>
+              <w:rPr>
+                <w:rFonts w:ascii="Arial" w:cs="Arial" w:eastAsia="Arial" w:hAnsi="Arial"/>
+                <w:b/>
+                <w:bCs/>
+                <w:i w:val="false"/>
+                <w:iCs w:val="false"/>
+                <w:color w:val="000000"/>
+                <w:sz w:val="18"/>
+                <w:szCs w:val="18"/>
+              </w:rPr>
+              <w:t xml:space="preserve">Model Building Phase</w:t>
             </w:r>
           </w:p>
           <w:p>
@@ -15858,7 +16164,7 @@
             <w:pPr>
               <w:spacing w:after="20" w:before="0"/>
             </w:pPr>
-            <w:hyperlink w:history="1" r:id="rIdph6g_fgjky5gvphdhius3">
+            <w:hyperlink w:history="1" r:id="rId39h5lpab9a0iy_z-s2gi5">
               <w:r>
                 <w:rPr>
                   <w:rFonts w:ascii="Arial" w:cs="Arial" w:eastAsia="Arial" w:hAnsi="Arial"/>
@@ -15867,7 +16173,7 @@
                   <w:szCs w:val="16"/>
                   <w:u w:val="single" w:color="2E75B6"/>
                 </w:rPr>
-                <w:t xml:space="preserve">Scalar multiplication: magnitude and direction</w:t>
+                <w:t xml:space="preserve">Subtracting vectors end-to-end</w:t>
               </w:r>
             </w:hyperlink>
           </w:p>
@@ -15891,7 +16197,7 @@
               <w:spacing w:after="10" w:before="0"/>
               <w:ind w:left="120"/>
             </w:pPr>
-            <w:hyperlink w:history="1" r:id="rId3lyflobgfs7wvvrrsdoxe">
+            <w:hyperlink w:history="1" r:id="rId-ze7ud0jzaas2wrszftnl">
               <w:r>
                 <w:rPr>
                   <w:rFonts w:ascii="Arial" w:cs="Arial" w:eastAsia="Arial" w:hAnsi="Arial"/>
@@ -15936,7 +16242,7 @@
             <w:pPr>
               <w:spacing w:after="20" w:before="0"/>
             </w:pPr>
-            <w:hyperlink w:history="1" r:id="rId2tbfiaz9ahebtw3f6ueu1">
+            <w:hyperlink w:history="1" r:id="rIdxmtrba9v7dxedrdytamm0">
               <w:r>
                 <w:rPr>
                   <w:rFonts w:ascii="Arial" w:cs="Arial" w:eastAsia="Arial" w:hAnsi="Arial"/>
@@ -15969,313 +16275,7 @@
               <w:spacing w:after="10" w:before="0"/>
               <w:ind w:left="120"/>
             </w:pPr>
-            <w:hyperlink w:history="1" r:id="rIdgngda10ggz8hr3vpkhess">
-              <w:r>
-                <w:rPr>
-                  <w:rFonts w:ascii="Arial" w:cs="Arial" w:eastAsia="Arial" w:hAnsi="Arial"/>
-                  <w:color w:val="595959"/>
-                  <w:sz w:val="14"/>
-                  <w:szCs w:val="14"/>
-                  <w:u w:val="single" w:color="595959"/>
-                </w:rPr>
-                <w:t xml:space="preserve">🔍 Search ARES for similar readings</w:t>
-              </w:r>
-            </w:hyperlink>
-          </w:p>
-        </w:tc>
-        <w:tc>
-          <w:tcPr>
-            <w:tcW w:type="dxa" w:w="3040"/>
-            <w:shd w:fill="FFFFFF" w:color="auto" w:val="clear"/>
-            <w:tcMar>
-              <w:top w:type="dxa" w:w="60"/>
-              <w:left w:type="dxa" w:w="120"/>
-              <w:bottom w:type="dxa" w:w="60"/>
-              <w:right w:type="dxa" w:w="120"/>
-            </w:tcMar>
-            <w:vAlign w:val="top"/>
-          </w:tcPr>
-          <w:p>
-            <w:pPr>
-              <w:spacing w:after="40" w:before="0"/>
-              <w:jc w:val="left"/>
-            </w:pPr>
-            <w:r>
-              <w:rPr>
-                <w:rFonts w:ascii="Arial" w:cs="Arial" w:eastAsia="Arial" w:hAnsi="Arial"/>
-                <w:b w:val="false"/>
-                <w:bCs w:val="false"/>
-                <w:i w:val="false"/>
-                <w:iCs w:val="false"/>
-                <w:color w:val="000000"/>
-                <w:sz w:val="18"/>
-                <w:szCs w:val="18"/>
-              </w:rPr>
-              <w:t xml:space="preserve">Each learner takes a sticky note (or tears a small piece of paper) and writes one of three types of contributions to the Driving Question Board: (A) ANSWERED — something the class can now answer about the ferry that they could not answer before this lesson; (B) NEW QUESTION — something today's lesson made them wonder about; or (C) CONNECTION — a link between today's scalar multiplication idea and a previous lesson (e.g., vector addition, resultant magnitude). Learners post their notes on the class DQB under the correct column heading. The teacher reads three notes aloud — one from each column — and responds briefly. The class then reads the driving question together: 'Why did the Kisumu ferry miss Mbita — and how can mathematics give the captain the tools to always reach the right destination, no matter the current or wind?' and the teacher asks: 'Where are we now on answering this question?'</w:t>
-            </w:r>
-          </w:p>
-        </w:tc>
-        <w:tc>
-          <w:tcPr>
-            <w:tcW w:type="dxa" w:w="3040"/>
-            <w:shd w:fill="F2F2F2" w:color="auto" w:val="clear"/>
-            <w:tcMar>
-              <w:top w:type="dxa" w:w="60"/>
-              <w:left w:type="dxa" w:w="120"/>
-              <w:bottom w:type="dxa" w:w="60"/>
-              <w:right w:type="dxa" w:w="120"/>
-            </w:tcMar>
-            <w:vAlign w:val="top"/>
-          </w:tcPr>
-          <w:p>
-            <w:pPr>
-              <w:spacing w:after="40" w:before="0"/>
-              <w:jc w:val="left"/>
-            </w:pPr>
-            <w:r>
-              <w:rPr>
-                <w:rFonts w:ascii="Arial" w:cs="Arial" w:eastAsia="Arial" w:hAnsi="Arial"/>
-                <w:b w:val="false"/>
-                <w:bCs w:val="false"/>
-                <w:i w:val="false"/>
-                <w:iCs w:val="false"/>
-                <w:color w:val="000000"/>
-                <w:sz w:val="18"/>
-                <w:szCs w:val="18"/>
-              </w:rPr>
-              <w:t xml:space="preserve">Distribute sticky notes or direct learners to tear paper. Say: 'You have 4 minutes — choose one type of contribution: ANSWERED, NEW QUESTION, or CONNECTION. One idea only — write it clearly so someone else can read it.' Circulate and prompt quieter learners: 'What is one thing you now understand about the ferry that you did not understand at the start of today?' After posting, read three notes aloud — choose deliberately: one ANSWERED note that correctly references scalar multiplication (e.g., 'We can now model what happens if the current doubles'), one NEW QUESTION that anticipates Lesson 6 content (e.g., 'Can we use vectors to find the exact correction angle the captain needs?'), and one CONNECTION note linking back to resultant vectors. After reading each, say: 'Who agrees this belongs under ANSWERED/NEW QUESTION/CONNECTION — thumbs up or thumbs sideways.' Close by reading the driving question aloud together and asking: 'On a scale of one to five fingers, how close are we to fully answering this question?' Count fingers publicly and note the class mode. Say: 'We are making progress. Next lesson we go further.'</w:t>
-            </w:r>
-          </w:p>
-        </w:tc>
-        <w:tc>
-          <w:tcPr>
-            <w:tcW w:type="dxa" w:w="3040"/>
-            <w:shd w:fill="FFFFFF" w:color="auto" w:val="clear"/>
-            <w:tcMar>
-              <w:top w:type="dxa" w:w="60"/>
-              <w:left w:type="dxa" w:w="120"/>
-              <w:bottom w:type="dxa" w:w="60"/>
-              <w:right w:type="dxa" w:w="120"/>
-            </w:tcMar>
-            <w:vAlign w:val="top"/>
-          </w:tcPr>
-          <w:p>
-            <w:pPr>
-              <w:spacing w:after="40" w:before="0"/>
-              <w:jc w:val="left"/>
-            </w:pPr>
-            <w:r>
-              <w:rPr>
-                <w:rFonts w:ascii="Arial" w:cs="Arial" w:eastAsia="Arial" w:hAnsi="Arial"/>
-                <w:b w:val="false"/>
-                <w:bCs w:val="false"/>
-                <w:i w:val="false"/>
-                <w:iCs w:val="false"/>
-                <w:color w:val="000000"/>
-                <w:sz w:val="18"/>
-                <w:szCs w:val="18"/>
-              </w:rPr>
-              <w:t xml:space="preserve">Strategy: Collaborative Knowledge Tracking via the DQB. The Driving Question Board makes the class's growing understanding visible and cumulative. Requiring learners to categorise their contribution (ANSWERED / NEW QUESTION / CONNECTION) forces metacognitive reflection — they must evaluate what they know, what they still wonder, and how ideas link. This builds the habit of treating mathematics as an evolving, connected body of knowledge rather than isolated procedures.</w:t>
-            </w:r>
-          </w:p>
-        </w:tc>
-        <w:tc>
-          <w:tcPr>
-            <w:tcW w:type="dxa" w:w="3040"/>
-            <w:shd w:fill="F2F2F2" w:color="auto" w:val="clear"/>
-            <w:tcMar>
-              <w:top w:type="dxa" w:w="60"/>
-              <w:left w:type="dxa" w:w="120"/>
-              <w:bottom w:type="dxa" w:w="60"/>
-              <w:right w:type="dxa" w:w="120"/>
-            </w:tcMar>
-            <w:vAlign w:val="top"/>
-          </w:tcPr>
-          <w:p>
-            <w:pPr>
-              <w:spacing w:after="40" w:before="0"/>
-              <w:jc w:val="left"/>
-            </w:pPr>
-            <w:r>
-              <w:rPr>
-                <w:rFonts w:ascii="Arial" w:cs="Arial" w:eastAsia="Arial" w:hAnsi="Arial"/>
-                <w:b w:val="false"/>
-                <w:bCs w:val="false"/>
-                <w:i w:val="false"/>
-                <w:iCs w:val="false"/>
-                <w:color w:val="000000"/>
-                <w:sz w:val="18"/>
-                <w:szCs w:val="18"/>
-              </w:rPr>
-              <w:t xml:space="preserve">Observable indicators: (1) Every learner posts a contribution — teacher notes any learner who does not post and follows up individually. (2) ANSWERED notes should reference specific mathematical content from today (scalar multiplication, parallel vectors, magnitude scaling) — vague notes ('we learned about vectors') indicate surface-level processing. (3) The finger-scale reading gives the teacher a rapid whole-class gauge of perceived progress toward the driving question; if the class mode is 1–2 fingers, the teacher makes a note to begin Lesson 6 with an explicit progress summary.</w:t>
-            </w:r>
-          </w:p>
-        </w:tc>
-      </w:tr>
-      <w:tr>
-        <w:tc>
-          <w:tcPr>
-            <w:tcW w:type="dxa" w:w="1520"/>
-            <w:shd w:fill="D5E8F0" w:color="auto" w:val="clear"/>
-            <w:tcMar>
-              <w:top w:type="dxa" w:w="60"/>
-              <w:left w:type="dxa" w:w="120"/>
-              <w:bottom w:type="dxa" w:w="60"/>
-              <w:right w:type="dxa" w:w="120"/>
-            </w:tcMar>
-            <w:vAlign w:val="top"/>
-          </w:tcPr>
-          <w:p>
-            <w:pPr>
-              <w:spacing w:after="40" w:before="0"/>
-              <w:jc w:val="left"/>
-            </w:pPr>
-            <w:r>
-              <w:rPr>
-                <w:rFonts w:ascii="Arial" w:cs="Arial" w:eastAsia="Arial" w:hAnsi="Arial"/>
-                <w:b/>
-                <w:bCs/>
-                <w:i w:val="false"/>
-                <w:iCs w:val="false"/>
-                <w:color w:val="000000"/>
-                <w:sz w:val="18"/>
-                <w:szCs w:val="18"/>
-              </w:rPr>
-              <w:t xml:space="preserve">Model Building Phase</w:t>
-            </w:r>
-          </w:p>
-          <w:p>
-            <w:pPr>
-              <w:spacing w:after="20" w:before="0"/>
-            </w:pPr>
-            <w:r>
-              <w:rPr>
-                <w:rFonts w:ascii="Arial" w:cs="Arial" w:eastAsia="Arial" w:hAnsi="Arial"/>
-                <w:b/>
-                <w:bCs/>
-                <w:color w:val="1F3864"/>
-                <w:sz w:val="16"/>
-                <w:szCs w:val="16"/>
-              </w:rPr>
-              <w:t xml:space="preserve">📹 VIDEO:</w:t>
-            </w:r>
-          </w:p>
-          <w:p>
-            <w:pPr>
-              <w:spacing w:after="20" w:before="0"/>
-            </w:pPr>
-            <w:hyperlink w:history="1" r:id="rIdwi-yscuuyr7g4eagc-iod">
-              <w:r>
-                <w:rPr>
-                  <w:rFonts w:ascii="Arial" w:cs="Arial" w:eastAsia="Arial" w:hAnsi="Arial"/>
-                  <w:color w:val="2E75B6"/>
-                  <w:sz w:val="16"/>
-                  <w:szCs w:val="16"/>
-                  <w:u w:val="single" w:color="2E75B6"/>
-                </w:rPr>
-                <w:t xml:space="preserve">Scalar multiplication: magnitude and direction</w:t>
-              </w:r>
-            </w:hyperlink>
-          </w:p>
-          <w:p>
-            <w:pPr>
-              <w:spacing w:after="10" w:before="0"/>
-              <w:ind w:left="120"/>
-            </w:pPr>
-            <w:r>
-              <w:rPr>
-                <w:rFonts w:ascii="Arial" w:cs="Arial" w:eastAsia="Arial" w:hAnsi="Arial"/>
-                <w:color w:val="595959"/>
-                <w:sz w:val="14"/>
-                <w:szCs w:val="14"/>
-              </w:rPr>
-              <w:t xml:space="preserve">Source: Khan Academy (English - US curriculum)</w:t>
-            </w:r>
-          </w:p>
-          <w:p>
-            <w:pPr>
-              <w:spacing w:after="10" w:before="0"/>
-              <w:ind w:left="120"/>
-            </w:pPr>
-            <w:hyperlink w:history="1" r:id="rIdwqazvwd2ic3xxqoiuki9d">
-              <w:r>
-                <w:rPr>
-                  <w:rFonts w:ascii="Arial" w:cs="Arial" w:eastAsia="Arial" w:hAnsi="Arial"/>
-                  <w:color w:val="595959"/>
-                  <w:sz w:val="14"/>
-                  <w:szCs w:val="14"/>
-                  <w:u w:val="single" w:color="595959"/>
-                </w:rPr>
-                <w:t xml:space="preserve">🔍 Search ARES for similar videos</w:t>
-              </w:r>
-            </w:hyperlink>
-          </w:p>
-          <w:p>
-            <w:pPr>
-              <w:spacing w:after="40" w:before="0"/>
-            </w:pPr>
-            <w:r>
-              <w:rPr>
-                <w:sz w:val="14"/>
-                <w:szCs w:val="14"/>
-              </w:rPr>
-              <w:t xml:space="preserve"/>
-            </w:r>
-          </w:p>
-          <w:p>
-            <w:pPr>
-              <w:spacing w:after="20" w:before="0"/>
-            </w:pPr>
-            <w:r>
-              <w:rPr>
-                <w:rFonts w:ascii="Arial" w:cs="Arial" w:eastAsia="Arial" w:hAnsi="Arial"/>
-                <w:b/>
-                <w:bCs/>
-                <w:color w:val="1F3864"/>
-                <w:sz w:val="16"/>
-                <w:szCs w:val="16"/>
-              </w:rPr>
-              <w:t xml:space="preserve">📖 EXERCISE:</w:t>
-            </w:r>
-          </w:p>
-          <w:p>
-            <w:pPr>
-              <w:spacing w:after="20" w:before="0"/>
-            </w:pPr>
-            <w:hyperlink w:history="1" r:id="rIdgdun1sy92yltvh_iy-ccr">
-              <w:r>
-                <w:rPr>
-                  <w:rFonts w:ascii="Arial" w:cs="Arial" w:eastAsia="Arial" w:hAnsi="Arial"/>
-                  <w:color w:val="2E75B6"/>
-                  <w:sz w:val="16"/>
-                  <w:szCs w:val="16"/>
-                  <w:u w:val="single" w:color="2E75B6"/>
-                </w:rPr>
-                <w:t xml:space="preserve">Combined vector operations</w:t>
-              </w:r>
-            </w:hyperlink>
-          </w:p>
-          <w:p>
-            <w:pPr>
-              <w:spacing w:after="10" w:before="0"/>
-              <w:ind w:left="120"/>
-            </w:pPr>
-            <w:r>
-              <w:rPr>
-                <w:rFonts w:ascii="Arial" w:cs="Arial" w:eastAsia="Arial" w:hAnsi="Arial"/>
-                <w:color w:val="595959"/>
-                <w:sz w:val="14"/>
-                <w:szCs w:val="14"/>
-              </w:rPr>
-              <w:t xml:space="preserve">Source: Khan Academy (English - US curriculum)</w:t>
-            </w:r>
-          </w:p>
-          <w:p>
-            <w:pPr>
-              <w:spacing w:after="10" w:before="0"/>
-              <w:ind w:left="120"/>
-            </w:pPr>
-            <w:hyperlink w:history="1" r:id="rId8vvroyg-76tyuvyjx3o_u">
+            <w:hyperlink w:history="1" r:id="rIdnyah2m12rn83tg648gkb5">
               <w:r>
                 <w:rPr>
                   <w:rFonts w:ascii="Arial" w:cs="Arial" w:eastAsia="Arial" w:hAnsi="Arial"/>
@@ -17762,7 +17762,7 @@
             <w:pPr>
               <w:spacing w:after="20" w:before="0"/>
             </w:pPr>
-            <w:hyperlink w:history="1" r:id="rIdksg8k_afsnuzgsfqcgrww">
+            <w:hyperlink w:history="1" r:id="rIdyyktlprnlxf0n5xm-opuw">
               <w:r>
                 <w:rPr>
                   <w:rFonts w:ascii="Arial" w:cs="Arial" w:eastAsia="Arial" w:hAnsi="Arial"/>
@@ -17795,7 +17795,7 @@
               <w:spacing w:after="10" w:before="0"/>
               <w:ind w:left="120"/>
             </w:pPr>
-            <w:hyperlink w:history="1" r:id="rIdgonynugl-1tfq-02bfxei">
+            <w:hyperlink w:history="1" r:id="rIdhaim9xfiu23j_div8h0zg">
               <w:r>
                 <w:rPr>
                   <w:rFonts w:ascii="Arial" w:cs="Arial" w:eastAsia="Arial" w:hAnsi="Arial"/>
@@ -17840,7 +17840,7 @@
             <w:pPr>
               <w:spacing w:after="20" w:before="0"/>
             </w:pPr>
-            <w:hyperlink w:history="1" r:id="rIdzqlffcqhqndlp3ticdm_c">
+            <w:hyperlink w:history="1" r:id="rIdzrbjgkpbyn05ktcmjbc0y">
               <w:r>
                 <w:rPr>
                   <w:rFonts w:ascii="Arial" w:cs="Arial" w:eastAsia="Arial" w:hAnsi="Arial"/>
@@ -17873,7 +17873,7 @@
               <w:spacing w:after="10" w:before="0"/>
               <w:ind w:left="120"/>
             </w:pPr>
-            <w:hyperlink w:history="1" r:id="rIdnypbqgbper9kxtrl1t-0k">
+            <w:hyperlink w:history="1" r:id="rId8cc9mqvwjnb7l1_ejui5v">
               <w:r>
                 <w:rPr>
                   <w:rFonts w:ascii="Arial" w:cs="Arial" w:eastAsia="Arial" w:hAnsi="Arial"/>
@@ -18068,7 +18068,313 @@
             <w:pPr>
               <w:spacing w:after="20" w:before="0"/>
             </w:pPr>
-            <w:hyperlink w:history="1" r:id="rIdnvrztzk5fpiaol09mo_ow">
+            <w:hyperlink w:history="1" r:id="rId7rb6flljrgzf2l5dfaswx">
+              <w:r>
+                <w:rPr>
+                  <w:rFonts w:ascii="Arial" w:cs="Arial" w:eastAsia="Arial" w:hAnsi="Arial"/>
+                  <w:color w:val="2E75B6"/>
+                  <w:sz w:val="16"/>
+                  <w:szCs w:val="16"/>
+                  <w:u w:val="single" w:color="2E75B6"/>
+                </w:rPr>
+                <w:t xml:space="preserve">Intro to vectors and scalars</w:t>
+              </w:r>
+            </w:hyperlink>
+          </w:p>
+          <w:p>
+            <w:pPr>
+              <w:spacing w:after="10" w:before="0"/>
+              <w:ind w:left="120"/>
+            </w:pPr>
+            <w:r>
+              <w:rPr>
+                <w:rFonts w:ascii="Arial" w:cs="Arial" w:eastAsia="Arial" w:hAnsi="Arial"/>
+                <w:color w:val="595959"/>
+                <w:sz w:val="14"/>
+                <w:szCs w:val="14"/>
+              </w:rPr>
+              <w:t xml:space="preserve">Source: Khan Academy (English - US curriculum)</w:t>
+            </w:r>
+          </w:p>
+          <w:p>
+            <w:pPr>
+              <w:spacing w:after="10" w:before="0"/>
+              <w:ind w:left="120"/>
+            </w:pPr>
+            <w:hyperlink w:history="1" r:id="rIdvm_irlaicmcousqlnnbnk">
+              <w:r>
+                <w:rPr>
+                  <w:rFonts w:ascii="Arial" w:cs="Arial" w:eastAsia="Arial" w:hAnsi="Arial"/>
+                  <w:color w:val="595959"/>
+                  <w:sz w:val="14"/>
+                  <w:szCs w:val="14"/>
+                  <w:u w:val="single" w:color="595959"/>
+                </w:rPr>
+                <w:t xml:space="preserve">🔍 Search ARES for similar videos</w:t>
+              </w:r>
+            </w:hyperlink>
+          </w:p>
+          <w:p>
+            <w:pPr>
+              <w:spacing w:after="40" w:before="0"/>
+            </w:pPr>
+            <w:r>
+              <w:rPr>
+                <w:sz w:val="14"/>
+                <w:szCs w:val="14"/>
+              </w:rPr>
+              <w:t xml:space="preserve"/>
+            </w:r>
+          </w:p>
+          <w:p>
+            <w:pPr>
+              <w:spacing w:after="20" w:before="0"/>
+            </w:pPr>
+            <w:r>
+              <w:rPr>
+                <w:rFonts w:ascii="Arial" w:cs="Arial" w:eastAsia="Arial" w:hAnsi="Arial"/>
+                <w:b/>
+                <w:bCs/>
+                <w:color w:val="1F3864"/>
+                <w:sz w:val="16"/>
+                <w:szCs w:val="16"/>
+              </w:rPr>
+              <w:t xml:space="preserve">📖 EXERCISE:</w:t>
+            </w:r>
+          </w:p>
+          <w:p>
+            <w:pPr>
+              <w:spacing w:after="20" w:before="0"/>
+            </w:pPr>
+            <w:hyperlink w:history="1" r:id="rIdbl76xtyhcbpvsk5dnf4le">
+              <w:r>
+                <w:rPr>
+                  <w:rFonts w:ascii="Arial" w:cs="Arial" w:eastAsia="Arial" w:hAnsi="Arial"/>
+                  <w:color w:val="2E75B6"/>
+                  <w:sz w:val="16"/>
+                  <w:szCs w:val="16"/>
+                  <w:u w:val="single" w:color="2E75B6"/>
+                </w:rPr>
+                <w:t xml:space="preserve">Add vectors: magnitude &amp; direction to component</w:t>
+              </w:r>
+            </w:hyperlink>
+          </w:p>
+          <w:p>
+            <w:pPr>
+              <w:spacing w:after="10" w:before="0"/>
+              <w:ind w:left="120"/>
+            </w:pPr>
+            <w:r>
+              <w:rPr>
+                <w:rFonts w:ascii="Arial" w:cs="Arial" w:eastAsia="Arial" w:hAnsi="Arial"/>
+                <w:color w:val="595959"/>
+                <w:sz w:val="14"/>
+                <w:szCs w:val="14"/>
+              </w:rPr>
+              <w:t xml:space="preserve">Source: Khan Academy (English - US curriculum)</w:t>
+            </w:r>
+          </w:p>
+          <w:p>
+            <w:pPr>
+              <w:spacing w:after="10" w:before="0"/>
+              <w:ind w:left="120"/>
+            </w:pPr>
+            <w:hyperlink w:history="1" r:id="rIde3ztzzhtzwy89kog0anea">
+              <w:r>
+                <w:rPr>
+                  <w:rFonts w:ascii="Arial" w:cs="Arial" w:eastAsia="Arial" w:hAnsi="Arial"/>
+                  <w:color w:val="595959"/>
+                  <w:sz w:val="14"/>
+                  <w:szCs w:val="14"/>
+                  <w:u w:val="single" w:color="595959"/>
+                </w:rPr>
+                <w:t xml:space="preserve">🔍 Search ARES for similar readings</w:t>
+              </w:r>
+            </w:hyperlink>
+          </w:p>
+        </w:tc>
+        <w:tc>
+          <w:tcPr>
+            <w:tcW w:type="dxa" w:w="3040"/>
+            <w:shd w:fill="FFFFFF" w:color="auto" w:val="clear"/>
+            <w:tcMar>
+              <w:top w:type="dxa" w:w="60"/>
+              <w:left w:type="dxa" w:w="120"/>
+              <w:bottom w:type="dxa" w:w="60"/>
+              <w:right w:type="dxa" w:w="120"/>
+            </w:tcMar>
+            <w:vAlign w:val="top"/>
+          </w:tcPr>
+          <w:p>
+            <w:pPr>
+              <w:spacing w:after="40" w:before="0"/>
+              <w:jc w:val="left"/>
+            </w:pPr>
+            <w:r>
+              <w:rPr>
+                <w:rFonts w:ascii="Arial" w:cs="Arial" w:eastAsia="Arial" w:hAnsi="Arial"/>
+                <w:b w:val="false"/>
+                <w:bCs w:val="false"/>
+                <w:i w:val="false"/>
+                <w:iCs w:val="false"/>
+                <w:color w:val="000000"/>
+                <w:sz w:val="18"/>
+                <w:szCs w:val="18"/>
+              </w:rPr>
+              <w:t xml:space="preserve">Learners receive a structured observation worksheet titled 'The Ferry's Right-Angle Triangle.' The worksheet contains: (a) a pre-drawn Cartesian grid with the vector 20î (east, horizontal) and −8ĵ (south, vertical) already plotted as two sides of a right-angled triangle; (b) the resultant vector drawn from the origin to the terminal point at (20, −8) — labelled 'r' with a question mark for its length; (c) a zoomed-in right-angle symbol at the corner where the east and south vectors meet; (d) a side-panel showing three familiar right-triangle examples with hypotenuse calculations already completed — a 3-4-5 triangle (Pythagoras), a 5-12-13 triangle, and a 6-8-10 triangle — as worked scaffolds. Learners first annotate the ferry diagram: label the horizontal side '20 km/h,' the vertical side '8 km/h,' and the right-angle corner. They then examine the three scaffold examples and identify the pattern: hypotenuse = √(side₁² + side₂²). Finally, learners write in their own words: 'The resultant vector in the ferry diagram is like the _______ of a right-angled triangle.'</w:t>
+            </w:r>
+          </w:p>
+        </w:tc>
+        <w:tc>
+          <w:tcPr>
+            <w:tcW w:type="dxa" w:w="3040"/>
+            <w:shd w:fill="F2F2F2" w:color="auto" w:val="clear"/>
+            <w:tcMar>
+              <w:top w:type="dxa" w:w="60"/>
+              <w:left w:type="dxa" w:w="120"/>
+              <w:bottom w:type="dxa" w:w="60"/>
+              <w:right w:type="dxa" w:w="120"/>
+            </w:tcMar>
+            <w:vAlign w:val="top"/>
+          </w:tcPr>
+          <w:p>
+            <w:pPr>
+              <w:spacing w:after="40" w:before="0"/>
+              <w:jc w:val="left"/>
+            </w:pPr>
+            <w:r>
+              <w:rPr>
+                <w:rFonts w:ascii="Arial" w:cs="Arial" w:eastAsia="Arial" w:hAnsi="Arial"/>
+                <w:b w:val="false"/>
+                <w:bCs w:val="false"/>
+                <w:i w:val="false"/>
+                <w:iCs w:val="false"/>
+                <w:color w:val="000000"/>
+                <w:sz w:val="18"/>
+                <w:szCs w:val="18"/>
+              </w:rPr>
+              <w:t xml:space="preserve">Distribute the worksheet. SAY: 'You have 8 minutes to work through this sheet — read it carefully, annotate the diagram, and study the three examples in the side panel. I am looking for the mathematical pattern that connects all three scaffold triangles.' Circulate. After 4 minutes, pause the class: 'Raise your hand if you have written the word hypotenuse somewhere on your sheet.' Survey the room. If fewer than half have it, redirect: 'Look at the side panel again — what is the longest side of each triangle called?' WAIT 10 seconds. Resume circulation. At 8 minutes, cold-call 2 learners: 'Read me the sentence you completed at the bottom of the sheet.' WAIT 12 seconds each time. Write on the board, in learner language: 'The resultant vector IS the hypotenuse.' Underline it. Transition: 'If the resultant is the hypotenuse, and we know both shorter sides, which theorem from your geometry work tells us exactly how to find the hypotenuse?' WAIT 15 seconds. Accept cold-calls from 3 learners.</w:t>
+            </w:r>
+          </w:p>
+        </w:tc>
+        <w:tc>
+          <w:tcPr>
+            <w:tcW w:type="dxa" w:w="3040"/>
+            <w:shd w:fill="FFFFFF" w:color="auto" w:val="clear"/>
+            <w:tcMar>
+              <w:top w:type="dxa" w:w="60"/>
+              <w:left w:type="dxa" w:w="120"/>
+              <w:bottom w:type="dxa" w:w="60"/>
+              <w:right w:type="dxa" w:w="120"/>
+            </w:tcMar>
+            <w:vAlign w:val="top"/>
+          </w:tcPr>
+          <w:p>
+            <w:pPr>
+              <w:spacing w:after="40" w:before="0"/>
+              <w:jc w:val="left"/>
+            </w:pPr>
+            <w:r>
+              <w:rPr>
+                <w:rFonts w:ascii="Arial" w:cs="Arial" w:eastAsia="Arial" w:hAnsi="Arial"/>
+                <w:b w:val="false"/>
+                <w:bCs w:val="false"/>
+                <w:i w:val="false"/>
+                <w:iCs w:val="false"/>
+                <w:color w:val="000000"/>
+                <w:sz w:val="18"/>
+                <w:szCs w:val="18"/>
+              </w:rPr>
+              <w:t xml:space="preserve">Worked Example Analysis with Bridging Analogies — learners inspect completed familiar cases (3-4-5, 5-12-13, 6-8-10) before tackling the novel ferry case. This reduces cognitive load and surfaces the structural similarity between the Pythagorean theorem and vector magnitude calculation, making the new formula feel like a natural extension of prior knowledge rather than a new rule.</w:t>
+            </w:r>
+          </w:p>
+        </w:tc>
+        <w:tc>
+          <w:tcPr>
+            <w:tcW w:type="dxa" w:w="3040"/>
+            <w:shd w:fill="F2F2F2" w:color="auto" w:val="clear"/>
+            <w:tcMar>
+              <w:top w:type="dxa" w:w="60"/>
+              <w:left w:type="dxa" w:w="120"/>
+              <w:bottom w:type="dxa" w:w="60"/>
+              <w:right w:type="dxa" w:w="120"/>
+            </w:tcMar>
+            <w:vAlign w:val="top"/>
+          </w:tcPr>
+          <w:p>
+            <w:pPr>
+              <w:spacing w:after="40" w:before="0"/>
+              <w:jc w:val="left"/>
+            </w:pPr>
+            <w:r>
+              <w:rPr>
+                <w:rFonts w:ascii="Arial" w:cs="Arial" w:eastAsia="Arial" w:hAnsi="Arial"/>
+                <w:b w:val="false"/>
+                <w:bCs w:val="false"/>
+                <w:i w:val="false"/>
+                <w:iCs w:val="false"/>
+                <w:color w:val="000000"/>
+                <w:sz w:val="18"/>
+                <w:szCs w:val="18"/>
+              </w:rPr>
+              <w:t xml:space="preserve">Observable indicator: learners correctly label the ferry vector diagram with 'hypotenuse,' 'right angle,' '20 km/h,' and '8 km/h' before phase 3. The teacher checks at least 6 books during circulation. Any learner who has not identified the right-angle corner is asked: 'In what direction is the engine pushing? In what direction is the current pushing? Can those two directions ever be the same line?' This questioning guides re-labelling without giving the answer.</w:t>
+            </w:r>
+          </w:p>
+        </w:tc>
+      </w:tr>
+      <w:tr>
+        <w:tc>
+          <w:tcPr>
+            <w:tcW w:type="dxa" w:w="1520"/>
+            <w:shd w:fill="E2EFDA" w:color="auto" w:val="clear"/>
+            <w:tcMar>
+              <w:top w:type="dxa" w:w="60"/>
+              <w:left w:type="dxa" w:w="120"/>
+              <w:bottom w:type="dxa" w:w="60"/>
+              <w:right w:type="dxa" w:w="120"/>
+            </w:tcMar>
+            <w:vAlign w:val="top"/>
+          </w:tcPr>
+          <w:p>
+            <w:pPr>
+              <w:spacing w:after="40" w:before="0"/>
+              <w:jc w:val="left"/>
+            </w:pPr>
+            <w:r>
+              <w:rPr>
+                <w:rFonts w:ascii="Arial" w:cs="Arial" w:eastAsia="Arial" w:hAnsi="Arial"/>
+                <w:b/>
+                <w:bCs/>
+                <w:i w:val="false"/>
+                <w:iCs w:val="false"/>
+                <w:color w:val="000000"/>
+                <w:sz w:val="18"/>
+                <w:szCs w:val="18"/>
+              </w:rPr>
+              <w:t xml:space="preserve">Explain Phase</w:t>
+            </w:r>
+          </w:p>
+          <w:p>
+            <w:pPr>
+              <w:spacing w:after="20" w:before="0"/>
+            </w:pPr>
+            <w:r>
+              <w:rPr>
+                <w:rFonts w:ascii="Arial" w:cs="Arial" w:eastAsia="Arial" w:hAnsi="Arial"/>
+                <w:b/>
+                <w:bCs/>
+                <w:color w:val="1F3864"/>
+                <w:sz w:val="16"/>
+                <w:szCs w:val="16"/>
+              </w:rPr>
+              <w:t xml:space="preserve">📹 VIDEO:</w:t>
+            </w:r>
+          </w:p>
+          <w:p>
+            <w:pPr>
+              <w:spacing w:after="20" w:before="0"/>
+            </w:pPr>
+            <w:hyperlink w:history="1" r:id="rId-i2fa0yahqfyaezbhqqr_">
               <w:r>
                 <w:rPr>
                   <w:rFonts w:ascii="Arial" w:cs="Arial" w:eastAsia="Arial" w:hAnsi="Arial"/>
@@ -18101,7 +18407,7 @@
               <w:spacing w:after="10" w:before="0"/>
               <w:ind w:left="120"/>
             </w:pPr>
-            <w:hyperlink w:history="1" r:id="rIdcqfnhybvpxx3pjylrlizg">
+            <w:hyperlink w:history="1" r:id="rId-g5snjsni0t2tq0ruhxxt">
               <w:r>
                 <w:rPr>
                   <w:rFonts w:ascii="Arial" w:cs="Arial" w:eastAsia="Arial" w:hAnsi="Arial"/>
@@ -18146,7 +18452,7 @@
             <w:pPr>
               <w:spacing w:after="20" w:before="0"/>
             </w:pPr>
-            <w:hyperlink w:history="1" r:id="rIdddqdismtpecynjiej2yji">
+            <w:hyperlink w:history="1" r:id="rId4fwsilff9uc7osne0qult">
               <w:r>
                 <w:rPr>
                   <w:rFonts w:ascii="Arial" w:cs="Arial" w:eastAsia="Arial" w:hAnsi="Arial"/>
@@ -18155,7 +18461,7 @@
                   <w:szCs w:val="16"/>
                   <w:u w:val="single" w:color="2E75B6"/>
                 </w:rPr>
-                <w:t xml:space="preserve">Add vectors: magnitude &amp; direction to component</w:t>
+                <w:t xml:space="preserve">Magnitude of vectors</w:t>
               </w:r>
             </w:hyperlink>
           </w:p>
@@ -18179,7 +18485,7 @@
               <w:spacing w:after="10" w:before="0"/>
               <w:ind w:left="120"/>
             </w:pPr>
-            <w:hyperlink w:history="1" r:id="rIdq9aeftjtfp2uadovh101a">
+            <w:hyperlink w:history="1" r:id="rId-cpkacququbhgsbksktsw">
               <w:r>
                 <w:rPr>
                   <w:rFonts w:ascii="Arial" w:cs="Arial" w:eastAsia="Arial" w:hAnsi="Arial"/>
@@ -18221,7 +18527,7 @@
                 <w:sz w:val="18"/>
                 <w:szCs w:val="18"/>
               </w:rPr>
-              <w:t xml:space="preserve">Learners receive a structured observation worksheet titled 'The Ferry's Right-Angle Triangle.' The worksheet contains: (a) a pre-drawn Cartesian grid with the vector 20î (east, horizontal) and −8ĵ (south, vertical) already plotted as two sides of a right-angled triangle; (b) the resultant vector drawn from the origin to the terminal point at (20, −8) — labelled 'r' with a question mark for its length; (c) a zoomed-in right-angle symbol at the corner where the east and south vectors meet; (d) a side-panel showing three familiar right-triangle examples with hypotenuse calculations already completed — a 3-4-5 triangle (Pythagoras), a 5-12-13 triangle, and a 6-8-10 triangle — as worked scaffolds. Learners first annotate the ferry diagram: label the horizontal side '20 km/h,' the vertical side '8 km/h,' and the right-angle corner. They then examine the three scaffold examples and identify the pattern: hypotenuse = √(side₁² + side₂²). Finally, learners write in their own words: 'The resultant vector in the ferry diagram is like the _______ of a right-angled triangle.'</w:t>
+              <w:t xml:space="preserve">Learners now work through a three-part structured explanation task. PART A (Derive the formula): Learners write in their books — guided by teacher board work — the general formula for vector magnitude: if vector v = xî + yĵ, then |v| = √(x² + y²). They annotate each symbol in their own words. PART B (Apply to the ferry): Learners individually calculate the resultant speed: |v| = √(20² + 8²) = √(400 + 64) = √464 ≈ 21.54 km/h. They then calculate the actual displacement magnitude over 3 hours: distance = speed × time = 21.54 × 3 ≈ 64.6 km. Learners compare this to the straight-line Kisumu–Mbita distance of 60 km (engine-only path) and to their own predictions from Phase 1. PART C (Generalise): Learners complete three further magnitude problems set in Kenyan contexts — (i) a Nairobi matatu travelling 15 km east then 9 km north; (ii) a Rift Valley farmer walking 7 km west then 24 km south to reach a water point; (iii) a Mombasa dhow moving 10 km north-east (given components 7.07î + 7.07ĵ). For each, learners calculate the magnitude and write one sentence interpreting the answer in context.</w:t>
             </w:r>
           </w:p>
         </w:tc>
@@ -18253,7 +18559,7 @@
                 <w:sz w:val="18"/>
                 <w:szCs w:val="18"/>
               </w:rPr>
-              <w:t xml:space="preserve">Distribute the worksheet. SAY: 'You have 8 minutes to work through this sheet — read it carefully, annotate the diagram, and study the three examples in the side panel. I am looking for the mathematical pattern that connects all three scaffold triangles.' Circulate. After 4 minutes, pause the class: 'Raise your hand if you have written the word hypotenuse somewhere on your sheet.' Survey the room. If fewer than half have it, redirect: 'Look at the side panel again — what is the longest side of each triangle called?' WAIT 10 seconds. Resume circulation. At 8 minutes, cold-call 2 learners: 'Read me the sentence you completed at the bottom of the sheet.' WAIT 12 seconds each time. Write on the board, in learner language: 'The resultant vector IS the hypotenuse.' Underline it. Transition: 'If the resultant is the hypotenuse, and we know both shorter sides, which theorem from your geometry work tells us exactly how to find the hypotenuse?' WAIT 15 seconds. Accept cold-calls from 3 learners.</w:t>
+              <w:t xml:space="preserve">PART A — Board work: write 'v = xî + yĵ' and beneath it '|v| = √(x² + y²)'. Say: 'This formula is Pythagoras dressed in vector language. The x-component is one leg, the y-component is the other leg, and the magnitude is the hypotenuse. Copy this into your book and annotate every symbol.' Give 2 minutes. PART B — Say: 'Now apply it. Use the ferry values. Show every step — no skipping.' Give 5 minutes of silent individual work. Circulate and check: if a learner writes √(20 + 8) = √28, kneel to their level and ask quietly: 'Read the formula again — what operation sits between x² and y²?' WAIT 10 seconds. Do NOT give the answer. After 5 minutes, cold-call 1 learner to read their full working aloud. Ask the class: 'Do you agree? Thumbs up or thumbs down — silent vote.' Address any thumbs-down responses. PART C — Say: 'Now you are the mathematician. Three Kenyan journeys, same tool. Work in pairs. You have 10 minutes.' Circulate, focusing on the dhow problem — many learners will struggle to see that the components are already given. After 10 minutes, cold-call one pair per problem (3 cold-calls). For each, ask: 'What does this magnitude tell us in real life?' WAIT 12 seconds. Close Part C by returning to the Predictions Wall: 'Look at our four predictions from the start. Who was closest? Why did adding 20 and 8 not give the right answer?' Cold-call 2 learners. SAY: 'The square root of the sum of squares — not the sum itself — is what the mathematics demands. That is why direction matters so deeply in vector work.'</w:t>
             </w:r>
           </w:p>
         </w:tc>
@@ -18285,7 +18591,7 @@
                 <w:sz w:val="18"/>
                 <w:szCs w:val="18"/>
               </w:rPr>
-              <w:t xml:space="preserve">Worked Example Analysis with Bridging Analogies — learners inspect completed familiar cases (3-4-5, 5-12-13, 6-8-10) before tackling the novel ferry case. This reduces cognitive load and surfaces the structural similarity between the Pythagorean theorem and vector magnitude calculation, making the new formula feel like a natural extension of prior knowledge rather than a new rule.</w:t>
+              <w:t xml:space="preserve">Graduated Release with Contextualised Practice — the teacher models the formula derivation (I do), learners apply it to the ferry (We check), then learners independently solve three novel Kenyan-context problems (You do). This gradual release ensures procedural fluency is built within a meaningful context rather than through decontextualised drill. Returning to the Predictions Wall at the end closes the cognitive loop opened in Phase 1.</w:t>
             </w:r>
           </w:p>
         </w:tc>
@@ -18317,7 +18623,7 @@
                 <w:sz w:val="18"/>
                 <w:szCs w:val="18"/>
               </w:rPr>
-              <w:t xml:space="preserve">Observable indicator: learners correctly label the ferry vector diagram with 'hypotenuse,' 'right angle,' '20 km/h,' and '8 km/h' before phase 3. The teacher checks at least 6 books during circulation. Any learner who has not identified the right-angle corner is asked: 'In what direction is the engine pushing? In what direction is the current pushing? Can those two directions ever be the same line?' This questioning guides re-labelling without giving the answer.</w:t>
+              <w:t xml:space="preserve">Observable indicators: (i) In PART B, every learner's book shows the expanded form √(400 + 64) = √464 — not a shortcut — confirming they applied the formula correctly; (ii) In PART C, the matatu answer ≈ 17.5 km, the farmer answer = 25 km (a 7-24-25 Pythagorean triple), and the dhow answer ≈ 10 km. The teacher uses these three benchmarks as rapid diagnostic checks during circulation. Any learner with the farmer answer written as √(7 + 24) = √31 has a formula application error and needs targeted re-teaching of 'squaring before adding.'</w:t>
             </w:r>
           </w:p>
         </w:tc>
@@ -18326,32 +18632,32 @@
         <w:tc>
           <w:tcPr>
             <w:tcW w:type="dxa" w:w="1520"/>
-            <w:shd w:fill="E2EFDA" w:color="auto" w:val="clear"/>
-            <w:tcMar>
-              <w:top w:type="dxa" w:w="60"/>
-              <w:left w:type="dxa" w:w="120"/>
-              <w:bottom w:type="dxa" w:w="60"/>
-              <w:right w:type="dxa" w:w="120"/>
-            </w:tcMar>
-            <w:vAlign w:val="top"/>
-          </w:tcPr>
-          <w:p>
-            <w:pPr>
-              <w:spacing w:after="40" w:before="0"/>
-              <w:jc w:val="left"/>
-            </w:pPr>
-            <w:r>
-              <w:rPr>
-                <w:rFonts w:ascii="Arial" w:cs="Arial" w:eastAsia="Arial" w:hAnsi="Arial"/>
-                <w:b/>
-                <w:bCs/>
-                <w:i w:val="false"/>
-                <w:iCs w:val="false"/>
-                <w:color w:val="000000"/>
-                <w:sz w:val="18"/>
-                <w:szCs w:val="18"/>
-              </w:rPr>
-              <w:t xml:space="preserve">Explain Phase</w:t>
+            <w:shd w:fill="FCE4D6" w:color="auto" w:val="clear"/>
+            <w:tcMar>
+              <w:top w:type="dxa" w:w="60"/>
+              <w:left w:type="dxa" w:w="120"/>
+              <w:bottom w:type="dxa" w:w="60"/>
+              <w:right w:type="dxa" w:w="120"/>
+            </w:tcMar>
+            <w:vAlign w:val="top"/>
+          </w:tcPr>
+          <w:p>
+            <w:pPr>
+              <w:spacing w:after="40" w:before="0"/>
+              <w:jc w:val="left"/>
+            </w:pPr>
+            <w:r>
+              <w:rPr>
+                <w:rFonts w:ascii="Arial" w:cs="Arial" w:eastAsia="Arial" w:hAnsi="Arial"/>
+                <w:b/>
+                <w:bCs/>
+                <w:i w:val="false"/>
+                <w:iCs w:val="false"/>
+                <w:color w:val="000000"/>
+                <w:sz w:val="18"/>
+                <w:szCs w:val="18"/>
+              </w:rPr>
+              <w:t xml:space="preserve">Driving Question Board (DQB) Creation</w:t>
             </w:r>
           </w:p>
           <w:p>
@@ -18374,7 +18680,7 @@
             <w:pPr>
               <w:spacing w:after="20" w:before="0"/>
             </w:pPr>
-            <w:hyperlink w:history="1" r:id="rIdytrwdsxvuuxsniwu094jt">
+            <w:hyperlink w:history="1" r:id="rIdntnjz4i2eqnendxhj-tc7">
               <w:r>
                 <w:rPr>
                   <w:rFonts w:ascii="Arial" w:cs="Arial" w:eastAsia="Arial" w:hAnsi="Arial"/>
@@ -18383,7 +18689,7 @@
                   <w:szCs w:val="16"/>
                   <w:u w:val="single" w:color="2E75B6"/>
                 </w:rPr>
-                <w:t xml:space="preserve">Planar motion (with integrals)</w:t>
+                <w:t xml:space="preserve">Vector components from magnitude &amp; direction</w:t>
               </w:r>
             </w:hyperlink>
           </w:p>
@@ -18407,7 +18713,7 @@
               <w:spacing w:after="10" w:before="0"/>
               <w:ind w:left="120"/>
             </w:pPr>
-            <w:hyperlink w:history="1" r:id="rIdacuehkfcbqt0lqgmvkw0a">
+            <w:hyperlink w:history="1" r:id="rIdz_ef21jnbav_6hcq8xq8v">
               <w:r>
                 <w:rPr>
                   <w:rFonts w:ascii="Arial" w:cs="Arial" w:eastAsia="Arial" w:hAnsi="Arial"/>
@@ -18452,7 +18758,7 @@
             <w:pPr>
               <w:spacing w:after="20" w:before="0"/>
             </w:pPr>
-            <w:hyperlink w:history="1" r:id="rIdfhfahgzs6dfb0a9wnhh8q">
+            <w:hyperlink w:history="1" r:id="rIdga7nqerynq8c5nsywqbd-">
               <w:r>
                 <w:rPr>
                   <w:rFonts w:ascii="Arial" w:cs="Arial" w:eastAsia="Arial" w:hAnsi="Arial"/>
@@ -18461,7 +18767,7 @@
                   <w:szCs w:val="16"/>
                   <w:u w:val="single" w:color="2E75B6"/>
                 </w:rPr>
-                <w:t xml:space="preserve">Magnitude of vectors</w:t>
+                <w:t xml:space="preserve">Combined vector operations</w:t>
               </w:r>
             </w:hyperlink>
           </w:p>
@@ -18485,7 +18791,7 @@
               <w:spacing w:after="10" w:before="0"/>
               <w:ind w:left="120"/>
             </w:pPr>
-            <w:hyperlink w:history="1" r:id="rIdwrwjttbkaee2bhcmavfuj">
+            <w:hyperlink w:history="1" r:id="rIdtfuwwgxf-7wdx6h0o_vuo">
               <w:r>
                 <w:rPr>
                   <w:rFonts w:ascii="Arial" w:cs="Arial" w:eastAsia="Arial" w:hAnsi="Arial"/>
@@ -18527,7 +18833,7 @@
                 <w:sz w:val="18"/>
                 <w:szCs w:val="18"/>
               </w:rPr>
-              <w:t xml:space="preserve">Learners now work through a three-part structured explanation task. PART A (Derive the formula): Learners write in their books — guided by teacher board work — the general formula for vector magnitude: if vector v = xî + yĵ, then |v| = √(x² + y²). They annotate each symbol in their own words. PART B (Apply to the ferry): Learners individually calculate the resultant speed: |v| = √(20² + 8²) = √(400 + 64) = √464 ≈ 21.54 km/h. They then calculate the actual displacement magnitude over 3 hours: distance = speed × time = 21.54 × 3 ≈ 64.6 km. Learners compare this to the straight-line Kisumu–Mbita distance of 60 km (engine-only path) and to their own predictions from Phase 1. PART C (Generalise): Learners complete three further magnitude problems set in Kenyan contexts — (i) a Nairobi matatu travelling 15 km east then 9 km north; (ii) a Rift Valley farmer walking 7 km west then 24 km south to reach a water point; (iii) a Mombasa dhow moving 10 km north-east (given components 7.07î + 7.07ĵ). For each, learners calculate the magnitude and write one sentence interpreting the answer in context.</w:t>
+              <w:t xml:space="preserve">Each learner pair receives two sticky notes. On the first (green), they write one thing they can now answer about the ferry's journey that they could not answer at the start of the lesson. On the second (orange), they write one remaining question about the ferry's journey — something they still want to know. Pairs walk to the class Driving Question Board and post their notes in the correct columns: 'We Now Know' (green) and 'We Still Wonder' (orange). The class does a 2-minute silent gallery walk of all new postings. The teacher then reads 3 selected 'We Still Wonder' notes aloud and says: 'We know the ferry travelled approximately 64.6 km. We know how far. But do we know in which exact direction it landed? That is our next question — and it is the question Lesson 7 will answer.' The teacher physically circles the 'direction/bearing' sticky notes on the DQB.</w:t>
             </w:r>
           </w:p>
         </w:tc>
@@ -18559,7 +18865,7 @@
                 <w:sz w:val="18"/>
                 <w:szCs w:val="18"/>
               </w:rPr>
-              <w:t xml:space="preserve">PART A — Board work: write 'v = xî + yĵ' and beneath it '|v| = √(x² + y²)'. Say: 'This formula is Pythagoras dressed in vector language. The x-component is one leg, the y-component is the other leg, and the magnitude is the hypotenuse. Copy this into your book and annotate every symbol.' Give 2 minutes. PART B — Say: 'Now apply it. Use the ferry values. Show every step — no skipping.' Give 5 minutes of silent individual work. Circulate and check: if a learner writes √(20 + 8) = √28, kneel to their level and ask quietly: 'Read the formula again — what operation sits between x² and y²?' WAIT 10 seconds. Do NOT give the answer. After 5 minutes, cold-call 1 learner to read their full working aloud. Ask the class: 'Do you agree? Thumbs up or thumbs down — silent vote.' Address any thumbs-down responses. PART C — Say: 'Now you are the mathematician. Three Kenyan journeys, same tool. Work in pairs. You have 10 minutes.' Circulate, focusing on the dhow problem — many learners will struggle to see that the components are already given. After 10 minutes, cold-call one pair per problem (3 cold-calls). For each, ask: 'What does this magnitude tell us in real life?' WAIT 12 seconds. Close Part C by returning to the Predictions Wall: 'Look at our four predictions from the start. Who was closest? Why did adding 20 and 8 not give the right answer?' Cold-call 2 learners. SAY: 'The square root of the sum of squares — not the sum itself — is what the mathematics demands. That is why direction matters so deeply in vector work.'</w:t>
+              <w:t xml:space="preserve">Distribute sticky notes. SAY: 'You now know how far the ferry really travelled. Update the board — be specific. Do not write 'I learned Pythagoras.' Write what the magnitude of the ferry's resultant vector actually is and what it means for the passengers.' Give 3 minutes for writing. Supervise the posting — ensure learners read at least two other pairs' green notes before returning to their seats. Read 3 orange 'wonder' notes aloud: choose one that mentions direction, one that mentions how to fix the ferry route, and one that raises any new idea. SAY: 'These orange notes are not gaps — they are the next steps in our mathematical journey. We are building toward the full answer to our driving question. Today we answered: how far. Lesson 7 answers: in which direction.'</w:t>
             </w:r>
           </w:p>
         </w:tc>
@@ -18591,7 +18897,7 @@
                 <w:sz w:val="18"/>
                 <w:szCs w:val="18"/>
               </w:rPr>
-              <w:t xml:space="preserve">Graduated Release with Contextualised Practice — the teacher models the formula derivation (I do), learners apply it to the ferry (We check), then learners independently solve three novel Kenyan-context problems (You do). This gradual release ensures procedural fluency is built within a meaningful context rather than through decontextualised drill. Returning to the Predictions Wall at the end closes the cognitive loop opened in Phase 1.</w:t>
+              <w:t xml:space="preserve">Driving Question Board — Cumulative Knowledge Tracking: the DQB functions as a public, living document of the class's growing understanding. By requiring specific rather than generic green-note responses, the teacher ensures learners articulate the lesson's core concept in their own words, reinforcing retention. The orange notes preview Lesson 7 authentically, so the next lesson begins with genuine student-generated curiosity rather than a teacher-imposed transition.</w:t>
             </w:r>
           </w:p>
         </w:tc>
@@ -18623,7 +18929,7 @@
                 <w:sz w:val="18"/>
                 <w:szCs w:val="18"/>
               </w:rPr>
-              <w:t xml:space="preserve">Observable indicators: (i) In PART B, every learner's book shows the expanded form √(400 + 64) = √464 — not a shortcut — confirming they applied the formula correctly; (ii) In PART C, the matatu answer ≈ 17.5 km, the farmer answer = 25 km (a 7-24-25 Pythagorean triple), and the dhow answer ≈ 10 km. The teacher uses these three benchmarks as rapid diagnostic checks during circulation. Any learner with the farmer answer written as √(7 + 24) = √31 has a formula application error and needs targeted re-teaching of 'squaring before adding.'</w:t>
+              <w:t xml:space="preserve">Observable indicator: green sticky notes must reference either a number (e.g., '≈ 64.6 km' or '21.5 km/h') or the words 'magnitude' and 'Pythagorean theorem' to be considered complete. Any note that only says 'vectors add' or 'Pythagoras is used' is flagged by the teacher during the gallery walk with a quiet prompt: 'Can you be more specific — what number did you calculate for the ferry?'</w:t>
             </w:r>
           </w:p>
         </w:tc>
@@ -18632,32 +18938,32 @@
         <w:tc>
           <w:tcPr>
             <w:tcW w:type="dxa" w:w="1520"/>
-            <w:shd w:fill="FCE4D6" w:color="auto" w:val="clear"/>
-            <w:tcMar>
-              <w:top w:type="dxa" w:w="60"/>
-              <w:left w:type="dxa" w:w="120"/>
-              <w:bottom w:type="dxa" w:w="60"/>
-              <w:right w:type="dxa" w:w="120"/>
-            </w:tcMar>
-            <w:vAlign w:val="top"/>
-          </w:tcPr>
-          <w:p>
-            <w:pPr>
-              <w:spacing w:after="40" w:before="0"/>
-              <w:jc w:val="left"/>
-            </w:pPr>
-            <w:r>
-              <w:rPr>
-                <w:rFonts w:ascii="Arial" w:cs="Arial" w:eastAsia="Arial" w:hAnsi="Arial"/>
-                <w:b/>
-                <w:bCs/>
-                <w:i w:val="false"/>
-                <w:iCs w:val="false"/>
-                <w:color w:val="000000"/>
-                <w:sz w:val="18"/>
-                <w:szCs w:val="18"/>
-              </w:rPr>
-              <w:t xml:space="preserve">Driving Question Board (DQB) Creation</w:t>
+            <w:shd w:fill="D5E8F0" w:color="auto" w:val="clear"/>
+            <w:tcMar>
+              <w:top w:type="dxa" w:w="60"/>
+              <w:left w:type="dxa" w:w="120"/>
+              <w:bottom w:type="dxa" w:w="60"/>
+              <w:right w:type="dxa" w:w="120"/>
+            </w:tcMar>
+            <w:vAlign w:val="top"/>
+          </w:tcPr>
+          <w:p>
+            <w:pPr>
+              <w:spacing w:after="40" w:before="0"/>
+              <w:jc w:val="left"/>
+            </w:pPr>
+            <w:r>
+              <w:rPr>
+                <w:rFonts w:ascii="Arial" w:cs="Arial" w:eastAsia="Arial" w:hAnsi="Arial"/>
+                <w:b/>
+                <w:bCs/>
+                <w:i w:val="false"/>
+                <w:iCs w:val="false"/>
+                <w:color w:val="000000"/>
+                <w:sz w:val="18"/>
+                <w:szCs w:val="18"/>
+              </w:rPr>
+              <w:t xml:space="preserve">Model Building Phase</w:t>
             </w:r>
           </w:p>
           <w:p>
@@ -18680,7 +18986,7 @@
             <w:pPr>
               <w:spacing w:after="20" w:before="0"/>
             </w:pPr>
-            <w:hyperlink w:history="1" r:id="rIduddnesvx63f1gjciu8oxf">
+            <w:hyperlink w:history="1" r:id="rId6h8rcrudppg6s6c_ylgc5">
               <w:r>
                 <w:rPr>
                   <w:rFonts w:ascii="Arial" w:cs="Arial" w:eastAsia="Arial" w:hAnsi="Arial"/>
@@ -18689,7 +18995,7 @@
                   <w:szCs w:val="16"/>
                   <w:u w:val="single" w:color="2E75B6"/>
                 </w:rPr>
-                <w:t xml:space="preserve">Intro to vectors and scalars</w:t>
+                <w:t xml:space="preserve">Vector word problem: resultant velocity</w:t>
               </w:r>
             </w:hyperlink>
           </w:p>
@@ -18713,7 +19019,7 @@
               <w:spacing w:after="10" w:before="0"/>
               <w:ind w:left="120"/>
             </w:pPr>
-            <w:hyperlink w:history="1" r:id="rId0ljsxogkkwi0zkazofw9z">
+            <w:hyperlink w:history="1" r:id="rIdnyv-u9u8tvmx_iipmdegi">
               <w:r>
                 <w:rPr>
                   <w:rFonts w:ascii="Arial" w:cs="Arial" w:eastAsia="Arial" w:hAnsi="Arial"/>
@@ -18758,7 +19064,7 @@
             <w:pPr>
               <w:spacing w:after="20" w:before="0"/>
             </w:pPr>
-            <w:hyperlink w:history="1" r:id="rIdwhzl2bpfoma-kzuevmosi">
+            <w:hyperlink w:history="1" r:id="rIds88f6xkh92_3w6mofkcbe">
               <w:r>
                 <w:rPr>
                   <w:rFonts w:ascii="Arial" w:cs="Arial" w:eastAsia="Arial" w:hAnsi="Arial"/>
@@ -18767,7 +19073,7 @@
                   <w:szCs w:val="16"/>
                   <w:u w:val="single" w:color="2E75B6"/>
                 </w:rPr>
-                <w:t xml:space="preserve">Pythagorean Theorem for Solving Right Triangles (Flexbook)</w:t>
+                <w:t xml:space="preserve">Vector Addition (Flexbook)</w:t>
               </w:r>
             </w:hyperlink>
           </w:p>
@@ -18791,313 +19097,7 @@
               <w:spacing w:after="10" w:before="0"/>
               <w:ind w:left="120"/>
             </w:pPr>
-            <w:hyperlink w:history="1" r:id="rIdu8rf-4nrh6tc5uzgidzmu">
-              <w:r>
-                <w:rPr>
-                  <w:rFonts w:ascii="Arial" w:cs="Arial" w:eastAsia="Arial" w:hAnsi="Arial"/>
-                  <w:color w:val="595959"/>
-                  <w:sz w:val="14"/>
-                  <w:szCs w:val="14"/>
-                  <w:u w:val="single" w:color="595959"/>
-                </w:rPr>
-                <w:t xml:space="preserve">🔍 Search ARES for similar readings</w:t>
-              </w:r>
-            </w:hyperlink>
-          </w:p>
-        </w:tc>
-        <w:tc>
-          <w:tcPr>
-            <w:tcW w:type="dxa" w:w="3040"/>
-            <w:shd w:fill="FFFFFF" w:color="auto" w:val="clear"/>
-            <w:tcMar>
-              <w:top w:type="dxa" w:w="60"/>
-              <w:left w:type="dxa" w:w="120"/>
-              <w:bottom w:type="dxa" w:w="60"/>
-              <w:right w:type="dxa" w:w="120"/>
-            </w:tcMar>
-            <w:vAlign w:val="top"/>
-          </w:tcPr>
-          <w:p>
-            <w:pPr>
-              <w:spacing w:after="40" w:before="0"/>
-              <w:jc w:val="left"/>
-            </w:pPr>
-            <w:r>
-              <w:rPr>
-                <w:rFonts w:ascii="Arial" w:cs="Arial" w:eastAsia="Arial" w:hAnsi="Arial"/>
-                <w:b w:val="false"/>
-                <w:bCs w:val="false"/>
-                <w:i w:val="false"/>
-                <w:iCs w:val="false"/>
-                <w:color w:val="000000"/>
-                <w:sz w:val="18"/>
-                <w:szCs w:val="18"/>
-              </w:rPr>
-              <w:t xml:space="preserve">Each learner pair receives two sticky notes. On the first (green), they write one thing they can now answer about the ferry's journey that they could not answer at the start of the lesson. On the second (orange), they write one remaining question about the ferry's journey — something they still want to know. Pairs walk to the class Driving Question Board and post their notes in the correct columns: 'We Now Know' (green) and 'We Still Wonder' (orange). The class does a 2-minute silent gallery walk of all new postings. The teacher then reads 3 selected 'We Still Wonder' notes aloud and says: 'We know the ferry travelled approximately 64.6 km. We know how far. But do we know in which exact direction it landed? That is our next question — and it is the question Lesson 7 will answer.' The teacher physically circles the 'direction/bearing' sticky notes on the DQB.</w:t>
-            </w:r>
-          </w:p>
-        </w:tc>
-        <w:tc>
-          <w:tcPr>
-            <w:tcW w:type="dxa" w:w="3040"/>
-            <w:shd w:fill="F2F2F2" w:color="auto" w:val="clear"/>
-            <w:tcMar>
-              <w:top w:type="dxa" w:w="60"/>
-              <w:left w:type="dxa" w:w="120"/>
-              <w:bottom w:type="dxa" w:w="60"/>
-              <w:right w:type="dxa" w:w="120"/>
-            </w:tcMar>
-            <w:vAlign w:val="top"/>
-          </w:tcPr>
-          <w:p>
-            <w:pPr>
-              <w:spacing w:after="40" w:before="0"/>
-              <w:jc w:val="left"/>
-            </w:pPr>
-            <w:r>
-              <w:rPr>
-                <w:rFonts w:ascii="Arial" w:cs="Arial" w:eastAsia="Arial" w:hAnsi="Arial"/>
-                <w:b w:val="false"/>
-                <w:bCs w:val="false"/>
-                <w:i w:val="false"/>
-                <w:iCs w:val="false"/>
-                <w:color w:val="000000"/>
-                <w:sz w:val="18"/>
-                <w:szCs w:val="18"/>
-              </w:rPr>
-              <w:t xml:space="preserve">Distribute sticky notes. SAY: 'You now know how far the ferry really travelled. Update the board — be specific. Do not write 'I learned Pythagoras.' Write what the magnitude of the ferry's resultant vector actually is and what it means for the passengers.' Give 3 minutes for writing. Supervise the posting — ensure learners read at least two other pairs' green notes before returning to their seats. Read 3 orange 'wonder' notes aloud: choose one that mentions direction, one that mentions how to fix the ferry route, and one that raises any new idea. SAY: 'These orange notes are not gaps — they are the next steps in our mathematical journey. We are building toward the full answer to our driving question. Today we answered: how far. Lesson 7 answers: in which direction.'</w:t>
-            </w:r>
-          </w:p>
-        </w:tc>
-        <w:tc>
-          <w:tcPr>
-            <w:tcW w:type="dxa" w:w="3040"/>
-            <w:shd w:fill="FFFFFF" w:color="auto" w:val="clear"/>
-            <w:tcMar>
-              <w:top w:type="dxa" w:w="60"/>
-              <w:left w:type="dxa" w:w="120"/>
-              <w:bottom w:type="dxa" w:w="60"/>
-              <w:right w:type="dxa" w:w="120"/>
-            </w:tcMar>
-            <w:vAlign w:val="top"/>
-          </w:tcPr>
-          <w:p>
-            <w:pPr>
-              <w:spacing w:after="40" w:before="0"/>
-              <w:jc w:val="left"/>
-            </w:pPr>
-            <w:r>
-              <w:rPr>
-                <w:rFonts w:ascii="Arial" w:cs="Arial" w:eastAsia="Arial" w:hAnsi="Arial"/>
-                <w:b w:val="false"/>
-                <w:bCs w:val="false"/>
-                <w:i w:val="false"/>
-                <w:iCs w:val="false"/>
-                <w:color w:val="000000"/>
-                <w:sz w:val="18"/>
-                <w:szCs w:val="18"/>
-              </w:rPr>
-              <w:t xml:space="preserve">Driving Question Board — Cumulative Knowledge Tracking: the DQB functions as a public, living document of the class's growing understanding. By requiring specific rather than generic green-note responses, the teacher ensures learners articulate the lesson's core concept in their own words, reinforcing retention. The orange notes preview Lesson 7 authentically, so the next lesson begins with genuine student-generated curiosity rather than a teacher-imposed transition.</w:t>
-            </w:r>
-          </w:p>
-        </w:tc>
-        <w:tc>
-          <w:tcPr>
-            <w:tcW w:type="dxa" w:w="3040"/>
-            <w:shd w:fill="F2F2F2" w:color="auto" w:val="clear"/>
-            <w:tcMar>
-              <w:top w:type="dxa" w:w="60"/>
-              <w:left w:type="dxa" w:w="120"/>
-              <w:bottom w:type="dxa" w:w="60"/>
-              <w:right w:type="dxa" w:w="120"/>
-            </w:tcMar>
-            <w:vAlign w:val="top"/>
-          </w:tcPr>
-          <w:p>
-            <w:pPr>
-              <w:spacing w:after="40" w:before="0"/>
-              <w:jc w:val="left"/>
-            </w:pPr>
-            <w:r>
-              <w:rPr>
-                <w:rFonts w:ascii="Arial" w:cs="Arial" w:eastAsia="Arial" w:hAnsi="Arial"/>
-                <w:b w:val="false"/>
-                <w:bCs w:val="false"/>
-                <w:i w:val="false"/>
-                <w:iCs w:val="false"/>
-                <w:color w:val="000000"/>
-                <w:sz w:val="18"/>
-                <w:szCs w:val="18"/>
-              </w:rPr>
-              <w:t xml:space="preserve">Observable indicator: green sticky notes must reference either a number (e.g., '≈ 64.6 km' or '21.5 km/h') or the words 'magnitude' and 'Pythagorean theorem' to be considered complete. Any note that only says 'vectors add' or 'Pythagoras is used' is flagged by the teacher during the gallery walk with a quiet prompt: 'Can you be more specific — what number did you calculate for the ferry?'</w:t>
-            </w:r>
-          </w:p>
-        </w:tc>
-      </w:tr>
-      <w:tr>
-        <w:tc>
-          <w:tcPr>
-            <w:tcW w:type="dxa" w:w="1520"/>
-            <w:shd w:fill="D5E8F0" w:color="auto" w:val="clear"/>
-            <w:tcMar>
-              <w:top w:type="dxa" w:w="60"/>
-              <w:left w:type="dxa" w:w="120"/>
-              <w:bottom w:type="dxa" w:w="60"/>
-              <w:right w:type="dxa" w:w="120"/>
-            </w:tcMar>
-            <w:vAlign w:val="top"/>
-          </w:tcPr>
-          <w:p>
-            <w:pPr>
-              <w:spacing w:after="40" w:before="0"/>
-              <w:jc w:val="left"/>
-            </w:pPr>
-            <w:r>
-              <w:rPr>
-                <w:rFonts w:ascii="Arial" w:cs="Arial" w:eastAsia="Arial" w:hAnsi="Arial"/>
-                <w:b/>
-                <w:bCs/>
-                <w:i w:val="false"/>
-                <w:iCs w:val="false"/>
-                <w:color w:val="000000"/>
-                <w:sz w:val="18"/>
-                <w:szCs w:val="18"/>
-              </w:rPr>
-              <w:t xml:space="preserve">Model Building Phase</w:t>
-            </w:r>
-          </w:p>
-          <w:p>
-            <w:pPr>
-              <w:spacing w:after="20" w:before="0"/>
-            </w:pPr>
-            <w:r>
-              <w:rPr>
-                <w:rFonts w:ascii="Arial" w:cs="Arial" w:eastAsia="Arial" w:hAnsi="Arial"/>
-                <w:b/>
-                <w:bCs/>
-                <w:color w:val="1F3864"/>
-                <w:sz w:val="16"/>
-                <w:szCs w:val="16"/>
-              </w:rPr>
-              <w:t xml:space="preserve">📹 VIDEO:</w:t>
-            </w:r>
-          </w:p>
-          <w:p>
-            <w:pPr>
-              <w:spacing w:after="20" w:before="0"/>
-            </w:pPr>
-            <w:hyperlink w:history="1" r:id="rIdz1necx0whp3-jzfobuwwf">
-              <w:r>
-                <w:rPr>
-                  <w:rFonts w:ascii="Arial" w:cs="Arial" w:eastAsia="Arial" w:hAnsi="Arial"/>
-                  <w:color w:val="2E75B6"/>
-                  <w:sz w:val="16"/>
-                  <w:szCs w:val="16"/>
-                  <w:u w:val="single" w:color="2E75B6"/>
-                </w:rPr>
-                <w:t xml:space="preserve">Vector components from magnitude &amp; direction</w:t>
-              </w:r>
-            </w:hyperlink>
-          </w:p>
-          <w:p>
-            <w:pPr>
-              <w:spacing w:after="10" w:before="0"/>
-              <w:ind w:left="120"/>
-            </w:pPr>
-            <w:r>
-              <w:rPr>
-                <w:rFonts w:ascii="Arial" w:cs="Arial" w:eastAsia="Arial" w:hAnsi="Arial"/>
-                <w:color w:val="595959"/>
-                <w:sz w:val="14"/>
-                <w:szCs w:val="14"/>
-              </w:rPr>
-              <w:t xml:space="preserve">Source: Khan Academy (English - US curriculum)</w:t>
-            </w:r>
-          </w:p>
-          <w:p>
-            <w:pPr>
-              <w:spacing w:after="10" w:before="0"/>
-              <w:ind w:left="120"/>
-            </w:pPr>
-            <w:hyperlink w:history="1" r:id="rIdze2rt5fhokx7cvkj4clfj">
-              <w:r>
-                <w:rPr>
-                  <w:rFonts w:ascii="Arial" w:cs="Arial" w:eastAsia="Arial" w:hAnsi="Arial"/>
-                  <w:color w:val="595959"/>
-                  <w:sz w:val="14"/>
-                  <w:szCs w:val="14"/>
-                  <w:u w:val="single" w:color="595959"/>
-                </w:rPr>
-                <w:t xml:space="preserve">🔍 Search ARES for similar videos</w:t>
-              </w:r>
-            </w:hyperlink>
-          </w:p>
-          <w:p>
-            <w:pPr>
-              <w:spacing w:after="40" w:before="0"/>
-            </w:pPr>
-            <w:r>
-              <w:rPr>
-                <w:sz w:val="14"/>
-                <w:szCs w:val="14"/>
-              </w:rPr>
-              <w:t xml:space="preserve"/>
-            </w:r>
-          </w:p>
-          <w:p>
-            <w:pPr>
-              <w:spacing w:after="20" w:before="0"/>
-            </w:pPr>
-            <w:r>
-              <w:rPr>
-                <w:rFonts w:ascii="Arial" w:cs="Arial" w:eastAsia="Arial" w:hAnsi="Arial"/>
-                <w:b/>
-                <w:bCs/>
-                <w:color w:val="1F3864"/>
-                <w:sz w:val="16"/>
-                <w:szCs w:val="16"/>
-              </w:rPr>
-              <w:t xml:space="preserve">📖 EXERCISE:</w:t>
-            </w:r>
-          </w:p>
-          <w:p>
-            <w:pPr>
-              <w:spacing w:after="20" w:before="0"/>
-            </w:pPr>
-            <w:hyperlink w:history="1" r:id="rIdenc7vpz8gkenyfjvjcxcy">
-              <w:r>
-                <w:rPr>
-                  <w:rFonts w:ascii="Arial" w:cs="Arial" w:eastAsia="Arial" w:hAnsi="Arial"/>
-                  <w:color w:val="2E75B6"/>
-                  <w:sz w:val="16"/>
-                  <w:szCs w:val="16"/>
-                  <w:u w:val="single" w:color="2E75B6"/>
-                </w:rPr>
-                <w:t xml:space="preserve">Pythagorean Theorem for Solving Right Triangles Practice</w:t>
-              </w:r>
-            </w:hyperlink>
-          </w:p>
-          <w:p>
-            <w:pPr>
-              <w:spacing w:after="10" w:before="0"/>
-              <w:ind w:left="120"/>
-            </w:pPr>
-            <w:r>
-              <w:rPr>
-                <w:rFonts w:ascii="Arial" w:cs="Arial" w:eastAsia="Arial" w:hAnsi="Arial"/>
-                <w:color w:val="595959"/>
-                <w:sz w:val="14"/>
-                <w:szCs w:val="14"/>
-              </w:rPr>
-              <w:t xml:space="preserve">Source: CK-12</w:t>
-            </w:r>
-          </w:p>
-          <w:p>
-            <w:pPr>
-              <w:spacing w:after="10" w:before="0"/>
-              <w:ind w:left="120"/>
-            </w:pPr>
-            <w:hyperlink w:history="1" r:id="rIdhezu_vjxjfinufmgqffyo">
+            <w:hyperlink w:history="1" r:id="rIdcguzyp6aycdxrwtccuaja">
               <w:r>
                 <w:rPr>
                   <w:rFonts w:ascii="Arial" w:cs="Arial" w:eastAsia="Arial" w:hAnsi="Arial"/>
@@ -20584,7 +20584,7 @@
             <w:pPr>
               <w:spacing w:after="20" w:before="0"/>
             </w:pPr>
-            <w:hyperlink w:history="1" r:id="rIdiatrlbs3ojfztewcqveeg">
+            <w:hyperlink w:history="1" r:id="rIdfwx69wzjdj5_t2ufhy_q9">
               <w:r>
                 <w:rPr>
                   <w:rFonts w:ascii="Arial" w:cs="Arial" w:eastAsia="Arial" w:hAnsi="Arial"/>
@@ -20617,7 +20617,7 @@
               <w:spacing w:after="10" w:before="0"/>
               <w:ind w:left="120"/>
             </w:pPr>
-            <w:hyperlink w:history="1" r:id="rIdkkphqpo9wzy680kqlgcob">
+            <w:hyperlink w:history="1" r:id="rId1luea17bllplrpqrw-myp">
               <w:r>
                 <w:rPr>
                   <w:rFonts w:ascii="Arial" w:cs="Arial" w:eastAsia="Arial" w:hAnsi="Arial"/>
@@ -20662,7 +20662,7 @@
             <w:pPr>
               <w:spacing w:after="20" w:before="0"/>
             </w:pPr>
-            <w:hyperlink w:history="1" r:id="rId_2kywdawhfu_h68wp5phw">
+            <w:hyperlink w:history="1" r:id="rIdx01xup5n_seysoufzzpsb">
               <w:r>
                 <w:rPr>
                   <w:rFonts w:ascii="Arial" w:cs="Arial" w:eastAsia="Arial" w:hAnsi="Arial"/>
@@ -20695,7 +20695,7 @@
               <w:spacing w:after="10" w:before="0"/>
               <w:ind w:left="120"/>
             </w:pPr>
-            <w:hyperlink w:history="1" r:id="rIdrc2phkxfqd5r8dcj3okhq">
+            <w:hyperlink w:history="1" r:id="rIdhs1frygnhnl550k48pbd7">
               <w:r>
                 <w:rPr>
                   <w:rFonts w:ascii="Arial" w:cs="Arial" w:eastAsia="Arial" w:hAnsi="Arial"/>
@@ -20890,7 +20890,313 @@
             <w:pPr>
               <w:spacing w:after="20" w:before="0"/>
             </w:pPr>
-            <w:hyperlink w:history="1" r:id="rIdth1lot0mjqthjdov8ffxl">
+            <w:hyperlink w:history="1" r:id="rIdk9ypr9tujugoj4g9osd0s">
+              <w:r>
+                <w:rPr>
+                  <w:rFonts w:ascii="Arial" w:cs="Arial" w:eastAsia="Arial" w:hAnsi="Arial"/>
+                  <w:color w:val="2E75B6"/>
+                  <w:sz w:val="16"/>
+                  <w:szCs w:val="16"/>
+                  <w:u w:val="single" w:color="2E75B6"/>
+                </w:rPr>
+                <w:t xml:space="preserve">Intro to vectors and scalars</w:t>
+              </w:r>
+            </w:hyperlink>
+          </w:p>
+          <w:p>
+            <w:pPr>
+              <w:spacing w:after="10" w:before="0"/>
+              <w:ind w:left="120"/>
+            </w:pPr>
+            <w:r>
+              <w:rPr>
+                <w:rFonts w:ascii="Arial" w:cs="Arial" w:eastAsia="Arial" w:hAnsi="Arial"/>
+                <w:color w:val="595959"/>
+                <w:sz w:val="14"/>
+                <w:szCs w:val="14"/>
+              </w:rPr>
+              <w:t xml:space="preserve">Source: Khan Academy (English - US curriculum)</w:t>
+            </w:r>
+          </w:p>
+          <w:p>
+            <w:pPr>
+              <w:spacing w:after="10" w:before="0"/>
+              <w:ind w:left="120"/>
+            </w:pPr>
+            <w:hyperlink w:history="1" r:id="rIdnuyu7v2s8otlxj2x5lgne">
+              <w:r>
+                <w:rPr>
+                  <w:rFonts w:ascii="Arial" w:cs="Arial" w:eastAsia="Arial" w:hAnsi="Arial"/>
+                  <w:color w:val="595959"/>
+                  <w:sz w:val="14"/>
+                  <w:szCs w:val="14"/>
+                  <w:u w:val="single" w:color="595959"/>
+                </w:rPr>
+                <w:t xml:space="preserve">🔍 Search ARES for similar videos</w:t>
+              </w:r>
+            </w:hyperlink>
+          </w:p>
+          <w:p>
+            <w:pPr>
+              <w:spacing w:after="40" w:before="0"/>
+            </w:pPr>
+            <w:r>
+              <w:rPr>
+                <w:sz w:val="14"/>
+                <w:szCs w:val="14"/>
+              </w:rPr>
+              <w:t xml:space="preserve"/>
+            </w:r>
+          </w:p>
+          <w:p>
+            <w:pPr>
+              <w:spacing w:after="20" w:before="0"/>
+            </w:pPr>
+            <w:r>
+              <w:rPr>
+                <w:rFonts w:ascii="Arial" w:cs="Arial" w:eastAsia="Arial" w:hAnsi="Arial"/>
+                <w:b/>
+                <w:bCs/>
+                <w:color w:val="1F3864"/>
+                <w:sz w:val="16"/>
+                <w:szCs w:val="16"/>
+              </w:rPr>
+              <w:t xml:space="preserve">📖 HTML:</w:t>
+            </w:r>
+          </w:p>
+          <w:p>
+            <w:pPr>
+              <w:spacing w:after="20" w:before="0"/>
+            </w:pPr>
+            <w:hyperlink w:history="1" r:id="rIdpcliihx47weod1xwknmge">
+              <w:r>
+                <w:rPr>
+                  <w:rFonts w:ascii="Arial" w:cs="Arial" w:eastAsia="Arial" w:hAnsi="Arial"/>
+                  <w:color w:val="2E75B6"/>
+                  <w:sz w:val="16"/>
+                  <w:szCs w:val="16"/>
+                  <w:u w:val="single" w:color="2E75B6"/>
+                </w:rPr>
+                <w:t xml:space="preserve">Vector Addition (Flexbook)</w:t>
+              </w:r>
+            </w:hyperlink>
+          </w:p>
+          <w:p>
+            <w:pPr>
+              <w:spacing w:after="10" w:before="0"/>
+              <w:ind w:left="120"/>
+            </w:pPr>
+            <w:r>
+              <w:rPr>
+                <w:rFonts w:ascii="Arial" w:cs="Arial" w:eastAsia="Arial" w:hAnsi="Arial"/>
+                <w:color w:val="595959"/>
+                <w:sz w:val="14"/>
+                <w:szCs w:val="14"/>
+              </w:rPr>
+              <w:t xml:space="preserve">Source: CK-12</w:t>
+            </w:r>
+          </w:p>
+          <w:p>
+            <w:pPr>
+              <w:spacing w:after="10" w:before="0"/>
+              <w:ind w:left="120"/>
+            </w:pPr>
+            <w:hyperlink w:history="1" r:id="rIdswuvw5iww8sgwxjitzutc">
+              <w:r>
+                <w:rPr>
+                  <w:rFonts w:ascii="Arial" w:cs="Arial" w:eastAsia="Arial" w:hAnsi="Arial"/>
+                  <w:color w:val="595959"/>
+                  <w:sz w:val="14"/>
+                  <w:szCs w:val="14"/>
+                  <w:u w:val="single" w:color="595959"/>
+                </w:rPr>
+                <w:t xml:space="preserve">🔍 Search ARES for similar readings</w:t>
+              </w:r>
+            </w:hyperlink>
+          </w:p>
+        </w:tc>
+        <w:tc>
+          <w:tcPr>
+            <w:tcW w:type="dxa" w:w="3040"/>
+            <w:shd w:fill="FFFFFF" w:color="auto" w:val="clear"/>
+            <w:tcMar>
+              <w:top w:type="dxa" w:w="60"/>
+              <w:left w:type="dxa" w:w="120"/>
+              <w:bottom w:type="dxa" w:w="60"/>
+              <w:right w:type="dxa" w:w="120"/>
+            </w:tcMar>
+            <w:vAlign w:val="top"/>
+          </w:tcPr>
+          <w:p>
+            <w:pPr>
+              <w:spacing w:after="40" w:before="0"/>
+              <w:jc w:val="left"/>
+            </w:pPr>
+            <w:r>
+              <w:rPr>
+                <w:rFonts w:ascii="Arial" w:cs="Arial" w:eastAsia="Arial" w:hAnsi="Arial"/>
+                <w:b w:val="false"/>
+                <w:bCs w:val="false"/>
+                <w:i w:val="false"/>
+                <w:iCs w:val="false"/>
+                <w:color w:val="000000"/>
+                <w:sz w:val="18"/>
+                <w:szCs w:val="18"/>
+              </w:rPr>
+              <w:t xml:space="preserve">Students work in pairs to gather vector evidence. Using the three ports K(0,0), B(4,2), M(8,4), each pair: (1) Calculates vector KB = B − K and vector KM = M − K. (2) Checks whether KM = n × KB for some scalar n. (3) Draws both vectors on their grid, starting from K, and observes whether they lie along the same straight line. They then receive a second set of points — ports P(1,3), Q(3,7), R(5,10) — and repeat the test. Students record their vector calculations and conclusions in a structured evidence table with columns: [Points | Vector 1 | Vector 2 | Scalar multiple? | Collinear?]. A short worked example of scalar multiple testing (using a Nairobi–Nakuru–Eldoret road analogy) is displayed on the board for reference.</w:t>
+            </w:r>
+          </w:p>
+        </w:tc>
+        <w:tc>
+          <w:tcPr>
+            <w:tcW w:type="dxa" w:w="3040"/>
+            <w:shd w:fill="F2F2F2" w:color="auto" w:val="clear"/>
+            <w:tcMar>
+              <w:top w:type="dxa" w:w="60"/>
+              <w:left w:type="dxa" w:w="120"/>
+              <w:bottom w:type="dxa" w:w="60"/>
+              <w:right w:type="dxa" w:w="120"/>
+            </w:tcMar>
+            <w:vAlign w:val="top"/>
+          </w:tcPr>
+          <w:p>
+            <w:pPr>
+              <w:spacing w:after="40" w:before="0"/>
+              <w:jc w:val="left"/>
+            </w:pPr>
+            <w:r>
+              <w:rPr>
+                <w:rFonts w:ascii="Arial" w:cs="Arial" w:eastAsia="Arial" w:hAnsi="Arial"/>
+                <w:b w:val="false"/>
+                <w:bCs w:val="false"/>
+                <w:i w:val="false"/>
+                <w:iCs w:val="false"/>
+                <w:color w:val="000000"/>
+                <w:sz w:val="18"/>
+                <w:szCs w:val="18"/>
+              </w:rPr>
+              <w:t xml:space="preserve">Distribute grid paper and the structured evidence table (pre-printed or drawn on board for copying). Say: 'Your job right now is to be mathematical detectives. You are going to calculate two vectors from Kisumu — one to Kendu Bay, one to Mbita — and then ask: is one of these vectors just a stretched or shrunk version of the other? That relationship has a name: scalar multiple. If vector KM equals some number times vector KB, then those points are collinear.' [Allow 12 minutes for pair work on the first set of points. Circulate — observe written calculations, not just answers.] After 12 minutes, cold-call 2 pairs to share their working for the first set. Say: 'Show us your calculation step by step — not just the answer.' [Allow 10 seconds WAIT TIME before accepting responses.] Say: 'Now try the second set of ports — P, Q, R. Are these three ports collinear? Use the same method. You have 8 minutes.' [Circulate and listen for students who test only one pair of vectors — prompt: 'Is it enough to check only KB and KM? What if you also checked BM?'] Cold-call 1 pair for the second set. Ask: 'What was your conclusion, and how confident are you in it?'</w:t>
+            </w:r>
+          </w:p>
+        </w:tc>
+        <w:tc>
+          <w:tcPr>
+            <w:tcW w:type="dxa" w:w="3040"/>
+            <w:shd w:fill="FFFFFF" w:color="auto" w:val="clear"/>
+            <w:tcMar>
+              <w:top w:type="dxa" w:w="60"/>
+              <w:left w:type="dxa" w:w="120"/>
+              <w:bottom w:type="dxa" w:w="60"/>
+              <w:right w:type="dxa" w:w="120"/>
+            </w:tcMar>
+            <w:vAlign w:val="top"/>
+          </w:tcPr>
+          <w:p>
+            <w:pPr>
+              <w:spacing w:after="40" w:before="0"/>
+              <w:jc w:val="left"/>
+            </w:pPr>
+            <w:r>
+              <w:rPr>
+                <w:rFonts w:ascii="Arial" w:cs="Arial" w:eastAsia="Arial" w:hAnsi="Arial"/>
+                <w:b w:val="false"/>
+                <w:bCs w:val="false"/>
+                <w:i w:val="false"/>
+                <w:iCs w:val="false"/>
+                <w:color w:val="000000"/>
+                <w:sz w:val="18"/>
+                <w:szCs w:val="18"/>
+              </w:rPr>
+              <w:t xml:space="preserve">Structured Evidence Table with Guided Inquiry. Naming the sensemaking strategy: Comparative Case Analysis. Students investigate two cases — one collinear, one non-collinear — side by side. Comparing the two cases makes the defining feature (scalar multiple relationship) visible by contrast, which is far more powerful than studying a single example in isolation. The Nairobi–Nakuru–Eldoret road analogy grounds the abstract idea in a familiar Kenyan context of straight-road travel.</w:t>
+            </w:r>
+          </w:p>
+        </w:tc>
+        <w:tc>
+          <w:tcPr>
+            <w:tcW w:type="dxa" w:w="3040"/>
+            <w:shd w:fill="F2F2F2" w:color="auto" w:val="clear"/>
+            <w:tcMar>
+              <w:top w:type="dxa" w:w="60"/>
+              <w:left w:type="dxa" w:w="120"/>
+              <w:bottom w:type="dxa" w:w="60"/>
+              <w:right w:type="dxa" w:w="120"/>
+            </w:tcMar>
+            <w:vAlign w:val="top"/>
+          </w:tcPr>
+          <w:p>
+            <w:pPr>
+              <w:spacing w:after="40" w:before="0"/>
+              <w:jc w:val="left"/>
+            </w:pPr>
+            <w:r>
+              <w:rPr>
+                <w:rFonts w:ascii="Arial" w:cs="Arial" w:eastAsia="Arial" w:hAnsi="Arial"/>
+                <w:b w:val="false"/>
+                <w:bCs w:val="false"/>
+                <w:i w:val="false"/>
+                <w:iCs w:val="false"/>
+                <w:color w:val="000000"/>
+                <w:sz w:val="18"/>
+                <w:szCs w:val="18"/>
+              </w:rPr>
+              <w:t xml:space="preserve">Observable indicators: (1) Students correctly compute KB = (4,2) and KM = (8,4) and identify KM = 2·KB, concluding collinearity. (2) For P, Q, R: students compute PQ = (2,4) and PR = (4,7); PR ≠ 2·PQ (since (4,7) ≠ 2×(2,4) = (4,8)), so P, Q, R are NOT collinear — students who reach this conclusion correctly are on track. (3) Watch for the common error of testing only magnitudes without checking direction components separately — address this explicitly if observed in more than 2 pairs.</w:t>
+            </w:r>
+          </w:p>
+        </w:tc>
+      </w:tr>
+      <w:tr>
+        <w:tc>
+          <w:tcPr>
+            <w:tcW w:type="dxa" w:w="1520"/>
+            <w:shd w:fill="E2EFDA" w:color="auto" w:val="clear"/>
+            <w:tcMar>
+              <w:top w:type="dxa" w:w="60"/>
+              <w:left w:type="dxa" w:w="120"/>
+              <w:bottom w:type="dxa" w:w="60"/>
+              <w:right w:type="dxa" w:w="120"/>
+            </w:tcMar>
+            <w:vAlign w:val="top"/>
+          </w:tcPr>
+          <w:p>
+            <w:pPr>
+              <w:spacing w:after="40" w:before="0"/>
+              <w:jc w:val="left"/>
+            </w:pPr>
+            <w:r>
+              <w:rPr>
+                <w:rFonts w:ascii="Arial" w:cs="Arial" w:eastAsia="Arial" w:hAnsi="Arial"/>
+                <w:b/>
+                <w:bCs/>
+                <w:i w:val="false"/>
+                <w:iCs w:val="false"/>
+                <w:color w:val="000000"/>
+                <w:sz w:val="18"/>
+                <w:szCs w:val="18"/>
+              </w:rPr>
+              <w:t xml:space="preserve">Explain Phase</w:t>
+            </w:r>
+          </w:p>
+          <w:p>
+            <w:pPr>
+              <w:spacing w:after="20" w:before="0"/>
+            </w:pPr>
+            <w:r>
+              <w:rPr>
+                <w:rFonts w:ascii="Arial" w:cs="Arial" w:eastAsia="Arial" w:hAnsi="Arial"/>
+                <w:b/>
+                <w:bCs/>
+                <w:color w:val="1F3864"/>
+                <w:sz w:val="16"/>
+                <w:szCs w:val="16"/>
+              </w:rPr>
+              <w:t xml:space="preserve">📹 VIDEO:</w:t>
+            </w:r>
+          </w:p>
+          <w:p>
+            <w:pPr>
+              <w:spacing w:after="20" w:before="0"/>
+            </w:pPr>
+            <w:hyperlink w:history="1" r:id="rIdyxqbgfrsw4xbi6x7qy3wv">
               <w:r>
                 <w:rPr>
                   <w:rFonts w:ascii="Arial" w:cs="Arial" w:eastAsia="Arial" w:hAnsi="Arial"/>
@@ -20923,7 +21229,7 @@
               <w:spacing w:after="10" w:before="0"/>
               <w:ind w:left="120"/>
             </w:pPr>
-            <w:hyperlink w:history="1" r:id="rIdcgylz-ftgcusj_9jos_vf">
+            <w:hyperlink w:history="1" r:id="rIdym_8cpdl71tozfles_usx">
               <w:r>
                 <w:rPr>
                   <w:rFonts w:ascii="Arial" w:cs="Arial" w:eastAsia="Arial" w:hAnsi="Arial"/>
@@ -20961,14 +21267,14 @@
                 <w:sz w:val="16"/>
                 <w:szCs w:val="16"/>
               </w:rPr>
-              <w:t xml:space="preserve">📖 HTML:</w:t>
+              <w:t xml:space="preserve">📖 EXERCISE:</w:t>
             </w:r>
           </w:p>
           <w:p>
             <w:pPr>
               <w:spacing w:after="20" w:before="0"/>
             </w:pPr>
-            <w:hyperlink w:history="1" r:id="rIdlbnvb8pk5bepl21w38otc">
+            <w:hyperlink w:history="1" r:id="rId3h2hoa3p-yaeogq-olemv">
               <w:r>
                 <w:rPr>
                   <w:rFonts w:ascii="Arial" w:cs="Arial" w:eastAsia="Arial" w:hAnsi="Arial"/>
@@ -20977,7 +21283,7 @@
                   <w:szCs w:val="16"/>
                   <w:u w:val="single" w:color="2E75B6"/>
                 </w:rPr>
-                <w:t xml:space="preserve">Vector Addition (Flexbook)</w:t>
+                <w:t xml:space="preserve">Vector Addition Practice</w:t>
               </w:r>
             </w:hyperlink>
           </w:p>
@@ -21001,7 +21307,7 @@
               <w:spacing w:after="10" w:before="0"/>
               <w:ind w:left="120"/>
             </w:pPr>
-            <w:hyperlink w:history="1" r:id="rId6sp0kqjsvensgie6ty36o">
+            <w:hyperlink w:history="1" r:id="rIdhxpwv6boihyoy3nzpwabs">
               <w:r>
                 <w:rPr>
                   <w:rFonts w:ascii="Arial" w:cs="Arial" w:eastAsia="Arial" w:hAnsi="Arial"/>
@@ -21043,7 +21349,7 @@
                 <w:sz w:val="18"/>
                 <w:szCs w:val="18"/>
               </w:rPr>
-              <w:t xml:space="preserve">Students work in pairs to gather vector evidence. Using the three ports K(0,0), B(4,2), M(8,4), each pair: (1) Calculates vector KB = B − K and vector KM = M − K. (2) Checks whether KM = n × KB for some scalar n. (3) Draws both vectors on their grid, starting from K, and observes whether they lie along the same straight line. They then receive a second set of points — ports P(1,3), Q(3,7), R(5,10) — and repeat the test. Students record their vector calculations and conclusions in a structured evidence table with columns: [Points | Vector 1 | Vector 2 | Scalar multiple? | Collinear?]. A short worked example of scalar multiple testing (using a Nairobi–Nakuru–Eldoret road analogy) is displayed on the board for reference.</w:t>
+              <w:t xml:space="preserve">Students consolidate the collinearity test into a formal definition in their own words, then immediately extend it to vector chains. The teacher introduces the concept of a vector path: if the ferry travels Kisumu → Kendu Bay → Homa Bay → Mbita, the total displacement can be expressed as a chain: KM = KB + BH + HM. Students work individually on two tasks: (Task A) Given points A(2,1), B(5,7), C(8,13) — prove algebraically that A, B, C are collinear. (Task B) A ferry travels from Kisumu K(0,0) to Kendu Bay B(3,2), then to Homa Bay H(7,5), then to Mbita M(10,8). Express the total journey as a vector chain and calculate the single resultant displacement vector KM. Students then check: are K, B, H, M collinear?</w:t>
             </w:r>
           </w:p>
         </w:tc>
@@ -21075,7 +21381,7 @@
                 <w:sz w:val="18"/>
                 <w:szCs w:val="18"/>
               </w:rPr>
-              <w:t xml:space="preserve">Distribute grid paper and the structured evidence table (pre-printed or drawn on board for copying). Say: 'Your job right now is to be mathematical detectives. You are going to calculate two vectors from Kisumu — one to Kendu Bay, one to Mbita — and then ask: is one of these vectors just a stretched or shrunk version of the other? That relationship has a name: scalar multiple. If vector KM equals some number times vector KB, then those points are collinear.' [Allow 12 minutes for pair work on the first set of points. Circulate — observe written calculations, not just answers.] After 12 minutes, cold-call 2 pairs to share their working for the first set. Say: 'Show us your calculation step by step — not just the answer.' [Allow 10 seconds WAIT TIME before accepting responses.] Say: 'Now try the second set of ports — P, Q, R. Are these three ports collinear? Use the same method. You have 8 minutes.' [Circulate and listen for students who test only one pair of vectors — prompt: 'Is it enough to check only KB and KM? What if you also checked BM?'] Cold-call 1 pair for the second set. Ask: 'What was your conclusion, and how confident are you in it?'</w:t>
+              <w:t xml:space="preserve">Open the Explain phase by asking the class: 'In your own words — not mine — what is the test for collinearity using vectors? Write one sentence.' [Allow 2 minutes silent writing. WAIT TIME: 15 seconds before cold-calling.] Cold-call 3 students. Write the best student-generated definition on the board with the student's name: 'Our class definition.' Then say: 'Now I want to introduce the idea of a vector chain — or vector path. Think about the ferry making multiple stops. Each leg of the journey is a separate vector. The total journey is all those vectors added end to end. This is called a vector chain.' [Write the general form on the board: Total vector = v1 + v2 + v3 + ...]  Say: 'Task A is about proving collinearity. Task B is about building and simplifying a vector chain — and then using your collinearity test on the result. Work individually. You have 15 minutes.' [Circulate — for Task A, look for students who correctly compute AB = (3,6) and AC = (6,12) and identify AC = 2·AB. For Task B, look for students who correctly add (3,2)+(4,3)+(3,3) = (10,8) and then test KB, KH, KM for collinearity.] After 15 minutes, facilitate a whole-class discussion: 'What did you find for Task B — is this a straight-line route for the ferry captain?' [WAIT TIME: 10 seconds.] Cold-call 2 students and ask them to justify their answer at the board.</w:t>
             </w:r>
           </w:p>
         </w:tc>
@@ -21107,7 +21413,7 @@
                 <w:sz w:val="18"/>
                 <w:szCs w:val="18"/>
               </w:rPr>
-              <w:t xml:space="preserve">Structured Evidence Table with Guided Inquiry. Naming the sensemaking strategy: Comparative Case Analysis. Students investigate two cases — one collinear, one non-collinear — side by side. Comparing the two cases makes the defining feature (scalar multiple relationship) visible by contrast, which is far more powerful than studying a single example in isolation. The Nairobi–Nakuru–Eldoret road analogy grounds the abstract idea in a familiar Kenyan context of straight-road travel.</w:t>
+              <w:t xml:space="preserve">Student-Generated Definition followed by Worked Application (Gradual Release). Naming the sensemaking strategy: Formalise–Apply–Reflect. Students first formalise the idea in their own language (personalising abstract knowledge), then immediately apply it in a novel navigational context (Task B), then reflect on whether the result is meaningful for the ferry captain. This sequence ensures conceptual understanding precedes procedural fluency — consistent with CBE's emphasis on competence over rote recall.</w:t>
             </w:r>
           </w:p>
         </w:tc>
@@ -21139,7 +21445,7 @@
                 <w:sz w:val="18"/>
                 <w:szCs w:val="18"/>
               </w:rPr>
-              <w:t xml:space="preserve">Observable indicators: (1) Students correctly compute KB = (4,2) and KM = (8,4) and identify KM = 2·KB, concluding collinearity. (2) For P, Q, R: students compute PQ = (2,4) and PR = (4,7); PR ≠ 2·PQ (since (4,7) ≠ 2×(2,4) = (4,8)), so P, Q, R are NOT collinear — students who reach this conclusion correctly are on track. (3) Watch for the common error of testing only magnitudes without checking direction components separately — address this explicitly if observed in more than 2 pairs.</w:t>
+              <w:t xml:space="preserve">Observable indicators: (1) Task A: Students show AB = (3,6), AC = (6,12), state AC = 2·AB, and write a clear conclusion: 'A, B, C are collinear.' (2) Task B: Students correctly compute the vector chain sum as (10,8) and test for collinearity of K, B, H, M. Award particular credit to students who recognise that if all intermediate points produce scalar multiples of the same base vector, the entire route is a straight line. (3) Misconception to watch: students who think a vector chain can only have two terms — prompt with: 'How many stops does the ferry make? How many vector arrows do you need?'</w:t>
             </w:r>
           </w:p>
         </w:tc>
@@ -21148,32 +21454,32 @@
         <w:tc>
           <w:tcPr>
             <w:tcW w:type="dxa" w:w="1520"/>
-            <w:shd w:fill="E2EFDA" w:color="auto" w:val="clear"/>
-            <w:tcMar>
-              <w:top w:type="dxa" w:w="60"/>
-              <w:left w:type="dxa" w:w="120"/>
-              <w:bottom w:type="dxa" w:w="60"/>
-              <w:right w:type="dxa" w:w="120"/>
-            </w:tcMar>
-            <w:vAlign w:val="top"/>
-          </w:tcPr>
-          <w:p>
-            <w:pPr>
-              <w:spacing w:after="40" w:before="0"/>
-              <w:jc w:val="left"/>
-            </w:pPr>
-            <w:r>
-              <w:rPr>
-                <w:rFonts w:ascii="Arial" w:cs="Arial" w:eastAsia="Arial" w:hAnsi="Arial"/>
-                <w:b/>
-                <w:bCs/>
-                <w:i w:val="false"/>
-                <w:iCs w:val="false"/>
-                <w:color w:val="000000"/>
-                <w:sz w:val="18"/>
-                <w:szCs w:val="18"/>
-              </w:rPr>
-              <w:t xml:space="preserve">Explain Phase</w:t>
+            <w:shd w:fill="FCE4D6" w:color="auto" w:val="clear"/>
+            <w:tcMar>
+              <w:top w:type="dxa" w:w="60"/>
+              <w:left w:type="dxa" w:w="120"/>
+              <w:bottom w:type="dxa" w:w="60"/>
+              <w:right w:type="dxa" w:w="120"/>
+            </w:tcMar>
+            <w:vAlign w:val="top"/>
+          </w:tcPr>
+          <w:p>
+            <w:pPr>
+              <w:spacing w:after="40" w:before="0"/>
+              <w:jc w:val="left"/>
+            </w:pPr>
+            <w:r>
+              <w:rPr>
+                <w:rFonts w:ascii="Arial" w:cs="Arial" w:eastAsia="Arial" w:hAnsi="Arial"/>
+                <w:b/>
+                <w:bCs/>
+                <w:i w:val="false"/>
+                <w:iCs w:val="false"/>
+                <w:color w:val="000000"/>
+                <w:sz w:val="18"/>
+                <w:szCs w:val="18"/>
+              </w:rPr>
+              <w:t xml:space="preserve">Driving Question Board (DQB) Creation</w:t>
             </w:r>
           </w:p>
           <w:p>
@@ -21196,7 +21502,7 @@
             <w:pPr>
               <w:spacing w:after="20" w:before="0"/>
             </w:pPr>
-            <w:hyperlink w:history="1" r:id="rIdo69pll70k_a6gfcjz0ybd">
+            <w:hyperlink w:history="1" r:id="rIdcb1g5oxwd5in_6cjhxgwt">
               <w:r>
                 <w:rPr>
                   <w:rFonts w:ascii="Arial" w:cs="Arial" w:eastAsia="Arial" w:hAnsi="Arial"/>
@@ -21229,7 +21535,7 @@
               <w:spacing w:after="10" w:before="0"/>
               <w:ind w:left="120"/>
             </w:pPr>
-            <w:hyperlink w:history="1" r:id="rId9ms9lhod1rtedo9wh2ljh">
+            <w:hyperlink w:history="1" r:id="rIdus7m8h9iv2bvm2wwyrbd1">
               <w:r>
                 <w:rPr>
                   <w:rFonts w:ascii="Arial" w:cs="Arial" w:eastAsia="Arial" w:hAnsi="Arial"/>
@@ -21267,14 +21573,14 @@
                 <w:sz w:val="16"/>
                 <w:szCs w:val="16"/>
               </w:rPr>
-              <w:t xml:space="preserve">📖 EXERCISE:</w:t>
+              <w:t xml:space="preserve">📖 HTML:</w:t>
             </w:r>
           </w:p>
           <w:p>
             <w:pPr>
               <w:spacing w:after="20" w:before="0"/>
             </w:pPr>
-            <w:hyperlink w:history="1" r:id="rIda1zu9bpzsqk4gbcm8vkmq">
+            <w:hyperlink w:history="1" r:id="rIdgwiuiaarygo3ulvm_a_gy">
               <w:r>
                 <w:rPr>
                   <w:rFonts w:ascii="Arial" w:cs="Arial" w:eastAsia="Arial" w:hAnsi="Arial"/>
@@ -21283,7 +21589,7 @@
                   <w:szCs w:val="16"/>
                   <w:u w:val="single" w:color="2E75B6"/>
                 </w:rPr>
-                <w:t xml:space="preserve">Vector Addition Practice</w:t>
+                <w:t xml:space="preserve">Vector Addition (PLIX)</w:t>
               </w:r>
             </w:hyperlink>
           </w:p>
@@ -21307,7 +21613,7 @@
               <w:spacing w:after="10" w:before="0"/>
               <w:ind w:left="120"/>
             </w:pPr>
-            <w:hyperlink w:history="1" r:id="rIdig1qr1_qafnq4te8zbunb">
+            <w:hyperlink w:history="1" r:id="rId8ok46mluq1d_be9j-pvpq">
               <w:r>
                 <w:rPr>
                   <w:rFonts w:ascii="Arial" w:cs="Arial" w:eastAsia="Arial" w:hAnsi="Arial"/>
@@ -21349,7 +21655,7 @@
                 <w:sz w:val="18"/>
                 <w:szCs w:val="18"/>
               </w:rPr>
-              <w:t xml:space="preserve">Students consolidate the collinearity test into a formal definition in their own words, then immediately extend it to vector chains. The teacher introduces the concept of a vector path: if the ferry travels Kisumu → Kendu Bay → Homa Bay → Mbita, the total displacement can be expressed as a chain: KM = KB + BH + HM. Students work individually on two tasks: (Task A) Given points A(2,1), B(5,7), C(8,13) — prove algebraically that A, B, C are collinear. (Task B) A ferry travels from Kisumu K(0,0) to Kendu Bay B(3,2), then to Homa Bay H(7,5), then to Mbita M(10,8). Express the total journey as a vector chain and calculate the single resultant displacement vector KM. Students then check: are K, B, H, M collinear?</w:t>
+              <w:t xml:space="preserve">Students return to the class Driving Question Board. They revisit the original question: 'Why did the Kisumu ferry miss Mbita — and how can mathematics give the captain the tools to always reach the right destination, no matter the current or wind?' Each student writes one sticky note (or a written card) responding to the prompt: 'What new mathematical tool did we gain today, and how does it help the captain plan a safe, correct route?' Students also update their personal DQB trackers — a two-column table titled 'What we now know' and 'What we still need to figure out.' The class notes that Lesson 8 (the final lesson) will synthesise all tools into a complete navigational plan for the captain.</w:t>
             </w:r>
           </w:p>
         </w:tc>
@@ -21381,7 +21687,7 @@
                 <w:sz w:val="18"/>
                 <w:szCs w:val="18"/>
               </w:rPr>
-              <w:t xml:space="preserve">Open the Explain phase by asking the class: 'In your own words — not mine — what is the test for collinearity using vectors? Write one sentence.' [Allow 2 minutes silent writing. WAIT TIME: 15 seconds before cold-calling.] Cold-call 3 students. Write the best student-generated definition on the board with the student's name: 'Our class definition.' Then say: 'Now I want to introduce the idea of a vector chain — or vector path. Think about the ferry making multiple stops. Each leg of the journey is a separate vector. The total journey is all those vectors added end to end. This is called a vector chain.' [Write the general form on the board: Total vector = v1 + v2 + v3 + ...]  Say: 'Task A is about proving collinearity. Task B is about building and simplifying a vector chain — and then using your collinearity test on the result. Work individually. You have 15 minutes.' [Circulate — for Task A, look for students who correctly compute AB = (3,6) and AC = (6,12) and identify AC = 2·AB. For Task B, look for students who correctly add (3,2)+(4,3)+(3,3) = (10,8) and then test KB, KH, KM for collinearity.] After 15 minutes, facilitate a whole-class discussion: 'What did you find for Task B — is this a straight-line route for the ferry captain?' [WAIT TIME: 10 seconds.] Cold-call 2 students and ask them to justify their answer at the board.</w:t>
+              <w:t xml:space="preserve">Direct students to the DQB. Say: 'Look at the question that started our entire unit. We have now spent seven lessons building a mathematical toolkit for that captain. Today we added two new tools: the collinearity test and the vector chain. Write on your sticky note: which of these tools helps the captain most, and why?' [Allow 4 minutes for individual writing. WAIT TIME before collecting.] Ask 3 students to read their sticky notes aloud and place them on the DQB. Then ask the whole class: 'What do we still NOT know that the captain needs?' [Accept 2–3 responses. Write unresolved questions in a designated 'Still wondering' column on the DQB.] Say: 'In Lesson 8, we bring everything together. By the end of that lesson, you will be able to give the captain a complete mathematical answer to every part of our driving question.'</w:t>
             </w:r>
           </w:p>
         </w:tc>
@@ -21413,7 +21719,7 @@
                 <w:sz w:val="18"/>
                 <w:szCs w:val="18"/>
               </w:rPr>
-              <w:t xml:space="preserve">Student-Generated Definition followed by Worked Application (Gradual Release). Naming the sensemaking strategy: Formalise–Apply–Reflect. Students first formalise the idea in their own language (personalising abstract knowledge), then immediately apply it in a novel navigational context (Task B), then reflect on whether the result is meaningful for the ferry captain. This sequence ensures conceptual understanding precedes procedural fluency — consistent with CBE's emphasis on competence over rote recall.</w:t>
+              <w:t xml:space="preserve">Driving Question Board Revisit with Personal Tracker Update. Naming the sensemaking strategy: Cumulative Storyline Mapping. Students explicitly connect today's new tools to the growing body of evidence accumulated across 7 lessons. By naming both what they now know and what remains unknown, students develop metacognitive awareness of their own learning trajectory — a core CBE competency. The public DQB also creates shared intellectual accountability across the class.</w:t>
             </w:r>
           </w:p>
         </w:tc>
@@ -21445,7 +21751,7 @@
                 <w:sz w:val="18"/>
                 <w:szCs w:val="18"/>
               </w:rPr>
-              <w:t xml:space="preserve">Observable indicators: (1) Task A: Students show AB = (3,6), AC = (6,12), state AC = 2·AB, and write a clear conclusion: 'A, B, C are collinear.' (2) Task B: Students correctly compute the vector chain sum as (10,8) and test for collinearity of K, B, H, M. Award particular credit to students who recognise that if all intermediate points produce scalar multiples of the same base vector, the entire route is a straight line. (3) Misconception to watch: students who think a vector chain can only have two terms — prompt with: 'How many stops does the ferry make? How many vector arrows do you need?'</w:t>
+              <w:t xml:space="preserve">Observable indicators: Students' sticky notes should explicitly name 'collinearity test' or 'vector chain' and connect it to the ferry scenario (e.g., 'The captain can check if three ports are on a straight path before sailing'). Students who write only a general statement ('we learned about vectors') without connecting to the phenomenon need additional prompting. The 'Still wondering' column should surface at least one genuine unresolved question (e.g., 'What if the route is not straight at all?' or 'How does the captain adjust for current on a multi-stop journey?') — these questions feed directly into Lesson 8.</w:t>
             </w:r>
           </w:p>
         </w:tc>
@@ -21454,32 +21760,32 @@
         <w:tc>
           <w:tcPr>
             <w:tcW w:type="dxa" w:w="1520"/>
-            <w:shd w:fill="FCE4D6" w:color="auto" w:val="clear"/>
-            <w:tcMar>
-              <w:top w:type="dxa" w:w="60"/>
-              <w:left w:type="dxa" w:w="120"/>
-              <w:bottom w:type="dxa" w:w="60"/>
-              <w:right w:type="dxa" w:w="120"/>
-            </w:tcMar>
-            <w:vAlign w:val="top"/>
-          </w:tcPr>
-          <w:p>
-            <w:pPr>
-              <w:spacing w:after="40" w:before="0"/>
-              <w:jc w:val="left"/>
-            </w:pPr>
-            <w:r>
-              <w:rPr>
-                <w:rFonts w:ascii="Arial" w:cs="Arial" w:eastAsia="Arial" w:hAnsi="Arial"/>
-                <w:b/>
-                <w:bCs/>
-                <w:i w:val="false"/>
-                <w:iCs w:val="false"/>
-                <w:color w:val="000000"/>
-                <w:sz w:val="18"/>
-                <w:szCs w:val="18"/>
-              </w:rPr>
-              <w:t xml:space="preserve">Driving Question Board (DQB) Creation</w:t>
+            <w:shd w:fill="D5E8F0" w:color="auto" w:val="clear"/>
+            <w:tcMar>
+              <w:top w:type="dxa" w:w="60"/>
+              <w:left w:type="dxa" w:w="120"/>
+              <w:bottom w:type="dxa" w:w="60"/>
+              <w:right w:type="dxa" w:w="120"/>
+            </w:tcMar>
+            <w:vAlign w:val="top"/>
+          </w:tcPr>
+          <w:p>
+            <w:pPr>
+              <w:spacing w:after="40" w:before="0"/>
+              <w:jc w:val="left"/>
+            </w:pPr>
+            <w:r>
+              <w:rPr>
+                <w:rFonts w:ascii="Arial" w:cs="Arial" w:eastAsia="Arial" w:hAnsi="Arial"/>
+                <w:b/>
+                <w:bCs/>
+                <w:i w:val="false"/>
+                <w:iCs w:val="false"/>
+                <w:color w:val="000000"/>
+                <w:sz w:val="18"/>
+                <w:szCs w:val="18"/>
+              </w:rPr>
+              <w:t xml:space="preserve">Model Building Phase</w:t>
             </w:r>
           </w:p>
           <w:p>
@@ -21502,7 +21808,7 @@
             <w:pPr>
               <w:spacing w:after="20" w:before="0"/>
             </w:pPr>
-            <w:hyperlink w:history="1" r:id="rIdy5uagnarxoiqzuzal064l">
+            <w:hyperlink w:history="1" r:id="rIdx3blrjyodr2tobgqr_tap">
               <w:r>
                 <w:rPr>
                   <w:rFonts w:ascii="Arial" w:cs="Arial" w:eastAsia="Arial" w:hAnsi="Arial"/>
@@ -21511,7 +21817,7 @@
                   <w:szCs w:val="16"/>
                   <w:u w:val="single" w:color="2E75B6"/>
                 </w:rPr>
-                <w:t xml:space="preserve">Intro to vectors and scalars</w:t>
+                <w:t xml:space="preserve">Vector field line integrals dependent on path direction</w:t>
               </w:r>
             </w:hyperlink>
           </w:p>
@@ -21535,7 +21841,7 @@
               <w:spacing w:after="10" w:before="0"/>
               <w:ind w:left="120"/>
             </w:pPr>
-            <w:hyperlink w:history="1" r:id="rIdpkbnric9_p1q-kmpuyrtv">
+            <w:hyperlink w:history="1" r:id="rId8xa2xf6brjstpfxtjl455">
               <w:r>
                 <w:rPr>
                   <w:rFonts w:ascii="Arial" w:cs="Arial" w:eastAsia="Arial" w:hAnsi="Arial"/>
@@ -21580,313 +21886,7 @@
             <w:pPr>
               <w:spacing w:after="20" w:before="0"/>
             </w:pPr>
-            <w:hyperlink w:history="1" r:id="rIdsw7yyj-mwexzoqdg7fbkc">
-              <w:r>
-                <w:rPr>
-                  <w:rFonts w:ascii="Arial" w:cs="Arial" w:eastAsia="Arial" w:hAnsi="Arial"/>
-                  <w:color w:val="2E75B6"/>
-                  <w:sz w:val="16"/>
-                  <w:szCs w:val="16"/>
-                  <w:u w:val="single" w:color="2E75B6"/>
-                </w:rPr>
-                <w:t xml:space="preserve">Vector Addition (PLIX)</w:t>
-              </w:r>
-            </w:hyperlink>
-          </w:p>
-          <w:p>
-            <w:pPr>
-              <w:spacing w:after="10" w:before="0"/>
-              <w:ind w:left="120"/>
-            </w:pPr>
-            <w:r>
-              <w:rPr>
-                <w:rFonts w:ascii="Arial" w:cs="Arial" w:eastAsia="Arial" w:hAnsi="Arial"/>
-                <w:color w:val="595959"/>
-                <w:sz w:val="14"/>
-                <w:szCs w:val="14"/>
-              </w:rPr>
-              <w:t xml:space="preserve">Source: CK-12</w:t>
-            </w:r>
-          </w:p>
-          <w:p>
-            <w:pPr>
-              <w:spacing w:after="10" w:before="0"/>
-              <w:ind w:left="120"/>
-            </w:pPr>
-            <w:hyperlink w:history="1" r:id="rIdomsxu0gwoundfpjylqksf">
-              <w:r>
-                <w:rPr>
-                  <w:rFonts w:ascii="Arial" w:cs="Arial" w:eastAsia="Arial" w:hAnsi="Arial"/>
-                  <w:color w:val="595959"/>
-                  <w:sz w:val="14"/>
-                  <w:szCs w:val="14"/>
-                  <w:u w:val="single" w:color="595959"/>
-                </w:rPr>
-                <w:t xml:space="preserve">🔍 Search ARES for similar readings</w:t>
-              </w:r>
-            </w:hyperlink>
-          </w:p>
-        </w:tc>
-        <w:tc>
-          <w:tcPr>
-            <w:tcW w:type="dxa" w:w="3040"/>
-            <w:shd w:fill="FFFFFF" w:color="auto" w:val="clear"/>
-            <w:tcMar>
-              <w:top w:type="dxa" w:w="60"/>
-              <w:left w:type="dxa" w:w="120"/>
-              <w:bottom w:type="dxa" w:w="60"/>
-              <w:right w:type="dxa" w:w="120"/>
-            </w:tcMar>
-            <w:vAlign w:val="top"/>
-          </w:tcPr>
-          <w:p>
-            <w:pPr>
-              <w:spacing w:after="40" w:before="0"/>
-              <w:jc w:val="left"/>
-            </w:pPr>
-            <w:r>
-              <w:rPr>
-                <w:rFonts w:ascii="Arial" w:cs="Arial" w:eastAsia="Arial" w:hAnsi="Arial"/>
-                <w:b w:val="false"/>
-                <w:bCs w:val="false"/>
-                <w:i w:val="false"/>
-                <w:iCs w:val="false"/>
-                <w:color w:val="000000"/>
-                <w:sz w:val="18"/>
-                <w:szCs w:val="18"/>
-              </w:rPr>
-              <w:t xml:space="preserve">Students return to the class Driving Question Board. They revisit the original question: 'Why did the Kisumu ferry miss Mbita — and how can mathematics give the captain the tools to always reach the right destination, no matter the current or wind?' Each student writes one sticky note (or a written card) responding to the prompt: 'What new mathematical tool did we gain today, and how does it help the captain plan a safe, correct route?' Students also update their personal DQB trackers — a two-column table titled 'What we now know' and 'What we still need to figure out.' The class notes that Lesson 8 (the final lesson) will synthesise all tools into a complete navigational plan for the captain.</w:t>
-            </w:r>
-          </w:p>
-        </w:tc>
-        <w:tc>
-          <w:tcPr>
-            <w:tcW w:type="dxa" w:w="3040"/>
-            <w:shd w:fill="F2F2F2" w:color="auto" w:val="clear"/>
-            <w:tcMar>
-              <w:top w:type="dxa" w:w="60"/>
-              <w:left w:type="dxa" w:w="120"/>
-              <w:bottom w:type="dxa" w:w="60"/>
-              <w:right w:type="dxa" w:w="120"/>
-            </w:tcMar>
-            <w:vAlign w:val="top"/>
-          </w:tcPr>
-          <w:p>
-            <w:pPr>
-              <w:spacing w:after="40" w:before="0"/>
-              <w:jc w:val="left"/>
-            </w:pPr>
-            <w:r>
-              <w:rPr>
-                <w:rFonts w:ascii="Arial" w:cs="Arial" w:eastAsia="Arial" w:hAnsi="Arial"/>
-                <w:b w:val="false"/>
-                <w:bCs w:val="false"/>
-                <w:i w:val="false"/>
-                <w:iCs w:val="false"/>
-                <w:color w:val="000000"/>
-                <w:sz w:val="18"/>
-                <w:szCs w:val="18"/>
-              </w:rPr>
-              <w:t xml:space="preserve">Direct students to the DQB. Say: 'Look at the question that started our entire unit. We have now spent seven lessons building a mathematical toolkit for that captain. Today we added two new tools: the collinearity test and the vector chain. Write on your sticky note: which of these tools helps the captain most, and why?' [Allow 4 minutes for individual writing. WAIT TIME before collecting.] Ask 3 students to read their sticky notes aloud and place them on the DQB. Then ask the whole class: 'What do we still NOT know that the captain needs?' [Accept 2–3 responses. Write unresolved questions in a designated 'Still wondering' column on the DQB.] Say: 'In Lesson 8, we bring everything together. By the end of that lesson, you will be able to give the captain a complete mathematical answer to every part of our driving question.'</w:t>
-            </w:r>
-          </w:p>
-        </w:tc>
-        <w:tc>
-          <w:tcPr>
-            <w:tcW w:type="dxa" w:w="3040"/>
-            <w:shd w:fill="FFFFFF" w:color="auto" w:val="clear"/>
-            <w:tcMar>
-              <w:top w:type="dxa" w:w="60"/>
-              <w:left w:type="dxa" w:w="120"/>
-              <w:bottom w:type="dxa" w:w="60"/>
-              <w:right w:type="dxa" w:w="120"/>
-            </w:tcMar>
-            <w:vAlign w:val="top"/>
-          </w:tcPr>
-          <w:p>
-            <w:pPr>
-              <w:spacing w:after="40" w:before="0"/>
-              <w:jc w:val="left"/>
-            </w:pPr>
-            <w:r>
-              <w:rPr>
-                <w:rFonts w:ascii="Arial" w:cs="Arial" w:eastAsia="Arial" w:hAnsi="Arial"/>
-                <w:b w:val="false"/>
-                <w:bCs w:val="false"/>
-                <w:i w:val="false"/>
-                <w:iCs w:val="false"/>
-                <w:color w:val="000000"/>
-                <w:sz w:val="18"/>
-                <w:szCs w:val="18"/>
-              </w:rPr>
-              <w:t xml:space="preserve">Driving Question Board Revisit with Personal Tracker Update. Naming the sensemaking strategy: Cumulative Storyline Mapping. Students explicitly connect today's new tools to the growing body of evidence accumulated across 7 lessons. By naming both what they now know and what remains unknown, students develop metacognitive awareness of their own learning trajectory — a core CBE competency. The public DQB also creates shared intellectual accountability across the class.</w:t>
-            </w:r>
-          </w:p>
-        </w:tc>
-        <w:tc>
-          <w:tcPr>
-            <w:tcW w:type="dxa" w:w="3040"/>
-            <w:shd w:fill="F2F2F2" w:color="auto" w:val="clear"/>
-            <w:tcMar>
-              <w:top w:type="dxa" w:w="60"/>
-              <w:left w:type="dxa" w:w="120"/>
-              <w:bottom w:type="dxa" w:w="60"/>
-              <w:right w:type="dxa" w:w="120"/>
-            </w:tcMar>
-            <w:vAlign w:val="top"/>
-          </w:tcPr>
-          <w:p>
-            <w:pPr>
-              <w:spacing w:after="40" w:before="0"/>
-              <w:jc w:val="left"/>
-            </w:pPr>
-            <w:r>
-              <w:rPr>
-                <w:rFonts w:ascii="Arial" w:cs="Arial" w:eastAsia="Arial" w:hAnsi="Arial"/>
-                <w:b w:val="false"/>
-                <w:bCs w:val="false"/>
-                <w:i w:val="false"/>
-                <w:iCs w:val="false"/>
-                <w:color w:val="000000"/>
-                <w:sz w:val="18"/>
-                <w:szCs w:val="18"/>
-              </w:rPr>
-              <w:t xml:space="preserve">Observable indicators: Students' sticky notes should explicitly name 'collinearity test' or 'vector chain' and connect it to the ferry scenario (e.g., 'The captain can check if three ports are on a straight path before sailing'). Students who write only a general statement ('we learned about vectors') without connecting to the phenomenon need additional prompting. The 'Still wondering' column should surface at least one genuine unresolved question (e.g., 'What if the route is not straight at all?' or 'How does the captain adjust for current on a multi-stop journey?') — these questions feed directly into Lesson 8.</w:t>
-            </w:r>
-          </w:p>
-        </w:tc>
-      </w:tr>
-      <w:tr>
-        <w:tc>
-          <w:tcPr>
-            <w:tcW w:type="dxa" w:w="1520"/>
-            <w:shd w:fill="D5E8F0" w:color="auto" w:val="clear"/>
-            <w:tcMar>
-              <w:top w:type="dxa" w:w="60"/>
-              <w:left w:type="dxa" w:w="120"/>
-              <w:bottom w:type="dxa" w:w="60"/>
-              <w:right w:type="dxa" w:w="120"/>
-            </w:tcMar>
-            <w:vAlign w:val="top"/>
-          </w:tcPr>
-          <w:p>
-            <w:pPr>
-              <w:spacing w:after="40" w:before="0"/>
-              <w:jc w:val="left"/>
-            </w:pPr>
-            <w:r>
-              <w:rPr>
-                <w:rFonts w:ascii="Arial" w:cs="Arial" w:eastAsia="Arial" w:hAnsi="Arial"/>
-                <w:b/>
-                <w:bCs/>
-                <w:i w:val="false"/>
-                <w:iCs w:val="false"/>
-                <w:color w:val="000000"/>
-                <w:sz w:val="18"/>
-                <w:szCs w:val="18"/>
-              </w:rPr>
-              <w:t xml:space="preserve">Model Building Phase</w:t>
-            </w:r>
-          </w:p>
-          <w:p>
-            <w:pPr>
-              <w:spacing w:after="20" w:before="0"/>
-            </w:pPr>
-            <w:r>
-              <w:rPr>
-                <w:rFonts w:ascii="Arial" w:cs="Arial" w:eastAsia="Arial" w:hAnsi="Arial"/>
-                <w:b/>
-                <w:bCs/>
-                <w:color w:val="1F3864"/>
-                <w:sz w:val="16"/>
-                <w:szCs w:val="16"/>
-              </w:rPr>
-              <w:t xml:space="preserve">📹 VIDEO:</w:t>
-            </w:r>
-          </w:p>
-          <w:p>
-            <w:pPr>
-              <w:spacing w:after="20" w:before="0"/>
-            </w:pPr>
-            <w:hyperlink w:history="1" r:id="rIdut2hcrtqeoc86vftr4gdt">
-              <w:r>
-                <w:rPr>
-                  <w:rFonts w:ascii="Arial" w:cs="Arial" w:eastAsia="Arial" w:hAnsi="Arial"/>
-                  <w:color w:val="2E75B6"/>
-                  <w:sz w:val="16"/>
-                  <w:szCs w:val="16"/>
-                  <w:u w:val="single" w:color="2E75B6"/>
-                </w:rPr>
-                <w:t xml:space="preserve">Vector-valued functions intro</w:t>
-              </w:r>
-            </w:hyperlink>
-          </w:p>
-          <w:p>
-            <w:pPr>
-              <w:spacing w:after="10" w:before="0"/>
-              <w:ind w:left="120"/>
-            </w:pPr>
-            <w:r>
-              <w:rPr>
-                <w:rFonts w:ascii="Arial" w:cs="Arial" w:eastAsia="Arial" w:hAnsi="Arial"/>
-                <w:color w:val="595959"/>
-                <w:sz w:val="14"/>
-                <w:szCs w:val="14"/>
-              </w:rPr>
-              <w:t xml:space="preserve">Source: Khan Academy (English - US curriculum)</w:t>
-            </w:r>
-          </w:p>
-          <w:p>
-            <w:pPr>
-              <w:spacing w:after="10" w:before="0"/>
-              <w:ind w:left="120"/>
-            </w:pPr>
-            <w:hyperlink w:history="1" r:id="rIdp0jcysfczqpb_egm2wcsi">
-              <w:r>
-                <w:rPr>
-                  <w:rFonts w:ascii="Arial" w:cs="Arial" w:eastAsia="Arial" w:hAnsi="Arial"/>
-                  <w:color w:val="595959"/>
-                  <w:sz w:val="14"/>
-                  <w:szCs w:val="14"/>
-                  <w:u w:val="single" w:color="595959"/>
-                </w:rPr>
-                <w:t xml:space="preserve">🔍 Search ARES for similar videos</w:t>
-              </w:r>
-            </w:hyperlink>
-          </w:p>
-          <w:p>
-            <w:pPr>
-              <w:spacing w:after="40" w:before="0"/>
-            </w:pPr>
-            <w:r>
-              <w:rPr>
-                <w:sz w:val="14"/>
-                <w:szCs w:val="14"/>
-              </w:rPr>
-              <w:t xml:space="preserve"/>
-            </w:r>
-          </w:p>
-          <w:p>
-            <w:pPr>
-              <w:spacing w:after="20" w:before="0"/>
-            </w:pPr>
-            <w:r>
-              <w:rPr>
-                <w:rFonts w:ascii="Arial" w:cs="Arial" w:eastAsia="Arial" w:hAnsi="Arial"/>
-                <w:b/>
-                <w:bCs/>
-                <w:color w:val="1F3864"/>
-                <w:sz w:val="16"/>
-                <w:szCs w:val="16"/>
-              </w:rPr>
-              <w:t xml:space="preserve">📖 HTML:</w:t>
-            </w:r>
-          </w:p>
-          <w:p>
-            <w:pPr>
-              <w:spacing w:after="20" w:before="0"/>
-            </w:pPr>
-            <w:hyperlink w:history="1" r:id="rIdj0rgwtteszt1rtn91kuqq">
+            <w:hyperlink w:history="1" r:id="rId3dtiiqe1qpxq4j09_po10">
               <w:r>
                 <w:rPr>
                   <w:rFonts w:ascii="Arial" w:cs="Arial" w:eastAsia="Arial" w:hAnsi="Arial"/>
@@ -21919,7 +21919,7 @@
               <w:spacing w:after="10" w:before="0"/>
               <w:ind w:left="120"/>
             </w:pPr>
-            <w:hyperlink w:history="1" r:id="rIdezugjfgynuue7tqwijkxr">
+            <w:hyperlink w:history="1" r:id="rIde0ys8r3jrsfnykjm75xmh">
               <w:r>
                 <w:rPr>
                   <w:rFonts w:ascii="Arial" w:cs="Arial" w:eastAsia="Arial" w:hAnsi="Arial"/>
@@ -23406,7 +23406,7 @@
             <w:pPr>
               <w:spacing w:after="20" w:before="0"/>
             </w:pPr>
-            <w:hyperlink w:history="1" r:id="rId3-r9-rkxlyobxwevy9zx5">
+            <w:hyperlink w:history="1" r:id="rIdxkpoxnx6u2zohoqyhvvwo">
               <w:r>
                 <w:rPr>
                   <w:rFonts w:ascii="Arial" w:cs="Arial" w:eastAsia="Arial" w:hAnsi="Arial"/>
@@ -23439,7 +23439,7 @@
               <w:spacing w:after="10" w:before="0"/>
               <w:ind w:left="120"/>
             </w:pPr>
-            <w:hyperlink w:history="1" r:id="rIdre1b30fobkdvaxvjnutdm">
+            <w:hyperlink w:history="1" r:id="rIdxbisflo6esnha0b-r42eg">
               <w:r>
                 <w:rPr>
                   <w:rFonts w:ascii="Arial" w:cs="Arial" w:eastAsia="Arial" w:hAnsi="Arial"/>
@@ -23484,7 +23484,7 @@
             <w:pPr>
               <w:spacing w:after="20" w:before="0"/>
             </w:pPr>
-            <w:hyperlink w:history="1" r:id="rIdvfp7x9iadnj2ecbvqjwru">
+            <w:hyperlink w:history="1" r:id="rIdpi6rwwui7xb-kvaftkjvf">
               <w:r>
                 <w:rPr>
                   <w:rFonts w:ascii="Arial" w:cs="Arial" w:eastAsia="Arial" w:hAnsi="Arial"/>
@@ -23517,7 +23517,7 @@
               <w:spacing w:after="10" w:before="0"/>
               <w:ind w:left="120"/>
             </w:pPr>
-            <w:hyperlink w:history="1" r:id="rIdkicdnvqncljciq0sdpjos">
+            <w:hyperlink w:history="1" r:id="rIdlnudj1pqpvb_-gldsuywa">
               <w:r>
                 <w:rPr>
                   <w:rFonts w:ascii="Arial" w:cs="Arial" w:eastAsia="Arial" w:hAnsi="Arial"/>
@@ -23712,7 +23712,85 @@
             <w:pPr>
               <w:spacing w:after="20" w:before="0"/>
             </w:pPr>
-            <w:hyperlink w:history="1" r:id="rIdnlq_zrenmqwykym8vwyi5">
+            <w:hyperlink w:history="1" r:id="rIdl84bwl88tg5cer5xvm511">
+              <w:r>
+                <w:rPr>
+                  <w:rFonts w:ascii="Arial" w:cs="Arial" w:eastAsia="Arial" w:hAnsi="Arial"/>
+                  <w:color w:val="2E75B6"/>
+                  <w:sz w:val="16"/>
+                  <w:szCs w:val="16"/>
+                  <w:u w:val="single" w:color="2E75B6"/>
+                </w:rPr>
+                <w:t xml:space="preserve">Intro to vectors and scalars</w:t>
+              </w:r>
+            </w:hyperlink>
+          </w:p>
+          <w:p>
+            <w:pPr>
+              <w:spacing w:after="10" w:before="0"/>
+              <w:ind w:left="120"/>
+            </w:pPr>
+            <w:r>
+              <w:rPr>
+                <w:rFonts w:ascii="Arial" w:cs="Arial" w:eastAsia="Arial" w:hAnsi="Arial"/>
+                <w:color w:val="595959"/>
+                <w:sz w:val="14"/>
+                <w:szCs w:val="14"/>
+              </w:rPr>
+              <w:t xml:space="preserve">Source: Khan Academy (English - US curriculum)</w:t>
+            </w:r>
+          </w:p>
+          <w:p>
+            <w:pPr>
+              <w:spacing w:after="10" w:before="0"/>
+              <w:ind w:left="120"/>
+            </w:pPr>
+            <w:hyperlink w:history="1" r:id="rIdu_bjp6-tqyzicdi6nxqap">
+              <w:r>
+                <w:rPr>
+                  <w:rFonts w:ascii="Arial" w:cs="Arial" w:eastAsia="Arial" w:hAnsi="Arial"/>
+                  <w:color w:val="595959"/>
+                  <w:sz w:val="14"/>
+                  <w:szCs w:val="14"/>
+                  <w:u w:val="single" w:color="595959"/>
+                </w:rPr>
+                <w:t xml:space="preserve">🔍 Search ARES for similar videos</w:t>
+              </w:r>
+            </w:hyperlink>
+          </w:p>
+          <w:p>
+            <w:pPr>
+              <w:spacing w:after="40" w:before="0"/>
+            </w:pPr>
+            <w:r>
+              <w:rPr>
+                <w:sz w:val="14"/>
+                <w:szCs w:val="14"/>
+              </w:rPr>
+              <w:t xml:space="preserve"/>
+            </w:r>
+          </w:p>
+          <w:p>
+            <w:pPr>
+              <w:spacing w:after="20" w:before="0"/>
+            </w:pPr>
+            <w:r>
+              <w:rPr>
+                <w:rFonts w:ascii="Arial" w:cs="Arial" w:eastAsia="Arial" w:hAnsi="Arial"/>
+                <w:b/>
+                <w:bCs/>
+                <w:color w:val="1F3864"/>
+                <w:sz w:val="16"/>
+                <w:szCs w:val="16"/>
+              </w:rPr>
+              <w:t xml:space="preserve">📖 EXERCISE:</w:t>
+            </w:r>
+          </w:p>
+          <w:p>
+            <w:pPr>
+              <w:spacing w:after="20" w:before="0"/>
+            </w:pPr>
+            <w:hyperlink w:history="1" r:id="rId9qo4rc0c7edqnno3pxdrt">
               <w:r>
                 <w:rPr>
                   <w:rFonts w:ascii="Arial" w:cs="Arial" w:eastAsia="Arial" w:hAnsi="Arial"/>
@@ -23745,7 +23823,235 @@
               <w:spacing w:after="10" w:before="0"/>
               <w:ind w:left="120"/>
             </w:pPr>
-            <w:hyperlink w:history="1" r:id="rIdncvehgpznrnlxoittj0h-">
+            <w:hyperlink w:history="1" r:id="rIdrjbenwpyedwdviuhc9ckk">
+              <w:r>
+                <w:rPr>
+                  <w:rFonts w:ascii="Arial" w:cs="Arial" w:eastAsia="Arial" w:hAnsi="Arial"/>
+                  <w:color w:val="595959"/>
+                  <w:sz w:val="14"/>
+                  <w:szCs w:val="14"/>
+                  <w:u w:val="single" w:color="595959"/>
+                </w:rPr>
+                <w:t xml:space="preserve">🔍 Search ARES for similar readings</w:t>
+              </w:r>
+            </w:hyperlink>
+          </w:p>
+        </w:tc>
+        <w:tc>
+          <w:tcPr>
+            <w:tcW w:type="dxa" w:w="3040"/>
+            <w:shd w:fill="FFFFFF" w:color="auto" w:val="clear"/>
+            <w:tcMar>
+              <w:top w:type="dxa" w:w="60"/>
+              <w:left w:type="dxa" w:w="120"/>
+              <w:bottom w:type="dxa" w:w="60"/>
+              <w:right w:type="dxa" w:w="120"/>
+            </w:tcMar>
+            <w:vAlign w:val="top"/>
+          </w:tcPr>
+          <w:p>
+            <w:pPr>
+              <w:spacing w:after="40" w:before="0"/>
+              <w:jc w:val="left"/>
+            </w:pPr>
+            <w:r>
+              <w:rPr>
+                <w:rFonts w:ascii="Arial" w:cs="Arial" w:eastAsia="Arial" w:hAnsi="Arial"/>
+                <w:b w:val="false"/>
+                <w:bCs w:val="false"/>
+                <w:i w:val="false"/>
+                <w:iCs w:val="false"/>
+                <w:color w:val="000000"/>
+                <w:sz w:val="18"/>
+                <w:szCs w:val="18"/>
+              </w:rPr>
+              <w:t xml:space="preserve">The full Driving Question Board (DQB) — populated across all eight lessons — is displayed prominently. Student pairs receive a printed DQB Audit Sheet listing every question card on the board. Working in pairs (5 minutes), they use a simple traffic-light code: GREEN = we can now answer this fully with evidence from our lessons; AMBER = we can partially answer this; RED = this question is still open. Pairs then report out using a Gallery Walk format: each pair sticks a coloured dot next to each DQB question card. The class can then see the collective picture of their understanding. Teacher facilitates a 3-minute whole-class scan: 'Look at our board. Most green — that is the evidence of your work over eight lessons. Any amber or red cards become our final targets for today.' This gives students agency over the lesson's closing agenda and affirms collective intellectual progress.</w:t>
+            </w:r>
+          </w:p>
+        </w:tc>
+        <w:tc>
+          <w:tcPr>
+            <w:tcW w:type="dxa" w:w="3040"/>
+            <w:shd w:fill="F2F2F2" w:color="auto" w:val="clear"/>
+            <w:tcMar>
+              <w:top w:type="dxa" w:w="60"/>
+              <w:left w:type="dxa" w:w="120"/>
+              <w:bottom w:type="dxa" w:w="60"/>
+              <w:right w:type="dxa" w:w="120"/>
+            </w:tcMar>
+            <w:vAlign w:val="top"/>
+          </w:tcPr>
+          <w:p>
+            <w:pPr>
+              <w:spacing w:after="40" w:before="0"/>
+              <w:jc w:val="left"/>
+            </w:pPr>
+            <w:r>
+              <w:rPr>
+                <w:rFonts w:ascii="Arial" w:cs="Arial" w:eastAsia="Arial" w:hAnsi="Arial"/>
+                <w:b w:val="false"/>
+                <w:bCs w:val="false"/>
+                <w:i w:val="false"/>
+                <w:iCs w:val="false"/>
+                <w:color w:val="000000"/>
+                <w:sz w:val="18"/>
+                <w:szCs w:val="18"/>
+              </w:rPr>
+              <w:t xml:space="preserve">Point to the DQB and say: 'This board has been our scientific and mathematical notebook for the whole unit. Every question you ever asked about the ferry lives here. Today, you are the auditors.' Distribute Audit Sheets. Say: 'With your partner, traffic-light every question. GREEN = fully answered with evidence. AMBER = partially answered. RED = still open. Five minutes — go.' Circulate and observe dot placement. After Gallery Walk, stand at the board and narrate: 'I see mostly green — fantastic. I notice [name 1–2 amber/red cards]. Let's make sure we close those today.' If the two key inquiry questions ('How do vectors differ from scalars?' and 'How can vectors be combined to solve navigation problems?') are not yet fully green, point to them explicitly: 'These two are our unit's biggest questions. By the end of today, both are green — guaranteed.' Allow 10 seconds of wait time after pointing to red/amber cards before moving on, inviting any student to speak if they wish.</w:t>
+            </w:r>
+          </w:p>
+        </w:tc>
+        <w:tc>
+          <w:tcPr>
+            <w:tcW w:type="dxa" w:w="3040"/>
+            <w:shd w:fill="FFFFFF" w:color="auto" w:val="clear"/>
+            <w:tcMar>
+              <w:top w:type="dxa" w:w="60"/>
+              <w:left w:type="dxa" w:w="120"/>
+              <w:bottom w:type="dxa" w:w="60"/>
+              <w:right w:type="dxa" w:w="120"/>
+            </w:tcMar>
+            <w:vAlign w:val="top"/>
+          </w:tcPr>
+          <w:p>
+            <w:pPr>
+              <w:spacing w:after="40" w:before="0"/>
+              <w:jc w:val="left"/>
+            </w:pPr>
+            <w:r>
+              <w:rPr>
+                <w:rFonts w:ascii="Arial" w:cs="Arial" w:eastAsia="Arial" w:hAnsi="Arial"/>
+                <w:b w:val="false"/>
+                <w:bCs w:val="false"/>
+                <w:i w:val="false"/>
+                <w:iCs w:val="false"/>
+                <w:color w:val="000000"/>
+                <w:sz w:val="18"/>
+                <w:szCs w:val="18"/>
+              </w:rPr>
+              <w:t xml:space="preserve">Strategy: Driving Question Board Audit (Evidence Mapping). Students map their accumulated evidence against open questions, practising the scientific practice of 'Using Mathematics and Computational Thinking' and 'Obtaining, Evaluating, and Communicating Information.' This makes the structure of the unit visible and gives students ownership of what remains to be resolved, creating authentic motivation for the final task.</w:t>
+            </w:r>
+          </w:p>
+        </w:tc>
+        <w:tc>
+          <w:tcPr>
+            <w:tcW w:type="dxa" w:w="3040"/>
+            <w:shd w:fill="F2F2F2" w:color="auto" w:val="clear"/>
+            <w:tcMar>
+              <w:top w:type="dxa" w:w="60"/>
+              <w:left w:type="dxa" w:w="120"/>
+              <w:bottom w:type="dxa" w:w="60"/>
+              <w:right w:type="dxa" w:w="120"/>
+            </w:tcMar>
+            <w:vAlign w:val="top"/>
+          </w:tcPr>
+          <w:p>
+            <w:pPr>
+              <w:spacing w:after="40" w:before="0"/>
+              <w:jc w:val="left"/>
+            </w:pPr>
+            <w:r>
+              <w:rPr>
+                <w:rFonts w:ascii="Arial" w:cs="Arial" w:eastAsia="Arial" w:hAnsi="Arial"/>
+                <w:b w:val="false"/>
+                <w:bCs w:val="false"/>
+                <w:i w:val="false"/>
+                <w:iCs w:val="false"/>
+                <w:color w:val="000000"/>
+                <w:sz w:val="18"/>
+                <w:szCs w:val="18"/>
+              </w:rPr>
+              <w:t xml:space="preserve">Observable indicator: Pairs can correctly classify at least 80% of DQB cards as green (answerable). Teacher notes any card about vector addition, resultant magnitude, or direction that is still amber/red — these indicate gaps that the Phase 3 Ferry Problem must explicitly address. Teacher mentally flags those pairs for targeted cold-calling in Phase 3.</w:t>
+            </w:r>
+          </w:p>
+        </w:tc>
+      </w:tr>
+      <w:tr>
+        <w:tc>
+          <w:tcPr>
+            <w:tcW w:type="dxa" w:w="1520"/>
+            <w:shd w:fill="E2EFDA" w:color="auto" w:val="clear"/>
+            <w:tcMar>
+              <w:top w:type="dxa" w:w="60"/>
+              <w:left w:type="dxa" w:w="120"/>
+              <w:bottom w:type="dxa" w:w="60"/>
+              <w:right w:type="dxa" w:w="120"/>
+            </w:tcMar>
+            <w:vAlign w:val="top"/>
+          </w:tcPr>
+          <w:p>
+            <w:pPr>
+              <w:spacing w:after="40" w:before="0"/>
+              <w:jc w:val="left"/>
+            </w:pPr>
+            <w:r>
+              <w:rPr>
+                <w:rFonts w:ascii="Arial" w:cs="Arial" w:eastAsia="Arial" w:hAnsi="Arial"/>
+                <w:b/>
+                <w:bCs/>
+                <w:i w:val="false"/>
+                <w:iCs w:val="false"/>
+                <w:color w:val="000000"/>
+                <w:sz w:val="18"/>
+                <w:szCs w:val="18"/>
+              </w:rPr>
+              <w:t xml:space="preserve">Explain Phase</w:t>
+            </w:r>
+          </w:p>
+          <w:p>
+            <w:pPr>
+              <w:spacing w:after="20" w:before="0"/>
+            </w:pPr>
+            <w:r>
+              <w:rPr>
+                <w:rFonts w:ascii="Arial" w:cs="Arial" w:eastAsia="Arial" w:hAnsi="Arial"/>
+                <w:b/>
+                <w:bCs/>
+                <w:color w:val="1F3864"/>
+                <w:sz w:val="16"/>
+                <w:szCs w:val="16"/>
+              </w:rPr>
+              <w:t xml:space="preserve">📹 VIDEO:</w:t>
+            </w:r>
+          </w:p>
+          <w:p>
+            <w:pPr>
+              <w:spacing w:after="20" w:before="0"/>
+            </w:pPr>
+            <w:hyperlink w:history="1" r:id="rIdghh-e4we_ryv0q7rwrisa">
+              <w:r>
+                <w:rPr>
+                  <w:rFonts w:ascii="Arial" w:cs="Arial" w:eastAsia="Arial" w:hAnsi="Arial"/>
+                  <w:color w:val="2E75B6"/>
+                  <w:sz w:val="16"/>
+                  <w:szCs w:val="16"/>
+                  <w:u w:val="single" w:color="2E75B6"/>
+                </w:rPr>
+                <w:t xml:space="preserve">Vector components from magnitude &amp; direction</w:t>
+              </w:r>
+            </w:hyperlink>
+          </w:p>
+          <w:p>
+            <w:pPr>
+              <w:spacing w:after="10" w:before="0"/>
+              <w:ind w:left="120"/>
+            </w:pPr>
+            <w:r>
+              <w:rPr>
+                <w:rFonts w:ascii="Arial" w:cs="Arial" w:eastAsia="Arial" w:hAnsi="Arial"/>
+                <w:color w:val="595959"/>
+                <w:sz w:val="14"/>
+                <w:szCs w:val="14"/>
+              </w:rPr>
+              <w:t xml:space="preserve">Source: Khan Academy (English - US curriculum)</w:t>
+            </w:r>
+          </w:p>
+          <w:p>
+            <w:pPr>
+              <w:spacing w:after="10" w:before="0"/>
+              <w:ind w:left="120"/>
+            </w:pPr>
+            <w:hyperlink w:history="1" r:id="rIdyvwzpptqcaco-fbsevxrj">
               <w:r>
                 <w:rPr>
                   <w:rFonts w:ascii="Arial" w:cs="Arial" w:eastAsia="Arial" w:hAnsi="Arial"/>
@@ -23783,14 +24089,14 @@
                 <w:sz w:val="16"/>
                 <w:szCs w:val="16"/>
               </w:rPr>
-              <w:t xml:space="preserve">📖 EXERCISE:</w:t>
+              <w:t xml:space="preserve">📖 HTML:</w:t>
             </w:r>
           </w:p>
           <w:p>
             <w:pPr>
               <w:spacing w:after="20" w:before="0"/>
             </w:pPr>
-            <w:hyperlink w:history="1" r:id="rIdcqbrscp3f0-fooqfkkt74">
+            <w:hyperlink w:history="1" r:id="rIdray-rs8rmf_n0gkh9bdql">
               <w:r>
                 <w:rPr>
                   <w:rFonts w:ascii="Arial" w:cs="Arial" w:eastAsia="Arial" w:hAnsi="Arial"/>
@@ -23799,7 +24105,7 @@
                   <w:szCs w:val="16"/>
                   <w:u w:val="single" w:color="2E75B6"/>
                 </w:rPr>
-                <w:t xml:space="preserve">Vector components from magnitude &amp; direction</w:t>
+                <w:t xml:space="preserve">Translation of Vectors and Slope (Flexbook)</w:t>
               </w:r>
             </w:hyperlink>
           </w:p>
@@ -23815,7 +24121,7 @@
                 <w:sz w:val="14"/>
                 <w:szCs w:val="14"/>
               </w:rPr>
-              <w:t xml:space="preserve">Source: Khan Academy (English - US curriculum)</w:t>
+              <w:t xml:space="preserve">Source: CK-12</w:t>
             </w:r>
           </w:p>
           <w:p>
@@ -23823,7 +24129,7 @@
               <w:spacing w:after="10" w:before="0"/>
               <w:ind w:left="120"/>
             </w:pPr>
-            <w:hyperlink w:history="1" r:id="rIddhsrghapdql9ss5aq6zjj">
+            <w:hyperlink w:history="1" r:id="rIdxxl1qckuy2wkp9fcajahg">
               <w:r>
                 <w:rPr>
                   <w:rFonts w:ascii="Arial" w:cs="Arial" w:eastAsia="Arial" w:hAnsi="Arial"/>
@@ -23865,7 +24171,7 @@
                 <w:sz w:val="18"/>
                 <w:szCs w:val="18"/>
               </w:rPr>
-              <w:t xml:space="preserve">The full Driving Question Board (DQB) — populated across all eight lessons — is displayed prominently. Student pairs receive a printed DQB Audit Sheet listing every question card on the board. Working in pairs (5 minutes), they use a simple traffic-light code: GREEN = we can now answer this fully with evidence from our lessons; AMBER = we can partially answer this; RED = this question is still open. Pairs then report out using a Gallery Walk format: each pair sticks a coloured dot next to each DQB question card. The class can then see the collective picture of their understanding. Teacher facilitates a 3-minute whole-class scan: 'Look at our board. Most green — that is the evidence of your work over eight lessons. Any amber or red cards become our final targets for today.' This gives students agency over the lesson's closing agenda and affirms collective intellectual progress.</w:t>
+              <w:t xml:space="preserve">Students receive the Final Ferry Problem worksheet — the most complete and mathematically rigorous version of the anchoring phenomenon they have encountered. The problem is structured in five parts: (A) Represent the engine velocity vector and the current vector as column vectors. (B) Add the two vectors to find the resultant displacement vector after 3 hours. (C) Calculate the magnitude of the resultant displacement using Pythagoras' theorem and state how far south of Mbita the ferry lands. (D) Calculate the drift angle below the eastward heading using trigonometry (tan θ) and express the true direction as a bearing. (E) Design the corrective heading: if the captain wants to arrive exactly at Mbita, what direction (as a bearing) must the engine be pointed to counteract the current? Students work in groups of 3 for 18 minutes, then each student independently writes a solution to Part E for individual accountability. Groups share solutions via a whole-class Structured Discussion. The teacher annotates a class solution on the board in real time. Specific numbers: engine vector = (60, 0) km over 3 hours (or velocity 20 km/h east = column vector [20, 0]); current vector = [0, −8] km/h; resultant velocity = [20, −8]; magnitude = √(20²+8²) = √(400+64) = √464 ≈ 21.5 km/h; drift angle = arctan(8/20) ≈ 21.8° south of east; true bearing ≈ 111.8°. For the corrective heading (Part E): the captain must angle the engine north of east so that the northward component of engine velocity exactly cancels the southward current of 8 km/h. If engine speed is 20 km/h, the northward component needed = 8 km/h, so sin θ = 8/20 = 0.4, θ ≈ 23.6° north of east, bearing ≈ 066.4°.</w:t>
             </w:r>
           </w:p>
         </w:tc>
@@ -23897,7 +24203,7 @@
                 <w:sz w:val="18"/>
                 <w:szCs w:val="18"/>
               </w:rPr>
-              <w:t xml:space="preserve">Point to the DQB and say: 'This board has been our scientific and mathematical notebook for the whole unit. Every question you ever asked about the ferry lives here. Today, you are the auditors.' Distribute Audit Sheets. Say: 'With your partner, traffic-light every question. GREEN = fully answered with evidence. AMBER = partially answered. RED = still open. Five minutes — go.' Circulate and observe dot placement. After Gallery Walk, stand at the board and narrate: 'I see mostly green — fantastic. I notice [name 1–2 amber/red cards]. Let's make sure we close those today.' If the two key inquiry questions ('How do vectors differ from scalars?' and 'How can vectors be combined to solve navigation problems?') are not yet fully green, point to them explicitly: 'These two are our unit's biggest questions. By the end of today, both are green — guaranteed.' Allow 10 seconds of wait time after pointing to red/amber cards before moving on, inviting any student to speak if they wish.</w:t>
+              <w:t xml:space="preserve">Distribute the Final Ferry Problem worksheet. Say: 'This is it — the problem we have been building toward for eight lessons. Every tool you need is in your notes. Parts A through D — work in your group of three. Part E — each person writes their own solution. You have 18 minutes. I want to see column vectors, a drawn diagram, Pythagoras working, and a trig calculation. Go.' Set a visible 18-minute timer. Circulate using the following targeted moves: (1) If a group is stuck on Part A, prompt: 'What does it mean to write a vector in column form? Which direction is positive x? Positive y?' WAIT 12 seconds. (2) If a group completes Part D quickly, extend: 'What bearing does that angle correspond to? Remember — bearings are measured clockwise from north.' (3) For Part E, do NOT give hints — let students struggle productively for at least 5 minutes. After 18 minutes, say: 'Pens down on group work. Part E — write your own solution now. Three minutes, independently.' After Part E, facilitate whole-class discussion: cold-call one group per part. For Part E specifically, cold-call 3 students with DIFFERENT approaches and ask the class to vote on which is correct. Annotate the agreed solution on the board. Say: 'The captain needed to aim at bearing 066° — not due east. That is the power of vectors. That is why this mathematics matters.'</w:t>
             </w:r>
           </w:p>
         </w:tc>
@@ -23929,7 +24235,7 @@
                 <w:sz w:val="18"/>
                 <w:szCs w:val="18"/>
               </w:rPr>
-              <w:t xml:space="preserve">Strategy: Driving Question Board Audit (Evidence Mapping). Students map their accumulated evidence against open questions, practising the scientific practice of 'Using Mathematics and Computational Thinking' and 'Obtaining, Evaluating, and Communicating Information.' This makes the structure of the unit visible and gives students ownership of what remains to be resolved, creating authentic motivation for the final task.</w:t>
+              <w:t xml:space="preserve">Strategy: Scaffolded Multi-Part Problem Solving (Progressive Complexity). The five-part structure mirrors the NGSS practice of 'Using Mathematics and Computational Thinking' — students move from representation (A), to computation (B, C, D), to design/application (E). Part E in particular requires reverse engineering: given the desired outcome, determine the required input. This is the highest level of application in the unit and directly answers the driving question ('how can mathematics give the captain the tools to always reach the right destination?'). The group-then-individual structure ensures collaborative sense-making followed by individual accountability.</w:t>
             </w:r>
           </w:p>
         </w:tc>
@@ -23961,7 +24267,7 @@
                 <w:sz w:val="18"/>
                 <w:szCs w:val="18"/>
               </w:rPr>
-              <w:t xml:space="preserve">Observable indicator: Pairs can correctly classify at least 80% of DQB cards as green (answerable). Teacher notes any card about vector addition, resultant magnitude, or direction that is still amber/red — these indicate gaps that the Phase 3 Ferry Problem must explicitly address. Teacher mentally flags those pairs for targeted cold-calling in Phase 3.</w:t>
+              <w:t xml:space="preserve">Observable indicators: (1) Column vectors are correctly written with the current vector showing a negative y-component, e.g., [0, −8], confirming understanding of direction sign conventions. (2) Pythagoras is applied correctly to the components of the resultant vector. (3) The drift angle calculation uses tan θ = opposite/adjacent = 8/20, not inverted. (4) Part E: students recognise that the corrective heading requires the engine's y-component to equal +8 km/h (northward) to cancel the current — demonstrating genuine understanding of vector decomposition and addition, not just formula application. Flag any student who uses only magnitude without direction in Part E as needing conceptual reinforcement.</w:t>
             </w:r>
           </w:p>
         </w:tc>
@@ -23970,32 +24276,32 @@
         <w:tc>
           <w:tcPr>
             <w:tcW w:type="dxa" w:w="1520"/>
-            <w:shd w:fill="E2EFDA" w:color="auto" w:val="clear"/>
-            <w:tcMar>
-              <w:top w:type="dxa" w:w="60"/>
-              <w:left w:type="dxa" w:w="120"/>
-              <w:bottom w:type="dxa" w:w="60"/>
-              <w:right w:type="dxa" w:w="120"/>
-            </w:tcMar>
-            <w:vAlign w:val="top"/>
-          </w:tcPr>
-          <w:p>
-            <w:pPr>
-              <w:spacing w:after="40" w:before="0"/>
-              <w:jc w:val="left"/>
-            </w:pPr>
-            <w:r>
-              <w:rPr>
-                <w:rFonts w:ascii="Arial" w:cs="Arial" w:eastAsia="Arial" w:hAnsi="Arial"/>
-                <w:b/>
-                <w:bCs/>
-                <w:i w:val="false"/>
-                <w:iCs w:val="false"/>
-                <w:color w:val="000000"/>
-                <w:sz w:val="18"/>
-                <w:szCs w:val="18"/>
-              </w:rPr>
-              <w:t xml:space="preserve">Explain Phase</w:t>
+            <w:shd w:fill="FCE4D6" w:color="auto" w:val="clear"/>
+            <w:tcMar>
+              <w:top w:type="dxa" w:w="60"/>
+              <w:left w:type="dxa" w:w="120"/>
+              <w:bottom w:type="dxa" w:w="60"/>
+              <w:right w:type="dxa" w:w="120"/>
+            </w:tcMar>
+            <w:vAlign w:val="top"/>
+          </w:tcPr>
+          <w:p>
+            <w:pPr>
+              <w:spacing w:after="40" w:before="0"/>
+              <w:jc w:val="left"/>
+            </w:pPr>
+            <w:r>
+              <w:rPr>
+                <w:rFonts w:ascii="Arial" w:cs="Arial" w:eastAsia="Arial" w:hAnsi="Arial"/>
+                <w:b/>
+                <w:bCs/>
+                <w:i w:val="false"/>
+                <w:iCs w:val="false"/>
+                <w:color w:val="000000"/>
+                <w:sz w:val="18"/>
+                <w:szCs w:val="18"/>
+              </w:rPr>
+              <w:t xml:space="preserve">Driving Question Board (DQB) Creation</w:t>
             </w:r>
           </w:p>
           <w:p>
@@ -24018,7 +24324,7 @@
             <w:pPr>
               <w:spacing w:after="20" w:before="0"/>
             </w:pPr>
-            <w:hyperlink w:history="1" r:id="rId4xlj6ime8x-gnq25dftli">
+            <w:hyperlink w:history="1" r:id="rIdamz1k0x5ttbc5a-lgye5b">
               <w:r>
                 <w:rPr>
                   <w:rFonts w:ascii="Arial" w:cs="Arial" w:eastAsia="Arial" w:hAnsi="Arial"/>
@@ -24027,7 +24333,7 @@
                   <w:szCs w:val="16"/>
                   <w:u w:val="single" w:color="2E75B6"/>
                 </w:rPr>
-                <w:t xml:space="preserve">Intro to vectors and scalars</w:t>
+                <w:t xml:space="preserve">Vectors word problem: tug of war</w:t>
               </w:r>
             </w:hyperlink>
           </w:p>
@@ -24051,7 +24357,7 @@
               <w:spacing w:after="10" w:before="0"/>
               <w:ind w:left="120"/>
             </w:pPr>
-            <w:hyperlink w:history="1" r:id="rId3qwslbszstt5jqdov9eud">
+            <w:hyperlink w:history="1" r:id="rIdr0q-khvdyz66oozjnejoc">
               <w:r>
                 <w:rPr>
                   <w:rFonts w:ascii="Arial" w:cs="Arial" w:eastAsia="Arial" w:hAnsi="Arial"/>
@@ -24089,14 +24395,14 @@
                 <w:sz w:val="16"/>
                 <w:szCs w:val="16"/>
               </w:rPr>
-              <w:t xml:space="preserve">📖 HTML:</w:t>
+              <w:t xml:space="preserve">📖 EXERCISE:</w:t>
             </w:r>
           </w:p>
           <w:p>
             <w:pPr>
               <w:spacing w:after="20" w:before="0"/>
             </w:pPr>
-            <w:hyperlink w:history="1" r:id="rIdsbtc1idhj6k8at_xfbj_b">
+            <w:hyperlink w:history="1" r:id="rIddgi--ed1dwfkui9kusfxd">
               <w:r>
                 <w:rPr>
                   <w:rFonts w:ascii="Arial" w:cs="Arial" w:eastAsia="Arial" w:hAnsi="Arial"/>
@@ -24105,7 +24411,7 @@
                   <w:szCs w:val="16"/>
                   <w:u w:val="single" w:color="2E75B6"/>
                 </w:rPr>
-                <w:t xml:space="preserve">Translation of Vectors and Slope (Flexbook)</w:t>
+                <w:t xml:space="preserve">Translation of Vectors and Slope Practice</w:t>
               </w:r>
             </w:hyperlink>
           </w:p>
@@ -24129,7 +24435,7 @@
               <w:spacing w:after="10" w:before="0"/>
               <w:ind w:left="120"/>
             </w:pPr>
-            <w:hyperlink w:history="1" r:id="rIdye8ern0xyy7qwqdlwjqbi">
+            <w:hyperlink w:history="1" r:id="rIdlwlfuv0ttxjgnebilalke">
               <w:r>
                 <w:rPr>
                   <w:rFonts w:ascii="Arial" w:cs="Arial" w:eastAsia="Arial" w:hAnsi="Arial"/>
@@ -24171,7 +24477,7 @@
                 <w:sz w:val="18"/>
                 <w:szCs w:val="18"/>
               </w:rPr>
-              <w:t xml:space="preserve">Students receive the Final Ferry Problem worksheet — the most complete and mathematically rigorous version of the anchoring phenomenon they have encountered. The problem is structured in five parts: (A) Represent the engine velocity vector and the current vector as column vectors. (B) Add the two vectors to find the resultant displacement vector after 3 hours. (C) Calculate the magnitude of the resultant displacement using Pythagoras' theorem and state how far south of Mbita the ferry lands. (D) Calculate the drift angle below the eastward heading using trigonometry (tan θ) and express the true direction as a bearing. (E) Design the corrective heading: if the captain wants to arrive exactly at Mbita, what direction (as a bearing) must the engine be pointed to counteract the current? Students work in groups of 3 for 18 minutes, then each student independently writes a solution to Part E for individual accountability. Groups share solutions via a whole-class Structured Discussion. The teacher annotates a class solution on the board in real time. Specific numbers: engine vector = (60, 0) km over 3 hours (or velocity 20 km/h east = column vector [20, 0]); current vector = [0, −8] km/h; resultant velocity = [20, −8]; magnitude = √(20²+8²) = √(400+64) = √464 ≈ 21.5 km/h; drift angle = arctan(8/20) ≈ 21.8° south of east; true bearing ≈ 111.8°. For the corrective heading (Part E): the captain must angle the engine north of east so that the northward component of engine velocity exactly cancels the southward current of 8 km/h. If engine speed is 20 km/h, the northward component needed = 8 km/h, so sin θ = 8/20 = 0.4, θ ≈ 23.6° north of east, bearing ≈ 066.4°.</w:t>
+              <w:t xml:space="preserve">With the full solution on the board, the class returns to the DQB for a final 8-minute Closure Session. The teacher reads each remaining amber or red question aloud. Student volunteers — not the teacher — provide the answer, pointing to specific work from the lesson or the unit. The class votes (thumbs up/thumbs down) on whether each answer is sufficient to turn the card green. Once all cards are green, the teacher asks each student to independently write a response to the two key inquiry questions in their exercise books — a paragraph for each — in their own words. This is the Final Explanation artefact. Students are given a sentence frame to support but not constrain: 'Vectors differ from scalars because... This matters for the ferry because... Vectors can be combined by... The captain can always reach the right destination by...' Students write for 6 minutes in silence.</w:t>
             </w:r>
           </w:p>
         </w:tc>
@@ -24203,7 +24509,7 @@
                 <w:sz w:val="18"/>
                 <w:szCs w:val="18"/>
               </w:rPr>
-              <w:t xml:space="preserve">Distribute the Final Ferry Problem worksheet. Say: 'This is it — the problem we have been building toward for eight lessons. Every tool you need is in your notes. Parts A through D — work in your group of three. Part E — each person writes their own solution. You have 18 minutes. I want to see column vectors, a drawn diagram, Pythagoras working, and a trig calculation. Go.' Set a visible 18-minute timer. Circulate using the following targeted moves: (1) If a group is stuck on Part A, prompt: 'What does it mean to write a vector in column form? Which direction is positive x? Positive y?' WAIT 12 seconds. (2) If a group completes Part D quickly, extend: 'What bearing does that angle correspond to? Remember — bearings are measured clockwise from north.' (3) For Part E, do NOT give hints — let students struggle productively for at least 5 minutes. After 18 minutes, say: 'Pens down on group work. Part E — write your own solution now. Three minutes, independently.' After Part E, facilitate whole-class discussion: cold-call one group per part. For Part E specifically, cold-call 3 students with DIFFERENT approaches and ask the class to vote on which is correct. Annotate the agreed solution on the board. Say: 'The captain needed to aim at bearing 066° — not due east. That is the power of vectors. That is why this mathematics matters.'</w:t>
+              <w:t xml:space="preserve">Return to the DQB. Say: 'Let's go through every card that isn't fully green. I am not going to answer these — you are. Raise your hand if you can answer this one.' For each amber/red card, cold-call a student, then ask a second student: 'Do you agree? Can you add anything?' Use the class vote (thumbs up = sufficient answer, thumbs sideways = needs more, thumbs down = not answered). Do NOT accept vague answers — probe with: 'Can you say that using the word vector?' or 'Can you connect that back to the ferry?' Once all cards are green, say: 'Every question on this board — answered. By you. That is eight lessons of mathematical work. Now — open your exercise books. I want your Final Explanation. Use the sentence frame on the board, but make it yours. Six minutes of silence.' Set timer. Circulate and read over shoulders. After 6 minutes: 'Exchange books with your partner. Read their explanation. Underline one sentence you think is particularly strong.' Allow 2 minutes of peer reading.</w:t>
             </w:r>
           </w:p>
         </w:tc>
@@ -24235,7 +24541,7 @@
                 <w:sz w:val="18"/>
                 <w:szCs w:val="18"/>
               </w:rPr>
-              <w:t xml:space="preserve">Strategy: Scaffolded Multi-Part Problem Solving (Progressive Complexity). The five-part structure mirrors the NGSS practice of 'Using Mathematics and Computational Thinking' — students move from representation (A), to computation (B, C, D), to design/application (E). Part E in particular requires reverse engineering: given the desired outcome, determine the required input. This is the highest level of application in the unit and directly answers the driving question ('how can mathematics give the captain the tools to always reach the right destination?'). The group-then-individual structure ensures collaborative sense-making followed by individual accountability.</w:t>
+              <w:t xml:space="preserve">Strategy: Final Explanation Writing with Sentence Frames. Writing a Final Explanation is a culminating NGSS practice — 'Constructing Explanations.' The sentence frames scaffold without replacing student thinking, ensuring all learners can access the writing task regardless of English proficiency level. The peer-underlining move adds a low-stakes accountability layer and surfaces strong scientific language for the class to celebrate. This strategy directly answers both key inquiry questions in student voice.</w:t>
             </w:r>
           </w:p>
         </w:tc>
@@ -24267,7 +24573,7 @@
                 <w:sz w:val="18"/>
                 <w:szCs w:val="18"/>
               </w:rPr>
-              <w:t xml:space="preserve">Observable indicators: (1) Column vectors are correctly written with the current vector showing a negative y-component, e.g., [0, −8], confirming understanding of direction sign conventions. (2) Pythagoras is applied correctly to the components of the resultant vector. (3) The drift angle calculation uses tan θ = opposite/adjacent = 8/20, not inverted. (4) Part E: students recognise that the corrective heading requires the engine's y-component to equal +8 km/h (northward) to cancel the current — demonstrating genuine understanding of vector decomposition and addition, not just formula application. Flag any student who uses only magnitude without direction in Part E as needing conceptual reinforcement.</w:t>
+              <w:t xml:space="preserve">Observable indicators: (1) Student Final Explanations explicitly use the words 'magnitude,' 'direction,' 'resultant,' and 'vector addition.' (2) The explanation connects abstractly named concepts back to the ferry context (not just generic definitions). (3) Students identify a specific corrective action the captain can take — not just describe the problem. Teacher collects exercise books at the end of class for written formative assessment review. Any explanation that only describes the problem without prescribing a solution (i.e., stuck at 'the ferry drifted') indicates the student has not yet reached the application level of the key inquiry question.</w:t>
             </w:r>
           </w:p>
         </w:tc>
@@ -24276,32 +24582,32 @@
         <w:tc>
           <w:tcPr>
             <w:tcW w:type="dxa" w:w="1520"/>
-            <w:shd w:fill="FCE4D6" w:color="auto" w:val="clear"/>
-            <w:tcMar>
-              <w:top w:type="dxa" w:w="60"/>
-              <w:left w:type="dxa" w:w="120"/>
-              <w:bottom w:type="dxa" w:w="60"/>
-              <w:right w:type="dxa" w:w="120"/>
-            </w:tcMar>
-            <w:vAlign w:val="top"/>
-          </w:tcPr>
-          <w:p>
-            <w:pPr>
-              <w:spacing w:after="40" w:before="0"/>
-              <w:jc w:val="left"/>
-            </w:pPr>
-            <w:r>
-              <w:rPr>
-                <w:rFonts w:ascii="Arial" w:cs="Arial" w:eastAsia="Arial" w:hAnsi="Arial"/>
-                <w:b/>
-                <w:bCs/>
-                <w:i w:val="false"/>
-                <w:iCs w:val="false"/>
-                <w:color w:val="000000"/>
-                <w:sz w:val="18"/>
-                <w:szCs w:val="18"/>
-              </w:rPr>
-              <w:t xml:space="preserve">Driving Question Board (DQB) Creation</w:t>
+            <w:shd w:fill="D5E8F0" w:color="auto" w:val="clear"/>
+            <w:tcMar>
+              <w:top w:type="dxa" w:w="60"/>
+              <w:left w:type="dxa" w:w="120"/>
+              <w:bottom w:type="dxa" w:w="60"/>
+              <w:right w:type="dxa" w:w="120"/>
+            </w:tcMar>
+            <w:vAlign w:val="top"/>
+          </w:tcPr>
+          <w:p>
+            <w:pPr>
+              <w:spacing w:after="40" w:before="0"/>
+              <w:jc w:val="left"/>
+            </w:pPr>
+            <w:r>
+              <w:rPr>
+                <w:rFonts w:ascii="Arial" w:cs="Arial" w:eastAsia="Arial" w:hAnsi="Arial"/>
+                <w:b/>
+                <w:bCs/>
+                <w:i w:val="false"/>
+                <w:iCs w:val="false"/>
+                <w:color w:val="000000"/>
+                <w:sz w:val="18"/>
+                <w:szCs w:val="18"/>
+              </w:rPr>
+              <w:t xml:space="preserve">Model Building Phase</w:t>
             </w:r>
           </w:p>
           <w:p>
@@ -24324,7 +24630,7 @@
             <w:pPr>
               <w:spacing w:after="20" w:before="0"/>
             </w:pPr>
-            <w:hyperlink w:history="1" r:id="rIdjl3s51ixv_qygmkqmfbfn">
+            <w:hyperlink w:history="1" r:id="rIdsc-yqbh9ttex1tgeivvyq">
               <w:r>
                 <w:rPr>
                   <w:rFonts w:ascii="Arial" w:cs="Arial" w:eastAsia="Arial" w:hAnsi="Arial"/>
@@ -24333,7 +24639,7 @@
                   <w:szCs w:val="16"/>
                   <w:u w:val="single" w:color="2E75B6"/>
                 </w:rPr>
-                <w:t xml:space="preserve">Vectors word problem: tug of war</w:t>
+                <w:t xml:space="preserve">Vector addition &amp; magnitude</w:t>
               </w:r>
             </w:hyperlink>
           </w:p>
@@ -24357,7 +24663,7 @@
               <w:spacing w:after="10" w:before="0"/>
               <w:ind w:left="120"/>
             </w:pPr>
-            <w:hyperlink w:history="1" r:id="rIdggizagi-d1ub1wau6celb">
+            <w:hyperlink w:history="1" r:id="rIdniivfpd7egw5j27xsgh_n">
               <w:r>
                 <w:rPr>
                   <w:rFonts w:ascii="Arial" w:cs="Arial" w:eastAsia="Arial" w:hAnsi="Arial"/>
@@ -24395,320 +24701,14 @@
                 <w:sz w:val="16"/>
                 <w:szCs w:val="16"/>
               </w:rPr>
-              <w:t xml:space="preserve">📖 EXERCISE:</w:t>
+              <w:t xml:space="preserve">📖 HTML:</w:t>
             </w:r>
           </w:p>
           <w:p>
             <w:pPr>
               <w:spacing w:after="20" w:before="0"/>
             </w:pPr>
-            <w:hyperlink w:history="1" r:id="rIdwvsjaafafxdmi3tk7bex5">
-              <w:r>
-                <w:rPr>
-                  <w:rFonts w:ascii="Arial" w:cs="Arial" w:eastAsia="Arial" w:hAnsi="Arial"/>
-                  <w:color w:val="2E75B6"/>
-                  <w:sz w:val="16"/>
-                  <w:szCs w:val="16"/>
-                  <w:u w:val="single" w:color="2E75B6"/>
-                </w:rPr>
-                <w:t xml:space="preserve">Translation of Vectors and Slope Practice</w:t>
-              </w:r>
-            </w:hyperlink>
-          </w:p>
-          <w:p>
-            <w:pPr>
-              <w:spacing w:after="10" w:before="0"/>
-              <w:ind w:left="120"/>
-            </w:pPr>
-            <w:r>
-              <w:rPr>
-                <w:rFonts w:ascii="Arial" w:cs="Arial" w:eastAsia="Arial" w:hAnsi="Arial"/>
-                <w:color w:val="595959"/>
-                <w:sz w:val="14"/>
-                <w:szCs w:val="14"/>
-              </w:rPr>
-              <w:t xml:space="preserve">Source: CK-12</w:t>
-            </w:r>
-          </w:p>
-          <w:p>
-            <w:pPr>
-              <w:spacing w:after="10" w:before="0"/>
-              <w:ind w:left="120"/>
-            </w:pPr>
-            <w:hyperlink w:history="1" r:id="rIduwusyld4mhnuaumjvsx7q">
-              <w:r>
-                <w:rPr>
-                  <w:rFonts w:ascii="Arial" w:cs="Arial" w:eastAsia="Arial" w:hAnsi="Arial"/>
-                  <w:color w:val="595959"/>
-                  <w:sz w:val="14"/>
-                  <w:szCs w:val="14"/>
-                  <w:u w:val="single" w:color="595959"/>
-                </w:rPr>
-                <w:t xml:space="preserve">🔍 Search ARES for similar readings</w:t>
-              </w:r>
-            </w:hyperlink>
-          </w:p>
-        </w:tc>
-        <w:tc>
-          <w:tcPr>
-            <w:tcW w:type="dxa" w:w="3040"/>
-            <w:shd w:fill="FFFFFF" w:color="auto" w:val="clear"/>
-            <w:tcMar>
-              <w:top w:type="dxa" w:w="60"/>
-              <w:left w:type="dxa" w:w="120"/>
-              <w:bottom w:type="dxa" w:w="60"/>
-              <w:right w:type="dxa" w:w="120"/>
-            </w:tcMar>
-            <w:vAlign w:val="top"/>
-          </w:tcPr>
-          <w:p>
-            <w:pPr>
-              <w:spacing w:after="40" w:before="0"/>
-              <w:jc w:val="left"/>
-            </w:pPr>
-            <w:r>
-              <w:rPr>
-                <w:rFonts w:ascii="Arial" w:cs="Arial" w:eastAsia="Arial" w:hAnsi="Arial"/>
-                <w:b w:val="false"/>
-                <w:bCs w:val="false"/>
-                <w:i w:val="false"/>
-                <w:iCs w:val="false"/>
-                <w:color w:val="000000"/>
-                <w:sz w:val="18"/>
-                <w:szCs w:val="18"/>
-              </w:rPr>
-              <w:t xml:space="preserve">With the full solution on the board, the class returns to the DQB for a final 8-minute Closure Session. The teacher reads each remaining amber or red question aloud. Student volunteers — not the teacher — provide the answer, pointing to specific work from the lesson or the unit. The class votes (thumbs up/thumbs down) on whether each answer is sufficient to turn the card green. Once all cards are green, the teacher asks each student to independently write a response to the two key inquiry questions in their exercise books — a paragraph for each — in their own words. This is the Final Explanation artefact. Students are given a sentence frame to support but not constrain: 'Vectors differ from scalars because... This matters for the ferry because... Vectors can be combined by... The captain can always reach the right destination by...' Students write for 6 minutes in silence.</w:t>
-            </w:r>
-          </w:p>
-        </w:tc>
-        <w:tc>
-          <w:tcPr>
-            <w:tcW w:type="dxa" w:w="3040"/>
-            <w:shd w:fill="F2F2F2" w:color="auto" w:val="clear"/>
-            <w:tcMar>
-              <w:top w:type="dxa" w:w="60"/>
-              <w:left w:type="dxa" w:w="120"/>
-              <w:bottom w:type="dxa" w:w="60"/>
-              <w:right w:type="dxa" w:w="120"/>
-            </w:tcMar>
-            <w:vAlign w:val="top"/>
-          </w:tcPr>
-          <w:p>
-            <w:pPr>
-              <w:spacing w:after="40" w:before="0"/>
-              <w:jc w:val="left"/>
-            </w:pPr>
-            <w:r>
-              <w:rPr>
-                <w:rFonts w:ascii="Arial" w:cs="Arial" w:eastAsia="Arial" w:hAnsi="Arial"/>
-                <w:b w:val="false"/>
-                <w:bCs w:val="false"/>
-                <w:i w:val="false"/>
-                <w:iCs w:val="false"/>
-                <w:color w:val="000000"/>
-                <w:sz w:val="18"/>
-                <w:szCs w:val="18"/>
-              </w:rPr>
-              <w:t xml:space="preserve">Return to the DQB. Say: 'Let's go through every card that isn't fully green. I am not going to answer these — you are. Raise your hand if you can answer this one.' For each amber/red card, cold-call a student, then ask a second student: 'Do you agree? Can you add anything?' Use the class vote (thumbs up = sufficient answer, thumbs sideways = needs more, thumbs down = not answered). Do NOT accept vague answers — probe with: 'Can you say that using the word vector?' or 'Can you connect that back to the ferry?' Once all cards are green, say: 'Every question on this board — answered. By you. That is eight lessons of mathematical work. Now — open your exercise books. I want your Final Explanation. Use the sentence frame on the board, but make it yours. Six minutes of silence.' Set timer. Circulate and read over shoulders. After 6 minutes: 'Exchange books with your partner. Read their explanation. Underline one sentence you think is particularly strong.' Allow 2 minutes of peer reading.</w:t>
-            </w:r>
-          </w:p>
-        </w:tc>
-        <w:tc>
-          <w:tcPr>
-            <w:tcW w:type="dxa" w:w="3040"/>
-            <w:shd w:fill="FFFFFF" w:color="auto" w:val="clear"/>
-            <w:tcMar>
-              <w:top w:type="dxa" w:w="60"/>
-              <w:left w:type="dxa" w:w="120"/>
-              <w:bottom w:type="dxa" w:w="60"/>
-              <w:right w:type="dxa" w:w="120"/>
-            </w:tcMar>
-            <w:vAlign w:val="top"/>
-          </w:tcPr>
-          <w:p>
-            <w:pPr>
-              <w:spacing w:after="40" w:before="0"/>
-              <w:jc w:val="left"/>
-            </w:pPr>
-            <w:r>
-              <w:rPr>
-                <w:rFonts w:ascii="Arial" w:cs="Arial" w:eastAsia="Arial" w:hAnsi="Arial"/>
-                <w:b w:val="false"/>
-                <w:bCs w:val="false"/>
-                <w:i w:val="false"/>
-                <w:iCs w:val="false"/>
-                <w:color w:val="000000"/>
-                <w:sz w:val="18"/>
-                <w:szCs w:val="18"/>
-              </w:rPr>
-              <w:t xml:space="preserve">Strategy: Final Explanation Writing with Sentence Frames. Writing a Final Explanation is a culminating NGSS practice — 'Constructing Explanations.' The sentence frames scaffold without replacing student thinking, ensuring all learners can access the writing task regardless of English proficiency level. The peer-underlining move adds a low-stakes accountability layer and surfaces strong scientific language for the class to celebrate. This strategy directly answers both key inquiry questions in student voice.</w:t>
-            </w:r>
-          </w:p>
-        </w:tc>
-        <w:tc>
-          <w:tcPr>
-            <w:tcW w:type="dxa" w:w="3040"/>
-            <w:shd w:fill="F2F2F2" w:color="auto" w:val="clear"/>
-            <w:tcMar>
-              <w:top w:type="dxa" w:w="60"/>
-              <w:left w:type="dxa" w:w="120"/>
-              <w:bottom w:type="dxa" w:w="60"/>
-              <w:right w:type="dxa" w:w="120"/>
-            </w:tcMar>
-            <w:vAlign w:val="top"/>
-          </w:tcPr>
-          <w:p>
-            <w:pPr>
-              <w:spacing w:after="40" w:before="0"/>
-              <w:jc w:val="left"/>
-            </w:pPr>
-            <w:r>
-              <w:rPr>
-                <w:rFonts w:ascii="Arial" w:cs="Arial" w:eastAsia="Arial" w:hAnsi="Arial"/>
-                <w:b w:val="false"/>
-                <w:bCs w:val="false"/>
-                <w:i w:val="false"/>
-                <w:iCs w:val="false"/>
-                <w:color w:val="000000"/>
-                <w:sz w:val="18"/>
-                <w:szCs w:val="18"/>
-              </w:rPr>
-              <w:t xml:space="preserve">Observable indicators: (1) Student Final Explanations explicitly use the words 'magnitude,' 'direction,' 'resultant,' and 'vector addition.' (2) The explanation connects abstractly named concepts back to the ferry context (not just generic definitions). (3) Students identify a specific corrective action the captain can take — not just describe the problem. Teacher collects exercise books at the end of class for written formative assessment review. Any explanation that only describes the problem without prescribing a solution (i.e., stuck at 'the ferry drifted') indicates the student has not yet reached the application level of the key inquiry question.</w:t>
-            </w:r>
-          </w:p>
-        </w:tc>
-      </w:tr>
-      <w:tr>
-        <w:tc>
-          <w:tcPr>
-            <w:tcW w:type="dxa" w:w="1520"/>
-            <w:shd w:fill="D5E8F0" w:color="auto" w:val="clear"/>
-            <w:tcMar>
-              <w:top w:type="dxa" w:w="60"/>
-              <w:left w:type="dxa" w:w="120"/>
-              <w:bottom w:type="dxa" w:w="60"/>
-              <w:right w:type="dxa" w:w="120"/>
-            </w:tcMar>
-            <w:vAlign w:val="top"/>
-          </w:tcPr>
-          <w:p>
-            <w:pPr>
-              <w:spacing w:after="40" w:before="0"/>
-              <w:jc w:val="left"/>
-            </w:pPr>
-            <w:r>
-              <w:rPr>
-                <w:rFonts w:ascii="Arial" w:cs="Arial" w:eastAsia="Arial" w:hAnsi="Arial"/>
-                <w:b/>
-                <w:bCs/>
-                <w:i w:val="false"/>
-                <w:iCs w:val="false"/>
-                <w:color w:val="000000"/>
-                <w:sz w:val="18"/>
-                <w:szCs w:val="18"/>
-              </w:rPr>
-              <w:t xml:space="preserve">Model Building Phase</w:t>
-            </w:r>
-          </w:p>
-          <w:p>
-            <w:pPr>
-              <w:spacing w:after="20" w:before="0"/>
-            </w:pPr>
-            <w:r>
-              <w:rPr>
-                <w:rFonts w:ascii="Arial" w:cs="Arial" w:eastAsia="Arial" w:hAnsi="Arial"/>
-                <w:b/>
-                <w:bCs/>
-                <w:color w:val="1F3864"/>
-                <w:sz w:val="16"/>
-                <w:szCs w:val="16"/>
-              </w:rPr>
-              <w:t xml:space="preserve">📹 VIDEO:</w:t>
-            </w:r>
-          </w:p>
-          <w:p>
-            <w:pPr>
-              <w:spacing w:after="20" w:before="0"/>
-            </w:pPr>
-            <w:hyperlink w:history="1" r:id="rIdnrvsla5vl3wzpwncgz5sl">
-              <w:r>
-                <w:rPr>
-                  <w:rFonts w:ascii="Arial" w:cs="Arial" w:eastAsia="Arial" w:hAnsi="Arial"/>
-                  <w:color w:val="2E75B6"/>
-                  <w:sz w:val="16"/>
-                  <w:szCs w:val="16"/>
-                  <w:u w:val="single" w:color="2E75B6"/>
-                </w:rPr>
-                <w:t xml:space="preserve">Vector addition &amp; magnitude</w:t>
-              </w:r>
-            </w:hyperlink>
-          </w:p>
-          <w:p>
-            <w:pPr>
-              <w:spacing w:after="10" w:before="0"/>
-              <w:ind w:left="120"/>
-            </w:pPr>
-            <w:r>
-              <w:rPr>
-                <w:rFonts w:ascii="Arial" w:cs="Arial" w:eastAsia="Arial" w:hAnsi="Arial"/>
-                <w:color w:val="595959"/>
-                <w:sz w:val="14"/>
-                <w:szCs w:val="14"/>
-              </w:rPr>
-              <w:t xml:space="preserve">Source: Khan Academy (English - US curriculum)</w:t>
-            </w:r>
-          </w:p>
-          <w:p>
-            <w:pPr>
-              <w:spacing w:after="10" w:before="0"/>
-              <w:ind w:left="120"/>
-            </w:pPr>
-            <w:hyperlink w:history="1" r:id="rIdzl8upt_hpqhdiwxnsxfjg">
-              <w:r>
-                <w:rPr>
-                  <w:rFonts w:ascii="Arial" w:cs="Arial" w:eastAsia="Arial" w:hAnsi="Arial"/>
-                  <w:color w:val="595959"/>
-                  <w:sz w:val="14"/>
-                  <w:szCs w:val="14"/>
-                  <w:u w:val="single" w:color="595959"/>
-                </w:rPr>
-                <w:t xml:space="preserve">🔍 Search ARES for similar videos</w:t>
-              </w:r>
-            </w:hyperlink>
-          </w:p>
-          <w:p>
-            <w:pPr>
-              <w:spacing w:after="40" w:before="0"/>
-            </w:pPr>
-            <w:r>
-              <w:rPr>
-                <w:sz w:val="14"/>
-                <w:szCs w:val="14"/>
-              </w:rPr>
-              <w:t xml:space="preserve"/>
-            </w:r>
-          </w:p>
-          <w:p>
-            <w:pPr>
-              <w:spacing w:after="20" w:before="0"/>
-            </w:pPr>
-            <w:r>
-              <w:rPr>
-                <w:rFonts w:ascii="Arial" w:cs="Arial" w:eastAsia="Arial" w:hAnsi="Arial"/>
-                <w:b/>
-                <w:bCs/>
-                <w:color w:val="1F3864"/>
-                <w:sz w:val="16"/>
-                <w:szCs w:val="16"/>
-              </w:rPr>
-              <w:t xml:space="preserve">📖 HTML:</w:t>
-            </w:r>
-          </w:p>
-          <w:p>
-            <w:pPr>
-              <w:spacing w:after="20" w:before="0"/>
-            </w:pPr>
-            <w:hyperlink w:history="1" r:id="rId9mg-rcwm3wco9hydlko2b">
+            <w:hyperlink w:history="1" r:id="rIdrvjihn02ioncfkni3ei4k">
               <w:r>
                 <w:rPr>
                   <w:rFonts w:ascii="Arial" w:cs="Arial" w:eastAsia="Arial" w:hAnsi="Arial"/>
@@ -24741,7 +24741,7 @@
               <w:spacing w:after="10" w:before="0"/>
               <w:ind w:left="120"/>
             </w:pPr>
-            <w:hyperlink w:history="1" r:id="rIdzuugquzsbb1whgtngag8h">
+            <w:hyperlink w:history="1" r:id="rId9dzfka5vuqcbmtb5wesfv">
               <w:r>
                 <w:rPr>
                   <w:rFonts w:ascii="Arial" w:cs="Arial" w:eastAsia="Arial" w:hAnsi="Arial"/>

--- a/data/outputs/v2/Maths/SS3.3_Vectors_I/Mathematics_Vectors_I_CBE_LessonSequence.docx
+++ b/data/outputs/v2/Maths/SS3.3_Vectors_I/Mathematics_Vectors_I_CBE_LessonSequence.docx
@@ -42,6 +42,177 @@
     </w:p>
     <w:p>
       <w:pPr>
+        <w:spacing w:after="80" w:before="120"/>
+      </w:pPr>
+      <w:r>
+        <w:rPr>
+          <w:rFonts w:ascii="Arial" w:cs="Arial" w:eastAsia="Arial" w:hAnsi="Arial"/>
+          <w:b/>
+          <w:bCs/>
+          <w:color w:val="1F3864"/>
+          <w:sz w:val="20"/>
+          <w:szCs w:val="20"/>
+        </w:rPr>
+        <w:t xml:space="preserve">ATTRIBUTION AND LICENSING</w:t>
+      </w:r>
+    </w:p>
+    <w:p>
+      <w:pPr>
+        <w:spacing w:after="60" w:before="0"/>
+      </w:pPr>
+      <w:r>
+        <w:rPr>
+          <w:rFonts w:ascii="Arial" w:cs="Arial" w:eastAsia="Arial" w:hAnsi="Arial"/>
+          <w:b/>
+          <w:bCs/>
+          <w:sz w:val="17"/>
+          <w:szCs w:val="17"/>
+        </w:rPr>
+        <w:t xml:space="preserve">Curriculum Alignment: </w:t>
+      </w:r>
+      <w:r>
+        <w:rPr>
+          <w:rFonts w:ascii="Arial" w:cs="Arial" w:eastAsia="Arial" w:hAnsi="Arial"/>
+          <w:sz w:val="17"/>
+          <w:szCs w:val="17"/>
+        </w:rPr>
+        <w:t xml:space="preserve">Structured in pedagogical alignment with the competence-based curriculum format and learning outcomes established by the Kenya Institute of Curriculum Development (KICD). This material is independently developed and is not officially endorsed or published by KICD.</w:t>
+      </w:r>
+    </w:p>
+    <w:p>
+      <w:pPr>
+        <w:spacing w:after="60" w:before="0"/>
+      </w:pPr>
+      <w:r>
+        <w:rPr>
+          <w:rFonts w:ascii="Arial" w:cs="Arial" w:eastAsia="Arial" w:hAnsi="Arial"/>
+          <w:b/>
+          <w:bCs/>
+          <w:sz w:val="17"/>
+          <w:szCs w:val="17"/>
+        </w:rPr>
+        <w:t xml:space="preserve">Content &amp; Pedagogy: </w:t>
+      </w:r>
+      <w:r>
+        <w:rPr>
+          <w:rFonts w:ascii="Arial" w:cs="Arial" w:eastAsia="Arial" w:hAnsi="Arial"/>
+          <w:sz w:val="17"/>
+          <w:szCs w:val="17"/>
+        </w:rPr>
+        <w:t xml:space="preserve">Developed and adapted by the educator team at SeaVuria (registered 501(c)(3) in the United States and registered NGO in Kenya, No. 872-850A-BF11), who designed the pedagogical framework, lesson templates and exemplar lessons on which this material is based.</w:t>
+      </w:r>
+    </w:p>
+    <w:p>
+      <w:pPr>
+        <w:spacing w:after="60" w:before="0"/>
+      </w:pPr>
+      <w:r>
+        <w:rPr>
+          <w:rFonts w:ascii="Arial" w:cs="Arial" w:eastAsia="Arial" w:hAnsi="Arial"/>
+          <w:b/>
+          <w:bCs/>
+          <w:sz w:val="17"/>
+          <w:szCs w:val="17"/>
+        </w:rPr>
+        <w:t xml:space="preserve">Production &amp; Layout: </w:t>
+      </w:r>
+      <w:r>
+        <w:rPr>
+          <w:rFonts w:ascii="Arial" w:cs="Arial" w:eastAsia="Arial" w:hAnsi="Arial"/>
+          <w:sz w:val="17"/>
+          <w:szCs w:val="17"/>
+        </w:rPr>
+        <w:t xml:space="preserve">Educational design and curriculum sequencing by SeaVuria. Technical layout, structural formatting, and digital optimization/implementation executed in partnership with ARES Education (registered 501(c)(3) in the United States and Canada (as Afretech Aid) and registered NGO in Kenya), with lesson drafting and compilation assisted by AI (Claude, Anthropic).</w:t>
+      </w:r>
+    </w:p>
+    <w:p>
+      <w:pPr>
+        <w:pBdr>
+          <w:bottom w:val="single" w:color="1F3864" w:sz="6" w:space="6"/>
+        </w:pBdr>
+        <w:spacing w:after="60" w:before="0"/>
+      </w:pPr>
+      <w:r>
+        <w:rPr>
+          <w:rFonts w:ascii="Arial" w:cs="Arial" w:eastAsia="Arial" w:hAnsi="Arial"/>
+          <w:b/>
+          <w:bCs/>
+          <w:sz w:val="17"/>
+          <w:szCs w:val="17"/>
+        </w:rPr>
+        <w:t xml:space="preserve">Licensing &amp; Copyright: </w:t>
+      </w:r>
+      <w:r>
+        <w:rPr>
+          <w:rFonts w:ascii="Arial" w:cs="Arial" w:eastAsia="Arial" w:hAnsi="Arial"/>
+          <w:sz w:val="17"/>
+          <w:szCs w:val="17"/>
+        </w:rPr>
+        <w:t xml:space="preserve">© 2026 SeaVuria and ARES. This work is licensed under a </w:t>
+      </w:r>
+      <w:hyperlink w:history="1" r:id="rIdyb4_2v2rf2wj3zdoktljy">
+        <w:r>
+          <w:rPr>
+            <w:rFonts w:ascii="Arial" w:cs="Arial" w:eastAsia="Arial" w:hAnsi="Arial"/>
+            <w:color w:val="1F6B75"/>
+            <w:sz w:val="17"/>
+            <w:szCs w:val="17"/>
+            <w:u w:val="single" w:color="1F6B75"/>
+          </w:rPr>
+          <w:t xml:space="preserve">Creative Commons Attribution-NonCommercial 4.0 International License</w:t>
+        </w:r>
+      </w:hyperlink>
+      <w:r>
+        <w:rPr>
+          <w:rFonts w:ascii="Arial" w:cs="Arial" w:eastAsia="Arial" w:hAnsi="Arial"/>
+          <w:sz w:val="17"/>
+          <w:szCs w:val="17"/>
+        </w:rPr>
+        <w:t xml:space="preserve"> (</w:t>
+      </w:r>
+      <w:hyperlink w:history="1" r:id="rIdz28akynblauh_nh8y8_ty">
+        <w:r>
+          <w:rPr>
+            <w:rFonts w:ascii="Arial" w:cs="Arial" w:eastAsia="Arial" w:hAnsi="Arial"/>
+            <w:color w:val="1F6B75"/>
+            <w:sz w:val="17"/>
+            <w:szCs w:val="17"/>
+            <w:u w:val="single" w:color="1F6B75"/>
+          </w:rPr>
+          <w:t xml:space="preserve">CC BY-NC 4.0</w:t>
+        </w:r>
+      </w:hyperlink>
+      <w:r>
+        <w:rPr>
+          <w:rFonts w:ascii="Arial" w:cs="Arial" w:eastAsia="Arial" w:hAnsi="Arial"/>
+          <w:sz w:val="17"/>
+          <w:szCs w:val="17"/>
+        </w:rPr>
+        <w:t xml:space="preserve">). To view a copy of this license, visit </w:t>
+      </w:r>
+      <w:hyperlink w:history="1" r:id="rIdhkgztmbdb13ukmpvudxlc">
+        <w:r>
+          <w:rPr>
+            <w:rFonts w:ascii="Arial" w:cs="Arial" w:eastAsia="Arial" w:hAnsi="Arial"/>
+            <w:color w:val="1F6B75"/>
+            <w:sz w:val="17"/>
+            <w:szCs w:val="17"/>
+            <w:u w:val="single" w:color="1F6B75"/>
+          </w:rPr>
+          <w:t xml:space="preserve">https://creativecommons.org/licenses/by-nc/4.0/</w:t>
+        </w:r>
+      </w:hyperlink>
+      <w:r>
+        <w:rPr>
+          <w:rFonts w:ascii="Arial" w:cs="Arial" w:eastAsia="Arial" w:hAnsi="Arial"/>
+          <w:sz w:val="17"/>
+          <w:szCs w:val="17"/>
+        </w:rPr>
+        <w:t xml:space="preserve">. You are free to copy, redistribute, and adapt this material in any medium or format, provided appropriate credit is given and the material is not used for commercial purposes. KICD learning outcomes and curriculum designations reproduced here for alignment purposes remain the property of KICD and are not covered by this license. Linked external resources (e.g. CK-12, Khan Academy, PhET) are subject to their own licenses.</w:t>
+      </w:r>
+    </w:p>
+    <w:p>
+      <w:pPr>
         <w:spacing w:after="120"/>
       </w:pPr>
       <w:r>
@@ -3652,7 +3823,7 @@
             <w:pPr>
               <w:spacing w:after="20" w:before="0"/>
             </w:pPr>
-            <w:hyperlink w:history="1" r:id="rIdltozd9i12ppqlm7prqy-a">
+            <w:hyperlink w:history="1" r:id="rIdtv8b4vkklarvnawm9ccgj">
               <w:r>
                 <w:rPr>
                   <w:rFonts w:ascii="Arial" w:cs="Arial" w:eastAsia="Arial" w:hAnsi="Arial"/>
@@ -3685,7 +3856,7 @@
               <w:spacing w:after="10" w:before="0"/>
               <w:ind w:left="120"/>
             </w:pPr>
-            <w:hyperlink w:history="1" r:id="rIdbi1a3z779da8nbsljshcp">
+            <w:hyperlink w:history="1" r:id="rIdvqhn5utftuh4fwt4kwoik">
               <w:r>
                 <w:rPr>
                   <w:rFonts w:ascii="Arial" w:cs="Arial" w:eastAsia="Arial" w:hAnsi="Arial"/>
@@ -3730,7 +3901,7 @@
             <w:pPr>
               <w:spacing w:after="20" w:before="0"/>
             </w:pPr>
-            <w:hyperlink w:history="1" r:id="rId7blfkblrje-rclbupcedq">
+            <w:hyperlink w:history="1" r:id="rIdbubh6aqmpzhm3m5ck0atf">
               <w:r>
                 <w:rPr>
                   <w:rFonts w:ascii="Arial" w:cs="Arial" w:eastAsia="Arial" w:hAnsi="Arial"/>
@@ -3763,7 +3934,7 @@
               <w:spacing w:after="10" w:before="0"/>
               <w:ind w:left="120"/>
             </w:pPr>
-            <w:hyperlink w:history="1" r:id="rIdalcbjexzdvykauwmhiyhd">
+            <w:hyperlink w:history="1" r:id="rIdxwqol_t4wxrhwx3_htivm">
               <w:r>
                 <w:rPr>
                   <w:rFonts w:ascii="Arial" w:cs="Arial" w:eastAsia="Arial" w:hAnsi="Arial"/>
@@ -3958,7 +4129,7 @@
             <w:pPr>
               <w:spacing w:after="20" w:before="0"/>
             </w:pPr>
-            <w:hyperlink w:history="1" r:id="rIdo92elxae7ag5ifsninobm">
+            <w:hyperlink w:history="1" r:id="rIdnwhbulcwc1zhvmnwbmvcq">
               <w:r>
                 <w:rPr>
                   <w:rFonts w:ascii="Arial" w:cs="Arial" w:eastAsia="Arial" w:hAnsi="Arial"/>
@@ -3991,7 +4162,7 @@
               <w:spacing w:after="10" w:before="0"/>
               <w:ind w:left="120"/>
             </w:pPr>
-            <w:hyperlink w:history="1" r:id="rIdyxxw_jvtl0eiwpo45rvnu">
+            <w:hyperlink w:history="1" r:id="rIdj1zo-fgjwt8erjw4u760c">
               <w:r>
                 <w:rPr>
                   <w:rFonts w:ascii="Arial" w:cs="Arial" w:eastAsia="Arial" w:hAnsi="Arial"/>
@@ -4036,7 +4207,7 @@
             <w:pPr>
               <w:spacing w:after="20" w:before="0"/>
             </w:pPr>
-            <w:hyperlink w:history="1" r:id="rIdogjxbsxdf-v-epscyhs0i">
+            <w:hyperlink w:history="1" r:id="rIdztgbukecljtppsihgkl_y">
               <w:r>
                 <w:rPr>
                   <w:rFonts w:ascii="Arial" w:cs="Arial" w:eastAsia="Arial" w:hAnsi="Arial"/>
@@ -4069,7 +4240,7 @@
               <w:spacing w:after="10" w:before="0"/>
               <w:ind w:left="120"/>
             </w:pPr>
-            <w:hyperlink w:history="1" r:id="rIdalrc9fb9g4pxofhgsc4m6">
+            <w:hyperlink w:history="1" r:id="rIdk4yjfoc7ukofrx375nuuk">
               <w:r>
                 <w:rPr>
                   <w:rFonts w:ascii="Arial" w:cs="Arial" w:eastAsia="Arial" w:hAnsi="Arial"/>
@@ -4264,7 +4435,7 @@
             <w:pPr>
               <w:spacing w:after="20" w:before="0"/>
             </w:pPr>
-            <w:hyperlink w:history="1" r:id="rIddkkkhsau9ix0qxhs1xcgj">
+            <w:hyperlink w:history="1" r:id="rIdbvesovwlnzjzfxvbxti-q">
               <w:r>
                 <w:rPr>
                   <w:rFonts w:ascii="Arial" w:cs="Arial" w:eastAsia="Arial" w:hAnsi="Arial"/>
@@ -4297,7 +4468,7 @@
               <w:spacing w:after="10" w:before="0"/>
               <w:ind w:left="120"/>
             </w:pPr>
-            <w:hyperlink w:history="1" r:id="rIdxlpmpw6ldu3qybczv6ntc">
+            <w:hyperlink w:history="1" r:id="rIdf1mkyyz8-j891gshkxjqc">
               <w:r>
                 <w:rPr>
                   <w:rFonts w:ascii="Arial" w:cs="Arial" w:eastAsia="Arial" w:hAnsi="Arial"/>
@@ -4342,7 +4513,7 @@
             <w:pPr>
               <w:spacing w:after="20" w:before="0"/>
             </w:pPr>
-            <w:hyperlink w:history="1" r:id="rIduw96nnf00x33v0wcokedf">
+            <w:hyperlink w:history="1" r:id="rIdz2vrlbi2m3sxrcxxylhbv">
               <w:r>
                 <w:rPr>
                   <w:rFonts w:ascii="Arial" w:cs="Arial" w:eastAsia="Arial" w:hAnsi="Arial"/>
@@ -4375,7 +4546,7 @@
               <w:spacing w:after="10" w:before="0"/>
               <w:ind w:left="120"/>
             </w:pPr>
-            <w:hyperlink w:history="1" r:id="rIdsiboeq4s4su-hvwp5_vkq">
+            <w:hyperlink w:history="1" r:id="rIdsum_naho38yhesort1nh2">
               <w:r>
                 <w:rPr>
                   <w:rFonts w:ascii="Arial" w:cs="Arial" w:eastAsia="Arial" w:hAnsi="Arial"/>
@@ -4570,7 +4741,7 @@
             <w:pPr>
               <w:spacing w:after="20" w:before="0"/>
             </w:pPr>
-            <w:hyperlink w:history="1" r:id="rIdtbyme5a27f_ovslewkaor">
+            <w:hyperlink w:history="1" r:id="rIdfdns3hi65pnvjgaezmqew">
               <w:r>
                 <w:rPr>
                   <w:rFonts w:ascii="Arial" w:cs="Arial" w:eastAsia="Arial" w:hAnsi="Arial"/>
@@ -4603,7 +4774,7 @@
               <w:spacing w:after="10" w:before="0"/>
               <w:ind w:left="120"/>
             </w:pPr>
-            <w:hyperlink w:history="1" r:id="rIdtqcns7vccnx-_up3vbhci">
+            <w:hyperlink w:history="1" r:id="rIdblcw3ztokx-slu01751xk">
               <w:r>
                 <w:rPr>
                   <w:rFonts w:ascii="Arial" w:cs="Arial" w:eastAsia="Arial" w:hAnsi="Arial"/>
@@ -4648,7 +4819,7 @@
             <w:pPr>
               <w:spacing w:after="20" w:before="0"/>
             </w:pPr>
-            <w:hyperlink w:history="1" r:id="rIdo6lzptb9ovathhttbe8uq">
+            <w:hyperlink w:history="1" r:id="rIdew8xshov7o0vkgmm5hr7-">
               <w:r>
                 <w:rPr>
                   <w:rFonts w:ascii="Arial" w:cs="Arial" w:eastAsia="Arial" w:hAnsi="Arial"/>
@@ -4681,7 +4852,7 @@
               <w:spacing w:after="10" w:before="0"/>
               <w:ind w:left="120"/>
             </w:pPr>
-            <w:hyperlink w:history="1" r:id="rIdvktpva7pvixurryedcvaa">
+            <w:hyperlink w:history="1" r:id="rIds96mdoxtmkuqnhgrwhork">
               <w:r>
                 <w:rPr>
                   <w:rFonts w:ascii="Arial" w:cs="Arial" w:eastAsia="Arial" w:hAnsi="Arial"/>
@@ -4876,7 +5047,7 @@
             <w:pPr>
               <w:spacing w:after="20" w:before="0"/>
             </w:pPr>
-            <w:hyperlink w:history="1" r:id="rIdajvm6c9lidtxsfnmtm0n7">
+            <w:hyperlink w:history="1" r:id="rIdeztpzmyphxvh-4fwxmgoq">
               <w:r>
                 <w:rPr>
                   <w:rFonts w:ascii="Arial" w:cs="Arial" w:eastAsia="Arial" w:hAnsi="Arial"/>
@@ -4909,7 +5080,7 @@
               <w:spacing w:after="10" w:before="0"/>
               <w:ind w:left="120"/>
             </w:pPr>
-            <w:hyperlink w:history="1" r:id="rIddp8_a9c1439ltk3fkvlfd">
+            <w:hyperlink w:history="1" r:id="rId2guyfcqrqfnybheggvfgv">
               <w:r>
                 <w:rPr>
                   <w:rFonts w:ascii="Arial" w:cs="Arial" w:eastAsia="Arial" w:hAnsi="Arial"/>
@@ -4954,7 +5125,7 @@
             <w:pPr>
               <w:spacing w:after="20" w:before="0"/>
             </w:pPr>
-            <w:hyperlink w:history="1" r:id="rIdwljlfamdywax9tkyud17i">
+            <w:hyperlink w:history="1" r:id="rIdeh7xfaetieiggarznad1z">
               <w:r>
                 <w:rPr>
                   <w:rFonts w:ascii="Arial" w:cs="Arial" w:eastAsia="Arial" w:hAnsi="Arial"/>
@@ -4987,7 +5158,7 @@
               <w:spacing w:after="10" w:before="0"/>
               <w:ind w:left="120"/>
             </w:pPr>
-            <w:hyperlink w:history="1" r:id="rIddzltczyz29_1pv5tobodw">
+            <w:hyperlink w:history="1" r:id="rIdl7umzouqapa-zp5q0sb81">
               <w:r>
                 <w:rPr>
                   <w:rFonts w:ascii="Arial" w:cs="Arial" w:eastAsia="Arial" w:hAnsi="Arial"/>
@@ -5483,6 +5654,65 @@
         </w:tc>
       </w:tr>
     </w:tbl>
+    <w:p>
+      <w:pPr>
+        <w:pBdr>
+          <w:top w:val="single" w:color="BBBBBB" w:sz="4" w:space="4"/>
+        </w:pBdr>
+        <w:spacing w:after="0" w:before="160"/>
+      </w:pPr>
+      <w:r>
+        <w:rPr>
+          <w:rFonts w:ascii="Arial" w:cs="Arial" w:eastAsia="Arial" w:hAnsi="Arial"/>
+          <w:color w:val="666666"/>
+          <w:sz w:val="14"/>
+          <w:szCs w:val="14"/>
+        </w:rPr>
+        <w:t xml:space="preserve">© 2026 SeaVuria and ARES. Aligned with KICD objectives. Developed by SeaVuria; technical implementation by ARES (with AI assistance from Claude). Licensed under </w:t>
+      </w:r>
+      <w:hyperlink w:history="1" r:id="rIdygfecm0xi2xdcp-arghac">
+        <w:r>
+          <w:rPr>
+            <w:rFonts w:ascii="Arial" w:cs="Arial" w:eastAsia="Arial" w:hAnsi="Arial"/>
+            <w:color w:val="1F6B75"/>
+            <w:sz w:val="14"/>
+            <w:szCs w:val="14"/>
+            <w:u w:val="single" w:color="1F6B75"/>
+          </w:rPr>
+          <w:t xml:space="preserve">CC BY-NC 4.0</w:t>
+        </w:r>
+      </w:hyperlink>
+      <w:r>
+        <w:rPr>
+          <w:rFonts w:ascii="Arial" w:cs="Arial" w:eastAsia="Arial" w:hAnsi="Arial"/>
+          <w:color w:val="666666"/>
+          <w:sz w:val="14"/>
+          <w:szCs w:val="14"/>
+        </w:rPr>
+        <w:t xml:space="preserve"> (</w:t>
+      </w:r>
+      <w:hyperlink w:history="1" r:id="rIddjihostbzgz-ymhze7f9e">
+        <w:r>
+          <w:rPr>
+            <w:rFonts w:ascii="Arial" w:cs="Arial" w:eastAsia="Arial" w:hAnsi="Arial"/>
+            <w:color w:val="1F6B75"/>
+            <w:sz w:val="14"/>
+            <w:szCs w:val="14"/>
+            <w:u w:val="single" w:color="1F6B75"/>
+          </w:rPr>
+          <w:t xml:space="preserve">https://creativecommons.org/licenses/by-nc/4.0/</w:t>
+        </w:r>
+      </w:hyperlink>
+      <w:r>
+        <w:rPr>
+          <w:rFonts w:ascii="Arial" w:cs="Arial" w:eastAsia="Arial" w:hAnsi="Arial"/>
+          <w:color w:val="666666"/>
+          <w:sz w:val="14"/>
+          <w:szCs w:val="14"/>
+        </w:rPr>
+        <w:t xml:space="preserve">).</w:t>
+      </w:r>
+    </w:p>
     <w:p>
       <w:r>
         <w:br w:type="page"/>
@@ -6474,7 +6704,7 @@
             <w:pPr>
               <w:spacing w:after="20" w:before="0"/>
             </w:pPr>
-            <w:hyperlink w:history="1" r:id="rIdudqr4ukze-ck2jbcvycn-">
+            <w:hyperlink w:history="1" r:id="rIdnxrejdxdt8xcxz7yrbbcf">
               <w:r>
                 <w:rPr>
                   <w:rFonts w:ascii="Arial" w:cs="Arial" w:eastAsia="Arial" w:hAnsi="Arial"/>
@@ -6507,7 +6737,7 @@
               <w:spacing w:after="10" w:before="0"/>
               <w:ind w:left="120"/>
             </w:pPr>
-            <w:hyperlink w:history="1" r:id="rIde4xyt_xdjla1zqjk6wwp3">
+            <w:hyperlink w:history="1" r:id="rId3pwmycz3ec-dbvws_qsks">
               <w:r>
                 <w:rPr>
                   <w:rFonts w:ascii="Arial" w:cs="Arial" w:eastAsia="Arial" w:hAnsi="Arial"/>
@@ -6552,7 +6782,7 @@
             <w:pPr>
               <w:spacing w:after="20" w:before="0"/>
             </w:pPr>
-            <w:hyperlink w:history="1" r:id="rIduebwoxs7nxpt1vpsj5bfm">
+            <w:hyperlink w:history="1" r:id="rIdyyuesy4-zyaeia6f9mhec">
               <w:r>
                 <w:rPr>
                   <w:rFonts w:ascii="Arial" w:cs="Arial" w:eastAsia="Arial" w:hAnsi="Arial"/>
@@ -6585,7 +6815,7 @@
               <w:spacing w:after="10" w:before="0"/>
               <w:ind w:left="120"/>
             </w:pPr>
-            <w:hyperlink w:history="1" r:id="rIdiyg4ueqfzbneh_puwnbgp">
+            <w:hyperlink w:history="1" r:id="rId3rmwlc00yc2nchqbtyoai">
               <w:r>
                 <w:rPr>
                   <w:rFonts w:ascii="Arial" w:cs="Arial" w:eastAsia="Arial" w:hAnsi="Arial"/>
@@ -6780,7 +7010,7 @@
             <w:pPr>
               <w:spacing w:after="20" w:before="0"/>
             </w:pPr>
-            <w:hyperlink w:history="1" r:id="rIdha2niqtcq8kjvrfqlhh36">
+            <w:hyperlink w:history="1" r:id="rId5otfwqbdd0ihlv8jr_7ob">
               <w:r>
                 <w:rPr>
                   <w:rFonts w:ascii="Arial" w:cs="Arial" w:eastAsia="Arial" w:hAnsi="Arial"/>
@@ -6813,7 +7043,7 @@
               <w:spacing w:after="10" w:before="0"/>
               <w:ind w:left="120"/>
             </w:pPr>
-            <w:hyperlink w:history="1" r:id="rIdvgliuvedr4meitxh3fobu">
+            <w:hyperlink w:history="1" r:id="rIdoiozoqvvvn70qxogrhrzm">
               <w:r>
                 <w:rPr>
                   <w:rFonts w:ascii="Arial" w:cs="Arial" w:eastAsia="Arial" w:hAnsi="Arial"/>
@@ -6858,7 +7088,7 @@
             <w:pPr>
               <w:spacing w:after="20" w:before="0"/>
             </w:pPr>
-            <w:hyperlink w:history="1" r:id="rIdlcrjpdcepzjkkjtvb4hlt">
+            <w:hyperlink w:history="1" r:id="rId4ct56lrtupgrha5tlxdvr">
               <w:r>
                 <w:rPr>
                   <w:rFonts w:ascii="Arial" w:cs="Arial" w:eastAsia="Arial" w:hAnsi="Arial"/>
@@ -6891,7 +7121,7 @@
               <w:spacing w:after="10" w:before="0"/>
               <w:ind w:left="120"/>
             </w:pPr>
-            <w:hyperlink w:history="1" r:id="rIdmtrzsy299-v0goltjlyxa">
+            <w:hyperlink w:history="1" r:id="rIdnapxgxzb9f8ybf63l8rtu">
               <w:r>
                 <w:rPr>
                   <w:rFonts w:ascii="Arial" w:cs="Arial" w:eastAsia="Arial" w:hAnsi="Arial"/>
@@ -7086,7 +7316,7 @@
             <w:pPr>
               <w:spacing w:after="20" w:before="0"/>
             </w:pPr>
-            <w:hyperlink w:history="1" r:id="rIdx4xqfulfu54-n8xnbkmaw">
+            <w:hyperlink w:history="1" r:id="rId9myhsl-3qsrmu3nays2cf">
               <w:r>
                 <w:rPr>
                   <w:rFonts w:ascii="Arial" w:cs="Arial" w:eastAsia="Arial" w:hAnsi="Arial"/>
@@ -7119,7 +7349,7 @@
               <w:spacing w:after="10" w:before="0"/>
               <w:ind w:left="120"/>
             </w:pPr>
-            <w:hyperlink w:history="1" r:id="rIdizg5fue7tjmwciyb0xvad">
+            <w:hyperlink w:history="1" r:id="rIdxkhxgjh_mchaljt-wqp7b">
               <w:r>
                 <w:rPr>
                   <w:rFonts w:ascii="Arial" w:cs="Arial" w:eastAsia="Arial" w:hAnsi="Arial"/>
@@ -7164,7 +7394,7 @@
             <w:pPr>
               <w:spacing w:after="20" w:before="0"/>
             </w:pPr>
-            <w:hyperlink w:history="1" r:id="rIdpylooznv9ndowxdtlx3st">
+            <w:hyperlink w:history="1" r:id="rIdfw4vn_fz3t17u82sdx4iq">
               <w:r>
                 <w:rPr>
                   <w:rFonts w:ascii="Arial" w:cs="Arial" w:eastAsia="Arial" w:hAnsi="Arial"/>
@@ -7197,7 +7427,7 @@
               <w:spacing w:after="10" w:before="0"/>
               <w:ind w:left="120"/>
             </w:pPr>
-            <w:hyperlink w:history="1" r:id="rId9g23qo5rvfffsrj8rlsyh">
+            <w:hyperlink w:history="1" r:id="rIdupeej4qnwuptjtjr4tspm">
               <w:r>
                 <w:rPr>
                   <w:rFonts w:ascii="Arial" w:cs="Arial" w:eastAsia="Arial" w:hAnsi="Arial"/>
@@ -7392,7 +7622,7 @@
             <w:pPr>
               <w:spacing w:after="20" w:before="0"/>
             </w:pPr>
-            <w:hyperlink w:history="1" r:id="rIdtp4dnlkfwtb7rs2nayiie">
+            <w:hyperlink w:history="1" r:id="rIdauozmywiqaq4rrhk4famz">
               <w:r>
                 <w:rPr>
                   <w:rFonts w:ascii="Arial" w:cs="Arial" w:eastAsia="Arial" w:hAnsi="Arial"/>
@@ -7425,7 +7655,7 @@
               <w:spacing w:after="10" w:before="0"/>
               <w:ind w:left="120"/>
             </w:pPr>
-            <w:hyperlink w:history="1" r:id="rIdjclahjgqitib4beozfznt">
+            <w:hyperlink w:history="1" r:id="rIdljhlbr5dhhbuwaj-l0xzz">
               <w:r>
                 <w:rPr>
                   <w:rFonts w:ascii="Arial" w:cs="Arial" w:eastAsia="Arial" w:hAnsi="Arial"/>
@@ -7470,7 +7700,7 @@
             <w:pPr>
               <w:spacing w:after="20" w:before="0"/>
             </w:pPr>
-            <w:hyperlink w:history="1" r:id="rIdzlx4zpvmzdohp5z4blwiq">
+            <w:hyperlink w:history="1" r:id="rIdsbflzlk2qp2fzgprgft9u">
               <w:r>
                 <w:rPr>
                   <w:rFonts w:ascii="Arial" w:cs="Arial" w:eastAsia="Arial" w:hAnsi="Arial"/>
@@ -7503,7 +7733,7 @@
               <w:spacing w:after="10" w:before="0"/>
               <w:ind w:left="120"/>
             </w:pPr>
-            <w:hyperlink w:history="1" r:id="rIdyigox0sribt5k0g-0g4im">
+            <w:hyperlink w:history="1" r:id="rIdwuda-wbcy0jffxcpyi3ka">
               <w:r>
                 <w:rPr>
                   <w:rFonts w:ascii="Arial" w:cs="Arial" w:eastAsia="Arial" w:hAnsi="Arial"/>
@@ -7698,7 +7928,7 @@
             <w:pPr>
               <w:spacing w:after="20" w:before="0"/>
             </w:pPr>
-            <w:hyperlink w:history="1" r:id="rId4nlcjyqhj2uoytvhgrvki">
+            <w:hyperlink w:history="1" r:id="rId3xurgazsklynzchnlh0my">
               <w:r>
                 <w:rPr>
                   <w:rFonts w:ascii="Arial" w:cs="Arial" w:eastAsia="Arial" w:hAnsi="Arial"/>
@@ -7731,7 +7961,7 @@
               <w:spacing w:after="10" w:before="0"/>
               <w:ind w:left="120"/>
             </w:pPr>
-            <w:hyperlink w:history="1" r:id="rIdj08zrlyesdgdpdjbuwlhr">
+            <w:hyperlink w:history="1" r:id="rIdte4pnksg841s36agmzgal">
               <w:r>
                 <w:rPr>
                   <w:rFonts w:ascii="Arial" w:cs="Arial" w:eastAsia="Arial" w:hAnsi="Arial"/>
@@ -7776,7 +8006,7 @@
             <w:pPr>
               <w:spacing w:after="20" w:before="0"/>
             </w:pPr>
-            <w:hyperlink w:history="1" r:id="rId3a5ow1obbkejbqpnopg9z">
+            <w:hyperlink w:history="1" r:id="rId8wjtzoud-g2yoyvu_oirk">
               <w:r>
                 <w:rPr>
                   <w:rFonts w:ascii="Arial" w:cs="Arial" w:eastAsia="Arial" w:hAnsi="Arial"/>
@@ -7809,7 +8039,7 @@
               <w:spacing w:after="10" w:before="0"/>
               <w:ind w:left="120"/>
             </w:pPr>
-            <w:hyperlink w:history="1" r:id="rIdezj2aqy4ziszrrgiomy2o">
+            <w:hyperlink w:history="1" r:id="rIdkz6bl9hnoaciekvtz2oqk">
               <w:r>
                 <w:rPr>
                   <w:rFonts w:ascii="Arial" w:cs="Arial" w:eastAsia="Arial" w:hAnsi="Arial"/>
@@ -8305,6 +8535,65 @@
         </w:tc>
       </w:tr>
     </w:tbl>
+    <w:p>
+      <w:pPr>
+        <w:pBdr>
+          <w:top w:val="single" w:color="BBBBBB" w:sz="4" w:space="4"/>
+        </w:pBdr>
+        <w:spacing w:after="0" w:before="160"/>
+      </w:pPr>
+      <w:r>
+        <w:rPr>
+          <w:rFonts w:ascii="Arial" w:cs="Arial" w:eastAsia="Arial" w:hAnsi="Arial"/>
+          <w:color w:val="666666"/>
+          <w:sz w:val="14"/>
+          <w:szCs w:val="14"/>
+        </w:rPr>
+        <w:t xml:space="preserve">© 2026 SeaVuria and ARES. Aligned with KICD objectives. Developed by SeaVuria; technical implementation by ARES (with AI assistance from Claude). Licensed under </w:t>
+      </w:r>
+      <w:hyperlink w:history="1" r:id="rIdy4cjjus2m-8fzcimiol-x">
+        <w:r>
+          <w:rPr>
+            <w:rFonts w:ascii="Arial" w:cs="Arial" w:eastAsia="Arial" w:hAnsi="Arial"/>
+            <w:color w:val="1F6B75"/>
+            <w:sz w:val="14"/>
+            <w:szCs w:val="14"/>
+            <w:u w:val="single" w:color="1F6B75"/>
+          </w:rPr>
+          <w:t xml:space="preserve">CC BY-NC 4.0</w:t>
+        </w:r>
+      </w:hyperlink>
+      <w:r>
+        <w:rPr>
+          <w:rFonts w:ascii="Arial" w:cs="Arial" w:eastAsia="Arial" w:hAnsi="Arial"/>
+          <w:color w:val="666666"/>
+          <w:sz w:val="14"/>
+          <w:szCs w:val="14"/>
+        </w:rPr>
+        <w:t xml:space="preserve"> (</w:t>
+      </w:r>
+      <w:hyperlink w:history="1" r:id="rIdf-h7rdlygzypqmvomlm3k">
+        <w:r>
+          <w:rPr>
+            <w:rFonts w:ascii="Arial" w:cs="Arial" w:eastAsia="Arial" w:hAnsi="Arial"/>
+            <w:color w:val="1F6B75"/>
+            <w:sz w:val="14"/>
+            <w:szCs w:val="14"/>
+            <w:u w:val="single" w:color="1F6B75"/>
+          </w:rPr>
+          <w:t xml:space="preserve">https://creativecommons.org/licenses/by-nc/4.0/</w:t>
+        </w:r>
+      </w:hyperlink>
+      <w:r>
+        <w:rPr>
+          <w:rFonts w:ascii="Arial" w:cs="Arial" w:eastAsia="Arial" w:hAnsi="Arial"/>
+          <w:color w:val="666666"/>
+          <w:sz w:val="14"/>
+          <w:szCs w:val="14"/>
+        </w:rPr>
+        <w:t xml:space="preserve">).</w:t>
+      </w:r>
+    </w:p>
     <w:p>
       <w:r>
         <w:br w:type="page"/>
@@ -9296,7 +9585,7 @@
             <w:pPr>
               <w:spacing w:after="20" w:before="0"/>
             </w:pPr>
-            <w:hyperlink w:history="1" r:id="rId7dcjtl1thpvzlyd-vxli-">
+            <w:hyperlink w:history="1" r:id="rId83kdbl93xzhr0s5j18zvo">
               <w:r>
                 <w:rPr>
                   <w:rFonts w:ascii="Arial" w:cs="Arial" w:eastAsia="Arial" w:hAnsi="Arial"/>
@@ -9329,7 +9618,7 @@
               <w:spacing w:after="10" w:before="0"/>
               <w:ind w:left="120"/>
             </w:pPr>
-            <w:hyperlink w:history="1" r:id="rIdhwy1e_kjucrvk8iagtfo2">
+            <w:hyperlink w:history="1" r:id="rIdmoply3wsbckyybnojk2gn">
               <w:r>
                 <w:rPr>
                   <w:rFonts w:ascii="Arial" w:cs="Arial" w:eastAsia="Arial" w:hAnsi="Arial"/>
@@ -9374,7 +9663,7 @@
             <w:pPr>
               <w:spacing w:after="20" w:before="0"/>
             </w:pPr>
-            <w:hyperlink w:history="1" r:id="rId46b9rpqs4kx07sdjhyc-e">
+            <w:hyperlink w:history="1" r:id="rIdec0glhbak0me3mxtnpofp">
               <w:r>
                 <w:rPr>
                   <w:rFonts w:ascii="Arial" w:cs="Arial" w:eastAsia="Arial" w:hAnsi="Arial"/>
@@ -9407,7 +9696,7 @@
               <w:spacing w:after="10" w:before="0"/>
               <w:ind w:left="120"/>
             </w:pPr>
-            <w:hyperlink w:history="1" r:id="rIdzsn9_elxqmn76r094pdre">
+            <w:hyperlink w:history="1" r:id="rIdfjg42sr-kxmepyryyrost">
               <w:r>
                 <w:rPr>
                   <w:rFonts w:ascii="Arial" w:cs="Arial" w:eastAsia="Arial" w:hAnsi="Arial"/>
@@ -9602,7 +9891,7 @@
             <w:pPr>
               <w:spacing w:after="20" w:before="0"/>
             </w:pPr>
-            <w:hyperlink w:history="1" r:id="rId5ut8vmfsb0u7kjxjetoss">
+            <w:hyperlink w:history="1" r:id="rIdta7ystayxsx0psrkb4nz1">
               <w:r>
                 <w:rPr>
                   <w:rFonts w:ascii="Arial" w:cs="Arial" w:eastAsia="Arial" w:hAnsi="Arial"/>
@@ -9635,7 +9924,7 @@
               <w:spacing w:after="10" w:before="0"/>
               <w:ind w:left="120"/>
             </w:pPr>
-            <w:hyperlink w:history="1" r:id="rId9kbgeixmnvjaxx7bm4wbs">
+            <w:hyperlink w:history="1" r:id="rIdlulnskgkvthpmw-f7ecqg">
               <w:r>
                 <w:rPr>
                   <w:rFonts w:ascii="Arial" w:cs="Arial" w:eastAsia="Arial" w:hAnsi="Arial"/>
@@ -9680,7 +9969,7 @@
             <w:pPr>
               <w:spacing w:after="20" w:before="0"/>
             </w:pPr>
-            <w:hyperlink w:history="1" r:id="rIdmibbbfnvjculouuytgymv">
+            <w:hyperlink w:history="1" r:id="rIdub-brrh20are0qd5yswij">
               <w:r>
                 <w:rPr>
                   <w:rFonts w:ascii="Arial" w:cs="Arial" w:eastAsia="Arial" w:hAnsi="Arial"/>
@@ -9713,7 +10002,7 @@
               <w:spacing w:after="10" w:before="0"/>
               <w:ind w:left="120"/>
             </w:pPr>
-            <w:hyperlink w:history="1" r:id="rIdmnojvjkb_n2rezzle7dfl">
+            <w:hyperlink w:history="1" r:id="rIdwjemlfwnh25muui3lolcy">
               <w:r>
                 <w:rPr>
                   <w:rFonts w:ascii="Arial" w:cs="Arial" w:eastAsia="Arial" w:hAnsi="Arial"/>
@@ -9908,7 +10197,7 @@
             <w:pPr>
               <w:spacing w:after="20" w:before="0"/>
             </w:pPr>
-            <w:hyperlink w:history="1" r:id="rIdcdmnkjkl2s86fy5q2zvix">
+            <w:hyperlink w:history="1" r:id="rIdtraockweoriben7cqdjuh">
               <w:r>
                 <w:rPr>
                   <w:rFonts w:ascii="Arial" w:cs="Arial" w:eastAsia="Arial" w:hAnsi="Arial"/>
@@ -9941,7 +10230,7 @@
               <w:spacing w:after="10" w:before="0"/>
               <w:ind w:left="120"/>
             </w:pPr>
-            <w:hyperlink w:history="1" r:id="rIdepv-wvocg61gqp_uyksgr">
+            <w:hyperlink w:history="1" r:id="rIdbxse687ot5tlrjvtq9sog">
               <w:r>
                 <w:rPr>
                   <w:rFonts w:ascii="Arial" w:cs="Arial" w:eastAsia="Arial" w:hAnsi="Arial"/>
@@ -9986,7 +10275,7 @@
             <w:pPr>
               <w:spacing w:after="20" w:before="0"/>
             </w:pPr>
-            <w:hyperlink w:history="1" r:id="rIddbuaxmgv_v41jtxmcstek">
+            <w:hyperlink w:history="1" r:id="rIdiyuruk5uajt9du82ims9x">
               <w:r>
                 <w:rPr>
                   <w:rFonts w:ascii="Arial" w:cs="Arial" w:eastAsia="Arial" w:hAnsi="Arial"/>
@@ -10019,7 +10308,7 @@
               <w:spacing w:after="10" w:before="0"/>
               <w:ind w:left="120"/>
             </w:pPr>
-            <w:hyperlink w:history="1" r:id="rIdbl64m3psq9kagve69zggl">
+            <w:hyperlink w:history="1" r:id="rId4_mdnidkukktlztjyv8ab">
               <w:r>
                 <w:rPr>
                   <w:rFonts w:ascii="Arial" w:cs="Arial" w:eastAsia="Arial" w:hAnsi="Arial"/>
@@ -10214,7 +10503,7 @@
             <w:pPr>
               <w:spacing w:after="20" w:before="0"/>
             </w:pPr>
-            <w:hyperlink w:history="1" r:id="rId5qi5s7r5bu-fe4wlvxrmx">
+            <w:hyperlink w:history="1" r:id="rIduldnakp_qdrqsictkfmeg">
               <w:r>
                 <w:rPr>
                   <w:rFonts w:ascii="Arial" w:cs="Arial" w:eastAsia="Arial" w:hAnsi="Arial"/>
@@ -10247,7 +10536,7 @@
               <w:spacing w:after="10" w:before="0"/>
               <w:ind w:left="120"/>
             </w:pPr>
-            <w:hyperlink w:history="1" r:id="rIdhqmsvno_rzk57_jp26j-p">
+            <w:hyperlink w:history="1" r:id="rIdxvlx1dox9l1drqfpuox7w">
               <w:r>
                 <w:rPr>
                   <w:rFonts w:ascii="Arial" w:cs="Arial" w:eastAsia="Arial" w:hAnsi="Arial"/>
@@ -10292,7 +10581,7 @@
             <w:pPr>
               <w:spacing w:after="20" w:before="0"/>
             </w:pPr>
-            <w:hyperlink w:history="1" r:id="rIdu6go2jmjnstr4sw9dctza">
+            <w:hyperlink w:history="1" r:id="rIduwqkaxkahefg92dy1eizq">
               <w:r>
                 <w:rPr>
                   <w:rFonts w:ascii="Arial" w:cs="Arial" w:eastAsia="Arial" w:hAnsi="Arial"/>
@@ -10325,7 +10614,7 @@
               <w:spacing w:after="10" w:before="0"/>
               <w:ind w:left="120"/>
             </w:pPr>
-            <w:hyperlink w:history="1" r:id="rIdie8k4dl9760ohkfm_sr1a">
+            <w:hyperlink w:history="1" r:id="rIdaqjxaqlnikgc39wfp6hx1">
               <w:r>
                 <w:rPr>
                   <w:rFonts w:ascii="Arial" w:cs="Arial" w:eastAsia="Arial" w:hAnsi="Arial"/>
@@ -10520,7 +10809,7 @@
             <w:pPr>
               <w:spacing w:after="20" w:before="0"/>
             </w:pPr>
-            <w:hyperlink w:history="1" r:id="rId3y72l4r13zwzds4s43aj1">
+            <w:hyperlink w:history="1" r:id="rIdva2ezvy1s3z1tdannczqc">
               <w:r>
                 <w:rPr>
                   <w:rFonts w:ascii="Arial" w:cs="Arial" w:eastAsia="Arial" w:hAnsi="Arial"/>
@@ -10553,7 +10842,7 @@
               <w:spacing w:after="10" w:before="0"/>
               <w:ind w:left="120"/>
             </w:pPr>
-            <w:hyperlink w:history="1" r:id="rIdsmuhjmc44asgovv-i1zq_">
+            <w:hyperlink w:history="1" r:id="rIdgofxrd-8difzjz6x_hi3-">
               <w:r>
                 <w:rPr>
                   <w:rFonts w:ascii="Arial" w:cs="Arial" w:eastAsia="Arial" w:hAnsi="Arial"/>
@@ -10598,7 +10887,7 @@
             <w:pPr>
               <w:spacing w:after="20" w:before="0"/>
             </w:pPr>
-            <w:hyperlink w:history="1" r:id="rId9josplogwfbvd0y9vg50o">
+            <w:hyperlink w:history="1" r:id="rIdjx-ndssg5hiwmtiew7hkl">
               <w:r>
                 <w:rPr>
                   <w:rFonts w:ascii="Arial" w:cs="Arial" w:eastAsia="Arial" w:hAnsi="Arial"/>
@@ -10631,7 +10920,7 @@
               <w:spacing w:after="10" w:before="0"/>
               <w:ind w:left="120"/>
             </w:pPr>
-            <w:hyperlink w:history="1" r:id="rId4pj_nnehvc5p4wncrqmar">
+            <w:hyperlink w:history="1" r:id="rIdzicam1sacxlug9vvz2-hi">
               <w:r>
                 <w:rPr>
                   <w:rFonts w:ascii="Arial" w:cs="Arial" w:eastAsia="Arial" w:hAnsi="Arial"/>
@@ -11127,6 +11416,65 @@
         </w:tc>
       </w:tr>
     </w:tbl>
+    <w:p>
+      <w:pPr>
+        <w:pBdr>
+          <w:top w:val="single" w:color="BBBBBB" w:sz="4" w:space="4"/>
+        </w:pBdr>
+        <w:spacing w:after="0" w:before="160"/>
+      </w:pPr>
+      <w:r>
+        <w:rPr>
+          <w:rFonts w:ascii="Arial" w:cs="Arial" w:eastAsia="Arial" w:hAnsi="Arial"/>
+          <w:color w:val="666666"/>
+          <w:sz w:val="14"/>
+          <w:szCs w:val="14"/>
+        </w:rPr>
+        <w:t xml:space="preserve">© 2026 SeaVuria and ARES. Aligned with KICD objectives. Developed by SeaVuria; technical implementation by ARES (with AI assistance from Claude). Licensed under </w:t>
+      </w:r>
+      <w:hyperlink w:history="1" r:id="rId2bb_kzvvjk6qvbabn_mqp">
+        <w:r>
+          <w:rPr>
+            <w:rFonts w:ascii="Arial" w:cs="Arial" w:eastAsia="Arial" w:hAnsi="Arial"/>
+            <w:color w:val="1F6B75"/>
+            <w:sz w:val="14"/>
+            <w:szCs w:val="14"/>
+            <w:u w:val="single" w:color="1F6B75"/>
+          </w:rPr>
+          <w:t xml:space="preserve">CC BY-NC 4.0</w:t>
+        </w:r>
+      </w:hyperlink>
+      <w:r>
+        <w:rPr>
+          <w:rFonts w:ascii="Arial" w:cs="Arial" w:eastAsia="Arial" w:hAnsi="Arial"/>
+          <w:color w:val="666666"/>
+          <w:sz w:val="14"/>
+          <w:szCs w:val="14"/>
+        </w:rPr>
+        <w:t xml:space="preserve"> (</w:t>
+      </w:r>
+      <w:hyperlink w:history="1" r:id="rIdj8smtnbyk7cmv6ueimxei">
+        <w:r>
+          <w:rPr>
+            <w:rFonts w:ascii="Arial" w:cs="Arial" w:eastAsia="Arial" w:hAnsi="Arial"/>
+            <w:color w:val="1F6B75"/>
+            <w:sz w:val="14"/>
+            <w:szCs w:val="14"/>
+            <w:u w:val="single" w:color="1F6B75"/>
+          </w:rPr>
+          <w:t xml:space="preserve">https://creativecommons.org/licenses/by-nc/4.0/</w:t>
+        </w:r>
+      </w:hyperlink>
+      <w:r>
+        <w:rPr>
+          <w:rFonts w:ascii="Arial" w:cs="Arial" w:eastAsia="Arial" w:hAnsi="Arial"/>
+          <w:color w:val="666666"/>
+          <w:sz w:val="14"/>
+          <w:szCs w:val="14"/>
+        </w:rPr>
+        <w:t xml:space="preserve">).</w:t>
+      </w:r>
+    </w:p>
     <w:p>
       <w:r>
         <w:br w:type="page"/>
@@ -12118,7 +12466,7 @@
             <w:pPr>
               <w:spacing w:after="20" w:before="0"/>
             </w:pPr>
-            <w:hyperlink w:history="1" r:id="rIdrzgcgu4tve8a6orr2xsvb">
+            <w:hyperlink w:history="1" r:id="rIddspbjm1zs_ujobln2e5q-">
               <w:r>
                 <w:rPr>
                   <w:rFonts w:ascii="Arial" w:cs="Arial" w:eastAsia="Arial" w:hAnsi="Arial"/>
@@ -12151,7 +12499,7 @@
               <w:spacing w:after="10" w:before="0"/>
               <w:ind w:left="120"/>
             </w:pPr>
-            <w:hyperlink w:history="1" r:id="rIdoqoanixleyhis8excth95">
+            <w:hyperlink w:history="1" r:id="rIdr_qqdyblf9nlzou3fehp0">
               <w:r>
                 <w:rPr>
                   <w:rFonts w:ascii="Arial" w:cs="Arial" w:eastAsia="Arial" w:hAnsi="Arial"/>
@@ -12196,7 +12544,7 @@
             <w:pPr>
               <w:spacing w:after="20" w:before="0"/>
             </w:pPr>
-            <w:hyperlink w:history="1" r:id="rIdlo3cfgse3up33akesg9d1">
+            <w:hyperlink w:history="1" r:id="rId4sqonc3g6avqzkpjhtnez">
               <w:r>
                 <w:rPr>
                   <w:rFonts w:ascii="Arial" w:cs="Arial" w:eastAsia="Arial" w:hAnsi="Arial"/>
@@ -12229,7 +12577,7 @@
               <w:spacing w:after="10" w:before="0"/>
               <w:ind w:left="120"/>
             </w:pPr>
-            <w:hyperlink w:history="1" r:id="rId8gjcmfzfsmkz3kzst62aq">
+            <w:hyperlink w:history="1" r:id="rIdth9vfotm-0a0efpu_yl4d">
               <w:r>
                 <w:rPr>
                   <w:rFonts w:ascii="Arial" w:cs="Arial" w:eastAsia="Arial" w:hAnsi="Arial"/>
@@ -12424,7 +12772,7 @@
             <w:pPr>
               <w:spacing w:after="20" w:before="0"/>
             </w:pPr>
-            <w:hyperlink w:history="1" r:id="rId7cupwpfdol8r9t8oeb8_e">
+            <w:hyperlink w:history="1" r:id="rIdf2bmtdroldx6bgmakj4sd">
               <w:r>
                 <w:rPr>
                   <w:rFonts w:ascii="Arial" w:cs="Arial" w:eastAsia="Arial" w:hAnsi="Arial"/>
@@ -12457,7 +12805,7 @@
               <w:spacing w:after="10" w:before="0"/>
               <w:ind w:left="120"/>
             </w:pPr>
-            <w:hyperlink w:history="1" r:id="rIdcnuqrraovq9zsuobjqvya">
+            <w:hyperlink w:history="1" r:id="rIdvmcavvlt2eoraqurjqwn1">
               <w:r>
                 <w:rPr>
                   <w:rFonts w:ascii="Arial" w:cs="Arial" w:eastAsia="Arial" w:hAnsi="Arial"/>
@@ -12502,7 +12850,7 @@
             <w:pPr>
               <w:spacing w:after="20" w:before="0"/>
             </w:pPr>
-            <w:hyperlink w:history="1" r:id="rIdptzexdalnt3ayfysqyypu">
+            <w:hyperlink w:history="1" r:id="rIdpkjj2xwig4nmcokocutxt">
               <w:r>
                 <w:rPr>
                   <w:rFonts w:ascii="Arial" w:cs="Arial" w:eastAsia="Arial" w:hAnsi="Arial"/>
@@ -12535,7 +12883,7 @@
               <w:spacing w:after="10" w:before="0"/>
               <w:ind w:left="120"/>
             </w:pPr>
-            <w:hyperlink w:history="1" r:id="rId5zic6xb8aygee1ivwet-j">
+            <w:hyperlink w:history="1" r:id="rId4paj1yc5nwtwqaeltidyk">
               <w:r>
                 <w:rPr>
                   <w:rFonts w:ascii="Arial" w:cs="Arial" w:eastAsia="Arial" w:hAnsi="Arial"/>
@@ -12730,7 +13078,7 @@
             <w:pPr>
               <w:spacing w:after="20" w:before="0"/>
             </w:pPr>
-            <w:hyperlink w:history="1" r:id="rId1gjlg34soveitchckbd6o">
+            <w:hyperlink w:history="1" r:id="rIdi_cpm9cy11on_f2hokpzx">
               <w:r>
                 <w:rPr>
                   <w:rFonts w:ascii="Arial" w:cs="Arial" w:eastAsia="Arial" w:hAnsi="Arial"/>
@@ -12763,7 +13111,7 @@
               <w:spacing w:after="10" w:before="0"/>
               <w:ind w:left="120"/>
             </w:pPr>
-            <w:hyperlink w:history="1" r:id="rIddoa-no-3huimmr3z2lt-e">
+            <w:hyperlink w:history="1" r:id="rIdpgadigrypl95p1uh6hkaq">
               <w:r>
                 <w:rPr>
                   <w:rFonts w:ascii="Arial" w:cs="Arial" w:eastAsia="Arial" w:hAnsi="Arial"/>
@@ -12808,7 +13156,7 @@
             <w:pPr>
               <w:spacing w:after="20" w:before="0"/>
             </w:pPr>
-            <w:hyperlink w:history="1" r:id="rIdyfbuedguid4p-ity11eae">
+            <w:hyperlink w:history="1" r:id="rIdxlwq_z4e3fcsxzchkzhoz">
               <w:r>
                 <w:rPr>
                   <w:rFonts w:ascii="Arial" w:cs="Arial" w:eastAsia="Arial" w:hAnsi="Arial"/>
@@ -12841,7 +13189,7 @@
               <w:spacing w:after="10" w:before="0"/>
               <w:ind w:left="120"/>
             </w:pPr>
-            <w:hyperlink w:history="1" r:id="rIdw1zguoxuqrjwhfhdfd0uv">
+            <w:hyperlink w:history="1" r:id="rId70xgqaqilrhhvfm_imyvh">
               <w:r>
                 <w:rPr>
                   <w:rFonts w:ascii="Arial" w:cs="Arial" w:eastAsia="Arial" w:hAnsi="Arial"/>
@@ -13036,7 +13384,7 @@
             <w:pPr>
               <w:spacing w:after="20" w:before="0"/>
             </w:pPr>
-            <w:hyperlink w:history="1" r:id="rIdwn4pp5aijp7mqarfkhxzd">
+            <w:hyperlink w:history="1" r:id="rIdl7uiw_znomdigccx-e7oo">
               <w:r>
                 <w:rPr>
                   <w:rFonts w:ascii="Arial" w:cs="Arial" w:eastAsia="Arial" w:hAnsi="Arial"/>
@@ -13069,7 +13417,7 @@
               <w:spacing w:after="10" w:before="0"/>
               <w:ind w:left="120"/>
             </w:pPr>
-            <w:hyperlink w:history="1" r:id="rId__k1uwwaxel5o61jqbwog">
+            <w:hyperlink w:history="1" r:id="rIdvuqfibwpxjuyycz3wm88n">
               <w:r>
                 <w:rPr>
                   <w:rFonts w:ascii="Arial" w:cs="Arial" w:eastAsia="Arial" w:hAnsi="Arial"/>
@@ -13114,7 +13462,7 @@
             <w:pPr>
               <w:spacing w:after="20" w:before="0"/>
             </w:pPr>
-            <w:hyperlink w:history="1" r:id="rId_gflmbugrnmtgxou67k99">
+            <w:hyperlink w:history="1" r:id="rIdsxzykk1u2nk6saaeaqgrk">
               <w:r>
                 <w:rPr>
                   <w:rFonts w:ascii="Arial" w:cs="Arial" w:eastAsia="Arial" w:hAnsi="Arial"/>
@@ -13147,7 +13495,7 @@
               <w:spacing w:after="10" w:before="0"/>
               <w:ind w:left="120"/>
             </w:pPr>
-            <w:hyperlink w:history="1" r:id="rIdoflcjw9bwcgmrdtks24fj">
+            <w:hyperlink w:history="1" r:id="rIdcguhkanongkzfq88qm2kc">
               <w:r>
                 <w:rPr>
                   <w:rFonts w:ascii="Arial" w:cs="Arial" w:eastAsia="Arial" w:hAnsi="Arial"/>
@@ -13342,7 +13690,7 @@
             <w:pPr>
               <w:spacing w:after="20" w:before="0"/>
             </w:pPr>
-            <w:hyperlink w:history="1" r:id="rIdm8wjvh7a5830nex85bxx1">
+            <w:hyperlink w:history="1" r:id="rIdejpnf3qioi1boknoeegfu">
               <w:r>
                 <w:rPr>
                   <w:rFonts w:ascii="Arial" w:cs="Arial" w:eastAsia="Arial" w:hAnsi="Arial"/>
@@ -13375,7 +13723,7 @@
               <w:spacing w:after="10" w:before="0"/>
               <w:ind w:left="120"/>
             </w:pPr>
-            <w:hyperlink w:history="1" r:id="rIdrzl8efw45kqtvvnwh-ojk">
+            <w:hyperlink w:history="1" r:id="rIdrrzkao7bkk9znbtgzdaec">
               <w:r>
                 <w:rPr>
                   <w:rFonts w:ascii="Arial" w:cs="Arial" w:eastAsia="Arial" w:hAnsi="Arial"/>
@@ -13420,7 +13768,7 @@
             <w:pPr>
               <w:spacing w:after="20" w:before="0"/>
             </w:pPr>
-            <w:hyperlink w:history="1" r:id="rIdhr_ijegmpb4rcqp70obpd">
+            <w:hyperlink w:history="1" r:id="rIdcphdi8sh7x4ilr0ypec38">
               <w:r>
                 <w:rPr>
                   <w:rFonts w:ascii="Arial" w:cs="Arial" w:eastAsia="Arial" w:hAnsi="Arial"/>
@@ -13453,7 +13801,7 @@
               <w:spacing w:after="10" w:before="0"/>
               <w:ind w:left="120"/>
             </w:pPr>
-            <w:hyperlink w:history="1" r:id="rIdpcbzl_h6axn9nhciuqpra">
+            <w:hyperlink w:history="1" r:id="rIdpgbdgrwqf52n1ykyaqjrh">
               <w:r>
                 <w:rPr>
                   <w:rFonts w:ascii="Arial" w:cs="Arial" w:eastAsia="Arial" w:hAnsi="Arial"/>
@@ -13949,6 +14297,65 @@
         </w:tc>
       </w:tr>
     </w:tbl>
+    <w:p>
+      <w:pPr>
+        <w:pBdr>
+          <w:top w:val="single" w:color="BBBBBB" w:sz="4" w:space="4"/>
+        </w:pBdr>
+        <w:spacing w:after="0" w:before="160"/>
+      </w:pPr>
+      <w:r>
+        <w:rPr>
+          <w:rFonts w:ascii="Arial" w:cs="Arial" w:eastAsia="Arial" w:hAnsi="Arial"/>
+          <w:color w:val="666666"/>
+          <w:sz w:val="14"/>
+          <w:szCs w:val="14"/>
+        </w:rPr>
+        <w:t xml:space="preserve">© 2026 SeaVuria and ARES. Aligned with KICD objectives. Developed by SeaVuria; technical implementation by ARES (with AI assistance from Claude). Licensed under </w:t>
+      </w:r>
+      <w:hyperlink w:history="1" r:id="rIdurndygmw29op7v7aaqniy">
+        <w:r>
+          <w:rPr>
+            <w:rFonts w:ascii="Arial" w:cs="Arial" w:eastAsia="Arial" w:hAnsi="Arial"/>
+            <w:color w:val="1F6B75"/>
+            <w:sz w:val="14"/>
+            <w:szCs w:val="14"/>
+            <w:u w:val="single" w:color="1F6B75"/>
+          </w:rPr>
+          <w:t xml:space="preserve">CC BY-NC 4.0</w:t>
+        </w:r>
+      </w:hyperlink>
+      <w:r>
+        <w:rPr>
+          <w:rFonts w:ascii="Arial" w:cs="Arial" w:eastAsia="Arial" w:hAnsi="Arial"/>
+          <w:color w:val="666666"/>
+          <w:sz w:val="14"/>
+          <w:szCs w:val="14"/>
+        </w:rPr>
+        <w:t xml:space="preserve"> (</w:t>
+      </w:r>
+      <w:hyperlink w:history="1" r:id="rIdzzarr37t-pc1f6v7qswnb">
+        <w:r>
+          <w:rPr>
+            <w:rFonts w:ascii="Arial" w:cs="Arial" w:eastAsia="Arial" w:hAnsi="Arial"/>
+            <w:color w:val="1F6B75"/>
+            <w:sz w:val="14"/>
+            <w:szCs w:val="14"/>
+            <w:u w:val="single" w:color="1F6B75"/>
+          </w:rPr>
+          <w:t xml:space="preserve">https://creativecommons.org/licenses/by-nc/4.0/</w:t>
+        </w:r>
+      </w:hyperlink>
+      <w:r>
+        <w:rPr>
+          <w:rFonts w:ascii="Arial" w:cs="Arial" w:eastAsia="Arial" w:hAnsi="Arial"/>
+          <w:color w:val="666666"/>
+          <w:sz w:val="14"/>
+          <w:szCs w:val="14"/>
+        </w:rPr>
+        <w:t xml:space="preserve">).</w:t>
+      </w:r>
+    </w:p>
     <w:p>
       <w:r>
         <w:br w:type="page"/>
@@ -14940,7 +15347,7 @@
             <w:pPr>
               <w:spacing w:after="20" w:before="0"/>
             </w:pPr>
-            <w:hyperlink w:history="1" r:id="rId55rfhl-sk3zcqbuxc2rqz">
+            <w:hyperlink w:history="1" r:id="rIddjb83bjjs_tbmaxx5wzpn">
               <w:r>
                 <w:rPr>
                   <w:rFonts w:ascii="Arial" w:cs="Arial" w:eastAsia="Arial" w:hAnsi="Arial"/>
@@ -14973,7 +15380,7 @@
               <w:spacing w:after="10" w:before="0"/>
               <w:ind w:left="120"/>
             </w:pPr>
-            <w:hyperlink w:history="1" r:id="rIdnsua3auvecinlkohsoeel">
+            <w:hyperlink w:history="1" r:id="rIdtasl_pqb0xgce_7mmik5-">
               <w:r>
                 <w:rPr>
                   <w:rFonts w:ascii="Arial" w:cs="Arial" w:eastAsia="Arial" w:hAnsi="Arial"/>
@@ -15018,7 +15425,7 @@
             <w:pPr>
               <w:spacing w:after="20" w:before="0"/>
             </w:pPr>
-            <w:hyperlink w:history="1" r:id="rIdlvbbvarh5eyrrrz7rtl8o">
+            <w:hyperlink w:history="1" r:id="rIdnfg1efk_dc3bcmc_q86r8">
               <w:r>
                 <w:rPr>
                   <w:rFonts w:ascii="Arial" w:cs="Arial" w:eastAsia="Arial" w:hAnsi="Arial"/>
@@ -15051,7 +15458,7 @@
               <w:spacing w:after="10" w:before="0"/>
               <w:ind w:left="120"/>
             </w:pPr>
-            <w:hyperlink w:history="1" r:id="rIdcxdfisofkpd0xnjifzcgt">
+            <w:hyperlink w:history="1" r:id="rId4qoqoty58mk5yr6tp2s_w">
               <w:r>
                 <w:rPr>
                   <w:rFonts w:ascii="Arial" w:cs="Arial" w:eastAsia="Arial" w:hAnsi="Arial"/>
@@ -15246,7 +15653,7 @@
             <w:pPr>
               <w:spacing w:after="20" w:before="0"/>
             </w:pPr>
-            <w:hyperlink w:history="1" r:id="rIddyraetgriurz-ir3qlq7-">
+            <w:hyperlink w:history="1" r:id="rIdjc0vfooozydmqa_ebm2xs">
               <w:r>
                 <w:rPr>
                   <w:rFonts w:ascii="Arial" w:cs="Arial" w:eastAsia="Arial" w:hAnsi="Arial"/>
@@ -15279,7 +15686,7 @@
               <w:spacing w:after="10" w:before="0"/>
               <w:ind w:left="120"/>
             </w:pPr>
-            <w:hyperlink w:history="1" r:id="rIdvd6vsx9w0ucio_spz8nmp">
+            <w:hyperlink w:history="1" r:id="rIdubc8ymgideywn3afwuf5q">
               <w:r>
                 <w:rPr>
                   <w:rFonts w:ascii="Arial" w:cs="Arial" w:eastAsia="Arial" w:hAnsi="Arial"/>
@@ -15324,7 +15731,7 @@
             <w:pPr>
               <w:spacing w:after="20" w:before="0"/>
             </w:pPr>
-            <w:hyperlink w:history="1" r:id="rIdsawnfqjnrpzfrqmxraowh">
+            <w:hyperlink w:history="1" r:id="rId_ydsjcrxoshrvxgsdxoyd">
               <w:r>
                 <w:rPr>
                   <w:rFonts w:ascii="Arial" w:cs="Arial" w:eastAsia="Arial" w:hAnsi="Arial"/>
@@ -15357,7 +15764,7 @@
               <w:spacing w:after="10" w:before="0"/>
               <w:ind w:left="120"/>
             </w:pPr>
-            <w:hyperlink w:history="1" r:id="rId5yrn6ep_ibrm74jkvjceb">
+            <w:hyperlink w:history="1" r:id="rIdwve0vhbcq1rgc4abmvtd2">
               <w:r>
                 <w:rPr>
                   <w:rFonts w:ascii="Arial" w:cs="Arial" w:eastAsia="Arial" w:hAnsi="Arial"/>
@@ -15552,7 +15959,7 @@
             <w:pPr>
               <w:spacing w:after="20" w:before="0"/>
             </w:pPr>
-            <w:hyperlink w:history="1" r:id="rIdnh-8o3svznc2xknkdp7lm">
+            <w:hyperlink w:history="1" r:id="rIdq_7wqmzoamxumbhqkqurc">
               <w:r>
                 <w:rPr>
                   <w:rFonts w:ascii="Arial" w:cs="Arial" w:eastAsia="Arial" w:hAnsi="Arial"/>
@@ -15585,7 +15992,7 @@
               <w:spacing w:after="10" w:before="0"/>
               <w:ind w:left="120"/>
             </w:pPr>
-            <w:hyperlink w:history="1" r:id="rIdjbxu71hzxzg5rtcvvzeep">
+            <w:hyperlink w:history="1" r:id="rIdslnsakros-n5eocy59jkv">
               <w:r>
                 <w:rPr>
                   <w:rFonts w:ascii="Arial" w:cs="Arial" w:eastAsia="Arial" w:hAnsi="Arial"/>
@@ -15630,7 +16037,7 @@
             <w:pPr>
               <w:spacing w:after="20" w:before="0"/>
             </w:pPr>
-            <w:hyperlink w:history="1" r:id="rIdmik1twhwmzrgiylc-mwvp">
+            <w:hyperlink w:history="1" r:id="rIdw07xgy9rk2ogcfdwi0klq">
               <w:r>
                 <w:rPr>
                   <w:rFonts w:ascii="Arial" w:cs="Arial" w:eastAsia="Arial" w:hAnsi="Arial"/>
@@ -15663,7 +16070,7 @@
               <w:spacing w:after="10" w:before="0"/>
               <w:ind w:left="120"/>
             </w:pPr>
-            <w:hyperlink w:history="1" r:id="rIdxkt8olxpasaggs21hsxor">
+            <w:hyperlink w:history="1" r:id="rId7k--ldvcmgwbjelgbna7l">
               <w:r>
                 <w:rPr>
                   <w:rFonts w:ascii="Arial" w:cs="Arial" w:eastAsia="Arial" w:hAnsi="Arial"/>
@@ -15858,7 +16265,7 @@
             <w:pPr>
               <w:spacing w:after="20" w:before="0"/>
             </w:pPr>
-            <w:hyperlink w:history="1" r:id="rId_l335u6c7j8uxxu531dt_">
+            <w:hyperlink w:history="1" r:id="rIdmjuxpma1gtwyolgibw4zr">
               <w:r>
                 <w:rPr>
                   <w:rFonts w:ascii="Arial" w:cs="Arial" w:eastAsia="Arial" w:hAnsi="Arial"/>
@@ -15891,7 +16298,7 @@
               <w:spacing w:after="10" w:before="0"/>
               <w:ind w:left="120"/>
             </w:pPr>
-            <w:hyperlink w:history="1" r:id="rIdwp4xa3cblgzx8buwskwd7">
+            <w:hyperlink w:history="1" r:id="rIdkig2inibicjs8rgffhvke">
               <w:r>
                 <w:rPr>
                   <w:rFonts w:ascii="Arial" w:cs="Arial" w:eastAsia="Arial" w:hAnsi="Arial"/>
@@ -15936,7 +16343,7 @@
             <w:pPr>
               <w:spacing w:after="20" w:before="0"/>
             </w:pPr>
-            <w:hyperlink w:history="1" r:id="rIdqj6jqmiehl1x5xi6tvuyc">
+            <w:hyperlink w:history="1" r:id="rIdwdo8qgd5rxkfj-f_no6py">
               <w:r>
                 <w:rPr>
                   <w:rFonts w:ascii="Arial" w:cs="Arial" w:eastAsia="Arial" w:hAnsi="Arial"/>
@@ -15969,7 +16376,7 @@
               <w:spacing w:after="10" w:before="0"/>
               <w:ind w:left="120"/>
             </w:pPr>
-            <w:hyperlink w:history="1" r:id="rId3elik9_aceef4hzfemyb9">
+            <w:hyperlink w:history="1" r:id="rIdybvvkwkitqtkeimyixszl">
               <w:r>
                 <w:rPr>
                   <w:rFonts w:ascii="Arial" w:cs="Arial" w:eastAsia="Arial" w:hAnsi="Arial"/>
@@ -16164,7 +16571,7 @@
             <w:pPr>
               <w:spacing w:after="20" w:before="0"/>
             </w:pPr>
-            <w:hyperlink w:history="1" r:id="rId39h5lpab9a0iy_z-s2gi5">
+            <w:hyperlink w:history="1" r:id="rIdsd_jsbfcptrmsl0zc14h4">
               <w:r>
                 <w:rPr>
                   <w:rFonts w:ascii="Arial" w:cs="Arial" w:eastAsia="Arial" w:hAnsi="Arial"/>
@@ -16197,7 +16604,7 @@
               <w:spacing w:after="10" w:before="0"/>
               <w:ind w:left="120"/>
             </w:pPr>
-            <w:hyperlink w:history="1" r:id="rId-ze7ud0jzaas2wrszftnl">
+            <w:hyperlink w:history="1" r:id="rIdm2lanf6gouvta5vskutov">
               <w:r>
                 <w:rPr>
                   <w:rFonts w:ascii="Arial" w:cs="Arial" w:eastAsia="Arial" w:hAnsi="Arial"/>
@@ -16242,7 +16649,7 @@
             <w:pPr>
               <w:spacing w:after="20" w:before="0"/>
             </w:pPr>
-            <w:hyperlink w:history="1" r:id="rIdxmtrba9v7dxedrdytamm0">
+            <w:hyperlink w:history="1" r:id="rId3lm69xonpywqei7twh7za">
               <w:r>
                 <w:rPr>
                   <w:rFonts w:ascii="Arial" w:cs="Arial" w:eastAsia="Arial" w:hAnsi="Arial"/>
@@ -16275,7 +16682,7 @@
               <w:spacing w:after="10" w:before="0"/>
               <w:ind w:left="120"/>
             </w:pPr>
-            <w:hyperlink w:history="1" r:id="rIdnyah2m12rn83tg648gkb5">
+            <w:hyperlink w:history="1" r:id="rIdheazym5yvyyadprr4lvtt">
               <w:r>
                 <w:rPr>
                   <w:rFonts w:ascii="Arial" w:cs="Arial" w:eastAsia="Arial" w:hAnsi="Arial"/>
@@ -16771,6 +17178,65 @@
         </w:tc>
       </w:tr>
     </w:tbl>
+    <w:p>
+      <w:pPr>
+        <w:pBdr>
+          <w:top w:val="single" w:color="BBBBBB" w:sz="4" w:space="4"/>
+        </w:pBdr>
+        <w:spacing w:after="0" w:before="160"/>
+      </w:pPr>
+      <w:r>
+        <w:rPr>
+          <w:rFonts w:ascii="Arial" w:cs="Arial" w:eastAsia="Arial" w:hAnsi="Arial"/>
+          <w:color w:val="666666"/>
+          <w:sz w:val="14"/>
+          <w:szCs w:val="14"/>
+        </w:rPr>
+        <w:t xml:space="preserve">© 2026 SeaVuria and ARES. Aligned with KICD objectives. Developed by SeaVuria; technical implementation by ARES (with AI assistance from Claude). Licensed under </w:t>
+      </w:r>
+      <w:hyperlink w:history="1" r:id="rIdfjqpuqveqyz6sev-hbpsg">
+        <w:r>
+          <w:rPr>
+            <w:rFonts w:ascii="Arial" w:cs="Arial" w:eastAsia="Arial" w:hAnsi="Arial"/>
+            <w:color w:val="1F6B75"/>
+            <w:sz w:val="14"/>
+            <w:szCs w:val="14"/>
+            <w:u w:val="single" w:color="1F6B75"/>
+          </w:rPr>
+          <w:t xml:space="preserve">CC BY-NC 4.0</w:t>
+        </w:r>
+      </w:hyperlink>
+      <w:r>
+        <w:rPr>
+          <w:rFonts w:ascii="Arial" w:cs="Arial" w:eastAsia="Arial" w:hAnsi="Arial"/>
+          <w:color w:val="666666"/>
+          <w:sz w:val="14"/>
+          <w:szCs w:val="14"/>
+        </w:rPr>
+        <w:t xml:space="preserve"> (</w:t>
+      </w:r>
+      <w:hyperlink w:history="1" r:id="rId5q2ikbdimywqdseopt46f">
+        <w:r>
+          <w:rPr>
+            <w:rFonts w:ascii="Arial" w:cs="Arial" w:eastAsia="Arial" w:hAnsi="Arial"/>
+            <w:color w:val="1F6B75"/>
+            <w:sz w:val="14"/>
+            <w:szCs w:val="14"/>
+            <w:u w:val="single" w:color="1F6B75"/>
+          </w:rPr>
+          <w:t xml:space="preserve">https://creativecommons.org/licenses/by-nc/4.0/</w:t>
+        </w:r>
+      </w:hyperlink>
+      <w:r>
+        <w:rPr>
+          <w:rFonts w:ascii="Arial" w:cs="Arial" w:eastAsia="Arial" w:hAnsi="Arial"/>
+          <w:color w:val="666666"/>
+          <w:sz w:val="14"/>
+          <w:szCs w:val="14"/>
+        </w:rPr>
+        <w:t xml:space="preserve">).</w:t>
+      </w:r>
+    </w:p>
     <w:p>
       <w:r>
         <w:br w:type="page"/>
@@ -17762,7 +18228,7 @@
             <w:pPr>
               <w:spacing w:after="20" w:before="0"/>
             </w:pPr>
-            <w:hyperlink w:history="1" r:id="rIdyyktlprnlxf0n5xm-opuw">
+            <w:hyperlink w:history="1" r:id="rIdjmarxwunbkyqh93smjx5_">
               <w:r>
                 <w:rPr>
                   <w:rFonts w:ascii="Arial" w:cs="Arial" w:eastAsia="Arial" w:hAnsi="Arial"/>
@@ -17795,7 +18261,7 @@
               <w:spacing w:after="10" w:before="0"/>
               <w:ind w:left="120"/>
             </w:pPr>
-            <w:hyperlink w:history="1" r:id="rIdhaim9xfiu23j_div8h0zg">
+            <w:hyperlink w:history="1" r:id="rIdczpv4kpekdvolp2ph0295">
               <w:r>
                 <w:rPr>
                   <w:rFonts w:ascii="Arial" w:cs="Arial" w:eastAsia="Arial" w:hAnsi="Arial"/>
@@ -17840,7 +18306,7 @@
             <w:pPr>
               <w:spacing w:after="20" w:before="0"/>
             </w:pPr>
-            <w:hyperlink w:history="1" r:id="rIdzrbjgkpbyn05ktcmjbc0y">
+            <w:hyperlink w:history="1" r:id="rIddre2s-e5vkvjvcsc_idr0">
               <w:r>
                 <w:rPr>
                   <w:rFonts w:ascii="Arial" w:cs="Arial" w:eastAsia="Arial" w:hAnsi="Arial"/>
@@ -17873,7 +18339,7 @@
               <w:spacing w:after="10" w:before="0"/>
               <w:ind w:left="120"/>
             </w:pPr>
-            <w:hyperlink w:history="1" r:id="rId8cc9mqvwjnb7l1_ejui5v">
+            <w:hyperlink w:history="1" r:id="rIdusc-b-rlkx1xzlktneigy">
               <w:r>
                 <w:rPr>
                   <w:rFonts w:ascii="Arial" w:cs="Arial" w:eastAsia="Arial" w:hAnsi="Arial"/>
@@ -18068,7 +18534,7 @@
             <w:pPr>
               <w:spacing w:after="20" w:before="0"/>
             </w:pPr>
-            <w:hyperlink w:history="1" r:id="rId7rb6flljrgzf2l5dfaswx">
+            <w:hyperlink w:history="1" r:id="rIdzgipqb0d04_c1fogeuule">
               <w:r>
                 <w:rPr>
                   <w:rFonts w:ascii="Arial" w:cs="Arial" w:eastAsia="Arial" w:hAnsi="Arial"/>
@@ -18101,7 +18567,7 @@
               <w:spacing w:after="10" w:before="0"/>
               <w:ind w:left="120"/>
             </w:pPr>
-            <w:hyperlink w:history="1" r:id="rIdvm_irlaicmcousqlnnbnk">
+            <w:hyperlink w:history="1" r:id="rIdi0iihxoifwya3wam_dhtu">
               <w:r>
                 <w:rPr>
                   <w:rFonts w:ascii="Arial" w:cs="Arial" w:eastAsia="Arial" w:hAnsi="Arial"/>
@@ -18146,7 +18612,7 @@
             <w:pPr>
               <w:spacing w:after="20" w:before="0"/>
             </w:pPr>
-            <w:hyperlink w:history="1" r:id="rIdbl76xtyhcbpvsk5dnf4le">
+            <w:hyperlink w:history="1" r:id="rIdexkalr_hxjyr3essgleew">
               <w:r>
                 <w:rPr>
                   <w:rFonts w:ascii="Arial" w:cs="Arial" w:eastAsia="Arial" w:hAnsi="Arial"/>
@@ -18179,7 +18645,7 @@
               <w:spacing w:after="10" w:before="0"/>
               <w:ind w:left="120"/>
             </w:pPr>
-            <w:hyperlink w:history="1" r:id="rIde3ztzzhtzwy89kog0anea">
+            <w:hyperlink w:history="1" r:id="rIdeuseq64xjemhvw9g9-ujf">
               <w:r>
                 <w:rPr>
                   <w:rFonts w:ascii="Arial" w:cs="Arial" w:eastAsia="Arial" w:hAnsi="Arial"/>
@@ -18374,7 +18840,7 @@
             <w:pPr>
               <w:spacing w:after="20" w:before="0"/>
             </w:pPr>
-            <w:hyperlink w:history="1" r:id="rId-i2fa0yahqfyaezbhqqr_">
+            <w:hyperlink w:history="1" r:id="rIdpzmjcjucc52bz0eh8izsz">
               <w:r>
                 <w:rPr>
                   <w:rFonts w:ascii="Arial" w:cs="Arial" w:eastAsia="Arial" w:hAnsi="Arial"/>
@@ -18407,7 +18873,7 @@
               <w:spacing w:after="10" w:before="0"/>
               <w:ind w:left="120"/>
             </w:pPr>
-            <w:hyperlink w:history="1" r:id="rId-g5snjsni0t2tq0ruhxxt">
+            <w:hyperlink w:history="1" r:id="rIddedscfknhegp23a3h-plf">
               <w:r>
                 <w:rPr>
                   <w:rFonts w:ascii="Arial" w:cs="Arial" w:eastAsia="Arial" w:hAnsi="Arial"/>
@@ -18452,7 +18918,7 @@
             <w:pPr>
               <w:spacing w:after="20" w:before="0"/>
             </w:pPr>
-            <w:hyperlink w:history="1" r:id="rId4fwsilff9uc7osne0qult">
+            <w:hyperlink w:history="1" r:id="rIdqesf3yq7pbpook2k54h3s">
               <w:r>
                 <w:rPr>
                   <w:rFonts w:ascii="Arial" w:cs="Arial" w:eastAsia="Arial" w:hAnsi="Arial"/>
@@ -18485,7 +18951,7 @@
               <w:spacing w:after="10" w:before="0"/>
               <w:ind w:left="120"/>
             </w:pPr>
-            <w:hyperlink w:history="1" r:id="rId-cpkacququbhgsbksktsw">
+            <w:hyperlink w:history="1" r:id="rId5seuhvwz1xvhyqijt5-ii">
               <w:r>
                 <w:rPr>
                   <w:rFonts w:ascii="Arial" w:cs="Arial" w:eastAsia="Arial" w:hAnsi="Arial"/>
@@ -18680,7 +19146,7 @@
             <w:pPr>
               <w:spacing w:after="20" w:before="0"/>
             </w:pPr>
-            <w:hyperlink w:history="1" r:id="rIdntnjz4i2eqnendxhj-tc7">
+            <w:hyperlink w:history="1" r:id="rId8an8qrbux9stn7hhvqg6g">
               <w:r>
                 <w:rPr>
                   <w:rFonts w:ascii="Arial" w:cs="Arial" w:eastAsia="Arial" w:hAnsi="Arial"/>
@@ -18713,7 +19179,7 @@
               <w:spacing w:after="10" w:before="0"/>
               <w:ind w:left="120"/>
             </w:pPr>
-            <w:hyperlink w:history="1" r:id="rIdz_ef21jnbav_6hcq8xq8v">
+            <w:hyperlink w:history="1" r:id="rIdy47refi0tapuabht4vna-">
               <w:r>
                 <w:rPr>
                   <w:rFonts w:ascii="Arial" w:cs="Arial" w:eastAsia="Arial" w:hAnsi="Arial"/>
@@ -18758,7 +19224,7 @@
             <w:pPr>
               <w:spacing w:after="20" w:before="0"/>
             </w:pPr>
-            <w:hyperlink w:history="1" r:id="rIdga7nqerynq8c5nsywqbd-">
+            <w:hyperlink w:history="1" r:id="rIdq2fwk2bydeucq6u0lecrc">
               <w:r>
                 <w:rPr>
                   <w:rFonts w:ascii="Arial" w:cs="Arial" w:eastAsia="Arial" w:hAnsi="Arial"/>
@@ -18791,7 +19257,7 @@
               <w:spacing w:after="10" w:before="0"/>
               <w:ind w:left="120"/>
             </w:pPr>
-            <w:hyperlink w:history="1" r:id="rIdtfuwwgxf-7wdx6h0o_vuo">
+            <w:hyperlink w:history="1" r:id="rIdeiogd-vlapfijusqhzhqz">
               <w:r>
                 <w:rPr>
                   <w:rFonts w:ascii="Arial" w:cs="Arial" w:eastAsia="Arial" w:hAnsi="Arial"/>
@@ -18986,7 +19452,7 @@
             <w:pPr>
               <w:spacing w:after="20" w:before="0"/>
             </w:pPr>
-            <w:hyperlink w:history="1" r:id="rId6h8rcrudppg6s6c_ylgc5">
+            <w:hyperlink w:history="1" r:id="rIdpmb9krk06qyxl86svhl5l">
               <w:r>
                 <w:rPr>
                   <w:rFonts w:ascii="Arial" w:cs="Arial" w:eastAsia="Arial" w:hAnsi="Arial"/>
@@ -19019,7 +19485,7 @@
               <w:spacing w:after="10" w:before="0"/>
               <w:ind w:left="120"/>
             </w:pPr>
-            <w:hyperlink w:history="1" r:id="rIdnyv-u9u8tvmx_iipmdegi">
+            <w:hyperlink w:history="1" r:id="rIdedbmzoasuz78mxhtghphj">
               <w:r>
                 <w:rPr>
                   <w:rFonts w:ascii="Arial" w:cs="Arial" w:eastAsia="Arial" w:hAnsi="Arial"/>
@@ -19064,7 +19530,7 @@
             <w:pPr>
               <w:spacing w:after="20" w:before="0"/>
             </w:pPr>
-            <w:hyperlink w:history="1" r:id="rIds88f6xkh92_3w6mofkcbe">
+            <w:hyperlink w:history="1" r:id="rIda3c2pmt7xbijiqaopbumw">
               <w:r>
                 <w:rPr>
                   <w:rFonts w:ascii="Arial" w:cs="Arial" w:eastAsia="Arial" w:hAnsi="Arial"/>
@@ -19097,7 +19563,7 @@
               <w:spacing w:after="10" w:before="0"/>
               <w:ind w:left="120"/>
             </w:pPr>
-            <w:hyperlink w:history="1" r:id="rIdcguzyp6aycdxrwtccuaja">
+            <w:hyperlink w:history="1" r:id="rIdth0yzd1jtemjzgljiwozi">
               <w:r>
                 <w:rPr>
                   <w:rFonts w:ascii="Arial" w:cs="Arial" w:eastAsia="Arial" w:hAnsi="Arial"/>
@@ -19593,6 +20059,65 @@
         </w:tc>
       </w:tr>
     </w:tbl>
+    <w:p>
+      <w:pPr>
+        <w:pBdr>
+          <w:top w:val="single" w:color="BBBBBB" w:sz="4" w:space="4"/>
+        </w:pBdr>
+        <w:spacing w:after="0" w:before="160"/>
+      </w:pPr>
+      <w:r>
+        <w:rPr>
+          <w:rFonts w:ascii="Arial" w:cs="Arial" w:eastAsia="Arial" w:hAnsi="Arial"/>
+          <w:color w:val="666666"/>
+          <w:sz w:val="14"/>
+          <w:szCs w:val="14"/>
+        </w:rPr>
+        <w:t xml:space="preserve">© 2026 SeaVuria and ARES. Aligned with KICD objectives. Developed by SeaVuria; technical implementation by ARES (with AI assistance from Claude). Licensed under </w:t>
+      </w:r>
+      <w:hyperlink w:history="1" r:id="rIdqfoswmah44vcq8sbkddnc">
+        <w:r>
+          <w:rPr>
+            <w:rFonts w:ascii="Arial" w:cs="Arial" w:eastAsia="Arial" w:hAnsi="Arial"/>
+            <w:color w:val="1F6B75"/>
+            <w:sz w:val="14"/>
+            <w:szCs w:val="14"/>
+            <w:u w:val="single" w:color="1F6B75"/>
+          </w:rPr>
+          <w:t xml:space="preserve">CC BY-NC 4.0</w:t>
+        </w:r>
+      </w:hyperlink>
+      <w:r>
+        <w:rPr>
+          <w:rFonts w:ascii="Arial" w:cs="Arial" w:eastAsia="Arial" w:hAnsi="Arial"/>
+          <w:color w:val="666666"/>
+          <w:sz w:val="14"/>
+          <w:szCs w:val="14"/>
+        </w:rPr>
+        <w:t xml:space="preserve"> (</w:t>
+      </w:r>
+      <w:hyperlink w:history="1" r:id="rIdqao2ehedo5gv6p188allg">
+        <w:r>
+          <w:rPr>
+            <w:rFonts w:ascii="Arial" w:cs="Arial" w:eastAsia="Arial" w:hAnsi="Arial"/>
+            <w:color w:val="1F6B75"/>
+            <w:sz w:val="14"/>
+            <w:szCs w:val="14"/>
+            <w:u w:val="single" w:color="1F6B75"/>
+          </w:rPr>
+          <w:t xml:space="preserve">https://creativecommons.org/licenses/by-nc/4.0/</w:t>
+        </w:r>
+      </w:hyperlink>
+      <w:r>
+        <w:rPr>
+          <w:rFonts w:ascii="Arial" w:cs="Arial" w:eastAsia="Arial" w:hAnsi="Arial"/>
+          <w:color w:val="666666"/>
+          <w:sz w:val="14"/>
+          <w:szCs w:val="14"/>
+        </w:rPr>
+        <w:t xml:space="preserve">).</w:t>
+      </w:r>
+    </w:p>
     <w:p>
       <w:r>
         <w:br w:type="page"/>
@@ -20584,7 +21109,7 @@
             <w:pPr>
               <w:spacing w:after="20" w:before="0"/>
             </w:pPr>
-            <w:hyperlink w:history="1" r:id="rIdfwx69wzjdj5_t2ufhy_q9">
+            <w:hyperlink w:history="1" r:id="rIdm6t6sv7akxb7ksup9daek">
               <w:r>
                 <w:rPr>
                   <w:rFonts w:ascii="Arial" w:cs="Arial" w:eastAsia="Arial" w:hAnsi="Arial"/>
@@ -20617,7 +21142,7 @@
               <w:spacing w:after="10" w:before="0"/>
               <w:ind w:left="120"/>
             </w:pPr>
-            <w:hyperlink w:history="1" r:id="rId1luea17bllplrpqrw-myp">
+            <w:hyperlink w:history="1" r:id="rIdkagiv38o7maqtkicmoxcj">
               <w:r>
                 <w:rPr>
                   <w:rFonts w:ascii="Arial" w:cs="Arial" w:eastAsia="Arial" w:hAnsi="Arial"/>
@@ -20662,7 +21187,7 @@
             <w:pPr>
               <w:spacing w:after="20" w:before="0"/>
             </w:pPr>
-            <w:hyperlink w:history="1" r:id="rIdx01xup5n_seysoufzzpsb">
+            <w:hyperlink w:history="1" r:id="rIdwzq7l4msrc06m3w-c0yrf">
               <w:r>
                 <w:rPr>
                   <w:rFonts w:ascii="Arial" w:cs="Arial" w:eastAsia="Arial" w:hAnsi="Arial"/>
@@ -20695,7 +21220,7 @@
               <w:spacing w:after="10" w:before="0"/>
               <w:ind w:left="120"/>
             </w:pPr>
-            <w:hyperlink w:history="1" r:id="rIdhs1frygnhnl550k48pbd7">
+            <w:hyperlink w:history="1" r:id="rIdvys7iat54vsepayr6ilgd">
               <w:r>
                 <w:rPr>
                   <w:rFonts w:ascii="Arial" w:cs="Arial" w:eastAsia="Arial" w:hAnsi="Arial"/>
@@ -20890,7 +21415,7 @@
             <w:pPr>
               <w:spacing w:after="20" w:before="0"/>
             </w:pPr>
-            <w:hyperlink w:history="1" r:id="rIdk9ypr9tujugoj4g9osd0s">
+            <w:hyperlink w:history="1" r:id="rId8vr7nft-lvpeohaaf934h">
               <w:r>
                 <w:rPr>
                   <w:rFonts w:ascii="Arial" w:cs="Arial" w:eastAsia="Arial" w:hAnsi="Arial"/>
@@ -20923,7 +21448,7 @@
               <w:spacing w:after="10" w:before="0"/>
               <w:ind w:left="120"/>
             </w:pPr>
-            <w:hyperlink w:history="1" r:id="rIdnuyu7v2s8otlxj2x5lgne">
+            <w:hyperlink w:history="1" r:id="rIdfg8d2nwvidtjwrv6g_wly">
               <w:r>
                 <w:rPr>
                   <w:rFonts w:ascii="Arial" w:cs="Arial" w:eastAsia="Arial" w:hAnsi="Arial"/>
@@ -20968,7 +21493,7 @@
             <w:pPr>
               <w:spacing w:after="20" w:before="0"/>
             </w:pPr>
-            <w:hyperlink w:history="1" r:id="rIdpcliihx47weod1xwknmge">
+            <w:hyperlink w:history="1" r:id="rId_f5gs6pk3o3xymuwarnxj">
               <w:r>
                 <w:rPr>
                   <w:rFonts w:ascii="Arial" w:cs="Arial" w:eastAsia="Arial" w:hAnsi="Arial"/>
@@ -21001,7 +21526,7 @@
               <w:spacing w:after="10" w:before="0"/>
               <w:ind w:left="120"/>
             </w:pPr>
-            <w:hyperlink w:history="1" r:id="rIdswuvw5iww8sgwxjitzutc">
+            <w:hyperlink w:history="1" r:id="rIdvvijw7skermfjxo_xh1pc">
               <w:r>
                 <w:rPr>
                   <w:rFonts w:ascii="Arial" w:cs="Arial" w:eastAsia="Arial" w:hAnsi="Arial"/>
@@ -21196,7 +21721,7 @@
             <w:pPr>
               <w:spacing w:after="20" w:before="0"/>
             </w:pPr>
-            <w:hyperlink w:history="1" r:id="rIdyxqbgfrsw4xbi6x7qy3wv">
+            <w:hyperlink w:history="1" r:id="rId4qvaokngmfal_ft4xgaue">
               <w:r>
                 <w:rPr>
                   <w:rFonts w:ascii="Arial" w:cs="Arial" w:eastAsia="Arial" w:hAnsi="Arial"/>
@@ -21229,7 +21754,7 @@
               <w:spacing w:after="10" w:before="0"/>
               <w:ind w:left="120"/>
             </w:pPr>
-            <w:hyperlink w:history="1" r:id="rIdym_8cpdl71tozfles_usx">
+            <w:hyperlink w:history="1" r:id="rId9zwmah8cmmc4fv2fu5g3b">
               <w:r>
                 <w:rPr>
                   <w:rFonts w:ascii="Arial" w:cs="Arial" w:eastAsia="Arial" w:hAnsi="Arial"/>
@@ -21274,7 +21799,7 @@
             <w:pPr>
               <w:spacing w:after="20" w:before="0"/>
             </w:pPr>
-            <w:hyperlink w:history="1" r:id="rId3h2hoa3p-yaeogq-olemv">
+            <w:hyperlink w:history="1" r:id="rIdm6cojokuwilpet9ucess5">
               <w:r>
                 <w:rPr>
                   <w:rFonts w:ascii="Arial" w:cs="Arial" w:eastAsia="Arial" w:hAnsi="Arial"/>
@@ -21307,7 +21832,7 @@
               <w:spacing w:after="10" w:before="0"/>
               <w:ind w:left="120"/>
             </w:pPr>
-            <w:hyperlink w:history="1" r:id="rIdhxpwv6boihyoy3nzpwabs">
+            <w:hyperlink w:history="1" r:id="rIddqbjvvmg5lgu1xonipc2a">
               <w:r>
                 <w:rPr>
                   <w:rFonts w:ascii="Arial" w:cs="Arial" w:eastAsia="Arial" w:hAnsi="Arial"/>
@@ -21502,7 +22027,7 @@
             <w:pPr>
               <w:spacing w:after="20" w:before="0"/>
             </w:pPr>
-            <w:hyperlink w:history="1" r:id="rIdcb1g5oxwd5in_6cjhxgwt">
+            <w:hyperlink w:history="1" r:id="rIdsyigf-mjmmhb9vxr01vuj">
               <w:r>
                 <w:rPr>
                   <w:rFonts w:ascii="Arial" w:cs="Arial" w:eastAsia="Arial" w:hAnsi="Arial"/>
@@ -21535,7 +22060,7 @@
               <w:spacing w:after="10" w:before="0"/>
               <w:ind w:left="120"/>
             </w:pPr>
-            <w:hyperlink w:history="1" r:id="rIdus7m8h9iv2bvm2wwyrbd1">
+            <w:hyperlink w:history="1" r:id="rId9iyybecfjuh4fsq6befdg">
               <w:r>
                 <w:rPr>
                   <w:rFonts w:ascii="Arial" w:cs="Arial" w:eastAsia="Arial" w:hAnsi="Arial"/>
@@ -21580,7 +22105,7 @@
             <w:pPr>
               <w:spacing w:after="20" w:before="0"/>
             </w:pPr>
-            <w:hyperlink w:history="1" r:id="rIdgwiuiaarygo3ulvm_a_gy">
+            <w:hyperlink w:history="1" r:id="rIdo3ibeqh96am3_cehdjb7y">
               <w:r>
                 <w:rPr>
                   <w:rFonts w:ascii="Arial" w:cs="Arial" w:eastAsia="Arial" w:hAnsi="Arial"/>
@@ -21613,7 +22138,7 @@
               <w:spacing w:after="10" w:before="0"/>
               <w:ind w:left="120"/>
             </w:pPr>
-            <w:hyperlink w:history="1" r:id="rId8ok46mluq1d_be9j-pvpq">
+            <w:hyperlink w:history="1" r:id="rIdjbm_dy3cq1schptriqk1d">
               <w:r>
                 <w:rPr>
                   <w:rFonts w:ascii="Arial" w:cs="Arial" w:eastAsia="Arial" w:hAnsi="Arial"/>
@@ -21808,7 +22333,7 @@
             <w:pPr>
               <w:spacing w:after="20" w:before="0"/>
             </w:pPr>
-            <w:hyperlink w:history="1" r:id="rIdx3blrjyodr2tobgqr_tap">
+            <w:hyperlink w:history="1" r:id="rIdncqlsthhhrdejkk3kmzu0">
               <w:r>
                 <w:rPr>
                   <w:rFonts w:ascii="Arial" w:cs="Arial" w:eastAsia="Arial" w:hAnsi="Arial"/>
@@ -21841,7 +22366,7 @@
               <w:spacing w:after="10" w:before="0"/>
               <w:ind w:left="120"/>
             </w:pPr>
-            <w:hyperlink w:history="1" r:id="rId8xa2xf6brjstpfxtjl455">
+            <w:hyperlink w:history="1" r:id="rIdxkojlobsxhdlvmy70uh3q">
               <w:r>
                 <w:rPr>
                   <w:rFonts w:ascii="Arial" w:cs="Arial" w:eastAsia="Arial" w:hAnsi="Arial"/>
@@ -21886,7 +22411,7 @@
             <w:pPr>
               <w:spacing w:after="20" w:before="0"/>
             </w:pPr>
-            <w:hyperlink w:history="1" r:id="rId3dtiiqe1qpxq4j09_po10">
+            <w:hyperlink w:history="1" r:id="rIdjm01i6zrhkfazbsci1wbu">
               <w:r>
                 <w:rPr>
                   <w:rFonts w:ascii="Arial" w:cs="Arial" w:eastAsia="Arial" w:hAnsi="Arial"/>
@@ -21919,7 +22444,7 @@
               <w:spacing w:after="10" w:before="0"/>
               <w:ind w:left="120"/>
             </w:pPr>
-            <w:hyperlink w:history="1" r:id="rIde0ys8r3jrsfnykjm75xmh">
+            <w:hyperlink w:history="1" r:id="rIdjskuxeezg-pxm4fqtatov">
               <w:r>
                 <w:rPr>
                   <w:rFonts w:ascii="Arial" w:cs="Arial" w:eastAsia="Arial" w:hAnsi="Arial"/>
@@ -22415,6 +22940,65 @@
         </w:tc>
       </w:tr>
     </w:tbl>
+    <w:p>
+      <w:pPr>
+        <w:pBdr>
+          <w:top w:val="single" w:color="BBBBBB" w:sz="4" w:space="4"/>
+        </w:pBdr>
+        <w:spacing w:after="0" w:before="160"/>
+      </w:pPr>
+      <w:r>
+        <w:rPr>
+          <w:rFonts w:ascii="Arial" w:cs="Arial" w:eastAsia="Arial" w:hAnsi="Arial"/>
+          <w:color w:val="666666"/>
+          <w:sz w:val="14"/>
+          <w:szCs w:val="14"/>
+        </w:rPr>
+        <w:t xml:space="preserve">© 2026 SeaVuria and ARES. Aligned with KICD objectives. Developed by SeaVuria; technical implementation by ARES (with AI assistance from Claude). Licensed under </w:t>
+      </w:r>
+      <w:hyperlink w:history="1" r:id="rIdnfzbpoqndmmflyf5dsksr">
+        <w:r>
+          <w:rPr>
+            <w:rFonts w:ascii="Arial" w:cs="Arial" w:eastAsia="Arial" w:hAnsi="Arial"/>
+            <w:color w:val="1F6B75"/>
+            <w:sz w:val="14"/>
+            <w:szCs w:val="14"/>
+            <w:u w:val="single" w:color="1F6B75"/>
+          </w:rPr>
+          <w:t xml:space="preserve">CC BY-NC 4.0</w:t>
+        </w:r>
+      </w:hyperlink>
+      <w:r>
+        <w:rPr>
+          <w:rFonts w:ascii="Arial" w:cs="Arial" w:eastAsia="Arial" w:hAnsi="Arial"/>
+          <w:color w:val="666666"/>
+          <w:sz w:val="14"/>
+          <w:szCs w:val="14"/>
+        </w:rPr>
+        <w:t xml:space="preserve"> (</w:t>
+      </w:r>
+      <w:hyperlink w:history="1" r:id="rId49cmbhwjestp61af5v-rt">
+        <w:r>
+          <w:rPr>
+            <w:rFonts w:ascii="Arial" w:cs="Arial" w:eastAsia="Arial" w:hAnsi="Arial"/>
+            <w:color w:val="1F6B75"/>
+            <w:sz w:val="14"/>
+            <w:szCs w:val="14"/>
+            <w:u w:val="single" w:color="1F6B75"/>
+          </w:rPr>
+          <w:t xml:space="preserve">https://creativecommons.org/licenses/by-nc/4.0/</w:t>
+        </w:r>
+      </w:hyperlink>
+      <w:r>
+        <w:rPr>
+          <w:rFonts w:ascii="Arial" w:cs="Arial" w:eastAsia="Arial" w:hAnsi="Arial"/>
+          <w:color w:val="666666"/>
+          <w:sz w:val="14"/>
+          <w:szCs w:val="14"/>
+        </w:rPr>
+        <w:t xml:space="preserve">).</w:t>
+      </w:r>
+    </w:p>
     <w:p>
       <w:r>
         <w:br w:type="page"/>
@@ -23406,7 +23990,7 @@
             <w:pPr>
               <w:spacing w:after="20" w:before="0"/>
             </w:pPr>
-            <w:hyperlink w:history="1" r:id="rIdxkpoxnx6u2zohoqyhvvwo">
+            <w:hyperlink w:history="1" r:id="rId7z6lzcaw_vwnboxl6xfld">
               <w:r>
                 <w:rPr>
                   <w:rFonts w:ascii="Arial" w:cs="Arial" w:eastAsia="Arial" w:hAnsi="Arial"/>
@@ -23439,7 +24023,7 @@
               <w:spacing w:after="10" w:before="0"/>
               <w:ind w:left="120"/>
             </w:pPr>
-            <w:hyperlink w:history="1" r:id="rIdxbisflo6esnha0b-r42eg">
+            <w:hyperlink w:history="1" r:id="rIdzqpeipji7enamcj5ty1pd">
               <w:r>
                 <w:rPr>
                   <w:rFonts w:ascii="Arial" w:cs="Arial" w:eastAsia="Arial" w:hAnsi="Arial"/>
@@ -23484,7 +24068,7 @@
             <w:pPr>
               <w:spacing w:after="20" w:before="0"/>
             </w:pPr>
-            <w:hyperlink w:history="1" r:id="rIdpi6rwwui7xb-kvaftkjvf">
+            <w:hyperlink w:history="1" r:id="rIdtz7c9cwmu_4cl3ut0hz75">
               <w:r>
                 <w:rPr>
                   <w:rFonts w:ascii="Arial" w:cs="Arial" w:eastAsia="Arial" w:hAnsi="Arial"/>
@@ -23517,7 +24101,7 @@
               <w:spacing w:after="10" w:before="0"/>
               <w:ind w:left="120"/>
             </w:pPr>
-            <w:hyperlink w:history="1" r:id="rIdlnudj1pqpvb_-gldsuywa">
+            <w:hyperlink w:history="1" r:id="rIdworayh_-7tdhfzmu35ffj">
               <w:r>
                 <w:rPr>
                   <w:rFonts w:ascii="Arial" w:cs="Arial" w:eastAsia="Arial" w:hAnsi="Arial"/>
@@ -23712,7 +24296,7 @@
             <w:pPr>
               <w:spacing w:after="20" w:before="0"/>
             </w:pPr>
-            <w:hyperlink w:history="1" r:id="rIdl84bwl88tg5cer5xvm511">
+            <w:hyperlink w:history="1" r:id="rId80kdssdrfhexo66fif-mm">
               <w:r>
                 <w:rPr>
                   <w:rFonts w:ascii="Arial" w:cs="Arial" w:eastAsia="Arial" w:hAnsi="Arial"/>
@@ -23745,7 +24329,7 @@
               <w:spacing w:after="10" w:before="0"/>
               <w:ind w:left="120"/>
             </w:pPr>
-            <w:hyperlink w:history="1" r:id="rIdu_bjp6-tqyzicdi6nxqap">
+            <w:hyperlink w:history="1" r:id="rIdzx0fct94sw3mzdgc1zji_">
               <w:r>
                 <w:rPr>
                   <w:rFonts w:ascii="Arial" w:cs="Arial" w:eastAsia="Arial" w:hAnsi="Arial"/>
@@ -23790,7 +24374,7 @@
             <w:pPr>
               <w:spacing w:after="20" w:before="0"/>
             </w:pPr>
-            <w:hyperlink w:history="1" r:id="rId9qo4rc0c7edqnno3pxdrt">
+            <w:hyperlink w:history="1" r:id="rIdsfi1-3sfb78jh9qqeg7lw">
               <w:r>
                 <w:rPr>
                   <w:rFonts w:ascii="Arial" w:cs="Arial" w:eastAsia="Arial" w:hAnsi="Arial"/>
@@ -23823,7 +24407,7 @@
               <w:spacing w:after="10" w:before="0"/>
               <w:ind w:left="120"/>
             </w:pPr>
-            <w:hyperlink w:history="1" r:id="rIdrjbenwpyedwdviuhc9ckk">
+            <w:hyperlink w:history="1" r:id="rIdyv29gyy5eow-_owi5zi3z">
               <w:r>
                 <w:rPr>
                   <w:rFonts w:ascii="Arial" w:cs="Arial" w:eastAsia="Arial" w:hAnsi="Arial"/>
@@ -24018,7 +24602,7 @@
             <w:pPr>
               <w:spacing w:after="20" w:before="0"/>
             </w:pPr>
-            <w:hyperlink w:history="1" r:id="rIdghh-e4we_ryv0q7rwrisa">
+            <w:hyperlink w:history="1" r:id="rId9reawttihmmzyjgxxwm6v">
               <w:r>
                 <w:rPr>
                   <w:rFonts w:ascii="Arial" w:cs="Arial" w:eastAsia="Arial" w:hAnsi="Arial"/>
@@ -24051,7 +24635,7 @@
               <w:spacing w:after="10" w:before="0"/>
               <w:ind w:left="120"/>
             </w:pPr>
-            <w:hyperlink w:history="1" r:id="rIdyvwzpptqcaco-fbsevxrj">
+            <w:hyperlink w:history="1" r:id="rId9ujamsc8js0y6ty5ueuby">
               <w:r>
                 <w:rPr>
                   <w:rFonts w:ascii="Arial" w:cs="Arial" w:eastAsia="Arial" w:hAnsi="Arial"/>
@@ -24096,7 +24680,7 @@
             <w:pPr>
               <w:spacing w:after="20" w:before="0"/>
             </w:pPr>
-            <w:hyperlink w:history="1" r:id="rIdray-rs8rmf_n0gkh9bdql">
+            <w:hyperlink w:history="1" r:id="rIdhbcpxpncxc1yzfbeou9v1">
               <w:r>
                 <w:rPr>
                   <w:rFonts w:ascii="Arial" w:cs="Arial" w:eastAsia="Arial" w:hAnsi="Arial"/>
@@ -24129,7 +24713,7 @@
               <w:spacing w:after="10" w:before="0"/>
               <w:ind w:left="120"/>
             </w:pPr>
-            <w:hyperlink w:history="1" r:id="rIdxxl1qckuy2wkp9fcajahg">
+            <w:hyperlink w:history="1" r:id="rIdbj1zef1weptpxnh9hyf2d">
               <w:r>
                 <w:rPr>
                   <w:rFonts w:ascii="Arial" w:cs="Arial" w:eastAsia="Arial" w:hAnsi="Arial"/>
@@ -24324,7 +24908,7 @@
             <w:pPr>
               <w:spacing w:after="20" w:before="0"/>
             </w:pPr>
-            <w:hyperlink w:history="1" r:id="rIdamz1k0x5ttbc5a-lgye5b">
+            <w:hyperlink w:history="1" r:id="rIdzpttwtvdvgtrizqsrhp0o">
               <w:r>
                 <w:rPr>
                   <w:rFonts w:ascii="Arial" w:cs="Arial" w:eastAsia="Arial" w:hAnsi="Arial"/>
@@ -24357,7 +24941,7 @@
               <w:spacing w:after="10" w:before="0"/>
               <w:ind w:left="120"/>
             </w:pPr>
-            <w:hyperlink w:history="1" r:id="rIdr0q-khvdyz66oozjnejoc">
+            <w:hyperlink w:history="1" r:id="rIdvxvpq20sunel2wxfnlbkd">
               <w:r>
                 <w:rPr>
                   <w:rFonts w:ascii="Arial" w:cs="Arial" w:eastAsia="Arial" w:hAnsi="Arial"/>
@@ -24402,7 +24986,7 @@
             <w:pPr>
               <w:spacing w:after="20" w:before="0"/>
             </w:pPr>
-            <w:hyperlink w:history="1" r:id="rIddgi--ed1dwfkui9kusfxd">
+            <w:hyperlink w:history="1" r:id="rIdwrg6yi-ou-bttrl-net1s">
               <w:r>
                 <w:rPr>
                   <w:rFonts w:ascii="Arial" w:cs="Arial" w:eastAsia="Arial" w:hAnsi="Arial"/>
@@ -24435,7 +25019,7 @@
               <w:spacing w:after="10" w:before="0"/>
               <w:ind w:left="120"/>
             </w:pPr>
-            <w:hyperlink w:history="1" r:id="rIdlwlfuv0ttxjgnebilalke">
+            <w:hyperlink w:history="1" r:id="rId3gwrbjtvqkkquv2av_b9o">
               <w:r>
                 <w:rPr>
                   <w:rFonts w:ascii="Arial" w:cs="Arial" w:eastAsia="Arial" w:hAnsi="Arial"/>
@@ -24630,7 +25214,7 @@
             <w:pPr>
               <w:spacing w:after="20" w:before="0"/>
             </w:pPr>
-            <w:hyperlink w:history="1" r:id="rIdsc-yqbh9ttex1tgeivvyq">
+            <w:hyperlink w:history="1" r:id="rIdgah5rfr1eimkpnp5styx7">
               <w:r>
                 <w:rPr>
                   <w:rFonts w:ascii="Arial" w:cs="Arial" w:eastAsia="Arial" w:hAnsi="Arial"/>
@@ -24663,7 +25247,7 @@
               <w:spacing w:after="10" w:before="0"/>
               <w:ind w:left="120"/>
             </w:pPr>
-            <w:hyperlink w:history="1" r:id="rIdniivfpd7egw5j27xsgh_n">
+            <w:hyperlink w:history="1" r:id="rIdecwro2lt7hjdhhly6ur7n">
               <w:r>
                 <w:rPr>
                   <w:rFonts w:ascii="Arial" w:cs="Arial" w:eastAsia="Arial" w:hAnsi="Arial"/>
@@ -24708,7 +25292,7 @@
             <w:pPr>
               <w:spacing w:after="20" w:before="0"/>
             </w:pPr>
-            <w:hyperlink w:history="1" r:id="rIdrvjihn02ioncfkni3ei4k">
+            <w:hyperlink w:history="1" r:id="rIdh8j7couffzapwbdzjdwv8">
               <w:r>
                 <w:rPr>
                   <w:rFonts w:ascii="Arial" w:cs="Arial" w:eastAsia="Arial" w:hAnsi="Arial"/>
@@ -24741,7 +25325,7 @@
               <w:spacing w:after="10" w:before="0"/>
               <w:ind w:left="120"/>
             </w:pPr>
-            <w:hyperlink w:history="1" r:id="rId9dzfka5vuqcbmtb5wesfv">
+            <w:hyperlink w:history="1" r:id="rIdm7jfwwroz-jyo4pry0std">
               <w:r>
                 <w:rPr>
                   <w:rFonts w:ascii="Arial" w:cs="Arial" w:eastAsia="Arial" w:hAnsi="Arial"/>
@@ -25237,6 +25821,65 @@
         </w:tc>
       </w:tr>
     </w:tbl>
+    <w:p>
+      <w:pPr>
+        <w:pBdr>
+          <w:top w:val="single" w:color="BBBBBB" w:sz="4" w:space="4"/>
+        </w:pBdr>
+        <w:spacing w:after="0" w:before="160"/>
+      </w:pPr>
+      <w:r>
+        <w:rPr>
+          <w:rFonts w:ascii="Arial" w:cs="Arial" w:eastAsia="Arial" w:hAnsi="Arial"/>
+          <w:color w:val="666666"/>
+          <w:sz w:val="14"/>
+          <w:szCs w:val="14"/>
+        </w:rPr>
+        <w:t xml:space="preserve">© 2026 SeaVuria and ARES. Aligned with KICD objectives. Developed by SeaVuria; technical implementation by ARES (with AI assistance from Claude). Licensed under </w:t>
+      </w:r>
+      <w:hyperlink w:history="1" r:id="rIdmt6fsh3mfzipz3mfr1xlu">
+        <w:r>
+          <w:rPr>
+            <w:rFonts w:ascii="Arial" w:cs="Arial" w:eastAsia="Arial" w:hAnsi="Arial"/>
+            <w:color w:val="1F6B75"/>
+            <w:sz w:val="14"/>
+            <w:szCs w:val="14"/>
+            <w:u w:val="single" w:color="1F6B75"/>
+          </w:rPr>
+          <w:t xml:space="preserve">CC BY-NC 4.0</w:t>
+        </w:r>
+      </w:hyperlink>
+      <w:r>
+        <w:rPr>
+          <w:rFonts w:ascii="Arial" w:cs="Arial" w:eastAsia="Arial" w:hAnsi="Arial"/>
+          <w:color w:val="666666"/>
+          <w:sz w:val="14"/>
+          <w:szCs w:val="14"/>
+        </w:rPr>
+        <w:t xml:space="preserve"> (</w:t>
+      </w:r>
+      <w:hyperlink w:history="1" r:id="rIdqthmsnrdxx3p1uu9p7nyt">
+        <w:r>
+          <w:rPr>
+            <w:rFonts w:ascii="Arial" w:cs="Arial" w:eastAsia="Arial" w:hAnsi="Arial"/>
+            <w:color w:val="1F6B75"/>
+            <w:sz w:val="14"/>
+            <w:szCs w:val="14"/>
+            <w:u w:val="single" w:color="1F6B75"/>
+          </w:rPr>
+          <w:t xml:space="preserve">https://creativecommons.org/licenses/by-nc/4.0/</w:t>
+        </w:r>
+      </w:hyperlink>
+      <w:r>
+        <w:rPr>
+          <w:rFonts w:ascii="Arial" w:cs="Arial" w:eastAsia="Arial" w:hAnsi="Arial"/>
+          <w:color w:val="666666"/>
+          <w:sz w:val="14"/>
+          <w:szCs w:val="14"/>
+        </w:rPr>
+        <w:t xml:space="preserve">).</w:t>
+      </w:r>
+    </w:p>
     <w:p>
       <w:r>
         <w:br w:type="page"/>

--- a/data/outputs/v2/Maths/SS3.3_Vectors_I/Mathematics_Vectors_I_CBE_LessonSequence.docx
+++ b/data/outputs/v2/Maths/SS3.3_Vectors_I/Mathematics_Vectors_I_CBE_LessonSequence.docx
@@ -38,6 +38,2627 @@
           <w:szCs w:val="22"/>
         </w:rPr>
         <w:t xml:space="preserve">CBE Phenomenon-Driven Lesson Sequence — Sub-Strand 3.3 (8 Lessons)</w:t>
+      </w:r>
+    </w:p>
+    <w:p>
+      <w:pPr>
+        <w:spacing w:after="120"/>
+      </w:pPr>
+      <w:r>
+        <w:t xml:space="preserve"/>
+      </w:r>
+    </w:p>
+    <w:tbl>
+      <w:tblPr>
+        <w:tblW w:type="dxa" w:w="13680"/>
+        <w:tblBorders>
+          <w:top w:val="single" w:color="AAAAAA" w:sz="4"/>
+          <w:left w:val="single" w:color="AAAAAA" w:sz="4"/>
+          <w:bottom w:val="single" w:color="AAAAAA" w:sz="4"/>
+          <w:right w:val="single" w:color="AAAAAA" w:sz="4"/>
+          <w:insideH w:val="single" w:color="auto" w:sz="4"/>
+          <w:insideV w:val="single" w:color="auto" w:sz="4"/>
+        </w:tblBorders>
+        <w:tblLayout w:type="fixed"/>
+      </w:tblPr>
+      <w:tblGrid>
+        <w:gridCol w:w="3000"/>
+        <w:gridCol w:w="10680"/>
+      </w:tblGrid>
+      <w:tr>
+        <w:tc>
+          <w:tcPr>
+            <w:tcW w:type="dxa" w:w="13680"/>
+            <w:gridSpan w:val="2"/>
+            <w:shd w:fill="1F3864" w:color="auto" w:val="clear"/>
+            <w:tcMar>
+              <w:top w:type="dxa" w:w="60"/>
+              <w:left w:type="dxa" w:w="120"/>
+              <w:bottom w:type="dxa" w:w="60"/>
+              <w:right w:type="dxa" w:w="120"/>
+            </w:tcMar>
+            <w:vAlign w:val="top"/>
+          </w:tcPr>
+          <w:p>
+            <w:pPr>
+              <w:spacing w:after="40" w:before="0"/>
+              <w:jc w:val="center"/>
+            </w:pPr>
+            <w:r>
+              <w:rPr>
+                <w:rFonts w:ascii="Arial" w:cs="Arial" w:eastAsia="Arial" w:hAnsi="Arial"/>
+                <w:b/>
+                <w:bCs/>
+                <w:i w:val="false"/>
+                <w:iCs w:val="false"/>
+                <w:color w:val="FFFFFF"/>
+                <w:sz w:val="22"/>
+                <w:szCs w:val="22"/>
+              </w:rPr>
+              <w:t xml:space="preserve">SUB-STRAND OVERVIEW</w:t>
+            </w:r>
+          </w:p>
+        </w:tc>
+      </w:tr>
+      <w:tr>
+        <w:tc>
+          <w:tcPr>
+            <w:tcW w:type="dxa" w:w="3000"/>
+            <w:shd w:fill="D5E8F0" w:color="auto" w:val="clear"/>
+            <w:tcMar>
+              <w:top w:type="dxa" w:w="60"/>
+              <w:left w:type="dxa" w:w="120"/>
+              <w:bottom w:type="dxa" w:w="60"/>
+              <w:right w:type="dxa" w:w="120"/>
+            </w:tcMar>
+            <w:vAlign w:val="top"/>
+          </w:tcPr>
+          <w:p>
+            <w:pPr>
+              <w:spacing w:after="40" w:before="0"/>
+              <w:jc w:val="left"/>
+            </w:pPr>
+            <w:r>
+              <w:rPr>
+                <w:rFonts w:ascii="Arial" w:cs="Arial" w:eastAsia="Arial" w:hAnsi="Arial"/>
+                <w:b/>
+                <w:bCs/>
+                <w:i w:val="false"/>
+                <w:iCs w:val="false"/>
+                <w:color w:val="000000"/>
+                <w:sz w:val="18"/>
+                <w:szCs w:val="18"/>
+              </w:rPr>
+              <w:t xml:space="preserve">Grade Level</w:t>
+            </w:r>
+          </w:p>
+        </w:tc>
+        <w:tc>
+          <w:tcPr>
+            <w:tcW w:type="dxa" w:w="10680"/>
+            <w:shd w:fill="FFFFFF" w:color="auto" w:val="clear"/>
+            <w:tcMar>
+              <w:top w:type="dxa" w:w="60"/>
+              <w:left w:type="dxa" w:w="120"/>
+              <w:bottom w:type="dxa" w:w="60"/>
+              <w:right w:type="dxa" w:w="120"/>
+            </w:tcMar>
+            <w:vAlign w:val="top"/>
+          </w:tcPr>
+          <w:p>
+            <w:pPr>
+              <w:spacing w:after="40" w:before="0"/>
+              <w:jc w:val="left"/>
+            </w:pPr>
+            <w:r>
+              <w:rPr>
+                <w:rFonts w:ascii="Arial" w:cs="Arial" w:eastAsia="Arial" w:hAnsi="Arial"/>
+                <w:b w:val="false"/>
+                <w:bCs w:val="false"/>
+                <w:i w:val="false"/>
+                <w:iCs w:val="false"/>
+                <w:color w:val="000000"/>
+                <w:sz w:val="18"/>
+                <w:szCs w:val="18"/>
+              </w:rPr>
+              <w:t xml:space="preserve">10</w:t>
+            </w:r>
+          </w:p>
+        </w:tc>
+      </w:tr>
+      <w:tr>
+        <w:tc>
+          <w:tcPr>
+            <w:tcW w:type="dxa" w:w="3000"/>
+            <w:shd w:fill="D5E8F0" w:color="auto" w:val="clear"/>
+            <w:tcMar>
+              <w:top w:type="dxa" w:w="60"/>
+              <w:left w:type="dxa" w:w="120"/>
+              <w:bottom w:type="dxa" w:w="60"/>
+              <w:right w:type="dxa" w:w="120"/>
+            </w:tcMar>
+            <w:vAlign w:val="top"/>
+          </w:tcPr>
+          <w:p>
+            <w:pPr>
+              <w:spacing w:after="40" w:before="0"/>
+              <w:jc w:val="left"/>
+            </w:pPr>
+            <w:r>
+              <w:rPr>
+                <w:rFonts w:ascii="Arial" w:cs="Arial" w:eastAsia="Arial" w:hAnsi="Arial"/>
+                <w:b/>
+                <w:bCs/>
+                <w:i w:val="false"/>
+                <w:iCs w:val="false"/>
+                <w:color w:val="000000"/>
+                <w:sz w:val="18"/>
+                <w:szCs w:val="18"/>
+              </w:rPr>
+              <w:t xml:space="preserve">Subject</w:t>
+            </w:r>
+          </w:p>
+        </w:tc>
+        <w:tc>
+          <w:tcPr>
+            <w:tcW w:type="dxa" w:w="10680"/>
+            <w:shd w:fill="FFFFFF" w:color="auto" w:val="clear"/>
+            <w:tcMar>
+              <w:top w:type="dxa" w:w="60"/>
+              <w:left w:type="dxa" w:w="120"/>
+              <w:bottom w:type="dxa" w:w="60"/>
+              <w:right w:type="dxa" w:w="120"/>
+            </w:tcMar>
+            <w:vAlign w:val="top"/>
+          </w:tcPr>
+          <w:p>
+            <w:pPr>
+              <w:spacing w:after="40" w:before="0"/>
+              <w:jc w:val="left"/>
+            </w:pPr>
+            <w:r>
+              <w:rPr>
+                <w:rFonts w:ascii="Arial" w:cs="Arial" w:eastAsia="Arial" w:hAnsi="Arial"/>
+                <w:b w:val="false"/>
+                <w:bCs w:val="false"/>
+                <w:i w:val="false"/>
+                <w:iCs w:val="false"/>
+                <w:color w:val="000000"/>
+                <w:sz w:val="18"/>
+                <w:szCs w:val="18"/>
+              </w:rPr>
+              <w:t xml:space="preserve">Mathematics</w:t>
+            </w:r>
+          </w:p>
+        </w:tc>
+      </w:tr>
+      <w:tr>
+        <w:tc>
+          <w:tcPr>
+            <w:tcW w:type="dxa" w:w="3000"/>
+            <w:shd w:fill="D5E8F0" w:color="auto" w:val="clear"/>
+            <w:tcMar>
+              <w:top w:type="dxa" w:w="60"/>
+              <w:left w:type="dxa" w:w="120"/>
+              <w:bottom w:type="dxa" w:w="60"/>
+              <w:right w:type="dxa" w:w="120"/>
+            </w:tcMar>
+            <w:vAlign w:val="top"/>
+          </w:tcPr>
+          <w:p>
+            <w:pPr>
+              <w:spacing w:after="40" w:before="0"/>
+              <w:jc w:val="left"/>
+            </w:pPr>
+            <w:r>
+              <w:rPr>
+                <w:rFonts w:ascii="Arial" w:cs="Arial" w:eastAsia="Arial" w:hAnsi="Arial"/>
+                <w:b/>
+                <w:bCs/>
+                <w:i w:val="false"/>
+                <w:iCs w:val="false"/>
+                <w:color w:val="000000"/>
+                <w:sz w:val="18"/>
+                <w:szCs w:val="18"/>
+              </w:rPr>
+              <w:t xml:space="preserve">Strand</w:t>
+            </w:r>
+          </w:p>
+        </w:tc>
+        <w:tc>
+          <w:tcPr>
+            <w:tcW w:type="dxa" w:w="10680"/>
+            <w:shd w:fill="FFFFFF" w:color="auto" w:val="clear"/>
+            <w:tcMar>
+              <w:top w:type="dxa" w:w="60"/>
+              <w:left w:type="dxa" w:w="120"/>
+              <w:bottom w:type="dxa" w:w="60"/>
+              <w:right w:type="dxa" w:w="120"/>
+            </w:tcMar>
+            <w:vAlign w:val="top"/>
+          </w:tcPr>
+          <w:p>
+            <w:pPr>
+              <w:spacing w:after="40" w:before="0"/>
+              <w:jc w:val="left"/>
+            </w:pPr>
+            <w:r>
+              <w:rPr>
+                <w:rFonts w:ascii="Arial" w:cs="Arial" w:eastAsia="Arial" w:hAnsi="Arial"/>
+                <w:b w:val="false"/>
+                <w:bCs w:val="false"/>
+                <w:i w:val="false"/>
+                <w:iCs w:val="false"/>
+                <w:color w:val="000000"/>
+                <w:sz w:val="18"/>
+                <w:szCs w:val="18"/>
+              </w:rPr>
+              <w:t xml:space="preserve">Strand 3.0: Geometry</w:t>
+            </w:r>
+          </w:p>
+        </w:tc>
+      </w:tr>
+      <w:tr>
+        <w:tc>
+          <w:tcPr>
+            <w:tcW w:type="dxa" w:w="3000"/>
+            <w:shd w:fill="D5E8F0" w:color="auto" w:val="clear"/>
+            <w:tcMar>
+              <w:top w:type="dxa" w:w="60"/>
+              <w:left w:type="dxa" w:w="120"/>
+              <w:bottom w:type="dxa" w:w="60"/>
+              <w:right w:type="dxa" w:w="120"/>
+            </w:tcMar>
+            <w:vAlign w:val="top"/>
+          </w:tcPr>
+          <w:p>
+            <w:pPr>
+              <w:spacing w:after="40" w:before="0"/>
+              <w:jc w:val="left"/>
+            </w:pPr>
+            <w:r>
+              <w:rPr>
+                <w:rFonts w:ascii="Arial" w:cs="Arial" w:eastAsia="Arial" w:hAnsi="Arial"/>
+                <w:b/>
+                <w:bCs/>
+                <w:i w:val="false"/>
+                <w:iCs w:val="false"/>
+                <w:color w:val="000000"/>
+                <w:sz w:val="18"/>
+                <w:szCs w:val="18"/>
+              </w:rPr>
+              <w:t xml:space="preserve">Sub-Strand</w:t>
+            </w:r>
+          </w:p>
+        </w:tc>
+        <w:tc>
+          <w:tcPr>
+            <w:tcW w:type="dxa" w:w="10680"/>
+            <w:shd w:fill="FFFFFF" w:color="auto" w:val="clear"/>
+            <w:tcMar>
+              <w:top w:type="dxa" w:w="60"/>
+              <w:left w:type="dxa" w:w="120"/>
+              <w:bottom w:type="dxa" w:w="60"/>
+              <w:right w:type="dxa" w:w="120"/>
+            </w:tcMar>
+            <w:vAlign w:val="top"/>
+          </w:tcPr>
+          <w:p>
+            <w:pPr>
+              <w:spacing w:after="40" w:before="0"/>
+              <w:jc w:val="left"/>
+            </w:pPr>
+            <w:r>
+              <w:rPr>
+                <w:rFonts w:ascii="Arial" w:cs="Arial" w:eastAsia="Arial" w:hAnsi="Arial"/>
+                <w:b w:val="false"/>
+                <w:bCs w:val="false"/>
+                <w:i w:val="false"/>
+                <w:iCs w:val="false"/>
+                <w:color w:val="000000"/>
+                <w:sz w:val="18"/>
+                <w:szCs w:val="18"/>
+              </w:rPr>
+              <w:t xml:space="preserve">Sub-Strand 3.3: Vectors I</w:t>
+            </w:r>
+          </w:p>
+        </w:tc>
+      </w:tr>
+      <w:tr>
+        <w:tc>
+          <w:tcPr>
+            <w:tcW w:type="dxa" w:w="3000"/>
+            <w:shd w:fill="D5E8F0" w:color="auto" w:val="clear"/>
+            <w:tcMar>
+              <w:top w:type="dxa" w:w="60"/>
+              <w:left w:type="dxa" w:w="120"/>
+              <w:bottom w:type="dxa" w:w="60"/>
+              <w:right w:type="dxa" w:w="120"/>
+            </w:tcMar>
+            <w:vAlign w:val="top"/>
+          </w:tcPr>
+          <w:p>
+            <w:pPr>
+              <w:spacing w:after="40" w:before="0"/>
+              <w:jc w:val="left"/>
+            </w:pPr>
+            <w:r>
+              <w:rPr>
+                <w:rFonts w:ascii="Arial" w:cs="Arial" w:eastAsia="Arial" w:hAnsi="Arial"/>
+                <w:b/>
+                <w:bCs/>
+                <w:i w:val="false"/>
+                <w:iCs w:val="false"/>
+                <w:color w:val="000000"/>
+                <w:sz w:val="18"/>
+                <w:szCs w:val="18"/>
+              </w:rPr>
+              <w:t xml:space="preserve">Total Duration</w:t>
+            </w:r>
+          </w:p>
+        </w:tc>
+        <w:tc>
+          <w:tcPr>
+            <w:tcW w:type="dxa" w:w="10680"/>
+            <w:shd w:fill="FFFFFF" w:color="auto" w:val="clear"/>
+            <w:tcMar>
+              <w:top w:type="dxa" w:w="60"/>
+              <w:left w:type="dxa" w:w="120"/>
+              <w:bottom w:type="dxa" w:w="60"/>
+              <w:right w:type="dxa" w:w="120"/>
+            </w:tcMar>
+            <w:vAlign w:val="top"/>
+          </w:tcPr>
+          <w:p>
+            <w:pPr>
+              <w:spacing w:after="40" w:before="0"/>
+              <w:jc w:val="left"/>
+            </w:pPr>
+            <w:r>
+              <w:rPr>
+                <w:rFonts w:ascii="Arial" w:cs="Arial" w:eastAsia="Arial" w:hAnsi="Arial"/>
+                <w:b w:val="false"/>
+                <w:bCs w:val="false"/>
+                <w:i w:val="false"/>
+                <w:iCs w:val="false"/>
+                <w:color w:val="000000"/>
+                <w:sz w:val="18"/>
+                <w:szCs w:val="18"/>
+              </w:rPr>
+              <w:t xml:space="preserve">8 lessons × 40 minutes = 320 minutes total</w:t>
+            </w:r>
+          </w:p>
+        </w:tc>
+      </w:tr>
+      <w:tr>
+        <w:tc>
+          <w:tcPr>
+            <w:tcW w:type="dxa" w:w="3000"/>
+            <w:shd w:fill="D5E8F0" w:color="auto" w:val="clear"/>
+            <w:tcMar>
+              <w:top w:type="dxa" w:w="60"/>
+              <w:left w:type="dxa" w:w="120"/>
+              <w:bottom w:type="dxa" w:w="60"/>
+              <w:right w:type="dxa" w:w="120"/>
+            </w:tcMar>
+            <w:vAlign w:val="top"/>
+          </w:tcPr>
+          <w:p>
+            <w:pPr>
+              <w:spacing w:after="40" w:before="0"/>
+              <w:jc w:val="left"/>
+            </w:pPr>
+            <w:r>
+              <w:rPr>
+                <w:rFonts w:ascii="Arial" w:cs="Arial" w:eastAsia="Arial" w:hAnsi="Arial"/>
+                <w:b/>
+                <w:bCs/>
+                <w:i w:val="false"/>
+                <w:iCs w:val="false"/>
+                <w:color w:val="000000"/>
+                <w:sz w:val="18"/>
+                <w:szCs w:val="18"/>
+              </w:rPr>
+              <w:t xml:space="preserve">Sub-Strand Content</w:t>
+            </w:r>
+          </w:p>
+        </w:tc>
+        <w:tc>
+          <w:tcPr>
+            <w:tcW w:type="dxa" w:w="10680"/>
+            <w:shd w:fill="FFFFFF" w:color="auto" w:val="clear"/>
+            <w:tcMar>
+              <w:top w:type="dxa" w:w="60"/>
+              <w:left w:type="dxa" w:w="120"/>
+              <w:bottom w:type="dxa" w:w="60"/>
+              <w:right w:type="dxa" w:w="120"/>
+            </w:tcMar>
+            <w:vAlign w:val="top"/>
+          </w:tcPr>
+          <w:p>
+            <w:pPr>
+              <w:spacing w:after="30" w:before="0"/>
+              <w:ind w:left="360" w:hanging="180"/>
+              <w:jc w:val="left"/>
+            </w:pPr>
+            <w:r>
+              <w:rPr>
+                <w:rFonts w:ascii="Arial" w:cs="Arial" w:eastAsia="Arial" w:hAnsi="Arial"/>
+                <w:b w:val="false"/>
+                <w:bCs w:val="false"/>
+                <w:i w:val="false"/>
+                <w:iCs w:val="false"/>
+                <w:color w:val="000000"/>
+                <w:sz w:val="18"/>
+                <w:szCs w:val="18"/>
+              </w:rPr>
+              <w:t xml:space="preserve">–  Definition of a vector and distinction between scalar and vector quantities</w:t>
+            </w:r>
+          </w:p>
+          <w:p>
+            <w:pPr>
+              <w:spacing w:after="30" w:before="0"/>
+              <w:ind w:left="360" w:hanging="180"/>
+              <w:jc w:val="left"/>
+            </w:pPr>
+            <w:r>
+              <w:rPr>
+                <w:rFonts w:ascii="Arial" w:cs="Arial" w:eastAsia="Arial" w:hAnsi="Arial"/>
+                <w:b w:val="false"/>
+                <w:bCs w:val="false"/>
+                <w:i w:val="false"/>
+                <w:iCs w:val="false"/>
+                <w:color w:val="000000"/>
+                <w:sz w:val="18"/>
+                <w:szCs w:val="18"/>
+              </w:rPr>
+              <w:t xml:space="preserve">–  Representation of vectors: column vectors, position vectors, and directed line segments</w:t>
+            </w:r>
+          </w:p>
+          <w:p>
+            <w:pPr>
+              <w:spacing w:after="30" w:before="0"/>
+              <w:ind w:left="360" w:hanging="180"/>
+              <w:jc w:val="left"/>
+            </w:pPr>
+            <w:r>
+              <w:rPr>
+                <w:rFonts w:ascii="Arial" w:cs="Arial" w:eastAsia="Arial" w:hAnsi="Arial"/>
+                <w:b w:val="false"/>
+                <w:bCs w:val="false"/>
+                <w:i w:val="false"/>
+                <w:iCs w:val="false"/>
+                <w:color w:val="000000"/>
+                <w:sz w:val="18"/>
+                <w:szCs w:val="18"/>
+              </w:rPr>
+              <w:t xml:space="preserve">–  Magnitude (modulus) of a vector and its calculation</w:t>
+            </w:r>
+          </w:p>
+          <w:p>
+            <w:pPr>
+              <w:spacing w:after="30" w:before="0"/>
+              <w:ind w:left="360" w:hanging="180"/>
+              <w:jc w:val="left"/>
+            </w:pPr>
+            <w:r>
+              <w:rPr>
+                <w:rFonts w:ascii="Arial" w:cs="Arial" w:eastAsia="Arial" w:hAnsi="Arial"/>
+                <w:b w:val="false"/>
+                <w:bCs w:val="false"/>
+                <w:i w:val="false"/>
+                <w:iCs w:val="false"/>
+                <w:color w:val="000000"/>
+                <w:sz w:val="18"/>
+                <w:szCs w:val="18"/>
+              </w:rPr>
+              <w:t xml:space="preserve">–  Addition and subtraction of vectors geometrically and algebraically</w:t>
+            </w:r>
+          </w:p>
+          <w:p>
+            <w:pPr>
+              <w:spacing w:after="30" w:before="0"/>
+              <w:ind w:left="360" w:hanging="180"/>
+              <w:jc w:val="left"/>
+            </w:pPr>
+            <w:r>
+              <w:rPr>
+                <w:rFonts w:ascii="Arial" w:cs="Arial" w:eastAsia="Arial" w:hAnsi="Arial"/>
+                <w:b w:val="false"/>
+                <w:bCs w:val="false"/>
+                <w:i w:val="false"/>
+                <w:iCs w:val="false"/>
+                <w:color w:val="000000"/>
+                <w:sz w:val="18"/>
+                <w:szCs w:val="18"/>
+              </w:rPr>
+              <w:t xml:space="preserve">–  Multiplication of a vector by a scalar</w:t>
+            </w:r>
+          </w:p>
+          <w:p>
+            <w:pPr>
+              <w:spacing w:after="30" w:before="0"/>
+              <w:ind w:left="360" w:hanging="180"/>
+              <w:jc w:val="left"/>
+            </w:pPr>
+            <w:r>
+              <w:rPr>
+                <w:rFonts w:ascii="Arial" w:cs="Arial" w:eastAsia="Arial" w:hAnsi="Arial"/>
+                <w:b w:val="false"/>
+                <w:bCs w:val="false"/>
+                <w:i w:val="false"/>
+                <w:iCs w:val="false"/>
+                <w:color w:val="000000"/>
+                <w:sz w:val="18"/>
+                <w:szCs w:val="18"/>
+              </w:rPr>
+              <w:t xml:space="preserve">–  The zero vector and negative of a vector</w:t>
+            </w:r>
+          </w:p>
+          <w:p>
+            <w:pPr>
+              <w:spacing w:after="30" w:before="0"/>
+              <w:ind w:left="360" w:hanging="180"/>
+              <w:jc w:val="left"/>
+            </w:pPr>
+            <w:r>
+              <w:rPr>
+                <w:rFonts w:ascii="Arial" w:cs="Arial" w:eastAsia="Arial" w:hAnsi="Arial"/>
+                <w:b w:val="false"/>
+                <w:bCs w:val="false"/>
+                <w:i w:val="false"/>
+                <w:iCs w:val="false"/>
+                <w:color w:val="000000"/>
+                <w:sz w:val="18"/>
+                <w:szCs w:val="18"/>
+              </w:rPr>
+              <w:t xml:space="preserve">–  Parallel vectors and collinear points</w:t>
+            </w:r>
+          </w:p>
+          <w:p>
+            <w:pPr>
+              <w:spacing w:after="30" w:before="0"/>
+              <w:ind w:left="360" w:hanging="180"/>
+              <w:jc w:val="left"/>
+            </w:pPr>
+            <w:r>
+              <w:rPr>
+                <w:rFonts w:ascii="Arial" w:cs="Arial" w:eastAsia="Arial" w:hAnsi="Arial"/>
+                <w:b w:val="false"/>
+                <w:bCs w:val="false"/>
+                <w:i w:val="false"/>
+                <w:iCs w:val="false"/>
+                <w:color w:val="000000"/>
+                <w:sz w:val="18"/>
+                <w:szCs w:val="18"/>
+              </w:rPr>
+              <w:t xml:space="preserve">–  Translation vectors and their application in the coordinate plane</w:t>
+            </w:r>
+          </w:p>
+          <w:p>
+            <w:pPr>
+              <w:spacing w:after="30" w:before="0"/>
+              <w:ind w:left="360" w:hanging="180"/>
+              <w:jc w:val="left"/>
+            </w:pPr>
+            <w:r>
+              <w:rPr>
+                <w:rFonts w:ascii="Arial" w:cs="Arial" w:eastAsia="Arial" w:hAnsi="Arial"/>
+                <w:b w:val="false"/>
+                <w:bCs w:val="false"/>
+                <w:i w:val="false"/>
+                <w:iCs w:val="false"/>
+                <w:color w:val="000000"/>
+                <w:sz w:val="18"/>
+                <w:szCs w:val="18"/>
+              </w:rPr>
+              <w:t xml:space="preserve">–  Mid-point of a vector and section formula</w:t>
+            </w:r>
+          </w:p>
+          <w:p>
+            <w:pPr>
+              <w:spacing w:after="30" w:before="0"/>
+              <w:ind w:left="360" w:hanging="180"/>
+              <w:jc w:val="left"/>
+            </w:pPr>
+            <w:r>
+              <w:rPr>
+                <w:rFonts w:ascii="Arial" w:cs="Arial" w:eastAsia="Arial" w:hAnsi="Arial"/>
+                <w:b w:val="false"/>
+                <w:bCs w:val="false"/>
+                <w:i w:val="false"/>
+                <w:iCs w:val="false"/>
+                <w:color w:val="000000"/>
+                <w:sz w:val="18"/>
+                <w:szCs w:val="18"/>
+              </w:rPr>
+              <w:t xml:space="preserve">–  Expressing vectors in terms of given vectors (vector paths)</w:t>
+            </w:r>
+          </w:p>
+        </w:tc>
+      </w:tr>
+      <w:tr>
+        <w:tc>
+          <w:tcPr>
+            <w:tcW w:type="dxa" w:w="3000"/>
+            <w:shd w:fill="D5E8F0" w:color="auto" w:val="clear"/>
+            <w:tcMar>
+              <w:top w:type="dxa" w:w="60"/>
+              <w:left w:type="dxa" w:w="120"/>
+              <w:bottom w:type="dxa" w:w="60"/>
+              <w:right w:type="dxa" w:w="120"/>
+            </w:tcMar>
+            <w:vAlign w:val="top"/>
+          </w:tcPr>
+          <w:p>
+            <w:pPr>
+              <w:spacing w:after="40" w:before="0"/>
+              <w:jc w:val="left"/>
+            </w:pPr>
+            <w:r>
+              <w:rPr>
+                <w:rFonts w:ascii="Arial" w:cs="Arial" w:eastAsia="Arial" w:hAnsi="Arial"/>
+                <w:b/>
+                <w:bCs/>
+                <w:i w:val="false"/>
+                <w:iCs w:val="false"/>
+                <w:color w:val="000000"/>
+                <w:sz w:val="18"/>
+                <w:szCs w:val="18"/>
+              </w:rPr>
+              <w:t xml:space="preserve">Learning Outcomes</w:t>
+            </w:r>
+          </w:p>
+        </w:tc>
+        <w:tc>
+          <w:tcPr>
+            <w:tcW w:type="dxa" w:w="10680"/>
+            <w:shd w:fill="FFFFFF" w:color="auto" w:val="clear"/>
+            <w:tcMar>
+              <w:top w:type="dxa" w:w="60"/>
+              <w:left w:type="dxa" w:w="120"/>
+              <w:bottom w:type="dxa" w:w="60"/>
+              <w:right w:type="dxa" w:w="120"/>
+            </w:tcMar>
+            <w:vAlign w:val="top"/>
+          </w:tcPr>
+          <w:p>
+            <w:pPr>
+              <w:spacing w:after="40" w:before="0"/>
+              <w:jc w:val="left"/>
+            </w:pPr>
+            <w:r>
+              <w:rPr>
+                <w:rFonts w:ascii="Arial" w:cs="Arial" w:eastAsia="Arial" w:hAnsi="Arial"/>
+                <w:b w:val="false"/>
+                <w:bCs w:val="false"/>
+                <w:i w:val="false"/>
+                <w:iCs w:val="false"/>
+                <w:color w:val="000000"/>
+                <w:sz w:val="18"/>
+                <w:szCs w:val="18"/>
+              </w:rPr>
+              <w:t xml:space="preserve">By the end of the sub-strand, the learner should be able to:</w:t>
+            </w:r>
+          </w:p>
+          <w:p>
+            <w:pPr>
+              <w:spacing w:after="40" w:before="0"/>
+              <w:jc w:val="left"/>
+            </w:pPr>
+            <w:r>
+              <w:rPr>
+                <w:rFonts w:ascii="Arial" w:cs="Arial" w:eastAsia="Arial" w:hAnsi="Arial"/>
+                <w:b w:val="false"/>
+                <w:bCs w:val="false"/>
+                <w:i w:val="false"/>
+                <w:iCs w:val="false"/>
+                <w:color w:val="000000"/>
+                <w:sz w:val="18"/>
+                <w:szCs w:val="18"/>
+              </w:rPr>
+              <w:t xml:space="preserve">a) define a vector and distinguish it from a scalar quantity in real-life Kenyan contexts</w:t>
+            </w:r>
+          </w:p>
+          <w:p>
+            <w:pPr>
+              <w:spacing w:after="40" w:before="0"/>
+              <w:jc w:val="left"/>
+            </w:pPr>
+            <w:r>
+              <w:rPr>
+                <w:rFonts w:ascii="Arial" w:cs="Arial" w:eastAsia="Arial" w:hAnsi="Arial"/>
+                <w:b w:val="false"/>
+                <w:bCs w:val="false"/>
+                <w:i w:val="false"/>
+                <w:iCs w:val="false"/>
+                <w:color w:val="000000"/>
+                <w:sz w:val="18"/>
+                <w:szCs w:val="18"/>
+              </w:rPr>
+              <w:t xml:space="preserve">b) represent vectors as column vectors, position vectors, and directed line segments on a Cartesian plane</w:t>
+            </w:r>
+          </w:p>
+          <w:p>
+            <w:pPr>
+              <w:spacing w:after="40" w:before="0"/>
+              <w:jc w:val="left"/>
+            </w:pPr>
+            <w:r>
+              <w:rPr>
+                <w:rFonts w:ascii="Arial" w:cs="Arial" w:eastAsia="Arial" w:hAnsi="Arial"/>
+                <w:b w:val="false"/>
+                <w:bCs w:val="false"/>
+                <w:i w:val="false"/>
+                <w:iCs w:val="false"/>
+                <w:color w:val="000000"/>
+                <w:sz w:val="18"/>
+                <w:szCs w:val="18"/>
+              </w:rPr>
+              <w:t xml:space="preserve">c) perform addition, subtraction, and scalar multiplication of vectors both geometrically and algebraically</w:t>
+            </w:r>
+          </w:p>
+          <w:p>
+            <w:pPr>
+              <w:spacing w:after="40" w:before="0"/>
+              <w:jc w:val="left"/>
+            </w:pPr>
+            <w:r>
+              <w:rPr>
+                <w:rFonts w:ascii="Arial" w:cs="Arial" w:eastAsia="Arial" w:hAnsi="Arial"/>
+                <w:b w:val="false"/>
+                <w:bCs w:val="false"/>
+                <w:i w:val="false"/>
+                <w:iCs w:val="false"/>
+                <w:color w:val="000000"/>
+                <w:sz w:val="18"/>
+                <w:szCs w:val="18"/>
+              </w:rPr>
+              <w:t xml:space="preserve">d) determine the magnitude of a vector and identify parallel and collinear vectors</w:t>
+            </w:r>
+          </w:p>
+          <w:p>
+            <w:pPr>
+              <w:spacing w:after="40" w:before="0"/>
+              <w:jc w:val="left"/>
+            </w:pPr>
+            <w:r>
+              <w:rPr>
+                <w:rFonts w:ascii="Arial" w:cs="Arial" w:eastAsia="Arial" w:hAnsi="Arial"/>
+                <w:b w:val="false"/>
+                <w:bCs w:val="false"/>
+                <w:i w:val="false"/>
+                <w:iCs w:val="false"/>
+                <w:color w:val="000000"/>
+                <w:sz w:val="18"/>
+                <w:szCs w:val="18"/>
+              </w:rPr>
+              <w:t xml:space="preserve">e) apply vectors to solve problems involving translations, mid-points, and real-life displacement situations such as navigation across Lake Victoria or movement on Kenyan road networks</w:t>
+            </w:r>
+          </w:p>
+        </w:tc>
+      </w:tr>
+      <w:tr>
+        <w:tc>
+          <w:tcPr>
+            <w:tcW w:type="dxa" w:w="3000"/>
+            <w:shd w:fill="D5E8F0" w:color="auto" w:val="clear"/>
+            <w:tcMar>
+              <w:top w:type="dxa" w:w="60"/>
+              <w:left w:type="dxa" w:w="120"/>
+              <w:bottom w:type="dxa" w:w="60"/>
+              <w:right w:type="dxa" w:w="120"/>
+            </w:tcMar>
+            <w:vAlign w:val="top"/>
+          </w:tcPr>
+          <w:p>
+            <w:pPr>
+              <w:spacing w:after="40" w:before="0"/>
+              <w:jc w:val="left"/>
+            </w:pPr>
+            <w:r>
+              <w:rPr>
+                <w:rFonts w:ascii="Arial" w:cs="Arial" w:eastAsia="Arial" w:hAnsi="Arial"/>
+                <w:b/>
+                <w:bCs/>
+                <w:i w:val="false"/>
+                <w:iCs w:val="false"/>
+                <w:color w:val="000000"/>
+                <w:sz w:val="18"/>
+                <w:szCs w:val="18"/>
+              </w:rPr>
+              <w:t xml:space="preserve">Core Competencies</w:t>
+            </w:r>
+          </w:p>
+        </w:tc>
+        <w:tc>
+          <w:tcPr>
+            <w:tcW w:type="dxa" w:w="10680"/>
+            <w:shd w:fill="FFFFFF" w:color="auto" w:val="clear"/>
+            <w:tcMar>
+              <w:top w:type="dxa" w:w="60"/>
+              <w:left w:type="dxa" w:w="120"/>
+              <w:bottom w:type="dxa" w:w="60"/>
+              <w:right w:type="dxa" w:w="120"/>
+            </w:tcMar>
+            <w:vAlign w:val="top"/>
+          </w:tcPr>
+          <w:p>
+            <w:pPr>
+              <w:spacing w:after="30" w:before="0"/>
+              <w:ind w:left="360" w:hanging="180"/>
+              <w:jc w:val="left"/>
+            </w:pPr>
+            <w:r>
+              <w:rPr>
+                <w:rFonts w:ascii="Arial" w:cs="Arial" w:eastAsia="Arial" w:hAnsi="Arial"/>
+                <w:b w:val="false"/>
+                <w:bCs w:val="false"/>
+                <w:i w:val="false"/>
+                <w:iCs w:val="false"/>
+                <w:color w:val="000000"/>
+                <w:sz w:val="18"/>
+                <w:szCs w:val="18"/>
+              </w:rPr>
+              <w:t xml:space="preserve">–  Communication and Collaboration: Learners discuss and justify vector operations in pairs and groups, presenting solutions to peers during class activities and DQB sessions</w:t>
+            </w:r>
+          </w:p>
+          <w:p>
+            <w:pPr>
+              <w:spacing w:after="30" w:before="0"/>
+              <w:ind w:left="360" w:hanging="180"/>
+              <w:jc w:val="left"/>
+            </w:pPr>
+            <w:r>
+              <w:rPr>
+                <w:rFonts w:ascii="Arial" w:cs="Arial" w:eastAsia="Arial" w:hAnsi="Arial"/>
+                <w:b w:val="false"/>
+                <w:bCs w:val="false"/>
+                <w:i w:val="false"/>
+                <w:iCs w:val="false"/>
+                <w:color w:val="000000"/>
+                <w:sz w:val="18"/>
+                <w:szCs w:val="18"/>
+              </w:rPr>
+              <w:t xml:space="preserve">–  Critical Thinking and Problem Solving: Learners analyse vector paths, determine resultant displacements, and identify collinear points by constructing logical, multi-step mathematical arguments</w:t>
+            </w:r>
+          </w:p>
+          <w:p>
+            <w:pPr>
+              <w:spacing w:after="30" w:before="0"/>
+              <w:ind w:left="360" w:hanging="180"/>
+              <w:jc w:val="left"/>
+            </w:pPr>
+            <w:r>
+              <w:rPr>
+                <w:rFonts w:ascii="Arial" w:cs="Arial" w:eastAsia="Arial" w:hAnsi="Arial"/>
+                <w:b w:val="false"/>
+                <w:bCs w:val="false"/>
+                <w:i w:val="false"/>
+                <w:iCs w:val="false"/>
+                <w:color w:val="000000"/>
+                <w:sz w:val="18"/>
+                <w:szCs w:val="18"/>
+              </w:rPr>
+              <w:t xml:space="preserve">–  Creativity and Imagination: Learners design vector diagrams and physical models that represent real-world navigational or structural scenarios such as ferry routes on Lake Victoria</w:t>
+            </w:r>
+          </w:p>
+          <w:p>
+            <w:pPr>
+              <w:spacing w:after="30" w:before="0"/>
+              <w:ind w:left="360" w:hanging="180"/>
+              <w:jc w:val="left"/>
+            </w:pPr>
+            <w:r>
+              <w:rPr>
+                <w:rFonts w:ascii="Arial" w:cs="Arial" w:eastAsia="Arial" w:hAnsi="Arial"/>
+                <w:b w:val="false"/>
+                <w:bCs w:val="false"/>
+                <w:i w:val="false"/>
+                <w:iCs w:val="false"/>
+                <w:color w:val="000000"/>
+                <w:sz w:val="18"/>
+                <w:szCs w:val="18"/>
+              </w:rPr>
+              <w:t xml:space="preserve">–  Digital Literacy: Learners engage with GeoGebra simulations and online resources to visualise vector addition, scalar multiplication, and translations dynamically</w:t>
+            </w:r>
+          </w:p>
+          <w:p>
+            <w:pPr>
+              <w:spacing w:after="30" w:before="0"/>
+              <w:ind w:left="360" w:hanging="180"/>
+              <w:jc w:val="left"/>
+            </w:pPr>
+            <w:r>
+              <w:rPr>
+                <w:rFonts w:ascii="Arial" w:cs="Arial" w:eastAsia="Arial" w:hAnsi="Arial"/>
+                <w:b w:val="false"/>
+                <w:bCs w:val="false"/>
+                <w:i w:val="false"/>
+                <w:iCs w:val="false"/>
+                <w:color w:val="000000"/>
+                <w:sz w:val="18"/>
+                <w:szCs w:val="18"/>
+              </w:rPr>
+              <w:t xml:space="preserve">–  Self-Efficacy: Learners build confidence through progressive problem difficulty, moving from guided examples to independent vector proofs and applied tasks</w:t>
+            </w:r>
+          </w:p>
+          <w:p>
+            <w:pPr>
+              <w:spacing w:after="30" w:before="0"/>
+              <w:ind w:left="360" w:hanging="180"/>
+              <w:jc w:val="left"/>
+            </w:pPr>
+            <w:r>
+              <w:rPr>
+                <w:rFonts w:ascii="Arial" w:cs="Arial" w:eastAsia="Arial" w:hAnsi="Arial"/>
+                <w:b w:val="false"/>
+                <w:bCs w:val="false"/>
+                <w:i w:val="false"/>
+                <w:iCs w:val="false"/>
+                <w:color w:val="000000"/>
+                <w:sz w:val="18"/>
+                <w:szCs w:val="18"/>
+              </w:rPr>
+              <w:t xml:space="preserve">–  Learning to Learn: Learners reflect on misconceptions about direction and magnitude, update their Driving Question Board, and revise cumulative vector models across lessons</w:t>
+            </w:r>
+          </w:p>
+        </w:tc>
+      </w:tr>
+      <w:tr>
+        <w:tc>
+          <w:tcPr>
+            <w:tcW w:type="dxa" w:w="3000"/>
+            <w:shd w:fill="E2EFDA" w:color="auto" w:val="clear"/>
+            <w:tcMar>
+              <w:top w:type="dxa" w:w="60"/>
+              <w:left w:type="dxa" w:w="120"/>
+              <w:bottom w:type="dxa" w:w="60"/>
+              <w:right w:type="dxa" w:w="120"/>
+            </w:tcMar>
+            <w:vAlign w:val="top"/>
+          </w:tcPr>
+          <w:p>
+            <w:pPr>
+              <w:spacing w:after="40" w:before="0"/>
+              <w:jc w:val="left"/>
+            </w:pPr>
+            <w:r>
+              <w:rPr>
+                <w:rFonts w:ascii="Arial" w:cs="Arial" w:eastAsia="Arial" w:hAnsi="Arial"/>
+                <w:b/>
+                <w:bCs/>
+                <w:i w:val="false"/>
+                <w:iCs w:val="false"/>
+                <w:color w:val="000000"/>
+                <w:sz w:val="18"/>
+                <w:szCs w:val="18"/>
+              </w:rPr>
+              <w:t xml:space="preserve">Core Values</w:t>
+            </w:r>
+          </w:p>
+        </w:tc>
+        <w:tc>
+          <w:tcPr>
+            <w:tcW w:type="dxa" w:w="10680"/>
+            <w:shd w:fill="FFFFFF" w:color="auto" w:val="clear"/>
+            <w:tcMar>
+              <w:top w:type="dxa" w:w="60"/>
+              <w:left w:type="dxa" w:w="120"/>
+              <w:bottom w:type="dxa" w:w="60"/>
+              <w:right w:type="dxa" w:w="120"/>
+            </w:tcMar>
+            <w:vAlign w:val="top"/>
+          </w:tcPr>
+          <w:p>
+            <w:pPr>
+              <w:spacing w:after="30" w:before="0"/>
+              <w:ind w:left="360" w:hanging="180"/>
+              <w:jc w:val="left"/>
+            </w:pPr>
+            <w:r>
+              <w:rPr>
+                <w:rFonts w:ascii="Arial" w:cs="Arial" w:eastAsia="Arial" w:hAnsi="Arial"/>
+                <w:b w:val="false"/>
+                <w:bCs w:val="false"/>
+                <w:i w:val="false"/>
+                <w:iCs w:val="false"/>
+                <w:color w:val="000000"/>
+                <w:sz w:val="18"/>
+                <w:szCs w:val="18"/>
+              </w:rPr>
+              <w:t xml:space="preserve">–  Responsibility: Learners take ownership of their vector model revisions and ensure accuracy in representing real-world displacement problems affecting communities (e.g., ferry navigation safety on Lake Victoria)</w:t>
+            </w:r>
+          </w:p>
+          <w:p>
+            <w:pPr>
+              <w:spacing w:after="30" w:before="0"/>
+              <w:ind w:left="360" w:hanging="180"/>
+              <w:jc w:val="left"/>
+            </w:pPr>
+            <w:r>
+              <w:rPr>
+                <w:rFonts w:ascii="Arial" w:cs="Arial" w:eastAsia="Arial" w:hAnsi="Arial"/>
+                <w:b w:val="false"/>
+                <w:bCs w:val="false"/>
+                <w:i w:val="false"/>
+                <w:iCs w:val="false"/>
+                <w:color w:val="000000"/>
+                <w:sz w:val="18"/>
+                <w:szCs w:val="18"/>
+              </w:rPr>
+              <w:t xml:space="preserve">–  Respect: Learners appreciate diverse approaches to vector problems during group discussions, listening actively to peers' geometric and algebraic reasoning</w:t>
+            </w:r>
+          </w:p>
+          <w:p>
+            <w:pPr>
+              <w:spacing w:after="30" w:before="0"/>
+              <w:ind w:left="360" w:hanging="180"/>
+              <w:jc w:val="left"/>
+            </w:pPr>
+            <w:r>
+              <w:rPr>
+                <w:rFonts w:ascii="Arial" w:cs="Arial" w:eastAsia="Arial" w:hAnsi="Arial"/>
+                <w:b w:val="false"/>
+                <w:bCs w:val="false"/>
+                <w:i w:val="false"/>
+                <w:iCs w:val="false"/>
+                <w:color w:val="000000"/>
+                <w:sz w:val="18"/>
+                <w:szCs w:val="18"/>
+              </w:rPr>
+              <w:t xml:space="preserve">–  Unity: Learners collaborate across ability groups to solve vector path problems, reflecting the spirit of teamwork seen in Kenyan community development projects</w:t>
+            </w:r>
+          </w:p>
+          <w:p>
+            <w:pPr>
+              <w:spacing w:after="30" w:before="0"/>
+              <w:ind w:left="360" w:hanging="180"/>
+              <w:jc w:val="left"/>
+            </w:pPr>
+            <w:r>
+              <w:rPr>
+                <w:rFonts w:ascii="Arial" w:cs="Arial" w:eastAsia="Arial" w:hAnsi="Arial"/>
+                <w:b w:val="false"/>
+                <w:bCs w:val="false"/>
+                <w:i w:val="false"/>
+                <w:iCs w:val="false"/>
+                <w:color w:val="000000"/>
+                <w:sz w:val="18"/>
+                <w:szCs w:val="18"/>
+              </w:rPr>
+              <w:t xml:space="preserve">–  Social Justice: Learners connect vector concepts to equitable resource distribution planning (e.g., mapping shortest delivery routes to remote Kenyan counties)</w:t>
+            </w:r>
+          </w:p>
+          <w:p>
+            <w:pPr>
+              <w:spacing w:after="30" w:before="0"/>
+              <w:ind w:left="360" w:hanging="180"/>
+              <w:jc w:val="left"/>
+            </w:pPr>
+            <w:r>
+              <w:rPr>
+                <w:rFonts w:ascii="Arial" w:cs="Arial" w:eastAsia="Arial" w:hAnsi="Arial"/>
+                <w:b w:val="false"/>
+                <w:bCs w:val="false"/>
+                <w:i w:val="false"/>
+                <w:iCs w:val="false"/>
+                <w:color w:val="000000"/>
+                <w:sz w:val="18"/>
+                <w:szCs w:val="18"/>
+              </w:rPr>
+              <w:t xml:space="preserve">–  Integrity: Learners show honest self-assessment during model-building phases, accurately acknowledging errors and correcting their vector diagrams</w:t>
+            </w:r>
+          </w:p>
+        </w:tc>
+      </w:tr>
+      <w:tr>
+        <w:tc>
+          <w:tcPr>
+            <w:tcW w:type="dxa" w:w="3000"/>
+            <w:shd w:fill="D5E8F0" w:color="auto" w:val="clear"/>
+            <w:tcMar>
+              <w:top w:type="dxa" w:w="60"/>
+              <w:left w:type="dxa" w:w="120"/>
+              <w:bottom w:type="dxa" w:w="60"/>
+              <w:right w:type="dxa" w:w="120"/>
+            </w:tcMar>
+            <w:vAlign w:val="top"/>
+          </w:tcPr>
+          <w:p>
+            <w:pPr>
+              <w:spacing w:after="40" w:before="0"/>
+              <w:jc w:val="left"/>
+            </w:pPr>
+            <w:r>
+              <w:rPr>
+                <w:rFonts w:ascii="Arial" w:cs="Arial" w:eastAsia="Arial" w:hAnsi="Arial"/>
+                <w:b/>
+                <w:bCs/>
+                <w:i w:val="false"/>
+                <w:iCs w:val="false"/>
+                <w:color w:val="000000"/>
+                <w:sz w:val="18"/>
+                <w:szCs w:val="18"/>
+              </w:rPr>
+              <w:t xml:space="preserve">Science &amp; Engineering Practices</w:t>
+            </w:r>
+          </w:p>
+        </w:tc>
+        <w:tc>
+          <w:tcPr>
+            <w:tcW w:type="dxa" w:w="10680"/>
+            <w:shd w:fill="FFFFFF" w:color="auto" w:val="clear"/>
+            <w:tcMar>
+              <w:top w:type="dxa" w:w="60"/>
+              <w:left w:type="dxa" w:w="120"/>
+              <w:bottom w:type="dxa" w:w="60"/>
+              <w:right w:type="dxa" w:w="120"/>
+            </w:tcMar>
+            <w:vAlign w:val="top"/>
+          </w:tcPr>
+          <w:p>
+            <w:pPr>
+              <w:spacing w:after="30" w:before="0"/>
+              <w:ind w:left="360" w:hanging="180"/>
+              <w:jc w:val="left"/>
+            </w:pPr>
+            <w:r>
+              <w:rPr>
+                <w:rFonts w:ascii="Arial" w:cs="Arial" w:eastAsia="Arial" w:hAnsi="Arial"/>
+                <w:b w:val="false"/>
+                <w:bCs w:val="false"/>
+                <w:i w:val="false"/>
+                <w:iCs w:val="false"/>
+                <w:color w:val="000000"/>
+                <w:sz w:val="18"/>
+                <w:szCs w:val="18"/>
+              </w:rPr>
+              <w:t xml:space="preserve">–  Asking Questions and Defining Problems: Learners formulate inquiry questions about why direction matters in navigation and sport, anchoring the need for vectors versus scalars</w:t>
+            </w:r>
+          </w:p>
+          <w:p>
+            <w:pPr>
+              <w:spacing w:after="30" w:before="0"/>
+              <w:ind w:left="360" w:hanging="180"/>
+              <w:jc w:val="left"/>
+            </w:pPr>
+            <w:r>
+              <w:rPr>
+                <w:rFonts w:ascii="Arial" w:cs="Arial" w:eastAsia="Arial" w:hAnsi="Arial"/>
+                <w:b w:val="false"/>
+                <w:bCs w:val="false"/>
+                <w:i w:val="false"/>
+                <w:iCs w:val="false"/>
+                <w:color w:val="000000"/>
+                <w:sz w:val="18"/>
+                <w:szCs w:val="18"/>
+              </w:rPr>
+              <w:t xml:space="preserve">–  Developing and Using Models: Learners iteratively build and revise arrow-based vector diagrams and coordinate-plane models to represent displacement scenarios throughout the unit</w:t>
+            </w:r>
+          </w:p>
+          <w:p>
+            <w:pPr>
+              <w:spacing w:after="30" w:before="0"/>
+              <w:ind w:left="360" w:hanging="180"/>
+              <w:jc w:val="left"/>
+            </w:pPr>
+            <w:r>
+              <w:rPr>
+                <w:rFonts w:ascii="Arial" w:cs="Arial" w:eastAsia="Arial" w:hAnsi="Arial"/>
+                <w:b w:val="false"/>
+                <w:bCs w:val="false"/>
+                <w:i w:val="false"/>
+                <w:iCs w:val="false"/>
+                <w:color w:val="000000"/>
+                <w:sz w:val="18"/>
+                <w:szCs w:val="18"/>
+              </w:rPr>
+              <w:t xml:space="preserve">–  Planning and Carrying Out Investigations: Learners measure and record displacement vectors physically (using rulers and protractors on grid paper) to investigate vector addition by the triangle and parallelogram rules</w:t>
+            </w:r>
+          </w:p>
+          <w:p>
+            <w:pPr>
+              <w:spacing w:after="30" w:before="0"/>
+              <w:ind w:left="360" w:hanging="180"/>
+              <w:jc w:val="left"/>
+            </w:pPr>
+            <w:r>
+              <w:rPr>
+                <w:rFonts w:ascii="Arial" w:cs="Arial" w:eastAsia="Arial" w:hAnsi="Arial"/>
+                <w:b w:val="false"/>
+                <w:bCs w:val="false"/>
+                <w:i w:val="false"/>
+                <w:iCs w:val="false"/>
+                <w:color w:val="000000"/>
+                <w:sz w:val="18"/>
+                <w:szCs w:val="18"/>
+              </w:rPr>
+              <w:t xml:space="preserve">–  Analysing and Interpreting Data: Learners compare calculated resultant vectors with measured diagrams, identifying sources of error and verifying algebraic results geometrically</w:t>
+            </w:r>
+          </w:p>
+          <w:p>
+            <w:pPr>
+              <w:spacing w:after="30" w:before="0"/>
+              <w:ind w:left="360" w:hanging="180"/>
+              <w:jc w:val="left"/>
+            </w:pPr>
+            <w:r>
+              <w:rPr>
+                <w:rFonts w:ascii="Arial" w:cs="Arial" w:eastAsia="Arial" w:hAnsi="Arial"/>
+                <w:b w:val="false"/>
+                <w:bCs w:val="false"/>
+                <w:i w:val="false"/>
+                <w:iCs w:val="false"/>
+                <w:color w:val="000000"/>
+                <w:sz w:val="18"/>
+                <w:szCs w:val="18"/>
+              </w:rPr>
+              <w:t xml:space="preserve">–  Using Mathematics and Computational Thinking: Learners apply column vector notation, magnitude formulae, and scalar multiplication systematically to solve multi-step problems</w:t>
+            </w:r>
+          </w:p>
+          <w:p>
+            <w:pPr>
+              <w:spacing w:after="30" w:before="0"/>
+              <w:ind w:left="360" w:hanging="180"/>
+              <w:jc w:val="left"/>
+            </w:pPr>
+            <w:r>
+              <w:rPr>
+                <w:rFonts w:ascii="Arial" w:cs="Arial" w:eastAsia="Arial" w:hAnsi="Arial"/>
+                <w:b w:val="false"/>
+                <w:bCs w:val="false"/>
+                <w:i w:val="false"/>
+                <w:iCs w:val="false"/>
+                <w:color w:val="000000"/>
+                <w:sz w:val="18"/>
+                <w:szCs w:val="18"/>
+              </w:rPr>
+              <w:t xml:space="preserve">–  Constructing Explanations and Designing Solutions: Learners use vector reasoning to explain navigational routes, structural force directions, and mid-point locations in applied Kenyan contexts</w:t>
+            </w:r>
+          </w:p>
+          <w:p>
+            <w:pPr>
+              <w:spacing w:after="30" w:before="0"/>
+              <w:ind w:left="360" w:hanging="180"/>
+              <w:jc w:val="left"/>
+            </w:pPr>
+            <w:r>
+              <w:rPr>
+                <w:rFonts w:ascii="Arial" w:cs="Arial" w:eastAsia="Arial" w:hAnsi="Arial"/>
+                <w:b w:val="false"/>
+                <w:bCs w:val="false"/>
+                <w:i w:val="false"/>
+                <w:iCs w:val="false"/>
+                <w:color w:val="000000"/>
+                <w:sz w:val="18"/>
+                <w:szCs w:val="18"/>
+              </w:rPr>
+              <w:t xml:space="preserve">–  Engaging in Argument from Evidence: Learners justify claims about parallel vectors and collinear points using vector algebra, defending conclusions with mathematical evidence during class debates</w:t>
+            </w:r>
+          </w:p>
+        </w:tc>
+      </w:tr>
+      <w:tr>
+        <w:tc>
+          <w:tcPr>
+            <w:tcW w:type="dxa" w:w="3000"/>
+            <w:shd w:fill="FCE4D6" w:color="auto" w:val="clear"/>
+            <w:tcMar>
+              <w:top w:type="dxa" w:w="60"/>
+              <w:left w:type="dxa" w:w="120"/>
+              <w:bottom w:type="dxa" w:w="60"/>
+              <w:right w:type="dxa" w:w="120"/>
+            </w:tcMar>
+            <w:vAlign w:val="top"/>
+          </w:tcPr>
+          <w:p>
+            <w:pPr>
+              <w:spacing w:after="40" w:before="0"/>
+              <w:jc w:val="left"/>
+            </w:pPr>
+            <w:r>
+              <w:rPr>
+                <w:rFonts w:ascii="Arial" w:cs="Arial" w:eastAsia="Arial" w:hAnsi="Arial"/>
+                <w:b/>
+                <w:bCs/>
+                <w:i w:val="false"/>
+                <w:iCs w:val="false"/>
+                <w:color w:val="000000"/>
+                <w:sz w:val="18"/>
+                <w:szCs w:val="18"/>
+              </w:rPr>
+              <w:t xml:space="preserve">Pertinent &amp; Contemporary Issues (PCIs)</w:t>
+            </w:r>
+          </w:p>
+        </w:tc>
+        <w:tc>
+          <w:tcPr>
+            <w:tcW w:type="dxa" w:w="10680"/>
+            <w:shd w:fill="FFFFFF" w:color="auto" w:val="clear"/>
+            <w:tcMar>
+              <w:top w:type="dxa" w:w="60"/>
+              <w:left w:type="dxa" w:w="120"/>
+              <w:bottom w:type="dxa" w:w="60"/>
+              <w:right w:type="dxa" w:w="120"/>
+            </w:tcMar>
+            <w:vAlign w:val="top"/>
+          </w:tcPr>
+          <w:p>
+            <w:pPr>
+              <w:spacing w:after="30" w:before="0"/>
+              <w:ind w:left="360" w:hanging="180"/>
+              <w:jc w:val="left"/>
+            </w:pPr>
+            <w:r>
+              <w:rPr>
+                <w:rFonts w:ascii="Arial" w:cs="Arial" w:eastAsia="Arial" w:hAnsi="Arial"/>
+                <w:b w:val="false"/>
+                <w:bCs w:val="false"/>
+                <w:i w:val="false"/>
+                <w:iCs w:val="false"/>
+                <w:color w:val="000000"/>
+                <w:sz w:val="18"/>
+                <w:szCs w:val="18"/>
+              </w:rPr>
+              <w:t xml:space="preserve">–  Safety: Learners are reminded to use rulers and compasses carefully during practical vector drawing activities to avoid injury</w:t>
+            </w:r>
+          </w:p>
+          <w:p>
+            <w:pPr>
+              <w:spacing w:after="30" w:before="0"/>
+              <w:ind w:left="360" w:hanging="180"/>
+              <w:jc w:val="left"/>
+            </w:pPr>
+            <w:r>
+              <w:rPr>
+                <w:rFonts w:ascii="Arial" w:cs="Arial" w:eastAsia="Arial" w:hAnsi="Arial"/>
+                <w:b w:val="false"/>
+                <w:bCs w:val="false"/>
+                <w:i w:val="false"/>
+                <w:iCs w:val="false"/>
+                <w:color w:val="000000"/>
+                <w:sz w:val="18"/>
+                <w:szCs w:val="18"/>
+              </w:rPr>
+              <w:t xml:space="preserve">–  Life Skills — Decision Making: Learners apply vector reasoning to make optimal routing decisions, such as the most efficient path for a matatu across Nairobi's road network</w:t>
+            </w:r>
+          </w:p>
+          <w:p>
+            <w:pPr>
+              <w:spacing w:after="30" w:before="0"/>
+              <w:ind w:left="360" w:hanging="180"/>
+              <w:jc w:val="left"/>
+            </w:pPr>
+            <w:r>
+              <w:rPr>
+                <w:rFonts w:ascii="Arial" w:cs="Arial" w:eastAsia="Arial" w:hAnsi="Arial"/>
+                <w:b w:val="false"/>
+                <w:bCs w:val="false"/>
+                <w:i w:val="false"/>
+                <w:iCs w:val="false"/>
+                <w:color w:val="000000"/>
+                <w:sz w:val="18"/>
+                <w:szCs w:val="18"/>
+              </w:rPr>
+              <w:t xml:space="preserve">–  Life Skills — Problem Solving: Learners use vector addition to resolve competing displacement directions, mirroring real decisions faced by pilots, sailors, and engineers in Kenya</w:t>
+            </w:r>
+          </w:p>
+          <w:p>
+            <w:pPr>
+              <w:spacing w:after="30" w:before="0"/>
+              <w:ind w:left="360" w:hanging="180"/>
+              <w:jc w:val="left"/>
+            </w:pPr>
+            <w:r>
+              <w:rPr>
+                <w:rFonts w:ascii="Arial" w:cs="Arial" w:eastAsia="Arial" w:hAnsi="Arial"/>
+                <w:b w:val="false"/>
+                <w:bCs w:val="false"/>
+                <w:i w:val="false"/>
+                <w:iCs w:val="false"/>
+                <w:color w:val="000000"/>
+                <w:sz w:val="18"/>
+                <w:szCs w:val="18"/>
+              </w:rPr>
+              <w:t xml:space="preserve">–  Environmental Education: Learners connect vector displacement to conservation mapping, such as tracking wildlife migration corridors in the Maasai Mara using directional data</w:t>
+            </w:r>
+          </w:p>
+          <w:p>
+            <w:pPr>
+              <w:spacing w:after="30" w:before="0"/>
+              <w:ind w:left="360" w:hanging="180"/>
+              <w:jc w:val="left"/>
+            </w:pPr>
+            <w:r>
+              <w:rPr>
+                <w:rFonts w:ascii="Arial" w:cs="Arial" w:eastAsia="Arial" w:hAnsi="Arial"/>
+                <w:b w:val="false"/>
+                <w:bCs w:val="false"/>
+                <w:i w:val="false"/>
+                <w:iCs w:val="false"/>
+                <w:color w:val="000000"/>
+                <w:sz w:val="18"/>
+                <w:szCs w:val="18"/>
+              </w:rPr>
+              <w:t xml:space="preserve">–  Career Guidance: Learners explore how vectors underpin careers in engineering, aviation, architecture, game development, and geospatial mapping — all growing sectors in Kenya's Vision 2030 economy</w:t>
+            </w:r>
+          </w:p>
+        </w:tc>
+      </w:tr>
+      <w:tr>
+        <w:tc>
+          <w:tcPr>
+            <w:tcW w:type="dxa" w:w="3000"/>
+            <w:shd w:fill="D9EEF1" w:color="auto" w:val="clear"/>
+            <w:tcMar>
+              <w:top w:type="dxa" w:w="60"/>
+              <w:left w:type="dxa" w:w="120"/>
+              <w:bottom w:type="dxa" w:w="60"/>
+              <w:right w:type="dxa" w:w="120"/>
+            </w:tcMar>
+            <w:vAlign w:val="top"/>
+          </w:tcPr>
+          <w:p>
+            <w:pPr>
+              <w:spacing w:after="40" w:before="0"/>
+              <w:jc w:val="left"/>
+            </w:pPr>
+            <w:r>
+              <w:rPr>
+                <w:rFonts w:ascii="Arial" w:cs="Arial" w:eastAsia="Arial" w:hAnsi="Arial"/>
+                <w:b/>
+                <w:bCs/>
+                <w:i w:val="false"/>
+                <w:iCs w:val="false"/>
+                <w:color w:val="000000"/>
+                <w:sz w:val="18"/>
+                <w:szCs w:val="18"/>
+              </w:rPr>
+              <w:t xml:space="preserve">Career Connections</w:t>
+            </w:r>
+          </w:p>
+        </w:tc>
+        <w:tc>
+          <w:tcPr>
+            <w:tcW w:type="dxa" w:w="10680"/>
+            <w:shd w:fill="FFFFFF" w:color="auto" w:val="clear"/>
+            <w:tcMar>
+              <w:top w:type="dxa" w:w="60"/>
+              <w:left w:type="dxa" w:w="120"/>
+              <w:bottom w:type="dxa" w:w="60"/>
+              <w:right w:type="dxa" w:w="120"/>
+            </w:tcMar>
+            <w:vAlign w:val="top"/>
+          </w:tcPr>
+          <w:p>
+            <w:pPr>
+              <w:spacing w:after="30" w:before="0"/>
+              <w:ind w:left="360" w:hanging="180"/>
+              <w:jc w:val="left"/>
+            </w:pPr>
+            <w:r>
+              <w:rPr>
+                <w:rFonts w:ascii="Arial" w:cs="Arial" w:eastAsia="Arial" w:hAnsi="Arial"/>
+                <w:b w:val="false"/>
+                <w:bCs w:val="false"/>
+                <w:i w:val="false"/>
+                <w:iCs w:val="false"/>
+                <w:color w:val="000000"/>
+                <w:sz w:val="18"/>
+                <w:szCs w:val="18"/>
+              </w:rPr>
+              <w:t xml:space="preserve">–  Civil and Structural Engineer: Vectors are used to analyse forces on bridges, buildings, and infrastructure projects such as the Nairobi Expressway</w:t>
+            </w:r>
+          </w:p>
+          <w:p>
+            <w:pPr>
+              <w:spacing w:after="30" w:before="0"/>
+              <w:ind w:left="360" w:hanging="180"/>
+              <w:jc w:val="left"/>
+            </w:pPr>
+            <w:r>
+              <w:rPr>
+                <w:rFonts w:ascii="Arial" w:cs="Arial" w:eastAsia="Arial" w:hAnsi="Arial"/>
+                <w:b w:val="false"/>
+                <w:bCs w:val="false"/>
+                <w:i w:val="false"/>
+                <w:iCs w:val="false"/>
+                <w:color w:val="000000"/>
+                <w:sz w:val="18"/>
+                <w:szCs w:val="18"/>
+              </w:rPr>
+              <w:t xml:space="preserve">–  Pilot and Aviation Professional: Vectors model aircraft velocity, wind correction, and navigation headings for routes across Kenyan airspace</w:t>
+            </w:r>
+          </w:p>
+          <w:p>
+            <w:pPr>
+              <w:spacing w:after="30" w:before="0"/>
+              <w:ind w:left="360" w:hanging="180"/>
+              <w:jc w:val="left"/>
+            </w:pPr>
+            <w:r>
+              <w:rPr>
+                <w:rFonts w:ascii="Arial" w:cs="Arial" w:eastAsia="Arial" w:hAnsi="Arial"/>
+                <w:b w:val="false"/>
+                <w:bCs w:val="false"/>
+                <w:i w:val="false"/>
+                <w:iCs w:val="false"/>
+                <w:color w:val="000000"/>
+                <w:sz w:val="18"/>
+                <w:szCs w:val="18"/>
+              </w:rPr>
+              <w:t xml:space="preserve">–  Marine Navigator / Ferry Operator: Vectors calculate resultant displacement for vessels crossing Lake Victoria between Kisumu, Mfangano, and Mbita</w:t>
+            </w:r>
+          </w:p>
+          <w:p>
+            <w:pPr>
+              <w:spacing w:after="30" w:before="0"/>
+              <w:ind w:left="360" w:hanging="180"/>
+              <w:jc w:val="left"/>
+            </w:pPr>
+            <w:r>
+              <w:rPr>
+                <w:rFonts w:ascii="Arial" w:cs="Arial" w:eastAsia="Arial" w:hAnsi="Arial"/>
+                <w:b w:val="false"/>
+                <w:bCs w:val="false"/>
+                <w:i w:val="false"/>
+                <w:iCs w:val="false"/>
+                <w:color w:val="000000"/>
+                <w:sz w:val="18"/>
+                <w:szCs w:val="18"/>
+              </w:rPr>
+              <w:t xml:space="preserve">–  Geospatial Analyst / Surveyor: Vectors represent land boundaries, GPS coordinates, and displacement in mapping projects across Kenya</w:t>
+            </w:r>
+          </w:p>
+          <w:p>
+            <w:pPr>
+              <w:spacing w:after="30" w:before="0"/>
+              <w:ind w:left="360" w:hanging="180"/>
+              <w:jc w:val="left"/>
+            </w:pPr>
+            <w:r>
+              <w:rPr>
+                <w:rFonts w:ascii="Arial" w:cs="Arial" w:eastAsia="Arial" w:hAnsi="Arial"/>
+                <w:b w:val="false"/>
+                <w:bCs w:val="false"/>
+                <w:i w:val="false"/>
+                <w:iCs w:val="false"/>
+                <w:color w:val="000000"/>
+                <w:sz w:val="18"/>
+                <w:szCs w:val="18"/>
+              </w:rPr>
+              <w:t xml:space="preserve">–  Game Designer / Software Developer: Vectors control character movement, physics engines, and camera direction in digital games — a booming field in Nairobi's Silicon Savannah</w:t>
+            </w:r>
+          </w:p>
+          <w:p>
+            <w:pPr>
+              <w:spacing w:after="30" w:before="0"/>
+              <w:ind w:left="360" w:hanging="180"/>
+              <w:jc w:val="left"/>
+            </w:pPr>
+            <w:r>
+              <w:rPr>
+                <w:rFonts w:ascii="Arial" w:cs="Arial" w:eastAsia="Arial" w:hAnsi="Arial"/>
+                <w:b w:val="false"/>
+                <w:bCs w:val="false"/>
+                <w:i w:val="false"/>
+                <w:iCs w:val="false"/>
+                <w:color w:val="000000"/>
+                <w:sz w:val="18"/>
+                <w:szCs w:val="18"/>
+              </w:rPr>
+              <w:t xml:space="preserve">–  Architect and Urban Planner: Vectors describe structural load directions and spatial layouts in housing and city planning projects in Nairobi and Kisumu</w:t>
+            </w:r>
+          </w:p>
+        </w:tc>
+      </w:tr>
+      <w:tr>
+        <w:tc>
+          <w:tcPr>
+            <w:tcW w:type="dxa" w:w="3000"/>
+            <w:shd w:fill="D5E8F0" w:color="auto" w:val="clear"/>
+            <w:tcMar>
+              <w:top w:type="dxa" w:w="60"/>
+              <w:left w:type="dxa" w:w="120"/>
+              <w:bottom w:type="dxa" w:w="60"/>
+              <w:right w:type="dxa" w:w="120"/>
+            </w:tcMar>
+            <w:vAlign w:val="top"/>
+          </w:tcPr>
+          <w:p>
+            <w:pPr>
+              <w:spacing w:after="40" w:before="0"/>
+              <w:jc w:val="left"/>
+            </w:pPr>
+            <w:r>
+              <w:rPr>
+                <w:rFonts w:ascii="Arial" w:cs="Arial" w:eastAsia="Arial" w:hAnsi="Arial"/>
+                <w:b/>
+                <w:bCs/>
+                <w:i w:val="false"/>
+                <w:iCs w:val="false"/>
+                <w:color w:val="000000"/>
+                <w:sz w:val="18"/>
+                <w:szCs w:val="18"/>
+              </w:rPr>
+              <w:t xml:space="preserve">Focus for Lessons</w:t>
+            </w:r>
+          </w:p>
+        </w:tc>
+        <w:tc>
+          <w:tcPr>
+            <w:tcW w:type="dxa" w:w="10680"/>
+            <w:shd w:fill="FFFFFF" w:color="auto" w:val="clear"/>
+            <w:tcMar>
+              <w:top w:type="dxa" w:w="60"/>
+              <w:left w:type="dxa" w:w="120"/>
+              <w:bottom w:type="dxa" w:w="60"/>
+              <w:right w:type="dxa" w:w="120"/>
+            </w:tcMar>
+            <w:vAlign w:val="top"/>
+          </w:tcPr>
+          <w:p>
+            <w:pPr>
+              <w:spacing w:after="40" w:before="0"/>
+              <w:jc w:val="left"/>
+            </w:pPr>
+            <w:r>
+              <w:rPr>
+                <w:rFonts w:ascii="Arial" w:cs="Arial" w:eastAsia="Arial" w:hAnsi="Arial"/>
+                <w:b w:val="false"/>
+                <w:bCs w:val="false"/>
+                <w:i w:val="false"/>
+                <w:iCs w:val="false"/>
+                <w:color w:val="000000"/>
+                <w:sz w:val="18"/>
+                <w:szCs w:val="18"/>
+              </w:rPr>
+              <w:t xml:space="preserve">This unit introduces Grade 10 learners to the foundational concepts of vectors, emphasising the critical distinction between quantities that have magnitude only (scalars) and those that have both magnitude and direction (vectors). Using the anchoring phenomenon of a ferry crossing Lake Victoria — where wind, current, and engine thrust must all be combined to reach the correct destination — learners progressively build understanding of vector representation, operations, and applications. The unit follows a predict–observe–explain–model cycle across 8 lessons, grounding abstract algebraic operations in vivid Kenyan navigational, agricultural, and engineering contexts.</w:t>
+            </w:r>
+          </w:p>
+        </w:tc>
+      </w:tr>
+      <w:tr>
+        <w:tc>
+          <w:tcPr>
+            <w:tcW w:type="dxa" w:w="3000"/>
+            <w:shd w:fill="EAD1F5" w:color="auto" w:val="clear"/>
+            <w:tcMar>
+              <w:top w:type="dxa" w:w="60"/>
+              <w:left w:type="dxa" w:w="120"/>
+              <w:bottom w:type="dxa" w:w="60"/>
+              <w:right w:type="dxa" w:w="120"/>
+            </w:tcMar>
+            <w:vAlign w:val="top"/>
+          </w:tcPr>
+          <w:p>
+            <w:pPr>
+              <w:spacing w:after="40" w:before="0"/>
+              <w:jc w:val="left"/>
+            </w:pPr>
+            <w:r>
+              <w:rPr>
+                <w:rFonts w:ascii="Arial" w:cs="Arial" w:eastAsia="Arial" w:hAnsi="Arial"/>
+                <w:b/>
+                <w:bCs/>
+                <w:i w:val="false"/>
+                <w:iCs w:val="false"/>
+                <w:color w:val="000000"/>
+                <w:sz w:val="18"/>
+                <w:szCs w:val="18"/>
+              </w:rPr>
+              <w:t xml:space="preserve">Driving Question / Key Inquiry Questions</w:t>
+            </w:r>
+          </w:p>
+        </w:tc>
+        <w:tc>
+          <w:tcPr>
+            <w:tcW w:type="dxa" w:w="10680"/>
+            <w:shd w:fill="FFFFFF" w:color="auto" w:val="clear"/>
+            <w:tcMar>
+              <w:top w:type="dxa" w:w="60"/>
+              <w:left w:type="dxa" w:w="120"/>
+              <w:bottom w:type="dxa" w:w="60"/>
+              <w:right w:type="dxa" w:w="120"/>
+            </w:tcMar>
+            <w:vAlign w:val="top"/>
+          </w:tcPr>
+          <w:p>
+            <w:pPr>
+              <w:spacing w:after="40" w:before="0"/>
+              <w:jc w:val="left"/>
+            </w:pPr>
+            <w:r>
+              <w:rPr>
+                <w:rFonts w:ascii="Arial" w:cs="Arial" w:eastAsia="Arial" w:hAnsi="Arial"/>
+                <w:b w:val="false"/>
+                <w:bCs w:val="false"/>
+                <w:i w:val="false"/>
+                <w:iCs w:val="false"/>
+                <w:color w:val="000000"/>
+                <w:sz w:val="18"/>
+                <w:szCs w:val="18"/>
+              </w:rPr>
+              <w:t xml:space="preserve">DRIVING QUESTION: Why did the Kisumu ferry miss Mbita — and how can mathematics give the captain the tools to always reach the right destination, no matter the current or wind?</w:t>
+            </w:r>
+          </w:p>
+          <w:p>
+            <w:pPr>
+              <w:spacing w:after="40" w:before="0"/>
+              <w:jc w:val="left"/>
+            </w:pPr>
+            <w:r>
+              <w:rPr>
+                <w:rFonts w:ascii="Arial" w:cs="Arial" w:eastAsia="Arial" w:hAnsi="Arial"/>
+                <w:b w:val="false"/>
+                <w:bCs w:val="false"/>
+                <w:i w:val="false"/>
+                <w:iCs w:val="false"/>
+                <w:color w:val="000000"/>
+                <w:sz w:val="18"/>
+                <w:szCs w:val="18"/>
+              </w:rPr>
+              <w:t xml:space="preserve"/>
+            </w:r>
+          </w:p>
+          <w:p>
+            <w:pPr>
+              <w:spacing w:after="40" w:before="0"/>
+              <w:jc w:val="left"/>
+            </w:pPr>
+            <w:r>
+              <w:rPr>
+                <w:rFonts w:ascii="Arial" w:cs="Arial" w:eastAsia="Arial" w:hAnsi="Arial"/>
+                <w:b w:val="false"/>
+                <w:bCs w:val="false"/>
+                <w:i w:val="false"/>
+                <w:iCs w:val="false"/>
+                <w:color w:val="000000"/>
+                <w:sz w:val="18"/>
+                <w:szCs w:val="18"/>
+              </w:rPr>
+              <w:t xml:space="preserve">KICD KEY INQUIRY QUESTIONS:</w:t>
+            </w:r>
+          </w:p>
+          <w:p>
+            <w:pPr>
+              <w:spacing w:after="40" w:before="0"/>
+              <w:jc w:val="left"/>
+            </w:pPr>
+            <w:r>
+              <w:rPr>
+                <w:rFonts w:ascii="Arial" w:cs="Arial" w:eastAsia="Arial" w:hAnsi="Arial"/>
+                <w:b w:val="false"/>
+                <w:bCs w:val="false"/>
+                <w:i w:val="false"/>
+                <w:iCs w:val="false"/>
+                <w:color w:val="000000"/>
+                <w:sz w:val="18"/>
+                <w:szCs w:val="18"/>
+              </w:rPr>
+              <w:t xml:space="preserve">1. How do vectors differ from scalars, and why is direction essential in describing some real-world quantities?</w:t>
+            </w:r>
+          </w:p>
+          <w:p>
+            <w:pPr>
+              <w:spacing w:after="40" w:before="0"/>
+              <w:jc w:val="left"/>
+            </w:pPr>
+            <w:r>
+              <w:rPr>
+                <w:rFonts w:ascii="Arial" w:cs="Arial" w:eastAsia="Arial" w:hAnsi="Arial"/>
+                <w:b w:val="false"/>
+                <w:bCs w:val="false"/>
+                <w:i w:val="false"/>
+                <w:iCs w:val="false"/>
+                <w:color w:val="000000"/>
+                <w:sz w:val="18"/>
+                <w:szCs w:val="18"/>
+              </w:rPr>
+              <w:t xml:space="preserve">2. How can vectors be represented, combined, and applied to solve problems involving displacement, navigation, and geometry?</w:t>
+            </w:r>
+          </w:p>
+        </w:tc>
+      </w:tr>
+      <w:tr>
+        <w:tc>
+          <w:tcPr>
+            <w:tcW w:type="dxa" w:w="3000"/>
+            <w:shd w:fill="EAD1F5" w:color="auto" w:val="clear"/>
+            <w:tcMar>
+              <w:top w:type="dxa" w:w="60"/>
+              <w:left w:type="dxa" w:w="120"/>
+              <w:bottom w:type="dxa" w:w="60"/>
+              <w:right w:type="dxa" w:w="120"/>
+            </w:tcMar>
+            <w:vAlign w:val="top"/>
+          </w:tcPr>
+          <w:p>
+            <w:pPr>
+              <w:spacing w:after="40" w:before="0"/>
+              <w:jc w:val="left"/>
+            </w:pPr>
+            <w:r>
+              <w:rPr>
+                <w:rFonts w:ascii="Arial" w:cs="Arial" w:eastAsia="Arial" w:hAnsi="Arial"/>
+                <w:b/>
+                <w:bCs/>
+                <w:i w:val="false"/>
+                <w:iCs w:val="false"/>
+                <w:color w:val="000000"/>
+                <w:sz w:val="18"/>
+                <w:szCs w:val="18"/>
+              </w:rPr>
+              <w:t xml:space="preserve">Anchoring Phenomenon</w:t>
+            </w:r>
+          </w:p>
+        </w:tc>
+        <w:tc>
+          <w:tcPr>
+            <w:tcW w:type="dxa" w:w="10680"/>
+            <w:shd w:fill="FFFFFF" w:color="auto" w:val="clear"/>
+            <w:tcMar>
+              <w:top w:type="dxa" w:w="60"/>
+              <w:left w:type="dxa" w:w="120"/>
+              <w:bottom w:type="dxa" w:w="60"/>
+              <w:right w:type="dxa" w:w="120"/>
+            </w:tcMar>
+            <w:vAlign w:val="top"/>
+          </w:tcPr>
+          <w:p>
+            <w:pPr>
+              <w:spacing w:after="40" w:before="0"/>
+              <w:jc w:val="left"/>
+            </w:pPr>
+            <w:r>
+              <w:rPr>
+                <w:rFonts w:ascii="Arial" w:cs="Arial" w:eastAsia="Arial" w:hAnsi="Arial"/>
+                <w:b w:val="false"/>
+                <w:bCs w:val="false"/>
+                <w:i w:val="false"/>
+                <w:iCs w:val="false"/>
+                <w:color w:val="000000"/>
+                <w:sz w:val="18"/>
+                <w:szCs w:val="18"/>
+              </w:rPr>
+              <w:t xml:space="preserve">ANCHORING PHENOMENON — The Drifting Ferry on Lake Victoria</w:t>
+            </w:r>
+          </w:p>
+          <w:p>
+            <w:pPr>
+              <w:spacing w:after="40" w:before="0"/>
+              <w:jc w:val="left"/>
+            </w:pPr>
+            <w:r>
+              <w:rPr>
+                <w:rFonts w:ascii="Arial" w:cs="Arial" w:eastAsia="Arial" w:hAnsi="Arial"/>
+                <w:b w:val="false"/>
+                <w:bCs w:val="false"/>
+                <w:i w:val="false"/>
+                <w:iCs w:val="false"/>
+                <w:color w:val="000000"/>
+                <w:sz w:val="18"/>
+                <w:szCs w:val="18"/>
+              </w:rPr>
+              <w:t xml:space="preserve"/>
+            </w:r>
+          </w:p>
+          <w:p>
+            <w:pPr>
+              <w:spacing w:after="40" w:before="0"/>
+              <w:jc w:val="left"/>
+            </w:pPr>
+            <w:r>
+              <w:rPr>
+                <w:rFonts w:ascii="Arial" w:cs="Arial" w:eastAsia="Arial" w:hAnsi="Arial"/>
+                <w:b w:val="false"/>
+                <w:bCs w:val="false"/>
+                <w:i w:val="false"/>
+                <w:iCs w:val="false"/>
+                <w:color w:val="000000"/>
+                <w:sz w:val="18"/>
+                <w:szCs w:val="18"/>
+              </w:rPr>
+              <w:t xml:space="preserve">A passenger ferry departs from Kisumu port heading directly east toward Mbita, a straight-line distance of approximately 60 km. The captain sets the engine to push the vessel due east at 20 km/h. However, a strong southward current of 8 km/h is also acting on the ferry at the same time. When the ferry arrives, it has drifted significantly south of Mbita and lands at the wrong point on the shore, causing delay and confusion for hundreds of passengers and traders.</w:t>
+            </w:r>
+          </w:p>
+          <w:p>
+            <w:pPr>
+              <w:spacing w:after="40" w:before="0"/>
+              <w:jc w:val="left"/>
+            </w:pPr>
+            <w:r>
+              <w:rPr>
+                <w:rFonts w:ascii="Arial" w:cs="Arial" w:eastAsia="Arial" w:hAnsi="Arial"/>
+                <w:b w:val="false"/>
+                <w:bCs w:val="false"/>
+                <w:i w:val="false"/>
+                <w:iCs w:val="false"/>
+                <w:color w:val="000000"/>
+                <w:sz w:val="18"/>
+                <w:szCs w:val="18"/>
+              </w:rPr>
+              <w:t xml:space="preserve"/>
+            </w:r>
+          </w:p>
+          <w:p>
+            <w:pPr>
+              <w:spacing w:after="40" w:before="0"/>
+              <w:jc w:val="left"/>
+            </w:pPr>
+            <w:r>
+              <w:rPr>
+                <w:rFonts w:ascii="Arial" w:cs="Arial" w:eastAsia="Arial" w:hAnsi="Arial"/>
+                <w:b w:val="false"/>
+                <w:bCs w:val="false"/>
+                <w:i w:val="false"/>
+                <w:iCs w:val="false"/>
+                <w:color w:val="000000"/>
+                <w:sz w:val="18"/>
+                <w:szCs w:val="18"/>
+              </w:rPr>
+              <w:t xml:space="preserve">Students observe this scenario via a vector diagram and are immediately puzzled: if the engine was pointing directly at Mbita, why did the ferry miss? How can two separate pushes — one east and one south — be combined into a single resultant journey? How far did the ferry actually travel, and in what true direction? Why does the order of the pushes not matter, but the direction of each push matters enormously?</w:t>
+            </w:r>
+          </w:p>
+          <w:p>
+            <w:pPr>
+              <w:spacing w:after="40" w:before="0"/>
+              <w:jc w:val="left"/>
+            </w:pPr>
+            <w:r>
+              <w:rPr>
+                <w:rFonts w:ascii="Arial" w:cs="Arial" w:eastAsia="Arial" w:hAnsi="Arial"/>
+                <w:b w:val="false"/>
+                <w:bCs w:val="false"/>
+                <w:i w:val="false"/>
+                <w:iCs w:val="false"/>
+                <w:color w:val="000000"/>
+                <w:sz w:val="18"/>
+                <w:szCs w:val="18"/>
+              </w:rPr>
+              <w:t xml:space="preserve"/>
+            </w:r>
+          </w:p>
+          <w:p>
+            <w:pPr>
+              <w:spacing w:after="40" w:before="0"/>
+              <w:jc w:val="left"/>
+            </w:pPr>
+            <w:r>
+              <w:rPr>
+                <w:rFonts w:ascii="Arial" w:cs="Arial" w:eastAsia="Arial" w:hAnsi="Arial"/>
+                <w:b w:val="false"/>
+                <w:bCs w:val="false"/>
+                <w:i w:val="false"/>
+                <w:iCs w:val="false"/>
+                <w:color w:val="000000"/>
+                <w:sz w:val="18"/>
+                <w:szCs w:val="18"/>
+              </w:rPr>
+              <w:t xml:space="preserve">This phenomenon is puzzling because learners' intuition suggests the ferry should travel east if the engine points east — they have not yet encountered the idea that multiple simultaneous directed quantities combine into a single resultant vector. It creates an immediate need for the mathematical tools of the entire unit: vector representation, addition, magnitude calculation, and direction — making every lesson feel purposeful and necessary.</w:t>
+            </w:r>
+          </w:p>
+        </w:tc>
+      </w:tr>
+      <w:tr>
+        <w:tc>
+          <w:tcPr>
+            <w:tcW w:type="dxa" w:w="3000"/>
+            <w:shd w:fill="D9EEF1" w:color="auto" w:val="clear"/>
+            <w:tcMar>
+              <w:top w:type="dxa" w:w="60"/>
+              <w:left w:type="dxa" w:w="120"/>
+              <w:bottom w:type="dxa" w:w="60"/>
+              <w:right w:type="dxa" w:w="120"/>
+            </w:tcMar>
+            <w:vAlign w:val="top"/>
+          </w:tcPr>
+          <w:p>
+            <w:pPr>
+              <w:spacing w:after="40" w:before="0"/>
+              <w:jc w:val="left"/>
+            </w:pPr>
+            <w:r>
+              <w:rPr>
+                <w:rFonts w:ascii="Arial" w:cs="Arial" w:eastAsia="Arial" w:hAnsi="Arial"/>
+                <w:b/>
+                <w:bCs/>
+                <w:i w:val="false"/>
+                <w:iCs w:val="false"/>
+                <w:color w:val="000000"/>
+                <w:sz w:val="18"/>
+                <w:szCs w:val="18"/>
+              </w:rPr>
+              <w:t xml:space="preserve">Storyline Thread</w:t>
+            </w:r>
+          </w:p>
+        </w:tc>
+        <w:tc>
+          <w:tcPr>
+            <w:tcW w:type="dxa" w:w="10680"/>
+            <w:shd w:fill="FFFFFF" w:color="auto" w:val="clear"/>
+            <w:tcMar>
+              <w:top w:type="dxa" w:w="60"/>
+              <w:left w:type="dxa" w:w="120"/>
+              <w:bottom w:type="dxa" w:w="60"/>
+              <w:right w:type="dxa" w:w="120"/>
+            </w:tcMar>
+            <w:vAlign w:val="top"/>
+          </w:tcPr>
+          <w:p>
+            <w:pPr>
+              <w:spacing w:after="40" w:before="0"/>
+              <w:jc w:val="left"/>
+            </w:pPr>
+            <w:r>
+              <w:rPr>
+                <w:rFonts w:ascii="Arial" w:cs="Arial" w:eastAsia="Arial" w:hAnsi="Arial"/>
+                <w:b w:val="false"/>
+                <w:bCs w:val="false"/>
+                <w:i w:val="false"/>
+                <w:iCs w:val="false"/>
+                <w:color w:val="000000"/>
+                <w:sz w:val="18"/>
+                <w:szCs w:val="18"/>
+              </w:rPr>
+              <w:t xml:space="preserve">Lesson 1: Scalars vs. Vectors — Introducing the Ferry Problem</w:t>
+            </w:r>
+          </w:p>
+          <w:p>
+            <w:pPr>
+              <w:spacing w:after="40" w:before="0"/>
+              <w:jc w:val="left"/>
+            </w:pPr>
+            <w:r>
+              <w:rPr>
+                <w:rFonts w:ascii="Arial" w:cs="Arial" w:eastAsia="Arial" w:hAnsi="Arial"/>
+                <w:b w:val="false"/>
+                <w:bCs w:val="false"/>
+                <w:i w:val="false"/>
+                <w:iCs w:val="false"/>
+                <w:color w:val="000000"/>
+                <w:sz w:val="18"/>
+                <w:szCs w:val="18"/>
+              </w:rPr>
+              <w:t xml:space="preserve">Learners encounter the Kisumu–Mbita ferry anchoring phenomenon for the first time. They predict why the ferry drifted and debate whether speed alone is enough information to describe the journey. The class constructs an initial Driving Question Board (DQB) and learners are introduced to scalar vs. vector quantities using Kenyan examples (temperature in Kericho = scalar; wind from Mombasa to Nairobi = vector). Learners make their first vector arrows on grid paper.</w:t>
+            </w:r>
+          </w:p>
+          <w:p>
+            <w:pPr>
+              <w:spacing w:after="40" w:before="0"/>
+              <w:jc w:val="left"/>
+            </w:pPr>
+            <w:r>
+              <w:rPr>
+                <w:rFonts w:ascii="Arial" w:cs="Arial" w:eastAsia="Arial" w:hAnsi="Arial"/>
+                <w:b w:val="false"/>
+                <w:bCs w:val="false"/>
+                <w:i w:val="false"/>
+                <w:iCs w:val="false"/>
+                <w:color w:val="000000"/>
+                <w:sz w:val="18"/>
+                <w:szCs w:val="18"/>
+              </w:rPr>
+              <w:t xml:space="preserve"/>
+            </w:r>
+          </w:p>
+          <w:p>
+            <w:pPr>
+              <w:spacing w:after="40" w:before="0"/>
+              <w:jc w:val="left"/>
+            </w:pPr>
+            <w:r>
+              <w:rPr>
+                <w:rFonts w:ascii="Arial" w:cs="Arial" w:eastAsia="Arial" w:hAnsi="Arial"/>
+                <w:b w:val="false"/>
+                <w:bCs w:val="false"/>
+                <w:i w:val="false"/>
+                <w:iCs w:val="false"/>
+                <w:color w:val="000000"/>
+                <w:sz w:val="18"/>
+                <w:szCs w:val="18"/>
+              </w:rPr>
+              <w:t xml:space="preserve">Lesson 2: Representing Vectors — Column Vectors and Position Vectors</w:t>
+            </w:r>
+          </w:p>
+          <w:p>
+            <w:pPr>
+              <w:spacing w:after="40" w:before="0"/>
+              <w:jc w:val="left"/>
+            </w:pPr>
+            <w:r>
+              <w:rPr>
+                <w:rFonts w:ascii="Arial" w:cs="Arial" w:eastAsia="Arial" w:hAnsi="Arial"/>
+                <w:b w:val="false"/>
+                <w:bCs w:val="false"/>
+                <w:i w:val="false"/>
+                <w:iCs w:val="false"/>
+                <w:color w:val="000000"/>
+                <w:sz w:val="18"/>
+                <w:szCs w:val="18"/>
+              </w:rPr>
+              <w:t xml:space="preserve">Learners learn to represent vectors using directed line segments, column vector notation, and position vectors on the Cartesian plane. They map the ferry's engine thrust and the lake current as column vectors and place them on a coordinate grid. The concept of equal vectors and the negative of a vector is established. Learners revise the DQB with new representational tools.</w:t>
+            </w:r>
+          </w:p>
+          <w:p>
+            <w:pPr>
+              <w:spacing w:after="40" w:before="0"/>
+              <w:jc w:val="left"/>
+            </w:pPr>
+            <w:r>
+              <w:rPr>
+                <w:rFonts w:ascii="Arial" w:cs="Arial" w:eastAsia="Arial" w:hAnsi="Arial"/>
+                <w:b w:val="false"/>
+                <w:bCs w:val="false"/>
+                <w:i w:val="false"/>
+                <w:iCs w:val="false"/>
+                <w:color w:val="000000"/>
+                <w:sz w:val="18"/>
+                <w:szCs w:val="18"/>
+              </w:rPr>
+              <w:t xml:space="preserve"/>
+            </w:r>
+          </w:p>
+          <w:p>
+            <w:pPr>
+              <w:spacing w:after="40" w:before="0"/>
+              <w:jc w:val="left"/>
+            </w:pPr>
+            <w:r>
+              <w:rPr>
+                <w:rFonts w:ascii="Arial" w:cs="Arial" w:eastAsia="Arial" w:hAnsi="Arial"/>
+                <w:b w:val="false"/>
+                <w:bCs w:val="false"/>
+                <w:i w:val="false"/>
+                <w:iCs w:val="false"/>
+                <w:color w:val="000000"/>
+                <w:sz w:val="18"/>
+                <w:szCs w:val="18"/>
+              </w:rPr>
+              <w:t xml:space="preserve">Lesson 3: Vector Addition — Triangle and Parallelogram Rules</w:t>
+            </w:r>
+          </w:p>
+          <w:p>
+            <w:pPr>
+              <w:spacing w:after="40" w:before="0"/>
+              <w:jc w:val="left"/>
+            </w:pPr>
+            <w:r>
+              <w:rPr>
+                <w:rFonts w:ascii="Arial" w:cs="Arial" w:eastAsia="Arial" w:hAnsi="Arial"/>
+                <w:b w:val="false"/>
+                <w:bCs w:val="false"/>
+                <w:i w:val="false"/>
+                <w:iCs w:val="false"/>
+                <w:color w:val="000000"/>
+                <w:sz w:val="18"/>
+                <w:szCs w:val="18"/>
+              </w:rPr>
+              <w:t xml:space="preserve">Learners physically add the ferry's engine vector and current vector using the triangle rule on grid paper, discovering the resultant displacement. They verify results using the parallelogram rule and connect both methods algebraically using column vector addition. The class recalculates where the ferry actually landed and updates the DQB.</w:t>
+            </w:r>
+          </w:p>
+          <w:p>
+            <w:pPr>
+              <w:spacing w:after="40" w:before="0"/>
+              <w:jc w:val="left"/>
+            </w:pPr>
+            <w:r>
+              <w:rPr>
+                <w:rFonts w:ascii="Arial" w:cs="Arial" w:eastAsia="Arial" w:hAnsi="Arial"/>
+                <w:b w:val="false"/>
+                <w:bCs w:val="false"/>
+                <w:i w:val="false"/>
+                <w:iCs w:val="false"/>
+                <w:color w:val="000000"/>
+                <w:sz w:val="18"/>
+                <w:szCs w:val="18"/>
+              </w:rPr>
+              <w:t xml:space="preserve"/>
+            </w:r>
+          </w:p>
+          <w:p>
+            <w:pPr>
+              <w:spacing w:after="40" w:before="0"/>
+              <w:jc w:val="left"/>
+            </w:pPr>
+            <w:r>
+              <w:rPr>
+                <w:rFonts w:ascii="Arial" w:cs="Arial" w:eastAsia="Arial" w:hAnsi="Arial"/>
+                <w:b w:val="false"/>
+                <w:bCs w:val="false"/>
+                <w:i w:val="false"/>
+                <w:iCs w:val="false"/>
+                <w:color w:val="000000"/>
+                <w:sz w:val="18"/>
+                <w:szCs w:val="18"/>
+              </w:rPr>
+              <w:t xml:space="preserve">Lesson 4: Subtraction of Vectors and the Zero Vector</w:t>
+            </w:r>
+          </w:p>
+          <w:p>
+            <w:pPr>
+              <w:spacing w:after="40" w:before="0"/>
+              <w:jc w:val="left"/>
+            </w:pPr>
+            <w:r>
+              <w:rPr>
+                <w:rFonts w:ascii="Arial" w:cs="Arial" w:eastAsia="Arial" w:hAnsi="Arial"/>
+                <w:b w:val="false"/>
+                <w:bCs w:val="false"/>
+                <w:i w:val="false"/>
+                <w:iCs w:val="false"/>
+                <w:color w:val="000000"/>
+                <w:sz w:val="18"/>
+                <w:szCs w:val="18"/>
+              </w:rPr>
+              <w:t xml:space="preserve">Learners explore what it means to subtract a vector — framed as: "What correction vector must the captain apply to return to Mbita from where the ferry landed?" They define the zero vector, the negative vector, and practice subtraction algebraically and geometrically. Supporting phenomenon: the Rift Valley farmer's rope cart is revisited for subtraction context.</w:t>
+            </w:r>
+          </w:p>
+          <w:p>
+            <w:pPr>
+              <w:spacing w:after="40" w:before="0"/>
+              <w:jc w:val="left"/>
+            </w:pPr>
+            <w:r>
+              <w:rPr>
+                <w:rFonts w:ascii="Arial" w:cs="Arial" w:eastAsia="Arial" w:hAnsi="Arial"/>
+                <w:b w:val="false"/>
+                <w:bCs w:val="false"/>
+                <w:i w:val="false"/>
+                <w:iCs w:val="false"/>
+                <w:color w:val="000000"/>
+                <w:sz w:val="18"/>
+                <w:szCs w:val="18"/>
+              </w:rPr>
+              <w:t xml:space="preserve"/>
+            </w:r>
+          </w:p>
+          <w:p>
+            <w:pPr>
+              <w:spacing w:after="40" w:before="0"/>
+              <w:jc w:val="left"/>
+            </w:pPr>
+            <w:r>
+              <w:rPr>
+                <w:rFonts w:ascii="Arial" w:cs="Arial" w:eastAsia="Arial" w:hAnsi="Arial"/>
+                <w:b w:val="false"/>
+                <w:bCs w:val="false"/>
+                <w:i w:val="false"/>
+                <w:iCs w:val="false"/>
+                <w:color w:val="000000"/>
+                <w:sz w:val="18"/>
+                <w:szCs w:val="18"/>
+              </w:rPr>
+              <w:t xml:space="preserve">Lesson 5: Scalar Multiplication of Vectors and Parallel Vectors</w:t>
+            </w:r>
+          </w:p>
+          <w:p>
+            <w:pPr>
+              <w:spacing w:after="40" w:before="0"/>
+              <w:jc w:val="left"/>
+            </w:pPr>
+            <w:r>
+              <w:rPr>
+                <w:rFonts w:ascii="Arial" w:cs="Arial" w:eastAsia="Arial" w:hAnsi="Arial"/>
+                <w:b w:val="false"/>
+                <w:bCs w:val="false"/>
+                <w:i w:val="false"/>
+                <w:iCs w:val="false"/>
+                <w:color w:val="000000"/>
+                <w:sz w:val="18"/>
+                <w:szCs w:val="18"/>
+              </w:rPr>
+              <w:t xml:space="preserve">Learners multiply vectors by scalars, discovering that this changes magnitude but not direction (or reverses it for negative scalars). They identify parallel vectors and discuss what parallel means in a vector context — connecting to the drone surveillance scenario in Kericho. Learners update their cumulative vector model on the DQB.</w:t>
+            </w:r>
+          </w:p>
+          <w:p>
+            <w:pPr>
+              <w:spacing w:after="40" w:before="0"/>
+              <w:jc w:val="left"/>
+            </w:pPr>
+            <w:r>
+              <w:rPr>
+                <w:rFonts w:ascii="Arial" w:cs="Arial" w:eastAsia="Arial" w:hAnsi="Arial"/>
+                <w:b w:val="false"/>
+                <w:bCs w:val="false"/>
+                <w:i w:val="false"/>
+                <w:iCs w:val="false"/>
+                <w:color w:val="000000"/>
+                <w:sz w:val="18"/>
+                <w:szCs w:val="18"/>
+              </w:rPr>
+              <w:t xml:space="preserve"/>
+            </w:r>
+          </w:p>
+          <w:p>
+            <w:pPr>
+              <w:spacing w:after="40" w:before="0"/>
+              <w:jc w:val="left"/>
+            </w:pPr>
+            <w:r>
+              <w:rPr>
+                <w:rFonts w:ascii="Arial" w:cs="Arial" w:eastAsia="Arial" w:hAnsi="Arial"/>
+                <w:b w:val="false"/>
+                <w:bCs w:val="false"/>
+                <w:i w:val="false"/>
+                <w:iCs w:val="false"/>
+                <w:color w:val="000000"/>
+                <w:sz w:val="18"/>
+                <w:szCs w:val="18"/>
+              </w:rPr>
+              <w:t xml:space="preserve">Lesson 6: Magnitude of a Vector — How Far Did the Ferry Really Travel?</w:t>
+            </w:r>
+          </w:p>
+          <w:p>
+            <w:pPr>
+              <w:spacing w:after="40" w:before="0"/>
+              <w:jc w:val="left"/>
+            </w:pPr>
+            <w:r>
+              <w:rPr>
+                <w:rFonts w:ascii="Arial" w:cs="Arial" w:eastAsia="Arial" w:hAnsi="Arial"/>
+                <w:b w:val="false"/>
+                <w:bCs w:val="false"/>
+                <w:i w:val="false"/>
+                <w:iCs w:val="false"/>
+                <w:color w:val="000000"/>
+                <w:sz w:val="18"/>
+                <w:szCs w:val="18"/>
+              </w:rPr>
+              <w:t xml:space="preserve">Learners apply Pythagoras' theorem to calculate the magnitude (modulus) of a vector from its column vector components. They calculate the true distance the ferry travelled and compare it to the intended 60 km route. The concept of a unit vector is introduced. Learners revise their ferry displacement model with correct magnitudes labelled.</w:t>
+            </w:r>
+          </w:p>
+          <w:p>
+            <w:pPr>
+              <w:spacing w:after="40" w:before="0"/>
+              <w:jc w:val="left"/>
+            </w:pPr>
+            <w:r>
+              <w:rPr>
+                <w:rFonts w:ascii="Arial" w:cs="Arial" w:eastAsia="Arial" w:hAnsi="Arial"/>
+                <w:b w:val="false"/>
+                <w:bCs w:val="false"/>
+                <w:i w:val="false"/>
+                <w:iCs w:val="false"/>
+                <w:color w:val="000000"/>
+                <w:sz w:val="18"/>
+                <w:szCs w:val="18"/>
+              </w:rPr>
+              <w:t xml:space="preserve"/>
+            </w:r>
+          </w:p>
+          <w:p>
+            <w:pPr>
+              <w:spacing w:after="40" w:before="0"/>
+              <w:jc w:val="left"/>
+            </w:pPr>
+            <w:r>
+              <w:rPr>
+                <w:rFonts w:ascii="Arial" w:cs="Arial" w:eastAsia="Arial" w:hAnsi="Arial"/>
+                <w:b w:val="false"/>
+                <w:bCs w:val="false"/>
+                <w:i w:val="false"/>
+                <w:iCs w:val="false"/>
+                <w:color w:val="000000"/>
+                <w:sz w:val="18"/>
+                <w:szCs w:val="18"/>
+              </w:rPr>
+              <w:t xml:space="preserve">Lesson 7: Collinear Points and Vector Paths</w:t>
+            </w:r>
+          </w:p>
+          <w:p>
+            <w:pPr>
+              <w:spacing w:after="40" w:before="0"/>
+              <w:jc w:val="left"/>
+            </w:pPr>
+            <w:r>
+              <w:rPr>
+                <w:rFonts w:ascii="Arial" w:cs="Arial" w:eastAsia="Arial" w:hAnsi="Arial"/>
+                <w:b w:val="false"/>
+                <w:bCs w:val="false"/>
+                <w:i w:val="false"/>
+                <w:iCs w:val="false"/>
+                <w:color w:val="000000"/>
+                <w:sz w:val="18"/>
+                <w:szCs w:val="18"/>
+              </w:rPr>
+              <w:t xml:space="preserve">Learners use vectors to prove that three points are collinear — framed as: "Were the ferry's launch point, drift point, and Mbita port ever on the same straight line?" They practice expressing vectors in terms of given vectors along geometric paths (e.g., triangles and quadrilaterals using Kenyan landmark maps). The DQB is updated with collinearity evidence.</w:t>
+            </w:r>
+          </w:p>
+          <w:p>
+            <w:pPr>
+              <w:spacing w:after="40" w:before="0"/>
+              <w:jc w:val="left"/>
+            </w:pPr>
+            <w:r>
+              <w:rPr>
+                <w:rFonts w:ascii="Arial" w:cs="Arial" w:eastAsia="Arial" w:hAnsi="Arial"/>
+                <w:b w:val="false"/>
+                <w:bCs w:val="false"/>
+                <w:i w:val="false"/>
+                <w:iCs w:val="false"/>
+                <w:color w:val="000000"/>
+                <w:sz w:val="18"/>
+                <w:szCs w:val="18"/>
+              </w:rPr>
+              <w:t xml:space="preserve"/>
+            </w:r>
+          </w:p>
+          <w:p>
+            <w:pPr>
+              <w:spacing w:after="40" w:before="0"/>
+              <w:jc w:val="left"/>
+            </w:pPr>
+            <w:r>
+              <w:rPr>
+                <w:rFonts w:ascii="Arial" w:cs="Arial" w:eastAsia="Arial" w:hAnsi="Arial"/>
+                <w:b w:val="false"/>
+                <w:bCs w:val="false"/>
+                <w:i w:val="false"/>
+                <w:iCs w:val="false"/>
+                <w:color w:val="000000"/>
+                <w:sz w:val="18"/>
+                <w:szCs w:val="18"/>
+              </w:rPr>
+              <w:t xml:space="preserve">Lesson 8: Translation Vectors and Unit Synthesis — Solving the Ferry Problem</w:t>
+            </w:r>
+          </w:p>
+          <w:p>
+            <w:pPr>
+              <w:spacing w:after="40" w:before="0"/>
+              <w:jc w:val="left"/>
+            </w:pPr>
+            <w:r>
+              <w:rPr>
+                <w:rFonts w:ascii="Arial" w:cs="Arial" w:eastAsia="Arial" w:hAnsi="Arial"/>
+                <w:b w:val="false"/>
+                <w:bCs w:val="false"/>
+                <w:i w:val="false"/>
+                <w:iCs w:val="false"/>
+                <w:color w:val="000000"/>
+                <w:sz w:val="18"/>
+                <w:szCs w:val="18"/>
+              </w:rPr>
+              <w:t xml:space="preserve">In the final lesson, learners apply translation vectors to map the complete corrected ferry route — calculating the exact direction and speed adjustment the captain needs to compensate for the current and arrive precisely at Mbita. Learners complete their cumulative vector model, deliver a short group presentation answering the driving question, and reflect on how vectors underpin careers in navigation, engineering, and geospatial mapping in Kenya.</w:t>
+            </w:r>
+          </w:p>
+        </w:tc>
+      </w:tr>
+      <w:tr>
+        <w:tc>
+          <w:tcPr>
+            <w:tcW w:type="dxa" w:w="3000"/>
+            <w:shd w:fill="EAD1F5" w:color="auto" w:val="clear"/>
+            <w:tcMar>
+              <w:top w:type="dxa" w:w="60"/>
+              <w:left w:type="dxa" w:w="120"/>
+              <w:bottom w:type="dxa" w:w="60"/>
+              <w:right w:type="dxa" w:w="120"/>
+            </w:tcMar>
+            <w:vAlign w:val="top"/>
+          </w:tcPr>
+          <w:p>
+            <w:pPr>
+              <w:spacing w:after="40" w:before="0"/>
+              <w:jc w:val="left"/>
+            </w:pPr>
+            <w:r>
+              <w:rPr>
+                <w:rFonts w:ascii="Arial" w:cs="Arial" w:eastAsia="Arial" w:hAnsi="Arial"/>
+                <w:b/>
+                <w:bCs/>
+                <w:i w:val="false"/>
+                <w:iCs w:val="false"/>
+                <w:color w:val="000000"/>
+                <w:sz w:val="18"/>
+                <w:szCs w:val="18"/>
+              </w:rPr>
+              <w:t xml:space="preserve">Supporting Phenomena</w:t>
+            </w:r>
+          </w:p>
+        </w:tc>
+        <w:tc>
+          <w:tcPr>
+            <w:tcW w:type="dxa" w:w="10680"/>
+            <w:shd w:fill="FFFFFF" w:color="auto" w:val="clear"/>
+            <w:tcMar>
+              <w:top w:type="dxa" w:w="60"/>
+              <w:left w:type="dxa" w:w="120"/>
+              <w:bottom w:type="dxa" w:w="60"/>
+              <w:right w:type="dxa" w:w="120"/>
+            </w:tcMar>
+            <w:vAlign w:val="top"/>
+          </w:tcPr>
+          <w:p>
+            <w:pPr>
+              <w:spacing w:after="30" w:before="0"/>
+              <w:ind w:left="360" w:hanging="180"/>
+              <w:jc w:val="left"/>
+            </w:pPr>
+            <w:r>
+              <w:rPr>
+                <w:rFonts w:ascii="Arial" w:cs="Arial" w:eastAsia="Arial" w:hAnsi="Arial"/>
+                <w:b w:val="false"/>
+                <w:bCs w:val="false"/>
+                <w:i w:val="false"/>
+                <w:iCs w:val="false"/>
+                <w:color w:val="000000"/>
+                <w:sz w:val="18"/>
+                <w:szCs w:val="18"/>
+              </w:rPr>
+              <w:t xml:space="preserve">–  A Nairobi matatu takes a diagonal shortcut across a grid of streets: learners puzzle over why the shortcut distance and direction cannot simply be described by a single speed, launching the need for column vectors and magnitude</w:t>
+            </w:r>
+          </w:p>
+          <w:p>
+            <w:pPr>
+              <w:spacing w:after="30" w:before="0"/>
+              <w:ind w:left="360" w:hanging="180"/>
+              <w:jc w:val="left"/>
+            </w:pPr>
+            <w:r>
+              <w:rPr>
+                <w:rFonts w:ascii="Arial" w:cs="Arial" w:eastAsia="Arial" w:hAnsi="Arial"/>
+                <w:b w:val="false"/>
+                <w:bCs w:val="false"/>
+                <w:i w:val="false"/>
+                <w:iCs w:val="false"/>
+                <w:color w:val="000000"/>
+                <w:sz w:val="18"/>
+                <w:szCs w:val="18"/>
+              </w:rPr>
+              <w:t xml:space="preserve">–  A farmer in the Rift Valley pulls a water cart with two ropes at different angles — the cart moves in a direction neither rope is pointing, illustrating vector addition by the parallelogram rule</w:t>
+            </w:r>
+          </w:p>
+          <w:p>
+            <w:pPr>
+              <w:spacing w:after="30" w:before="0"/>
+              <w:ind w:left="360" w:hanging="180"/>
+              <w:jc w:val="left"/>
+            </w:pPr>
+            <w:r>
+              <w:rPr>
+                <w:rFonts w:ascii="Arial" w:cs="Arial" w:eastAsia="Arial" w:hAnsi="Arial"/>
+                <w:b w:val="false"/>
+                <w:bCs w:val="false"/>
+                <w:i w:val="false"/>
+                <w:iCs w:val="false"/>
+                <w:color w:val="000000"/>
+                <w:sz w:val="18"/>
+                <w:szCs w:val="18"/>
+              </w:rPr>
+              <w:t xml:space="preserve">–  A 100 m sprinter at the Nyayo National Stadium runs north, then east — arriving at a different point than a sprinter who ran the same distances in the opposite order (east then north), provoking curiosity about vector paths and whether order matters (it does not for displacement — reinforcing commutativity of vector addition)</w:t>
+            </w:r>
+          </w:p>
+          <w:p>
+            <w:pPr>
+              <w:spacing w:after="30" w:before="0"/>
+              <w:ind w:left="360" w:hanging="180"/>
+              <w:jc w:val="left"/>
+            </w:pPr>
+            <w:r>
+              <w:rPr>
+                <w:rFonts w:ascii="Arial" w:cs="Arial" w:eastAsia="Arial" w:hAnsi="Arial"/>
+                <w:b w:val="false"/>
+                <w:bCs w:val="false"/>
+                <w:i w:val="false"/>
+                <w:iCs w:val="false"/>
+                <w:color w:val="000000"/>
+                <w:sz w:val="18"/>
+                <w:szCs w:val="18"/>
+              </w:rPr>
+              <w:t xml:space="preserve">–  A drone used for crop surveillance in a Kericho tea estate flies with a velocity vector that combines its own engine thrust and the wind vector — the farmer on the ground observes the drone drifting off its planned path, connecting to resultant vectors and scalar multiplication for course correction</w:t>
+            </w:r>
+          </w:p>
+        </w:tc>
+      </w:tr>
+    </w:tbl>
+    <w:p>
+      <w:pPr>
+        <w:spacing w:after="120"/>
+      </w:pPr>
+      <w:r>
+        <w:t xml:space="preserve"/>
       </w:r>
     </w:p>
     <w:p>
@@ -150,7 +2771,7 @@
         </w:rPr>
         <w:t xml:space="preserve">© 2026 SeaVuria and ARES. This work is licensed under a </w:t>
       </w:r>
-      <w:hyperlink w:history="1" r:id="rIdyb4_2v2rf2wj3zdoktljy">
+      <w:hyperlink w:history="1" r:id="rIdr4sxhmqgil2qwpzcy1gmd">
         <w:r>
           <w:rPr>
             <w:rFonts w:ascii="Arial" w:cs="Arial" w:eastAsia="Arial" w:hAnsi="Arial"/>
@@ -170,7 +2791,7 @@
         </w:rPr>
         <w:t xml:space="preserve"> (</w:t>
       </w:r>
-      <w:hyperlink w:history="1" r:id="rIdz28akynblauh_nh8y8_ty">
+      <w:hyperlink w:history="1" r:id="rIdvayzitir0xjpbohrf5d13">
         <w:r>
           <w:rPr>
             <w:rFonts w:ascii="Arial" w:cs="Arial" w:eastAsia="Arial" w:hAnsi="Arial"/>
@@ -190,7 +2811,7 @@
         </w:rPr>
         <w:t xml:space="preserve">). To view a copy of this license, visit </w:t>
       </w:r>
-      <w:hyperlink w:history="1" r:id="rIdhkgztmbdb13ukmpvudxlc">
+      <w:hyperlink w:history="1" r:id="rId2-m3hczjrbcr5egcsn9aq">
         <w:r>
           <w:rPr>
             <w:rFonts w:ascii="Arial" w:cs="Arial" w:eastAsia="Arial" w:hAnsi="Arial"/>
@@ -209,2627 +2830,6 @@
           <w:szCs w:val="17"/>
         </w:rPr>
         <w:t xml:space="preserve">. You are free to copy, redistribute, and adapt this material in any medium or format, provided appropriate credit is given and the material is not used for commercial purposes. KICD learning outcomes and curriculum designations reproduced here for alignment purposes remain the property of KICD and are not covered by this license. Linked external resources (e.g. CK-12, Khan Academy, PhET) are subject to their own licenses.</w:t>
-      </w:r>
-    </w:p>
-    <w:p>
-      <w:pPr>
-        <w:spacing w:after="120"/>
-      </w:pPr>
-      <w:r>
-        <w:t xml:space="preserve"/>
-      </w:r>
-    </w:p>
-    <w:tbl>
-      <w:tblPr>
-        <w:tblW w:type="dxa" w:w="13680"/>
-        <w:tblBorders>
-          <w:top w:val="single" w:color="AAAAAA" w:sz="4"/>
-          <w:left w:val="single" w:color="AAAAAA" w:sz="4"/>
-          <w:bottom w:val="single" w:color="AAAAAA" w:sz="4"/>
-          <w:right w:val="single" w:color="AAAAAA" w:sz="4"/>
-          <w:insideH w:val="single" w:color="auto" w:sz="4"/>
-          <w:insideV w:val="single" w:color="auto" w:sz="4"/>
-        </w:tblBorders>
-        <w:tblLayout w:type="fixed"/>
-      </w:tblPr>
-      <w:tblGrid>
-        <w:gridCol w:w="3000"/>
-        <w:gridCol w:w="10680"/>
-      </w:tblGrid>
-      <w:tr>
-        <w:tc>
-          <w:tcPr>
-            <w:tcW w:type="dxa" w:w="13680"/>
-            <w:gridSpan w:val="2"/>
-            <w:shd w:fill="1F3864" w:color="auto" w:val="clear"/>
-            <w:tcMar>
-              <w:top w:type="dxa" w:w="60"/>
-              <w:left w:type="dxa" w:w="120"/>
-              <w:bottom w:type="dxa" w:w="60"/>
-              <w:right w:type="dxa" w:w="120"/>
-            </w:tcMar>
-            <w:vAlign w:val="top"/>
-          </w:tcPr>
-          <w:p>
-            <w:pPr>
-              <w:spacing w:after="40" w:before="0"/>
-              <w:jc w:val="center"/>
-            </w:pPr>
-            <w:r>
-              <w:rPr>
-                <w:rFonts w:ascii="Arial" w:cs="Arial" w:eastAsia="Arial" w:hAnsi="Arial"/>
-                <w:b/>
-                <w:bCs/>
-                <w:i w:val="false"/>
-                <w:iCs w:val="false"/>
-                <w:color w:val="FFFFFF"/>
-                <w:sz w:val="22"/>
-                <w:szCs w:val="22"/>
-              </w:rPr>
-              <w:t xml:space="preserve">SUB-STRAND OVERVIEW</w:t>
-            </w:r>
-          </w:p>
-        </w:tc>
-      </w:tr>
-      <w:tr>
-        <w:tc>
-          <w:tcPr>
-            <w:tcW w:type="dxa" w:w="3000"/>
-            <w:shd w:fill="D5E8F0" w:color="auto" w:val="clear"/>
-            <w:tcMar>
-              <w:top w:type="dxa" w:w="60"/>
-              <w:left w:type="dxa" w:w="120"/>
-              <w:bottom w:type="dxa" w:w="60"/>
-              <w:right w:type="dxa" w:w="120"/>
-            </w:tcMar>
-            <w:vAlign w:val="top"/>
-          </w:tcPr>
-          <w:p>
-            <w:pPr>
-              <w:spacing w:after="40" w:before="0"/>
-              <w:jc w:val="left"/>
-            </w:pPr>
-            <w:r>
-              <w:rPr>
-                <w:rFonts w:ascii="Arial" w:cs="Arial" w:eastAsia="Arial" w:hAnsi="Arial"/>
-                <w:b/>
-                <w:bCs/>
-                <w:i w:val="false"/>
-                <w:iCs w:val="false"/>
-                <w:color w:val="000000"/>
-                <w:sz w:val="18"/>
-                <w:szCs w:val="18"/>
-              </w:rPr>
-              <w:t xml:space="preserve">Grade Level</w:t>
-            </w:r>
-          </w:p>
-        </w:tc>
-        <w:tc>
-          <w:tcPr>
-            <w:tcW w:type="dxa" w:w="10680"/>
-            <w:shd w:fill="FFFFFF" w:color="auto" w:val="clear"/>
-            <w:tcMar>
-              <w:top w:type="dxa" w:w="60"/>
-              <w:left w:type="dxa" w:w="120"/>
-              <w:bottom w:type="dxa" w:w="60"/>
-              <w:right w:type="dxa" w:w="120"/>
-            </w:tcMar>
-            <w:vAlign w:val="top"/>
-          </w:tcPr>
-          <w:p>
-            <w:pPr>
-              <w:spacing w:after="40" w:before="0"/>
-              <w:jc w:val="left"/>
-            </w:pPr>
-            <w:r>
-              <w:rPr>
-                <w:rFonts w:ascii="Arial" w:cs="Arial" w:eastAsia="Arial" w:hAnsi="Arial"/>
-                <w:b w:val="false"/>
-                <w:bCs w:val="false"/>
-                <w:i w:val="false"/>
-                <w:iCs w:val="false"/>
-                <w:color w:val="000000"/>
-                <w:sz w:val="18"/>
-                <w:szCs w:val="18"/>
-              </w:rPr>
-              <w:t xml:space="preserve">10</w:t>
-            </w:r>
-          </w:p>
-        </w:tc>
-      </w:tr>
-      <w:tr>
-        <w:tc>
-          <w:tcPr>
-            <w:tcW w:type="dxa" w:w="3000"/>
-            <w:shd w:fill="D5E8F0" w:color="auto" w:val="clear"/>
-            <w:tcMar>
-              <w:top w:type="dxa" w:w="60"/>
-              <w:left w:type="dxa" w:w="120"/>
-              <w:bottom w:type="dxa" w:w="60"/>
-              <w:right w:type="dxa" w:w="120"/>
-            </w:tcMar>
-            <w:vAlign w:val="top"/>
-          </w:tcPr>
-          <w:p>
-            <w:pPr>
-              <w:spacing w:after="40" w:before="0"/>
-              <w:jc w:val="left"/>
-            </w:pPr>
-            <w:r>
-              <w:rPr>
-                <w:rFonts w:ascii="Arial" w:cs="Arial" w:eastAsia="Arial" w:hAnsi="Arial"/>
-                <w:b/>
-                <w:bCs/>
-                <w:i w:val="false"/>
-                <w:iCs w:val="false"/>
-                <w:color w:val="000000"/>
-                <w:sz w:val="18"/>
-                <w:szCs w:val="18"/>
-              </w:rPr>
-              <w:t xml:space="preserve">Subject</w:t>
-            </w:r>
-          </w:p>
-        </w:tc>
-        <w:tc>
-          <w:tcPr>
-            <w:tcW w:type="dxa" w:w="10680"/>
-            <w:shd w:fill="FFFFFF" w:color="auto" w:val="clear"/>
-            <w:tcMar>
-              <w:top w:type="dxa" w:w="60"/>
-              <w:left w:type="dxa" w:w="120"/>
-              <w:bottom w:type="dxa" w:w="60"/>
-              <w:right w:type="dxa" w:w="120"/>
-            </w:tcMar>
-            <w:vAlign w:val="top"/>
-          </w:tcPr>
-          <w:p>
-            <w:pPr>
-              <w:spacing w:after="40" w:before="0"/>
-              <w:jc w:val="left"/>
-            </w:pPr>
-            <w:r>
-              <w:rPr>
-                <w:rFonts w:ascii="Arial" w:cs="Arial" w:eastAsia="Arial" w:hAnsi="Arial"/>
-                <w:b w:val="false"/>
-                <w:bCs w:val="false"/>
-                <w:i w:val="false"/>
-                <w:iCs w:val="false"/>
-                <w:color w:val="000000"/>
-                <w:sz w:val="18"/>
-                <w:szCs w:val="18"/>
-              </w:rPr>
-              <w:t xml:space="preserve">Mathematics</w:t>
-            </w:r>
-          </w:p>
-        </w:tc>
-      </w:tr>
-      <w:tr>
-        <w:tc>
-          <w:tcPr>
-            <w:tcW w:type="dxa" w:w="3000"/>
-            <w:shd w:fill="D5E8F0" w:color="auto" w:val="clear"/>
-            <w:tcMar>
-              <w:top w:type="dxa" w:w="60"/>
-              <w:left w:type="dxa" w:w="120"/>
-              <w:bottom w:type="dxa" w:w="60"/>
-              <w:right w:type="dxa" w:w="120"/>
-            </w:tcMar>
-            <w:vAlign w:val="top"/>
-          </w:tcPr>
-          <w:p>
-            <w:pPr>
-              <w:spacing w:after="40" w:before="0"/>
-              <w:jc w:val="left"/>
-            </w:pPr>
-            <w:r>
-              <w:rPr>
-                <w:rFonts w:ascii="Arial" w:cs="Arial" w:eastAsia="Arial" w:hAnsi="Arial"/>
-                <w:b/>
-                <w:bCs/>
-                <w:i w:val="false"/>
-                <w:iCs w:val="false"/>
-                <w:color w:val="000000"/>
-                <w:sz w:val="18"/>
-                <w:szCs w:val="18"/>
-              </w:rPr>
-              <w:t xml:space="preserve">Strand</w:t>
-            </w:r>
-          </w:p>
-        </w:tc>
-        <w:tc>
-          <w:tcPr>
-            <w:tcW w:type="dxa" w:w="10680"/>
-            <w:shd w:fill="FFFFFF" w:color="auto" w:val="clear"/>
-            <w:tcMar>
-              <w:top w:type="dxa" w:w="60"/>
-              <w:left w:type="dxa" w:w="120"/>
-              <w:bottom w:type="dxa" w:w="60"/>
-              <w:right w:type="dxa" w:w="120"/>
-            </w:tcMar>
-            <w:vAlign w:val="top"/>
-          </w:tcPr>
-          <w:p>
-            <w:pPr>
-              <w:spacing w:after="40" w:before="0"/>
-              <w:jc w:val="left"/>
-            </w:pPr>
-            <w:r>
-              <w:rPr>
-                <w:rFonts w:ascii="Arial" w:cs="Arial" w:eastAsia="Arial" w:hAnsi="Arial"/>
-                <w:b w:val="false"/>
-                <w:bCs w:val="false"/>
-                <w:i w:val="false"/>
-                <w:iCs w:val="false"/>
-                <w:color w:val="000000"/>
-                <w:sz w:val="18"/>
-                <w:szCs w:val="18"/>
-              </w:rPr>
-              <w:t xml:space="preserve">Strand 3.0: Geometry</w:t>
-            </w:r>
-          </w:p>
-        </w:tc>
-      </w:tr>
-      <w:tr>
-        <w:tc>
-          <w:tcPr>
-            <w:tcW w:type="dxa" w:w="3000"/>
-            <w:shd w:fill="D5E8F0" w:color="auto" w:val="clear"/>
-            <w:tcMar>
-              <w:top w:type="dxa" w:w="60"/>
-              <w:left w:type="dxa" w:w="120"/>
-              <w:bottom w:type="dxa" w:w="60"/>
-              <w:right w:type="dxa" w:w="120"/>
-            </w:tcMar>
-            <w:vAlign w:val="top"/>
-          </w:tcPr>
-          <w:p>
-            <w:pPr>
-              <w:spacing w:after="40" w:before="0"/>
-              <w:jc w:val="left"/>
-            </w:pPr>
-            <w:r>
-              <w:rPr>
-                <w:rFonts w:ascii="Arial" w:cs="Arial" w:eastAsia="Arial" w:hAnsi="Arial"/>
-                <w:b/>
-                <w:bCs/>
-                <w:i w:val="false"/>
-                <w:iCs w:val="false"/>
-                <w:color w:val="000000"/>
-                <w:sz w:val="18"/>
-                <w:szCs w:val="18"/>
-              </w:rPr>
-              <w:t xml:space="preserve">Sub-Strand</w:t>
-            </w:r>
-          </w:p>
-        </w:tc>
-        <w:tc>
-          <w:tcPr>
-            <w:tcW w:type="dxa" w:w="10680"/>
-            <w:shd w:fill="FFFFFF" w:color="auto" w:val="clear"/>
-            <w:tcMar>
-              <w:top w:type="dxa" w:w="60"/>
-              <w:left w:type="dxa" w:w="120"/>
-              <w:bottom w:type="dxa" w:w="60"/>
-              <w:right w:type="dxa" w:w="120"/>
-            </w:tcMar>
-            <w:vAlign w:val="top"/>
-          </w:tcPr>
-          <w:p>
-            <w:pPr>
-              <w:spacing w:after="40" w:before="0"/>
-              <w:jc w:val="left"/>
-            </w:pPr>
-            <w:r>
-              <w:rPr>
-                <w:rFonts w:ascii="Arial" w:cs="Arial" w:eastAsia="Arial" w:hAnsi="Arial"/>
-                <w:b w:val="false"/>
-                <w:bCs w:val="false"/>
-                <w:i w:val="false"/>
-                <w:iCs w:val="false"/>
-                <w:color w:val="000000"/>
-                <w:sz w:val="18"/>
-                <w:szCs w:val="18"/>
-              </w:rPr>
-              <w:t xml:space="preserve">Sub-Strand 3.3: Vectors I</w:t>
-            </w:r>
-          </w:p>
-        </w:tc>
-      </w:tr>
-      <w:tr>
-        <w:tc>
-          <w:tcPr>
-            <w:tcW w:type="dxa" w:w="3000"/>
-            <w:shd w:fill="D5E8F0" w:color="auto" w:val="clear"/>
-            <w:tcMar>
-              <w:top w:type="dxa" w:w="60"/>
-              <w:left w:type="dxa" w:w="120"/>
-              <w:bottom w:type="dxa" w:w="60"/>
-              <w:right w:type="dxa" w:w="120"/>
-            </w:tcMar>
-            <w:vAlign w:val="top"/>
-          </w:tcPr>
-          <w:p>
-            <w:pPr>
-              <w:spacing w:after="40" w:before="0"/>
-              <w:jc w:val="left"/>
-            </w:pPr>
-            <w:r>
-              <w:rPr>
-                <w:rFonts w:ascii="Arial" w:cs="Arial" w:eastAsia="Arial" w:hAnsi="Arial"/>
-                <w:b/>
-                <w:bCs/>
-                <w:i w:val="false"/>
-                <w:iCs w:val="false"/>
-                <w:color w:val="000000"/>
-                <w:sz w:val="18"/>
-                <w:szCs w:val="18"/>
-              </w:rPr>
-              <w:t xml:space="preserve">Total Duration</w:t>
-            </w:r>
-          </w:p>
-        </w:tc>
-        <w:tc>
-          <w:tcPr>
-            <w:tcW w:type="dxa" w:w="10680"/>
-            <w:shd w:fill="FFFFFF" w:color="auto" w:val="clear"/>
-            <w:tcMar>
-              <w:top w:type="dxa" w:w="60"/>
-              <w:left w:type="dxa" w:w="120"/>
-              <w:bottom w:type="dxa" w:w="60"/>
-              <w:right w:type="dxa" w:w="120"/>
-            </w:tcMar>
-            <w:vAlign w:val="top"/>
-          </w:tcPr>
-          <w:p>
-            <w:pPr>
-              <w:spacing w:after="40" w:before="0"/>
-              <w:jc w:val="left"/>
-            </w:pPr>
-            <w:r>
-              <w:rPr>
-                <w:rFonts w:ascii="Arial" w:cs="Arial" w:eastAsia="Arial" w:hAnsi="Arial"/>
-                <w:b w:val="false"/>
-                <w:bCs w:val="false"/>
-                <w:i w:val="false"/>
-                <w:iCs w:val="false"/>
-                <w:color w:val="000000"/>
-                <w:sz w:val="18"/>
-                <w:szCs w:val="18"/>
-              </w:rPr>
-              <w:t xml:space="preserve">8 lessons × 40 minutes = 320 minutes total</w:t>
-            </w:r>
-          </w:p>
-        </w:tc>
-      </w:tr>
-      <w:tr>
-        <w:tc>
-          <w:tcPr>
-            <w:tcW w:type="dxa" w:w="3000"/>
-            <w:shd w:fill="D5E8F0" w:color="auto" w:val="clear"/>
-            <w:tcMar>
-              <w:top w:type="dxa" w:w="60"/>
-              <w:left w:type="dxa" w:w="120"/>
-              <w:bottom w:type="dxa" w:w="60"/>
-              <w:right w:type="dxa" w:w="120"/>
-            </w:tcMar>
-            <w:vAlign w:val="top"/>
-          </w:tcPr>
-          <w:p>
-            <w:pPr>
-              <w:spacing w:after="40" w:before="0"/>
-              <w:jc w:val="left"/>
-            </w:pPr>
-            <w:r>
-              <w:rPr>
-                <w:rFonts w:ascii="Arial" w:cs="Arial" w:eastAsia="Arial" w:hAnsi="Arial"/>
-                <w:b/>
-                <w:bCs/>
-                <w:i w:val="false"/>
-                <w:iCs w:val="false"/>
-                <w:color w:val="000000"/>
-                <w:sz w:val="18"/>
-                <w:szCs w:val="18"/>
-              </w:rPr>
-              <w:t xml:space="preserve">Sub-Strand Content</w:t>
-            </w:r>
-          </w:p>
-        </w:tc>
-        <w:tc>
-          <w:tcPr>
-            <w:tcW w:type="dxa" w:w="10680"/>
-            <w:shd w:fill="FFFFFF" w:color="auto" w:val="clear"/>
-            <w:tcMar>
-              <w:top w:type="dxa" w:w="60"/>
-              <w:left w:type="dxa" w:w="120"/>
-              <w:bottom w:type="dxa" w:w="60"/>
-              <w:right w:type="dxa" w:w="120"/>
-            </w:tcMar>
-            <w:vAlign w:val="top"/>
-          </w:tcPr>
-          <w:p>
-            <w:pPr>
-              <w:spacing w:after="30" w:before="0"/>
-              <w:ind w:left="360" w:hanging="180"/>
-              <w:jc w:val="left"/>
-            </w:pPr>
-            <w:r>
-              <w:rPr>
-                <w:rFonts w:ascii="Arial" w:cs="Arial" w:eastAsia="Arial" w:hAnsi="Arial"/>
-                <w:b w:val="false"/>
-                <w:bCs w:val="false"/>
-                <w:i w:val="false"/>
-                <w:iCs w:val="false"/>
-                <w:color w:val="000000"/>
-                <w:sz w:val="18"/>
-                <w:szCs w:val="18"/>
-              </w:rPr>
-              <w:t xml:space="preserve">–  Definition of a vector and distinction between scalar and vector quantities</w:t>
-            </w:r>
-          </w:p>
-          <w:p>
-            <w:pPr>
-              <w:spacing w:after="30" w:before="0"/>
-              <w:ind w:left="360" w:hanging="180"/>
-              <w:jc w:val="left"/>
-            </w:pPr>
-            <w:r>
-              <w:rPr>
-                <w:rFonts w:ascii="Arial" w:cs="Arial" w:eastAsia="Arial" w:hAnsi="Arial"/>
-                <w:b w:val="false"/>
-                <w:bCs w:val="false"/>
-                <w:i w:val="false"/>
-                <w:iCs w:val="false"/>
-                <w:color w:val="000000"/>
-                <w:sz w:val="18"/>
-                <w:szCs w:val="18"/>
-              </w:rPr>
-              <w:t xml:space="preserve">–  Representation of vectors: column vectors, position vectors, and directed line segments</w:t>
-            </w:r>
-          </w:p>
-          <w:p>
-            <w:pPr>
-              <w:spacing w:after="30" w:before="0"/>
-              <w:ind w:left="360" w:hanging="180"/>
-              <w:jc w:val="left"/>
-            </w:pPr>
-            <w:r>
-              <w:rPr>
-                <w:rFonts w:ascii="Arial" w:cs="Arial" w:eastAsia="Arial" w:hAnsi="Arial"/>
-                <w:b w:val="false"/>
-                <w:bCs w:val="false"/>
-                <w:i w:val="false"/>
-                <w:iCs w:val="false"/>
-                <w:color w:val="000000"/>
-                <w:sz w:val="18"/>
-                <w:szCs w:val="18"/>
-              </w:rPr>
-              <w:t xml:space="preserve">–  Magnitude (modulus) of a vector and its calculation</w:t>
-            </w:r>
-          </w:p>
-          <w:p>
-            <w:pPr>
-              <w:spacing w:after="30" w:before="0"/>
-              <w:ind w:left="360" w:hanging="180"/>
-              <w:jc w:val="left"/>
-            </w:pPr>
-            <w:r>
-              <w:rPr>
-                <w:rFonts w:ascii="Arial" w:cs="Arial" w:eastAsia="Arial" w:hAnsi="Arial"/>
-                <w:b w:val="false"/>
-                <w:bCs w:val="false"/>
-                <w:i w:val="false"/>
-                <w:iCs w:val="false"/>
-                <w:color w:val="000000"/>
-                <w:sz w:val="18"/>
-                <w:szCs w:val="18"/>
-              </w:rPr>
-              <w:t xml:space="preserve">–  Addition and subtraction of vectors geometrically and algebraically</w:t>
-            </w:r>
-          </w:p>
-          <w:p>
-            <w:pPr>
-              <w:spacing w:after="30" w:before="0"/>
-              <w:ind w:left="360" w:hanging="180"/>
-              <w:jc w:val="left"/>
-            </w:pPr>
-            <w:r>
-              <w:rPr>
-                <w:rFonts w:ascii="Arial" w:cs="Arial" w:eastAsia="Arial" w:hAnsi="Arial"/>
-                <w:b w:val="false"/>
-                <w:bCs w:val="false"/>
-                <w:i w:val="false"/>
-                <w:iCs w:val="false"/>
-                <w:color w:val="000000"/>
-                <w:sz w:val="18"/>
-                <w:szCs w:val="18"/>
-              </w:rPr>
-              <w:t xml:space="preserve">–  Multiplication of a vector by a scalar</w:t>
-            </w:r>
-          </w:p>
-          <w:p>
-            <w:pPr>
-              <w:spacing w:after="30" w:before="0"/>
-              <w:ind w:left="360" w:hanging="180"/>
-              <w:jc w:val="left"/>
-            </w:pPr>
-            <w:r>
-              <w:rPr>
-                <w:rFonts w:ascii="Arial" w:cs="Arial" w:eastAsia="Arial" w:hAnsi="Arial"/>
-                <w:b w:val="false"/>
-                <w:bCs w:val="false"/>
-                <w:i w:val="false"/>
-                <w:iCs w:val="false"/>
-                <w:color w:val="000000"/>
-                <w:sz w:val="18"/>
-                <w:szCs w:val="18"/>
-              </w:rPr>
-              <w:t xml:space="preserve">–  The zero vector and negative of a vector</w:t>
-            </w:r>
-          </w:p>
-          <w:p>
-            <w:pPr>
-              <w:spacing w:after="30" w:before="0"/>
-              <w:ind w:left="360" w:hanging="180"/>
-              <w:jc w:val="left"/>
-            </w:pPr>
-            <w:r>
-              <w:rPr>
-                <w:rFonts w:ascii="Arial" w:cs="Arial" w:eastAsia="Arial" w:hAnsi="Arial"/>
-                <w:b w:val="false"/>
-                <w:bCs w:val="false"/>
-                <w:i w:val="false"/>
-                <w:iCs w:val="false"/>
-                <w:color w:val="000000"/>
-                <w:sz w:val="18"/>
-                <w:szCs w:val="18"/>
-              </w:rPr>
-              <w:t xml:space="preserve">–  Parallel vectors and collinear points</w:t>
-            </w:r>
-          </w:p>
-          <w:p>
-            <w:pPr>
-              <w:spacing w:after="30" w:before="0"/>
-              <w:ind w:left="360" w:hanging="180"/>
-              <w:jc w:val="left"/>
-            </w:pPr>
-            <w:r>
-              <w:rPr>
-                <w:rFonts w:ascii="Arial" w:cs="Arial" w:eastAsia="Arial" w:hAnsi="Arial"/>
-                <w:b w:val="false"/>
-                <w:bCs w:val="false"/>
-                <w:i w:val="false"/>
-                <w:iCs w:val="false"/>
-                <w:color w:val="000000"/>
-                <w:sz w:val="18"/>
-                <w:szCs w:val="18"/>
-              </w:rPr>
-              <w:t xml:space="preserve">–  Translation vectors and their application in the coordinate plane</w:t>
-            </w:r>
-          </w:p>
-          <w:p>
-            <w:pPr>
-              <w:spacing w:after="30" w:before="0"/>
-              <w:ind w:left="360" w:hanging="180"/>
-              <w:jc w:val="left"/>
-            </w:pPr>
-            <w:r>
-              <w:rPr>
-                <w:rFonts w:ascii="Arial" w:cs="Arial" w:eastAsia="Arial" w:hAnsi="Arial"/>
-                <w:b w:val="false"/>
-                <w:bCs w:val="false"/>
-                <w:i w:val="false"/>
-                <w:iCs w:val="false"/>
-                <w:color w:val="000000"/>
-                <w:sz w:val="18"/>
-                <w:szCs w:val="18"/>
-              </w:rPr>
-              <w:t xml:space="preserve">–  Mid-point of a vector and section formula</w:t>
-            </w:r>
-          </w:p>
-          <w:p>
-            <w:pPr>
-              <w:spacing w:after="30" w:before="0"/>
-              <w:ind w:left="360" w:hanging="180"/>
-              <w:jc w:val="left"/>
-            </w:pPr>
-            <w:r>
-              <w:rPr>
-                <w:rFonts w:ascii="Arial" w:cs="Arial" w:eastAsia="Arial" w:hAnsi="Arial"/>
-                <w:b w:val="false"/>
-                <w:bCs w:val="false"/>
-                <w:i w:val="false"/>
-                <w:iCs w:val="false"/>
-                <w:color w:val="000000"/>
-                <w:sz w:val="18"/>
-                <w:szCs w:val="18"/>
-              </w:rPr>
-              <w:t xml:space="preserve">–  Expressing vectors in terms of given vectors (vector paths)</w:t>
-            </w:r>
-          </w:p>
-        </w:tc>
-      </w:tr>
-      <w:tr>
-        <w:tc>
-          <w:tcPr>
-            <w:tcW w:type="dxa" w:w="3000"/>
-            <w:shd w:fill="D5E8F0" w:color="auto" w:val="clear"/>
-            <w:tcMar>
-              <w:top w:type="dxa" w:w="60"/>
-              <w:left w:type="dxa" w:w="120"/>
-              <w:bottom w:type="dxa" w:w="60"/>
-              <w:right w:type="dxa" w:w="120"/>
-            </w:tcMar>
-            <w:vAlign w:val="top"/>
-          </w:tcPr>
-          <w:p>
-            <w:pPr>
-              <w:spacing w:after="40" w:before="0"/>
-              <w:jc w:val="left"/>
-            </w:pPr>
-            <w:r>
-              <w:rPr>
-                <w:rFonts w:ascii="Arial" w:cs="Arial" w:eastAsia="Arial" w:hAnsi="Arial"/>
-                <w:b/>
-                <w:bCs/>
-                <w:i w:val="false"/>
-                <w:iCs w:val="false"/>
-                <w:color w:val="000000"/>
-                <w:sz w:val="18"/>
-                <w:szCs w:val="18"/>
-              </w:rPr>
-              <w:t xml:space="preserve">Learning Outcomes</w:t>
-            </w:r>
-          </w:p>
-        </w:tc>
-        <w:tc>
-          <w:tcPr>
-            <w:tcW w:type="dxa" w:w="10680"/>
-            <w:shd w:fill="FFFFFF" w:color="auto" w:val="clear"/>
-            <w:tcMar>
-              <w:top w:type="dxa" w:w="60"/>
-              <w:left w:type="dxa" w:w="120"/>
-              <w:bottom w:type="dxa" w:w="60"/>
-              <w:right w:type="dxa" w:w="120"/>
-            </w:tcMar>
-            <w:vAlign w:val="top"/>
-          </w:tcPr>
-          <w:p>
-            <w:pPr>
-              <w:spacing w:after="40" w:before="0"/>
-              <w:jc w:val="left"/>
-            </w:pPr>
-            <w:r>
-              <w:rPr>
-                <w:rFonts w:ascii="Arial" w:cs="Arial" w:eastAsia="Arial" w:hAnsi="Arial"/>
-                <w:b w:val="false"/>
-                <w:bCs w:val="false"/>
-                <w:i w:val="false"/>
-                <w:iCs w:val="false"/>
-                <w:color w:val="000000"/>
-                <w:sz w:val="18"/>
-                <w:szCs w:val="18"/>
-              </w:rPr>
-              <w:t xml:space="preserve">By the end of the sub-strand, the learner should be able to:</w:t>
-            </w:r>
-          </w:p>
-          <w:p>
-            <w:pPr>
-              <w:spacing w:after="40" w:before="0"/>
-              <w:jc w:val="left"/>
-            </w:pPr>
-            <w:r>
-              <w:rPr>
-                <w:rFonts w:ascii="Arial" w:cs="Arial" w:eastAsia="Arial" w:hAnsi="Arial"/>
-                <w:b w:val="false"/>
-                <w:bCs w:val="false"/>
-                <w:i w:val="false"/>
-                <w:iCs w:val="false"/>
-                <w:color w:val="000000"/>
-                <w:sz w:val="18"/>
-                <w:szCs w:val="18"/>
-              </w:rPr>
-              <w:t xml:space="preserve">a) define a vector and distinguish it from a scalar quantity in real-life Kenyan contexts</w:t>
-            </w:r>
-          </w:p>
-          <w:p>
-            <w:pPr>
-              <w:spacing w:after="40" w:before="0"/>
-              <w:jc w:val="left"/>
-            </w:pPr>
-            <w:r>
-              <w:rPr>
-                <w:rFonts w:ascii="Arial" w:cs="Arial" w:eastAsia="Arial" w:hAnsi="Arial"/>
-                <w:b w:val="false"/>
-                <w:bCs w:val="false"/>
-                <w:i w:val="false"/>
-                <w:iCs w:val="false"/>
-                <w:color w:val="000000"/>
-                <w:sz w:val="18"/>
-                <w:szCs w:val="18"/>
-              </w:rPr>
-              <w:t xml:space="preserve">b) represent vectors as column vectors, position vectors, and directed line segments on a Cartesian plane</w:t>
-            </w:r>
-          </w:p>
-          <w:p>
-            <w:pPr>
-              <w:spacing w:after="40" w:before="0"/>
-              <w:jc w:val="left"/>
-            </w:pPr>
-            <w:r>
-              <w:rPr>
-                <w:rFonts w:ascii="Arial" w:cs="Arial" w:eastAsia="Arial" w:hAnsi="Arial"/>
-                <w:b w:val="false"/>
-                <w:bCs w:val="false"/>
-                <w:i w:val="false"/>
-                <w:iCs w:val="false"/>
-                <w:color w:val="000000"/>
-                <w:sz w:val="18"/>
-                <w:szCs w:val="18"/>
-              </w:rPr>
-              <w:t xml:space="preserve">c) perform addition, subtraction, and scalar multiplication of vectors both geometrically and algebraically</w:t>
-            </w:r>
-          </w:p>
-          <w:p>
-            <w:pPr>
-              <w:spacing w:after="40" w:before="0"/>
-              <w:jc w:val="left"/>
-            </w:pPr>
-            <w:r>
-              <w:rPr>
-                <w:rFonts w:ascii="Arial" w:cs="Arial" w:eastAsia="Arial" w:hAnsi="Arial"/>
-                <w:b w:val="false"/>
-                <w:bCs w:val="false"/>
-                <w:i w:val="false"/>
-                <w:iCs w:val="false"/>
-                <w:color w:val="000000"/>
-                <w:sz w:val="18"/>
-                <w:szCs w:val="18"/>
-              </w:rPr>
-              <w:t xml:space="preserve">d) determine the magnitude of a vector and identify parallel and collinear vectors</w:t>
-            </w:r>
-          </w:p>
-          <w:p>
-            <w:pPr>
-              <w:spacing w:after="40" w:before="0"/>
-              <w:jc w:val="left"/>
-            </w:pPr>
-            <w:r>
-              <w:rPr>
-                <w:rFonts w:ascii="Arial" w:cs="Arial" w:eastAsia="Arial" w:hAnsi="Arial"/>
-                <w:b w:val="false"/>
-                <w:bCs w:val="false"/>
-                <w:i w:val="false"/>
-                <w:iCs w:val="false"/>
-                <w:color w:val="000000"/>
-                <w:sz w:val="18"/>
-                <w:szCs w:val="18"/>
-              </w:rPr>
-              <w:t xml:space="preserve">e) apply vectors to solve problems involving translations, mid-points, and real-life displacement situations such as navigation across Lake Victoria or movement on Kenyan road networks</w:t>
-            </w:r>
-          </w:p>
-        </w:tc>
-      </w:tr>
-      <w:tr>
-        <w:tc>
-          <w:tcPr>
-            <w:tcW w:type="dxa" w:w="3000"/>
-            <w:shd w:fill="D5E8F0" w:color="auto" w:val="clear"/>
-            <w:tcMar>
-              <w:top w:type="dxa" w:w="60"/>
-              <w:left w:type="dxa" w:w="120"/>
-              <w:bottom w:type="dxa" w:w="60"/>
-              <w:right w:type="dxa" w:w="120"/>
-            </w:tcMar>
-            <w:vAlign w:val="top"/>
-          </w:tcPr>
-          <w:p>
-            <w:pPr>
-              <w:spacing w:after="40" w:before="0"/>
-              <w:jc w:val="left"/>
-            </w:pPr>
-            <w:r>
-              <w:rPr>
-                <w:rFonts w:ascii="Arial" w:cs="Arial" w:eastAsia="Arial" w:hAnsi="Arial"/>
-                <w:b/>
-                <w:bCs/>
-                <w:i w:val="false"/>
-                <w:iCs w:val="false"/>
-                <w:color w:val="000000"/>
-                <w:sz w:val="18"/>
-                <w:szCs w:val="18"/>
-              </w:rPr>
-              <w:t xml:space="preserve">Core Competencies</w:t>
-            </w:r>
-          </w:p>
-        </w:tc>
-        <w:tc>
-          <w:tcPr>
-            <w:tcW w:type="dxa" w:w="10680"/>
-            <w:shd w:fill="FFFFFF" w:color="auto" w:val="clear"/>
-            <w:tcMar>
-              <w:top w:type="dxa" w:w="60"/>
-              <w:left w:type="dxa" w:w="120"/>
-              <w:bottom w:type="dxa" w:w="60"/>
-              <w:right w:type="dxa" w:w="120"/>
-            </w:tcMar>
-            <w:vAlign w:val="top"/>
-          </w:tcPr>
-          <w:p>
-            <w:pPr>
-              <w:spacing w:after="30" w:before="0"/>
-              <w:ind w:left="360" w:hanging="180"/>
-              <w:jc w:val="left"/>
-            </w:pPr>
-            <w:r>
-              <w:rPr>
-                <w:rFonts w:ascii="Arial" w:cs="Arial" w:eastAsia="Arial" w:hAnsi="Arial"/>
-                <w:b w:val="false"/>
-                <w:bCs w:val="false"/>
-                <w:i w:val="false"/>
-                <w:iCs w:val="false"/>
-                <w:color w:val="000000"/>
-                <w:sz w:val="18"/>
-                <w:szCs w:val="18"/>
-              </w:rPr>
-              <w:t xml:space="preserve">–  Communication and Collaboration: Learners discuss and justify vector operations in pairs and groups, presenting solutions to peers during class activities and DQB sessions</w:t>
-            </w:r>
-          </w:p>
-          <w:p>
-            <w:pPr>
-              <w:spacing w:after="30" w:before="0"/>
-              <w:ind w:left="360" w:hanging="180"/>
-              <w:jc w:val="left"/>
-            </w:pPr>
-            <w:r>
-              <w:rPr>
-                <w:rFonts w:ascii="Arial" w:cs="Arial" w:eastAsia="Arial" w:hAnsi="Arial"/>
-                <w:b w:val="false"/>
-                <w:bCs w:val="false"/>
-                <w:i w:val="false"/>
-                <w:iCs w:val="false"/>
-                <w:color w:val="000000"/>
-                <w:sz w:val="18"/>
-                <w:szCs w:val="18"/>
-              </w:rPr>
-              <w:t xml:space="preserve">–  Critical Thinking and Problem Solving: Learners analyse vector paths, determine resultant displacements, and identify collinear points by constructing logical, multi-step mathematical arguments</w:t>
-            </w:r>
-          </w:p>
-          <w:p>
-            <w:pPr>
-              <w:spacing w:after="30" w:before="0"/>
-              <w:ind w:left="360" w:hanging="180"/>
-              <w:jc w:val="left"/>
-            </w:pPr>
-            <w:r>
-              <w:rPr>
-                <w:rFonts w:ascii="Arial" w:cs="Arial" w:eastAsia="Arial" w:hAnsi="Arial"/>
-                <w:b w:val="false"/>
-                <w:bCs w:val="false"/>
-                <w:i w:val="false"/>
-                <w:iCs w:val="false"/>
-                <w:color w:val="000000"/>
-                <w:sz w:val="18"/>
-                <w:szCs w:val="18"/>
-              </w:rPr>
-              <w:t xml:space="preserve">–  Creativity and Imagination: Learners design vector diagrams and physical models that represent real-world navigational or structural scenarios such as ferry routes on Lake Victoria</w:t>
-            </w:r>
-          </w:p>
-          <w:p>
-            <w:pPr>
-              <w:spacing w:after="30" w:before="0"/>
-              <w:ind w:left="360" w:hanging="180"/>
-              <w:jc w:val="left"/>
-            </w:pPr>
-            <w:r>
-              <w:rPr>
-                <w:rFonts w:ascii="Arial" w:cs="Arial" w:eastAsia="Arial" w:hAnsi="Arial"/>
-                <w:b w:val="false"/>
-                <w:bCs w:val="false"/>
-                <w:i w:val="false"/>
-                <w:iCs w:val="false"/>
-                <w:color w:val="000000"/>
-                <w:sz w:val="18"/>
-                <w:szCs w:val="18"/>
-              </w:rPr>
-              <w:t xml:space="preserve">–  Digital Literacy: Learners engage with GeoGebra simulations and online resources to visualise vector addition, scalar multiplication, and translations dynamically</w:t>
-            </w:r>
-          </w:p>
-          <w:p>
-            <w:pPr>
-              <w:spacing w:after="30" w:before="0"/>
-              <w:ind w:left="360" w:hanging="180"/>
-              <w:jc w:val="left"/>
-            </w:pPr>
-            <w:r>
-              <w:rPr>
-                <w:rFonts w:ascii="Arial" w:cs="Arial" w:eastAsia="Arial" w:hAnsi="Arial"/>
-                <w:b w:val="false"/>
-                <w:bCs w:val="false"/>
-                <w:i w:val="false"/>
-                <w:iCs w:val="false"/>
-                <w:color w:val="000000"/>
-                <w:sz w:val="18"/>
-                <w:szCs w:val="18"/>
-              </w:rPr>
-              <w:t xml:space="preserve">–  Self-Efficacy: Learners build confidence through progressive problem difficulty, moving from guided examples to independent vector proofs and applied tasks</w:t>
-            </w:r>
-          </w:p>
-          <w:p>
-            <w:pPr>
-              <w:spacing w:after="30" w:before="0"/>
-              <w:ind w:left="360" w:hanging="180"/>
-              <w:jc w:val="left"/>
-            </w:pPr>
-            <w:r>
-              <w:rPr>
-                <w:rFonts w:ascii="Arial" w:cs="Arial" w:eastAsia="Arial" w:hAnsi="Arial"/>
-                <w:b w:val="false"/>
-                <w:bCs w:val="false"/>
-                <w:i w:val="false"/>
-                <w:iCs w:val="false"/>
-                <w:color w:val="000000"/>
-                <w:sz w:val="18"/>
-                <w:szCs w:val="18"/>
-              </w:rPr>
-              <w:t xml:space="preserve">–  Learning to Learn: Learners reflect on misconceptions about direction and magnitude, update their Driving Question Board, and revise cumulative vector models across lessons</w:t>
-            </w:r>
-          </w:p>
-        </w:tc>
-      </w:tr>
-      <w:tr>
-        <w:tc>
-          <w:tcPr>
-            <w:tcW w:type="dxa" w:w="3000"/>
-            <w:shd w:fill="E2EFDA" w:color="auto" w:val="clear"/>
-            <w:tcMar>
-              <w:top w:type="dxa" w:w="60"/>
-              <w:left w:type="dxa" w:w="120"/>
-              <w:bottom w:type="dxa" w:w="60"/>
-              <w:right w:type="dxa" w:w="120"/>
-            </w:tcMar>
-            <w:vAlign w:val="top"/>
-          </w:tcPr>
-          <w:p>
-            <w:pPr>
-              <w:spacing w:after="40" w:before="0"/>
-              <w:jc w:val="left"/>
-            </w:pPr>
-            <w:r>
-              <w:rPr>
-                <w:rFonts w:ascii="Arial" w:cs="Arial" w:eastAsia="Arial" w:hAnsi="Arial"/>
-                <w:b/>
-                <w:bCs/>
-                <w:i w:val="false"/>
-                <w:iCs w:val="false"/>
-                <w:color w:val="000000"/>
-                <w:sz w:val="18"/>
-                <w:szCs w:val="18"/>
-              </w:rPr>
-              <w:t xml:space="preserve">Core Values</w:t>
-            </w:r>
-          </w:p>
-        </w:tc>
-        <w:tc>
-          <w:tcPr>
-            <w:tcW w:type="dxa" w:w="10680"/>
-            <w:shd w:fill="FFFFFF" w:color="auto" w:val="clear"/>
-            <w:tcMar>
-              <w:top w:type="dxa" w:w="60"/>
-              <w:left w:type="dxa" w:w="120"/>
-              <w:bottom w:type="dxa" w:w="60"/>
-              <w:right w:type="dxa" w:w="120"/>
-            </w:tcMar>
-            <w:vAlign w:val="top"/>
-          </w:tcPr>
-          <w:p>
-            <w:pPr>
-              <w:spacing w:after="30" w:before="0"/>
-              <w:ind w:left="360" w:hanging="180"/>
-              <w:jc w:val="left"/>
-            </w:pPr>
-            <w:r>
-              <w:rPr>
-                <w:rFonts w:ascii="Arial" w:cs="Arial" w:eastAsia="Arial" w:hAnsi="Arial"/>
-                <w:b w:val="false"/>
-                <w:bCs w:val="false"/>
-                <w:i w:val="false"/>
-                <w:iCs w:val="false"/>
-                <w:color w:val="000000"/>
-                <w:sz w:val="18"/>
-                <w:szCs w:val="18"/>
-              </w:rPr>
-              <w:t xml:space="preserve">–  Responsibility: Learners take ownership of their vector model revisions and ensure accuracy in representing real-world displacement problems affecting communities (e.g., ferry navigation safety on Lake Victoria)</w:t>
-            </w:r>
-          </w:p>
-          <w:p>
-            <w:pPr>
-              <w:spacing w:after="30" w:before="0"/>
-              <w:ind w:left="360" w:hanging="180"/>
-              <w:jc w:val="left"/>
-            </w:pPr>
-            <w:r>
-              <w:rPr>
-                <w:rFonts w:ascii="Arial" w:cs="Arial" w:eastAsia="Arial" w:hAnsi="Arial"/>
-                <w:b w:val="false"/>
-                <w:bCs w:val="false"/>
-                <w:i w:val="false"/>
-                <w:iCs w:val="false"/>
-                <w:color w:val="000000"/>
-                <w:sz w:val="18"/>
-                <w:szCs w:val="18"/>
-              </w:rPr>
-              <w:t xml:space="preserve">–  Respect: Learners appreciate diverse approaches to vector problems during group discussions, listening actively to peers' geometric and algebraic reasoning</w:t>
-            </w:r>
-          </w:p>
-          <w:p>
-            <w:pPr>
-              <w:spacing w:after="30" w:before="0"/>
-              <w:ind w:left="360" w:hanging="180"/>
-              <w:jc w:val="left"/>
-            </w:pPr>
-            <w:r>
-              <w:rPr>
-                <w:rFonts w:ascii="Arial" w:cs="Arial" w:eastAsia="Arial" w:hAnsi="Arial"/>
-                <w:b w:val="false"/>
-                <w:bCs w:val="false"/>
-                <w:i w:val="false"/>
-                <w:iCs w:val="false"/>
-                <w:color w:val="000000"/>
-                <w:sz w:val="18"/>
-                <w:szCs w:val="18"/>
-              </w:rPr>
-              <w:t xml:space="preserve">–  Unity: Learners collaborate across ability groups to solve vector path problems, reflecting the spirit of teamwork seen in Kenyan community development projects</w:t>
-            </w:r>
-          </w:p>
-          <w:p>
-            <w:pPr>
-              <w:spacing w:after="30" w:before="0"/>
-              <w:ind w:left="360" w:hanging="180"/>
-              <w:jc w:val="left"/>
-            </w:pPr>
-            <w:r>
-              <w:rPr>
-                <w:rFonts w:ascii="Arial" w:cs="Arial" w:eastAsia="Arial" w:hAnsi="Arial"/>
-                <w:b w:val="false"/>
-                <w:bCs w:val="false"/>
-                <w:i w:val="false"/>
-                <w:iCs w:val="false"/>
-                <w:color w:val="000000"/>
-                <w:sz w:val="18"/>
-                <w:szCs w:val="18"/>
-              </w:rPr>
-              <w:t xml:space="preserve">–  Social Justice: Learners connect vector concepts to equitable resource distribution planning (e.g., mapping shortest delivery routes to remote Kenyan counties)</w:t>
-            </w:r>
-          </w:p>
-          <w:p>
-            <w:pPr>
-              <w:spacing w:after="30" w:before="0"/>
-              <w:ind w:left="360" w:hanging="180"/>
-              <w:jc w:val="left"/>
-            </w:pPr>
-            <w:r>
-              <w:rPr>
-                <w:rFonts w:ascii="Arial" w:cs="Arial" w:eastAsia="Arial" w:hAnsi="Arial"/>
-                <w:b w:val="false"/>
-                <w:bCs w:val="false"/>
-                <w:i w:val="false"/>
-                <w:iCs w:val="false"/>
-                <w:color w:val="000000"/>
-                <w:sz w:val="18"/>
-                <w:szCs w:val="18"/>
-              </w:rPr>
-              <w:t xml:space="preserve">–  Integrity: Learners show honest self-assessment during model-building phases, accurately acknowledging errors and correcting their vector diagrams</w:t>
-            </w:r>
-          </w:p>
-        </w:tc>
-      </w:tr>
-      <w:tr>
-        <w:tc>
-          <w:tcPr>
-            <w:tcW w:type="dxa" w:w="3000"/>
-            <w:shd w:fill="D5E8F0" w:color="auto" w:val="clear"/>
-            <w:tcMar>
-              <w:top w:type="dxa" w:w="60"/>
-              <w:left w:type="dxa" w:w="120"/>
-              <w:bottom w:type="dxa" w:w="60"/>
-              <w:right w:type="dxa" w:w="120"/>
-            </w:tcMar>
-            <w:vAlign w:val="top"/>
-          </w:tcPr>
-          <w:p>
-            <w:pPr>
-              <w:spacing w:after="40" w:before="0"/>
-              <w:jc w:val="left"/>
-            </w:pPr>
-            <w:r>
-              <w:rPr>
-                <w:rFonts w:ascii="Arial" w:cs="Arial" w:eastAsia="Arial" w:hAnsi="Arial"/>
-                <w:b/>
-                <w:bCs/>
-                <w:i w:val="false"/>
-                <w:iCs w:val="false"/>
-                <w:color w:val="000000"/>
-                <w:sz w:val="18"/>
-                <w:szCs w:val="18"/>
-              </w:rPr>
-              <w:t xml:space="preserve">Science &amp; Engineering Practices</w:t>
-            </w:r>
-          </w:p>
-        </w:tc>
-        <w:tc>
-          <w:tcPr>
-            <w:tcW w:type="dxa" w:w="10680"/>
-            <w:shd w:fill="FFFFFF" w:color="auto" w:val="clear"/>
-            <w:tcMar>
-              <w:top w:type="dxa" w:w="60"/>
-              <w:left w:type="dxa" w:w="120"/>
-              <w:bottom w:type="dxa" w:w="60"/>
-              <w:right w:type="dxa" w:w="120"/>
-            </w:tcMar>
-            <w:vAlign w:val="top"/>
-          </w:tcPr>
-          <w:p>
-            <w:pPr>
-              <w:spacing w:after="30" w:before="0"/>
-              <w:ind w:left="360" w:hanging="180"/>
-              <w:jc w:val="left"/>
-            </w:pPr>
-            <w:r>
-              <w:rPr>
-                <w:rFonts w:ascii="Arial" w:cs="Arial" w:eastAsia="Arial" w:hAnsi="Arial"/>
-                <w:b w:val="false"/>
-                <w:bCs w:val="false"/>
-                <w:i w:val="false"/>
-                <w:iCs w:val="false"/>
-                <w:color w:val="000000"/>
-                <w:sz w:val="18"/>
-                <w:szCs w:val="18"/>
-              </w:rPr>
-              <w:t xml:space="preserve">–  Asking Questions and Defining Problems: Learners formulate inquiry questions about why direction matters in navigation and sport, anchoring the need for vectors versus scalars</w:t>
-            </w:r>
-          </w:p>
-          <w:p>
-            <w:pPr>
-              <w:spacing w:after="30" w:before="0"/>
-              <w:ind w:left="360" w:hanging="180"/>
-              <w:jc w:val="left"/>
-            </w:pPr>
-            <w:r>
-              <w:rPr>
-                <w:rFonts w:ascii="Arial" w:cs="Arial" w:eastAsia="Arial" w:hAnsi="Arial"/>
-                <w:b w:val="false"/>
-                <w:bCs w:val="false"/>
-                <w:i w:val="false"/>
-                <w:iCs w:val="false"/>
-                <w:color w:val="000000"/>
-                <w:sz w:val="18"/>
-                <w:szCs w:val="18"/>
-              </w:rPr>
-              <w:t xml:space="preserve">–  Developing and Using Models: Learners iteratively build and revise arrow-based vector diagrams and coordinate-plane models to represent displacement scenarios throughout the unit</w:t>
-            </w:r>
-          </w:p>
-          <w:p>
-            <w:pPr>
-              <w:spacing w:after="30" w:before="0"/>
-              <w:ind w:left="360" w:hanging="180"/>
-              <w:jc w:val="left"/>
-            </w:pPr>
-            <w:r>
-              <w:rPr>
-                <w:rFonts w:ascii="Arial" w:cs="Arial" w:eastAsia="Arial" w:hAnsi="Arial"/>
-                <w:b w:val="false"/>
-                <w:bCs w:val="false"/>
-                <w:i w:val="false"/>
-                <w:iCs w:val="false"/>
-                <w:color w:val="000000"/>
-                <w:sz w:val="18"/>
-                <w:szCs w:val="18"/>
-              </w:rPr>
-              <w:t xml:space="preserve">–  Planning and Carrying Out Investigations: Learners measure and record displacement vectors physically (using rulers and protractors on grid paper) to investigate vector addition by the triangle and parallelogram rules</w:t>
-            </w:r>
-          </w:p>
-          <w:p>
-            <w:pPr>
-              <w:spacing w:after="30" w:before="0"/>
-              <w:ind w:left="360" w:hanging="180"/>
-              <w:jc w:val="left"/>
-            </w:pPr>
-            <w:r>
-              <w:rPr>
-                <w:rFonts w:ascii="Arial" w:cs="Arial" w:eastAsia="Arial" w:hAnsi="Arial"/>
-                <w:b w:val="false"/>
-                <w:bCs w:val="false"/>
-                <w:i w:val="false"/>
-                <w:iCs w:val="false"/>
-                <w:color w:val="000000"/>
-                <w:sz w:val="18"/>
-                <w:szCs w:val="18"/>
-              </w:rPr>
-              <w:t xml:space="preserve">–  Analysing and Interpreting Data: Learners compare calculated resultant vectors with measured diagrams, identifying sources of error and verifying algebraic results geometrically</w:t>
-            </w:r>
-          </w:p>
-          <w:p>
-            <w:pPr>
-              <w:spacing w:after="30" w:before="0"/>
-              <w:ind w:left="360" w:hanging="180"/>
-              <w:jc w:val="left"/>
-            </w:pPr>
-            <w:r>
-              <w:rPr>
-                <w:rFonts w:ascii="Arial" w:cs="Arial" w:eastAsia="Arial" w:hAnsi="Arial"/>
-                <w:b w:val="false"/>
-                <w:bCs w:val="false"/>
-                <w:i w:val="false"/>
-                <w:iCs w:val="false"/>
-                <w:color w:val="000000"/>
-                <w:sz w:val="18"/>
-                <w:szCs w:val="18"/>
-              </w:rPr>
-              <w:t xml:space="preserve">–  Using Mathematics and Computational Thinking: Learners apply column vector notation, magnitude formulae, and scalar multiplication systematically to solve multi-step problems</w:t>
-            </w:r>
-          </w:p>
-          <w:p>
-            <w:pPr>
-              <w:spacing w:after="30" w:before="0"/>
-              <w:ind w:left="360" w:hanging="180"/>
-              <w:jc w:val="left"/>
-            </w:pPr>
-            <w:r>
-              <w:rPr>
-                <w:rFonts w:ascii="Arial" w:cs="Arial" w:eastAsia="Arial" w:hAnsi="Arial"/>
-                <w:b w:val="false"/>
-                <w:bCs w:val="false"/>
-                <w:i w:val="false"/>
-                <w:iCs w:val="false"/>
-                <w:color w:val="000000"/>
-                <w:sz w:val="18"/>
-                <w:szCs w:val="18"/>
-              </w:rPr>
-              <w:t xml:space="preserve">–  Constructing Explanations and Designing Solutions: Learners use vector reasoning to explain navigational routes, structural force directions, and mid-point locations in applied Kenyan contexts</w:t>
-            </w:r>
-          </w:p>
-          <w:p>
-            <w:pPr>
-              <w:spacing w:after="30" w:before="0"/>
-              <w:ind w:left="360" w:hanging="180"/>
-              <w:jc w:val="left"/>
-            </w:pPr>
-            <w:r>
-              <w:rPr>
-                <w:rFonts w:ascii="Arial" w:cs="Arial" w:eastAsia="Arial" w:hAnsi="Arial"/>
-                <w:b w:val="false"/>
-                <w:bCs w:val="false"/>
-                <w:i w:val="false"/>
-                <w:iCs w:val="false"/>
-                <w:color w:val="000000"/>
-                <w:sz w:val="18"/>
-                <w:szCs w:val="18"/>
-              </w:rPr>
-              <w:t xml:space="preserve">–  Engaging in Argument from Evidence: Learners justify claims about parallel vectors and collinear points using vector algebra, defending conclusions with mathematical evidence during class debates</w:t>
-            </w:r>
-          </w:p>
-        </w:tc>
-      </w:tr>
-      <w:tr>
-        <w:tc>
-          <w:tcPr>
-            <w:tcW w:type="dxa" w:w="3000"/>
-            <w:shd w:fill="FCE4D6" w:color="auto" w:val="clear"/>
-            <w:tcMar>
-              <w:top w:type="dxa" w:w="60"/>
-              <w:left w:type="dxa" w:w="120"/>
-              <w:bottom w:type="dxa" w:w="60"/>
-              <w:right w:type="dxa" w:w="120"/>
-            </w:tcMar>
-            <w:vAlign w:val="top"/>
-          </w:tcPr>
-          <w:p>
-            <w:pPr>
-              <w:spacing w:after="40" w:before="0"/>
-              <w:jc w:val="left"/>
-            </w:pPr>
-            <w:r>
-              <w:rPr>
-                <w:rFonts w:ascii="Arial" w:cs="Arial" w:eastAsia="Arial" w:hAnsi="Arial"/>
-                <w:b/>
-                <w:bCs/>
-                <w:i w:val="false"/>
-                <w:iCs w:val="false"/>
-                <w:color w:val="000000"/>
-                <w:sz w:val="18"/>
-                <w:szCs w:val="18"/>
-              </w:rPr>
-              <w:t xml:space="preserve">Pertinent &amp; Contemporary Issues (PCIs)</w:t>
-            </w:r>
-          </w:p>
-        </w:tc>
-        <w:tc>
-          <w:tcPr>
-            <w:tcW w:type="dxa" w:w="10680"/>
-            <w:shd w:fill="FFFFFF" w:color="auto" w:val="clear"/>
-            <w:tcMar>
-              <w:top w:type="dxa" w:w="60"/>
-              <w:left w:type="dxa" w:w="120"/>
-              <w:bottom w:type="dxa" w:w="60"/>
-              <w:right w:type="dxa" w:w="120"/>
-            </w:tcMar>
-            <w:vAlign w:val="top"/>
-          </w:tcPr>
-          <w:p>
-            <w:pPr>
-              <w:spacing w:after="30" w:before="0"/>
-              <w:ind w:left="360" w:hanging="180"/>
-              <w:jc w:val="left"/>
-            </w:pPr>
-            <w:r>
-              <w:rPr>
-                <w:rFonts w:ascii="Arial" w:cs="Arial" w:eastAsia="Arial" w:hAnsi="Arial"/>
-                <w:b w:val="false"/>
-                <w:bCs w:val="false"/>
-                <w:i w:val="false"/>
-                <w:iCs w:val="false"/>
-                <w:color w:val="000000"/>
-                <w:sz w:val="18"/>
-                <w:szCs w:val="18"/>
-              </w:rPr>
-              <w:t xml:space="preserve">–  Safety: Learners are reminded to use rulers and compasses carefully during practical vector drawing activities to avoid injury</w:t>
-            </w:r>
-          </w:p>
-          <w:p>
-            <w:pPr>
-              <w:spacing w:after="30" w:before="0"/>
-              <w:ind w:left="360" w:hanging="180"/>
-              <w:jc w:val="left"/>
-            </w:pPr>
-            <w:r>
-              <w:rPr>
-                <w:rFonts w:ascii="Arial" w:cs="Arial" w:eastAsia="Arial" w:hAnsi="Arial"/>
-                <w:b w:val="false"/>
-                <w:bCs w:val="false"/>
-                <w:i w:val="false"/>
-                <w:iCs w:val="false"/>
-                <w:color w:val="000000"/>
-                <w:sz w:val="18"/>
-                <w:szCs w:val="18"/>
-              </w:rPr>
-              <w:t xml:space="preserve">–  Life Skills — Decision Making: Learners apply vector reasoning to make optimal routing decisions, such as the most efficient path for a matatu across Nairobi's road network</w:t>
-            </w:r>
-          </w:p>
-          <w:p>
-            <w:pPr>
-              <w:spacing w:after="30" w:before="0"/>
-              <w:ind w:left="360" w:hanging="180"/>
-              <w:jc w:val="left"/>
-            </w:pPr>
-            <w:r>
-              <w:rPr>
-                <w:rFonts w:ascii="Arial" w:cs="Arial" w:eastAsia="Arial" w:hAnsi="Arial"/>
-                <w:b w:val="false"/>
-                <w:bCs w:val="false"/>
-                <w:i w:val="false"/>
-                <w:iCs w:val="false"/>
-                <w:color w:val="000000"/>
-                <w:sz w:val="18"/>
-                <w:szCs w:val="18"/>
-              </w:rPr>
-              <w:t xml:space="preserve">–  Life Skills — Problem Solving: Learners use vector addition to resolve competing displacement directions, mirroring real decisions faced by pilots, sailors, and engineers in Kenya</w:t>
-            </w:r>
-          </w:p>
-          <w:p>
-            <w:pPr>
-              <w:spacing w:after="30" w:before="0"/>
-              <w:ind w:left="360" w:hanging="180"/>
-              <w:jc w:val="left"/>
-            </w:pPr>
-            <w:r>
-              <w:rPr>
-                <w:rFonts w:ascii="Arial" w:cs="Arial" w:eastAsia="Arial" w:hAnsi="Arial"/>
-                <w:b w:val="false"/>
-                <w:bCs w:val="false"/>
-                <w:i w:val="false"/>
-                <w:iCs w:val="false"/>
-                <w:color w:val="000000"/>
-                <w:sz w:val="18"/>
-                <w:szCs w:val="18"/>
-              </w:rPr>
-              <w:t xml:space="preserve">–  Environmental Education: Learners connect vector displacement to conservation mapping, such as tracking wildlife migration corridors in the Maasai Mara using directional data</w:t>
-            </w:r>
-          </w:p>
-          <w:p>
-            <w:pPr>
-              <w:spacing w:after="30" w:before="0"/>
-              <w:ind w:left="360" w:hanging="180"/>
-              <w:jc w:val="left"/>
-            </w:pPr>
-            <w:r>
-              <w:rPr>
-                <w:rFonts w:ascii="Arial" w:cs="Arial" w:eastAsia="Arial" w:hAnsi="Arial"/>
-                <w:b w:val="false"/>
-                <w:bCs w:val="false"/>
-                <w:i w:val="false"/>
-                <w:iCs w:val="false"/>
-                <w:color w:val="000000"/>
-                <w:sz w:val="18"/>
-                <w:szCs w:val="18"/>
-              </w:rPr>
-              <w:t xml:space="preserve">–  Career Guidance: Learners explore how vectors underpin careers in engineering, aviation, architecture, game development, and geospatial mapping — all growing sectors in Kenya's Vision 2030 economy</w:t>
-            </w:r>
-          </w:p>
-        </w:tc>
-      </w:tr>
-      <w:tr>
-        <w:tc>
-          <w:tcPr>
-            <w:tcW w:type="dxa" w:w="3000"/>
-            <w:shd w:fill="D9EEF1" w:color="auto" w:val="clear"/>
-            <w:tcMar>
-              <w:top w:type="dxa" w:w="60"/>
-              <w:left w:type="dxa" w:w="120"/>
-              <w:bottom w:type="dxa" w:w="60"/>
-              <w:right w:type="dxa" w:w="120"/>
-            </w:tcMar>
-            <w:vAlign w:val="top"/>
-          </w:tcPr>
-          <w:p>
-            <w:pPr>
-              <w:spacing w:after="40" w:before="0"/>
-              <w:jc w:val="left"/>
-            </w:pPr>
-            <w:r>
-              <w:rPr>
-                <w:rFonts w:ascii="Arial" w:cs="Arial" w:eastAsia="Arial" w:hAnsi="Arial"/>
-                <w:b/>
-                <w:bCs/>
-                <w:i w:val="false"/>
-                <w:iCs w:val="false"/>
-                <w:color w:val="000000"/>
-                <w:sz w:val="18"/>
-                <w:szCs w:val="18"/>
-              </w:rPr>
-              <w:t xml:space="preserve">Career Connections</w:t>
-            </w:r>
-          </w:p>
-        </w:tc>
-        <w:tc>
-          <w:tcPr>
-            <w:tcW w:type="dxa" w:w="10680"/>
-            <w:shd w:fill="FFFFFF" w:color="auto" w:val="clear"/>
-            <w:tcMar>
-              <w:top w:type="dxa" w:w="60"/>
-              <w:left w:type="dxa" w:w="120"/>
-              <w:bottom w:type="dxa" w:w="60"/>
-              <w:right w:type="dxa" w:w="120"/>
-            </w:tcMar>
-            <w:vAlign w:val="top"/>
-          </w:tcPr>
-          <w:p>
-            <w:pPr>
-              <w:spacing w:after="30" w:before="0"/>
-              <w:ind w:left="360" w:hanging="180"/>
-              <w:jc w:val="left"/>
-            </w:pPr>
-            <w:r>
-              <w:rPr>
-                <w:rFonts w:ascii="Arial" w:cs="Arial" w:eastAsia="Arial" w:hAnsi="Arial"/>
-                <w:b w:val="false"/>
-                <w:bCs w:val="false"/>
-                <w:i w:val="false"/>
-                <w:iCs w:val="false"/>
-                <w:color w:val="000000"/>
-                <w:sz w:val="18"/>
-                <w:szCs w:val="18"/>
-              </w:rPr>
-              <w:t xml:space="preserve">–  Civil and Structural Engineer: Vectors are used to analyse forces on bridges, buildings, and infrastructure projects such as the Nairobi Expressway</w:t>
-            </w:r>
-          </w:p>
-          <w:p>
-            <w:pPr>
-              <w:spacing w:after="30" w:before="0"/>
-              <w:ind w:left="360" w:hanging="180"/>
-              <w:jc w:val="left"/>
-            </w:pPr>
-            <w:r>
-              <w:rPr>
-                <w:rFonts w:ascii="Arial" w:cs="Arial" w:eastAsia="Arial" w:hAnsi="Arial"/>
-                <w:b w:val="false"/>
-                <w:bCs w:val="false"/>
-                <w:i w:val="false"/>
-                <w:iCs w:val="false"/>
-                <w:color w:val="000000"/>
-                <w:sz w:val="18"/>
-                <w:szCs w:val="18"/>
-              </w:rPr>
-              <w:t xml:space="preserve">–  Pilot and Aviation Professional: Vectors model aircraft velocity, wind correction, and navigation headings for routes across Kenyan airspace</w:t>
-            </w:r>
-          </w:p>
-          <w:p>
-            <w:pPr>
-              <w:spacing w:after="30" w:before="0"/>
-              <w:ind w:left="360" w:hanging="180"/>
-              <w:jc w:val="left"/>
-            </w:pPr>
-            <w:r>
-              <w:rPr>
-                <w:rFonts w:ascii="Arial" w:cs="Arial" w:eastAsia="Arial" w:hAnsi="Arial"/>
-                <w:b w:val="false"/>
-                <w:bCs w:val="false"/>
-                <w:i w:val="false"/>
-                <w:iCs w:val="false"/>
-                <w:color w:val="000000"/>
-                <w:sz w:val="18"/>
-                <w:szCs w:val="18"/>
-              </w:rPr>
-              <w:t xml:space="preserve">–  Marine Navigator / Ferry Operator: Vectors calculate resultant displacement for vessels crossing Lake Victoria between Kisumu, Mfangano, and Mbita</w:t>
-            </w:r>
-          </w:p>
-          <w:p>
-            <w:pPr>
-              <w:spacing w:after="30" w:before="0"/>
-              <w:ind w:left="360" w:hanging="180"/>
-              <w:jc w:val="left"/>
-            </w:pPr>
-            <w:r>
-              <w:rPr>
-                <w:rFonts w:ascii="Arial" w:cs="Arial" w:eastAsia="Arial" w:hAnsi="Arial"/>
-                <w:b w:val="false"/>
-                <w:bCs w:val="false"/>
-                <w:i w:val="false"/>
-                <w:iCs w:val="false"/>
-                <w:color w:val="000000"/>
-                <w:sz w:val="18"/>
-                <w:szCs w:val="18"/>
-              </w:rPr>
-              <w:t xml:space="preserve">–  Geospatial Analyst / Surveyor: Vectors represent land boundaries, GPS coordinates, and displacement in mapping projects across Kenya</w:t>
-            </w:r>
-          </w:p>
-          <w:p>
-            <w:pPr>
-              <w:spacing w:after="30" w:before="0"/>
-              <w:ind w:left="360" w:hanging="180"/>
-              <w:jc w:val="left"/>
-            </w:pPr>
-            <w:r>
-              <w:rPr>
-                <w:rFonts w:ascii="Arial" w:cs="Arial" w:eastAsia="Arial" w:hAnsi="Arial"/>
-                <w:b w:val="false"/>
-                <w:bCs w:val="false"/>
-                <w:i w:val="false"/>
-                <w:iCs w:val="false"/>
-                <w:color w:val="000000"/>
-                <w:sz w:val="18"/>
-                <w:szCs w:val="18"/>
-              </w:rPr>
-              <w:t xml:space="preserve">–  Game Designer / Software Developer: Vectors control character movement, physics engines, and camera direction in digital games — a booming field in Nairobi's Silicon Savannah</w:t>
-            </w:r>
-          </w:p>
-          <w:p>
-            <w:pPr>
-              <w:spacing w:after="30" w:before="0"/>
-              <w:ind w:left="360" w:hanging="180"/>
-              <w:jc w:val="left"/>
-            </w:pPr>
-            <w:r>
-              <w:rPr>
-                <w:rFonts w:ascii="Arial" w:cs="Arial" w:eastAsia="Arial" w:hAnsi="Arial"/>
-                <w:b w:val="false"/>
-                <w:bCs w:val="false"/>
-                <w:i w:val="false"/>
-                <w:iCs w:val="false"/>
-                <w:color w:val="000000"/>
-                <w:sz w:val="18"/>
-                <w:szCs w:val="18"/>
-              </w:rPr>
-              <w:t xml:space="preserve">–  Architect and Urban Planner: Vectors describe structural load directions and spatial layouts in housing and city planning projects in Nairobi and Kisumu</w:t>
-            </w:r>
-          </w:p>
-        </w:tc>
-      </w:tr>
-      <w:tr>
-        <w:tc>
-          <w:tcPr>
-            <w:tcW w:type="dxa" w:w="3000"/>
-            <w:shd w:fill="D5E8F0" w:color="auto" w:val="clear"/>
-            <w:tcMar>
-              <w:top w:type="dxa" w:w="60"/>
-              <w:left w:type="dxa" w:w="120"/>
-              <w:bottom w:type="dxa" w:w="60"/>
-              <w:right w:type="dxa" w:w="120"/>
-            </w:tcMar>
-            <w:vAlign w:val="top"/>
-          </w:tcPr>
-          <w:p>
-            <w:pPr>
-              <w:spacing w:after="40" w:before="0"/>
-              <w:jc w:val="left"/>
-            </w:pPr>
-            <w:r>
-              <w:rPr>
-                <w:rFonts w:ascii="Arial" w:cs="Arial" w:eastAsia="Arial" w:hAnsi="Arial"/>
-                <w:b/>
-                <w:bCs/>
-                <w:i w:val="false"/>
-                <w:iCs w:val="false"/>
-                <w:color w:val="000000"/>
-                <w:sz w:val="18"/>
-                <w:szCs w:val="18"/>
-              </w:rPr>
-              <w:t xml:space="preserve">Focus for Lessons</w:t>
-            </w:r>
-          </w:p>
-        </w:tc>
-        <w:tc>
-          <w:tcPr>
-            <w:tcW w:type="dxa" w:w="10680"/>
-            <w:shd w:fill="FFFFFF" w:color="auto" w:val="clear"/>
-            <w:tcMar>
-              <w:top w:type="dxa" w:w="60"/>
-              <w:left w:type="dxa" w:w="120"/>
-              <w:bottom w:type="dxa" w:w="60"/>
-              <w:right w:type="dxa" w:w="120"/>
-            </w:tcMar>
-            <w:vAlign w:val="top"/>
-          </w:tcPr>
-          <w:p>
-            <w:pPr>
-              <w:spacing w:after="40" w:before="0"/>
-              <w:jc w:val="left"/>
-            </w:pPr>
-            <w:r>
-              <w:rPr>
-                <w:rFonts w:ascii="Arial" w:cs="Arial" w:eastAsia="Arial" w:hAnsi="Arial"/>
-                <w:b w:val="false"/>
-                <w:bCs w:val="false"/>
-                <w:i w:val="false"/>
-                <w:iCs w:val="false"/>
-                <w:color w:val="000000"/>
-                <w:sz w:val="18"/>
-                <w:szCs w:val="18"/>
-              </w:rPr>
-              <w:t xml:space="preserve">This unit introduces Grade 10 learners to the foundational concepts of vectors, emphasising the critical distinction between quantities that have magnitude only (scalars) and those that have both magnitude and direction (vectors). Using the anchoring phenomenon of a ferry crossing Lake Victoria — where wind, current, and engine thrust must all be combined to reach the correct destination — learners progressively build understanding of vector representation, operations, and applications. The unit follows a predict–observe–explain–model cycle across 8 lessons, grounding abstract algebraic operations in vivid Kenyan navigational, agricultural, and engineering contexts.</w:t>
-            </w:r>
-          </w:p>
-        </w:tc>
-      </w:tr>
-      <w:tr>
-        <w:tc>
-          <w:tcPr>
-            <w:tcW w:type="dxa" w:w="3000"/>
-            <w:shd w:fill="EAD1F5" w:color="auto" w:val="clear"/>
-            <w:tcMar>
-              <w:top w:type="dxa" w:w="60"/>
-              <w:left w:type="dxa" w:w="120"/>
-              <w:bottom w:type="dxa" w:w="60"/>
-              <w:right w:type="dxa" w:w="120"/>
-            </w:tcMar>
-            <w:vAlign w:val="top"/>
-          </w:tcPr>
-          <w:p>
-            <w:pPr>
-              <w:spacing w:after="40" w:before="0"/>
-              <w:jc w:val="left"/>
-            </w:pPr>
-            <w:r>
-              <w:rPr>
-                <w:rFonts w:ascii="Arial" w:cs="Arial" w:eastAsia="Arial" w:hAnsi="Arial"/>
-                <w:b/>
-                <w:bCs/>
-                <w:i w:val="false"/>
-                <w:iCs w:val="false"/>
-                <w:color w:val="000000"/>
-                <w:sz w:val="18"/>
-                <w:szCs w:val="18"/>
-              </w:rPr>
-              <w:t xml:space="preserve">Driving Question / Key Inquiry Questions</w:t>
-            </w:r>
-          </w:p>
-        </w:tc>
-        <w:tc>
-          <w:tcPr>
-            <w:tcW w:type="dxa" w:w="10680"/>
-            <w:shd w:fill="FFFFFF" w:color="auto" w:val="clear"/>
-            <w:tcMar>
-              <w:top w:type="dxa" w:w="60"/>
-              <w:left w:type="dxa" w:w="120"/>
-              <w:bottom w:type="dxa" w:w="60"/>
-              <w:right w:type="dxa" w:w="120"/>
-            </w:tcMar>
-            <w:vAlign w:val="top"/>
-          </w:tcPr>
-          <w:p>
-            <w:pPr>
-              <w:spacing w:after="40" w:before="0"/>
-              <w:jc w:val="left"/>
-            </w:pPr>
-            <w:r>
-              <w:rPr>
-                <w:rFonts w:ascii="Arial" w:cs="Arial" w:eastAsia="Arial" w:hAnsi="Arial"/>
-                <w:b w:val="false"/>
-                <w:bCs w:val="false"/>
-                <w:i w:val="false"/>
-                <w:iCs w:val="false"/>
-                <w:color w:val="000000"/>
-                <w:sz w:val="18"/>
-                <w:szCs w:val="18"/>
-              </w:rPr>
-              <w:t xml:space="preserve">DRIVING QUESTION: Why did the Kisumu ferry miss Mbita — and how can mathematics give the captain the tools to always reach the right destination, no matter the current or wind?</w:t>
-            </w:r>
-          </w:p>
-          <w:p>
-            <w:pPr>
-              <w:spacing w:after="40" w:before="0"/>
-              <w:jc w:val="left"/>
-            </w:pPr>
-            <w:r>
-              <w:rPr>
-                <w:rFonts w:ascii="Arial" w:cs="Arial" w:eastAsia="Arial" w:hAnsi="Arial"/>
-                <w:b w:val="false"/>
-                <w:bCs w:val="false"/>
-                <w:i w:val="false"/>
-                <w:iCs w:val="false"/>
-                <w:color w:val="000000"/>
-                <w:sz w:val="18"/>
-                <w:szCs w:val="18"/>
-              </w:rPr>
-              <w:t xml:space="preserve"/>
-            </w:r>
-          </w:p>
-          <w:p>
-            <w:pPr>
-              <w:spacing w:after="40" w:before="0"/>
-              <w:jc w:val="left"/>
-            </w:pPr>
-            <w:r>
-              <w:rPr>
-                <w:rFonts w:ascii="Arial" w:cs="Arial" w:eastAsia="Arial" w:hAnsi="Arial"/>
-                <w:b w:val="false"/>
-                <w:bCs w:val="false"/>
-                <w:i w:val="false"/>
-                <w:iCs w:val="false"/>
-                <w:color w:val="000000"/>
-                <w:sz w:val="18"/>
-                <w:szCs w:val="18"/>
-              </w:rPr>
-              <w:t xml:space="preserve">KICD KEY INQUIRY QUESTIONS:</w:t>
-            </w:r>
-          </w:p>
-          <w:p>
-            <w:pPr>
-              <w:spacing w:after="40" w:before="0"/>
-              <w:jc w:val="left"/>
-            </w:pPr>
-            <w:r>
-              <w:rPr>
-                <w:rFonts w:ascii="Arial" w:cs="Arial" w:eastAsia="Arial" w:hAnsi="Arial"/>
-                <w:b w:val="false"/>
-                <w:bCs w:val="false"/>
-                <w:i w:val="false"/>
-                <w:iCs w:val="false"/>
-                <w:color w:val="000000"/>
-                <w:sz w:val="18"/>
-                <w:szCs w:val="18"/>
-              </w:rPr>
-              <w:t xml:space="preserve">1. How do vectors differ from scalars, and why is direction essential in describing some real-world quantities?</w:t>
-            </w:r>
-          </w:p>
-          <w:p>
-            <w:pPr>
-              <w:spacing w:after="40" w:before="0"/>
-              <w:jc w:val="left"/>
-            </w:pPr>
-            <w:r>
-              <w:rPr>
-                <w:rFonts w:ascii="Arial" w:cs="Arial" w:eastAsia="Arial" w:hAnsi="Arial"/>
-                <w:b w:val="false"/>
-                <w:bCs w:val="false"/>
-                <w:i w:val="false"/>
-                <w:iCs w:val="false"/>
-                <w:color w:val="000000"/>
-                <w:sz w:val="18"/>
-                <w:szCs w:val="18"/>
-              </w:rPr>
-              <w:t xml:space="preserve">2. How can vectors be represented, combined, and applied to solve problems involving displacement, navigation, and geometry?</w:t>
-            </w:r>
-          </w:p>
-        </w:tc>
-      </w:tr>
-      <w:tr>
-        <w:tc>
-          <w:tcPr>
-            <w:tcW w:type="dxa" w:w="3000"/>
-            <w:shd w:fill="EAD1F5" w:color="auto" w:val="clear"/>
-            <w:tcMar>
-              <w:top w:type="dxa" w:w="60"/>
-              <w:left w:type="dxa" w:w="120"/>
-              <w:bottom w:type="dxa" w:w="60"/>
-              <w:right w:type="dxa" w:w="120"/>
-            </w:tcMar>
-            <w:vAlign w:val="top"/>
-          </w:tcPr>
-          <w:p>
-            <w:pPr>
-              <w:spacing w:after="40" w:before="0"/>
-              <w:jc w:val="left"/>
-            </w:pPr>
-            <w:r>
-              <w:rPr>
-                <w:rFonts w:ascii="Arial" w:cs="Arial" w:eastAsia="Arial" w:hAnsi="Arial"/>
-                <w:b/>
-                <w:bCs/>
-                <w:i w:val="false"/>
-                <w:iCs w:val="false"/>
-                <w:color w:val="000000"/>
-                <w:sz w:val="18"/>
-                <w:szCs w:val="18"/>
-              </w:rPr>
-              <w:t xml:space="preserve">Anchoring Phenomenon</w:t>
-            </w:r>
-          </w:p>
-        </w:tc>
-        <w:tc>
-          <w:tcPr>
-            <w:tcW w:type="dxa" w:w="10680"/>
-            <w:shd w:fill="FFFFFF" w:color="auto" w:val="clear"/>
-            <w:tcMar>
-              <w:top w:type="dxa" w:w="60"/>
-              <w:left w:type="dxa" w:w="120"/>
-              <w:bottom w:type="dxa" w:w="60"/>
-              <w:right w:type="dxa" w:w="120"/>
-            </w:tcMar>
-            <w:vAlign w:val="top"/>
-          </w:tcPr>
-          <w:p>
-            <w:pPr>
-              <w:spacing w:after="40" w:before="0"/>
-              <w:jc w:val="left"/>
-            </w:pPr>
-            <w:r>
-              <w:rPr>
-                <w:rFonts w:ascii="Arial" w:cs="Arial" w:eastAsia="Arial" w:hAnsi="Arial"/>
-                <w:b w:val="false"/>
-                <w:bCs w:val="false"/>
-                <w:i w:val="false"/>
-                <w:iCs w:val="false"/>
-                <w:color w:val="000000"/>
-                <w:sz w:val="18"/>
-                <w:szCs w:val="18"/>
-              </w:rPr>
-              <w:t xml:space="preserve">ANCHORING PHENOMENON — The Drifting Ferry on Lake Victoria</w:t>
-            </w:r>
-          </w:p>
-          <w:p>
-            <w:pPr>
-              <w:spacing w:after="40" w:before="0"/>
-              <w:jc w:val="left"/>
-            </w:pPr>
-            <w:r>
-              <w:rPr>
-                <w:rFonts w:ascii="Arial" w:cs="Arial" w:eastAsia="Arial" w:hAnsi="Arial"/>
-                <w:b w:val="false"/>
-                <w:bCs w:val="false"/>
-                <w:i w:val="false"/>
-                <w:iCs w:val="false"/>
-                <w:color w:val="000000"/>
-                <w:sz w:val="18"/>
-                <w:szCs w:val="18"/>
-              </w:rPr>
-              <w:t xml:space="preserve"/>
-            </w:r>
-          </w:p>
-          <w:p>
-            <w:pPr>
-              <w:spacing w:after="40" w:before="0"/>
-              <w:jc w:val="left"/>
-            </w:pPr>
-            <w:r>
-              <w:rPr>
-                <w:rFonts w:ascii="Arial" w:cs="Arial" w:eastAsia="Arial" w:hAnsi="Arial"/>
-                <w:b w:val="false"/>
-                <w:bCs w:val="false"/>
-                <w:i w:val="false"/>
-                <w:iCs w:val="false"/>
-                <w:color w:val="000000"/>
-                <w:sz w:val="18"/>
-                <w:szCs w:val="18"/>
-              </w:rPr>
-              <w:t xml:space="preserve">A passenger ferry departs from Kisumu port heading directly east toward Mbita, a straight-line distance of approximately 60 km. The captain sets the engine to push the vessel due east at 20 km/h. However, a strong southward current of 8 km/h is also acting on the ferry at the same time. When the ferry arrives, it has drifted significantly south of Mbita and lands at the wrong point on the shore, causing delay and confusion for hundreds of passengers and traders.</w:t>
-            </w:r>
-          </w:p>
-          <w:p>
-            <w:pPr>
-              <w:spacing w:after="40" w:before="0"/>
-              <w:jc w:val="left"/>
-            </w:pPr>
-            <w:r>
-              <w:rPr>
-                <w:rFonts w:ascii="Arial" w:cs="Arial" w:eastAsia="Arial" w:hAnsi="Arial"/>
-                <w:b w:val="false"/>
-                <w:bCs w:val="false"/>
-                <w:i w:val="false"/>
-                <w:iCs w:val="false"/>
-                <w:color w:val="000000"/>
-                <w:sz w:val="18"/>
-                <w:szCs w:val="18"/>
-              </w:rPr>
-              <w:t xml:space="preserve"/>
-            </w:r>
-          </w:p>
-          <w:p>
-            <w:pPr>
-              <w:spacing w:after="40" w:before="0"/>
-              <w:jc w:val="left"/>
-            </w:pPr>
-            <w:r>
-              <w:rPr>
-                <w:rFonts w:ascii="Arial" w:cs="Arial" w:eastAsia="Arial" w:hAnsi="Arial"/>
-                <w:b w:val="false"/>
-                <w:bCs w:val="false"/>
-                <w:i w:val="false"/>
-                <w:iCs w:val="false"/>
-                <w:color w:val="000000"/>
-                <w:sz w:val="18"/>
-                <w:szCs w:val="18"/>
-              </w:rPr>
-              <w:t xml:space="preserve">Students observe this scenario via a vector diagram and are immediately puzzled: if the engine was pointing directly at Mbita, why did the ferry miss? How can two separate pushes — one east and one south — be combined into a single resultant journey? How far did the ferry actually travel, and in what true direction? Why does the order of the pushes not matter, but the direction of each push matters enormously?</w:t>
-            </w:r>
-          </w:p>
-          <w:p>
-            <w:pPr>
-              <w:spacing w:after="40" w:before="0"/>
-              <w:jc w:val="left"/>
-            </w:pPr>
-            <w:r>
-              <w:rPr>
-                <w:rFonts w:ascii="Arial" w:cs="Arial" w:eastAsia="Arial" w:hAnsi="Arial"/>
-                <w:b w:val="false"/>
-                <w:bCs w:val="false"/>
-                <w:i w:val="false"/>
-                <w:iCs w:val="false"/>
-                <w:color w:val="000000"/>
-                <w:sz w:val="18"/>
-                <w:szCs w:val="18"/>
-              </w:rPr>
-              <w:t xml:space="preserve"/>
-            </w:r>
-          </w:p>
-          <w:p>
-            <w:pPr>
-              <w:spacing w:after="40" w:before="0"/>
-              <w:jc w:val="left"/>
-            </w:pPr>
-            <w:r>
-              <w:rPr>
-                <w:rFonts w:ascii="Arial" w:cs="Arial" w:eastAsia="Arial" w:hAnsi="Arial"/>
-                <w:b w:val="false"/>
-                <w:bCs w:val="false"/>
-                <w:i w:val="false"/>
-                <w:iCs w:val="false"/>
-                <w:color w:val="000000"/>
-                <w:sz w:val="18"/>
-                <w:szCs w:val="18"/>
-              </w:rPr>
-              <w:t xml:space="preserve">This phenomenon is puzzling because learners' intuition suggests the ferry should travel east if the engine points east — they have not yet encountered the idea that multiple simultaneous directed quantities combine into a single resultant vector. It creates an immediate need for the mathematical tools of the entire unit: vector representation, addition, magnitude calculation, and direction — making every lesson feel purposeful and necessary.</w:t>
-            </w:r>
-          </w:p>
-        </w:tc>
-      </w:tr>
-      <w:tr>
-        <w:tc>
-          <w:tcPr>
-            <w:tcW w:type="dxa" w:w="3000"/>
-            <w:shd w:fill="D9EEF1" w:color="auto" w:val="clear"/>
-            <w:tcMar>
-              <w:top w:type="dxa" w:w="60"/>
-              <w:left w:type="dxa" w:w="120"/>
-              <w:bottom w:type="dxa" w:w="60"/>
-              <w:right w:type="dxa" w:w="120"/>
-            </w:tcMar>
-            <w:vAlign w:val="top"/>
-          </w:tcPr>
-          <w:p>
-            <w:pPr>
-              <w:spacing w:after="40" w:before="0"/>
-              <w:jc w:val="left"/>
-            </w:pPr>
-            <w:r>
-              <w:rPr>
-                <w:rFonts w:ascii="Arial" w:cs="Arial" w:eastAsia="Arial" w:hAnsi="Arial"/>
-                <w:b/>
-                <w:bCs/>
-                <w:i w:val="false"/>
-                <w:iCs w:val="false"/>
-                <w:color w:val="000000"/>
-                <w:sz w:val="18"/>
-                <w:szCs w:val="18"/>
-              </w:rPr>
-              <w:t xml:space="preserve">Storyline Thread</w:t>
-            </w:r>
-          </w:p>
-        </w:tc>
-        <w:tc>
-          <w:tcPr>
-            <w:tcW w:type="dxa" w:w="10680"/>
-            <w:shd w:fill="FFFFFF" w:color="auto" w:val="clear"/>
-            <w:tcMar>
-              <w:top w:type="dxa" w:w="60"/>
-              <w:left w:type="dxa" w:w="120"/>
-              <w:bottom w:type="dxa" w:w="60"/>
-              <w:right w:type="dxa" w:w="120"/>
-            </w:tcMar>
-            <w:vAlign w:val="top"/>
-          </w:tcPr>
-          <w:p>
-            <w:pPr>
-              <w:spacing w:after="40" w:before="0"/>
-              <w:jc w:val="left"/>
-            </w:pPr>
-            <w:r>
-              <w:rPr>
-                <w:rFonts w:ascii="Arial" w:cs="Arial" w:eastAsia="Arial" w:hAnsi="Arial"/>
-                <w:b w:val="false"/>
-                <w:bCs w:val="false"/>
-                <w:i w:val="false"/>
-                <w:iCs w:val="false"/>
-                <w:color w:val="000000"/>
-                <w:sz w:val="18"/>
-                <w:szCs w:val="18"/>
-              </w:rPr>
-              <w:t xml:space="preserve">Lesson 1: Scalars vs. Vectors — Introducing the Ferry Problem</w:t>
-            </w:r>
-          </w:p>
-          <w:p>
-            <w:pPr>
-              <w:spacing w:after="40" w:before="0"/>
-              <w:jc w:val="left"/>
-            </w:pPr>
-            <w:r>
-              <w:rPr>
-                <w:rFonts w:ascii="Arial" w:cs="Arial" w:eastAsia="Arial" w:hAnsi="Arial"/>
-                <w:b w:val="false"/>
-                <w:bCs w:val="false"/>
-                <w:i w:val="false"/>
-                <w:iCs w:val="false"/>
-                <w:color w:val="000000"/>
-                <w:sz w:val="18"/>
-                <w:szCs w:val="18"/>
-              </w:rPr>
-              <w:t xml:space="preserve">Learners encounter the Kisumu–Mbita ferry anchoring phenomenon for the first time. They predict why the ferry drifted and debate whether speed alone is enough information to describe the journey. The class constructs an initial Driving Question Board (DQB) and learners are introduced to scalar vs. vector quantities using Kenyan examples (temperature in Kericho = scalar; wind from Mombasa to Nairobi = vector). Learners make their first vector arrows on grid paper.</w:t>
-            </w:r>
-          </w:p>
-          <w:p>
-            <w:pPr>
-              <w:spacing w:after="40" w:before="0"/>
-              <w:jc w:val="left"/>
-            </w:pPr>
-            <w:r>
-              <w:rPr>
-                <w:rFonts w:ascii="Arial" w:cs="Arial" w:eastAsia="Arial" w:hAnsi="Arial"/>
-                <w:b w:val="false"/>
-                <w:bCs w:val="false"/>
-                <w:i w:val="false"/>
-                <w:iCs w:val="false"/>
-                <w:color w:val="000000"/>
-                <w:sz w:val="18"/>
-                <w:szCs w:val="18"/>
-              </w:rPr>
-              <w:t xml:space="preserve"/>
-            </w:r>
-          </w:p>
-          <w:p>
-            <w:pPr>
-              <w:spacing w:after="40" w:before="0"/>
-              <w:jc w:val="left"/>
-            </w:pPr>
-            <w:r>
-              <w:rPr>
-                <w:rFonts w:ascii="Arial" w:cs="Arial" w:eastAsia="Arial" w:hAnsi="Arial"/>
-                <w:b w:val="false"/>
-                <w:bCs w:val="false"/>
-                <w:i w:val="false"/>
-                <w:iCs w:val="false"/>
-                <w:color w:val="000000"/>
-                <w:sz w:val="18"/>
-                <w:szCs w:val="18"/>
-              </w:rPr>
-              <w:t xml:space="preserve">Lesson 2: Representing Vectors — Column Vectors and Position Vectors</w:t>
-            </w:r>
-          </w:p>
-          <w:p>
-            <w:pPr>
-              <w:spacing w:after="40" w:before="0"/>
-              <w:jc w:val="left"/>
-            </w:pPr>
-            <w:r>
-              <w:rPr>
-                <w:rFonts w:ascii="Arial" w:cs="Arial" w:eastAsia="Arial" w:hAnsi="Arial"/>
-                <w:b w:val="false"/>
-                <w:bCs w:val="false"/>
-                <w:i w:val="false"/>
-                <w:iCs w:val="false"/>
-                <w:color w:val="000000"/>
-                <w:sz w:val="18"/>
-                <w:szCs w:val="18"/>
-              </w:rPr>
-              <w:t xml:space="preserve">Learners learn to represent vectors using directed line segments, column vector notation, and position vectors on the Cartesian plane. They map the ferry's engine thrust and the lake current as column vectors and place them on a coordinate grid. The concept of equal vectors and the negative of a vector is established. Learners revise the DQB with new representational tools.</w:t>
-            </w:r>
-          </w:p>
-          <w:p>
-            <w:pPr>
-              <w:spacing w:after="40" w:before="0"/>
-              <w:jc w:val="left"/>
-            </w:pPr>
-            <w:r>
-              <w:rPr>
-                <w:rFonts w:ascii="Arial" w:cs="Arial" w:eastAsia="Arial" w:hAnsi="Arial"/>
-                <w:b w:val="false"/>
-                <w:bCs w:val="false"/>
-                <w:i w:val="false"/>
-                <w:iCs w:val="false"/>
-                <w:color w:val="000000"/>
-                <w:sz w:val="18"/>
-                <w:szCs w:val="18"/>
-              </w:rPr>
-              <w:t xml:space="preserve"/>
-            </w:r>
-          </w:p>
-          <w:p>
-            <w:pPr>
-              <w:spacing w:after="40" w:before="0"/>
-              <w:jc w:val="left"/>
-            </w:pPr>
-            <w:r>
-              <w:rPr>
-                <w:rFonts w:ascii="Arial" w:cs="Arial" w:eastAsia="Arial" w:hAnsi="Arial"/>
-                <w:b w:val="false"/>
-                <w:bCs w:val="false"/>
-                <w:i w:val="false"/>
-                <w:iCs w:val="false"/>
-                <w:color w:val="000000"/>
-                <w:sz w:val="18"/>
-                <w:szCs w:val="18"/>
-              </w:rPr>
-              <w:t xml:space="preserve">Lesson 3: Vector Addition — Triangle and Parallelogram Rules</w:t>
-            </w:r>
-          </w:p>
-          <w:p>
-            <w:pPr>
-              <w:spacing w:after="40" w:before="0"/>
-              <w:jc w:val="left"/>
-            </w:pPr>
-            <w:r>
-              <w:rPr>
-                <w:rFonts w:ascii="Arial" w:cs="Arial" w:eastAsia="Arial" w:hAnsi="Arial"/>
-                <w:b w:val="false"/>
-                <w:bCs w:val="false"/>
-                <w:i w:val="false"/>
-                <w:iCs w:val="false"/>
-                <w:color w:val="000000"/>
-                <w:sz w:val="18"/>
-                <w:szCs w:val="18"/>
-              </w:rPr>
-              <w:t xml:space="preserve">Learners physically add the ferry's engine vector and current vector using the triangle rule on grid paper, discovering the resultant displacement. They verify results using the parallelogram rule and connect both methods algebraically using column vector addition. The class recalculates where the ferry actually landed and updates the DQB.</w:t>
-            </w:r>
-          </w:p>
-          <w:p>
-            <w:pPr>
-              <w:spacing w:after="40" w:before="0"/>
-              <w:jc w:val="left"/>
-            </w:pPr>
-            <w:r>
-              <w:rPr>
-                <w:rFonts w:ascii="Arial" w:cs="Arial" w:eastAsia="Arial" w:hAnsi="Arial"/>
-                <w:b w:val="false"/>
-                <w:bCs w:val="false"/>
-                <w:i w:val="false"/>
-                <w:iCs w:val="false"/>
-                <w:color w:val="000000"/>
-                <w:sz w:val="18"/>
-                <w:szCs w:val="18"/>
-              </w:rPr>
-              <w:t xml:space="preserve"/>
-            </w:r>
-          </w:p>
-          <w:p>
-            <w:pPr>
-              <w:spacing w:after="40" w:before="0"/>
-              <w:jc w:val="left"/>
-            </w:pPr>
-            <w:r>
-              <w:rPr>
-                <w:rFonts w:ascii="Arial" w:cs="Arial" w:eastAsia="Arial" w:hAnsi="Arial"/>
-                <w:b w:val="false"/>
-                <w:bCs w:val="false"/>
-                <w:i w:val="false"/>
-                <w:iCs w:val="false"/>
-                <w:color w:val="000000"/>
-                <w:sz w:val="18"/>
-                <w:szCs w:val="18"/>
-              </w:rPr>
-              <w:t xml:space="preserve">Lesson 4: Subtraction of Vectors and the Zero Vector</w:t>
-            </w:r>
-          </w:p>
-          <w:p>
-            <w:pPr>
-              <w:spacing w:after="40" w:before="0"/>
-              <w:jc w:val="left"/>
-            </w:pPr>
-            <w:r>
-              <w:rPr>
-                <w:rFonts w:ascii="Arial" w:cs="Arial" w:eastAsia="Arial" w:hAnsi="Arial"/>
-                <w:b w:val="false"/>
-                <w:bCs w:val="false"/>
-                <w:i w:val="false"/>
-                <w:iCs w:val="false"/>
-                <w:color w:val="000000"/>
-                <w:sz w:val="18"/>
-                <w:szCs w:val="18"/>
-              </w:rPr>
-              <w:t xml:space="preserve">Learners explore what it means to subtract a vector — framed as: "What correction vector must the captain apply to return to Mbita from where the ferry landed?" They define the zero vector, the negative vector, and practice subtraction algebraically and geometrically. Supporting phenomenon: the Rift Valley farmer's rope cart is revisited for subtraction context.</w:t>
-            </w:r>
-          </w:p>
-          <w:p>
-            <w:pPr>
-              <w:spacing w:after="40" w:before="0"/>
-              <w:jc w:val="left"/>
-            </w:pPr>
-            <w:r>
-              <w:rPr>
-                <w:rFonts w:ascii="Arial" w:cs="Arial" w:eastAsia="Arial" w:hAnsi="Arial"/>
-                <w:b w:val="false"/>
-                <w:bCs w:val="false"/>
-                <w:i w:val="false"/>
-                <w:iCs w:val="false"/>
-                <w:color w:val="000000"/>
-                <w:sz w:val="18"/>
-                <w:szCs w:val="18"/>
-              </w:rPr>
-              <w:t xml:space="preserve"/>
-            </w:r>
-          </w:p>
-          <w:p>
-            <w:pPr>
-              <w:spacing w:after="40" w:before="0"/>
-              <w:jc w:val="left"/>
-            </w:pPr>
-            <w:r>
-              <w:rPr>
-                <w:rFonts w:ascii="Arial" w:cs="Arial" w:eastAsia="Arial" w:hAnsi="Arial"/>
-                <w:b w:val="false"/>
-                <w:bCs w:val="false"/>
-                <w:i w:val="false"/>
-                <w:iCs w:val="false"/>
-                <w:color w:val="000000"/>
-                <w:sz w:val="18"/>
-                <w:szCs w:val="18"/>
-              </w:rPr>
-              <w:t xml:space="preserve">Lesson 5: Scalar Multiplication of Vectors and Parallel Vectors</w:t>
-            </w:r>
-          </w:p>
-          <w:p>
-            <w:pPr>
-              <w:spacing w:after="40" w:before="0"/>
-              <w:jc w:val="left"/>
-            </w:pPr>
-            <w:r>
-              <w:rPr>
-                <w:rFonts w:ascii="Arial" w:cs="Arial" w:eastAsia="Arial" w:hAnsi="Arial"/>
-                <w:b w:val="false"/>
-                <w:bCs w:val="false"/>
-                <w:i w:val="false"/>
-                <w:iCs w:val="false"/>
-                <w:color w:val="000000"/>
-                <w:sz w:val="18"/>
-                <w:szCs w:val="18"/>
-              </w:rPr>
-              <w:t xml:space="preserve">Learners multiply vectors by scalars, discovering that this changes magnitude but not direction (or reverses it for negative scalars). They identify parallel vectors and discuss what parallel means in a vector context — connecting to the drone surveillance scenario in Kericho. Learners update their cumulative vector model on the DQB.</w:t>
-            </w:r>
-          </w:p>
-          <w:p>
-            <w:pPr>
-              <w:spacing w:after="40" w:before="0"/>
-              <w:jc w:val="left"/>
-            </w:pPr>
-            <w:r>
-              <w:rPr>
-                <w:rFonts w:ascii="Arial" w:cs="Arial" w:eastAsia="Arial" w:hAnsi="Arial"/>
-                <w:b w:val="false"/>
-                <w:bCs w:val="false"/>
-                <w:i w:val="false"/>
-                <w:iCs w:val="false"/>
-                <w:color w:val="000000"/>
-                <w:sz w:val="18"/>
-                <w:szCs w:val="18"/>
-              </w:rPr>
-              <w:t xml:space="preserve"/>
-            </w:r>
-          </w:p>
-          <w:p>
-            <w:pPr>
-              <w:spacing w:after="40" w:before="0"/>
-              <w:jc w:val="left"/>
-            </w:pPr>
-            <w:r>
-              <w:rPr>
-                <w:rFonts w:ascii="Arial" w:cs="Arial" w:eastAsia="Arial" w:hAnsi="Arial"/>
-                <w:b w:val="false"/>
-                <w:bCs w:val="false"/>
-                <w:i w:val="false"/>
-                <w:iCs w:val="false"/>
-                <w:color w:val="000000"/>
-                <w:sz w:val="18"/>
-                <w:szCs w:val="18"/>
-              </w:rPr>
-              <w:t xml:space="preserve">Lesson 6: Magnitude of a Vector — How Far Did the Ferry Really Travel?</w:t>
-            </w:r>
-          </w:p>
-          <w:p>
-            <w:pPr>
-              <w:spacing w:after="40" w:before="0"/>
-              <w:jc w:val="left"/>
-            </w:pPr>
-            <w:r>
-              <w:rPr>
-                <w:rFonts w:ascii="Arial" w:cs="Arial" w:eastAsia="Arial" w:hAnsi="Arial"/>
-                <w:b w:val="false"/>
-                <w:bCs w:val="false"/>
-                <w:i w:val="false"/>
-                <w:iCs w:val="false"/>
-                <w:color w:val="000000"/>
-                <w:sz w:val="18"/>
-                <w:szCs w:val="18"/>
-              </w:rPr>
-              <w:t xml:space="preserve">Learners apply Pythagoras' theorem to calculate the magnitude (modulus) of a vector from its column vector components. They calculate the true distance the ferry travelled and compare it to the intended 60 km route. The concept of a unit vector is introduced. Learners revise their ferry displacement model with correct magnitudes labelled.</w:t>
-            </w:r>
-          </w:p>
-          <w:p>
-            <w:pPr>
-              <w:spacing w:after="40" w:before="0"/>
-              <w:jc w:val="left"/>
-            </w:pPr>
-            <w:r>
-              <w:rPr>
-                <w:rFonts w:ascii="Arial" w:cs="Arial" w:eastAsia="Arial" w:hAnsi="Arial"/>
-                <w:b w:val="false"/>
-                <w:bCs w:val="false"/>
-                <w:i w:val="false"/>
-                <w:iCs w:val="false"/>
-                <w:color w:val="000000"/>
-                <w:sz w:val="18"/>
-                <w:szCs w:val="18"/>
-              </w:rPr>
-              <w:t xml:space="preserve"/>
-            </w:r>
-          </w:p>
-          <w:p>
-            <w:pPr>
-              <w:spacing w:after="40" w:before="0"/>
-              <w:jc w:val="left"/>
-            </w:pPr>
-            <w:r>
-              <w:rPr>
-                <w:rFonts w:ascii="Arial" w:cs="Arial" w:eastAsia="Arial" w:hAnsi="Arial"/>
-                <w:b w:val="false"/>
-                <w:bCs w:val="false"/>
-                <w:i w:val="false"/>
-                <w:iCs w:val="false"/>
-                <w:color w:val="000000"/>
-                <w:sz w:val="18"/>
-                <w:szCs w:val="18"/>
-              </w:rPr>
-              <w:t xml:space="preserve">Lesson 7: Collinear Points and Vector Paths</w:t>
-            </w:r>
-          </w:p>
-          <w:p>
-            <w:pPr>
-              <w:spacing w:after="40" w:before="0"/>
-              <w:jc w:val="left"/>
-            </w:pPr>
-            <w:r>
-              <w:rPr>
-                <w:rFonts w:ascii="Arial" w:cs="Arial" w:eastAsia="Arial" w:hAnsi="Arial"/>
-                <w:b w:val="false"/>
-                <w:bCs w:val="false"/>
-                <w:i w:val="false"/>
-                <w:iCs w:val="false"/>
-                <w:color w:val="000000"/>
-                <w:sz w:val="18"/>
-                <w:szCs w:val="18"/>
-              </w:rPr>
-              <w:t xml:space="preserve">Learners use vectors to prove that three points are collinear — framed as: "Were the ferry's launch point, drift point, and Mbita port ever on the same straight line?" They practice expressing vectors in terms of given vectors along geometric paths (e.g., triangles and quadrilaterals using Kenyan landmark maps). The DQB is updated with collinearity evidence.</w:t>
-            </w:r>
-          </w:p>
-          <w:p>
-            <w:pPr>
-              <w:spacing w:after="40" w:before="0"/>
-              <w:jc w:val="left"/>
-            </w:pPr>
-            <w:r>
-              <w:rPr>
-                <w:rFonts w:ascii="Arial" w:cs="Arial" w:eastAsia="Arial" w:hAnsi="Arial"/>
-                <w:b w:val="false"/>
-                <w:bCs w:val="false"/>
-                <w:i w:val="false"/>
-                <w:iCs w:val="false"/>
-                <w:color w:val="000000"/>
-                <w:sz w:val="18"/>
-                <w:szCs w:val="18"/>
-              </w:rPr>
-              <w:t xml:space="preserve"/>
-            </w:r>
-          </w:p>
-          <w:p>
-            <w:pPr>
-              <w:spacing w:after="40" w:before="0"/>
-              <w:jc w:val="left"/>
-            </w:pPr>
-            <w:r>
-              <w:rPr>
-                <w:rFonts w:ascii="Arial" w:cs="Arial" w:eastAsia="Arial" w:hAnsi="Arial"/>
-                <w:b w:val="false"/>
-                <w:bCs w:val="false"/>
-                <w:i w:val="false"/>
-                <w:iCs w:val="false"/>
-                <w:color w:val="000000"/>
-                <w:sz w:val="18"/>
-                <w:szCs w:val="18"/>
-              </w:rPr>
-              <w:t xml:space="preserve">Lesson 8: Translation Vectors and Unit Synthesis — Solving the Ferry Problem</w:t>
-            </w:r>
-          </w:p>
-          <w:p>
-            <w:pPr>
-              <w:spacing w:after="40" w:before="0"/>
-              <w:jc w:val="left"/>
-            </w:pPr>
-            <w:r>
-              <w:rPr>
-                <w:rFonts w:ascii="Arial" w:cs="Arial" w:eastAsia="Arial" w:hAnsi="Arial"/>
-                <w:b w:val="false"/>
-                <w:bCs w:val="false"/>
-                <w:i w:val="false"/>
-                <w:iCs w:val="false"/>
-                <w:color w:val="000000"/>
-                <w:sz w:val="18"/>
-                <w:szCs w:val="18"/>
-              </w:rPr>
-              <w:t xml:space="preserve">In the final lesson, learners apply translation vectors to map the complete corrected ferry route — calculating the exact direction and speed adjustment the captain needs to compensate for the current and arrive precisely at Mbita. Learners complete their cumulative vector model, deliver a short group presentation answering the driving question, and reflect on how vectors underpin careers in navigation, engineering, and geospatial mapping in Kenya.</w:t>
-            </w:r>
-          </w:p>
-        </w:tc>
-      </w:tr>
-      <w:tr>
-        <w:tc>
-          <w:tcPr>
-            <w:tcW w:type="dxa" w:w="3000"/>
-            <w:shd w:fill="EAD1F5" w:color="auto" w:val="clear"/>
-            <w:tcMar>
-              <w:top w:type="dxa" w:w="60"/>
-              <w:left w:type="dxa" w:w="120"/>
-              <w:bottom w:type="dxa" w:w="60"/>
-              <w:right w:type="dxa" w:w="120"/>
-            </w:tcMar>
-            <w:vAlign w:val="top"/>
-          </w:tcPr>
-          <w:p>
-            <w:pPr>
-              <w:spacing w:after="40" w:before="0"/>
-              <w:jc w:val="left"/>
-            </w:pPr>
-            <w:r>
-              <w:rPr>
-                <w:rFonts w:ascii="Arial" w:cs="Arial" w:eastAsia="Arial" w:hAnsi="Arial"/>
-                <w:b/>
-                <w:bCs/>
-                <w:i w:val="false"/>
-                <w:iCs w:val="false"/>
-                <w:color w:val="000000"/>
-                <w:sz w:val="18"/>
-                <w:szCs w:val="18"/>
-              </w:rPr>
-              <w:t xml:space="preserve">Supporting Phenomena</w:t>
-            </w:r>
-          </w:p>
-        </w:tc>
-        <w:tc>
-          <w:tcPr>
-            <w:tcW w:type="dxa" w:w="10680"/>
-            <w:shd w:fill="FFFFFF" w:color="auto" w:val="clear"/>
-            <w:tcMar>
-              <w:top w:type="dxa" w:w="60"/>
-              <w:left w:type="dxa" w:w="120"/>
-              <w:bottom w:type="dxa" w:w="60"/>
-              <w:right w:type="dxa" w:w="120"/>
-            </w:tcMar>
-            <w:vAlign w:val="top"/>
-          </w:tcPr>
-          <w:p>
-            <w:pPr>
-              <w:spacing w:after="30" w:before="0"/>
-              <w:ind w:left="360" w:hanging="180"/>
-              <w:jc w:val="left"/>
-            </w:pPr>
-            <w:r>
-              <w:rPr>
-                <w:rFonts w:ascii="Arial" w:cs="Arial" w:eastAsia="Arial" w:hAnsi="Arial"/>
-                <w:b w:val="false"/>
-                <w:bCs w:val="false"/>
-                <w:i w:val="false"/>
-                <w:iCs w:val="false"/>
-                <w:color w:val="000000"/>
-                <w:sz w:val="18"/>
-                <w:szCs w:val="18"/>
-              </w:rPr>
-              <w:t xml:space="preserve">–  A Nairobi matatu takes a diagonal shortcut across a grid of streets: learners puzzle over why the shortcut distance and direction cannot simply be described by a single speed, launching the need for column vectors and magnitude</w:t>
-            </w:r>
-          </w:p>
-          <w:p>
-            <w:pPr>
-              <w:spacing w:after="30" w:before="0"/>
-              <w:ind w:left="360" w:hanging="180"/>
-              <w:jc w:val="left"/>
-            </w:pPr>
-            <w:r>
-              <w:rPr>
-                <w:rFonts w:ascii="Arial" w:cs="Arial" w:eastAsia="Arial" w:hAnsi="Arial"/>
-                <w:b w:val="false"/>
-                <w:bCs w:val="false"/>
-                <w:i w:val="false"/>
-                <w:iCs w:val="false"/>
-                <w:color w:val="000000"/>
-                <w:sz w:val="18"/>
-                <w:szCs w:val="18"/>
-              </w:rPr>
-              <w:t xml:space="preserve">–  A farmer in the Rift Valley pulls a water cart with two ropes at different angles — the cart moves in a direction neither rope is pointing, illustrating vector addition by the parallelogram rule</w:t>
-            </w:r>
-          </w:p>
-          <w:p>
-            <w:pPr>
-              <w:spacing w:after="30" w:before="0"/>
-              <w:ind w:left="360" w:hanging="180"/>
-              <w:jc w:val="left"/>
-            </w:pPr>
-            <w:r>
-              <w:rPr>
-                <w:rFonts w:ascii="Arial" w:cs="Arial" w:eastAsia="Arial" w:hAnsi="Arial"/>
-                <w:b w:val="false"/>
-                <w:bCs w:val="false"/>
-                <w:i w:val="false"/>
-                <w:iCs w:val="false"/>
-                <w:color w:val="000000"/>
-                <w:sz w:val="18"/>
-                <w:szCs w:val="18"/>
-              </w:rPr>
-              <w:t xml:space="preserve">–  A 100 m sprinter at the Nyayo National Stadium runs north, then east — arriving at a different point than a sprinter who ran the same distances in the opposite order (east then north), provoking curiosity about vector paths and whether order matters (it does not for displacement — reinforcing commutativity of vector addition)</w:t>
-            </w:r>
-          </w:p>
-          <w:p>
-            <w:pPr>
-              <w:spacing w:after="30" w:before="0"/>
-              <w:ind w:left="360" w:hanging="180"/>
-              <w:jc w:val="left"/>
-            </w:pPr>
-            <w:r>
-              <w:rPr>
-                <w:rFonts w:ascii="Arial" w:cs="Arial" w:eastAsia="Arial" w:hAnsi="Arial"/>
-                <w:b w:val="false"/>
-                <w:bCs w:val="false"/>
-                <w:i w:val="false"/>
-                <w:iCs w:val="false"/>
-                <w:color w:val="000000"/>
-                <w:sz w:val="18"/>
-                <w:szCs w:val="18"/>
-              </w:rPr>
-              <w:t xml:space="preserve">–  A drone used for crop surveillance in a Kericho tea estate flies with a velocity vector that combines its own engine thrust and the wind vector — the farmer on the ground observes the drone drifting off its planned path, connecting to resultant vectors and scalar multiplication for course correction</w:t>
-            </w:r>
-          </w:p>
-        </w:tc>
-      </w:tr>
-    </w:tbl>
-    <w:p>
-      <w:pPr>
-        <w:spacing w:after="120"/>
-      </w:pPr>
-      <w:r>
-        <w:t xml:space="preserve"/>
       </w:r>
     </w:p>
     <w:p>
@@ -3823,7 +3823,7 @@
             <w:pPr>
               <w:spacing w:after="20" w:before="0"/>
             </w:pPr>
-            <w:hyperlink w:history="1" r:id="rIdtv8b4vkklarvnawm9ccgj">
+            <w:hyperlink w:history="1" r:id="rIdg4rpyc1h2ur5ebvku8rxe">
               <w:r>
                 <w:rPr>
                   <w:rFonts w:ascii="Arial" w:cs="Arial" w:eastAsia="Arial" w:hAnsi="Arial"/>
@@ -3856,7 +3856,7 @@
               <w:spacing w:after="10" w:before="0"/>
               <w:ind w:left="120"/>
             </w:pPr>
-            <w:hyperlink w:history="1" r:id="rIdvqhn5utftuh4fwt4kwoik">
+            <w:hyperlink w:history="1" r:id="rIdkuzbtv93infmkxkp8yvdk">
               <w:r>
                 <w:rPr>
                   <w:rFonts w:ascii="Arial" w:cs="Arial" w:eastAsia="Arial" w:hAnsi="Arial"/>
@@ -3901,7 +3901,7 @@
             <w:pPr>
               <w:spacing w:after="20" w:before="0"/>
             </w:pPr>
-            <w:hyperlink w:history="1" r:id="rIdbubh6aqmpzhm3m5ck0atf">
+            <w:hyperlink w:history="1" r:id="rIdieury_c1yjx2clvafzibd">
               <w:r>
                 <w:rPr>
                   <w:rFonts w:ascii="Arial" w:cs="Arial" w:eastAsia="Arial" w:hAnsi="Arial"/>
@@ -3934,7 +3934,7 @@
               <w:spacing w:after="10" w:before="0"/>
               <w:ind w:left="120"/>
             </w:pPr>
-            <w:hyperlink w:history="1" r:id="rIdxwqol_t4wxrhwx3_htivm">
+            <w:hyperlink w:history="1" r:id="rId05v6z6vtex3pddabrhnhr">
               <w:r>
                 <w:rPr>
                   <w:rFonts w:ascii="Arial" w:cs="Arial" w:eastAsia="Arial" w:hAnsi="Arial"/>
@@ -4129,7 +4129,7 @@
             <w:pPr>
               <w:spacing w:after="20" w:before="0"/>
             </w:pPr>
-            <w:hyperlink w:history="1" r:id="rIdnwhbulcwc1zhvmnwbmvcq">
+            <w:hyperlink w:history="1" r:id="rId2pcmuiutfm_-0c_uvsxio">
               <w:r>
                 <w:rPr>
                   <w:rFonts w:ascii="Arial" w:cs="Arial" w:eastAsia="Arial" w:hAnsi="Arial"/>
@@ -4162,7 +4162,7 @@
               <w:spacing w:after="10" w:before="0"/>
               <w:ind w:left="120"/>
             </w:pPr>
-            <w:hyperlink w:history="1" r:id="rIdj1zo-fgjwt8erjw4u760c">
+            <w:hyperlink w:history="1" r:id="rIdhvsp8rbzojxob0gde2xp9">
               <w:r>
                 <w:rPr>
                   <w:rFonts w:ascii="Arial" w:cs="Arial" w:eastAsia="Arial" w:hAnsi="Arial"/>
@@ -4207,7 +4207,7 @@
             <w:pPr>
               <w:spacing w:after="20" w:before="0"/>
             </w:pPr>
-            <w:hyperlink w:history="1" r:id="rIdztgbukecljtppsihgkl_y">
+            <w:hyperlink w:history="1" r:id="rIdbw3levjqapsqykqso5qgu">
               <w:r>
                 <w:rPr>
                   <w:rFonts w:ascii="Arial" w:cs="Arial" w:eastAsia="Arial" w:hAnsi="Arial"/>
@@ -4240,7 +4240,7 @@
               <w:spacing w:after="10" w:before="0"/>
               <w:ind w:left="120"/>
             </w:pPr>
-            <w:hyperlink w:history="1" r:id="rIdk4yjfoc7ukofrx375nuuk">
+            <w:hyperlink w:history="1" r:id="rId-eaceovwrurfy-vthh2cp">
               <w:r>
                 <w:rPr>
                   <w:rFonts w:ascii="Arial" w:cs="Arial" w:eastAsia="Arial" w:hAnsi="Arial"/>
@@ -4435,7 +4435,7 @@
             <w:pPr>
               <w:spacing w:after="20" w:before="0"/>
             </w:pPr>
-            <w:hyperlink w:history="1" r:id="rIdbvesovwlnzjzfxvbxti-q">
+            <w:hyperlink w:history="1" r:id="rIdnqrkyuvlxkbbaaoi2won2">
               <w:r>
                 <w:rPr>
                   <w:rFonts w:ascii="Arial" w:cs="Arial" w:eastAsia="Arial" w:hAnsi="Arial"/>
@@ -4468,7 +4468,7 @@
               <w:spacing w:after="10" w:before="0"/>
               <w:ind w:left="120"/>
             </w:pPr>
-            <w:hyperlink w:history="1" r:id="rIdf1mkyyz8-j891gshkxjqc">
+            <w:hyperlink w:history="1" r:id="rIduzu1u430-vqbt4tv_dvk1">
               <w:r>
                 <w:rPr>
                   <w:rFonts w:ascii="Arial" w:cs="Arial" w:eastAsia="Arial" w:hAnsi="Arial"/>
@@ -4513,7 +4513,7 @@
             <w:pPr>
               <w:spacing w:after="20" w:before="0"/>
             </w:pPr>
-            <w:hyperlink w:history="1" r:id="rIdz2vrlbi2m3sxrcxxylhbv">
+            <w:hyperlink w:history="1" r:id="rIdo-vhd86lhqpw9qicxgfri">
               <w:r>
                 <w:rPr>
                   <w:rFonts w:ascii="Arial" w:cs="Arial" w:eastAsia="Arial" w:hAnsi="Arial"/>
@@ -4546,7 +4546,7 @@
               <w:spacing w:after="10" w:before="0"/>
               <w:ind w:left="120"/>
             </w:pPr>
-            <w:hyperlink w:history="1" r:id="rIdsum_naho38yhesort1nh2">
+            <w:hyperlink w:history="1" r:id="rId4dkngoz1y2qz5dmyw1pxw">
               <w:r>
                 <w:rPr>
                   <w:rFonts w:ascii="Arial" w:cs="Arial" w:eastAsia="Arial" w:hAnsi="Arial"/>
@@ -4741,7 +4741,7 @@
             <w:pPr>
               <w:spacing w:after="20" w:before="0"/>
             </w:pPr>
-            <w:hyperlink w:history="1" r:id="rIdfdns3hi65pnvjgaezmqew">
+            <w:hyperlink w:history="1" r:id="rId-sf1r1riszd4ghwi2ilys">
               <w:r>
                 <w:rPr>
                   <w:rFonts w:ascii="Arial" w:cs="Arial" w:eastAsia="Arial" w:hAnsi="Arial"/>
@@ -4774,7 +4774,7 @@
               <w:spacing w:after="10" w:before="0"/>
               <w:ind w:left="120"/>
             </w:pPr>
-            <w:hyperlink w:history="1" r:id="rIdblcw3ztokx-slu01751xk">
+            <w:hyperlink w:history="1" r:id="rIdipkx5fazdnqdxlulro7m7">
               <w:r>
                 <w:rPr>
                   <w:rFonts w:ascii="Arial" w:cs="Arial" w:eastAsia="Arial" w:hAnsi="Arial"/>
@@ -4819,7 +4819,7 @@
             <w:pPr>
               <w:spacing w:after="20" w:before="0"/>
             </w:pPr>
-            <w:hyperlink w:history="1" r:id="rIdew8xshov7o0vkgmm5hr7-">
+            <w:hyperlink w:history="1" r:id="rIdi1uw2ymu5e5b0eyepnrfj">
               <w:r>
                 <w:rPr>
                   <w:rFonts w:ascii="Arial" w:cs="Arial" w:eastAsia="Arial" w:hAnsi="Arial"/>
@@ -4852,7 +4852,7 @@
               <w:spacing w:after="10" w:before="0"/>
               <w:ind w:left="120"/>
             </w:pPr>
-            <w:hyperlink w:history="1" r:id="rIds96mdoxtmkuqnhgrwhork">
+            <w:hyperlink w:history="1" r:id="rIdhzat22hps9kutbe-0faco">
               <w:r>
                 <w:rPr>
                   <w:rFonts w:ascii="Arial" w:cs="Arial" w:eastAsia="Arial" w:hAnsi="Arial"/>
@@ -5047,7 +5047,7 @@
             <w:pPr>
               <w:spacing w:after="20" w:before="0"/>
             </w:pPr>
-            <w:hyperlink w:history="1" r:id="rIdeztpzmyphxvh-4fwxmgoq">
+            <w:hyperlink w:history="1" r:id="rIdewtg4adtfu9vm-8igmoy1">
               <w:r>
                 <w:rPr>
                   <w:rFonts w:ascii="Arial" w:cs="Arial" w:eastAsia="Arial" w:hAnsi="Arial"/>
@@ -5080,7 +5080,7 @@
               <w:spacing w:after="10" w:before="0"/>
               <w:ind w:left="120"/>
             </w:pPr>
-            <w:hyperlink w:history="1" r:id="rId2guyfcqrqfnybheggvfgv">
+            <w:hyperlink w:history="1" r:id="rIdpbxjoal6emai43shx6rj7">
               <w:r>
                 <w:rPr>
                   <w:rFonts w:ascii="Arial" w:cs="Arial" w:eastAsia="Arial" w:hAnsi="Arial"/>
@@ -5125,7 +5125,7 @@
             <w:pPr>
               <w:spacing w:after="20" w:before="0"/>
             </w:pPr>
-            <w:hyperlink w:history="1" r:id="rIdeh7xfaetieiggarznad1z">
+            <w:hyperlink w:history="1" r:id="rIdts41xxn4gr1cfl8nlxz2y">
               <w:r>
                 <w:rPr>
                   <w:rFonts w:ascii="Arial" w:cs="Arial" w:eastAsia="Arial" w:hAnsi="Arial"/>
@@ -5158,7 +5158,7 @@
               <w:spacing w:after="10" w:before="0"/>
               <w:ind w:left="120"/>
             </w:pPr>
-            <w:hyperlink w:history="1" r:id="rIdl7umzouqapa-zp5q0sb81">
+            <w:hyperlink w:history="1" r:id="rIdfklpsnri51y_0t_f6expo">
               <w:r>
                 <w:rPr>
                   <w:rFonts w:ascii="Arial" w:cs="Arial" w:eastAsia="Arial" w:hAnsi="Arial"/>
@@ -5670,7 +5670,7 @@
         </w:rPr>
         <w:t xml:space="preserve">© 2026 SeaVuria and ARES. Aligned with KICD objectives. Developed by SeaVuria; technical implementation by ARES (with AI assistance from Claude). Licensed under </w:t>
       </w:r>
-      <w:hyperlink w:history="1" r:id="rIdygfecm0xi2xdcp-arghac">
+      <w:hyperlink w:history="1" r:id="rIdbwyxy_mb-ucdccrecyd_f">
         <w:r>
           <w:rPr>
             <w:rFonts w:ascii="Arial" w:cs="Arial" w:eastAsia="Arial" w:hAnsi="Arial"/>
@@ -5691,7 +5691,7 @@
         </w:rPr>
         <w:t xml:space="preserve"> (</w:t>
       </w:r>
-      <w:hyperlink w:history="1" r:id="rIddjihostbzgz-ymhze7f9e">
+      <w:hyperlink w:history="1" r:id="rIdliwyapwtr-wqug4i3uqtj">
         <w:r>
           <w:rPr>
             <w:rFonts w:ascii="Arial" w:cs="Arial" w:eastAsia="Arial" w:hAnsi="Arial"/>
@@ -6704,7 +6704,7 @@
             <w:pPr>
               <w:spacing w:after="20" w:before="0"/>
             </w:pPr>
-            <w:hyperlink w:history="1" r:id="rIdnxrejdxdt8xcxz7yrbbcf">
+            <w:hyperlink w:history="1" r:id="rIdu8rupbfymokxxjfc6p4se">
               <w:r>
                 <w:rPr>
                   <w:rFonts w:ascii="Arial" w:cs="Arial" w:eastAsia="Arial" w:hAnsi="Arial"/>
@@ -6737,7 +6737,7 @@
               <w:spacing w:after="10" w:before="0"/>
               <w:ind w:left="120"/>
             </w:pPr>
-            <w:hyperlink w:history="1" r:id="rId3pwmycz3ec-dbvws_qsks">
+            <w:hyperlink w:history="1" r:id="rIdv6erow5drz8j3oabnytgj">
               <w:r>
                 <w:rPr>
                   <w:rFonts w:ascii="Arial" w:cs="Arial" w:eastAsia="Arial" w:hAnsi="Arial"/>
@@ -6782,7 +6782,7 @@
             <w:pPr>
               <w:spacing w:after="20" w:before="0"/>
             </w:pPr>
-            <w:hyperlink w:history="1" r:id="rIdyyuesy4-zyaeia6f9mhec">
+            <w:hyperlink w:history="1" r:id="rIdiyizxjeb_7j7brp1duffi">
               <w:r>
                 <w:rPr>
                   <w:rFonts w:ascii="Arial" w:cs="Arial" w:eastAsia="Arial" w:hAnsi="Arial"/>
@@ -6815,7 +6815,7 @@
               <w:spacing w:after="10" w:before="0"/>
               <w:ind w:left="120"/>
             </w:pPr>
-            <w:hyperlink w:history="1" r:id="rId3rmwlc00yc2nchqbtyoai">
+            <w:hyperlink w:history="1" r:id="rIdjagsrdj5kn1uhbbvynwzc">
               <w:r>
                 <w:rPr>
                   <w:rFonts w:ascii="Arial" w:cs="Arial" w:eastAsia="Arial" w:hAnsi="Arial"/>
@@ -7010,7 +7010,7 @@
             <w:pPr>
               <w:spacing w:after="20" w:before="0"/>
             </w:pPr>
-            <w:hyperlink w:history="1" r:id="rId5otfwqbdd0ihlv8jr_7ob">
+            <w:hyperlink w:history="1" r:id="rIdksx9zry241q9qu7wv3u0k">
               <w:r>
                 <w:rPr>
                   <w:rFonts w:ascii="Arial" w:cs="Arial" w:eastAsia="Arial" w:hAnsi="Arial"/>
@@ -7043,7 +7043,7 @@
               <w:spacing w:after="10" w:before="0"/>
               <w:ind w:left="120"/>
             </w:pPr>
-            <w:hyperlink w:history="1" r:id="rIdoiozoqvvvn70qxogrhrzm">
+            <w:hyperlink w:history="1" r:id="rId96hqbzfvvedaqmj3tqq8a">
               <w:r>
                 <w:rPr>
                   <w:rFonts w:ascii="Arial" w:cs="Arial" w:eastAsia="Arial" w:hAnsi="Arial"/>
@@ -7088,7 +7088,7 @@
             <w:pPr>
               <w:spacing w:after="20" w:before="0"/>
             </w:pPr>
-            <w:hyperlink w:history="1" r:id="rId4ct56lrtupgrha5tlxdvr">
+            <w:hyperlink w:history="1" r:id="rIdqpfiooplj9eu3rj4ffwoi">
               <w:r>
                 <w:rPr>
                   <w:rFonts w:ascii="Arial" w:cs="Arial" w:eastAsia="Arial" w:hAnsi="Arial"/>
@@ -7121,7 +7121,7 @@
               <w:spacing w:after="10" w:before="0"/>
               <w:ind w:left="120"/>
             </w:pPr>
-            <w:hyperlink w:history="1" r:id="rIdnapxgxzb9f8ybf63l8rtu">
+            <w:hyperlink w:history="1" r:id="rIddxubnkyk4tvyv86-aegev">
               <w:r>
                 <w:rPr>
                   <w:rFonts w:ascii="Arial" w:cs="Arial" w:eastAsia="Arial" w:hAnsi="Arial"/>
@@ -7316,7 +7316,7 @@
             <w:pPr>
               <w:spacing w:after="20" w:before="0"/>
             </w:pPr>
-            <w:hyperlink w:history="1" r:id="rId9myhsl-3qsrmu3nays2cf">
+            <w:hyperlink w:history="1" r:id="rIdqxdsgstv1zwg_7fiwbmjh">
               <w:r>
                 <w:rPr>
                   <w:rFonts w:ascii="Arial" w:cs="Arial" w:eastAsia="Arial" w:hAnsi="Arial"/>
@@ -7349,7 +7349,7 @@
               <w:spacing w:after="10" w:before="0"/>
               <w:ind w:left="120"/>
             </w:pPr>
-            <w:hyperlink w:history="1" r:id="rIdxkhxgjh_mchaljt-wqp7b">
+            <w:hyperlink w:history="1" r:id="rIdj8gewsqpwa04w52vpfuw9">
               <w:r>
                 <w:rPr>
                   <w:rFonts w:ascii="Arial" w:cs="Arial" w:eastAsia="Arial" w:hAnsi="Arial"/>
@@ -7394,7 +7394,7 @@
             <w:pPr>
               <w:spacing w:after="20" w:before="0"/>
             </w:pPr>
-            <w:hyperlink w:history="1" r:id="rIdfw4vn_fz3t17u82sdx4iq">
+            <w:hyperlink w:history="1" r:id="rId7t149hpxfnvq5lsg8bxum">
               <w:r>
                 <w:rPr>
                   <w:rFonts w:ascii="Arial" w:cs="Arial" w:eastAsia="Arial" w:hAnsi="Arial"/>
@@ -7427,7 +7427,7 @@
               <w:spacing w:after="10" w:before="0"/>
               <w:ind w:left="120"/>
             </w:pPr>
-            <w:hyperlink w:history="1" r:id="rIdupeej4qnwuptjtjr4tspm">
+            <w:hyperlink w:history="1" r:id="rIdwto4q1skgqcyl3inrz8jr">
               <w:r>
                 <w:rPr>
                   <w:rFonts w:ascii="Arial" w:cs="Arial" w:eastAsia="Arial" w:hAnsi="Arial"/>
@@ -7622,7 +7622,7 @@
             <w:pPr>
               <w:spacing w:after="20" w:before="0"/>
             </w:pPr>
-            <w:hyperlink w:history="1" r:id="rIdauozmywiqaq4rrhk4famz">
+            <w:hyperlink w:history="1" r:id="rIdsqlvqe6fuc3yq9c0u44r9">
               <w:r>
                 <w:rPr>
                   <w:rFonts w:ascii="Arial" w:cs="Arial" w:eastAsia="Arial" w:hAnsi="Arial"/>
@@ -7655,7 +7655,7 @@
               <w:spacing w:after="10" w:before="0"/>
               <w:ind w:left="120"/>
             </w:pPr>
-            <w:hyperlink w:history="1" r:id="rIdljhlbr5dhhbuwaj-l0xzz">
+            <w:hyperlink w:history="1" r:id="rId26c4ns_s8u9ze7fk2py0v">
               <w:r>
                 <w:rPr>
                   <w:rFonts w:ascii="Arial" w:cs="Arial" w:eastAsia="Arial" w:hAnsi="Arial"/>
@@ -7700,7 +7700,7 @@
             <w:pPr>
               <w:spacing w:after="20" w:before="0"/>
             </w:pPr>
-            <w:hyperlink w:history="1" r:id="rIdsbflzlk2qp2fzgprgft9u">
+            <w:hyperlink w:history="1" r:id="rId-zmi5wyk29jqdbt9gpiq-">
               <w:r>
                 <w:rPr>
                   <w:rFonts w:ascii="Arial" w:cs="Arial" w:eastAsia="Arial" w:hAnsi="Arial"/>
@@ -7733,7 +7733,7 @@
               <w:spacing w:after="10" w:before="0"/>
               <w:ind w:left="120"/>
             </w:pPr>
-            <w:hyperlink w:history="1" r:id="rIdwuda-wbcy0jffxcpyi3ka">
+            <w:hyperlink w:history="1" r:id="rIdj7pkobbrwlzip7himdua1">
               <w:r>
                 <w:rPr>
                   <w:rFonts w:ascii="Arial" w:cs="Arial" w:eastAsia="Arial" w:hAnsi="Arial"/>
@@ -7928,7 +7928,7 @@
             <w:pPr>
               <w:spacing w:after="20" w:before="0"/>
             </w:pPr>
-            <w:hyperlink w:history="1" r:id="rId3xurgazsklynzchnlh0my">
+            <w:hyperlink w:history="1" r:id="rId7yf_9gfxtcfuxvnbeoapq">
               <w:r>
                 <w:rPr>
                   <w:rFonts w:ascii="Arial" w:cs="Arial" w:eastAsia="Arial" w:hAnsi="Arial"/>
@@ -7961,7 +7961,7 @@
               <w:spacing w:after="10" w:before="0"/>
               <w:ind w:left="120"/>
             </w:pPr>
-            <w:hyperlink w:history="1" r:id="rIdte4pnksg841s36agmzgal">
+            <w:hyperlink w:history="1" r:id="rIdvwubvuxelsavemp6fpuwc">
               <w:r>
                 <w:rPr>
                   <w:rFonts w:ascii="Arial" w:cs="Arial" w:eastAsia="Arial" w:hAnsi="Arial"/>
@@ -8006,7 +8006,7 @@
             <w:pPr>
               <w:spacing w:after="20" w:before="0"/>
             </w:pPr>
-            <w:hyperlink w:history="1" r:id="rId8wjtzoud-g2yoyvu_oirk">
+            <w:hyperlink w:history="1" r:id="rIdr5kftakombda5duqmjjdu">
               <w:r>
                 <w:rPr>
                   <w:rFonts w:ascii="Arial" w:cs="Arial" w:eastAsia="Arial" w:hAnsi="Arial"/>
@@ -8039,7 +8039,7 @@
               <w:spacing w:after="10" w:before="0"/>
               <w:ind w:left="120"/>
             </w:pPr>
-            <w:hyperlink w:history="1" r:id="rIdkz6bl9hnoaciekvtz2oqk">
+            <w:hyperlink w:history="1" r:id="rIdinchvbfha7sn-w53qkkrv">
               <w:r>
                 <w:rPr>
                   <w:rFonts w:ascii="Arial" w:cs="Arial" w:eastAsia="Arial" w:hAnsi="Arial"/>
@@ -8551,7 +8551,7 @@
         </w:rPr>
         <w:t xml:space="preserve">© 2026 SeaVuria and ARES. Aligned with KICD objectives. Developed by SeaVuria; technical implementation by ARES (with AI assistance from Claude). Licensed under </w:t>
       </w:r>
-      <w:hyperlink w:history="1" r:id="rIdy4cjjus2m-8fzcimiol-x">
+      <w:hyperlink w:history="1" r:id="rIdvm4jo-ec9vdjtwi44w_pw">
         <w:r>
           <w:rPr>
             <w:rFonts w:ascii="Arial" w:cs="Arial" w:eastAsia="Arial" w:hAnsi="Arial"/>
@@ -8572,7 +8572,7 @@
         </w:rPr>
         <w:t xml:space="preserve"> (</w:t>
       </w:r>
-      <w:hyperlink w:history="1" r:id="rIdf-h7rdlygzypqmvomlm3k">
+      <w:hyperlink w:history="1" r:id="rIdq787jbm_paceuorn91ste">
         <w:r>
           <w:rPr>
             <w:rFonts w:ascii="Arial" w:cs="Arial" w:eastAsia="Arial" w:hAnsi="Arial"/>
@@ -9585,7 +9585,7 @@
             <w:pPr>
               <w:spacing w:after="20" w:before="0"/>
             </w:pPr>
-            <w:hyperlink w:history="1" r:id="rId83kdbl93xzhr0s5j18zvo">
+            <w:hyperlink w:history="1" r:id="rId3ioinstueczlhpk3t1ytv">
               <w:r>
                 <w:rPr>
                   <w:rFonts w:ascii="Arial" w:cs="Arial" w:eastAsia="Arial" w:hAnsi="Arial"/>
@@ -9618,7 +9618,7 @@
               <w:spacing w:after="10" w:before="0"/>
               <w:ind w:left="120"/>
             </w:pPr>
-            <w:hyperlink w:history="1" r:id="rIdmoply3wsbckyybnojk2gn">
+            <w:hyperlink w:history="1" r:id="rId0kpasgbubvnvmx_0hhdtr">
               <w:r>
                 <w:rPr>
                   <w:rFonts w:ascii="Arial" w:cs="Arial" w:eastAsia="Arial" w:hAnsi="Arial"/>
@@ -9663,7 +9663,7 @@
             <w:pPr>
               <w:spacing w:after="20" w:before="0"/>
             </w:pPr>
-            <w:hyperlink w:history="1" r:id="rIdec0glhbak0me3mxtnpofp">
+            <w:hyperlink w:history="1" r:id="rIdgd5rv4cjcfin2n0u8-e8l">
               <w:r>
                 <w:rPr>
                   <w:rFonts w:ascii="Arial" w:cs="Arial" w:eastAsia="Arial" w:hAnsi="Arial"/>
@@ -9696,7 +9696,7 @@
               <w:spacing w:after="10" w:before="0"/>
               <w:ind w:left="120"/>
             </w:pPr>
-            <w:hyperlink w:history="1" r:id="rIdfjg42sr-kxmepyryyrost">
+            <w:hyperlink w:history="1" r:id="rIdcpove17cghbswignlnvzb">
               <w:r>
                 <w:rPr>
                   <w:rFonts w:ascii="Arial" w:cs="Arial" w:eastAsia="Arial" w:hAnsi="Arial"/>
@@ -9891,7 +9891,7 @@
             <w:pPr>
               <w:spacing w:after="20" w:before="0"/>
             </w:pPr>
-            <w:hyperlink w:history="1" r:id="rIdta7ystayxsx0psrkb4nz1">
+            <w:hyperlink w:history="1" r:id="rIdvag7z-0iv_clci_b_a8y_">
               <w:r>
                 <w:rPr>
                   <w:rFonts w:ascii="Arial" w:cs="Arial" w:eastAsia="Arial" w:hAnsi="Arial"/>
@@ -9924,7 +9924,7 @@
               <w:spacing w:after="10" w:before="0"/>
               <w:ind w:left="120"/>
             </w:pPr>
-            <w:hyperlink w:history="1" r:id="rIdlulnskgkvthpmw-f7ecqg">
+            <w:hyperlink w:history="1" r:id="rIdbs18teicegsy9jwopfezc">
               <w:r>
                 <w:rPr>
                   <w:rFonts w:ascii="Arial" w:cs="Arial" w:eastAsia="Arial" w:hAnsi="Arial"/>
@@ -9969,7 +9969,7 @@
             <w:pPr>
               <w:spacing w:after="20" w:before="0"/>
             </w:pPr>
-            <w:hyperlink w:history="1" r:id="rIdub-brrh20are0qd5yswij">
+            <w:hyperlink w:history="1" r:id="rId2duqsmh86elpe6gwr6grx">
               <w:r>
                 <w:rPr>
                   <w:rFonts w:ascii="Arial" w:cs="Arial" w:eastAsia="Arial" w:hAnsi="Arial"/>
@@ -10002,7 +10002,7 @@
               <w:spacing w:after="10" w:before="0"/>
               <w:ind w:left="120"/>
             </w:pPr>
-            <w:hyperlink w:history="1" r:id="rIdwjemlfwnh25muui3lolcy">
+            <w:hyperlink w:history="1" r:id="rIdvz3bymp8od94ruiieirkw">
               <w:r>
                 <w:rPr>
                   <w:rFonts w:ascii="Arial" w:cs="Arial" w:eastAsia="Arial" w:hAnsi="Arial"/>
@@ -10197,7 +10197,7 @@
             <w:pPr>
               <w:spacing w:after="20" w:before="0"/>
             </w:pPr>
-            <w:hyperlink w:history="1" r:id="rIdtraockweoriben7cqdjuh">
+            <w:hyperlink w:history="1" r:id="rIdzx5jtuyv2uhxjffxmnx5e">
               <w:r>
                 <w:rPr>
                   <w:rFonts w:ascii="Arial" w:cs="Arial" w:eastAsia="Arial" w:hAnsi="Arial"/>
@@ -10230,7 +10230,7 @@
               <w:spacing w:after="10" w:before="0"/>
               <w:ind w:left="120"/>
             </w:pPr>
-            <w:hyperlink w:history="1" r:id="rIdbxse687ot5tlrjvtq9sog">
+            <w:hyperlink w:history="1" r:id="rId40eb921mzllnuzi9fgnte">
               <w:r>
                 <w:rPr>
                   <w:rFonts w:ascii="Arial" w:cs="Arial" w:eastAsia="Arial" w:hAnsi="Arial"/>
@@ -10275,7 +10275,7 @@
             <w:pPr>
               <w:spacing w:after="20" w:before="0"/>
             </w:pPr>
-            <w:hyperlink w:history="1" r:id="rIdiyuruk5uajt9du82ims9x">
+            <w:hyperlink w:history="1" r:id="rIdefgknvfhq5sqip5vz-u_a">
               <w:r>
                 <w:rPr>
                   <w:rFonts w:ascii="Arial" w:cs="Arial" w:eastAsia="Arial" w:hAnsi="Arial"/>
@@ -10308,7 +10308,7 @@
               <w:spacing w:after="10" w:before="0"/>
               <w:ind w:left="120"/>
             </w:pPr>
-            <w:hyperlink w:history="1" r:id="rId4_mdnidkukktlztjyv8ab">
+            <w:hyperlink w:history="1" r:id="rIdmnk82tk9z52qcnopja23n">
               <w:r>
                 <w:rPr>
                   <w:rFonts w:ascii="Arial" w:cs="Arial" w:eastAsia="Arial" w:hAnsi="Arial"/>
@@ -10503,7 +10503,7 @@
             <w:pPr>
               <w:spacing w:after="20" w:before="0"/>
             </w:pPr>
-            <w:hyperlink w:history="1" r:id="rIduldnakp_qdrqsictkfmeg">
+            <w:hyperlink w:history="1" r:id="rIdk3cdginjmzd2ol-uftzad">
               <w:r>
                 <w:rPr>
                   <w:rFonts w:ascii="Arial" w:cs="Arial" w:eastAsia="Arial" w:hAnsi="Arial"/>
@@ -10536,7 +10536,7 @@
               <w:spacing w:after="10" w:before="0"/>
               <w:ind w:left="120"/>
             </w:pPr>
-            <w:hyperlink w:history="1" r:id="rIdxvlx1dox9l1drqfpuox7w">
+            <w:hyperlink w:history="1" r:id="rIdvdormrpu6wvmpp1vqslrm">
               <w:r>
                 <w:rPr>
                   <w:rFonts w:ascii="Arial" w:cs="Arial" w:eastAsia="Arial" w:hAnsi="Arial"/>
@@ -10581,7 +10581,7 @@
             <w:pPr>
               <w:spacing w:after="20" w:before="0"/>
             </w:pPr>
-            <w:hyperlink w:history="1" r:id="rIduwqkaxkahefg92dy1eizq">
+            <w:hyperlink w:history="1" r:id="rId4n_j_-24cbwyxjwmutz9e">
               <w:r>
                 <w:rPr>
                   <w:rFonts w:ascii="Arial" w:cs="Arial" w:eastAsia="Arial" w:hAnsi="Arial"/>
@@ -10614,7 +10614,7 @@
               <w:spacing w:after="10" w:before="0"/>
               <w:ind w:left="120"/>
             </w:pPr>
-            <w:hyperlink w:history="1" r:id="rIdaqjxaqlnikgc39wfp6hx1">
+            <w:hyperlink w:history="1" r:id="rIdoob1q1t-ziuaigvaknb8r">
               <w:r>
                 <w:rPr>
                   <w:rFonts w:ascii="Arial" w:cs="Arial" w:eastAsia="Arial" w:hAnsi="Arial"/>
@@ -10809,7 +10809,7 @@
             <w:pPr>
               <w:spacing w:after="20" w:before="0"/>
             </w:pPr>
-            <w:hyperlink w:history="1" r:id="rIdva2ezvy1s3z1tdannczqc">
+            <w:hyperlink w:history="1" r:id="rIdiv0o-p49mb08rlxu9a1_r">
               <w:r>
                 <w:rPr>
                   <w:rFonts w:ascii="Arial" w:cs="Arial" w:eastAsia="Arial" w:hAnsi="Arial"/>
@@ -10842,7 +10842,7 @@
               <w:spacing w:after="10" w:before="0"/>
               <w:ind w:left="120"/>
             </w:pPr>
-            <w:hyperlink w:history="1" r:id="rIdgofxrd-8difzjz6x_hi3-">
+            <w:hyperlink w:history="1" r:id="rId3rrjb4ygekvb19yju1dt3">
               <w:r>
                 <w:rPr>
                   <w:rFonts w:ascii="Arial" w:cs="Arial" w:eastAsia="Arial" w:hAnsi="Arial"/>
@@ -10887,7 +10887,7 @@
             <w:pPr>
               <w:spacing w:after="20" w:before="0"/>
             </w:pPr>
-            <w:hyperlink w:history="1" r:id="rIdjx-ndssg5hiwmtiew7hkl">
+            <w:hyperlink w:history="1" r:id="rIdhbmzlw5-tbuzjmo0ezgn_">
               <w:r>
                 <w:rPr>
                   <w:rFonts w:ascii="Arial" w:cs="Arial" w:eastAsia="Arial" w:hAnsi="Arial"/>
@@ -10920,7 +10920,7 @@
               <w:spacing w:after="10" w:before="0"/>
               <w:ind w:left="120"/>
             </w:pPr>
-            <w:hyperlink w:history="1" r:id="rIdzicam1sacxlug9vvz2-hi">
+            <w:hyperlink w:history="1" r:id="rIdxycn4fi5ne4i1wikdp1q2">
               <w:r>
                 <w:rPr>
                   <w:rFonts w:ascii="Arial" w:cs="Arial" w:eastAsia="Arial" w:hAnsi="Arial"/>
@@ -11432,7 +11432,7 @@
         </w:rPr>
         <w:t xml:space="preserve">© 2026 SeaVuria and ARES. Aligned with KICD objectives. Developed by SeaVuria; technical implementation by ARES (with AI assistance from Claude). Licensed under </w:t>
       </w:r>
-      <w:hyperlink w:history="1" r:id="rId2bb_kzvvjk6qvbabn_mqp">
+      <w:hyperlink w:history="1" r:id="rIdgaspz0vx0dpvjun7ql-nh">
         <w:r>
           <w:rPr>
             <w:rFonts w:ascii="Arial" w:cs="Arial" w:eastAsia="Arial" w:hAnsi="Arial"/>
@@ -11453,7 +11453,7 @@
         </w:rPr>
         <w:t xml:space="preserve"> (</w:t>
       </w:r>
-      <w:hyperlink w:history="1" r:id="rIdj8smtnbyk7cmv6ueimxei">
+      <w:hyperlink w:history="1" r:id="rIdkc28g_jjuh-91el_rzqxr">
         <w:r>
           <w:rPr>
             <w:rFonts w:ascii="Arial" w:cs="Arial" w:eastAsia="Arial" w:hAnsi="Arial"/>
@@ -12466,7 +12466,7 @@
             <w:pPr>
               <w:spacing w:after="20" w:before="0"/>
             </w:pPr>
-            <w:hyperlink w:history="1" r:id="rIddspbjm1zs_ujobln2e5q-">
+            <w:hyperlink w:history="1" r:id="rIdzadkunwaygmir3trylixm">
               <w:r>
                 <w:rPr>
                   <w:rFonts w:ascii="Arial" w:cs="Arial" w:eastAsia="Arial" w:hAnsi="Arial"/>
@@ -12499,7 +12499,7 @@
               <w:spacing w:after="10" w:before="0"/>
               <w:ind w:left="120"/>
             </w:pPr>
-            <w:hyperlink w:history="1" r:id="rIdr_qqdyblf9nlzou3fehp0">
+            <w:hyperlink w:history="1" r:id="rIdszmzew6tull-gtuu3z0bt">
               <w:r>
                 <w:rPr>
                   <w:rFonts w:ascii="Arial" w:cs="Arial" w:eastAsia="Arial" w:hAnsi="Arial"/>
@@ -12544,7 +12544,7 @@
             <w:pPr>
               <w:spacing w:after="20" w:before="0"/>
             </w:pPr>
-            <w:hyperlink w:history="1" r:id="rId4sqonc3g6avqzkpjhtnez">
+            <w:hyperlink w:history="1" r:id="rIdbr4tezuhtm8_c4ztu8_2m">
               <w:r>
                 <w:rPr>
                   <w:rFonts w:ascii="Arial" w:cs="Arial" w:eastAsia="Arial" w:hAnsi="Arial"/>
@@ -12577,7 +12577,7 @@
               <w:spacing w:after="10" w:before="0"/>
               <w:ind w:left="120"/>
             </w:pPr>
-            <w:hyperlink w:history="1" r:id="rIdth9vfotm-0a0efpu_yl4d">
+            <w:hyperlink w:history="1" r:id="rIdvjhjfvupshfylp0kkfwpi">
               <w:r>
                 <w:rPr>
                   <w:rFonts w:ascii="Arial" w:cs="Arial" w:eastAsia="Arial" w:hAnsi="Arial"/>
@@ -12772,7 +12772,7 @@
             <w:pPr>
               <w:spacing w:after="20" w:before="0"/>
             </w:pPr>
-            <w:hyperlink w:history="1" r:id="rIdf2bmtdroldx6bgmakj4sd">
+            <w:hyperlink w:history="1" r:id="rId_u6iqwg7mbofyipum4j5q">
               <w:r>
                 <w:rPr>
                   <w:rFonts w:ascii="Arial" w:cs="Arial" w:eastAsia="Arial" w:hAnsi="Arial"/>
@@ -12805,7 +12805,7 @@
               <w:spacing w:after="10" w:before="0"/>
               <w:ind w:left="120"/>
             </w:pPr>
-            <w:hyperlink w:history="1" r:id="rIdvmcavvlt2eoraqurjqwn1">
+            <w:hyperlink w:history="1" r:id="rId2txmgw3bub2q7mmfacc-c">
               <w:r>
                 <w:rPr>
                   <w:rFonts w:ascii="Arial" w:cs="Arial" w:eastAsia="Arial" w:hAnsi="Arial"/>
@@ -12850,7 +12850,7 @@
             <w:pPr>
               <w:spacing w:after="20" w:before="0"/>
             </w:pPr>
-            <w:hyperlink w:history="1" r:id="rIdpkjj2xwig4nmcokocutxt">
+            <w:hyperlink w:history="1" r:id="rIdpqny7l6fscu6mbasdv7h5">
               <w:r>
                 <w:rPr>
                   <w:rFonts w:ascii="Arial" w:cs="Arial" w:eastAsia="Arial" w:hAnsi="Arial"/>
@@ -12883,7 +12883,7 @@
               <w:spacing w:after="10" w:before="0"/>
               <w:ind w:left="120"/>
             </w:pPr>
-            <w:hyperlink w:history="1" r:id="rId4paj1yc5nwtwqaeltidyk">
+            <w:hyperlink w:history="1" r:id="rIdbmul131ihh6putvqvsz9l">
               <w:r>
                 <w:rPr>
                   <w:rFonts w:ascii="Arial" w:cs="Arial" w:eastAsia="Arial" w:hAnsi="Arial"/>
@@ -13078,7 +13078,7 @@
             <w:pPr>
               <w:spacing w:after="20" w:before="0"/>
             </w:pPr>
-            <w:hyperlink w:history="1" r:id="rIdi_cpm9cy11on_f2hokpzx">
+            <w:hyperlink w:history="1" r:id="rIdei9jw1owq2-zsi2z35xb5">
               <w:r>
                 <w:rPr>
                   <w:rFonts w:ascii="Arial" w:cs="Arial" w:eastAsia="Arial" w:hAnsi="Arial"/>
@@ -13111,7 +13111,7 @@
               <w:spacing w:after="10" w:before="0"/>
               <w:ind w:left="120"/>
             </w:pPr>
-            <w:hyperlink w:history="1" r:id="rIdpgadigrypl95p1uh6hkaq">
+            <w:hyperlink w:history="1" r:id="rIddjeh8hlfrge7w4liw42yg">
               <w:r>
                 <w:rPr>
                   <w:rFonts w:ascii="Arial" w:cs="Arial" w:eastAsia="Arial" w:hAnsi="Arial"/>
@@ -13156,7 +13156,7 @@
             <w:pPr>
               <w:spacing w:after="20" w:before="0"/>
             </w:pPr>
-            <w:hyperlink w:history="1" r:id="rIdxlwq_z4e3fcsxzchkzhoz">
+            <w:hyperlink w:history="1" r:id="rIdmqzxkm0fkgvthra9eslij">
               <w:r>
                 <w:rPr>
                   <w:rFonts w:ascii="Arial" w:cs="Arial" w:eastAsia="Arial" w:hAnsi="Arial"/>
@@ -13189,7 +13189,7 @@
               <w:spacing w:after="10" w:before="0"/>
               <w:ind w:left="120"/>
             </w:pPr>
-            <w:hyperlink w:history="1" r:id="rId70xgqaqilrhhvfm_imyvh">
+            <w:hyperlink w:history="1" r:id="rIdw_nlljnplqjtjl42emwlh">
               <w:r>
                 <w:rPr>
                   <w:rFonts w:ascii="Arial" w:cs="Arial" w:eastAsia="Arial" w:hAnsi="Arial"/>
@@ -13384,7 +13384,7 @@
             <w:pPr>
               <w:spacing w:after="20" w:before="0"/>
             </w:pPr>
-            <w:hyperlink w:history="1" r:id="rIdl7uiw_znomdigccx-e7oo">
+            <w:hyperlink w:history="1" r:id="rIdyu0jxezb5a1zwpsba6gu2">
               <w:r>
                 <w:rPr>
                   <w:rFonts w:ascii="Arial" w:cs="Arial" w:eastAsia="Arial" w:hAnsi="Arial"/>
@@ -13417,7 +13417,7 @@
               <w:spacing w:after="10" w:before="0"/>
               <w:ind w:left="120"/>
             </w:pPr>
-            <w:hyperlink w:history="1" r:id="rIdvuqfibwpxjuyycz3wm88n">
+            <w:hyperlink w:history="1" r:id="rId-jrlkbcanzblhnfukrtfv">
               <w:r>
                 <w:rPr>
                   <w:rFonts w:ascii="Arial" w:cs="Arial" w:eastAsia="Arial" w:hAnsi="Arial"/>
@@ -13462,7 +13462,7 @@
             <w:pPr>
               <w:spacing w:after="20" w:before="0"/>
             </w:pPr>
-            <w:hyperlink w:history="1" r:id="rIdsxzykk1u2nk6saaeaqgrk">
+            <w:hyperlink w:history="1" r:id="rId1kvwvptnhoxlgut8xegyu">
               <w:r>
                 <w:rPr>
                   <w:rFonts w:ascii="Arial" w:cs="Arial" w:eastAsia="Arial" w:hAnsi="Arial"/>
@@ -13495,7 +13495,7 @@
               <w:spacing w:after="10" w:before="0"/>
               <w:ind w:left="120"/>
             </w:pPr>
-            <w:hyperlink w:history="1" r:id="rIdcguhkanongkzfq88qm2kc">
+            <w:hyperlink w:history="1" r:id="rIdeg21nsj-xlrygembchwk6">
               <w:r>
                 <w:rPr>
                   <w:rFonts w:ascii="Arial" w:cs="Arial" w:eastAsia="Arial" w:hAnsi="Arial"/>
@@ -13690,7 +13690,7 @@
             <w:pPr>
               <w:spacing w:after="20" w:before="0"/>
             </w:pPr>
-            <w:hyperlink w:history="1" r:id="rIdejpnf3qioi1boknoeegfu">
+            <w:hyperlink w:history="1" r:id="rIdd-bis-qlcu_0kbe5w7scc">
               <w:r>
                 <w:rPr>
                   <w:rFonts w:ascii="Arial" w:cs="Arial" w:eastAsia="Arial" w:hAnsi="Arial"/>
@@ -13723,7 +13723,7 @@
               <w:spacing w:after="10" w:before="0"/>
               <w:ind w:left="120"/>
             </w:pPr>
-            <w:hyperlink w:history="1" r:id="rIdrrzkao7bkk9znbtgzdaec">
+            <w:hyperlink w:history="1" r:id="rIdil--oe9enqev61hooynbg">
               <w:r>
                 <w:rPr>
                   <w:rFonts w:ascii="Arial" w:cs="Arial" w:eastAsia="Arial" w:hAnsi="Arial"/>
@@ -13768,7 +13768,7 @@
             <w:pPr>
               <w:spacing w:after="20" w:before="0"/>
             </w:pPr>
-            <w:hyperlink w:history="1" r:id="rIdcphdi8sh7x4ilr0ypec38">
+            <w:hyperlink w:history="1" r:id="rIdjnfvjfxiq6ulmb5n1h_6c">
               <w:r>
                 <w:rPr>
                   <w:rFonts w:ascii="Arial" w:cs="Arial" w:eastAsia="Arial" w:hAnsi="Arial"/>
@@ -13801,7 +13801,7 @@
               <w:spacing w:after="10" w:before="0"/>
               <w:ind w:left="120"/>
             </w:pPr>
-            <w:hyperlink w:history="1" r:id="rIdpgbdgrwqf52n1ykyaqjrh">
+            <w:hyperlink w:history="1" r:id="rIdqqcrq21yafp74n05qiwyw">
               <w:r>
                 <w:rPr>
                   <w:rFonts w:ascii="Arial" w:cs="Arial" w:eastAsia="Arial" w:hAnsi="Arial"/>
@@ -14313,7 +14313,7 @@
         </w:rPr>
         <w:t xml:space="preserve">© 2026 SeaVuria and ARES. Aligned with KICD objectives. Developed by SeaVuria; technical implementation by ARES (with AI assistance from Claude). Licensed under </w:t>
       </w:r>
-      <w:hyperlink w:history="1" r:id="rIdurndygmw29op7v7aaqniy">
+      <w:hyperlink w:history="1" r:id="rIdyha3ndhkc4oxvzxmyqnsg">
         <w:r>
           <w:rPr>
             <w:rFonts w:ascii="Arial" w:cs="Arial" w:eastAsia="Arial" w:hAnsi="Arial"/>
@@ -14334,7 +14334,7 @@
         </w:rPr>
         <w:t xml:space="preserve"> (</w:t>
       </w:r>
-      <w:hyperlink w:history="1" r:id="rIdzzarr37t-pc1f6v7qswnb">
+      <w:hyperlink w:history="1" r:id="rIdcdpxxr7d0bpoboaay-79w">
         <w:r>
           <w:rPr>
             <w:rFonts w:ascii="Arial" w:cs="Arial" w:eastAsia="Arial" w:hAnsi="Arial"/>
@@ -15347,7 +15347,7 @@
             <w:pPr>
               <w:spacing w:after="20" w:before="0"/>
             </w:pPr>
-            <w:hyperlink w:history="1" r:id="rIddjb83bjjs_tbmaxx5wzpn">
+            <w:hyperlink w:history="1" r:id="rIdexb-bppvb5mwla6za0nnf">
               <w:r>
                 <w:rPr>
                   <w:rFonts w:ascii="Arial" w:cs="Arial" w:eastAsia="Arial" w:hAnsi="Arial"/>
@@ -15380,7 +15380,7 @@
               <w:spacing w:after="10" w:before="0"/>
               <w:ind w:left="120"/>
             </w:pPr>
-            <w:hyperlink w:history="1" r:id="rIdtasl_pqb0xgce_7mmik5-">
+            <w:hyperlink w:history="1" r:id="rIddgfl3uzoyb6phzawvlvr7">
               <w:r>
                 <w:rPr>
                   <w:rFonts w:ascii="Arial" w:cs="Arial" w:eastAsia="Arial" w:hAnsi="Arial"/>
@@ -15425,7 +15425,7 @@
             <w:pPr>
               <w:spacing w:after="20" w:before="0"/>
             </w:pPr>
-            <w:hyperlink w:history="1" r:id="rIdnfg1efk_dc3bcmc_q86r8">
+            <w:hyperlink w:history="1" r:id="rIdcoi8xvwnsrdckfvmgcolz">
               <w:r>
                 <w:rPr>
                   <w:rFonts w:ascii="Arial" w:cs="Arial" w:eastAsia="Arial" w:hAnsi="Arial"/>
@@ -15458,7 +15458,7 @@
               <w:spacing w:after="10" w:before="0"/>
               <w:ind w:left="120"/>
             </w:pPr>
-            <w:hyperlink w:history="1" r:id="rId4qoqoty58mk5yr6tp2s_w">
+            <w:hyperlink w:history="1" r:id="rIdmm_0opehlvddo3eiaekgm">
               <w:r>
                 <w:rPr>
                   <w:rFonts w:ascii="Arial" w:cs="Arial" w:eastAsia="Arial" w:hAnsi="Arial"/>
@@ -15653,7 +15653,7 @@
             <w:pPr>
               <w:spacing w:after="20" w:before="0"/>
             </w:pPr>
-            <w:hyperlink w:history="1" r:id="rIdjc0vfooozydmqa_ebm2xs">
+            <w:hyperlink w:history="1" r:id="rId7nd2j_xzzrhlmotla-jig">
               <w:r>
                 <w:rPr>
                   <w:rFonts w:ascii="Arial" w:cs="Arial" w:eastAsia="Arial" w:hAnsi="Arial"/>
@@ -15686,7 +15686,7 @@
               <w:spacing w:after="10" w:before="0"/>
               <w:ind w:left="120"/>
             </w:pPr>
-            <w:hyperlink w:history="1" r:id="rIdubc8ymgideywn3afwuf5q">
+            <w:hyperlink w:history="1" r:id="rIdis3wvzgw_0a4fezr5wsv6">
               <w:r>
                 <w:rPr>
                   <w:rFonts w:ascii="Arial" w:cs="Arial" w:eastAsia="Arial" w:hAnsi="Arial"/>
@@ -15731,7 +15731,7 @@
             <w:pPr>
               <w:spacing w:after="20" w:before="0"/>
             </w:pPr>
-            <w:hyperlink w:history="1" r:id="rId_ydsjcrxoshrvxgsdxoyd">
+            <w:hyperlink w:history="1" r:id="rIdm99fqapl5kynoacjql2lr">
               <w:r>
                 <w:rPr>
                   <w:rFonts w:ascii="Arial" w:cs="Arial" w:eastAsia="Arial" w:hAnsi="Arial"/>
@@ -15764,7 +15764,7 @@
               <w:spacing w:after="10" w:before="0"/>
               <w:ind w:left="120"/>
             </w:pPr>
-            <w:hyperlink w:history="1" r:id="rIdwve0vhbcq1rgc4abmvtd2">
+            <w:hyperlink w:history="1" r:id="rIdd5itwuajv_q4jmw43cmtd">
               <w:r>
                 <w:rPr>
                   <w:rFonts w:ascii="Arial" w:cs="Arial" w:eastAsia="Arial" w:hAnsi="Arial"/>
@@ -15959,7 +15959,7 @@
             <w:pPr>
               <w:spacing w:after="20" w:before="0"/>
             </w:pPr>
-            <w:hyperlink w:history="1" r:id="rIdq_7wqmzoamxumbhqkqurc">
+            <w:hyperlink w:history="1" r:id="rIdjeu8o5qql5rnj-riodpfa">
               <w:r>
                 <w:rPr>
                   <w:rFonts w:ascii="Arial" w:cs="Arial" w:eastAsia="Arial" w:hAnsi="Arial"/>
@@ -15992,7 +15992,7 @@
               <w:spacing w:after="10" w:before="0"/>
               <w:ind w:left="120"/>
             </w:pPr>
-            <w:hyperlink w:history="1" r:id="rIdslnsakros-n5eocy59jkv">
+            <w:hyperlink w:history="1" r:id="rIdp2jtpkh0ifwvuds9govge">
               <w:r>
                 <w:rPr>
                   <w:rFonts w:ascii="Arial" w:cs="Arial" w:eastAsia="Arial" w:hAnsi="Arial"/>
@@ -16037,7 +16037,7 @@
             <w:pPr>
               <w:spacing w:after="20" w:before="0"/>
             </w:pPr>
-            <w:hyperlink w:history="1" r:id="rIdw07xgy9rk2ogcfdwi0klq">
+            <w:hyperlink w:history="1" r:id="rId-_uukccbeoeosuhsffkht">
               <w:r>
                 <w:rPr>
                   <w:rFonts w:ascii="Arial" w:cs="Arial" w:eastAsia="Arial" w:hAnsi="Arial"/>
@@ -16070,7 +16070,7 @@
               <w:spacing w:after="10" w:before="0"/>
               <w:ind w:left="120"/>
             </w:pPr>
-            <w:hyperlink w:history="1" r:id="rId7k--ldvcmgwbjelgbna7l">
+            <w:hyperlink w:history="1" r:id="rIdvowtpzmyohavehjnhbfmm">
               <w:r>
                 <w:rPr>
                   <w:rFonts w:ascii="Arial" w:cs="Arial" w:eastAsia="Arial" w:hAnsi="Arial"/>
@@ -16265,7 +16265,7 @@
             <w:pPr>
               <w:spacing w:after="20" w:before="0"/>
             </w:pPr>
-            <w:hyperlink w:history="1" r:id="rIdmjuxpma1gtwyolgibw4zr">
+            <w:hyperlink w:history="1" r:id="rIdt8ymrrmfv3ddzjykxfiv7">
               <w:r>
                 <w:rPr>
                   <w:rFonts w:ascii="Arial" w:cs="Arial" w:eastAsia="Arial" w:hAnsi="Arial"/>
@@ -16298,7 +16298,7 @@
               <w:spacing w:after="10" w:before="0"/>
               <w:ind w:left="120"/>
             </w:pPr>
-            <w:hyperlink w:history="1" r:id="rIdkig2inibicjs8rgffhvke">
+            <w:hyperlink w:history="1" r:id="rIdqakhoa4etox9xogz-pfcq">
               <w:r>
                 <w:rPr>
                   <w:rFonts w:ascii="Arial" w:cs="Arial" w:eastAsia="Arial" w:hAnsi="Arial"/>
@@ -16343,7 +16343,7 @@
             <w:pPr>
               <w:spacing w:after="20" w:before="0"/>
             </w:pPr>
-            <w:hyperlink w:history="1" r:id="rIdwdo8qgd5rxkfj-f_no6py">
+            <w:hyperlink w:history="1" r:id="rIdcygznkzagaler2pah4epc">
               <w:r>
                 <w:rPr>
                   <w:rFonts w:ascii="Arial" w:cs="Arial" w:eastAsia="Arial" w:hAnsi="Arial"/>
@@ -16376,7 +16376,7 @@
               <w:spacing w:after="10" w:before="0"/>
               <w:ind w:left="120"/>
             </w:pPr>
-            <w:hyperlink w:history="1" r:id="rIdybvvkwkitqtkeimyixszl">
+            <w:hyperlink w:history="1" r:id="rIdims6bqrnn5me7dd9vvcac">
               <w:r>
                 <w:rPr>
                   <w:rFonts w:ascii="Arial" w:cs="Arial" w:eastAsia="Arial" w:hAnsi="Arial"/>
@@ -16571,7 +16571,7 @@
             <w:pPr>
               <w:spacing w:after="20" w:before="0"/>
             </w:pPr>
-            <w:hyperlink w:history="1" r:id="rIdsd_jsbfcptrmsl0zc14h4">
+            <w:hyperlink w:history="1" r:id="rId4cgycdqrf9t9ht6fib155">
               <w:r>
                 <w:rPr>
                   <w:rFonts w:ascii="Arial" w:cs="Arial" w:eastAsia="Arial" w:hAnsi="Arial"/>
@@ -16604,7 +16604,7 @@
               <w:spacing w:after="10" w:before="0"/>
               <w:ind w:left="120"/>
             </w:pPr>
-            <w:hyperlink w:history="1" r:id="rIdm2lanf6gouvta5vskutov">
+            <w:hyperlink w:history="1" r:id="rIdyt3ynhmbqxxovhc8tlqjm">
               <w:r>
                 <w:rPr>
                   <w:rFonts w:ascii="Arial" w:cs="Arial" w:eastAsia="Arial" w:hAnsi="Arial"/>
@@ -16649,7 +16649,7 @@
             <w:pPr>
               <w:spacing w:after="20" w:before="0"/>
             </w:pPr>
-            <w:hyperlink w:history="1" r:id="rId3lm69xonpywqei7twh7za">
+            <w:hyperlink w:history="1" r:id="rId6zqcis94reaxz70d-khyh">
               <w:r>
                 <w:rPr>
                   <w:rFonts w:ascii="Arial" w:cs="Arial" w:eastAsia="Arial" w:hAnsi="Arial"/>
@@ -16682,7 +16682,7 @@
               <w:spacing w:after="10" w:before="0"/>
               <w:ind w:left="120"/>
             </w:pPr>
-            <w:hyperlink w:history="1" r:id="rIdheazym5yvyyadprr4lvtt">
+            <w:hyperlink w:history="1" r:id="rId1kobobh-mzt9slb7n4-ot">
               <w:r>
                 <w:rPr>
                   <w:rFonts w:ascii="Arial" w:cs="Arial" w:eastAsia="Arial" w:hAnsi="Arial"/>
@@ -17194,7 +17194,7 @@
         </w:rPr>
         <w:t xml:space="preserve">© 2026 SeaVuria and ARES. Aligned with KICD objectives. Developed by SeaVuria; technical implementation by ARES (with AI assistance from Claude). Licensed under </w:t>
       </w:r>
-      <w:hyperlink w:history="1" r:id="rIdfjqpuqveqyz6sev-hbpsg">
+      <w:hyperlink w:history="1" r:id="rIdzlslbd_s5goianwt9kyu8">
         <w:r>
           <w:rPr>
             <w:rFonts w:ascii="Arial" w:cs="Arial" w:eastAsia="Arial" w:hAnsi="Arial"/>
@@ -17215,7 +17215,7 @@
         </w:rPr>
         <w:t xml:space="preserve"> (</w:t>
       </w:r>
-      <w:hyperlink w:history="1" r:id="rId5q2ikbdimywqdseopt46f">
+      <w:hyperlink w:history="1" r:id="rIdg0kqqbgjltuapizobpafp">
         <w:r>
           <w:rPr>
             <w:rFonts w:ascii="Arial" w:cs="Arial" w:eastAsia="Arial" w:hAnsi="Arial"/>
@@ -18228,7 +18228,7 @@
             <w:pPr>
               <w:spacing w:after="20" w:before="0"/>
             </w:pPr>
-            <w:hyperlink w:history="1" r:id="rIdjmarxwunbkyqh93smjx5_">
+            <w:hyperlink w:history="1" r:id="rIdqonbei4lxkd-kiuie9bnz">
               <w:r>
                 <w:rPr>
                   <w:rFonts w:ascii="Arial" w:cs="Arial" w:eastAsia="Arial" w:hAnsi="Arial"/>
@@ -18261,7 +18261,7 @@
               <w:spacing w:after="10" w:before="0"/>
               <w:ind w:left="120"/>
             </w:pPr>
-            <w:hyperlink w:history="1" r:id="rIdczpv4kpekdvolp2ph0295">
+            <w:hyperlink w:history="1" r:id="rIdt6rfqu3a1gymz4zz0bsve">
               <w:r>
                 <w:rPr>
                   <w:rFonts w:ascii="Arial" w:cs="Arial" w:eastAsia="Arial" w:hAnsi="Arial"/>
@@ -18306,7 +18306,7 @@
             <w:pPr>
               <w:spacing w:after="20" w:before="0"/>
             </w:pPr>
-            <w:hyperlink w:history="1" r:id="rIddre2s-e5vkvjvcsc_idr0">
+            <w:hyperlink w:history="1" r:id="rIdllgpd0r5vkh5bne8osd5w">
               <w:r>
                 <w:rPr>
                   <w:rFonts w:ascii="Arial" w:cs="Arial" w:eastAsia="Arial" w:hAnsi="Arial"/>
@@ -18339,7 +18339,7 @@
               <w:spacing w:after="10" w:before="0"/>
               <w:ind w:left="120"/>
             </w:pPr>
-            <w:hyperlink w:history="1" r:id="rIdusc-b-rlkx1xzlktneigy">
+            <w:hyperlink w:history="1" r:id="rId6f5f8nyjmddnduod-6xgk">
               <w:r>
                 <w:rPr>
                   <w:rFonts w:ascii="Arial" w:cs="Arial" w:eastAsia="Arial" w:hAnsi="Arial"/>
@@ -18534,7 +18534,7 @@
             <w:pPr>
               <w:spacing w:after="20" w:before="0"/>
             </w:pPr>
-            <w:hyperlink w:history="1" r:id="rIdzgipqb0d04_c1fogeuule">
+            <w:hyperlink w:history="1" r:id="rIdkytesjdvmvoorkzf5mhlf">
               <w:r>
                 <w:rPr>
                   <w:rFonts w:ascii="Arial" w:cs="Arial" w:eastAsia="Arial" w:hAnsi="Arial"/>
@@ -18567,7 +18567,7 @@
               <w:spacing w:after="10" w:before="0"/>
               <w:ind w:left="120"/>
             </w:pPr>
-            <w:hyperlink w:history="1" r:id="rIdi0iihxoifwya3wam_dhtu">
+            <w:hyperlink w:history="1" r:id="rIdisp7bspbclobfumqdupi-">
               <w:r>
                 <w:rPr>
                   <w:rFonts w:ascii="Arial" w:cs="Arial" w:eastAsia="Arial" w:hAnsi="Arial"/>
@@ -18612,7 +18612,7 @@
             <w:pPr>
               <w:spacing w:after="20" w:before="0"/>
             </w:pPr>
-            <w:hyperlink w:history="1" r:id="rIdexkalr_hxjyr3essgleew">
+            <w:hyperlink w:history="1" r:id="rIdkbwvbnd6vgze7xsis6usv">
               <w:r>
                 <w:rPr>
                   <w:rFonts w:ascii="Arial" w:cs="Arial" w:eastAsia="Arial" w:hAnsi="Arial"/>
@@ -18645,7 +18645,7 @@
               <w:spacing w:after="10" w:before="0"/>
               <w:ind w:left="120"/>
             </w:pPr>
-            <w:hyperlink w:history="1" r:id="rIdeuseq64xjemhvw9g9-ujf">
+            <w:hyperlink w:history="1" r:id="rIdekoeas-j3mk7y9gvzuap5">
               <w:r>
                 <w:rPr>
                   <w:rFonts w:ascii="Arial" w:cs="Arial" w:eastAsia="Arial" w:hAnsi="Arial"/>
@@ -18840,7 +18840,7 @@
             <w:pPr>
               <w:spacing w:after="20" w:before="0"/>
             </w:pPr>
-            <w:hyperlink w:history="1" r:id="rIdpzmjcjucc52bz0eh8izsz">
+            <w:hyperlink w:history="1" r:id="rIdfwncal3qmntoc_ycx9ilj">
               <w:r>
                 <w:rPr>
                   <w:rFonts w:ascii="Arial" w:cs="Arial" w:eastAsia="Arial" w:hAnsi="Arial"/>
@@ -18873,7 +18873,7 @@
               <w:spacing w:after="10" w:before="0"/>
               <w:ind w:left="120"/>
             </w:pPr>
-            <w:hyperlink w:history="1" r:id="rIddedscfknhegp23a3h-plf">
+            <w:hyperlink w:history="1" r:id="rIdehtvok0o6pe1t01wl5gwc">
               <w:r>
                 <w:rPr>
                   <w:rFonts w:ascii="Arial" w:cs="Arial" w:eastAsia="Arial" w:hAnsi="Arial"/>
@@ -18918,7 +18918,7 @@
             <w:pPr>
               <w:spacing w:after="20" w:before="0"/>
             </w:pPr>
-            <w:hyperlink w:history="1" r:id="rIdqesf3yq7pbpook2k54h3s">
+            <w:hyperlink w:history="1" r:id="rId1duvb24qjgb6posxv3pkh">
               <w:r>
                 <w:rPr>
                   <w:rFonts w:ascii="Arial" w:cs="Arial" w:eastAsia="Arial" w:hAnsi="Arial"/>
@@ -18951,7 +18951,7 @@
               <w:spacing w:after="10" w:before="0"/>
               <w:ind w:left="120"/>
             </w:pPr>
-            <w:hyperlink w:history="1" r:id="rId5seuhvwz1xvhyqijt5-ii">
+            <w:hyperlink w:history="1" r:id="rIdhcbjy-unh4qcovfyifn-e">
               <w:r>
                 <w:rPr>
                   <w:rFonts w:ascii="Arial" w:cs="Arial" w:eastAsia="Arial" w:hAnsi="Arial"/>
@@ -19146,7 +19146,7 @@
             <w:pPr>
               <w:spacing w:after="20" w:before="0"/>
             </w:pPr>
-            <w:hyperlink w:history="1" r:id="rId8an8qrbux9stn7hhvqg6g">
+            <w:hyperlink w:history="1" r:id="rId408hqfqtjjzpikg5rc2fm">
               <w:r>
                 <w:rPr>
                   <w:rFonts w:ascii="Arial" w:cs="Arial" w:eastAsia="Arial" w:hAnsi="Arial"/>
@@ -19179,7 +19179,7 @@
               <w:spacing w:after="10" w:before="0"/>
               <w:ind w:left="120"/>
             </w:pPr>
-            <w:hyperlink w:history="1" r:id="rIdy47refi0tapuabht4vna-">
+            <w:hyperlink w:history="1" r:id="rIdxlhigycslxfkjnj3y2jqc">
               <w:r>
                 <w:rPr>
                   <w:rFonts w:ascii="Arial" w:cs="Arial" w:eastAsia="Arial" w:hAnsi="Arial"/>
@@ -19224,7 +19224,7 @@
             <w:pPr>
               <w:spacing w:after="20" w:before="0"/>
             </w:pPr>
-            <w:hyperlink w:history="1" r:id="rIdq2fwk2bydeucq6u0lecrc">
+            <w:hyperlink w:history="1" r:id="rId8kokhuzmd1kiixapz_flo">
               <w:r>
                 <w:rPr>
                   <w:rFonts w:ascii="Arial" w:cs="Arial" w:eastAsia="Arial" w:hAnsi="Arial"/>
@@ -19257,7 +19257,7 @@
               <w:spacing w:after="10" w:before="0"/>
               <w:ind w:left="120"/>
             </w:pPr>
-            <w:hyperlink w:history="1" r:id="rIdeiogd-vlapfijusqhzhqz">
+            <w:hyperlink w:history="1" r:id="rIdmlgncg9bfbwc4gqjtu2k2">
               <w:r>
                 <w:rPr>
                   <w:rFonts w:ascii="Arial" w:cs="Arial" w:eastAsia="Arial" w:hAnsi="Arial"/>
@@ -19452,7 +19452,7 @@
             <w:pPr>
               <w:spacing w:after="20" w:before="0"/>
             </w:pPr>
-            <w:hyperlink w:history="1" r:id="rIdpmb9krk06qyxl86svhl5l">
+            <w:hyperlink w:history="1" r:id="rIddu-w6n4b9vtdvbeold_hf">
               <w:r>
                 <w:rPr>
                   <w:rFonts w:ascii="Arial" w:cs="Arial" w:eastAsia="Arial" w:hAnsi="Arial"/>
@@ -19485,7 +19485,7 @@
               <w:spacing w:after="10" w:before="0"/>
               <w:ind w:left="120"/>
             </w:pPr>
-            <w:hyperlink w:history="1" r:id="rIdedbmzoasuz78mxhtghphj">
+            <w:hyperlink w:history="1" r:id="rIdstg5f6yujjsykcxtpsay5">
               <w:r>
                 <w:rPr>
                   <w:rFonts w:ascii="Arial" w:cs="Arial" w:eastAsia="Arial" w:hAnsi="Arial"/>
@@ -19530,7 +19530,7 @@
             <w:pPr>
               <w:spacing w:after="20" w:before="0"/>
             </w:pPr>
-            <w:hyperlink w:history="1" r:id="rIda3c2pmt7xbijiqaopbumw">
+            <w:hyperlink w:history="1" r:id="rIdzlvqgj_o2_ahxhkccta1j">
               <w:r>
                 <w:rPr>
                   <w:rFonts w:ascii="Arial" w:cs="Arial" w:eastAsia="Arial" w:hAnsi="Arial"/>
@@ -19563,7 +19563,7 @@
               <w:spacing w:after="10" w:before="0"/>
               <w:ind w:left="120"/>
             </w:pPr>
-            <w:hyperlink w:history="1" r:id="rIdth0yzd1jtemjzgljiwozi">
+            <w:hyperlink w:history="1" r:id="rId25zsvh4d7awwdkrbmdd1s">
               <w:r>
                 <w:rPr>
                   <w:rFonts w:ascii="Arial" w:cs="Arial" w:eastAsia="Arial" w:hAnsi="Arial"/>
@@ -20075,7 +20075,7 @@
         </w:rPr>
         <w:t xml:space="preserve">© 2026 SeaVuria and ARES. Aligned with KICD objectives. Developed by SeaVuria; technical implementation by ARES (with AI assistance from Claude). Licensed under </w:t>
       </w:r>
-      <w:hyperlink w:history="1" r:id="rIdqfoswmah44vcq8sbkddnc">
+      <w:hyperlink w:history="1" r:id="rIdieis4oqgogpfcpyk11rni">
         <w:r>
           <w:rPr>
             <w:rFonts w:ascii="Arial" w:cs="Arial" w:eastAsia="Arial" w:hAnsi="Arial"/>
@@ -20096,7 +20096,7 @@
         </w:rPr>
         <w:t xml:space="preserve"> (</w:t>
       </w:r>
-      <w:hyperlink w:history="1" r:id="rIdqao2ehedo5gv6p188allg">
+      <w:hyperlink w:history="1" r:id="rIdw_xyu5bzbxxtqehgysic6">
         <w:r>
           <w:rPr>
             <w:rFonts w:ascii="Arial" w:cs="Arial" w:eastAsia="Arial" w:hAnsi="Arial"/>
@@ -21109,7 +21109,7 @@
             <w:pPr>
               <w:spacing w:after="20" w:before="0"/>
             </w:pPr>
-            <w:hyperlink w:history="1" r:id="rIdm6t6sv7akxb7ksup9daek">
+            <w:hyperlink w:history="1" r:id="rIdqbjabu4_plaqxvw1aplqj">
               <w:r>
                 <w:rPr>
                   <w:rFonts w:ascii="Arial" w:cs="Arial" w:eastAsia="Arial" w:hAnsi="Arial"/>
@@ -21142,7 +21142,7 @@
               <w:spacing w:after="10" w:before="0"/>
               <w:ind w:left="120"/>
             </w:pPr>
-            <w:hyperlink w:history="1" r:id="rIdkagiv38o7maqtkicmoxcj">
+            <w:hyperlink w:history="1" r:id="rId4sdaz7-wa_fimmndvndf3">
               <w:r>
                 <w:rPr>
                   <w:rFonts w:ascii="Arial" w:cs="Arial" w:eastAsia="Arial" w:hAnsi="Arial"/>
@@ -21187,7 +21187,7 @@
             <w:pPr>
               <w:spacing w:after="20" w:before="0"/>
             </w:pPr>
-            <w:hyperlink w:history="1" r:id="rIdwzq7l4msrc06m3w-c0yrf">
+            <w:hyperlink w:history="1" r:id="rIdeswsm60iraazmjhonctw9">
               <w:r>
                 <w:rPr>
                   <w:rFonts w:ascii="Arial" w:cs="Arial" w:eastAsia="Arial" w:hAnsi="Arial"/>
@@ -21220,7 +21220,7 @@
               <w:spacing w:after="10" w:before="0"/>
               <w:ind w:left="120"/>
             </w:pPr>
-            <w:hyperlink w:history="1" r:id="rIdvys7iat54vsepayr6ilgd">
+            <w:hyperlink w:history="1" r:id="rIdndeml0lz6yexnq4rat72i">
               <w:r>
                 <w:rPr>
                   <w:rFonts w:ascii="Arial" w:cs="Arial" w:eastAsia="Arial" w:hAnsi="Arial"/>
@@ -21415,7 +21415,7 @@
             <w:pPr>
               <w:spacing w:after="20" w:before="0"/>
             </w:pPr>
-            <w:hyperlink w:history="1" r:id="rId8vr7nft-lvpeohaaf934h">
+            <w:hyperlink w:history="1" r:id="rIdiqgdie59pv-ud41z-xv_b">
               <w:r>
                 <w:rPr>
                   <w:rFonts w:ascii="Arial" w:cs="Arial" w:eastAsia="Arial" w:hAnsi="Arial"/>
@@ -21448,7 +21448,7 @@
               <w:spacing w:after="10" w:before="0"/>
               <w:ind w:left="120"/>
             </w:pPr>
-            <w:hyperlink w:history="1" r:id="rIdfg8d2nwvidtjwrv6g_wly">
+            <w:hyperlink w:history="1" r:id="rIdsc7t2cmdhycv3s3qk2nd3">
               <w:r>
                 <w:rPr>
                   <w:rFonts w:ascii="Arial" w:cs="Arial" w:eastAsia="Arial" w:hAnsi="Arial"/>
@@ -21493,7 +21493,7 @@
             <w:pPr>
               <w:spacing w:after="20" w:before="0"/>
             </w:pPr>
-            <w:hyperlink w:history="1" r:id="rId_f5gs6pk3o3xymuwarnxj">
+            <w:hyperlink w:history="1" r:id="rIdkxpfb1gp4p-qxiycb7gfu">
               <w:r>
                 <w:rPr>
                   <w:rFonts w:ascii="Arial" w:cs="Arial" w:eastAsia="Arial" w:hAnsi="Arial"/>
@@ -21526,7 +21526,7 @@
               <w:spacing w:after="10" w:before="0"/>
               <w:ind w:left="120"/>
             </w:pPr>
-            <w:hyperlink w:history="1" r:id="rIdvvijw7skermfjxo_xh1pc">
+            <w:hyperlink w:history="1" r:id="rIdxjw4p5uljrdv6s_ff4xua">
               <w:r>
                 <w:rPr>
                   <w:rFonts w:ascii="Arial" w:cs="Arial" w:eastAsia="Arial" w:hAnsi="Arial"/>
@@ -21721,7 +21721,7 @@
             <w:pPr>
               <w:spacing w:after="20" w:before="0"/>
             </w:pPr>
-            <w:hyperlink w:history="1" r:id="rId4qvaokngmfal_ft4xgaue">
+            <w:hyperlink w:history="1" r:id="rIdvax7bn6p4fhvlkwub-320">
               <w:r>
                 <w:rPr>
                   <w:rFonts w:ascii="Arial" w:cs="Arial" w:eastAsia="Arial" w:hAnsi="Arial"/>
@@ -21754,7 +21754,7 @@
               <w:spacing w:after="10" w:before="0"/>
               <w:ind w:left="120"/>
             </w:pPr>
-            <w:hyperlink w:history="1" r:id="rId9zwmah8cmmc4fv2fu5g3b">
+            <w:hyperlink w:history="1" r:id="rIdd6lxbxozq_ks9h2uuag1v">
               <w:r>
                 <w:rPr>
                   <w:rFonts w:ascii="Arial" w:cs="Arial" w:eastAsia="Arial" w:hAnsi="Arial"/>
@@ -21799,7 +21799,7 @@
             <w:pPr>
               <w:spacing w:after="20" w:before="0"/>
             </w:pPr>
-            <w:hyperlink w:history="1" r:id="rIdm6cojokuwilpet9ucess5">
+            <w:hyperlink w:history="1" r:id="rIdkj2fw5e11zl9wmv7owukg">
               <w:r>
                 <w:rPr>
                   <w:rFonts w:ascii="Arial" w:cs="Arial" w:eastAsia="Arial" w:hAnsi="Arial"/>
@@ -21832,7 +21832,7 @@
               <w:spacing w:after="10" w:before="0"/>
               <w:ind w:left="120"/>
             </w:pPr>
-            <w:hyperlink w:history="1" r:id="rIddqbjvvmg5lgu1xonipc2a">
+            <w:hyperlink w:history="1" r:id="rIdigwrp_ee4tzntz_o2rkjj">
               <w:r>
                 <w:rPr>
                   <w:rFonts w:ascii="Arial" w:cs="Arial" w:eastAsia="Arial" w:hAnsi="Arial"/>
@@ -22027,7 +22027,7 @@
             <w:pPr>
               <w:spacing w:after="20" w:before="0"/>
             </w:pPr>
-            <w:hyperlink w:history="1" r:id="rIdsyigf-mjmmhb9vxr01vuj">
+            <w:hyperlink w:history="1" r:id="rIdh3jhfufuhquivz5ctn-m3">
               <w:r>
                 <w:rPr>
                   <w:rFonts w:ascii="Arial" w:cs="Arial" w:eastAsia="Arial" w:hAnsi="Arial"/>
@@ -22060,7 +22060,7 @@
               <w:spacing w:after="10" w:before="0"/>
               <w:ind w:left="120"/>
             </w:pPr>
-            <w:hyperlink w:history="1" r:id="rId9iyybecfjuh4fsq6befdg">
+            <w:hyperlink w:history="1" r:id="rId8zhf35lbtzczbzwszexf5">
               <w:r>
                 <w:rPr>
                   <w:rFonts w:ascii="Arial" w:cs="Arial" w:eastAsia="Arial" w:hAnsi="Arial"/>
@@ -22105,7 +22105,7 @@
             <w:pPr>
               <w:spacing w:after="20" w:before="0"/>
             </w:pPr>
-            <w:hyperlink w:history="1" r:id="rIdo3ibeqh96am3_cehdjb7y">
+            <w:hyperlink w:history="1" r:id="rIdaocqbezz3f-vmznxn8hpp">
               <w:r>
                 <w:rPr>
                   <w:rFonts w:ascii="Arial" w:cs="Arial" w:eastAsia="Arial" w:hAnsi="Arial"/>
@@ -22138,7 +22138,7 @@
               <w:spacing w:after="10" w:before="0"/>
               <w:ind w:left="120"/>
             </w:pPr>
-            <w:hyperlink w:history="1" r:id="rIdjbm_dy3cq1schptriqk1d">
+            <w:hyperlink w:history="1" r:id="rIdh1mp7c43mvjfgwrlu-y2o">
               <w:r>
                 <w:rPr>
                   <w:rFonts w:ascii="Arial" w:cs="Arial" w:eastAsia="Arial" w:hAnsi="Arial"/>
@@ -22333,7 +22333,7 @@
             <w:pPr>
               <w:spacing w:after="20" w:before="0"/>
             </w:pPr>
-            <w:hyperlink w:history="1" r:id="rIdncqlsthhhrdejkk3kmzu0">
+            <w:hyperlink w:history="1" r:id="rIddheimtirayujcegb4eoms">
               <w:r>
                 <w:rPr>
                   <w:rFonts w:ascii="Arial" w:cs="Arial" w:eastAsia="Arial" w:hAnsi="Arial"/>
@@ -22366,7 +22366,7 @@
               <w:spacing w:after="10" w:before="0"/>
               <w:ind w:left="120"/>
             </w:pPr>
-            <w:hyperlink w:history="1" r:id="rIdxkojlobsxhdlvmy70uh3q">
+            <w:hyperlink w:history="1" r:id="rIdjmh4pnua6iw7wcc7hiidl">
               <w:r>
                 <w:rPr>
                   <w:rFonts w:ascii="Arial" w:cs="Arial" w:eastAsia="Arial" w:hAnsi="Arial"/>
@@ -22411,7 +22411,7 @@
             <w:pPr>
               <w:spacing w:after="20" w:before="0"/>
             </w:pPr>
-            <w:hyperlink w:history="1" r:id="rIdjm01i6zrhkfazbsci1wbu">
+            <w:hyperlink w:history="1" r:id="rIdtmakczvg8k5a96ke26tgl">
               <w:r>
                 <w:rPr>
                   <w:rFonts w:ascii="Arial" w:cs="Arial" w:eastAsia="Arial" w:hAnsi="Arial"/>
@@ -22444,7 +22444,7 @@
               <w:spacing w:after="10" w:before="0"/>
               <w:ind w:left="120"/>
             </w:pPr>
-            <w:hyperlink w:history="1" r:id="rIdjskuxeezg-pxm4fqtatov">
+            <w:hyperlink w:history="1" r:id="rIdzbl0frypcu4krvwxguaq2">
               <w:r>
                 <w:rPr>
                   <w:rFonts w:ascii="Arial" w:cs="Arial" w:eastAsia="Arial" w:hAnsi="Arial"/>
@@ -22956,7 +22956,7 @@
         </w:rPr>
         <w:t xml:space="preserve">© 2026 SeaVuria and ARES. Aligned with KICD objectives. Developed by SeaVuria; technical implementation by ARES (with AI assistance from Claude). Licensed under </w:t>
       </w:r>
-      <w:hyperlink w:history="1" r:id="rIdnfzbpoqndmmflyf5dsksr">
+      <w:hyperlink w:history="1" r:id="rIdhhqytuk6tl1iikvqzrwus">
         <w:r>
           <w:rPr>
             <w:rFonts w:ascii="Arial" w:cs="Arial" w:eastAsia="Arial" w:hAnsi="Arial"/>
@@ -22977,7 +22977,7 @@
         </w:rPr>
         <w:t xml:space="preserve"> (</w:t>
       </w:r>
-      <w:hyperlink w:history="1" r:id="rId49cmbhwjestp61af5v-rt">
+      <w:hyperlink w:history="1" r:id="rIdmeujgn84xc-vnanh5nbkg">
         <w:r>
           <w:rPr>
             <w:rFonts w:ascii="Arial" w:cs="Arial" w:eastAsia="Arial" w:hAnsi="Arial"/>
@@ -23990,7 +23990,7 @@
             <w:pPr>
               <w:spacing w:after="20" w:before="0"/>
             </w:pPr>
-            <w:hyperlink w:history="1" r:id="rId7z6lzcaw_vwnboxl6xfld">
+            <w:hyperlink w:history="1" r:id="rIdsry1k0wgwgmvttuweh0g9">
               <w:r>
                 <w:rPr>
                   <w:rFonts w:ascii="Arial" w:cs="Arial" w:eastAsia="Arial" w:hAnsi="Arial"/>
@@ -24023,7 +24023,7 @@
               <w:spacing w:after="10" w:before="0"/>
               <w:ind w:left="120"/>
             </w:pPr>
-            <w:hyperlink w:history="1" r:id="rIdzqpeipji7enamcj5ty1pd">
+            <w:hyperlink w:history="1" r:id="rIdau5nixjep2iatmffsn8cs">
               <w:r>
                 <w:rPr>
                   <w:rFonts w:ascii="Arial" w:cs="Arial" w:eastAsia="Arial" w:hAnsi="Arial"/>
@@ -24068,7 +24068,7 @@
             <w:pPr>
               <w:spacing w:after="20" w:before="0"/>
             </w:pPr>
-            <w:hyperlink w:history="1" r:id="rIdtz7c9cwmu_4cl3ut0hz75">
+            <w:hyperlink w:history="1" r:id="rId9u4ernseapu_zmeoum0zc">
               <w:r>
                 <w:rPr>
                   <w:rFonts w:ascii="Arial" w:cs="Arial" w:eastAsia="Arial" w:hAnsi="Arial"/>
@@ -24101,7 +24101,7 @@
               <w:spacing w:after="10" w:before="0"/>
               <w:ind w:left="120"/>
             </w:pPr>
-            <w:hyperlink w:history="1" r:id="rIdworayh_-7tdhfzmu35ffj">
+            <w:hyperlink w:history="1" r:id="rIdjmv9yhuob_aj8yqqjwx9a">
               <w:r>
                 <w:rPr>
                   <w:rFonts w:ascii="Arial" w:cs="Arial" w:eastAsia="Arial" w:hAnsi="Arial"/>
@@ -24296,7 +24296,7 @@
             <w:pPr>
               <w:spacing w:after="20" w:before="0"/>
             </w:pPr>
-            <w:hyperlink w:history="1" r:id="rId80kdssdrfhexo66fif-mm">
+            <w:hyperlink w:history="1" r:id="rIdfafxswtekjpadglko3u_i">
               <w:r>
                 <w:rPr>
                   <w:rFonts w:ascii="Arial" w:cs="Arial" w:eastAsia="Arial" w:hAnsi="Arial"/>
@@ -24329,7 +24329,7 @@
               <w:spacing w:after="10" w:before="0"/>
               <w:ind w:left="120"/>
             </w:pPr>
-            <w:hyperlink w:history="1" r:id="rIdzx0fct94sw3mzdgc1zji_">
+            <w:hyperlink w:history="1" r:id="rId4psf6wnu0wzp3poky6kp5">
               <w:r>
                 <w:rPr>
                   <w:rFonts w:ascii="Arial" w:cs="Arial" w:eastAsia="Arial" w:hAnsi="Arial"/>
@@ -24374,7 +24374,7 @@
             <w:pPr>
               <w:spacing w:after="20" w:before="0"/>
             </w:pPr>
-            <w:hyperlink w:history="1" r:id="rIdsfi1-3sfb78jh9qqeg7lw">
+            <w:hyperlink w:history="1" r:id="rIdg0fi3hoay5c9qyadv-cuq">
               <w:r>
                 <w:rPr>
                   <w:rFonts w:ascii="Arial" w:cs="Arial" w:eastAsia="Arial" w:hAnsi="Arial"/>
@@ -24407,7 +24407,7 @@
               <w:spacing w:after="10" w:before="0"/>
               <w:ind w:left="120"/>
             </w:pPr>
-            <w:hyperlink w:history="1" r:id="rIdyv29gyy5eow-_owi5zi3z">
+            <w:hyperlink w:history="1" r:id="rIdujefwbjz7rsbues---bhj">
               <w:r>
                 <w:rPr>
                   <w:rFonts w:ascii="Arial" w:cs="Arial" w:eastAsia="Arial" w:hAnsi="Arial"/>
@@ -24602,7 +24602,7 @@
             <w:pPr>
               <w:spacing w:after="20" w:before="0"/>
             </w:pPr>
-            <w:hyperlink w:history="1" r:id="rId9reawttihmmzyjgxxwm6v">
+            <w:hyperlink w:history="1" r:id="rIdvsxbm1pa6yvvd4afso5vf">
               <w:r>
                 <w:rPr>
                   <w:rFonts w:ascii="Arial" w:cs="Arial" w:eastAsia="Arial" w:hAnsi="Arial"/>
@@ -24635,7 +24635,7 @@
               <w:spacing w:after="10" w:before="0"/>
               <w:ind w:left="120"/>
             </w:pPr>
-            <w:hyperlink w:history="1" r:id="rId9ujamsc8js0y6ty5ueuby">
+            <w:hyperlink w:history="1" r:id="rId9on9h8s8953n7jn9dpd3f">
               <w:r>
                 <w:rPr>
                   <w:rFonts w:ascii="Arial" w:cs="Arial" w:eastAsia="Arial" w:hAnsi="Arial"/>
@@ -24680,7 +24680,7 @@
             <w:pPr>
               <w:spacing w:after="20" w:before="0"/>
             </w:pPr>
-            <w:hyperlink w:history="1" r:id="rIdhbcpxpncxc1yzfbeou9v1">
+            <w:hyperlink w:history="1" r:id="rIdzapz8alwbpvlpqcswiwfu">
               <w:r>
                 <w:rPr>
                   <w:rFonts w:ascii="Arial" w:cs="Arial" w:eastAsia="Arial" w:hAnsi="Arial"/>
@@ -24713,7 +24713,7 @@
               <w:spacing w:after="10" w:before="0"/>
               <w:ind w:left="120"/>
             </w:pPr>
-            <w:hyperlink w:history="1" r:id="rIdbj1zef1weptpxnh9hyf2d">
+            <w:hyperlink w:history="1" r:id="rId7o3ramsxnrgqzu_vrbk4o">
               <w:r>
                 <w:rPr>
                   <w:rFonts w:ascii="Arial" w:cs="Arial" w:eastAsia="Arial" w:hAnsi="Arial"/>
@@ -24908,7 +24908,7 @@
             <w:pPr>
               <w:spacing w:after="20" w:before="0"/>
             </w:pPr>
-            <w:hyperlink w:history="1" r:id="rIdzpttwtvdvgtrizqsrhp0o">
+            <w:hyperlink w:history="1" r:id="rIdhrzb-a1io7mql0t4ank75">
               <w:r>
                 <w:rPr>
                   <w:rFonts w:ascii="Arial" w:cs="Arial" w:eastAsia="Arial" w:hAnsi="Arial"/>
@@ -24941,7 +24941,7 @@
               <w:spacing w:after="10" w:before="0"/>
               <w:ind w:left="120"/>
             </w:pPr>
-            <w:hyperlink w:history="1" r:id="rIdvxvpq20sunel2wxfnlbkd">
+            <w:hyperlink w:history="1" r:id="rId5qmb39uchmgzvkpzzko9_">
               <w:r>
                 <w:rPr>
                   <w:rFonts w:ascii="Arial" w:cs="Arial" w:eastAsia="Arial" w:hAnsi="Arial"/>
@@ -24986,7 +24986,7 @@
             <w:pPr>
               <w:spacing w:after="20" w:before="0"/>
             </w:pPr>
-            <w:hyperlink w:history="1" r:id="rIdwrg6yi-ou-bttrl-net1s">
+            <w:hyperlink w:history="1" r:id="rIdw9kzifo2whm62x8zpiwfi">
               <w:r>
                 <w:rPr>
                   <w:rFonts w:ascii="Arial" w:cs="Arial" w:eastAsia="Arial" w:hAnsi="Arial"/>
@@ -25019,7 +25019,7 @@
               <w:spacing w:after="10" w:before="0"/>
               <w:ind w:left="120"/>
             </w:pPr>
-            <w:hyperlink w:history="1" r:id="rId3gwrbjtvqkkquv2av_b9o">
+            <w:hyperlink w:history="1" r:id="rIdmhpunjhmowhugrn6pxmru">
               <w:r>
                 <w:rPr>
                   <w:rFonts w:ascii="Arial" w:cs="Arial" w:eastAsia="Arial" w:hAnsi="Arial"/>
@@ -25214,7 +25214,7 @@
             <w:pPr>
               <w:spacing w:after="20" w:before="0"/>
             </w:pPr>
-            <w:hyperlink w:history="1" r:id="rIdgah5rfr1eimkpnp5styx7">
+            <w:hyperlink w:history="1" r:id="rIdfvcmkekha55gqszhuxnyq">
               <w:r>
                 <w:rPr>
                   <w:rFonts w:ascii="Arial" w:cs="Arial" w:eastAsia="Arial" w:hAnsi="Arial"/>
@@ -25247,7 +25247,7 @@
               <w:spacing w:after="10" w:before="0"/>
               <w:ind w:left="120"/>
             </w:pPr>
-            <w:hyperlink w:history="1" r:id="rIdecwro2lt7hjdhhly6ur7n">
+            <w:hyperlink w:history="1" r:id="rIdg5vlsjdixfbiy32ygjj54">
               <w:r>
                 <w:rPr>
                   <w:rFonts w:ascii="Arial" w:cs="Arial" w:eastAsia="Arial" w:hAnsi="Arial"/>
@@ -25292,7 +25292,7 @@
             <w:pPr>
               <w:spacing w:after="20" w:before="0"/>
             </w:pPr>
-            <w:hyperlink w:history="1" r:id="rIdh8j7couffzapwbdzjdwv8">
+            <w:hyperlink w:history="1" r:id="rIdz-xlckhkpr5onz_bo-vme">
               <w:r>
                 <w:rPr>
                   <w:rFonts w:ascii="Arial" w:cs="Arial" w:eastAsia="Arial" w:hAnsi="Arial"/>
@@ -25325,7 +25325,7 @@
               <w:spacing w:after="10" w:before="0"/>
               <w:ind w:left="120"/>
             </w:pPr>
-            <w:hyperlink w:history="1" r:id="rIdm7jfwwroz-jyo4pry0std">
+            <w:hyperlink w:history="1" r:id="rId94y8erdlcawkjvel5qcuj">
               <w:r>
                 <w:rPr>
                   <w:rFonts w:ascii="Arial" w:cs="Arial" w:eastAsia="Arial" w:hAnsi="Arial"/>
@@ -25837,7 +25837,7 @@
         </w:rPr>
         <w:t xml:space="preserve">© 2026 SeaVuria and ARES. Aligned with KICD objectives. Developed by SeaVuria; technical implementation by ARES (with AI assistance from Claude). Licensed under </w:t>
       </w:r>
-      <w:hyperlink w:history="1" r:id="rIdmt6fsh3mfzipz3mfr1xlu">
+      <w:hyperlink w:history="1" r:id="rIdwr1r59drubjr9qg9ruy4x">
         <w:r>
           <w:rPr>
             <w:rFonts w:ascii="Arial" w:cs="Arial" w:eastAsia="Arial" w:hAnsi="Arial"/>
@@ -25858,7 +25858,7 @@
         </w:rPr>
         <w:t xml:space="preserve"> (</w:t>
       </w:r>
-      <w:hyperlink w:history="1" r:id="rIdqthmsnrdxx3p1uu9p7nyt">
+      <w:hyperlink w:history="1" r:id="rIdzvc9sh2scdv_g8dtme0i4">
         <w:r>
           <w:rPr>
             <w:rFonts w:ascii="Arial" w:cs="Arial" w:eastAsia="Arial" w:hAnsi="Arial"/>

--- a/data/outputs/v2/Maths/SS3.3_Vectors_I/Mathematics_Vectors_I_CBE_LessonSequence.docx
+++ b/data/outputs/v2/Maths/SS3.3_Vectors_I/Mathematics_Vectors_I_CBE_LessonSequence.docx
@@ -2771,7 +2771,7 @@
         </w:rPr>
         <w:t xml:space="preserve">© 2026 SeaVuria and ARES. This work is licensed under a </w:t>
       </w:r>
-      <w:hyperlink w:history="1" r:id="rId81ihwnfdhyqizcgnmxccp">
+      <w:hyperlink w:history="1" r:id="rIdqruxxln54btwo7khycsa7">
         <w:r>
           <w:rPr>
             <w:rFonts w:ascii="Arial" w:cs="Arial" w:eastAsia="Arial" w:hAnsi="Arial"/>
@@ -2791,7 +2791,7 @@
         </w:rPr>
         <w:t xml:space="preserve"> (</w:t>
       </w:r>
-      <w:hyperlink w:history="1" r:id="rIdwtevymx0qrkk67i9c6vel">
+      <w:hyperlink w:history="1" r:id="rIdjv7tfch5sd9zzdmhszkc3">
         <w:r>
           <w:rPr>
             <w:rFonts w:ascii="Arial" w:cs="Arial" w:eastAsia="Arial" w:hAnsi="Arial"/>
@@ -2811,7 +2811,7 @@
         </w:rPr>
         <w:t xml:space="preserve">). To view a copy of this license, visit </w:t>
       </w:r>
-      <w:hyperlink w:history="1" r:id="rIdj7u4wpy-rqtp7-0dgwbfb">
+      <w:hyperlink w:history="1" r:id="rIdcxngqlnne0wzusb9vikjz">
         <w:r>
           <w:rPr>
             <w:rFonts w:ascii="Arial" w:cs="Arial" w:eastAsia="Arial" w:hAnsi="Arial"/>
@@ -3823,7 +3823,7 @@
             <w:pPr>
               <w:spacing w:after="20" w:before="0"/>
             </w:pPr>
-            <w:hyperlink w:history="1" r:id="rIdlaljkjmrzwlr-qz12ihag">
+            <w:hyperlink w:history="1" r:id="rIdlxyjh-fsmhyks_mxnhfkk">
               <w:r>
                 <w:rPr>
                   <w:rFonts w:ascii="Arial" w:cs="Arial" w:eastAsia="Arial" w:hAnsi="Arial"/>
@@ -3856,7 +3856,7 @@
               <w:spacing w:after="10" w:before="0"/>
               <w:ind w:left="120"/>
             </w:pPr>
-            <w:hyperlink w:history="1" r:id="rIddyfp-tqbwwigvopiicieo">
+            <w:hyperlink w:history="1" r:id="rIdjs410lsqsgfsji1pqdc6e">
               <w:r>
                 <w:rPr>
                   <w:rFonts w:ascii="Arial" w:cs="Arial" w:eastAsia="Arial" w:hAnsi="Arial"/>
@@ -3901,7 +3901,7 @@
             <w:pPr>
               <w:spacing w:after="20" w:before="0"/>
             </w:pPr>
-            <w:hyperlink w:history="1" r:id="rIdvrvx8hbrxbrmzzsrwgyaa">
+            <w:hyperlink w:history="1" r:id="rIdqinmbldrlaln7serfwc0o">
               <w:r>
                 <w:rPr>
                   <w:rFonts w:ascii="Arial" w:cs="Arial" w:eastAsia="Arial" w:hAnsi="Arial"/>
@@ -3934,7 +3934,7 @@
               <w:spacing w:after="10" w:before="0"/>
               <w:ind w:left="120"/>
             </w:pPr>
-            <w:hyperlink w:history="1" r:id="rIdrnau1eapc_rcruupqgk_0">
+            <w:hyperlink w:history="1" r:id="rIdsy0drr4thxkugwaeo0yuu">
               <w:r>
                 <w:rPr>
                   <w:rFonts w:ascii="Arial" w:cs="Arial" w:eastAsia="Arial" w:hAnsi="Arial"/>
@@ -4129,7 +4129,7 @@
             <w:pPr>
               <w:spacing w:after="20" w:before="0"/>
             </w:pPr>
-            <w:hyperlink w:history="1" r:id="rIdbtsexogd7lqp8rp93fngp">
+            <w:hyperlink w:history="1" r:id="rIdcxtw59e40tzkgecybxmle">
               <w:r>
                 <w:rPr>
                   <w:rFonts w:ascii="Arial" w:cs="Arial" w:eastAsia="Arial" w:hAnsi="Arial"/>
@@ -4162,7 +4162,7 @@
               <w:spacing w:after="10" w:before="0"/>
               <w:ind w:left="120"/>
             </w:pPr>
-            <w:hyperlink w:history="1" r:id="rIdck29jp2pi21b6yhm6fix9">
+            <w:hyperlink w:history="1" r:id="rIdwochsow6supmj8nzhnlzb">
               <w:r>
                 <w:rPr>
                   <w:rFonts w:ascii="Arial" w:cs="Arial" w:eastAsia="Arial" w:hAnsi="Arial"/>
@@ -4207,7 +4207,7 @@
             <w:pPr>
               <w:spacing w:after="20" w:before="0"/>
             </w:pPr>
-            <w:hyperlink w:history="1" r:id="rIdwrk6bkqvpxyxg2l920zu7">
+            <w:hyperlink w:history="1" r:id="rIdoiez9rmihflj2kb3qzxww">
               <w:r>
                 <w:rPr>
                   <w:rFonts w:ascii="Arial" w:cs="Arial" w:eastAsia="Arial" w:hAnsi="Arial"/>
@@ -4240,7 +4240,7 @@
               <w:spacing w:after="10" w:before="0"/>
               <w:ind w:left="120"/>
             </w:pPr>
-            <w:hyperlink w:history="1" r:id="rIdf0tbnpv9s_d0x4oym_gpa">
+            <w:hyperlink w:history="1" r:id="rIdhs6hj9ftglkl1bypucew6">
               <w:r>
                 <w:rPr>
                   <w:rFonts w:ascii="Arial" w:cs="Arial" w:eastAsia="Arial" w:hAnsi="Arial"/>
@@ -4435,7 +4435,7 @@
             <w:pPr>
               <w:spacing w:after="20" w:before="0"/>
             </w:pPr>
-            <w:hyperlink w:history="1" r:id="rIdpenmskta_3e7wu9awl1j5">
+            <w:hyperlink w:history="1" r:id="rIdpjuqfrs3jrum6xzblvboz">
               <w:r>
                 <w:rPr>
                   <w:rFonts w:ascii="Arial" w:cs="Arial" w:eastAsia="Arial" w:hAnsi="Arial"/>
@@ -4484,7 +4484,7 @@
               <w:spacing w:after="10" w:before="0"/>
               <w:ind w:left="120"/>
             </w:pPr>
-            <w:hyperlink w:history="1" r:id="rIdmct19yart6aik2jxsjicj">
+            <w:hyperlink w:history="1" r:id="rIdtug4m1lj4i7gy52dxwuiw">
               <w:r>
                 <w:rPr>
                   <w:rFonts w:ascii="Arial" w:cs="Arial" w:eastAsia="Arial" w:hAnsi="Arial"/>
@@ -4529,7 +4529,7 @@
             <w:pPr>
               <w:spacing w:after="20" w:before="0"/>
             </w:pPr>
-            <w:hyperlink w:history="1" r:id="rIdd3zv_srr378zcrec2ktzw">
+            <w:hyperlink w:history="1" r:id="rIdiusonsejax2nwgtjeo8zo">
               <w:r>
                 <w:rPr>
                   <w:rFonts w:ascii="Arial" w:cs="Arial" w:eastAsia="Arial" w:hAnsi="Arial"/>
@@ -4578,7 +4578,7 @@
               <w:spacing w:after="10" w:before="0"/>
               <w:ind w:left="120"/>
             </w:pPr>
-            <w:hyperlink w:history="1" r:id="rIdwz5yuousue_2vmtkqmopx">
+            <w:hyperlink w:history="1" r:id="rIdfpidz6p5h6geaplhxoipe">
               <w:r>
                 <w:rPr>
                   <w:rFonts w:ascii="Arial" w:cs="Arial" w:eastAsia="Arial" w:hAnsi="Arial"/>
@@ -4773,7 +4773,7 @@
             <w:pPr>
               <w:spacing w:after="20" w:before="0"/>
             </w:pPr>
-            <w:hyperlink w:history="1" r:id="rId6jb5jxdioikthvekwiehz">
+            <w:hyperlink w:history="1" r:id="rIdtg5rta6_1hwligesaogvq">
               <w:r>
                 <w:rPr>
                   <w:rFonts w:ascii="Arial" w:cs="Arial" w:eastAsia="Arial" w:hAnsi="Arial"/>
@@ -4822,7 +4822,7 @@
               <w:spacing w:after="10" w:before="0"/>
               <w:ind w:left="120"/>
             </w:pPr>
-            <w:hyperlink w:history="1" r:id="rIdgklstohaz3nu10griizym">
+            <w:hyperlink w:history="1" r:id="rId7l1ku_g42havj1roz2buz">
               <w:r>
                 <w:rPr>
                   <w:rFonts w:ascii="Arial" w:cs="Arial" w:eastAsia="Arial" w:hAnsi="Arial"/>
@@ -4867,7 +4867,7 @@
             <w:pPr>
               <w:spacing w:after="20" w:before="0"/>
             </w:pPr>
-            <w:hyperlink w:history="1" r:id="rIdwtghsk1w8dl29oiz4-rmh">
+            <w:hyperlink w:history="1" r:id="rId4g8pjrmm4pdkoto3831cd">
               <w:r>
                 <w:rPr>
                   <w:rFonts w:ascii="Arial" w:cs="Arial" w:eastAsia="Arial" w:hAnsi="Arial"/>
@@ -4916,7 +4916,7 @@
               <w:spacing w:after="10" w:before="0"/>
               <w:ind w:left="120"/>
             </w:pPr>
-            <w:hyperlink w:history="1" r:id="rIdveq2ncm0n6jxdlzkl6u3u">
+            <w:hyperlink w:history="1" r:id="rIdhbwc1z8bvxurqeswvx2v1">
               <w:r>
                 <w:rPr>
                   <w:rFonts w:ascii="Arial" w:cs="Arial" w:eastAsia="Arial" w:hAnsi="Arial"/>
@@ -5111,7 +5111,7 @@
             <w:pPr>
               <w:spacing w:after="20" w:before="0"/>
             </w:pPr>
-            <w:hyperlink w:history="1" r:id="rIdbmxaj3gpjnq1v25krkwxe">
+            <w:hyperlink w:history="1" r:id="rIdl0orhygioidj5h2m9klml">
               <w:r>
                 <w:rPr>
                   <w:rFonts w:ascii="Arial" w:cs="Arial" w:eastAsia="Arial" w:hAnsi="Arial"/>
@@ -5160,7 +5160,7 @@
               <w:spacing w:after="10" w:before="0"/>
               <w:ind w:left="120"/>
             </w:pPr>
-            <w:hyperlink w:history="1" r:id="rIdyxu7hbt9adzzw3g1pir-z">
+            <w:hyperlink w:history="1" r:id="rId7k7aeuecpygqmezsmyny_">
               <w:r>
                 <w:rPr>
                   <w:rFonts w:ascii="Arial" w:cs="Arial" w:eastAsia="Arial" w:hAnsi="Arial"/>
@@ -5205,7 +5205,7 @@
             <w:pPr>
               <w:spacing w:after="20" w:before="0"/>
             </w:pPr>
-            <w:hyperlink w:history="1" r:id="rIdyu7ousfoifnfcbmsu9uhy">
+            <w:hyperlink w:history="1" r:id="rIdi5xzezckkmwbkclqmyagf">
               <w:r>
                 <w:rPr>
                   <w:rFonts w:ascii="Arial" w:cs="Arial" w:eastAsia="Arial" w:hAnsi="Arial"/>
@@ -5254,7 +5254,7 @@
               <w:spacing w:after="10" w:before="0"/>
               <w:ind w:left="120"/>
             </w:pPr>
-            <w:hyperlink w:history="1" r:id="rIdesw-brhbqi8uc-awtweqv">
+            <w:hyperlink w:history="1" r:id="rId5zmz0p3zog9gh3kknwiqk">
               <w:r>
                 <w:rPr>
                   <w:rFonts w:ascii="Arial" w:cs="Arial" w:eastAsia="Arial" w:hAnsi="Arial"/>
@@ -5766,7 +5766,7 @@
         </w:rPr>
         <w:t xml:space="preserve">© 2026 SeaVuria and ARES. Aligned with KICD objectives. Developed by SeaVuria; technical implementation by ARES (with AI assistance from Claude). Licensed under </w:t>
       </w:r>
-      <w:hyperlink w:history="1" r:id="rIdbcgpmob1qdnsjtis1zakd">
+      <w:hyperlink w:history="1" r:id="rIdopkzx6mgnrgfpnytknm44">
         <w:r>
           <w:rPr>
             <w:rFonts w:ascii="Arial" w:cs="Arial" w:eastAsia="Arial" w:hAnsi="Arial"/>
@@ -5787,7 +5787,7 @@
         </w:rPr>
         <w:t xml:space="preserve"> (</w:t>
       </w:r>
-      <w:hyperlink w:history="1" r:id="rIdqtsnt6fdemmysfwfbchxa">
+      <w:hyperlink w:history="1" r:id="rIdc7d3la0cyxzpvbpodjz6k">
         <w:r>
           <w:rPr>
             <w:rFonts w:ascii="Arial" w:cs="Arial" w:eastAsia="Arial" w:hAnsi="Arial"/>
@@ -6800,7 +6800,7 @@
             <w:pPr>
               <w:spacing w:after="20" w:before="0"/>
             </w:pPr>
-            <w:hyperlink w:history="1" r:id="rId3q6zmcpreciqpf4lsjdqw">
+            <w:hyperlink w:history="1" r:id="rIdn85o9wrvrntqhpi-z2wzm">
               <w:r>
                 <w:rPr>
                   <w:rFonts w:ascii="Arial" w:cs="Arial" w:eastAsia="Arial" w:hAnsi="Arial"/>
@@ -6833,7 +6833,7 @@
               <w:spacing w:after="10" w:before="0"/>
               <w:ind w:left="120"/>
             </w:pPr>
-            <w:hyperlink w:history="1" r:id="rIdbwo9hwyscpkqxgixqqokz">
+            <w:hyperlink w:history="1" r:id="rIdldrtvqfn20gzguesxytqz">
               <w:r>
                 <w:rPr>
                   <w:rFonts w:ascii="Arial" w:cs="Arial" w:eastAsia="Arial" w:hAnsi="Arial"/>
@@ -6878,7 +6878,7 @@
             <w:pPr>
               <w:spacing w:after="20" w:before="0"/>
             </w:pPr>
-            <w:hyperlink w:history="1" r:id="rIdaaa_dwrj7cplodimqn7y0">
+            <w:hyperlink w:history="1" r:id="rIdrondlgwlbsu9ccnn5zyhn">
               <w:r>
                 <w:rPr>
                   <w:rFonts w:ascii="Arial" w:cs="Arial" w:eastAsia="Arial" w:hAnsi="Arial"/>
@@ -6911,7 +6911,7 @@
               <w:spacing w:after="10" w:before="0"/>
               <w:ind w:left="120"/>
             </w:pPr>
-            <w:hyperlink w:history="1" r:id="rId2uzu_m3ehgckffbd2smxk">
+            <w:hyperlink w:history="1" r:id="rIdrykltc6rr0uux2j67jfje">
               <w:r>
                 <w:rPr>
                   <w:rFonts w:ascii="Arial" w:cs="Arial" w:eastAsia="Arial" w:hAnsi="Arial"/>
@@ -7106,7 +7106,7 @@
             <w:pPr>
               <w:spacing w:after="20" w:before="0"/>
             </w:pPr>
-            <w:hyperlink w:history="1" r:id="rIdiq8-b8pr34dj8oyqpclgt">
+            <w:hyperlink w:history="1" r:id="rIdpvbj9q8zrlgqolhnpa7xm">
               <w:r>
                 <w:rPr>
                   <w:rFonts w:ascii="Arial" w:cs="Arial" w:eastAsia="Arial" w:hAnsi="Arial"/>
@@ -7139,7 +7139,7 @@
               <w:spacing w:after="10" w:before="0"/>
               <w:ind w:left="120"/>
             </w:pPr>
-            <w:hyperlink w:history="1" r:id="rId-lcsokylv79yt3lunf6xv">
+            <w:hyperlink w:history="1" r:id="rIdos4il7bfl7yevs1vxvgh3">
               <w:r>
                 <w:rPr>
                   <w:rFonts w:ascii="Arial" w:cs="Arial" w:eastAsia="Arial" w:hAnsi="Arial"/>
@@ -7184,7 +7184,7 @@
             <w:pPr>
               <w:spacing w:after="20" w:before="0"/>
             </w:pPr>
-            <w:hyperlink w:history="1" r:id="rIdokzmyn8ll02tsuihl1fb1">
+            <w:hyperlink w:history="1" r:id="rIdrpnxn4a3enput0nuanz3w">
               <w:r>
                 <w:rPr>
                   <w:rFonts w:ascii="Arial" w:cs="Arial" w:eastAsia="Arial" w:hAnsi="Arial"/>
@@ -7217,7 +7217,7 @@
               <w:spacing w:after="10" w:before="0"/>
               <w:ind w:left="120"/>
             </w:pPr>
-            <w:hyperlink w:history="1" r:id="rId-mk5xbclb6qw6vvc3hwz_">
+            <w:hyperlink w:history="1" r:id="rId4dkyctubdmqqgbhtzhibc">
               <w:r>
                 <w:rPr>
                   <w:rFonts w:ascii="Arial" w:cs="Arial" w:eastAsia="Arial" w:hAnsi="Arial"/>
@@ -7412,7 +7412,7 @@
             <w:pPr>
               <w:spacing w:after="20" w:before="0"/>
             </w:pPr>
-            <w:hyperlink w:history="1" r:id="rId2jqt7sai3k8pm0pbhmb1j">
+            <w:hyperlink w:history="1" r:id="rIdu5je5ibtoofvacfexsf0q">
               <w:r>
                 <w:rPr>
                   <w:rFonts w:ascii="Arial" w:cs="Arial" w:eastAsia="Arial" w:hAnsi="Arial"/>
@@ -7445,7 +7445,7 @@
               <w:spacing w:after="10" w:before="0"/>
               <w:ind w:left="120"/>
             </w:pPr>
-            <w:hyperlink w:history="1" r:id="rIdojjqfj9msi3wigsuvrc0j">
+            <w:hyperlink w:history="1" r:id="rIdurvytipht2negmbcxa1un">
               <w:r>
                 <w:rPr>
                   <w:rFonts w:ascii="Arial" w:cs="Arial" w:eastAsia="Arial" w:hAnsi="Arial"/>
@@ -7490,7 +7490,7 @@
             <w:pPr>
               <w:spacing w:after="20" w:before="0"/>
             </w:pPr>
-            <w:hyperlink w:history="1" r:id="rId-syhvcqnhg2gni-0fr4_l">
+            <w:hyperlink w:history="1" r:id="rIdd1ebfawu7pwxe28o7qbdw">
               <w:r>
                 <w:rPr>
                   <w:rFonts w:ascii="Arial" w:cs="Arial" w:eastAsia="Arial" w:hAnsi="Arial"/>
@@ -7539,7 +7539,7 @@
               <w:spacing w:after="10" w:before="0"/>
               <w:ind w:left="120"/>
             </w:pPr>
-            <w:hyperlink w:history="1" r:id="rIdim1p_ydknitikv5-mnidz">
+            <w:hyperlink w:history="1" r:id="rIdeht5nc2srvr-auycbngoj">
               <w:r>
                 <w:rPr>
                   <w:rFonts w:ascii="Arial" w:cs="Arial" w:eastAsia="Arial" w:hAnsi="Arial"/>
@@ -7734,7 +7734,7 @@
             <w:pPr>
               <w:spacing w:after="20" w:before="0"/>
             </w:pPr>
-            <w:hyperlink w:history="1" r:id="rIdb_oocipty2ligowb5qmix">
+            <w:hyperlink w:history="1" r:id="rIdyhnblfcvt3pmxfbxu67nf">
               <w:r>
                 <w:rPr>
                   <w:rFonts w:ascii="Arial" w:cs="Arial" w:eastAsia="Arial" w:hAnsi="Arial"/>
@@ -7767,7 +7767,7 @@
               <w:spacing w:after="10" w:before="0"/>
               <w:ind w:left="120"/>
             </w:pPr>
-            <w:hyperlink w:history="1" r:id="rId1hbw9_-osz_83c5dbq95o">
+            <w:hyperlink w:history="1" r:id="rIdjyoeuttt2lnkktmeb5c1q">
               <w:r>
                 <w:rPr>
                   <w:rFonts w:ascii="Arial" w:cs="Arial" w:eastAsia="Arial" w:hAnsi="Arial"/>
@@ -7812,7 +7812,7 @@
             <w:pPr>
               <w:spacing w:after="20" w:before="0"/>
             </w:pPr>
-            <w:hyperlink w:history="1" r:id="rIdubnwqvz13ursek8_cczvn">
+            <w:hyperlink w:history="1" r:id="rIdysfelbmng-3hoziheqaz3">
               <w:r>
                 <w:rPr>
                   <w:rFonts w:ascii="Arial" w:cs="Arial" w:eastAsia="Arial" w:hAnsi="Arial"/>
@@ -7861,7 +7861,7 @@
               <w:spacing w:after="10" w:before="0"/>
               <w:ind w:left="120"/>
             </w:pPr>
-            <w:hyperlink w:history="1" r:id="rIdmhrgcjyunkukgvoslbwko">
+            <w:hyperlink w:history="1" r:id="rId6cxtb3jtvy3ru3gvn4kn_">
               <w:r>
                 <w:rPr>
                   <w:rFonts w:ascii="Arial" w:cs="Arial" w:eastAsia="Arial" w:hAnsi="Arial"/>
@@ -8056,7 +8056,7 @@
             <w:pPr>
               <w:spacing w:after="20" w:before="0"/>
             </w:pPr>
-            <w:hyperlink w:history="1" r:id="rIdoxqge73lzpzx3frjpab7x">
+            <w:hyperlink w:history="1" r:id="rIdsq3uslyxj8d1bj5ozf8rv">
               <w:r>
                 <w:rPr>
                   <w:rFonts w:ascii="Arial" w:cs="Arial" w:eastAsia="Arial" w:hAnsi="Arial"/>
@@ -8105,7 +8105,7 @@
               <w:spacing w:after="10" w:before="0"/>
               <w:ind w:left="120"/>
             </w:pPr>
-            <w:hyperlink w:history="1" r:id="rIdvlbyecatwmiugykaelekr">
+            <w:hyperlink w:history="1" r:id="rIdh79tav4lwlinwy9qbwhux">
               <w:r>
                 <w:rPr>
                   <w:rFonts w:ascii="Arial" w:cs="Arial" w:eastAsia="Arial" w:hAnsi="Arial"/>
@@ -8150,7 +8150,7 @@
             <w:pPr>
               <w:spacing w:after="20" w:before="0"/>
             </w:pPr>
-            <w:hyperlink w:history="1" r:id="rIdk_z3bkuhbggegmov39y01">
+            <w:hyperlink w:history="1" r:id="rId3wamkktzy62jbguivsdga">
               <w:r>
                 <w:rPr>
                   <w:rFonts w:ascii="Arial" w:cs="Arial" w:eastAsia="Arial" w:hAnsi="Arial"/>
@@ -8199,7 +8199,7 @@
               <w:spacing w:after="10" w:before="0"/>
               <w:ind w:left="120"/>
             </w:pPr>
-            <w:hyperlink w:history="1" r:id="rIdsj91dqbsnijlmtb6flw9m">
+            <w:hyperlink w:history="1" r:id="rIdll-sg2ugl17rrl5ujjwht">
               <w:r>
                 <w:rPr>
                   <w:rFonts w:ascii="Arial" w:cs="Arial" w:eastAsia="Arial" w:hAnsi="Arial"/>
@@ -8711,7 +8711,7 @@
         </w:rPr>
         <w:t xml:space="preserve">© 2026 SeaVuria and ARES. Aligned with KICD objectives. Developed by SeaVuria; technical implementation by ARES (with AI assistance from Claude). Licensed under </w:t>
       </w:r>
-      <w:hyperlink w:history="1" r:id="rIdwpc4uhts31zdimobrzm3h">
+      <w:hyperlink w:history="1" r:id="rIdw355obtlxjzqpqdpoowij">
         <w:r>
           <w:rPr>
             <w:rFonts w:ascii="Arial" w:cs="Arial" w:eastAsia="Arial" w:hAnsi="Arial"/>
@@ -8732,7 +8732,7 @@
         </w:rPr>
         <w:t xml:space="preserve"> (</w:t>
       </w:r>
-      <w:hyperlink w:history="1" r:id="rIdv4emlcjkki2fbvhadatgq">
+      <w:hyperlink w:history="1" r:id="rIdvypcmaemviqhp5hvq07vv">
         <w:r>
           <w:rPr>
             <w:rFonts w:ascii="Arial" w:cs="Arial" w:eastAsia="Arial" w:hAnsi="Arial"/>
@@ -9745,7 +9745,7 @@
             <w:pPr>
               <w:spacing w:after="20" w:before="0"/>
             </w:pPr>
-            <w:hyperlink w:history="1" r:id="rIddotaukvnjftlhz-w1jo_l">
+            <w:hyperlink w:history="1" r:id="rId-aibtei2r6dmudfn2su4i">
               <w:r>
                 <w:rPr>
                   <w:rFonts w:ascii="Arial" w:cs="Arial" w:eastAsia="Arial" w:hAnsi="Arial"/>
@@ -9778,7 +9778,7 @@
               <w:spacing w:after="10" w:before="0"/>
               <w:ind w:left="120"/>
             </w:pPr>
-            <w:hyperlink w:history="1" r:id="rIdqbe6bfzsfbvd4y9stdmnr">
+            <w:hyperlink w:history="1" r:id="rIdwl16a1-qyt-8i2lmootib">
               <w:r>
                 <w:rPr>
                   <w:rFonts w:ascii="Arial" w:cs="Arial" w:eastAsia="Arial" w:hAnsi="Arial"/>
@@ -9823,7 +9823,7 @@
             <w:pPr>
               <w:spacing w:after="20" w:before="0"/>
             </w:pPr>
-            <w:hyperlink w:history="1" r:id="rId9ua6nil1grzcwhhr3kt28">
+            <w:hyperlink w:history="1" r:id="rIdyg6n_hppyv5blonn_ts4f">
               <w:r>
                 <w:rPr>
                   <w:rFonts w:ascii="Arial" w:cs="Arial" w:eastAsia="Arial" w:hAnsi="Arial"/>
@@ -9856,7 +9856,7 @@
               <w:spacing w:after="10" w:before="0"/>
               <w:ind w:left="120"/>
             </w:pPr>
-            <w:hyperlink w:history="1" r:id="rId0dohzhcvc-myzmaa_4uci">
+            <w:hyperlink w:history="1" r:id="rIdk1zaee6bq0thixagfmrvx">
               <w:r>
                 <w:rPr>
                   <w:rFonts w:ascii="Arial" w:cs="Arial" w:eastAsia="Arial" w:hAnsi="Arial"/>
@@ -10051,7 +10051,7 @@
             <w:pPr>
               <w:spacing w:after="20" w:before="0"/>
             </w:pPr>
-            <w:hyperlink w:history="1" r:id="rId-bard3q0nxif4n9r0ub8f">
+            <w:hyperlink w:history="1" r:id="rIdgr7dph9lenndmnbv49asl">
               <w:r>
                 <w:rPr>
                   <w:rFonts w:ascii="Arial" w:cs="Arial" w:eastAsia="Arial" w:hAnsi="Arial"/>
@@ -10084,7 +10084,7 @@
               <w:spacing w:after="10" w:before="0"/>
               <w:ind w:left="120"/>
             </w:pPr>
-            <w:hyperlink w:history="1" r:id="rIdud4noyhn4qs21xwwgeaev">
+            <w:hyperlink w:history="1" r:id="rId-c5wjqyd8yjtw-uotmzw3">
               <w:r>
                 <w:rPr>
                   <w:rFonts w:ascii="Arial" w:cs="Arial" w:eastAsia="Arial" w:hAnsi="Arial"/>
@@ -10129,7 +10129,7 @@
             <w:pPr>
               <w:spacing w:after="20" w:before="0"/>
             </w:pPr>
-            <w:hyperlink w:history="1" r:id="rIdwxr-46smntsyqoq1tgcfp">
+            <w:hyperlink w:history="1" r:id="rIdxggfwqowlg7aak2bzr90b">
               <w:r>
                 <w:rPr>
                   <w:rFonts w:ascii="Arial" w:cs="Arial" w:eastAsia="Arial" w:hAnsi="Arial"/>
@@ -10162,7 +10162,7 @@
               <w:spacing w:after="10" w:before="0"/>
               <w:ind w:left="120"/>
             </w:pPr>
-            <w:hyperlink w:history="1" r:id="rIdwyskhcoghwqnkcziiqmt6">
+            <w:hyperlink w:history="1" r:id="rIduatpr6_udjigfddggwrdv">
               <w:r>
                 <w:rPr>
                   <w:rFonts w:ascii="Arial" w:cs="Arial" w:eastAsia="Arial" w:hAnsi="Arial"/>
@@ -10357,7 +10357,7 @@
             <w:pPr>
               <w:spacing w:after="20" w:before="0"/>
             </w:pPr>
-            <w:hyperlink w:history="1" r:id="rIdm519wajkmlgsylfx7wrsu">
+            <w:hyperlink w:history="1" r:id="rIdxuukjaowkfyhav-r1y7vo">
               <w:r>
                 <w:rPr>
                   <w:rFonts w:ascii="Arial" w:cs="Arial" w:eastAsia="Arial" w:hAnsi="Arial"/>
@@ -10390,7 +10390,7 @@
               <w:spacing w:after="10" w:before="0"/>
               <w:ind w:left="120"/>
             </w:pPr>
-            <w:hyperlink w:history="1" r:id="rIdqpblyhju93xntyx4b8mkq">
+            <w:hyperlink w:history="1" r:id="rIdtodglgkfhddervmedtexg">
               <w:r>
                 <w:rPr>
                   <w:rFonts w:ascii="Arial" w:cs="Arial" w:eastAsia="Arial" w:hAnsi="Arial"/>
@@ -10435,7 +10435,7 @@
             <w:pPr>
               <w:spacing w:after="20" w:before="0"/>
             </w:pPr>
-            <w:hyperlink w:history="1" r:id="rId7exypze4vcdg5kebb7dsv">
+            <w:hyperlink w:history="1" r:id="rIdjrlous0xds3tscust1uhk">
               <w:r>
                 <w:rPr>
                   <w:rFonts w:ascii="Arial" w:cs="Arial" w:eastAsia="Arial" w:hAnsi="Arial"/>
@@ -10468,7 +10468,7 @@
               <w:spacing w:after="10" w:before="0"/>
               <w:ind w:left="120"/>
             </w:pPr>
-            <w:hyperlink w:history="1" r:id="rId11ogafdsyxcratwqvetif">
+            <w:hyperlink w:history="1" r:id="rIdbqjn72uhjm4pga2sjixef">
               <w:r>
                 <w:rPr>
                   <w:rFonts w:ascii="Arial" w:cs="Arial" w:eastAsia="Arial" w:hAnsi="Arial"/>
@@ -10663,7 +10663,7 @@
             <w:pPr>
               <w:spacing w:after="20" w:before="0"/>
             </w:pPr>
-            <w:hyperlink w:history="1" r:id="rId_gxtpvtmyosbvm4xjk7xn">
+            <w:hyperlink w:history="1" r:id="rId8majdmlhfvnv-jhlcr5-e">
               <w:r>
                 <w:rPr>
                   <w:rFonts w:ascii="Arial" w:cs="Arial" w:eastAsia="Arial" w:hAnsi="Arial"/>
@@ -10696,7 +10696,7 @@
               <w:spacing w:after="10" w:before="0"/>
               <w:ind w:left="120"/>
             </w:pPr>
-            <w:hyperlink w:history="1" r:id="rIdsqgqwwt6jflwrvwjif6rv">
+            <w:hyperlink w:history="1" r:id="rIdw2qinflkgrjgucietlae9">
               <w:r>
                 <w:rPr>
                   <w:rFonts w:ascii="Arial" w:cs="Arial" w:eastAsia="Arial" w:hAnsi="Arial"/>
@@ -10741,7 +10741,7 @@
             <w:pPr>
               <w:spacing w:after="20" w:before="0"/>
             </w:pPr>
-            <w:hyperlink w:history="1" r:id="rIdd6ejjvmnjc6vpqonykwcj">
+            <w:hyperlink w:history="1" r:id="rIdmmm-c_zcoqnmcal-srxyu">
               <w:r>
                 <w:rPr>
                   <w:rFonts w:ascii="Arial" w:cs="Arial" w:eastAsia="Arial" w:hAnsi="Arial"/>
@@ -10774,7 +10774,7 @@
               <w:spacing w:after="10" w:before="0"/>
               <w:ind w:left="120"/>
             </w:pPr>
-            <w:hyperlink w:history="1" r:id="rIdoa5-cfarhlv_hiaazik3c">
+            <w:hyperlink w:history="1" r:id="rIdpdusn_cfq6ktxs5hvtdv1">
               <w:r>
                 <w:rPr>
                   <w:rFonts w:ascii="Arial" w:cs="Arial" w:eastAsia="Arial" w:hAnsi="Arial"/>
@@ -10969,7 +10969,7 @@
             <w:pPr>
               <w:spacing w:after="20" w:before="0"/>
             </w:pPr>
-            <w:hyperlink w:history="1" r:id="rId7ym9wyfjw0hrf0pybqngf">
+            <w:hyperlink w:history="1" r:id="rIdzjz6__3j0xybmalr-ddyp">
               <w:r>
                 <w:rPr>
                   <w:rFonts w:ascii="Arial" w:cs="Arial" w:eastAsia="Arial" w:hAnsi="Arial"/>
@@ -11018,7 +11018,7 @@
               <w:spacing w:after="10" w:before="0"/>
               <w:ind w:left="120"/>
             </w:pPr>
-            <w:hyperlink w:history="1" r:id="rIdwkjtub31tylx_wastf7cj">
+            <w:hyperlink w:history="1" r:id="rIdchxygl17p5v_qchlwimdw">
               <w:r>
                 <w:rPr>
                   <w:rFonts w:ascii="Arial" w:cs="Arial" w:eastAsia="Arial" w:hAnsi="Arial"/>
@@ -11063,7 +11063,7 @@
             <w:pPr>
               <w:spacing w:after="20" w:before="0"/>
             </w:pPr>
-            <w:hyperlink w:history="1" r:id="rIdk7h3crkrewtiqzlulp_ei">
+            <w:hyperlink w:history="1" r:id="rIdvvpwofqqo1pqgt_nn8n51">
               <w:r>
                 <w:rPr>
                   <w:rFonts w:ascii="Arial" w:cs="Arial" w:eastAsia="Arial" w:hAnsi="Arial"/>
@@ -11096,7 +11096,7 @@
               <w:spacing w:after="10" w:before="0"/>
               <w:ind w:left="120"/>
             </w:pPr>
-            <w:hyperlink w:history="1" r:id="rId41x1gkgcz6f20l6zeqslm">
+            <w:hyperlink w:history="1" r:id="rIdxrvfhtwymymmdghqmin-g">
               <w:r>
                 <w:rPr>
                   <w:rFonts w:ascii="Arial" w:cs="Arial" w:eastAsia="Arial" w:hAnsi="Arial"/>
@@ -11608,7 +11608,7 @@
         </w:rPr>
         <w:t xml:space="preserve">© 2026 SeaVuria and ARES. Aligned with KICD objectives. Developed by SeaVuria; technical implementation by ARES (with AI assistance from Claude). Licensed under </w:t>
       </w:r>
-      <w:hyperlink w:history="1" r:id="rIdojg6r8qptrkgl0ggwskfj">
+      <w:hyperlink w:history="1" r:id="rId6vzywrun7dj4cu0_gijnl">
         <w:r>
           <w:rPr>
             <w:rFonts w:ascii="Arial" w:cs="Arial" w:eastAsia="Arial" w:hAnsi="Arial"/>
@@ -11629,7 +11629,7 @@
         </w:rPr>
         <w:t xml:space="preserve"> (</w:t>
       </w:r>
-      <w:hyperlink w:history="1" r:id="rId5cfd1sopcrs00ii-g4fcg">
+      <w:hyperlink w:history="1" r:id="rId_j9tdrjap0t9d1sbekres">
         <w:r>
           <w:rPr>
             <w:rFonts w:ascii="Arial" w:cs="Arial" w:eastAsia="Arial" w:hAnsi="Arial"/>
@@ -12642,7 +12642,7 @@
             <w:pPr>
               <w:spacing w:after="20" w:before="0"/>
             </w:pPr>
-            <w:hyperlink w:history="1" r:id="rIdej5duus4wmm74brr8_oau">
+            <w:hyperlink w:history="1" r:id="rIdc1bgacmgo5wwnhn-p5kut">
               <w:r>
                 <w:rPr>
                   <w:rFonts w:ascii="Arial" w:cs="Arial" w:eastAsia="Arial" w:hAnsi="Arial"/>
@@ -12675,7 +12675,7 @@
               <w:spacing w:after="10" w:before="0"/>
               <w:ind w:left="120"/>
             </w:pPr>
-            <w:hyperlink w:history="1" r:id="rId__7lkgz0kdm-gzkmt-dvq">
+            <w:hyperlink w:history="1" r:id="rIdvcp2jmjgcs8jji8iqnem2">
               <w:r>
                 <w:rPr>
                   <w:rFonts w:ascii="Arial" w:cs="Arial" w:eastAsia="Arial" w:hAnsi="Arial"/>
@@ -12720,7 +12720,7 @@
             <w:pPr>
               <w:spacing w:after="20" w:before="0"/>
             </w:pPr>
-            <w:hyperlink w:history="1" r:id="rIdmhwojor-dkufre1pj5pju">
+            <w:hyperlink w:history="1" r:id="rIdo8sxghiutzygkb4rctpkk">
               <w:r>
                 <w:rPr>
                   <w:rFonts w:ascii="Arial" w:cs="Arial" w:eastAsia="Arial" w:hAnsi="Arial"/>
@@ -12753,7 +12753,7 @@
               <w:spacing w:after="10" w:before="0"/>
               <w:ind w:left="120"/>
             </w:pPr>
-            <w:hyperlink w:history="1" r:id="rId0jvlckurr65yomuc_tg3b">
+            <w:hyperlink w:history="1" r:id="rId7fbgs0ommrivfxjogtfus">
               <w:r>
                 <w:rPr>
                   <w:rFonts w:ascii="Arial" w:cs="Arial" w:eastAsia="Arial" w:hAnsi="Arial"/>
@@ -12795,7 +12795,7 @@
                 <w:sz w:val="18"/>
                 <w:szCs w:val="18"/>
               </w:rPr>
-              <w:t xml:space="preserve">Learners are shown a large laminated grid on the board (or drawn on the chalkboard) that carries over the result from Lesson 3: point K (Kisumu) at the origin, point M (Mbita) at (60, 0), and point L (actual landing point) at (60, -16) — representing the ferry drifting 16 km south after 2 hours on a 20 km/h eastward engine with an 8 km/h southward current. The teacher points to L and M and poses the Predict Prompt in writing on the board: 'The ferry is now stuck at L. The captain needs to reach M. Without any calculations yet, draw on your grid paper ONE arrow that you think shows the journey from L to M. Then write one sentence describing what that arrow represents.' Learners work individually for 3 minutes, sketching the arrow and writing their sentence. Pairs then share predictions verbally for 1 minute. The teacher records four or five predicted descriptions on the board verbatim without correcting them, e.g. 'go back north', 'reverse the drift', 'a new push vector', 'the opposite of the current'.</w:t>
+              <w:t xml:space="preserve">Learners are shown a large laminated grid on the board (or drawn on the chalkboard) that carries over the result from Lesson 3: point K (Kisumu) at the origin, point M (Mbita) at (60, 0), and point L (actual landing point) at (60, -24) — representing the ferry drifting 24 km south after 3 hours on a 20 km/h eastward engine with an 8 km/h southward current. The teacher points to L and M and poses the Predict Prompt in writing on the board: 'The ferry is now stuck at L. The captain needs to reach M. Without any calculations yet, draw on your grid paper ONE arrow that you think shows the journey from L to M. Then write one sentence describing what that arrow represents.' Learners work individually for 3 minutes, sketching the arrow and writing their sentence. Pairs then share predictions verbally for 1 minute. The teacher records four or five predicted descriptions on the board verbatim without correcting them, e.g. 'go back north', 'reverse the drift', 'a new push vector', 'the opposite of the current'.</w:t>
             </w:r>
           </w:p>
         </w:tc>
@@ -12948,7 +12948,7 @@
             <w:pPr>
               <w:spacing w:after="20" w:before="0"/>
             </w:pPr>
-            <w:hyperlink w:history="1" r:id="rId4tydnukc6bzbjvctk17zx">
+            <w:hyperlink w:history="1" r:id="rIdhe3txj42gvyo1rbejnr4f">
               <w:r>
                 <w:rPr>
                   <w:rFonts w:ascii="Arial" w:cs="Arial" w:eastAsia="Arial" w:hAnsi="Arial"/>
@@ -12981,7 +12981,7 @@
               <w:spacing w:after="10" w:before="0"/>
               <w:ind w:left="120"/>
             </w:pPr>
-            <w:hyperlink w:history="1" r:id="rIduij4icymvmtrgh-rroct9">
+            <w:hyperlink w:history="1" r:id="rIdhq3js4trqi8utvdx-g2np">
               <w:r>
                 <w:rPr>
                   <w:rFonts w:ascii="Arial" w:cs="Arial" w:eastAsia="Arial" w:hAnsi="Arial"/>
@@ -13026,7 +13026,7 @@
             <w:pPr>
               <w:spacing w:after="20" w:before="0"/>
             </w:pPr>
-            <w:hyperlink w:history="1" r:id="rId2y6klxifglhsamz0y72-u">
+            <w:hyperlink w:history="1" r:id="rId2lttnm4az8cdlm7goal5n">
               <w:r>
                 <w:rPr>
                   <w:rFonts w:ascii="Arial" w:cs="Arial" w:eastAsia="Arial" w:hAnsi="Arial"/>
@@ -13059,7 +13059,7 @@
               <w:spacing w:after="10" w:before="0"/>
               <w:ind w:left="120"/>
             </w:pPr>
-            <w:hyperlink w:history="1" r:id="rIdfffkkzkbqco_xm_5lloib">
+            <w:hyperlink w:history="1" r:id="rIdnmsxnulhaeohyrftbdrb7">
               <w:r>
                 <w:rPr>
                   <w:rFonts w:ascii="Arial" w:cs="Arial" w:eastAsia="Arial" w:hAnsi="Arial"/>
@@ -13101,7 +13101,7 @@
                 <w:sz w:val="18"/>
                 <w:szCs w:val="18"/>
               </w:rPr>
-              <w:t xml:space="preserve">The teacher constructs a second diagram live on the board — or reveals a pre-drawn version on chart paper — that shows the following: (1) The engine vector e drawn from K(0,0) to (60, 0) labeled as e = (60 above 0). (2) The current vector c drawn tip-to-tail from (60, 0) to L(60, -16), labeled c = (0 above -16). (3) The resultant r drawn from K to L, labeled r = e + c = (60 above -16). (4) A dashed arrow drawn from L(60, -16) to M(60, 0), labeled with a question mark. The teacher says: 'Look at the four vectors in this diagram. Three are labelled. One is not. Observe carefully: where does the mystery vector start? Where does it end? What are its horizontal and vertical components?' Learners write three observations in their notebooks under the heading WHAT I NOTICE. They are given 4 minutes for this. Learners are then asked to observe a second supporting scenario displayed on a small poster or written on the board: 'A farmer in Nakuru uses a rope to pull a cart from a shed at point P(2, 3) to a maize store at Q(7, 3). The rope slips and the cart ends up at R(7, 6) instead. What vector moves the cart from R back to Q?' Learners sketch this on their grid paper.</w:t>
+              <w:t xml:space="preserve">The teacher constructs a second diagram live on the board — or reveals a pre-drawn version on chart paper — that shows the following: (1) The engine vector e drawn from K(0,0) to (60, 0) labeled as e = (60 above 0). (2) The current vector c drawn tip-to-tail from (60, 0) to L(60, -24), labeled c = (0 above -24). (3) The resultant r drawn from K to L, labeled r = e + c = (60 above -24). (4) A dashed arrow drawn from L(60, -24) to M(60, 0), labeled with a question mark. The teacher says: 'Look at the four vectors in this diagram. Three are labelled. One is not. Observe carefully: where does the mystery vector start? Where does it end? What are its horizontal and vertical components?' Learners write three observations in their notebooks under the heading WHAT I NOTICE. They are given 4 minutes for this. Learners are then asked to observe a second supporting scenario displayed on a small poster or written on the board: 'A farmer in Nakuru uses a rope to pull a cart from a shed at point P(2, 3) to a maize store at Q(7, 3). The rope slips and the cart ends up at R(7, 6) instead. What vector moves the cart from R back to Q?' Learners sketch this on their grid paper.</w:t>
             </w:r>
           </w:p>
         </w:tc>
@@ -13197,7 +13197,7 @@
                 <w:sz w:val="18"/>
                 <w:szCs w:val="18"/>
               </w:rPr>
-              <w:t xml:space="preserve">Teacher asks two or three learners to read one observation each. Listen for: Does the learner identify the start point as L and end point as M? Does the learner state the components as (0 above 16) — i.e., 16 units north? Does any learner spontaneously name this as M minus L or r minus c? These responses indicate readiness for algebraic formalisation. If most learners identify only the direction but not the components, the teacher knows more scaffolding is needed in the Explain phase before moving to algebra.</w:t>
+              <w:t xml:space="preserve">Teacher asks two or three learners to read one observation each. Listen for: Does the learner identify the start point as L and end point as M? Does the learner state the components as (0 above 24) — i.e., 24 units north? Does any learner spontaneously name this as M minus L or r minus c? These responses indicate readiness for algebraic formalisation. If most learners identify only the direction but not the components, the teacher knows more scaffolding is needed in the Explain phase before moving to algebra.</w:t>
             </w:r>
           </w:p>
         </w:tc>
@@ -13254,7 +13254,7 @@
             <w:pPr>
               <w:spacing w:after="20" w:before="0"/>
             </w:pPr>
-            <w:hyperlink w:history="1" r:id="rIdz7bszgub6hw8basleazvb">
+            <w:hyperlink w:history="1" r:id="rIdccgajjxfiotnck2y9ly9q">
               <w:r>
                 <w:rPr>
                   <w:rFonts w:ascii="Arial" w:cs="Arial" w:eastAsia="Arial" w:hAnsi="Arial"/>
@@ -13303,7 +13303,7 @@
               <w:spacing w:after="10" w:before="0"/>
               <w:ind w:left="120"/>
             </w:pPr>
-            <w:hyperlink w:history="1" r:id="rIdaw32yo10cywlc2jmuprc-">
+            <w:hyperlink w:history="1" r:id="rId9xp17jebcmtqivubyj3-g">
               <w:r>
                 <w:rPr>
                   <w:rFonts w:ascii="Arial" w:cs="Arial" w:eastAsia="Arial" w:hAnsi="Arial"/>
@@ -13348,7 +13348,7 @@
             <w:pPr>
               <w:spacing w:after="20" w:before="0"/>
             </w:pPr>
-            <w:hyperlink w:history="1" r:id="rIdkqvvnm7hgbw5peipvu71a">
+            <w:hyperlink w:history="1" r:id="rIdpgc8f4v8go6q4hpzotztf">
               <w:r>
                 <w:rPr>
                   <w:rFonts w:ascii="Arial" w:cs="Arial" w:eastAsia="Arial" w:hAnsi="Arial"/>
@@ -13381,7 +13381,7 @@
               <w:spacing w:after="10" w:before="0"/>
               <w:ind w:left="120"/>
             </w:pPr>
-            <w:hyperlink w:history="1" r:id="rIdldz1isgfwjjgkxqjwxj0w">
+            <w:hyperlink w:history="1" r:id="rIdim0xlnwxpcanyct5eic3_">
               <w:r>
                 <w:rPr>
                   <w:rFonts w:ascii="Arial" w:cs="Arial" w:eastAsia="Arial" w:hAnsi="Arial"/>
@@ -13423,7 +13423,7 @@
                 <w:sz w:val="18"/>
                 <w:szCs w:val="18"/>
               </w:rPr>
-              <w:t xml:space="preserve">The teacher introduces formal vocabulary and notation in three clearly signposted steps, each with a brief learner activity embedded. STEP 1 — THE NEGATIVE VECTOR: Teacher writes on the board: 'If vector a = (3 above 5), then the negative of a, written -a, equals (-3 above -5). The negative vector has the same magnitude but the opposite direction.' Learners write this in their notebooks, then answer: 'If the current vector c = (0 above -16), write -c.' (Answer: (0 above 16).) Learners draw both c and -c on a small grid, noting they point in opposite directions along the same line. STEP 2 — THE ZERO VECTOR: Teacher writes: 'When you add a vector to its negative, you get the zero vector: a + (-a) = 0, where 0 = (0 above 0). The zero vector has no magnitude and no direction. It means you are back where you started.' Teacher connects this to the ferry: 'If the ferry travels the resultant r from K to L, then travels -r from L back to K, the total displacement is zero.' Learners write the column-vector proof: r + (-r) = (60 above -16) + (-60 above 16) = (0 above 0). STEP 3 — VECTOR SUBTRACTION: Teacher writes: 'Vector subtraction: a - b means a + (-b). In column vectors: (p above q) - (r above s) = (p-r above q-s).' Teacher models the ferry correction: 'The correction vector from L to M equals the position of M minus the position of L. Let position vector of M = m = (60 above 0) and position of L = l = (60 above -16). Correction = m - l = (60 above 0) - (60 above -16) = (60-60 above 0-(-16)) = (0 above 16).' Teacher says: 'This matches the dashed arrow we observed — 16 units due north. The ferry must travel 16 km due north to reach Mbita from its wrong landing point.' Learners individually complete the Nakuru cart problem using the same method: correction from R(7,6) to Q(7,3) = q - r = (7 above 3) - (7 above 6) = (0 above -3). Two learners write solutions on the board while the class checks.</w:t>
+              <w:t xml:space="preserve">The teacher introduces formal vocabulary and notation in three clearly signposted steps, each with a brief learner activity embedded. STEP 1 — THE NEGATIVE VECTOR: Teacher writes on the board: 'If vector a = (3 above 5), then the negative of a, written -a, equals (-3 above -5). The negative vector has the same magnitude but the opposite direction.' Learners write this in their notebooks, then answer: 'If the current vector c = (0 above -24), write -c.' (Answer: (0 above 24).) Learners draw both c and -c on a small grid, noting they point in opposite directions along the same line. STEP 2 — THE ZERO VECTOR: Teacher writes: 'When you add a vector to its negative, you get the zero vector: a + (-a) = 0, where 0 = (0 above 0). The zero vector has no magnitude and no direction. It means you are back where you started.' Teacher connects this to the ferry: 'If the ferry travels the resultant r from K to L, then travels -r from L back to K, the total displacement is zero.' Learners write the column-vector proof: r + (-r) = (60 above -24) + (-60 above 24) = (0 above 0). STEP 3 — VECTOR SUBTRACTION: Teacher writes: 'Vector subtraction: a - b means a + (-b). In column vectors: (p above q) - (r above s) = (p-r above q-s).' Teacher models the ferry correction: 'The correction vector from L to M equals the position of M minus the position of L. Let position vector of M = m = (60 above 0) and position of L = l = (60 above -24). Correction = m - l = (60 above 0) - (60 above -24) = (60-60 above 0-(-24)) = (0 above 24).' Teacher says: 'This matches the dashed arrow we observed — 24 units due north. The ferry must travel 24 km due north to reach Mbita from its wrong landing point.' Learners individually complete the Nakuru cart problem using the same method: correction from R(7,6) to Q(7,3) = q - r = (7 above 3) - (7 above 6) = (0 above -3). Two learners write solutions on the board while the class checks.</w:t>
             </w:r>
           </w:p>
         </w:tc>
@@ -13576,7 +13576,7 @@
             <w:pPr>
               <w:spacing w:after="20" w:before="0"/>
             </w:pPr>
-            <w:hyperlink w:history="1" r:id="rIdhiqsm7t-ovppmj1_unnxs">
+            <w:hyperlink w:history="1" r:id="rIdboi4lqcwsfnxr8yz3aprc">
               <w:r>
                 <w:rPr>
                   <w:rFonts w:ascii="Arial" w:cs="Arial" w:eastAsia="Arial" w:hAnsi="Arial"/>
@@ -13625,7 +13625,7 @@
               <w:spacing w:after="10" w:before="0"/>
               <w:ind w:left="120"/>
             </w:pPr>
-            <w:hyperlink w:history="1" r:id="rIdnifmpkhsleasryknulhnj">
+            <w:hyperlink w:history="1" r:id="rIdybgs_k-ve6rxttwdglrds">
               <w:r>
                 <w:rPr>
                   <w:rFonts w:ascii="Arial" w:cs="Arial" w:eastAsia="Arial" w:hAnsi="Arial"/>
@@ -13670,7 +13670,7 @@
             <w:pPr>
               <w:spacing w:after="20" w:before="0"/>
             </w:pPr>
-            <w:hyperlink w:history="1" r:id="rIdczf0d-y2nfg4jte6ttclr">
+            <w:hyperlink w:history="1" r:id="rId8jyvxdscplr9brkpvx50l">
               <w:r>
                 <w:rPr>
                   <w:rFonts w:ascii="Arial" w:cs="Arial" w:eastAsia="Arial" w:hAnsi="Arial"/>
@@ -13703,7 +13703,7 @@
               <w:spacing w:after="10" w:before="0"/>
               <w:ind w:left="120"/>
             </w:pPr>
-            <w:hyperlink w:history="1" r:id="rId6hvmff8aolew2_ovyxcoz">
+            <w:hyperlink w:history="1" r:id="rIdy4mslpwuy90-gkpnzhhxs">
               <w:r>
                 <w:rPr>
                   <w:rFonts w:ascii="Arial" w:cs="Arial" w:eastAsia="Arial" w:hAnsi="Arial"/>
@@ -13745,7 +13745,7 @@
                 <w:sz w:val="18"/>
                 <w:szCs w:val="18"/>
               </w:rPr>
-              <w:t xml:space="preserve">Groups return to the class Driving Question Board — a large chart or section of the chalkboard divided into columns: WHAT WE KNOW, WHAT WE THINK, WHAT WE STILL WONDER, EVIDENCE. Each group has been maintaining a small group DQB copy in their exercise books. The teacher poses two specific DQB update prompts in writing: (1) 'Write one new thing we now KNOW about the ferry journey that we did not know after Lesson 3.' (2) 'Write one question the correction vector raises that we cannot yet answer.' Groups write their entries on sticky notes or torn paper slips (60 seconds), then a representative posts them under the correct DQB column. The teacher reads two or three entries aloud. Anticipated new KNOW entry: 'The ferry needs a correction vector of (0 above 16) — 16 km due north — to reach Mbita from where it landed.' Anticipated new WONDER entry: 'Can the captain apply the correction while the ferry is moving, or does it have to stop first?' or 'What if the wind changes direction during the correction?' The teacher highlights one wonder question that will be relevant to Lesson 8 and says: 'Mark this question with a star. We will return to it in our final lesson when we solve the full problem.'</w:t>
+              <w:t xml:space="preserve">Groups return to the class Driving Question Board — a large chart or section of the chalkboard divided into columns: WHAT WE KNOW, WHAT WE THINK, WHAT WE STILL WONDER, EVIDENCE. Each group has been maintaining a small group DQB copy in their exercise books. The teacher poses two specific DQB update prompts in writing: (1) 'Write one new thing we now KNOW about the ferry journey that we did not know after Lesson 3.' (2) 'Write one question the correction vector raises that we cannot yet answer.' Groups write their entries on sticky notes or torn paper slips (60 seconds), then a representative posts them under the correct DQB column. The teacher reads two or three entries aloud. Anticipated new KNOW entry: 'The ferry needs a correction vector of (0 above 24) — 24 km due north — to reach Mbita from where it landed.' Anticipated new WONDER entry: 'Can the captain apply the correction while the ferry is moving, or does it have to stop first?' or 'What if the wind changes direction during the correction?' The teacher highlights one wonder question that will be relevant to Lesson 8 and says: 'Mark this question with a star. We will return to it in our final lesson when we solve the full problem.'</w:t>
             </w:r>
           </w:p>
         </w:tc>
@@ -13898,7 +13898,7 @@
             <w:pPr>
               <w:spacing w:after="20" w:before="0"/>
             </w:pPr>
-            <w:hyperlink w:history="1" r:id="rIdaocimxug7-mp1vaqktxvw">
+            <w:hyperlink w:history="1" r:id="rId0m5ycrs4whlrxppyxkddl">
               <w:r>
                 <w:rPr>
                   <w:rFonts w:ascii="Arial" w:cs="Arial" w:eastAsia="Arial" w:hAnsi="Arial"/>
@@ -13947,7 +13947,7 @@
               <w:spacing w:after="10" w:before="0"/>
               <w:ind w:left="120"/>
             </w:pPr>
-            <w:hyperlink w:history="1" r:id="rIdreznfkvy-shf_1mzji4x9">
+            <w:hyperlink w:history="1" r:id="rIdlm0ma4i2cxmt9rrlrgfnw">
               <w:r>
                 <w:rPr>
                   <w:rFonts w:ascii="Arial" w:cs="Arial" w:eastAsia="Arial" w:hAnsi="Arial"/>
@@ -13992,7 +13992,7 @@
             <w:pPr>
               <w:spacing w:after="20" w:before="0"/>
             </w:pPr>
-            <w:hyperlink w:history="1" r:id="rIdtxfjizz_uk-7e-lu-hxk_">
+            <w:hyperlink w:history="1" r:id="rIdh_owrdb2hoo79tjxi1f-n">
               <w:r>
                 <w:rPr>
                   <w:rFonts w:ascii="Arial" w:cs="Arial" w:eastAsia="Arial" w:hAnsi="Arial"/>
@@ -14025,7 +14025,7 @@
               <w:spacing w:after="10" w:before="0"/>
               <w:ind w:left="120"/>
             </w:pPr>
-            <w:hyperlink w:history="1" r:id="rIdxyh3w5lzpj4_q0n4jnm2f">
+            <w:hyperlink w:history="1" r:id="rIdvkgnrb3y_52c5-b72bjuo">
               <w:r>
                 <w:rPr>
                   <w:rFonts w:ascii="Arial" w:cs="Arial" w:eastAsia="Arial" w:hAnsi="Arial"/>
@@ -14067,7 +14067,7 @@
                 <w:sz w:val="18"/>
                 <w:szCs w:val="18"/>
               </w:rPr>
-              <w:t xml:space="preserve">Learners work in groups of three or four to build a complete cumulative vector model of the ferry journey so far. On A4 grid paper, each group draws: (1) Engine vector e = (60 above 0) from K to point A. (2) Current vector c = (0 above -16) from A to L (actual landing). (3) Correction vector v = m - l = (0 above 16) from L to M. (4) They verify that e + c + v = (60 above 0) + (0 above -16) + (0 above 16) = (60 above 0). They label this final result as the vector from K to M, which equals the intended journey. Groups then answer three structured questions in writing: Q1 — 'What is the column vector of the correction v? Show the subtraction that produces it.' Q2 — 'If a second current of (3 above 0) were added (an eastward push), would the correction vector change? If yes, write the new correction.' Q3 — 'The zero vector appears when a vector is added to its negative. Write the column vector equation that shows the round trip K to L and back to K.' At least one group is invited to display their diagram on the board and explain one of the three questions to the class.</w:t>
+              <w:t xml:space="preserve">Learners work in groups of three or four to build a complete cumulative vector model of the ferry journey so far. On A4 grid paper, each group draws: (1) Engine vector e = (60 above 0) from K to point A. (2) Current vector c = (0 above -24) from A to L (actual landing). (3) Correction vector v = m - l = (0 above 24) from L to M. (4) They verify that e + c + v = (60 above 0) + (0 above -24) + (0 above 24) = (60 above 0). They label this final result as the vector from K to M, which equals the intended journey. Groups then answer three structured questions in writing: Q1 — 'What is the column vector of the correction v? Show the subtraction that produces it.' Q2 — 'If a second current of (3 above 0) were added (an eastward push), would the correction vector change? If yes, write the new correction.' Q3 — 'The zero vector appears when a vector is added to its negative. Write the column vector equation that shows the round trip K to L and back to K.' At least one group is invited to display their diagram on the board and explain one of the three questions to the class.</w:t>
             </w:r>
           </w:p>
         </w:tc>
@@ -14163,7 +14163,7 @@
                 <w:sz w:val="18"/>
                 <w:szCs w:val="18"/>
               </w:rPr>
-              <w:t xml:space="preserve">Teacher collects the A4 grid paper models at the end of the lesson (or photographs them) and checks three things: (1) Are all three arrows drawn in the correct direction with correct start and end points? (2) Is the subtraction in Q1 shown as column-vector working, not just the answer? (3) Does Q3 show the round-trip equation correctly as e + c + (-e - c) = (0 above 0) or equivalent? Learners who complete Q2 correctly with the new correction vector (0 above 16) minus any eastward drift adjustment have demonstrated transfer beyond the lesson. These learners are noted for extension challenge in Lesson 5.</w:t>
+              <w:t xml:space="preserve">Teacher collects the A4 grid paper models at the end of the lesson (or photographs them) and checks three things: (1) Are all three arrows drawn in the correct direction with correct start and end points? (2) Is the subtraction in Q1 shown as column-vector working, not just the answer? (3) Does Q3 show the round-trip equation correctly as e + c + (-e - c) = (0 above 0) or equivalent? Learners who complete Q2 correctly with the new correction vector (0 above 24) minus any eastward drift adjustment have demonstrated transfer beyond the lesson. These learners are noted for extension challenge in Lesson 5.</w:t>
             </w:r>
           </w:p>
         </w:tc>
@@ -14256,7 +14256,7 @@
                 <w:sz w:val="18"/>
                 <w:szCs w:val="18"/>
               </w:rPr>
-              <w:t xml:space="preserve">After the lesson, consider the following: Did learners consistently distinguish between the direction of the correction vector (from wrong point to intended point) and its negative (from intended point to wrong point)? If confusion persisted, plan a brief five-minute warm-up for Lesson 5 using two or three labelled points on a grid and asking: 'Write the vector from A to B. Now write the vector from B to A. What is their sum?' Was the zero vector understood as a meaningful result — the round trip — rather than just a trivial calculation? If learners treated it as unimportant, the scalar multiplication lesson (Lesson 5) should include a brief revisit of the zero vector as a boundary case when a scalar of zero is applied. Did the DQB update produce genuinely new KNOW entries grounded in column-vector evidence, or did groups write vague narrative statements? If the latter, model a precise KNOW entry format at the start of Lesson 5: 'We know [claim] because [column-vector calculation].' Finally, note which learners struggled with the sign handling in column-vector subtraction — particularly the subtraction of a negative component such as 0 - (-16) = 16. These learners may need a brief integer arithmetic review at the start of the next lesson, which can be embedded as a 2-minute oral warm-up.</w:t>
+              <w:t xml:space="preserve">After the lesson, consider the following: Did learners consistently distinguish between the direction of the correction vector (from wrong point to intended point) and its negative (from intended point to wrong point)? If confusion persisted, plan a brief five-minute warm-up for Lesson 5 using two or three labelled points on a grid and asking: 'Write the vector from A to B. Now write the vector from B to A. What is their sum?' Was the zero vector understood as a meaningful result — the round trip — rather than just a trivial calculation? If learners treated it as unimportant, the scalar multiplication lesson (Lesson 5) should include a brief revisit of the zero vector as a boundary case when a scalar of zero is applied. Did the DQB update produce genuinely new KNOW entries grounded in column-vector evidence, or did groups write vague narrative statements? If the latter, model a precise KNOW entry format at the start of Lesson 5: 'We know [claim] because [column-vector calculation].' Finally, note which learners struggled with the sign handling in column-vector subtraction — particularly the subtraction of a negative component such as 0 - (-24) = 24. These learners may need a brief integer arithmetic review at the start of the next lesson, which can be embedded as a 2-minute oral warm-up.</w:t>
             </w:r>
           </w:p>
         </w:tc>
@@ -14383,7 +14383,7 @@
                 <w:sz w:val="18"/>
                 <w:szCs w:val="18"/>
               </w:rPr>
-              <w:t xml:space="preserve">The ferry landed at point L, which is 16 km south of Mbita (point M), after the engine vector and current vector were combined. A dashed arrow on the diagram connected L to M and had unknown components. A Nakuru farmer also overshot a maize store when pulling a rope cart, landing at the wrong point.</w:t>
+              <w:t xml:space="preserve">The ferry landed at point L, which is 24 km south of Mbita (point M), after the engine vector and current vector were combined. A dashed arrow on the diagram connected L to M and had unknown components. A Nakuru farmer also overshot a maize store when pulling a rope cart, landing at the wrong point.</w:t>
             </w:r>
           </w:p>
         </w:tc>
@@ -14449,7 +14449,7 @@
                 <w:sz w:val="18"/>
                 <w:szCs w:val="18"/>
               </w:rPr>
-              <w:t xml:space="preserve">The negative of a vector reverses its direction while keeping the same magnitude. The zero vector results from adding a vector to its negative and represents no net displacement — a round trip. Vector subtraction a - b is the same as a + (-b) and is carried out component by component in column vector notation. The correction vector from L to M equals the column vector (0 above 16), found by subtracting the position vector of L from the position vector of M.</w:t>
+              <w:t xml:space="preserve">The negative of a vector reverses its direction while keeping the same magnitude. The zero vector results from adding a vector to its negative and represents no net displacement — a round trip. Vector subtraction a - b is the same as a + (-b) and is carried out component by component in column vector notation. The correction vector from L to M equals the column vector (0 above 24), found by subtracting the position vector of L from the position vector of M.</w:t>
             </w:r>
           </w:p>
         </w:tc>
@@ -14537,7 +14537,7 @@
         </w:rPr>
         <w:t xml:space="preserve">© 2026 SeaVuria and ARES. Aligned with KICD objectives. Developed by SeaVuria; technical implementation by ARES (with AI assistance from Claude). Licensed under </w:t>
       </w:r>
-      <w:hyperlink w:history="1" r:id="rIdtq22yc5dtr0e3ri3t-91y">
+      <w:hyperlink w:history="1" r:id="rIdbccfvtkitkzieswfxx5oc">
         <w:r>
           <w:rPr>
             <w:rFonts w:ascii="Arial" w:cs="Arial" w:eastAsia="Arial" w:hAnsi="Arial"/>
@@ -14558,7 +14558,7 @@
         </w:rPr>
         <w:t xml:space="preserve"> (</w:t>
       </w:r>
-      <w:hyperlink w:history="1" r:id="rIdunpniekqaasoi8runjknc">
+      <w:hyperlink w:history="1" r:id="rIdmbdlci-rkqimnpvljxgdi">
         <w:r>
           <w:rPr>
             <w:rFonts w:ascii="Arial" w:cs="Arial" w:eastAsia="Arial" w:hAnsi="Arial"/>
@@ -15571,7 +15571,7 @@
             <w:pPr>
               <w:spacing w:after="20" w:before="0"/>
             </w:pPr>
-            <w:hyperlink w:history="1" r:id="rId1efvw2otevv9gfnkezmyr">
+            <w:hyperlink w:history="1" r:id="rIdw1cuuuriositwwwyvv4uz">
               <w:r>
                 <w:rPr>
                   <w:rFonts w:ascii="Arial" w:cs="Arial" w:eastAsia="Arial" w:hAnsi="Arial"/>
@@ -15604,7 +15604,7 @@
               <w:spacing w:after="10" w:before="0"/>
               <w:ind w:left="120"/>
             </w:pPr>
-            <w:hyperlink w:history="1" r:id="rId-dlxt1keabhc1dpkexn45">
+            <w:hyperlink w:history="1" r:id="rIdcrbfnryo_wcsoalwo4kpj">
               <w:r>
                 <w:rPr>
                   <w:rFonts w:ascii="Arial" w:cs="Arial" w:eastAsia="Arial" w:hAnsi="Arial"/>
@@ -15649,7 +15649,7 @@
             <w:pPr>
               <w:spacing w:after="20" w:before="0"/>
             </w:pPr>
-            <w:hyperlink w:history="1" r:id="rIdc-0a0twk-hccb0efcgjxz">
+            <w:hyperlink w:history="1" r:id="rIdwsd8nmna84bttpjisxeak">
               <w:r>
                 <w:rPr>
                   <w:rFonts w:ascii="Arial" w:cs="Arial" w:eastAsia="Arial" w:hAnsi="Arial"/>
@@ -15682,7 +15682,7 @@
               <w:spacing w:after="10" w:before="0"/>
               <w:ind w:left="120"/>
             </w:pPr>
-            <w:hyperlink w:history="1" r:id="rIdf6rsuvbzfu1gkpwmfn_ra">
+            <w:hyperlink w:history="1" r:id="rId4gqkamy4ebpqymqtite0b">
               <w:r>
                 <w:rPr>
                   <w:rFonts w:ascii="Arial" w:cs="Arial" w:eastAsia="Arial" w:hAnsi="Arial"/>
@@ -15877,7 +15877,7 @@
             <w:pPr>
               <w:spacing w:after="20" w:before="0"/>
             </w:pPr>
-            <w:hyperlink w:history="1" r:id="rIdoywkihlu24mszzcetbn-2">
+            <w:hyperlink w:history="1" r:id="rIdvseyrj_tc6mvtru6evqiz">
               <w:r>
                 <w:rPr>
                   <w:rFonts w:ascii="Arial" w:cs="Arial" w:eastAsia="Arial" w:hAnsi="Arial"/>
@@ -15910,7 +15910,7 @@
               <w:spacing w:after="10" w:before="0"/>
               <w:ind w:left="120"/>
             </w:pPr>
-            <w:hyperlink w:history="1" r:id="rId907r50716eyc9fglww3pu">
+            <w:hyperlink w:history="1" r:id="rIdgfggs5nereexabugsje7n">
               <w:r>
                 <w:rPr>
                   <w:rFonts w:ascii="Arial" w:cs="Arial" w:eastAsia="Arial" w:hAnsi="Arial"/>
@@ -15955,7 +15955,7 @@
             <w:pPr>
               <w:spacing w:after="20" w:before="0"/>
             </w:pPr>
-            <w:hyperlink w:history="1" r:id="rId_jbgnda4rvh2d5dbynrrs">
+            <w:hyperlink w:history="1" r:id="rIdftzeznnt-o3on7su2t3ze">
               <w:r>
                 <w:rPr>
                   <w:rFonts w:ascii="Arial" w:cs="Arial" w:eastAsia="Arial" w:hAnsi="Arial"/>
@@ -15988,7 +15988,7 @@
               <w:spacing w:after="10" w:before="0"/>
               <w:ind w:left="120"/>
             </w:pPr>
-            <w:hyperlink w:history="1" r:id="rIdtriyf_7fzb5l-bxnx8gxg">
+            <w:hyperlink w:history="1" r:id="rIdj6mdjk8wpsica_fg9uib9">
               <w:r>
                 <w:rPr>
                   <w:rFonts w:ascii="Arial" w:cs="Arial" w:eastAsia="Arial" w:hAnsi="Arial"/>
@@ -16183,7 +16183,7 @@
             <w:pPr>
               <w:spacing w:after="20" w:before="0"/>
             </w:pPr>
-            <w:hyperlink w:history="1" r:id="rIdybqdzsya2t1oe7wujuo9s">
+            <w:hyperlink w:history="1" r:id="rIdotphgy2ijx8an1p040q-6">
               <w:r>
                 <w:rPr>
                   <w:rFonts w:ascii="Arial" w:cs="Arial" w:eastAsia="Arial" w:hAnsi="Arial"/>
@@ -16216,7 +16216,7 @@
               <w:spacing w:after="10" w:before="0"/>
               <w:ind w:left="120"/>
             </w:pPr>
-            <w:hyperlink w:history="1" r:id="rId5p6bmrjkc9dczk3sbdhwm">
+            <w:hyperlink w:history="1" r:id="rIdrn1ctewpof-ivbjpcd5_b">
               <w:r>
                 <w:rPr>
                   <w:rFonts w:ascii="Arial" w:cs="Arial" w:eastAsia="Arial" w:hAnsi="Arial"/>
@@ -16261,7 +16261,7 @@
             <w:pPr>
               <w:spacing w:after="20" w:before="0"/>
             </w:pPr>
-            <w:hyperlink w:history="1" r:id="rIdfj--5evkvxb6sci9t6zcd">
+            <w:hyperlink w:history="1" r:id="rIdfn9j0sqthxiwwpniex3mb">
               <w:r>
                 <w:rPr>
                   <w:rFonts w:ascii="Arial" w:cs="Arial" w:eastAsia="Arial" w:hAnsi="Arial"/>
@@ -16294,7 +16294,7 @@
               <w:spacing w:after="10" w:before="0"/>
               <w:ind w:left="120"/>
             </w:pPr>
-            <w:hyperlink w:history="1" r:id="rIdp7hhmelqomri75i2mqxae">
+            <w:hyperlink w:history="1" r:id="rIdxg6ayujp-5fpucw8cjf1k">
               <w:r>
                 <w:rPr>
                   <w:rFonts w:ascii="Arial" w:cs="Arial" w:eastAsia="Arial" w:hAnsi="Arial"/>
@@ -16489,7 +16489,7 @@
             <w:pPr>
               <w:spacing w:after="20" w:before="0"/>
             </w:pPr>
-            <w:hyperlink w:history="1" r:id="rIdldrz5h10-52w5fk4f3q6n">
+            <w:hyperlink w:history="1" r:id="rIdioakxbmocvi7mzamo-dso">
               <w:r>
                 <w:rPr>
                   <w:rFonts w:ascii="Arial" w:cs="Arial" w:eastAsia="Arial" w:hAnsi="Arial"/>
@@ -16522,7 +16522,7 @@
               <w:spacing w:after="10" w:before="0"/>
               <w:ind w:left="120"/>
             </w:pPr>
-            <w:hyperlink w:history="1" r:id="rId7hkgcaxo7y7xpx6h3pjfj">
+            <w:hyperlink w:history="1" r:id="rIdtqbkgf-m64s0nfh3szdqn">
               <w:r>
                 <w:rPr>
                   <w:rFonts w:ascii="Arial" w:cs="Arial" w:eastAsia="Arial" w:hAnsi="Arial"/>
@@ -16567,7 +16567,7 @@
             <w:pPr>
               <w:spacing w:after="20" w:before="0"/>
             </w:pPr>
-            <w:hyperlink w:history="1" r:id="rIdknp2dssfsjhmsd3_eigmh">
+            <w:hyperlink w:history="1" r:id="rIdeeg7pg-zoh41x8qqjcccd">
               <w:r>
                 <w:rPr>
                   <w:rFonts w:ascii="Arial" w:cs="Arial" w:eastAsia="Arial" w:hAnsi="Arial"/>
@@ -16600,7 +16600,7 @@
               <w:spacing w:after="10" w:before="0"/>
               <w:ind w:left="120"/>
             </w:pPr>
-            <w:hyperlink w:history="1" r:id="rIdnxt1lnigb8uontmgl0c5h">
+            <w:hyperlink w:history="1" r:id="rIdqgiqwchz3jbku0iubpmto">
               <w:r>
                 <w:rPr>
                   <w:rFonts w:ascii="Arial" w:cs="Arial" w:eastAsia="Arial" w:hAnsi="Arial"/>
@@ -16795,7 +16795,7 @@
             <w:pPr>
               <w:spacing w:after="20" w:before="0"/>
             </w:pPr>
-            <w:hyperlink w:history="1" r:id="rIdgxgsk1tb76u6tigawog_w">
+            <w:hyperlink w:history="1" r:id="rIdo-zgpfz2xvnbaejuu9m2v">
               <w:r>
                 <w:rPr>
                   <w:rFonts w:ascii="Arial" w:cs="Arial" w:eastAsia="Arial" w:hAnsi="Arial"/>
@@ -16828,7 +16828,7 @@
               <w:spacing w:after="10" w:before="0"/>
               <w:ind w:left="120"/>
             </w:pPr>
-            <w:hyperlink w:history="1" r:id="rIdste03uzqczwv4zy5vtzj2">
+            <w:hyperlink w:history="1" r:id="rIdhp6ar6qtq3gwa-ess1kei">
               <w:r>
                 <w:rPr>
                   <w:rFonts w:ascii="Arial" w:cs="Arial" w:eastAsia="Arial" w:hAnsi="Arial"/>
@@ -16873,7 +16873,7 @@
             <w:pPr>
               <w:spacing w:after="20" w:before="0"/>
             </w:pPr>
-            <w:hyperlink w:history="1" r:id="rIdcq69uslbgunsjxu5hcfdl">
+            <w:hyperlink w:history="1" r:id="rId-tdb8jstutk7ioqwb4cv3">
               <w:r>
                 <w:rPr>
                   <w:rFonts w:ascii="Arial" w:cs="Arial" w:eastAsia="Arial" w:hAnsi="Arial"/>
@@ -16906,7 +16906,7 @@
               <w:spacing w:after="10" w:before="0"/>
               <w:ind w:left="120"/>
             </w:pPr>
-            <w:hyperlink w:history="1" r:id="rIdgogrkn-by3kb6hmwqebf5">
+            <w:hyperlink w:history="1" r:id="rIdrxq9ga_2n1b3zjpmggznw">
               <w:r>
                 <w:rPr>
                   <w:rFonts w:ascii="Arial" w:cs="Arial" w:eastAsia="Arial" w:hAnsi="Arial"/>
@@ -17418,7 +17418,7 @@
         </w:rPr>
         <w:t xml:space="preserve">© 2026 SeaVuria and ARES. Aligned with KICD objectives. Developed by SeaVuria; technical implementation by ARES (with AI assistance from Claude). Licensed under </w:t>
       </w:r>
-      <w:hyperlink w:history="1" r:id="rIdg914t4s6o07urz0pn0vj9">
+      <w:hyperlink w:history="1" r:id="rIdypecl3hz0dvzfvplh-cnc">
         <w:r>
           <w:rPr>
             <w:rFonts w:ascii="Arial" w:cs="Arial" w:eastAsia="Arial" w:hAnsi="Arial"/>
@@ -17439,7 +17439,7 @@
         </w:rPr>
         <w:t xml:space="preserve"> (</w:t>
       </w:r>
-      <w:hyperlink w:history="1" r:id="rIdx-qhgcbpymfa84chval1z">
+      <w:hyperlink w:history="1" r:id="rIdhu4pjetpz3py7an_ptfjh">
         <w:r>
           <w:rPr>
             <w:rFonts w:ascii="Arial" w:cs="Arial" w:eastAsia="Arial" w:hAnsi="Arial"/>
@@ -18452,7 +18452,7 @@
             <w:pPr>
               <w:spacing w:after="20" w:before="0"/>
             </w:pPr>
-            <w:hyperlink w:history="1" r:id="rId3bjfe6ucppvyvouems0bu">
+            <w:hyperlink w:history="1" r:id="rIdm6idbdzoifuyjuashdqrv">
               <w:r>
                 <w:rPr>
                   <w:rFonts w:ascii="Arial" w:cs="Arial" w:eastAsia="Arial" w:hAnsi="Arial"/>
@@ -18485,7 +18485,7 @@
               <w:spacing w:after="10" w:before="0"/>
               <w:ind w:left="120"/>
             </w:pPr>
-            <w:hyperlink w:history="1" r:id="rIds6ssolij4froud60i5d1o">
+            <w:hyperlink w:history="1" r:id="rId3al6nns73wlpoz6jxynhz">
               <w:r>
                 <w:rPr>
                   <w:rFonts w:ascii="Arial" w:cs="Arial" w:eastAsia="Arial" w:hAnsi="Arial"/>
@@ -18530,7 +18530,7 @@
             <w:pPr>
               <w:spacing w:after="20" w:before="0"/>
             </w:pPr>
-            <w:hyperlink w:history="1" r:id="rIdmnd5cjtrbaf5hsgujihiq">
+            <w:hyperlink w:history="1" r:id="rId_1xg9jmg_oms0worq8nue">
               <w:r>
                 <w:rPr>
                   <w:rFonts w:ascii="Arial" w:cs="Arial" w:eastAsia="Arial" w:hAnsi="Arial"/>
@@ -18563,7 +18563,7 @@
               <w:spacing w:after="10" w:before="0"/>
               <w:ind w:left="120"/>
             </w:pPr>
-            <w:hyperlink w:history="1" r:id="rIdnpj-zu92l2gameij0dh3s">
+            <w:hyperlink w:history="1" r:id="rIdnvjhphj2xn9x1hh1noy-g">
               <w:r>
                 <w:rPr>
                   <w:rFonts w:ascii="Arial" w:cs="Arial" w:eastAsia="Arial" w:hAnsi="Arial"/>
@@ -18758,7 +18758,7 @@
             <w:pPr>
               <w:spacing w:after="20" w:before="0"/>
             </w:pPr>
-            <w:hyperlink w:history="1" r:id="rIdvilrk9uqwsiqxn1mohvlp">
+            <w:hyperlink w:history="1" r:id="rIdfs6qgzq7yklq2ndqyhna7">
               <w:r>
                 <w:rPr>
                   <w:rFonts w:ascii="Arial" w:cs="Arial" w:eastAsia="Arial" w:hAnsi="Arial"/>
@@ -18791,7 +18791,7 @@
               <w:spacing w:after="10" w:before="0"/>
               <w:ind w:left="120"/>
             </w:pPr>
-            <w:hyperlink w:history="1" r:id="rIdcrp9b4c61ezqlllfgkblc">
+            <w:hyperlink w:history="1" r:id="rIdwqqhwqiwtimpygxr14_ix">
               <w:r>
                 <w:rPr>
                   <w:rFonts w:ascii="Arial" w:cs="Arial" w:eastAsia="Arial" w:hAnsi="Arial"/>
@@ -18836,7 +18836,7 @@
             <w:pPr>
               <w:spacing w:after="20" w:before="0"/>
             </w:pPr>
-            <w:hyperlink w:history="1" r:id="rId09cd2euhqjognqtbvzqs4">
+            <w:hyperlink w:history="1" r:id="rIdxt100apvci34iibhwwp-s">
               <w:r>
                 <w:rPr>
                   <w:rFonts w:ascii="Arial" w:cs="Arial" w:eastAsia="Arial" w:hAnsi="Arial"/>
@@ -18869,7 +18869,7 @@
               <w:spacing w:after="10" w:before="0"/>
               <w:ind w:left="120"/>
             </w:pPr>
-            <w:hyperlink w:history="1" r:id="rId8boap0idnj1byoc9qyljs">
+            <w:hyperlink w:history="1" r:id="rIdcqsgko9xo5yyrimc81jl8">
               <w:r>
                 <w:rPr>
                   <w:rFonts w:ascii="Arial" w:cs="Arial" w:eastAsia="Arial" w:hAnsi="Arial"/>
@@ -19064,7 +19064,7 @@
             <w:pPr>
               <w:spacing w:after="20" w:before="0"/>
             </w:pPr>
-            <w:hyperlink w:history="1" r:id="rIda5e8jxtj63r0urtmj0xkt">
+            <w:hyperlink w:history="1" r:id="rIdb2p38pdlppfmhdoh9lgpm">
               <w:r>
                 <w:rPr>
                   <w:rFonts w:ascii="Arial" w:cs="Arial" w:eastAsia="Arial" w:hAnsi="Arial"/>
@@ -19097,7 +19097,7 @@
               <w:spacing w:after="10" w:before="0"/>
               <w:ind w:left="120"/>
             </w:pPr>
-            <w:hyperlink w:history="1" r:id="rIdi-lgknju3cmuwdm8jlefc">
+            <w:hyperlink w:history="1" r:id="rId9ntp5jj4rqshgvgkgsxtk">
               <w:r>
                 <w:rPr>
                   <w:rFonts w:ascii="Arial" w:cs="Arial" w:eastAsia="Arial" w:hAnsi="Arial"/>
@@ -19142,7 +19142,7 @@
             <w:pPr>
               <w:spacing w:after="20" w:before="0"/>
             </w:pPr>
-            <w:hyperlink w:history="1" r:id="rIdku-oge1cwgsv6r-m69zcl">
+            <w:hyperlink w:history="1" r:id="rIdmuopvazwofhilck2ciczx">
               <w:r>
                 <w:rPr>
                   <w:rFonts w:ascii="Arial" w:cs="Arial" w:eastAsia="Arial" w:hAnsi="Arial"/>
@@ -19191,7 +19191,7 @@
               <w:spacing w:after="10" w:before="0"/>
               <w:ind w:left="120"/>
             </w:pPr>
-            <w:hyperlink w:history="1" r:id="rIdizggcqqqiqdougonzjmba">
+            <w:hyperlink w:history="1" r:id="rId5ucqjw-lj9oi8qovn6wuf">
               <w:r>
                 <w:rPr>
                   <w:rFonts w:ascii="Arial" w:cs="Arial" w:eastAsia="Arial" w:hAnsi="Arial"/>
@@ -19386,7 +19386,7 @@
             <w:pPr>
               <w:spacing w:after="20" w:before="0"/>
             </w:pPr>
-            <w:hyperlink w:history="1" r:id="rIdcac6jkmuy5_elbsww8xug">
+            <w:hyperlink w:history="1" r:id="rIdx-xfxdrlupjx5dk4hkvzo">
               <w:r>
                 <w:rPr>
                   <w:rFonts w:ascii="Arial" w:cs="Arial" w:eastAsia="Arial" w:hAnsi="Arial"/>
@@ -19419,7 +19419,7 @@
               <w:spacing w:after="10" w:before="0"/>
               <w:ind w:left="120"/>
             </w:pPr>
-            <w:hyperlink w:history="1" r:id="rIda566r2jh64pdsanvbxvkw">
+            <w:hyperlink w:history="1" r:id="rId5amsxoarfyljeoh7chxd0">
               <w:r>
                 <w:rPr>
                   <w:rFonts w:ascii="Arial" w:cs="Arial" w:eastAsia="Arial" w:hAnsi="Arial"/>
@@ -19464,7 +19464,7 @@
             <w:pPr>
               <w:spacing w:after="20" w:before="0"/>
             </w:pPr>
-            <w:hyperlink w:history="1" r:id="rIdirined1vag81oac6v36nx">
+            <w:hyperlink w:history="1" r:id="rIdrjtsbs8mghmxf18cefm7g">
               <w:r>
                 <w:rPr>
                   <w:rFonts w:ascii="Arial" w:cs="Arial" w:eastAsia="Arial" w:hAnsi="Arial"/>
@@ -19513,7 +19513,7 @@
               <w:spacing w:after="10" w:before="0"/>
               <w:ind w:left="120"/>
             </w:pPr>
-            <w:hyperlink w:history="1" r:id="rIdbmkmbzygvq7hmxjjjlprs">
+            <w:hyperlink w:history="1" r:id="rIdo8iaa7s_q98j0updtonlz">
               <w:r>
                 <w:rPr>
                   <w:rFonts w:ascii="Arial" w:cs="Arial" w:eastAsia="Arial" w:hAnsi="Arial"/>
@@ -19708,7 +19708,7 @@
             <w:pPr>
               <w:spacing w:after="20" w:before="0"/>
             </w:pPr>
-            <w:hyperlink w:history="1" r:id="rIdgnaxrjonvisix4f9twgdt">
+            <w:hyperlink w:history="1" r:id="rIdu-daxaiwmeoumbzm2nyzp">
               <w:r>
                 <w:rPr>
                   <w:rFonts w:ascii="Arial" w:cs="Arial" w:eastAsia="Arial" w:hAnsi="Arial"/>
@@ -19741,7 +19741,7 @@
               <w:spacing w:after="10" w:before="0"/>
               <w:ind w:left="120"/>
             </w:pPr>
-            <w:hyperlink w:history="1" r:id="rIdajciat-wkiqpzcj_howgt">
+            <w:hyperlink w:history="1" r:id="rIdkltmtjlelycw2rqwpsknz">
               <w:r>
                 <w:rPr>
                   <w:rFonts w:ascii="Arial" w:cs="Arial" w:eastAsia="Arial" w:hAnsi="Arial"/>
@@ -19786,7 +19786,7 @@
             <w:pPr>
               <w:spacing w:after="20" w:before="0"/>
             </w:pPr>
-            <w:hyperlink w:history="1" r:id="rId2bvp-po6ilbj6i9rylmdo">
+            <w:hyperlink w:history="1" r:id="rId62fybojg1fckk45lbso8w">
               <w:r>
                 <w:rPr>
                   <w:rFonts w:ascii="Arial" w:cs="Arial" w:eastAsia="Arial" w:hAnsi="Arial"/>
@@ -19835,7 +19835,7 @@
               <w:spacing w:after="10" w:before="0"/>
               <w:ind w:left="120"/>
             </w:pPr>
-            <w:hyperlink w:history="1" r:id="rId45l9etsfz5vguukpqckvq">
+            <w:hyperlink w:history="1" r:id="rIdoqlm8fvoybbz41lrlsjwq">
               <w:r>
                 <w:rPr>
                   <w:rFonts w:ascii="Arial" w:cs="Arial" w:eastAsia="Arial" w:hAnsi="Arial"/>
@@ -20347,7 +20347,7 @@
         </w:rPr>
         <w:t xml:space="preserve">© 2026 SeaVuria and ARES. Aligned with KICD objectives. Developed by SeaVuria; technical implementation by ARES (with AI assistance from Claude). Licensed under </w:t>
       </w:r>
-      <w:hyperlink w:history="1" r:id="rIdgmo3qjwqei187r-to_vr7">
+      <w:hyperlink w:history="1" r:id="rId4iltqktqaep0gechd8xl3">
         <w:r>
           <w:rPr>
             <w:rFonts w:ascii="Arial" w:cs="Arial" w:eastAsia="Arial" w:hAnsi="Arial"/>
@@ -20368,7 +20368,7 @@
         </w:rPr>
         <w:t xml:space="preserve"> (</w:t>
       </w:r>
-      <w:hyperlink w:history="1" r:id="rIdld6ogtynjd3a5qqtnodve">
+      <w:hyperlink w:history="1" r:id="rIduifozlsjlwsakry3wgxw2">
         <w:r>
           <w:rPr>
             <w:rFonts w:ascii="Arial" w:cs="Arial" w:eastAsia="Arial" w:hAnsi="Arial"/>
@@ -21381,7 +21381,7 @@
             <w:pPr>
               <w:spacing w:after="20" w:before="0"/>
             </w:pPr>
-            <w:hyperlink w:history="1" r:id="rIdbziazdsb3b0llfbi6tlip">
+            <w:hyperlink w:history="1" r:id="rIdi9gr52af1xjbs--sekhrz">
               <w:r>
                 <w:rPr>
                   <w:rFonts w:ascii="Arial" w:cs="Arial" w:eastAsia="Arial" w:hAnsi="Arial"/>
@@ -21430,7 +21430,7 @@
               <w:spacing w:after="10" w:before="0"/>
               <w:ind w:left="120"/>
             </w:pPr>
-            <w:hyperlink w:history="1" r:id="rIdai-vtrs5aiuzdlgdas5ch">
+            <w:hyperlink w:history="1" r:id="rId36rp5lov14pumrazrf3fq">
               <w:r>
                 <w:rPr>
                   <w:rFonts w:ascii="Arial" w:cs="Arial" w:eastAsia="Arial" w:hAnsi="Arial"/>
@@ -21475,7 +21475,7 @@
             <w:pPr>
               <w:spacing w:after="20" w:before="0"/>
             </w:pPr>
-            <w:hyperlink w:history="1" r:id="rId2bqn0zpybhwpjjue_uvrm">
+            <w:hyperlink w:history="1" r:id="rIdwdr0s_kux61thedtzxdtt">
               <w:r>
                 <w:rPr>
                   <w:rFonts w:ascii="Arial" w:cs="Arial" w:eastAsia="Arial" w:hAnsi="Arial"/>
@@ -21508,7 +21508,7 @@
               <w:spacing w:after="10" w:before="0"/>
               <w:ind w:left="120"/>
             </w:pPr>
-            <w:hyperlink w:history="1" r:id="rIdnm3v8nyenxk2rgl1hj9b1">
+            <w:hyperlink w:history="1" r:id="rId8wvbwnto_u2bakvyitmsc">
               <w:r>
                 <w:rPr>
                   <w:rFonts w:ascii="Arial" w:cs="Arial" w:eastAsia="Arial" w:hAnsi="Arial"/>
@@ -21703,7 +21703,7 @@
             <w:pPr>
               <w:spacing w:after="20" w:before="0"/>
             </w:pPr>
-            <w:hyperlink w:history="1" r:id="rId-wlgkcumxy37vftdg0hqw">
+            <w:hyperlink w:history="1" r:id="rIdq6i7ourficsy-eyoaygov">
               <w:r>
                 <w:rPr>
                   <w:rFonts w:ascii="Arial" w:cs="Arial" w:eastAsia="Arial" w:hAnsi="Arial"/>
@@ -21752,7 +21752,7 @@
               <w:spacing w:after="10" w:before="0"/>
               <w:ind w:left="120"/>
             </w:pPr>
-            <w:hyperlink w:history="1" r:id="rId6nzgy29u6wvwt8pfdqmer">
+            <w:hyperlink w:history="1" r:id="rIdkgzg9b32bireq_-n0yong">
               <w:r>
                 <w:rPr>
                   <w:rFonts w:ascii="Arial" w:cs="Arial" w:eastAsia="Arial" w:hAnsi="Arial"/>
@@ -21797,7 +21797,7 @@
             <w:pPr>
               <w:spacing w:after="20" w:before="0"/>
             </w:pPr>
-            <w:hyperlink w:history="1" r:id="rIdxam8r5kv8thax8hrmjv2z">
+            <w:hyperlink w:history="1" r:id="rIdvjhwqj_pqvoznai2mm6st">
               <w:r>
                 <w:rPr>
                   <w:rFonts w:ascii="Arial" w:cs="Arial" w:eastAsia="Arial" w:hAnsi="Arial"/>
@@ -21830,7 +21830,7 @@
               <w:spacing w:after="10" w:before="0"/>
               <w:ind w:left="120"/>
             </w:pPr>
-            <w:hyperlink w:history="1" r:id="rIdid-q2cstotiunfjca0gyt">
+            <w:hyperlink w:history="1" r:id="rIdpjhqxesvoij88yqsjpml5">
               <w:r>
                 <w:rPr>
                   <w:rFonts w:ascii="Arial" w:cs="Arial" w:eastAsia="Arial" w:hAnsi="Arial"/>
@@ -22025,7 +22025,7 @@
             <w:pPr>
               <w:spacing w:after="20" w:before="0"/>
             </w:pPr>
-            <w:hyperlink w:history="1" r:id="rIdnxgsijqi6cznwgvslf6vb">
+            <w:hyperlink w:history="1" r:id="rIdy2cqayt4-alobbjrsnfdw">
               <w:r>
                 <w:rPr>
                   <w:rFonts w:ascii="Arial" w:cs="Arial" w:eastAsia="Arial" w:hAnsi="Arial"/>
@@ -22074,7 +22074,7 @@
               <w:spacing w:after="10" w:before="0"/>
               <w:ind w:left="120"/>
             </w:pPr>
-            <w:hyperlink w:history="1" r:id="rIdaqz7o9ueyjmjd4rwvdge8">
+            <w:hyperlink w:history="1" r:id="rIdoyc7x8p31hcfucmemabhq">
               <w:r>
                 <w:rPr>
                   <w:rFonts w:ascii="Arial" w:cs="Arial" w:eastAsia="Arial" w:hAnsi="Arial"/>
@@ -22119,7 +22119,7 @@
             <w:pPr>
               <w:spacing w:after="20" w:before="0"/>
             </w:pPr>
-            <w:hyperlink w:history="1" r:id="rIdtmn1prma2ggthrfo3gfew">
+            <w:hyperlink w:history="1" r:id="rIdqxgpgcmagrvsopze98dzt">
               <w:r>
                 <w:rPr>
                   <w:rFonts w:ascii="Arial" w:cs="Arial" w:eastAsia="Arial" w:hAnsi="Arial"/>
@@ -22168,7 +22168,7 @@
               <w:spacing w:after="10" w:before="0"/>
               <w:ind w:left="120"/>
             </w:pPr>
-            <w:hyperlink w:history="1" r:id="rIdjssp4f3ptphawq29a02qa">
+            <w:hyperlink w:history="1" r:id="rIdmymidro6qaxfr50o5jmoa">
               <w:r>
                 <w:rPr>
                   <w:rFonts w:ascii="Arial" w:cs="Arial" w:eastAsia="Arial" w:hAnsi="Arial"/>
@@ -22363,7 +22363,7 @@
             <w:pPr>
               <w:spacing w:after="20" w:before="0"/>
             </w:pPr>
-            <w:hyperlink w:history="1" r:id="rIdlnm8kc0xxo7dkxxcfsqqk">
+            <w:hyperlink w:history="1" r:id="rIdrhqunpbgy8kone3jkwp65">
               <w:r>
                 <w:rPr>
                   <w:rFonts w:ascii="Arial" w:cs="Arial" w:eastAsia="Arial" w:hAnsi="Arial"/>
@@ -22412,7 +22412,7 @@
               <w:spacing w:after="10" w:before="0"/>
               <w:ind w:left="120"/>
             </w:pPr>
-            <w:hyperlink w:history="1" r:id="rIdbg6v9h9prgobgxz6q6vbs">
+            <w:hyperlink w:history="1" r:id="rId6u1l_inckegdj1xhts0tx">
               <w:r>
                 <w:rPr>
                   <w:rFonts w:ascii="Arial" w:cs="Arial" w:eastAsia="Arial" w:hAnsi="Arial"/>
@@ -22457,7 +22457,7 @@
             <w:pPr>
               <w:spacing w:after="20" w:before="0"/>
             </w:pPr>
-            <w:hyperlink w:history="1" r:id="rIdwut9qefo1zbxlgmcrpqrw">
+            <w:hyperlink w:history="1" r:id="rIdzxynd5npekirv_roxk9dj">
               <w:r>
                 <w:rPr>
                   <w:rFonts w:ascii="Arial" w:cs="Arial" w:eastAsia="Arial" w:hAnsi="Arial"/>
@@ -22506,7 +22506,7 @@
               <w:spacing w:after="10" w:before="0"/>
               <w:ind w:left="120"/>
             </w:pPr>
-            <w:hyperlink w:history="1" r:id="rIdklwjuogwzjorarrjnwkhz">
+            <w:hyperlink w:history="1" r:id="rId-jei5g3-z6voazulpzlra">
               <w:r>
                 <w:rPr>
                   <w:rFonts w:ascii="Arial" w:cs="Arial" w:eastAsia="Arial" w:hAnsi="Arial"/>
@@ -22701,7 +22701,7 @@
             <w:pPr>
               <w:spacing w:after="20" w:before="0"/>
             </w:pPr>
-            <w:hyperlink w:history="1" r:id="rIdxkptlvdzfif_zc42ri6rz">
+            <w:hyperlink w:history="1" r:id="rIdcft_hpon3qw5yjxjp-8l1">
               <w:r>
                 <w:rPr>
                   <w:rFonts w:ascii="Arial" w:cs="Arial" w:eastAsia="Arial" w:hAnsi="Arial"/>
@@ -22750,7 +22750,7 @@
               <w:spacing w:after="10" w:before="0"/>
               <w:ind w:left="120"/>
             </w:pPr>
-            <w:hyperlink w:history="1" r:id="rIdkzdnl5xm5xv9ztyszp34h">
+            <w:hyperlink w:history="1" r:id="rIdnwetdx_ovdta7ybv4_nox">
               <w:r>
                 <w:rPr>
                   <w:rFonts w:ascii="Arial" w:cs="Arial" w:eastAsia="Arial" w:hAnsi="Arial"/>
@@ -22795,7 +22795,7 @@
             <w:pPr>
               <w:spacing w:after="20" w:before="0"/>
             </w:pPr>
-            <w:hyperlink w:history="1" r:id="rIdovy6bwfcaawe5u3thawzj">
+            <w:hyperlink w:history="1" r:id="rIdkt1kbl0be85iiechmsn_q">
               <w:r>
                 <w:rPr>
                   <w:rFonts w:ascii="Arial" w:cs="Arial" w:eastAsia="Arial" w:hAnsi="Arial"/>
@@ -22844,7 +22844,7 @@
               <w:spacing w:after="10" w:before="0"/>
               <w:ind w:left="120"/>
             </w:pPr>
-            <w:hyperlink w:history="1" r:id="rId34hztz-fg7h74z9bl5y7d">
+            <w:hyperlink w:history="1" r:id="rIdmdrd6n1_sot8aiwdq-zgt">
               <w:r>
                 <w:rPr>
                   <w:rFonts w:ascii="Arial" w:cs="Arial" w:eastAsia="Arial" w:hAnsi="Arial"/>
@@ -23356,7 +23356,7 @@
         </w:rPr>
         <w:t xml:space="preserve">© 2026 SeaVuria and ARES. Aligned with KICD objectives. Developed by SeaVuria; technical implementation by ARES (with AI assistance from Claude). Licensed under </w:t>
       </w:r>
-      <w:hyperlink w:history="1" r:id="rIdbwpceuuzqotkcgmgimgli">
+      <w:hyperlink w:history="1" r:id="rIdiwk8l1kp7qnskybulnpj0">
         <w:r>
           <w:rPr>
             <w:rFonts w:ascii="Arial" w:cs="Arial" w:eastAsia="Arial" w:hAnsi="Arial"/>
@@ -23377,7 +23377,7 @@
         </w:rPr>
         <w:t xml:space="preserve"> (</w:t>
       </w:r>
-      <w:hyperlink w:history="1" r:id="rIdmvz1dtmnqwvqdw0m6cljl">
+      <w:hyperlink w:history="1" r:id="rIdiwgxrbusjzcxzeag7dz9b">
         <w:r>
           <w:rPr>
             <w:rFonts w:ascii="Arial" w:cs="Arial" w:eastAsia="Arial" w:hAnsi="Arial"/>
@@ -24390,7 +24390,7 @@
             <w:pPr>
               <w:spacing w:after="20" w:before="0"/>
             </w:pPr>
-            <w:hyperlink w:history="1" r:id="rIdadumn5sm09icapnlxwdiu">
+            <w:hyperlink w:history="1" r:id="rIdhjl3sb2qcetaarwqdit0-">
               <w:r>
                 <w:rPr>
                   <w:rFonts w:ascii="Arial" w:cs="Arial" w:eastAsia="Arial" w:hAnsi="Arial"/>
@@ -24423,7 +24423,7 @@
               <w:spacing w:after="10" w:before="0"/>
               <w:ind w:left="120"/>
             </w:pPr>
-            <w:hyperlink w:history="1" r:id="rIdq8b2ctcdoyt7hdqp9msvm">
+            <w:hyperlink w:history="1" r:id="rId_uowitrvvgbsihfo_hpl_">
               <w:r>
                 <w:rPr>
                   <w:rFonts w:ascii="Arial" w:cs="Arial" w:eastAsia="Arial" w:hAnsi="Arial"/>
@@ -24468,7 +24468,7 @@
             <w:pPr>
               <w:spacing w:after="20" w:before="0"/>
             </w:pPr>
-            <w:hyperlink w:history="1" r:id="rIdwq_cs1bv0oxufdev9dcma">
+            <w:hyperlink w:history="1" r:id="rIdl82k8uv0miazoh-_z52y9">
               <w:r>
                 <w:rPr>
                   <w:rFonts w:ascii="Arial" w:cs="Arial" w:eastAsia="Arial" w:hAnsi="Arial"/>
@@ -24501,7 +24501,7 @@
               <w:spacing w:after="10" w:before="0"/>
               <w:ind w:left="120"/>
             </w:pPr>
-            <w:hyperlink w:history="1" r:id="rIdtdnfhgjp9bv_1-zxgiaba">
+            <w:hyperlink w:history="1" r:id="rId3m-tesi4a8mxmrs1nyx8f">
               <w:r>
                 <w:rPr>
                   <w:rFonts w:ascii="Arial" w:cs="Arial" w:eastAsia="Arial" w:hAnsi="Arial"/>
@@ -24696,7 +24696,7 @@
             <w:pPr>
               <w:spacing w:after="20" w:before="0"/>
             </w:pPr>
-            <w:hyperlink w:history="1" r:id="rIdqa7z4jpg6-ho4heu3g0my">
+            <w:hyperlink w:history="1" r:id="rId6mapkcrfsstchjhtfzpv4">
               <w:r>
                 <w:rPr>
                   <w:rFonts w:ascii="Arial" w:cs="Arial" w:eastAsia="Arial" w:hAnsi="Arial"/>
@@ -24729,7 +24729,7 @@
               <w:spacing w:after="10" w:before="0"/>
               <w:ind w:left="120"/>
             </w:pPr>
-            <w:hyperlink w:history="1" r:id="rIdge1f2cfoa90p1e2uqtyxv">
+            <w:hyperlink w:history="1" r:id="rIdxerkjfw9lvo2haakjrewn">
               <w:r>
                 <w:rPr>
                   <w:rFonts w:ascii="Arial" w:cs="Arial" w:eastAsia="Arial" w:hAnsi="Arial"/>
@@ -24774,7 +24774,7 @@
             <w:pPr>
               <w:spacing w:after="20" w:before="0"/>
             </w:pPr>
-            <w:hyperlink w:history="1" r:id="rIdjirqmlqsforlchwrcl4dj">
+            <w:hyperlink w:history="1" r:id="rIdwphpblluyrixwfpvxjmyi">
               <w:r>
                 <w:rPr>
                   <w:rFonts w:ascii="Arial" w:cs="Arial" w:eastAsia="Arial" w:hAnsi="Arial"/>
@@ -24807,7 +24807,7 @@
               <w:spacing w:after="10" w:before="0"/>
               <w:ind w:left="120"/>
             </w:pPr>
-            <w:hyperlink w:history="1" r:id="rIdbedzkenlcnkgpghq7pupo">
+            <w:hyperlink w:history="1" r:id="rIdkqhnw0-bumprlaxzapc-a">
               <w:r>
                 <w:rPr>
                   <w:rFonts w:ascii="Arial" w:cs="Arial" w:eastAsia="Arial" w:hAnsi="Arial"/>
@@ -25002,7 +25002,7 @@
             <w:pPr>
               <w:spacing w:after="20" w:before="0"/>
             </w:pPr>
-            <w:hyperlink w:history="1" r:id="rIdd5ar20rmwsea79hccjwwe">
+            <w:hyperlink w:history="1" r:id="rIdwyh5ufmabrzhkuofuayhy">
               <w:r>
                 <w:rPr>
                   <w:rFonts w:ascii="Arial" w:cs="Arial" w:eastAsia="Arial" w:hAnsi="Arial"/>
@@ -25035,7 +25035,7 @@
               <w:spacing w:after="10" w:before="0"/>
               <w:ind w:left="120"/>
             </w:pPr>
-            <w:hyperlink w:history="1" r:id="rIdaosxivaywxkrtolq0o0_l">
+            <w:hyperlink w:history="1" r:id="rIdykf6glenl0kct6wkqtrrc">
               <w:r>
                 <w:rPr>
                   <w:rFonts w:ascii="Arial" w:cs="Arial" w:eastAsia="Arial" w:hAnsi="Arial"/>
@@ -25080,7 +25080,7 @@
             <w:pPr>
               <w:spacing w:after="20" w:before="0"/>
             </w:pPr>
-            <w:hyperlink w:history="1" r:id="rIdbsqaoxpuokews-gtwhaiy">
+            <w:hyperlink w:history="1" r:id="rIdlynbgzhlwso3qq3rj8np8">
               <w:r>
                 <w:rPr>
                   <w:rFonts w:ascii="Arial" w:cs="Arial" w:eastAsia="Arial" w:hAnsi="Arial"/>
@@ -25113,7 +25113,7 @@
               <w:spacing w:after="10" w:before="0"/>
               <w:ind w:left="120"/>
             </w:pPr>
-            <w:hyperlink w:history="1" r:id="rIdmosfeauwofxwuo1eeahc8">
+            <w:hyperlink w:history="1" r:id="rIdfk1nf-_mg1-mkyt_-0jkm">
               <w:r>
                 <w:rPr>
                   <w:rFonts w:ascii="Arial" w:cs="Arial" w:eastAsia="Arial" w:hAnsi="Arial"/>
@@ -25308,7 +25308,7 @@
             <w:pPr>
               <w:spacing w:after="20" w:before="0"/>
             </w:pPr>
-            <w:hyperlink w:history="1" r:id="rIdbgigzlrq3w5l5bthprviu">
+            <w:hyperlink w:history="1" r:id="rIdbprazthjevf5jlvlcpdby">
               <w:r>
                 <w:rPr>
                   <w:rFonts w:ascii="Arial" w:cs="Arial" w:eastAsia="Arial" w:hAnsi="Arial"/>
@@ -25341,7 +25341,7 @@
               <w:spacing w:after="10" w:before="0"/>
               <w:ind w:left="120"/>
             </w:pPr>
-            <w:hyperlink w:history="1" r:id="rId74wb5ynzykz79gwbgrfsn">
+            <w:hyperlink w:history="1" r:id="rIdfij_zkin4tvho_nkp3dgm">
               <w:r>
                 <w:rPr>
                   <w:rFonts w:ascii="Arial" w:cs="Arial" w:eastAsia="Arial" w:hAnsi="Arial"/>
@@ -25386,7 +25386,7 @@
             <w:pPr>
               <w:spacing w:after="20" w:before="0"/>
             </w:pPr>
-            <w:hyperlink w:history="1" r:id="rIdyfwygnayfwggac9d9estj">
+            <w:hyperlink w:history="1" r:id="rIdnezvxty9gxyakpkherkhz">
               <w:r>
                 <w:rPr>
                   <w:rFonts w:ascii="Arial" w:cs="Arial" w:eastAsia="Arial" w:hAnsi="Arial"/>
@@ -25419,7 +25419,7 @@
               <w:spacing w:after="10" w:before="0"/>
               <w:ind w:left="120"/>
             </w:pPr>
-            <w:hyperlink w:history="1" r:id="rIdcc0utbtcgaollikfxbss2">
+            <w:hyperlink w:history="1" r:id="rIdik4pu5sd7bvl7zmnv9zey">
               <w:r>
                 <w:rPr>
                   <w:rFonts w:ascii="Arial" w:cs="Arial" w:eastAsia="Arial" w:hAnsi="Arial"/>
@@ -25614,7 +25614,7 @@
             <w:pPr>
               <w:spacing w:after="20" w:before="0"/>
             </w:pPr>
-            <w:hyperlink w:history="1" r:id="rIdzwbkolxjzcgkyrlixj4xl">
+            <w:hyperlink w:history="1" r:id="rId7qm1zn7bqg0pqpzn9rljm">
               <w:r>
                 <w:rPr>
                   <w:rFonts w:ascii="Arial" w:cs="Arial" w:eastAsia="Arial" w:hAnsi="Arial"/>
@@ -25647,7 +25647,7 @@
               <w:spacing w:after="10" w:before="0"/>
               <w:ind w:left="120"/>
             </w:pPr>
-            <w:hyperlink w:history="1" r:id="rId71lmpdjptw0rgub-avjw7">
+            <w:hyperlink w:history="1" r:id="rIdadbqxeinhwllilaxw8czy">
               <w:r>
                 <w:rPr>
                   <w:rFonts w:ascii="Arial" w:cs="Arial" w:eastAsia="Arial" w:hAnsi="Arial"/>
@@ -25692,7 +25692,7 @@
             <w:pPr>
               <w:spacing w:after="20" w:before="0"/>
             </w:pPr>
-            <w:hyperlink w:history="1" r:id="rIdp12jqnh1mxezz4zjlgcks">
+            <w:hyperlink w:history="1" r:id="rIdpmds7hhofkysyiyq_jvoz">
               <w:r>
                 <w:rPr>
                   <w:rFonts w:ascii="Arial" w:cs="Arial" w:eastAsia="Arial" w:hAnsi="Arial"/>
@@ -25725,7 +25725,7 @@
               <w:spacing w:after="10" w:before="0"/>
               <w:ind w:left="120"/>
             </w:pPr>
-            <w:hyperlink w:history="1" r:id="rIdvvpx2lw5dlvzs98uemxw8">
+            <w:hyperlink w:history="1" r:id="rIdjj159hsppuoyqhb9ms46f">
               <w:r>
                 <w:rPr>
                   <w:rFonts w:ascii="Arial" w:cs="Arial" w:eastAsia="Arial" w:hAnsi="Arial"/>
@@ -26149,7 +26149,7 @@
                 <w:sz w:val="18"/>
                 <w:szCs w:val="18"/>
               </w:rPr>
-              <w:t xml:space="preserve">Students learned that: (1) two simultaneous vectors — the engine's eastward push and the current's southward pull — combine by addition into a single resultant vector, explaining exactly why the ferry missed Mbita; (2) the magnitude of the resultant (≈ 21.5 km/h, true distance ≈ 64.4 km) is found using Pythagoras' theorem on the component vectors; (3) the drift angle (≈ 21.8° south of east, bearing ≈ 111.8°) is found using trigonometry; (4) the corrective heading the captain needs (bearing ≈ 066.4°, angled ≈ 23.6° north of east) is found by reverse-engineering the vector addition so the northward component of engine velocity exactly cancels the southward current; (5) vectors differ from scalars because direction is mathematically encoded and changes the physical outcome — pointing east is not the same as pointing east while accounting for the current.</w:t>
+              <w:t xml:space="preserve">Students learned that: (1) two simultaneous vectors — the engine's eastward push and the current's southward pull — combine by addition into a single resultant vector, explaining exactly why the ferry missed Mbita; (2) the magnitude of the resultant (≈ 21.5 km/h, true distance ≈ 64.6 km) is found using Pythagoras' theorem on the component vectors; (3) the drift angle (≈ 21.8° south of east, bearing ≈ 111.8°) is found using trigonometry; (4) the corrective heading the captain needs (bearing ≈ 066.4°, angled ≈ 23.6° north of east) is found by reverse-engineering the vector addition so the northward component of engine velocity exactly cancels the southward current; (5) vectors differ from scalars because direction is mathematically encoded and changes the physical outcome — pointing east is not the same as pointing east while accounting for the current.</w:t>
             </w:r>
           </w:p>
         </w:tc>
@@ -26237,7 +26237,7 @@
         </w:rPr>
         <w:t xml:space="preserve">© 2026 SeaVuria and ARES. Aligned with KICD objectives. Developed by SeaVuria; technical implementation by ARES (with AI assistance from Claude). Licensed under </w:t>
       </w:r>
-      <w:hyperlink w:history="1" r:id="rIdqbfkg-tjdsz3bptjuvnut">
+      <w:hyperlink w:history="1" r:id="rIdltugz0lqnuw7krf12fgi4">
         <w:r>
           <w:rPr>
             <w:rFonts w:ascii="Arial" w:cs="Arial" w:eastAsia="Arial" w:hAnsi="Arial"/>
@@ -26258,7 +26258,7 @@
         </w:rPr>
         <w:t xml:space="preserve"> (</w:t>
       </w:r>
-      <w:hyperlink w:history="1" r:id="rIdsnfykl70qrwzrwbxfe7kg">
+      <w:hyperlink w:history="1" r:id="rIdkamrlmsa2sbslprseo07p">
         <w:r>
           <w:rPr>
             <w:rFonts w:ascii="Arial" w:cs="Arial" w:eastAsia="Arial" w:hAnsi="Arial"/>

--- a/data/outputs/v2/Maths/SS3.3_Vectors_I/Mathematics_Vectors_I_CBE_LessonSequence.docx
+++ b/data/outputs/v2/Maths/SS3.3_Vectors_I/Mathematics_Vectors_I_CBE_LessonSequence.docx
@@ -2771,7 +2771,7 @@
         </w:rPr>
         <w:t xml:space="preserve">© 2026 SeaVuria and ARES. This work is licensed under a </w:t>
       </w:r>
-      <w:hyperlink w:history="1" r:id="rIdqruxxln54btwo7khycsa7">
+      <w:hyperlink w:history="1" r:id="rIdztkkmaisiulu7oicsntyn">
         <w:r>
           <w:rPr>
             <w:rFonts w:ascii="Arial" w:cs="Arial" w:eastAsia="Arial" w:hAnsi="Arial"/>
@@ -2791,7 +2791,7 @@
         </w:rPr>
         <w:t xml:space="preserve"> (</w:t>
       </w:r>
-      <w:hyperlink w:history="1" r:id="rIdjv7tfch5sd9zzdmhszkc3">
+      <w:hyperlink w:history="1" r:id="rIdm-nswufokkm_hp9qgxfxd">
         <w:r>
           <w:rPr>
             <w:rFonts w:ascii="Arial" w:cs="Arial" w:eastAsia="Arial" w:hAnsi="Arial"/>
@@ -2811,7 +2811,7 @@
         </w:rPr>
         <w:t xml:space="preserve">). To view a copy of this license, visit </w:t>
       </w:r>
-      <w:hyperlink w:history="1" r:id="rIdcxngqlnne0wzusb9vikjz">
+      <w:hyperlink w:history="1" r:id="rIdpw7w2b6o0dtk4ma4j6ie6">
         <w:r>
           <w:rPr>
             <w:rFonts w:ascii="Arial" w:cs="Arial" w:eastAsia="Arial" w:hAnsi="Arial"/>
@@ -3823,7 +3823,7 @@
             <w:pPr>
               <w:spacing w:after="20" w:before="0"/>
             </w:pPr>
-            <w:hyperlink w:history="1" r:id="rIdlxyjh-fsmhyks_mxnhfkk">
+            <w:hyperlink w:history="1" r:id="rIdr6ahi9yusa-25kiz0dmjb">
               <w:r>
                 <w:rPr>
                   <w:rFonts w:ascii="Arial" w:cs="Arial" w:eastAsia="Arial" w:hAnsi="Arial"/>
@@ -3856,7 +3856,7 @@
               <w:spacing w:after="10" w:before="0"/>
               <w:ind w:left="120"/>
             </w:pPr>
-            <w:hyperlink w:history="1" r:id="rIdjs410lsqsgfsji1pqdc6e">
+            <w:hyperlink w:history="1" r:id="rIdb7nmsfo2dadsixfx8weay">
               <w:r>
                 <w:rPr>
                   <w:rFonts w:ascii="Arial" w:cs="Arial" w:eastAsia="Arial" w:hAnsi="Arial"/>
@@ -3901,7 +3901,7 @@
             <w:pPr>
               <w:spacing w:after="20" w:before="0"/>
             </w:pPr>
-            <w:hyperlink w:history="1" r:id="rIdqinmbldrlaln7serfwc0o">
+            <w:hyperlink w:history="1" r:id="rIdr-v7fm8eyzmow-ymoxml6">
               <w:r>
                 <w:rPr>
                   <w:rFonts w:ascii="Arial" w:cs="Arial" w:eastAsia="Arial" w:hAnsi="Arial"/>
@@ -3934,7 +3934,7 @@
               <w:spacing w:after="10" w:before="0"/>
               <w:ind w:left="120"/>
             </w:pPr>
-            <w:hyperlink w:history="1" r:id="rIdsy0drr4thxkugwaeo0yuu">
+            <w:hyperlink w:history="1" r:id="rId-wfeucdtjcgv5pzm09ids">
               <w:r>
                 <w:rPr>
                   <w:rFonts w:ascii="Arial" w:cs="Arial" w:eastAsia="Arial" w:hAnsi="Arial"/>
@@ -4129,7 +4129,7 @@
             <w:pPr>
               <w:spacing w:after="20" w:before="0"/>
             </w:pPr>
-            <w:hyperlink w:history="1" r:id="rIdcxtw59e40tzkgecybxmle">
+            <w:hyperlink w:history="1" r:id="rId3br9bzhbp_zj9ffywah1y">
               <w:r>
                 <w:rPr>
                   <w:rFonts w:ascii="Arial" w:cs="Arial" w:eastAsia="Arial" w:hAnsi="Arial"/>
@@ -4162,7 +4162,7 @@
               <w:spacing w:after="10" w:before="0"/>
               <w:ind w:left="120"/>
             </w:pPr>
-            <w:hyperlink w:history="1" r:id="rIdwochsow6supmj8nzhnlzb">
+            <w:hyperlink w:history="1" r:id="rIddw0e0ag7wu2el6t7awws5">
               <w:r>
                 <w:rPr>
                   <w:rFonts w:ascii="Arial" w:cs="Arial" w:eastAsia="Arial" w:hAnsi="Arial"/>
@@ -4207,7 +4207,7 @@
             <w:pPr>
               <w:spacing w:after="20" w:before="0"/>
             </w:pPr>
-            <w:hyperlink w:history="1" r:id="rIdoiez9rmihflj2kb3qzxww">
+            <w:hyperlink w:history="1" r:id="rIdt2ut0n55-4v2jb6qceaeg">
               <w:r>
                 <w:rPr>
                   <w:rFonts w:ascii="Arial" w:cs="Arial" w:eastAsia="Arial" w:hAnsi="Arial"/>
@@ -4240,7 +4240,7 @@
               <w:spacing w:after="10" w:before="0"/>
               <w:ind w:left="120"/>
             </w:pPr>
-            <w:hyperlink w:history="1" r:id="rIdhs6hj9ftglkl1bypucew6">
+            <w:hyperlink w:history="1" r:id="rIdy0_1s-z922u78jsenva6l">
               <w:r>
                 <w:rPr>
                   <w:rFonts w:ascii="Arial" w:cs="Arial" w:eastAsia="Arial" w:hAnsi="Arial"/>
@@ -4435,7 +4435,7 @@
             <w:pPr>
               <w:spacing w:after="20" w:before="0"/>
             </w:pPr>
-            <w:hyperlink w:history="1" r:id="rIdpjuqfrs3jrum6xzblvboz">
+            <w:hyperlink w:history="1" r:id="rIdgc0hj7anqzk1agc6fivq3">
               <w:r>
                 <w:rPr>
                   <w:rFonts w:ascii="Arial" w:cs="Arial" w:eastAsia="Arial" w:hAnsi="Arial"/>
@@ -4484,7 +4484,7 @@
               <w:spacing w:after="10" w:before="0"/>
               <w:ind w:left="120"/>
             </w:pPr>
-            <w:hyperlink w:history="1" r:id="rIdtug4m1lj4i7gy52dxwuiw">
+            <w:hyperlink w:history="1" r:id="rIdhygex6ptudhmeoevj5mh3">
               <w:r>
                 <w:rPr>
                   <w:rFonts w:ascii="Arial" w:cs="Arial" w:eastAsia="Arial" w:hAnsi="Arial"/>
@@ -4529,7 +4529,7 @@
             <w:pPr>
               <w:spacing w:after="20" w:before="0"/>
             </w:pPr>
-            <w:hyperlink w:history="1" r:id="rIdiusonsejax2nwgtjeo8zo">
+            <w:hyperlink w:history="1" r:id="rIdtxyzt373tc9f5bje6eju-">
               <w:r>
                 <w:rPr>
                   <w:rFonts w:ascii="Arial" w:cs="Arial" w:eastAsia="Arial" w:hAnsi="Arial"/>
@@ -4578,7 +4578,7 @@
               <w:spacing w:after="10" w:before="0"/>
               <w:ind w:left="120"/>
             </w:pPr>
-            <w:hyperlink w:history="1" r:id="rIdfpidz6p5h6geaplhxoipe">
+            <w:hyperlink w:history="1" r:id="rIdj2nxl-qr7gbnoricfxtju">
               <w:r>
                 <w:rPr>
                   <w:rFonts w:ascii="Arial" w:cs="Arial" w:eastAsia="Arial" w:hAnsi="Arial"/>
@@ -4773,7 +4773,7 @@
             <w:pPr>
               <w:spacing w:after="20" w:before="0"/>
             </w:pPr>
-            <w:hyperlink w:history="1" r:id="rIdtg5rta6_1hwligesaogvq">
+            <w:hyperlink w:history="1" r:id="rIdcz0q3nc6plbwtih6fwkrx">
               <w:r>
                 <w:rPr>
                   <w:rFonts w:ascii="Arial" w:cs="Arial" w:eastAsia="Arial" w:hAnsi="Arial"/>
@@ -4822,7 +4822,7 @@
               <w:spacing w:after="10" w:before="0"/>
               <w:ind w:left="120"/>
             </w:pPr>
-            <w:hyperlink w:history="1" r:id="rId7l1ku_g42havj1roz2buz">
+            <w:hyperlink w:history="1" r:id="rIdike7_o5r5q_en4h_qz_v0">
               <w:r>
                 <w:rPr>
                   <w:rFonts w:ascii="Arial" w:cs="Arial" w:eastAsia="Arial" w:hAnsi="Arial"/>
@@ -4867,7 +4867,7 @@
             <w:pPr>
               <w:spacing w:after="20" w:before="0"/>
             </w:pPr>
-            <w:hyperlink w:history="1" r:id="rId4g8pjrmm4pdkoto3831cd">
+            <w:hyperlink w:history="1" r:id="rIdr3yvzdobsibiefcbkdqcs">
               <w:r>
                 <w:rPr>
                   <w:rFonts w:ascii="Arial" w:cs="Arial" w:eastAsia="Arial" w:hAnsi="Arial"/>
@@ -4916,7 +4916,7 @@
               <w:spacing w:after="10" w:before="0"/>
               <w:ind w:left="120"/>
             </w:pPr>
-            <w:hyperlink w:history="1" r:id="rIdhbwc1z8bvxurqeswvx2v1">
+            <w:hyperlink w:history="1" r:id="rIdtci7ohw5ucoqhqq8g-h1o">
               <w:r>
                 <w:rPr>
                   <w:rFonts w:ascii="Arial" w:cs="Arial" w:eastAsia="Arial" w:hAnsi="Arial"/>
@@ -5111,7 +5111,7 @@
             <w:pPr>
               <w:spacing w:after="20" w:before="0"/>
             </w:pPr>
-            <w:hyperlink w:history="1" r:id="rIdl0orhygioidj5h2m9klml">
+            <w:hyperlink w:history="1" r:id="rIdjdvnwslxai3jktws53xkd">
               <w:r>
                 <w:rPr>
                   <w:rFonts w:ascii="Arial" w:cs="Arial" w:eastAsia="Arial" w:hAnsi="Arial"/>
@@ -5160,7 +5160,7 @@
               <w:spacing w:after="10" w:before="0"/>
               <w:ind w:left="120"/>
             </w:pPr>
-            <w:hyperlink w:history="1" r:id="rId7k7aeuecpygqmezsmyny_">
+            <w:hyperlink w:history="1" r:id="rId5rjxd9zbm4et4us8na-yc">
               <w:r>
                 <w:rPr>
                   <w:rFonts w:ascii="Arial" w:cs="Arial" w:eastAsia="Arial" w:hAnsi="Arial"/>
@@ -5205,7 +5205,7 @@
             <w:pPr>
               <w:spacing w:after="20" w:before="0"/>
             </w:pPr>
-            <w:hyperlink w:history="1" r:id="rIdi5xzezckkmwbkclqmyagf">
+            <w:hyperlink w:history="1" r:id="rIdqmmc5hiob7yp-tujkfakn">
               <w:r>
                 <w:rPr>
                   <w:rFonts w:ascii="Arial" w:cs="Arial" w:eastAsia="Arial" w:hAnsi="Arial"/>
@@ -5254,7 +5254,7 @@
               <w:spacing w:after="10" w:before="0"/>
               <w:ind w:left="120"/>
             </w:pPr>
-            <w:hyperlink w:history="1" r:id="rId5zmz0p3zog9gh3kknwiqk">
+            <w:hyperlink w:history="1" r:id="rIdxflrhe9dcvmyfytslygat">
               <w:r>
                 <w:rPr>
                   <w:rFonts w:ascii="Arial" w:cs="Arial" w:eastAsia="Arial" w:hAnsi="Arial"/>
@@ -5766,7 +5766,7 @@
         </w:rPr>
         <w:t xml:space="preserve">© 2026 SeaVuria and ARES. Aligned with KICD objectives. Developed by SeaVuria; technical implementation by ARES (with AI assistance from Claude). Licensed under </w:t>
       </w:r>
-      <w:hyperlink w:history="1" r:id="rIdopkzx6mgnrgfpnytknm44">
+      <w:hyperlink w:history="1" r:id="rIdflhtiod3z3oixuyjnrerl">
         <w:r>
           <w:rPr>
             <w:rFonts w:ascii="Arial" w:cs="Arial" w:eastAsia="Arial" w:hAnsi="Arial"/>
@@ -5787,7 +5787,7 @@
         </w:rPr>
         <w:t xml:space="preserve"> (</w:t>
       </w:r>
-      <w:hyperlink w:history="1" r:id="rIdc7d3la0cyxzpvbpodjz6k">
+      <w:hyperlink w:history="1" r:id="rIdbkcdqiv43waki8s15lsba">
         <w:r>
           <w:rPr>
             <w:rFonts w:ascii="Arial" w:cs="Arial" w:eastAsia="Arial" w:hAnsi="Arial"/>
@@ -6800,7 +6800,7 @@
             <w:pPr>
               <w:spacing w:after="20" w:before="0"/>
             </w:pPr>
-            <w:hyperlink w:history="1" r:id="rIdn85o9wrvrntqhpi-z2wzm">
+            <w:hyperlink w:history="1" r:id="rIdr1eisbgeo_zwavheenwie">
               <w:r>
                 <w:rPr>
                   <w:rFonts w:ascii="Arial" w:cs="Arial" w:eastAsia="Arial" w:hAnsi="Arial"/>
@@ -6833,7 +6833,7 @@
               <w:spacing w:after="10" w:before="0"/>
               <w:ind w:left="120"/>
             </w:pPr>
-            <w:hyperlink w:history="1" r:id="rIdldrtvqfn20gzguesxytqz">
+            <w:hyperlink w:history="1" r:id="rId5owhyeq_w0ot1hia2fndg">
               <w:r>
                 <w:rPr>
                   <w:rFonts w:ascii="Arial" w:cs="Arial" w:eastAsia="Arial" w:hAnsi="Arial"/>
@@ -6878,7 +6878,7 @@
             <w:pPr>
               <w:spacing w:after="20" w:before="0"/>
             </w:pPr>
-            <w:hyperlink w:history="1" r:id="rIdrondlgwlbsu9ccnn5zyhn">
+            <w:hyperlink w:history="1" r:id="rId29qkoku6gsxwtefeujv65">
               <w:r>
                 <w:rPr>
                   <w:rFonts w:ascii="Arial" w:cs="Arial" w:eastAsia="Arial" w:hAnsi="Arial"/>
@@ -6911,7 +6911,7 @@
               <w:spacing w:after="10" w:before="0"/>
               <w:ind w:left="120"/>
             </w:pPr>
-            <w:hyperlink w:history="1" r:id="rIdrykltc6rr0uux2j67jfje">
+            <w:hyperlink w:history="1" r:id="rIdipai03wvk9cc1ognmwt0b">
               <w:r>
                 <w:rPr>
                   <w:rFonts w:ascii="Arial" w:cs="Arial" w:eastAsia="Arial" w:hAnsi="Arial"/>
@@ -7106,7 +7106,7 @@
             <w:pPr>
               <w:spacing w:after="20" w:before="0"/>
             </w:pPr>
-            <w:hyperlink w:history="1" r:id="rIdpvbj9q8zrlgqolhnpa7xm">
+            <w:hyperlink w:history="1" r:id="rIdzhejrlyea8wthu4uunalg">
               <w:r>
                 <w:rPr>
                   <w:rFonts w:ascii="Arial" w:cs="Arial" w:eastAsia="Arial" w:hAnsi="Arial"/>
@@ -7139,7 +7139,7 @@
               <w:spacing w:after="10" w:before="0"/>
               <w:ind w:left="120"/>
             </w:pPr>
-            <w:hyperlink w:history="1" r:id="rIdos4il7bfl7yevs1vxvgh3">
+            <w:hyperlink w:history="1" r:id="rIda-v8ezmyakfnfdsopnaej">
               <w:r>
                 <w:rPr>
                   <w:rFonts w:ascii="Arial" w:cs="Arial" w:eastAsia="Arial" w:hAnsi="Arial"/>
@@ -7184,7 +7184,7 @@
             <w:pPr>
               <w:spacing w:after="20" w:before="0"/>
             </w:pPr>
-            <w:hyperlink w:history="1" r:id="rIdrpnxn4a3enput0nuanz3w">
+            <w:hyperlink w:history="1" r:id="rId0co6yx8pjkuymxhgu5eu8">
               <w:r>
                 <w:rPr>
                   <w:rFonts w:ascii="Arial" w:cs="Arial" w:eastAsia="Arial" w:hAnsi="Arial"/>
@@ -7217,7 +7217,7 @@
               <w:spacing w:after="10" w:before="0"/>
               <w:ind w:left="120"/>
             </w:pPr>
-            <w:hyperlink w:history="1" r:id="rId4dkyctubdmqqgbhtzhibc">
+            <w:hyperlink w:history="1" r:id="rIdhtmcstmc4n53cfqp7kcsw">
               <w:r>
                 <w:rPr>
                   <w:rFonts w:ascii="Arial" w:cs="Arial" w:eastAsia="Arial" w:hAnsi="Arial"/>
@@ -7412,7 +7412,7 @@
             <w:pPr>
               <w:spacing w:after="20" w:before="0"/>
             </w:pPr>
-            <w:hyperlink w:history="1" r:id="rIdu5je5ibtoofvacfexsf0q">
+            <w:hyperlink w:history="1" r:id="rIdoudg9odrw7zgrbprxranp">
               <w:r>
                 <w:rPr>
                   <w:rFonts w:ascii="Arial" w:cs="Arial" w:eastAsia="Arial" w:hAnsi="Arial"/>
@@ -7445,7 +7445,7 @@
               <w:spacing w:after="10" w:before="0"/>
               <w:ind w:left="120"/>
             </w:pPr>
-            <w:hyperlink w:history="1" r:id="rIdurvytipht2negmbcxa1un">
+            <w:hyperlink w:history="1" r:id="rIdarfzgjhm7p7kfhtfxrcmk">
               <w:r>
                 <w:rPr>
                   <w:rFonts w:ascii="Arial" w:cs="Arial" w:eastAsia="Arial" w:hAnsi="Arial"/>
@@ -7490,7 +7490,7 @@
             <w:pPr>
               <w:spacing w:after="20" w:before="0"/>
             </w:pPr>
-            <w:hyperlink w:history="1" r:id="rIdd1ebfawu7pwxe28o7qbdw">
+            <w:hyperlink w:history="1" r:id="rId-v12iafsbjzfyyilhkv06">
               <w:r>
                 <w:rPr>
                   <w:rFonts w:ascii="Arial" w:cs="Arial" w:eastAsia="Arial" w:hAnsi="Arial"/>
@@ -7539,7 +7539,7 @@
               <w:spacing w:after="10" w:before="0"/>
               <w:ind w:left="120"/>
             </w:pPr>
-            <w:hyperlink w:history="1" r:id="rIdeht5nc2srvr-auycbngoj">
+            <w:hyperlink w:history="1" r:id="rId0lhzyesbllaoocf_nhdzx">
               <w:r>
                 <w:rPr>
                   <w:rFonts w:ascii="Arial" w:cs="Arial" w:eastAsia="Arial" w:hAnsi="Arial"/>
@@ -7734,7 +7734,7 @@
             <w:pPr>
               <w:spacing w:after="20" w:before="0"/>
             </w:pPr>
-            <w:hyperlink w:history="1" r:id="rIdyhnblfcvt3pmxfbxu67nf">
+            <w:hyperlink w:history="1" r:id="rIdg2w_l6qz6lere3scvfbob">
               <w:r>
                 <w:rPr>
                   <w:rFonts w:ascii="Arial" w:cs="Arial" w:eastAsia="Arial" w:hAnsi="Arial"/>
@@ -7767,7 +7767,7 @@
               <w:spacing w:after="10" w:before="0"/>
               <w:ind w:left="120"/>
             </w:pPr>
-            <w:hyperlink w:history="1" r:id="rIdjyoeuttt2lnkktmeb5c1q">
+            <w:hyperlink w:history="1" r:id="rIdx3h3ybut9o04gjx9zneox">
               <w:r>
                 <w:rPr>
                   <w:rFonts w:ascii="Arial" w:cs="Arial" w:eastAsia="Arial" w:hAnsi="Arial"/>
@@ -7812,7 +7812,7 @@
             <w:pPr>
               <w:spacing w:after="20" w:before="0"/>
             </w:pPr>
-            <w:hyperlink w:history="1" r:id="rIdysfelbmng-3hoziheqaz3">
+            <w:hyperlink w:history="1" r:id="rIddr8z57qobpliqbh_svagq">
               <w:r>
                 <w:rPr>
                   <w:rFonts w:ascii="Arial" w:cs="Arial" w:eastAsia="Arial" w:hAnsi="Arial"/>
@@ -7861,7 +7861,7 @@
               <w:spacing w:after="10" w:before="0"/>
               <w:ind w:left="120"/>
             </w:pPr>
-            <w:hyperlink w:history="1" r:id="rId6cxtb3jtvy3ru3gvn4kn_">
+            <w:hyperlink w:history="1" r:id="rId_dlw0g24dmvf7d_k9di-d">
               <w:r>
                 <w:rPr>
                   <w:rFonts w:ascii="Arial" w:cs="Arial" w:eastAsia="Arial" w:hAnsi="Arial"/>
@@ -8056,7 +8056,7 @@
             <w:pPr>
               <w:spacing w:after="20" w:before="0"/>
             </w:pPr>
-            <w:hyperlink w:history="1" r:id="rIdsq3uslyxj8d1bj5ozf8rv">
+            <w:hyperlink w:history="1" r:id="rIdixvib9n-swhneuiruvot1">
               <w:r>
                 <w:rPr>
                   <w:rFonts w:ascii="Arial" w:cs="Arial" w:eastAsia="Arial" w:hAnsi="Arial"/>
@@ -8105,7 +8105,7 @@
               <w:spacing w:after="10" w:before="0"/>
               <w:ind w:left="120"/>
             </w:pPr>
-            <w:hyperlink w:history="1" r:id="rIdh79tav4lwlinwy9qbwhux">
+            <w:hyperlink w:history="1" r:id="rIdzdlx34kswcgiahjzhtq2u">
               <w:r>
                 <w:rPr>
                   <w:rFonts w:ascii="Arial" w:cs="Arial" w:eastAsia="Arial" w:hAnsi="Arial"/>
@@ -8150,7 +8150,7 @@
             <w:pPr>
               <w:spacing w:after="20" w:before="0"/>
             </w:pPr>
-            <w:hyperlink w:history="1" r:id="rId3wamkktzy62jbguivsdga">
+            <w:hyperlink w:history="1" r:id="rIduz-9k-gdtm4cum1vnifdl">
               <w:r>
                 <w:rPr>
                   <w:rFonts w:ascii="Arial" w:cs="Arial" w:eastAsia="Arial" w:hAnsi="Arial"/>
@@ -8199,7 +8199,7 @@
               <w:spacing w:after="10" w:before="0"/>
               <w:ind w:left="120"/>
             </w:pPr>
-            <w:hyperlink w:history="1" r:id="rIdll-sg2ugl17rrl5ujjwht">
+            <w:hyperlink w:history="1" r:id="rId19kf0jycefhcbfzwqebva">
               <w:r>
                 <w:rPr>
                   <w:rFonts w:ascii="Arial" w:cs="Arial" w:eastAsia="Arial" w:hAnsi="Arial"/>
@@ -8711,7 +8711,7 @@
         </w:rPr>
         <w:t xml:space="preserve">© 2026 SeaVuria and ARES. Aligned with KICD objectives. Developed by SeaVuria; technical implementation by ARES (with AI assistance from Claude). Licensed under </w:t>
       </w:r>
-      <w:hyperlink w:history="1" r:id="rIdw355obtlxjzqpqdpoowij">
+      <w:hyperlink w:history="1" r:id="rIdfknfede1dqojec9zj5ipb">
         <w:r>
           <w:rPr>
             <w:rFonts w:ascii="Arial" w:cs="Arial" w:eastAsia="Arial" w:hAnsi="Arial"/>
@@ -8732,7 +8732,7 @@
         </w:rPr>
         <w:t xml:space="preserve"> (</w:t>
       </w:r>
-      <w:hyperlink w:history="1" r:id="rIdvypcmaemviqhp5hvq07vv">
+      <w:hyperlink w:history="1" r:id="rIducyfumoz89iofkbwxt-_y">
         <w:r>
           <w:rPr>
             <w:rFonts w:ascii="Arial" w:cs="Arial" w:eastAsia="Arial" w:hAnsi="Arial"/>
@@ -9462,7 +9462,7 @@
                 <w:sz w:val="18"/>
                 <w:szCs w:val="18"/>
               </w:rPr>
-              <w:t xml:space="preserve">Learners revisit the Kisumu–Mbita ferry scenario and formally combine the eastward engine thrust (20 km/h) and southward current (8 km/h) into a single resultant vector using both the triangle law and the parallelogram law. Through guided drawing activities, peer construction tasks, and a structured sensemaking discussion, learners calculate the ferry's true displacement magnitude (~21.5 km/h resultant speed) and direction (~21.8° south of east) using Pythagoras and trigonometry. The lesson anchors both geometric methods to the same real-world outcome, showing they are equivalent, and extends to a second Kenyan navigation context (a fishing boat near Homa Bay) to consolidate the skill. Learners update their Driving Question Board and revise their cumulative vector model of the ferry's journey.</w:t>
+              <w:t xml:space="preserve">Learners revisit the Kisumu–Mbita ferry scenario and formally combine the eastward engine thrust (20 km/h) and southward current (8 km/h) into a single resultant vector using both the triangle law and the parallelogram law. Through guided drawing activities, peer construction tasks, and a structured sensemaking discussion, learners calculate the ferry's resultant velocity magnitude (~21.5 km/h resultant speed) and direction (~21.8° south of east) using Pythagoras and trigonometry. The lesson anchors both geometric methods to the same real-world outcome, showing they are equivalent, and extends to a second Kenyan navigation context (a fishing boat near Homa Bay) to consolidate the skill. Learners update their Driving Question Board and revise their cumulative vector model of the ferry's journey.</w:t>
             </w:r>
           </w:p>
         </w:tc>
@@ -9745,7 +9745,7 @@
             <w:pPr>
               <w:spacing w:after="20" w:before="0"/>
             </w:pPr>
-            <w:hyperlink w:history="1" r:id="rId-aibtei2r6dmudfn2su4i">
+            <w:hyperlink w:history="1" r:id="rIdb7n7ep98uhgootvh3sxgf">
               <w:r>
                 <w:rPr>
                   <w:rFonts w:ascii="Arial" w:cs="Arial" w:eastAsia="Arial" w:hAnsi="Arial"/>
@@ -9778,7 +9778,7 @@
               <w:spacing w:after="10" w:before="0"/>
               <w:ind w:left="120"/>
             </w:pPr>
-            <w:hyperlink w:history="1" r:id="rIdwl16a1-qyt-8i2lmootib">
+            <w:hyperlink w:history="1" r:id="rIdbciqdtrbnbwoidwzfbp1v">
               <w:r>
                 <w:rPr>
                   <w:rFonts w:ascii="Arial" w:cs="Arial" w:eastAsia="Arial" w:hAnsi="Arial"/>
@@ -9823,7 +9823,7 @@
             <w:pPr>
               <w:spacing w:after="20" w:before="0"/>
             </w:pPr>
-            <w:hyperlink w:history="1" r:id="rIdyg6n_hppyv5blonn_ts4f">
+            <w:hyperlink w:history="1" r:id="rIdxt38vimvpbf-ipu4cgd8a">
               <w:r>
                 <w:rPr>
                   <w:rFonts w:ascii="Arial" w:cs="Arial" w:eastAsia="Arial" w:hAnsi="Arial"/>
@@ -9856,7 +9856,7 @@
               <w:spacing w:after="10" w:before="0"/>
               <w:ind w:left="120"/>
             </w:pPr>
-            <w:hyperlink w:history="1" r:id="rIdk1zaee6bq0thixagfmrvx">
+            <w:hyperlink w:history="1" r:id="rId84vccvnwqwzkc03yh_bf2">
               <w:r>
                 <w:rPr>
                   <w:rFonts w:ascii="Arial" w:cs="Arial" w:eastAsia="Arial" w:hAnsi="Arial"/>
@@ -10051,7 +10051,7 @@
             <w:pPr>
               <w:spacing w:after="20" w:before="0"/>
             </w:pPr>
-            <w:hyperlink w:history="1" r:id="rIdgr7dph9lenndmnbv49asl">
+            <w:hyperlink w:history="1" r:id="rIdzc56rzwpsn90c579ixd5p">
               <w:r>
                 <w:rPr>
                   <w:rFonts w:ascii="Arial" w:cs="Arial" w:eastAsia="Arial" w:hAnsi="Arial"/>
@@ -10084,7 +10084,7 @@
               <w:spacing w:after="10" w:before="0"/>
               <w:ind w:left="120"/>
             </w:pPr>
-            <w:hyperlink w:history="1" r:id="rId-c5wjqyd8yjtw-uotmzw3">
+            <w:hyperlink w:history="1" r:id="rIdo6fprf5yrr4ylo01wnfme">
               <w:r>
                 <w:rPr>
                   <w:rFonts w:ascii="Arial" w:cs="Arial" w:eastAsia="Arial" w:hAnsi="Arial"/>
@@ -10129,7 +10129,7 @@
             <w:pPr>
               <w:spacing w:after="20" w:before="0"/>
             </w:pPr>
-            <w:hyperlink w:history="1" r:id="rIdxggfwqowlg7aak2bzr90b">
+            <w:hyperlink w:history="1" r:id="rIdsnyzlcvcfjo87jhsij1vd">
               <w:r>
                 <w:rPr>
                   <w:rFonts w:ascii="Arial" w:cs="Arial" w:eastAsia="Arial" w:hAnsi="Arial"/>
@@ -10162,7 +10162,7 @@
               <w:spacing w:after="10" w:before="0"/>
               <w:ind w:left="120"/>
             </w:pPr>
-            <w:hyperlink w:history="1" r:id="rIduatpr6_udjigfddggwrdv">
+            <w:hyperlink w:history="1" r:id="rId3pseayaf-qm-ujlc8ob_p">
               <w:r>
                 <w:rPr>
                   <w:rFonts w:ascii="Arial" w:cs="Arial" w:eastAsia="Arial" w:hAnsi="Arial"/>
@@ -10357,7 +10357,7 @@
             <w:pPr>
               <w:spacing w:after="20" w:before="0"/>
             </w:pPr>
-            <w:hyperlink w:history="1" r:id="rIdxuukjaowkfyhav-r1y7vo">
+            <w:hyperlink w:history="1" r:id="rIdwutsxiyf3cecxfyzdlvph">
               <w:r>
                 <w:rPr>
                   <w:rFonts w:ascii="Arial" w:cs="Arial" w:eastAsia="Arial" w:hAnsi="Arial"/>
@@ -10390,7 +10390,7 @@
               <w:spacing w:after="10" w:before="0"/>
               <w:ind w:left="120"/>
             </w:pPr>
-            <w:hyperlink w:history="1" r:id="rIdtodglgkfhddervmedtexg">
+            <w:hyperlink w:history="1" r:id="rId4yvegqs9upx0py4k61bgu">
               <w:r>
                 <w:rPr>
                   <w:rFonts w:ascii="Arial" w:cs="Arial" w:eastAsia="Arial" w:hAnsi="Arial"/>
@@ -10435,7 +10435,7 @@
             <w:pPr>
               <w:spacing w:after="20" w:before="0"/>
             </w:pPr>
-            <w:hyperlink w:history="1" r:id="rIdjrlous0xds3tscust1uhk">
+            <w:hyperlink w:history="1" r:id="rId-nvd3aimtv6zj3h-cdzv8">
               <w:r>
                 <w:rPr>
                   <w:rFonts w:ascii="Arial" w:cs="Arial" w:eastAsia="Arial" w:hAnsi="Arial"/>
@@ -10468,7 +10468,7 @@
               <w:spacing w:after="10" w:before="0"/>
               <w:ind w:left="120"/>
             </w:pPr>
-            <w:hyperlink w:history="1" r:id="rIdbqjn72uhjm4pga2sjixef">
+            <w:hyperlink w:history="1" r:id="rIde98r7wiki-uzop1av-ymb">
               <w:r>
                 <w:rPr>
                   <w:rFonts w:ascii="Arial" w:cs="Arial" w:eastAsia="Arial" w:hAnsi="Arial"/>
@@ -10663,7 +10663,7 @@
             <w:pPr>
               <w:spacing w:after="20" w:before="0"/>
             </w:pPr>
-            <w:hyperlink w:history="1" r:id="rId8majdmlhfvnv-jhlcr5-e">
+            <w:hyperlink w:history="1" r:id="rIduzhcvonz8i4e-audiedpv">
               <w:r>
                 <w:rPr>
                   <w:rFonts w:ascii="Arial" w:cs="Arial" w:eastAsia="Arial" w:hAnsi="Arial"/>
@@ -10696,7 +10696,7 @@
               <w:spacing w:after="10" w:before="0"/>
               <w:ind w:left="120"/>
             </w:pPr>
-            <w:hyperlink w:history="1" r:id="rIdw2qinflkgrjgucietlae9">
+            <w:hyperlink w:history="1" r:id="rIdwvnltnptckdrmhnipt-pl">
               <w:r>
                 <w:rPr>
                   <w:rFonts w:ascii="Arial" w:cs="Arial" w:eastAsia="Arial" w:hAnsi="Arial"/>
@@ -10741,7 +10741,7 @@
             <w:pPr>
               <w:spacing w:after="20" w:before="0"/>
             </w:pPr>
-            <w:hyperlink w:history="1" r:id="rIdmmm-c_zcoqnmcal-srxyu">
+            <w:hyperlink w:history="1" r:id="rIdia5bmjior9niqxbr5o7jv">
               <w:r>
                 <w:rPr>
                   <w:rFonts w:ascii="Arial" w:cs="Arial" w:eastAsia="Arial" w:hAnsi="Arial"/>
@@ -10774,7 +10774,7 @@
               <w:spacing w:after="10" w:before="0"/>
               <w:ind w:left="120"/>
             </w:pPr>
-            <w:hyperlink w:history="1" r:id="rIdpdusn_cfq6ktxs5hvtdv1">
+            <w:hyperlink w:history="1" r:id="rIdfjyahti5o2v_qqys80whw">
               <w:r>
                 <w:rPr>
                   <w:rFonts w:ascii="Arial" w:cs="Arial" w:eastAsia="Arial" w:hAnsi="Arial"/>
@@ -10969,7 +10969,7 @@
             <w:pPr>
               <w:spacing w:after="20" w:before="0"/>
             </w:pPr>
-            <w:hyperlink w:history="1" r:id="rIdzjz6__3j0xybmalr-ddyp">
+            <w:hyperlink w:history="1" r:id="rIdaqxizf5qtfhflfwdtohrv">
               <w:r>
                 <w:rPr>
                   <w:rFonts w:ascii="Arial" w:cs="Arial" w:eastAsia="Arial" w:hAnsi="Arial"/>
@@ -11018,7 +11018,7 @@
               <w:spacing w:after="10" w:before="0"/>
               <w:ind w:left="120"/>
             </w:pPr>
-            <w:hyperlink w:history="1" r:id="rIdchxygl17p5v_qchlwimdw">
+            <w:hyperlink w:history="1" r:id="rIdcqboq7nxkxwjgerbymtec">
               <w:r>
                 <w:rPr>
                   <w:rFonts w:ascii="Arial" w:cs="Arial" w:eastAsia="Arial" w:hAnsi="Arial"/>
@@ -11063,7 +11063,7 @@
             <w:pPr>
               <w:spacing w:after="20" w:before="0"/>
             </w:pPr>
-            <w:hyperlink w:history="1" r:id="rIdvvpwofqqo1pqgt_nn8n51">
+            <w:hyperlink w:history="1" r:id="rId-mhkveudxnotxelrtcfwh">
               <w:r>
                 <w:rPr>
                   <w:rFonts w:ascii="Arial" w:cs="Arial" w:eastAsia="Arial" w:hAnsi="Arial"/>
@@ -11096,7 +11096,7 @@
               <w:spacing w:after="10" w:before="0"/>
               <w:ind w:left="120"/>
             </w:pPr>
-            <w:hyperlink w:history="1" r:id="rIdxrvfhtwymymmdghqmin-g">
+            <w:hyperlink w:history="1" r:id="rIdmym-g_5laeqxdsblulcbb">
               <w:r>
                 <w:rPr>
                   <w:rFonts w:ascii="Arial" w:cs="Arial" w:eastAsia="Arial" w:hAnsi="Arial"/>
@@ -11608,7 +11608,7 @@
         </w:rPr>
         <w:t xml:space="preserve">© 2026 SeaVuria and ARES. Aligned with KICD objectives. Developed by SeaVuria; technical implementation by ARES (with AI assistance from Claude). Licensed under </w:t>
       </w:r>
-      <w:hyperlink w:history="1" r:id="rId6vzywrun7dj4cu0_gijnl">
+      <w:hyperlink w:history="1" r:id="rIdof8dnp71bdgfklc30jci6">
         <w:r>
           <w:rPr>
             <w:rFonts w:ascii="Arial" w:cs="Arial" w:eastAsia="Arial" w:hAnsi="Arial"/>
@@ -11629,7 +11629,7 @@
         </w:rPr>
         <w:t xml:space="preserve"> (</w:t>
       </w:r>
-      <w:hyperlink w:history="1" r:id="rId_j9tdrjap0t9d1sbekres">
+      <w:hyperlink w:history="1" r:id="rIdxi4ft887t2f4cmbljqry6">
         <w:r>
           <w:rPr>
             <w:rFonts w:ascii="Arial" w:cs="Arial" w:eastAsia="Arial" w:hAnsi="Arial"/>
@@ -12642,7 +12642,7 @@
             <w:pPr>
               <w:spacing w:after="20" w:before="0"/>
             </w:pPr>
-            <w:hyperlink w:history="1" r:id="rIdc1bgacmgo5wwnhn-p5kut">
+            <w:hyperlink w:history="1" r:id="rIdc5hwidarhx-lz_5v9coug">
               <w:r>
                 <w:rPr>
                   <w:rFonts w:ascii="Arial" w:cs="Arial" w:eastAsia="Arial" w:hAnsi="Arial"/>
@@ -12675,7 +12675,7 @@
               <w:spacing w:after="10" w:before="0"/>
               <w:ind w:left="120"/>
             </w:pPr>
-            <w:hyperlink w:history="1" r:id="rIdvcp2jmjgcs8jji8iqnem2">
+            <w:hyperlink w:history="1" r:id="rIdtztfab4mz8pbqvojfplhv">
               <w:r>
                 <w:rPr>
                   <w:rFonts w:ascii="Arial" w:cs="Arial" w:eastAsia="Arial" w:hAnsi="Arial"/>
@@ -12720,7 +12720,7 @@
             <w:pPr>
               <w:spacing w:after="20" w:before="0"/>
             </w:pPr>
-            <w:hyperlink w:history="1" r:id="rIdo8sxghiutzygkb4rctpkk">
+            <w:hyperlink w:history="1" r:id="rIdohb3ye8osogfheq9rgdrd">
               <w:r>
                 <w:rPr>
                   <w:rFonts w:ascii="Arial" w:cs="Arial" w:eastAsia="Arial" w:hAnsi="Arial"/>
@@ -12753,7 +12753,7 @@
               <w:spacing w:after="10" w:before="0"/>
               <w:ind w:left="120"/>
             </w:pPr>
-            <w:hyperlink w:history="1" r:id="rId7fbgs0ommrivfxjogtfus">
+            <w:hyperlink w:history="1" r:id="rIdu7w_qv7onf_f-uson2imw">
               <w:r>
                 <w:rPr>
                   <w:rFonts w:ascii="Arial" w:cs="Arial" w:eastAsia="Arial" w:hAnsi="Arial"/>
@@ -12948,7 +12948,7 @@
             <w:pPr>
               <w:spacing w:after="20" w:before="0"/>
             </w:pPr>
-            <w:hyperlink w:history="1" r:id="rIdhe3txj42gvyo1rbejnr4f">
+            <w:hyperlink w:history="1" r:id="rIdahuan6aybdjruncy1bmy-">
               <w:r>
                 <w:rPr>
                   <w:rFonts w:ascii="Arial" w:cs="Arial" w:eastAsia="Arial" w:hAnsi="Arial"/>
@@ -12981,7 +12981,7 @@
               <w:spacing w:after="10" w:before="0"/>
               <w:ind w:left="120"/>
             </w:pPr>
-            <w:hyperlink w:history="1" r:id="rIdhq3js4trqi8utvdx-g2np">
+            <w:hyperlink w:history="1" r:id="rIdeis1ufwp21_gsvrjv0x65">
               <w:r>
                 <w:rPr>
                   <w:rFonts w:ascii="Arial" w:cs="Arial" w:eastAsia="Arial" w:hAnsi="Arial"/>
@@ -13026,7 +13026,7 @@
             <w:pPr>
               <w:spacing w:after="20" w:before="0"/>
             </w:pPr>
-            <w:hyperlink w:history="1" r:id="rId2lttnm4az8cdlm7goal5n">
+            <w:hyperlink w:history="1" r:id="rIddtwajlo2kxyj5z8nsercv">
               <w:r>
                 <w:rPr>
                   <w:rFonts w:ascii="Arial" w:cs="Arial" w:eastAsia="Arial" w:hAnsi="Arial"/>
@@ -13059,7 +13059,7 @@
               <w:spacing w:after="10" w:before="0"/>
               <w:ind w:left="120"/>
             </w:pPr>
-            <w:hyperlink w:history="1" r:id="rIdnmsxnulhaeohyrftbdrb7">
+            <w:hyperlink w:history="1" r:id="rIdcrhnwmbklh-6okznxqgsp">
               <w:r>
                 <w:rPr>
                   <w:rFonts w:ascii="Arial" w:cs="Arial" w:eastAsia="Arial" w:hAnsi="Arial"/>
@@ -13254,7 +13254,7 @@
             <w:pPr>
               <w:spacing w:after="20" w:before="0"/>
             </w:pPr>
-            <w:hyperlink w:history="1" r:id="rIdccgajjxfiotnck2y9ly9q">
+            <w:hyperlink w:history="1" r:id="rIdkgt8sopy8tqgu4qn_qx9-">
               <w:r>
                 <w:rPr>
                   <w:rFonts w:ascii="Arial" w:cs="Arial" w:eastAsia="Arial" w:hAnsi="Arial"/>
@@ -13303,7 +13303,7 @@
               <w:spacing w:after="10" w:before="0"/>
               <w:ind w:left="120"/>
             </w:pPr>
-            <w:hyperlink w:history="1" r:id="rId9xp17jebcmtqivubyj3-g">
+            <w:hyperlink w:history="1" r:id="rId0opyspjq6pg95dj-__my4">
               <w:r>
                 <w:rPr>
                   <w:rFonts w:ascii="Arial" w:cs="Arial" w:eastAsia="Arial" w:hAnsi="Arial"/>
@@ -13348,7 +13348,7 @@
             <w:pPr>
               <w:spacing w:after="20" w:before="0"/>
             </w:pPr>
-            <w:hyperlink w:history="1" r:id="rIdpgc8f4v8go6q4hpzotztf">
+            <w:hyperlink w:history="1" r:id="rIdua_3yzey4uvmpmuh6vl4u">
               <w:r>
                 <w:rPr>
                   <w:rFonts w:ascii="Arial" w:cs="Arial" w:eastAsia="Arial" w:hAnsi="Arial"/>
@@ -13381,7 +13381,7 @@
               <w:spacing w:after="10" w:before="0"/>
               <w:ind w:left="120"/>
             </w:pPr>
-            <w:hyperlink w:history="1" r:id="rIdim0xlnwxpcanyct5eic3_">
+            <w:hyperlink w:history="1" r:id="rIdi87xn3nglzlfa_gekxalm">
               <w:r>
                 <w:rPr>
                   <w:rFonts w:ascii="Arial" w:cs="Arial" w:eastAsia="Arial" w:hAnsi="Arial"/>
@@ -13576,7 +13576,7 @@
             <w:pPr>
               <w:spacing w:after="20" w:before="0"/>
             </w:pPr>
-            <w:hyperlink w:history="1" r:id="rIdboi4lqcwsfnxr8yz3aprc">
+            <w:hyperlink w:history="1" r:id="rIdxpx5eykybtiazcaj9rpkh">
               <w:r>
                 <w:rPr>
                   <w:rFonts w:ascii="Arial" w:cs="Arial" w:eastAsia="Arial" w:hAnsi="Arial"/>
@@ -13625,7 +13625,7 @@
               <w:spacing w:after="10" w:before="0"/>
               <w:ind w:left="120"/>
             </w:pPr>
-            <w:hyperlink w:history="1" r:id="rIdybgs_k-ve6rxttwdglrds">
+            <w:hyperlink w:history="1" r:id="rIdzm8fjrugqh58jb5v_6gv0">
               <w:r>
                 <w:rPr>
                   <w:rFonts w:ascii="Arial" w:cs="Arial" w:eastAsia="Arial" w:hAnsi="Arial"/>
@@ -13670,7 +13670,7 @@
             <w:pPr>
               <w:spacing w:after="20" w:before="0"/>
             </w:pPr>
-            <w:hyperlink w:history="1" r:id="rId8jyvxdscplr9brkpvx50l">
+            <w:hyperlink w:history="1" r:id="rIdsxyyvvbfh4kp-2hvhfkry">
               <w:r>
                 <w:rPr>
                   <w:rFonts w:ascii="Arial" w:cs="Arial" w:eastAsia="Arial" w:hAnsi="Arial"/>
@@ -13703,7 +13703,7 @@
               <w:spacing w:after="10" w:before="0"/>
               <w:ind w:left="120"/>
             </w:pPr>
-            <w:hyperlink w:history="1" r:id="rIdy4mslpwuy90-gkpnzhhxs">
+            <w:hyperlink w:history="1" r:id="rIdhlh0gbx181ifietjgt7t7">
               <w:r>
                 <w:rPr>
                   <w:rFonts w:ascii="Arial" w:cs="Arial" w:eastAsia="Arial" w:hAnsi="Arial"/>
@@ -13898,7 +13898,7 @@
             <w:pPr>
               <w:spacing w:after="20" w:before="0"/>
             </w:pPr>
-            <w:hyperlink w:history="1" r:id="rId0m5ycrs4whlrxppyxkddl">
+            <w:hyperlink w:history="1" r:id="rIdnyiwkmiaibh6jt5bfj7aw">
               <w:r>
                 <w:rPr>
                   <w:rFonts w:ascii="Arial" w:cs="Arial" w:eastAsia="Arial" w:hAnsi="Arial"/>
@@ -13947,7 +13947,7 @@
               <w:spacing w:after="10" w:before="0"/>
               <w:ind w:left="120"/>
             </w:pPr>
-            <w:hyperlink w:history="1" r:id="rIdlm0ma4i2cxmt9rrlrgfnw">
+            <w:hyperlink w:history="1" r:id="rId07l7vzj4rjf0duyldhdao">
               <w:r>
                 <w:rPr>
                   <w:rFonts w:ascii="Arial" w:cs="Arial" w:eastAsia="Arial" w:hAnsi="Arial"/>
@@ -13992,7 +13992,7 @@
             <w:pPr>
               <w:spacing w:after="20" w:before="0"/>
             </w:pPr>
-            <w:hyperlink w:history="1" r:id="rIdh_owrdb2hoo79tjxi1f-n">
+            <w:hyperlink w:history="1" r:id="rIdx8y5vpmk3w4ofq5yjjmcj">
               <w:r>
                 <w:rPr>
                   <w:rFonts w:ascii="Arial" w:cs="Arial" w:eastAsia="Arial" w:hAnsi="Arial"/>
@@ -14025,7 +14025,7 @@
               <w:spacing w:after="10" w:before="0"/>
               <w:ind w:left="120"/>
             </w:pPr>
-            <w:hyperlink w:history="1" r:id="rIdvkgnrb3y_52c5-b72bjuo">
+            <w:hyperlink w:history="1" r:id="rIdyyw9zgzvhmvg7hzqqgjty">
               <w:r>
                 <w:rPr>
                   <w:rFonts w:ascii="Arial" w:cs="Arial" w:eastAsia="Arial" w:hAnsi="Arial"/>
@@ -14537,7 +14537,7 @@
         </w:rPr>
         <w:t xml:space="preserve">© 2026 SeaVuria and ARES. Aligned with KICD objectives. Developed by SeaVuria; technical implementation by ARES (with AI assistance from Claude). Licensed under </w:t>
       </w:r>
-      <w:hyperlink w:history="1" r:id="rIdbccfvtkitkzieswfxx5oc">
+      <w:hyperlink w:history="1" r:id="rId-b9kkviwkouwuwz9zbk2h">
         <w:r>
           <w:rPr>
             <w:rFonts w:ascii="Arial" w:cs="Arial" w:eastAsia="Arial" w:hAnsi="Arial"/>
@@ -14558,7 +14558,7 @@
         </w:rPr>
         <w:t xml:space="preserve"> (</w:t>
       </w:r>
-      <w:hyperlink w:history="1" r:id="rIdmbdlci-rkqimnpvljxgdi">
+      <w:hyperlink w:history="1" r:id="rId9awdvmhyxrzr-r3zca8ne">
         <w:r>
           <w:rPr>
             <w:rFonts w:ascii="Arial" w:cs="Arial" w:eastAsia="Arial" w:hAnsi="Arial"/>
@@ -15571,7 +15571,7 @@
             <w:pPr>
               <w:spacing w:after="20" w:before="0"/>
             </w:pPr>
-            <w:hyperlink w:history="1" r:id="rIdw1cuuuriositwwwyvv4uz">
+            <w:hyperlink w:history="1" r:id="rIdfdl8yo8dhdqxagzficz07">
               <w:r>
                 <w:rPr>
                   <w:rFonts w:ascii="Arial" w:cs="Arial" w:eastAsia="Arial" w:hAnsi="Arial"/>
@@ -15604,7 +15604,7 @@
               <w:spacing w:after="10" w:before="0"/>
               <w:ind w:left="120"/>
             </w:pPr>
-            <w:hyperlink w:history="1" r:id="rIdcrbfnryo_wcsoalwo4kpj">
+            <w:hyperlink w:history="1" r:id="rIdtpd6ig8meqemyjypkcchx">
               <w:r>
                 <w:rPr>
                   <w:rFonts w:ascii="Arial" w:cs="Arial" w:eastAsia="Arial" w:hAnsi="Arial"/>
@@ -15649,7 +15649,7 @@
             <w:pPr>
               <w:spacing w:after="20" w:before="0"/>
             </w:pPr>
-            <w:hyperlink w:history="1" r:id="rIdwsd8nmna84bttpjisxeak">
+            <w:hyperlink w:history="1" r:id="rIdeoypvujwo9jncyb2qkrab">
               <w:r>
                 <w:rPr>
                   <w:rFonts w:ascii="Arial" w:cs="Arial" w:eastAsia="Arial" w:hAnsi="Arial"/>
@@ -15682,7 +15682,7 @@
               <w:spacing w:after="10" w:before="0"/>
               <w:ind w:left="120"/>
             </w:pPr>
-            <w:hyperlink w:history="1" r:id="rId4gqkamy4ebpqymqtite0b">
+            <w:hyperlink w:history="1" r:id="rId8bintyacicnyidm8iqhlq">
               <w:r>
                 <w:rPr>
                   <w:rFonts w:ascii="Arial" w:cs="Arial" w:eastAsia="Arial" w:hAnsi="Arial"/>
@@ -15877,7 +15877,7 @@
             <w:pPr>
               <w:spacing w:after="20" w:before="0"/>
             </w:pPr>
-            <w:hyperlink w:history="1" r:id="rIdvseyrj_tc6mvtru6evqiz">
+            <w:hyperlink w:history="1" r:id="rIdhdymiq6qwz-mjldenympe">
               <w:r>
                 <w:rPr>
                   <w:rFonts w:ascii="Arial" w:cs="Arial" w:eastAsia="Arial" w:hAnsi="Arial"/>
@@ -15910,7 +15910,7 @@
               <w:spacing w:after="10" w:before="0"/>
               <w:ind w:left="120"/>
             </w:pPr>
-            <w:hyperlink w:history="1" r:id="rIdgfggs5nereexabugsje7n">
+            <w:hyperlink w:history="1" r:id="rIdkmgll0v7sxuw0p85bsmji">
               <w:r>
                 <w:rPr>
                   <w:rFonts w:ascii="Arial" w:cs="Arial" w:eastAsia="Arial" w:hAnsi="Arial"/>
@@ -15955,7 +15955,7 @@
             <w:pPr>
               <w:spacing w:after="20" w:before="0"/>
             </w:pPr>
-            <w:hyperlink w:history="1" r:id="rIdftzeznnt-o3on7su2t3ze">
+            <w:hyperlink w:history="1" r:id="rIdor_yuiw1nz7ieqniz37ul">
               <w:r>
                 <w:rPr>
                   <w:rFonts w:ascii="Arial" w:cs="Arial" w:eastAsia="Arial" w:hAnsi="Arial"/>
@@ -15988,7 +15988,7 @@
               <w:spacing w:after="10" w:before="0"/>
               <w:ind w:left="120"/>
             </w:pPr>
-            <w:hyperlink w:history="1" r:id="rIdj6mdjk8wpsica_fg9uib9">
+            <w:hyperlink w:history="1" r:id="rIdknex0mg58qzfw6crowh1p">
               <w:r>
                 <w:rPr>
                   <w:rFonts w:ascii="Arial" w:cs="Arial" w:eastAsia="Arial" w:hAnsi="Arial"/>
@@ -16183,7 +16183,7 @@
             <w:pPr>
               <w:spacing w:after="20" w:before="0"/>
             </w:pPr>
-            <w:hyperlink w:history="1" r:id="rIdotphgy2ijx8an1p040q-6">
+            <w:hyperlink w:history="1" r:id="rId8jlbws9a4cvagt6e8k1dz">
               <w:r>
                 <w:rPr>
                   <w:rFonts w:ascii="Arial" w:cs="Arial" w:eastAsia="Arial" w:hAnsi="Arial"/>
@@ -16216,7 +16216,7 @@
               <w:spacing w:after="10" w:before="0"/>
               <w:ind w:left="120"/>
             </w:pPr>
-            <w:hyperlink w:history="1" r:id="rIdrn1ctewpof-ivbjpcd5_b">
+            <w:hyperlink w:history="1" r:id="rIddpc68dmh1we5jr3r48dwd">
               <w:r>
                 <w:rPr>
                   <w:rFonts w:ascii="Arial" w:cs="Arial" w:eastAsia="Arial" w:hAnsi="Arial"/>
@@ -16261,7 +16261,7 @@
             <w:pPr>
               <w:spacing w:after="20" w:before="0"/>
             </w:pPr>
-            <w:hyperlink w:history="1" r:id="rIdfn9j0sqthxiwwpniex3mb">
+            <w:hyperlink w:history="1" r:id="rIdshcv03zzs1dyl1znsxips">
               <w:r>
                 <w:rPr>
                   <w:rFonts w:ascii="Arial" w:cs="Arial" w:eastAsia="Arial" w:hAnsi="Arial"/>
@@ -16294,7 +16294,7 @@
               <w:spacing w:after="10" w:before="0"/>
               <w:ind w:left="120"/>
             </w:pPr>
-            <w:hyperlink w:history="1" r:id="rIdxg6ayujp-5fpucw8cjf1k">
+            <w:hyperlink w:history="1" r:id="rId9zq6ke9udb6xywcbtw0km">
               <w:r>
                 <w:rPr>
                   <w:rFonts w:ascii="Arial" w:cs="Arial" w:eastAsia="Arial" w:hAnsi="Arial"/>
@@ -16489,7 +16489,7 @@
             <w:pPr>
               <w:spacing w:after="20" w:before="0"/>
             </w:pPr>
-            <w:hyperlink w:history="1" r:id="rIdioakxbmocvi7mzamo-dso">
+            <w:hyperlink w:history="1" r:id="rIdqnhjkgvfciodimuwiemax">
               <w:r>
                 <w:rPr>
                   <w:rFonts w:ascii="Arial" w:cs="Arial" w:eastAsia="Arial" w:hAnsi="Arial"/>
@@ -16522,7 +16522,7 @@
               <w:spacing w:after="10" w:before="0"/>
               <w:ind w:left="120"/>
             </w:pPr>
-            <w:hyperlink w:history="1" r:id="rIdtqbkgf-m64s0nfh3szdqn">
+            <w:hyperlink w:history="1" r:id="rId-7qmniwk6oekg3oqfiphi">
               <w:r>
                 <w:rPr>
                   <w:rFonts w:ascii="Arial" w:cs="Arial" w:eastAsia="Arial" w:hAnsi="Arial"/>
@@ -16567,7 +16567,7 @@
             <w:pPr>
               <w:spacing w:after="20" w:before="0"/>
             </w:pPr>
-            <w:hyperlink w:history="1" r:id="rIdeeg7pg-zoh41x8qqjcccd">
+            <w:hyperlink w:history="1" r:id="rId4fff6kywxhgcnrmdsxf6j">
               <w:r>
                 <w:rPr>
                   <w:rFonts w:ascii="Arial" w:cs="Arial" w:eastAsia="Arial" w:hAnsi="Arial"/>
@@ -16600,7 +16600,7 @@
               <w:spacing w:after="10" w:before="0"/>
               <w:ind w:left="120"/>
             </w:pPr>
-            <w:hyperlink w:history="1" r:id="rIdqgiqwchz3jbku0iubpmto">
+            <w:hyperlink w:history="1" r:id="rIdybltvgx3qfbvys8qbbgwd">
               <w:r>
                 <w:rPr>
                   <w:rFonts w:ascii="Arial" w:cs="Arial" w:eastAsia="Arial" w:hAnsi="Arial"/>
@@ -16795,7 +16795,7 @@
             <w:pPr>
               <w:spacing w:after="20" w:before="0"/>
             </w:pPr>
-            <w:hyperlink w:history="1" r:id="rIdo-zgpfz2xvnbaejuu9m2v">
+            <w:hyperlink w:history="1" r:id="rIdezmqcz8tykbdwvdd9hwdz">
               <w:r>
                 <w:rPr>
                   <w:rFonts w:ascii="Arial" w:cs="Arial" w:eastAsia="Arial" w:hAnsi="Arial"/>
@@ -16828,7 +16828,7 @@
               <w:spacing w:after="10" w:before="0"/>
               <w:ind w:left="120"/>
             </w:pPr>
-            <w:hyperlink w:history="1" r:id="rIdhp6ar6qtq3gwa-ess1kei">
+            <w:hyperlink w:history="1" r:id="rIdhzrbcn4lrarf59ea7t5bb">
               <w:r>
                 <w:rPr>
                   <w:rFonts w:ascii="Arial" w:cs="Arial" w:eastAsia="Arial" w:hAnsi="Arial"/>
@@ -16873,7 +16873,7 @@
             <w:pPr>
               <w:spacing w:after="20" w:before="0"/>
             </w:pPr>
-            <w:hyperlink w:history="1" r:id="rId-tdb8jstutk7ioqwb4cv3">
+            <w:hyperlink w:history="1" r:id="rIdo5-3hrbiquueqnml6aorz">
               <w:r>
                 <w:rPr>
                   <w:rFonts w:ascii="Arial" w:cs="Arial" w:eastAsia="Arial" w:hAnsi="Arial"/>
@@ -16906,7 +16906,7 @@
               <w:spacing w:after="10" w:before="0"/>
               <w:ind w:left="120"/>
             </w:pPr>
-            <w:hyperlink w:history="1" r:id="rIdrxq9ga_2n1b3zjpmggznw">
+            <w:hyperlink w:history="1" r:id="rId7qbsfutr1mljynagruvkx">
               <w:r>
                 <w:rPr>
                   <w:rFonts w:ascii="Arial" w:cs="Arial" w:eastAsia="Arial" w:hAnsi="Arial"/>
@@ -17418,7 +17418,7 @@
         </w:rPr>
         <w:t xml:space="preserve">© 2026 SeaVuria and ARES. Aligned with KICD objectives. Developed by SeaVuria; technical implementation by ARES (with AI assistance from Claude). Licensed under </w:t>
       </w:r>
-      <w:hyperlink w:history="1" r:id="rIdypecl3hz0dvzfvplh-cnc">
+      <w:hyperlink w:history="1" r:id="rIddag8pohj5w2rfdjevus8q">
         <w:r>
           <w:rPr>
             <w:rFonts w:ascii="Arial" w:cs="Arial" w:eastAsia="Arial" w:hAnsi="Arial"/>
@@ -17439,7 +17439,7 @@
         </w:rPr>
         <w:t xml:space="preserve"> (</w:t>
       </w:r>
-      <w:hyperlink w:history="1" r:id="rIdhu4pjetpz3py7an_ptfjh">
+      <w:hyperlink w:history="1" r:id="rIdg-szl4gdxfvs5n2nxvj1g">
         <w:r>
           <w:rPr>
             <w:rFonts w:ascii="Arial" w:cs="Arial" w:eastAsia="Arial" w:hAnsi="Arial"/>
@@ -18452,7 +18452,7 @@
             <w:pPr>
               <w:spacing w:after="20" w:before="0"/>
             </w:pPr>
-            <w:hyperlink w:history="1" r:id="rIdm6idbdzoifuyjuashdqrv">
+            <w:hyperlink w:history="1" r:id="rId6rjprsxsqxaglxcrd1qqx">
               <w:r>
                 <w:rPr>
                   <w:rFonts w:ascii="Arial" w:cs="Arial" w:eastAsia="Arial" w:hAnsi="Arial"/>
@@ -18485,7 +18485,7 @@
               <w:spacing w:after="10" w:before="0"/>
               <w:ind w:left="120"/>
             </w:pPr>
-            <w:hyperlink w:history="1" r:id="rId3al6nns73wlpoz6jxynhz">
+            <w:hyperlink w:history="1" r:id="rId3ezdxuzhxrrsudx96gpei">
               <w:r>
                 <w:rPr>
                   <w:rFonts w:ascii="Arial" w:cs="Arial" w:eastAsia="Arial" w:hAnsi="Arial"/>
@@ -18530,7 +18530,7 @@
             <w:pPr>
               <w:spacing w:after="20" w:before="0"/>
             </w:pPr>
-            <w:hyperlink w:history="1" r:id="rId_1xg9jmg_oms0worq8nue">
+            <w:hyperlink w:history="1" r:id="rIdxwgyl0muookenvczrk9ql">
               <w:r>
                 <w:rPr>
                   <w:rFonts w:ascii="Arial" w:cs="Arial" w:eastAsia="Arial" w:hAnsi="Arial"/>
@@ -18563,7 +18563,7 @@
               <w:spacing w:after="10" w:before="0"/>
               <w:ind w:left="120"/>
             </w:pPr>
-            <w:hyperlink w:history="1" r:id="rIdnvjhphj2xn9x1hh1noy-g">
+            <w:hyperlink w:history="1" r:id="rIdkiv8z5xs3henmbmvyjp6j">
               <w:r>
                 <w:rPr>
                   <w:rFonts w:ascii="Arial" w:cs="Arial" w:eastAsia="Arial" w:hAnsi="Arial"/>
@@ -18758,7 +18758,7 @@
             <w:pPr>
               <w:spacing w:after="20" w:before="0"/>
             </w:pPr>
-            <w:hyperlink w:history="1" r:id="rIdfs6qgzq7yklq2ndqyhna7">
+            <w:hyperlink w:history="1" r:id="rIdp-gnsttvr97bg6r3ef7oa">
               <w:r>
                 <w:rPr>
                   <w:rFonts w:ascii="Arial" w:cs="Arial" w:eastAsia="Arial" w:hAnsi="Arial"/>
@@ -18791,7 +18791,7 @@
               <w:spacing w:after="10" w:before="0"/>
               <w:ind w:left="120"/>
             </w:pPr>
-            <w:hyperlink w:history="1" r:id="rIdwqqhwqiwtimpygxr14_ix">
+            <w:hyperlink w:history="1" r:id="rIdinhoq1zgzy4_i6mqyyetu">
               <w:r>
                 <w:rPr>
                   <w:rFonts w:ascii="Arial" w:cs="Arial" w:eastAsia="Arial" w:hAnsi="Arial"/>
@@ -18836,7 +18836,7 @@
             <w:pPr>
               <w:spacing w:after="20" w:before="0"/>
             </w:pPr>
-            <w:hyperlink w:history="1" r:id="rIdxt100apvci34iibhwwp-s">
+            <w:hyperlink w:history="1" r:id="rIdhdi0lv6vhqn7yl6hhu75v">
               <w:r>
                 <w:rPr>
                   <w:rFonts w:ascii="Arial" w:cs="Arial" w:eastAsia="Arial" w:hAnsi="Arial"/>
@@ -18869,7 +18869,7 @@
               <w:spacing w:after="10" w:before="0"/>
               <w:ind w:left="120"/>
             </w:pPr>
-            <w:hyperlink w:history="1" r:id="rIdcqsgko9xo5yyrimc81jl8">
+            <w:hyperlink w:history="1" r:id="rIdt7hgukjwclkwvtpasm-tm">
               <w:r>
                 <w:rPr>
                   <w:rFonts w:ascii="Arial" w:cs="Arial" w:eastAsia="Arial" w:hAnsi="Arial"/>
@@ -19064,7 +19064,7 @@
             <w:pPr>
               <w:spacing w:after="20" w:before="0"/>
             </w:pPr>
-            <w:hyperlink w:history="1" r:id="rIdb2p38pdlppfmhdoh9lgpm">
+            <w:hyperlink w:history="1" r:id="rIdhklas7ynpt7devz8urbcl">
               <w:r>
                 <w:rPr>
                   <w:rFonts w:ascii="Arial" w:cs="Arial" w:eastAsia="Arial" w:hAnsi="Arial"/>
@@ -19097,7 +19097,7 @@
               <w:spacing w:after="10" w:before="0"/>
               <w:ind w:left="120"/>
             </w:pPr>
-            <w:hyperlink w:history="1" r:id="rId9ntp5jj4rqshgvgkgsxtk">
+            <w:hyperlink w:history="1" r:id="rIdn7gthl9zrtcx_cnkoljxf">
               <w:r>
                 <w:rPr>
                   <w:rFonts w:ascii="Arial" w:cs="Arial" w:eastAsia="Arial" w:hAnsi="Arial"/>
@@ -19142,7 +19142,7 @@
             <w:pPr>
               <w:spacing w:after="20" w:before="0"/>
             </w:pPr>
-            <w:hyperlink w:history="1" r:id="rIdmuopvazwofhilck2ciczx">
+            <w:hyperlink w:history="1" r:id="rIdsz1i6p-k3ef5dpt8r_gf2">
               <w:r>
                 <w:rPr>
                   <w:rFonts w:ascii="Arial" w:cs="Arial" w:eastAsia="Arial" w:hAnsi="Arial"/>
@@ -19191,7 +19191,7 @@
               <w:spacing w:after="10" w:before="0"/>
               <w:ind w:left="120"/>
             </w:pPr>
-            <w:hyperlink w:history="1" r:id="rId5ucqjw-lj9oi8qovn6wuf">
+            <w:hyperlink w:history="1" r:id="rIdbr8-qyycllf2ugx0efltg">
               <w:r>
                 <w:rPr>
                   <w:rFonts w:ascii="Arial" w:cs="Arial" w:eastAsia="Arial" w:hAnsi="Arial"/>
@@ -19386,7 +19386,7 @@
             <w:pPr>
               <w:spacing w:after="20" w:before="0"/>
             </w:pPr>
-            <w:hyperlink w:history="1" r:id="rIdx-xfxdrlupjx5dk4hkvzo">
+            <w:hyperlink w:history="1" r:id="rId4yxyz8oiszbvyhwupnfgw">
               <w:r>
                 <w:rPr>
                   <w:rFonts w:ascii="Arial" w:cs="Arial" w:eastAsia="Arial" w:hAnsi="Arial"/>
@@ -19419,7 +19419,7 @@
               <w:spacing w:after="10" w:before="0"/>
               <w:ind w:left="120"/>
             </w:pPr>
-            <w:hyperlink w:history="1" r:id="rId5amsxoarfyljeoh7chxd0">
+            <w:hyperlink w:history="1" r:id="rIdtwawr4qk73l1qosqoxq8z">
               <w:r>
                 <w:rPr>
                   <w:rFonts w:ascii="Arial" w:cs="Arial" w:eastAsia="Arial" w:hAnsi="Arial"/>
@@ -19464,7 +19464,7 @@
             <w:pPr>
               <w:spacing w:after="20" w:before="0"/>
             </w:pPr>
-            <w:hyperlink w:history="1" r:id="rIdrjtsbs8mghmxf18cefm7g">
+            <w:hyperlink w:history="1" r:id="rIdybrj0a7dqn6ciiaw_d8j8">
               <w:r>
                 <w:rPr>
                   <w:rFonts w:ascii="Arial" w:cs="Arial" w:eastAsia="Arial" w:hAnsi="Arial"/>
@@ -19513,7 +19513,7 @@
               <w:spacing w:after="10" w:before="0"/>
               <w:ind w:left="120"/>
             </w:pPr>
-            <w:hyperlink w:history="1" r:id="rIdo8iaa7s_q98j0updtonlz">
+            <w:hyperlink w:history="1" r:id="rIdaikjnz3yi1_gqnnnrgeqb">
               <w:r>
                 <w:rPr>
                   <w:rFonts w:ascii="Arial" w:cs="Arial" w:eastAsia="Arial" w:hAnsi="Arial"/>
@@ -19708,7 +19708,7 @@
             <w:pPr>
               <w:spacing w:after="20" w:before="0"/>
             </w:pPr>
-            <w:hyperlink w:history="1" r:id="rIdu-daxaiwmeoumbzm2nyzp">
+            <w:hyperlink w:history="1" r:id="rIdhasaubfilmuunuydpnlx7">
               <w:r>
                 <w:rPr>
                   <w:rFonts w:ascii="Arial" w:cs="Arial" w:eastAsia="Arial" w:hAnsi="Arial"/>
@@ -19741,7 +19741,7 @@
               <w:spacing w:after="10" w:before="0"/>
               <w:ind w:left="120"/>
             </w:pPr>
-            <w:hyperlink w:history="1" r:id="rIdkltmtjlelycw2rqwpsknz">
+            <w:hyperlink w:history="1" r:id="rIdbrg9sbyyq2geie3j0xtny">
               <w:r>
                 <w:rPr>
                   <w:rFonts w:ascii="Arial" w:cs="Arial" w:eastAsia="Arial" w:hAnsi="Arial"/>
@@ -19786,7 +19786,7 @@
             <w:pPr>
               <w:spacing w:after="20" w:before="0"/>
             </w:pPr>
-            <w:hyperlink w:history="1" r:id="rId62fybojg1fckk45lbso8w">
+            <w:hyperlink w:history="1" r:id="rIdjzggt_m4anzxf0eqdgjyu">
               <w:r>
                 <w:rPr>
                   <w:rFonts w:ascii="Arial" w:cs="Arial" w:eastAsia="Arial" w:hAnsi="Arial"/>
@@ -19835,7 +19835,7 @@
               <w:spacing w:after="10" w:before="0"/>
               <w:ind w:left="120"/>
             </w:pPr>
-            <w:hyperlink w:history="1" r:id="rIdoqlm8fvoybbz41lrlsjwq">
+            <w:hyperlink w:history="1" r:id="rIdulg8fn8mabzw8dtlvtoip">
               <w:r>
                 <w:rPr>
                   <w:rFonts w:ascii="Arial" w:cs="Arial" w:eastAsia="Arial" w:hAnsi="Arial"/>
@@ -20347,7 +20347,7 @@
         </w:rPr>
         <w:t xml:space="preserve">© 2026 SeaVuria and ARES. Aligned with KICD objectives. Developed by SeaVuria; technical implementation by ARES (with AI assistance from Claude). Licensed under </w:t>
       </w:r>
-      <w:hyperlink w:history="1" r:id="rId4iltqktqaep0gechd8xl3">
+      <w:hyperlink w:history="1" r:id="rIddvzl7drgtabufhwu3ai_t">
         <w:r>
           <w:rPr>
             <w:rFonts w:ascii="Arial" w:cs="Arial" w:eastAsia="Arial" w:hAnsi="Arial"/>
@@ -20368,7 +20368,7 @@
         </w:rPr>
         <w:t xml:space="preserve"> (</w:t>
       </w:r>
-      <w:hyperlink w:history="1" r:id="rIduifozlsjlwsakry3wgxw2">
+      <w:hyperlink w:history="1" r:id="rId85bewcpbwck5_lg30xu9i">
         <w:r>
           <w:rPr>
             <w:rFonts w:ascii="Arial" w:cs="Arial" w:eastAsia="Arial" w:hAnsi="Arial"/>
@@ -21381,7 +21381,7 @@
             <w:pPr>
               <w:spacing w:after="20" w:before="0"/>
             </w:pPr>
-            <w:hyperlink w:history="1" r:id="rIdi9gr52af1xjbs--sekhrz">
+            <w:hyperlink w:history="1" r:id="rIdb8xnsltkvr13ffehlpkv9">
               <w:r>
                 <w:rPr>
                   <w:rFonts w:ascii="Arial" w:cs="Arial" w:eastAsia="Arial" w:hAnsi="Arial"/>
@@ -21430,7 +21430,7 @@
               <w:spacing w:after="10" w:before="0"/>
               <w:ind w:left="120"/>
             </w:pPr>
-            <w:hyperlink w:history="1" r:id="rId36rp5lov14pumrazrf3fq">
+            <w:hyperlink w:history="1" r:id="rIdlnothluiqhuebckpdldhv">
               <w:r>
                 <w:rPr>
                   <w:rFonts w:ascii="Arial" w:cs="Arial" w:eastAsia="Arial" w:hAnsi="Arial"/>
@@ -21475,7 +21475,7 @@
             <w:pPr>
               <w:spacing w:after="20" w:before="0"/>
             </w:pPr>
-            <w:hyperlink w:history="1" r:id="rIdwdr0s_kux61thedtzxdtt">
+            <w:hyperlink w:history="1" r:id="rIdfi4ut6avil912hfcu-mqj">
               <w:r>
                 <w:rPr>
                   <w:rFonts w:ascii="Arial" w:cs="Arial" w:eastAsia="Arial" w:hAnsi="Arial"/>
@@ -21508,7 +21508,7 @@
               <w:spacing w:after="10" w:before="0"/>
               <w:ind w:left="120"/>
             </w:pPr>
-            <w:hyperlink w:history="1" r:id="rId8wvbwnto_u2bakvyitmsc">
+            <w:hyperlink w:history="1" r:id="rIdogmrcx04aqrzjhbatxlwo">
               <w:r>
                 <w:rPr>
                   <w:rFonts w:ascii="Arial" w:cs="Arial" w:eastAsia="Arial" w:hAnsi="Arial"/>
@@ -21703,7 +21703,7 @@
             <w:pPr>
               <w:spacing w:after="20" w:before="0"/>
             </w:pPr>
-            <w:hyperlink w:history="1" r:id="rIdq6i7ourficsy-eyoaygov">
+            <w:hyperlink w:history="1" r:id="rIdfiduqjntm-m0by42wep0k">
               <w:r>
                 <w:rPr>
                   <w:rFonts w:ascii="Arial" w:cs="Arial" w:eastAsia="Arial" w:hAnsi="Arial"/>
@@ -21752,7 +21752,7 @@
               <w:spacing w:after="10" w:before="0"/>
               <w:ind w:left="120"/>
             </w:pPr>
-            <w:hyperlink w:history="1" r:id="rIdkgzg9b32bireq_-n0yong">
+            <w:hyperlink w:history="1" r:id="rId7k5hsxisnzdmae5gsna2z">
               <w:r>
                 <w:rPr>
                   <w:rFonts w:ascii="Arial" w:cs="Arial" w:eastAsia="Arial" w:hAnsi="Arial"/>
@@ -21797,7 +21797,7 @@
             <w:pPr>
               <w:spacing w:after="20" w:before="0"/>
             </w:pPr>
-            <w:hyperlink w:history="1" r:id="rIdvjhwqj_pqvoznai2mm6st">
+            <w:hyperlink w:history="1" r:id="rId24qcsvlbhopyuok4mmr4a">
               <w:r>
                 <w:rPr>
                   <w:rFonts w:ascii="Arial" w:cs="Arial" w:eastAsia="Arial" w:hAnsi="Arial"/>
@@ -21830,7 +21830,7 @@
               <w:spacing w:after="10" w:before="0"/>
               <w:ind w:left="120"/>
             </w:pPr>
-            <w:hyperlink w:history="1" r:id="rIdpjhqxesvoij88yqsjpml5">
+            <w:hyperlink w:history="1" r:id="rId-3vhmpnnrict3bl0mp-f_">
               <w:r>
                 <w:rPr>
                   <w:rFonts w:ascii="Arial" w:cs="Arial" w:eastAsia="Arial" w:hAnsi="Arial"/>
@@ -22025,7 +22025,7 @@
             <w:pPr>
               <w:spacing w:after="20" w:before="0"/>
             </w:pPr>
-            <w:hyperlink w:history="1" r:id="rIdy2cqayt4-alobbjrsnfdw">
+            <w:hyperlink w:history="1" r:id="rIdt2qodyktitkv6twocorod">
               <w:r>
                 <w:rPr>
                   <w:rFonts w:ascii="Arial" w:cs="Arial" w:eastAsia="Arial" w:hAnsi="Arial"/>
@@ -22074,7 +22074,7 @@
               <w:spacing w:after="10" w:before="0"/>
               <w:ind w:left="120"/>
             </w:pPr>
-            <w:hyperlink w:history="1" r:id="rIdoyc7x8p31hcfucmemabhq">
+            <w:hyperlink w:history="1" r:id="rIdhcg7hgfbctvny-wrttydt">
               <w:r>
                 <w:rPr>
                   <w:rFonts w:ascii="Arial" w:cs="Arial" w:eastAsia="Arial" w:hAnsi="Arial"/>
@@ -22119,7 +22119,7 @@
             <w:pPr>
               <w:spacing w:after="20" w:before="0"/>
             </w:pPr>
-            <w:hyperlink w:history="1" r:id="rIdqxgpgcmagrvsopze98dzt">
+            <w:hyperlink w:history="1" r:id="rIdvzpi9vk2wjfidftqdb4mz">
               <w:r>
                 <w:rPr>
                   <w:rFonts w:ascii="Arial" w:cs="Arial" w:eastAsia="Arial" w:hAnsi="Arial"/>
@@ -22168,7 +22168,7 @@
               <w:spacing w:after="10" w:before="0"/>
               <w:ind w:left="120"/>
             </w:pPr>
-            <w:hyperlink w:history="1" r:id="rIdmymidro6qaxfr50o5jmoa">
+            <w:hyperlink w:history="1" r:id="rId_jalce1pe9zgro0t_ti1w">
               <w:r>
                 <w:rPr>
                   <w:rFonts w:ascii="Arial" w:cs="Arial" w:eastAsia="Arial" w:hAnsi="Arial"/>
@@ -22363,7 +22363,7 @@
             <w:pPr>
               <w:spacing w:after="20" w:before="0"/>
             </w:pPr>
-            <w:hyperlink w:history="1" r:id="rIdrhqunpbgy8kone3jkwp65">
+            <w:hyperlink w:history="1" r:id="rIdguq9hh845kbu4qmwmlrlz">
               <w:r>
                 <w:rPr>
                   <w:rFonts w:ascii="Arial" w:cs="Arial" w:eastAsia="Arial" w:hAnsi="Arial"/>
@@ -22412,7 +22412,7 @@
               <w:spacing w:after="10" w:before="0"/>
               <w:ind w:left="120"/>
             </w:pPr>
-            <w:hyperlink w:history="1" r:id="rId6u1l_inckegdj1xhts0tx">
+            <w:hyperlink w:history="1" r:id="rId2agvfmdllbhnrhzmn_p88">
               <w:r>
                 <w:rPr>
                   <w:rFonts w:ascii="Arial" w:cs="Arial" w:eastAsia="Arial" w:hAnsi="Arial"/>
@@ -22457,7 +22457,7 @@
             <w:pPr>
               <w:spacing w:after="20" w:before="0"/>
             </w:pPr>
-            <w:hyperlink w:history="1" r:id="rIdzxynd5npekirv_roxk9dj">
+            <w:hyperlink w:history="1" r:id="rIdt83u9-vhbqbctcc82rpxq">
               <w:r>
                 <w:rPr>
                   <w:rFonts w:ascii="Arial" w:cs="Arial" w:eastAsia="Arial" w:hAnsi="Arial"/>
@@ -22506,7 +22506,7 @@
               <w:spacing w:after="10" w:before="0"/>
               <w:ind w:left="120"/>
             </w:pPr>
-            <w:hyperlink w:history="1" r:id="rId-jei5g3-z6voazulpzlra">
+            <w:hyperlink w:history="1" r:id="rIdhxamzip99al1fksfqv4ei">
               <w:r>
                 <w:rPr>
                   <w:rFonts w:ascii="Arial" w:cs="Arial" w:eastAsia="Arial" w:hAnsi="Arial"/>
@@ -22701,7 +22701,7 @@
             <w:pPr>
               <w:spacing w:after="20" w:before="0"/>
             </w:pPr>
-            <w:hyperlink w:history="1" r:id="rIdcft_hpon3qw5yjxjp-8l1">
+            <w:hyperlink w:history="1" r:id="rId2t1yfkiukc6cgzlwkrnw-">
               <w:r>
                 <w:rPr>
                   <w:rFonts w:ascii="Arial" w:cs="Arial" w:eastAsia="Arial" w:hAnsi="Arial"/>
@@ -22750,7 +22750,7 @@
               <w:spacing w:after="10" w:before="0"/>
               <w:ind w:left="120"/>
             </w:pPr>
-            <w:hyperlink w:history="1" r:id="rIdnwetdx_ovdta7ybv4_nox">
+            <w:hyperlink w:history="1" r:id="rIddnzahsdy5m1anzgnubzu5">
               <w:r>
                 <w:rPr>
                   <w:rFonts w:ascii="Arial" w:cs="Arial" w:eastAsia="Arial" w:hAnsi="Arial"/>
@@ -22795,7 +22795,7 @@
             <w:pPr>
               <w:spacing w:after="20" w:before="0"/>
             </w:pPr>
-            <w:hyperlink w:history="1" r:id="rIdkt1kbl0be85iiechmsn_q">
+            <w:hyperlink w:history="1" r:id="rIdm3b4abc3suv6kspsu_-05">
               <w:r>
                 <w:rPr>
                   <w:rFonts w:ascii="Arial" w:cs="Arial" w:eastAsia="Arial" w:hAnsi="Arial"/>
@@ -22844,7 +22844,7 @@
               <w:spacing w:after="10" w:before="0"/>
               <w:ind w:left="120"/>
             </w:pPr>
-            <w:hyperlink w:history="1" r:id="rIdmdrd6n1_sot8aiwdq-zgt">
+            <w:hyperlink w:history="1" r:id="rIdpcsityjuzblsihrgazk6b">
               <w:r>
                 <w:rPr>
                   <w:rFonts w:ascii="Arial" w:cs="Arial" w:eastAsia="Arial" w:hAnsi="Arial"/>
@@ -23356,7 +23356,7 @@
         </w:rPr>
         <w:t xml:space="preserve">© 2026 SeaVuria and ARES. Aligned with KICD objectives. Developed by SeaVuria; technical implementation by ARES (with AI assistance from Claude). Licensed under </w:t>
       </w:r>
-      <w:hyperlink w:history="1" r:id="rIdiwk8l1kp7qnskybulnpj0">
+      <w:hyperlink w:history="1" r:id="rIdhz56u2dxwpjmizklmu_fu">
         <w:r>
           <w:rPr>
             <w:rFonts w:ascii="Arial" w:cs="Arial" w:eastAsia="Arial" w:hAnsi="Arial"/>
@@ -23377,7 +23377,7 @@
         </w:rPr>
         <w:t xml:space="preserve"> (</w:t>
       </w:r>
-      <w:hyperlink w:history="1" r:id="rIdiwgxrbusjzcxzeag7dz9b">
+      <w:hyperlink w:history="1" r:id="rIdih0jbrlwaz-dcpwzzebi8">
         <w:r>
           <w:rPr>
             <w:rFonts w:ascii="Arial" w:cs="Arial" w:eastAsia="Arial" w:hAnsi="Arial"/>
@@ -24390,7 +24390,7 @@
             <w:pPr>
               <w:spacing w:after="20" w:before="0"/>
             </w:pPr>
-            <w:hyperlink w:history="1" r:id="rIdhjl3sb2qcetaarwqdit0-">
+            <w:hyperlink w:history="1" r:id="rIdog4efptujywu5fruc8ir1">
               <w:r>
                 <w:rPr>
                   <w:rFonts w:ascii="Arial" w:cs="Arial" w:eastAsia="Arial" w:hAnsi="Arial"/>
@@ -24423,7 +24423,7 @@
               <w:spacing w:after="10" w:before="0"/>
               <w:ind w:left="120"/>
             </w:pPr>
-            <w:hyperlink w:history="1" r:id="rId_uowitrvvgbsihfo_hpl_">
+            <w:hyperlink w:history="1" r:id="rId8irz2jctkxad6svvxqtyo">
               <w:r>
                 <w:rPr>
                   <w:rFonts w:ascii="Arial" w:cs="Arial" w:eastAsia="Arial" w:hAnsi="Arial"/>
@@ -24468,7 +24468,7 @@
             <w:pPr>
               <w:spacing w:after="20" w:before="0"/>
             </w:pPr>
-            <w:hyperlink w:history="1" r:id="rIdl82k8uv0miazoh-_z52y9">
+            <w:hyperlink w:history="1" r:id="rIdew4juufhyv78qajqvqlvs">
               <w:r>
                 <w:rPr>
                   <w:rFonts w:ascii="Arial" w:cs="Arial" w:eastAsia="Arial" w:hAnsi="Arial"/>
@@ -24501,7 +24501,7 @@
               <w:spacing w:after="10" w:before="0"/>
               <w:ind w:left="120"/>
             </w:pPr>
-            <w:hyperlink w:history="1" r:id="rId3m-tesi4a8mxmrs1nyx8f">
+            <w:hyperlink w:history="1" r:id="rIdiodhhqfrrd08y97r-cako">
               <w:r>
                 <w:rPr>
                   <w:rFonts w:ascii="Arial" w:cs="Arial" w:eastAsia="Arial" w:hAnsi="Arial"/>
@@ -24696,7 +24696,7 @@
             <w:pPr>
               <w:spacing w:after="20" w:before="0"/>
             </w:pPr>
-            <w:hyperlink w:history="1" r:id="rId6mapkcrfsstchjhtfzpv4">
+            <w:hyperlink w:history="1" r:id="rIdugar9megfzpuj6dziqyhm">
               <w:r>
                 <w:rPr>
                   <w:rFonts w:ascii="Arial" w:cs="Arial" w:eastAsia="Arial" w:hAnsi="Arial"/>
@@ -24729,7 +24729,7 @@
               <w:spacing w:after="10" w:before="0"/>
               <w:ind w:left="120"/>
             </w:pPr>
-            <w:hyperlink w:history="1" r:id="rIdxerkjfw9lvo2haakjrewn">
+            <w:hyperlink w:history="1" r:id="rIddjpkmh9lzh1m-gobb_cix">
               <w:r>
                 <w:rPr>
                   <w:rFonts w:ascii="Arial" w:cs="Arial" w:eastAsia="Arial" w:hAnsi="Arial"/>
@@ -24774,7 +24774,7 @@
             <w:pPr>
               <w:spacing w:after="20" w:before="0"/>
             </w:pPr>
-            <w:hyperlink w:history="1" r:id="rIdwphpblluyrixwfpvxjmyi">
+            <w:hyperlink w:history="1" r:id="rIdxwxtjagzrcxnjuswlc329">
               <w:r>
                 <w:rPr>
                   <w:rFonts w:ascii="Arial" w:cs="Arial" w:eastAsia="Arial" w:hAnsi="Arial"/>
@@ -24807,7 +24807,7 @@
               <w:spacing w:after="10" w:before="0"/>
               <w:ind w:left="120"/>
             </w:pPr>
-            <w:hyperlink w:history="1" r:id="rIdkqhnw0-bumprlaxzapc-a">
+            <w:hyperlink w:history="1" r:id="rId-axwsj124c39nwnwg6bir">
               <w:r>
                 <w:rPr>
                   <w:rFonts w:ascii="Arial" w:cs="Arial" w:eastAsia="Arial" w:hAnsi="Arial"/>
@@ -25002,7 +25002,7 @@
             <w:pPr>
               <w:spacing w:after="20" w:before="0"/>
             </w:pPr>
-            <w:hyperlink w:history="1" r:id="rIdwyh5ufmabrzhkuofuayhy">
+            <w:hyperlink w:history="1" r:id="rId7pi_gkmk9jnchk2vfvqml">
               <w:r>
                 <w:rPr>
                   <w:rFonts w:ascii="Arial" w:cs="Arial" w:eastAsia="Arial" w:hAnsi="Arial"/>
@@ -25035,7 +25035,7 @@
               <w:spacing w:after="10" w:before="0"/>
               <w:ind w:left="120"/>
             </w:pPr>
-            <w:hyperlink w:history="1" r:id="rIdykf6glenl0kct6wkqtrrc">
+            <w:hyperlink w:history="1" r:id="rIdsnyucmoflqbzzicandojl">
               <w:r>
                 <w:rPr>
                   <w:rFonts w:ascii="Arial" w:cs="Arial" w:eastAsia="Arial" w:hAnsi="Arial"/>
@@ -25080,7 +25080,7 @@
             <w:pPr>
               <w:spacing w:after="20" w:before="0"/>
             </w:pPr>
-            <w:hyperlink w:history="1" r:id="rIdlynbgzhlwso3qq3rj8np8">
+            <w:hyperlink w:history="1" r:id="rIdoxillzig59l7zmbynrgfn">
               <w:r>
                 <w:rPr>
                   <w:rFonts w:ascii="Arial" w:cs="Arial" w:eastAsia="Arial" w:hAnsi="Arial"/>
@@ -25113,7 +25113,7 @@
               <w:spacing w:after="10" w:before="0"/>
               <w:ind w:left="120"/>
             </w:pPr>
-            <w:hyperlink w:history="1" r:id="rIdfk1nf-_mg1-mkyt_-0jkm">
+            <w:hyperlink w:history="1" r:id="rIduuk0lfucesrvozotpibqh">
               <w:r>
                 <w:rPr>
                   <w:rFonts w:ascii="Arial" w:cs="Arial" w:eastAsia="Arial" w:hAnsi="Arial"/>
@@ -25308,7 +25308,7 @@
             <w:pPr>
               <w:spacing w:after="20" w:before="0"/>
             </w:pPr>
-            <w:hyperlink w:history="1" r:id="rIdbprazthjevf5jlvlcpdby">
+            <w:hyperlink w:history="1" r:id="rId3txq51whl9-cjh7wdralo">
               <w:r>
                 <w:rPr>
                   <w:rFonts w:ascii="Arial" w:cs="Arial" w:eastAsia="Arial" w:hAnsi="Arial"/>
@@ -25341,7 +25341,7 @@
               <w:spacing w:after="10" w:before="0"/>
               <w:ind w:left="120"/>
             </w:pPr>
-            <w:hyperlink w:history="1" r:id="rIdfij_zkin4tvho_nkp3dgm">
+            <w:hyperlink w:history="1" r:id="rIdlnp-g-krataxbjpzzguuf">
               <w:r>
                 <w:rPr>
                   <w:rFonts w:ascii="Arial" w:cs="Arial" w:eastAsia="Arial" w:hAnsi="Arial"/>
@@ -25386,7 +25386,7 @@
             <w:pPr>
               <w:spacing w:after="20" w:before="0"/>
             </w:pPr>
-            <w:hyperlink w:history="1" r:id="rIdnezvxty9gxyakpkherkhz">
+            <w:hyperlink w:history="1" r:id="rIdmt0d7_vw1nkbnohin-r-g">
               <w:r>
                 <w:rPr>
                   <w:rFonts w:ascii="Arial" w:cs="Arial" w:eastAsia="Arial" w:hAnsi="Arial"/>
@@ -25419,7 +25419,7 @@
               <w:spacing w:after="10" w:before="0"/>
               <w:ind w:left="120"/>
             </w:pPr>
-            <w:hyperlink w:history="1" r:id="rIdik4pu5sd7bvl7zmnv9zey">
+            <w:hyperlink w:history="1" r:id="rId_vcwop5_zcq_ev5fwnxua">
               <w:r>
                 <w:rPr>
                   <w:rFonts w:ascii="Arial" w:cs="Arial" w:eastAsia="Arial" w:hAnsi="Arial"/>
@@ -25614,7 +25614,7 @@
             <w:pPr>
               <w:spacing w:after="20" w:before="0"/>
             </w:pPr>
-            <w:hyperlink w:history="1" r:id="rId7qm1zn7bqg0pqpzn9rljm">
+            <w:hyperlink w:history="1" r:id="rIdsy03niebjecrimet_wiic">
               <w:r>
                 <w:rPr>
                   <w:rFonts w:ascii="Arial" w:cs="Arial" w:eastAsia="Arial" w:hAnsi="Arial"/>
@@ -25647,7 +25647,7 @@
               <w:spacing w:after="10" w:before="0"/>
               <w:ind w:left="120"/>
             </w:pPr>
-            <w:hyperlink w:history="1" r:id="rIdadbqxeinhwllilaxw8czy">
+            <w:hyperlink w:history="1" r:id="rIdgpc8nyj5sfl-diylxnjti">
               <w:r>
                 <w:rPr>
                   <w:rFonts w:ascii="Arial" w:cs="Arial" w:eastAsia="Arial" w:hAnsi="Arial"/>
@@ -25692,7 +25692,7 @@
             <w:pPr>
               <w:spacing w:after="20" w:before="0"/>
             </w:pPr>
-            <w:hyperlink w:history="1" r:id="rIdpmds7hhofkysyiyq_jvoz">
+            <w:hyperlink w:history="1" r:id="rIdvcyhmm5pxwim46srmpmo8">
               <w:r>
                 <w:rPr>
                   <w:rFonts w:ascii="Arial" w:cs="Arial" w:eastAsia="Arial" w:hAnsi="Arial"/>
@@ -25725,7 +25725,7 @@
               <w:spacing w:after="10" w:before="0"/>
               <w:ind w:left="120"/>
             </w:pPr>
-            <w:hyperlink w:history="1" r:id="rIdjj159hsppuoyqhb9ms46f">
+            <w:hyperlink w:history="1" r:id="rIdyjl5lppam6zvn3cljtbfh">
               <w:r>
                 <w:rPr>
                   <w:rFonts w:ascii="Arial" w:cs="Arial" w:eastAsia="Arial" w:hAnsi="Arial"/>
@@ -26237,7 +26237,7 @@
         </w:rPr>
         <w:t xml:space="preserve">© 2026 SeaVuria and ARES. Aligned with KICD objectives. Developed by SeaVuria; technical implementation by ARES (with AI assistance from Claude). Licensed under </w:t>
       </w:r>
-      <w:hyperlink w:history="1" r:id="rIdltugz0lqnuw7krf12fgi4">
+      <w:hyperlink w:history="1" r:id="rIds4-mo1pw4fipxez0ekfvf">
         <w:r>
           <w:rPr>
             <w:rFonts w:ascii="Arial" w:cs="Arial" w:eastAsia="Arial" w:hAnsi="Arial"/>
@@ -26258,7 +26258,7 @@
         </w:rPr>
         <w:t xml:space="preserve"> (</w:t>
       </w:r>
-      <w:hyperlink w:history="1" r:id="rIdkamrlmsa2sbslprseo07p">
+      <w:hyperlink w:history="1" r:id="rId65czwncul9a4_jwaok2ua">
         <w:r>
           <w:rPr>
             <w:rFonts w:ascii="Arial" w:cs="Arial" w:eastAsia="Arial" w:hAnsi="Arial"/>

--- a/data/outputs/v2/Maths/SS3.3_Vectors_I/Mathematics_Vectors_I_CBE_LessonSequence.docx
+++ b/data/outputs/v2/Maths/SS3.3_Vectors_I/Mathematics_Vectors_I_CBE_LessonSequence.docx
@@ -2771,7 +2771,7 @@
         </w:rPr>
         <w:t xml:space="preserve">© 2026 SeaVuria and ARES. This work is licensed under a </w:t>
       </w:r>
-      <w:hyperlink w:history="1" r:id="rIdztkkmaisiulu7oicsntyn">
+      <w:hyperlink w:history="1" r:id="rIdn5lhbrk3-sixup78vmiry">
         <w:r>
           <w:rPr>
             <w:rFonts w:ascii="Arial" w:cs="Arial" w:eastAsia="Arial" w:hAnsi="Arial"/>
@@ -2791,7 +2791,7 @@
         </w:rPr>
         <w:t xml:space="preserve"> (</w:t>
       </w:r>
-      <w:hyperlink w:history="1" r:id="rIdm-nswufokkm_hp9qgxfxd">
+      <w:hyperlink w:history="1" r:id="rIdj11prucnpnojayrd-tp2l">
         <w:r>
           <w:rPr>
             <w:rFonts w:ascii="Arial" w:cs="Arial" w:eastAsia="Arial" w:hAnsi="Arial"/>
@@ -2811,7 +2811,7 @@
         </w:rPr>
         <w:t xml:space="preserve">). To view a copy of this license, visit </w:t>
       </w:r>
-      <w:hyperlink w:history="1" r:id="rIdpw7w2b6o0dtk4ma4j6ie6">
+      <w:hyperlink w:history="1" r:id="rIdxtzaj1hmesyi8ksnmjbl5">
         <w:r>
           <w:rPr>
             <w:rFonts w:ascii="Arial" w:cs="Arial" w:eastAsia="Arial" w:hAnsi="Arial"/>
@@ -3823,7 +3823,7 @@
             <w:pPr>
               <w:spacing w:after="20" w:before="0"/>
             </w:pPr>
-            <w:hyperlink w:history="1" r:id="rIdr6ahi9yusa-25kiz0dmjb">
+            <w:hyperlink w:history="1" r:id="rId2_jm0fa5qwy87n7eruu2u">
               <w:r>
                 <w:rPr>
                   <w:rFonts w:ascii="Arial" w:cs="Arial" w:eastAsia="Arial" w:hAnsi="Arial"/>
@@ -3856,7 +3856,7 @@
               <w:spacing w:after="10" w:before="0"/>
               <w:ind w:left="120"/>
             </w:pPr>
-            <w:hyperlink w:history="1" r:id="rIdb7nmsfo2dadsixfx8weay">
+            <w:hyperlink w:history="1" r:id="rId_t_ruekjhmcdiyop2ykpo">
               <w:r>
                 <w:rPr>
                   <w:rFonts w:ascii="Arial" w:cs="Arial" w:eastAsia="Arial" w:hAnsi="Arial"/>
@@ -3901,7 +3901,7 @@
             <w:pPr>
               <w:spacing w:after="20" w:before="0"/>
             </w:pPr>
-            <w:hyperlink w:history="1" r:id="rIdr-v7fm8eyzmow-ymoxml6">
+            <w:hyperlink w:history="1" r:id="rIdtufktn0qkgrjlywnvumr2">
               <w:r>
                 <w:rPr>
                   <w:rFonts w:ascii="Arial" w:cs="Arial" w:eastAsia="Arial" w:hAnsi="Arial"/>
@@ -3934,7 +3934,7 @@
               <w:spacing w:after="10" w:before="0"/>
               <w:ind w:left="120"/>
             </w:pPr>
-            <w:hyperlink w:history="1" r:id="rId-wfeucdtjcgv5pzm09ids">
+            <w:hyperlink w:history="1" r:id="rIdd9tszgmb65s1bj1papfy1">
               <w:r>
                 <w:rPr>
                   <w:rFonts w:ascii="Arial" w:cs="Arial" w:eastAsia="Arial" w:hAnsi="Arial"/>
@@ -4129,7 +4129,7 @@
             <w:pPr>
               <w:spacing w:after="20" w:before="0"/>
             </w:pPr>
-            <w:hyperlink w:history="1" r:id="rId3br9bzhbp_zj9ffywah1y">
+            <w:hyperlink w:history="1" r:id="rIdrpvw5hv9-dryvwv9od-mo">
               <w:r>
                 <w:rPr>
                   <w:rFonts w:ascii="Arial" w:cs="Arial" w:eastAsia="Arial" w:hAnsi="Arial"/>
@@ -4162,7 +4162,7 @@
               <w:spacing w:after="10" w:before="0"/>
               <w:ind w:left="120"/>
             </w:pPr>
-            <w:hyperlink w:history="1" r:id="rIddw0e0ag7wu2el6t7awws5">
+            <w:hyperlink w:history="1" r:id="rIdjkjc0zwvxzbpqnvdainys">
               <w:r>
                 <w:rPr>
                   <w:rFonts w:ascii="Arial" w:cs="Arial" w:eastAsia="Arial" w:hAnsi="Arial"/>
@@ -4207,7 +4207,7 @@
             <w:pPr>
               <w:spacing w:after="20" w:before="0"/>
             </w:pPr>
-            <w:hyperlink w:history="1" r:id="rIdt2ut0n55-4v2jb6qceaeg">
+            <w:hyperlink w:history="1" r:id="rIdtv7h-z2jmjjvr5giprjcf">
               <w:r>
                 <w:rPr>
                   <w:rFonts w:ascii="Arial" w:cs="Arial" w:eastAsia="Arial" w:hAnsi="Arial"/>
@@ -4240,7 +4240,7 @@
               <w:spacing w:after="10" w:before="0"/>
               <w:ind w:left="120"/>
             </w:pPr>
-            <w:hyperlink w:history="1" r:id="rIdy0_1s-z922u78jsenva6l">
+            <w:hyperlink w:history="1" r:id="rIds-z1to4ic69cqqfdjxm0b">
               <w:r>
                 <w:rPr>
                   <w:rFonts w:ascii="Arial" w:cs="Arial" w:eastAsia="Arial" w:hAnsi="Arial"/>
@@ -4435,7 +4435,7 @@
             <w:pPr>
               <w:spacing w:after="20" w:before="0"/>
             </w:pPr>
-            <w:hyperlink w:history="1" r:id="rIdgc0hj7anqzk1agc6fivq3">
+            <w:hyperlink w:history="1" r:id="rIdpuc6s99jetxrhv9fkuj4i">
               <w:r>
                 <w:rPr>
                   <w:rFonts w:ascii="Arial" w:cs="Arial" w:eastAsia="Arial" w:hAnsi="Arial"/>
@@ -4484,7 +4484,7 @@
               <w:spacing w:after="10" w:before="0"/>
               <w:ind w:left="120"/>
             </w:pPr>
-            <w:hyperlink w:history="1" r:id="rIdhygex6ptudhmeoevj5mh3">
+            <w:hyperlink w:history="1" r:id="rIdgpczq2k9n0mzwfvnjwgny">
               <w:r>
                 <w:rPr>
                   <w:rFonts w:ascii="Arial" w:cs="Arial" w:eastAsia="Arial" w:hAnsi="Arial"/>
@@ -4529,7 +4529,7 @@
             <w:pPr>
               <w:spacing w:after="20" w:before="0"/>
             </w:pPr>
-            <w:hyperlink w:history="1" r:id="rIdtxyzt373tc9f5bje6eju-">
+            <w:hyperlink w:history="1" r:id="rIdqbofc1zyumv4ijyhv25ry">
               <w:r>
                 <w:rPr>
                   <w:rFonts w:ascii="Arial" w:cs="Arial" w:eastAsia="Arial" w:hAnsi="Arial"/>
@@ -4578,7 +4578,7 @@
               <w:spacing w:after="10" w:before="0"/>
               <w:ind w:left="120"/>
             </w:pPr>
-            <w:hyperlink w:history="1" r:id="rIdj2nxl-qr7gbnoricfxtju">
+            <w:hyperlink w:history="1" r:id="rId2azbxgsc-q9bsm8z-uzu2">
               <w:r>
                 <w:rPr>
                   <w:rFonts w:ascii="Arial" w:cs="Arial" w:eastAsia="Arial" w:hAnsi="Arial"/>
@@ -4773,7 +4773,7 @@
             <w:pPr>
               <w:spacing w:after="20" w:before="0"/>
             </w:pPr>
-            <w:hyperlink w:history="1" r:id="rIdcz0q3nc6plbwtih6fwkrx">
+            <w:hyperlink w:history="1" r:id="rId0db87fzlcc4-i2p9gspge">
               <w:r>
                 <w:rPr>
                   <w:rFonts w:ascii="Arial" w:cs="Arial" w:eastAsia="Arial" w:hAnsi="Arial"/>
@@ -4822,7 +4822,7 @@
               <w:spacing w:after="10" w:before="0"/>
               <w:ind w:left="120"/>
             </w:pPr>
-            <w:hyperlink w:history="1" r:id="rIdike7_o5r5q_en4h_qz_v0">
+            <w:hyperlink w:history="1" r:id="rIdrbc0i73kegjov47lmxyed">
               <w:r>
                 <w:rPr>
                   <w:rFonts w:ascii="Arial" w:cs="Arial" w:eastAsia="Arial" w:hAnsi="Arial"/>
@@ -4867,7 +4867,7 @@
             <w:pPr>
               <w:spacing w:after="20" w:before="0"/>
             </w:pPr>
-            <w:hyperlink w:history="1" r:id="rIdr3yvzdobsibiefcbkdqcs">
+            <w:hyperlink w:history="1" r:id="rIdnejabrwtxzz4xwvr45gnd">
               <w:r>
                 <w:rPr>
                   <w:rFonts w:ascii="Arial" w:cs="Arial" w:eastAsia="Arial" w:hAnsi="Arial"/>
@@ -4916,7 +4916,7 @@
               <w:spacing w:after="10" w:before="0"/>
               <w:ind w:left="120"/>
             </w:pPr>
-            <w:hyperlink w:history="1" r:id="rIdtci7ohw5ucoqhqq8g-h1o">
+            <w:hyperlink w:history="1" r:id="rIdvu1dnmwfwoym78occqk5l">
               <w:r>
                 <w:rPr>
                   <w:rFonts w:ascii="Arial" w:cs="Arial" w:eastAsia="Arial" w:hAnsi="Arial"/>
@@ -5111,7 +5111,7 @@
             <w:pPr>
               <w:spacing w:after="20" w:before="0"/>
             </w:pPr>
-            <w:hyperlink w:history="1" r:id="rIdjdvnwslxai3jktws53xkd">
+            <w:hyperlink w:history="1" r:id="rIdqpzgw57mfnkf4xoy1sg-f">
               <w:r>
                 <w:rPr>
                   <w:rFonts w:ascii="Arial" w:cs="Arial" w:eastAsia="Arial" w:hAnsi="Arial"/>
@@ -5160,7 +5160,7 @@
               <w:spacing w:after="10" w:before="0"/>
               <w:ind w:left="120"/>
             </w:pPr>
-            <w:hyperlink w:history="1" r:id="rId5rjxd9zbm4et4us8na-yc">
+            <w:hyperlink w:history="1" r:id="rIdnlfyidop71tcxmdrmnxa6">
               <w:r>
                 <w:rPr>
                   <w:rFonts w:ascii="Arial" w:cs="Arial" w:eastAsia="Arial" w:hAnsi="Arial"/>
@@ -5205,7 +5205,7 @@
             <w:pPr>
               <w:spacing w:after="20" w:before="0"/>
             </w:pPr>
-            <w:hyperlink w:history="1" r:id="rIdqmmc5hiob7yp-tujkfakn">
+            <w:hyperlink w:history="1" r:id="rIdmiv24l49vjkctuax2vbps">
               <w:r>
                 <w:rPr>
                   <w:rFonts w:ascii="Arial" w:cs="Arial" w:eastAsia="Arial" w:hAnsi="Arial"/>
@@ -5254,7 +5254,7 @@
               <w:spacing w:after="10" w:before="0"/>
               <w:ind w:left="120"/>
             </w:pPr>
-            <w:hyperlink w:history="1" r:id="rIdxflrhe9dcvmyfytslygat">
+            <w:hyperlink w:history="1" r:id="rId3vco9pfzw_mdrx7-qsoer">
               <w:r>
                 <w:rPr>
                   <w:rFonts w:ascii="Arial" w:cs="Arial" w:eastAsia="Arial" w:hAnsi="Arial"/>
@@ -5766,7 +5766,7 @@
         </w:rPr>
         <w:t xml:space="preserve">© 2026 SeaVuria and ARES. Aligned with KICD objectives. Developed by SeaVuria; technical implementation by ARES (with AI assistance from Claude). Licensed under </w:t>
       </w:r>
-      <w:hyperlink w:history="1" r:id="rIdflhtiod3z3oixuyjnrerl">
+      <w:hyperlink w:history="1" r:id="rIdircglya09pxc9jskglzk_">
         <w:r>
           <w:rPr>
             <w:rFonts w:ascii="Arial" w:cs="Arial" w:eastAsia="Arial" w:hAnsi="Arial"/>
@@ -5787,7 +5787,7 @@
         </w:rPr>
         <w:t xml:space="preserve"> (</w:t>
       </w:r>
-      <w:hyperlink w:history="1" r:id="rIdbkcdqiv43waki8s15lsba">
+      <w:hyperlink w:history="1" r:id="rIdab2xwb_d946d_u30rxrfz">
         <w:r>
           <w:rPr>
             <w:rFonts w:ascii="Arial" w:cs="Arial" w:eastAsia="Arial" w:hAnsi="Arial"/>
@@ -6800,7 +6800,7 @@
             <w:pPr>
               <w:spacing w:after="20" w:before="0"/>
             </w:pPr>
-            <w:hyperlink w:history="1" r:id="rIdr1eisbgeo_zwavheenwie">
+            <w:hyperlink w:history="1" r:id="rIdosml62ocyn-mtkxcuvuof">
               <w:r>
                 <w:rPr>
                   <w:rFonts w:ascii="Arial" w:cs="Arial" w:eastAsia="Arial" w:hAnsi="Arial"/>
@@ -6833,7 +6833,7 @@
               <w:spacing w:after="10" w:before="0"/>
               <w:ind w:left="120"/>
             </w:pPr>
-            <w:hyperlink w:history="1" r:id="rId5owhyeq_w0ot1hia2fndg">
+            <w:hyperlink w:history="1" r:id="rIdejxzsvno4vlkurl1jq7q6">
               <w:r>
                 <w:rPr>
                   <w:rFonts w:ascii="Arial" w:cs="Arial" w:eastAsia="Arial" w:hAnsi="Arial"/>
@@ -6878,7 +6878,7 @@
             <w:pPr>
               <w:spacing w:after="20" w:before="0"/>
             </w:pPr>
-            <w:hyperlink w:history="1" r:id="rId29qkoku6gsxwtefeujv65">
+            <w:hyperlink w:history="1" r:id="rIdp9z2w5jtmdotomjany5wa">
               <w:r>
                 <w:rPr>
                   <w:rFonts w:ascii="Arial" w:cs="Arial" w:eastAsia="Arial" w:hAnsi="Arial"/>
@@ -6911,7 +6911,7 @@
               <w:spacing w:after="10" w:before="0"/>
               <w:ind w:left="120"/>
             </w:pPr>
-            <w:hyperlink w:history="1" r:id="rIdipai03wvk9cc1ognmwt0b">
+            <w:hyperlink w:history="1" r:id="rIdmn4d7fcwx7sonr3p4hmlp">
               <w:r>
                 <w:rPr>
                   <w:rFonts w:ascii="Arial" w:cs="Arial" w:eastAsia="Arial" w:hAnsi="Arial"/>
@@ -7106,7 +7106,7 @@
             <w:pPr>
               <w:spacing w:after="20" w:before="0"/>
             </w:pPr>
-            <w:hyperlink w:history="1" r:id="rIdzhejrlyea8wthu4uunalg">
+            <w:hyperlink w:history="1" r:id="rIdw87vmh3mpfop_icnksxjy">
               <w:r>
                 <w:rPr>
                   <w:rFonts w:ascii="Arial" w:cs="Arial" w:eastAsia="Arial" w:hAnsi="Arial"/>
@@ -7139,7 +7139,7 @@
               <w:spacing w:after="10" w:before="0"/>
               <w:ind w:left="120"/>
             </w:pPr>
-            <w:hyperlink w:history="1" r:id="rIda-v8ezmyakfnfdsopnaej">
+            <w:hyperlink w:history="1" r:id="rIdlhhe0ntj7p-n6r0fe1e0b">
               <w:r>
                 <w:rPr>
                   <w:rFonts w:ascii="Arial" w:cs="Arial" w:eastAsia="Arial" w:hAnsi="Arial"/>
@@ -7184,7 +7184,7 @@
             <w:pPr>
               <w:spacing w:after="20" w:before="0"/>
             </w:pPr>
-            <w:hyperlink w:history="1" r:id="rId0co6yx8pjkuymxhgu5eu8">
+            <w:hyperlink w:history="1" r:id="rIdgsvyzdumfye_1bpg4brec">
               <w:r>
                 <w:rPr>
                   <w:rFonts w:ascii="Arial" w:cs="Arial" w:eastAsia="Arial" w:hAnsi="Arial"/>
@@ -7217,7 +7217,7 @@
               <w:spacing w:after="10" w:before="0"/>
               <w:ind w:left="120"/>
             </w:pPr>
-            <w:hyperlink w:history="1" r:id="rIdhtmcstmc4n53cfqp7kcsw">
+            <w:hyperlink w:history="1" r:id="rIdoaruuu6jwn_ox7_v_dj9k">
               <w:r>
                 <w:rPr>
                   <w:rFonts w:ascii="Arial" w:cs="Arial" w:eastAsia="Arial" w:hAnsi="Arial"/>
@@ -7412,7 +7412,7 @@
             <w:pPr>
               <w:spacing w:after="20" w:before="0"/>
             </w:pPr>
-            <w:hyperlink w:history="1" r:id="rIdoudg9odrw7zgrbprxranp">
+            <w:hyperlink w:history="1" r:id="rIdbkjjhfaxekwz7dqbwtmtw">
               <w:r>
                 <w:rPr>
                   <w:rFonts w:ascii="Arial" w:cs="Arial" w:eastAsia="Arial" w:hAnsi="Arial"/>
@@ -7445,7 +7445,7 @@
               <w:spacing w:after="10" w:before="0"/>
               <w:ind w:left="120"/>
             </w:pPr>
-            <w:hyperlink w:history="1" r:id="rIdarfzgjhm7p7kfhtfxrcmk">
+            <w:hyperlink w:history="1" r:id="rIdzemebudunyjtqjvkhfkdd">
               <w:r>
                 <w:rPr>
                   <w:rFonts w:ascii="Arial" w:cs="Arial" w:eastAsia="Arial" w:hAnsi="Arial"/>
@@ -7490,7 +7490,7 @@
             <w:pPr>
               <w:spacing w:after="20" w:before="0"/>
             </w:pPr>
-            <w:hyperlink w:history="1" r:id="rId-v12iafsbjzfyyilhkv06">
+            <w:hyperlink w:history="1" r:id="rIdogiw8vpicmtqen1xvq0-d">
               <w:r>
                 <w:rPr>
                   <w:rFonts w:ascii="Arial" w:cs="Arial" w:eastAsia="Arial" w:hAnsi="Arial"/>
@@ -7539,7 +7539,7 @@
               <w:spacing w:after="10" w:before="0"/>
               <w:ind w:left="120"/>
             </w:pPr>
-            <w:hyperlink w:history="1" r:id="rId0lhzyesbllaoocf_nhdzx">
+            <w:hyperlink w:history="1" r:id="rIdt9eq2ypr11zzy6t70d31x">
               <w:r>
                 <w:rPr>
                   <w:rFonts w:ascii="Arial" w:cs="Arial" w:eastAsia="Arial" w:hAnsi="Arial"/>
@@ -7734,7 +7734,7 @@
             <w:pPr>
               <w:spacing w:after="20" w:before="0"/>
             </w:pPr>
-            <w:hyperlink w:history="1" r:id="rIdg2w_l6qz6lere3scvfbob">
+            <w:hyperlink w:history="1" r:id="rId6tb9klqyxtcplaftsrdsn">
               <w:r>
                 <w:rPr>
                   <w:rFonts w:ascii="Arial" w:cs="Arial" w:eastAsia="Arial" w:hAnsi="Arial"/>
@@ -7767,7 +7767,7 @@
               <w:spacing w:after="10" w:before="0"/>
               <w:ind w:left="120"/>
             </w:pPr>
-            <w:hyperlink w:history="1" r:id="rIdx3h3ybut9o04gjx9zneox">
+            <w:hyperlink w:history="1" r:id="rId6-esv0bicdkf-ssoexei9">
               <w:r>
                 <w:rPr>
                   <w:rFonts w:ascii="Arial" w:cs="Arial" w:eastAsia="Arial" w:hAnsi="Arial"/>
@@ -7812,7 +7812,7 @@
             <w:pPr>
               <w:spacing w:after="20" w:before="0"/>
             </w:pPr>
-            <w:hyperlink w:history="1" r:id="rIddr8z57qobpliqbh_svagq">
+            <w:hyperlink w:history="1" r:id="rIdkfipi8shsub3rjpdgqxip">
               <w:r>
                 <w:rPr>
                   <w:rFonts w:ascii="Arial" w:cs="Arial" w:eastAsia="Arial" w:hAnsi="Arial"/>
@@ -7861,7 +7861,7 @@
               <w:spacing w:after="10" w:before="0"/>
               <w:ind w:left="120"/>
             </w:pPr>
-            <w:hyperlink w:history="1" r:id="rId_dlw0g24dmvf7d_k9di-d">
+            <w:hyperlink w:history="1" r:id="rIdwd0qadwcvpzlib98ib3mt">
               <w:r>
                 <w:rPr>
                   <w:rFonts w:ascii="Arial" w:cs="Arial" w:eastAsia="Arial" w:hAnsi="Arial"/>
@@ -8056,7 +8056,7 @@
             <w:pPr>
               <w:spacing w:after="20" w:before="0"/>
             </w:pPr>
-            <w:hyperlink w:history="1" r:id="rIdixvib9n-swhneuiruvot1">
+            <w:hyperlink w:history="1" r:id="rIdmmhshgvcizrm-ai0vc699">
               <w:r>
                 <w:rPr>
                   <w:rFonts w:ascii="Arial" w:cs="Arial" w:eastAsia="Arial" w:hAnsi="Arial"/>
@@ -8105,7 +8105,7 @@
               <w:spacing w:after="10" w:before="0"/>
               <w:ind w:left="120"/>
             </w:pPr>
-            <w:hyperlink w:history="1" r:id="rIdzdlx34kswcgiahjzhtq2u">
+            <w:hyperlink w:history="1" r:id="rIddkqleansk_abtdwnzfh3z">
               <w:r>
                 <w:rPr>
                   <w:rFonts w:ascii="Arial" w:cs="Arial" w:eastAsia="Arial" w:hAnsi="Arial"/>
@@ -8150,7 +8150,7 @@
             <w:pPr>
               <w:spacing w:after="20" w:before="0"/>
             </w:pPr>
-            <w:hyperlink w:history="1" r:id="rIduz-9k-gdtm4cum1vnifdl">
+            <w:hyperlink w:history="1" r:id="rIdfj0bfgdhvl7iebeyyflwq">
               <w:r>
                 <w:rPr>
                   <w:rFonts w:ascii="Arial" w:cs="Arial" w:eastAsia="Arial" w:hAnsi="Arial"/>
@@ -8199,7 +8199,7 @@
               <w:spacing w:after="10" w:before="0"/>
               <w:ind w:left="120"/>
             </w:pPr>
-            <w:hyperlink w:history="1" r:id="rId19kf0jycefhcbfzwqebva">
+            <w:hyperlink w:history="1" r:id="rIdhs2nmu5ifvw89hipe6wdh">
               <w:r>
                 <w:rPr>
                   <w:rFonts w:ascii="Arial" w:cs="Arial" w:eastAsia="Arial" w:hAnsi="Arial"/>
@@ -8711,7 +8711,7 @@
         </w:rPr>
         <w:t xml:space="preserve">© 2026 SeaVuria and ARES. Aligned with KICD objectives. Developed by SeaVuria; technical implementation by ARES (with AI assistance from Claude). Licensed under </w:t>
       </w:r>
-      <w:hyperlink w:history="1" r:id="rIdfknfede1dqojec9zj5ipb">
+      <w:hyperlink w:history="1" r:id="rIdw87ze8egvhlfbs8bl0y2g">
         <w:r>
           <w:rPr>
             <w:rFonts w:ascii="Arial" w:cs="Arial" w:eastAsia="Arial" w:hAnsi="Arial"/>
@@ -8732,7 +8732,7 @@
         </w:rPr>
         <w:t xml:space="preserve"> (</w:t>
       </w:r>
-      <w:hyperlink w:history="1" r:id="rIducyfumoz89iofkbwxt-_y">
+      <w:hyperlink w:history="1" r:id="rIdj7gas5icn4udrjybk3a1f">
         <w:r>
           <w:rPr>
             <w:rFonts w:ascii="Arial" w:cs="Arial" w:eastAsia="Arial" w:hAnsi="Arial"/>
@@ -9745,7 +9745,7 @@
             <w:pPr>
               <w:spacing w:after="20" w:before="0"/>
             </w:pPr>
-            <w:hyperlink w:history="1" r:id="rIdb7n7ep98uhgootvh3sxgf">
+            <w:hyperlink w:history="1" r:id="rIdbdpvyacgaqyftijm628f5">
               <w:r>
                 <w:rPr>
                   <w:rFonts w:ascii="Arial" w:cs="Arial" w:eastAsia="Arial" w:hAnsi="Arial"/>
@@ -9778,7 +9778,7 @@
               <w:spacing w:after="10" w:before="0"/>
               <w:ind w:left="120"/>
             </w:pPr>
-            <w:hyperlink w:history="1" r:id="rIdbciqdtrbnbwoidwzfbp1v">
+            <w:hyperlink w:history="1" r:id="rIdoy2iu9h5wfp2jcyjdcpaq">
               <w:r>
                 <w:rPr>
                   <w:rFonts w:ascii="Arial" w:cs="Arial" w:eastAsia="Arial" w:hAnsi="Arial"/>
@@ -9823,7 +9823,7 @@
             <w:pPr>
               <w:spacing w:after="20" w:before="0"/>
             </w:pPr>
-            <w:hyperlink w:history="1" r:id="rIdxt38vimvpbf-ipu4cgd8a">
+            <w:hyperlink w:history="1" r:id="rId8odbxevvuocw9fghebfxe">
               <w:r>
                 <w:rPr>
                   <w:rFonts w:ascii="Arial" w:cs="Arial" w:eastAsia="Arial" w:hAnsi="Arial"/>
@@ -9856,7 +9856,7 @@
               <w:spacing w:after="10" w:before="0"/>
               <w:ind w:left="120"/>
             </w:pPr>
-            <w:hyperlink w:history="1" r:id="rId84vccvnwqwzkc03yh_bf2">
+            <w:hyperlink w:history="1" r:id="rIdc9ndq64omszivlzpiemyy">
               <w:r>
                 <w:rPr>
                   <w:rFonts w:ascii="Arial" w:cs="Arial" w:eastAsia="Arial" w:hAnsi="Arial"/>
@@ -10051,7 +10051,7 @@
             <w:pPr>
               <w:spacing w:after="20" w:before="0"/>
             </w:pPr>
-            <w:hyperlink w:history="1" r:id="rIdzc56rzwpsn90c579ixd5p">
+            <w:hyperlink w:history="1" r:id="rId6lou3rbsvmxlasw9y4xs3">
               <w:r>
                 <w:rPr>
                   <w:rFonts w:ascii="Arial" w:cs="Arial" w:eastAsia="Arial" w:hAnsi="Arial"/>
@@ -10084,7 +10084,7 @@
               <w:spacing w:after="10" w:before="0"/>
               <w:ind w:left="120"/>
             </w:pPr>
-            <w:hyperlink w:history="1" r:id="rIdo6fprf5yrr4ylo01wnfme">
+            <w:hyperlink w:history="1" r:id="rIdcjxwzk6dafkuylswq1ads">
               <w:r>
                 <w:rPr>
                   <w:rFonts w:ascii="Arial" w:cs="Arial" w:eastAsia="Arial" w:hAnsi="Arial"/>
@@ -10129,7 +10129,7 @@
             <w:pPr>
               <w:spacing w:after="20" w:before="0"/>
             </w:pPr>
-            <w:hyperlink w:history="1" r:id="rIdsnyzlcvcfjo87jhsij1vd">
+            <w:hyperlink w:history="1" r:id="rIdpusdikoxcy0m02jfkicaz">
               <w:r>
                 <w:rPr>
                   <w:rFonts w:ascii="Arial" w:cs="Arial" w:eastAsia="Arial" w:hAnsi="Arial"/>
@@ -10162,7 +10162,7 @@
               <w:spacing w:after="10" w:before="0"/>
               <w:ind w:left="120"/>
             </w:pPr>
-            <w:hyperlink w:history="1" r:id="rId3pseayaf-qm-ujlc8ob_p">
+            <w:hyperlink w:history="1" r:id="rIdeq69apzls4ah-yhgm46n-">
               <w:r>
                 <w:rPr>
                   <w:rFonts w:ascii="Arial" w:cs="Arial" w:eastAsia="Arial" w:hAnsi="Arial"/>
@@ -10357,7 +10357,7 @@
             <w:pPr>
               <w:spacing w:after="20" w:before="0"/>
             </w:pPr>
-            <w:hyperlink w:history="1" r:id="rIdwutsxiyf3cecxfyzdlvph">
+            <w:hyperlink w:history="1" r:id="rIdgx46irgjlwdvk9yehwxhz">
               <w:r>
                 <w:rPr>
                   <w:rFonts w:ascii="Arial" w:cs="Arial" w:eastAsia="Arial" w:hAnsi="Arial"/>
@@ -10390,7 +10390,7 @@
               <w:spacing w:after="10" w:before="0"/>
               <w:ind w:left="120"/>
             </w:pPr>
-            <w:hyperlink w:history="1" r:id="rId4yvegqs9upx0py4k61bgu">
+            <w:hyperlink w:history="1" r:id="rIdzwiirene2m-xzhzaru5rx">
               <w:r>
                 <w:rPr>
                   <w:rFonts w:ascii="Arial" w:cs="Arial" w:eastAsia="Arial" w:hAnsi="Arial"/>
@@ -10435,7 +10435,7 @@
             <w:pPr>
               <w:spacing w:after="20" w:before="0"/>
             </w:pPr>
-            <w:hyperlink w:history="1" r:id="rId-nvd3aimtv6zj3h-cdzv8">
+            <w:hyperlink w:history="1" r:id="rIdkcyryrtdlrwqwxu0k3ola">
               <w:r>
                 <w:rPr>
                   <w:rFonts w:ascii="Arial" w:cs="Arial" w:eastAsia="Arial" w:hAnsi="Arial"/>
@@ -10468,7 +10468,7 @@
               <w:spacing w:after="10" w:before="0"/>
               <w:ind w:left="120"/>
             </w:pPr>
-            <w:hyperlink w:history="1" r:id="rIde98r7wiki-uzop1av-ymb">
+            <w:hyperlink w:history="1" r:id="rIdry5ohcctel-pzjqgl3gst">
               <w:r>
                 <w:rPr>
                   <w:rFonts w:ascii="Arial" w:cs="Arial" w:eastAsia="Arial" w:hAnsi="Arial"/>
@@ -10663,7 +10663,7 @@
             <w:pPr>
               <w:spacing w:after="20" w:before="0"/>
             </w:pPr>
-            <w:hyperlink w:history="1" r:id="rIduzhcvonz8i4e-audiedpv">
+            <w:hyperlink w:history="1" r:id="rIdafwyinhgyr1shbnkuji2l">
               <w:r>
                 <w:rPr>
                   <w:rFonts w:ascii="Arial" w:cs="Arial" w:eastAsia="Arial" w:hAnsi="Arial"/>
@@ -10696,7 +10696,7 @@
               <w:spacing w:after="10" w:before="0"/>
               <w:ind w:left="120"/>
             </w:pPr>
-            <w:hyperlink w:history="1" r:id="rIdwvnltnptckdrmhnipt-pl">
+            <w:hyperlink w:history="1" r:id="rIdoxihgeiq9vbjvwyig7fjl">
               <w:r>
                 <w:rPr>
                   <w:rFonts w:ascii="Arial" w:cs="Arial" w:eastAsia="Arial" w:hAnsi="Arial"/>
@@ -10741,7 +10741,7 @@
             <w:pPr>
               <w:spacing w:after="20" w:before="0"/>
             </w:pPr>
-            <w:hyperlink w:history="1" r:id="rIdia5bmjior9niqxbr5o7jv">
+            <w:hyperlink w:history="1" r:id="rId32-wopwodwv5oxlbyor-2">
               <w:r>
                 <w:rPr>
                   <w:rFonts w:ascii="Arial" w:cs="Arial" w:eastAsia="Arial" w:hAnsi="Arial"/>
@@ -10774,7 +10774,7 @@
               <w:spacing w:after="10" w:before="0"/>
               <w:ind w:left="120"/>
             </w:pPr>
-            <w:hyperlink w:history="1" r:id="rIdfjyahti5o2v_qqys80whw">
+            <w:hyperlink w:history="1" r:id="rIdnlimqoffjpwo3sba6ctuz">
               <w:r>
                 <w:rPr>
                   <w:rFonts w:ascii="Arial" w:cs="Arial" w:eastAsia="Arial" w:hAnsi="Arial"/>
@@ -10969,7 +10969,7 @@
             <w:pPr>
               <w:spacing w:after="20" w:before="0"/>
             </w:pPr>
-            <w:hyperlink w:history="1" r:id="rIdaqxizf5qtfhflfwdtohrv">
+            <w:hyperlink w:history="1" r:id="rIdpyfh5t6dehmgubbs3rv0s">
               <w:r>
                 <w:rPr>
                   <w:rFonts w:ascii="Arial" w:cs="Arial" w:eastAsia="Arial" w:hAnsi="Arial"/>
@@ -11018,7 +11018,7 @@
               <w:spacing w:after="10" w:before="0"/>
               <w:ind w:left="120"/>
             </w:pPr>
-            <w:hyperlink w:history="1" r:id="rIdcqboq7nxkxwjgerbymtec">
+            <w:hyperlink w:history="1" r:id="rId9c9jhb2_jmc-1lhsghmf5">
               <w:r>
                 <w:rPr>
                   <w:rFonts w:ascii="Arial" w:cs="Arial" w:eastAsia="Arial" w:hAnsi="Arial"/>
@@ -11063,7 +11063,7 @@
             <w:pPr>
               <w:spacing w:after="20" w:before="0"/>
             </w:pPr>
-            <w:hyperlink w:history="1" r:id="rId-mhkveudxnotxelrtcfwh">
+            <w:hyperlink w:history="1" r:id="rId0nhmky1x8dekplqq4rw3y">
               <w:r>
                 <w:rPr>
                   <w:rFonts w:ascii="Arial" w:cs="Arial" w:eastAsia="Arial" w:hAnsi="Arial"/>
@@ -11096,7 +11096,7 @@
               <w:spacing w:after="10" w:before="0"/>
               <w:ind w:left="120"/>
             </w:pPr>
-            <w:hyperlink w:history="1" r:id="rIdmym-g_5laeqxdsblulcbb">
+            <w:hyperlink w:history="1" r:id="rIdzuwgugbaiczlfzrolu_jc">
               <w:r>
                 <w:rPr>
                   <w:rFonts w:ascii="Arial" w:cs="Arial" w:eastAsia="Arial" w:hAnsi="Arial"/>
@@ -11608,7 +11608,7 @@
         </w:rPr>
         <w:t xml:space="preserve">© 2026 SeaVuria and ARES. Aligned with KICD objectives. Developed by SeaVuria; technical implementation by ARES (with AI assistance from Claude). Licensed under </w:t>
       </w:r>
-      <w:hyperlink w:history="1" r:id="rIdof8dnp71bdgfklc30jci6">
+      <w:hyperlink w:history="1" r:id="rIdb6rt40tjsnbzc0ehnvbjf">
         <w:r>
           <w:rPr>
             <w:rFonts w:ascii="Arial" w:cs="Arial" w:eastAsia="Arial" w:hAnsi="Arial"/>
@@ -11629,7 +11629,7 @@
         </w:rPr>
         <w:t xml:space="preserve"> (</w:t>
       </w:r>
-      <w:hyperlink w:history="1" r:id="rIdxi4ft887t2f4cmbljqry6">
+      <w:hyperlink w:history="1" r:id="rIdkgi2q8gazcl6vzzpekcag">
         <w:r>
           <w:rPr>
             <w:rFonts w:ascii="Arial" w:cs="Arial" w:eastAsia="Arial" w:hAnsi="Arial"/>
@@ -12642,7 +12642,7 @@
             <w:pPr>
               <w:spacing w:after="20" w:before="0"/>
             </w:pPr>
-            <w:hyperlink w:history="1" r:id="rIdc5hwidarhx-lz_5v9coug">
+            <w:hyperlink w:history="1" r:id="rId4nldplducuiqdbludzxtf">
               <w:r>
                 <w:rPr>
                   <w:rFonts w:ascii="Arial" w:cs="Arial" w:eastAsia="Arial" w:hAnsi="Arial"/>
@@ -12675,7 +12675,7 @@
               <w:spacing w:after="10" w:before="0"/>
               <w:ind w:left="120"/>
             </w:pPr>
-            <w:hyperlink w:history="1" r:id="rIdtztfab4mz8pbqvojfplhv">
+            <w:hyperlink w:history="1" r:id="rIdamuri38k0zuvv3qn9r7g5">
               <w:r>
                 <w:rPr>
                   <w:rFonts w:ascii="Arial" w:cs="Arial" w:eastAsia="Arial" w:hAnsi="Arial"/>
@@ -12720,7 +12720,7 @@
             <w:pPr>
               <w:spacing w:after="20" w:before="0"/>
             </w:pPr>
-            <w:hyperlink w:history="1" r:id="rIdohb3ye8osogfheq9rgdrd">
+            <w:hyperlink w:history="1" r:id="rIdku26mujfcgaowr-lw38va">
               <w:r>
                 <w:rPr>
                   <w:rFonts w:ascii="Arial" w:cs="Arial" w:eastAsia="Arial" w:hAnsi="Arial"/>
@@ -12753,7 +12753,7 @@
               <w:spacing w:after="10" w:before="0"/>
               <w:ind w:left="120"/>
             </w:pPr>
-            <w:hyperlink w:history="1" r:id="rIdu7w_qv7onf_f-uson2imw">
+            <w:hyperlink w:history="1" r:id="rIdbz02b6721pmas-ljuuisc">
               <w:r>
                 <w:rPr>
                   <w:rFonts w:ascii="Arial" w:cs="Arial" w:eastAsia="Arial" w:hAnsi="Arial"/>
@@ -12948,7 +12948,7 @@
             <w:pPr>
               <w:spacing w:after="20" w:before="0"/>
             </w:pPr>
-            <w:hyperlink w:history="1" r:id="rIdahuan6aybdjruncy1bmy-">
+            <w:hyperlink w:history="1" r:id="rIdgeyo4vko2zunmjgbrf52o">
               <w:r>
                 <w:rPr>
                   <w:rFonts w:ascii="Arial" w:cs="Arial" w:eastAsia="Arial" w:hAnsi="Arial"/>
@@ -12981,7 +12981,7 @@
               <w:spacing w:after="10" w:before="0"/>
               <w:ind w:left="120"/>
             </w:pPr>
-            <w:hyperlink w:history="1" r:id="rIdeis1ufwp21_gsvrjv0x65">
+            <w:hyperlink w:history="1" r:id="rIdme9ecde5i525gbweto2_1">
               <w:r>
                 <w:rPr>
                   <w:rFonts w:ascii="Arial" w:cs="Arial" w:eastAsia="Arial" w:hAnsi="Arial"/>
@@ -13026,7 +13026,7 @@
             <w:pPr>
               <w:spacing w:after="20" w:before="0"/>
             </w:pPr>
-            <w:hyperlink w:history="1" r:id="rIddtwajlo2kxyj5z8nsercv">
+            <w:hyperlink w:history="1" r:id="rIdo2jf-_5dkkllh-ch1ozi1">
               <w:r>
                 <w:rPr>
                   <w:rFonts w:ascii="Arial" w:cs="Arial" w:eastAsia="Arial" w:hAnsi="Arial"/>
@@ -13059,7 +13059,7 @@
               <w:spacing w:after="10" w:before="0"/>
               <w:ind w:left="120"/>
             </w:pPr>
-            <w:hyperlink w:history="1" r:id="rIdcrhnwmbklh-6okznxqgsp">
+            <w:hyperlink w:history="1" r:id="rIdw9qcrvnen68cs7i9wasp_">
               <w:r>
                 <w:rPr>
                   <w:rFonts w:ascii="Arial" w:cs="Arial" w:eastAsia="Arial" w:hAnsi="Arial"/>
@@ -13254,7 +13254,7 @@
             <w:pPr>
               <w:spacing w:after="20" w:before="0"/>
             </w:pPr>
-            <w:hyperlink w:history="1" r:id="rIdkgt8sopy8tqgu4qn_qx9-">
+            <w:hyperlink w:history="1" r:id="rIdx54ff4n2twnfc9lz5nlos">
               <w:r>
                 <w:rPr>
                   <w:rFonts w:ascii="Arial" w:cs="Arial" w:eastAsia="Arial" w:hAnsi="Arial"/>
@@ -13303,7 +13303,7 @@
               <w:spacing w:after="10" w:before="0"/>
               <w:ind w:left="120"/>
             </w:pPr>
-            <w:hyperlink w:history="1" r:id="rId0opyspjq6pg95dj-__my4">
+            <w:hyperlink w:history="1" r:id="rIdxbgn2bh2ixthznpn3ysid">
               <w:r>
                 <w:rPr>
                   <w:rFonts w:ascii="Arial" w:cs="Arial" w:eastAsia="Arial" w:hAnsi="Arial"/>
@@ -13348,7 +13348,7 @@
             <w:pPr>
               <w:spacing w:after="20" w:before="0"/>
             </w:pPr>
-            <w:hyperlink w:history="1" r:id="rIdua_3yzey4uvmpmuh6vl4u">
+            <w:hyperlink w:history="1" r:id="rIdn_vaav2_ztq90ogn_hhjx">
               <w:r>
                 <w:rPr>
                   <w:rFonts w:ascii="Arial" w:cs="Arial" w:eastAsia="Arial" w:hAnsi="Arial"/>
@@ -13381,7 +13381,7 @@
               <w:spacing w:after="10" w:before="0"/>
               <w:ind w:left="120"/>
             </w:pPr>
-            <w:hyperlink w:history="1" r:id="rIdi87xn3nglzlfa_gekxalm">
+            <w:hyperlink w:history="1" r:id="rIdge9j7dwuynr_t6p8imkys">
               <w:r>
                 <w:rPr>
                   <w:rFonts w:ascii="Arial" w:cs="Arial" w:eastAsia="Arial" w:hAnsi="Arial"/>
@@ -13576,7 +13576,7 @@
             <w:pPr>
               <w:spacing w:after="20" w:before="0"/>
             </w:pPr>
-            <w:hyperlink w:history="1" r:id="rIdxpx5eykybtiazcaj9rpkh">
+            <w:hyperlink w:history="1" r:id="rIdjmhtpbap_jz1_jdq3yr7p">
               <w:r>
                 <w:rPr>
                   <w:rFonts w:ascii="Arial" w:cs="Arial" w:eastAsia="Arial" w:hAnsi="Arial"/>
@@ -13625,7 +13625,7 @@
               <w:spacing w:after="10" w:before="0"/>
               <w:ind w:left="120"/>
             </w:pPr>
-            <w:hyperlink w:history="1" r:id="rIdzm8fjrugqh58jb5v_6gv0">
+            <w:hyperlink w:history="1" r:id="rIdluxlgmp8axsyrxcgx8voh">
               <w:r>
                 <w:rPr>
                   <w:rFonts w:ascii="Arial" w:cs="Arial" w:eastAsia="Arial" w:hAnsi="Arial"/>
@@ -13670,7 +13670,7 @@
             <w:pPr>
               <w:spacing w:after="20" w:before="0"/>
             </w:pPr>
-            <w:hyperlink w:history="1" r:id="rIdsxyyvvbfh4kp-2hvhfkry">
+            <w:hyperlink w:history="1" r:id="rIdp2dbgvdgxkxmxgl6apcct">
               <w:r>
                 <w:rPr>
                   <w:rFonts w:ascii="Arial" w:cs="Arial" w:eastAsia="Arial" w:hAnsi="Arial"/>
@@ -13703,7 +13703,7 @@
               <w:spacing w:after="10" w:before="0"/>
               <w:ind w:left="120"/>
             </w:pPr>
-            <w:hyperlink w:history="1" r:id="rIdhlh0gbx181ifietjgt7t7">
+            <w:hyperlink w:history="1" r:id="rIdddw9dmgs62ih3hjxfulog">
               <w:r>
                 <w:rPr>
                   <w:rFonts w:ascii="Arial" w:cs="Arial" w:eastAsia="Arial" w:hAnsi="Arial"/>
@@ -13898,7 +13898,7 @@
             <w:pPr>
               <w:spacing w:after="20" w:before="0"/>
             </w:pPr>
-            <w:hyperlink w:history="1" r:id="rIdnyiwkmiaibh6jt5bfj7aw">
+            <w:hyperlink w:history="1" r:id="rId0pjjzrhexkvsqxiq_muou">
               <w:r>
                 <w:rPr>
                   <w:rFonts w:ascii="Arial" w:cs="Arial" w:eastAsia="Arial" w:hAnsi="Arial"/>
@@ -13947,7 +13947,7 @@
               <w:spacing w:after="10" w:before="0"/>
               <w:ind w:left="120"/>
             </w:pPr>
-            <w:hyperlink w:history="1" r:id="rId07l7vzj4rjf0duyldhdao">
+            <w:hyperlink w:history="1" r:id="rIdusgexfsegg7qkumyyoj84">
               <w:r>
                 <w:rPr>
                   <w:rFonts w:ascii="Arial" w:cs="Arial" w:eastAsia="Arial" w:hAnsi="Arial"/>
@@ -13992,7 +13992,7 @@
             <w:pPr>
               <w:spacing w:after="20" w:before="0"/>
             </w:pPr>
-            <w:hyperlink w:history="1" r:id="rIdx8y5vpmk3w4ofq5yjjmcj">
+            <w:hyperlink w:history="1" r:id="rId4y4rnklsopwam58_gzo8u">
               <w:r>
                 <w:rPr>
                   <w:rFonts w:ascii="Arial" w:cs="Arial" w:eastAsia="Arial" w:hAnsi="Arial"/>
@@ -14025,7 +14025,7 @@
               <w:spacing w:after="10" w:before="0"/>
               <w:ind w:left="120"/>
             </w:pPr>
-            <w:hyperlink w:history="1" r:id="rIdyyw9zgzvhmvg7hzqqgjty">
+            <w:hyperlink w:history="1" r:id="rIdwexowto--oidhtbkxpstf">
               <w:r>
                 <w:rPr>
                   <w:rFonts w:ascii="Arial" w:cs="Arial" w:eastAsia="Arial" w:hAnsi="Arial"/>
@@ -14537,7 +14537,7 @@
         </w:rPr>
         <w:t xml:space="preserve">© 2026 SeaVuria and ARES. Aligned with KICD objectives. Developed by SeaVuria; technical implementation by ARES (with AI assistance from Claude). Licensed under </w:t>
       </w:r>
-      <w:hyperlink w:history="1" r:id="rId-b9kkviwkouwuwz9zbk2h">
+      <w:hyperlink w:history="1" r:id="rIdengg99x0ecl0fem4dqnjr">
         <w:r>
           <w:rPr>
             <w:rFonts w:ascii="Arial" w:cs="Arial" w:eastAsia="Arial" w:hAnsi="Arial"/>
@@ -14558,7 +14558,7 @@
         </w:rPr>
         <w:t xml:space="preserve"> (</w:t>
       </w:r>
-      <w:hyperlink w:history="1" r:id="rId9awdvmhyxrzr-r3zca8ne">
+      <w:hyperlink w:history="1" r:id="rIdp0t_4wankqu4mzzzzdqrx">
         <w:r>
           <w:rPr>
             <w:rFonts w:ascii="Arial" w:cs="Arial" w:eastAsia="Arial" w:hAnsi="Arial"/>
@@ -15571,7 +15571,7 @@
             <w:pPr>
               <w:spacing w:after="20" w:before="0"/>
             </w:pPr>
-            <w:hyperlink w:history="1" r:id="rIdfdl8yo8dhdqxagzficz07">
+            <w:hyperlink w:history="1" r:id="rIdffizh5l2idaw853abbili">
               <w:r>
                 <w:rPr>
                   <w:rFonts w:ascii="Arial" w:cs="Arial" w:eastAsia="Arial" w:hAnsi="Arial"/>
@@ -15604,7 +15604,7 @@
               <w:spacing w:after="10" w:before="0"/>
               <w:ind w:left="120"/>
             </w:pPr>
-            <w:hyperlink w:history="1" r:id="rIdtpd6ig8meqemyjypkcchx">
+            <w:hyperlink w:history="1" r:id="rId3wzpifqld2aae84oj6y49">
               <w:r>
                 <w:rPr>
                   <w:rFonts w:ascii="Arial" w:cs="Arial" w:eastAsia="Arial" w:hAnsi="Arial"/>
@@ -15649,7 +15649,7 @@
             <w:pPr>
               <w:spacing w:after="20" w:before="0"/>
             </w:pPr>
-            <w:hyperlink w:history="1" r:id="rIdeoypvujwo9jncyb2qkrab">
+            <w:hyperlink w:history="1" r:id="rIdvewmszuukdw8miwzeythl">
               <w:r>
                 <w:rPr>
                   <w:rFonts w:ascii="Arial" w:cs="Arial" w:eastAsia="Arial" w:hAnsi="Arial"/>
@@ -15682,7 +15682,7 @@
               <w:spacing w:after="10" w:before="0"/>
               <w:ind w:left="120"/>
             </w:pPr>
-            <w:hyperlink w:history="1" r:id="rId8bintyacicnyidm8iqhlq">
+            <w:hyperlink w:history="1" r:id="rIdqcgehii9e7qxdgyf3k1gz">
               <w:r>
                 <w:rPr>
                   <w:rFonts w:ascii="Arial" w:cs="Arial" w:eastAsia="Arial" w:hAnsi="Arial"/>
@@ -15877,7 +15877,7 @@
             <w:pPr>
               <w:spacing w:after="20" w:before="0"/>
             </w:pPr>
-            <w:hyperlink w:history="1" r:id="rIdhdymiq6qwz-mjldenympe">
+            <w:hyperlink w:history="1" r:id="rIdyjs4nwo4ht4y4bi3i0y7x">
               <w:r>
                 <w:rPr>
                   <w:rFonts w:ascii="Arial" w:cs="Arial" w:eastAsia="Arial" w:hAnsi="Arial"/>
@@ -15910,7 +15910,7 @@
               <w:spacing w:after="10" w:before="0"/>
               <w:ind w:left="120"/>
             </w:pPr>
-            <w:hyperlink w:history="1" r:id="rIdkmgll0v7sxuw0p85bsmji">
+            <w:hyperlink w:history="1" r:id="rId8echfw6a9yxrdpr2knsvp">
               <w:r>
                 <w:rPr>
                   <w:rFonts w:ascii="Arial" w:cs="Arial" w:eastAsia="Arial" w:hAnsi="Arial"/>
@@ -15955,7 +15955,7 @@
             <w:pPr>
               <w:spacing w:after="20" w:before="0"/>
             </w:pPr>
-            <w:hyperlink w:history="1" r:id="rIdor_yuiw1nz7ieqniz37ul">
+            <w:hyperlink w:history="1" r:id="rIdcavix1vpwqx-cyaera250">
               <w:r>
                 <w:rPr>
                   <w:rFonts w:ascii="Arial" w:cs="Arial" w:eastAsia="Arial" w:hAnsi="Arial"/>
@@ -15988,7 +15988,7 @@
               <w:spacing w:after="10" w:before="0"/>
               <w:ind w:left="120"/>
             </w:pPr>
-            <w:hyperlink w:history="1" r:id="rIdknex0mg58qzfw6crowh1p">
+            <w:hyperlink w:history="1" r:id="rId8cfiidtnjscpjqwqv-h4y">
               <w:r>
                 <w:rPr>
                   <w:rFonts w:ascii="Arial" w:cs="Arial" w:eastAsia="Arial" w:hAnsi="Arial"/>
@@ -16183,7 +16183,7 @@
             <w:pPr>
               <w:spacing w:after="20" w:before="0"/>
             </w:pPr>
-            <w:hyperlink w:history="1" r:id="rId8jlbws9a4cvagt6e8k1dz">
+            <w:hyperlink w:history="1" r:id="rIdwryhsiqwm6gik1pomaidc">
               <w:r>
                 <w:rPr>
                   <w:rFonts w:ascii="Arial" w:cs="Arial" w:eastAsia="Arial" w:hAnsi="Arial"/>
@@ -16216,7 +16216,7 @@
               <w:spacing w:after="10" w:before="0"/>
               <w:ind w:left="120"/>
             </w:pPr>
-            <w:hyperlink w:history="1" r:id="rIddpc68dmh1we5jr3r48dwd">
+            <w:hyperlink w:history="1" r:id="rIdnw8hukmi6rz4dlodoatsb">
               <w:r>
                 <w:rPr>
                   <w:rFonts w:ascii="Arial" w:cs="Arial" w:eastAsia="Arial" w:hAnsi="Arial"/>
@@ -16261,7 +16261,7 @@
             <w:pPr>
               <w:spacing w:after="20" w:before="0"/>
             </w:pPr>
-            <w:hyperlink w:history="1" r:id="rIdshcv03zzs1dyl1znsxips">
+            <w:hyperlink w:history="1" r:id="rIddvn7t47iisananw3igfyf">
               <w:r>
                 <w:rPr>
                   <w:rFonts w:ascii="Arial" w:cs="Arial" w:eastAsia="Arial" w:hAnsi="Arial"/>
@@ -16294,7 +16294,7 @@
               <w:spacing w:after="10" w:before="0"/>
               <w:ind w:left="120"/>
             </w:pPr>
-            <w:hyperlink w:history="1" r:id="rId9zq6ke9udb6xywcbtw0km">
+            <w:hyperlink w:history="1" r:id="rIdtqppr5mp87n-ciao-wewg">
               <w:r>
                 <w:rPr>
                   <w:rFonts w:ascii="Arial" w:cs="Arial" w:eastAsia="Arial" w:hAnsi="Arial"/>
@@ -16489,7 +16489,7 @@
             <w:pPr>
               <w:spacing w:after="20" w:before="0"/>
             </w:pPr>
-            <w:hyperlink w:history="1" r:id="rIdqnhjkgvfciodimuwiemax">
+            <w:hyperlink w:history="1" r:id="rIdzmroxaxguragxkuzizzq2">
               <w:r>
                 <w:rPr>
                   <w:rFonts w:ascii="Arial" w:cs="Arial" w:eastAsia="Arial" w:hAnsi="Arial"/>
@@ -16522,7 +16522,7 @@
               <w:spacing w:after="10" w:before="0"/>
               <w:ind w:left="120"/>
             </w:pPr>
-            <w:hyperlink w:history="1" r:id="rId-7qmniwk6oekg3oqfiphi">
+            <w:hyperlink w:history="1" r:id="rIdygq4aqpj3sbrwl2uh6brt">
               <w:r>
                 <w:rPr>
                   <w:rFonts w:ascii="Arial" w:cs="Arial" w:eastAsia="Arial" w:hAnsi="Arial"/>
@@ -16567,7 +16567,7 @@
             <w:pPr>
               <w:spacing w:after="20" w:before="0"/>
             </w:pPr>
-            <w:hyperlink w:history="1" r:id="rId4fff6kywxhgcnrmdsxf6j">
+            <w:hyperlink w:history="1" r:id="rIdvi0lqly8z8dwuxld4x0az">
               <w:r>
                 <w:rPr>
                   <w:rFonts w:ascii="Arial" w:cs="Arial" w:eastAsia="Arial" w:hAnsi="Arial"/>
@@ -16600,7 +16600,7 @@
               <w:spacing w:after="10" w:before="0"/>
               <w:ind w:left="120"/>
             </w:pPr>
-            <w:hyperlink w:history="1" r:id="rIdybltvgx3qfbvys8qbbgwd">
+            <w:hyperlink w:history="1" r:id="rIdiewidgstspsfb3rjjnlki">
               <w:r>
                 <w:rPr>
                   <w:rFonts w:ascii="Arial" w:cs="Arial" w:eastAsia="Arial" w:hAnsi="Arial"/>
@@ -16795,7 +16795,7 @@
             <w:pPr>
               <w:spacing w:after="20" w:before="0"/>
             </w:pPr>
-            <w:hyperlink w:history="1" r:id="rIdezmqcz8tykbdwvdd9hwdz">
+            <w:hyperlink w:history="1" r:id="rIdxjw0yqtiiagra_rwsface">
               <w:r>
                 <w:rPr>
                   <w:rFonts w:ascii="Arial" w:cs="Arial" w:eastAsia="Arial" w:hAnsi="Arial"/>
@@ -16828,7 +16828,7 @@
               <w:spacing w:after="10" w:before="0"/>
               <w:ind w:left="120"/>
             </w:pPr>
-            <w:hyperlink w:history="1" r:id="rIdhzrbcn4lrarf59ea7t5bb">
+            <w:hyperlink w:history="1" r:id="rIdkmvjnwn6dniyabvkwhaui">
               <w:r>
                 <w:rPr>
                   <w:rFonts w:ascii="Arial" w:cs="Arial" w:eastAsia="Arial" w:hAnsi="Arial"/>
@@ -16873,7 +16873,7 @@
             <w:pPr>
               <w:spacing w:after="20" w:before="0"/>
             </w:pPr>
-            <w:hyperlink w:history="1" r:id="rIdo5-3hrbiquueqnml6aorz">
+            <w:hyperlink w:history="1" r:id="rIdzlh_woaq45n7ojkaqnpo7">
               <w:r>
                 <w:rPr>
                   <w:rFonts w:ascii="Arial" w:cs="Arial" w:eastAsia="Arial" w:hAnsi="Arial"/>
@@ -16906,7 +16906,7 @@
               <w:spacing w:after="10" w:before="0"/>
               <w:ind w:left="120"/>
             </w:pPr>
-            <w:hyperlink w:history="1" r:id="rId7qbsfutr1mljynagruvkx">
+            <w:hyperlink w:history="1" r:id="rIditjbbnx6iqphrs2rtezz8">
               <w:r>
                 <w:rPr>
                   <w:rFonts w:ascii="Arial" w:cs="Arial" w:eastAsia="Arial" w:hAnsi="Arial"/>
@@ -17418,7 +17418,7 @@
         </w:rPr>
         <w:t xml:space="preserve">© 2026 SeaVuria and ARES. Aligned with KICD objectives. Developed by SeaVuria; technical implementation by ARES (with AI assistance from Claude). Licensed under </w:t>
       </w:r>
-      <w:hyperlink w:history="1" r:id="rIddag8pohj5w2rfdjevus8q">
+      <w:hyperlink w:history="1" r:id="rIdt0izpk2l2wdobo11aqiyz">
         <w:r>
           <w:rPr>
             <w:rFonts w:ascii="Arial" w:cs="Arial" w:eastAsia="Arial" w:hAnsi="Arial"/>
@@ -17439,7 +17439,7 @@
         </w:rPr>
         <w:t xml:space="preserve"> (</w:t>
       </w:r>
-      <w:hyperlink w:history="1" r:id="rIdg-szl4gdxfvs5n2nxvj1g">
+      <w:hyperlink w:history="1" r:id="rIdfxy52cbj41zd-3chvgm8d">
         <w:r>
           <w:rPr>
             <w:rFonts w:ascii="Arial" w:cs="Arial" w:eastAsia="Arial" w:hAnsi="Arial"/>
@@ -18452,7 +18452,7 @@
             <w:pPr>
               <w:spacing w:after="20" w:before="0"/>
             </w:pPr>
-            <w:hyperlink w:history="1" r:id="rId6rjprsxsqxaglxcrd1qqx">
+            <w:hyperlink w:history="1" r:id="rId35jdhrqutg_sfhtiee20h">
               <w:r>
                 <w:rPr>
                   <w:rFonts w:ascii="Arial" w:cs="Arial" w:eastAsia="Arial" w:hAnsi="Arial"/>
@@ -18485,7 +18485,7 @@
               <w:spacing w:after="10" w:before="0"/>
               <w:ind w:left="120"/>
             </w:pPr>
-            <w:hyperlink w:history="1" r:id="rId3ezdxuzhxrrsudx96gpei">
+            <w:hyperlink w:history="1" r:id="rIdy_saa4ukqn4b4edqe9jxi">
               <w:r>
                 <w:rPr>
                   <w:rFonts w:ascii="Arial" w:cs="Arial" w:eastAsia="Arial" w:hAnsi="Arial"/>
@@ -18530,7 +18530,7 @@
             <w:pPr>
               <w:spacing w:after="20" w:before="0"/>
             </w:pPr>
-            <w:hyperlink w:history="1" r:id="rIdxwgyl0muookenvczrk9ql">
+            <w:hyperlink w:history="1" r:id="rIdjv0qj2j7cydj0ufch6n1g">
               <w:r>
                 <w:rPr>
                   <w:rFonts w:ascii="Arial" w:cs="Arial" w:eastAsia="Arial" w:hAnsi="Arial"/>
@@ -18563,7 +18563,7 @@
               <w:spacing w:after="10" w:before="0"/>
               <w:ind w:left="120"/>
             </w:pPr>
-            <w:hyperlink w:history="1" r:id="rIdkiv8z5xs3henmbmvyjp6j">
+            <w:hyperlink w:history="1" r:id="rIdnczvtrbh7pbutjuukpp5u">
               <w:r>
                 <w:rPr>
                   <w:rFonts w:ascii="Arial" w:cs="Arial" w:eastAsia="Arial" w:hAnsi="Arial"/>
@@ -18758,7 +18758,7 @@
             <w:pPr>
               <w:spacing w:after="20" w:before="0"/>
             </w:pPr>
-            <w:hyperlink w:history="1" r:id="rIdp-gnsttvr97bg6r3ef7oa">
+            <w:hyperlink w:history="1" r:id="rIdl4ks2ri37n6mzunvecelp">
               <w:r>
                 <w:rPr>
                   <w:rFonts w:ascii="Arial" w:cs="Arial" w:eastAsia="Arial" w:hAnsi="Arial"/>
@@ -18791,7 +18791,7 @@
               <w:spacing w:after="10" w:before="0"/>
               <w:ind w:left="120"/>
             </w:pPr>
-            <w:hyperlink w:history="1" r:id="rIdinhoq1zgzy4_i6mqyyetu">
+            <w:hyperlink w:history="1" r:id="rIdjovvvlvng11vercm4but9">
               <w:r>
                 <w:rPr>
                   <w:rFonts w:ascii="Arial" w:cs="Arial" w:eastAsia="Arial" w:hAnsi="Arial"/>
@@ -18836,7 +18836,7 @@
             <w:pPr>
               <w:spacing w:after="20" w:before="0"/>
             </w:pPr>
-            <w:hyperlink w:history="1" r:id="rIdhdi0lv6vhqn7yl6hhu75v">
+            <w:hyperlink w:history="1" r:id="rIdevg9w1au6pbmgcxfjq8ff">
               <w:r>
                 <w:rPr>
                   <w:rFonts w:ascii="Arial" w:cs="Arial" w:eastAsia="Arial" w:hAnsi="Arial"/>
@@ -18869,7 +18869,7 @@
               <w:spacing w:after="10" w:before="0"/>
               <w:ind w:left="120"/>
             </w:pPr>
-            <w:hyperlink w:history="1" r:id="rIdt7hgukjwclkwvtpasm-tm">
+            <w:hyperlink w:history="1" r:id="rIdilzo8bnkkpemhm-uqkmvl">
               <w:r>
                 <w:rPr>
                   <w:rFonts w:ascii="Arial" w:cs="Arial" w:eastAsia="Arial" w:hAnsi="Arial"/>
@@ -19064,7 +19064,7 @@
             <w:pPr>
               <w:spacing w:after="20" w:before="0"/>
             </w:pPr>
-            <w:hyperlink w:history="1" r:id="rIdhklas7ynpt7devz8urbcl">
+            <w:hyperlink w:history="1" r:id="rId_fjuqspgdxvevx6bqso7c">
               <w:r>
                 <w:rPr>
                   <w:rFonts w:ascii="Arial" w:cs="Arial" w:eastAsia="Arial" w:hAnsi="Arial"/>
@@ -19097,7 +19097,7 @@
               <w:spacing w:after="10" w:before="0"/>
               <w:ind w:left="120"/>
             </w:pPr>
-            <w:hyperlink w:history="1" r:id="rIdn7gthl9zrtcx_cnkoljxf">
+            <w:hyperlink w:history="1" r:id="rId1ly-gjipdadi32_7tebah">
               <w:r>
                 <w:rPr>
                   <w:rFonts w:ascii="Arial" w:cs="Arial" w:eastAsia="Arial" w:hAnsi="Arial"/>
@@ -19142,7 +19142,7 @@
             <w:pPr>
               <w:spacing w:after="20" w:before="0"/>
             </w:pPr>
-            <w:hyperlink w:history="1" r:id="rIdsz1i6p-k3ef5dpt8r_gf2">
+            <w:hyperlink w:history="1" r:id="rIdbu3okrg2hvw5gpnnor2s7">
               <w:r>
                 <w:rPr>
                   <w:rFonts w:ascii="Arial" w:cs="Arial" w:eastAsia="Arial" w:hAnsi="Arial"/>
@@ -19191,7 +19191,7 @@
               <w:spacing w:after="10" w:before="0"/>
               <w:ind w:left="120"/>
             </w:pPr>
-            <w:hyperlink w:history="1" r:id="rIdbr8-qyycllf2ugx0efltg">
+            <w:hyperlink w:history="1" r:id="rIdnb3f3kt-xilkj20agzga0">
               <w:r>
                 <w:rPr>
                   <w:rFonts w:ascii="Arial" w:cs="Arial" w:eastAsia="Arial" w:hAnsi="Arial"/>
@@ -19386,7 +19386,7 @@
             <w:pPr>
               <w:spacing w:after="20" w:before="0"/>
             </w:pPr>
-            <w:hyperlink w:history="1" r:id="rId4yxyz8oiszbvyhwupnfgw">
+            <w:hyperlink w:history="1" r:id="rId5w8l40applfwtfueqwvmx">
               <w:r>
                 <w:rPr>
                   <w:rFonts w:ascii="Arial" w:cs="Arial" w:eastAsia="Arial" w:hAnsi="Arial"/>
@@ -19419,7 +19419,7 @@
               <w:spacing w:after="10" w:before="0"/>
               <w:ind w:left="120"/>
             </w:pPr>
-            <w:hyperlink w:history="1" r:id="rIdtwawr4qk73l1qosqoxq8z">
+            <w:hyperlink w:history="1" r:id="rId2chlc4m6ywkh0ev2z-mtk">
               <w:r>
                 <w:rPr>
                   <w:rFonts w:ascii="Arial" w:cs="Arial" w:eastAsia="Arial" w:hAnsi="Arial"/>
@@ -19464,7 +19464,7 @@
             <w:pPr>
               <w:spacing w:after="20" w:before="0"/>
             </w:pPr>
-            <w:hyperlink w:history="1" r:id="rIdybrj0a7dqn6ciiaw_d8j8">
+            <w:hyperlink w:history="1" r:id="rIdk7la3hug7jyidlnqbua-k">
               <w:r>
                 <w:rPr>
                   <w:rFonts w:ascii="Arial" w:cs="Arial" w:eastAsia="Arial" w:hAnsi="Arial"/>
@@ -19513,7 +19513,7 @@
               <w:spacing w:after="10" w:before="0"/>
               <w:ind w:left="120"/>
             </w:pPr>
-            <w:hyperlink w:history="1" r:id="rIdaikjnz3yi1_gqnnnrgeqb">
+            <w:hyperlink w:history="1" r:id="rId7wf_yn3p_wqemv-m_yu1d">
               <w:r>
                 <w:rPr>
                   <w:rFonts w:ascii="Arial" w:cs="Arial" w:eastAsia="Arial" w:hAnsi="Arial"/>
@@ -19708,7 +19708,7 @@
             <w:pPr>
               <w:spacing w:after="20" w:before="0"/>
             </w:pPr>
-            <w:hyperlink w:history="1" r:id="rIdhasaubfilmuunuydpnlx7">
+            <w:hyperlink w:history="1" r:id="rIdjyhcta1ppa6olaihtzyw-">
               <w:r>
                 <w:rPr>
                   <w:rFonts w:ascii="Arial" w:cs="Arial" w:eastAsia="Arial" w:hAnsi="Arial"/>
@@ -19741,7 +19741,7 @@
               <w:spacing w:after="10" w:before="0"/>
               <w:ind w:left="120"/>
             </w:pPr>
-            <w:hyperlink w:history="1" r:id="rIdbrg9sbyyq2geie3j0xtny">
+            <w:hyperlink w:history="1" r:id="rIdrhsse2vbxrg7yh1jjdcdm">
               <w:r>
                 <w:rPr>
                   <w:rFonts w:ascii="Arial" w:cs="Arial" w:eastAsia="Arial" w:hAnsi="Arial"/>
@@ -19786,7 +19786,7 @@
             <w:pPr>
               <w:spacing w:after="20" w:before="0"/>
             </w:pPr>
-            <w:hyperlink w:history="1" r:id="rIdjzggt_m4anzxf0eqdgjyu">
+            <w:hyperlink w:history="1" r:id="rIdwhbytfqtwhxak3rxry6sz">
               <w:r>
                 <w:rPr>
                   <w:rFonts w:ascii="Arial" w:cs="Arial" w:eastAsia="Arial" w:hAnsi="Arial"/>
@@ -19835,7 +19835,7 @@
               <w:spacing w:after="10" w:before="0"/>
               <w:ind w:left="120"/>
             </w:pPr>
-            <w:hyperlink w:history="1" r:id="rIdulg8fn8mabzw8dtlvtoip">
+            <w:hyperlink w:history="1" r:id="rIdbvvxwo34ehibvdznguyld">
               <w:r>
                 <w:rPr>
                   <w:rFonts w:ascii="Arial" w:cs="Arial" w:eastAsia="Arial" w:hAnsi="Arial"/>
@@ -20347,7 +20347,7 @@
         </w:rPr>
         <w:t xml:space="preserve">© 2026 SeaVuria and ARES. Aligned with KICD objectives. Developed by SeaVuria; technical implementation by ARES (with AI assistance from Claude). Licensed under </w:t>
       </w:r>
-      <w:hyperlink w:history="1" r:id="rIddvzl7drgtabufhwu3ai_t">
+      <w:hyperlink w:history="1" r:id="rIdkzhh2igfyueuysvls7qbf">
         <w:r>
           <w:rPr>
             <w:rFonts w:ascii="Arial" w:cs="Arial" w:eastAsia="Arial" w:hAnsi="Arial"/>
@@ -20368,7 +20368,7 @@
         </w:rPr>
         <w:t xml:space="preserve"> (</w:t>
       </w:r>
-      <w:hyperlink w:history="1" r:id="rId85bewcpbwck5_lg30xu9i">
+      <w:hyperlink w:history="1" r:id="rIdwfhlpsxqd9myh_xwhkxio">
         <w:r>
           <w:rPr>
             <w:rFonts w:ascii="Arial" w:cs="Arial" w:eastAsia="Arial" w:hAnsi="Arial"/>
@@ -21381,7 +21381,7 @@
             <w:pPr>
               <w:spacing w:after="20" w:before="0"/>
             </w:pPr>
-            <w:hyperlink w:history="1" r:id="rIdb8xnsltkvr13ffehlpkv9">
+            <w:hyperlink w:history="1" r:id="rIdry_1d1xzh33swwxqsmzqo">
               <w:r>
                 <w:rPr>
                   <w:rFonts w:ascii="Arial" w:cs="Arial" w:eastAsia="Arial" w:hAnsi="Arial"/>
@@ -21430,7 +21430,7 @@
               <w:spacing w:after="10" w:before="0"/>
               <w:ind w:left="120"/>
             </w:pPr>
-            <w:hyperlink w:history="1" r:id="rIdlnothluiqhuebckpdldhv">
+            <w:hyperlink w:history="1" r:id="rIdznmu2zajv3eqw3cfz-ikc">
               <w:r>
                 <w:rPr>
                   <w:rFonts w:ascii="Arial" w:cs="Arial" w:eastAsia="Arial" w:hAnsi="Arial"/>
@@ -21475,7 +21475,7 @@
             <w:pPr>
               <w:spacing w:after="20" w:before="0"/>
             </w:pPr>
-            <w:hyperlink w:history="1" r:id="rIdfi4ut6avil912hfcu-mqj">
+            <w:hyperlink w:history="1" r:id="rIdp5a53yu3mhhckuxqydnff">
               <w:r>
                 <w:rPr>
                   <w:rFonts w:ascii="Arial" w:cs="Arial" w:eastAsia="Arial" w:hAnsi="Arial"/>
@@ -21508,7 +21508,7 @@
               <w:spacing w:after="10" w:before="0"/>
               <w:ind w:left="120"/>
             </w:pPr>
-            <w:hyperlink w:history="1" r:id="rIdogmrcx04aqrzjhbatxlwo">
+            <w:hyperlink w:history="1" r:id="rIdlkru5z6onkibunf8alw2f">
               <w:r>
                 <w:rPr>
                   <w:rFonts w:ascii="Arial" w:cs="Arial" w:eastAsia="Arial" w:hAnsi="Arial"/>
@@ -21703,7 +21703,7 @@
             <w:pPr>
               <w:spacing w:after="20" w:before="0"/>
             </w:pPr>
-            <w:hyperlink w:history="1" r:id="rIdfiduqjntm-m0by42wep0k">
+            <w:hyperlink w:history="1" r:id="rIdzr5j84awm-xnqzopwliss">
               <w:r>
                 <w:rPr>
                   <w:rFonts w:ascii="Arial" w:cs="Arial" w:eastAsia="Arial" w:hAnsi="Arial"/>
@@ -21752,7 +21752,7 @@
               <w:spacing w:after="10" w:before="0"/>
               <w:ind w:left="120"/>
             </w:pPr>
-            <w:hyperlink w:history="1" r:id="rId7k5hsxisnzdmae5gsna2z">
+            <w:hyperlink w:history="1" r:id="rIdjiimnjy9hjacmggqgyp40">
               <w:r>
                 <w:rPr>
                   <w:rFonts w:ascii="Arial" w:cs="Arial" w:eastAsia="Arial" w:hAnsi="Arial"/>
@@ -21797,7 +21797,7 @@
             <w:pPr>
               <w:spacing w:after="20" w:before="0"/>
             </w:pPr>
-            <w:hyperlink w:history="1" r:id="rId24qcsvlbhopyuok4mmr4a">
+            <w:hyperlink w:history="1" r:id="rIdfee1f-dqtmcbbe6dggpeg">
               <w:r>
                 <w:rPr>
                   <w:rFonts w:ascii="Arial" w:cs="Arial" w:eastAsia="Arial" w:hAnsi="Arial"/>
@@ -21830,7 +21830,7 @@
               <w:spacing w:after="10" w:before="0"/>
               <w:ind w:left="120"/>
             </w:pPr>
-            <w:hyperlink w:history="1" r:id="rId-3vhmpnnrict3bl0mp-f_">
+            <w:hyperlink w:history="1" r:id="rIdaabbu0liyqkplcxovassd">
               <w:r>
                 <w:rPr>
                   <w:rFonts w:ascii="Arial" w:cs="Arial" w:eastAsia="Arial" w:hAnsi="Arial"/>
@@ -22025,7 +22025,7 @@
             <w:pPr>
               <w:spacing w:after="20" w:before="0"/>
             </w:pPr>
-            <w:hyperlink w:history="1" r:id="rIdt2qodyktitkv6twocorod">
+            <w:hyperlink w:history="1" r:id="rId93i5t29qhdr0t9xgqq8qn">
               <w:r>
                 <w:rPr>
                   <w:rFonts w:ascii="Arial" w:cs="Arial" w:eastAsia="Arial" w:hAnsi="Arial"/>
@@ -22074,7 +22074,7 @@
               <w:spacing w:after="10" w:before="0"/>
               <w:ind w:left="120"/>
             </w:pPr>
-            <w:hyperlink w:history="1" r:id="rIdhcg7hgfbctvny-wrttydt">
+            <w:hyperlink w:history="1" r:id="rIdi1-mvrwbub-va6tlrgkuz">
               <w:r>
                 <w:rPr>
                   <w:rFonts w:ascii="Arial" w:cs="Arial" w:eastAsia="Arial" w:hAnsi="Arial"/>
@@ -22119,7 +22119,7 @@
             <w:pPr>
               <w:spacing w:after="20" w:before="0"/>
             </w:pPr>
-            <w:hyperlink w:history="1" r:id="rIdvzpi9vk2wjfidftqdb4mz">
+            <w:hyperlink w:history="1" r:id="rIdvoggtllg3alefupvyh12d">
               <w:r>
                 <w:rPr>
                   <w:rFonts w:ascii="Arial" w:cs="Arial" w:eastAsia="Arial" w:hAnsi="Arial"/>
@@ -22168,7 +22168,7 @@
               <w:spacing w:after="10" w:before="0"/>
               <w:ind w:left="120"/>
             </w:pPr>
-            <w:hyperlink w:history="1" r:id="rId_jalce1pe9zgro0t_ti1w">
+            <w:hyperlink w:history="1" r:id="rIdce99gyzpdpn8tmq_57ehr">
               <w:r>
                 <w:rPr>
                   <w:rFonts w:ascii="Arial" w:cs="Arial" w:eastAsia="Arial" w:hAnsi="Arial"/>
@@ -22363,7 +22363,7 @@
             <w:pPr>
               <w:spacing w:after="20" w:before="0"/>
             </w:pPr>
-            <w:hyperlink w:history="1" r:id="rIdguq9hh845kbu4qmwmlrlz">
+            <w:hyperlink w:history="1" r:id="rIdjamewl8onsckzz52ipkil">
               <w:r>
                 <w:rPr>
                   <w:rFonts w:ascii="Arial" w:cs="Arial" w:eastAsia="Arial" w:hAnsi="Arial"/>
@@ -22412,7 +22412,7 @@
               <w:spacing w:after="10" w:before="0"/>
               <w:ind w:left="120"/>
             </w:pPr>
-            <w:hyperlink w:history="1" r:id="rId2agvfmdllbhnrhzmn_p88">
+            <w:hyperlink w:history="1" r:id="rIdcwlhoz2fzv9vhgjuprhso">
               <w:r>
                 <w:rPr>
                   <w:rFonts w:ascii="Arial" w:cs="Arial" w:eastAsia="Arial" w:hAnsi="Arial"/>
@@ -22457,7 +22457,7 @@
             <w:pPr>
               <w:spacing w:after="20" w:before="0"/>
             </w:pPr>
-            <w:hyperlink w:history="1" r:id="rIdt83u9-vhbqbctcc82rpxq">
+            <w:hyperlink w:history="1" r:id="rIdn8zxywgfxs1jbyymz3dr1">
               <w:r>
                 <w:rPr>
                   <w:rFonts w:ascii="Arial" w:cs="Arial" w:eastAsia="Arial" w:hAnsi="Arial"/>
@@ -22506,7 +22506,7 @@
               <w:spacing w:after="10" w:before="0"/>
               <w:ind w:left="120"/>
             </w:pPr>
-            <w:hyperlink w:history="1" r:id="rIdhxamzip99al1fksfqv4ei">
+            <w:hyperlink w:history="1" r:id="rIderca9d79rd5l-r5qmzojb">
               <w:r>
                 <w:rPr>
                   <w:rFonts w:ascii="Arial" w:cs="Arial" w:eastAsia="Arial" w:hAnsi="Arial"/>
@@ -22701,7 +22701,7 @@
             <w:pPr>
               <w:spacing w:after="20" w:before="0"/>
             </w:pPr>
-            <w:hyperlink w:history="1" r:id="rId2t1yfkiukc6cgzlwkrnw-">
+            <w:hyperlink w:history="1" r:id="rId2hjiwfvr85azy1dfc5de6">
               <w:r>
                 <w:rPr>
                   <w:rFonts w:ascii="Arial" w:cs="Arial" w:eastAsia="Arial" w:hAnsi="Arial"/>
@@ -22750,7 +22750,7 @@
               <w:spacing w:after="10" w:before="0"/>
               <w:ind w:left="120"/>
             </w:pPr>
-            <w:hyperlink w:history="1" r:id="rIddnzahsdy5m1anzgnubzu5">
+            <w:hyperlink w:history="1" r:id="rIdew50lqcbo1h_tntnhogsn">
               <w:r>
                 <w:rPr>
                   <w:rFonts w:ascii="Arial" w:cs="Arial" w:eastAsia="Arial" w:hAnsi="Arial"/>
@@ -22795,7 +22795,7 @@
             <w:pPr>
               <w:spacing w:after="20" w:before="0"/>
             </w:pPr>
-            <w:hyperlink w:history="1" r:id="rIdm3b4abc3suv6kspsu_-05">
+            <w:hyperlink w:history="1" r:id="rIdzha71cwlgrkdcw-8x4it1">
               <w:r>
                 <w:rPr>
                   <w:rFonts w:ascii="Arial" w:cs="Arial" w:eastAsia="Arial" w:hAnsi="Arial"/>
@@ -22844,7 +22844,7 @@
               <w:spacing w:after="10" w:before="0"/>
               <w:ind w:left="120"/>
             </w:pPr>
-            <w:hyperlink w:history="1" r:id="rIdpcsityjuzblsihrgazk6b">
+            <w:hyperlink w:history="1" r:id="rIdcv8ekhen6lp22bjqnfx23">
               <w:r>
                 <w:rPr>
                   <w:rFonts w:ascii="Arial" w:cs="Arial" w:eastAsia="Arial" w:hAnsi="Arial"/>
@@ -23356,7 +23356,7 @@
         </w:rPr>
         <w:t xml:space="preserve">© 2026 SeaVuria and ARES. Aligned with KICD objectives. Developed by SeaVuria; technical implementation by ARES (with AI assistance from Claude). Licensed under </w:t>
       </w:r>
-      <w:hyperlink w:history="1" r:id="rIdhz56u2dxwpjmizklmu_fu">
+      <w:hyperlink w:history="1" r:id="rIdo3sfn1hg-4skmwggjrqwt">
         <w:r>
           <w:rPr>
             <w:rFonts w:ascii="Arial" w:cs="Arial" w:eastAsia="Arial" w:hAnsi="Arial"/>
@@ -23377,7 +23377,7 @@
         </w:rPr>
         <w:t xml:space="preserve"> (</w:t>
       </w:r>
-      <w:hyperlink w:history="1" r:id="rIdih0jbrlwaz-dcpwzzebi8">
+      <w:hyperlink w:history="1" r:id="rIdbko5vljadnwbr4s4xuthn">
         <w:r>
           <w:rPr>
             <w:rFonts w:ascii="Arial" w:cs="Arial" w:eastAsia="Arial" w:hAnsi="Arial"/>
@@ -24390,7 +24390,7 @@
             <w:pPr>
               <w:spacing w:after="20" w:before="0"/>
             </w:pPr>
-            <w:hyperlink w:history="1" r:id="rIdog4efptujywu5fruc8ir1">
+            <w:hyperlink w:history="1" r:id="rIdjyk40jv40pbyor7t5g4st">
               <w:r>
                 <w:rPr>
                   <w:rFonts w:ascii="Arial" w:cs="Arial" w:eastAsia="Arial" w:hAnsi="Arial"/>
@@ -24423,7 +24423,7 @@
               <w:spacing w:after="10" w:before="0"/>
               <w:ind w:left="120"/>
             </w:pPr>
-            <w:hyperlink w:history="1" r:id="rId8irz2jctkxad6svvxqtyo">
+            <w:hyperlink w:history="1" r:id="rIdpbyjhme57mkizpvfwnfsh">
               <w:r>
                 <w:rPr>
                   <w:rFonts w:ascii="Arial" w:cs="Arial" w:eastAsia="Arial" w:hAnsi="Arial"/>
@@ -24468,7 +24468,7 @@
             <w:pPr>
               <w:spacing w:after="20" w:before="0"/>
             </w:pPr>
-            <w:hyperlink w:history="1" r:id="rIdew4juufhyv78qajqvqlvs">
+            <w:hyperlink w:history="1" r:id="rIdxz3gohyhjiunnmcwwmeav">
               <w:r>
                 <w:rPr>
                   <w:rFonts w:ascii="Arial" w:cs="Arial" w:eastAsia="Arial" w:hAnsi="Arial"/>
@@ -24501,7 +24501,7 @@
               <w:spacing w:after="10" w:before="0"/>
               <w:ind w:left="120"/>
             </w:pPr>
-            <w:hyperlink w:history="1" r:id="rIdiodhhqfrrd08y97r-cako">
+            <w:hyperlink w:history="1" r:id="rIduufcmkiadwovowfti33du">
               <w:r>
                 <w:rPr>
                   <w:rFonts w:ascii="Arial" w:cs="Arial" w:eastAsia="Arial" w:hAnsi="Arial"/>
@@ -24696,7 +24696,7 @@
             <w:pPr>
               <w:spacing w:after="20" w:before="0"/>
             </w:pPr>
-            <w:hyperlink w:history="1" r:id="rIdugar9megfzpuj6dziqyhm">
+            <w:hyperlink w:history="1" r:id="rIdubtn7jhi3faqdaqhjywgu">
               <w:r>
                 <w:rPr>
                   <w:rFonts w:ascii="Arial" w:cs="Arial" w:eastAsia="Arial" w:hAnsi="Arial"/>
@@ -24729,7 +24729,7 @@
               <w:spacing w:after="10" w:before="0"/>
               <w:ind w:left="120"/>
             </w:pPr>
-            <w:hyperlink w:history="1" r:id="rIddjpkmh9lzh1m-gobb_cix">
+            <w:hyperlink w:history="1" r:id="rIdnsasxxh5lannggd2eswav">
               <w:r>
                 <w:rPr>
                   <w:rFonts w:ascii="Arial" w:cs="Arial" w:eastAsia="Arial" w:hAnsi="Arial"/>
@@ -24774,7 +24774,7 @@
             <w:pPr>
               <w:spacing w:after="20" w:before="0"/>
             </w:pPr>
-            <w:hyperlink w:history="1" r:id="rIdxwxtjagzrcxnjuswlc329">
+            <w:hyperlink w:history="1" r:id="rId61kn60r-uou-qs_so5sgb">
               <w:r>
                 <w:rPr>
                   <w:rFonts w:ascii="Arial" w:cs="Arial" w:eastAsia="Arial" w:hAnsi="Arial"/>
@@ -24807,7 +24807,7 @@
               <w:spacing w:after="10" w:before="0"/>
               <w:ind w:left="120"/>
             </w:pPr>
-            <w:hyperlink w:history="1" r:id="rId-axwsj124c39nwnwg6bir">
+            <w:hyperlink w:history="1" r:id="rIdaotmh_ks4duwhgiregykm">
               <w:r>
                 <w:rPr>
                   <w:rFonts w:ascii="Arial" w:cs="Arial" w:eastAsia="Arial" w:hAnsi="Arial"/>
@@ -25002,7 +25002,7 @@
             <w:pPr>
               <w:spacing w:after="20" w:before="0"/>
             </w:pPr>
-            <w:hyperlink w:history="1" r:id="rId7pi_gkmk9jnchk2vfvqml">
+            <w:hyperlink w:history="1" r:id="rId2la-ctxgxshorj00z15-o">
               <w:r>
                 <w:rPr>
                   <w:rFonts w:ascii="Arial" w:cs="Arial" w:eastAsia="Arial" w:hAnsi="Arial"/>
@@ -25035,7 +25035,7 @@
               <w:spacing w:after="10" w:before="0"/>
               <w:ind w:left="120"/>
             </w:pPr>
-            <w:hyperlink w:history="1" r:id="rIdsnyucmoflqbzzicandojl">
+            <w:hyperlink w:history="1" r:id="rId_chcgribhzftb9ljd-tq_">
               <w:r>
                 <w:rPr>
                   <w:rFonts w:ascii="Arial" w:cs="Arial" w:eastAsia="Arial" w:hAnsi="Arial"/>
@@ -25080,7 +25080,7 @@
             <w:pPr>
               <w:spacing w:after="20" w:before="0"/>
             </w:pPr>
-            <w:hyperlink w:history="1" r:id="rIdoxillzig59l7zmbynrgfn">
+            <w:hyperlink w:history="1" r:id="rId2vgznvbmfaswq-hvaky9_">
               <w:r>
                 <w:rPr>
                   <w:rFonts w:ascii="Arial" w:cs="Arial" w:eastAsia="Arial" w:hAnsi="Arial"/>
@@ -25113,7 +25113,7 @@
               <w:spacing w:after="10" w:before="0"/>
               <w:ind w:left="120"/>
             </w:pPr>
-            <w:hyperlink w:history="1" r:id="rIduuk0lfucesrvozotpibqh">
+            <w:hyperlink w:history="1" r:id="rIdxbqwz1iyko3o_vw6ritag">
               <w:r>
                 <w:rPr>
                   <w:rFonts w:ascii="Arial" w:cs="Arial" w:eastAsia="Arial" w:hAnsi="Arial"/>
@@ -25308,7 +25308,7 @@
             <w:pPr>
               <w:spacing w:after="20" w:before="0"/>
             </w:pPr>
-            <w:hyperlink w:history="1" r:id="rId3txq51whl9-cjh7wdralo">
+            <w:hyperlink w:history="1" r:id="rIdbvndo1ltjnelmr4phjklt">
               <w:r>
                 <w:rPr>
                   <w:rFonts w:ascii="Arial" w:cs="Arial" w:eastAsia="Arial" w:hAnsi="Arial"/>
@@ -25341,7 +25341,7 @@
               <w:spacing w:after="10" w:before="0"/>
               <w:ind w:left="120"/>
             </w:pPr>
-            <w:hyperlink w:history="1" r:id="rIdlnp-g-krataxbjpzzguuf">
+            <w:hyperlink w:history="1" r:id="rIdrpwr7qjenl-ttrhco2zf0">
               <w:r>
                 <w:rPr>
                   <w:rFonts w:ascii="Arial" w:cs="Arial" w:eastAsia="Arial" w:hAnsi="Arial"/>
@@ -25386,7 +25386,7 @@
             <w:pPr>
               <w:spacing w:after="20" w:before="0"/>
             </w:pPr>
-            <w:hyperlink w:history="1" r:id="rIdmt0d7_vw1nkbnohin-r-g">
+            <w:hyperlink w:history="1" r:id="rIdofcvodqv1dty8_nj7kyqz">
               <w:r>
                 <w:rPr>
                   <w:rFonts w:ascii="Arial" w:cs="Arial" w:eastAsia="Arial" w:hAnsi="Arial"/>
@@ -25419,7 +25419,7 @@
               <w:spacing w:after="10" w:before="0"/>
               <w:ind w:left="120"/>
             </w:pPr>
-            <w:hyperlink w:history="1" r:id="rId_vcwop5_zcq_ev5fwnxua">
+            <w:hyperlink w:history="1" r:id="rIdlklumkd4srdl1nwcmolwj">
               <w:r>
                 <w:rPr>
                   <w:rFonts w:ascii="Arial" w:cs="Arial" w:eastAsia="Arial" w:hAnsi="Arial"/>
@@ -25614,7 +25614,7 @@
             <w:pPr>
               <w:spacing w:after="20" w:before="0"/>
             </w:pPr>
-            <w:hyperlink w:history="1" r:id="rIdsy03niebjecrimet_wiic">
+            <w:hyperlink w:history="1" r:id="rIdetdcof8ubvgmgjtsqhx_b">
               <w:r>
                 <w:rPr>
                   <w:rFonts w:ascii="Arial" w:cs="Arial" w:eastAsia="Arial" w:hAnsi="Arial"/>
@@ -25647,7 +25647,7 @@
               <w:spacing w:after="10" w:before="0"/>
               <w:ind w:left="120"/>
             </w:pPr>
-            <w:hyperlink w:history="1" r:id="rIdgpc8nyj5sfl-diylxnjti">
+            <w:hyperlink w:history="1" r:id="rIdwzzswvhsoifpao8nqlvyo">
               <w:r>
                 <w:rPr>
                   <w:rFonts w:ascii="Arial" w:cs="Arial" w:eastAsia="Arial" w:hAnsi="Arial"/>
@@ -25692,7 +25692,7 @@
             <w:pPr>
               <w:spacing w:after="20" w:before="0"/>
             </w:pPr>
-            <w:hyperlink w:history="1" r:id="rIdvcyhmm5pxwim46srmpmo8">
+            <w:hyperlink w:history="1" r:id="rIdlmw0e9iaqjjyuxhl6hb9s">
               <w:r>
                 <w:rPr>
                   <w:rFonts w:ascii="Arial" w:cs="Arial" w:eastAsia="Arial" w:hAnsi="Arial"/>
@@ -25725,7 +25725,7 @@
               <w:spacing w:after="10" w:before="0"/>
               <w:ind w:left="120"/>
             </w:pPr>
-            <w:hyperlink w:history="1" r:id="rIdyjl5lppam6zvn3cljtbfh">
+            <w:hyperlink w:history="1" r:id="rIdu75_3uquepehpeklsmgmx">
               <w:r>
                 <w:rPr>
                   <w:rFonts w:ascii="Arial" w:cs="Arial" w:eastAsia="Arial" w:hAnsi="Arial"/>
@@ -26237,7 +26237,7 @@
         </w:rPr>
         <w:t xml:space="preserve">© 2026 SeaVuria and ARES. Aligned with KICD objectives. Developed by SeaVuria; technical implementation by ARES (with AI assistance from Claude). Licensed under </w:t>
       </w:r>
-      <w:hyperlink w:history="1" r:id="rIds4-mo1pw4fipxez0ekfvf">
+      <w:hyperlink w:history="1" r:id="rIdocioizadc8deqmyxffdnj">
         <w:r>
           <w:rPr>
             <w:rFonts w:ascii="Arial" w:cs="Arial" w:eastAsia="Arial" w:hAnsi="Arial"/>
@@ -26258,7 +26258,7 @@
         </w:rPr>
         <w:t xml:space="preserve"> (</w:t>
       </w:r>
-      <w:hyperlink w:history="1" r:id="rId65czwncul9a4_jwaok2ua">
+      <w:hyperlink w:history="1" r:id="rIdbml5oklcj4uz1sueo4fcf">
         <w:r>
           <w:rPr>
             <w:rFonts w:ascii="Arial" w:cs="Arial" w:eastAsia="Arial" w:hAnsi="Arial"/>

--- a/data/outputs/v2/Maths/SS3.3_Vectors_I/Mathematics_Vectors_I_CBE_LessonSequence.docx
+++ b/data/outputs/v2/Maths/SS3.3_Vectors_I/Mathematics_Vectors_I_CBE_LessonSequence.docx
@@ -2771,7 +2771,7 @@
         </w:rPr>
         <w:t xml:space="preserve">© 2026 SeaVuria and ARES. This work is licensed under a </w:t>
       </w:r>
-      <w:hyperlink w:history="1" r:id="rIdn5lhbrk3-sixup78vmiry">
+      <w:hyperlink w:history="1" r:id="rId5gobx-8agrkyeientrj0g">
         <w:r>
           <w:rPr>
             <w:rFonts w:ascii="Arial" w:cs="Arial" w:eastAsia="Arial" w:hAnsi="Arial"/>
@@ -2791,7 +2791,7 @@
         </w:rPr>
         <w:t xml:space="preserve"> (</w:t>
       </w:r>
-      <w:hyperlink w:history="1" r:id="rIdj11prucnpnojayrd-tp2l">
+      <w:hyperlink w:history="1" r:id="rIdfbk_gn7k-dmifas2fvssw">
         <w:r>
           <w:rPr>
             <w:rFonts w:ascii="Arial" w:cs="Arial" w:eastAsia="Arial" w:hAnsi="Arial"/>
@@ -2811,7 +2811,7 @@
         </w:rPr>
         <w:t xml:space="preserve">). To view a copy of this license, visit </w:t>
       </w:r>
-      <w:hyperlink w:history="1" r:id="rIdxtzaj1hmesyi8ksnmjbl5">
+      <w:hyperlink w:history="1" r:id="rIdexl8e17rxco-kxe6h686p">
         <w:r>
           <w:rPr>
             <w:rFonts w:ascii="Arial" w:cs="Arial" w:eastAsia="Arial" w:hAnsi="Arial"/>
@@ -3823,7 +3823,7 @@
             <w:pPr>
               <w:spacing w:after="20" w:before="0"/>
             </w:pPr>
-            <w:hyperlink w:history="1" r:id="rId2_jm0fa5qwy87n7eruu2u">
+            <w:hyperlink w:history="1" r:id="rId4uvlh3avrviga8qfanpku">
               <w:r>
                 <w:rPr>
                   <w:rFonts w:ascii="Arial" w:cs="Arial" w:eastAsia="Arial" w:hAnsi="Arial"/>
@@ -3856,7 +3856,7 @@
               <w:spacing w:after="10" w:before="0"/>
               <w:ind w:left="120"/>
             </w:pPr>
-            <w:hyperlink w:history="1" r:id="rId_t_ruekjhmcdiyop2ykpo">
+            <w:hyperlink w:history="1" r:id="rIdqtrwpc7ddzf-qudprgren">
               <w:r>
                 <w:rPr>
                   <w:rFonts w:ascii="Arial" w:cs="Arial" w:eastAsia="Arial" w:hAnsi="Arial"/>
@@ -3901,7 +3901,7 @@
             <w:pPr>
               <w:spacing w:after="20" w:before="0"/>
             </w:pPr>
-            <w:hyperlink w:history="1" r:id="rIdtufktn0qkgrjlywnvumr2">
+            <w:hyperlink w:history="1" r:id="rIdksrjbf4ioroywcnz9ghyc">
               <w:r>
                 <w:rPr>
                   <w:rFonts w:ascii="Arial" w:cs="Arial" w:eastAsia="Arial" w:hAnsi="Arial"/>
@@ -3934,7 +3934,7 @@
               <w:spacing w:after="10" w:before="0"/>
               <w:ind w:left="120"/>
             </w:pPr>
-            <w:hyperlink w:history="1" r:id="rIdd9tszgmb65s1bj1papfy1">
+            <w:hyperlink w:history="1" r:id="rIdxgyp0mzkrph17z7a5uky5">
               <w:r>
                 <w:rPr>
                   <w:rFonts w:ascii="Arial" w:cs="Arial" w:eastAsia="Arial" w:hAnsi="Arial"/>
@@ -4129,7 +4129,7 @@
             <w:pPr>
               <w:spacing w:after="20" w:before="0"/>
             </w:pPr>
-            <w:hyperlink w:history="1" r:id="rIdrpvw5hv9-dryvwv9od-mo">
+            <w:hyperlink w:history="1" r:id="rIdsonw-a2gb6tej07sz6pr1">
               <w:r>
                 <w:rPr>
                   <w:rFonts w:ascii="Arial" w:cs="Arial" w:eastAsia="Arial" w:hAnsi="Arial"/>
@@ -4162,7 +4162,7 @@
               <w:spacing w:after="10" w:before="0"/>
               <w:ind w:left="120"/>
             </w:pPr>
-            <w:hyperlink w:history="1" r:id="rIdjkjc0zwvxzbpqnvdainys">
+            <w:hyperlink w:history="1" r:id="rIdop-qk2swtwnwtwyl1c9v6">
               <w:r>
                 <w:rPr>
                   <w:rFonts w:ascii="Arial" w:cs="Arial" w:eastAsia="Arial" w:hAnsi="Arial"/>
@@ -4207,7 +4207,7 @@
             <w:pPr>
               <w:spacing w:after="20" w:before="0"/>
             </w:pPr>
-            <w:hyperlink w:history="1" r:id="rIdtv7h-z2jmjjvr5giprjcf">
+            <w:hyperlink w:history="1" r:id="rIdrffmldyq7wrrkvnwi9rp-">
               <w:r>
                 <w:rPr>
                   <w:rFonts w:ascii="Arial" w:cs="Arial" w:eastAsia="Arial" w:hAnsi="Arial"/>
@@ -4240,7 +4240,7 @@
               <w:spacing w:after="10" w:before="0"/>
               <w:ind w:left="120"/>
             </w:pPr>
-            <w:hyperlink w:history="1" r:id="rIds-z1to4ic69cqqfdjxm0b">
+            <w:hyperlink w:history="1" r:id="rIdwzyjbnpukizw7z4bluc8p">
               <w:r>
                 <w:rPr>
                   <w:rFonts w:ascii="Arial" w:cs="Arial" w:eastAsia="Arial" w:hAnsi="Arial"/>
@@ -4435,7 +4435,7 @@
             <w:pPr>
               <w:spacing w:after="20" w:before="0"/>
             </w:pPr>
-            <w:hyperlink w:history="1" r:id="rIdpuc6s99jetxrhv9fkuj4i">
+            <w:hyperlink w:history="1" r:id="rIdf5d245wur2vvl-ub5pwak">
               <w:r>
                 <w:rPr>
                   <w:rFonts w:ascii="Arial" w:cs="Arial" w:eastAsia="Arial" w:hAnsi="Arial"/>
@@ -4484,7 +4484,7 @@
               <w:spacing w:after="10" w:before="0"/>
               <w:ind w:left="120"/>
             </w:pPr>
-            <w:hyperlink w:history="1" r:id="rIdgpczq2k9n0mzwfvnjwgny">
+            <w:hyperlink w:history="1" r:id="rId1ddoi36jzy8nmn777aylq">
               <w:r>
                 <w:rPr>
                   <w:rFonts w:ascii="Arial" w:cs="Arial" w:eastAsia="Arial" w:hAnsi="Arial"/>
@@ -4529,7 +4529,7 @@
             <w:pPr>
               <w:spacing w:after="20" w:before="0"/>
             </w:pPr>
-            <w:hyperlink w:history="1" r:id="rIdqbofc1zyumv4ijyhv25ry">
+            <w:hyperlink w:history="1" r:id="rIdgvt5jykxo5syzyxvyyicb">
               <w:r>
                 <w:rPr>
                   <w:rFonts w:ascii="Arial" w:cs="Arial" w:eastAsia="Arial" w:hAnsi="Arial"/>
@@ -4578,7 +4578,7 @@
               <w:spacing w:after="10" w:before="0"/>
               <w:ind w:left="120"/>
             </w:pPr>
-            <w:hyperlink w:history="1" r:id="rId2azbxgsc-q9bsm8z-uzu2">
+            <w:hyperlink w:history="1" r:id="rIdh02u9rpgx3y1gxyj2tx_b">
               <w:r>
                 <w:rPr>
                   <w:rFonts w:ascii="Arial" w:cs="Arial" w:eastAsia="Arial" w:hAnsi="Arial"/>
@@ -4773,7 +4773,7 @@
             <w:pPr>
               <w:spacing w:after="20" w:before="0"/>
             </w:pPr>
-            <w:hyperlink w:history="1" r:id="rId0db87fzlcc4-i2p9gspge">
+            <w:hyperlink w:history="1" r:id="rIdlcu8iqzu0ggl0ta5l4fpv">
               <w:r>
                 <w:rPr>
                   <w:rFonts w:ascii="Arial" w:cs="Arial" w:eastAsia="Arial" w:hAnsi="Arial"/>
@@ -4822,7 +4822,7 @@
               <w:spacing w:after="10" w:before="0"/>
               <w:ind w:left="120"/>
             </w:pPr>
-            <w:hyperlink w:history="1" r:id="rIdrbc0i73kegjov47lmxyed">
+            <w:hyperlink w:history="1" r:id="rIdzkzmgp7lncvljqcypyoz2">
               <w:r>
                 <w:rPr>
                   <w:rFonts w:ascii="Arial" w:cs="Arial" w:eastAsia="Arial" w:hAnsi="Arial"/>
@@ -4867,7 +4867,7 @@
             <w:pPr>
               <w:spacing w:after="20" w:before="0"/>
             </w:pPr>
-            <w:hyperlink w:history="1" r:id="rIdnejabrwtxzz4xwvr45gnd">
+            <w:hyperlink w:history="1" r:id="rIdfve9e53r_rtl6phlm9c7k">
               <w:r>
                 <w:rPr>
                   <w:rFonts w:ascii="Arial" w:cs="Arial" w:eastAsia="Arial" w:hAnsi="Arial"/>
@@ -4916,7 +4916,7 @@
               <w:spacing w:after="10" w:before="0"/>
               <w:ind w:left="120"/>
             </w:pPr>
-            <w:hyperlink w:history="1" r:id="rIdvu1dnmwfwoym78occqk5l">
+            <w:hyperlink w:history="1" r:id="rId1icwwxceqamgq42ujns1n">
               <w:r>
                 <w:rPr>
                   <w:rFonts w:ascii="Arial" w:cs="Arial" w:eastAsia="Arial" w:hAnsi="Arial"/>
@@ -5111,7 +5111,7 @@
             <w:pPr>
               <w:spacing w:after="20" w:before="0"/>
             </w:pPr>
-            <w:hyperlink w:history="1" r:id="rIdqpzgw57mfnkf4xoy1sg-f">
+            <w:hyperlink w:history="1" r:id="rIdqpexche0hayif0qllamoi">
               <w:r>
                 <w:rPr>
                   <w:rFonts w:ascii="Arial" w:cs="Arial" w:eastAsia="Arial" w:hAnsi="Arial"/>
@@ -5160,7 +5160,7 @@
               <w:spacing w:after="10" w:before="0"/>
               <w:ind w:left="120"/>
             </w:pPr>
-            <w:hyperlink w:history="1" r:id="rIdnlfyidop71tcxmdrmnxa6">
+            <w:hyperlink w:history="1" r:id="rIdyfuokffd5vgfhwyf8yjja">
               <w:r>
                 <w:rPr>
                   <w:rFonts w:ascii="Arial" w:cs="Arial" w:eastAsia="Arial" w:hAnsi="Arial"/>
@@ -5205,7 +5205,7 @@
             <w:pPr>
               <w:spacing w:after="20" w:before="0"/>
             </w:pPr>
-            <w:hyperlink w:history="1" r:id="rIdmiv24l49vjkctuax2vbps">
+            <w:hyperlink w:history="1" r:id="rId2sxt4kjuyt64sl9edchce">
               <w:r>
                 <w:rPr>
                   <w:rFonts w:ascii="Arial" w:cs="Arial" w:eastAsia="Arial" w:hAnsi="Arial"/>
@@ -5254,7 +5254,7 @@
               <w:spacing w:after="10" w:before="0"/>
               <w:ind w:left="120"/>
             </w:pPr>
-            <w:hyperlink w:history="1" r:id="rId3vco9pfzw_mdrx7-qsoer">
+            <w:hyperlink w:history="1" r:id="rIdi4g3nafij3fkgejpomjex">
               <w:r>
                 <w:rPr>
                   <w:rFonts w:ascii="Arial" w:cs="Arial" w:eastAsia="Arial" w:hAnsi="Arial"/>
@@ -5766,7 +5766,7 @@
         </w:rPr>
         <w:t xml:space="preserve">© 2026 SeaVuria and ARES. Aligned with KICD objectives. Developed by SeaVuria; technical implementation by ARES (with AI assistance from Claude). Licensed under </w:t>
       </w:r>
-      <w:hyperlink w:history="1" r:id="rIdircglya09pxc9jskglzk_">
+      <w:hyperlink w:history="1" r:id="rIdx62oh6lqvxxbcvz14f5ib">
         <w:r>
           <w:rPr>
             <w:rFonts w:ascii="Arial" w:cs="Arial" w:eastAsia="Arial" w:hAnsi="Arial"/>
@@ -5787,7 +5787,7 @@
         </w:rPr>
         <w:t xml:space="preserve"> (</w:t>
       </w:r>
-      <w:hyperlink w:history="1" r:id="rIdab2xwb_d946d_u30rxrfz">
+      <w:hyperlink w:history="1" r:id="rIdaljt__f8rcqbacx1sp76s">
         <w:r>
           <w:rPr>
             <w:rFonts w:ascii="Arial" w:cs="Arial" w:eastAsia="Arial" w:hAnsi="Arial"/>
@@ -6800,7 +6800,7 @@
             <w:pPr>
               <w:spacing w:after="20" w:before="0"/>
             </w:pPr>
-            <w:hyperlink w:history="1" r:id="rIdosml62ocyn-mtkxcuvuof">
+            <w:hyperlink w:history="1" r:id="rIdazyanj7retap6brrpn7sc">
               <w:r>
                 <w:rPr>
                   <w:rFonts w:ascii="Arial" w:cs="Arial" w:eastAsia="Arial" w:hAnsi="Arial"/>
@@ -6833,7 +6833,7 @@
               <w:spacing w:after="10" w:before="0"/>
               <w:ind w:left="120"/>
             </w:pPr>
-            <w:hyperlink w:history="1" r:id="rIdejxzsvno4vlkurl1jq7q6">
+            <w:hyperlink w:history="1" r:id="rIdeqwuex4tumvy9_jephhrx">
               <w:r>
                 <w:rPr>
                   <w:rFonts w:ascii="Arial" w:cs="Arial" w:eastAsia="Arial" w:hAnsi="Arial"/>
@@ -6878,7 +6878,7 @@
             <w:pPr>
               <w:spacing w:after="20" w:before="0"/>
             </w:pPr>
-            <w:hyperlink w:history="1" r:id="rIdp9z2w5jtmdotomjany5wa">
+            <w:hyperlink w:history="1" r:id="rId4bzfi9zflpeoi5raftelc">
               <w:r>
                 <w:rPr>
                   <w:rFonts w:ascii="Arial" w:cs="Arial" w:eastAsia="Arial" w:hAnsi="Arial"/>
@@ -6911,7 +6911,7 @@
               <w:spacing w:after="10" w:before="0"/>
               <w:ind w:left="120"/>
             </w:pPr>
-            <w:hyperlink w:history="1" r:id="rIdmn4d7fcwx7sonr3p4hmlp">
+            <w:hyperlink w:history="1" r:id="rIdfsfos7ilcc9d3j8m6i3lb">
               <w:r>
                 <w:rPr>
                   <w:rFonts w:ascii="Arial" w:cs="Arial" w:eastAsia="Arial" w:hAnsi="Arial"/>
@@ -7106,7 +7106,7 @@
             <w:pPr>
               <w:spacing w:after="20" w:before="0"/>
             </w:pPr>
-            <w:hyperlink w:history="1" r:id="rIdw87vmh3mpfop_icnksxjy">
+            <w:hyperlink w:history="1" r:id="rIdtfvd1m-uucbgnewt-e1sn">
               <w:r>
                 <w:rPr>
                   <w:rFonts w:ascii="Arial" w:cs="Arial" w:eastAsia="Arial" w:hAnsi="Arial"/>
@@ -7139,7 +7139,7 @@
               <w:spacing w:after="10" w:before="0"/>
               <w:ind w:left="120"/>
             </w:pPr>
-            <w:hyperlink w:history="1" r:id="rIdlhhe0ntj7p-n6r0fe1e0b">
+            <w:hyperlink w:history="1" r:id="rIdzaphbstns7k8vzjyfxdk5">
               <w:r>
                 <w:rPr>
                   <w:rFonts w:ascii="Arial" w:cs="Arial" w:eastAsia="Arial" w:hAnsi="Arial"/>
@@ -7184,7 +7184,7 @@
             <w:pPr>
               <w:spacing w:after="20" w:before="0"/>
             </w:pPr>
-            <w:hyperlink w:history="1" r:id="rIdgsvyzdumfye_1bpg4brec">
+            <w:hyperlink w:history="1" r:id="rIdegpczqpxx9kbhplatu4sd">
               <w:r>
                 <w:rPr>
                   <w:rFonts w:ascii="Arial" w:cs="Arial" w:eastAsia="Arial" w:hAnsi="Arial"/>
@@ -7217,7 +7217,7 @@
               <w:spacing w:after="10" w:before="0"/>
               <w:ind w:left="120"/>
             </w:pPr>
-            <w:hyperlink w:history="1" r:id="rIdoaruuu6jwn_ox7_v_dj9k">
+            <w:hyperlink w:history="1" r:id="rIdmsmraunx_l-a0invtflk1">
               <w:r>
                 <w:rPr>
                   <w:rFonts w:ascii="Arial" w:cs="Arial" w:eastAsia="Arial" w:hAnsi="Arial"/>
@@ -7412,7 +7412,7 @@
             <w:pPr>
               <w:spacing w:after="20" w:before="0"/>
             </w:pPr>
-            <w:hyperlink w:history="1" r:id="rIdbkjjhfaxekwz7dqbwtmtw">
+            <w:hyperlink w:history="1" r:id="rIdn-s6-8_blk0ah79le1qfb">
               <w:r>
                 <w:rPr>
                   <w:rFonts w:ascii="Arial" w:cs="Arial" w:eastAsia="Arial" w:hAnsi="Arial"/>
@@ -7445,7 +7445,7 @@
               <w:spacing w:after="10" w:before="0"/>
               <w:ind w:left="120"/>
             </w:pPr>
-            <w:hyperlink w:history="1" r:id="rIdzemebudunyjtqjvkhfkdd">
+            <w:hyperlink w:history="1" r:id="rIdct7nmbw1gjo7rerniotuz">
               <w:r>
                 <w:rPr>
                   <w:rFonts w:ascii="Arial" w:cs="Arial" w:eastAsia="Arial" w:hAnsi="Arial"/>
@@ -7490,7 +7490,7 @@
             <w:pPr>
               <w:spacing w:after="20" w:before="0"/>
             </w:pPr>
-            <w:hyperlink w:history="1" r:id="rIdogiw8vpicmtqen1xvq0-d">
+            <w:hyperlink w:history="1" r:id="rIddtuvekmd2cjf8wy4s0awn">
               <w:r>
                 <w:rPr>
                   <w:rFonts w:ascii="Arial" w:cs="Arial" w:eastAsia="Arial" w:hAnsi="Arial"/>
@@ -7539,7 +7539,7 @@
               <w:spacing w:after="10" w:before="0"/>
               <w:ind w:left="120"/>
             </w:pPr>
-            <w:hyperlink w:history="1" r:id="rIdt9eq2ypr11zzy6t70d31x">
+            <w:hyperlink w:history="1" r:id="rId58o1drytf8yw9epopklyx">
               <w:r>
                 <w:rPr>
                   <w:rFonts w:ascii="Arial" w:cs="Arial" w:eastAsia="Arial" w:hAnsi="Arial"/>
@@ -7734,7 +7734,7 @@
             <w:pPr>
               <w:spacing w:after="20" w:before="0"/>
             </w:pPr>
-            <w:hyperlink w:history="1" r:id="rId6tb9klqyxtcplaftsrdsn">
+            <w:hyperlink w:history="1" r:id="rIdni0-1j98-1d9cm_wyigl3">
               <w:r>
                 <w:rPr>
                   <w:rFonts w:ascii="Arial" w:cs="Arial" w:eastAsia="Arial" w:hAnsi="Arial"/>
@@ -7767,7 +7767,7 @@
               <w:spacing w:after="10" w:before="0"/>
               <w:ind w:left="120"/>
             </w:pPr>
-            <w:hyperlink w:history="1" r:id="rId6-esv0bicdkf-ssoexei9">
+            <w:hyperlink w:history="1" r:id="rId9xyuyyrz12tvlxpytdpts">
               <w:r>
                 <w:rPr>
                   <w:rFonts w:ascii="Arial" w:cs="Arial" w:eastAsia="Arial" w:hAnsi="Arial"/>
@@ -7812,7 +7812,7 @@
             <w:pPr>
               <w:spacing w:after="20" w:before="0"/>
             </w:pPr>
-            <w:hyperlink w:history="1" r:id="rIdkfipi8shsub3rjpdgqxip">
+            <w:hyperlink w:history="1" r:id="rIdpwyp7bp8fqrqavau_8jof">
               <w:r>
                 <w:rPr>
                   <w:rFonts w:ascii="Arial" w:cs="Arial" w:eastAsia="Arial" w:hAnsi="Arial"/>
@@ -7861,7 +7861,7 @@
               <w:spacing w:after="10" w:before="0"/>
               <w:ind w:left="120"/>
             </w:pPr>
-            <w:hyperlink w:history="1" r:id="rIdwd0qadwcvpzlib98ib3mt">
+            <w:hyperlink w:history="1" r:id="rIdbxcpne_tybwwmaj9--ntj">
               <w:r>
                 <w:rPr>
                   <w:rFonts w:ascii="Arial" w:cs="Arial" w:eastAsia="Arial" w:hAnsi="Arial"/>
@@ -8056,7 +8056,7 @@
             <w:pPr>
               <w:spacing w:after="20" w:before="0"/>
             </w:pPr>
-            <w:hyperlink w:history="1" r:id="rIdmmhshgvcizrm-ai0vc699">
+            <w:hyperlink w:history="1" r:id="rIdi8tqu1kgkpmsfbjamxbwz">
               <w:r>
                 <w:rPr>
                   <w:rFonts w:ascii="Arial" w:cs="Arial" w:eastAsia="Arial" w:hAnsi="Arial"/>
@@ -8105,7 +8105,7 @@
               <w:spacing w:after="10" w:before="0"/>
               <w:ind w:left="120"/>
             </w:pPr>
-            <w:hyperlink w:history="1" r:id="rIddkqleansk_abtdwnzfh3z">
+            <w:hyperlink w:history="1" r:id="rIdkol3czxq6hygwha4w4juo">
               <w:r>
                 <w:rPr>
                   <w:rFonts w:ascii="Arial" w:cs="Arial" w:eastAsia="Arial" w:hAnsi="Arial"/>
@@ -8150,7 +8150,7 @@
             <w:pPr>
               <w:spacing w:after="20" w:before="0"/>
             </w:pPr>
-            <w:hyperlink w:history="1" r:id="rIdfj0bfgdhvl7iebeyyflwq">
+            <w:hyperlink w:history="1" r:id="rIdj_lzbjk8bkv4lu4iqsk0_">
               <w:r>
                 <w:rPr>
                   <w:rFonts w:ascii="Arial" w:cs="Arial" w:eastAsia="Arial" w:hAnsi="Arial"/>
@@ -8199,7 +8199,7 @@
               <w:spacing w:after="10" w:before="0"/>
               <w:ind w:left="120"/>
             </w:pPr>
-            <w:hyperlink w:history="1" r:id="rIdhs2nmu5ifvw89hipe6wdh">
+            <w:hyperlink w:history="1" r:id="rIdii7ndlkvd8wjm4rf92xwo">
               <w:r>
                 <w:rPr>
                   <w:rFonts w:ascii="Arial" w:cs="Arial" w:eastAsia="Arial" w:hAnsi="Arial"/>
@@ -8711,7 +8711,7 @@
         </w:rPr>
         <w:t xml:space="preserve">© 2026 SeaVuria and ARES. Aligned with KICD objectives. Developed by SeaVuria; technical implementation by ARES (with AI assistance from Claude). Licensed under </w:t>
       </w:r>
-      <w:hyperlink w:history="1" r:id="rIdw87ze8egvhlfbs8bl0y2g">
+      <w:hyperlink w:history="1" r:id="rIdqqrcu8ltoiuk8e0bqwk-3">
         <w:r>
           <w:rPr>
             <w:rFonts w:ascii="Arial" w:cs="Arial" w:eastAsia="Arial" w:hAnsi="Arial"/>
@@ -8732,7 +8732,7 @@
         </w:rPr>
         <w:t xml:space="preserve"> (</w:t>
       </w:r>
-      <w:hyperlink w:history="1" r:id="rIdj7gas5icn4udrjybk3a1f">
+      <w:hyperlink w:history="1" r:id="rIdpjfnfwywzbdigcfxjwipt">
         <w:r>
           <w:rPr>
             <w:rFonts w:ascii="Arial" w:cs="Arial" w:eastAsia="Arial" w:hAnsi="Arial"/>
@@ -9745,7 +9745,7 @@
             <w:pPr>
               <w:spacing w:after="20" w:before="0"/>
             </w:pPr>
-            <w:hyperlink w:history="1" r:id="rIdbdpvyacgaqyftijm628f5">
+            <w:hyperlink w:history="1" r:id="rIdz0mxs3agwd8gmeribbanm">
               <w:r>
                 <w:rPr>
                   <w:rFonts w:ascii="Arial" w:cs="Arial" w:eastAsia="Arial" w:hAnsi="Arial"/>
@@ -9778,7 +9778,7 @@
               <w:spacing w:after="10" w:before="0"/>
               <w:ind w:left="120"/>
             </w:pPr>
-            <w:hyperlink w:history="1" r:id="rIdoy2iu9h5wfp2jcyjdcpaq">
+            <w:hyperlink w:history="1" r:id="rId7v6fqdp9anuugf3vgnabi">
               <w:r>
                 <w:rPr>
                   <w:rFonts w:ascii="Arial" w:cs="Arial" w:eastAsia="Arial" w:hAnsi="Arial"/>
@@ -9823,7 +9823,7 @@
             <w:pPr>
               <w:spacing w:after="20" w:before="0"/>
             </w:pPr>
-            <w:hyperlink w:history="1" r:id="rId8odbxevvuocw9fghebfxe">
+            <w:hyperlink w:history="1" r:id="rIdsvyk0r2p124tqohb4vpdn">
               <w:r>
                 <w:rPr>
                   <w:rFonts w:ascii="Arial" w:cs="Arial" w:eastAsia="Arial" w:hAnsi="Arial"/>
@@ -9856,7 +9856,7 @@
               <w:spacing w:after="10" w:before="0"/>
               <w:ind w:left="120"/>
             </w:pPr>
-            <w:hyperlink w:history="1" r:id="rIdc9ndq64omszivlzpiemyy">
+            <w:hyperlink w:history="1" r:id="rIdgskdibf3w2n1lz7pygl5f">
               <w:r>
                 <w:rPr>
                   <w:rFonts w:ascii="Arial" w:cs="Arial" w:eastAsia="Arial" w:hAnsi="Arial"/>
@@ -10051,7 +10051,7 @@
             <w:pPr>
               <w:spacing w:after="20" w:before="0"/>
             </w:pPr>
-            <w:hyperlink w:history="1" r:id="rId6lou3rbsvmxlasw9y4xs3">
+            <w:hyperlink w:history="1" r:id="rIdyf764f9ndcaw70sd1lhda">
               <w:r>
                 <w:rPr>
                   <w:rFonts w:ascii="Arial" w:cs="Arial" w:eastAsia="Arial" w:hAnsi="Arial"/>
@@ -10084,7 +10084,7 @@
               <w:spacing w:after="10" w:before="0"/>
               <w:ind w:left="120"/>
             </w:pPr>
-            <w:hyperlink w:history="1" r:id="rIdcjxwzk6dafkuylswq1ads">
+            <w:hyperlink w:history="1" r:id="rIdmm6hxv9snlqv__opmck7p">
               <w:r>
                 <w:rPr>
                   <w:rFonts w:ascii="Arial" w:cs="Arial" w:eastAsia="Arial" w:hAnsi="Arial"/>
@@ -10129,7 +10129,7 @@
             <w:pPr>
               <w:spacing w:after="20" w:before="0"/>
             </w:pPr>
-            <w:hyperlink w:history="1" r:id="rIdpusdikoxcy0m02jfkicaz">
+            <w:hyperlink w:history="1" r:id="rIdqb_3efgni_0gi9dqfml8n">
               <w:r>
                 <w:rPr>
                   <w:rFonts w:ascii="Arial" w:cs="Arial" w:eastAsia="Arial" w:hAnsi="Arial"/>
@@ -10162,7 +10162,7 @@
               <w:spacing w:after="10" w:before="0"/>
               <w:ind w:left="120"/>
             </w:pPr>
-            <w:hyperlink w:history="1" r:id="rIdeq69apzls4ah-yhgm46n-">
+            <w:hyperlink w:history="1" r:id="rId9jxqbe4dmoovzm2mbnd_h">
               <w:r>
                 <w:rPr>
                   <w:rFonts w:ascii="Arial" w:cs="Arial" w:eastAsia="Arial" w:hAnsi="Arial"/>
@@ -10357,7 +10357,7 @@
             <w:pPr>
               <w:spacing w:after="20" w:before="0"/>
             </w:pPr>
-            <w:hyperlink w:history="1" r:id="rIdgx46irgjlwdvk9yehwxhz">
+            <w:hyperlink w:history="1" r:id="rIdkjq-krt9rtldpapvgsp8a">
               <w:r>
                 <w:rPr>
                   <w:rFonts w:ascii="Arial" w:cs="Arial" w:eastAsia="Arial" w:hAnsi="Arial"/>
@@ -10390,7 +10390,7 @@
               <w:spacing w:after="10" w:before="0"/>
               <w:ind w:left="120"/>
             </w:pPr>
-            <w:hyperlink w:history="1" r:id="rIdzwiirene2m-xzhzaru5rx">
+            <w:hyperlink w:history="1" r:id="rIdzrpape1vknkz1gqxsqorb">
               <w:r>
                 <w:rPr>
                   <w:rFonts w:ascii="Arial" w:cs="Arial" w:eastAsia="Arial" w:hAnsi="Arial"/>
@@ -10435,7 +10435,7 @@
             <w:pPr>
               <w:spacing w:after="20" w:before="0"/>
             </w:pPr>
-            <w:hyperlink w:history="1" r:id="rIdkcyryrtdlrwqwxu0k3ola">
+            <w:hyperlink w:history="1" r:id="rIdhtog9j7feq0tyqhvzglz2">
               <w:r>
                 <w:rPr>
                   <w:rFonts w:ascii="Arial" w:cs="Arial" w:eastAsia="Arial" w:hAnsi="Arial"/>
@@ -10468,7 +10468,7 @@
               <w:spacing w:after="10" w:before="0"/>
               <w:ind w:left="120"/>
             </w:pPr>
-            <w:hyperlink w:history="1" r:id="rIdry5ohcctel-pzjqgl3gst">
+            <w:hyperlink w:history="1" r:id="rIdn-ctorpasprkou8lmokab">
               <w:r>
                 <w:rPr>
                   <w:rFonts w:ascii="Arial" w:cs="Arial" w:eastAsia="Arial" w:hAnsi="Arial"/>
@@ -10663,7 +10663,7 @@
             <w:pPr>
               <w:spacing w:after="20" w:before="0"/>
             </w:pPr>
-            <w:hyperlink w:history="1" r:id="rIdafwyinhgyr1shbnkuji2l">
+            <w:hyperlink w:history="1" r:id="rIdqpegof1fplwnaurlyy7ds">
               <w:r>
                 <w:rPr>
                   <w:rFonts w:ascii="Arial" w:cs="Arial" w:eastAsia="Arial" w:hAnsi="Arial"/>
@@ -10696,7 +10696,7 @@
               <w:spacing w:after="10" w:before="0"/>
               <w:ind w:left="120"/>
             </w:pPr>
-            <w:hyperlink w:history="1" r:id="rIdoxihgeiq9vbjvwyig7fjl">
+            <w:hyperlink w:history="1" r:id="rId_gq2itom_mi0ywx72go_e">
               <w:r>
                 <w:rPr>
                   <w:rFonts w:ascii="Arial" w:cs="Arial" w:eastAsia="Arial" w:hAnsi="Arial"/>
@@ -10741,7 +10741,7 @@
             <w:pPr>
               <w:spacing w:after="20" w:before="0"/>
             </w:pPr>
-            <w:hyperlink w:history="1" r:id="rId32-wopwodwv5oxlbyor-2">
+            <w:hyperlink w:history="1" r:id="rIdmztffuzazs3apfqnccrep">
               <w:r>
                 <w:rPr>
                   <w:rFonts w:ascii="Arial" w:cs="Arial" w:eastAsia="Arial" w:hAnsi="Arial"/>
@@ -10774,7 +10774,7 @@
               <w:spacing w:after="10" w:before="0"/>
               <w:ind w:left="120"/>
             </w:pPr>
-            <w:hyperlink w:history="1" r:id="rIdnlimqoffjpwo3sba6ctuz">
+            <w:hyperlink w:history="1" r:id="rIdhagqfobfdxpv9jxck2a7r">
               <w:r>
                 <w:rPr>
                   <w:rFonts w:ascii="Arial" w:cs="Arial" w:eastAsia="Arial" w:hAnsi="Arial"/>
@@ -10969,7 +10969,7 @@
             <w:pPr>
               <w:spacing w:after="20" w:before="0"/>
             </w:pPr>
-            <w:hyperlink w:history="1" r:id="rIdpyfh5t6dehmgubbs3rv0s">
+            <w:hyperlink w:history="1" r:id="rIdx5a2le6p3bzhmr3q9ivr-">
               <w:r>
                 <w:rPr>
                   <w:rFonts w:ascii="Arial" w:cs="Arial" w:eastAsia="Arial" w:hAnsi="Arial"/>
@@ -11018,7 +11018,7 @@
               <w:spacing w:after="10" w:before="0"/>
               <w:ind w:left="120"/>
             </w:pPr>
-            <w:hyperlink w:history="1" r:id="rId9c9jhb2_jmc-1lhsghmf5">
+            <w:hyperlink w:history="1" r:id="rIdiep6vrhpnkkhjdmvii1l8">
               <w:r>
                 <w:rPr>
                   <w:rFonts w:ascii="Arial" w:cs="Arial" w:eastAsia="Arial" w:hAnsi="Arial"/>
@@ -11063,7 +11063,7 @@
             <w:pPr>
               <w:spacing w:after="20" w:before="0"/>
             </w:pPr>
-            <w:hyperlink w:history="1" r:id="rId0nhmky1x8dekplqq4rw3y">
+            <w:hyperlink w:history="1" r:id="rIdz_uq_p8sfgaatvqk0y6wj">
               <w:r>
                 <w:rPr>
                   <w:rFonts w:ascii="Arial" w:cs="Arial" w:eastAsia="Arial" w:hAnsi="Arial"/>
@@ -11096,7 +11096,7 @@
               <w:spacing w:after="10" w:before="0"/>
               <w:ind w:left="120"/>
             </w:pPr>
-            <w:hyperlink w:history="1" r:id="rIdzuwgugbaiczlfzrolu_jc">
+            <w:hyperlink w:history="1" r:id="rIdclr6hoyhjedb21p_xly-y">
               <w:r>
                 <w:rPr>
                   <w:rFonts w:ascii="Arial" w:cs="Arial" w:eastAsia="Arial" w:hAnsi="Arial"/>
@@ -11608,7 +11608,7 @@
         </w:rPr>
         <w:t xml:space="preserve">© 2026 SeaVuria and ARES. Aligned with KICD objectives. Developed by SeaVuria; technical implementation by ARES (with AI assistance from Claude). Licensed under </w:t>
       </w:r>
-      <w:hyperlink w:history="1" r:id="rIdb6rt40tjsnbzc0ehnvbjf">
+      <w:hyperlink w:history="1" r:id="rIdcfrfebjbzftxako7a8okf">
         <w:r>
           <w:rPr>
             <w:rFonts w:ascii="Arial" w:cs="Arial" w:eastAsia="Arial" w:hAnsi="Arial"/>
@@ -11629,7 +11629,7 @@
         </w:rPr>
         <w:t xml:space="preserve"> (</w:t>
       </w:r>
-      <w:hyperlink w:history="1" r:id="rIdkgi2q8gazcl6vzzpekcag">
+      <w:hyperlink w:history="1" r:id="rIdi6qctjrdcov71dhe_t1di">
         <w:r>
           <w:rPr>
             <w:rFonts w:ascii="Arial" w:cs="Arial" w:eastAsia="Arial" w:hAnsi="Arial"/>
@@ -12642,7 +12642,7 @@
             <w:pPr>
               <w:spacing w:after="20" w:before="0"/>
             </w:pPr>
-            <w:hyperlink w:history="1" r:id="rId4nldplducuiqdbludzxtf">
+            <w:hyperlink w:history="1" r:id="rIdrya9huhddtfn5jczinxoy">
               <w:r>
                 <w:rPr>
                   <w:rFonts w:ascii="Arial" w:cs="Arial" w:eastAsia="Arial" w:hAnsi="Arial"/>
@@ -12675,7 +12675,7 @@
               <w:spacing w:after="10" w:before="0"/>
               <w:ind w:left="120"/>
             </w:pPr>
-            <w:hyperlink w:history="1" r:id="rIdamuri38k0zuvv3qn9r7g5">
+            <w:hyperlink w:history="1" r:id="rId4eqj4btk-w2k7hc8d4e1m">
               <w:r>
                 <w:rPr>
                   <w:rFonts w:ascii="Arial" w:cs="Arial" w:eastAsia="Arial" w:hAnsi="Arial"/>
@@ -12720,7 +12720,7 @@
             <w:pPr>
               <w:spacing w:after="20" w:before="0"/>
             </w:pPr>
-            <w:hyperlink w:history="1" r:id="rIdku26mujfcgaowr-lw38va">
+            <w:hyperlink w:history="1" r:id="rIdcdhpypwdv7utpzwwiwg0q">
               <w:r>
                 <w:rPr>
                   <w:rFonts w:ascii="Arial" w:cs="Arial" w:eastAsia="Arial" w:hAnsi="Arial"/>
@@ -12753,7 +12753,7 @@
               <w:spacing w:after="10" w:before="0"/>
               <w:ind w:left="120"/>
             </w:pPr>
-            <w:hyperlink w:history="1" r:id="rIdbz02b6721pmas-ljuuisc">
+            <w:hyperlink w:history="1" r:id="rIdyw1ye6zm6zssx_phx-xqv">
               <w:r>
                 <w:rPr>
                   <w:rFonts w:ascii="Arial" w:cs="Arial" w:eastAsia="Arial" w:hAnsi="Arial"/>
@@ -12948,7 +12948,7 @@
             <w:pPr>
               <w:spacing w:after="20" w:before="0"/>
             </w:pPr>
-            <w:hyperlink w:history="1" r:id="rIdgeyo4vko2zunmjgbrf52o">
+            <w:hyperlink w:history="1" r:id="rId3dimqluae1ugozvdp5ows">
               <w:r>
                 <w:rPr>
                   <w:rFonts w:ascii="Arial" w:cs="Arial" w:eastAsia="Arial" w:hAnsi="Arial"/>
@@ -12981,7 +12981,7 @@
               <w:spacing w:after="10" w:before="0"/>
               <w:ind w:left="120"/>
             </w:pPr>
-            <w:hyperlink w:history="1" r:id="rIdme9ecde5i525gbweto2_1">
+            <w:hyperlink w:history="1" r:id="rIdzarirj7dxini7bqm_em9s">
               <w:r>
                 <w:rPr>
                   <w:rFonts w:ascii="Arial" w:cs="Arial" w:eastAsia="Arial" w:hAnsi="Arial"/>
@@ -13026,7 +13026,7 @@
             <w:pPr>
               <w:spacing w:after="20" w:before="0"/>
             </w:pPr>
-            <w:hyperlink w:history="1" r:id="rIdo2jf-_5dkkllh-ch1ozi1">
+            <w:hyperlink w:history="1" r:id="rIdtsqi7xtv_tjsdu4dhz08h">
               <w:r>
                 <w:rPr>
                   <w:rFonts w:ascii="Arial" w:cs="Arial" w:eastAsia="Arial" w:hAnsi="Arial"/>
@@ -13059,7 +13059,7 @@
               <w:spacing w:after="10" w:before="0"/>
               <w:ind w:left="120"/>
             </w:pPr>
-            <w:hyperlink w:history="1" r:id="rIdw9qcrvnen68cs7i9wasp_">
+            <w:hyperlink w:history="1" r:id="rId9kcj9dxvr1qdmab99bkel">
               <w:r>
                 <w:rPr>
                   <w:rFonts w:ascii="Arial" w:cs="Arial" w:eastAsia="Arial" w:hAnsi="Arial"/>
@@ -13254,7 +13254,7 @@
             <w:pPr>
               <w:spacing w:after="20" w:before="0"/>
             </w:pPr>
-            <w:hyperlink w:history="1" r:id="rIdx54ff4n2twnfc9lz5nlos">
+            <w:hyperlink w:history="1" r:id="rIddksrmotpj6abp_xmy9l4g">
               <w:r>
                 <w:rPr>
                   <w:rFonts w:ascii="Arial" w:cs="Arial" w:eastAsia="Arial" w:hAnsi="Arial"/>
@@ -13303,7 +13303,7 @@
               <w:spacing w:after="10" w:before="0"/>
               <w:ind w:left="120"/>
             </w:pPr>
-            <w:hyperlink w:history="1" r:id="rIdxbgn2bh2ixthznpn3ysid">
+            <w:hyperlink w:history="1" r:id="rIdtvmncgezobe6fr9kbmcq6">
               <w:r>
                 <w:rPr>
                   <w:rFonts w:ascii="Arial" w:cs="Arial" w:eastAsia="Arial" w:hAnsi="Arial"/>
@@ -13348,7 +13348,7 @@
             <w:pPr>
               <w:spacing w:after="20" w:before="0"/>
             </w:pPr>
-            <w:hyperlink w:history="1" r:id="rIdn_vaav2_ztq90ogn_hhjx">
+            <w:hyperlink w:history="1" r:id="rIdguo-8ocey2y3zjzy8osem">
               <w:r>
                 <w:rPr>
                   <w:rFonts w:ascii="Arial" w:cs="Arial" w:eastAsia="Arial" w:hAnsi="Arial"/>
@@ -13381,7 +13381,7 @@
               <w:spacing w:after="10" w:before="0"/>
               <w:ind w:left="120"/>
             </w:pPr>
-            <w:hyperlink w:history="1" r:id="rIdge9j7dwuynr_t6p8imkys">
+            <w:hyperlink w:history="1" r:id="rIdp3djyudwqiy54t-pymbwz">
               <w:r>
                 <w:rPr>
                   <w:rFonts w:ascii="Arial" w:cs="Arial" w:eastAsia="Arial" w:hAnsi="Arial"/>
@@ -13576,7 +13576,7 @@
             <w:pPr>
               <w:spacing w:after="20" w:before="0"/>
             </w:pPr>
-            <w:hyperlink w:history="1" r:id="rIdjmhtpbap_jz1_jdq3yr7p">
+            <w:hyperlink w:history="1" r:id="rId8xxrxwc-haddbfzgpd5vp">
               <w:r>
                 <w:rPr>
                   <w:rFonts w:ascii="Arial" w:cs="Arial" w:eastAsia="Arial" w:hAnsi="Arial"/>
@@ -13625,7 +13625,7 @@
               <w:spacing w:after="10" w:before="0"/>
               <w:ind w:left="120"/>
             </w:pPr>
-            <w:hyperlink w:history="1" r:id="rIdluxlgmp8axsyrxcgx8voh">
+            <w:hyperlink w:history="1" r:id="rIdjlplrzlxxjvsm26z4_jfs">
               <w:r>
                 <w:rPr>
                   <w:rFonts w:ascii="Arial" w:cs="Arial" w:eastAsia="Arial" w:hAnsi="Arial"/>
@@ -13670,7 +13670,7 @@
             <w:pPr>
               <w:spacing w:after="20" w:before="0"/>
             </w:pPr>
-            <w:hyperlink w:history="1" r:id="rIdp2dbgvdgxkxmxgl6apcct">
+            <w:hyperlink w:history="1" r:id="rIdgxj34qlp9ilrawybnnq95">
               <w:r>
                 <w:rPr>
                   <w:rFonts w:ascii="Arial" w:cs="Arial" w:eastAsia="Arial" w:hAnsi="Arial"/>
@@ -13703,7 +13703,7 @@
               <w:spacing w:after="10" w:before="0"/>
               <w:ind w:left="120"/>
             </w:pPr>
-            <w:hyperlink w:history="1" r:id="rIdddw9dmgs62ih3hjxfulog">
+            <w:hyperlink w:history="1" r:id="rIda4obv_15kliwaoqozr5ip">
               <w:r>
                 <w:rPr>
                   <w:rFonts w:ascii="Arial" w:cs="Arial" w:eastAsia="Arial" w:hAnsi="Arial"/>
@@ -13898,7 +13898,7 @@
             <w:pPr>
               <w:spacing w:after="20" w:before="0"/>
             </w:pPr>
-            <w:hyperlink w:history="1" r:id="rId0pjjzrhexkvsqxiq_muou">
+            <w:hyperlink w:history="1" r:id="rIddtaoekuutuwbbi-okisv2">
               <w:r>
                 <w:rPr>
                   <w:rFonts w:ascii="Arial" w:cs="Arial" w:eastAsia="Arial" w:hAnsi="Arial"/>
@@ -13947,7 +13947,7 @@
               <w:spacing w:after="10" w:before="0"/>
               <w:ind w:left="120"/>
             </w:pPr>
-            <w:hyperlink w:history="1" r:id="rIdusgexfsegg7qkumyyoj84">
+            <w:hyperlink w:history="1" r:id="rIduxctmjqv2xp-3k6vb17i_">
               <w:r>
                 <w:rPr>
                   <w:rFonts w:ascii="Arial" w:cs="Arial" w:eastAsia="Arial" w:hAnsi="Arial"/>
@@ -13992,7 +13992,7 @@
             <w:pPr>
               <w:spacing w:after="20" w:before="0"/>
             </w:pPr>
-            <w:hyperlink w:history="1" r:id="rId4y4rnklsopwam58_gzo8u">
+            <w:hyperlink w:history="1" r:id="rIddved0fgppa9vfbdo7th7k">
               <w:r>
                 <w:rPr>
                   <w:rFonts w:ascii="Arial" w:cs="Arial" w:eastAsia="Arial" w:hAnsi="Arial"/>
@@ -14025,7 +14025,7 @@
               <w:spacing w:after="10" w:before="0"/>
               <w:ind w:left="120"/>
             </w:pPr>
-            <w:hyperlink w:history="1" r:id="rIdwexowto--oidhtbkxpstf">
+            <w:hyperlink w:history="1" r:id="rIdjsnr8bu3vcqzfxdghkigr">
               <w:r>
                 <w:rPr>
                   <w:rFonts w:ascii="Arial" w:cs="Arial" w:eastAsia="Arial" w:hAnsi="Arial"/>
@@ -14537,7 +14537,7 @@
         </w:rPr>
         <w:t xml:space="preserve">© 2026 SeaVuria and ARES. Aligned with KICD objectives. Developed by SeaVuria; technical implementation by ARES (with AI assistance from Claude). Licensed under </w:t>
       </w:r>
-      <w:hyperlink w:history="1" r:id="rIdengg99x0ecl0fem4dqnjr">
+      <w:hyperlink w:history="1" r:id="rIdsapyu4kn3gr7fkwl3enca">
         <w:r>
           <w:rPr>
             <w:rFonts w:ascii="Arial" w:cs="Arial" w:eastAsia="Arial" w:hAnsi="Arial"/>
@@ -14558,7 +14558,7 @@
         </w:rPr>
         <w:t xml:space="preserve"> (</w:t>
       </w:r>
-      <w:hyperlink w:history="1" r:id="rIdp0t_4wankqu4mzzzzdqrx">
+      <w:hyperlink w:history="1" r:id="rId--xnybnewd0k3sjxyltx7">
         <w:r>
           <w:rPr>
             <w:rFonts w:ascii="Arial" w:cs="Arial" w:eastAsia="Arial" w:hAnsi="Arial"/>
@@ -15571,7 +15571,7 @@
             <w:pPr>
               <w:spacing w:after="20" w:before="0"/>
             </w:pPr>
-            <w:hyperlink w:history="1" r:id="rIdffizh5l2idaw853abbili">
+            <w:hyperlink w:history="1" r:id="rId3bp7zdbzesgo6c53-jtte">
               <w:r>
                 <w:rPr>
                   <w:rFonts w:ascii="Arial" w:cs="Arial" w:eastAsia="Arial" w:hAnsi="Arial"/>
@@ -15604,7 +15604,7 @@
               <w:spacing w:after="10" w:before="0"/>
               <w:ind w:left="120"/>
             </w:pPr>
-            <w:hyperlink w:history="1" r:id="rId3wzpifqld2aae84oj6y49">
+            <w:hyperlink w:history="1" r:id="rIdiuyb4sfupkv7xvghqloiv">
               <w:r>
                 <w:rPr>
                   <w:rFonts w:ascii="Arial" w:cs="Arial" w:eastAsia="Arial" w:hAnsi="Arial"/>
@@ -15649,7 +15649,7 @@
             <w:pPr>
               <w:spacing w:after="20" w:before="0"/>
             </w:pPr>
-            <w:hyperlink w:history="1" r:id="rIdvewmszuukdw8miwzeythl">
+            <w:hyperlink w:history="1" r:id="rIdqkr8ylvlm7sponcua-ddp">
               <w:r>
                 <w:rPr>
                   <w:rFonts w:ascii="Arial" w:cs="Arial" w:eastAsia="Arial" w:hAnsi="Arial"/>
@@ -15682,7 +15682,7 @@
               <w:spacing w:after="10" w:before="0"/>
               <w:ind w:left="120"/>
             </w:pPr>
-            <w:hyperlink w:history="1" r:id="rIdqcgehii9e7qxdgyf3k1gz">
+            <w:hyperlink w:history="1" r:id="rIdyzqvhbhumhesf5i1qmkyy">
               <w:r>
                 <w:rPr>
                   <w:rFonts w:ascii="Arial" w:cs="Arial" w:eastAsia="Arial" w:hAnsi="Arial"/>
@@ -15877,7 +15877,7 @@
             <w:pPr>
               <w:spacing w:after="20" w:before="0"/>
             </w:pPr>
-            <w:hyperlink w:history="1" r:id="rIdyjs4nwo4ht4y4bi3i0y7x">
+            <w:hyperlink w:history="1" r:id="rIdci_vaqn0ywgd7nvc-ypj4">
               <w:r>
                 <w:rPr>
                   <w:rFonts w:ascii="Arial" w:cs="Arial" w:eastAsia="Arial" w:hAnsi="Arial"/>
@@ -15910,7 +15910,7 @@
               <w:spacing w:after="10" w:before="0"/>
               <w:ind w:left="120"/>
             </w:pPr>
-            <w:hyperlink w:history="1" r:id="rId8echfw6a9yxrdpr2knsvp">
+            <w:hyperlink w:history="1" r:id="rIdfrchcqnumkzsjru3cvcx5">
               <w:r>
                 <w:rPr>
                   <w:rFonts w:ascii="Arial" w:cs="Arial" w:eastAsia="Arial" w:hAnsi="Arial"/>
@@ -15955,7 +15955,7 @@
             <w:pPr>
               <w:spacing w:after="20" w:before="0"/>
             </w:pPr>
-            <w:hyperlink w:history="1" r:id="rIdcavix1vpwqx-cyaera250">
+            <w:hyperlink w:history="1" r:id="rIdkphploidljesrfhzreryk">
               <w:r>
                 <w:rPr>
                   <w:rFonts w:ascii="Arial" w:cs="Arial" w:eastAsia="Arial" w:hAnsi="Arial"/>
@@ -15988,7 +15988,7 @@
               <w:spacing w:after="10" w:before="0"/>
               <w:ind w:left="120"/>
             </w:pPr>
-            <w:hyperlink w:history="1" r:id="rId8cfiidtnjscpjqwqv-h4y">
+            <w:hyperlink w:history="1" r:id="rIdh2zyh6dmmj72nzcrf6eg5">
               <w:r>
                 <w:rPr>
                   <w:rFonts w:ascii="Arial" w:cs="Arial" w:eastAsia="Arial" w:hAnsi="Arial"/>
@@ -16183,7 +16183,7 @@
             <w:pPr>
               <w:spacing w:after="20" w:before="0"/>
             </w:pPr>
-            <w:hyperlink w:history="1" r:id="rIdwryhsiqwm6gik1pomaidc">
+            <w:hyperlink w:history="1" r:id="rIdiysp7coa-apbidsnodd-s">
               <w:r>
                 <w:rPr>
                   <w:rFonts w:ascii="Arial" w:cs="Arial" w:eastAsia="Arial" w:hAnsi="Arial"/>
@@ -16216,7 +16216,7 @@
               <w:spacing w:after="10" w:before="0"/>
               <w:ind w:left="120"/>
             </w:pPr>
-            <w:hyperlink w:history="1" r:id="rIdnw8hukmi6rz4dlodoatsb">
+            <w:hyperlink w:history="1" r:id="rIdtt4e82byzahcik6yteemd">
               <w:r>
                 <w:rPr>
                   <w:rFonts w:ascii="Arial" w:cs="Arial" w:eastAsia="Arial" w:hAnsi="Arial"/>
@@ -16261,7 +16261,7 @@
             <w:pPr>
               <w:spacing w:after="20" w:before="0"/>
             </w:pPr>
-            <w:hyperlink w:history="1" r:id="rIddvn7t47iisananw3igfyf">
+            <w:hyperlink w:history="1" r:id="rIdhn4q-mp9crtlwqhloslct">
               <w:r>
                 <w:rPr>
                   <w:rFonts w:ascii="Arial" w:cs="Arial" w:eastAsia="Arial" w:hAnsi="Arial"/>
@@ -16294,7 +16294,7 @@
               <w:spacing w:after="10" w:before="0"/>
               <w:ind w:left="120"/>
             </w:pPr>
-            <w:hyperlink w:history="1" r:id="rIdtqppr5mp87n-ciao-wewg">
+            <w:hyperlink w:history="1" r:id="rIdvxxcdoevf0x3akltab_nj">
               <w:r>
                 <w:rPr>
                   <w:rFonts w:ascii="Arial" w:cs="Arial" w:eastAsia="Arial" w:hAnsi="Arial"/>
@@ -16489,7 +16489,7 @@
             <w:pPr>
               <w:spacing w:after="20" w:before="0"/>
             </w:pPr>
-            <w:hyperlink w:history="1" r:id="rIdzmroxaxguragxkuzizzq2">
+            <w:hyperlink w:history="1" r:id="rIdaujrdk9x3rdzdgnelsmve">
               <w:r>
                 <w:rPr>
                   <w:rFonts w:ascii="Arial" w:cs="Arial" w:eastAsia="Arial" w:hAnsi="Arial"/>
@@ -16522,7 +16522,7 @@
               <w:spacing w:after="10" w:before="0"/>
               <w:ind w:left="120"/>
             </w:pPr>
-            <w:hyperlink w:history="1" r:id="rIdygq4aqpj3sbrwl2uh6brt">
+            <w:hyperlink w:history="1" r:id="rIdgzgkacv5encesjaxbqgar">
               <w:r>
                 <w:rPr>
                   <w:rFonts w:ascii="Arial" w:cs="Arial" w:eastAsia="Arial" w:hAnsi="Arial"/>
@@ -16567,7 +16567,7 @@
             <w:pPr>
               <w:spacing w:after="20" w:before="0"/>
             </w:pPr>
-            <w:hyperlink w:history="1" r:id="rIdvi0lqly8z8dwuxld4x0az">
+            <w:hyperlink w:history="1" r:id="rIdc1s-vzbhmublqjc8bsiju">
               <w:r>
                 <w:rPr>
                   <w:rFonts w:ascii="Arial" w:cs="Arial" w:eastAsia="Arial" w:hAnsi="Arial"/>
@@ -16600,7 +16600,7 @@
               <w:spacing w:after="10" w:before="0"/>
               <w:ind w:left="120"/>
             </w:pPr>
-            <w:hyperlink w:history="1" r:id="rIdiewidgstspsfb3rjjnlki">
+            <w:hyperlink w:history="1" r:id="rIdvfbpe_1jtdsmhytbdhkcf">
               <w:r>
                 <w:rPr>
                   <w:rFonts w:ascii="Arial" w:cs="Arial" w:eastAsia="Arial" w:hAnsi="Arial"/>
@@ -16795,7 +16795,7 @@
             <w:pPr>
               <w:spacing w:after="20" w:before="0"/>
             </w:pPr>
-            <w:hyperlink w:history="1" r:id="rIdxjw0yqtiiagra_rwsface">
+            <w:hyperlink w:history="1" r:id="rIdjhsigvqzsqoxwns2f_yi8">
               <w:r>
                 <w:rPr>
                   <w:rFonts w:ascii="Arial" w:cs="Arial" w:eastAsia="Arial" w:hAnsi="Arial"/>
@@ -16828,7 +16828,7 @@
               <w:spacing w:after="10" w:before="0"/>
               <w:ind w:left="120"/>
             </w:pPr>
-            <w:hyperlink w:history="1" r:id="rIdkmvjnwn6dniyabvkwhaui">
+            <w:hyperlink w:history="1" r:id="rIdvdbkgrsci_kn0ao0h6wzj">
               <w:r>
                 <w:rPr>
                   <w:rFonts w:ascii="Arial" w:cs="Arial" w:eastAsia="Arial" w:hAnsi="Arial"/>
@@ -16873,7 +16873,7 @@
             <w:pPr>
               <w:spacing w:after="20" w:before="0"/>
             </w:pPr>
-            <w:hyperlink w:history="1" r:id="rIdzlh_woaq45n7ojkaqnpo7">
+            <w:hyperlink w:history="1" r:id="rIdovsowubr_u8-itkv7h_cf">
               <w:r>
                 <w:rPr>
                   <w:rFonts w:ascii="Arial" w:cs="Arial" w:eastAsia="Arial" w:hAnsi="Arial"/>
@@ -16906,7 +16906,7 @@
               <w:spacing w:after="10" w:before="0"/>
               <w:ind w:left="120"/>
             </w:pPr>
-            <w:hyperlink w:history="1" r:id="rIditjbbnx6iqphrs2rtezz8">
+            <w:hyperlink w:history="1" r:id="rIdic-9zzl6ltoznnj1ppq1q">
               <w:r>
                 <w:rPr>
                   <w:rFonts w:ascii="Arial" w:cs="Arial" w:eastAsia="Arial" w:hAnsi="Arial"/>
@@ -17418,7 +17418,7 @@
         </w:rPr>
         <w:t xml:space="preserve">© 2026 SeaVuria and ARES. Aligned with KICD objectives. Developed by SeaVuria; technical implementation by ARES (with AI assistance from Claude). Licensed under </w:t>
       </w:r>
-      <w:hyperlink w:history="1" r:id="rIdt0izpk2l2wdobo11aqiyz">
+      <w:hyperlink w:history="1" r:id="rIdhl3vtpv1nfs7sb6wjhtk0">
         <w:r>
           <w:rPr>
             <w:rFonts w:ascii="Arial" w:cs="Arial" w:eastAsia="Arial" w:hAnsi="Arial"/>
@@ -17439,7 +17439,7 @@
         </w:rPr>
         <w:t xml:space="preserve"> (</w:t>
       </w:r>
-      <w:hyperlink w:history="1" r:id="rIdfxy52cbj41zd-3chvgm8d">
+      <w:hyperlink w:history="1" r:id="rIdha57q3_h9rppcrzmhvsje">
         <w:r>
           <w:rPr>
             <w:rFonts w:ascii="Arial" w:cs="Arial" w:eastAsia="Arial" w:hAnsi="Arial"/>
@@ -18452,7 +18452,7 @@
             <w:pPr>
               <w:spacing w:after="20" w:before="0"/>
             </w:pPr>
-            <w:hyperlink w:history="1" r:id="rId35jdhrqutg_sfhtiee20h">
+            <w:hyperlink w:history="1" r:id="rId5przkww8bzgdigpbaer15">
               <w:r>
                 <w:rPr>
                   <w:rFonts w:ascii="Arial" w:cs="Arial" w:eastAsia="Arial" w:hAnsi="Arial"/>
@@ -18485,7 +18485,7 @@
               <w:spacing w:after="10" w:before="0"/>
               <w:ind w:left="120"/>
             </w:pPr>
-            <w:hyperlink w:history="1" r:id="rIdy_saa4ukqn4b4edqe9jxi">
+            <w:hyperlink w:history="1" r:id="rIdsoposh3p8csbflhgudsfu">
               <w:r>
                 <w:rPr>
                   <w:rFonts w:ascii="Arial" w:cs="Arial" w:eastAsia="Arial" w:hAnsi="Arial"/>
@@ -18530,7 +18530,7 @@
             <w:pPr>
               <w:spacing w:after="20" w:before="0"/>
             </w:pPr>
-            <w:hyperlink w:history="1" r:id="rIdjv0qj2j7cydj0ufch6n1g">
+            <w:hyperlink w:history="1" r:id="rIdomweou_pu4l2mizycsj2h">
               <w:r>
                 <w:rPr>
                   <w:rFonts w:ascii="Arial" w:cs="Arial" w:eastAsia="Arial" w:hAnsi="Arial"/>
@@ -18563,7 +18563,7 @@
               <w:spacing w:after="10" w:before="0"/>
               <w:ind w:left="120"/>
             </w:pPr>
-            <w:hyperlink w:history="1" r:id="rIdnczvtrbh7pbutjuukpp5u">
+            <w:hyperlink w:history="1" r:id="rIdo2uonxbtoribz-ym1g2xx">
               <w:r>
                 <w:rPr>
                   <w:rFonts w:ascii="Arial" w:cs="Arial" w:eastAsia="Arial" w:hAnsi="Arial"/>
@@ -18758,7 +18758,7 @@
             <w:pPr>
               <w:spacing w:after="20" w:before="0"/>
             </w:pPr>
-            <w:hyperlink w:history="1" r:id="rIdl4ks2ri37n6mzunvecelp">
+            <w:hyperlink w:history="1" r:id="rIdc588byugy7gpwptdt4amt">
               <w:r>
                 <w:rPr>
                   <w:rFonts w:ascii="Arial" w:cs="Arial" w:eastAsia="Arial" w:hAnsi="Arial"/>
@@ -18791,7 +18791,7 @@
               <w:spacing w:after="10" w:before="0"/>
               <w:ind w:left="120"/>
             </w:pPr>
-            <w:hyperlink w:history="1" r:id="rIdjovvvlvng11vercm4but9">
+            <w:hyperlink w:history="1" r:id="rIdxvue230x2g8e006l-we6t">
               <w:r>
                 <w:rPr>
                   <w:rFonts w:ascii="Arial" w:cs="Arial" w:eastAsia="Arial" w:hAnsi="Arial"/>
@@ -18836,7 +18836,7 @@
             <w:pPr>
               <w:spacing w:after="20" w:before="0"/>
             </w:pPr>
-            <w:hyperlink w:history="1" r:id="rIdevg9w1au6pbmgcxfjq8ff">
+            <w:hyperlink w:history="1" r:id="rIdkrzicdjdqpcupz0modgyx">
               <w:r>
                 <w:rPr>
                   <w:rFonts w:ascii="Arial" w:cs="Arial" w:eastAsia="Arial" w:hAnsi="Arial"/>
@@ -18869,7 +18869,7 @@
               <w:spacing w:after="10" w:before="0"/>
               <w:ind w:left="120"/>
             </w:pPr>
-            <w:hyperlink w:history="1" r:id="rIdilzo8bnkkpemhm-uqkmvl">
+            <w:hyperlink w:history="1" r:id="rIdxtqfdwtq83es6qdtcrj_6">
               <w:r>
                 <w:rPr>
                   <w:rFonts w:ascii="Arial" w:cs="Arial" w:eastAsia="Arial" w:hAnsi="Arial"/>
@@ -19064,7 +19064,7 @@
             <w:pPr>
               <w:spacing w:after="20" w:before="0"/>
             </w:pPr>
-            <w:hyperlink w:history="1" r:id="rId_fjuqspgdxvevx6bqso7c">
+            <w:hyperlink w:history="1" r:id="rIdju8y_w45ybzigvw8xmavu">
               <w:r>
                 <w:rPr>
                   <w:rFonts w:ascii="Arial" w:cs="Arial" w:eastAsia="Arial" w:hAnsi="Arial"/>
@@ -19097,7 +19097,7 @@
               <w:spacing w:after="10" w:before="0"/>
               <w:ind w:left="120"/>
             </w:pPr>
-            <w:hyperlink w:history="1" r:id="rId1ly-gjipdadi32_7tebah">
+            <w:hyperlink w:history="1" r:id="rIdd1cvsrw7jk-hycj-rfpuq">
               <w:r>
                 <w:rPr>
                   <w:rFonts w:ascii="Arial" w:cs="Arial" w:eastAsia="Arial" w:hAnsi="Arial"/>
@@ -19142,7 +19142,7 @@
             <w:pPr>
               <w:spacing w:after="20" w:before="0"/>
             </w:pPr>
-            <w:hyperlink w:history="1" r:id="rIdbu3okrg2hvw5gpnnor2s7">
+            <w:hyperlink w:history="1" r:id="rIdwpqjmouin-dnvmpa1flq6">
               <w:r>
                 <w:rPr>
                   <w:rFonts w:ascii="Arial" w:cs="Arial" w:eastAsia="Arial" w:hAnsi="Arial"/>
@@ -19191,7 +19191,7 @@
               <w:spacing w:after="10" w:before="0"/>
               <w:ind w:left="120"/>
             </w:pPr>
-            <w:hyperlink w:history="1" r:id="rIdnb3f3kt-xilkj20agzga0">
+            <w:hyperlink w:history="1" r:id="rIdxwnwhi_v57myxetxhmh-n">
               <w:r>
                 <w:rPr>
                   <w:rFonts w:ascii="Arial" w:cs="Arial" w:eastAsia="Arial" w:hAnsi="Arial"/>
@@ -19386,7 +19386,7 @@
             <w:pPr>
               <w:spacing w:after="20" w:before="0"/>
             </w:pPr>
-            <w:hyperlink w:history="1" r:id="rId5w8l40applfwtfueqwvmx">
+            <w:hyperlink w:history="1" r:id="rIdj6qdm7an5jwsgrnnuuhj6">
               <w:r>
                 <w:rPr>
                   <w:rFonts w:ascii="Arial" w:cs="Arial" w:eastAsia="Arial" w:hAnsi="Arial"/>
@@ -19419,7 +19419,7 @@
               <w:spacing w:after="10" w:before="0"/>
               <w:ind w:left="120"/>
             </w:pPr>
-            <w:hyperlink w:history="1" r:id="rId2chlc4m6ywkh0ev2z-mtk">
+            <w:hyperlink w:history="1" r:id="rIdjskjk5h6wiqt_swt3kryn">
               <w:r>
                 <w:rPr>
                   <w:rFonts w:ascii="Arial" w:cs="Arial" w:eastAsia="Arial" w:hAnsi="Arial"/>
@@ -19464,7 +19464,7 @@
             <w:pPr>
               <w:spacing w:after="20" w:before="0"/>
             </w:pPr>
-            <w:hyperlink w:history="1" r:id="rIdk7la3hug7jyidlnqbua-k">
+            <w:hyperlink w:history="1" r:id="rIdjkajnkdliu8ygi_0pmtrg">
               <w:r>
                 <w:rPr>
                   <w:rFonts w:ascii="Arial" w:cs="Arial" w:eastAsia="Arial" w:hAnsi="Arial"/>
@@ -19513,7 +19513,7 @@
               <w:spacing w:after="10" w:before="0"/>
               <w:ind w:left="120"/>
             </w:pPr>
-            <w:hyperlink w:history="1" r:id="rId7wf_yn3p_wqemv-m_yu1d">
+            <w:hyperlink w:history="1" r:id="rIdcgbvw3mzdqgfdczhgetfb">
               <w:r>
                 <w:rPr>
                   <w:rFonts w:ascii="Arial" w:cs="Arial" w:eastAsia="Arial" w:hAnsi="Arial"/>
@@ -19708,7 +19708,7 @@
             <w:pPr>
               <w:spacing w:after="20" w:before="0"/>
             </w:pPr>
-            <w:hyperlink w:history="1" r:id="rIdjyhcta1ppa6olaihtzyw-">
+            <w:hyperlink w:history="1" r:id="rId2fzihbfk5emwkrc_381rv">
               <w:r>
                 <w:rPr>
                   <w:rFonts w:ascii="Arial" w:cs="Arial" w:eastAsia="Arial" w:hAnsi="Arial"/>
@@ -19741,7 +19741,7 @@
               <w:spacing w:after="10" w:before="0"/>
               <w:ind w:left="120"/>
             </w:pPr>
-            <w:hyperlink w:history="1" r:id="rIdrhsse2vbxrg7yh1jjdcdm">
+            <w:hyperlink w:history="1" r:id="rIdnlwotodlgmtv8hsrvpnnp">
               <w:r>
                 <w:rPr>
                   <w:rFonts w:ascii="Arial" w:cs="Arial" w:eastAsia="Arial" w:hAnsi="Arial"/>
@@ -19786,7 +19786,7 @@
             <w:pPr>
               <w:spacing w:after="20" w:before="0"/>
             </w:pPr>
-            <w:hyperlink w:history="1" r:id="rIdwhbytfqtwhxak3rxry6sz">
+            <w:hyperlink w:history="1" r:id="rIdi3l1qfltjjy5c0hboeyg7">
               <w:r>
                 <w:rPr>
                   <w:rFonts w:ascii="Arial" w:cs="Arial" w:eastAsia="Arial" w:hAnsi="Arial"/>
@@ -19835,7 +19835,7 @@
               <w:spacing w:after="10" w:before="0"/>
               <w:ind w:left="120"/>
             </w:pPr>
-            <w:hyperlink w:history="1" r:id="rIdbvvxwo34ehibvdznguyld">
+            <w:hyperlink w:history="1" r:id="rIdv8-wpj7ofo4xsia_odumm">
               <w:r>
                 <w:rPr>
                   <w:rFonts w:ascii="Arial" w:cs="Arial" w:eastAsia="Arial" w:hAnsi="Arial"/>
@@ -20347,7 +20347,7 @@
         </w:rPr>
         <w:t xml:space="preserve">© 2026 SeaVuria and ARES. Aligned with KICD objectives. Developed by SeaVuria; technical implementation by ARES (with AI assistance from Claude). Licensed under </w:t>
       </w:r>
-      <w:hyperlink w:history="1" r:id="rIdkzhh2igfyueuysvls7qbf">
+      <w:hyperlink w:history="1" r:id="rId7ejvdsaxaix0iifxpqrq2">
         <w:r>
           <w:rPr>
             <w:rFonts w:ascii="Arial" w:cs="Arial" w:eastAsia="Arial" w:hAnsi="Arial"/>
@@ -20368,7 +20368,7 @@
         </w:rPr>
         <w:t xml:space="preserve"> (</w:t>
       </w:r>
-      <w:hyperlink w:history="1" r:id="rIdwfhlpsxqd9myh_xwhkxio">
+      <w:hyperlink w:history="1" r:id="rIdazxbqmnhclm35p1livr33">
         <w:r>
           <w:rPr>
             <w:rFonts w:ascii="Arial" w:cs="Arial" w:eastAsia="Arial" w:hAnsi="Arial"/>
@@ -21381,7 +21381,7 @@
             <w:pPr>
               <w:spacing w:after="20" w:before="0"/>
             </w:pPr>
-            <w:hyperlink w:history="1" r:id="rIdry_1d1xzh33swwxqsmzqo">
+            <w:hyperlink w:history="1" r:id="rIdyk-48yejp7rdi3mmmszc0">
               <w:r>
                 <w:rPr>
                   <w:rFonts w:ascii="Arial" w:cs="Arial" w:eastAsia="Arial" w:hAnsi="Arial"/>
@@ -21430,7 +21430,7 @@
               <w:spacing w:after="10" w:before="0"/>
               <w:ind w:left="120"/>
             </w:pPr>
-            <w:hyperlink w:history="1" r:id="rIdznmu2zajv3eqw3cfz-ikc">
+            <w:hyperlink w:history="1" r:id="rIdcevyhgn3qewoz4d9hbysj">
               <w:r>
                 <w:rPr>
                   <w:rFonts w:ascii="Arial" w:cs="Arial" w:eastAsia="Arial" w:hAnsi="Arial"/>
@@ -21475,7 +21475,7 @@
             <w:pPr>
               <w:spacing w:after="20" w:before="0"/>
             </w:pPr>
-            <w:hyperlink w:history="1" r:id="rIdp5a53yu3mhhckuxqydnff">
+            <w:hyperlink w:history="1" r:id="rIdmdieiwzlhga-7jn48txhy">
               <w:r>
                 <w:rPr>
                   <w:rFonts w:ascii="Arial" w:cs="Arial" w:eastAsia="Arial" w:hAnsi="Arial"/>
@@ -21508,7 +21508,7 @@
               <w:spacing w:after="10" w:before="0"/>
               <w:ind w:left="120"/>
             </w:pPr>
-            <w:hyperlink w:history="1" r:id="rIdlkru5z6onkibunf8alw2f">
+            <w:hyperlink w:history="1" r:id="rIdmxi4zkvpktl9_8ni4uaqz">
               <w:r>
                 <w:rPr>
                   <w:rFonts w:ascii="Arial" w:cs="Arial" w:eastAsia="Arial" w:hAnsi="Arial"/>
@@ -21703,7 +21703,7 @@
             <w:pPr>
               <w:spacing w:after="20" w:before="0"/>
             </w:pPr>
-            <w:hyperlink w:history="1" r:id="rIdzr5j84awm-xnqzopwliss">
+            <w:hyperlink w:history="1" r:id="rIdoajkcm1dth8f2yqpmz54-">
               <w:r>
                 <w:rPr>
                   <w:rFonts w:ascii="Arial" w:cs="Arial" w:eastAsia="Arial" w:hAnsi="Arial"/>
@@ -21752,7 +21752,7 @@
               <w:spacing w:after="10" w:before="0"/>
               <w:ind w:left="120"/>
             </w:pPr>
-            <w:hyperlink w:history="1" r:id="rIdjiimnjy9hjacmggqgyp40">
+            <w:hyperlink w:history="1" r:id="rId8ceylv6g9ivu8sxtfk9p8">
               <w:r>
                 <w:rPr>
                   <w:rFonts w:ascii="Arial" w:cs="Arial" w:eastAsia="Arial" w:hAnsi="Arial"/>
@@ -21797,7 +21797,7 @@
             <w:pPr>
               <w:spacing w:after="20" w:before="0"/>
             </w:pPr>
-            <w:hyperlink w:history="1" r:id="rIdfee1f-dqtmcbbe6dggpeg">
+            <w:hyperlink w:history="1" r:id="rIdqqk23vs1dcewhw_fcvmcy">
               <w:r>
                 <w:rPr>
                   <w:rFonts w:ascii="Arial" w:cs="Arial" w:eastAsia="Arial" w:hAnsi="Arial"/>
@@ -21830,7 +21830,7 @@
               <w:spacing w:after="10" w:before="0"/>
               <w:ind w:left="120"/>
             </w:pPr>
-            <w:hyperlink w:history="1" r:id="rIdaabbu0liyqkplcxovassd">
+            <w:hyperlink w:history="1" r:id="rIdvskunmk7svx2slujchndq">
               <w:r>
                 <w:rPr>
                   <w:rFonts w:ascii="Arial" w:cs="Arial" w:eastAsia="Arial" w:hAnsi="Arial"/>
@@ -22025,7 +22025,7 @@
             <w:pPr>
               <w:spacing w:after="20" w:before="0"/>
             </w:pPr>
-            <w:hyperlink w:history="1" r:id="rId93i5t29qhdr0t9xgqq8qn">
+            <w:hyperlink w:history="1" r:id="rIdvyl7gd6ida75iu-mj_w-d">
               <w:r>
                 <w:rPr>
                   <w:rFonts w:ascii="Arial" w:cs="Arial" w:eastAsia="Arial" w:hAnsi="Arial"/>
@@ -22074,7 +22074,7 @@
               <w:spacing w:after="10" w:before="0"/>
               <w:ind w:left="120"/>
             </w:pPr>
-            <w:hyperlink w:history="1" r:id="rIdi1-mvrwbub-va6tlrgkuz">
+            <w:hyperlink w:history="1" r:id="rIdn2htrdjbgcmhskumofmt4">
               <w:r>
                 <w:rPr>
                   <w:rFonts w:ascii="Arial" w:cs="Arial" w:eastAsia="Arial" w:hAnsi="Arial"/>
@@ -22119,7 +22119,7 @@
             <w:pPr>
               <w:spacing w:after="20" w:before="0"/>
             </w:pPr>
-            <w:hyperlink w:history="1" r:id="rIdvoggtllg3alefupvyh12d">
+            <w:hyperlink w:history="1" r:id="rIdrjsifcc5cbftb7x_ffxcc">
               <w:r>
                 <w:rPr>
                   <w:rFonts w:ascii="Arial" w:cs="Arial" w:eastAsia="Arial" w:hAnsi="Arial"/>
@@ -22168,7 +22168,7 @@
               <w:spacing w:after="10" w:before="0"/>
               <w:ind w:left="120"/>
             </w:pPr>
-            <w:hyperlink w:history="1" r:id="rIdce99gyzpdpn8tmq_57ehr">
+            <w:hyperlink w:history="1" r:id="rIdyikqdjuhrifq0venh9uoh">
               <w:r>
                 <w:rPr>
                   <w:rFonts w:ascii="Arial" w:cs="Arial" w:eastAsia="Arial" w:hAnsi="Arial"/>
@@ -22363,7 +22363,7 @@
             <w:pPr>
               <w:spacing w:after="20" w:before="0"/>
             </w:pPr>
-            <w:hyperlink w:history="1" r:id="rIdjamewl8onsckzz52ipkil">
+            <w:hyperlink w:history="1" r:id="rIdcedzm1hfsonmlyzmkxpxv">
               <w:r>
                 <w:rPr>
                   <w:rFonts w:ascii="Arial" w:cs="Arial" w:eastAsia="Arial" w:hAnsi="Arial"/>
@@ -22412,7 +22412,7 @@
               <w:spacing w:after="10" w:before="0"/>
               <w:ind w:left="120"/>
             </w:pPr>
-            <w:hyperlink w:history="1" r:id="rIdcwlhoz2fzv9vhgjuprhso">
+            <w:hyperlink w:history="1" r:id="rId9e_eeuq6pbyrmbh6nkrjt">
               <w:r>
                 <w:rPr>
                   <w:rFonts w:ascii="Arial" w:cs="Arial" w:eastAsia="Arial" w:hAnsi="Arial"/>
@@ -22457,7 +22457,7 @@
             <w:pPr>
               <w:spacing w:after="20" w:before="0"/>
             </w:pPr>
-            <w:hyperlink w:history="1" r:id="rIdn8zxywgfxs1jbyymz3dr1">
+            <w:hyperlink w:history="1" r:id="rIdhwvzdx46zdfstrkh6wczk">
               <w:r>
                 <w:rPr>
                   <w:rFonts w:ascii="Arial" w:cs="Arial" w:eastAsia="Arial" w:hAnsi="Arial"/>
@@ -22506,7 +22506,7 @@
               <w:spacing w:after="10" w:before="0"/>
               <w:ind w:left="120"/>
             </w:pPr>
-            <w:hyperlink w:history="1" r:id="rIderca9d79rd5l-r5qmzojb">
+            <w:hyperlink w:history="1" r:id="rIdsis0wf9qp48fmam_9sssc">
               <w:r>
                 <w:rPr>
                   <w:rFonts w:ascii="Arial" w:cs="Arial" w:eastAsia="Arial" w:hAnsi="Arial"/>
@@ -22701,7 +22701,7 @@
             <w:pPr>
               <w:spacing w:after="20" w:before="0"/>
             </w:pPr>
-            <w:hyperlink w:history="1" r:id="rId2hjiwfvr85azy1dfc5de6">
+            <w:hyperlink w:history="1" r:id="rIdjw48exndmnwix2unmexix">
               <w:r>
                 <w:rPr>
                   <w:rFonts w:ascii="Arial" w:cs="Arial" w:eastAsia="Arial" w:hAnsi="Arial"/>
@@ -22750,7 +22750,7 @@
               <w:spacing w:after="10" w:before="0"/>
               <w:ind w:left="120"/>
             </w:pPr>
-            <w:hyperlink w:history="1" r:id="rIdew50lqcbo1h_tntnhogsn">
+            <w:hyperlink w:history="1" r:id="rId0o8ow5tlhl-fgggdyv4so">
               <w:r>
                 <w:rPr>
                   <w:rFonts w:ascii="Arial" w:cs="Arial" w:eastAsia="Arial" w:hAnsi="Arial"/>
@@ -22795,7 +22795,7 @@
             <w:pPr>
               <w:spacing w:after="20" w:before="0"/>
             </w:pPr>
-            <w:hyperlink w:history="1" r:id="rIdzha71cwlgrkdcw-8x4it1">
+            <w:hyperlink w:history="1" r:id="rIdg_j1vq0dncvlbhfavmem9">
               <w:r>
                 <w:rPr>
                   <w:rFonts w:ascii="Arial" w:cs="Arial" w:eastAsia="Arial" w:hAnsi="Arial"/>
@@ -22844,7 +22844,7 @@
               <w:spacing w:after="10" w:before="0"/>
               <w:ind w:left="120"/>
             </w:pPr>
-            <w:hyperlink w:history="1" r:id="rIdcv8ekhen6lp22bjqnfx23">
+            <w:hyperlink w:history="1" r:id="rIdfneg5ncply4t4k5rc4500">
               <w:r>
                 <w:rPr>
                   <w:rFonts w:ascii="Arial" w:cs="Arial" w:eastAsia="Arial" w:hAnsi="Arial"/>
@@ -23356,7 +23356,7 @@
         </w:rPr>
         <w:t xml:space="preserve">© 2026 SeaVuria and ARES. Aligned with KICD objectives. Developed by SeaVuria; technical implementation by ARES (with AI assistance from Claude). Licensed under </w:t>
       </w:r>
-      <w:hyperlink w:history="1" r:id="rIdo3sfn1hg-4skmwggjrqwt">
+      <w:hyperlink w:history="1" r:id="rIdvawk7pxpbnogjogzhbnes">
         <w:r>
           <w:rPr>
             <w:rFonts w:ascii="Arial" w:cs="Arial" w:eastAsia="Arial" w:hAnsi="Arial"/>
@@ -23377,7 +23377,7 @@
         </w:rPr>
         <w:t xml:space="preserve"> (</w:t>
       </w:r>
-      <w:hyperlink w:history="1" r:id="rIdbko5vljadnwbr4s4xuthn">
+      <w:hyperlink w:history="1" r:id="rIdxqzsle2hmjibtovrt_-gn">
         <w:r>
           <w:rPr>
             <w:rFonts w:ascii="Arial" w:cs="Arial" w:eastAsia="Arial" w:hAnsi="Arial"/>
@@ -24390,7 +24390,7 @@
             <w:pPr>
               <w:spacing w:after="20" w:before="0"/>
             </w:pPr>
-            <w:hyperlink w:history="1" r:id="rIdjyk40jv40pbyor7t5g4st">
+            <w:hyperlink w:history="1" r:id="rId7tnbryctrsxjyb6jif3ts">
               <w:r>
                 <w:rPr>
                   <w:rFonts w:ascii="Arial" w:cs="Arial" w:eastAsia="Arial" w:hAnsi="Arial"/>
@@ -24423,7 +24423,7 @@
               <w:spacing w:after="10" w:before="0"/>
               <w:ind w:left="120"/>
             </w:pPr>
-            <w:hyperlink w:history="1" r:id="rIdpbyjhme57mkizpvfwnfsh">
+            <w:hyperlink w:history="1" r:id="rIdgy6fbsf5nymxkwn5cfjda">
               <w:r>
                 <w:rPr>
                   <w:rFonts w:ascii="Arial" w:cs="Arial" w:eastAsia="Arial" w:hAnsi="Arial"/>
@@ -24468,7 +24468,7 @@
             <w:pPr>
               <w:spacing w:after="20" w:before="0"/>
             </w:pPr>
-            <w:hyperlink w:history="1" r:id="rIdxz3gohyhjiunnmcwwmeav">
+            <w:hyperlink w:history="1" r:id="rIdjx9eunnk2m8kmhkug3bts">
               <w:r>
                 <w:rPr>
                   <w:rFonts w:ascii="Arial" w:cs="Arial" w:eastAsia="Arial" w:hAnsi="Arial"/>
@@ -24501,7 +24501,7 @@
               <w:spacing w:after="10" w:before="0"/>
               <w:ind w:left="120"/>
             </w:pPr>
-            <w:hyperlink w:history="1" r:id="rIduufcmkiadwovowfti33du">
+            <w:hyperlink w:history="1" r:id="rIdclozv7y6tgppmo9x_kdg2">
               <w:r>
                 <w:rPr>
                   <w:rFonts w:ascii="Arial" w:cs="Arial" w:eastAsia="Arial" w:hAnsi="Arial"/>
@@ -24696,7 +24696,7 @@
             <w:pPr>
               <w:spacing w:after="20" w:before="0"/>
             </w:pPr>
-            <w:hyperlink w:history="1" r:id="rIdubtn7jhi3faqdaqhjywgu">
+            <w:hyperlink w:history="1" r:id="rIdtmjfphr5hbvb7bmcctmdx">
               <w:r>
                 <w:rPr>
                   <w:rFonts w:ascii="Arial" w:cs="Arial" w:eastAsia="Arial" w:hAnsi="Arial"/>
@@ -24729,7 +24729,7 @@
               <w:spacing w:after="10" w:before="0"/>
               <w:ind w:left="120"/>
             </w:pPr>
-            <w:hyperlink w:history="1" r:id="rIdnsasxxh5lannggd2eswav">
+            <w:hyperlink w:history="1" r:id="rIdkbu3peumb1kcbqc98osrm">
               <w:r>
                 <w:rPr>
                   <w:rFonts w:ascii="Arial" w:cs="Arial" w:eastAsia="Arial" w:hAnsi="Arial"/>
@@ -24774,7 +24774,7 @@
             <w:pPr>
               <w:spacing w:after="20" w:before="0"/>
             </w:pPr>
-            <w:hyperlink w:history="1" r:id="rId61kn60r-uou-qs_so5sgb">
+            <w:hyperlink w:history="1" r:id="rIdhki9vuxh2xcqxcuz08yo6">
               <w:r>
                 <w:rPr>
                   <w:rFonts w:ascii="Arial" w:cs="Arial" w:eastAsia="Arial" w:hAnsi="Arial"/>
@@ -24807,7 +24807,7 @@
               <w:spacing w:after="10" w:before="0"/>
               <w:ind w:left="120"/>
             </w:pPr>
-            <w:hyperlink w:history="1" r:id="rIdaotmh_ks4duwhgiregykm">
+            <w:hyperlink w:history="1" r:id="rId8gpt5adyftbk4bzp87h54">
               <w:r>
                 <w:rPr>
                   <w:rFonts w:ascii="Arial" w:cs="Arial" w:eastAsia="Arial" w:hAnsi="Arial"/>
@@ -25002,7 +25002,7 @@
             <w:pPr>
               <w:spacing w:after="20" w:before="0"/>
             </w:pPr>
-            <w:hyperlink w:history="1" r:id="rId2la-ctxgxshorj00z15-o">
+            <w:hyperlink w:history="1" r:id="rIdeijqzhacudj01goqdfkxt">
               <w:r>
                 <w:rPr>
                   <w:rFonts w:ascii="Arial" w:cs="Arial" w:eastAsia="Arial" w:hAnsi="Arial"/>
@@ -25035,7 +25035,7 @@
               <w:spacing w:after="10" w:before="0"/>
               <w:ind w:left="120"/>
             </w:pPr>
-            <w:hyperlink w:history="1" r:id="rId_chcgribhzftb9ljd-tq_">
+            <w:hyperlink w:history="1" r:id="rId25hw-lyh9lsztbnf_19kx">
               <w:r>
                 <w:rPr>
                   <w:rFonts w:ascii="Arial" w:cs="Arial" w:eastAsia="Arial" w:hAnsi="Arial"/>
@@ -25080,7 +25080,7 @@
             <w:pPr>
               <w:spacing w:after="20" w:before="0"/>
             </w:pPr>
-            <w:hyperlink w:history="1" r:id="rId2vgznvbmfaswq-hvaky9_">
+            <w:hyperlink w:history="1" r:id="rIdr3n9dflqtpe9ettwmiltc">
               <w:r>
                 <w:rPr>
                   <w:rFonts w:ascii="Arial" w:cs="Arial" w:eastAsia="Arial" w:hAnsi="Arial"/>
@@ -25113,7 +25113,7 @@
               <w:spacing w:after="10" w:before="0"/>
               <w:ind w:left="120"/>
             </w:pPr>
-            <w:hyperlink w:history="1" r:id="rIdxbqwz1iyko3o_vw6ritag">
+            <w:hyperlink w:history="1" r:id="rIdsyycvteaogmvqvvxkikwj">
               <w:r>
                 <w:rPr>
                   <w:rFonts w:ascii="Arial" w:cs="Arial" w:eastAsia="Arial" w:hAnsi="Arial"/>
@@ -25308,7 +25308,7 @@
             <w:pPr>
               <w:spacing w:after="20" w:before="0"/>
             </w:pPr>
-            <w:hyperlink w:history="1" r:id="rIdbvndo1ltjnelmr4phjklt">
+            <w:hyperlink w:history="1" r:id="rIdxam47s3pfzcp7-cgt8qip">
               <w:r>
                 <w:rPr>
                   <w:rFonts w:ascii="Arial" w:cs="Arial" w:eastAsia="Arial" w:hAnsi="Arial"/>
@@ -25341,7 +25341,7 @@
               <w:spacing w:after="10" w:before="0"/>
               <w:ind w:left="120"/>
             </w:pPr>
-            <w:hyperlink w:history="1" r:id="rIdrpwr7qjenl-ttrhco2zf0">
+            <w:hyperlink w:history="1" r:id="rIdjbhzg5csv4ams7goig_6s">
               <w:r>
                 <w:rPr>
                   <w:rFonts w:ascii="Arial" w:cs="Arial" w:eastAsia="Arial" w:hAnsi="Arial"/>
@@ -25386,7 +25386,7 @@
             <w:pPr>
               <w:spacing w:after="20" w:before="0"/>
             </w:pPr>
-            <w:hyperlink w:history="1" r:id="rIdofcvodqv1dty8_nj7kyqz">
+            <w:hyperlink w:history="1" r:id="rIdmftfwhdlgwzo0tc-in0c0">
               <w:r>
                 <w:rPr>
                   <w:rFonts w:ascii="Arial" w:cs="Arial" w:eastAsia="Arial" w:hAnsi="Arial"/>
@@ -25419,7 +25419,7 @@
               <w:spacing w:after="10" w:before="0"/>
               <w:ind w:left="120"/>
             </w:pPr>
-            <w:hyperlink w:history="1" r:id="rIdlklumkd4srdl1nwcmolwj">
+            <w:hyperlink w:history="1" r:id="rIddbeajfliv3vvjngrqjztf">
               <w:r>
                 <w:rPr>
                   <w:rFonts w:ascii="Arial" w:cs="Arial" w:eastAsia="Arial" w:hAnsi="Arial"/>
@@ -25614,7 +25614,7 @@
             <w:pPr>
               <w:spacing w:after="20" w:before="0"/>
             </w:pPr>
-            <w:hyperlink w:history="1" r:id="rIdetdcof8ubvgmgjtsqhx_b">
+            <w:hyperlink w:history="1" r:id="rId-grwddjspcqz0vs5sz6fy">
               <w:r>
                 <w:rPr>
                   <w:rFonts w:ascii="Arial" w:cs="Arial" w:eastAsia="Arial" w:hAnsi="Arial"/>
@@ -25647,7 +25647,7 @@
               <w:spacing w:after="10" w:before="0"/>
               <w:ind w:left="120"/>
             </w:pPr>
-            <w:hyperlink w:history="1" r:id="rIdwzzswvhsoifpao8nqlvyo">
+            <w:hyperlink w:history="1" r:id="rId1qf6ncwoab5cdql19zivo">
               <w:r>
                 <w:rPr>
                   <w:rFonts w:ascii="Arial" w:cs="Arial" w:eastAsia="Arial" w:hAnsi="Arial"/>
@@ -25692,7 +25692,7 @@
             <w:pPr>
               <w:spacing w:after="20" w:before="0"/>
             </w:pPr>
-            <w:hyperlink w:history="1" r:id="rIdlmw0e9iaqjjyuxhl6hb9s">
+            <w:hyperlink w:history="1" r:id="rIdhnoyf9sebyf008k-vswjl">
               <w:r>
                 <w:rPr>
                   <w:rFonts w:ascii="Arial" w:cs="Arial" w:eastAsia="Arial" w:hAnsi="Arial"/>
@@ -25725,7 +25725,7 @@
               <w:spacing w:after="10" w:before="0"/>
               <w:ind w:left="120"/>
             </w:pPr>
-            <w:hyperlink w:history="1" r:id="rIdu75_3uquepehpeklsmgmx">
+            <w:hyperlink w:history="1" r:id="rIdjobjkvcwij6wossnjwdiu">
               <w:r>
                 <w:rPr>
                   <w:rFonts w:ascii="Arial" w:cs="Arial" w:eastAsia="Arial" w:hAnsi="Arial"/>
@@ -26237,7 +26237,7 @@
         </w:rPr>
         <w:t xml:space="preserve">© 2026 SeaVuria and ARES. Aligned with KICD objectives. Developed by SeaVuria; technical implementation by ARES (with AI assistance from Claude). Licensed under </w:t>
       </w:r>
-      <w:hyperlink w:history="1" r:id="rIdocioizadc8deqmyxffdnj">
+      <w:hyperlink w:history="1" r:id="rId11l_umxdvc-wogctsd90h">
         <w:r>
           <w:rPr>
             <w:rFonts w:ascii="Arial" w:cs="Arial" w:eastAsia="Arial" w:hAnsi="Arial"/>
@@ -26258,7 +26258,7 @@
         </w:rPr>
         <w:t xml:space="preserve"> (</w:t>
       </w:r>
-      <w:hyperlink w:history="1" r:id="rIdbml5oklcj4uz1sueo4fcf">
+      <w:hyperlink w:history="1" r:id="rIdugpga7eherqjztaa0dpeb">
         <w:r>
           <w:rPr>
             <w:rFonts w:ascii="Arial" w:cs="Arial" w:eastAsia="Arial" w:hAnsi="Arial"/>

--- a/data/outputs/v2/Maths/SS3.3_Vectors_I/Mathematics_Vectors_I_CBE_LessonSequence.docx
+++ b/data/outputs/v2/Maths/SS3.3_Vectors_I/Mathematics_Vectors_I_CBE_LessonSequence.docx
@@ -4,6 +4,7 @@
   <w:body>
     <w:p>
       <w:pPr>
+        <w:keepNext w:val="false"/>
         <w:spacing w:after="30" w:before="0"/>
         <w:jc w:val="center"/>
       </w:pPr>
@@ -23,6 +24,7 @@
     </w:p>
     <w:p>
       <w:pPr>
+        <w:keepNext w:val="false"/>
         <w:spacing w:after="60" w:before="0"/>
         <w:jc w:val="center"/>
       </w:pPr>
@@ -81,6 +83,7 @@
           </w:tcPr>
           <w:p>
             <w:pPr>
+              <w:keepNext w:val="false"/>
               <w:spacing w:after="40" w:before="0"/>
               <w:jc w:val="center"/>
             </w:pPr>
@@ -115,6 +118,7 @@
           </w:tcPr>
           <w:p>
             <w:pPr>
+              <w:keepNext w:val="false"/>
               <w:spacing w:after="40" w:before="0"/>
               <w:jc w:val="left"/>
             </w:pPr>
@@ -147,6 +151,7 @@
           </w:tcPr>
           <w:p>
             <w:pPr>
+              <w:keepNext w:val="false"/>
               <w:spacing w:after="40" w:before="0"/>
               <w:jc w:val="left"/>
             </w:pPr>
@@ -181,6 +186,7 @@
           </w:tcPr>
           <w:p>
             <w:pPr>
+              <w:keepNext w:val="false"/>
               <w:spacing w:after="40" w:before="0"/>
               <w:jc w:val="left"/>
             </w:pPr>
@@ -213,6 +219,7 @@
           </w:tcPr>
           <w:p>
             <w:pPr>
+              <w:keepNext w:val="false"/>
               <w:spacing w:after="40" w:before="0"/>
               <w:jc w:val="left"/>
             </w:pPr>
@@ -247,6 +254,7 @@
           </w:tcPr>
           <w:p>
             <w:pPr>
+              <w:keepNext w:val="false"/>
               <w:spacing w:after="40" w:before="0"/>
               <w:jc w:val="left"/>
             </w:pPr>
@@ -279,6 +287,7 @@
           </w:tcPr>
           <w:p>
             <w:pPr>
+              <w:keepNext w:val="false"/>
               <w:spacing w:after="40" w:before="0"/>
               <w:jc w:val="left"/>
             </w:pPr>
@@ -313,6 +322,7 @@
           </w:tcPr>
           <w:p>
             <w:pPr>
+              <w:keepNext w:val="false"/>
               <w:spacing w:after="40" w:before="0"/>
               <w:jc w:val="left"/>
             </w:pPr>
@@ -345,6 +355,7 @@
           </w:tcPr>
           <w:p>
             <w:pPr>
+              <w:keepNext w:val="false"/>
               <w:spacing w:after="40" w:before="0"/>
               <w:jc w:val="left"/>
             </w:pPr>
@@ -379,6 +390,7 @@
           </w:tcPr>
           <w:p>
             <w:pPr>
+              <w:keepNext w:val="false"/>
               <w:spacing w:after="40" w:before="0"/>
               <w:jc w:val="left"/>
             </w:pPr>
@@ -411,6 +423,7 @@
           </w:tcPr>
           <w:p>
             <w:pPr>
+              <w:keepNext w:val="false"/>
               <w:spacing w:after="40" w:before="0"/>
               <w:jc w:val="left"/>
             </w:pPr>
@@ -445,6 +458,7 @@
           </w:tcPr>
           <w:p>
             <w:pPr>
+              <w:keepNext w:val="false"/>
               <w:spacing w:after="40" w:before="0"/>
               <w:jc w:val="left"/>
             </w:pPr>
@@ -692,6 +706,7 @@
           </w:tcPr>
           <w:p>
             <w:pPr>
+              <w:keepNext w:val="false"/>
               <w:spacing w:after="40" w:before="0"/>
               <w:jc w:val="left"/>
             </w:pPr>
@@ -724,6 +739,7 @@
           </w:tcPr>
           <w:p>
             <w:pPr>
+              <w:keepNext w:val="false"/>
               <w:spacing w:after="40" w:before="0"/>
               <w:jc w:val="left"/>
             </w:pPr>
@@ -743,6 +759,7 @@
           </w:p>
           <w:p>
             <w:pPr>
+              <w:keepNext w:val="false"/>
               <w:spacing w:after="40" w:before="0"/>
               <w:jc w:val="left"/>
             </w:pPr>
@@ -762,6 +779,7 @@
           </w:p>
           <w:p>
             <w:pPr>
+              <w:keepNext w:val="false"/>
               <w:spacing w:after="40" w:before="0"/>
               <w:jc w:val="left"/>
             </w:pPr>
@@ -781,6 +799,7 @@
           </w:p>
           <w:p>
             <w:pPr>
+              <w:keepNext w:val="false"/>
               <w:spacing w:after="40" w:before="0"/>
               <w:jc w:val="left"/>
             </w:pPr>
@@ -800,6 +819,7 @@
           </w:p>
           <w:p>
             <w:pPr>
+              <w:keepNext w:val="false"/>
               <w:spacing w:after="40" w:before="0"/>
               <w:jc w:val="left"/>
             </w:pPr>
@@ -819,6 +839,7 @@
           </w:p>
           <w:p>
             <w:pPr>
+              <w:keepNext w:val="false"/>
               <w:spacing w:after="40" w:before="0"/>
               <w:jc w:val="left"/>
             </w:pPr>
@@ -853,6 +874,7 @@
           </w:tcPr>
           <w:p>
             <w:pPr>
+              <w:keepNext w:val="false"/>
               <w:spacing w:after="40" w:before="0"/>
               <w:jc w:val="left"/>
             </w:pPr>
@@ -1020,6 +1042,7 @@
           </w:tcPr>
           <w:p>
             <w:pPr>
+              <w:keepNext w:val="false"/>
               <w:spacing w:after="40" w:before="0"/>
               <w:jc w:val="left"/>
             </w:pPr>
@@ -1167,6 +1190,7 @@
           </w:tcPr>
           <w:p>
             <w:pPr>
+              <w:keepNext w:val="false"/>
               <w:spacing w:after="40" w:before="0"/>
               <w:jc w:val="left"/>
             </w:pPr>
@@ -1354,6 +1378,7 @@
           </w:tcPr>
           <w:p>
             <w:pPr>
+              <w:keepNext w:val="false"/>
               <w:spacing w:after="40" w:before="0"/>
               <w:jc w:val="left"/>
             </w:pPr>
@@ -1501,6 +1526,7 @@
           </w:tcPr>
           <w:p>
             <w:pPr>
+              <w:keepNext w:val="false"/>
               <w:spacing w:after="40" w:before="0"/>
               <w:jc w:val="left"/>
             </w:pPr>
@@ -1668,6 +1694,7 @@
           </w:tcPr>
           <w:p>
             <w:pPr>
+              <w:keepNext w:val="false"/>
               <w:spacing w:after="40" w:before="0"/>
               <w:jc w:val="left"/>
             </w:pPr>
@@ -1700,6 +1727,7 @@
           </w:tcPr>
           <w:p>
             <w:pPr>
+              <w:keepNext w:val="false"/>
               <w:spacing w:after="40" w:before="0"/>
               <w:jc w:val="left"/>
             </w:pPr>
@@ -1734,6 +1762,7 @@
           </w:tcPr>
           <w:p>
             <w:pPr>
+              <w:keepNext w:val="false"/>
               <w:spacing w:after="40" w:before="0"/>
               <w:jc w:val="left"/>
             </w:pPr>
@@ -1766,6 +1795,7 @@
           </w:tcPr>
           <w:p>
             <w:pPr>
+              <w:keepNext w:val="false"/>
               <w:spacing w:after="40" w:before="0"/>
               <w:jc w:val="left"/>
             </w:pPr>
@@ -1785,6 +1815,7 @@
           </w:p>
           <w:p>
             <w:pPr>
+              <w:keepNext w:val="false"/>
               <w:spacing w:after="40" w:before="0"/>
               <w:jc w:val="left"/>
             </w:pPr>
@@ -1804,6 +1835,7 @@
           </w:p>
           <w:p>
             <w:pPr>
+              <w:keepNext w:val="false"/>
               <w:spacing w:after="40" w:before="0"/>
               <w:jc w:val="left"/>
             </w:pPr>
@@ -1823,6 +1855,7 @@
           </w:p>
           <w:p>
             <w:pPr>
+              <w:keepNext w:val="false"/>
               <w:spacing w:after="40" w:before="0"/>
               <w:jc w:val="left"/>
             </w:pPr>
@@ -1842,6 +1875,7 @@
           </w:p>
           <w:p>
             <w:pPr>
+              <w:keepNext w:val="false"/>
               <w:spacing w:after="40" w:before="0"/>
               <w:jc w:val="left"/>
             </w:pPr>
@@ -1876,6 +1910,7 @@
           </w:tcPr>
           <w:p>
             <w:pPr>
+              <w:keepNext w:val="false"/>
               <w:spacing w:after="40" w:before="0"/>
               <w:jc w:val="left"/>
             </w:pPr>
@@ -1908,6 +1943,7 @@
           </w:tcPr>
           <w:p>
             <w:pPr>
+              <w:keepNext w:val="false"/>
               <w:spacing w:after="40" w:before="0"/>
               <w:jc w:val="left"/>
             </w:pPr>
@@ -1927,6 +1963,7 @@
           </w:p>
           <w:p>
             <w:pPr>
+              <w:keepNext w:val="false"/>
               <w:spacing w:after="40" w:before="0"/>
               <w:jc w:val="left"/>
             </w:pPr>
@@ -1946,6 +1983,7 @@
           </w:p>
           <w:p>
             <w:pPr>
+              <w:keepNext w:val="false"/>
               <w:spacing w:after="40" w:before="0"/>
               <w:jc w:val="left"/>
             </w:pPr>
@@ -1965,6 +2003,7 @@
           </w:p>
           <w:p>
             <w:pPr>
+              <w:keepNext w:val="false"/>
               <w:spacing w:after="40" w:before="0"/>
               <w:jc w:val="left"/>
             </w:pPr>
@@ -1984,6 +2023,7 @@
           </w:p>
           <w:p>
             <w:pPr>
+              <w:keepNext w:val="false"/>
               <w:spacing w:after="40" w:before="0"/>
               <w:jc w:val="left"/>
             </w:pPr>
@@ -2003,6 +2043,7 @@
           </w:p>
           <w:p>
             <w:pPr>
+              <w:keepNext w:val="false"/>
               <w:spacing w:after="40" w:before="0"/>
               <w:jc w:val="left"/>
             </w:pPr>
@@ -2022,6 +2063,7 @@
           </w:p>
           <w:p>
             <w:pPr>
+              <w:keepNext w:val="false"/>
               <w:spacing w:after="40" w:before="0"/>
               <w:jc w:val="left"/>
             </w:pPr>
@@ -2056,6 +2098,7 @@
           </w:tcPr>
           <w:p>
             <w:pPr>
+              <w:keepNext w:val="false"/>
               <w:spacing w:after="40" w:before="0"/>
               <w:jc w:val="left"/>
             </w:pPr>
@@ -2088,6 +2131,7 @@
           </w:tcPr>
           <w:p>
             <w:pPr>
+              <w:keepNext w:val="false"/>
               <w:spacing w:after="40" w:before="0"/>
               <w:jc w:val="left"/>
             </w:pPr>
@@ -2107,6 +2151,7 @@
           </w:p>
           <w:p>
             <w:pPr>
+              <w:keepNext w:val="false"/>
               <w:spacing w:after="40" w:before="0"/>
               <w:jc w:val="left"/>
             </w:pPr>
@@ -2126,6 +2171,7 @@
           </w:p>
           <w:p>
             <w:pPr>
+              <w:keepNext w:val="false"/>
               <w:spacing w:after="40" w:before="0"/>
               <w:jc w:val="left"/>
             </w:pPr>
@@ -2145,6 +2191,7 @@
           </w:p>
           <w:p>
             <w:pPr>
+              <w:keepNext w:val="false"/>
               <w:spacing w:after="40" w:before="0"/>
               <w:jc w:val="left"/>
             </w:pPr>
@@ -2164,6 +2211,7 @@
           </w:p>
           <w:p>
             <w:pPr>
+              <w:keepNext w:val="false"/>
               <w:spacing w:after="40" w:before="0"/>
               <w:jc w:val="left"/>
             </w:pPr>
@@ -2183,6 +2231,7 @@
           </w:p>
           <w:p>
             <w:pPr>
+              <w:keepNext w:val="false"/>
               <w:spacing w:after="40" w:before="0"/>
               <w:jc w:val="left"/>
             </w:pPr>
@@ -2202,6 +2251,7 @@
           </w:p>
           <w:p>
             <w:pPr>
+              <w:keepNext w:val="false"/>
               <w:spacing w:after="40" w:before="0"/>
               <w:jc w:val="left"/>
             </w:pPr>
@@ -2221,6 +2271,7 @@
           </w:p>
           <w:p>
             <w:pPr>
+              <w:keepNext w:val="false"/>
               <w:spacing w:after="40" w:before="0"/>
               <w:jc w:val="left"/>
             </w:pPr>
@@ -2240,6 +2291,7 @@
           </w:p>
           <w:p>
             <w:pPr>
+              <w:keepNext w:val="false"/>
               <w:spacing w:after="40" w:before="0"/>
               <w:jc w:val="left"/>
             </w:pPr>
@@ -2259,6 +2311,7 @@
           </w:p>
           <w:p>
             <w:pPr>
+              <w:keepNext w:val="false"/>
               <w:spacing w:after="40" w:before="0"/>
               <w:jc w:val="left"/>
             </w:pPr>
@@ -2278,6 +2331,7 @@
           </w:p>
           <w:p>
             <w:pPr>
+              <w:keepNext w:val="false"/>
               <w:spacing w:after="40" w:before="0"/>
               <w:jc w:val="left"/>
             </w:pPr>
@@ -2297,6 +2351,7 @@
           </w:p>
           <w:p>
             <w:pPr>
+              <w:keepNext w:val="false"/>
               <w:spacing w:after="40" w:before="0"/>
               <w:jc w:val="left"/>
             </w:pPr>
@@ -2316,6 +2371,7 @@
           </w:p>
           <w:p>
             <w:pPr>
+              <w:keepNext w:val="false"/>
               <w:spacing w:after="40" w:before="0"/>
               <w:jc w:val="left"/>
             </w:pPr>
@@ -2335,6 +2391,7 @@
           </w:p>
           <w:p>
             <w:pPr>
+              <w:keepNext w:val="false"/>
               <w:spacing w:after="40" w:before="0"/>
               <w:jc w:val="left"/>
             </w:pPr>
@@ -2354,6 +2411,7 @@
           </w:p>
           <w:p>
             <w:pPr>
+              <w:keepNext w:val="false"/>
               <w:spacing w:after="40" w:before="0"/>
               <w:jc w:val="left"/>
             </w:pPr>
@@ -2373,6 +2431,7 @@
           </w:p>
           <w:p>
             <w:pPr>
+              <w:keepNext w:val="false"/>
               <w:spacing w:after="40" w:before="0"/>
               <w:jc w:val="left"/>
             </w:pPr>
@@ -2392,6 +2451,7 @@
           </w:p>
           <w:p>
             <w:pPr>
+              <w:keepNext w:val="false"/>
               <w:spacing w:after="40" w:before="0"/>
               <w:jc w:val="left"/>
             </w:pPr>
@@ -2411,6 +2471,7 @@
           </w:p>
           <w:p>
             <w:pPr>
+              <w:keepNext w:val="false"/>
               <w:spacing w:after="40" w:before="0"/>
               <w:jc w:val="left"/>
             </w:pPr>
@@ -2430,6 +2491,7 @@
           </w:p>
           <w:p>
             <w:pPr>
+              <w:keepNext w:val="false"/>
               <w:spacing w:after="40" w:before="0"/>
               <w:jc w:val="left"/>
             </w:pPr>
@@ -2449,6 +2511,7 @@
           </w:p>
           <w:p>
             <w:pPr>
+              <w:keepNext w:val="false"/>
               <w:spacing w:after="40" w:before="0"/>
               <w:jc w:val="left"/>
             </w:pPr>
@@ -2468,6 +2531,7 @@
           </w:p>
           <w:p>
             <w:pPr>
+              <w:keepNext w:val="false"/>
               <w:spacing w:after="40" w:before="0"/>
               <w:jc w:val="left"/>
             </w:pPr>
@@ -2487,6 +2551,7 @@
           </w:p>
           <w:p>
             <w:pPr>
+              <w:keepNext w:val="false"/>
               <w:spacing w:after="40" w:before="0"/>
               <w:jc w:val="left"/>
             </w:pPr>
@@ -2506,6 +2571,7 @@
           </w:p>
           <w:p>
             <w:pPr>
+              <w:keepNext w:val="false"/>
               <w:spacing w:after="40" w:before="0"/>
               <w:jc w:val="left"/>
             </w:pPr>
@@ -2540,6 +2606,7 @@
           </w:tcPr>
           <w:p>
             <w:pPr>
+              <w:keepNext w:val="false"/>
               <w:spacing w:after="40" w:before="0"/>
               <w:jc w:val="left"/>
             </w:pPr>
@@ -2771,7 +2838,7 @@
         </w:rPr>
         <w:t xml:space="preserve">© 2026 SeaVuria and ARES. This work is licensed under a </w:t>
       </w:r>
-      <w:hyperlink w:history="1" r:id="rId5gobx-8agrkyeientrj0g">
+      <w:hyperlink w:history="1" r:id="rIdcbu9gs95o6b1qsxjitwxm">
         <w:r>
           <w:rPr>
             <w:rFonts w:ascii="Arial" w:cs="Arial" w:eastAsia="Arial" w:hAnsi="Arial"/>
@@ -2791,7 +2858,7 @@
         </w:rPr>
         <w:t xml:space="preserve"> (</w:t>
       </w:r>
-      <w:hyperlink w:history="1" r:id="rIdfbk_gn7k-dmifas2fvssw">
+      <w:hyperlink w:history="1" r:id="rIdqbofemytfsmankzosekrz">
         <w:r>
           <w:rPr>
             <w:rFonts w:ascii="Arial" w:cs="Arial" w:eastAsia="Arial" w:hAnsi="Arial"/>
@@ -2811,7 +2878,7 @@
         </w:rPr>
         <w:t xml:space="preserve">). To view a copy of this license, visit </w:t>
       </w:r>
-      <w:hyperlink w:history="1" r:id="rIdexl8e17rxco-kxe6h686p">
+      <w:hyperlink w:history="1" r:id="rIdgygojnvmgqczmru6lssg2">
         <w:r>
           <w:rPr>
             <w:rFonts w:ascii="Arial" w:cs="Arial" w:eastAsia="Arial" w:hAnsi="Arial"/>
@@ -2870,6 +2937,7 @@
           </w:tcPr>
           <w:p>
             <w:pPr>
+              <w:keepNext w:val="false"/>
               <w:spacing w:after="40" w:before="0"/>
               <w:jc w:val="center"/>
             </w:pPr>
@@ -2905,6 +2973,7 @@
           </w:tcPr>
           <w:p>
             <w:pPr>
+              <w:keepNext w:val="false"/>
               <w:spacing w:after="40" w:before="0"/>
               <w:jc w:val="center"/>
             </w:pPr>
@@ -2939,6 +3008,7 @@
           </w:tcPr>
           <w:p>
             <w:pPr>
+              <w:keepNext w:val="false"/>
               <w:spacing w:after="40" w:before="0"/>
               <w:jc w:val="left"/>
             </w:pPr>
@@ -2971,6 +3041,7 @@
           </w:tcPr>
           <w:p>
             <w:pPr>
+              <w:keepNext w:val="false"/>
               <w:spacing w:after="40" w:before="0"/>
               <w:jc w:val="left"/>
             </w:pPr>
@@ -3005,6 +3076,7 @@
           </w:tcPr>
           <w:p>
             <w:pPr>
+              <w:keepNext w:val="false"/>
               <w:spacing w:after="40" w:before="0"/>
               <w:jc w:val="left"/>
             </w:pPr>
@@ -3037,6 +3109,7 @@
           </w:tcPr>
           <w:p>
             <w:pPr>
+              <w:keepNext w:val="false"/>
               <w:spacing w:after="40" w:before="0"/>
               <w:jc w:val="left"/>
             </w:pPr>
@@ -3071,6 +3144,7 @@
           </w:tcPr>
           <w:p>
             <w:pPr>
+              <w:keepNext w:val="false"/>
               <w:spacing w:after="40" w:before="0"/>
               <w:jc w:val="left"/>
             </w:pPr>
@@ -3103,6 +3177,7 @@
           </w:tcPr>
           <w:p>
             <w:pPr>
+              <w:keepNext w:val="false"/>
               <w:spacing w:after="40" w:before="0"/>
               <w:jc w:val="left"/>
             </w:pPr>
@@ -3137,6 +3212,7 @@
           </w:tcPr>
           <w:p>
             <w:pPr>
+              <w:keepNext w:val="false"/>
               <w:spacing w:after="40" w:before="0"/>
               <w:jc w:val="left"/>
             </w:pPr>
@@ -3169,6 +3245,7 @@
           </w:tcPr>
           <w:p>
             <w:pPr>
+              <w:keepNext w:val="false"/>
               <w:spacing w:after="40" w:before="0"/>
               <w:jc w:val="left"/>
             </w:pPr>
@@ -3203,6 +3280,7 @@
           </w:tcPr>
           <w:p>
             <w:pPr>
+              <w:keepNext w:val="false"/>
               <w:spacing w:after="40" w:before="0"/>
               <w:jc w:val="left"/>
             </w:pPr>
@@ -3235,6 +3313,7 @@
           </w:tcPr>
           <w:p>
             <w:pPr>
+              <w:keepNext w:val="false"/>
               <w:spacing w:after="40" w:before="0"/>
               <w:jc w:val="left"/>
             </w:pPr>
@@ -3269,6 +3348,7 @@
           </w:tcPr>
           <w:p>
             <w:pPr>
+              <w:keepNext w:val="false"/>
               <w:spacing w:after="40" w:before="0"/>
               <w:jc w:val="left"/>
             </w:pPr>
@@ -3301,6 +3381,7 @@
           </w:tcPr>
           <w:p>
             <w:pPr>
+              <w:keepNext w:val="false"/>
               <w:spacing w:after="40" w:before="0"/>
               <w:jc w:val="left"/>
             </w:pPr>
@@ -3335,6 +3416,7 @@
           </w:tcPr>
           <w:p>
             <w:pPr>
+              <w:keepNext w:val="false"/>
               <w:spacing w:after="40" w:before="0"/>
               <w:jc w:val="left"/>
             </w:pPr>
@@ -3367,6 +3449,7 @@
           </w:tcPr>
           <w:p>
             <w:pPr>
+              <w:keepNext w:val="false"/>
               <w:spacing w:after="40" w:before="0"/>
               <w:jc w:val="left"/>
             </w:pPr>
@@ -3401,6 +3484,7 @@
           </w:tcPr>
           <w:p>
             <w:pPr>
+              <w:keepNext w:val="false"/>
               <w:spacing w:after="40" w:before="0"/>
               <w:jc w:val="left"/>
             </w:pPr>
@@ -3433,6 +3517,7 @@
           </w:tcPr>
           <w:p>
             <w:pPr>
+              <w:keepNext w:val="false"/>
               <w:spacing w:after="40" w:before="0"/>
               <w:jc w:val="left"/>
             </w:pPr>
@@ -3492,6 +3577,7 @@
           </w:tcPr>
           <w:p>
             <w:pPr>
+              <w:keepNext w:val="false"/>
               <w:spacing w:after="40" w:before="0"/>
               <w:jc w:val="center"/>
             </w:pPr>
@@ -3526,6 +3612,7 @@
           </w:tcPr>
           <w:p>
             <w:pPr>
+              <w:keepNext w:val="false"/>
               <w:spacing w:after="40" w:before="0"/>
               <w:jc w:val="left"/>
             </w:pPr>
@@ -3590,6 +3677,7 @@
           </w:tcPr>
           <w:p>
             <w:pPr>
+              <w:keepNext w:val="false"/>
               <w:spacing w:after="40" w:before="0"/>
               <w:jc w:val="center"/>
             </w:pPr>
@@ -3624,6 +3712,7 @@
           </w:tcPr>
           <w:p>
             <w:pPr>
+              <w:keepNext w:val="false"/>
               <w:spacing w:after="40" w:before="0"/>
               <w:jc w:val="left"/>
             </w:pPr>
@@ -3656,6 +3745,7 @@
           </w:tcPr>
           <w:p>
             <w:pPr>
+              <w:keepNext w:val="false"/>
               <w:spacing w:after="40" w:before="0"/>
               <w:jc w:val="left"/>
             </w:pPr>
@@ -3688,6 +3778,7 @@
           </w:tcPr>
           <w:p>
             <w:pPr>
+              <w:keepNext w:val="false"/>
               <w:spacing w:after="40" w:before="0"/>
               <w:jc w:val="left"/>
             </w:pPr>
@@ -3720,6 +3811,7 @@
           </w:tcPr>
           <w:p>
             <w:pPr>
+              <w:keepNext w:val="false"/>
               <w:spacing w:after="40" w:before="0"/>
               <w:jc w:val="left"/>
             </w:pPr>
@@ -3752,6 +3844,7 @@
           </w:tcPr>
           <w:p>
             <w:pPr>
+              <w:keepNext w:val="false"/>
               <w:spacing w:after="40" w:before="0"/>
               <w:jc w:val="left"/>
             </w:pPr>
@@ -3786,6 +3879,7 @@
           </w:tcPr>
           <w:p>
             <w:pPr>
+              <w:keepNext w:val="false"/>
               <w:spacing w:after="40" w:before="0"/>
               <w:jc w:val="left"/>
             </w:pPr>
@@ -3823,7 +3917,7 @@
             <w:pPr>
               <w:spacing w:after="20" w:before="0"/>
             </w:pPr>
-            <w:hyperlink w:history="1" r:id="rId4uvlh3avrviga8qfanpku">
+            <w:hyperlink w:history="1" r:id="rIds9v43sivi7ikan1fnhkzv">
               <w:r>
                 <w:rPr>
                   <w:rFonts w:ascii="Arial" w:cs="Arial" w:eastAsia="Arial" w:hAnsi="Arial"/>
@@ -3856,7 +3950,7 @@
               <w:spacing w:after="10" w:before="0"/>
               <w:ind w:left="120"/>
             </w:pPr>
-            <w:hyperlink w:history="1" r:id="rIdqtrwpc7ddzf-qudprgren">
+            <w:hyperlink w:history="1" r:id="rIdi7apup5mebovbeab9azxk">
               <w:r>
                 <w:rPr>
                   <w:rFonts w:ascii="Arial" w:cs="Arial" w:eastAsia="Arial" w:hAnsi="Arial"/>
@@ -3901,7 +3995,7 @@
             <w:pPr>
               <w:spacing w:after="20" w:before="0"/>
             </w:pPr>
-            <w:hyperlink w:history="1" r:id="rIdksrjbf4ioroywcnz9ghyc">
+            <w:hyperlink w:history="1" r:id="rIdl7vcg6_e-uxytf0obow4k">
               <w:r>
                 <w:rPr>
                   <w:rFonts w:ascii="Arial" w:cs="Arial" w:eastAsia="Arial" w:hAnsi="Arial"/>
@@ -3934,7 +4028,7 @@
               <w:spacing w:after="10" w:before="0"/>
               <w:ind w:left="120"/>
             </w:pPr>
-            <w:hyperlink w:history="1" r:id="rIdxgyp0mzkrph17z7a5uky5">
+            <w:hyperlink w:history="1" r:id="rId5123a621k2ypfharesit2">
               <w:r>
                 <w:rPr>
                   <w:rFonts w:ascii="Arial" w:cs="Arial" w:eastAsia="Arial" w:hAnsi="Arial"/>
@@ -3962,6 +4056,7 @@
           </w:tcPr>
           <w:p>
             <w:pPr>
+              <w:keepNext w:val="false"/>
               <w:spacing w:after="40" w:before="0"/>
               <w:jc w:val="left"/>
             </w:pPr>
@@ -3994,6 +4089,7 @@
           </w:tcPr>
           <w:p>
             <w:pPr>
+              <w:keepNext w:val="false"/>
               <w:spacing w:after="40" w:before="0"/>
               <w:jc w:val="left"/>
             </w:pPr>
@@ -4026,6 +4122,7 @@
           </w:tcPr>
           <w:p>
             <w:pPr>
+              <w:keepNext w:val="false"/>
               <w:spacing w:after="40" w:before="0"/>
               <w:jc w:val="left"/>
             </w:pPr>
@@ -4058,6 +4155,7 @@
           </w:tcPr>
           <w:p>
             <w:pPr>
+              <w:keepNext w:val="false"/>
               <w:spacing w:after="40" w:before="0"/>
               <w:jc w:val="left"/>
             </w:pPr>
@@ -4092,6 +4190,7 @@
           </w:tcPr>
           <w:p>
             <w:pPr>
+              <w:keepNext w:val="false"/>
               <w:spacing w:after="40" w:before="0"/>
               <w:jc w:val="left"/>
             </w:pPr>
@@ -4129,7 +4228,7 @@
             <w:pPr>
               <w:spacing w:after="20" w:before="0"/>
             </w:pPr>
-            <w:hyperlink w:history="1" r:id="rIdsonw-a2gb6tej07sz6pr1">
+            <w:hyperlink w:history="1" r:id="rIdea_0xr_dns_02yfvdybwv">
               <w:r>
                 <w:rPr>
                   <w:rFonts w:ascii="Arial" w:cs="Arial" w:eastAsia="Arial" w:hAnsi="Arial"/>
@@ -4162,7 +4261,7 @@
               <w:spacing w:after="10" w:before="0"/>
               <w:ind w:left="120"/>
             </w:pPr>
-            <w:hyperlink w:history="1" r:id="rIdop-qk2swtwnwtwyl1c9v6">
+            <w:hyperlink w:history="1" r:id="rIdvekg6ved29tvo0gogzigk">
               <w:r>
                 <w:rPr>
                   <w:rFonts w:ascii="Arial" w:cs="Arial" w:eastAsia="Arial" w:hAnsi="Arial"/>
@@ -4207,7 +4306,7 @@
             <w:pPr>
               <w:spacing w:after="20" w:before="0"/>
             </w:pPr>
-            <w:hyperlink w:history="1" r:id="rIdrffmldyq7wrrkvnwi9rp-">
+            <w:hyperlink w:history="1" r:id="rIdy2olvydu-ybwfuzg8i4ke">
               <w:r>
                 <w:rPr>
                   <w:rFonts w:ascii="Arial" w:cs="Arial" w:eastAsia="Arial" w:hAnsi="Arial"/>
@@ -4240,7 +4339,7 @@
               <w:spacing w:after="10" w:before="0"/>
               <w:ind w:left="120"/>
             </w:pPr>
-            <w:hyperlink w:history="1" r:id="rIdwzyjbnpukizw7z4bluc8p">
+            <w:hyperlink w:history="1" r:id="rIdz6k9e8zhofkccqfrukaa_">
               <w:r>
                 <w:rPr>
                   <w:rFonts w:ascii="Arial" w:cs="Arial" w:eastAsia="Arial" w:hAnsi="Arial"/>
@@ -4268,6 +4367,7 @@
           </w:tcPr>
           <w:p>
             <w:pPr>
+              <w:keepNext w:val="false"/>
               <w:spacing w:after="40" w:before="0"/>
               <w:jc w:val="left"/>
             </w:pPr>
@@ -4300,6 +4400,7 @@
           </w:tcPr>
           <w:p>
             <w:pPr>
+              <w:keepNext w:val="false"/>
               <w:spacing w:after="40" w:before="0"/>
               <w:jc w:val="left"/>
             </w:pPr>
@@ -4332,6 +4433,7 @@
           </w:tcPr>
           <w:p>
             <w:pPr>
+              <w:keepNext w:val="false"/>
               <w:spacing w:after="40" w:before="0"/>
               <w:jc w:val="left"/>
             </w:pPr>
@@ -4364,6 +4466,7 @@
           </w:tcPr>
           <w:p>
             <w:pPr>
+              <w:keepNext w:val="false"/>
               <w:spacing w:after="40" w:before="0"/>
               <w:jc w:val="left"/>
             </w:pPr>
@@ -4398,6 +4501,7 @@
           </w:tcPr>
           <w:p>
             <w:pPr>
+              <w:keepNext w:val="false"/>
               <w:spacing w:after="40" w:before="0"/>
               <w:jc w:val="left"/>
             </w:pPr>
@@ -4435,7 +4539,7 @@
             <w:pPr>
               <w:spacing w:after="20" w:before="0"/>
             </w:pPr>
-            <w:hyperlink w:history="1" r:id="rIdf5d245wur2vvl-ub5pwak">
+            <w:hyperlink w:history="1" r:id="rIdegk_-9rcau-97kfy3fhkb">
               <w:r>
                 <w:rPr>
                   <w:rFonts w:ascii="Arial" w:cs="Arial" w:eastAsia="Arial" w:hAnsi="Arial"/>
@@ -4484,7 +4588,7 @@
               <w:spacing w:after="10" w:before="0"/>
               <w:ind w:left="120"/>
             </w:pPr>
-            <w:hyperlink w:history="1" r:id="rId1ddoi36jzy8nmn777aylq">
+            <w:hyperlink w:history="1" r:id="rIdaohazjr7vwbs34buvvpdh">
               <w:r>
                 <w:rPr>
                   <w:rFonts w:ascii="Arial" w:cs="Arial" w:eastAsia="Arial" w:hAnsi="Arial"/>
@@ -4529,7 +4633,7 @@
             <w:pPr>
               <w:spacing w:after="20" w:before="0"/>
             </w:pPr>
-            <w:hyperlink w:history="1" r:id="rIdgvt5jykxo5syzyxvyyicb">
+            <w:hyperlink w:history="1" r:id="rId3lho_rwm_kroqry3cz2ft">
               <w:r>
                 <w:rPr>
                   <w:rFonts w:ascii="Arial" w:cs="Arial" w:eastAsia="Arial" w:hAnsi="Arial"/>
@@ -4578,7 +4682,7 @@
               <w:spacing w:after="10" w:before="0"/>
               <w:ind w:left="120"/>
             </w:pPr>
-            <w:hyperlink w:history="1" r:id="rIdh02u9rpgx3y1gxyj2tx_b">
+            <w:hyperlink w:history="1" r:id="rIdrc02orcolntg3kaqkuw_g">
               <w:r>
                 <w:rPr>
                   <w:rFonts w:ascii="Arial" w:cs="Arial" w:eastAsia="Arial" w:hAnsi="Arial"/>
@@ -4606,6 +4710,7 @@
           </w:tcPr>
           <w:p>
             <w:pPr>
+              <w:keepNext w:val="false"/>
               <w:spacing w:after="40" w:before="0"/>
               <w:jc w:val="left"/>
             </w:pPr>
@@ -4638,6 +4743,7 @@
           </w:tcPr>
           <w:p>
             <w:pPr>
+              <w:keepNext w:val="false"/>
               <w:spacing w:after="40" w:before="0"/>
               <w:jc w:val="left"/>
             </w:pPr>
@@ -4670,6 +4776,7 @@
           </w:tcPr>
           <w:p>
             <w:pPr>
+              <w:keepNext w:val="false"/>
               <w:spacing w:after="40" w:before="0"/>
               <w:jc w:val="left"/>
             </w:pPr>
@@ -4702,6 +4809,7 @@
           </w:tcPr>
           <w:p>
             <w:pPr>
+              <w:keepNext w:val="false"/>
               <w:spacing w:after="40" w:before="0"/>
               <w:jc w:val="left"/>
             </w:pPr>
@@ -4736,6 +4844,7 @@
           </w:tcPr>
           <w:p>
             <w:pPr>
+              <w:keepNext w:val="false"/>
               <w:spacing w:after="40" w:before="0"/>
               <w:jc w:val="left"/>
             </w:pPr>
@@ -4773,7 +4882,7 @@
             <w:pPr>
               <w:spacing w:after="20" w:before="0"/>
             </w:pPr>
-            <w:hyperlink w:history="1" r:id="rIdlcu8iqzu0ggl0ta5l4fpv">
+            <w:hyperlink w:history="1" r:id="rIdteq__adwsoiahqxdmtkue">
               <w:r>
                 <w:rPr>
                   <w:rFonts w:ascii="Arial" w:cs="Arial" w:eastAsia="Arial" w:hAnsi="Arial"/>
@@ -4822,7 +4931,7 @@
               <w:spacing w:after="10" w:before="0"/>
               <w:ind w:left="120"/>
             </w:pPr>
-            <w:hyperlink w:history="1" r:id="rIdzkzmgp7lncvljqcypyoz2">
+            <w:hyperlink w:history="1" r:id="rIdso9qvmxeexketohhjjvny">
               <w:r>
                 <w:rPr>
                   <w:rFonts w:ascii="Arial" w:cs="Arial" w:eastAsia="Arial" w:hAnsi="Arial"/>
@@ -4867,7 +4976,7 @@
             <w:pPr>
               <w:spacing w:after="20" w:before="0"/>
             </w:pPr>
-            <w:hyperlink w:history="1" r:id="rIdfve9e53r_rtl6phlm9c7k">
+            <w:hyperlink w:history="1" r:id="rIdlsvqgggc-m9blqevb8sco">
               <w:r>
                 <w:rPr>
                   <w:rFonts w:ascii="Arial" w:cs="Arial" w:eastAsia="Arial" w:hAnsi="Arial"/>
@@ -4916,7 +5025,7 @@
               <w:spacing w:after="10" w:before="0"/>
               <w:ind w:left="120"/>
             </w:pPr>
-            <w:hyperlink w:history="1" r:id="rId1icwwxceqamgq42ujns1n">
+            <w:hyperlink w:history="1" r:id="rId993bc3p2rbrjld-nmzn7e">
               <w:r>
                 <w:rPr>
                   <w:rFonts w:ascii="Arial" w:cs="Arial" w:eastAsia="Arial" w:hAnsi="Arial"/>
@@ -4944,6 +5053,7 @@
           </w:tcPr>
           <w:p>
             <w:pPr>
+              <w:keepNext w:val="false"/>
               <w:spacing w:after="40" w:before="0"/>
               <w:jc w:val="left"/>
             </w:pPr>
@@ -4976,6 +5086,7 @@
           </w:tcPr>
           <w:p>
             <w:pPr>
+              <w:keepNext w:val="false"/>
               <w:spacing w:after="40" w:before="0"/>
               <w:jc w:val="left"/>
             </w:pPr>
@@ -5008,6 +5119,7 @@
           </w:tcPr>
           <w:p>
             <w:pPr>
+              <w:keepNext w:val="false"/>
               <w:spacing w:after="40" w:before="0"/>
               <w:jc w:val="left"/>
             </w:pPr>
@@ -5040,6 +5152,7 @@
           </w:tcPr>
           <w:p>
             <w:pPr>
+              <w:keepNext w:val="false"/>
               <w:spacing w:after="40" w:before="0"/>
               <w:jc w:val="left"/>
             </w:pPr>
@@ -5074,6 +5187,7 @@
           </w:tcPr>
           <w:p>
             <w:pPr>
+              <w:keepNext w:val="false"/>
               <w:spacing w:after="40" w:before="0"/>
               <w:jc w:val="left"/>
             </w:pPr>
@@ -5111,7 +5225,7 @@
             <w:pPr>
               <w:spacing w:after="20" w:before="0"/>
             </w:pPr>
-            <w:hyperlink w:history="1" r:id="rIdqpexche0hayif0qllamoi">
+            <w:hyperlink w:history="1" r:id="rIdvsursjxom3ocrmdb0o_wn">
               <w:r>
                 <w:rPr>
                   <w:rFonts w:ascii="Arial" w:cs="Arial" w:eastAsia="Arial" w:hAnsi="Arial"/>
@@ -5160,7 +5274,7 @@
               <w:spacing w:after="10" w:before="0"/>
               <w:ind w:left="120"/>
             </w:pPr>
-            <w:hyperlink w:history="1" r:id="rIdyfuokffd5vgfhwyf8yjja">
+            <w:hyperlink w:history="1" r:id="rIdwnwnkqa7xdzvb7iw78-o7">
               <w:r>
                 <w:rPr>
                   <w:rFonts w:ascii="Arial" w:cs="Arial" w:eastAsia="Arial" w:hAnsi="Arial"/>
@@ -5205,7 +5319,7 @@
             <w:pPr>
               <w:spacing w:after="20" w:before="0"/>
             </w:pPr>
-            <w:hyperlink w:history="1" r:id="rId2sxt4kjuyt64sl9edchce">
+            <w:hyperlink w:history="1" r:id="rIdyx8zcri0bguq8bzwy5ty_">
               <w:r>
                 <w:rPr>
                   <w:rFonts w:ascii="Arial" w:cs="Arial" w:eastAsia="Arial" w:hAnsi="Arial"/>
@@ -5254,7 +5368,7 @@
               <w:spacing w:after="10" w:before="0"/>
               <w:ind w:left="120"/>
             </w:pPr>
-            <w:hyperlink w:history="1" r:id="rIdi4g3nafij3fkgejpomjex">
+            <w:hyperlink w:history="1" r:id="rIduqfvnijwiuoda9yo0syik">
               <w:r>
                 <w:rPr>
                   <w:rFonts w:ascii="Arial" w:cs="Arial" w:eastAsia="Arial" w:hAnsi="Arial"/>
@@ -5282,6 +5396,7 @@
           </w:tcPr>
           <w:p>
             <w:pPr>
+              <w:keepNext w:val="false"/>
               <w:spacing w:after="40" w:before="0"/>
               <w:jc w:val="left"/>
             </w:pPr>
@@ -5314,6 +5429,7 @@
           </w:tcPr>
           <w:p>
             <w:pPr>
+              <w:keepNext w:val="false"/>
               <w:spacing w:after="40" w:before="0"/>
               <w:jc w:val="left"/>
             </w:pPr>
@@ -5346,6 +5462,7 @@
           </w:tcPr>
           <w:p>
             <w:pPr>
+              <w:keepNext w:val="false"/>
               <w:spacing w:after="40" w:before="0"/>
               <w:jc w:val="left"/>
             </w:pPr>
@@ -5378,6 +5495,7 @@
           </w:tcPr>
           <w:p>
             <w:pPr>
+              <w:keepNext w:val="false"/>
               <w:spacing w:after="40" w:before="0"/>
               <w:jc w:val="left"/>
             </w:pPr>
@@ -5437,6 +5555,7 @@
           </w:tcPr>
           <w:p>
             <w:pPr>
+              <w:keepNext w:val="false"/>
               <w:spacing w:after="40" w:before="0"/>
               <w:jc w:val="center"/>
             </w:pPr>
@@ -5471,6 +5590,7 @@
           </w:tcPr>
           <w:p>
             <w:pPr>
+              <w:keepNext w:val="false"/>
               <w:spacing w:after="40" w:before="0"/>
               <w:jc w:val="left"/>
             </w:pPr>
@@ -5532,6 +5652,7 @@
           </w:tcPr>
           <w:p>
             <w:pPr>
+              <w:keepNext w:val="false"/>
               <w:spacing w:after="40" w:before="0"/>
               <w:jc w:val="center"/>
             </w:pPr>
@@ -5566,6 +5687,7 @@
           </w:tcPr>
           <w:p>
             <w:pPr>
+              <w:keepNext w:val="false"/>
               <w:spacing w:after="40" w:before="0"/>
               <w:jc w:val="left"/>
             </w:pPr>
@@ -5598,6 +5720,7 @@
           </w:tcPr>
           <w:p>
             <w:pPr>
+              <w:keepNext w:val="false"/>
               <w:spacing w:after="40" w:before="0"/>
               <w:jc w:val="left"/>
             </w:pPr>
@@ -5632,6 +5755,7 @@
           </w:tcPr>
           <w:p>
             <w:pPr>
+              <w:keepNext w:val="false"/>
               <w:spacing w:after="40" w:before="0"/>
               <w:jc w:val="left"/>
             </w:pPr>
@@ -5664,6 +5788,7 @@
           </w:tcPr>
           <w:p>
             <w:pPr>
+              <w:keepNext w:val="false"/>
               <w:spacing w:after="40" w:before="0"/>
               <w:jc w:val="left"/>
             </w:pPr>
@@ -5698,6 +5823,7 @@
           </w:tcPr>
           <w:p>
             <w:pPr>
+              <w:keepNext w:val="false"/>
               <w:spacing w:after="40" w:before="0"/>
               <w:jc w:val="left"/>
             </w:pPr>
@@ -5730,6 +5856,7 @@
           </w:tcPr>
           <w:p>
             <w:pPr>
+              <w:keepNext w:val="false"/>
               <w:spacing w:after="40" w:before="0"/>
               <w:jc w:val="left"/>
             </w:pPr>
@@ -5766,7 +5893,7 @@
         </w:rPr>
         <w:t xml:space="preserve">© 2026 SeaVuria and ARES. Aligned with KICD objectives. Developed by SeaVuria; technical implementation by ARES (with AI assistance from Claude). Licensed under </w:t>
       </w:r>
-      <w:hyperlink w:history="1" r:id="rIdx62oh6lqvxxbcvz14f5ib">
+      <w:hyperlink w:history="1" r:id="rId_6bkad6co2br0d5odutxj">
         <w:r>
           <w:rPr>
             <w:rFonts w:ascii="Arial" w:cs="Arial" w:eastAsia="Arial" w:hAnsi="Arial"/>
@@ -5787,7 +5914,7 @@
         </w:rPr>
         <w:t xml:space="preserve"> (</w:t>
       </w:r>
-      <w:hyperlink w:history="1" r:id="rIdaljt__f8rcqbacx1sp76s">
+      <w:hyperlink w:history="1" r:id="rId-q20mz4zkeuvkv9c4hjmi">
         <w:r>
           <w:rPr>
             <w:rFonts w:ascii="Arial" w:cs="Arial" w:eastAsia="Arial" w:hAnsi="Arial"/>
@@ -5847,6 +5974,7 @@
           </w:tcPr>
           <w:p>
             <w:pPr>
+              <w:keepNext w:val="false"/>
               <w:spacing w:after="40" w:before="0"/>
               <w:jc w:val="center"/>
             </w:pPr>
@@ -5882,6 +6010,7 @@
           </w:tcPr>
           <w:p>
             <w:pPr>
+              <w:keepNext w:val="false"/>
               <w:spacing w:after="40" w:before="0"/>
               <w:jc w:val="center"/>
             </w:pPr>
@@ -5916,6 +6045,7 @@
           </w:tcPr>
           <w:p>
             <w:pPr>
+              <w:keepNext w:val="false"/>
               <w:spacing w:after="40" w:before="0"/>
               <w:jc w:val="left"/>
             </w:pPr>
@@ -5948,6 +6078,7 @@
           </w:tcPr>
           <w:p>
             <w:pPr>
+              <w:keepNext w:val="false"/>
               <w:spacing w:after="40" w:before="0"/>
               <w:jc w:val="left"/>
             </w:pPr>
@@ -5982,6 +6113,7 @@
           </w:tcPr>
           <w:p>
             <w:pPr>
+              <w:keepNext w:val="false"/>
               <w:spacing w:after="40" w:before="0"/>
               <w:jc w:val="left"/>
             </w:pPr>
@@ -6014,6 +6146,7 @@
           </w:tcPr>
           <w:p>
             <w:pPr>
+              <w:keepNext w:val="false"/>
               <w:spacing w:after="40" w:before="0"/>
               <w:jc w:val="left"/>
             </w:pPr>
@@ -6048,6 +6181,7 @@
           </w:tcPr>
           <w:p>
             <w:pPr>
+              <w:keepNext w:val="false"/>
               <w:spacing w:after="40" w:before="0"/>
               <w:jc w:val="left"/>
             </w:pPr>
@@ -6080,6 +6214,7 @@
           </w:tcPr>
           <w:p>
             <w:pPr>
+              <w:keepNext w:val="false"/>
               <w:spacing w:after="40" w:before="0"/>
               <w:jc w:val="left"/>
             </w:pPr>
@@ -6114,6 +6249,7 @@
           </w:tcPr>
           <w:p>
             <w:pPr>
+              <w:keepNext w:val="false"/>
               <w:spacing w:after="40" w:before="0"/>
               <w:jc w:val="left"/>
             </w:pPr>
@@ -6146,6 +6282,7 @@
           </w:tcPr>
           <w:p>
             <w:pPr>
+              <w:keepNext w:val="false"/>
               <w:spacing w:after="40" w:before="0"/>
               <w:jc w:val="left"/>
             </w:pPr>
@@ -6180,6 +6317,7 @@
           </w:tcPr>
           <w:p>
             <w:pPr>
+              <w:keepNext w:val="false"/>
               <w:spacing w:after="40" w:before="0"/>
               <w:jc w:val="left"/>
             </w:pPr>
@@ -6212,6 +6350,7 @@
           </w:tcPr>
           <w:p>
             <w:pPr>
+              <w:keepNext w:val="false"/>
               <w:spacing w:after="40" w:before="0"/>
               <w:jc w:val="left"/>
             </w:pPr>
@@ -6246,6 +6385,7 @@
           </w:tcPr>
           <w:p>
             <w:pPr>
+              <w:keepNext w:val="false"/>
               <w:spacing w:after="40" w:before="0"/>
               <w:jc w:val="left"/>
             </w:pPr>
@@ -6278,6 +6418,7 @@
           </w:tcPr>
           <w:p>
             <w:pPr>
+              <w:keepNext w:val="false"/>
               <w:spacing w:after="40" w:before="0"/>
               <w:jc w:val="left"/>
             </w:pPr>
@@ -6312,6 +6453,7 @@
           </w:tcPr>
           <w:p>
             <w:pPr>
+              <w:keepNext w:val="false"/>
               <w:spacing w:after="40" w:before="0"/>
               <w:jc w:val="left"/>
             </w:pPr>
@@ -6344,6 +6486,7 @@
           </w:tcPr>
           <w:p>
             <w:pPr>
+              <w:keepNext w:val="false"/>
               <w:spacing w:after="40" w:before="0"/>
               <w:jc w:val="left"/>
             </w:pPr>
@@ -6378,6 +6521,7 @@
           </w:tcPr>
           <w:p>
             <w:pPr>
+              <w:keepNext w:val="false"/>
               <w:spacing w:after="40" w:before="0"/>
               <w:jc w:val="left"/>
             </w:pPr>
@@ -6410,6 +6554,7 @@
           </w:tcPr>
           <w:p>
             <w:pPr>
+              <w:keepNext w:val="false"/>
               <w:spacing w:after="40" w:before="0"/>
               <w:jc w:val="left"/>
             </w:pPr>
@@ -6469,6 +6614,7 @@
           </w:tcPr>
           <w:p>
             <w:pPr>
+              <w:keepNext w:val="false"/>
               <w:spacing w:after="40" w:before="0"/>
               <w:jc w:val="center"/>
             </w:pPr>
@@ -6503,6 +6649,7 @@
           </w:tcPr>
           <w:p>
             <w:pPr>
+              <w:keepNext w:val="false"/>
               <w:spacing w:after="40" w:before="0"/>
               <w:jc w:val="left"/>
             </w:pPr>
@@ -6567,6 +6714,7 @@
           </w:tcPr>
           <w:p>
             <w:pPr>
+              <w:keepNext w:val="false"/>
               <w:spacing w:after="40" w:before="0"/>
               <w:jc w:val="center"/>
             </w:pPr>
@@ -6601,6 +6749,7 @@
           </w:tcPr>
           <w:p>
             <w:pPr>
+              <w:keepNext w:val="false"/>
               <w:spacing w:after="40" w:before="0"/>
               <w:jc w:val="left"/>
             </w:pPr>
@@ -6633,6 +6782,7 @@
           </w:tcPr>
           <w:p>
             <w:pPr>
+              <w:keepNext w:val="false"/>
               <w:spacing w:after="40" w:before="0"/>
               <w:jc w:val="left"/>
             </w:pPr>
@@ -6665,6 +6815,7 @@
           </w:tcPr>
           <w:p>
             <w:pPr>
+              <w:keepNext w:val="false"/>
               <w:spacing w:after="40" w:before="0"/>
               <w:jc w:val="left"/>
             </w:pPr>
@@ -6697,6 +6848,7 @@
           </w:tcPr>
           <w:p>
             <w:pPr>
+              <w:keepNext w:val="false"/>
               <w:spacing w:after="40" w:before="0"/>
               <w:jc w:val="left"/>
             </w:pPr>
@@ -6729,6 +6881,7 @@
           </w:tcPr>
           <w:p>
             <w:pPr>
+              <w:keepNext w:val="false"/>
               <w:spacing w:after="40" w:before="0"/>
               <w:jc w:val="left"/>
             </w:pPr>
@@ -6763,6 +6916,7 @@
           </w:tcPr>
           <w:p>
             <w:pPr>
+              <w:keepNext w:val="false"/>
               <w:spacing w:after="40" w:before="0"/>
               <w:jc w:val="left"/>
             </w:pPr>
@@ -6800,7 +6954,7 @@
             <w:pPr>
               <w:spacing w:after="20" w:before="0"/>
             </w:pPr>
-            <w:hyperlink w:history="1" r:id="rIdazyanj7retap6brrpn7sc">
+            <w:hyperlink w:history="1" r:id="rIdbzu8qcta2wsh3wgzf3-ez">
               <w:r>
                 <w:rPr>
                   <w:rFonts w:ascii="Arial" w:cs="Arial" w:eastAsia="Arial" w:hAnsi="Arial"/>
@@ -6833,7 +6987,7 @@
               <w:spacing w:after="10" w:before="0"/>
               <w:ind w:left="120"/>
             </w:pPr>
-            <w:hyperlink w:history="1" r:id="rIdeqwuex4tumvy9_jephhrx">
+            <w:hyperlink w:history="1" r:id="rIdvyjlppb0bjimnqjsag9ek">
               <w:r>
                 <w:rPr>
                   <w:rFonts w:ascii="Arial" w:cs="Arial" w:eastAsia="Arial" w:hAnsi="Arial"/>
@@ -6878,7 +7032,7 @@
             <w:pPr>
               <w:spacing w:after="20" w:before="0"/>
             </w:pPr>
-            <w:hyperlink w:history="1" r:id="rId4bzfi9zflpeoi5raftelc">
+            <w:hyperlink w:history="1" r:id="rIdkgkl9vkbswmczm-r6dkjl">
               <w:r>
                 <w:rPr>
                   <w:rFonts w:ascii="Arial" w:cs="Arial" w:eastAsia="Arial" w:hAnsi="Arial"/>
@@ -6911,7 +7065,7 @@
               <w:spacing w:after="10" w:before="0"/>
               <w:ind w:left="120"/>
             </w:pPr>
-            <w:hyperlink w:history="1" r:id="rIdfsfos7ilcc9d3j8m6i3lb">
+            <w:hyperlink w:history="1" r:id="rIdlbd4ieiabkbrsqwvj83b2">
               <w:r>
                 <w:rPr>
                   <w:rFonts w:ascii="Arial" w:cs="Arial" w:eastAsia="Arial" w:hAnsi="Arial"/>
@@ -6939,6 +7093,7 @@
           </w:tcPr>
           <w:p>
             <w:pPr>
+              <w:keepNext w:val="false"/>
               <w:spacing w:after="40" w:before="0"/>
               <w:jc w:val="left"/>
             </w:pPr>
@@ -6971,6 +7126,7 @@
           </w:tcPr>
           <w:p>
             <w:pPr>
+              <w:keepNext w:val="false"/>
               <w:spacing w:after="40" w:before="0"/>
               <w:jc w:val="left"/>
             </w:pPr>
@@ -7003,6 +7159,7 @@
           </w:tcPr>
           <w:p>
             <w:pPr>
+              <w:keepNext w:val="false"/>
               <w:spacing w:after="40" w:before="0"/>
               <w:jc w:val="left"/>
             </w:pPr>
@@ -7035,6 +7192,7 @@
           </w:tcPr>
           <w:p>
             <w:pPr>
+              <w:keepNext w:val="false"/>
               <w:spacing w:after="40" w:before="0"/>
               <w:jc w:val="left"/>
             </w:pPr>
@@ -7069,6 +7227,7 @@
           </w:tcPr>
           <w:p>
             <w:pPr>
+              <w:keepNext w:val="false"/>
               <w:spacing w:after="40" w:before="0"/>
               <w:jc w:val="left"/>
             </w:pPr>
@@ -7106,7 +7265,7 @@
             <w:pPr>
               <w:spacing w:after="20" w:before="0"/>
             </w:pPr>
-            <w:hyperlink w:history="1" r:id="rIdtfvd1m-uucbgnewt-e1sn">
+            <w:hyperlink w:history="1" r:id="rIdf68pne6lh9dnk_mv5w7_p">
               <w:r>
                 <w:rPr>
                   <w:rFonts w:ascii="Arial" w:cs="Arial" w:eastAsia="Arial" w:hAnsi="Arial"/>
@@ -7139,7 +7298,7 @@
               <w:spacing w:after="10" w:before="0"/>
               <w:ind w:left="120"/>
             </w:pPr>
-            <w:hyperlink w:history="1" r:id="rIdzaphbstns7k8vzjyfxdk5">
+            <w:hyperlink w:history="1" r:id="rIdc9-hpcpj2fjgi7aru9l6f">
               <w:r>
                 <w:rPr>
                   <w:rFonts w:ascii="Arial" w:cs="Arial" w:eastAsia="Arial" w:hAnsi="Arial"/>
@@ -7184,7 +7343,7 @@
             <w:pPr>
               <w:spacing w:after="20" w:before="0"/>
             </w:pPr>
-            <w:hyperlink w:history="1" r:id="rIdegpczqpxx9kbhplatu4sd">
+            <w:hyperlink w:history="1" r:id="rIdlg_ovs2nj7jfn-3wocjcp">
               <w:r>
                 <w:rPr>
                   <w:rFonts w:ascii="Arial" w:cs="Arial" w:eastAsia="Arial" w:hAnsi="Arial"/>
@@ -7217,7 +7376,7 @@
               <w:spacing w:after="10" w:before="0"/>
               <w:ind w:left="120"/>
             </w:pPr>
-            <w:hyperlink w:history="1" r:id="rIdmsmraunx_l-a0invtflk1">
+            <w:hyperlink w:history="1" r:id="rId5r4fpxqusbzyfwq1x3zqg">
               <w:r>
                 <w:rPr>
                   <w:rFonts w:ascii="Arial" w:cs="Arial" w:eastAsia="Arial" w:hAnsi="Arial"/>
@@ -7245,6 +7404,7 @@
           </w:tcPr>
           <w:p>
             <w:pPr>
+              <w:keepNext w:val="false"/>
               <w:spacing w:after="40" w:before="0"/>
               <w:jc w:val="left"/>
             </w:pPr>
@@ -7277,6 +7437,7 @@
           </w:tcPr>
           <w:p>
             <w:pPr>
+              <w:keepNext w:val="false"/>
               <w:spacing w:after="40" w:before="0"/>
               <w:jc w:val="left"/>
             </w:pPr>
@@ -7309,6 +7470,7 @@
           </w:tcPr>
           <w:p>
             <w:pPr>
+              <w:keepNext w:val="false"/>
               <w:spacing w:after="40" w:before="0"/>
               <w:jc w:val="left"/>
             </w:pPr>
@@ -7341,6 +7503,7 @@
           </w:tcPr>
           <w:p>
             <w:pPr>
+              <w:keepNext w:val="false"/>
               <w:spacing w:after="40" w:before="0"/>
               <w:jc w:val="left"/>
             </w:pPr>
@@ -7375,6 +7538,7 @@
           </w:tcPr>
           <w:p>
             <w:pPr>
+              <w:keepNext w:val="false"/>
               <w:spacing w:after="40" w:before="0"/>
               <w:jc w:val="left"/>
             </w:pPr>
@@ -7412,7 +7576,7 @@
             <w:pPr>
               <w:spacing w:after="20" w:before="0"/>
             </w:pPr>
-            <w:hyperlink w:history="1" r:id="rIdn-s6-8_blk0ah79le1qfb">
+            <w:hyperlink w:history="1" r:id="rIdzfxcqahdwfcjtloqlr0de">
               <w:r>
                 <w:rPr>
                   <w:rFonts w:ascii="Arial" w:cs="Arial" w:eastAsia="Arial" w:hAnsi="Arial"/>
@@ -7445,7 +7609,7 @@
               <w:spacing w:after="10" w:before="0"/>
               <w:ind w:left="120"/>
             </w:pPr>
-            <w:hyperlink w:history="1" r:id="rIdct7nmbw1gjo7rerniotuz">
+            <w:hyperlink w:history="1" r:id="rIdu0da47v7otkabdguy_b4h">
               <w:r>
                 <w:rPr>
                   <w:rFonts w:ascii="Arial" w:cs="Arial" w:eastAsia="Arial" w:hAnsi="Arial"/>
@@ -7490,7 +7654,7 @@
             <w:pPr>
               <w:spacing w:after="20" w:before="0"/>
             </w:pPr>
-            <w:hyperlink w:history="1" r:id="rIddtuvekmd2cjf8wy4s0awn">
+            <w:hyperlink w:history="1" r:id="rIdgxdzkl7sp_qxbqqeym7xf">
               <w:r>
                 <w:rPr>
                   <w:rFonts w:ascii="Arial" w:cs="Arial" w:eastAsia="Arial" w:hAnsi="Arial"/>
@@ -7539,7 +7703,7 @@
               <w:spacing w:after="10" w:before="0"/>
               <w:ind w:left="120"/>
             </w:pPr>
-            <w:hyperlink w:history="1" r:id="rId58o1drytf8yw9epopklyx">
+            <w:hyperlink w:history="1" r:id="rIdxuoqvmx2ojngg3hxutoif">
               <w:r>
                 <w:rPr>
                   <w:rFonts w:ascii="Arial" w:cs="Arial" w:eastAsia="Arial" w:hAnsi="Arial"/>
@@ -7567,6 +7731,7 @@
           </w:tcPr>
           <w:p>
             <w:pPr>
+              <w:keepNext w:val="false"/>
               <w:spacing w:after="40" w:before="0"/>
               <w:jc w:val="left"/>
             </w:pPr>
@@ -7599,6 +7764,7 @@
           </w:tcPr>
           <w:p>
             <w:pPr>
+              <w:keepNext w:val="false"/>
               <w:spacing w:after="40" w:before="0"/>
               <w:jc w:val="left"/>
             </w:pPr>
@@ -7631,6 +7797,7 @@
           </w:tcPr>
           <w:p>
             <w:pPr>
+              <w:keepNext w:val="false"/>
               <w:spacing w:after="40" w:before="0"/>
               <w:jc w:val="left"/>
             </w:pPr>
@@ -7663,6 +7830,7 @@
           </w:tcPr>
           <w:p>
             <w:pPr>
+              <w:keepNext w:val="false"/>
               <w:spacing w:after="40" w:before="0"/>
               <w:jc w:val="left"/>
             </w:pPr>
@@ -7697,6 +7865,7 @@
           </w:tcPr>
           <w:p>
             <w:pPr>
+              <w:keepNext w:val="false"/>
               <w:spacing w:after="40" w:before="0"/>
               <w:jc w:val="left"/>
             </w:pPr>
@@ -7734,7 +7903,7 @@
             <w:pPr>
               <w:spacing w:after="20" w:before="0"/>
             </w:pPr>
-            <w:hyperlink w:history="1" r:id="rIdni0-1j98-1d9cm_wyigl3">
+            <w:hyperlink w:history="1" r:id="rIdu-b9fb4wvyvcmqeerq3fk">
               <w:r>
                 <w:rPr>
                   <w:rFonts w:ascii="Arial" w:cs="Arial" w:eastAsia="Arial" w:hAnsi="Arial"/>
@@ -7767,7 +7936,7 @@
               <w:spacing w:after="10" w:before="0"/>
               <w:ind w:left="120"/>
             </w:pPr>
-            <w:hyperlink w:history="1" r:id="rId9xyuyyrz12tvlxpytdpts">
+            <w:hyperlink w:history="1" r:id="rIdj4mkauibt8q25sva-u7iq">
               <w:r>
                 <w:rPr>
                   <w:rFonts w:ascii="Arial" w:cs="Arial" w:eastAsia="Arial" w:hAnsi="Arial"/>
@@ -7812,7 +7981,7 @@
             <w:pPr>
               <w:spacing w:after="20" w:before="0"/>
             </w:pPr>
-            <w:hyperlink w:history="1" r:id="rIdpwyp7bp8fqrqavau_8jof">
+            <w:hyperlink w:history="1" r:id="rIdusmcc4ew_yoeacmh53m2s">
               <w:r>
                 <w:rPr>
                   <w:rFonts w:ascii="Arial" w:cs="Arial" w:eastAsia="Arial" w:hAnsi="Arial"/>
@@ -7861,7 +8030,7 @@
               <w:spacing w:after="10" w:before="0"/>
               <w:ind w:left="120"/>
             </w:pPr>
-            <w:hyperlink w:history="1" r:id="rIdbxcpne_tybwwmaj9--ntj">
+            <w:hyperlink w:history="1" r:id="rIdyx4_nthrondh2vu4ykvcv">
               <w:r>
                 <w:rPr>
                   <w:rFonts w:ascii="Arial" w:cs="Arial" w:eastAsia="Arial" w:hAnsi="Arial"/>
@@ -7889,6 +8058,7 @@
           </w:tcPr>
           <w:p>
             <w:pPr>
+              <w:keepNext w:val="false"/>
               <w:spacing w:after="40" w:before="0"/>
               <w:jc w:val="left"/>
             </w:pPr>
@@ -7921,6 +8091,7 @@
           </w:tcPr>
           <w:p>
             <w:pPr>
+              <w:keepNext w:val="false"/>
               <w:spacing w:after="40" w:before="0"/>
               <w:jc w:val="left"/>
             </w:pPr>
@@ -7953,6 +8124,7 @@
           </w:tcPr>
           <w:p>
             <w:pPr>
+              <w:keepNext w:val="false"/>
               <w:spacing w:after="40" w:before="0"/>
               <w:jc w:val="left"/>
             </w:pPr>
@@ -7985,6 +8157,7 @@
           </w:tcPr>
           <w:p>
             <w:pPr>
+              <w:keepNext w:val="false"/>
               <w:spacing w:after="40" w:before="0"/>
               <w:jc w:val="left"/>
             </w:pPr>
@@ -8019,6 +8192,7 @@
           </w:tcPr>
           <w:p>
             <w:pPr>
+              <w:keepNext w:val="false"/>
               <w:spacing w:after="40" w:before="0"/>
               <w:jc w:val="left"/>
             </w:pPr>
@@ -8056,7 +8230,7 @@
             <w:pPr>
               <w:spacing w:after="20" w:before="0"/>
             </w:pPr>
-            <w:hyperlink w:history="1" r:id="rIdi8tqu1kgkpmsfbjamxbwz">
+            <w:hyperlink w:history="1" r:id="rIdgig9oimgsjxpeclfumhs9">
               <w:r>
                 <w:rPr>
                   <w:rFonts w:ascii="Arial" w:cs="Arial" w:eastAsia="Arial" w:hAnsi="Arial"/>
@@ -8105,7 +8279,7 @@
               <w:spacing w:after="10" w:before="0"/>
               <w:ind w:left="120"/>
             </w:pPr>
-            <w:hyperlink w:history="1" r:id="rIdkol3czxq6hygwha4w4juo">
+            <w:hyperlink w:history="1" r:id="rId4tu5l0ltlqj4zw02upafw">
               <w:r>
                 <w:rPr>
                   <w:rFonts w:ascii="Arial" w:cs="Arial" w:eastAsia="Arial" w:hAnsi="Arial"/>
@@ -8150,7 +8324,7 @@
             <w:pPr>
               <w:spacing w:after="20" w:before="0"/>
             </w:pPr>
-            <w:hyperlink w:history="1" r:id="rIdj_lzbjk8bkv4lu4iqsk0_">
+            <w:hyperlink w:history="1" r:id="rIdyrrq_t9v2zb-9ntr26py6">
               <w:r>
                 <w:rPr>
                   <w:rFonts w:ascii="Arial" w:cs="Arial" w:eastAsia="Arial" w:hAnsi="Arial"/>
@@ -8199,7 +8373,7 @@
               <w:spacing w:after="10" w:before="0"/>
               <w:ind w:left="120"/>
             </w:pPr>
-            <w:hyperlink w:history="1" r:id="rIdii7ndlkvd8wjm4rf92xwo">
+            <w:hyperlink w:history="1" r:id="rIdlcg-v1di4yuak3zhnafyc">
               <w:r>
                 <w:rPr>
                   <w:rFonts w:ascii="Arial" w:cs="Arial" w:eastAsia="Arial" w:hAnsi="Arial"/>
@@ -8227,6 +8401,7 @@
           </w:tcPr>
           <w:p>
             <w:pPr>
+              <w:keepNext w:val="false"/>
               <w:spacing w:after="40" w:before="0"/>
               <w:jc w:val="left"/>
             </w:pPr>
@@ -8259,6 +8434,7 @@
           </w:tcPr>
           <w:p>
             <w:pPr>
+              <w:keepNext w:val="false"/>
               <w:spacing w:after="40" w:before="0"/>
               <w:jc w:val="left"/>
             </w:pPr>
@@ -8291,6 +8467,7 @@
           </w:tcPr>
           <w:p>
             <w:pPr>
+              <w:keepNext w:val="false"/>
               <w:spacing w:after="40" w:before="0"/>
               <w:jc w:val="left"/>
             </w:pPr>
@@ -8323,6 +8500,7 @@
           </w:tcPr>
           <w:p>
             <w:pPr>
+              <w:keepNext w:val="false"/>
               <w:spacing w:after="40" w:before="0"/>
               <w:jc w:val="left"/>
             </w:pPr>
@@ -8382,6 +8560,7 @@
           </w:tcPr>
           <w:p>
             <w:pPr>
+              <w:keepNext w:val="false"/>
               <w:spacing w:after="40" w:before="0"/>
               <w:jc w:val="center"/>
             </w:pPr>
@@ -8416,6 +8595,7 @@
           </w:tcPr>
           <w:p>
             <w:pPr>
+              <w:keepNext w:val="false"/>
               <w:spacing w:after="40" w:before="0"/>
               <w:jc w:val="left"/>
             </w:pPr>
@@ -8477,6 +8657,7 @@
           </w:tcPr>
           <w:p>
             <w:pPr>
+              <w:keepNext w:val="false"/>
               <w:spacing w:after="40" w:before="0"/>
               <w:jc w:val="center"/>
             </w:pPr>
@@ -8511,6 +8692,7 @@
           </w:tcPr>
           <w:p>
             <w:pPr>
+              <w:keepNext w:val="false"/>
               <w:spacing w:after="40" w:before="0"/>
               <w:jc w:val="left"/>
             </w:pPr>
@@ -8543,6 +8725,7 @@
           </w:tcPr>
           <w:p>
             <w:pPr>
+              <w:keepNext w:val="false"/>
               <w:spacing w:after="40" w:before="0"/>
               <w:jc w:val="left"/>
             </w:pPr>
@@ -8577,6 +8760,7 @@
           </w:tcPr>
           <w:p>
             <w:pPr>
+              <w:keepNext w:val="false"/>
               <w:spacing w:after="40" w:before="0"/>
               <w:jc w:val="left"/>
             </w:pPr>
@@ -8609,6 +8793,7 @@
           </w:tcPr>
           <w:p>
             <w:pPr>
+              <w:keepNext w:val="false"/>
               <w:spacing w:after="40" w:before="0"/>
               <w:jc w:val="left"/>
             </w:pPr>
@@ -8643,6 +8828,7 @@
           </w:tcPr>
           <w:p>
             <w:pPr>
+              <w:keepNext w:val="false"/>
               <w:spacing w:after="40" w:before="0"/>
               <w:jc w:val="left"/>
             </w:pPr>
@@ -8675,6 +8861,7 @@
           </w:tcPr>
           <w:p>
             <w:pPr>
+              <w:keepNext w:val="false"/>
               <w:spacing w:after="40" w:before="0"/>
               <w:jc w:val="left"/>
             </w:pPr>
@@ -8711,7 +8898,7 @@
         </w:rPr>
         <w:t xml:space="preserve">© 2026 SeaVuria and ARES. Aligned with KICD objectives. Developed by SeaVuria; technical implementation by ARES (with AI assistance from Claude). Licensed under </w:t>
       </w:r>
-      <w:hyperlink w:history="1" r:id="rIdqqrcu8ltoiuk8e0bqwk-3">
+      <w:hyperlink w:history="1" r:id="rIdo5vdt90dpbh1mj-4tiwtd">
         <w:r>
           <w:rPr>
             <w:rFonts w:ascii="Arial" w:cs="Arial" w:eastAsia="Arial" w:hAnsi="Arial"/>
@@ -8732,7 +8919,7 @@
         </w:rPr>
         <w:t xml:space="preserve"> (</w:t>
       </w:r>
-      <w:hyperlink w:history="1" r:id="rIdpjfnfwywzbdigcfxjwipt">
+      <w:hyperlink w:history="1" r:id="rId8cbc9hlneyqq4edio9b2g">
         <w:r>
           <w:rPr>
             <w:rFonts w:ascii="Arial" w:cs="Arial" w:eastAsia="Arial" w:hAnsi="Arial"/>
@@ -8792,6 +8979,7 @@
           </w:tcPr>
           <w:p>
             <w:pPr>
+              <w:keepNext w:val="false"/>
               <w:spacing w:after="40" w:before="0"/>
               <w:jc w:val="center"/>
             </w:pPr>
@@ -8827,6 +9015,7 @@
           </w:tcPr>
           <w:p>
             <w:pPr>
+              <w:keepNext w:val="false"/>
               <w:spacing w:after="40" w:before="0"/>
               <w:jc w:val="center"/>
             </w:pPr>
@@ -8861,6 +9050,7 @@
           </w:tcPr>
           <w:p>
             <w:pPr>
+              <w:keepNext w:val="false"/>
               <w:spacing w:after="40" w:before="0"/>
               <w:jc w:val="left"/>
             </w:pPr>
@@ -8893,6 +9083,7 @@
           </w:tcPr>
           <w:p>
             <w:pPr>
+              <w:keepNext w:val="false"/>
               <w:spacing w:after="40" w:before="0"/>
               <w:jc w:val="left"/>
             </w:pPr>
@@ -8927,6 +9118,7 @@
           </w:tcPr>
           <w:p>
             <w:pPr>
+              <w:keepNext w:val="false"/>
               <w:spacing w:after="40" w:before="0"/>
               <w:jc w:val="left"/>
             </w:pPr>
@@ -8959,6 +9151,7 @@
           </w:tcPr>
           <w:p>
             <w:pPr>
+              <w:keepNext w:val="false"/>
               <w:spacing w:after="40" w:before="0"/>
               <w:jc w:val="left"/>
             </w:pPr>
@@ -8993,6 +9186,7 @@
           </w:tcPr>
           <w:p>
             <w:pPr>
+              <w:keepNext w:val="false"/>
               <w:spacing w:after="40" w:before="0"/>
               <w:jc w:val="left"/>
             </w:pPr>
@@ -9025,6 +9219,7 @@
           </w:tcPr>
           <w:p>
             <w:pPr>
+              <w:keepNext w:val="false"/>
               <w:spacing w:after="40" w:before="0"/>
               <w:jc w:val="left"/>
             </w:pPr>
@@ -9059,6 +9254,7 @@
           </w:tcPr>
           <w:p>
             <w:pPr>
+              <w:keepNext w:val="false"/>
               <w:spacing w:after="40" w:before="0"/>
               <w:jc w:val="left"/>
             </w:pPr>
@@ -9091,6 +9287,7 @@
           </w:tcPr>
           <w:p>
             <w:pPr>
+              <w:keepNext w:val="false"/>
               <w:spacing w:after="40" w:before="0"/>
               <w:jc w:val="left"/>
             </w:pPr>
@@ -9125,6 +9322,7 @@
           </w:tcPr>
           <w:p>
             <w:pPr>
+              <w:keepNext w:val="false"/>
               <w:spacing w:after="40" w:before="0"/>
               <w:jc w:val="left"/>
             </w:pPr>
@@ -9157,6 +9355,7 @@
           </w:tcPr>
           <w:p>
             <w:pPr>
+              <w:keepNext w:val="false"/>
               <w:spacing w:after="40" w:before="0"/>
               <w:jc w:val="left"/>
             </w:pPr>
@@ -9191,6 +9390,7 @@
           </w:tcPr>
           <w:p>
             <w:pPr>
+              <w:keepNext w:val="false"/>
               <w:spacing w:after="40" w:before="0"/>
               <w:jc w:val="left"/>
             </w:pPr>
@@ -9223,6 +9423,7 @@
           </w:tcPr>
           <w:p>
             <w:pPr>
+              <w:keepNext w:val="false"/>
               <w:spacing w:after="40" w:before="0"/>
               <w:jc w:val="left"/>
             </w:pPr>
@@ -9257,6 +9458,7 @@
           </w:tcPr>
           <w:p>
             <w:pPr>
+              <w:keepNext w:val="false"/>
               <w:spacing w:after="40" w:before="0"/>
               <w:jc w:val="left"/>
             </w:pPr>
@@ -9289,6 +9491,7 @@
           </w:tcPr>
           <w:p>
             <w:pPr>
+              <w:keepNext w:val="false"/>
               <w:spacing w:after="40" w:before="0"/>
               <w:jc w:val="left"/>
             </w:pPr>
@@ -9323,6 +9526,7 @@
           </w:tcPr>
           <w:p>
             <w:pPr>
+              <w:keepNext w:val="false"/>
               <w:spacing w:after="40" w:before="0"/>
               <w:jc w:val="left"/>
             </w:pPr>
@@ -9355,6 +9559,7 @@
           </w:tcPr>
           <w:p>
             <w:pPr>
+              <w:keepNext w:val="false"/>
               <w:spacing w:after="40" w:before="0"/>
               <w:jc w:val="left"/>
             </w:pPr>
@@ -9414,6 +9619,7 @@
           </w:tcPr>
           <w:p>
             <w:pPr>
+              <w:keepNext w:val="false"/>
               <w:spacing w:after="40" w:before="0"/>
               <w:jc w:val="center"/>
             </w:pPr>
@@ -9448,6 +9654,7 @@
           </w:tcPr>
           <w:p>
             <w:pPr>
+              <w:keepNext w:val="false"/>
               <w:spacing w:after="40" w:before="0"/>
               <w:jc w:val="left"/>
             </w:pPr>
@@ -9512,6 +9719,7 @@
           </w:tcPr>
           <w:p>
             <w:pPr>
+              <w:keepNext w:val="false"/>
               <w:spacing w:after="40" w:before="0"/>
               <w:jc w:val="center"/>
             </w:pPr>
@@ -9546,6 +9754,7 @@
           </w:tcPr>
           <w:p>
             <w:pPr>
+              <w:keepNext w:val="false"/>
               <w:spacing w:after="40" w:before="0"/>
               <w:jc w:val="left"/>
             </w:pPr>
@@ -9578,6 +9787,7 @@
           </w:tcPr>
           <w:p>
             <w:pPr>
+              <w:keepNext w:val="false"/>
               <w:spacing w:after="40" w:before="0"/>
               <w:jc w:val="left"/>
             </w:pPr>
@@ -9610,6 +9820,7 @@
           </w:tcPr>
           <w:p>
             <w:pPr>
+              <w:keepNext w:val="false"/>
               <w:spacing w:after="40" w:before="0"/>
               <w:jc w:val="left"/>
             </w:pPr>
@@ -9642,6 +9853,7 @@
           </w:tcPr>
           <w:p>
             <w:pPr>
+              <w:keepNext w:val="false"/>
               <w:spacing w:after="40" w:before="0"/>
               <w:jc w:val="left"/>
             </w:pPr>
@@ -9674,6 +9886,7 @@
           </w:tcPr>
           <w:p>
             <w:pPr>
+              <w:keepNext w:val="false"/>
               <w:spacing w:after="40" w:before="0"/>
               <w:jc w:val="left"/>
             </w:pPr>
@@ -9708,6 +9921,7 @@
           </w:tcPr>
           <w:p>
             <w:pPr>
+              <w:keepNext w:val="false"/>
               <w:spacing w:after="40" w:before="0"/>
               <w:jc w:val="left"/>
             </w:pPr>
@@ -9745,7 +9959,7 @@
             <w:pPr>
               <w:spacing w:after="20" w:before="0"/>
             </w:pPr>
-            <w:hyperlink w:history="1" r:id="rIdz0mxs3agwd8gmeribbanm">
+            <w:hyperlink w:history="1" r:id="rIdk8o9y7s7mrrcr79cthizt">
               <w:r>
                 <w:rPr>
                   <w:rFonts w:ascii="Arial" w:cs="Arial" w:eastAsia="Arial" w:hAnsi="Arial"/>
@@ -9778,7 +9992,7 @@
               <w:spacing w:after="10" w:before="0"/>
               <w:ind w:left="120"/>
             </w:pPr>
-            <w:hyperlink w:history="1" r:id="rId7v6fqdp9anuugf3vgnabi">
+            <w:hyperlink w:history="1" r:id="rIdrdo_049vun8gbahbi4jih">
               <w:r>
                 <w:rPr>
                   <w:rFonts w:ascii="Arial" w:cs="Arial" w:eastAsia="Arial" w:hAnsi="Arial"/>
@@ -9823,7 +10037,7 @@
             <w:pPr>
               <w:spacing w:after="20" w:before="0"/>
             </w:pPr>
-            <w:hyperlink w:history="1" r:id="rIdsvyk0r2p124tqohb4vpdn">
+            <w:hyperlink w:history="1" r:id="rIdbllpvqw2noeskmpxytrh7">
               <w:r>
                 <w:rPr>
                   <w:rFonts w:ascii="Arial" w:cs="Arial" w:eastAsia="Arial" w:hAnsi="Arial"/>
@@ -9856,7 +10070,7 @@
               <w:spacing w:after="10" w:before="0"/>
               <w:ind w:left="120"/>
             </w:pPr>
-            <w:hyperlink w:history="1" r:id="rIdgskdibf3w2n1lz7pygl5f">
+            <w:hyperlink w:history="1" r:id="rIdue4gurssyo_or9g5noufh">
               <w:r>
                 <w:rPr>
                   <w:rFonts w:ascii="Arial" w:cs="Arial" w:eastAsia="Arial" w:hAnsi="Arial"/>
@@ -9884,6 +10098,7 @@
           </w:tcPr>
           <w:p>
             <w:pPr>
+              <w:keepNext w:val="false"/>
               <w:spacing w:after="40" w:before="0"/>
               <w:jc w:val="left"/>
             </w:pPr>
@@ -9916,6 +10131,7 @@
           </w:tcPr>
           <w:p>
             <w:pPr>
+              <w:keepNext w:val="false"/>
               <w:spacing w:after="40" w:before="0"/>
               <w:jc w:val="left"/>
             </w:pPr>
@@ -9948,6 +10164,7 @@
           </w:tcPr>
           <w:p>
             <w:pPr>
+              <w:keepNext w:val="false"/>
               <w:spacing w:after="40" w:before="0"/>
               <w:jc w:val="left"/>
             </w:pPr>
@@ -9980,6 +10197,7 @@
           </w:tcPr>
           <w:p>
             <w:pPr>
+              <w:keepNext w:val="false"/>
               <w:spacing w:after="40" w:before="0"/>
               <w:jc w:val="left"/>
             </w:pPr>
@@ -10014,6 +10232,7 @@
           </w:tcPr>
           <w:p>
             <w:pPr>
+              <w:keepNext w:val="false"/>
               <w:spacing w:after="40" w:before="0"/>
               <w:jc w:val="left"/>
             </w:pPr>
@@ -10051,7 +10270,7 @@
             <w:pPr>
               <w:spacing w:after="20" w:before="0"/>
             </w:pPr>
-            <w:hyperlink w:history="1" r:id="rIdyf764f9ndcaw70sd1lhda">
+            <w:hyperlink w:history="1" r:id="rIda81slcjvvrl_upfvlk7s8">
               <w:r>
                 <w:rPr>
                   <w:rFonts w:ascii="Arial" w:cs="Arial" w:eastAsia="Arial" w:hAnsi="Arial"/>
@@ -10084,7 +10303,7 @@
               <w:spacing w:after="10" w:before="0"/>
               <w:ind w:left="120"/>
             </w:pPr>
-            <w:hyperlink w:history="1" r:id="rIdmm6hxv9snlqv__opmck7p">
+            <w:hyperlink w:history="1" r:id="rIdrugf6ri4f-zezpdck8uc-">
               <w:r>
                 <w:rPr>
                   <w:rFonts w:ascii="Arial" w:cs="Arial" w:eastAsia="Arial" w:hAnsi="Arial"/>
@@ -10129,7 +10348,7 @@
             <w:pPr>
               <w:spacing w:after="20" w:before="0"/>
             </w:pPr>
-            <w:hyperlink w:history="1" r:id="rIdqb_3efgni_0gi9dqfml8n">
+            <w:hyperlink w:history="1" r:id="rIdbs5ylz2mqnfbd4bwkz9zb">
               <w:r>
                 <w:rPr>
                   <w:rFonts w:ascii="Arial" w:cs="Arial" w:eastAsia="Arial" w:hAnsi="Arial"/>
@@ -10162,7 +10381,7 @@
               <w:spacing w:after="10" w:before="0"/>
               <w:ind w:left="120"/>
             </w:pPr>
-            <w:hyperlink w:history="1" r:id="rId9jxqbe4dmoovzm2mbnd_h">
+            <w:hyperlink w:history="1" r:id="rIdmxteom5-x7rzqibzm0tk3">
               <w:r>
                 <w:rPr>
                   <w:rFonts w:ascii="Arial" w:cs="Arial" w:eastAsia="Arial" w:hAnsi="Arial"/>
@@ -10190,6 +10409,7 @@
           </w:tcPr>
           <w:p>
             <w:pPr>
+              <w:keepNext w:val="false"/>
               <w:spacing w:after="40" w:before="0"/>
               <w:jc w:val="left"/>
             </w:pPr>
@@ -10222,6 +10442,7 @@
           </w:tcPr>
           <w:p>
             <w:pPr>
+              <w:keepNext w:val="false"/>
               <w:spacing w:after="40" w:before="0"/>
               <w:jc w:val="left"/>
             </w:pPr>
@@ -10254,6 +10475,7 @@
           </w:tcPr>
           <w:p>
             <w:pPr>
+              <w:keepNext w:val="false"/>
               <w:spacing w:after="40" w:before="0"/>
               <w:jc w:val="left"/>
             </w:pPr>
@@ -10286,6 +10508,7 @@
           </w:tcPr>
           <w:p>
             <w:pPr>
+              <w:keepNext w:val="false"/>
               <w:spacing w:after="40" w:before="0"/>
               <w:jc w:val="left"/>
             </w:pPr>
@@ -10320,6 +10543,7 @@
           </w:tcPr>
           <w:p>
             <w:pPr>
+              <w:keepNext w:val="false"/>
               <w:spacing w:after="40" w:before="0"/>
               <w:jc w:val="left"/>
             </w:pPr>
@@ -10357,7 +10581,7 @@
             <w:pPr>
               <w:spacing w:after="20" w:before="0"/>
             </w:pPr>
-            <w:hyperlink w:history="1" r:id="rIdkjq-krt9rtldpapvgsp8a">
+            <w:hyperlink w:history="1" r:id="rIdlpypmwfucyu0m-d7louws">
               <w:r>
                 <w:rPr>
                   <w:rFonts w:ascii="Arial" w:cs="Arial" w:eastAsia="Arial" w:hAnsi="Arial"/>
@@ -10390,7 +10614,7 @@
               <w:spacing w:after="10" w:before="0"/>
               <w:ind w:left="120"/>
             </w:pPr>
-            <w:hyperlink w:history="1" r:id="rIdzrpape1vknkz1gqxsqorb">
+            <w:hyperlink w:history="1" r:id="rIdu7fhyav8pyozyoumryfwr">
               <w:r>
                 <w:rPr>
                   <w:rFonts w:ascii="Arial" w:cs="Arial" w:eastAsia="Arial" w:hAnsi="Arial"/>
@@ -10435,7 +10659,7 @@
             <w:pPr>
               <w:spacing w:after="20" w:before="0"/>
             </w:pPr>
-            <w:hyperlink w:history="1" r:id="rIdhtog9j7feq0tyqhvzglz2">
+            <w:hyperlink w:history="1" r:id="rIdctf37kmizrcjmvmstzv-u">
               <w:r>
                 <w:rPr>
                   <w:rFonts w:ascii="Arial" w:cs="Arial" w:eastAsia="Arial" w:hAnsi="Arial"/>
@@ -10468,7 +10692,7 @@
               <w:spacing w:after="10" w:before="0"/>
               <w:ind w:left="120"/>
             </w:pPr>
-            <w:hyperlink w:history="1" r:id="rIdn-ctorpasprkou8lmokab">
+            <w:hyperlink w:history="1" r:id="rIdybgv1npzwomucr7q2kojb">
               <w:r>
                 <w:rPr>
                   <w:rFonts w:ascii="Arial" w:cs="Arial" w:eastAsia="Arial" w:hAnsi="Arial"/>
@@ -10496,6 +10720,7 @@
           </w:tcPr>
           <w:p>
             <w:pPr>
+              <w:keepNext w:val="false"/>
               <w:spacing w:after="40" w:before="0"/>
               <w:jc w:val="left"/>
             </w:pPr>
@@ -10528,6 +10753,7 @@
           </w:tcPr>
           <w:p>
             <w:pPr>
+              <w:keepNext w:val="false"/>
               <w:spacing w:after="40" w:before="0"/>
               <w:jc w:val="left"/>
             </w:pPr>
@@ -10560,6 +10786,7 @@
           </w:tcPr>
           <w:p>
             <w:pPr>
+              <w:keepNext w:val="false"/>
               <w:spacing w:after="40" w:before="0"/>
               <w:jc w:val="left"/>
             </w:pPr>
@@ -10592,6 +10819,7 @@
           </w:tcPr>
           <w:p>
             <w:pPr>
+              <w:keepNext w:val="false"/>
               <w:spacing w:after="40" w:before="0"/>
               <w:jc w:val="left"/>
             </w:pPr>
@@ -10626,6 +10854,7 @@
           </w:tcPr>
           <w:p>
             <w:pPr>
+              <w:keepNext w:val="false"/>
               <w:spacing w:after="40" w:before="0"/>
               <w:jc w:val="left"/>
             </w:pPr>
@@ -10663,7 +10892,7 @@
             <w:pPr>
               <w:spacing w:after="20" w:before="0"/>
             </w:pPr>
-            <w:hyperlink w:history="1" r:id="rIdqpegof1fplwnaurlyy7ds">
+            <w:hyperlink w:history="1" r:id="rIdpuwfo-2whktmzadvt_x9o">
               <w:r>
                 <w:rPr>
                   <w:rFonts w:ascii="Arial" w:cs="Arial" w:eastAsia="Arial" w:hAnsi="Arial"/>
@@ -10696,7 +10925,7 @@
               <w:spacing w:after="10" w:before="0"/>
               <w:ind w:left="120"/>
             </w:pPr>
-            <w:hyperlink w:history="1" r:id="rId_gq2itom_mi0ywx72go_e">
+            <w:hyperlink w:history="1" r:id="rIda6bfvudgqbja3g8jmsb-0">
               <w:r>
                 <w:rPr>
                   <w:rFonts w:ascii="Arial" w:cs="Arial" w:eastAsia="Arial" w:hAnsi="Arial"/>
@@ -10741,7 +10970,7 @@
             <w:pPr>
               <w:spacing w:after="20" w:before="0"/>
             </w:pPr>
-            <w:hyperlink w:history="1" r:id="rIdmztffuzazs3apfqnccrep">
+            <w:hyperlink w:history="1" r:id="rIdmssqukd9gyrwm6bgft0nt">
               <w:r>
                 <w:rPr>
                   <w:rFonts w:ascii="Arial" w:cs="Arial" w:eastAsia="Arial" w:hAnsi="Arial"/>
@@ -10774,7 +11003,7 @@
               <w:spacing w:after="10" w:before="0"/>
               <w:ind w:left="120"/>
             </w:pPr>
-            <w:hyperlink w:history="1" r:id="rIdhagqfobfdxpv9jxck2a7r">
+            <w:hyperlink w:history="1" r:id="rId45nj_q6dm8znw8yz2cuoe">
               <w:r>
                 <w:rPr>
                   <w:rFonts w:ascii="Arial" w:cs="Arial" w:eastAsia="Arial" w:hAnsi="Arial"/>
@@ -10802,6 +11031,7 @@
           </w:tcPr>
           <w:p>
             <w:pPr>
+              <w:keepNext w:val="false"/>
               <w:spacing w:after="40" w:before="0"/>
               <w:jc w:val="left"/>
             </w:pPr>
@@ -10834,6 +11064,7 @@
           </w:tcPr>
           <w:p>
             <w:pPr>
+              <w:keepNext w:val="false"/>
               <w:spacing w:after="40" w:before="0"/>
               <w:jc w:val="left"/>
             </w:pPr>
@@ -10866,6 +11097,7 @@
           </w:tcPr>
           <w:p>
             <w:pPr>
+              <w:keepNext w:val="false"/>
               <w:spacing w:after="40" w:before="0"/>
               <w:jc w:val="left"/>
             </w:pPr>
@@ -10898,6 +11130,7 @@
           </w:tcPr>
           <w:p>
             <w:pPr>
+              <w:keepNext w:val="false"/>
               <w:spacing w:after="40" w:before="0"/>
               <w:jc w:val="left"/>
             </w:pPr>
@@ -10932,6 +11165,7 @@
           </w:tcPr>
           <w:p>
             <w:pPr>
+              <w:keepNext w:val="false"/>
               <w:spacing w:after="40" w:before="0"/>
               <w:jc w:val="left"/>
             </w:pPr>
@@ -10969,7 +11203,7 @@
             <w:pPr>
               <w:spacing w:after="20" w:before="0"/>
             </w:pPr>
-            <w:hyperlink w:history="1" r:id="rIdx5a2le6p3bzhmr3q9ivr-">
+            <w:hyperlink w:history="1" r:id="rId8pg_g5cvvwoskxlz94dbw">
               <w:r>
                 <w:rPr>
                   <w:rFonts w:ascii="Arial" w:cs="Arial" w:eastAsia="Arial" w:hAnsi="Arial"/>
@@ -11018,7 +11252,7 @@
               <w:spacing w:after="10" w:before="0"/>
               <w:ind w:left="120"/>
             </w:pPr>
-            <w:hyperlink w:history="1" r:id="rIdiep6vrhpnkkhjdmvii1l8">
+            <w:hyperlink w:history="1" r:id="rId7mh5zjdw583lzfwez6pw6">
               <w:r>
                 <w:rPr>
                   <w:rFonts w:ascii="Arial" w:cs="Arial" w:eastAsia="Arial" w:hAnsi="Arial"/>
@@ -11063,7 +11297,7 @@
             <w:pPr>
               <w:spacing w:after="20" w:before="0"/>
             </w:pPr>
-            <w:hyperlink w:history="1" r:id="rIdz_uq_p8sfgaatvqk0y6wj">
+            <w:hyperlink w:history="1" r:id="rIddsqengcovgbnwxk3crqcv">
               <w:r>
                 <w:rPr>
                   <w:rFonts w:ascii="Arial" w:cs="Arial" w:eastAsia="Arial" w:hAnsi="Arial"/>
@@ -11096,7 +11330,7 @@
               <w:spacing w:after="10" w:before="0"/>
               <w:ind w:left="120"/>
             </w:pPr>
-            <w:hyperlink w:history="1" r:id="rIdclr6hoyhjedb21p_xly-y">
+            <w:hyperlink w:history="1" r:id="rIdzkhzhpc_gjgtnjxxgoux2">
               <w:r>
                 <w:rPr>
                   <w:rFonts w:ascii="Arial" w:cs="Arial" w:eastAsia="Arial" w:hAnsi="Arial"/>
@@ -11124,6 +11358,7 @@
           </w:tcPr>
           <w:p>
             <w:pPr>
+              <w:keepNext w:val="false"/>
               <w:spacing w:after="40" w:before="0"/>
               <w:jc w:val="left"/>
             </w:pPr>
@@ -11156,6 +11391,7 @@
           </w:tcPr>
           <w:p>
             <w:pPr>
+              <w:keepNext w:val="false"/>
               <w:spacing w:after="40" w:before="0"/>
               <w:jc w:val="left"/>
             </w:pPr>
@@ -11188,6 +11424,7 @@
           </w:tcPr>
           <w:p>
             <w:pPr>
+              <w:keepNext w:val="false"/>
               <w:spacing w:after="40" w:before="0"/>
               <w:jc w:val="left"/>
             </w:pPr>
@@ -11220,6 +11457,7 @@
           </w:tcPr>
           <w:p>
             <w:pPr>
+              <w:keepNext w:val="false"/>
               <w:spacing w:after="40" w:before="0"/>
               <w:jc w:val="left"/>
             </w:pPr>
@@ -11279,6 +11517,7 @@
           </w:tcPr>
           <w:p>
             <w:pPr>
+              <w:keepNext w:val="false"/>
               <w:spacing w:after="40" w:before="0"/>
               <w:jc w:val="center"/>
             </w:pPr>
@@ -11313,6 +11552,7 @@
           </w:tcPr>
           <w:p>
             <w:pPr>
+              <w:keepNext w:val="false"/>
               <w:spacing w:after="40" w:before="0"/>
               <w:jc w:val="left"/>
             </w:pPr>
@@ -11374,6 +11614,7 @@
           </w:tcPr>
           <w:p>
             <w:pPr>
+              <w:keepNext w:val="false"/>
               <w:spacing w:after="40" w:before="0"/>
               <w:jc w:val="center"/>
             </w:pPr>
@@ -11408,6 +11649,7 @@
           </w:tcPr>
           <w:p>
             <w:pPr>
+              <w:keepNext w:val="false"/>
               <w:spacing w:after="40" w:before="0"/>
               <w:jc w:val="left"/>
             </w:pPr>
@@ -11440,6 +11682,7 @@
           </w:tcPr>
           <w:p>
             <w:pPr>
+              <w:keepNext w:val="false"/>
               <w:spacing w:after="40" w:before="0"/>
               <w:jc w:val="left"/>
             </w:pPr>
@@ -11474,6 +11717,7 @@
           </w:tcPr>
           <w:p>
             <w:pPr>
+              <w:keepNext w:val="false"/>
               <w:spacing w:after="40" w:before="0"/>
               <w:jc w:val="left"/>
             </w:pPr>
@@ -11506,6 +11750,7 @@
           </w:tcPr>
           <w:p>
             <w:pPr>
+              <w:keepNext w:val="false"/>
               <w:spacing w:after="40" w:before="0"/>
               <w:jc w:val="left"/>
             </w:pPr>
@@ -11540,6 +11785,7 @@
           </w:tcPr>
           <w:p>
             <w:pPr>
+              <w:keepNext w:val="false"/>
               <w:spacing w:after="40" w:before="0"/>
               <w:jc w:val="left"/>
             </w:pPr>
@@ -11572,6 +11818,7 @@
           </w:tcPr>
           <w:p>
             <w:pPr>
+              <w:keepNext w:val="false"/>
               <w:spacing w:after="40" w:before="0"/>
               <w:jc w:val="left"/>
             </w:pPr>
@@ -11608,7 +11855,7 @@
         </w:rPr>
         <w:t xml:space="preserve">© 2026 SeaVuria and ARES. Aligned with KICD objectives. Developed by SeaVuria; technical implementation by ARES (with AI assistance from Claude). Licensed under </w:t>
       </w:r>
-      <w:hyperlink w:history="1" r:id="rIdcfrfebjbzftxako7a8okf">
+      <w:hyperlink w:history="1" r:id="rIdn_4d53wln9i0pdjz8_glh">
         <w:r>
           <w:rPr>
             <w:rFonts w:ascii="Arial" w:cs="Arial" w:eastAsia="Arial" w:hAnsi="Arial"/>
@@ -11629,7 +11876,7 @@
         </w:rPr>
         <w:t xml:space="preserve"> (</w:t>
       </w:r>
-      <w:hyperlink w:history="1" r:id="rIdi6qctjrdcov71dhe_t1di">
+      <w:hyperlink w:history="1" r:id="rIdnvah_hr6gnicxqf9qdlvt">
         <w:r>
           <w:rPr>
             <w:rFonts w:ascii="Arial" w:cs="Arial" w:eastAsia="Arial" w:hAnsi="Arial"/>
@@ -11689,6 +11936,7 @@
           </w:tcPr>
           <w:p>
             <w:pPr>
+              <w:keepNext w:val="false"/>
               <w:spacing w:after="40" w:before="0"/>
               <w:jc w:val="center"/>
             </w:pPr>
@@ -11724,6 +11972,7 @@
           </w:tcPr>
           <w:p>
             <w:pPr>
+              <w:keepNext w:val="false"/>
               <w:spacing w:after="40" w:before="0"/>
               <w:jc w:val="center"/>
             </w:pPr>
@@ -11758,6 +12007,7 @@
           </w:tcPr>
           <w:p>
             <w:pPr>
+              <w:keepNext w:val="false"/>
               <w:spacing w:after="40" w:before="0"/>
               <w:jc w:val="left"/>
             </w:pPr>
@@ -11790,6 +12040,7 @@
           </w:tcPr>
           <w:p>
             <w:pPr>
+              <w:keepNext w:val="false"/>
               <w:spacing w:after="40" w:before="0"/>
               <w:jc w:val="left"/>
             </w:pPr>
@@ -11824,6 +12075,7 @@
           </w:tcPr>
           <w:p>
             <w:pPr>
+              <w:keepNext w:val="false"/>
               <w:spacing w:after="40" w:before="0"/>
               <w:jc w:val="left"/>
             </w:pPr>
@@ -11856,6 +12108,7 @@
           </w:tcPr>
           <w:p>
             <w:pPr>
+              <w:keepNext w:val="false"/>
               <w:spacing w:after="40" w:before="0"/>
               <w:jc w:val="left"/>
             </w:pPr>
@@ -11890,6 +12143,7 @@
           </w:tcPr>
           <w:p>
             <w:pPr>
+              <w:keepNext w:val="false"/>
               <w:spacing w:after="40" w:before="0"/>
               <w:jc w:val="left"/>
             </w:pPr>
@@ -11922,6 +12176,7 @@
           </w:tcPr>
           <w:p>
             <w:pPr>
+              <w:keepNext w:val="false"/>
               <w:spacing w:after="40" w:before="0"/>
               <w:jc w:val="left"/>
             </w:pPr>
@@ -11956,6 +12211,7 @@
           </w:tcPr>
           <w:p>
             <w:pPr>
+              <w:keepNext w:val="false"/>
               <w:spacing w:after="40" w:before="0"/>
               <w:jc w:val="left"/>
             </w:pPr>
@@ -11988,6 +12244,7 @@
           </w:tcPr>
           <w:p>
             <w:pPr>
+              <w:keepNext w:val="false"/>
               <w:spacing w:after="40" w:before="0"/>
               <w:jc w:val="left"/>
             </w:pPr>
@@ -12022,6 +12279,7 @@
           </w:tcPr>
           <w:p>
             <w:pPr>
+              <w:keepNext w:val="false"/>
               <w:spacing w:after="40" w:before="0"/>
               <w:jc w:val="left"/>
             </w:pPr>
@@ -12054,6 +12312,7 @@
           </w:tcPr>
           <w:p>
             <w:pPr>
+              <w:keepNext w:val="false"/>
               <w:spacing w:after="40" w:before="0"/>
               <w:jc w:val="left"/>
             </w:pPr>
@@ -12088,6 +12347,7 @@
           </w:tcPr>
           <w:p>
             <w:pPr>
+              <w:keepNext w:val="false"/>
               <w:spacing w:after="40" w:before="0"/>
               <w:jc w:val="left"/>
             </w:pPr>
@@ -12120,6 +12380,7 @@
           </w:tcPr>
           <w:p>
             <w:pPr>
+              <w:keepNext w:val="false"/>
               <w:spacing w:after="40" w:before="0"/>
               <w:jc w:val="left"/>
             </w:pPr>
@@ -12154,6 +12415,7 @@
           </w:tcPr>
           <w:p>
             <w:pPr>
+              <w:keepNext w:val="false"/>
               <w:spacing w:after="40" w:before="0"/>
               <w:jc w:val="left"/>
             </w:pPr>
@@ -12186,6 +12448,7 @@
           </w:tcPr>
           <w:p>
             <w:pPr>
+              <w:keepNext w:val="false"/>
               <w:spacing w:after="40" w:before="0"/>
               <w:jc w:val="left"/>
             </w:pPr>
@@ -12220,6 +12483,7 @@
           </w:tcPr>
           <w:p>
             <w:pPr>
+              <w:keepNext w:val="false"/>
               <w:spacing w:after="40" w:before="0"/>
               <w:jc w:val="left"/>
             </w:pPr>
@@ -12252,6 +12516,7 @@
           </w:tcPr>
           <w:p>
             <w:pPr>
+              <w:keepNext w:val="false"/>
               <w:spacing w:after="40" w:before="0"/>
               <w:jc w:val="left"/>
             </w:pPr>
@@ -12311,6 +12576,7 @@
           </w:tcPr>
           <w:p>
             <w:pPr>
+              <w:keepNext w:val="false"/>
               <w:spacing w:after="40" w:before="0"/>
               <w:jc w:val="center"/>
             </w:pPr>
@@ -12345,6 +12611,7 @@
           </w:tcPr>
           <w:p>
             <w:pPr>
+              <w:keepNext w:val="false"/>
               <w:spacing w:after="40" w:before="0"/>
               <w:jc w:val="left"/>
             </w:pPr>
@@ -12409,6 +12676,7 @@
           </w:tcPr>
           <w:p>
             <w:pPr>
+              <w:keepNext w:val="false"/>
               <w:spacing w:after="40" w:before="0"/>
               <w:jc w:val="center"/>
             </w:pPr>
@@ -12443,6 +12711,7 @@
           </w:tcPr>
           <w:p>
             <w:pPr>
+              <w:keepNext w:val="false"/>
               <w:spacing w:after="40" w:before="0"/>
               <w:jc w:val="left"/>
             </w:pPr>
@@ -12475,6 +12744,7 @@
           </w:tcPr>
           <w:p>
             <w:pPr>
+              <w:keepNext w:val="false"/>
               <w:spacing w:after="40" w:before="0"/>
               <w:jc w:val="left"/>
             </w:pPr>
@@ -12507,6 +12777,7 @@
           </w:tcPr>
           <w:p>
             <w:pPr>
+              <w:keepNext w:val="false"/>
               <w:spacing w:after="40" w:before="0"/>
               <w:jc w:val="left"/>
             </w:pPr>
@@ -12539,6 +12810,7 @@
           </w:tcPr>
           <w:p>
             <w:pPr>
+              <w:keepNext w:val="false"/>
               <w:spacing w:after="40" w:before="0"/>
               <w:jc w:val="left"/>
             </w:pPr>
@@ -12571,6 +12843,7 @@
           </w:tcPr>
           <w:p>
             <w:pPr>
+              <w:keepNext w:val="false"/>
               <w:spacing w:after="40" w:before="0"/>
               <w:jc w:val="left"/>
             </w:pPr>
@@ -12605,6 +12878,7 @@
           </w:tcPr>
           <w:p>
             <w:pPr>
+              <w:keepNext w:val="false"/>
               <w:spacing w:after="40" w:before="0"/>
               <w:jc w:val="left"/>
             </w:pPr>
@@ -12642,7 +12916,7 @@
             <w:pPr>
               <w:spacing w:after="20" w:before="0"/>
             </w:pPr>
-            <w:hyperlink w:history="1" r:id="rIdrya9huhddtfn5jczinxoy">
+            <w:hyperlink w:history="1" r:id="rIdp9togohhzg6vh4l_njvjr">
               <w:r>
                 <w:rPr>
                   <w:rFonts w:ascii="Arial" w:cs="Arial" w:eastAsia="Arial" w:hAnsi="Arial"/>
@@ -12675,7 +12949,7 @@
               <w:spacing w:after="10" w:before="0"/>
               <w:ind w:left="120"/>
             </w:pPr>
-            <w:hyperlink w:history="1" r:id="rId4eqj4btk-w2k7hc8d4e1m">
+            <w:hyperlink w:history="1" r:id="rId0dfh3nwtycl0heqbmtyx9">
               <w:r>
                 <w:rPr>
                   <w:rFonts w:ascii="Arial" w:cs="Arial" w:eastAsia="Arial" w:hAnsi="Arial"/>
@@ -12720,7 +12994,7 @@
             <w:pPr>
               <w:spacing w:after="20" w:before="0"/>
             </w:pPr>
-            <w:hyperlink w:history="1" r:id="rIdcdhpypwdv7utpzwwiwg0q">
+            <w:hyperlink w:history="1" r:id="rId4ytafrc0hbjaowt9pji8p">
               <w:r>
                 <w:rPr>
                   <w:rFonts w:ascii="Arial" w:cs="Arial" w:eastAsia="Arial" w:hAnsi="Arial"/>
@@ -12753,7 +13027,7 @@
               <w:spacing w:after="10" w:before="0"/>
               <w:ind w:left="120"/>
             </w:pPr>
-            <w:hyperlink w:history="1" r:id="rIdyw1ye6zm6zssx_phx-xqv">
+            <w:hyperlink w:history="1" r:id="rIdqwvnlp3mzi9hodamnqra7">
               <w:r>
                 <w:rPr>
                   <w:rFonts w:ascii="Arial" w:cs="Arial" w:eastAsia="Arial" w:hAnsi="Arial"/>
@@ -12781,6 +13055,7 @@
           </w:tcPr>
           <w:p>
             <w:pPr>
+              <w:keepNext w:val="false"/>
               <w:spacing w:after="40" w:before="0"/>
               <w:jc w:val="left"/>
             </w:pPr>
@@ -12813,6 +13088,7 @@
           </w:tcPr>
           <w:p>
             <w:pPr>
+              <w:keepNext w:val="false"/>
               <w:spacing w:after="40" w:before="0"/>
               <w:jc w:val="left"/>
             </w:pPr>
@@ -12845,6 +13121,7 @@
           </w:tcPr>
           <w:p>
             <w:pPr>
+              <w:keepNext w:val="false"/>
               <w:spacing w:after="40" w:before="0"/>
               <w:jc w:val="left"/>
             </w:pPr>
@@ -12877,6 +13154,7 @@
           </w:tcPr>
           <w:p>
             <w:pPr>
+              <w:keepNext w:val="false"/>
               <w:spacing w:after="40" w:before="0"/>
               <w:jc w:val="left"/>
             </w:pPr>
@@ -12911,6 +13189,7 @@
           </w:tcPr>
           <w:p>
             <w:pPr>
+              <w:keepNext w:val="false"/>
               <w:spacing w:after="40" w:before="0"/>
               <w:jc w:val="left"/>
             </w:pPr>
@@ -12948,7 +13227,7 @@
             <w:pPr>
               <w:spacing w:after="20" w:before="0"/>
             </w:pPr>
-            <w:hyperlink w:history="1" r:id="rId3dimqluae1ugozvdp5ows">
+            <w:hyperlink w:history="1" r:id="rId8rybjaogxsy5w2jm-1ees">
               <w:r>
                 <w:rPr>
                   <w:rFonts w:ascii="Arial" w:cs="Arial" w:eastAsia="Arial" w:hAnsi="Arial"/>
@@ -12981,7 +13260,7 @@
               <w:spacing w:after="10" w:before="0"/>
               <w:ind w:left="120"/>
             </w:pPr>
-            <w:hyperlink w:history="1" r:id="rIdzarirj7dxini7bqm_em9s">
+            <w:hyperlink w:history="1" r:id="rIdwlb13qfenr6lq6c2aptku">
               <w:r>
                 <w:rPr>
                   <w:rFonts w:ascii="Arial" w:cs="Arial" w:eastAsia="Arial" w:hAnsi="Arial"/>
@@ -13026,7 +13305,7 @@
             <w:pPr>
               <w:spacing w:after="20" w:before="0"/>
             </w:pPr>
-            <w:hyperlink w:history="1" r:id="rIdtsqi7xtv_tjsdu4dhz08h">
+            <w:hyperlink w:history="1" r:id="rIdzcfjtkd6_lyv8cibitoxa">
               <w:r>
                 <w:rPr>
                   <w:rFonts w:ascii="Arial" w:cs="Arial" w:eastAsia="Arial" w:hAnsi="Arial"/>
@@ -13059,7 +13338,7 @@
               <w:spacing w:after="10" w:before="0"/>
               <w:ind w:left="120"/>
             </w:pPr>
-            <w:hyperlink w:history="1" r:id="rId9kcj9dxvr1qdmab99bkel">
+            <w:hyperlink w:history="1" r:id="rIdu3nzq693c_trc7w49n6l6">
               <w:r>
                 <w:rPr>
                   <w:rFonts w:ascii="Arial" w:cs="Arial" w:eastAsia="Arial" w:hAnsi="Arial"/>
@@ -13087,6 +13366,7 @@
           </w:tcPr>
           <w:p>
             <w:pPr>
+              <w:keepNext w:val="false"/>
               <w:spacing w:after="40" w:before="0"/>
               <w:jc w:val="left"/>
             </w:pPr>
@@ -13119,6 +13399,7 @@
           </w:tcPr>
           <w:p>
             <w:pPr>
+              <w:keepNext w:val="false"/>
               <w:spacing w:after="40" w:before="0"/>
               <w:jc w:val="left"/>
             </w:pPr>
@@ -13151,6 +13432,7 @@
           </w:tcPr>
           <w:p>
             <w:pPr>
+              <w:keepNext w:val="false"/>
               <w:spacing w:after="40" w:before="0"/>
               <w:jc w:val="left"/>
             </w:pPr>
@@ -13183,6 +13465,7 @@
           </w:tcPr>
           <w:p>
             <w:pPr>
+              <w:keepNext w:val="false"/>
               <w:spacing w:after="40" w:before="0"/>
               <w:jc w:val="left"/>
             </w:pPr>
@@ -13217,6 +13500,7 @@
           </w:tcPr>
           <w:p>
             <w:pPr>
+              <w:keepNext w:val="false"/>
               <w:spacing w:after="40" w:before="0"/>
               <w:jc w:val="left"/>
             </w:pPr>
@@ -13254,7 +13538,7 @@
             <w:pPr>
               <w:spacing w:after="20" w:before="0"/>
             </w:pPr>
-            <w:hyperlink w:history="1" r:id="rIddksrmotpj6abp_xmy9l4g">
+            <w:hyperlink w:history="1" r:id="rIddbggxcaydxv7fcec5wslc">
               <w:r>
                 <w:rPr>
                   <w:rFonts w:ascii="Arial" w:cs="Arial" w:eastAsia="Arial" w:hAnsi="Arial"/>
@@ -13303,7 +13587,7 @@
               <w:spacing w:after="10" w:before="0"/>
               <w:ind w:left="120"/>
             </w:pPr>
-            <w:hyperlink w:history="1" r:id="rIdtvmncgezobe6fr9kbmcq6">
+            <w:hyperlink w:history="1" r:id="rIdosmqrnki-pnevbdyivqwd">
               <w:r>
                 <w:rPr>
                   <w:rFonts w:ascii="Arial" w:cs="Arial" w:eastAsia="Arial" w:hAnsi="Arial"/>
@@ -13348,7 +13632,7 @@
             <w:pPr>
               <w:spacing w:after="20" w:before="0"/>
             </w:pPr>
-            <w:hyperlink w:history="1" r:id="rIdguo-8ocey2y3zjzy8osem">
+            <w:hyperlink w:history="1" r:id="rIdyspv1jur2zrnm8j3qq7pk">
               <w:r>
                 <w:rPr>
                   <w:rFonts w:ascii="Arial" w:cs="Arial" w:eastAsia="Arial" w:hAnsi="Arial"/>
@@ -13381,7 +13665,7 @@
               <w:spacing w:after="10" w:before="0"/>
               <w:ind w:left="120"/>
             </w:pPr>
-            <w:hyperlink w:history="1" r:id="rIdp3djyudwqiy54t-pymbwz">
+            <w:hyperlink w:history="1" r:id="rIdcajpi1zssk66jw6bp9p7o">
               <w:r>
                 <w:rPr>
                   <w:rFonts w:ascii="Arial" w:cs="Arial" w:eastAsia="Arial" w:hAnsi="Arial"/>
@@ -13409,6 +13693,7 @@
           </w:tcPr>
           <w:p>
             <w:pPr>
+              <w:keepNext w:val="false"/>
               <w:spacing w:after="40" w:before="0"/>
               <w:jc w:val="left"/>
             </w:pPr>
@@ -13441,6 +13726,7 @@
           </w:tcPr>
           <w:p>
             <w:pPr>
+              <w:keepNext w:val="false"/>
               <w:spacing w:after="40" w:before="0"/>
               <w:jc w:val="left"/>
             </w:pPr>
@@ -13473,6 +13759,7 @@
           </w:tcPr>
           <w:p>
             <w:pPr>
+              <w:keepNext w:val="false"/>
               <w:spacing w:after="40" w:before="0"/>
               <w:jc w:val="left"/>
             </w:pPr>
@@ -13505,6 +13792,7 @@
           </w:tcPr>
           <w:p>
             <w:pPr>
+              <w:keepNext w:val="false"/>
               <w:spacing w:after="40" w:before="0"/>
               <w:jc w:val="left"/>
             </w:pPr>
@@ -13539,6 +13827,7 @@
           </w:tcPr>
           <w:p>
             <w:pPr>
+              <w:keepNext w:val="false"/>
               <w:spacing w:after="40" w:before="0"/>
               <w:jc w:val="left"/>
             </w:pPr>
@@ -13576,7 +13865,7 @@
             <w:pPr>
               <w:spacing w:after="20" w:before="0"/>
             </w:pPr>
-            <w:hyperlink w:history="1" r:id="rId8xxrxwc-haddbfzgpd5vp">
+            <w:hyperlink w:history="1" r:id="rIdrxuxholu4dsjopavvct49">
               <w:r>
                 <w:rPr>
                   <w:rFonts w:ascii="Arial" w:cs="Arial" w:eastAsia="Arial" w:hAnsi="Arial"/>
@@ -13625,7 +13914,7 @@
               <w:spacing w:after="10" w:before="0"/>
               <w:ind w:left="120"/>
             </w:pPr>
-            <w:hyperlink w:history="1" r:id="rIdjlplrzlxxjvsm26z4_jfs">
+            <w:hyperlink w:history="1" r:id="rIdbayirpd1pph8h_ecmmqax">
               <w:r>
                 <w:rPr>
                   <w:rFonts w:ascii="Arial" w:cs="Arial" w:eastAsia="Arial" w:hAnsi="Arial"/>
@@ -13670,7 +13959,7 @@
             <w:pPr>
               <w:spacing w:after="20" w:before="0"/>
             </w:pPr>
-            <w:hyperlink w:history="1" r:id="rIdgxj34qlp9ilrawybnnq95">
+            <w:hyperlink w:history="1" r:id="rIdasvvcj7st5woz7zilhqzh">
               <w:r>
                 <w:rPr>
                   <w:rFonts w:ascii="Arial" w:cs="Arial" w:eastAsia="Arial" w:hAnsi="Arial"/>
@@ -13703,7 +13992,7 @@
               <w:spacing w:after="10" w:before="0"/>
               <w:ind w:left="120"/>
             </w:pPr>
-            <w:hyperlink w:history="1" r:id="rIda4obv_15kliwaoqozr5ip">
+            <w:hyperlink w:history="1" r:id="rId9orfzfbvdccandgaavapm">
               <w:r>
                 <w:rPr>
                   <w:rFonts w:ascii="Arial" w:cs="Arial" w:eastAsia="Arial" w:hAnsi="Arial"/>
@@ -13731,6 +14020,7 @@
           </w:tcPr>
           <w:p>
             <w:pPr>
+              <w:keepNext w:val="false"/>
               <w:spacing w:after="40" w:before="0"/>
               <w:jc w:val="left"/>
             </w:pPr>
@@ -13763,6 +14053,7 @@
           </w:tcPr>
           <w:p>
             <w:pPr>
+              <w:keepNext w:val="false"/>
               <w:spacing w:after="40" w:before="0"/>
               <w:jc w:val="left"/>
             </w:pPr>
@@ -13795,6 +14086,7 @@
           </w:tcPr>
           <w:p>
             <w:pPr>
+              <w:keepNext w:val="false"/>
               <w:spacing w:after="40" w:before="0"/>
               <w:jc w:val="left"/>
             </w:pPr>
@@ -13827,6 +14119,7 @@
           </w:tcPr>
           <w:p>
             <w:pPr>
+              <w:keepNext w:val="false"/>
               <w:spacing w:after="40" w:before="0"/>
               <w:jc w:val="left"/>
             </w:pPr>
@@ -13861,6 +14154,7 @@
           </w:tcPr>
           <w:p>
             <w:pPr>
+              <w:keepNext w:val="false"/>
               <w:spacing w:after="40" w:before="0"/>
               <w:jc w:val="left"/>
             </w:pPr>
@@ -13898,7 +14192,7 @@
             <w:pPr>
               <w:spacing w:after="20" w:before="0"/>
             </w:pPr>
-            <w:hyperlink w:history="1" r:id="rIddtaoekuutuwbbi-okisv2">
+            <w:hyperlink w:history="1" r:id="rId1r3zsil5l0vyjzfpl_kmx">
               <w:r>
                 <w:rPr>
                   <w:rFonts w:ascii="Arial" w:cs="Arial" w:eastAsia="Arial" w:hAnsi="Arial"/>
@@ -13947,7 +14241,7 @@
               <w:spacing w:after="10" w:before="0"/>
               <w:ind w:left="120"/>
             </w:pPr>
-            <w:hyperlink w:history="1" r:id="rIduxctmjqv2xp-3k6vb17i_">
+            <w:hyperlink w:history="1" r:id="rIdkn9ulzoiazz8w7xhqd4dq">
               <w:r>
                 <w:rPr>
                   <w:rFonts w:ascii="Arial" w:cs="Arial" w:eastAsia="Arial" w:hAnsi="Arial"/>
@@ -13992,7 +14286,7 @@
             <w:pPr>
               <w:spacing w:after="20" w:before="0"/>
             </w:pPr>
-            <w:hyperlink w:history="1" r:id="rIddved0fgppa9vfbdo7th7k">
+            <w:hyperlink w:history="1" r:id="rIdeew66hbssuw9oen678pvy">
               <w:r>
                 <w:rPr>
                   <w:rFonts w:ascii="Arial" w:cs="Arial" w:eastAsia="Arial" w:hAnsi="Arial"/>
@@ -14025,7 +14319,7 @@
               <w:spacing w:after="10" w:before="0"/>
               <w:ind w:left="120"/>
             </w:pPr>
-            <w:hyperlink w:history="1" r:id="rIdjsnr8bu3vcqzfxdghkigr">
+            <w:hyperlink w:history="1" r:id="rIdnrnfejpiszzwffbsdkcz1">
               <w:r>
                 <w:rPr>
                   <w:rFonts w:ascii="Arial" w:cs="Arial" w:eastAsia="Arial" w:hAnsi="Arial"/>
@@ -14053,6 +14347,7 @@
           </w:tcPr>
           <w:p>
             <w:pPr>
+              <w:keepNext w:val="false"/>
               <w:spacing w:after="40" w:before="0"/>
               <w:jc w:val="left"/>
             </w:pPr>
@@ -14085,6 +14380,7 @@
           </w:tcPr>
           <w:p>
             <w:pPr>
+              <w:keepNext w:val="false"/>
               <w:spacing w:after="40" w:before="0"/>
               <w:jc w:val="left"/>
             </w:pPr>
@@ -14117,6 +14413,7 @@
           </w:tcPr>
           <w:p>
             <w:pPr>
+              <w:keepNext w:val="false"/>
               <w:spacing w:after="40" w:before="0"/>
               <w:jc w:val="left"/>
             </w:pPr>
@@ -14149,6 +14446,7 @@
           </w:tcPr>
           <w:p>
             <w:pPr>
+              <w:keepNext w:val="false"/>
               <w:spacing w:after="40" w:before="0"/>
               <w:jc w:val="left"/>
             </w:pPr>
@@ -14208,6 +14506,7 @@
           </w:tcPr>
           <w:p>
             <w:pPr>
+              <w:keepNext w:val="false"/>
               <w:spacing w:after="40" w:before="0"/>
               <w:jc w:val="center"/>
             </w:pPr>
@@ -14242,6 +14541,7 @@
           </w:tcPr>
           <w:p>
             <w:pPr>
+              <w:keepNext w:val="false"/>
               <w:spacing w:after="40" w:before="0"/>
               <w:jc w:val="left"/>
             </w:pPr>
@@ -14303,6 +14603,7 @@
           </w:tcPr>
           <w:p>
             <w:pPr>
+              <w:keepNext w:val="false"/>
               <w:spacing w:after="40" w:before="0"/>
               <w:jc w:val="center"/>
             </w:pPr>
@@ -14337,6 +14638,7 @@
           </w:tcPr>
           <w:p>
             <w:pPr>
+              <w:keepNext w:val="false"/>
               <w:spacing w:after="40" w:before="0"/>
               <w:jc w:val="left"/>
             </w:pPr>
@@ -14369,6 +14671,7 @@
           </w:tcPr>
           <w:p>
             <w:pPr>
+              <w:keepNext w:val="false"/>
               <w:spacing w:after="40" w:before="0"/>
               <w:jc w:val="left"/>
             </w:pPr>
@@ -14403,6 +14706,7 @@
           </w:tcPr>
           <w:p>
             <w:pPr>
+              <w:keepNext w:val="false"/>
               <w:spacing w:after="40" w:before="0"/>
               <w:jc w:val="left"/>
             </w:pPr>
@@ -14435,6 +14739,7 @@
           </w:tcPr>
           <w:p>
             <w:pPr>
+              <w:keepNext w:val="false"/>
               <w:spacing w:after="40" w:before="0"/>
               <w:jc w:val="left"/>
             </w:pPr>
@@ -14469,6 +14774,7 @@
           </w:tcPr>
           <w:p>
             <w:pPr>
+              <w:keepNext w:val="false"/>
               <w:spacing w:after="40" w:before="0"/>
               <w:jc w:val="left"/>
             </w:pPr>
@@ -14501,6 +14807,7 @@
           </w:tcPr>
           <w:p>
             <w:pPr>
+              <w:keepNext w:val="false"/>
               <w:spacing w:after="40" w:before="0"/>
               <w:jc w:val="left"/>
             </w:pPr>
@@ -14537,7 +14844,7 @@
         </w:rPr>
         <w:t xml:space="preserve">© 2026 SeaVuria and ARES. Aligned with KICD objectives. Developed by SeaVuria; technical implementation by ARES (with AI assistance from Claude). Licensed under </w:t>
       </w:r>
-      <w:hyperlink w:history="1" r:id="rIdsapyu4kn3gr7fkwl3enca">
+      <w:hyperlink w:history="1" r:id="rIdymjhgiqzjwdiwjpaypnkj">
         <w:r>
           <w:rPr>
             <w:rFonts w:ascii="Arial" w:cs="Arial" w:eastAsia="Arial" w:hAnsi="Arial"/>
@@ -14558,7 +14865,7 @@
         </w:rPr>
         <w:t xml:space="preserve"> (</w:t>
       </w:r>
-      <w:hyperlink w:history="1" r:id="rId--xnybnewd0k3sjxyltx7">
+      <w:hyperlink w:history="1" r:id="rIdxb6h5yqhnpcsfgyofy7nw">
         <w:r>
           <w:rPr>
             <w:rFonts w:ascii="Arial" w:cs="Arial" w:eastAsia="Arial" w:hAnsi="Arial"/>
@@ -14618,6 +14925,7 @@
           </w:tcPr>
           <w:p>
             <w:pPr>
+              <w:keepNext w:val="false"/>
               <w:spacing w:after="40" w:before="0"/>
               <w:jc w:val="center"/>
             </w:pPr>
@@ -14653,6 +14961,7 @@
           </w:tcPr>
           <w:p>
             <w:pPr>
+              <w:keepNext w:val="false"/>
               <w:spacing w:after="40" w:before="0"/>
               <w:jc w:val="center"/>
             </w:pPr>
@@ -14687,6 +14996,7 @@
           </w:tcPr>
           <w:p>
             <w:pPr>
+              <w:keepNext w:val="false"/>
               <w:spacing w:after="40" w:before="0"/>
               <w:jc w:val="left"/>
             </w:pPr>
@@ -14719,6 +15029,7 @@
           </w:tcPr>
           <w:p>
             <w:pPr>
+              <w:keepNext w:val="false"/>
               <w:spacing w:after="40" w:before="0"/>
               <w:jc w:val="left"/>
             </w:pPr>
@@ -14753,6 +15064,7 @@
           </w:tcPr>
           <w:p>
             <w:pPr>
+              <w:keepNext w:val="false"/>
               <w:spacing w:after="40" w:before="0"/>
               <w:jc w:val="left"/>
             </w:pPr>
@@ -14785,6 +15097,7 @@
           </w:tcPr>
           <w:p>
             <w:pPr>
+              <w:keepNext w:val="false"/>
               <w:spacing w:after="40" w:before="0"/>
               <w:jc w:val="left"/>
             </w:pPr>
@@ -14819,6 +15132,7 @@
           </w:tcPr>
           <w:p>
             <w:pPr>
+              <w:keepNext w:val="false"/>
               <w:spacing w:after="40" w:before="0"/>
               <w:jc w:val="left"/>
             </w:pPr>
@@ -14851,6 +15165,7 @@
           </w:tcPr>
           <w:p>
             <w:pPr>
+              <w:keepNext w:val="false"/>
               <w:spacing w:after="40" w:before="0"/>
               <w:jc w:val="left"/>
             </w:pPr>
@@ -14885,6 +15200,7 @@
           </w:tcPr>
           <w:p>
             <w:pPr>
+              <w:keepNext w:val="false"/>
               <w:spacing w:after="40" w:before="0"/>
               <w:jc w:val="left"/>
             </w:pPr>
@@ -14917,6 +15233,7 @@
           </w:tcPr>
           <w:p>
             <w:pPr>
+              <w:keepNext w:val="false"/>
               <w:spacing w:after="40" w:before="0"/>
               <w:jc w:val="left"/>
             </w:pPr>
@@ -14951,6 +15268,7 @@
           </w:tcPr>
           <w:p>
             <w:pPr>
+              <w:keepNext w:val="false"/>
               <w:spacing w:after="40" w:before="0"/>
               <w:jc w:val="left"/>
             </w:pPr>
@@ -14983,6 +15301,7 @@
           </w:tcPr>
           <w:p>
             <w:pPr>
+              <w:keepNext w:val="false"/>
               <w:spacing w:after="40" w:before="0"/>
               <w:jc w:val="left"/>
             </w:pPr>
@@ -15017,6 +15336,7 @@
           </w:tcPr>
           <w:p>
             <w:pPr>
+              <w:keepNext w:val="false"/>
               <w:spacing w:after="40" w:before="0"/>
               <w:jc w:val="left"/>
             </w:pPr>
@@ -15049,6 +15369,7 @@
           </w:tcPr>
           <w:p>
             <w:pPr>
+              <w:keepNext w:val="false"/>
               <w:spacing w:after="40" w:before="0"/>
               <w:jc w:val="left"/>
             </w:pPr>
@@ -15083,6 +15404,7 @@
           </w:tcPr>
           <w:p>
             <w:pPr>
+              <w:keepNext w:val="false"/>
               <w:spacing w:after="40" w:before="0"/>
               <w:jc w:val="left"/>
             </w:pPr>
@@ -15115,6 +15437,7 @@
           </w:tcPr>
           <w:p>
             <w:pPr>
+              <w:keepNext w:val="false"/>
               <w:spacing w:after="40" w:before="0"/>
               <w:jc w:val="left"/>
             </w:pPr>
@@ -15149,6 +15472,7 @@
           </w:tcPr>
           <w:p>
             <w:pPr>
+              <w:keepNext w:val="false"/>
               <w:spacing w:after="40" w:before="0"/>
               <w:jc w:val="left"/>
             </w:pPr>
@@ -15181,6 +15505,7 @@
           </w:tcPr>
           <w:p>
             <w:pPr>
+              <w:keepNext w:val="false"/>
               <w:spacing w:after="40" w:before="0"/>
               <w:jc w:val="left"/>
             </w:pPr>
@@ -15240,6 +15565,7 @@
           </w:tcPr>
           <w:p>
             <w:pPr>
+              <w:keepNext w:val="false"/>
               <w:spacing w:after="40" w:before="0"/>
               <w:jc w:val="center"/>
             </w:pPr>
@@ -15274,6 +15600,7 @@
           </w:tcPr>
           <w:p>
             <w:pPr>
+              <w:keepNext w:val="false"/>
               <w:spacing w:after="40" w:before="0"/>
               <w:jc w:val="left"/>
             </w:pPr>
@@ -15338,6 +15665,7 @@
           </w:tcPr>
           <w:p>
             <w:pPr>
+              <w:keepNext w:val="false"/>
               <w:spacing w:after="40" w:before="0"/>
               <w:jc w:val="center"/>
             </w:pPr>
@@ -15372,6 +15700,7 @@
           </w:tcPr>
           <w:p>
             <w:pPr>
+              <w:keepNext w:val="false"/>
               <w:spacing w:after="40" w:before="0"/>
               <w:jc w:val="left"/>
             </w:pPr>
@@ -15404,6 +15733,7 @@
           </w:tcPr>
           <w:p>
             <w:pPr>
+              <w:keepNext w:val="false"/>
               <w:spacing w:after="40" w:before="0"/>
               <w:jc w:val="left"/>
             </w:pPr>
@@ -15436,6 +15766,7 @@
           </w:tcPr>
           <w:p>
             <w:pPr>
+              <w:keepNext w:val="false"/>
               <w:spacing w:after="40" w:before="0"/>
               <w:jc w:val="left"/>
             </w:pPr>
@@ -15468,6 +15799,7 @@
           </w:tcPr>
           <w:p>
             <w:pPr>
+              <w:keepNext w:val="false"/>
               <w:spacing w:after="40" w:before="0"/>
               <w:jc w:val="left"/>
             </w:pPr>
@@ -15500,6 +15832,7 @@
           </w:tcPr>
           <w:p>
             <w:pPr>
+              <w:keepNext w:val="false"/>
               <w:spacing w:after="40" w:before="0"/>
               <w:jc w:val="left"/>
             </w:pPr>
@@ -15534,6 +15867,7 @@
           </w:tcPr>
           <w:p>
             <w:pPr>
+              <w:keepNext w:val="false"/>
               <w:spacing w:after="40" w:before="0"/>
               <w:jc w:val="left"/>
             </w:pPr>
@@ -15571,7 +15905,7 @@
             <w:pPr>
               <w:spacing w:after="20" w:before="0"/>
             </w:pPr>
-            <w:hyperlink w:history="1" r:id="rId3bp7zdbzesgo6c53-jtte">
+            <w:hyperlink w:history="1" r:id="rIdxa12wjbbntajigg28azhu">
               <w:r>
                 <w:rPr>
                   <w:rFonts w:ascii="Arial" w:cs="Arial" w:eastAsia="Arial" w:hAnsi="Arial"/>
@@ -15604,7 +15938,7 @@
               <w:spacing w:after="10" w:before="0"/>
               <w:ind w:left="120"/>
             </w:pPr>
-            <w:hyperlink w:history="1" r:id="rIdiuyb4sfupkv7xvghqloiv">
+            <w:hyperlink w:history="1" r:id="rIdwgokam7fc7zqwdgiwdsu7">
               <w:r>
                 <w:rPr>
                   <w:rFonts w:ascii="Arial" w:cs="Arial" w:eastAsia="Arial" w:hAnsi="Arial"/>
@@ -15649,7 +15983,7 @@
             <w:pPr>
               <w:spacing w:after="20" w:before="0"/>
             </w:pPr>
-            <w:hyperlink w:history="1" r:id="rIdqkr8ylvlm7sponcua-ddp">
+            <w:hyperlink w:history="1" r:id="rIdwvasjfhabbth3ffzeuk7s">
               <w:r>
                 <w:rPr>
                   <w:rFonts w:ascii="Arial" w:cs="Arial" w:eastAsia="Arial" w:hAnsi="Arial"/>
@@ -15682,7 +16016,7 @@
               <w:spacing w:after="10" w:before="0"/>
               <w:ind w:left="120"/>
             </w:pPr>
-            <w:hyperlink w:history="1" r:id="rIdyzqvhbhumhesf5i1qmkyy">
+            <w:hyperlink w:history="1" r:id="rIdwjwevtdrwus7_hpcdhbwx">
               <w:r>
                 <w:rPr>
                   <w:rFonts w:ascii="Arial" w:cs="Arial" w:eastAsia="Arial" w:hAnsi="Arial"/>
@@ -15710,6 +16044,7 @@
           </w:tcPr>
           <w:p>
             <w:pPr>
+              <w:keepNext w:val="false"/>
               <w:spacing w:after="40" w:before="0"/>
               <w:jc w:val="left"/>
             </w:pPr>
@@ -15742,6 +16077,7 @@
           </w:tcPr>
           <w:p>
             <w:pPr>
+              <w:keepNext w:val="false"/>
               <w:spacing w:after="40" w:before="0"/>
               <w:jc w:val="left"/>
             </w:pPr>
@@ -15774,6 +16110,7 @@
           </w:tcPr>
           <w:p>
             <w:pPr>
+              <w:keepNext w:val="false"/>
               <w:spacing w:after="40" w:before="0"/>
               <w:jc w:val="left"/>
             </w:pPr>
@@ -15806,6 +16143,7 @@
           </w:tcPr>
           <w:p>
             <w:pPr>
+              <w:keepNext w:val="false"/>
               <w:spacing w:after="40" w:before="0"/>
               <w:jc w:val="left"/>
             </w:pPr>
@@ -15840,6 +16178,7 @@
           </w:tcPr>
           <w:p>
             <w:pPr>
+              <w:keepNext w:val="false"/>
               <w:spacing w:after="40" w:before="0"/>
               <w:jc w:val="left"/>
             </w:pPr>
@@ -15877,7 +16216,7 @@
             <w:pPr>
               <w:spacing w:after="20" w:before="0"/>
             </w:pPr>
-            <w:hyperlink w:history="1" r:id="rIdci_vaqn0ywgd7nvc-ypj4">
+            <w:hyperlink w:history="1" r:id="rIde9nriopua7-g4mnd7ycsp">
               <w:r>
                 <w:rPr>
                   <w:rFonts w:ascii="Arial" w:cs="Arial" w:eastAsia="Arial" w:hAnsi="Arial"/>
@@ -15910,7 +16249,7 @@
               <w:spacing w:after="10" w:before="0"/>
               <w:ind w:left="120"/>
             </w:pPr>
-            <w:hyperlink w:history="1" r:id="rIdfrchcqnumkzsjru3cvcx5">
+            <w:hyperlink w:history="1" r:id="rIdwa2zcd1kpvwxuwsmqpanh">
               <w:r>
                 <w:rPr>
                   <w:rFonts w:ascii="Arial" w:cs="Arial" w:eastAsia="Arial" w:hAnsi="Arial"/>
@@ -15955,7 +16294,7 @@
             <w:pPr>
               <w:spacing w:after="20" w:before="0"/>
             </w:pPr>
-            <w:hyperlink w:history="1" r:id="rIdkphploidljesrfhzreryk">
+            <w:hyperlink w:history="1" r:id="rIdy_0fmgge1bi9lvsacf8t0">
               <w:r>
                 <w:rPr>
                   <w:rFonts w:ascii="Arial" w:cs="Arial" w:eastAsia="Arial" w:hAnsi="Arial"/>
@@ -15988,7 +16327,7 @@
               <w:spacing w:after="10" w:before="0"/>
               <w:ind w:left="120"/>
             </w:pPr>
-            <w:hyperlink w:history="1" r:id="rIdh2zyh6dmmj72nzcrf6eg5">
+            <w:hyperlink w:history="1" r:id="rIdw5mx2upyfffllwugqrsz6">
               <w:r>
                 <w:rPr>
                   <w:rFonts w:ascii="Arial" w:cs="Arial" w:eastAsia="Arial" w:hAnsi="Arial"/>
@@ -16016,6 +16355,7 @@
           </w:tcPr>
           <w:p>
             <w:pPr>
+              <w:keepNext w:val="false"/>
               <w:spacing w:after="40" w:before="0"/>
               <w:jc w:val="left"/>
             </w:pPr>
@@ -16048,6 +16388,7 @@
           </w:tcPr>
           <w:p>
             <w:pPr>
+              <w:keepNext w:val="false"/>
               <w:spacing w:after="40" w:before="0"/>
               <w:jc w:val="left"/>
             </w:pPr>
@@ -16080,6 +16421,7 @@
           </w:tcPr>
           <w:p>
             <w:pPr>
+              <w:keepNext w:val="false"/>
               <w:spacing w:after="40" w:before="0"/>
               <w:jc w:val="left"/>
             </w:pPr>
@@ -16112,6 +16454,7 @@
           </w:tcPr>
           <w:p>
             <w:pPr>
+              <w:keepNext w:val="false"/>
               <w:spacing w:after="40" w:before="0"/>
               <w:jc w:val="left"/>
             </w:pPr>
@@ -16146,6 +16489,7 @@
           </w:tcPr>
           <w:p>
             <w:pPr>
+              <w:keepNext w:val="false"/>
               <w:spacing w:after="40" w:before="0"/>
               <w:jc w:val="left"/>
             </w:pPr>
@@ -16183,7 +16527,7 @@
             <w:pPr>
               <w:spacing w:after="20" w:before="0"/>
             </w:pPr>
-            <w:hyperlink w:history="1" r:id="rIdiysp7coa-apbidsnodd-s">
+            <w:hyperlink w:history="1" r:id="rIdrvghnuxhyd2dx2u_xzewm">
               <w:r>
                 <w:rPr>
                   <w:rFonts w:ascii="Arial" w:cs="Arial" w:eastAsia="Arial" w:hAnsi="Arial"/>
@@ -16216,7 +16560,7 @@
               <w:spacing w:after="10" w:before="0"/>
               <w:ind w:left="120"/>
             </w:pPr>
-            <w:hyperlink w:history="1" r:id="rIdtt4e82byzahcik6yteemd">
+            <w:hyperlink w:history="1" r:id="rIdpi_r50q_sxggbxxfd0e3-">
               <w:r>
                 <w:rPr>
                   <w:rFonts w:ascii="Arial" w:cs="Arial" w:eastAsia="Arial" w:hAnsi="Arial"/>
@@ -16261,7 +16605,7 @@
             <w:pPr>
               <w:spacing w:after="20" w:before="0"/>
             </w:pPr>
-            <w:hyperlink w:history="1" r:id="rIdhn4q-mp9crtlwqhloslct">
+            <w:hyperlink w:history="1" r:id="rId48pi57bkcziaol0a9_-di">
               <w:r>
                 <w:rPr>
                   <w:rFonts w:ascii="Arial" w:cs="Arial" w:eastAsia="Arial" w:hAnsi="Arial"/>
@@ -16294,7 +16638,7 @@
               <w:spacing w:after="10" w:before="0"/>
               <w:ind w:left="120"/>
             </w:pPr>
-            <w:hyperlink w:history="1" r:id="rIdvxxcdoevf0x3akltab_nj">
+            <w:hyperlink w:history="1" r:id="rId8iifasykl0-8w9o770vo5">
               <w:r>
                 <w:rPr>
                   <w:rFonts w:ascii="Arial" w:cs="Arial" w:eastAsia="Arial" w:hAnsi="Arial"/>
@@ -16322,6 +16666,7 @@
           </w:tcPr>
           <w:p>
             <w:pPr>
+              <w:keepNext w:val="false"/>
               <w:spacing w:after="40" w:before="0"/>
               <w:jc w:val="left"/>
             </w:pPr>
@@ -16354,6 +16699,7 @@
           </w:tcPr>
           <w:p>
             <w:pPr>
+              <w:keepNext w:val="false"/>
               <w:spacing w:after="40" w:before="0"/>
               <w:jc w:val="left"/>
             </w:pPr>
@@ -16386,6 +16732,7 @@
           </w:tcPr>
           <w:p>
             <w:pPr>
+              <w:keepNext w:val="false"/>
               <w:spacing w:after="40" w:before="0"/>
               <w:jc w:val="left"/>
             </w:pPr>
@@ -16418,6 +16765,7 @@
           </w:tcPr>
           <w:p>
             <w:pPr>
+              <w:keepNext w:val="false"/>
               <w:spacing w:after="40" w:before="0"/>
               <w:jc w:val="left"/>
             </w:pPr>
@@ -16452,6 +16800,7 @@
           </w:tcPr>
           <w:p>
             <w:pPr>
+              <w:keepNext w:val="false"/>
               <w:spacing w:after="40" w:before="0"/>
               <w:jc w:val="left"/>
             </w:pPr>
@@ -16489,7 +16838,7 @@
             <w:pPr>
               <w:spacing w:after="20" w:before="0"/>
             </w:pPr>
-            <w:hyperlink w:history="1" r:id="rIdaujrdk9x3rdzdgnelsmve">
+            <w:hyperlink w:history="1" r:id="rIdmvz3d2noqsa9m6zbizje3">
               <w:r>
                 <w:rPr>
                   <w:rFonts w:ascii="Arial" w:cs="Arial" w:eastAsia="Arial" w:hAnsi="Arial"/>
@@ -16522,7 +16871,7 @@
               <w:spacing w:after="10" w:before="0"/>
               <w:ind w:left="120"/>
             </w:pPr>
-            <w:hyperlink w:history="1" r:id="rIdgzgkacv5encesjaxbqgar">
+            <w:hyperlink w:history="1" r:id="rIdhuhbzu4qcazrwqbtbymuy">
               <w:r>
                 <w:rPr>
                   <w:rFonts w:ascii="Arial" w:cs="Arial" w:eastAsia="Arial" w:hAnsi="Arial"/>
@@ -16567,7 +16916,7 @@
             <w:pPr>
               <w:spacing w:after="20" w:before="0"/>
             </w:pPr>
-            <w:hyperlink w:history="1" r:id="rIdc1s-vzbhmublqjc8bsiju">
+            <w:hyperlink w:history="1" r:id="rId9ooqs4qfvzwb-m3bhmbyp">
               <w:r>
                 <w:rPr>
                   <w:rFonts w:ascii="Arial" w:cs="Arial" w:eastAsia="Arial" w:hAnsi="Arial"/>
@@ -16600,7 +16949,7 @@
               <w:spacing w:after="10" w:before="0"/>
               <w:ind w:left="120"/>
             </w:pPr>
-            <w:hyperlink w:history="1" r:id="rIdvfbpe_1jtdsmhytbdhkcf">
+            <w:hyperlink w:history="1" r:id="rIddiywkpi6jyuazexrg19iw">
               <w:r>
                 <w:rPr>
                   <w:rFonts w:ascii="Arial" w:cs="Arial" w:eastAsia="Arial" w:hAnsi="Arial"/>
@@ -16628,6 +16977,7 @@
           </w:tcPr>
           <w:p>
             <w:pPr>
+              <w:keepNext w:val="false"/>
               <w:spacing w:after="40" w:before="0"/>
               <w:jc w:val="left"/>
             </w:pPr>
@@ -16660,6 +17010,7 @@
           </w:tcPr>
           <w:p>
             <w:pPr>
+              <w:keepNext w:val="false"/>
               <w:spacing w:after="40" w:before="0"/>
               <w:jc w:val="left"/>
             </w:pPr>
@@ -16692,6 +17043,7 @@
           </w:tcPr>
           <w:p>
             <w:pPr>
+              <w:keepNext w:val="false"/>
               <w:spacing w:after="40" w:before="0"/>
               <w:jc w:val="left"/>
             </w:pPr>
@@ -16724,6 +17076,7 @@
           </w:tcPr>
           <w:p>
             <w:pPr>
+              <w:keepNext w:val="false"/>
               <w:spacing w:after="40" w:before="0"/>
               <w:jc w:val="left"/>
             </w:pPr>
@@ -16758,6 +17111,7 @@
           </w:tcPr>
           <w:p>
             <w:pPr>
+              <w:keepNext w:val="false"/>
               <w:spacing w:after="40" w:before="0"/>
               <w:jc w:val="left"/>
             </w:pPr>
@@ -16795,7 +17149,7 @@
             <w:pPr>
               <w:spacing w:after="20" w:before="0"/>
             </w:pPr>
-            <w:hyperlink w:history="1" r:id="rIdjhsigvqzsqoxwns2f_yi8">
+            <w:hyperlink w:history="1" r:id="rIdeobmg18sbvsdu0zppeeey">
               <w:r>
                 <w:rPr>
                   <w:rFonts w:ascii="Arial" w:cs="Arial" w:eastAsia="Arial" w:hAnsi="Arial"/>
@@ -16828,7 +17182,7 @@
               <w:spacing w:after="10" w:before="0"/>
               <w:ind w:left="120"/>
             </w:pPr>
-            <w:hyperlink w:history="1" r:id="rIdvdbkgrsci_kn0ao0h6wzj">
+            <w:hyperlink w:history="1" r:id="rIdat0tgwcwseotzfu1_6cxr">
               <w:r>
                 <w:rPr>
                   <w:rFonts w:ascii="Arial" w:cs="Arial" w:eastAsia="Arial" w:hAnsi="Arial"/>
@@ -16873,7 +17227,7 @@
             <w:pPr>
               <w:spacing w:after="20" w:before="0"/>
             </w:pPr>
-            <w:hyperlink w:history="1" r:id="rIdovsowubr_u8-itkv7h_cf">
+            <w:hyperlink w:history="1" r:id="rIdriq34hg2aet5xl_x18meb">
               <w:r>
                 <w:rPr>
                   <w:rFonts w:ascii="Arial" w:cs="Arial" w:eastAsia="Arial" w:hAnsi="Arial"/>
@@ -16906,7 +17260,7 @@
               <w:spacing w:after="10" w:before="0"/>
               <w:ind w:left="120"/>
             </w:pPr>
-            <w:hyperlink w:history="1" r:id="rIdic-9zzl6ltoznnj1ppq1q">
+            <w:hyperlink w:history="1" r:id="rId8tbgyq7g8nymuemzdjuaa">
               <w:r>
                 <w:rPr>
                   <w:rFonts w:ascii="Arial" w:cs="Arial" w:eastAsia="Arial" w:hAnsi="Arial"/>
@@ -16934,6 +17288,7 @@
           </w:tcPr>
           <w:p>
             <w:pPr>
+              <w:keepNext w:val="false"/>
               <w:spacing w:after="40" w:before="0"/>
               <w:jc w:val="left"/>
             </w:pPr>
@@ -16966,6 +17321,7 @@
           </w:tcPr>
           <w:p>
             <w:pPr>
+              <w:keepNext w:val="false"/>
               <w:spacing w:after="40" w:before="0"/>
               <w:jc w:val="left"/>
             </w:pPr>
@@ -16998,6 +17354,7 @@
           </w:tcPr>
           <w:p>
             <w:pPr>
+              <w:keepNext w:val="false"/>
               <w:spacing w:after="40" w:before="0"/>
               <w:jc w:val="left"/>
             </w:pPr>
@@ -17030,6 +17387,7 @@
           </w:tcPr>
           <w:p>
             <w:pPr>
+              <w:keepNext w:val="false"/>
               <w:spacing w:after="40" w:before="0"/>
               <w:jc w:val="left"/>
             </w:pPr>
@@ -17089,6 +17447,7 @@
           </w:tcPr>
           <w:p>
             <w:pPr>
+              <w:keepNext w:val="false"/>
               <w:spacing w:after="40" w:before="0"/>
               <w:jc w:val="center"/>
             </w:pPr>
@@ -17123,6 +17482,7 @@
           </w:tcPr>
           <w:p>
             <w:pPr>
+              <w:keepNext w:val="false"/>
               <w:spacing w:after="40" w:before="0"/>
               <w:jc w:val="left"/>
             </w:pPr>
@@ -17184,6 +17544,7 @@
           </w:tcPr>
           <w:p>
             <w:pPr>
+              <w:keepNext w:val="false"/>
               <w:spacing w:after="40" w:before="0"/>
               <w:jc w:val="center"/>
             </w:pPr>
@@ -17218,6 +17579,7 @@
           </w:tcPr>
           <w:p>
             <w:pPr>
+              <w:keepNext w:val="false"/>
               <w:spacing w:after="40" w:before="0"/>
               <w:jc w:val="left"/>
             </w:pPr>
@@ -17250,6 +17612,7 @@
           </w:tcPr>
           <w:p>
             <w:pPr>
+              <w:keepNext w:val="false"/>
               <w:spacing w:after="40" w:before="0"/>
               <w:jc w:val="left"/>
             </w:pPr>
@@ -17284,6 +17647,7 @@
           </w:tcPr>
           <w:p>
             <w:pPr>
+              <w:keepNext w:val="false"/>
               <w:spacing w:after="40" w:before="0"/>
               <w:jc w:val="left"/>
             </w:pPr>
@@ -17316,6 +17680,7 @@
           </w:tcPr>
           <w:p>
             <w:pPr>
+              <w:keepNext w:val="false"/>
               <w:spacing w:after="40" w:before="0"/>
               <w:jc w:val="left"/>
             </w:pPr>
@@ -17350,6 +17715,7 @@
           </w:tcPr>
           <w:p>
             <w:pPr>
+              <w:keepNext w:val="false"/>
               <w:spacing w:after="40" w:before="0"/>
               <w:jc w:val="left"/>
             </w:pPr>
@@ -17382,6 +17748,7 @@
           </w:tcPr>
           <w:p>
             <w:pPr>
+              <w:keepNext w:val="false"/>
               <w:spacing w:after="40" w:before="0"/>
               <w:jc w:val="left"/>
             </w:pPr>
@@ -17418,7 +17785,7 @@
         </w:rPr>
         <w:t xml:space="preserve">© 2026 SeaVuria and ARES. Aligned with KICD objectives. Developed by SeaVuria; technical implementation by ARES (with AI assistance from Claude). Licensed under </w:t>
       </w:r>
-      <w:hyperlink w:history="1" r:id="rIdhl3vtpv1nfs7sb6wjhtk0">
+      <w:hyperlink w:history="1" r:id="rIdqbxqapudheuvs2cctnxtl">
         <w:r>
           <w:rPr>
             <w:rFonts w:ascii="Arial" w:cs="Arial" w:eastAsia="Arial" w:hAnsi="Arial"/>
@@ -17439,7 +17806,7 @@
         </w:rPr>
         <w:t xml:space="preserve"> (</w:t>
       </w:r>
-      <w:hyperlink w:history="1" r:id="rIdha57q3_h9rppcrzmhvsje">
+      <w:hyperlink w:history="1" r:id="rIdrkaursyl58bw1aeu3m6l9">
         <w:r>
           <w:rPr>
             <w:rFonts w:ascii="Arial" w:cs="Arial" w:eastAsia="Arial" w:hAnsi="Arial"/>
@@ -17499,6 +17866,7 @@
           </w:tcPr>
           <w:p>
             <w:pPr>
+              <w:keepNext w:val="false"/>
               <w:spacing w:after="40" w:before="0"/>
               <w:jc w:val="center"/>
             </w:pPr>
@@ -17534,6 +17902,7 @@
           </w:tcPr>
           <w:p>
             <w:pPr>
+              <w:keepNext w:val="false"/>
               <w:spacing w:after="40" w:before="0"/>
               <w:jc w:val="center"/>
             </w:pPr>
@@ -17568,6 +17937,7 @@
           </w:tcPr>
           <w:p>
             <w:pPr>
+              <w:keepNext w:val="false"/>
               <w:spacing w:after="40" w:before="0"/>
               <w:jc w:val="left"/>
             </w:pPr>
@@ -17600,6 +17970,7 @@
           </w:tcPr>
           <w:p>
             <w:pPr>
+              <w:keepNext w:val="false"/>
               <w:spacing w:after="40" w:before="0"/>
               <w:jc w:val="left"/>
             </w:pPr>
@@ -17634,6 +18005,7 @@
           </w:tcPr>
           <w:p>
             <w:pPr>
+              <w:keepNext w:val="false"/>
               <w:spacing w:after="40" w:before="0"/>
               <w:jc w:val="left"/>
             </w:pPr>
@@ -17666,6 +18038,7 @@
           </w:tcPr>
           <w:p>
             <w:pPr>
+              <w:keepNext w:val="false"/>
               <w:spacing w:after="40" w:before="0"/>
               <w:jc w:val="left"/>
             </w:pPr>
@@ -17700,6 +18073,7 @@
           </w:tcPr>
           <w:p>
             <w:pPr>
+              <w:keepNext w:val="false"/>
               <w:spacing w:after="40" w:before="0"/>
               <w:jc w:val="left"/>
             </w:pPr>
@@ -17732,6 +18106,7 @@
           </w:tcPr>
           <w:p>
             <w:pPr>
+              <w:keepNext w:val="false"/>
               <w:spacing w:after="40" w:before="0"/>
               <w:jc w:val="left"/>
             </w:pPr>
@@ -17766,6 +18141,7 @@
           </w:tcPr>
           <w:p>
             <w:pPr>
+              <w:keepNext w:val="false"/>
               <w:spacing w:after="40" w:before="0"/>
               <w:jc w:val="left"/>
             </w:pPr>
@@ -17798,6 +18174,7 @@
           </w:tcPr>
           <w:p>
             <w:pPr>
+              <w:keepNext w:val="false"/>
               <w:spacing w:after="40" w:before="0"/>
               <w:jc w:val="left"/>
             </w:pPr>
@@ -17832,6 +18209,7 @@
           </w:tcPr>
           <w:p>
             <w:pPr>
+              <w:keepNext w:val="false"/>
               <w:spacing w:after="40" w:before="0"/>
               <w:jc w:val="left"/>
             </w:pPr>
@@ -17864,6 +18242,7 @@
           </w:tcPr>
           <w:p>
             <w:pPr>
+              <w:keepNext w:val="false"/>
               <w:spacing w:after="40" w:before="0"/>
               <w:jc w:val="left"/>
             </w:pPr>
@@ -17898,6 +18277,7 @@
           </w:tcPr>
           <w:p>
             <w:pPr>
+              <w:keepNext w:val="false"/>
               <w:spacing w:after="40" w:before="0"/>
               <w:jc w:val="left"/>
             </w:pPr>
@@ -17930,6 +18310,7 @@
           </w:tcPr>
           <w:p>
             <w:pPr>
+              <w:keepNext w:val="false"/>
               <w:spacing w:after="40" w:before="0"/>
               <w:jc w:val="left"/>
             </w:pPr>
@@ -17964,6 +18345,7 @@
           </w:tcPr>
           <w:p>
             <w:pPr>
+              <w:keepNext w:val="false"/>
               <w:spacing w:after="40" w:before="0"/>
               <w:jc w:val="left"/>
             </w:pPr>
@@ -17996,6 +18378,7 @@
           </w:tcPr>
           <w:p>
             <w:pPr>
+              <w:keepNext w:val="false"/>
               <w:spacing w:after="40" w:before="0"/>
               <w:jc w:val="left"/>
             </w:pPr>
@@ -18030,6 +18413,7 @@
           </w:tcPr>
           <w:p>
             <w:pPr>
+              <w:keepNext w:val="false"/>
               <w:spacing w:after="40" w:before="0"/>
               <w:jc w:val="left"/>
             </w:pPr>
@@ -18062,6 +18446,7 @@
           </w:tcPr>
           <w:p>
             <w:pPr>
+              <w:keepNext w:val="false"/>
               <w:spacing w:after="40" w:before="0"/>
               <w:jc w:val="left"/>
             </w:pPr>
@@ -18121,6 +18506,7 @@
           </w:tcPr>
           <w:p>
             <w:pPr>
+              <w:keepNext w:val="false"/>
               <w:spacing w:after="40" w:before="0"/>
               <w:jc w:val="center"/>
             </w:pPr>
@@ -18155,6 +18541,7 @@
           </w:tcPr>
           <w:p>
             <w:pPr>
+              <w:keepNext w:val="false"/>
               <w:spacing w:after="40" w:before="0"/>
               <w:jc w:val="left"/>
             </w:pPr>
@@ -18219,6 +18606,7 @@
           </w:tcPr>
           <w:p>
             <w:pPr>
+              <w:keepNext w:val="false"/>
               <w:spacing w:after="40" w:before="0"/>
               <w:jc w:val="center"/>
             </w:pPr>
@@ -18253,6 +18641,7 @@
           </w:tcPr>
           <w:p>
             <w:pPr>
+              <w:keepNext w:val="false"/>
               <w:spacing w:after="40" w:before="0"/>
               <w:jc w:val="left"/>
             </w:pPr>
@@ -18285,6 +18674,7 @@
           </w:tcPr>
           <w:p>
             <w:pPr>
+              <w:keepNext w:val="false"/>
               <w:spacing w:after="40" w:before="0"/>
               <w:jc w:val="left"/>
             </w:pPr>
@@ -18317,6 +18707,7 @@
           </w:tcPr>
           <w:p>
             <w:pPr>
+              <w:keepNext w:val="false"/>
               <w:spacing w:after="40" w:before="0"/>
               <w:jc w:val="left"/>
             </w:pPr>
@@ -18349,6 +18740,7 @@
           </w:tcPr>
           <w:p>
             <w:pPr>
+              <w:keepNext w:val="false"/>
               <w:spacing w:after="40" w:before="0"/>
               <w:jc w:val="left"/>
             </w:pPr>
@@ -18381,6 +18773,7 @@
           </w:tcPr>
           <w:p>
             <w:pPr>
+              <w:keepNext w:val="false"/>
               <w:spacing w:after="40" w:before="0"/>
               <w:jc w:val="left"/>
             </w:pPr>
@@ -18415,6 +18808,7 @@
           </w:tcPr>
           <w:p>
             <w:pPr>
+              <w:keepNext w:val="false"/>
               <w:spacing w:after="40" w:before="0"/>
               <w:jc w:val="left"/>
             </w:pPr>
@@ -18452,7 +18846,7 @@
             <w:pPr>
               <w:spacing w:after="20" w:before="0"/>
             </w:pPr>
-            <w:hyperlink w:history="1" r:id="rId5przkww8bzgdigpbaer15">
+            <w:hyperlink w:history="1" r:id="rIdkqnfuh6rpiuhzsmk56be8">
               <w:r>
                 <w:rPr>
                   <w:rFonts w:ascii="Arial" w:cs="Arial" w:eastAsia="Arial" w:hAnsi="Arial"/>
@@ -18485,7 +18879,7 @@
               <w:spacing w:after="10" w:before="0"/>
               <w:ind w:left="120"/>
             </w:pPr>
-            <w:hyperlink w:history="1" r:id="rIdsoposh3p8csbflhgudsfu">
+            <w:hyperlink w:history="1" r:id="rId84cuucipprsu8uooimakf">
               <w:r>
                 <w:rPr>
                   <w:rFonts w:ascii="Arial" w:cs="Arial" w:eastAsia="Arial" w:hAnsi="Arial"/>
@@ -18530,7 +18924,7 @@
             <w:pPr>
               <w:spacing w:after="20" w:before="0"/>
             </w:pPr>
-            <w:hyperlink w:history="1" r:id="rIdomweou_pu4l2mizycsj2h">
+            <w:hyperlink w:history="1" r:id="rIdeyz8brx04s1rq63d360dk">
               <w:r>
                 <w:rPr>
                   <w:rFonts w:ascii="Arial" w:cs="Arial" w:eastAsia="Arial" w:hAnsi="Arial"/>
@@ -18563,7 +18957,7 @@
               <w:spacing w:after="10" w:before="0"/>
               <w:ind w:left="120"/>
             </w:pPr>
-            <w:hyperlink w:history="1" r:id="rIdo2uonxbtoribz-ym1g2xx">
+            <w:hyperlink w:history="1" r:id="rId-_hojrx8cepyuo2i_7sl3">
               <w:r>
                 <w:rPr>
                   <w:rFonts w:ascii="Arial" w:cs="Arial" w:eastAsia="Arial" w:hAnsi="Arial"/>
@@ -18591,6 +18985,7 @@
           </w:tcPr>
           <w:p>
             <w:pPr>
+              <w:keepNext w:val="false"/>
               <w:spacing w:after="40" w:before="0"/>
               <w:jc w:val="left"/>
             </w:pPr>
@@ -18623,6 +19018,7 @@
           </w:tcPr>
           <w:p>
             <w:pPr>
+              <w:keepNext w:val="false"/>
               <w:spacing w:after="40" w:before="0"/>
               <w:jc w:val="left"/>
             </w:pPr>
@@ -18655,6 +19051,7 @@
           </w:tcPr>
           <w:p>
             <w:pPr>
+              <w:keepNext w:val="false"/>
               <w:spacing w:after="40" w:before="0"/>
               <w:jc w:val="left"/>
             </w:pPr>
@@ -18687,6 +19084,7 @@
           </w:tcPr>
           <w:p>
             <w:pPr>
+              <w:keepNext w:val="false"/>
               <w:spacing w:after="40" w:before="0"/>
               <w:jc w:val="left"/>
             </w:pPr>
@@ -18721,6 +19119,7 @@
           </w:tcPr>
           <w:p>
             <w:pPr>
+              <w:keepNext w:val="false"/>
               <w:spacing w:after="40" w:before="0"/>
               <w:jc w:val="left"/>
             </w:pPr>
@@ -18758,7 +19157,7 @@
             <w:pPr>
               <w:spacing w:after="20" w:before="0"/>
             </w:pPr>
-            <w:hyperlink w:history="1" r:id="rIdc588byugy7gpwptdt4amt">
+            <w:hyperlink w:history="1" r:id="rIdwqbrdfhvnbsq_2oi3gxb5">
               <w:r>
                 <w:rPr>
                   <w:rFonts w:ascii="Arial" w:cs="Arial" w:eastAsia="Arial" w:hAnsi="Arial"/>
@@ -18791,7 +19190,7 @@
               <w:spacing w:after="10" w:before="0"/>
               <w:ind w:left="120"/>
             </w:pPr>
-            <w:hyperlink w:history="1" r:id="rIdxvue230x2g8e006l-we6t">
+            <w:hyperlink w:history="1" r:id="rId4gs3rapzaoumiuubr1jy8">
               <w:r>
                 <w:rPr>
                   <w:rFonts w:ascii="Arial" w:cs="Arial" w:eastAsia="Arial" w:hAnsi="Arial"/>
@@ -18836,7 +19235,7 @@
             <w:pPr>
               <w:spacing w:after="20" w:before="0"/>
             </w:pPr>
-            <w:hyperlink w:history="1" r:id="rIdkrzicdjdqpcupz0modgyx">
+            <w:hyperlink w:history="1" r:id="rIdnswcryxmsxu7mgdrrq_ff">
               <w:r>
                 <w:rPr>
                   <w:rFonts w:ascii="Arial" w:cs="Arial" w:eastAsia="Arial" w:hAnsi="Arial"/>
@@ -18869,7 +19268,7 @@
               <w:spacing w:after="10" w:before="0"/>
               <w:ind w:left="120"/>
             </w:pPr>
-            <w:hyperlink w:history="1" r:id="rIdxtqfdwtq83es6qdtcrj_6">
+            <w:hyperlink w:history="1" r:id="rId6xfyixmicfzftehsnebxa">
               <w:r>
                 <w:rPr>
                   <w:rFonts w:ascii="Arial" w:cs="Arial" w:eastAsia="Arial" w:hAnsi="Arial"/>
@@ -18897,6 +19296,7 @@
           </w:tcPr>
           <w:p>
             <w:pPr>
+              <w:keepNext w:val="false"/>
               <w:spacing w:after="40" w:before="0"/>
               <w:jc w:val="left"/>
             </w:pPr>
@@ -18929,6 +19329,7 @@
           </w:tcPr>
           <w:p>
             <w:pPr>
+              <w:keepNext w:val="false"/>
               <w:spacing w:after="40" w:before="0"/>
               <w:jc w:val="left"/>
             </w:pPr>
@@ -18961,6 +19362,7 @@
           </w:tcPr>
           <w:p>
             <w:pPr>
+              <w:keepNext w:val="false"/>
               <w:spacing w:after="40" w:before="0"/>
               <w:jc w:val="left"/>
             </w:pPr>
@@ -18993,6 +19395,7 @@
           </w:tcPr>
           <w:p>
             <w:pPr>
+              <w:keepNext w:val="false"/>
               <w:spacing w:after="40" w:before="0"/>
               <w:jc w:val="left"/>
             </w:pPr>
@@ -19027,6 +19430,7 @@
           </w:tcPr>
           <w:p>
             <w:pPr>
+              <w:keepNext w:val="false"/>
               <w:spacing w:after="40" w:before="0"/>
               <w:jc w:val="left"/>
             </w:pPr>
@@ -19064,7 +19468,7 @@
             <w:pPr>
               <w:spacing w:after="20" w:before="0"/>
             </w:pPr>
-            <w:hyperlink w:history="1" r:id="rIdju8y_w45ybzigvw8xmavu">
+            <w:hyperlink w:history="1" r:id="rIdspxv15zi5oenolnen3ngv">
               <w:r>
                 <w:rPr>
                   <w:rFonts w:ascii="Arial" w:cs="Arial" w:eastAsia="Arial" w:hAnsi="Arial"/>
@@ -19097,7 +19501,7 @@
               <w:spacing w:after="10" w:before="0"/>
               <w:ind w:left="120"/>
             </w:pPr>
-            <w:hyperlink w:history="1" r:id="rIdd1cvsrw7jk-hycj-rfpuq">
+            <w:hyperlink w:history="1" r:id="rIdlu7t-aza2ck-fh_xjpfns">
               <w:r>
                 <w:rPr>
                   <w:rFonts w:ascii="Arial" w:cs="Arial" w:eastAsia="Arial" w:hAnsi="Arial"/>
@@ -19142,7 +19546,7 @@
             <w:pPr>
               <w:spacing w:after="20" w:before="0"/>
             </w:pPr>
-            <w:hyperlink w:history="1" r:id="rIdwpqjmouin-dnvmpa1flq6">
+            <w:hyperlink w:history="1" r:id="rIdzkwax7e_q0wi0lwa6cqjj">
               <w:r>
                 <w:rPr>
                   <w:rFonts w:ascii="Arial" w:cs="Arial" w:eastAsia="Arial" w:hAnsi="Arial"/>
@@ -19191,7 +19595,7 @@
               <w:spacing w:after="10" w:before="0"/>
               <w:ind w:left="120"/>
             </w:pPr>
-            <w:hyperlink w:history="1" r:id="rIdxwnwhi_v57myxetxhmh-n">
+            <w:hyperlink w:history="1" r:id="rIdsrqwi45mznm7kaftrsqvy">
               <w:r>
                 <w:rPr>
                   <w:rFonts w:ascii="Arial" w:cs="Arial" w:eastAsia="Arial" w:hAnsi="Arial"/>
@@ -19219,6 +19623,7 @@
           </w:tcPr>
           <w:p>
             <w:pPr>
+              <w:keepNext w:val="false"/>
               <w:spacing w:after="40" w:before="0"/>
               <w:jc w:val="left"/>
             </w:pPr>
@@ -19251,6 +19656,7 @@
           </w:tcPr>
           <w:p>
             <w:pPr>
+              <w:keepNext w:val="false"/>
               <w:spacing w:after="40" w:before="0"/>
               <w:jc w:val="left"/>
             </w:pPr>
@@ -19283,6 +19689,7 @@
           </w:tcPr>
           <w:p>
             <w:pPr>
+              <w:keepNext w:val="false"/>
               <w:spacing w:after="40" w:before="0"/>
               <w:jc w:val="left"/>
             </w:pPr>
@@ -19315,6 +19722,7 @@
           </w:tcPr>
           <w:p>
             <w:pPr>
+              <w:keepNext w:val="false"/>
               <w:spacing w:after="40" w:before="0"/>
               <w:jc w:val="left"/>
             </w:pPr>
@@ -19349,6 +19757,7 @@
           </w:tcPr>
           <w:p>
             <w:pPr>
+              <w:keepNext w:val="false"/>
               <w:spacing w:after="40" w:before="0"/>
               <w:jc w:val="left"/>
             </w:pPr>
@@ -19386,7 +19795,7 @@
             <w:pPr>
               <w:spacing w:after="20" w:before="0"/>
             </w:pPr>
-            <w:hyperlink w:history="1" r:id="rIdj6qdm7an5jwsgrnnuuhj6">
+            <w:hyperlink w:history="1" r:id="rIdkacb9a3uer3vajo4snk85">
               <w:r>
                 <w:rPr>
                   <w:rFonts w:ascii="Arial" w:cs="Arial" w:eastAsia="Arial" w:hAnsi="Arial"/>
@@ -19419,7 +19828,7 @@
               <w:spacing w:after="10" w:before="0"/>
               <w:ind w:left="120"/>
             </w:pPr>
-            <w:hyperlink w:history="1" r:id="rIdjskjk5h6wiqt_swt3kryn">
+            <w:hyperlink w:history="1" r:id="rId17flttsl3izpobhhsiz2b">
               <w:r>
                 <w:rPr>
                   <w:rFonts w:ascii="Arial" w:cs="Arial" w:eastAsia="Arial" w:hAnsi="Arial"/>
@@ -19464,7 +19873,7 @@
             <w:pPr>
               <w:spacing w:after="20" w:before="0"/>
             </w:pPr>
-            <w:hyperlink w:history="1" r:id="rIdjkajnkdliu8ygi_0pmtrg">
+            <w:hyperlink w:history="1" r:id="rIdws7d-m4dlw4tezf9moikl">
               <w:r>
                 <w:rPr>
                   <w:rFonts w:ascii="Arial" w:cs="Arial" w:eastAsia="Arial" w:hAnsi="Arial"/>
@@ -19513,7 +19922,7 @@
               <w:spacing w:after="10" w:before="0"/>
               <w:ind w:left="120"/>
             </w:pPr>
-            <w:hyperlink w:history="1" r:id="rIdcgbvw3mzdqgfdczhgetfb">
+            <w:hyperlink w:history="1" r:id="rIdniogjwxp85mbdnfitjufs">
               <w:r>
                 <w:rPr>
                   <w:rFonts w:ascii="Arial" w:cs="Arial" w:eastAsia="Arial" w:hAnsi="Arial"/>
@@ -19541,6 +19950,7 @@
           </w:tcPr>
           <w:p>
             <w:pPr>
+              <w:keepNext w:val="false"/>
               <w:spacing w:after="40" w:before="0"/>
               <w:jc w:val="left"/>
             </w:pPr>
@@ -19573,6 +19983,7 @@
           </w:tcPr>
           <w:p>
             <w:pPr>
+              <w:keepNext w:val="false"/>
               <w:spacing w:after="40" w:before="0"/>
               <w:jc w:val="left"/>
             </w:pPr>
@@ -19605,6 +20016,7 @@
           </w:tcPr>
           <w:p>
             <w:pPr>
+              <w:keepNext w:val="false"/>
               <w:spacing w:after="40" w:before="0"/>
               <w:jc w:val="left"/>
             </w:pPr>
@@ -19637,6 +20049,7 @@
           </w:tcPr>
           <w:p>
             <w:pPr>
+              <w:keepNext w:val="false"/>
               <w:spacing w:after="40" w:before="0"/>
               <w:jc w:val="left"/>
             </w:pPr>
@@ -19671,6 +20084,7 @@
           </w:tcPr>
           <w:p>
             <w:pPr>
+              <w:keepNext w:val="false"/>
               <w:spacing w:after="40" w:before="0"/>
               <w:jc w:val="left"/>
             </w:pPr>
@@ -19708,7 +20122,7 @@
             <w:pPr>
               <w:spacing w:after="20" w:before="0"/>
             </w:pPr>
-            <w:hyperlink w:history="1" r:id="rId2fzihbfk5emwkrc_381rv">
+            <w:hyperlink w:history="1" r:id="rIduks1hl4wdjsaasbl8wxqv">
               <w:r>
                 <w:rPr>
                   <w:rFonts w:ascii="Arial" w:cs="Arial" w:eastAsia="Arial" w:hAnsi="Arial"/>
@@ -19741,7 +20155,7 @@
               <w:spacing w:after="10" w:before="0"/>
               <w:ind w:left="120"/>
             </w:pPr>
-            <w:hyperlink w:history="1" r:id="rIdnlwotodlgmtv8hsrvpnnp">
+            <w:hyperlink w:history="1" r:id="rIdsqjt6tukjw88tamvayqig">
               <w:r>
                 <w:rPr>
                   <w:rFonts w:ascii="Arial" w:cs="Arial" w:eastAsia="Arial" w:hAnsi="Arial"/>
@@ -19786,7 +20200,7 @@
             <w:pPr>
               <w:spacing w:after="20" w:before="0"/>
             </w:pPr>
-            <w:hyperlink w:history="1" r:id="rIdi3l1qfltjjy5c0hboeyg7">
+            <w:hyperlink w:history="1" r:id="rId5wa6cj6cnbk94gogjjs5w">
               <w:r>
                 <w:rPr>
                   <w:rFonts w:ascii="Arial" w:cs="Arial" w:eastAsia="Arial" w:hAnsi="Arial"/>
@@ -19835,7 +20249,7 @@
               <w:spacing w:after="10" w:before="0"/>
               <w:ind w:left="120"/>
             </w:pPr>
-            <w:hyperlink w:history="1" r:id="rIdv8-wpj7ofo4xsia_odumm">
+            <w:hyperlink w:history="1" r:id="rIdbeknjysuvlqre7j4cghx1">
               <w:r>
                 <w:rPr>
                   <w:rFonts w:ascii="Arial" w:cs="Arial" w:eastAsia="Arial" w:hAnsi="Arial"/>
@@ -19863,6 +20277,7 @@
           </w:tcPr>
           <w:p>
             <w:pPr>
+              <w:keepNext w:val="false"/>
               <w:spacing w:after="40" w:before="0"/>
               <w:jc w:val="left"/>
             </w:pPr>
@@ -19895,6 +20310,7 @@
           </w:tcPr>
           <w:p>
             <w:pPr>
+              <w:keepNext w:val="false"/>
               <w:spacing w:after="40" w:before="0"/>
               <w:jc w:val="left"/>
             </w:pPr>
@@ -19927,6 +20343,7 @@
           </w:tcPr>
           <w:p>
             <w:pPr>
+              <w:keepNext w:val="false"/>
               <w:spacing w:after="40" w:before="0"/>
               <w:jc w:val="left"/>
             </w:pPr>
@@ -19959,6 +20376,7 @@
           </w:tcPr>
           <w:p>
             <w:pPr>
+              <w:keepNext w:val="false"/>
               <w:spacing w:after="40" w:before="0"/>
               <w:jc w:val="left"/>
             </w:pPr>
@@ -20018,6 +20436,7 @@
           </w:tcPr>
           <w:p>
             <w:pPr>
+              <w:keepNext w:val="false"/>
               <w:spacing w:after="40" w:before="0"/>
               <w:jc w:val="center"/>
             </w:pPr>
@@ -20052,6 +20471,7 @@
           </w:tcPr>
           <w:p>
             <w:pPr>
+              <w:keepNext w:val="false"/>
               <w:spacing w:after="40" w:before="0"/>
               <w:jc w:val="left"/>
             </w:pPr>
@@ -20113,6 +20533,7 @@
           </w:tcPr>
           <w:p>
             <w:pPr>
+              <w:keepNext w:val="false"/>
               <w:spacing w:after="40" w:before="0"/>
               <w:jc w:val="center"/>
             </w:pPr>
@@ -20147,6 +20568,7 @@
           </w:tcPr>
           <w:p>
             <w:pPr>
+              <w:keepNext w:val="false"/>
               <w:spacing w:after="40" w:before="0"/>
               <w:jc w:val="left"/>
             </w:pPr>
@@ -20179,6 +20601,7 @@
           </w:tcPr>
           <w:p>
             <w:pPr>
+              <w:keepNext w:val="false"/>
               <w:spacing w:after="40" w:before="0"/>
               <w:jc w:val="left"/>
             </w:pPr>
@@ -20213,6 +20636,7 @@
           </w:tcPr>
           <w:p>
             <w:pPr>
+              <w:keepNext w:val="false"/>
               <w:spacing w:after="40" w:before="0"/>
               <w:jc w:val="left"/>
             </w:pPr>
@@ -20245,6 +20669,7 @@
           </w:tcPr>
           <w:p>
             <w:pPr>
+              <w:keepNext w:val="false"/>
               <w:spacing w:after="40" w:before="0"/>
               <w:jc w:val="left"/>
             </w:pPr>
@@ -20279,6 +20704,7 @@
           </w:tcPr>
           <w:p>
             <w:pPr>
+              <w:keepNext w:val="false"/>
               <w:spacing w:after="40" w:before="0"/>
               <w:jc w:val="left"/>
             </w:pPr>
@@ -20311,6 +20737,7 @@
           </w:tcPr>
           <w:p>
             <w:pPr>
+              <w:keepNext w:val="false"/>
               <w:spacing w:after="40" w:before="0"/>
               <w:jc w:val="left"/>
             </w:pPr>
@@ -20347,7 +20774,7 @@
         </w:rPr>
         <w:t xml:space="preserve">© 2026 SeaVuria and ARES. Aligned with KICD objectives. Developed by SeaVuria; technical implementation by ARES (with AI assistance from Claude). Licensed under </w:t>
       </w:r>
-      <w:hyperlink w:history="1" r:id="rId7ejvdsaxaix0iifxpqrq2">
+      <w:hyperlink w:history="1" r:id="rId71wbhuplm3migkvjffgkb">
         <w:r>
           <w:rPr>
             <w:rFonts w:ascii="Arial" w:cs="Arial" w:eastAsia="Arial" w:hAnsi="Arial"/>
@@ -20368,7 +20795,7 @@
         </w:rPr>
         <w:t xml:space="preserve"> (</w:t>
       </w:r>
-      <w:hyperlink w:history="1" r:id="rIdazxbqmnhclm35p1livr33">
+      <w:hyperlink w:history="1" r:id="rId6auyq28opbahs6tt0vptd">
         <w:r>
           <w:rPr>
             <w:rFonts w:ascii="Arial" w:cs="Arial" w:eastAsia="Arial" w:hAnsi="Arial"/>
@@ -20428,6 +20855,7 @@
           </w:tcPr>
           <w:p>
             <w:pPr>
+              <w:keepNext w:val="false"/>
               <w:spacing w:after="40" w:before="0"/>
               <w:jc w:val="center"/>
             </w:pPr>
@@ -20463,6 +20891,7 @@
           </w:tcPr>
           <w:p>
             <w:pPr>
+              <w:keepNext w:val="false"/>
               <w:spacing w:after="40" w:before="0"/>
               <w:jc w:val="center"/>
             </w:pPr>
@@ -20497,6 +20926,7 @@
           </w:tcPr>
           <w:p>
             <w:pPr>
+              <w:keepNext w:val="false"/>
               <w:spacing w:after="40" w:before="0"/>
               <w:jc w:val="left"/>
             </w:pPr>
@@ -20529,6 +20959,7 @@
           </w:tcPr>
           <w:p>
             <w:pPr>
+              <w:keepNext w:val="false"/>
               <w:spacing w:after="40" w:before="0"/>
               <w:jc w:val="left"/>
             </w:pPr>
@@ -20563,6 +20994,7 @@
           </w:tcPr>
           <w:p>
             <w:pPr>
+              <w:keepNext w:val="false"/>
               <w:spacing w:after="40" w:before="0"/>
               <w:jc w:val="left"/>
             </w:pPr>
@@ -20595,6 +21027,7 @@
           </w:tcPr>
           <w:p>
             <w:pPr>
+              <w:keepNext w:val="false"/>
               <w:spacing w:after="40" w:before="0"/>
               <w:jc w:val="left"/>
             </w:pPr>
@@ -20629,6 +21062,7 @@
           </w:tcPr>
           <w:p>
             <w:pPr>
+              <w:keepNext w:val="false"/>
               <w:spacing w:after="40" w:before="0"/>
               <w:jc w:val="left"/>
             </w:pPr>
@@ -20661,6 +21095,7 @@
           </w:tcPr>
           <w:p>
             <w:pPr>
+              <w:keepNext w:val="false"/>
               <w:spacing w:after="40" w:before="0"/>
               <w:jc w:val="left"/>
             </w:pPr>
@@ -20695,6 +21130,7 @@
           </w:tcPr>
           <w:p>
             <w:pPr>
+              <w:keepNext w:val="false"/>
               <w:spacing w:after="40" w:before="0"/>
               <w:jc w:val="left"/>
             </w:pPr>
@@ -20727,6 +21163,7 @@
           </w:tcPr>
           <w:p>
             <w:pPr>
+              <w:keepNext w:val="false"/>
               <w:spacing w:after="40" w:before="0"/>
               <w:jc w:val="left"/>
             </w:pPr>
@@ -20761,6 +21198,7 @@
           </w:tcPr>
           <w:p>
             <w:pPr>
+              <w:keepNext w:val="false"/>
               <w:spacing w:after="40" w:before="0"/>
               <w:jc w:val="left"/>
             </w:pPr>
@@ -20793,6 +21231,7 @@
           </w:tcPr>
           <w:p>
             <w:pPr>
+              <w:keepNext w:val="false"/>
               <w:spacing w:after="40" w:before="0"/>
               <w:jc w:val="left"/>
             </w:pPr>
@@ -20827,6 +21266,7 @@
           </w:tcPr>
           <w:p>
             <w:pPr>
+              <w:keepNext w:val="false"/>
               <w:spacing w:after="40" w:before="0"/>
               <w:jc w:val="left"/>
             </w:pPr>
@@ -20859,6 +21299,7 @@
           </w:tcPr>
           <w:p>
             <w:pPr>
+              <w:keepNext w:val="false"/>
               <w:spacing w:after="40" w:before="0"/>
               <w:jc w:val="left"/>
             </w:pPr>
@@ -20893,6 +21334,7 @@
           </w:tcPr>
           <w:p>
             <w:pPr>
+              <w:keepNext w:val="false"/>
               <w:spacing w:after="40" w:before="0"/>
               <w:jc w:val="left"/>
             </w:pPr>
@@ -20925,6 +21367,7 @@
           </w:tcPr>
           <w:p>
             <w:pPr>
+              <w:keepNext w:val="false"/>
               <w:spacing w:after="40" w:before="0"/>
               <w:jc w:val="left"/>
             </w:pPr>
@@ -20959,6 +21402,7 @@
           </w:tcPr>
           <w:p>
             <w:pPr>
+              <w:keepNext w:val="false"/>
               <w:spacing w:after="40" w:before="0"/>
               <w:jc w:val="left"/>
             </w:pPr>
@@ -20991,6 +21435,7 @@
           </w:tcPr>
           <w:p>
             <w:pPr>
+              <w:keepNext w:val="false"/>
               <w:spacing w:after="40" w:before="0"/>
               <w:jc w:val="left"/>
             </w:pPr>
@@ -21050,6 +21495,7 @@
           </w:tcPr>
           <w:p>
             <w:pPr>
+              <w:keepNext w:val="false"/>
               <w:spacing w:after="40" w:before="0"/>
               <w:jc w:val="center"/>
             </w:pPr>
@@ -21084,6 +21530,7 @@
           </w:tcPr>
           <w:p>
             <w:pPr>
+              <w:keepNext w:val="false"/>
               <w:spacing w:after="40" w:before="0"/>
               <w:jc w:val="left"/>
             </w:pPr>
@@ -21148,6 +21595,7 @@
           </w:tcPr>
           <w:p>
             <w:pPr>
+              <w:keepNext w:val="false"/>
               <w:spacing w:after="40" w:before="0"/>
               <w:jc w:val="center"/>
             </w:pPr>
@@ -21182,6 +21630,7 @@
           </w:tcPr>
           <w:p>
             <w:pPr>
+              <w:keepNext w:val="false"/>
               <w:spacing w:after="40" w:before="0"/>
               <w:jc w:val="left"/>
             </w:pPr>
@@ -21214,6 +21663,7 @@
           </w:tcPr>
           <w:p>
             <w:pPr>
+              <w:keepNext w:val="false"/>
               <w:spacing w:after="40" w:before="0"/>
               <w:jc w:val="left"/>
             </w:pPr>
@@ -21246,6 +21696,7 @@
           </w:tcPr>
           <w:p>
             <w:pPr>
+              <w:keepNext w:val="false"/>
               <w:spacing w:after="40" w:before="0"/>
               <w:jc w:val="left"/>
             </w:pPr>
@@ -21278,6 +21729,7 @@
           </w:tcPr>
           <w:p>
             <w:pPr>
+              <w:keepNext w:val="false"/>
               <w:spacing w:after="40" w:before="0"/>
               <w:jc w:val="left"/>
             </w:pPr>
@@ -21310,6 +21762,7 @@
           </w:tcPr>
           <w:p>
             <w:pPr>
+              <w:keepNext w:val="false"/>
               <w:spacing w:after="40" w:before="0"/>
               <w:jc w:val="left"/>
             </w:pPr>
@@ -21344,6 +21797,7 @@
           </w:tcPr>
           <w:p>
             <w:pPr>
+              <w:keepNext w:val="false"/>
               <w:spacing w:after="40" w:before="0"/>
               <w:jc w:val="left"/>
             </w:pPr>
@@ -21381,7 +21835,7 @@
             <w:pPr>
               <w:spacing w:after="20" w:before="0"/>
             </w:pPr>
-            <w:hyperlink w:history="1" r:id="rIdyk-48yejp7rdi3mmmszc0">
+            <w:hyperlink w:history="1" r:id="rIdotshewmriqywmcyrnxbku">
               <w:r>
                 <w:rPr>
                   <w:rFonts w:ascii="Arial" w:cs="Arial" w:eastAsia="Arial" w:hAnsi="Arial"/>
@@ -21430,7 +21884,7 @@
               <w:spacing w:after="10" w:before="0"/>
               <w:ind w:left="120"/>
             </w:pPr>
-            <w:hyperlink w:history="1" r:id="rIdcevyhgn3qewoz4d9hbysj">
+            <w:hyperlink w:history="1" r:id="rIdchizts5xgpm_pik9ps9gc">
               <w:r>
                 <w:rPr>
                   <w:rFonts w:ascii="Arial" w:cs="Arial" w:eastAsia="Arial" w:hAnsi="Arial"/>
@@ -21475,7 +21929,7 @@
             <w:pPr>
               <w:spacing w:after="20" w:before="0"/>
             </w:pPr>
-            <w:hyperlink w:history="1" r:id="rIdmdieiwzlhga-7jn48txhy">
+            <w:hyperlink w:history="1" r:id="rIdujruma8r48v4kkg8shyvn">
               <w:r>
                 <w:rPr>
                   <w:rFonts w:ascii="Arial" w:cs="Arial" w:eastAsia="Arial" w:hAnsi="Arial"/>
@@ -21508,7 +21962,7 @@
               <w:spacing w:after="10" w:before="0"/>
               <w:ind w:left="120"/>
             </w:pPr>
-            <w:hyperlink w:history="1" r:id="rIdmxi4zkvpktl9_8ni4uaqz">
+            <w:hyperlink w:history="1" r:id="rId_wwx033mxwicw5ogj8zyi">
               <w:r>
                 <w:rPr>
                   <w:rFonts w:ascii="Arial" w:cs="Arial" w:eastAsia="Arial" w:hAnsi="Arial"/>
@@ -21536,6 +21990,7 @@
           </w:tcPr>
           <w:p>
             <w:pPr>
+              <w:keepNext w:val="false"/>
               <w:spacing w:after="40" w:before="0"/>
               <w:jc w:val="left"/>
             </w:pPr>
@@ -21568,6 +22023,7 @@
           </w:tcPr>
           <w:p>
             <w:pPr>
+              <w:keepNext w:val="false"/>
               <w:spacing w:after="40" w:before="0"/>
               <w:jc w:val="left"/>
             </w:pPr>
@@ -21600,6 +22056,7 @@
           </w:tcPr>
           <w:p>
             <w:pPr>
+              <w:keepNext w:val="false"/>
               <w:spacing w:after="40" w:before="0"/>
               <w:jc w:val="left"/>
             </w:pPr>
@@ -21632,6 +22089,7 @@
           </w:tcPr>
           <w:p>
             <w:pPr>
+              <w:keepNext w:val="false"/>
               <w:spacing w:after="40" w:before="0"/>
               <w:jc w:val="left"/>
             </w:pPr>
@@ -21666,6 +22124,7 @@
           </w:tcPr>
           <w:p>
             <w:pPr>
+              <w:keepNext w:val="false"/>
               <w:spacing w:after="40" w:before="0"/>
               <w:jc w:val="left"/>
             </w:pPr>
@@ -21703,7 +22162,7 @@
             <w:pPr>
               <w:spacing w:after="20" w:before="0"/>
             </w:pPr>
-            <w:hyperlink w:history="1" r:id="rIdoajkcm1dth8f2yqpmz54-">
+            <w:hyperlink w:history="1" r:id="rIdlfhv388vxlk113mmxggml">
               <w:r>
                 <w:rPr>
                   <w:rFonts w:ascii="Arial" w:cs="Arial" w:eastAsia="Arial" w:hAnsi="Arial"/>
@@ -21752,7 +22211,7 @@
               <w:spacing w:after="10" w:before="0"/>
               <w:ind w:left="120"/>
             </w:pPr>
-            <w:hyperlink w:history="1" r:id="rId8ceylv6g9ivu8sxtfk9p8">
+            <w:hyperlink w:history="1" r:id="rIdou35rgfipposrvejwnopq">
               <w:r>
                 <w:rPr>
                   <w:rFonts w:ascii="Arial" w:cs="Arial" w:eastAsia="Arial" w:hAnsi="Arial"/>
@@ -21797,7 +22256,7 @@
             <w:pPr>
               <w:spacing w:after="20" w:before="0"/>
             </w:pPr>
-            <w:hyperlink w:history="1" r:id="rIdqqk23vs1dcewhw_fcvmcy">
+            <w:hyperlink w:history="1" r:id="rIdawkydihq5l4_mjybee-tr">
               <w:r>
                 <w:rPr>
                   <w:rFonts w:ascii="Arial" w:cs="Arial" w:eastAsia="Arial" w:hAnsi="Arial"/>
@@ -21830,7 +22289,7 @@
               <w:spacing w:after="10" w:before="0"/>
               <w:ind w:left="120"/>
             </w:pPr>
-            <w:hyperlink w:history="1" r:id="rIdvskunmk7svx2slujchndq">
+            <w:hyperlink w:history="1" r:id="rIddjcpdhveu0x854xce0nhk">
               <w:r>
                 <w:rPr>
                   <w:rFonts w:ascii="Arial" w:cs="Arial" w:eastAsia="Arial" w:hAnsi="Arial"/>
@@ -21858,6 +22317,7 @@
           </w:tcPr>
           <w:p>
             <w:pPr>
+              <w:keepNext w:val="false"/>
               <w:spacing w:after="40" w:before="0"/>
               <w:jc w:val="left"/>
             </w:pPr>
@@ -21890,6 +22350,7 @@
           </w:tcPr>
           <w:p>
             <w:pPr>
+              <w:keepNext w:val="false"/>
               <w:spacing w:after="40" w:before="0"/>
               <w:jc w:val="left"/>
             </w:pPr>
@@ -21922,6 +22383,7 @@
           </w:tcPr>
           <w:p>
             <w:pPr>
+              <w:keepNext w:val="false"/>
               <w:spacing w:after="40" w:before="0"/>
               <w:jc w:val="left"/>
             </w:pPr>
@@ -21954,6 +22416,7 @@
           </w:tcPr>
           <w:p>
             <w:pPr>
+              <w:keepNext w:val="false"/>
               <w:spacing w:after="40" w:before="0"/>
               <w:jc w:val="left"/>
             </w:pPr>
@@ -21988,6 +22451,7 @@
           </w:tcPr>
           <w:p>
             <w:pPr>
+              <w:keepNext w:val="false"/>
               <w:spacing w:after="40" w:before="0"/>
               <w:jc w:val="left"/>
             </w:pPr>
@@ -22025,7 +22489,7 @@
             <w:pPr>
               <w:spacing w:after="20" w:before="0"/>
             </w:pPr>
-            <w:hyperlink w:history="1" r:id="rIdvyl7gd6ida75iu-mj_w-d">
+            <w:hyperlink w:history="1" r:id="rId9da9n3dexmwk9xzfsanb_">
               <w:r>
                 <w:rPr>
                   <w:rFonts w:ascii="Arial" w:cs="Arial" w:eastAsia="Arial" w:hAnsi="Arial"/>
@@ -22074,7 +22538,7 @@
               <w:spacing w:after="10" w:before="0"/>
               <w:ind w:left="120"/>
             </w:pPr>
-            <w:hyperlink w:history="1" r:id="rIdn2htrdjbgcmhskumofmt4">
+            <w:hyperlink w:history="1" r:id="rIdvtzewuefqlee1lfpfaeik">
               <w:r>
                 <w:rPr>
                   <w:rFonts w:ascii="Arial" w:cs="Arial" w:eastAsia="Arial" w:hAnsi="Arial"/>
@@ -22119,7 +22583,7 @@
             <w:pPr>
               <w:spacing w:after="20" w:before="0"/>
             </w:pPr>
-            <w:hyperlink w:history="1" r:id="rIdrjsifcc5cbftb7x_ffxcc">
+            <w:hyperlink w:history="1" r:id="rIdy_bc-23mjj_iihbh1or2j">
               <w:r>
                 <w:rPr>
                   <w:rFonts w:ascii="Arial" w:cs="Arial" w:eastAsia="Arial" w:hAnsi="Arial"/>
@@ -22168,7 +22632,7 @@
               <w:spacing w:after="10" w:before="0"/>
               <w:ind w:left="120"/>
             </w:pPr>
-            <w:hyperlink w:history="1" r:id="rIdyikqdjuhrifq0venh9uoh">
+            <w:hyperlink w:history="1" r:id="rIdcvnwmdrkvg9w5tksa-4ad">
               <w:r>
                 <w:rPr>
                   <w:rFonts w:ascii="Arial" w:cs="Arial" w:eastAsia="Arial" w:hAnsi="Arial"/>
@@ -22196,6 +22660,7 @@
           </w:tcPr>
           <w:p>
             <w:pPr>
+              <w:keepNext w:val="false"/>
               <w:spacing w:after="40" w:before="0"/>
               <w:jc w:val="left"/>
             </w:pPr>
@@ -22228,6 +22693,7 @@
           </w:tcPr>
           <w:p>
             <w:pPr>
+              <w:keepNext w:val="false"/>
               <w:spacing w:after="40" w:before="0"/>
               <w:jc w:val="left"/>
             </w:pPr>
@@ -22260,6 +22726,7 @@
           </w:tcPr>
           <w:p>
             <w:pPr>
+              <w:keepNext w:val="false"/>
               <w:spacing w:after="40" w:before="0"/>
               <w:jc w:val="left"/>
             </w:pPr>
@@ -22292,6 +22759,7 @@
           </w:tcPr>
           <w:p>
             <w:pPr>
+              <w:keepNext w:val="false"/>
               <w:spacing w:after="40" w:before="0"/>
               <w:jc w:val="left"/>
             </w:pPr>
@@ -22326,6 +22794,7 @@
           </w:tcPr>
           <w:p>
             <w:pPr>
+              <w:keepNext w:val="false"/>
               <w:spacing w:after="40" w:before="0"/>
               <w:jc w:val="left"/>
             </w:pPr>
@@ -22363,7 +22832,7 @@
             <w:pPr>
               <w:spacing w:after="20" w:before="0"/>
             </w:pPr>
-            <w:hyperlink w:history="1" r:id="rIdcedzm1hfsonmlyzmkxpxv">
+            <w:hyperlink w:history="1" r:id="rIdx6tbebog1uqqok4hvjnjp">
               <w:r>
                 <w:rPr>
                   <w:rFonts w:ascii="Arial" w:cs="Arial" w:eastAsia="Arial" w:hAnsi="Arial"/>
@@ -22412,7 +22881,7 @@
               <w:spacing w:after="10" w:before="0"/>
               <w:ind w:left="120"/>
             </w:pPr>
-            <w:hyperlink w:history="1" r:id="rId9e_eeuq6pbyrmbh6nkrjt">
+            <w:hyperlink w:history="1" r:id="rIdfttr61mh4e-hjqtrtc-ob">
               <w:r>
                 <w:rPr>
                   <w:rFonts w:ascii="Arial" w:cs="Arial" w:eastAsia="Arial" w:hAnsi="Arial"/>
@@ -22457,7 +22926,7 @@
             <w:pPr>
               <w:spacing w:after="20" w:before="0"/>
             </w:pPr>
-            <w:hyperlink w:history="1" r:id="rIdhwvzdx46zdfstrkh6wczk">
+            <w:hyperlink w:history="1" r:id="rId1kbayhdvzhwlpmf6q94ff">
               <w:r>
                 <w:rPr>
                   <w:rFonts w:ascii="Arial" w:cs="Arial" w:eastAsia="Arial" w:hAnsi="Arial"/>
@@ -22506,7 +22975,7 @@
               <w:spacing w:after="10" w:before="0"/>
               <w:ind w:left="120"/>
             </w:pPr>
-            <w:hyperlink w:history="1" r:id="rIdsis0wf9qp48fmam_9sssc">
+            <w:hyperlink w:history="1" r:id="rIdsmumb80qslj2qxcllnq7i">
               <w:r>
                 <w:rPr>
                   <w:rFonts w:ascii="Arial" w:cs="Arial" w:eastAsia="Arial" w:hAnsi="Arial"/>
@@ -22534,6 +23003,7 @@
           </w:tcPr>
           <w:p>
             <w:pPr>
+              <w:keepNext w:val="false"/>
               <w:spacing w:after="40" w:before="0"/>
               <w:jc w:val="left"/>
             </w:pPr>
@@ -22566,6 +23036,7 @@
           </w:tcPr>
           <w:p>
             <w:pPr>
+              <w:keepNext w:val="false"/>
               <w:spacing w:after="40" w:before="0"/>
               <w:jc w:val="left"/>
             </w:pPr>
@@ -22598,6 +23069,7 @@
           </w:tcPr>
           <w:p>
             <w:pPr>
+              <w:keepNext w:val="false"/>
               <w:spacing w:after="40" w:before="0"/>
               <w:jc w:val="left"/>
             </w:pPr>
@@ -22630,6 +23102,7 @@
           </w:tcPr>
           <w:p>
             <w:pPr>
+              <w:keepNext w:val="false"/>
               <w:spacing w:after="40" w:before="0"/>
               <w:jc w:val="left"/>
             </w:pPr>
@@ -22664,6 +23137,7 @@
           </w:tcPr>
           <w:p>
             <w:pPr>
+              <w:keepNext w:val="false"/>
               <w:spacing w:after="40" w:before="0"/>
               <w:jc w:val="left"/>
             </w:pPr>
@@ -22701,7 +23175,7 @@
             <w:pPr>
               <w:spacing w:after="20" w:before="0"/>
             </w:pPr>
-            <w:hyperlink w:history="1" r:id="rIdjw48exndmnwix2unmexix">
+            <w:hyperlink w:history="1" r:id="rIdtdelrtpiajnj0myzqhlhp">
               <w:r>
                 <w:rPr>
                   <w:rFonts w:ascii="Arial" w:cs="Arial" w:eastAsia="Arial" w:hAnsi="Arial"/>
@@ -22750,7 +23224,7 @@
               <w:spacing w:after="10" w:before="0"/>
               <w:ind w:left="120"/>
             </w:pPr>
-            <w:hyperlink w:history="1" r:id="rId0o8ow5tlhl-fgggdyv4so">
+            <w:hyperlink w:history="1" r:id="rIdu-a8jkugxw85bpyigiifl">
               <w:r>
                 <w:rPr>
                   <w:rFonts w:ascii="Arial" w:cs="Arial" w:eastAsia="Arial" w:hAnsi="Arial"/>
@@ -22795,7 +23269,7 @@
             <w:pPr>
               <w:spacing w:after="20" w:before="0"/>
             </w:pPr>
-            <w:hyperlink w:history="1" r:id="rIdg_j1vq0dncvlbhfavmem9">
+            <w:hyperlink w:history="1" r:id="rIdzpuodkqfun-mjstwjnl_q">
               <w:r>
                 <w:rPr>
                   <w:rFonts w:ascii="Arial" w:cs="Arial" w:eastAsia="Arial" w:hAnsi="Arial"/>
@@ -22844,7 +23318,7 @@
               <w:spacing w:after="10" w:before="0"/>
               <w:ind w:left="120"/>
             </w:pPr>
-            <w:hyperlink w:history="1" r:id="rIdfneg5ncply4t4k5rc4500">
+            <w:hyperlink w:history="1" r:id="rIdsepyj5aipdobzsejsftt1">
               <w:r>
                 <w:rPr>
                   <w:rFonts w:ascii="Arial" w:cs="Arial" w:eastAsia="Arial" w:hAnsi="Arial"/>
@@ -22872,6 +23346,7 @@
           </w:tcPr>
           <w:p>
             <w:pPr>
+              <w:keepNext w:val="false"/>
               <w:spacing w:after="40" w:before="0"/>
               <w:jc w:val="left"/>
             </w:pPr>
@@ -22904,6 +23379,7 @@
           </w:tcPr>
           <w:p>
             <w:pPr>
+              <w:keepNext w:val="false"/>
               <w:spacing w:after="40" w:before="0"/>
               <w:jc w:val="left"/>
             </w:pPr>
@@ -22936,6 +23412,7 @@
           </w:tcPr>
           <w:p>
             <w:pPr>
+              <w:keepNext w:val="false"/>
               <w:spacing w:after="40" w:before="0"/>
               <w:jc w:val="left"/>
             </w:pPr>
@@ -22968,6 +23445,7 @@
           </w:tcPr>
           <w:p>
             <w:pPr>
+              <w:keepNext w:val="false"/>
               <w:spacing w:after="40" w:before="0"/>
               <w:jc w:val="left"/>
             </w:pPr>
@@ -23027,6 +23505,7 @@
           </w:tcPr>
           <w:p>
             <w:pPr>
+              <w:keepNext w:val="false"/>
               <w:spacing w:after="40" w:before="0"/>
               <w:jc w:val="center"/>
             </w:pPr>
@@ -23061,6 +23540,7 @@
           </w:tcPr>
           <w:p>
             <w:pPr>
+              <w:keepNext w:val="false"/>
               <w:spacing w:after="40" w:before="0"/>
               <w:jc w:val="left"/>
             </w:pPr>
@@ -23122,6 +23602,7 @@
           </w:tcPr>
           <w:p>
             <w:pPr>
+              <w:keepNext w:val="false"/>
               <w:spacing w:after="40" w:before="0"/>
               <w:jc w:val="center"/>
             </w:pPr>
@@ -23156,6 +23637,7 @@
           </w:tcPr>
           <w:p>
             <w:pPr>
+              <w:keepNext w:val="false"/>
               <w:spacing w:after="40" w:before="0"/>
               <w:jc w:val="left"/>
             </w:pPr>
@@ -23188,6 +23670,7 @@
           </w:tcPr>
           <w:p>
             <w:pPr>
+              <w:keepNext w:val="false"/>
               <w:spacing w:after="40" w:before="0"/>
               <w:jc w:val="left"/>
             </w:pPr>
@@ -23222,6 +23705,7 @@
           </w:tcPr>
           <w:p>
             <w:pPr>
+              <w:keepNext w:val="false"/>
               <w:spacing w:after="40" w:before="0"/>
               <w:jc w:val="left"/>
             </w:pPr>
@@ -23254,6 +23738,7 @@
           </w:tcPr>
           <w:p>
             <w:pPr>
+              <w:keepNext w:val="false"/>
               <w:spacing w:after="40" w:before="0"/>
               <w:jc w:val="left"/>
             </w:pPr>
@@ -23288,6 +23773,7 @@
           </w:tcPr>
           <w:p>
             <w:pPr>
+              <w:keepNext w:val="false"/>
               <w:spacing w:after="40" w:before="0"/>
               <w:jc w:val="left"/>
             </w:pPr>
@@ -23320,6 +23806,7 @@
           </w:tcPr>
           <w:p>
             <w:pPr>
+              <w:keepNext w:val="false"/>
               <w:spacing w:after="40" w:before="0"/>
               <w:jc w:val="left"/>
             </w:pPr>
@@ -23356,7 +23843,7 @@
         </w:rPr>
         <w:t xml:space="preserve">© 2026 SeaVuria and ARES. Aligned with KICD objectives. Developed by SeaVuria; technical implementation by ARES (with AI assistance from Claude). Licensed under </w:t>
       </w:r>
-      <w:hyperlink w:history="1" r:id="rIdvawk7pxpbnogjogzhbnes">
+      <w:hyperlink w:history="1" r:id="rIdw2eljn8xmrg0gzatb_sy-">
         <w:r>
           <w:rPr>
             <w:rFonts w:ascii="Arial" w:cs="Arial" w:eastAsia="Arial" w:hAnsi="Arial"/>
@@ -23377,7 +23864,7 @@
         </w:rPr>
         <w:t xml:space="preserve"> (</w:t>
       </w:r>
-      <w:hyperlink w:history="1" r:id="rIdxqzsle2hmjibtovrt_-gn">
+      <w:hyperlink w:history="1" r:id="rId5hj3k_e5xy4mw650ntm2s">
         <w:r>
           <w:rPr>
             <w:rFonts w:ascii="Arial" w:cs="Arial" w:eastAsia="Arial" w:hAnsi="Arial"/>
@@ -23437,6 +23924,7 @@
           </w:tcPr>
           <w:p>
             <w:pPr>
+              <w:keepNext w:val="false"/>
               <w:spacing w:after="40" w:before="0"/>
               <w:jc w:val="center"/>
             </w:pPr>
@@ -23472,6 +23960,7 @@
           </w:tcPr>
           <w:p>
             <w:pPr>
+              <w:keepNext w:val="false"/>
               <w:spacing w:after="40" w:before="0"/>
               <w:jc w:val="center"/>
             </w:pPr>
@@ -23506,6 +23995,7 @@
           </w:tcPr>
           <w:p>
             <w:pPr>
+              <w:keepNext w:val="false"/>
               <w:spacing w:after="40" w:before="0"/>
               <w:jc w:val="left"/>
             </w:pPr>
@@ -23538,6 +24028,7 @@
           </w:tcPr>
           <w:p>
             <w:pPr>
+              <w:keepNext w:val="false"/>
               <w:spacing w:after="40" w:before="0"/>
               <w:jc w:val="left"/>
             </w:pPr>
@@ -23572,6 +24063,7 @@
           </w:tcPr>
           <w:p>
             <w:pPr>
+              <w:keepNext w:val="false"/>
               <w:spacing w:after="40" w:before="0"/>
               <w:jc w:val="left"/>
             </w:pPr>
@@ -23604,6 +24096,7 @@
           </w:tcPr>
           <w:p>
             <w:pPr>
+              <w:keepNext w:val="false"/>
               <w:spacing w:after="40" w:before="0"/>
               <w:jc w:val="left"/>
             </w:pPr>
@@ -23638,6 +24131,7 @@
           </w:tcPr>
           <w:p>
             <w:pPr>
+              <w:keepNext w:val="false"/>
               <w:spacing w:after="40" w:before="0"/>
               <w:jc w:val="left"/>
             </w:pPr>
@@ -23670,6 +24164,7 @@
           </w:tcPr>
           <w:p>
             <w:pPr>
+              <w:keepNext w:val="false"/>
               <w:spacing w:after="40" w:before="0"/>
               <w:jc w:val="left"/>
             </w:pPr>
@@ -23704,6 +24199,7 @@
           </w:tcPr>
           <w:p>
             <w:pPr>
+              <w:keepNext w:val="false"/>
               <w:spacing w:after="40" w:before="0"/>
               <w:jc w:val="left"/>
             </w:pPr>
@@ -23736,6 +24232,7 @@
           </w:tcPr>
           <w:p>
             <w:pPr>
+              <w:keepNext w:val="false"/>
               <w:spacing w:after="40" w:before="0"/>
               <w:jc w:val="left"/>
             </w:pPr>
@@ -23770,6 +24267,7 @@
           </w:tcPr>
           <w:p>
             <w:pPr>
+              <w:keepNext w:val="false"/>
               <w:spacing w:after="40" w:before="0"/>
               <w:jc w:val="left"/>
             </w:pPr>
@@ -23802,6 +24300,7 @@
           </w:tcPr>
           <w:p>
             <w:pPr>
+              <w:keepNext w:val="false"/>
               <w:spacing w:after="40" w:before="0"/>
               <w:jc w:val="left"/>
             </w:pPr>
@@ -23836,6 +24335,7 @@
           </w:tcPr>
           <w:p>
             <w:pPr>
+              <w:keepNext w:val="false"/>
               <w:spacing w:after="40" w:before="0"/>
               <w:jc w:val="left"/>
             </w:pPr>
@@ -23868,6 +24368,7 @@
           </w:tcPr>
           <w:p>
             <w:pPr>
+              <w:keepNext w:val="false"/>
               <w:spacing w:after="40" w:before="0"/>
               <w:jc w:val="left"/>
             </w:pPr>
@@ -23902,6 +24403,7 @@
           </w:tcPr>
           <w:p>
             <w:pPr>
+              <w:keepNext w:val="false"/>
               <w:spacing w:after="40" w:before="0"/>
               <w:jc w:val="left"/>
             </w:pPr>
@@ -23934,6 +24436,7 @@
           </w:tcPr>
           <w:p>
             <w:pPr>
+              <w:keepNext w:val="false"/>
               <w:spacing w:after="40" w:before="0"/>
               <w:jc w:val="left"/>
             </w:pPr>
@@ -23968,6 +24471,7 @@
           </w:tcPr>
           <w:p>
             <w:pPr>
+              <w:keepNext w:val="false"/>
               <w:spacing w:after="40" w:before="0"/>
               <w:jc w:val="left"/>
             </w:pPr>
@@ -24000,6 +24504,7 @@
           </w:tcPr>
           <w:p>
             <w:pPr>
+              <w:keepNext w:val="false"/>
               <w:spacing w:after="40" w:before="0"/>
               <w:jc w:val="left"/>
             </w:pPr>
@@ -24059,6 +24564,7 @@
           </w:tcPr>
           <w:p>
             <w:pPr>
+              <w:keepNext w:val="false"/>
               <w:spacing w:after="40" w:before="0"/>
               <w:jc w:val="center"/>
             </w:pPr>
@@ -24093,6 +24599,7 @@
           </w:tcPr>
           <w:p>
             <w:pPr>
+              <w:keepNext w:val="false"/>
               <w:spacing w:after="40" w:before="0"/>
               <w:jc w:val="left"/>
             </w:pPr>
@@ -24157,6 +24664,7 @@
           </w:tcPr>
           <w:p>
             <w:pPr>
+              <w:keepNext w:val="false"/>
               <w:spacing w:after="40" w:before="0"/>
               <w:jc w:val="center"/>
             </w:pPr>
@@ -24191,6 +24699,7 @@
           </w:tcPr>
           <w:p>
             <w:pPr>
+              <w:keepNext w:val="false"/>
               <w:spacing w:after="40" w:before="0"/>
               <w:jc w:val="left"/>
             </w:pPr>
@@ -24223,6 +24732,7 @@
           </w:tcPr>
           <w:p>
             <w:pPr>
+              <w:keepNext w:val="false"/>
               <w:spacing w:after="40" w:before="0"/>
               <w:jc w:val="left"/>
             </w:pPr>
@@ -24255,6 +24765,7 @@
           </w:tcPr>
           <w:p>
             <w:pPr>
+              <w:keepNext w:val="false"/>
               <w:spacing w:after="40" w:before="0"/>
               <w:jc w:val="left"/>
             </w:pPr>
@@ -24287,6 +24798,7 @@
           </w:tcPr>
           <w:p>
             <w:pPr>
+              <w:keepNext w:val="false"/>
               <w:spacing w:after="40" w:before="0"/>
               <w:jc w:val="left"/>
             </w:pPr>
@@ -24319,6 +24831,7 @@
           </w:tcPr>
           <w:p>
             <w:pPr>
+              <w:keepNext w:val="false"/>
               <w:spacing w:after="40" w:before="0"/>
               <w:jc w:val="left"/>
             </w:pPr>
@@ -24353,6 +24866,7 @@
           </w:tcPr>
           <w:p>
             <w:pPr>
+              <w:keepNext w:val="false"/>
               <w:spacing w:after="40" w:before="0"/>
               <w:jc w:val="left"/>
             </w:pPr>
@@ -24390,7 +24904,7 @@
             <w:pPr>
               <w:spacing w:after="20" w:before="0"/>
             </w:pPr>
-            <w:hyperlink w:history="1" r:id="rId7tnbryctrsxjyb6jif3ts">
+            <w:hyperlink w:history="1" r:id="rId3v-qh2sxgkpxvdx2vpzll">
               <w:r>
                 <w:rPr>
                   <w:rFonts w:ascii="Arial" w:cs="Arial" w:eastAsia="Arial" w:hAnsi="Arial"/>
@@ -24423,7 +24937,7 @@
               <w:spacing w:after="10" w:before="0"/>
               <w:ind w:left="120"/>
             </w:pPr>
-            <w:hyperlink w:history="1" r:id="rIdgy6fbsf5nymxkwn5cfjda">
+            <w:hyperlink w:history="1" r:id="rIdcpge9yn86huovrm45ndkt">
               <w:r>
                 <w:rPr>
                   <w:rFonts w:ascii="Arial" w:cs="Arial" w:eastAsia="Arial" w:hAnsi="Arial"/>
@@ -24468,7 +24982,7 @@
             <w:pPr>
               <w:spacing w:after="20" w:before="0"/>
             </w:pPr>
-            <w:hyperlink w:history="1" r:id="rIdjx9eunnk2m8kmhkug3bts">
+            <w:hyperlink w:history="1" r:id="rIdpfl7mof5oyngpeu--o-jr">
               <w:r>
                 <w:rPr>
                   <w:rFonts w:ascii="Arial" w:cs="Arial" w:eastAsia="Arial" w:hAnsi="Arial"/>
@@ -24501,7 +25015,7 @@
               <w:spacing w:after="10" w:before="0"/>
               <w:ind w:left="120"/>
             </w:pPr>
-            <w:hyperlink w:history="1" r:id="rIdclozv7y6tgppmo9x_kdg2">
+            <w:hyperlink w:history="1" r:id="rId-wmicj6wmilluehu0izaj">
               <w:r>
                 <w:rPr>
                   <w:rFonts w:ascii="Arial" w:cs="Arial" w:eastAsia="Arial" w:hAnsi="Arial"/>
@@ -24529,6 +25043,7 @@
           </w:tcPr>
           <w:p>
             <w:pPr>
+              <w:keepNext w:val="false"/>
               <w:spacing w:after="40" w:before="0"/>
               <w:jc w:val="left"/>
             </w:pPr>
@@ -24561,6 +25076,7 @@
           </w:tcPr>
           <w:p>
             <w:pPr>
+              <w:keepNext w:val="false"/>
               <w:spacing w:after="40" w:before="0"/>
               <w:jc w:val="left"/>
             </w:pPr>
@@ -24593,6 +25109,7 @@
           </w:tcPr>
           <w:p>
             <w:pPr>
+              <w:keepNext w:val="false"/>
               <w:spacing w:after="40" w:before="0"/>
               <w:jc w:val="left"/>
             </w:pPr>
@@ -24625,6 +25142,7 @@
           </w:tcPr>
           <w:p>
             <w:pPr>
+              <w:keepNext w:val="false"/>
               <w:spacing w:after="40" w:before="0"/>
               <w:jc w:val="left"/>
             </w:pPr>
@@ -24659,6 +25177,7 @@
           </w:tcPr>
           <w:p>
             <w:pPr>
+              <w:keepNext w:val="false"/>
               <w:spacing w:after="40" w:before="0"/>
               <w:jc w:val="left"/>
             </w:pPr>
@@ -24696,7 +25215,7 @@
             <w:pPr>
               <w:spacing w:after="20" w:before="0"/>
             </w:pPr>
-            <w:hyperlink w:history="1" r:id="rIdtmjfphr5hbvb7bmcctmdx">
+            <w:hyperlink w:history="1" r:id="rIdwjdlgichhmoiwslfqelfs">
               <w:r>
                 <w:rPr>
                   <w:rFonts w:ascii="Arial" w:cs="Arial" w:eastAsia="Arial" w:hAnsi="Arial"/>
@@ -24729,7 +25248,7 @@
               <w:spacing w:after="10" w:before="0"/>
               <w:ind w:left="120"/>
             </w:pPr>
-            <w:hyperlink w:history="1" r:id="rIdkbu3peumb1kcbqc98osrm">
+            <w:hyperlink w:history="1" r:id="rIdhvsj2ciq1ci1sbexcw5cr">
               <w:r>
                 <w:rPr>
                   <w:rFonts w:ascii="Arial" w:cs="Arial" w:eastAsia="Arial" w:hAnsi="Arial"/>
@@ -24774,7 +25293,7 @@
             <w:pPr>
               <w:spacing w:after="20" w:before="0"/>
             </w:pPr>
-            <w:hyperlink w:history="1" r:id="rIdhki9vuxh2xcqxcuz08yo6">
+            <w:hyperlink w:history="1" r:id="rIdhvus9njjz9eafse5mszka">
               <w:r>
                 <w:rPr>
                   <w:rFonts w:ascii="Arial" w:cs="Arial" w:eastAsia="Arial" w:hAnsi="Arial"/>
@@ -24807,7 +25326,7 @@
               <w:spacing w:after="10" w:before="0"/>
               <w:ind w:left="120"/>
             </w:pPr>
-            <w:hyperlink w:history="1" r:id="rId8gpt5adyftbk4bzp87h54">
+            <w:hyperlink w:history="1" r:id="rIdl9ie_8ljmm_k5vogppdxx">
               <w:r>
                 <w:rPr>
                   <w:rFonts w:ascii="Arial" w:cs="Arial" w:eastAsia="Arial" w:hAnsi="Arial"/>
@@ -24835,6 +25354,7 @@
           </w:tcPr>
           <w:p>
             <w:pPr>
+              <w:keepNext w:val="false"/>
               <w:spacing w:after="40" w:before="0"/>
               <w:jc w:val="left"/>
             </w:pPr>
@@ -24867,6 +25387,7 @@
           </w:tcPr>
           <w:p>
             <w:pPr>
+              <w:keepNext w:val="false"/>
               <w:spacing w:after="40" w:before="0"/>
               <w:jc w:val="left"/>
             </w:pPr>
@@ -24899,6 +25420,7 @@
           </w:tcPr>
           <w:p>
             <w:pPr>
+              <w:keepNext w:val="false"/>
               <w:spacing w:after="40" w:before="0"/>
               <w:jc w:val="left"/>
             </w:pPr>
@@ -24931,6 +25453,7 @@
           </w:tcPr>
           <w:p>
             <w:pPr>
+              <w:keepNext w:val="false"/>
               <w:spacing w:after="40" w:before="0"/>
               <w:jc w:val="left"/>
             </w:pPr>
@@ -24965,6 +25488,7 @@
           </w:tcPr>
           <w:p>
             <w:pPr>
+              <w:keepNext w:val="false"/>
               <w:spacing w:after="40" w:before="0"/>
               <w:jc w:val="left"/>
             </w:pPr>
@@ -25002,7 +25526,7 @@
             <w:pPr>
               <w:spacing w:after="20" w:before="0"/>
             </w:pPr>
-            <w:hyperlink w:history="1" r:id="rIdeijqzhacudj01goqdfkxt">
+            <w:hyperlink w:history="1" r:id="rIdzlzefh_cazjincmhu6z_k">
               <w:r>
                 <w:rPr>
                   <w:rFonts w:ascii="Arial" w:cs="Arial" w:eastAsia="Arial" w:hAnsi="Arial"/>
@@ -25035,7 +25559,7 @@
               <w:spacing w:after="10" w:before="0"/>
               <w:ind w:left="120"/>
             </w:pPr>
-            <w:hyperlink w:history="1" r:id="rId25hw-lyh9lsztbnf_19kx">
+            <w:hyperlink w:history="1" r:id="rIdt1r183xnbp2xtvaocc0ur">
               <w:r>
                 <w:rPr>
                   <w:rFonts w:ascii="Arial" w:cs="Arial" w:eastAsia="Arial" w:hAnsi="Arial"/>
@@ -25080,7 +25604,7 @@
             <w:pPr>
               <w:spacing w:after="20" w:before="0"/>
             </w:pPr>
-            <w:hyperlink w:history="1" r:id="rIdr3n9dflqtpe9ettwmiltc">
+            <w:hyperlink w:history="1" r:id="rIdif6lkmwt4iapkthkbrf7g">
               <w:r>
                 <w:rPr>
                   <w:rFonts w:ascii="Arial" w:cs="Arial" w:eastAsia="Arial" w:hAnsi="Arial"/>
@@ -25113,7 +25637,7 @@
               <w:spacing w:after="10" w:before="0"/>
               <w:ind w:left="120"/>
             </w:pPr>
-            <w:hyperlink w:history="1" r:id="rIdsyycvteaogmvqvvxkikwj">
+            <w:hyperlink w:history="1" r:id="rId3a9ltevfv-dcen-ag2g1t">
               <w:r>
                 <w:rPr>
                   <w:rFonts w:ascii="Arial" w:cs="Arial" w:eastAsia="Arial" w:hAnsi="Arial"/>
@@ -25141,6 +25665,7 @@
           </w:tcPr>
           <w:p>
             <w:pPr>
+              <w:keepNext w:val="false"/>
               <w:spacing w:after="40" w:before="0"/>
               <w:jc w:val="left"/>
             </w:pPr>
@@ -25173,6 +25698,7 @@
           </w:tcPr>
           <w:p>
             <w:pPr>
+              <w:keepNext w:val="false"/>
               <w:spacing w:after="40" w:before="0"/>
               <w:jc w:val="left"/>
             </w:pPr>
@@ -25205,6 +25731,7 @@
           </w:tcPr>
           <w:p>
             <w:pPr>
+              <w:keepNext w:val="false"/>
               <w:spacing w:after="40" w:before="0"/>
               <w:jc w:val="left"/>
             </w:pPr>
@@ -25237,6 +25764,7 @@
           </w:tcPr>
           <w:p>
             <w:pPr>
+              <w:keepNext w:val="false"/>
               <w:spacing w:after="40" w:before="0"/>
               <w:jc w:val="left"/>
             </w:pPr>
@@ -25271,6 +25799,7 @@
           </w:tcPr>
           <w:p>
             <w:pPr>
+              <w:keepNext w:val="false"/>
               <w:spacing w:after="40" w:before="0"/>
               <w:jc w:val="left"/>
             </w:pPr>
@@ -25308,7 +25837,7 @@
             <w:pPr>
               <w:spacing w:after="20" w:before="0"/>
             </w:pPr>
-            <w:hyperlink w:history="1" r:id="rIdxam47s3pfzcp7-cgt8qip">
+            <w:hyperlink w:history="1" r:id="rIdnuq8wfluk88rota_xth8p">
               <w:r>
                 <w:rPr>
                   <w:rFonts w:ascii="Arial" w:cs="Arial" w:eastAsia="Arial" w:hAnsi="Arial"/>
@@ -25341,7 +25870,7 @@
               <w:spacing w:after="10" w:before="0"/>
               <w:ind w:left="120"/>
             </w:pPr>
-            <w:hyperlink w:history="1" r:id="rIdjbhzg5csv4ams7goig_6s">
+            <w:hyperlink w:history="1" r:id="rIdec90fcdepcbpjtlxavhdw">
               <w:r>
                 <w:rPr>
                   <w:rFonts w:ascii="Arial" w:cs="Arial" w:eastAsia="Arial" w:hAnsi="Arial"/>
@@ -25386,7 +25915,7 @@
             <w:pPr>
               <w:spacing w:after="20" w:before="0"/>
             </w:pPr>
-            <w:hyperlink w:history="1" r:id="rIdmftfwhdlgwzo0tc-in0c0">
+            <w:hyperlink w:history="1" r:id="rId2zuiczn1uupy26fgfeesg">
               <w:r>
                 <w:rPr>
                   <w:rFonts w:ascii="Arial" w:cs="Arial" w:eastAsia="Arial" w:hAnsi="Arial"/>
@@ -25419,7 +25948,7 @@
               <w:spacing w:after="10" w:before="0"/>
               <w:ind w:left="120"/>
             </w:pPr>
-            <w:hyperlink w:history="1" r:id="rIddbeajfliv3vvjngrqjztf">
+            <w:hyperlink w:history="1" r:id="rId6q7ynwnyiyoopxmghrtzf">
               <w:r>
                 <w:rPr>
                   <w:rFonts w:ascii="Arial" w:cs="Arial" w:eastAsia="Arial" w:hAnsi="Arial"/>
@@ -25447,6 +25976,7 @@
           </w:tcPr>
           <w:p>
             <w:pPr>
+              <w:keepNext w:val="false"/>
               <w:spacing w:after="40" w:before="0"/>
               <w:jc w:val="left"/>
             </w:pPr>
@@ -25479,6 +26009,7 @@
           </w:tcPr>
           <w:p>
             <w:pPr>
+              <w:keepNext w:val="false"/>
               <w:spacing w:after="40" w:before="0"/>
               <w:jc w:val="left"/>
             </w:pPr>
@@ -25511,6 +26042,7 @@
           </w:tcPr>
           <w:p>
             <w:pPr>
+              <w:keepNext w:val="false"/>
               <w:spacing w:after="40" w:before="0"/>
               <w:jc w:val="left"/>
             </w:pPr>
@@ -25543,6 +26075,7 @@
           </w:tcPr>
           <w:p>
             <w:pPr>
+              <w:keepNext w:val="false"/>
               <w:spacing w:after="40" w:before="0"/>
               <w:jc w:val="left"/>
             </w:pPr>
@@ -25577,6 +26110,7 @@
           </w:tcPr>
           <w:p>
             <w:pPr>
+              <w:keepNext w:val="false"/>
               <w:spacing w:after="40" w:before="0"/>
               <w:jc w:val="left"/>
             </w:pPr>
@@ -25614,7 +26148,7 @@
             <w:pPr>
               <w:spacing w:after="20" w:before="0"/>
             </w:pPr>
-            <w:hyperlink w:history="1" r:id="rId-grwddjspcqz0vs5sz6fy">
+            <w:hyperlink w:history="1" r:id="rIddk660osn_jxfscrsk67xa">
               <w:r>
                 <w:rPr>
                   <w:rFonts w:ascii="Arial" w:cs="Arial" w:eastAsia="Arial" w:hAnsi="Arial"/>
@@ -25647,7 +26181,7 @@
               <w:spacing w:after="10" w:before="0"/>
               <w:ind w:left="120"/>
             </w:pPr>
-            <w:hyperlink w:history="1" r:id="rId1qf6ncwoab5cdql19zivo">
+            <w:hyperlink w:history="1" r:id="rIdctlotxqjnczfdauufwpsl">
               <w:r>
                 <w:rPr>
                   <w:rFonts w:ascii="Arial" w:cs="Arial" w:eastAsia="Arial" w:hAnsi="Arial"/>
@@ -25692,7 +26226,7 @@
             <w:pPr>
               <w:spacing w:after="20" w:before="0"/>
             </w:pPr>
-            <w:hyperlink w:history="1" r:id="rIdhnoyf9sebyf008k-vswjl">
+            <w:hyperlink w:history="1" r:id="rIdxgqmvvjhudlnuz1cdxoz1">
               <w:r>
                 <w:rPr>
                   <w:rFonts w:ascii="Arial" w:cs="Arial" w:eastAsia="Arial" w:hAnsi="Arial"/>
@@ -25725,7 +26259,7 @@
               <w:spacing w:after="10" w:before="0"/>
               <w:ind w:left="120"/>
             </w:pPr>
-            <w:hyperlink w:history="1" r:id="rIdjobjkvcwij6wossnjwdiu">
+            <w:hyperlink w:history="1" r:id="rIdhtbxdwjgoopz4aixhee0a">
               <w:r>
                 <w:rPr>
                   <w:rFonts w:ascii="Arial" w:cs="Arial" w:eastAsia="Arial" w:hAnsi="Arial"/>
@@ -25753,6 +26287,7 @@
           </w:tcPr>
           <w:p>
             <w:pPr>
+              <w:keepNext w:val="false"/>
               <w:spacing w:after="40" w:before="0"/>
               <w:jc w:val="left"/>
             </w:pPr>
@@ -25785,6 +26320,7 @@
           </w:tcPr>
           <w:p>
             <w:pPr>
+              <w:keepNext w:val="false"/>
               <w:spacing w:after="40" w:before="0"/>
               <w:jc w:val="left"/>
             </w:pPr>
@@ -25817,6 +26353,7 @@
           </w:tcPr>
           <w:p>
             <w:pPr>
+              <w:keepNext w:val="false"/>
               <w:spacing w:after="40" w:before="0"/>
               <w:jc w:val="left"/>
             </w:pPr>
@@ -25849,6 +26386,7 @@
           </w:tcPr>
           <w:p>
             <w:pPr>
+              <w:keepNext w:val="false"/>
               <w:spacing w:after="40" w:before="0"/>
               <w:jc w:val="left"/>
             </w:pPr>
@@ -25908,6 +26446,7 @@
           </w:tcPr>
           <w:p>
             <w:pPr>
+              <w:keepNext w:val="false"/>
               <w:spacing w:after="40" w:before="0"/>
               <w:jc w:val="center"/>
             </w:pPr>
@@ -25942,6 +26481,7 @@
           </w:tcPr>
           <w:p>
             <w:pPr>
+              <w:keepNext w:val="false"/>
               <w:spacing w:after="40" w:before="0"/>
               <w:jc w:val="left"/>
             </w:pPr>
@@ -26003,6 +26543,7 @@
           </w:tcPr>
           <w:p>
             <w:pPr>
+              <w:keepNext w:val="false"/>
               <w:spacing w:after="40" w:before="0"/>
               <w:jc w:val="center"/>
             </w:pPr>
@@ -26037,6 +26578,7 @@
           </w:tcPr>
           <w:p>
             <w:pPr>
+              <w:keepNext w:val="false"/>
               <w:spacing w:after="40" w:before="0"/>
               <w:jc w:val="left"/>
             </w:pPr>
@@ -26069,6 +26611,7 @@
           </w:tcPr>
           <w:p>
             <w:pPr>
+              <w:keepNext w:val="false"/>
               <w:spacing w:after="40" w:before="0"/>
               <w:jc w:val="left"/>
             </w:pPr>
@@ -26103,6 +26646,7 @@
           </w:tcPr>
           <w:p>
             <w:pPr>
+              <w:keepNext w:val="false"/>
               <w:spacing w:after="40" w:before="0"/>
               <w:jc w:val="left"/>
             </w:pPr>
@@ -26135,6 +26679,7 @@
           </w:tcPr>
           <w:p>
             <w:pPr>
+              <w:keepNext w:val="false"/>
               <w:spacing w:after="40" w:before="0"/>
               <w:jc w:val="left"/>
             </w:pPr>
@@ -26169,6 +26714,7 @@
           </w:tcPr>
           <w:p>
             <w:pPr>
+              <w:keepNext w:val="false"/>
               <w:spacing w:after="40" w:before="0"/>
               <w:jc w:val="left"/>
             </w:pPr>
@@ -26201,6 +26747,7 @@
           </w:tcPr>
           <w:p>
             <w:pPr>
+              <w:keepNext w:val="false"/>
               <w:spacing w:after="40" w:before="0"/>
               <w:jc w:val="left"/>
             </w:pPr>
@@ -26237,7 +26784,7 @@
         </w:rPr>
         <w:t xml:space="preserve">© 2026 SeaVuria and ARES. Aligned with KICD objectives. Developed by SeaVuria; technical implementation by ARES (with AI assistance from Claude). Licensed under </w:t>
       </w:r>
-      <w:hyperlink w:history="1" r:id="rId11l_umxdvc-wogctsd90h">
+      <w:hyperlink w:history="1" r:id="rIdr6qflot-awum0-9coudpf">
         <w:r>
           <w:rPr>
             <w:rFonts w:ascii="Arial" w:cs="Arial" w:eastAsia="Arial" w:hAnsi="Arial"/>
@@ -26258,7 +26805,7 @@
         </w:rPr>
         <w:t xml:space="preserve"> (</w:t>
       </w:r>
-      <w:hyperlink w:history="1" r:id="rIdugpga7eherqjztaa0dpeb">
+      <w:hyperlink w:history="1" r:id="rIdqroifpvg8hmkvmppqcubk">
         <w:r>
           <w:rPr>
             <w:rFonts w:ascii="Arial" w:cs="Arial" w:eastAsia="Arial" w:hAnsi="Arial"/>
@@ -26319,6 +26866,7 @@
           </w:tcPr>
           <w:p>
             <w:pPr>
+              <w:keepNext w:val="false"/>
               <w:spacing w:after="40" w:before="0"/>
               <w:jc w:val="center"/>
             </w:pPr>
@@ -26353,6 +26901,7 @@
           </w:tcPr>
           <w:p>
             <w:pPr>
+              <w:keepNext w:val="false"/>
               <w:spacing w:after="40" w:before="0"/>
               <w:jc w:val="left"/>
             </w:pPr>
@@ -26385,6 +26934,7 @@
           </w:tcPr>
           <w:p>
             <w:pPr>
+              <w:keepNext w:val="false"/>
               <w:spacing w:after="40" w:before="0"/>
               <w:jc w:val="left"/>
             </w:pPr>
@@ -26417,6 +26967,7 @@
           </w:tcPr>
           <w:p>
             <w:pPr>
+              <w:keepNext w:val="false"/>
               <w:spacing w:after="40" w:before="0"/>
               <w:jc w:val="left"/>
             </w:pPr>
@@ -26451,6 +27002,7 @@
           </w:tcPr>
           <w:p>
             <w:pPr>
+              <w:keepNext w:val="false"/>
               <w:spacing w:after="40" w:before="0"/>
               <w:jc w:val="left"/>
             </w:pPr>
@@ -26483,6 +27035,7 @@
           </w:tcPr>
           <w:p>
             <w:pPr>
+              <w:keepNext w:val="false"/>
               <w:spacing w:after="40" w:before="0"/>
               <w:jc w:val="left"/>
             </w:pPr>
@@ -26515,6 +27068,7 @@
           </w:tcPr>
           <w:p>
             <w:pPr>
+              <w:keepNext w:val="false"/>
               <w:spacing w:after="40" w:before="0"/>
               <w:jc w:val="left"/>
             </w:pPr>
@@ -26549,6 +27103,7 @@
           </w:tcPr>
           <w:p>
             <w:pPr>
+              <w:keepNext w:val="false"/>
               <w:spacing w:after="40" w:before="0"/>
               <w:jc w:val="left"/>
             </w:pPr>
@@ -26581,6 +27136,7 @@
           </w:tcPr>
           <w:p>
             <w:pPr>
+              <w:keepNext w:val="false"/>
               <w:spacing w:after="40" w:before="0"/>
               <w:jc w:val="left"/>
             </w:pPr>
@@ -26613,6 +27169,7 @@
           </w:tcPr>
           <w:p>
             <w:pPr>
+              <w:keepNext w:val="false"/>
               <w:spacing w:after="40" w:before="0"/>
               <w:jc w:val="left"/>
             </w:pPr>
@@ -26647,6 +27204,7 @@
           </w:tcPr>
           <w:p>
             <w:pPr>
+              <w:keepNext w:val="false"/>
               <w:spacing w:after="40" w:before="0"/>
               <w:jc w:val="left"/>
             </w:pPr>
@@ -26679,6 +27237,7 @@
           </w:tcPr>
           <w:p>
             <w:pPr>
+              <w:keepNext w:val="false"/>
               <w:spacing w:after="40" w:before="0"/>
               <w:jc w:val="left"/>
             </w:pPr>
@@ -26711,6 +27270,7 @@
           </w:tcPr>
           <w:p>
             <w:pPr>
+              <w:keepNext w:val="false"/>
               <w:spacing w:after="40" w:before="0"/>
               <w:jc w:val="left"/>
             </w:pPr>

--- a/data/outputs/v2/Maths/SS3.3_Vectors_I/Mathematics_Vectors_I_CBE_LessonSequence.docx
+++ b/data/outputs/v2/Maths/SS3.3_Vectors_I/Mathematics_Vectors_I_CBE_LessonSequence.docx
@@ -2838,7 +2838,7 @@
         </w:rPr>
         <w:t xml:space="preserve">© 2026 SeaVuria and ARES. This work is licensed under a </w:t>
       </w:r>
-      <w:hyperlink w:history="1" r:id="rIdcbu9gs95o6b1qsxjitwxm">
+      <w:hyperlink w:history="1" r:id="rIdjs9dgbpkyzuivouyfhnjn">
         <w:r>
           <w:rPr>
             <w:rFonts w:ascii="Arial" w:cs="Arial" w:eastAsia="Arial" w:hAnsi="Arial"/>
@@ -2858,7 +2858,7 @@
         </w:rPr>
         <w:t xml:space="preserve"> (</w:t>
       </w:r>
-      <w:hyperlink w:history="1" r:id="rIdqbofemytfsmankzosekrz">
+      <w:hyperlink w:history="1" r:id="rIdw9rmeddph6jxwisq9jksq">
         <w:r>
           <w:rPr>
             <w:rFonts w:ascii="Arial" w:cs="Arial" w:eastAsia="Arial" w:hAnsi="Arial"/>
@@ -2878,7 +2878,7 @@
         </w:rPr>
         <w:t xml:space="preserve">). To view a copy of this license, visit </w:t>
       </w:r>
-      <w:hyperlink w:history="1" r:id="rIdgygojnvmgqczmru6lssg2">
+      <w:hyperlink w:history="1" r:id="rIdsxxikkzekdkmc0cefhwtu">
         <w:r>
           <w:rPr>
             <w:rFonts w:ascii="Arial" w:cs="Arial" w:eastAsia="Arial" w:hAnsi="Arial"/>
@@ -3917,7 +3917,7 @@
             <w:pPr>
               <w:spacing w:after="20" w:before="0"/>
             </w:pPr>
-            <w:hyperlink w:history="1" r:id="rIds9v43sivi7ikan1fnhkzv">
+            <w:hyperlink w:history="1" r:id="rIddbeckogmzwufatof9pjyo">
               <w:r>
                 <w:rPr>
                   <w:rFonts w:ascii="Arial" w:cs="Arial" w:eastAsia="Arial" w:hAnsi="Arial"/>
@@ -3950,7 +3950,7 @@
               <w:spacing w:after="10" w:before="0"/>
               <w:ind w:left="120"/>
             </w:pPr>
-            <w:hyperlink w:history="1" r:id="rIdi7apup5mebovbeab9azxk">
+            <w:hyperlink w:history="1" r:id="rIdxqxhcukfta6jcjdpiq1uk">
               <w:r>
                 <w:rPr>
                   <w:rFonts w:ascii="Arial" w:cs="Arial" w:eastAsia="Arial" w:hAnsi="Arial"/>
@@ -3995,7 +3995,7 @@
             <w:pPr>
               <w:spacing w:after="20" w:before="0"/>
             </w:pPr>
-            <w:hyperlink w:history="1" r:id="rIdl7vcg6_e-uxytf0obow4k">
+            <w:hyperlink w:history="1" r:id="rIdk0q6mae9ueins7ccbzjq3">
               <w:r>
                 <w:rPr>
                   <w:rFonts w:ascii="Arial" w:cs="Arial" w:eastAsia="Arial" w:hAnsi="Arial"/>
@@ -4028,7 +4028,7 @@
               <w:spacing w:after="10" w:before="0"/>
               <w:ind w:left="120"/>
             </w:pPr>
-            <w:hyperlink w:history="1" r:id="rId5123a621k2ypfharesit2">
+            <w:hyperlink w:history="1" r:id="rIdk_zmonztjssqbg3k75njj">
               <w:r>
                 <w:rPr>
                   <w:rFonts w:ascii="Arial" w:cs="Arial" w:eastAsia="Arial" w:hAnsi="Arial"/>
@@ -4228,7 +4228,7 @@
             <w:pPr>
               <w:spacing w:after="20" w:before="0"/>
             </w:pPr>
-            <w:hyperlink w:history="1" r:id="rIdea_0xr_dns_02yfvdybwv">
+            <w:hyperlink w:history="1" r:id="rId_iyl_bpbnfckk4ijhnkjc">
               <w:r>
                 <w:rPr>
                   <w:rFonts w:ascii="Arial" w:cs="Arial" w:eastAsia="Arial" w:hAnsi="Arial"/>
@@ -4261,7 +4261,7 @@
               <w:spacing w:after="10" w:before="0"/>
               <w:ind w:left="120"/>
             </w:pPr>
-            <w:hyperlink w:history="1" r:id="rIdvekg6ved29tvo0gogzigk">
+            <w:hyperlink w:history="1" r:id="rIdt3zm7n-myqnavr1vxuhku">
               <w:r>
                 <w:rPr>
                   <w:rFonts w:ascii="Arial" w:cs="Arial" w:eastAsia="Arial" w:hAnsi="Arial"/>
@@ -4306,7 +4306,7 @@
             <w:pPr>
               <w:spacing w:after="20" w:before="0"/>
             </w:pPr>
-            <w:hyperlink w:history="1" r:id="rIdy2olvydu-ybwfuzg8i4ke">
+            <w:hyperlink w:history="1" r:id="rId7sjyjf-9fj2evditu4a25">
               <w:r>
                 <w:rPr>
                   <w:rFonts w:ascii="Arial" w:cs="Arial" w:eastAsia="Arial" w:hAnsi="Arial"/>
@@ -4339,7 +4339,7 @@
               <w:spacing w:after="10" w:before="0"/>
               <w:ind w:left="120"/>
             </w:pPr>
-            <w:hyperlink w:history="1" r:id="rIdz6k9e8zhofkccqfrukaa_">
+            <w:hyperlink w:history="1" r:id="rIdnxghd-i9f6drl-etncxdg">
               <w:r>
                 <w:rPr>
                   <w:rFonts w:ascii="Arial" w:cs="Arial" w:eastAsia="Arial" w:hAnsi="Arial"/>
@@ -4539,7 +4539,7 @@
             <w:pPr>
               <w:spacing w:after="20" w:before="0"/>
             </w:pPr>
-            <w:hyperlink w:history="1" r:id="rIdegk_-9rcau-97kfy3fhkb">
+            <w:hyperlink w:history="1" r:id="rIdcnsbzsxva8ommtxoseqpi">
               <w:r>
                 <w:rPr>
                   <w:rFonts w:ascii="Arial" w:cs="Arial" w:eastAsia="Arial" w:hAnsi="Arial"/>
@@ -4588,7 +4588,7 @@
               <w:spacing w:after="10" w:before="0"/>
               <w:ind w:left="120"/>
             </w:pPr>
-            <w:hyperlink w:history="1" r:id="rIdaohazjr7vwbs34buvvpdh">
+            <w:hyperlink w:history="1" r:id="rIdctfuo7lzjdux1dewlzisu">
               <w:r>
                 <w:rPr>
                   <w:rFonts w:ascii="Arial" w:cs="Arial" w:eastAsia="Arial" w:hAnsi="Arial"/>
@@ -4633,7 +4633,7 @@
             <w:pPr>
               <w:spacing w:after="20" w:before="0"/>
             </w:pPr>
-            <w:hyperlink w:history="1" r:id="rId3lho_rwm_kroqry3cz2ft">
+            <w:hyperlink w:history="1" r:id="rIdqqz_rzktfprkocp2m3fxu">
               <w:r>
                 <w:rPr>
                   <w:rFonts w:ascii="Arial" w:cs="Arial" w:eastAsia="Arial" w:hAnsi="Arial"/>
@@ -4682,7 +4682,7 @@
               <w:spacing w:after="10" w:before="0"/>
               <w:ind w:left="120"/>
             </w:pPr>
-            <w:hyperlink w:history="1" r:id="rIdrc02orcolntg3kaqkuw_g">
+            <w:hyperlink w:history="1" r:id="rIdyylrfp2gsjatjl18qbisa">
               <w:r>
                 <w:rPr>
                   <w:rFonts w:ascii="Arial" w:cs="Arial" w:eastAsia="Arial" w:hAnsi="Arial"/>
@@ -4882,7 +4882,7 @@
             <w:pPr>
               <w:spacing w:after="20" w:before="0"/>
             </w:pPr>
-            <w:hyperlink w:history="1" r:id="rIdteq__adwsoiahqxdmtkue">
+            <w:hyperlink w:history="1" r:id="rIdwrsj45assmipuciwabtkm">
               <w:r>
                 <w:rPr>
                   <w:rFonts w:ascii="Arial" w:cs="Arial" w:eastAsia="Arial" w:hAnsi="Arial"/>
@@ -4931,7 +4931,7 @@
               <w:spacing w:after="10" w:before="0"/>
               <w:ind w:left="120"/>
             </w:pPr>
-            <w:hyperlink w:history="1" r:id="rIdso9qvmxeexketohhjjvny">
+            <w:hyperlink w:history="1" r:id="rIdjzswn43fk2njlumbm8eei">
               <w:r>
                 <w:rPr>
                   <w:rFonts w:ascii="Arial" w:cs="Arial" w:eastAsia="Arial" w:hAnsi="Arial"/>
@@ -4976,7 +4976,7 @@
             <w:pPr>
               <w:spacing w:after="20" w:before="0"/>
             </w:pPr>
-            <w:hyperlink w:history="1" r:id="rIdlsvqgggc-m9blqevb8sco">
+            <w:hyperlink w:history="1" r:id="rIdsfbrrn1y2ejxmhwdywul0">
               <w:r>
                 <w:rPr>
                   <w:rFonts w:ascii="Arial" w:cs="Arial" w:eastAsia="Arial" w:hAnsi="Arial"/>
@@ -5025,7 +5025,7 @@
               <w:spacing w:after="10" w:before="0"/>
               <w:ind w:left="120"/>
             </w:pPr>
-            <w:hyperlink w:history="1" r:id="rId993bc3p2rbrjld-nmzn7e">
+            <w:hyperlink w:history="1" r:id="rId_yorcjxgkfqwq35zb8lch">
               <w:r>
                 <w:rPr>
                   <w:rFonts w:ascii="Arial" w:cs="Arial" w:eastAsia="Arial" w:hAnsi="Arial"/>
@@ -5225,7 +5225,7 @@
             <w:pPr>
               <w:spacing w:after="20" w:before="0"/>
             </w:pPr>
-            <w:hyperlink w:history="1" r:id="rIdvsursjxom3ocrmdb0o_wn">
+            <w:hyperlink w:history="1" r:id="rIdgwglzuxzekudwwn8c_tgm">
               <w:r>
                 <w:rPr>
                   <w:rFonts w:ascii="Arial" w:cs="Arial" w:eastAsia="Arial" w:hAnsi="Arial"/>
@@ -5274,7 +5274,7 @@
               <w:spacing w:after="10" w:before="0"/>
               <w:ind w:left="120"/>
             </w:pPr>
-            <w:hyperlink w:history="1" r:id="rIdwnwnkqa7xdzvb7iw78-o7">
+            <w:hyperlink w:history="1" r:id="rIdcsxho_10w8rmrqaph271y">
               <w:r>
                 <w:rPr>
                   <w:rFonts w:ascii="Arial" w:cs="Arial" w:eastAsia="Arial" w:hAnsi="Arial"/>
@@ -5319,7 +5319,7 @@
             <w:pPr>
               <w:spacing w:after="20" w:before="0"/>
             </w:pPr>
-            <w:hyperlink w:history="1" r:id="rIdyx8zcri0bguq8bzwy5ty_">
+            <w:hyperlink w:history="1" r:id="rIdmejnfa0o4mujfejckdvxj">
               <w:r>
                 <w:rPr>
                   <w:rFonts w:ascii="Arial" w:cs="Arial" w:eastAsia="Arial" w:hAnsi="Arial"/>
@@ -5368,7 +5368,7 @@
               <w:spacing w:after="10" w:before="0"/>
               <w:ind w:left="120"/>
             </w:pPr>
-            <w:hyperlink w:history="1" r:id="rIduqfvnijwiuoda9yo0syik">
+            <w:hyperlink w:history="1" r:id="rIdbpgyqko7ddoicfofhuiwv">
               <w:r>
                 <w:rPr>
                   <w:rFonts w:ascii="Arial" w:cs="Arial" w:eastAsia="Arial" w:hAnsi="Arial"/>
@@ -5893,7 +5893,7 @@
         </w:rPr>
         <w:t xml:space="preserve">© 2026 SeaVuria and ARES. Aligned with KICD objectives. Developed by SeaVuria; technical implementation by ARES (with AI assistance from Claude). Licensed under </w:t>
       </w:r>
-      <w:hyperlink w:history="1" r:id="rId_6bkad6co2br0d5odutxj">
+      <w:hyperlink w:history="1" r:id="rIdxqg6oyekkionkqqys8yc3">
         <w:r>
           <w:rPr>
             <w:rFonts w:ascii="Arial" w:cs="Arial" w:eastAsia="Arial" w:hAnsi="Arial"/>
@@ -5914,7 +5914,7 @@
         </w:rPr>
         <w:t xml:space="preserve"> (</w:t>
       </w:r>
-      <w:hyperlink w:history="1" r:id="rId-q20mz4zkeuvkv9c4hjmi">
+      <w:hyperlink w:history="1" r:id="rIdmldgcbm9x_pykunhetslj">
         <w:r>
           <w:rPr>
             <w:rFonts w:ascii="Arial" w:cs="Arial" w:eastAsia="Arial" w:hAnsi="Arial"/>
@@ -6954,7 +6954,7 @@
             <w:pPr>
               <w:spacing w:after="20" w:before="0"/>
             </w:pPr>
-            <w:hyperlink w:history="1" r:id="rIdbzu8qcta2wsh3wgzf3-ez">
+            <w:hyperlink w:history="1" r:id="rIdueezstdzuxsg1ff6-qwvy">
               <w:r>
                 <w:rPr>
                   <w:rFonts w:ascii="Arial" w:cs="Arial" w:eastAsia="Arial" w:hAnsi="Arial"/>
@@ -6987,7 +6987,7 @@
               <w:spacing w:after="10" w:before="0"/>
               <w:ind w:left="120"/>
             </w:pPr>
-            <w:hyperlink w:history="1" r:id="rIdvyjlppb0bjimnqjsag9ek">
+            <w:hyperlink w:history="1" r:id="rId6b0yr8xa5-qbzn1utnrla">
               <w:r>
                 <w:rPr>
                   <w:rFonts w:ascii="Arial" w:cs="Arial" w:eastAsia="Arial" w:hAnsi="Arial"/>
@@ -7032,7 +7032,7 @@
             <w:pPr>
               <w:spacing w:after="20" w:before="0"/>
             </w:pPr>
-            <w:hyperlink w:history="1" r:id="rIdkgkl9vkbswmczm-r6dkjl">
+            <w:hyperlink w:history="1" r:id="rId1iafmvtiqdqi1phfyffmr">
               <w:r>
                 <w:rPr>
                   <w:rFonts w:ascii="Arial" w:cs="Arial" w:eastAsia="Arial" w:hAnsi="Arial"/>
@@ -7065,7 +7065,7 @@
               <w:spacing w:after="10" w:before="0"/>
               <w:ind w:left="120"/>
             </w:pPr>
-            <w:hyperlink w:history="1" r:id="rIdlbd4ieiabkbrsqwvj83b2">
+            <w:hyperlink w:history="1" r:id="rId-5n6ntrgedp6w6t-7f8qd">
               <w:r>
                 <w:rPr>
                   <w:rFonts w:ascii="Arial" w:cs="Arial" w:eastAsia="Arial" w:hAnsi="Arial"/>
@@ -7265,7 +7265,7 @@
             <w:pPr>
               <w:spacing w:after="20" w:before="0"/>
             </w:pPr>
-            <w:hyperlink w:history="1" r:id="rIdf68pne6lh9dnk_mv5w7_p">
+            <w:hyperlink w:history="1" r:id="rId0lhsgwldquu0lbfwwqu3o">
               <w:r>
                 <w:rPr>
                   <w:rFonts w:ascii="Arial" w:cs="Arial" w:eastAsia="Arial" w:hAnsi="Arial"/>
@@ -7298,7 +7298,7 @@
               <w:spacing w:after="10" w:before="0"/>
               <w:ind w:left="120"/>
             </w:pPr>
-            <w:hyperlink w:history="1" r:id="rIdc9-hpcpj2fjgi7aru9l6f">
+            <w:hyperlink w:history="1" r:id="rId7awxjpkuo1fproxehqb43">
               <w:r>
                 <w:rPr>
                   <w:rFonts w:ascii="Arial" w:cs="Arial" w:eastAsia="Arial" w:hAnsi="Arial"/>
@@ -7343,7 +7343,7 @@
             <w:pPr>
               <w:spacing w:after="20" w:before="0"/>
             </w:pPr>
-            <w:hyperlink w:history="1" r:id="rIdlg_ovs2nj7jfn-3wocjcp">
+            <w:hyperlink w:history="1" r:id="rIdrivir5hn7sn5vatzedz_i">
               <w:r>
                 <w:rPr>
                   <w:rFonts w:ascii="Arial" w:cs="Arial" w:eastAsia="Arial" w:hAnsi="Arial"/>
@@ -7376,7 +7376,7 @@
               <w:spacing w:after="10" w:before="0"/>
               <w:ind w:left="120"/>
             </w:pPr>
-            <w:hyperlink w:history="1" r:id="rId5r4fpxqusbzyfwq1x3zqg">
+            <w:hyperlink w:history="1" r:id="rIdgtvayq8q0un89isve2agq">
               <w:r>
                 <w:rPr>
                   <w:rFonts w:ascii="Arial" w:cs="Arial" w:eastAsia="Arial" w:hAnsi="Arial"/>
@@ -7576,7 +7576,7 @@
             <w:pPr>
               <w:spacing w:after="20" w:before="0"/>
             </w:pPr>
-            <w:hyperlink w:history="1" r:id="rIdzfxcqahdwfcjtloqlr0de">
+            <w:hyperlink w:history="1" r:id="rIdxdwxkuimwugqnbdpe_fcw">
               <w:r>
                 <w:rPr>
                   <w:rFonts w:ascii="Arial" w:cs="Arial" w:eastAsia="Arial" w:hAnsi="Arial"/>
@@ -7609,7 +7609,7 @@
               <w:spacing w:after="10" w:before="0"/>
               <w:ind w:left="120"/>
             </w:pPr>
-            <w:hyperlink w:history="1" r:id="rIdu0da47v7otkabdguy_b4h">
+            <w:hyperlink w:history="1" r:id="rId60l56rtkxj_qyuoeokaxy">
               <w:r>
                 <w:rPr>
                   <w:rFonts w:ascii="Arial" w:cs="Arial" w:eastAsia="Arial" w:hAnsi="Arial"/>
@@ -7654,7 +7654,7 @@
             <w:pPr>
               <w:spacing w:after="20" w:before="0"/>
             </w:pPr>
-            <w:hyperlink w:history="1" r:id="rIdgxdzkl7sp_qxbqqeym7xf">
+            <w:hyperlink w:history="1" r:id="rIddfnr5hafw3hxxqbcmm5uu">
               <w:r>
                 <w:rPr>
                   <w:rFonts w:ascii="Arial" w:cs="Arial" w:eastAsia="Arial" w:hAnsi="Arial"/>
@@ -7703,7 +7703,7 @@
               <w:spacing w:after="10" w:before="0"/>
               <w:ind w:left="120"/>
             </w:pPr>
-            <w:hyperlink w:history="1" r:id="rIdxuoqvmx2ojngg3hxutoif">
+            <w:hyperlink w:history="1" r:id="rIduzbv1d1i6hzebxscyv2u-">
               <w:r>
                 <w:rPr>
                   <w:rFonts w:ascii="Arial" w:cs="Arial" w:eastAsia="Arial" w:hAnsi="Arial"/>
@@ -7903,7 +7903,7 @@
             <w:pPr>
               <w:spacing w:after="20" w:before="0"/>
             </w:pPr>
-            <w:hyperlink w:history="1" r:id="rIdu-b9fb4wvyvcmqeerq3fk">
+            <w:hyperlink w:history="1" r:id="rIdz4-yzhbvoth63mpvtgtwq">
               <w:r>
                 <w:rPr>
                   <w:rFonts w:ascii="Arial" w:cs="Arial" w:eastAsia="Arial" w:hAnsi="Arial"/>
@@ -7936,7 +7936,7 @@
               <w:spacing w:after="10" w:before="0"/>
               <w:ind w:left="120"/>
             </w:pPr>
-            <w:hyperlink w:history="1" r:id="rIdj4mkauibt8q25sva-u7iq">
+            <w:hyperlink w:history="1" r:id="rIdxh79_ohbltqyxam9wduuz">
               <w:r>
                 <w:rPr>
                   <w:rFonts w:ascii="Arial" w:cs="Arial" w:eastAsia="Arial" w:hAnsi="Arial"/>
@@ -7981,7 +7981,7 @@
             <w:pPr>
               <w:spacing w:after="20" w:before="0"/>
             </w:pPr>
-            <w:hyperlink w:history="1" r:id="rIdusmcc4ew_yoeacmh53m2s">
+            <w:hyperlink w:history="1" r:id="rIdpvvvycivbxflhb8r2epuf">
               <w:r>
                 <w:rPr>
                   <w:rFonts w:ascii="Arial" w:cs="Arial" w:eastAsia="Arial" w:hAnsi="Arial"/>
@@ -8030,7 +8030,7 @@
               <w:spacing w:after="10" w:before="0"/>
               <w:ind w:left="120"/>
             </w:pPr>
-            <w:hyperlink w:history="1" r:id="rIdyx4_nthrondh2vu4ykvcv">
+            <w:hyperlink w:history="1" r:id="rIdbqmcgo49eei8uriuzqlzw">
               <w:r>
                 <w:rPr>
                   <w:rFonts w:ascii="Arial" w:cs="Arial" w:eastAsia="Arial" w:hAnsi="Arial"/>
@@ -8230,7 +8230,7 @@
             <w:pPr>
               <w:spacing w:after="20" w:before="0"/>
             </w:pPr>
-            <w:hyperlink w:history="1" r:id="rIdgig9oimgsjxpeclfumhs9">
+            <w:hyperlink w:history="1" r:id="rIdkqo3rwzsaxciuqpyuq0av">
               <w:r>
                 <w:rPr>
                   <w:rFonts w:ascii="Arial" w:cs="Arial" w:eastAsia="Arial" w:hAnsi="Arial"/>
@@ -8279,7 +8279,7 @@
               <w:spacing w:after="10" w:before="0"/>
               <w:ind w:left="120"/>
             </w:pPr>
-            <w:hyperlink w:history="1" r:id="rId4tu5l0ltlqj4zw02upafw">
+            <w:hyperlink w:history="1" r:id="rIdm_gsd4fnmulftx8eoviej">
               <w:r>
                 <w:rPr>
                   <w:rFonts w:ascii="Arial" w:cs="Arial" w:eastAsia="Arial" w:hAnsi="Arial"/>
@@ -8324,7 +8324,7 @@
             <w:pPr>
               <w:spacing w:after="20" w:before="0"/>
             </w:pPr>
-            <w:hyperlink w:history="1" r:id="rIdyrrq_t9v2zb-9ntr26py6">
+            <w:hyperlink w:history="1" r:id="rIdprmvlxkd9vxtnucqpgdvo">
               <w:r>
                 <w:rPr>
                   <w:rFonts w:ascii="Arial" w:cs="Arial" w:eastAsia="Arial" w:hAnsi="Arial"/>
@@ -8373,7 +8373,7 @@
               <w:spacing w:after="10" w:before="0"/>
               <w:ind w:left="120"/>
             </w:pPr>
-            <w:hyperlink w:history="1" r:id="rIdlcg-v1di4yuak3zhnafyc">
+            <w:hyperlink w:history="1" r:id="rIdn-_-vpnpszxuoifbvu3kw">
               <w:r>
                 <w:rPr>
                   <w:rFonts w:ascii="Arial" w:cs="Arial" w:eastAsia="Arial" w:hAnsi="Arial"/>
@@ -8898,7 +8898,7 @@
         </w:rPr>
         <w:t xml:space="preserve">© 2026 SeaVuria and ARES. Aligned with KICD objectives. Developed by SeaVuria; technical implementation by ARES (with AI assistance from Claude). Licensed under </w:t>
       </w:r>
-      <w:hyperlink w:history="1" r:id="rIdo5vdt90dpbh1mj-4tiwtd">
+      <w:hyperlink w:history="1" r:id="rIdwve5zmxnairhsssud0_4_">
         <w:r>
           <w:rPr>
             <w:rFonts w:ascii="Arial" w:cs="Arial" w:eastAsia="Arial" w:hAnsi="Arial"/>
@@ -8919,7 +8919,7 @@
         </w:rPr>
         <w:t xml:space="preserve"> (</w:t>
       </w:r>
-      <w:hyperlink w:history="1" r:id="rId8cbc9hlneyqq4edio9b2g">
+      <w:hyperlink w:history="1" r:id="rIdn7mhulnhatfr8weqy1ru4">
         <w:r>
           <w:rPr>
             <w:rFonts w:ascii="Arial" w:cs="Arial" w:eastAsia="Arial" w:hAnsi="Arial"/>
@@ -9959,7 +9959,7 @@
             <w:pPr>
               <w:spacing w:after="20" w:before="0"/>
             </w:pPr>
-            <w:hyperlink w:history="1" r:id="rIdk8o9y7s7mrrcr79cthizt">
+            <w:hyperlink w:history="1" r:id="rIdtkbsgmxei7lk2biqb0naw">
               <w:r>
                 <w:rPr>
                   <w:rFonts w:ascii="Arial" w:cs="Arial" w:eastAsia="Arial" w:hAnsi="Arial"/>
@@ -9992,7 +9992,7 @@
               <w:spacing w:after="10" w:before="0"/>
               <w:ind w:left="120"/>
             </w:pPr>
-            <w:hyperlink w:history="1" r:id="rIdrdo_049vun8gbahbi4jih">
+            <w:hyperlink w:history="1" r:id="rIddagt2njrcnhohsy4zdt5w">
               <w:r>
                 <w:rPr>
                   <w:rFonts w:ascii="Arial" w:cs="Arial" w:eastAsia="Arial" w:hAnsi="Arial"/>
@@ -10037,7 +10037,7 @@
             <w:pPr>
               <w:spacing w:after="20" w:before="0"/>
             </w:pPr>
-            <w:hyperlink w:history="1" r:id="rIdbllpvqw2noeskmpxytrh7">
+            <w:hyperlink w:history="1" r:id="rIdz6qvebtmhl1o5dnqvzamr">
               <w:r>
                 <w:rPr>
                   <w:rFonts w:ascii="Arial" w:cs="Arial" w:eastAsia="Arial" w:hAnsi="Arial"/>
@@ -10070,7 +10070,7 @@
               <w:spacing w:after="10" w:before="0"/>
               <w:ind w:left="120"/>
             </w:pPr>
-            <w:hyperlink w:history="1" r:id="rIdue4gurssyo_or9g5noufh">
+            <w:hyperlink w:history="1" r:id="rIdy0z0zptcwvfzkstvgg6kv">
               <w:r>
                 <w:rPr>
                   <w:rFonts w:ascii="Arial" w:cs="Arial" w:eastAsia="Arial" w:hAnsi="Arial"/>
@@ -10270,7 +10270,7 @@
             <w:pPr>
               <w:spacing w:after="20" w:before="0"/>
             </w:pPr>
-            <w:hyperlink w:history="1" r:id="rIda81slcjvvrl_upfvlk7s8">
+            <w:hyperlink w:history="1" r:id="rIdtuihigkagtk3tikhurbr4">
               <w:r>
                 <w:rPr>
                   <w:rFonts w:ascii="Arial" w:cs="Arial" w:eastAsia="Arial" w:hAnsi="Arial"/>
@@ -10303,7 +10303,7 @@
               <w:spacing w:after="10" w:before="0"/>
               <w:ind w:left="120"/>
             </w:pPr>
-            <w:hyperlink w:history="1" r:id="rIdrugf6ri4f-zezpdck8uc-">
+            <w:hyperlink w:history="1" r:id="rIdxteo8qv1rct_47fn6_rfy">
               <w:r>
                 <w:rPr>
                   <w:rFonts w:ascii="Arial" w:cs="Arial" w:eastAsia="Arial" w:hAnsi="Arial"/>
@@ -10348,7 +10348,7 @@
             <w:pPr>
               <w:spacing w:after="20" w:before="0"/>
             </w:pPr>
-            <w:hyperlink w:history="1" r:id="rIdbs5ylz2mqnfbd4bwkz9zb">
+            <w:hyperlink w:history="1" r:id="rIdkkczm1gbc9oformj9i0rh">
               <w:r>
                 <w:rPr>
                   <w:rFonts w:ascii="Arial" w:cs="Arial" w:eastAsia="Arial" w:hAnsi="Arial"/>
@@ -10381,7 +10381,7 @@
               <w:spacing w:after="10" w:before="0"/>
               <w:ind w:left="120"/>
             </w:pPr>
-            <w:hyperlink w:history="1" r:id="rIdmxteom5-x7rzqibzm0tk3">
+            <w:hyperlink w:history="1" r:id="rIdbdc4utp86gdft751ctq43">
               <w:r>
                 <w:rPr>
                   <w:rFonts w:ascii="Arial" w:cs="Arial" w:eastAsia="Arial" w:hAnsi="Arial"/>
@@ -10581,7 +10581,7 @@
             <w:pPr>
               <w:spacing w:after="20" w:before="0"/>
             </w:pPr>
-            <w:hyperlink w:history="1" r:id="rIdlpypmwfucyu0m-d7louws">
+            <w:hyperlink w:history="1" r:id="rIdcgnlzkme0jawyuq8tppqj">
               <w:r>
                 <w:rPr>
                   <w:rFonts w:ascii="Arial" w:cs="Arial" w:eastAsia="Arial" w:hAnsi="Arial"/>
@@ -10614,7 +10614,7 @@
               <w:spacing w:after="10" w:before="0"/>
               <w:ind w:left="120"/>
             </w:pPr>
-            <w:hyperlink w:history="1" r:id="rIdu7fhyav8pyozyoumryfwr">
+            <w:hyperlink w:history="1" r:id="rIdcjgsgbndsb3j8uf7i0763">
               <w:r>
                 <w:rPr>
                   <w:rFonts w:ascii="Arial" w:cs="Arial" w:eastAsia="Arial" w:hAnsi="Arial"/>
@@ -10659,7 +10659,7 @@
             <w:pPr>
               <w:spacing w:after="20" w:before="0"/>
             </w:pPr>
-            <w:hyperlink w:history="1" r:id="rIdctf37kmizrcjmvmstzv-u">
+            <w:hyperlink w:history="1" r:id="rId1gakgeuch1yddvpkpwa4q">
               <w:r>
                 <w:rPr>
                   <w:rFonts w:ascii="Arial" w:cs="Arial" w:eastAsia="Arial" w:hAnsi="Arial"/>
@@ -10692,7 +10692,7 @@
               <w:spacing w:after="10" w:before="0"/>
               <w:ind w:left="120"/>
             </w:pPr>
-            <w:hyperlink w:history="1" r:id="rIdybgv1npzwomucr7q2kojb">
+            <w:hyperlink w:history="1" r:id="rIdruk8urs3vmpnplrrd1ioq">
               <w:r>
                 <w:rPr>
                   <w:rFonts w:ascii="Arial" w:cs="Arial" w:eastAsia="Arial" w:hAnsi="Arial"/>
@@ -10892,7 +10892,7 @@
             <w:pPr>
               <w:spacing w:after="20" w:before="0"/>
             </w:pPr>
-            <w:hyperlink w:history="1" r:id="rIdpuwfo-2whktmzadvt_x9o">
+            <w:hyperlink w:history="1" r:id="rIdsbkowkro82gxb1znz9ife">
               <w:r>
                 <w:rPr>
                   <w:rFonts w:ascii="Arial" w:cs="Arial" w:eastAsia="Arial" w:hAnsi="Arial"/>
@@ -10925,7 +10925,7 @@
               <w:spacing w:after="10" w:before="0"/>
               <w:ind w:left="120"/>
             </w:pPr>
-            <w:hyperlink w:history="1" r:id="rIda6bfvudgqbja3g8jmsb-0">
+            <w:hyperlink w:history="1" r:id="rIdm1zqdfovv3a8xpvhoqmou">
               <w:r>
                 <w:rPr>
                   <w:rFonts w:ascii="Arial" w:cs="Arial" w:eastAsia="Arial" w:hAnsi="Arial"/>
@@ -10970,7 +10970,7 @@
             <w:pPr>
               <w:spacing w:after="20" w:before="0"/>
             </w:pPr>
-            <w:hyperlink w:history="1" r:id="rIdmssqukd9gyrwm6bgft0nt">
+            <w:hyperlink w:history="1" r:id="rIdg3mtn-ureukn1yhzagq09">
               <w:r>
                 <w:rPr>
                   <w:rFonts w:ascii="Arial" w:cs="Arial" w:eastAsia="Arial" w:hAnsi="Arial"/>
@@ -11003,7 +11003,7 @@
               <w:spacing w:after="10" w:before="0"/>
               <w:ind w:left="120"/>
             </w:pPr>
-            <w:hyperlink w:history="1" r:id="rId45nj_q6dm8znw8yz2cuoe">
+            <w:hyperlink w:history="1" r:id="rIdkp972opadsl-aup-l4djc">
               <w:r>
                 <w:rPr>
                   <w:rFonts w:ascii="Arial" w:cs="Arial" w:eastAsia="Arial" w:hAnsi="Arial"/>
@@ -11203,7 +11203,7 @@
             <w:pPr>
               <w:spacing w:after="20" w:before="0"/>
             </w:pPr>
-            <w:hyperlink w:history="1" r:id="rId8pg_g5cvvwoskxlz94dbw">
+            <w:hyperlink w:history="1" r:id="rIdanklvzp8kxnixstj6my4c">
               <w:r>
                 <w:rPr>
                   <w:rFonts w:ascii="Arial" w:cs="Arial" w:eastAsia="Arial" w:hAnsi="Arial"/>
@@ -11252,7 +11252,7 @@
               <w:spacing w:after="10" w:before="0"/>
               <w:ind w:left="120"/>
             </w:pPr>
-            <w:hyperlink w:history="1" r:id="rId7mh5zjdw583lzfwez6pw6">
+            <w:hyperlink w:history="1" r:id="rIdw88hqqwgomtf29fngvwrp">
               <w:r>
                 <w:rPr>
                   <w:rFonts w:ascii="Arial" w:cs="Arial" w:eastAsia="Arial" w:hAnsi="Arial"/>
@@ -11297,7 +11297,7 @@
             <w:pPr>
               <w:spacing w:after="20" w:before="0"/>
             </w:pPr>
-            <w:hyperlink w:history="1" r:id="rIddsqengcovgbnwxk3crqcv">
+            <w:hyperlink w:history="1" r:id="rIdvvacftgj4hwgzk9yyveac">
               <w:r>
                 <w:rPr>
                   <w:rFonts w:ascii="Arial" w:cs="Arial" w:eastAsia="Arial" w:hAnsi="Arial"/>
@@ -11330,7 +11330,7 @@
               <w:spacing w:after="10" w:before="0"/>
               <w:ind w:left="120"/>
             </w:pPr>
-            <w:hyperlink w:history="1" r:id="rIdzkhzhpc_gjgtnjxxgoux2">
+            <w:hyperlink w:history="1" r:id="rId2zeg50p_68q_rsc3i3ybz">
               <w:r>
                 <w:rPr>
                   <w:rFonts w:ascii="Arial" w:cs="Arial" w:eastAsia="Arial" w:hAnsi="Arial"/>
@@ -11855,7 +11855,7 @@
         </w:rPr>
         <w:t xml:space="preserve">© 2026 SeaVuria and ARES. Aligned with KICD objectives. Developed by SeaVuria; technical implementation by ARES (with AI assistance from Claude). Licensed under </w:t>
       </w:r>
-      <w:hyperlink w:history="1" r:id="rIdn_4d53wln9i0pdjz8_glh">
+      <w:hyperlink w:history="1" r:id="rIdxnokysi_5hmmmwi6s1nvi">
         <w:r>
           <w:rPr>
             <w:rFonts w:ascii="Arial" w:cs="Arial" w:eastAsia="Arial" w:hAnsi="Arial"/>
@@ -11876,7 +11876,7 @@
         </w:rPr>
         <w:t xml:space="preserve"> (</w:t>
       </w:r>
-      <w:hyperlink w:history="1" r:id="rIdnvah_hr6gnicxqf9qdlvt">
+      <w:hyperlink w:history="1" r:id="rIdfcranpg0i7y7thqoopepr">
         <w:r>
           <w:rPr>
             <w:rFonts w:ascii="Arial" w:cs="Arial" w:eastAsia="Arial" w:hAnsi="Arial"/>
@@ -12916,7 +12916,7 @@
             <w:pPr>
               <w:spacing w:after="20" w:before="0"/>
             </w:pPr>
-            <w:hyperlink w:history="1" r:id="rIdp9togohhzg6vh4l_njvjr">
+            <w:hyperlink w:history="1" r:id="rId5mfupkmovmbny-tptditu">
               <w:r>
                 <w:rPr>
                   <w:rFonts w:ascii="Arial" w:cs="Arial" w:eastAsia="Arial" w:hAnsi="Arial"/>
@@ -12949,7 +12949,7 @@
               <w:spacing w:after="10" w:before="0"/>
               <w:ind w:left="120"/>
             </w:pPr>
-            <w:hyperlink w:history="1" r:id="rId0dfh3nwtycl0heqbmtyx9">
+            <w:hyperlink w:history="1" r:id="rIdcgp1oh4goyqwvo4xbfknl">
               <w:r>
                 <w:rPr>
                   <w:rFonts w:ascii="Arial" w:cs="Arial" w:eastAsia="Arial" w:hAnsi="Arial"/>
@@ -12994,7 +12994,7 @@
             <w:pPr>
               <w:spacing w:after="20" w:before="0"/>
             </w:pPr>
-            <w:hyperlink w:history="1" r:id="rId4ytafrc0hbjaowt9pji8p">
+            <w:hyperlink w:history="1" r:id="rIdpb47s2uxej0e9mgrpee7k">
               <w:r>
                 <w:rPr>
                   <w:rFonts w:ascii="Arial" w:cs="Arial" w:eastAsia="Arial" w:hAnsi="Arial"/>
@@ -13027,7 +13027,7 @@
               <w:spacing w:after="10" w:before="0"/>
               <w:ind w:left="120"/>
             </w:pPr>
-            <w:hyperlink w:history="1" r:id="rIdqwvnlp3mzi9hodamnqra7">
+            <w:hyperlink w:history="1" r:id="rIddbnel-lk50gv6gpzs_sjs">
               <w:r>
                 <w:rPr>
                   <w:rFonts w:ascii="Arial" w:cs="Arial" w:eastAsia="Arial" w:hAnsi="Arial"/>
@@ -13227,7 +13227,7 @@
             <w:pPr>
               <w:spacing w:after="20" w:before="0"/>
             </w:pPr>
-            <w:hyperlink w:history="1" r:id="rId8rybjaogxsy5w2jm-1ees">
+            <w:hyperlink w:history="1" r:id="rId3dqkwdrvahkurqkzd1l5b">
               <w:r>
                 <w:rPr>
                   <w:rFonts w:ascii="Arial" w:cs="Arial" w:eastAsia="Arial" w:hAnsi="Arial"/>
@@ -13260,7 +13260,7 @@
               <w:spacing w:after="10" w:before="0"/>
               <w:ind w:left="120"/>
             </w:pPr>
-            <w:hyperlink w:history="1" r:id="rIdwlb13qfenr6lq6c2aptku">
+            <w:hyperlink w:history="1" r:id="rIdc2xvijnjgramz52bbfofz">
               <w:r>
                 <w:rPr>
                   <w:rFonts w:ascii="Arial" w:cs="Arial" w:eastAsia="Arial" w:hAnsi="Arial"/>
@@ -13305,7 +13305,7 @@
             <w:pPr>
               <w:spacing w:after="20" w:before="0"/>
             </w:pPr>
-            <w:hyperlink w:history="1" r:id="rIdzcfjtkd6_lyv8cibitoxa">
+            <w:hyperlink w:history="1" r:id="rIdvsp4xy3qfkvewkuex2ssk">
               <w:r>
                 <w:rPr>
                   <w:rFonts w:ascii="Arial" w:cs="Arial" w:eastAsia="Arial" w:hAnsi="Arial"/>
@@ -13338,7 +13338,7 @@
               <w:spacing w:after="10" w:before="0"/>
               <w:ind w:left="120"/>
             </w:pPr>
-            <w:hyperlink w:history="1" r:id="rIdu3nzq693c_trc7w49n6l6">
+            <w:hyperlink w:history="1" r:id="rIdd96n7zkxmfr3mhmpsxipf">
               <w:r>
                 <w:rPr>
                   <w:rFonts w:ascii="Arial" w:cs="Arial" w:eastAsia="Arial" w:hAnsi="Arial"/>
@@ -13538,7 +13538,7 @@
             <w:pPr>
               <w:spacing w:after="20" w:before="0"/>
             </w:pPr>
-            <w:hyperlink w:history="1" r:id="rIddbggxcaydxv7fcec5wslc">
+            <w:hyperlink w:history="1" r:id="rIdnany5amrx1f7ogdj-f3pd">
               <w:r>
                 <w:rPr>
                   <w:rFonts w:ascii="Arial" w:cs="Arial" w:eastAsia="Arial" w:hAnsi="Arial"/>
@@ -13587,7 +13587,7 @@
               <w:spacing w:after="10" w:before="0"/>
               <w:ind w:left="120"/>
             </w:pPr>
-            <w:hyperlink w:history="1" r:id="rIdosmqrnki-pnevbdyivqwd">
+            <w:hyperlink w:history="1" r:id="rId98rln0qt7dpyepftx7re-">
               <w:r>
                 <w:rPr>
                   <w:rFonts w:ascii="Arial" w:cs="Arial" w:eastAsia="Arial" w:hAnsi="Arial"/>
@@ -13632,7 +13632,7 @@
             <w:pPr>
               <w:spacing w:after="20" w:before="0"/>
             </w:pPr>
-            <w:hyperlink w:history="1" r:id="rIdyspv1jur2zrnm8j3qq7pk">
+            <w:hyperlink w:history="1" r:id="rIdkxhlw8x0p_q-cbur0fpiw">
               <w:r>
                 <w:rPr>
                   <w:rFonts w:ascii="Arial" w:cs="Arial" w:eastAsia="Arial" w:hAnsi="Arial"/>
@@ -13665,7 +13665,7 @@
               <w:spacing w:after="10" w:before="0"/>
               <w:ind w:left="120"/>
             </w:pPr>
-            <w:hyperlink w:history="1" r:id="rIdcajpi1zssk66jw6bp9p7o">
+            <w:hyperlink w:history="1" r:id="rIdn5wa7xqcxogpm2gyhrjyf">
               <w:r>
                 <w:rPr>
                   <w:rFonts w:ascii="Arial" w:cs="Arial" w:eastAsia="Arial" w:hAnsi="Arial"/>
@@ -13865,7 +13865,7 @@
             <w:pPr>
               <w:spacing w:after="20" w:before="0"/>
             </w:pPr>
-            <w:hyperlink w:history="1" r:id="rIdrxuxholu4dsjopavvct49">
+            <w:hyperlink w:history="1" r:id="rIdpvthtbba7j6_klqhpcbd0">
               <w:r>
                 <w:rPr>
                   <w:rFonts w:ascii="Arial" w:cs="Arial" w:eastAsia="Arial" w:hAnsi="Arial"/>
@@ -13914,7 +13914,7 @@
               <w:spacing w:after="10" w:before="0"/>
               <w:ind w:left="120"/>
             </w:pPr>
-            <w:hyperlink w:history="1" r:id="rIdbayirpd1pph8h_ecmmqax">
+            <w:hyperlink w:history="1" r:id="rIde2gjf2eifb0-epzmapjsz">
               <w:r>
                 <w:rPr>
                   <w:rFonts w:ascii="Arial" w:cs="Arial" w:eastAsia="Arial" w:hAnsi="Arial"/>
@@ -13959,7 +13959,7 @@
             <w:pPr>
               <w:spacing w:after="20" w:before="0"/>
             </w:pPr>
-            <w:hyperlink w:history="1" r:id="rIdasvvcj7st5woz7zilhqzh">
+            <w:hyperlink w:history="1" r:id="rIdjbm6ut1dboazeqdoyhiz8">
               <w:r>
                 <w:rPr>
                   <w:rFonts w:ascii="Arial" w:cs="Arial" w:eastAsia="Arial" w:hAnsi="Arial"/>
@@ -13992,7 +13992,7 @@
               <w:spacing w:after="10" w:before="0"/>
               <w:ind w:left="120"/>
             </w:pPr>
-            <w:hyperlink w:history="1" r:id="rId9orfzfbvdccandgaavapm">
+            <w:hyperlink w:history="1" r:id="rIdzujcbiwkze7e4fxrx-tuv">
               <w:r>
                 <w:rPr>
                   <w:rFonts w:ascii="Arial" w:cs="Arial" w:eastAsia="Arial" w:hAnsi="Arial"/>
@@ -14192,7 +14192,7 @@
             <w:pPr>
               <w:spacing w:after="20" w:before="0"/>
             </w:pPr>
-            <w:hyperlink w:history="1" r:id="rId1r3zsil5l0vyjzfpl_kmx">
+            <w:hyperlink w:history="1" r:id="rId539obid1xlqylz8mnzat5">
               <w:r>
                 <w:rPr>
                   <w:rFonts w:ascii="Arial" w:cs="Arial" w:eastAsia="Arial" w:hAnsi="Arial"/>
@@ -14241,7 +14241,7 @@
               <w:spacing w:after="10" w:before="0"/>
               <w:ind w:left="120"/>
             </w:pPr>
-            <w:hyperlink w:history="1" r:id="rIdkn9ulzoiazz8w7xhqd4dq">
+            <w:hyperlink w:history="1" r:id="rId_nnd4xryhsnxq6rf8yrsa">
               <w:r>
                 <w:rPr>
                   <w:rFonts w:ascii="Arial" w:cs="Arial" w:eastAsia="Arial" w:hAnsi="Arial"/>
@@ -14286,7 +14286,7 @@
             <w:pPr>
               <w:spacing w:after="20" w:before="0"/>
             </w:pPr>
-            <w:hyperlink w:history="1" r:id="rIdeew66hbssuw9oen678pvy">
+            <w:hyperlink w:history="1" r:id="rIdflc1wssak_wtvfnvukxfi">
               <w:r>
                 <w:rPr>
                   <w:rFonts w:ascii="Arial" w:cs="Arial" w:eastAsia="Arial" w:hAnsi="Arial"/>
@@ -14319,7 +14319,7 @@
               <w:spacing w:after="10" w:before="0"/>
               <w:ind w:left="120"/>
             </w:pPr>
-            <w:hyperlink w:history="1" r:id="rIdnrnfejpiszzwffbsdkcz1">
+            <w:hyperlink w:history="1" r:id="rIds7s2be1_3b-bxh-kdlafq">
               <w:r>
                 <w:rPr>
                   <w:rFonts w:ascii="Arial" w:cs="Arial" w:eastAsia="Arial" w:hAnsi="Arial"/>
@@ -14844,7 +14844,7 @@
         </w:rPr>
         <w:t xml:space="preserve">© 2026 SeaVuria and ARES. Aligned with KICD objectives. Developed by SeaVuria; technical implementation by ARES (with AI assistance from Claude). Licensed under </w:t>
       </w:r>
-      <w:hyperlink w:history="1" r:id="rIdymjhgiqzjwdiwjpaypnkj">
+      <w:hyperlink w:history="1" r:id="rIdbvoquvfgvlnvtwjme0vgq">
         <w:r>
           <w:rPr>
             <w:rFonts w:ascii="Arial" w:cs="Arial" w:eastAsia="Arial" w:hAnsi="Arial"/>
@@ -14865,7 +14865,7 @@
         </w:rPr>
         <w:t xml:space="preserve"> (</w:t>
       </w:r>
-      <w:hyperlink w:history="1" r:id="rIdxb6h5yqhnpcsfgyofy7nw">
+      <w:hyperlink w:history="1" r:id="rIduo2kgbalfu3shthbabpwj">
         <w:r>
           <w:rPr>
             <w:rFonts w:ascii="Arial" w:cs="Arial" w:eastAsia="Arial" w:hAnsi="Arial"/>
@@ -15905,7 +15905,7 @@
             <w:pPr>
               <w:spacing w:after="20" w:before="0"/>
             </w:pPr>
-            <w:hyperlink w:history="1" r:id="rIdxa12wjbbntajigg28azhu">
+            <w:hyperlink w:history="1" r:id="rIdzk3x8ygignoqplqvvrkqk">
               <w:r>
                 <w:rPr>
                   <w:rFonts w:ascii="Arial" w:cs="Arial" w:eastAsia="Arial" w:hAnsi="Arial"/>
@@ -15938,7 +15938,7 @@
               <w:spacing w:after="10" w:before="0"/>
               <w:ind w:left="120"/>
             </w:pPr>
-            <w:hyperlink w:history="1" r:id="rIdwgokam7fc7zqwdgiwdsu7">
+            <w:hyperlink w:history="1" r:id="rIdm4ssai2nkyyrhlreo3ykw">
               <w:r>
                 <w:rPr>
                   <w:rFonts w:ascii="Arial" w:cs="Arial" w:eastAsia="Arial" w:hAnsi="Arial"/>
@@ -15983,7 +15983,7 @@
             <w:pPr>
               <w:spacing w:after="20" w:before="0"/>
             </w:pPr>
-            <w:hyperlink w:history="1" r:id="rIdwvasjfhabbth3ffzeuk7s">
+            <w:hyperlink w:history="1" r:id="rIdcijrbozbuiwuyxp9lbwrh">
               <w:r>
                 <w:rPr>
                   <w:rFonts w:ascii="Arial" w:cs="Arial" w:eastAsia="Arial" w:hAnsi="Arial"/>
@@ -16016,7 +16016,7 @@
               <w:spacing w:after="10" w:before="0"/>
               <w:ind w:left="120"/>
             </w:pPr>
-            <w:hyperlink w:history="1" r:id="rIdwjwevtdrwus7_hpcdhbwx">
+            <w:hyperlink w:history="1" r:id="rId02zxakgvziedonepts4q-">
               <w:r>
                 <w:rPr>
                   <w:rFonts w:ascii="Arial" w:cs="Arial" w:eastAsia="Arial" w:hAnsi="Arial"/>
@@ -16216,7 +16216,7 @@
             <w:pPr>
               <w:spacing w:after="20" w:before="0"/>
             </w:pPr>
-            <w:hyperlink w:history="1" r:id="rIde9nriopua7-g4mnd7ycsp">
+            <w:hyperlink w:history="1" r:id="rId4gzfmot1snfxs_0-lllvt">
               <w:r>
                 <w:rPr>
                   <w:rFonts w:ascii="Arial" w:cs="Arial" w:eastAsia="Arial" w:hAnsi="Arial"/>
@@ -16249,7 +16249,7 @@
               <w:spacing w:after="10" w:before="0"/>
               <w:ind w:left="120"/>
             </w:pPr>
-            <w:hyperlink w:history="1" r:id="rIdwa2zcd1kpvwxuwsmqpanh">
+            <w:hyperlink w:history="1" r:id="rIdgmdyjoyebzuelph9hmgag">
               <w:r>
                 <w:rPr>
                   <w:rFonts w:ascii="Arial" w:cs="Arial" w:eastAsia="Arial" w:hAnsi="Arial"/>
@@ -16294,7 +16294,7 @@
             <w:pPr>
               <w:spacing w:after="20" w:before="0"/>
             </w:pPr>
-            <w:hyperlink w:history="1" r:id="rIdy_0fmgge1bi9lvsacf8t0">
+            <w:hyperlink w:history="1" r:id="rIdiqt1qgpm8eyvb5uocazeq">
               <w:r>
                 <w:rPr>
                   <w:rFonts w:ascii="Arial" w:cs="Arial" w:eastAsia="Arial" w:hAnsi="Arial"/>
@@ -16327,7 +16327,7 @@
               <w:spacing w:after="10" w:before="0"/>
               <w:ind w:left="120"/>
             </w:pPr>
-            <w:hyperlink w:history="1" r:id="rIdw5mx2upyfffllwugqrsz6">
+            <w:hyperlink w:history="1" r:id="rIdnqzd5cxz4us9al77dbpif">
               <w:r>
                 <w:rPr>
                   <w:rFonts w:ascii="Arial" w:cs="Arial" w:eastAsia="Arial" w:hAnsi="Arial"/>
@@ -16527,7 +16527,7 @@
             <w:pPr>
               <w:spacing w:after="20" w:before="0"/>
             </w:pPr>
-            <w:hyperlink w:history="1" r:id="rIdrvghnuxhyd2dx2u_xzewm">
+            <w:hyperlink w:history="1" r:id="rId5_bakefj9mz-siw3ainmf">
               <w:r>
                 <w:rPr>
                   <w:rFonts w:ascii="Arial" w:cs="Arial" w:eastAsia="Arial" w:hAnsi="Arial"/>
@@ -16560,7 +16560,7 @@
               <w:spacing w:after="10" w:before="0"/>
               <w:ind w:left="120"/>
             </w:pPr>
-            <w:hyperlink w:history="1" r:id="rIdpi_r50q_sxggbxxfd0e3-">
+            <w:hyperlink w:history="1" r:id="rIdmte0rykbb7cpt5tsrigxr">
               <w:r>
                 <w:rPr>
                   <w:rFonts w:ascii="Arial" w:cs="Arial" w:eastAsia="Arial" w:hAnsi="Arial"/>
@@ -16605,7 +16605,7 @@
             <w:pPr>
               <w:spacing w:after="20" w:before="0"/>
             </w:pPr>
-            <w:hyperlink w:history="1" r:id="rId48pi57bkcziaol0a9_-di">
+            <w:hyperlink w:history="1" r:id="rIdwmkzjnnob4jk7uyaslvgh">
               <w:r>
                 <w:rPr>
                   <w:rFonts w:ascii="Arial" w:cs="Arial" w:eastAsia="Arial" w:hAnsi="Arial"/>
@@ -16638,7 +16638,7 @@
               <w:spacing w:after="10" w:before="0"/>
               <w:ind w:left="120"/>
             </w:pPr>
-            <w:hyperlink w:history="1" r:id="rId8iifasykl0-8w9o770vo5">
+            <w:hyperlink w:history="1" r:id="rIdnhxn7x4zm5js4khqx179u">
               <w:r>
                 <w:rPr>
                   <w:rFonts w:ascii="Arial" w:cs="Arial" w:eastAsia="Arial" w:hAnsi="Arial"/>
@@ -16838,7 +16838,7 @@
             <w:pPr>
               <w:spacing w:after="20" w:before="0"/>
             </w:pPr>
-            <w:hyperlink w:history="1" r:id="rIdmvz3d2noqsa9m6zbizje3">
+            <w:hyperlink w:history="1" r:id="rIdzihrzkfcc4zmrgl7zw016">
               <w:r>
                 <w:rPr>
                   <w:rFonts w:ascii="Arial" w:cs="Arial" w:eastAsia="Arial" w:hAnsi="Arial"/>
@@ -16871,7 +16871,7 @@
               <w:spacing w:after="10" w:before="0"/>
               <w:ind w:left="120"/>
             </w:pPr>
-            <w:hyperlink w:history="1" r:id="rIdhuhbzu4qcazrwqbtbymuy">
+            <w:hyperlink w:history="1" r:id="rId2x_inmojcima04ia1b0zz">
               <w:r>
                 <w:rPr>
                   <w:rFonts w:ascii="Arial" w:cs="Arial" w:eastAsia="Arial" w:hAnsi="Arial"/>
@@ -16916,7 +16916,7 @@
             <w:pPr>
               <w:spacing w:after="20" w:before="0"/>
             </w:pPr>
-            <w:hyperlink w:history="1" r:id="rId9ooqs4qfvzwb-m3bhmbyp">
+            <w:hyperlink w:history="1" r:id="rIdyq9cwyymewtkq89f_tbpf">
               <w:r>
                 <w:rPr>
                   <w:rFonts w:ascii="Arial" w:cs="Arial" w:eastAsia="Arial" w:hAnsi="Arial"/>
@@ -16949,7 +16949,7 @@
               <w:spacing w:after="10" w:before="0"/>
               <w:ind w:left="120"/>
             </w:pPr>
-            <w:hyperlink w:history="1" r:id="rIddiywkpi6jyuazexrg19iw">
+            <w:hyperlink w:history="1" r:id="rIdotowe1p4m3ahvgib1rn6l">
               <w:r>
                 <w:rPr>
                   <w:rFonts w:ascii="Arial" w:cs="Arial" w:eastAsia="Arial" w:hAnsi="Arial"/>
@@ -17149,7 +17149,7 @@
             <w:pPr>
               <w:spacing w:after="20" w:before="0"/>
             </w:pPr>
-            <w:hyperlink w:history="1" r:id="rIdeobmg18sbvsdu0zppeeey">
+            <w:hyperlink w:history="1" r:id="rIdvbusxdrphybukbuzmknae">
               <w:r>
                 <w:rPr>
                   <w:rFonts w:ascii="Arial" w:cs="Arial" w:eastAsia="Arial" w:hAnsi="Arial"/>
@@ -17182,7 +17182,7 @@
               <w:spacing w:after="10" w:before="0"/>
               <w:ind w:left="120"/>
             </w:pPr>
-            <w:hyperlink w:history="1" r:id="rIdat0tgwcwseotzfu1_6cxr">
+            <w:hyperlink w:history="1" r:id="rIdgh9rxncbyawd749yq9o6z">
               <w:r>
                 <w:rPr>
                   <w:rFonts w:ascii="Arial" w:cs="Arial" w:eastAsia="Arial" w:hAnsi="Arial"/>
@@ -17227,7 +17227,7 @@
             <w:pPr>
               <w:spacing w:after="20" w:before="0"/>
             </w:pPr>
-            <w:hyperlink w:history="1" r:id="rIdriq34hg2aet5xl_x18meb">
+            <w:hyperlink w:history="1" r:id="rIds4trjtwqshh2eooqmdyvy">
               <w:r>
                 <w:rPr>
                   <w:rFonts w:ascii="Arial" w:cs="Arial" w:eastAsia="Arial" w:hAnsi="Arial"/>
@@ -17260,7 +17260,7 @@
               <w:spacing w:after="10" w:before="0"/>
               <w:ind w:left="120"/>
             </w:pPr>
-            <w:hyperlink w:history="1" r:id="rId8tbgyq7g8nymuemzdjuaa">
+            <w:hyperlink w:history="1" r:id="rIdmvtj3qsylncuvpxbu64cg">
               <w:r>
                 <w:rPr>
                   <w:rFonts w:ascii="Arial" w:cs="Arial" w:eastAsia="Arial" w:hAnsi="Arial"/>
@@ -17785,7 +17785,7 @@
         </w:rPr>
         <w:t xml:space="preserve">© 2026 SeaVuria and ARES. Aligned with KICD objectives. Developed by SeaVuria; technical implementation by ARES (with AI assistance from Claude). Licensed under </w:t>
       </w:r>
-      <w:hyperlink w:history="1" r:id="rIdqbxqapudheuvs2cctnxtl">
+      <w:hyperlink w:history="1" r:id="rIdhctqjgi-fn4rca6u_xz0x">
         <w:r>
           <w:rPr>
             <w:rFonts w:ascii="Arial" w:cs="Arial" w:eastAsia="Arial" w:hAnsi="Arial"/>
@@ -17806,7 +17806,7 @@
         </w:rPr>
         <w:t xml:space="preserve"> (</w:t>
       </w:r>
-      <w:hyperlink w:history="1" r:id="rIdrkaursyl58bw1aeu3m6l9">
+      <w:hyperlink w:history="1" r:id="rId2w7chh6dsyrk375j_pii_">
         <w:r>
           <w:rPr>
             <w:rFonts w:ascii="Arial" w:cs="Arial" w:eastAsia="Arial" w:hAnsi="Arial"/>
@@ -18846,7 +18846,7 @@
             <w:pPr>
               <w:spacing w:after="20" w:before="0"/>
             </w:pPr>
-            <w:hyperlink w:history="1" r:id="rIdkqnfuh6rpiuhzsmk56be8">
+            <w:hyperlink w:history="1" r:id="rIdvo2ukjcn0tw_z2ydsq8q0">
               <w:r>
                 <w:rPr>
                   <w:rFonts w:ascii="Arial" w:cs="Arial" w:eastAsia="Arial" w:hAnsi="Arial"/>
@@ -18879,7 +18879,7 @@
               <w:spacing w:after="10" w:before="0"/>
               <w:ind w:left="120"/>
             </w:pPr>
-            <w:hyperlink w:history="1" r:id="rId84cuucipprsu8uooimakf">
+            <w:hyperlink w:history="1" r:id="rIddlpfgvr8lalgp3uk_0vha">
               <w:r>
                 <w:rPr>
                   <w:rFonts w:ascii="Arial" w:cs="Arial" w:eastAsia="Arial" w:hAnsi="Arial"/>
@@ -18924,7 +18924,7 @@
             <w:pPr>
               <w:spacing w:after="20" w:before="0"/>
             </w:pPr>
-            <w:hyperlink w:history="1" r:id="rIdeyz8brx04s1rq63d360dk">
+            <w:hyperlink w:history="1" r:id="rId7mdqaa9iacxyeodkz1ves">
               <w:r>
                 <w:rPr>
                   <w:rFonts w:ascii="Arial" w:cs="Arial" w:eastAsia="Arial" w:hAnsi="Arial"/>
@@ -18957,7 +18957,7 @@
               <w:spacing w:after="10" w:before="0"/>
               <w:ind w:left="120"/>
             </w:pPr>
-            <w:hyperlink w:history="1" r:id="rId-_hojrx8cepyuo2i_7sl3">
+            <w:hyperlink w:history="1" r:id="rIdg0rbeug6j0zpkotiikjjs">
               <w:r>
                 <w:rPr>
                   <w:rFonts w:ascii="Arial" w:cs="Arial" w:eastAsia="Arial" w:hAnsi="Arial"/>
@@ -19157,7 +19157,7 @@
             <w:pPr>
               <w:spacing w:after="20" w:before="0"/>
             </w:pPr>
-            <w:hyperlink w:history="1" r:id="rIdwqbrdfhvnbsq_2oi3gxb5">
+            <w:hyperlink w:history="1" r:id="rIdckl5wfwptmiz2jr7exs72">
               <w:r>
                 <w:rPr>
                   <w:rFonts w:ascii="Arial" w:cs="Arial" w:eastAsia="Arial" w:hAnsi="Arial"/>
@@ -19190,7 +19190,7 @@
               <w:spacing w:after="10" w:before="0"/>
               <w:ind w:left="120"/>
             </w:pPr>
-            <w:hyperlink w:history="1" r:id="rId4gs3rapzaoumiuubr1jy8">
+            <w:hyperlink w:history="1" r:id="rId4pnbihjgslvl1kym6ojrb">
               <w:r>
                 <w:rPr>
                   <w:rFonts w:ascii="Arial" w:cs="Arial" w:eastAsia="Arial" w:hAnsi="Arial"/>
@@ -19235,7 +19235,7 @@
             <w:pPr>
               <w:spacing w:after="20" w:before="0"/>
             </w:pPr>
-            <w:hyperlink w:history="1" r:id="rIdnswcryxmsxu7mgdrrq_ff">
+            <w:hyperlink w:history="1" r:id="rIdov9unlolekg1ipdnmi762">
               <w:r>
                 <w:rPr>
                   <w:rFonts w:ascii="Arial" w:cs="Arial" w:eastAsia="Arial" w:hAnsi="Arial"/>
@@ -19268,7 +19268,7 @@
               <w:spacing w:after="10" w:before="0"/>
               <w:ind w:left="120"/>
             </w:pPr>
-            <w:hyperlink w:history="1" r:id="rId6xfyixmicfzftehsnebxa">
+            <w:hyperlink w:history="1" r:id="rId4_0oadrk8w_631iijztp7">
               <w:r>
                 <w:rPr>
                   <w:rFonts w:ascii="Arial" w:cs="Arial" w:eastAsia="Arial" w:hAnsi="Arial"/>
@@ -19468,7 +19468,7 @@
             <w:pPr>
               <w:spacing w:after="20" w:before="0"/>
             </w:pPr>
-            <w:hyperlink w:history="1" r:id="rIdspxv15zi5oenolnen3ngv">
+            <w:hyperlink w:history="1" r:id="rId8chn1gqsjhqsdv0jd65s8">
               <w:r>
                 <w:rPr>
                   <w:rFonts w:ascii="Arial" w:cs="Arial" w:eastAsia="Arial" w:hAnsi="Arial"/>
@@ -19501,7 +19501,7 @@
               <w:spacing w:after="10" w:before="0"/>
               <w:ind w:left="120"/>
             </w:pPr>
-            <w:hyperlink w:history="1" r:id="rIdlu7t-aza2ck-fh_xjpfns">
+            <w:hyperlink w:history="1" r:id="rIdmhcceaczhyzfalysk4iav">
               <w:r>
                 <w:rPr>
                   <w:rFonts w:ascii="Arial" w:cs="Arial" w:eastAsia="Arial" w:hAnsi="Arial"/>
@@ -19546,7 +19546,7 @@
             <w:pPr>
               <w:spacing w:after="20" w:before="0"/>
             </w:pPr>
-            <w:hyperlink w:history="1" r:id="rIdzkwax7e_q0wi0lwa6cqjj">
+            <w:hyperlink w:history="1" r:id="rIdor4xzubciqlh5mspnpj_6">
               <w:r>
                 <w:rPr>
                   <w:rFonts w:ascii="Arial" w:cs="Arial" w:eastAsia="Arial" w:hAnsi="Arial"/>
@@ -19595,7 +19595,7 @@
               <w:spacing w:after="10" w:before="0"/>
               <w:ind w:left="120"/>
             </w:pPr>
-            <w:hyperlink w:history="1" r:id="rIdsrqwi45mznm7kaftrsqvy">
+            <w:hyperlink w:history="1" r:id="rIdbocoe1bcoarf_u7vnzimb">
               <w:r>
                 <w:rPr>
                   <w:rFonts w:ascii="Arial" w:cs="Arial" w:eastAsia="Arial" w:hAnsi="Arial"/>
@@ -19795,7 +19795,7 @@
             <w:pPr>
               <w:spacing w:after="20" w:before="0"/>
             </w:pPr>
-            <w:hyperlink w:history="1" r:id="rIdkacb9a3uer3vajo4snk85">
+            <w:hyperlink w:history="1" r:id="rIdicroitca02mlp-db8o-og">
               <w:r>
                 <w:rPr>
                   <w:rFonts w:ascii="Arial" w:cs="Arial" w:eastAsia="Arial" w:hAnsi="Arial"/>
@@ -19828,7 +19828,7 @@
               <w:spacing w:after="10" w:before="0"/>
               <w:ind w:left="120"/>
             </w:pPr>
-            <w:hyperlink w:history="1" r:id="rId17flttsl3izpobhhsiz2b">
+            <w:hyperlink w:history="1" r:id="rId-r-4omjkdbqwioytdvj0c">
               <w:r>
                 <w:rPr>
                   <w:rFonts w:ascii="Arial" w:cs="Arial" w:eastAsia="Arial" w:hAnsi="Arial"/>
@@ -19873,7 +19873,7 @@
             <w:pPr>
               <w:spacing w:after="20" w:before="0"/>
             </w:pPr>
-            <w:hyperlink w:history="1" r:id="rIdws7d-m4dlw4tezf9moikl">
+            <w:hyperlink w:history="1" r:id="rIdlo3dovoqgkpxh5nlydxb7">
               <w:r>
                 <w:rPr>
                   <w:rFonts w:ascii="Arial" w:cs="Arial" w:eastAsia="Arial" w:hAnsi="Arial"/>
@@ -19922,7 +19922,7 @@
               <w:spacing w:after="10" w:before="0"/>
               <w:ind w:left="120"/>
             </w:pPr>
-            <w:hyperlink w:history="1" r:id="rIdniogjwxp85mbdnfitjufs">
+            <w:hyperlink w:history="1" r:id="rIdh_hilvgmm78pgnmnayvr9">
               <w:r>
                 <w:rPr>
                   <w:rFonts w:ascii="Arial" w:cs="Arial" w:eastAsia="Arial" w:hAnsi="Arial"/>
@@ -20122,7 +20122,7 @@
             <w:pPr>
               <w:spacing w:after="20" w:before="0"/>
             </w:pPr>
-            <w:hyperlink w:history="1" r:id="rIduks1hl4wdjsaasbl8wxqv">
+            <w:hyperlink w:history="1" r:id="rIdqw991c6eild7dsex-rrvq">
               <w:r>
                 <w:rPr>
                   <w:rFonts w:ascii="Arial" w:cs="Arial" w:eastAsia="Arial" w:hAnsi="Arial"/>
@@ -20155,7 +20155,7 @@
               <w:spacing w:after="10" w:before="0"/>
               <w:ind w:left="120"/>
             </w:pPr>
-            <w:hyperlink w:history="1" r:id="rIdsqjt6tukjw88tamvayqig">
+            <w:hyperlink w:history="1" r:id="rIdgxsc-o3q63lior9ifztl0">
               <w:r>
                 <w:rPr>
                   <w:rFonts w:ascii="Arial" w:cs="Arial" w:eastAsia="Arial" w:hAnsi="Arial"/>
@@ -20200,7 +20200,7 @@
             <w:pPr>
               <w:spacing w:after="20" w:before="0"/>
             </w:pPr>
-            <w:hyperlink w:history="1" r:id="rId5wa6cj6cnbk94gogjjs5w">
+            <w:hyperlink w:history="1" r:id="rId2snmzuvpko7ajsow6fi4n">
               <w:r>
                 <w:rPr>
                   <w:rFonts w:ascii="Arial" w:cs="Arial" w:eastAsia="Arial" w:hAnsi="Arial"/>
@@ -20249,7 +20249,7 @@
               <w:spacing w:after="10" w:before="0"/>
               <w:ind w:left="120"/>
             </w:pPr>
-            <w:hyperlink w:history="1" r:id="rIdbeknjysuvlqre7j4cghx1">
+            <w:hyperlink w:history="1" r:id="rId4lwymfda8jti74z1irgg-">
               <w:r>
                 <w:rPr>
                   <w:rFonts w:ascii="Arial" w:cs="Arial" w:eastAsia="Arial" w:hAnsi="Arial"/>
@@ -20774,7 +20774,7 @@
         </w:rPr>
         <w:t xml:space="preserve">© 2026 SeaVuria and ARES. Aligned with KICD objectives. Developed by SeaVuria; technical implementation by ARES (with AI assistance from Claude). Licensed under </w:t>
       </w:r>
-      <w:hyperlink w:history="1" r:id="rId71wbhuplm3migkvjffgkb">
+      <w:hyperlink w:history="1" r:id="rIdgo6pvb1zxwyptbms8jtlp">
         <w:r>
           <w:rPr>
             <w:rFonts w:ascii="Arial" w:cs="Arial" w:eastAsia="Arial" w:hAnsi="Arial"/>
@@ -20795,7 +20795,7 @@
         </w:rPr>
         <w:t xml:space="preserve"> (</w:t>
       </w:r>
-      <w:hyperlink w:history="1" r:id="rId6auyq28opbahs6tt0vptd">
+      <w:hyperlink w:history="1" r:id="rIdl7kyif88cpvd7p-qr1uxe">
         <w:r>
           <w:rPr>
             <w:rFonts w:ascii="Arial" w:cs="Arial" w:eastAsia="Arial" w:hAnsi="Arial"/>
@@ -21835,7 +21835,7 @@
             <w:pPr>
               <w:spacing w:after="20" w:before="0"/>
             </w:pPr>
-            <w:hyperlink w:history="1" r:id="rIdotshewmriqywmcyrnxbku">
+            <w:hyperlink w:history="1" r:id="rIdo_podijaz3_ljb20zf4kz">
               <w:r>
                 <w:rPr>
                   <w:rFonts w:ascii="Arial" w:cs="Arial" w:eastAsia="Arial" w:hAnsi="Arial"/>
@@ -21884,7 +21884,7 @@
               <w:spacing w:after="10" w:before="0"/>
               <w:ind w:left="120"/>
             </w:pPr>
-            <w:hyperlink w:history="1" r:id="rIdchizts5xgpm_pik9ps9gc">
+            <w:hyperlink w:history="1" r:id="rIdvyz12alk-1h71w1ecxkdo">
               <w:r>
                 <w:rPr>
                   <w:rFonts w:ascii="Arial" w:cs="Arial" w:eastAsia="Arial" w:hAnsi="Arial"/>
@@ -21929,7 +21929,7 @@
             <w:pPr>
               <w:spacing w:after="20" w:before="0"/>
             </w:pPr>
-            <w:hyperlink w:history="1" r:id="rIdujruma8r48v4kkg8shyvn">
+            <w:hyperlink w:history="1" r:id="rIdvbtrj4ocgwdosatayw1o9">
               <w:r>
                 <w:rPr>
                   <w:rFonts w:ascii="Arial" w:cs="Arial" w:eastAsia="Arial" w:hAnsi="Arial"/>
@@ -21962,7 +21962,7 @@
               <w:spacing w:after="10" w:before="0"/>
               <w:ind w:left="120"/>
             </w:pPr>
-            <w:hyperlink w:history="1" r:id="rId_wwx033mxwicw5ogj8zyi">
+            <w:hyperlink w:history="1" r:id="rId2qbbvpd1o9y186hnzawy0">
               <w:r>
                 <w:rPr>
                   <w:rFonts w:ascii="Arial" w:cs="Arial" w:eastAsia="Arial" w:hAnsi="Arial"/>
@@ -22162,7 +22162,7 @@
             <w:pPr>
               <w:spacing w:after="20" w:before="0"/>
             </w:pPr>
-            <w:hyperlink w:history="1" r:id="rIdlfhv388vxlk113mmxggml">
+            <w:hyperlink w:history="1" r:id="rIdxn4iaibcgbm6kfbrnwjfi">
               <w:r>
                 <w:rPr>
                   <w:rFonts w:ascii="Arial" w:cs="Arial" w:eastAsia="Arial" w:hAnsi="Arial"/>
@@ -22211,7 +22211,7 @@
               <w:spacing w:after="10" w:before="0"/>
               <w:ind w:left="120"/>
             </w:pPr>
-            <w:hyperlink w:history="1" r:id="rIdou35rgfipposrvejwnopq">
+            <w:hyperlink w:history="1" r:id="rId6lderra2nm0jbbbf9dehv">
               <w:r>
                 <w:rPr>
                   <w:rFonts w:ascii="Arial" w:cs="Arial" w:eastAsia="Arial" w:hAnsi="Arial"/>
@@ -22256,7 +22256,7 @@
             <w:pPr>
               <w:spacing w:after="20" w:before="0"/>
             </w:pPr>
-            <w:hyperlink w:history="1" r:id="rIdawkydihq5l4_mjybee-tr">
+            <w:hyperlink w:history="1" r:id="rIdw2316afdfavgvsuizfn2c">
               <w:r>
                 <w:rPr>
                   <w:rFonts w:ascii="Arial" w:cs="Arial" w:eastAsia="Arial" w:hAnsi="Arial"/>
@@ -22289,7 +22289,7 @@
               <w:spacing w:after="10" w:before="0"/>
               <w:ind w:left="120"/>
             </w:pPr>
-            <w:hyperlink w:history="1" r:id="rIddjcpdhveu0x854xce0nhk">
+            <w:hyperlink w:history="1" r:id="rIdojew10vb8ddwibw2sxoip">
               <w:r>
                 <w:rPr>
                   <w:rFonts w:ascii="Arial" w:cs="Arial" w:eastAsia="Arial" w:hAnsi="Arial"/>
@@ -22489,7 +22489,7 @@
             <w:pPr>
               <w:spacing w:after="20" w:before="0"/>
             </w:pPr>
-            <w:hyperlink w:history="1" r:id="rId9da9n3dexmwk9xzfsanb_">
+            <w:hyperlink w:history="1" r:id="rIdppeuzbhp6oqac6ymvfnvr">
               <w:r>
                 <w:rPr>
                   <w:rFonts w:ascii="Arial" w:cs="Arial" w:eastAsia="Arial" w:hAnsi="Arial"/>
@@ -22538,7 +22538,7 @@
               <w:spacing w:after="10" w:before="0"/>
               <w:ind w:left="120"/>
             </w:pPr>
-            <w:hyperlink w:history="1" r:id="rIdvtzewuefqlee1lfpfaeik">
+            <w:hyperlink w:history="1" r:id="rIdkuzvkcmsydthftmplq0ea">
               <w:r>
                 <w:rPr>
                   <w:rFonts w:ascii="Arial" w:cs="Arial" w:eastAsia="Arial" w:hAnsi="Arial"/>
@@ -22583,7 +22583,7 @@
             <w:pPr>
               <w:spacing w:after="20" w:before="0"/>
             </w:pPr>
-            <w:hyperlink w:history="1" r:id="rIdy_bc-23mjj_iihbh1or2j">
+            <w:hyperlink w:history="1" r:id="rIdjwolqdqjgwzdsvqwq8noe">
               <w:r>
                 <w:rPr>
                   <w:rFonts w:ascii="Arial" w:cs="Arial" w:eastAsia="Arial" w:hAnsi="Arial"/>
@@ -22632,7 +22632,7 @@
               <w:spacing w:after="10" w:before="0"/>
               <w:ind w:left="120"/>
             </w:pPr>
-            <w:hyperlink w:history="1" r:id="rIdcvnwmdrkvg9w5tksa-4ad">
+            <w:hyperlink w:history="1" r:id="rIdqy3f8go_cptoeett_uflh">
               <w:r>
                 <w:rPr>
                   <w:rFonts w:ascii="Arial" w:cs="Arial" w:eastAsia="Arial" w:hAnsi="Arial"/>
@@ -22832,7 +22832,7 @@
             <w:pPr>
               <w:spacing w:after="20" w:before="0"/>
             </w:pPr>
-            <w:hyperlink w:history="1" r:id="rIdx6tbebog1uqqok4hvjnjp">
+            <w:hyperlink w:history="1" r:id="rIdyhzzddyfbutndl7xjjltm">
               <w:r>
                 <w:rPr>
                   <w:rFonts w:ascii="Arial" w:cs="Arial" w:eastAsia="Arial" w:hAnsi="Arial"/>
@@ -22881,7 +22881,7 @@
               <w:spacing w:after="10" w:before="0"/>
               <w:ind w:left="120"/>
             </w:pPr>
-            <w:hyperlink w:history="1" r:id="rIdfttr61mh4e-hjqtrtc-ob">
+            <w:hyperlink w:history="1" r:id="rIdydbemxqlm3emxxpbkrp7l">
               <w:r>
                 <w:rPr>
                   <w:rFonts w:ascii="Arial" w:cs="Arial" w:eastAsia="Arial" w:hAnsi="Arial"/>
@@ -22926,7 +22926,7 @@
             <w:pPr>
               <w:spacing w:after="20" w:before="0"/>
             </w:pPr>
-            <w:hyperlink w:history="1" r:id="rId1kbayhdvzhwlpmf6q94ff">
+            <w:hyperlink w:history="1" r:id="rIdo0uhzsy701fravxrqgghj">
               <w:r>
                 <w:rPr>
                   <w:rFonts w:ascii="Arial" w:cs="Arial" w:eastAsia="Arial" w:hAnsi="Arial"/>
@@ -22975,7 +22975,7 @@
               <w:spacing w:after="10" w:before="0"/>
               <w:ind w:left="120"/>
             </w:pPr>
-            <w:hyperlink w:history="1" r:id="rIdsmumb80qslj2qxcllnq7i">
+            <w:hyperlink w:history="1" r:id="rIdllyteddvfjvr8v2nuhkxl">
               <w:r>
                 <w:rPr>
                   <w:rFonts w:ascii="Arial" w:cs="Arial" w:eastAsia="Arial" w:hAnsi="Arial"/>
@@ -23175,7 +23175,7 @@
             <w:pPr>
               <w:spacing w:after="20" w:before="0"/>
             </w:pPr>
-            <w:hyperlink w:history="1" r:id="rIdtdelrtpiajnj0myzqhlhp">
+            <w:hyperlink w:history="1" r:id="rId7jitkg8xnbxie058r06x4">
               <w:r>
                 <w:rPr>
                   <w:rFonts w:ascii="Arial" w:cs="Arial" w:eastAsia="Arial" w:hAnsi="Arial"/>
@@ -23224,7 +23224,7 @@
               <w:spacing w:after="10" w:before="0"/>
               <w:ind w:left="120"/>
             </w:pPr>
-            <w:hyperlink w:history="1" r:id="rIdu-a8jkugxw85bpyigiifl">
+            <w:hyperlink w:history="1" r:id="rIdmmibfq3lgc5usjvnmujsj">
               <w:r>
                 <w:rPr>
                   <w:rFonts w:ascii="Arial" w:cs="Arial" w:eastAsia="Arial" w:hAnsi="Arial"/>
@@ -23269,7 +23269,7 @@
             <w:pPr>
               <w:spacing w:after="20" w:before="0"/>
             </w:pPr>
-            <w:hyperlink w:history="1" r:id="rIdzpuodkqfun-mjstwjnl_q">
+            <w:hyperlink w:history="1" r:id="rIdrikkubfxhwszwfgs-y-jv">
               <w:r>
                 <w:rPr>
                   <w:rFonts w:ascii="Arial" w:cs="Arial" w:eastAsia="Arial" w:hAnsi="Arial"/>
@@ -23318,7 +23318,7 @@
               <w:spacing w:after="10" w:before="0"/>
               <w:ind w:left="120"/>
             </w:pPr>
-            <w:hyperlink w:history="1" r:id="rIdsepyj5aipdobzsejsftt1">
+            <w:hyperlink w:history="1" r:id="rIdmxu3_wbrxguwpdxjrond7">
               <w:r>
                 <w:rPr>
                   <w:rFonts w:ascii="Arial" w:cs="Arial" w:eastAsia="Arial" w:hAnsi="Arial"/>
@@ -23843,7 +23843,7 @@
         </w:rPr>
         <w:t xml:space="preserve">© 2026 SeaVuria and ARES. Aligned with KICD objectives. Developed by SeaVuria; technical implementation by ARES (with AI assistance from Claude). Licensed under </w:t>
       </w:r>
-      <w:hyperlink w:history="1" r:id="rIdw2eljn8xmrg0gzatb_sy-">
+      <w:hyperlink w:history="1" r:id="rIdaqcvyxsy06dznmmdmwsjg">
         <w:r>
           <w:rPr>
             <w:rFonts w:ascii="Arial" w:cs="Arial" w:eastAsia="Arial" w:hAnsi="Arial"/>
@@ -23864,7 +23864,7 @@
         </w:rPr>
         <w:t xml:space="preserve"> (</w:t>
       </w:r>
-      <w:hyperlink w:history="1" r:id="rId5hj3k_e5xy4mw650ntm2s">
+      <w:hyperlink w:history="1" r:id="rId6oufzggpb-531fkziyr6i">
         <w:r>
           <w:rPr>
             <w:rFonts w:ascii="Arial" w:cs="Arial" w:eastAsia="Arial" w:hAnsi="Arial"/>
@@ -24904,7 +24904,7 @@
             <w:pPr>
               <w:spacing w:after="20" w:before="0"/>
             </w:pPr>
-            <w:hyperlink w:history="1" r:id="rId3v-qh2sxgkpxvdx2vpzll">
+            <w:hyperlink w:history="1" r:id="rIdngrmzner1b7einiihwgg5">
               <w:r>
                 <w:rPr>
                   <w:rFonts w:ascii="Arial" w:cs="Arial" w:eastAsia="Arial" w:hAnsi="Arial"/>
@@ -24937,7 +24937,7 @@
               <w:spacing w:after="10" w:before="0"/>
               <w:ind w:left="120"/>
             </w:pPr>
-            <w:hyperlink w:history="1" r:id="rIdcpge9yn86huovrm45ndkt">
+            <w:hyperlink w:history="1" r:id="rId9rylfokja7hklof5h7dhu">
               <w:r>
                 <w:rPr>
                   <w:rFonts w:ascii="Arial" w:cs="Arial" w:eastAsia="Arial" w:hAnsi="Arial"/>
@@ -24982,7 +24982,7 @@
             <w:pPr>
               <w:spacing w:after="20" w:before="0"/>
             </w:pPr>
-            <w:hyperlink w:history="1" r:id="rIdpfl7mof5oyngpeu--o-jr">
+            <w:hyperlink w:history="1" r:id="rIdnqjakrg5wu2xtxw0exjuh">
               <w:r>
                 <w:rPr>
                   <w:rFonts w:ascii="Arial" w:cs="Arial" w:eastAsia="Arial" w:hAnsi="Arial"/>
@@ -25015,7 +25015,7 @@
               <w:spacing w:after="10" w:before="0"/>
               <w:ind w:left="120"/>
             </w:pPr>
-            <w:hyperlink w:history="1" r:id="rId-wmicj6wmilluehu0izaj">
+            <w:hyperlink w:history="1" r:id="rIdlcvnxsxavwj3kagl7qbjq">
               <w:r>
                 <w:rPr>
                   <w:rFonts w:ascii="Arial" w:cs="Arial" w:eastAsia="Arial" w:hAnsi="Arial"/>
@@ -25215,7 +25215,7 @@
             <w:pPr>
               <w:spacing w:after="20" w:before="0"/>
             </w:pPr>
-            <w:hyperlink w:history="1" r:id="rIdwjdlgichhmoiwslfqelfs">
+            <w:hyperlink w:history="1" r:id="rIdyuhwsouvg2j94z07fnztw">
               <w:r>
                 <w:rPr>
                   <w:rFonts w:ascii="Arial" w:cs="Arial" w:eastAsia="Arial" w:hAnsi="Arial"/>
@@ -25248,7 +25248,7 @@
               <w:spacing w:after="10" w:before="0"/>
               <w:ind w:left="120"/>
             </w:pPr>
-            <w:hyperlink w:history="1" r:id="rIdhvsj2ciq1ci1sbexcw5cr">
+            <w:hyperlink w:history="1" r:id="rIds3_3uzd4cqjyt2bcnpdev">
               <w:r>
                 <w:rPr>
                   <w:rFonts w:ascii="Arial" w:cs="Arial" w:eastAsia="Arial" w:hAnsi="Arial"/>
@@ -25293,7 +25293,7 @@
             <w:pPr>
               <w:spacing w:after="20" w:before="0"/>
             </w:pPr>
-            <w:hyperlink w:history="1" r:id="rIdhvus9njjz9eafse5mszka">
+            <w:hyperlink w:history="1" r:id="rIdm4-ekoegsaxufidbgk3oi">
               <w:r>
                 <w:rPr>
                   <w:rFonts w:ascii="Arial" w:cs="Arial" w:eastAsia="Arial" w:hAnsi="Arial"/>
@@ -25326,7 +25326,7 @@
               <w:spacing w:after="10" w:before="0"/>
               <w:ind w:left="120"/>
             </w:pPr>
-            <w:hyperlink w:history="1" r:id="rIdl9ie_8ljmm_k5vogppdxx">
+            <w:hyperlink w:history="1" r:id="rIdwt4kaoj_lyegx0rczvzen">
               <w:r>
                 <w:rPr>
                   <w:rFonts w:ascii="Arial" w:cs="Arial" w:eastAsia="Arial" w:hAnsi="Arial"/>
@@ -25526,7 +25526,7 @@
             <w:pPr>
               <w:spacing w:after="20" w:before="0"/>
             </w:pPr>
-            <w:hyperlink w:history="1" r:id="rIdzlzefh_cazjincmhu6z_k">
+            <w:hyperlink w:history="1" r:id="rIdu-uvrgirdyhhvc6vrqjtr">
               <w:r>
                 <w:rPr>
                   <w:rFonts w:ascii="Arial" w:cs="Arial" w:eastAsia="Arial" w:hAnsi="Arial"/>
@@ -25559,7 +25559,7 @@
               <w:spacing w:after="10" w:before="0"/>
               <w:ind w:left="120"/>
             </w:pPr>
-            <w:hyperlink w:history="1" r:id="rIdt1r183xnbp2xtvaocc0ur">
+            <w:hyperlink w:history="1" r:id="rIdu8qduw35gafwhru86fl82">
               <w:r>
                 <w:rPr>
                   <w:rFonts w:ascii="Arial" w:cs="Arial" w:eastAsia="Arial" w:hAnsi="Arial"/>
@@ -25604,7 +25604,7 @@
             <w:pPr>
               <w:spacing w:after="20" w:before="0"/>
             </w:pPr>
-            <w:hyperlink w:history="1" r:id="rIdif6lkmwt4iapkthkbrf7g">
+            <w:hyperlink w:history="1" r:id="rId_h4wzogcpqw0jah4jz3_y">
               <w:r>
                 <w:rPr>
                   <w:rFonts w:ascii="Arial" w:cs="Arial" w:eastAsia="Arial" w:hAnsi="Arial"/>
@@ -25637,7 +25637,7 @@
               <w:spacing w:after="10" w:before="0"/>
               <w:ind w:left="120"/>
             </w:pPr>
-            <w:hyperlink w:history="1" r:id="rId3a9ltevfv-dcen-ag2g1t">
+            <w:hyperlink w:history="1" r:id="rIddrlqcwswlumucthfecxqb">
               <w:r>
                 <w:rPr>
                   <w:rFonts w:ascii="Arial" w:cs="Arial" w:eastAsia="Arial" w:hAnsi="Arial"/>
@@ -25837,7 +25837,7 @@
             <w:pPr>
               <w:spacing w:after="20" w:before="0"/>
             </w:pPr>
-            <w:hyperlink w:history="1" r:id="rIdnuq8wfluk88rota_xth8p">
+            <w:hyperlink w:history="1" r:id="rIdqtc1bsu4rp97ttpjxpb50">
               <w:r>
                 <w:rPr>
                   <w:rFonts w:ascii="Arial" w:cs="Arial" w:eastAsia="Arial" w:hAnsi="Arial"/>
@@ -25870,7 +25870,7 @@
               <w:spacing w:after="10" w:before="0"/>
               <w:ind w:left="120"/>
             </w:pPr>
-            <w:hyperlink w:history="1" r:id="rIdec90fcdepcbpjtlxavhdw">
+            <w:hyperlink w:history="1" r:id="rIdpftnq5onubw-ao8sgdpbu">
               <w:r>
                 <w:rPr>
                   <w:rFonts w:ascii="Arial" w:cs="Arial" w:eastAsia="Arial" w:hAnsi="Arial"/>
@@ -25915,7 +25915,7 @@
             <w:pPr>
               <w:spacing w:after="20" w:before="0"/>
             </w:pPr>
-            <w:hyperlink w:history="1" r:id="rId2zuiczn1uupy26fgfeesg">
+            <w:hyperlink w:history="1" r:id="rId0c2uae1h_tsj0c4q4ocxo">
               <w:r>
                 <w:rPr>
                   <w:rFonts w:ascii="Arial" w:cs="Arial" w:eastAsia="Arial" w:hAnsi="Arial"/>
@@ -25948,7 +25948,7 @@
               <w:spacing w:after="10" w:before="0"/>
               <w:ind w:left="120"/>
             </w:pPr>
-            <w:hyperlink w:history="1" r:id="rId6q7ynwnyiyoopxmghrtzf">
+            <w:hyperlink w:history="1" r:id="rIdsbn959dvnes_wzom8cioz">
               <w:r>
                 <w:rPr>
                   <w:rFonts w:ascii="Arial" w:cs="Arial" w:eastAsia="Arial" w:hAnsi="Arial"/>
@@ -26148,7 +26148,7 @@
             <w:pPr>
               <w:spacing w:after="20" w:before="0"/>
             </w:pPr>
-            <w:hyperlink w:history="1" r:id="rIddk660osn_jxfscrsk67xa">
+            <w:hyperlink w:history="1" r:id="rIdcqyc5qrwhuxxmjwxwvw7h">
               <w:r>
                 <w:rPr>
                   <w:rFonts w:ascii="Arial" w:cs="Arial" w:eastAsia="Arial" w:hAnsi="Arial"/>
@@ -26181,7 +26181,7 @@
               <w:spacing w:after="10" w:before="0"/>
               <w:ind w:left="120"/>
             </w:pPr>
-            <w:hyperlink w:history="1" r:id="rIdctlotxqjnczfdauufwpsl">
+            <w:hyperlink w:history="1" r:id="rId7amnjprdrkoapdb53lkpk">
               <w:r>
                 <w:rPr>
                   <w:rFonts w:ascii="Arial" w:cs="Arial" w:eastAsia="Arial" w:hAnsi="Arial"/>
@@ -26226,7 +26226,7 @@
             <w:pPr>
               <w:spacing w:after="20" w:before="0"/>
             </w:pPr>
-            <w:hyperlink w:history="1" r:id="rIdxgqmvvjhudlnuz1cdxoz1">
+            <w:hyperlink w:history="1" r:id="rIdoj7_semhseyubc6oke9ql">
               <w:r>
                 <w:rPr>
                   <w:rFonts w:ascii="Arial" w:cs="Arial" w:eastAsia="Arial" w:hAnsi="Arial"/>
@@ -26259,7 +26259,7 @@
               <w:spacing w:after="10" w:before="0"/>
               <w:ind w:left="120"/>
             </w:pPr>
-            <w:hyperlink w:history="1" r:id="rIdhtbxdwjgoopz4aixhee0a">
+            <w:hyperlink w:history="1" r:id="rIdzxallsliqjvddzvf17qhv">
               <w:r>
                 <w:rPr>
                   <w:rFonts w:ascii="Arial" w:cs="Arial" w:eastAsia="Arial" w:hAnsi="Arial"/>
@@ -26784,7 +26784,7 @@
         </w:rPr>
         <w:t xml:space="preserve">© 2026 SeaVuria and ARES. Aligned with KICD objectives. Developed by SeaVuria; technical implementation by ARES (with AI assistance from Claude). Licensed under </w:t>
       </w:r>
-      <w:hyperlink w:history="1" r:id="rIdr6qflot-awum0-9coudpf">
+      <w:hyperlink w:history="1" r:id="rIdgh15fuqzk884dfeiodz4w">
         <w:r>
           <w:rPr>
             <w:rFonts w:ascii="Arial" w:cs="Arial" w:eastAsia="Arial" w:hAnsi="Arial"/>
@@ -26805,7 +26805,7 @@
         </w:rPr>
         <w:t xml:space="preserve"> (</w:t>
       </w:r>
-      <w:hyperlink w:history="1" r:id="rIdqroifpvg8hmkvmppqcubk">
+      <w:hyperlink w:history="1" r:id="rIdfuffbupsya91cswu_yl81">
         <w:r>
           <w:rPr>
             <w:rFonts w:ascii="Arial" w:cs="Arial" w:eastAsia="Arial" w:hAnsi="Arial"/>
